--- a/docs/user-guide/K8s-AI-Ops-Platform-menu-guide.docx
+++ b/docs/user-guide/K8s-AI-Ops-Platform-menu-guide.docx
@@ -464,7 +464,7 @@
         <w:drawing>
           <wp:inline xmlns:a="http://schemas.openxmlformats.org/drawingml/2006/main" xmlns:pic="http://schemas.openxmlformats.org/drawingml/2006/picture">
             <wp:extent cx="6400800" cy="3840480"/>
-            <wp:docPr id="1" name="Picture 1"/>
+            <wp:docPr id="1" name="Picture 1" descr="KlueOps 메뉴를 운영 관리, AI, 설정 영역으로 구분한 구조도" title="KlueOps 메뉴를 운영 관리, AI, 설정 영역으로 구분한 구조도"/>
             <wp:cNvGraphicFramePr>
               <a:graphicFrameLocks noChangeAspect="1"/>
             </wp:cNvGraphicFramePr>
@@ -1233,7 +1233,7 @@
         <w:drawing>
           <wp:inline xmlns:a="http://schemas.openxmlformats.org/drawingml/2006/main" xmlns:pic="http://schemas.openxmlformats.org/drawingml/2006/picture">
             <wp:extent cx="6400800" cy="2316480"/>
-            <wp:docPr id="2" name="Picture 2"/>
+            <wp:docPr id="2" name="Picture 2" descr="감지부터 검증과 해결까지 이어지는 권장 운영 흐름도" title="감지부터 검증과 해결까지 이어지는 권장 운영 흐름도"/>
             <wp:cNvGraphicFramePr>
               <a:graphicFrameLocks noChangeAspect="1"/>
             </wp:cNvGraphicFramePr>
@@ -1373,7 +1373,7 @@
         <w:drawing>
           <wp:inline xmlns:a="http://schemas.openxmlformats.org/drawingml/2006/main" xmlns:pic="http://schemas.openxmlformats.org/drawingml/2006/picture">
             <wp:extent cx="6400800" cy="3307080"/>
-            <wp:docPr id="3" name="Picture 3"/>
+            <wp:docPr id="3" name="Picture 3" descr="Platform, Tenant, Workspace, Cluster, Namespace, Resource의 관리 범위와 데이터 흐름도" title="Platform, Tenant, Workspace, Cluster, Namespace, Resource의 관리 범위와 데이터 흐름도"/>
             <wp:cNvGraphicFramePr>
               <a:graphicFrameLocks noChangeAspect="1"/>
             </wp:cNvGraphicFramePr>
@@ -3349,41 +3349,43 @@
       <w:r>
         <w:rPr>
           <w:rFonts w:ascii="AppleGothic" w:hAnsi="AppleGothic" w:eastAsia="AppleGothic" w:cs="AppleGothic"/>
-          <w:b/>
-          <w:color w:val="246BCE"/>
-          <w:sz w:val="21"/>
         </w:rPr>
-        <w:t xml:space="preserve">목적  </w:t>
+        <w:t>목적  Tenant Chart를 Custom Values로 Cluster에 Helm 배포하고 Application 상태와 수명주기를 운영합니다.</w:t>
       </w:r>
+    </w:p>
+    <w:p>
+      <w:pPr>
+        <w:spacing w:after="80"/>
+      </w:pPr>
       <w:r>
         <w:rPr>
           <w:rFonts w:ascii="AppleGothic" w:hAnsi="AppleGothic" w:eastAsia="AppleGothic" w:cs="AppleGothic"/>
-          <w:color w:val="182433"/>
-          <w:sz w:val="21"/>
         </w:rPr>
-        <w:t>관련 Kubernetes 리소스를 애플리케이션 관점으로 묶어 상태와 제한된 운영 조치를 제공합니다.</w:t>
+        <w:t>사용 시점  Artifact Hub Chart를 가져오거나 보유 Chart를 Cluster와 Namespace에 배포하고 상태를 확인할 때 사용합니다.</w:t>
       </w:r>
     </w:p>
     <w:p>
       <w:pPr>
-        <w:spacing w:after="80"/>
+        <w:pStyle w:val="ListBullet"/>
+        <w:spacing w:after="60"/>
       </w:pPr>
       <w:r>
         <w:rPr>
           <w:rFonts w:ascii="AppleGothic" w:hAnsi="AppleGothic" w:eastAsia="AppleGothic" w:cs="AppleGothic"/>
-          <w:b/>
-          <w:color w:val="14866D"/>
-          <w:sz w:val="21"/>
         </w:rPr>
-        <w:t xml:space="preserve">사용 시점  </w:t>
+        <w:t>Chart Library를 기본 시작점으로 사용하고 Chart가 없을 때 Discover 또는 Source/.tgz 가져오기를 선택합니다.</w:t>
       </w:r>
+    </w:p>
+    <w:p>
+      <w:pPr>
+        <w:pStyle w:val="ListBullet"/>
+        <w:spacing w:after="60"/>
+      </w:pPr>
       <w:r>
         <w:rPr>
           <w:rFonts w:ascii="AppleGothic" w:hAnsi="AppleGothic" w:eastAsia="AppleGothic" w:cs="AppleGothic"/>
-          <w:color w:val="182433"/>
-          <w:sz w:val="21"/>
         </w:rPr>
-        <w:t>개별 Pod보다 서비스 단위로 상태, 분석, Restart와 Rollback을 확인할 때 사용합니다.</w:t>
+        <w:t>Values Profile, 대상 Cluster/Namespace, 선택형 HTTPRoute를 설정한 뒤 Preview와 정확한 확인 문구를 거쳐 배포합니다.</w:t>
       </w:r>
     </w:p>
     <w:p>
@@ -3394,84 +3396,32 @@
       <w:r>
         <w:rPr>
           <w:rFonts w:ascii="AppleGothic" w:hAnsi="AppleGothic" w:eastAsia="AppleGothic" w:cs="AppleGothic"/>
-          <w:color w:val="182433"/>
-          <w:sz w:val="20"/>
         </w:rPr>
-        <w:t>AI Analysis에서 식별한 Application의 상태를 확인합니다.</w:t>
+        <w:t>Application 상세에서 workload/Pod, Service·접근 경로, Helm History와 upgrade/rollback/uninstall을 확인합니다.</w:t>
       </w:r>
     </w:p>
     <w:p>
       <w:pPr>
-        <w:pStyle w:val="ListBullet"/>
-        <w:spacing w:after="60"/>
+        <w:spacing w:before="60" w:after="100"/>
+        <w:ind w:left="198"/>
       </w:pPr>
       <w:r>
         <w:rPr>
           <w:rFonts w:ascii="AppleGothic" w:hAnsi="AppleGothic" w:eastAsia="AppleGothic" w:cs="AppleGothic"/>
-          <w:color w:val="182433"/>
-          <w:sz w:val="20"/>
         </w:rPr>
-        <w:t>상태 동기화, 보호된 Restart, Rollback preview와 실행을 제공합니다.</w:t>
+        <w:t>처음 사용할 때  Chart Library에서 검증된 버전을 선택하고 내부 Service 방식으로 작은 테스트 배포부터 시작합니다.</w:t>
       </w:r>
     </w:p>
     <w:p>
       <w:pPr>
-        <w:pStyle w:val="ListBullet"/>
-        <w:spacing w:after="60"/>
+        <w:spacing w:after="120"/>
+        <w:ind w:left="198"/>
       </w:pPr>
       <w:r>
         <w:rPr>
           <w:rFonts w:ascii="AppleGothic" w:hAnsi="AppleGothic" w:eastAsia="AppleGothic" w:cs="AppleGothic"/>
-          <w:color w:val="182433"/>
-          <w:sz w:val="20"/>
         </w:rPr>
-        <w:t>Application 범위 AI Analysis와 최근 운영 작업으로 연결합니다.</w:t>
-      </w:r>
-    </w:p>
-    <w:p>
-      <w:pPr>
-        <w:spacing w:before="60" w:after="100"/>
-        <w:ind w:left="198"/>
-      </w:pPr>
-      <w:r>
-        <w:rPr>
-          <w:rFonts w:ascii="AppleGothic" w:hAnsi="AppleGothic" w:eastAsia="AppleGothic" w:cs="AppleGothic"/>
-          <w:b/>
-          <w:color w:val="A56A00"/>
-          <w:sz w:val="19"/>
-        </w:rPr>
-        <w:t xml:space="preserve">처음 사용할 때  </w:t>
-      </w:r>
-      <w:r>
-        <w:rPr>
-          <w:rFonts w:ascii="AppleGothic" w:hAnsi="AppleGothic" w:eastAsia="AppleGothic" w:cs="AppleGothic"/>
-          <w:color w:val="5E7084"/>
-          <w:sz w:val="19"/>
-        </w:rPr>
-        <w:t>현재는 애플리케이션 운영 화면이며 완성된 Docker 또는 Helm 배포 플랫폼이 아닙니다.</w:t>
-      </w:r>
-    </w:p>
-    <w:p>
-      <w:pPr>
-        <w:spacing w:after="120"/>
-        <w:ind w:left="198"/>
-      </w:pPr>
-      <w:r>
-        <w:rPr>
-          <w:rFonts w:ascii="AppleGothic" w:hAnsi="AppleGothic" w:eastAsia="AppleGothic" w:cs="AppleGothic"/>
-          <w:b/>
-          <w:color w:val="B42318"/>
-          <w:sz w:val="19"/>
-        </w:rPr>
-        <w:t xml:space="preserve">주의  </w:t>
-      </w:r>
-      <w:r>
-        <w:rPr>
-          <w:rFonts w:ascii="AppleGothic" w:hAnsi="AppleGothic" w:eastAsia="AppleGothic" w:cs="AppleGothic"/>
-          <w:color w:val="5E7084"/>
-          <w:sz w:val="19"/>
-        </w:rPr>
-        <w:t>미구현 배포 API를 상용 배포 기능으로 해석하면 안 됩니다. GitOps 연동은 후속 범위입니다.</w:t>
+        <w:t>주의  이 기능은 GitOps Controller가 아닙니다. 대상, Values와 Preview를 확인한 명시적 Helm 작업만 실행합니다.</w:t>
       </w:r>
     </w:p>
     <w:p>
@@ -4869,6 +4819,88 @@
           <w:sz w:val="40"/>
         </w:rPr>
         <w:t>11 설정 메뉴 2와 권한</w:t>
+      </w:r>
+    </w:p>
+    <w:p>
+      <w:pPr>
+        <w:pStyle w:val="Heading2"/>
+      </w:pPr>
+      <w:r>
+        <w:rPr>
+          <w:rFonts w:ascii="AppleGothic" w:hAnsi="AppleGothic" w:eastAsia="AppleGothic" w:cs="AppleGothic"/>
+        </w:rPr>
+        <w:t>AI Provider와 Local Models</w:t>
+      </w:r>
+    </w:p>
+    <w:p>
+      <w:pPr/>
+      <w:r>
+        <w:rPr>
+          <w:rFonts w:ascii="AppleGothic" w:hAnsi="AppleGothic" w:eastAsia="AppleGothic" w:cs="AppleGothic"/>
+        </w:rPr>
+        <w:t>목적  Local Ollama와 선택형 외부 LLM 연결, 모델과 Tenant 목적별 사용 경로를 관리합니다.</w:t>
+      </w:r>
+    </w:p>
+    <w:p>
+      <w:pPr/>
+      <w:r>
+        <w:rPr>
+          <w:rFonts w:ascii="AppleGothic" w:hAnsi="AppleGothic" w:eastAsia="AppleGothic" w:cs="AppleGothic"/>
+        </w:rPr>
+        <w:t>사용 시점  AI Analysis, AI Chat과 Helm Values 제안에 사용할 Provider나 모델을 변경할 때 사용합니다.</w:t>
+      </w:r>
+    </w:p>
+    <w:p>
+      <w:pPr>
+        <w:pStyle w:val="ListBullet"/>
+      </w:pPr>
+      <w:r>
+        <w:rPr>
+          <w:rFonts w:ascii="AppleGothic" w:hAnsi="AppleGothic" w:eastAsia="AppleGothic" w:cs="AppleGothic"/>
+        </w:rPr>
+        <w:t>Platform Manager는 Provider profile과 credential을 등록하고 연결을 검증합니다.</w:t>
+      </w:r>
+    </w:p>
+    <w:p>
+      <w:pPr>
+        <w:pStyle w:val="ListBullet"/>
+      </w:pPr>
+      <w:r>
+        <w:rPr>
+          <w:rFonts w:ascii="AppleGothic" w:hAnsi="AppleGothic" w:eastAsia="AppleGothic" w:cs="AppleGothic"/>
+        </w:rPr>
+        <w:t>Tenant 관리자는 허용된 profile/model을 목적별로 선택하고 외부 전송 여부를 명시적으로 설정합니다.</w:t>
+      </w:r>
+    </w:p>
+    <w:p>
+      <w:pPr>
+        <w:pStyle w:val="ListBullet"/>
+      </w:pPr>
+      <w:r>
+        <w:rPr>
+          <w:rFonts w:ascii="AppleGothic" w:hAnsi="AppleGothic" w:eastAsia="AppleGothic" w:cs="AppleGothic"/>
+        </w:rPr>
+        <w:t>Local Models에서는 Ollama 설치 모델을 동기화하고 승인 목록의 9B 이하 모델만 추가합니다.</w:t>
+      </w:r>
+    </w:p>
+    <w:p>
+      <w:pPr>
+        <w:pStyle w:val="ListBullet"/>
+      </w:pPr>
+      <w:r>
+        <w:rPr>
+          <w:rFonts w:ascii="AppleGothic" w:hAnsi="AppleGothic" w:eastAsia="AppleGothic" w:cs="AppleGothic"/>
+        </w:rPr>
+        <w:t>API key와 credential은 저장 후 다시 표시하지 않으며 화면과 로그에서 마스킹합니다.</w:t>
+      </w:r>
+    </w:p>
+    <w:p>
+      <w:pPr/>
+      <w:r>
+        <w:rPr>
+          <w:rFonts w:ascii="AppleGothic" w:hAnsi="AppleGothic" w:eastAsia="AppleGothic" w:cs="AppleGothic"/>
+        </w:rPr>
+        <w:t>주의  외부 Provider 사용은 Tenant 데이터 반출 결정입니다. 전송 범위와 fallback을 확인한 뒤 활성화합니다.</w:t>
       </w:r>
     </w:p>
     <w:p>
@@ -5974,11 +6006,8 @@
       <w:r>
         <w:rPr>
           <w:rFonts w:ascii="AppleGothic" w:hAnsi="AppleGothic" w:eastAsia="AppleGothic" w:cs="AppleGothic"/>
-          <w:b/>
-          <w:color w:val="000000"/>
-          <w:sz w:val="40"/>
         </w:rPr>
-        <w:t>12 Applications와 Argo CD의 향후 방향</w:t>
+        <w:t>12 Application Delivery 운영 경계</w:t>
       </w:r>
     </w:p>
     <w:p>
@@ -5986,75 +6015,30 @@
         <w:rPr>
           <w:rFonts w:ascii="AppleGothic" w:hAnsi="AppleGothic" w:eastAsia="AppleGothic" w:cs="AppleGothic"/>
         </w:rPr>
-        <w:t>Argo CD는 후속 선택 연동으로 둡니다. 현재 AIOps는 Argo CD가 없어도 Kubernetes API, Event, Log와 Snapshot을 이용해 진단할 수 있어야 합니다. 연동된 환경에서는 배포 변경과 장애의 관계를 더 정확히 설명하고 안전한 수동 Sync를 제공할 수 있습니다.</w:t>
+        <w:t>Application Delivery는 KlueOps가 관리하는 Helm Release를 명시적으로 배포·변경·삭제합니다. Argo CD나 Flux를 설치하거나 Git 상태를 지속 동기화하지 않으며, Tenant가 별도로 운영하는 GitOps Controller와 책임을 섞지 않습니다.</w:t>
       </w:r>
     </w:p>
     <w:p>
       <w:pPr>
-        <w:spacing w:before="100" w:after="80"/>
-        <w:jc w:val="center"/>
+        <w:pStyle w:val="Heading2"/>
       </w:pPr>
       <w:r>
         <w:rPr>
           <w:rFonts w:ascii="AppleGothic" w:hAnsi="AppleGothic" w:eastAsia="AppleGothic" w:cs="AppleGothic"/>
         </w:rPr>
-        <w:drawing>
-          <wp:inline xmlns:a="http://schemas.openxmlformats.org/drawingml/2006/main" xmlns:pic="http://schemas.openxmlformats.org/drawingml/2006/picture">
-            <wp:extent cx="6400800" cy="3301465"/>
-            <wp:docPr id="4" name="Picture 4"/>
-            <wp:cNvGraphicFramePr>
-              <a:graphicFrameLocks noChangeAspect="1"/>
-            </wp:cNvGraphicFramePr>
-            <a:graphic>
-              <a:graphicData uri="http://schemas.openxmlformats.org/drawingml/2006/picture">
-                <pic:pic>
-                  <pic:nvPicPr>
-                    <pic:cNvPr id="0" name="argocd-boundary.png"/>
-                    <pic:cNvPicPr/>
-                  </pic:nvPicPr>
-                  <pic:blipFill>
-                    <a:blip r:embed="rId13"/>
-                    <a:stretch>
-                      <a:fillRect/>
-                    </a:stretch>
-                  </pic:blipFill>
-                  <pic:spPr>
-                    <a:xfrm>
-                      <a:off x="0" y="0"/>
-                      <a:ext cx="6400800" cy="3301465"/>
-                    </a:xfrm>
-                    <a:prstGeom prst="rect"/>
-                  </pic:spPr>
-                </pic:pic>
-              </a:graphicData>
-            </a:graphic>
-          </wp:inline>
-        </w:drawing>
+        <w:t>안전한 운영 순서</w:t>
       </w:r>
     </w:p>
     <w:p>
       <w:pPr>
-        <w:spacing w:after="160"/>
-        <w:jc w:val="center"/>
-      </w:pPr>
-      <w:r>
-        <w:rPr>
-          <w:rFonts w:ascii="AppleGothic" w:hAnsi="AppleGothic" w:eastAsia="AppleGothic" w:cs="AppleGothic"/>
-          <w:color w:val="5E7084"/>
-          <w:sz w:val="17"/>
-        </w:rPr>
-        <w:t>그림 4 AIOps와 Argo CD의 권장 책임 경계</w:t>
-      </w:r>
-    </w:p>
-    <w:p>
-      <w:pPr>
-        <w:pStyle w:val="Heading2"/>
+        <w:spacing w:after="80"/>
+        <w:ind w:left="397" w:hanging="397"/>
       </w:pPr>
       <w:r>
         <w:rPr>
           <w:rFonts w:ascii="AppleGothic" w:hAnsi="AppleGothic" w:eastAsia="AppleGothic" w:cs="AppleGothic"/>
         </w:rPr>
-        <w:t>단계별 연동 순서</w:t>
+        <w:t>1.  Tenant Library의 Chart 버전과 Values revision을 고정하고 대상 Cluster와 Namespace를 확인합니다.</w:t>
       </w:r>
     </w:p>
     <w:p>
@@ -6065,10 +6049,8 @@
       <w:r>
         <w:rPr>
           <w:rFonts w:ascii="AppleGothic" w:hAnsi="AppleGothic" w:eastAsia="AppleGothic" w:cs="AppleGothic"/>
-          <w:color w:val="182433"/>
-          <w:sz w:val="20"/>
         </w:rPr>
-        <w:t>1.  읽기 전용으로 Application, Health, Sync, Drift, Git revision과 배포 이력을 수집합니다.</w:t>
+        <w:t>2.  Preview에서 렌더링 결과, Secret 마스킹, Namespace와 Exposure 계획을 확인합니다.</w:t>
       </w:r>
     </w:p>
     <w:p>
@@ -6079,10 +6061,8 @@
       <w:r>
         <w:rPr>
           <w:rFonts w:ascii="AppleGothic" w:hAnsi="AppleGothic" w:eastAsia="AppleGothic" w:cs="AppleGothic"/>
-          <w:color w:val="182433"/>
-          <w:sz w:val="20"/>
         </w:rPr>
-        <w:t>2.  배포 시각과 Incident, Event, Log, Rollout 상태를 시간축으로 연결합니다.</w:t>
+        <w:t>3.  정확한 확인 문구로 Helm 작업을 시작하고 Job과 Application History에서 진행·실패 단계를 추적합니다.</w:t>
       </w:r>
     </w:p>
     <w:p>
@@ -6093,24 +6073,8 @@
       <w:r>
         <w:rPr>
           <w:rFonts w:ascii="AppleGothic" w:hAnsi="AppleGothic" w:eastAsia="AppleGothic" w:cs="AppleGothic"/>
-          <w:color w:val="182433"/>
-          <w:sz w:val="20"/>
         </w:rPr>
-        <w:t>3.  Diff와 실행 전 검증을 제공하고 RBAC와 Audit가 적용된 수동 Refresh 및 Sync를 허용합니다.</w:t>
-      </w:r>
-    </w:p>
-    <w:p>
-      <w:pPr>
-        <w:spacing w:after="80"/>
-        <w:ind w:left="397" w:hanging="397"/>
-      </w:pPr>
-      <w:r>
-        <w:rPr>
-          <w:rFonts w:ascii="AppleGothic" w:hAnsi="AppleGothic" w:eastAsia="AppleGothic" w:cs="AppleGothic"/>
-          <w:color w:val="182433"/>
-          <w:sz w:val="20"/>
-        </w:rPr>
-        <w:t>4.  자동 Prune, 강제 Sync, Application 삭제와 Git 또는 Helm values 직접 수정은 별도 승인 전까지 제외합니다.</w:t>
+        <w:t>4.  작업 후 workload/Pod, Service와 endpoint를 검증하고 필요할 때 preview 후 rollback 또는 uninstall합니다.</w:t>
       </w:r>
     </w:p>
     <w:p>

--- a/docs/user-guide/K8s-AI-Ops-Platform-menu-guide.docx
+++ b/docs/user-guide/K8s-AI-Ops-Platform-menu-guide.docx
@@ -3385,7 +3385,7 @@
         <w:rPr>
           <w:rFonts w:ascii="AppleGothic" w:hAnsi="AppleGothic" w:eastAsia="AppleGothic" w:cs="AppleGothic"/>
         </w:rPr>
-        <w:t>Values Profile, 대상 Cluster/Namespace, 선택형 HTTPRoute를 설정한 뒤 Preview와 정확한 확인 문구를 거쳐 배포합니다.</w:t>
+        <w:t>Values Profile과 대상 Cluster/Namespace를 정한 뒤 Cluster 내부, Chart에서 관리, KlueOps HTTPRoute 중 노출 방식을 선택하고 Preview와 정확한 확인 문구를 거쳐 배포합니다.</w:t>
       </w:r>
     </w:p>
     <w:p>
@@ -3397,7 +3397,7 @@
         <w:rPr>
           <w:rFonts w:ascii="AppleGothic" w:hAnsi="AppleGothic" w:eastAsia="AppleGothic" w:cs="AppleGothic"/>
         </w:rPr>
-        <w:t>Application 상세에서 workload/Pod, Service·접근 경로, Helm History와 upgrade/rollback/uninstall을 확인합니다.</w:t>
+        <w:t>Application 상세에서 workload/Pod, Service·Ingress·HTTPRoute URL과 endpoint 상태, Helm History와 upgrade/rollback/uninstall을 확인합니다.</w:t>
       </w:r>
     </w:p>
     <w:p>
@@ -6074,7 +6074,7 @@
         <w:rPr>
           <w:rFonts w:ascii="AppleGothic" w:hAnsi="AppleGothic" w:eastAsia="AppleGothic" w:cs="AppleGothic"/>
         </w:rPr>
-        <w:t>4.  작업 후 workload/Pod, Service와 endpoint를 검증하고 필요할 때 preview 후 rollback 또는 uninstall합니다.</w:t>
+        <w:t>4.  작업 후 workload/Pod, Service와 Ingress/HTTPRoute endpoint 상태를 검증하고 필요할 때 preview 후 rollback 또는 uninstall합니다.</w:t>
       </w:r>
     </w:p>
     <w:p>

--- a/docs/user-guide/K8s-AI-Ops-Platform-menu-guide.docx
+++ b/docs/user-guide/K8s-AI-Ops-Platform-menu-guide.docx
@@ -10,7 +10,7 @@
       </w:pPr>
       <w:r>
         <w:rPr>
-          <w:rFonts w:ascii="AppleGothic" w:hAnsi="AppleGothic" w:eastAsia="AppleGothic" w:cs="AppleGothic"/>
+          <w:rFonts w:ascii="Arial Unicode MS" w:hAnsi="Arial Unicode MS" w:eastAsia="Arial Unicode MS" w:cs="Arial Unicode MS"/>
           <w:b/>
           <w:color w:val="000000"/>
           <w:sz w:val="47"/>
@@ -24,7 +24,7 @@
       </w:pPr>
       <w:r>
         <w:rPr>
-          <w:rFonts w:ascii="AppleGothic" w:hAnsi="AppleGothic" w:eastAsia="AppleGothic" w:cs="AppleGothic"/>
+          <w:rFonts w:ascii="Arial Unicode MS" w:hAnsi="Arial Unicode MS" w:eastAsia="Arial Unicode MS" w:cs="Arial Unicode MS"/>
         </w:rPr>
         <w:t>플랫폼 기능과 권장 운영 흐름</w:t>
       </w:r>
@@ -35,7 +35,7 @@
       </w:pPr>
       <w:r>
         <w:rPr>
-          <w:rFonts w:ascii="AppleGothic" w:hAnsi="AppleGothic" w:eastAsia="AppleGothic" w:cs="AppleGothic"/>
+          <w:rFonts w:ascii="Arial Unicode MS" w:hAnsi="Arial Unicode MS" w:eastAsia="Arial Unicode MS" w:cs="Arial Unicode MS"/>
           <w:color w:val="182433"/>
           <w:sz w:val="22"/>
         </w:rPr>
@@ -45,20 +45,9 @@
     <w:p>
       <w:r>
         <w:rPr>
-          <w:rFonts w:ascii="AppleGothic" w:hAnsi="AppleGothic" w:eastAsia="AppleGothic" w:cs="AppleGothic"/>
-          <w:b/>
-          <w:color w:val="14866D"/>
-          <w:sz w:val="22"/>
+          <w:rFonts w:ascii="Arial Unicode MS" w:hAnsi="Arial Unicode MS" w:eastAsia="Arial Unicode MS" w:cs="Arial Unicode MS"/>
         </w:rPr>
-        <w:t xml:space="preserve">제품 방향  </w:t>
-      </w:r>
-      <w:r>
-        <w:rPr>
-          <w:rFonts w:ascii="AppleGothic" w:hAnsi="AppleGothic" w:eastAsia="AppleGothic" w:cs="AppleGothic"/>
-          <w:color w:val="182433"/>
-          <w:sz w:val="22"/>
-        </w:rPr>
-        <w:t>현재 제품은 Kubernetes 운영 AIOps에 집중합니다. Argo CD는 후속 선택 연동으로 두며, 자체 배포 엔진을 만들지 않고 배포 상태 인지와 제한적 제어만 담당합니다.</w:t>
+        <w:t>제품 방향  KlueOps는 Kubernetes 운영 AIOps와 Tenant별 Helm Application Delivery를 제공합니다. Argo CD나 Flux를 설치하거나 Git 상태를 지속 동기화하지 않으며, 별도 GitOps Controller의 책임과 섞지 않습니다.</w:t>
       </w:r>
     </w:p>
     <w:tbl>
@@ -102,7 +91,7 @@
             </w:pPr>
             <w:r>
               <w:rPr>
-                <w:rFonts w:ascii="AppleGothic" w:hAnsi="AppleGothic" w:eastAsia="AppleGothic" w:cs="AppleGothic"/>
+                <w:rFonts w:ascii="Arial Unicode MS" w:hAnsi="Arial Unicode MS" w:eastAsia="Arial Unicode MS" w:cs="Arial Unicode MS"/>
                 <w:b/>
                 <w:color w:val="FFFFFF"/>
                 <w:sz w:val="19"/>
@@ -137,7 +126,7 @@
             </w:pPr>
             <w:r>
               <w:rPr>
-                <w:rFonts w:ascii="AppleGothic" w:hAnsi="AppleGothic" w:eastAsia="AppleGothic" w:cs="AppleGothic"/>
+                <w:rFonts w:ascii="Arial Unicode MS" w:hAnsi="Arial Unicode MS" w:eastAsia="Arial Unicode MS" w:cs="Arial Unicode MS"/>
                 <w:b/>
                 <w:color w:val="FFFFFF"/>
                 <w:sz w:val="19"/>
@@ -174,7 +163,7 @@
             </w:pPr>
             <w:r>
               <w:rPr>
-                <w:rFonts w:ascii="AppleGothic" w:hAnsi="AppleGothic" w:eastAsia="AppleGothic" w:cs="AppleGothic"/>
+                <w:rFonts w:ascii="Arial Unicode MS" w:hAnsi="Arial Unicode MS" w:eastAsia="Arial Unicode MS" w:cs="Arial Unicode MS"/>
                 <w:color w:val="182433"/>
                 <w:sz w:val="18"/>
               </w:rPr>
@@ -208,7 +197,7 @@
             </w:pPr>
             <w:r>
               <w:rPr>
-                <w:rFonts w:ascii="AppleGothic" w:hAnsi="AppleGothic" w:eastAsia="AppleGothic" w:cs="AppleGothic"/>
+                <w:rFonts w:ascii="Arial Unicode MS" w:hAnsi="Arial Unicode MS" w:eastAsia="Arial Unicode MS" w:cs="Arial Unicode MS"/>
                 <w:color w:val="182433"/>
                 <w:sz w:val="18"/>
               </w:rPr>
@@ -244,7 +233,7 @@
             </w:pPr>
             <w:r>
               <w:rPr>
-                <w:rFonts w:ascii="AppleGothic" w:hAnsi="AppleGothic" w:eastAsia="AppleGothic" w:cs="AppleGothic"/>
+                <w:rFonts w:ascii="Arial Unicode MS" w:hAnsi="Arial Unicode MS" w:eastAsia="Arial Unicode MS" w:cs="Arial Unicode MS"/>
                 <w:color w:val="182433"/>
                 <w:sz w:val="18"/>
               </w:rPr>
@@ -278,7 +267,7 @@
             </w:pPr>
             <w:r>
               <w:rPr>
-                <w:rFonts w:ascii="AppleGothic" w:hAnsi="AppleGothic" w:eastAsia="AppleGothic" w:cs="AppleGothic"/>
+                <w:rFonts w:ascii="Arial Unicode MS" w:hAnsi="Arial Unicode MS" w:eastAsia="Arial Unicode MS" w:cs="Arial Unicode MS"/>
                 <w:color w:val="182433"/>
                 <w:sz w:val="18"/>
               </w:rPr>
@@ -314,7 +303,7 @@
             </w:pPr>
             <w:r>
               <w:rPr>
-                <w:rFonts w:ascii="AppleGothic" w:hAnsi="AppleGothic" w:eastAsia="AppleGothic" w:cs="AppleGothic"/>
+                <w:rFonts w:ascii="Arial Unicode MS" w:hAnsi="Arial Unicode MS" w:eastAsia="Arial Unicode MS" w:cs="Arial Unicode MS"/>
                 <w:color w:val="182433"/>
                 <w:sz w:val="18"/>
               </w:rPr>
@@ -348,7 +337,7 @@
             </w:pPr>
             <w:r>
               <w:rPr>
-                <w:rFonts w:ascii="AppleGothic" w:hAnsi="AppleGothic" w:eastAsia="AppleGothic" w:cs="AppleGothic"/>
+                <w:rFonts w:ascii="Arial Unicode MS" w:hAnsi="Arial Unicode MS" w:eastAsia="Arial Unicode MS" w:cs="Arial Unicode MS"/>
                 <w:color w:val="182433"/>
                 <w:sz w:val="18"/>
               </w:rPr>
@@ -384,7 +373,7 @@
             </w:pPr>
             <w:r>
               <w:rPr>
-                <w:rFonts w:ascii="AppleGothic" w:hAnsi="AppleGothic" w:eastAsia="AppleGothic" w:cs="AppleGothic"/>
+                <w:rFonts w:ascii="Arial Unicode MS" w:hAnsi="Arial Unicode MS" w:eastAsia="Arial Unicode MS" w:cs="Arial Unicode MS"/>
                 <w:color w:val="182433"/>
                 <w:sz w:val="18"/>
               </w:rPr>
@@ -418,7 +407,7 @@
             </w:pPr>
             <w:r>
               <w:rPr>
-                <w:rFonts w:ascii="AppleGothic" w:hAnsi="AppleGothic" w:eastAsia="AppleGothic" w:cs="AppleGothic"/>
+                <w:rFonts w:ascii="Arial Unicode MS" w:hAnsi="Arial Unicode MS" w:eastAsia="Arial Unicode MS" w:cs="Arial Unicode MS"/>
                 <w:color w:val="182433"/>
                 <w:sz w:val="18"/>
               </w:rPr>
@@ -436,7 +425,7 @@
       </w:pPr>
       <w:r>
         <w:rPr>
-          <w:rFonts w:ascii="AppleGothic" w:hAnsi="AppleGothic" w:eastAsia="AppleGothic" w:cs="AppleGothic"/>
+          <w:rFonts w:ascii="Arial Unicode MS" w:hAnsi="Arial Unicode MS" w:eastAsia="Arial Unicode MS" w:cs="Arial Unicode MS"/>
           <w:b/>
           <w:color w:val="000000"/>
           <w:sz w:val="40"/>
@@ -447,7 +436,7 @@
     <w:p>
       <w:r>
         <w:rPr>
-          <w:rFonts w:ascii="AppleGothic" w:hAnsi="AppleGothic" w:eastAsia="AppleGothic" w:cs="AppleGothic"/>
+          <w:rFonts w:ascii="Arial Unicode MS" w:hAnsi="Arial Unicode MS" w:eastAsia="Arial Unicode MS" w:cs="Arial Unicode MS"/>
         </w:rPr>
         <w:t>플랫폼 기능은 운영 관리, AI, 설정의 세 영역으로 구성됩니다. 메뉴는 로그인 사용자의 capability에 따라 달라지므로 다른 사용자에게 보이는 메뉴가 다를 수 있습니다.</w:t>
       </w:r>
@@ -459,7 +448,7 @@
       </w:pPr>
       <w:r>
         <w:rPr>
-          <w:rFonts w:ascii="AppleGothic" w:hAnsi="AppleGothic" w:eastAsia="AppleGothic" w:cs="AppleGothic"/>
+          <w:rFonts w:ascii="Arial Unicode MS" w:hAnsi="Arial Unicode MS" w:eastAsia="Arial Unicode MS" w:cs="Arial Unicode MS"/>
         </w:rPr>
         <w:drawing>
           <wp:inline xmlns:a="http://schemas.openxmlformats.org/drawingml/2006/main" xmlns:pic="http://schemas.openxmlformats.org/drawingml/2006/picture">
@@ -502,7 +491,7 @@
       </w:pPr>
       <w:r>
         <w:rPr>
-          <w:rFonts w:ascii="AppleGothic" w:hAnsi="AppleGothic" w:eastAsia="AppleGothic" w:cs="AppleGothic"/>
+          <w:rFonts w:ascii="Arial Unicode MS" w:hAnsi="Arial Unicode MS" w:eastAsia="Arial Unicode MS" w:cs="Arial Unicode MS"/>
           <w:color w:val="5E7084"/>
           <w:sz w:val="17"/>
         </w:rPr>
@@ -515,9 +504,53 @@
       </w:pPr>
       <w:r>
         <w:rPr>
-          <w:rFonts w:ascii="AppleGothic" w:hAnsi="AppleGothic" w:eastAsia="AppleGothic" w:cs="AppleGothic"/>
+          <w:rFonts w:ascii="Arial Unicode MS" w:hAnsi="Arial Unicode MS" w:eastAsia="Arial Unicode MS" w:cs="Arial Unicode MS"/>
         </w:rPr>
         <w:t>공통 화면 요소</w:t>
+      </w:r>
+    </w:p>
+    <w:p>
+      <w:pPr>
+        <w:pStyle w:val="ListBullet"/>
+      </w:pPr>
+      <w:r>
+        <w:rPr>
+          <w:rFonts w:ascii="Arial Unicode MS" w:hAnsi="Arial Unicode MS" w:eastAsia="Arial Unicode MS" w:cs="Arial Unicode MS"/>
+        </w:rPr>
+        <w:t>상단 컨텍스트 바에서 현재 Tenant와 Workspace를 확인하고 변경합니다. 목록과 분석 결과는 선택한 운영 범위에 맞춰 다시 조회됩니다.</w:t>
+      </w:r>
+    </w:p>
+    <w:p>
+      <w:pPr>
+        <w:pStyle w:val="ListBullet"/>
+      </w:pPr>
+      <w:r>
+        <w:rPr>
+          <w:rFonts w:ascii="Arial Unicode MS" w:hAnsi="Arial Unicode MS" w:eastAsia="Arial Unicode MS" w:cs="Arial Unicode MS"/>
+        </w:rPr>
+        <w:t>짙은 좌측 내비게이션은 운영 관리, AI와 설정 기능을 구분하며 현재 메뉴를 파란 표시선으로 보여줍니다.</w:t>
+      </w:r>
+    </w:p>
+    <w:p>
+      <w:pPr>
+        <w:pStyle w:val="ListBullet"/>
+      </w:pPr>
+      <w:r>
+        <w:rPr>
+          <w:rFonts w:ascii="Arial Unicode MS" w:hAnsi="Arial Unicode MS" w:eastAsia="Arial Unicode MS" w:cs="Arial Unicode MS"/>
+        </w:rPr>
+        <w:t>상단 검색과 운영 알림은 어느 메뉴에서도 사용할 수 있으며, 알림을 열면 관련 화면으로 이동할 수 있습니다.</w:t>
+      </w:r>
+    </w:p>
+    <w:p>
+      <w:pPr>
+        <w:pStyle w:val="ListBullet"/>
+      </w:pPr>
+      <w:r>
+        <w:rPr>
+          <w:rFonts w:ascii="Arial Unicode MS" w:hAnsi="Arial Unicode MS" w:eastAsia="Arial Unicode MS" w:cs="Arial Unicode MS"/>
+        </w:rPr>
+        <w:t>좁은 화면에서는 메뉴 버튼으로 내비게이션을 열고, 배경을 선택하거나 메뉴를 고르면 자동으로 닫힙니다.</w:t>
       </w:r>
     </w:p>
     <w:tbl>
@@ -564,7 +597,7 @@
             </w:pPr>
             <w:r>
               <w:rPr>
-                <w:rFonts w:ascii="AppleGothic" w:hAnsi="AppleGothic" w:eastAsia="AppleGothic" w:cs="AppleGothic"/>
+                <w:rFonts w:ascii="Arial Unicode MS" w:hAnsi="Arial Unicode MS" w:eastAsia="Arial Unicode MS" w:cs="Arial Unicode MS"/>
                 <w:b/>
                 <w:color w:val="FFFFFF"/>
                 <w:sz w:val="17"/>
@@ -600,7 +633,7 @@
             </w:pPr>
             <w:r>
               <w:rPr>
-                <w:rFonts w:ascii="AppleGothic" w:hAnsi="AppleGothic" w:eastAsia="AppleGothic" w:cs="AppleGothic"/>
+                <w:rFonts w:ascii="Arial Unicode MS" w:hAnsi="Arial Unicode MS" w:eastAsia="Arial Unicode MS" w:cs="Arial Unicode MS"/>
                 <w:b/>
                 <w:color w:val="FFFFFF"/>
                 <w:sz w:val="17"/>
@@ -636,7 +669,7 @@
             </w:pPr>
             <w:r>
               <w:rPr>
-                <w:rFonts w:ascii="AppleGothic" w:hAnsi="AppleGothic" w:eastAsia="AppleGothic" w:cs="AppleGothic"/>
+                <w:rFonts w:ascii="Arial Unicode MS" w:hAnsi="Arial Unicode MS" w:eastAsia="Arial Unicode MS" w:cs="Arial Unicode MS"/>
                 <w:b/>
                 <w:color w:val="FFFFFF"/>
                 <w:sz w:val="17"/>
@@ -677,7 +710,7 @@
             </w:pPr>
             <w:r>
               <w:rPr>
-                <w:rFonts w:ascii="AppleGothic" w:hAnsi="AppleGothic" w:eastAsia="AppleGothic" w:cs="AppleGothic"/>
+                <w:rFonts w:ascii="Arial Unicode MS" w:hAnsi="Arial Unicode MS" w:eastAsia="Arial Unicode MS" w:cs="Arial Unicode MS"/>
                 <w:color w:val="182433"/>
                 <w:sz w:val="16"/>
               </w:rPr>
@@ -712,7 +745,7 @@
             </w:pPr>
             <w:r>
               <w:rPr>
-                <w:rFonts w:ascii="AppleGothic" w:hAnsi="AppleGothic" w:eastAsia="AppleGothic" w:cs="AppleGothic"/>
+                <w:rFonts w:ascii="Arial Unicode MS" w:hAnsi="Arial Unicode MS" w:eastAsia="Arial Unicode MS" w:cs="Arial Unicode MS"/>
                 <w:color w:val="182433"/>
                 <w:sz w:val="16"/>
               </w:rPr>
@@ -747,7 +780,7 @@
             </w:pPr>
             <w:r>
               <w:rPr>
-                <w:rFonts w:ascii="AppleGothic" w:hAnsi="AppleGothic" w:eastAsia="AppleGothic" w:cs="AppleGothic"/>
+                <w:rFonts w:ascii="Arial Unicode MS" w:hAnsi="Arial Unicode MS" w:eastAsia="Arial Unicode MS" w:cs="Arial Unicode MS"/>
                 <w:color w:val="182433"/>
                 <w:sz w:val="16"/>
               </w:rPr>
@@ -787,7 +820,7 @@
             </w:pPr>
             <w:r>
               <w:rPr>
-                <w:rFonts w:ascii="AppleGothic" w:hAnsi="AppleGothic" w:eastAsia="AppleGothic" w:cs="AppleGothic"/>
+                <w:rFonts w:ascii="Arial Unicode MS" w:hAnsi="Arial Unicode MS" w:eastAsia="Arial Unicode MS" w:cs="Arial Unicode MS"/>
                 <w:color w:val="182433"/>
                 <w:sz w:val="16"/>
               </w:rPr>
@@ -822,7 +855,7 @@
             </w:pPr>
             <w:r>
               <w:rPr>
-                <w:rFonts w:ascii="AppleGothic" w:hAnsi="AppleGothic" w:eastAsia="AppleGothic" w:cs="AppleGothic"/>
+                <w:rFonts w:ascii="Arial Unicode MS" w:hAnsi="Arial Unicode MS" w:eastAsia="Arial Unicode MS" w:cs="Arial Unicode MS"/>
                 <w:color w:val="182433"/>
                 <w:sz w:val="16"/>
               </w:rPr>
@@ -857,7 +890,7 @@
             </w:pPr>
             <w:r>
               <w:rPr>
-                <w:rFonts w:ascii="AppleGothic" w:hAnsi="AppleGothic" w:eastAsia="AppleGothic" w:cs="AppleGothic"/>
+                <w:rFonts w:ascii="Arial Unicode MS" w:hAnsi="Arial Unicode MS" w:eastAsia="Arial Unicode MS" w:cs="Arial Unicode MS"/>
                 <w:color w:val="182433"/>
                 <w:sz w:val="16"/>
               </w:rPr>
@@ -897,7 +930,7 @@
             </w:pPr>
             <w:r>
               <w:rPr>
-                <w:rFonts w:ascii="AppleGothic" w:hAnsi="AppleGothic" w:eastAsia="AppleGothic" w:cs="AppleGothic"/>
+                <w:rFonts w:ascii="Arial Unicode MS" w:hAnsi="Arial Unicode MS" w:eastAsia="Arial Unicode MS" w:cs="Arial Unicode MS"/>
                 <w:color w:val="182433"/>
                 <w:sz w:val="16"/>
               </w:rPr>
@@ -932,7 +965,7 @@
             </w:pPr>
             <w:r>
               <w:rPr>
-                <w:rFonts w:ascii="AppleGothic" w:hAnsi="AppleGothic" w:eastAsia="AppleGothic" w:cs="AppleGothic"/>
+                <w:rFonts w:ascii="Arial Unicode MS" w:hAnsi="Arial Unicode MS" w:eastAsia="Arial Unicode MS" w:cs="Arial Unicode MS"/>
                 <w:color w:val="182433"/>
                 <w:sz w:val="16"/>
               </w:rPr>
@@ -967,7 +1000,7 @@
             </w:pPr>
             <w:r>
               <w:rPr>
-                <w:rFonts w:ascii="AppleGothic" w:hAnsi="AppleGothic" w:eastAsia="AppleGothic" w:cs="AppleGothic"/>
+                <w:rFonts w:ascii="Arial Unicode MS" w:hAnsi="Arial Unicode MS" w:eastAsia="Arial Unicode MS" w:cs="Arial Unicode MS"/>
                 <w:color w:val="182433"/>
                 <w:sz w:val="16"/>
               </w:rPr>
@@ -1007,7 +1040,7 @@
             </w:pPr>
             <w:r>
               <w:rPr>
-                <w:rFonts w:ascii="AppleGothic" w:hAnsi="AppleGothic" w:eastAsia="AppleGothic" w:cs="AppleGothic"/>
+                <w:rFonts w:ascii="Arial Unicode MS" w:hAnsi="Arial Unicode MS" w:eastAsia="Arial Unicode MS" w:cs="Arial Unicode MS"/>
                 <w:color w:val="182433"/>
                 <w:sz w:val="16"/>
               </w:rPr>
@@ -1042,7 +1075,7 @@
             </w:pPr>
             <w:r>
               <w:rPr>
-                <w:rFonts w:ascii="AppleGothic" w:hAnsi="AppleGothic" w:eastAsia="AppleGothic" w:cs="AppleGothic"/>
+                <w:rFonts w:ascii="Arial Unicode MS" w:hAnsi="Arial Unicode MS" w:eastAsia="Arial Unicode MS" w:cs="Arial Unicode MS"/>
                 <w:color w:val="182433"/>
                 <w:sz w:val="16"/>
               </w:rPr>
@@ -1077,7 +1110,7 @@
             </w:pPr>
             <w:r>
               <w:rPr>
-                <w:rFonts w:ascii="AppleGothic" w:hAnsi="AppleGothic" w:eastAsia="AppleGothic" w:cs="AppleGothic"/>
+                <w:rFonts w:ascii="Arial Unicode MS" w:hAnsi="Arial Unicode MS" w:eastAsia="Arial Unicode MS" w:cs="Arial Unicode MS"/>
                 <w:color w:val="182433"/>
                 <w:sz w:val="16"/>
               </w:rPr>
@@ -1117,7 +1150,7 @@
             </w:pPr>
             <w:r>
               <w:rPr>
-                <w:rFonts w:ascii="AppleGothic" w:hAnsi="AppleGothic" w:eastAsia="AppleGothic" w:cs="AppleGothic"/>
+                <w:rFonts w:ascii="Arial Unicode MS" w:hAnsi="Arial Unicode MS" w:eastAsia="Arial Unicode MS" w:cs="Arial Unicode MS"/>
                 <w:color w:val="182433"/>
                 <w:sz w:val="16"/>
               </w:rPr>
@@ -1152,7 +1185,7 @@
             </w:pPr>
             <w:r>
               <w:rPr>
-                <w:rFonts w:ascii="AppleGothic" w:hAnsi="AppleGothic" w:eastAsia="AppleGothic" w:cs="AppleGothic"/>
+                <w:rFonts w:ascii="Arial Unicode MS" w:hAnsi="Arial Unicode MS" w:eastAsia="Arial Unicode MS" w:cs="Arial Unicode MS"/>
                 <w:color w:val="182433"/>
                 <w:sz w:val="16"/>
               </w:rPr>
@@ -1187,7 +1220,7 @@
             </w:pPr>
             <w:r>
               <w:rPr>
-                <w:rFonts w:ascii="AppleGothic" w:hAnsi="AppleGothic" w:eastAsia="AppleGothic" w:cs="AppleGothic"/>
+                <w:rFonts w:ascii="Arial Unicode MS" w:hAnsi="Arial Unicode MS" w:eastAsia="Arial Unicode MS" w:cs="Arial Unicode MS"/>
                 <w:color w:val="182433"/>
                 <w:sz w:val="16"/>
               </w:rPr>
@@ -1205,7 +1238,7 @@
       </w:pPr>
       <w:r>
         <w:rPr>
-          <w:rFonts w:ascii="AppleGothic" w:hAnsi="AppleGothic" w:eastAsia="AppleGothic" w:cs="AppleGothic"/>
+          <w:rFonts w:ascii="Arial Unicode MS" w:hAnsi="Arial Unicode MS" w:eastAsia="Arial Unicode MS" w:cs="Arial Unicode MS"/>
           <w:b/>
           <w:color w:val="000000"/>
           <w:sz w:val="40"/>
@@ -1216,7 +1249,7 @@
     <w:p>
       <w:r>
         <w:rPr>
-          <w:rFonts w:ascii="AppleGothic" w:hAnsi="AppleGothic" w:eastAsia="AppleGothic" w:cs="AppleGothic"/>
+          <w:rFonts w:ascii="Arial Unicode MS" w:hAnsi="Arial Unicode MS" w:eastAsia="Arial Unicode MS" w:cs="Arial Unicode MS"/>
         </w:rPr>
         <w:t>운영자는 처음부터 AI 분석을 실행하기보다 우선순위와 실제 Kubernetes 근거를 먼저 확인하는 것이 좋습니다. 분석 결과는 단독 사실이 아니라 Evidence Ledger, 이벤트, 로그, 검증 명령과 함께 판단합니다.</w:t>
       </w:r>
@@ -1228,7 +1261,7 @@
       </w:pPr>
       <w:r>
         <w:rPr>
-          <w:rFonts w:ascii="AppleGothic" w:hAnsi="AppleGothic" w:eastAsia="AppleGothic" w:cs="AppleGothic"/>
+          <w:rFonts w:ascii="Arial Unicode MS" w:hAnsi="Arial Unicode MS" w:eastAsia="Arial Unicode MS" w:cs="Arial Unicode MS"/>
         </w:rPr>
         <w:drawing>
           <wp:inline xmlns:a="http://schemas.openxmlformats.org/drawingml/2006/main" xmlns:pic="http://schemas.openxmlformats.org/drawingml/2006/picture">
@@ -1271,7 +1304,7 @@
       </w:pPr>
       <w:r>
         <w:rPr>
-          <w:rFonts w:ascii="AppleGothic" w:hAnsi="AppleGothic" w:eastAsia="AppleGothic" w:cs="AppleGothic"/>
+          <w:rFonts w:ascii="Arial Unicode MS" w:hAnsi="Arial Unicode MS" w:eastAsia="Arial Unicode MS" w:cs="Arial Unicode MS"/>
           <w:color w:val="5E7084"/>
           <w:sz w:val="17"/>
         </w:rPr>
@@ -1284,7 +1317,7 @@
       </w:pPr>
       <w:r>
         <w:rPr>
-          <w:rFonts w:ascii="AppleGothic" w:hAnsi="AppleGothic" w:eastAsia="AppleGothic" w:cs="AppleGothic"/>
+          <w:rFonts w:ascii="Arial Unicode MS" w:hAnsi="Arial Unicode MS" w:eastAsia="Arial Unicode MS" w:cs="Arial Unicode MS"/>
         </w:rPr>
         <w:t>완료의 기준</w:t>
       </w:r>
@@ -1296,7 +1329,7 @@
       </w:pPr>
       <w:r>
         <w:rPr>
-          <w:rFonts w:ascii="AppleGothic" w:hAnsi="AppleGothic" w:eastAsia="AppleGothic" w:cs="AppleGothic"/>
+          <w:rFonts w:ascii="Arial Unicode MS" w:hAnsi="Arial Unicode MS" w:eastAsia="Arial Unicode MS" w:cs="Arial Unicode MS"/>
           <w:color w:val="182433"/>
           <w:sz w:val="20"/>
         </w:rPr>
@@ -1310,7 +1343,7 @@
       </w:pPr>
       <w:r>
         <w:rPr>
-          <w:rFonts w:ascii="AppleGothic" w:hAnsi="AppleGothic" w:eastAsia="AppleGothic" w:cs="AppleGothic"/>
+          <w:rFonts w:ascii="Arial Unicode MS" w:hAnsi="Arial Unicode MS" w:eastAsia="Arial Unicode MS" w:cs="Arial Unicode MS"/>
           <w:color w:val="182433"/>
           <w:sz w:val="20"/>
         </w:rPr>
@@ -1324,7 +1357,7 @@
       </w:pPr>
       <w:r>
         <w:rPr>
-          <w:rFonts w:ascii="AppleGothic" w:hAnsi="AppleGothic" w:eastAsia="AppleGothic" w:cs="AppleGothic"/>
+          <w:rFonts w:ascii="Arial Unicode MS" w:hAnsi="Arial Unicode MS" w:eastAsia="Arial Unicode MS" w:cs="Arial Unicode MS"/>
           <w:color w:val="182433"/>
           <w:sz w:val="20"/>
         </w:rPr>
@@ -1338,7 +1371,7 @@
       </w:pPr>
       <w:r>
         <w:rPr>
-          <w:rFonts w:ascii="AppleGothic" w:hAnsi="AppleGothic" w:eastAsia="AppleGothic" w:cs="AppleGothic"/>
+          <w:rFonts w:ascii="Arial Unicode MS" w:hAnsi="Arial Unicode MS" w:eastAsia="Arial Unicode MS" w:cs="Arial Unicode MS"/>
           <w:color w:val="182433"/>
           <w:sz w:val="20"/>
         </w:rPr>
@@ -1353,7 +1386,7 @@
       </w:pPr>
       <w:r>
         <w:rPr>
-          <w:rFonts w:ascii="AppleGothic" w:hAnsi="AppleGothic" w:eastAsia="AppleGothic" w:cs="AppleGothic"/>
+          <w:rFonts w:ascii="Arial Unicode MS" w:hAnsi="Arial Unicode MS" w:eastAsia="Arial Unicode MS" w:cs="Arial Unicode MS"/>
           <w:b/>
           <w:color w:val="000000"/>
           <w:sz w:val="40"/>
@@ -1368,7 +1401,7 @@
       </w:pPr>
       <w:r>
         <w:rPr>
-          <w:rFonts w:ascii="AppleGothic" w:hAnsi="AppleGothic" w:eastAsia="AppleGothic" w:cs="AppleGothic"/>
+          <w:rFonts w:ascii="Arial Unicode MS" w:hAnsi="Arial Unicode MS" w:eastAsia="Arial Unicode MS" w:cs="Arial Unicode MS"/>
         </w:rPr>
         <w:drawing>
           <wp:inline xmlns:a="http://schemas.openxmlformats.org/drawingml/2006/main" xmlns:pic="http://schemas.openxmlformats.org/drawingml/2006/picture">
@@ -1411,7 +1444,7 @@
       </w:pPr>
       <w:r>
         <w:rPr>
-          <w:rFonts w:ascii="AppleGothic" w:hAnsi="AppleGothic" w:eastAsia="AppleGothic" w:cs="AppleGothic"/>
+          <w:rFonts w:ascii="Arial Unicode MS" w:hAnsi="Arial Unicode MS" w:eastAsia="Arial Unicode MS" w:cs="Arial Unicode MS"/>
           <w:color w:val="5E7084"/>
           <w:sz w:val="17"/>
         </w:rPr>
@@ -1421,7 +1454,7 @@
     <w:p>
       <w:r>
         <w:rPr>
-          <w:rFonts w:ascii="AppleGothic" w:hAnsi="AppleGothic" w:eastAsia="AppleGothic" w:cs="AppleGothic"/>
+          <w:rFonts w:ascii="Arial Unicode MS" w:hAnsi="Arial Unicode MS" w:eastAsia="Arial Unicode MS" w:cs="Arial Unicode MS"/>
         </w:rPr>
         <w:t>Tenant는 회사나 고객처럼 격리해야 하는 최상위 업무 조직이며, Workspace는 Tenant 내부의 서비스나 운영팀 단위입니다. Cluster와 Namespace는 이 범위 아래에서만 조회됩니다.</w:t>
       </w:r>
@@ -1468,7 +1501,7 @@
             </w:pPr>
             <w:r>
               <w:rPr>
-                <w:rFonts w:ascii="AppleGothic" w:hAnsi="AppleGothic" w:eastAsia="AppleGothic" w:cs="AppleGothic"/>
+                <w:rFonts w:ascii="Arial Unicode MS" w:hAnsi="Arial Unicode MS" w:eastAsia="Arial Unicode MS" w:cs="Arial Unicode MS"/>
                 <w:b/>
                 <w:color w:val="FFFFFF"/>
                 <w:sz w:val="19"/>
@@ -1503,7 +1536,7 @@
             </w:pPr>
             <w:r>
               <w:rPr>
-                <w:rFonts w:ascii="AppleGothic" w:hAnsi="AppleGothic" w:eastAsia="AppleGothic" w:cs="AppleGothic"/>
+                <w:rFonts w:ascii="Arial Unicode MS" w:hAnsi="Arial Unicode MS" w:eastAsia="Arial Unicode MS" w:cs="Arial Unicode MS"/>
                 <w:b/>
                 <w:color w:val="FFFFFF"/>
                 <w:sz w:val="19"/>
@@ -1538,7 +1571,7 @@
             </w:pPr>
             <w:r>
               <w:rPr>
-                <w:rFonts w:ascii="AppleGothic" w:hAnsi="AppleGothic" w:eastAsia="AppleGothic" w:cs="AppleGothic"/>
+                <w:rFonts w:ascii="Arial Unicode MS" w:hAnsi="Arial Unicode MS" w:eastAsia="Arial Unicode MS" w:cs="Arial Unicode MS"/>
                 <w:b/>
                 <w:color w:val="FFFFFF"/>
                 <w:sz w:val="19"/>
@@ -1575,7 +1608,7 @@
             </w:pPr>
             <w:r>
               <w:rPr>
-                <w:rFonts w:ascii="AppleGothic" w:hAnsi="AppleGothic" w:eastAsia="AppleGothic" w:cs="AppleGothic"/>
+                <w:rFonts w:ascii="Arial Unicode MS" w:hAnsi="Arial Unicode MS" w:eastAsia="Arial Unicode MS" w:cs="Arial Unicode MS"/>
                 <w:color w:val="182433"/>
                 <w:sz w:val="18"/>
               </w:rPr>
@@ -1609,7 +1642,7 @@
             </w:pPr>
             <w:r>
               <w:rPr>
-                <w:rFonts w:ascii="AppleGothic" w:hAnsi="AppleGothic" w:eastAsia="AppleGothic" w:cs="AppleGothic"/>
+                <w:rFonts w:ascii="Arial Unicode MS" w:hAnsi="Arial Unicode MS" w:eastAsia="Arial Unicode MS" w:cs="Arial Unicode MS"/>
                 <w:color w:val="182433"/>
                 <w:sz w:val="18"/>
               </w:rPr>
@@ -1643,7 +1676,7 @@
             </w:pPr>
             <w:r>
               <w:rPr>
-                <w:rFonts w:ascii="AppleGothic" w:hAnsi="AppleGothic" w:eastAsia="AppleGothic" w:cs="AppleGothic"/>
+                <w:rFonts w:ascii="Arial Unicode MS" w:hAnsi="Arial Unicode MS" w:eastAsia="Arial Unicode MS" w:cs="Arial Unicode MS"/>
                 <w:color w:val="182433"/>
                 <w:sz w:val="18"/>
               </w:rPr>
@@ -1679,7 +1712,7 @@
             </w:pPr>
             <w:r>
               <w:rPr>
-                <w:rFonts w:ascii="AppleGothic" w:hAnsi="AppleGothic" w:eastAsia="AppleGothic" w:cs="AppleGothic"/>
+                <w:rFonts w:ascii="Arial Unicode MS" w:hAnsi="Arial Unicode MS" w:eastAsia="Arial Unicode MS" w:cs="Arial Unicode MS"/>
                 <w:color w:val="182433"/>
                 <w:sz w:val="18"/>
               </w:rPr>
@@ -1713,7 +1746,7 @@
             </w:pPr>
             <w:r>
               <w:rPr>
-                <w:rFonts w:ascii="AppleGothic" w:hAnsi="AppleGothic" w:eastAsia="AppleGothic" w:cs="AppleGothic"/>
+                <w:rFonts w:ascii="Arial Unicode MS" w:hAnsi="Arial Unicode MS" w:eastAsia="Arial Unicode MS" w:cs="Arial Unicode MS"/>
                 <w:color w:val="182433"/>
                 <w:sz w:val="18"/>
               </w:rPr>
@@ -1747,7 +1780,7 @@
             </w:pPr>
             <w:r>
               <w:rPr>
-                <w:rFonts w:ascii="AppleGothic" w:hAnsi="AppleGothic" w:eastAsia="AppleGothic" w:cs="AppleGothic"/>
+                <w:rFonts w:ascii="Arial Unicode MS" w:hAnsi="Arial Unicode MS" w:eastAsia="Arial Unicode MS" w:cs="Arial Unicode MS"/>
                 <w:color w:val="182433"/>
                 <w:sz w:val="18"/>
               </w:rPr>
@@ -1783,7 +1816,7 @@
             </w:pPr>
             <w:r>
               <w:rPr>
-                <w:rFonts w:ascii="AppleGothic" w:hAnsi="AppleGothic" w:eastAsia="AppleGothic" w:cs="AppleGothic"/>
+                <w:rFonts w:ascii="Arial Unicode MS" w:hAnsi="Arial Unicode MS" w:eastAsia="Arial Unicode MS" w:cs="Arial Unicode MS"/>
                 <w:color w:val="182433"/>
                 <w:sz w:val="18"/>
               </w:rPr>
@@ -1817,7 +1850,7 @@
             </w:pPr>
             <w:r>
               <w:rPr>
-                <w:rFonts w:ascii="AppleGothic" w:hAnsi="AppleGothic" w:eastAsia="AppleGothic" w:cs="AppleGothic"/>
+                <w:rFonts w:ascii="Arial Unicode MS" w:hAnsi="Arial Unicode MS" w:eastAsia="Arial Unicode MS" w:cs="Arial Unicode MS"/>
                 <w:color w:val="182433"/>
                 <w:sz w:val="18"/>
               </w:rPr>
@@ -1851,7 +1884,7 @@
             </w:pPr>
             <w:r>
               <w:rPr>
-                <w:rFonts w:ascii="AppleGothic" w:hAnsi="AppleGothic" w:eastAsia="AppleGothic" w:cs="AppleGothic"/>
+                <w:rFonts w:ascii="Arial Unicode MS" w:hAnsi="Arial Unicode MS" w:eastAsia="Arial Unicode MS" w:cs="Arial Unicode MS"/>
                 <w:color w:val="182433"/>
                 <w:sz w:val="18"/>
               </w:rPr>
@@ -1887,7 +1920,7 @@
             </w:pPr>
             <w:r>
               <w:rPr>
-                <w:rFonts w:ascii="AppleGothic" w:hAnsi="AppleGothic" w:eastAsia="AppleGothic" w:cs="AppleGothic"/>
+                <w:rFonts w:ascii="Arial Unicode MS" w:hAnsi="Arial Unicode MS" w:eastAsia="Arial Unicode MS" w:cs="Arial Unicode MS"/>
                 <w:color w:val="182433"/>
                 <w:sz w:val="18"/>
               </w:rPr>
@@ -1921,7 +1954,7 @@
             </w:pPr>
             <w:r>
               <w:rPr>
-                <w:rFonts w:ascii="AppleGothic" w:hAnsi="AppleGothic" w:eastAsia="AppleGothic" w:cs="AppleGothic"/>
+                <w:rFonts w:ascii="Arial Unicode MS" w:hAnsi="Arial Unicode MS" w:eastAsia="Arial Unicode MS" w:cs="Arial Unicode MS"/>
                 <w:color w:val="182433"/>
                 <w:sz w:val="18"/>
               </w:rPr>
@@ -1955,7 +1988,7 @@
             </w:pPr>
             <w:r>
               <w:rPr>
-                <w:rFonts w:ascii="AppleGothic" w:hAnsi="AppleGothic" w:eastAsia="AppleGothic" w:cs="AppleGothic"/>
+                <w:rFonts w:ascii="Arial Unicode MS" w:hAnsi="Arial Unicode MS" w:eastAsia="Arial Unicode MS" w:cs="Arial Unicode MS"/>
                 <w:color w:val="182433"/>
                 <w:sz w:val="18"/>
               </w:rPr>
@@ -1991,7 +2024,7 @@
             </w:pPr>
             <w:r>
               <w:rPr>
-                <w:rFonts w:ascii="AppleGothic" w:hAnsi="AppleGothic" w:eastAsia="AppleGothic" w:cs="AppleGothic"/>
+                <w:rFonts w:ascii="Arial Unicode MS" w:hAnsi="Arial Unicode MS" w:eastAsia="Arial Unicode MS" w:cs="Arial Unicode MS"/>
                 <w:color w:val="182433"/>
                 <w:sz w:val="18"/>
               </w:rPr>
@@ -2025,7 +2058,7 @@
             </w:pPr>
             <w:r>
               <w:rPr>
-                <w:rFonts w:ascii="AppleGothic" w:hAnsi="AppleGothic" w:eastAsia="AppleGothic" w:cs="AppleGothic"/>
+                <w:rFonts w:ascii="Arial Unicode MS" w:hAnsi="Arial Unicode MS" w:eastAsia="Arial Unicode MS" w:cs="Arial Unicode MS"/>
                 <w:color w:val="182433"/>
                 <w:sz w:val="18"/>
               </w:rPr>
@@ -2059,7 +2092,7 @@
             </w:pPr>
             <w:r>
               <w:rPr>
-                <w:rFonts w:ascii="AppleGothic" w:hAnsi="AppleGothic" w:eastAsia="AppleGothic" w:cs="AppleGothic"/>
+                <w:rFonts w:ascii="Arial Unicode MS" w:hAnsi="Arial Unicode MS" w:eastAsia="Arial Unicode MS" w:cs="Arial Unicode MS"/>
                 <w:color w:val="182433"/>
                 <w:sz w:val="18"/>
               </w:rPr>
@@ -2077,7 +2110,7 @@
       </w:pPr>
       <w:r>
         <w:rPr>
-          <w:rFonts w:ascii="AppleGothic" w:hAnsi="AppleGothic" w:eastAsia="AppleGothic" w:cs="AppleGothic"/>
+          <w:rFonts w:ascii="Arial Unicode MS" w:hAnsi="Arial Unicode MS" w:eastAsia="Arial Unicode MS" w:cs="Arial Unicode MS"/>
           <w:b/>
           <w:color w:val="000000"/>
           <w:sz w:val="40"/>
@@ -2093,7 +2126,7 @@
       </w:pPr>
       <w:r>
         <w:rPr>
-          <w:rFonts w:ascii="AppleGothic" w:hAnsi="AppleGothic" w:eastAsia="AppleGothic" w:cs="AppleGothic"/>
+          <w:rFonts w:ascii="Arial Unicode MS" w:hAnsi="Arial Unicode MS" w:eastAsia="Arial Unicode MS" w:cs="Arial Unicode MS"/>
           <w:b/>
           <w:color w:val="000000"/>
           <w:sz w:val="30"/>
@@ -2107,7 +2140,7 @@
       </w:pPr>
       <w:r>
         <w:rPr>
-          <w:rFonts w:ascii="AppleGothic" w:hAnsi="AppleGothic" w:eastAsia="AppleGothic" w:cs="AppleGothic"/>
+          <w:rFonts w:ascii="Arial Unicode MS" w:hAnsi="Arial Unicode MS" w:eastAsia="Arial Unicode MS" w:cs="Arial Unicode MS"/>
           <w:b/>
           <w:color w:val="246BCE"/>
           <w:sz w:val="21"/>
@@ -2116,7 +2149,7 @@
       </w:r>
       <w:r>
         <w:rPr>
-          <w:rFonts w:ascii="AppleGothic" w:hAnsi="AppleGothic" w:eastAsia="AppleGothic" w:cs="AppleGothic"/>
+          <w:rFonts w:ascii="Arial Unicode MS" w:hAnsi="Arial Unicode MS" w:eastAsia="Arial Unicode MS" w:cs="Arial Unicode MS"/>
           <w:color w:val="182433"/>
           <w:sz w:val="21"/>
         </w:rPr>
@@ -2129,7 +2162,7 @@
       </w:pPr>
       <w:r>
         <w:rPr>
-          <w:rFonts w:ascii="AppleGothic" w:hAnsi="AppleGothic" w:eastAsia="AppleGothic" w:cs="AppleGothic"/>
+          <w:rFonts w:ascii="Arial Unicode MS" w:hAnsi="Arial Unicode MS" w:eastAsia="Arial Unicode MS" w:cs="Arial Unicode MS"/>
           <w:b/>
           <w:color w:val="14866D"/>
           <w:sz w:val="21"/>
@@ -2138,7 +2171,7 @@
       </w:r>
       <w:r>
         <w:rPr>
-          <w:rFonts w:ascii="AppleGothic" w:hAnsi="AppleGothic" w:eastAsia="AppleGothic" w:cs="AppleGothic"/>
+          <w:rFonts w:ascii="Arial Unicode MS" w:hAnsi="Arial Unicode MS" w:eastAsia="Arial Unicode MS" w:cs="Arial Unicode MS"/>
           <w:color w:val="182433"/>
           <w:sz w:val="21"/>
         </w:rPr>
@@ -2152,7 +2185,7 @@
       </w:pPr>
       <w:r>
         <w:rPr>
-          <w:rFonts w:ascii="AppleGothic" w:hAnsi="AppleGothic" w:eastAsia="AppleGothic" w:cs="AppleGothic"/>
+          <w:rFonts w:ascii="Arial Unicode MS" w:hAnsi="Arial Unicode MS" w:eastAsia="Arial Unicode MS" w:cs="Arial Unicode MS"/>
           <w:color w:val="182433"/>
           <w:sz w:val="20"/>
         </w:rPr>
@@ -2166,7 +2199,7 @@
       </w:pPr>
       <w:r>
         <w:rPr>
-          <w:rFonts w:ascii="AppleGothic" w:hAnsi="AppleGothic" w:eastAsia="AppleGothic" w:cs="AppleGothic"/>
+          <w:rFonts w:ascii="Arial Unicode MS" w:hAnsi="Arial Unicode MS" w:eastAsia="Arial Unicode MS" w:cs="Arial Unicode MS"/>
           <w:color w:val="182433"/>
           <w:sz w:val="20"/>
         </w:rPr>
@@ -2180,7 +2213,7 @@
       </w:pPr>
       <w:r>
         <w:rPr>
-          <w:rFonts w:ascii="AppleGothic" w:hAnsi="AppleGothic" w:eastAsia="AppleGothic" w:cs="AppleGothic"/>
+          <w:rFonts w:ascii="Arial Unicode MS" w:hAnsi="Arial Unicode MS" w:eastAsia="Arial Unicode MS" w:cs="Arial Unicode MS"/>
           <w:color w:val="182433"/>
           <w:sz w:val="20"/>
         </w:rPr>
@@ -2194,7 +2227,7 @@
       </w:pPr>
       <w:r>
         <w:rPr>
-          <w:rFonts w:ascii="AppleGothic" w:hAnsi="AppleGothic" w:eastAsia="AppleGothic" w:cs="AppleGothic"/>
+          <w:rFonts w:ascii="Arial Unicode MS" w:hAnsi="Arial Unicode MS" w:eastAsia="Arial Unicode MS" w:cs="Arial Unicode MS"/>
           <w:b/>
           <w:color w:val="A56A00"/>
           <w:sz w:val="19"/>
@@ -2203,7 +2236,7 @@
       </w:r>
       <w:r>
         <w:rPr>
-          <w:rFonts w:ascii="AppleGothic" w:hAnsi="AppleGothic" w:eastAsia="AppleGothic" w:cs="AppleGothic"/>
+          <w:rFonts w:ascii="Arial Unicode MS" w:hAnsi="Arial Unicode MS" w:eastAsia="Arial Unicode MS" w:cs="Arial Unicode MS"/>
           <w:color w:val="5E7084"/>
           <w:sz w:val="19"/>
         </w:rPr>
@@ -2217,7 +2250,7 @@
       </w:pPr>
       <w:r>
         <w:rPr>
-          <w:rFonts w:ascii="AppleGothic" w:hAnsi="AppleGothic" w:eastAsia="AppleGothic" w:cs="AppleGothic"/>
+          <w:rFonts w:ascii="Arial Unicode MS" w:hAnsi="Arial Unicode MS" w:eastAsia="Arial Unicode MS" w:cs="Arial Unicode MS"/>
           <w:b/>
           <w:color w:val="B42318"/>
           <w:sz w:val="19"/>
@@ -2226,7 +2259,7 @@
       </w:r>
       <w:r>
         <w:rPr>
-          <w:rFonts w:ascii="AppleGothic" w:hAnsi="AppleGothic" w:eastAsia="AppleGothic" w:cs="AppleGothic"/>
+          <w:rFonts w:ascii="Arial Unicode MS" w:hAnsi="Arial Unicode MS" w:eastAsia="Arial Unicode MS" w:cs="Arial Unicode MS"/>
           <w:color w:val="5E7084"/>
           <w:sz w:val="19"/>
         </w:rPr>
@@ -2241,7 +2274,7 @@
       </w:pPr>
       <w:r>
         <w:rPr>
-          <w:rFonts w:ascii="AppleGothic" w:hAnsi="AppleGothic" w:eastAsia="AppleGothic" w:cs="AppleGothic"/>
+          <w:rFonts w:ascii="Arial Unicode MS" w:hAnsi="Arial Unicode MS" w:eastAsia="Arial Unicode MS" w:cs="Arial Unicode MS"/>
           <w:b/>
           <w:color w:val="000000"/>
           <w:sz w:val="30"/>
@@ -2255,7 +2288,7 @@
       </w:pPr>
       <w:r>
         <w:rPr>
-          <w:rFonts w:ascii="AppleGothic" w:hAnsi="AppleGothic" w:eastAsia="AppleGothic" w:cs="AppleGothic"/>
+          <w:rFonts w:ascii="Arial Unicode MS" w:hAnsi="Arial Unicode MS" w:eastAsia="Arial Unicode MS" w:cs="Arial Unicode MS"/>
           <w:b/>
           <w:color w:val="246BCE"/>
           <w:sz w:val="21"/>
@@ -2264,7 +2297,7 @@
       </w:r>
       <w:r>
         <w:rPr>
-          <w:rFonts w:ascii="AppleGothic" w:hAnsi="AppleGothic" w:eastAsia="AppleGothic" w:cs="AppleGothic"/>
+          <w:rFonts w:ascii="Arial Unicode MS" w:hAnsi="Arial Unicode MS" w:eastAsia="Arial Unicode MS" w:cs="Arial Unicode MS"/>
           <w:color w:val="182433"/>
           <w:sz w:val="21"/>
         </w:rPr>
@@ -2277,7 +2310,7 @@
       </w:pPr>
       <w:r>
         <w:rPr>
-          <w:rFonts w:ascii="AppleGothic" w:hAnsi="AppleGothic" w:eastAsia="AppleGothic" w:cs="AppleGothic"/>
+          <w:rFonts w:ascii="Arial Unicode MS" w:hAnsi="Arial Unicode MS" w:eastAsia="Arial Unicode MS" w:cs="Arial Unicode MS"/>
           <w:b/>
           <w:color w:val="14866D"/>
           <w:sz w:val="21"/>
@@ -2286,7 +2319,7 @@
       </w:r>
       <w:r>
         <w:rPr>
-          <w:rFonts w:ascii="AppleGothic" w:hAnsi="AppleGothic" w:eastAsia="AppleGothic" w:cs="AppleGothic"/>
+          <w:rFonts w:ascii="Arial Unicode MS" w:hAnsi="Arial Unicode MS" w:eastAsia="Arial Unicode MS" w:cs="Arial Unicode MS"/>
           <w:color w:val="182433"/>
           <w:sz w:val="21"/>
         </w:rPr>
@@ -2300,7 +2333,7 @@
       </w:pPr>
       <w:r>
         <w:rPr>
-          <w:rFonts w:ascii="AppleGothic" w:hAnsi="AppleGothic" w:eastAsia="AppleGothic" w:cs="AppleGothic"/>
+          <w:rFonts w:ascii="Arial Unicode MS" w:hAnsi="Arial Unicode MS" w:eastAsia="Arial Unicode MS" w:cs="Arial Unicode MS"/>
           <w:color w:val="182433"/>
           <w:sz w:val="20"/>
         </w:rPr>
@@ -2314,7 +2347,7 @@
       </w:pPr>
       <w:r>
         <w:rPr>
-          <w:rFonts w:ascii="AppleGothic" w:hAnsi="AppleGothic" w:eastAsia="AppleGothic" w:cs="AppleGothic"/>
+          <w:rFonts w:ascii="Arial Unicode MS" w:hAnsi="Arial Unicode MS" w:eastAsia="Arial Unicode MS" w:cs="Arial Unicode MS"/>
           <w:color w:val="182433"/>
           <w:sz w:val="20"/>
         </w:rPr>
@@ -2328,7 +2361,7 @@
       </w:pPr>
       <w:r>
         <w:rPr>
-          <w:rFonts w:ascii="AppleGothic" w:hAnsi="AppleGothic" w:eastAsia="AppleGothic" w:cs="AppleGothic"/>
+          <w:rFonts w:ascii="Arial Unicode MS" w:hAnsi="Arial Unicode MS" w:eastAsia="Arial Unicode MS" w:cs="Arial Unicode MS"/>
           <w:color w:val="182433"/>
           <w:sz w:val="20"/>
         </w:rPr>
@@ -2342,7 +2375,7 @@
       </w:pPr>
       <w:r>
         <w:rPr>
-          <w:rFonts w:ascii="AppleGothic" w:hAnsi="AppleGothic" w:eastAsia="AppleGothic" w:cs="AppleGothic"/>
+          <w:rFonts w:ascii="Arial Unicode MS" w:hAnsi="Arial Unicode MS" w:eastAsia="Arial Unicode MS" w:cs="Arial Unicode MS"/>
           <w:b/>
           <w:color w:val="A56A00"/>
           <w:sz w:val="19"/>
@@ -2351,7 +2384,7 @@
       </w:r>
       <w:r>
         <w:rPr>
-          <w:rFonts w:ascii="AppleGothic" w:hAnsi="AppleGothic" w:eastAsia="AppleGothic" w:cs="AppleGothic"/>
+          <w:rFonts w:ascii="Arial Unicode MS" w:hAnsi="Arial Unicode MS" w:eastAsia="Arial Unicode MS" w:cs="Arial Unicode MS"/>
           <w:color w:val="5E7084"/>
           <w:sz w:val="19"/>
         </w:rPr>
@@ -2366,7 +2399,7 @@
       </w:pPr>
       <w:r>
         <w:rPr>
-          <w:rFonts w:ascii="AppleGothic" w:hAnsi="AppleGothic" w:eastAsia="AppleGothic" w:cs="AppleGothic"/>
+          <w:rFonts w:ascii="Arial Unicode MS" w:hAnsi="Arial Unicode MS" w:eastAsia="Arial Unicode MS" w:cs="Arial Unicode MS"/>
           <w:b/>
           <w:color w:val="000000"/>
           <w:sz w:val="40"/>
@@ -2382,7 +2415,7 @@
       </w:pPr>
       <w:r>
         <w:rPr>
-          <w:rFonts w:ascii="AppleGothic" w:hAnsi="AppleGothic" w:eastAsia="AppleGothic" w:cs="AppleGothic"/>
+          <w:rFonts w:ascii="Arial Unicode MS" w:hAnsi="Arial Unicode MS" w:eastAsia="Arial Unicode MS" w:cs="Arial Unicode MS"/>
           <w:b/>
           <w:color w:val="000000"/>
           <w:sz w:val="30"/>
@@ -2396,7 +2429,7 @@
       </w:pPr>
       <w:r>
         <w:rPr>
-          <w:rFonts w:ascii="AppleGothic" w:hAnsi="AppleGothic" w:eastAsia="AppleGothic" w:cs="AppleGothic"/>
+          <w:rFonts w:ascii="Arial Unicode MS" w:hAnsi="Arial Unicode MS" w:eastAsia="Arial Unicode MS" w:cs="Arial Unicode MS"/>
           <w:b/>
           <w:color w:val="246BCE"/>
           <w:sz w:val="21"/>
@@ -2405,7 +2438,7 @@
       </w:r>
       <w:r>
         <w:rPr>
-          <w:rFonts w:ascii="AppleGothic" w:hAnsi="AppleGothic" w:eastAsia="AppleGothic" w:cs="AppleGothic"/>
+          <w:rFonts w:ascii="Arial Unicode MS" w:hAnsi="Arial Unicode MS" w:eastAsia="Arial Unicode MS" w:cs="Arial Unicode MS"/>
           <w:color w:val="182433"/>
           <w:sz w:val="21"/>
         </w:rPr>
@@ -2418,7 +2451,7 @@
       </w:pPr>
       <w:r>
         <w:rPr>
-          <w:rFonts w:ascii="AppleGothic" w:hAnsi="AppleGothic" w:eastAsia="AppleGothic" w:cs="AppleGothic"/>
+          <w:rFonts w:ascii="Arial Unicode MS" w:hAnsi="Arial Unicode MS" w:eastAsia="Arial Unicode MS" w:cs="Arial Unicode MS"/>
           <w:b/>
           <w:color w:val="14866D"/>
           <w:sz w:val="21"/>
@@ -2427,7 +2460,7 @@
       </w:r>
       <w:r>
         <w:rPr>
-          <w:rFonts w:ascii="AppleGothic" w:hAnsi="AppleGothic" w:eastAsia="AppleGothic" w:cs="AppleGothic"/>
+          <w:rFonts w:ascii="Arial Unicode MS" w:hAnsi="Arial Unicode MS" w:eastAsia="Arial Unicode MS" w:cs="Arial Unicode MS"/>
           <w:color w:val="182433"/>
           <w:sz w:val="21"/>
         </w:rPr>
@@ -2441,7 +2474,7 @@
       </w:pPr>
       <w:r>
         <w:rPr>
-          <w:rFonts w:ascii="AppleGothic" w:hAnsi="AppleGothic" w:eastAsia="AppleGothic" w:cs="AppleGothic"/>
+          <w:rFonts w:ascii="Arial Unicode MS" w:hAnsi="Arial Unicode MS" w:eastAsia="Arial Unicode MS" w:cs="Arial Unicode MS"/>
           <w:color w:val="182433"/>
           <w:sz w:val="20"/>
         </w:rPr>
@@ -2455,7 +2488,7 @@
       </w:pPr>
       <w:r>
         <w:rPr>
-          <w:rFonts w:ascii="AppleGothic" w:hAnsi="AppleGothic" w:eastAsia="AppleGothic" w:cs="AppleGothic"/>
+          <w:rFonts w:ascii="Arial Unicode MS" w:hAnsi="Arial Unicode MS" w:eastAsia="Arial Unicode MS" w:cs="Arial Unicode MS"/>
           <w:color w:val="182433"/>
           <w:sz w:val="20"/>
         </w:rPr>
@@ -2469,7 +2502,7 @@
       </w:pPr>
       <w:r>
         <w:rPr>
-          <w:rFonts w:ascii="AppleGothic" w:hAnsi="AppleGothic" w:eastAsia="AppleGothic" w:cs="AppleGothic"/>
+          <w:rFonts w:ascii="Arial Unicode MS" w:hAnsi="Arial Unicode MS" w:eastAsia="Arial Unicode MS" w:cs="Arial Unicode MS"/>
           <w:color w:val="182433"/>
           <w:sz w:val="20"/>
         </w:rPr>
@@ -2483,7 +2516,7 @@
       </w:pPr>
       <w:r>
         <w:rPr>
-          <w:rFonts w:ascii="AppleGothic" w:hAnsi="AppleGothic" w:eastAsia="AppleGothic" w:cs="AppleGothic"/>
+          <w:rFonts w:ascii="Arial Unicode MS" w:hAnsi="Arial Unicode MS" w:eastAsia="Arial Unicode MS" w:cs="Arial Unicode MS"/>
           <w:b/>
           <w:color w:val="A56A00"/>
           <w:sz w:val="19"/>
@@ -2492,7 +2525,7 @@
       </w:r>
       <w:r>
         <w:rPr>
-          <w:rFonts w:ascii="AppleGothic" w:hAnsi="AppleGothic" w:eastAsia="AppleGothic" w:cs="AppleGothic"/>
+          <w:rFonts w:ascii="Arial Unicode MS" w:hAnsi="Arial Unicode MS" w:eastAsia="Arial Unicode MS" w:cs="Arial Unicode MS"/>
           <w:color w:val="5E7084"/>
           <w:sz w:val="19"/>
         </w:rPr>
@@ -2507,7 +2540,7 @@
       </w:pPr>
       <w:r>
         <w:rPr>
-          <w:rFonts w:ascii="AppleGothic" w:hAnsi="AppleGothic" w:eastAsia="AppleGothic" w:cs="AppleGothic"/>
+          <w:rFonts w:ascii="Arial Unicode MS" w:hAnsi="Arial Unicode MS" w:eastAsia="Arial Unicode MS" w:cs="Arial Unicode MS"/>
           <w:b/>
           <w:color w:val="000000"/>
           <w:sz w:val="30"/>
@@ -2521,7 +2554,7 @@
       </w:pPr>
       <w:r>
         <w:rPr>
-          <w:rFonts w:ascii="AppleGothic" w:hAnsi="AppleGothic" w:eastAsia="AppleGothic" w:cs="AppleGothic"/>
+          <w:rFonts w:ascii="Arial Unicode MS" w:hAnsi="Arial Unicode MS" w:eastAsia="Arial Unicode MS" w:cs="Arial Unicode MS"/>
           <w:b/>
           <w:color w:val="246BCE"/>
           <w:sz w:val="21"/>
@@ -2530,7 +2563,7 @@
       </w:r>
       <w:r>
         <w:rPr>
-          <w:rFonts w:ascii="AppleGothic" w:hAnsi="AppleGothic" w:eastAsia="AppleGothic" w:cs="AppleGothic"/>
+          <w:rFonts w:ascii="Arial Unicode MS" w:hAnsi="Arial Unicode MS" w:eastAsia="Arial Unicode MS" w:cs="Arial Unicode MS"/>
           <w:color w:val="182433"/>
           <w:sz w:val="21"/>
         </w:rPr>
@@ -2543,7 +2576,7 @@
       </w:pPr>
       <w:r>
         <w:rPr>
-          <w:rFonts w:ascii="AppleGothic" w:hAnsi="AppleGothic" w:eastAsia="AppleGothic" w:cs="AppleGothic"/>
+          <w:rFonts w:ascii="Arial Unicode MS" w:hAnsi="Arial Unicode MS" w:eastAsia="Arial Unicode MS" w:cs="Arial Unicode MS"/>
           <w:b/>
           <w:color w:val="14866D"/>
           <w:sz w:val="21"/>
@@ -2552,7 +2585,7 @@
       </w:r>
       <w:r>
         <w:rPr>
-          <w:rFonts w:ascii="AppleGothic" w:hAnsi="AppleGothic" w:eastAsia="AppleGothic" w:cs="AppleGothic"/>
+          <w:rFonts w:ascii="Arial Unicode MS" w:hAnsi="Arial Unicode MS" w:eastAsia="Arial Unicode MS" w:cs="Arial Unicode MS"/>
           <w:color w:val="182433"/>
           <w:sz w:val="21"/>
         </w:rPr>
@@ -2566,7 +2599,7 @@
       </w:pPr>
       <w:r>
         <w:rPr>
-          <w:rFonts w:ascii="AppleGothic" w:hAnsi="AppleGothic" w:eastAsia="AppleGothic" w:cs="AppleGothic"/>
+          <w:rFonts w:ascii="Arial Unicode MS" w:hAnsi="Arial Unicode MS" w:eastAsia="Arial Unicode MS" w:cs="Arial Unicode MS"/>
           <w:color w:val="182433"/>
           <w:sz w:val="20"/>
         </w:rPr>
@@ -2580,7 +2613,7 @@
       </w:pPr>
       <w:r>
         <w:rPr>
-          <w:rFonts w:ascii="AppleGothic" w:hAnsi="AppleGothic" w:eastAsia="AppleGothic" w:cs="AppleGothic"/>
+          <w:rFonts w:ascii="Arial Unicode MS" w:hAnsi="Arial Unicode MS" w:eastAsia="Arial Unicode MS" w:cs="Arial Unicode MS"/>
           <w:color w:val="182433"/>
           <w:sz w:val="20"/>
         </w:rPr>
@@ -2594,7 +2627,7 @@
       </w:pPr>
       <w:r>
         <w:rPr>
-          <w:rFonts w:ascii="AppleGothic" w:hAnsi="AppleGothic" w:eastAsia="AppleGothic" w:cs="AppleGothic"/>
+          <w:rFonts w:ascii="Arial Unicode MS" w:hAnsi="Arial Unicode MS" w:eastAsia="Arial Unicode MS" w:cs="Arial Unicode MS"/>
           <w:color w:val="182433"/>
           <w:sz w:val="20"/>
         </w:rPr>
@@ -2608,7 +2641,7 @@
       </w:pPr>
       <w:r>
         <w:rPr>
-          <w:rFonts w:ascii="AppleGothic" w:hAnsi="AppleGothic" w:eastAsia="AppleGothic" w:cs="AppleGothic"/>
+          <w:rFonts w:ascii="Arial Unicode MS" w:hAnsi="Arial Unicode MS" w:eastAsia="Arial Unicode MS" w:cs="Arial Unicode MS"/>
           <w:b/>
           <w:color w:val="A56A00"/>
           <w:sz w:val="19"/>
@@ -2617,7 +2650,7 @@
       </w:r>
       <w:r>
         <w:rPr>
-          <w:rFonts w:ascii="AppleGothic" w:hAnsi="AppleGothic" w:eastAsia="AppleGothic" w:cs="AppleGothic"/>
+          <w:rFonts w:ascii="Arial Unicode MS" w:hAnsi="Arial Unicode MS" w:eastAsia="Arial Unicode MS" w:cs="Arial Unicode MS"/>
           <w:color w:val="5E7084"/>
           <w:sz w:val="19"/>
         </w:rPr>
@@ -2631,7 +2664,7 @@
       </w:pPr>
       <w:r>
         <w:rPr>
-          <w:rFonts w:ascii="AppleGothic" w:hAnsi="AppleGothic" w:eastAsia="AppleGothic" w:cs="AppleGothic"/>
+          <w:rFonts w:ascii="Arial Unicode MS" w:hAnsi="Arial Unicode MS" w:eastAsia="Arial Unicode MS" w:cs="Arial Unicode MS"/>
           <w:b/>
           <w:color w:val="B42318"/>
           <w:sz w:val="19"/>
@@ -2640,7 +2673,7 @@
       </w:r>
       <w:r>
         <w:rPr>
-          <w:rFonts w:ascii="AppleGothic" w:hAnsi="AppleGothic" w:eastAsia="AppleGothic" w:cs="AppleGothic"/>
+          <w:rFonts w:ascii="Arial Unicode MS" w:hAnsi="Arial Unicode MS" w:eastAsia="Arial Unicode MS" w:cs="Arial Unicode MS"/>
           <w:color w:val="5E7084"/>
           <w:sz w:val="19"/>
         </w:rPr>
@@ -2655,7 +2688,7 @@
       </w:pPr>
       <w:r>
         <w:rPr>
-          <w:rFonts w:ascii="AppleGothic" w:hAnsi="AppleGothic" w:eastAsia="AppleGothic" w:cs="AppleGothic"/>
+          <w:rFonts w:ascii="Arial Unicode MS" w:hAnsi="Arial Unicode MS" w:eastAsia="Arial Unicode MS" w:cs="Arial Unicode MS"/>
           <w:b/>
           <w:color w:val="000000"/>
           <w:sz w:val="40"/>
@@ -2671,7 +2704,7 @@
       </w:pPr>
       <w:r>
         <w:rPr>
-          <w:rFonts w:ascii="AppleGothic" w:hAnsi="AppleGothic" w:eastAsia="AppleGothic" w:cs="AppleGothic"/>
+          <w:rFonts w:ascii="Arial Unicode MS" w:hAnsi="Arial Unicode MS" w:eastAsia="Arial Unicode MS" w:cs="Arial Unicode MS"/>
           <w:b/>
           <w:color w:val="000000"/>
           <w:sz w:val="30"/>
@@ -2685,7 +2718,7 @@
       </w:pPr>
       <w:r>
         <w:rPr>
-          <w:rFonts w:ascii="AppleGothic" w:hAnsi="AppleGothic" w:eastAsia="AppleGothic" w:cs="AppleGothic"/>
+          <w:rFonts w:ascii="Arial Unicode MS" w:hAnsi="Arial Unicode MS" w:eastAsia="Arial Unicode MS" w:cs="Arial Unicode MS"/>
           <w:b/>
           <w:color w:val="246BCE"/>
           <w:sz w:val="21"/>
@@ -2694,7 +2727,7 @@
       </w:r>
       <w:r>
         <w:rPr>
-          <w:rFonts w:ascii="AppleGothic" w:hAnsi="AppleGothic" w:eastAsia="AppleGothic" w:cs="AppleGothic"/>
+          <w:rFonts w:ascii="Arial Unicode MS" w:hAnsi="Arial Unicode MS" w:eastAsia="Arial Unicode MS" w:cs="Arial Unicode MS"/>
           <w:color w:val="182433"/>
           <w:sz w:val="21"/>
         </w:rPr>
@@ -2707,7 +2740,7 @@
       </w:pPr>
       <w:r>
         <w:rPr>
-          <w:rFonts w:ascii="AppleGothic" w:hAnsi="AppleGothic" w:eastAsia="AppleGothic" w:cs="AppleGothic"/>
+          <w:rFonts w:ascii="Arial Unicode MS" w:hAnsi="Arial Unicode MS" w:eastAsia="Arial Unicode MS" w:cs="Arial Unicode MS"/>
           <w:b/>
           <w:color w:val="14866D"/>
           <w:sz w:val="21"/>
@@ -2716,7 +2749,7 @@
       </w:r>
       <w:r>
         <w:rPr>
-          <w:rFonts w:ascii="AppleGothic" w:hAnsi="AppleGothic" w:eastAsia="AppleGothic" w:cs="AppleGothic"/>
+          <w:rFonts w:ascii="Arial Unicode MS" w:hAnsi="Arial Unicode MS" w:eastAsia="Arial Unicode MS" w:cs="Arial Unicode MS"/>
           <w:color w:val="182433"/>
           <w:sz w:val="21"/>
         </w:rPr>
@@ -2730,7 +2763,7 @@
       </w:pPr>
       <w:r>
         <w:rPr>
-          <w:rFonts w:ascii="AppleGothic" w:hAnsi="AppleGothic" w:eastAsia="AppleGothic" w:cs="AppleGothic"/>
+          <w:rFonts w:ascii="Arial Unicode MS" w:hAnsi="Arial Unicode MS" w:eastAsia="Arial Unicode MS" w:cs="Arial Unicode MS"/>
           <w:color w:val="182433"/>
           <w:sz w:val="20"/>
         </w:rPr>
@@ -2744,7 +2777,7 @@
       </w:pPr>
       <w:r>
         <w:rPr>
-          <w:rFonts w:ascii="AppleGothic" w:hAnsi="AppleGothic" w:eastAsia="AppleGothic" w:cs="AppleGothic"/>
+          <w:rFonts w:ascii="Arial Unicode MS" w:hAnsi="Arial Unicode MS" w:eastAsia="Arial Unicode MS" w:cs="Arial Unicode MS"/>
           <w:color w:val="182433"/>
           <w:sz w:val="20"/>
         </w:rPr>
@@ -2758,7 +2791,7 @@
       </w:pPr>
       <w:r>
         <w:rPr>
-          <w:rFonts w:ascii="AppleGothic" w:hAnsi="AppleGothic" w:eastAsia="AppleGothic" w:cs="AppleGothic"/>
+          <w:rFonts w:ascii="Arial Unicode MS" w:hAnsi="Arial Unicode MS" w:eastAsia="Arial Unicode MS" w:cs="Arial Unicode MS"/>
           <w:color w:val="182433"/>
           <w:sz w:val="20"/>
         </w:rPr>
@@ -2772,7 +2805,7 @@
       </w:pPr>
       <w:r>
         <w:rPr>
-          <w:rFonts w:ascii="AppleGothic" w:hAnsi="AppleGothic" w:eastAsia="AppleGothic" w:cs="AppleGothic"/>
+          <w:rFonts w:ascii="Arial Unicode MS" w:hAnsi="Arial Unicode MS" w:eastAsia="Arial Unicode MS" w:cs="Arial Unicode MS"/>
           <w:color w:val="182433"/>
           <w:sz w:val="20"/>
         </w:rPr>
@@ -2786,7 +2819,7 @@
       </w:pPr>
       <w:r>
         <w:rPr>
-          <w:rFonts w:ascii="AppleGothic" w:hAnsi="AppleGothic" w:eastAsia="AppleGothic" w:cs="AppleGothic"/>
+          <w:rFonts w:ascii="Arial Unicode MS" w:hAnsi="Arial Unicode MS" w:eastAsia="Arial Unicode MS" w:cs="Arial Unicode MS"/>
           <w:color w:val="182433"/>
           <w:sz w:val="20"/>
         </w:rPr>
@@ -2800,7 +2833,7 @@
       </w:pPr>
       <w:r>
         <w:rPr>
-          <w:rFonts w:ascii="AppleGothic" w:hAnsi="AppleGothic" w:eastAsia="AppleGothic" w:cs="AppleGothic"/>
+          <w:rFonts w:ascii="Arial Unicode MS" w:hAnsi="Arial Unicode MS" w:eastAsia="Arial Unicode MS" w:cs="Arial Unicode MS"/>
           <w:color w:val="182433"/>
           <w:sz w:val="20"/>
         </w:rPr>
@@ -2813,7 +2846,7 @@
       </w:pPr>
       <w:r>
         <w:rPr>
-          <w:rFonts w:ascii="AppleGothic" w:hAnsi="AppleGothic" w:eastAsia="AppleGothic" w:cs="AppleGothic"/>
+          <w:rFonts w:ascii="Arial Unicode MS" w:hAnsi="Arial Unicode MS" w:eastAsia="Arial Unicode MS" w:cs="Arial Unicode MS"/>
         </w:rPr>
         <w:t>Incident 보고서를 내보내면 원본 분석과 연결된 명령의 실행자, 시각, 종료 코드, 검증 판정과 전후 Snapshot 해시가 포함됩니다. credential, 실시간 로그와 Snapshot 원문은 포함되지 않습니다.</w:t>
       </w:r>
@@ -2825,7 +2858,7 @@
       </w:pPr>
       <w:r>
         <w:rPr>
-          <w:rFonts w:ascii="AppleGothic" w:hAnsi="AppleGothic" w:eastAsia="AppleGothic" w:cs="AppleGothic"/>
+          <w:rFonts w:ascii="Arial Unicode MS" w:hAnsi="Arial Unicode MS" w:eastAsia="Arial Unicode MS" w:cs="Arial Unicode MS"/>
           <w:b/>
           <w:color w:val="A56A00"/>
           <w:sz w:val="19"/>
@@ -2834,7 +2867,7 @@
       </w:r>
       <w:r>
         <w:rPr>
-          <w:rFonts w:ascii="AppleGothic" w:hAnsi="AppleGothic" w:eastAsia="AppleGothic" w:cs="AppleGothic"/>
+          <w:rFonts w:ascii="Arial Unicode MS" w:hAnsi="Arial Unicode MS" w:eastAsia="Arial Unicode MS" w:cs="Arial Unicode MS"/>
           <w:color w:val="5E7084"/>
           <w:sz w:val="19"/>
         </w:rPr>
@@ -2849,7 +2882,7 @@
       </w:pPr>
       <w:r>
         <w:rPr>
-          <w:rFonts w:ascii="AppleGothic" w:hAnsi="AppleGothic" w:eastAsia="AppleGothic" w:cs="AppleGothic"/>
+          <w:rFonts w:ascii="Arial Unicode MS" w:hAnsi="Arial Unicode MS" w:eastAsia="Arial Unicode MS" w:cs="Arial Unicode MS"/>
           <w:b/>
           <w:color w:val="000000"/>
           <w:sz w:val="30"/>
@@ -2863,7 +2896,7 @@
       </w:pPr>
       <w:r>
         <w:rPr>
-          <w:rFonts w:ascii="AppleGothic" w:hAnsi="AppleGothic" w:eastAsia="AppleGothic" w:cs="AppleGothic"/>
+          <w:rFonts w:ascii="Arial Unicode MS" w:hAnsi="Arial Unicode MS" w:eastAsia="Arial Unicode MS" w:cs="Arial Unicode MS"/>
           <w:b/>
           <w:color w:val="246BCE"/>
           <w:sz w:val="21"/>
@@ -2872,7 +2905,7 @@
       </w:r>
       <w:r>
         <w:rPr>
-          <w:rFonts w:ascii="AppleGothic" w:hAnsi="AppleGothic" w:eastAsia="AppleGothic" w:cs="AppleGothic"/>
+          <w:rFonts w:ascii="Arial Unicode MS" w:hAnsi="Arial Unicode MS" w:eastAsia="Arial Unicode MS" w:cs="Arial Unicode MS"/>
           <w:color w:val="182433"/>
           <w:sz w:val="21"/>
         </w:rPr>
@@ -2885,7 +2918,7 @@
       </w:pPr>
       <w:r>
         <w:rPr>
-          <w:rFonts w:ascii="AppleGothic" w:hAnsi="AppleGothic" w:eastAsia="AppleGothic" w:cs="AppleGothic"/>
+          <w:rFonts w:ascii="Arial Unicode MS" w:hAnsi="Arial Unicode MS" w:eastAsia="Arial Unicode MS" w:cs="Arial Unicode MS"/>
           <w:b/>
           <w:color w:val="14866D"/>
           <w:sz w:val="21"/>
@@ -2894,7 +2927,7 @@
       </w:r>
       <w:r>
         <w:rPr>
-          <w:rFonts w:ascii="AppleGothic" w:hAnsi="AppleGothic" w:eastAsia="AppleGothic" w:cs="AppleGothic"/>
+          <w:rFonts w:ascii="Arial Unicode MS" w:hAnsi="Arial Unicode MS" w:eastAsia="Arial Unicode MS" w:cs="Arial Unicode MS"/>
           <w:color w:val="182433"/>
           <w:sz w:val="21"/>
         </w:rPr>
@@ -2908,7 +2941,7 @@
       </w:pPr>
       <w:r>
         <w:rPr>
-          <w:rFonts w:ascii="AppleGothic" w:hAnsi="AppleGothic" w:eastAsia="AppleGothic" w:cs="AppleGothic"/>
+          <w:rFonts w:ascii="Arial Unicode MS" w:hAnsi="Arial Unicode MS" w:eastAsia="Arial Unicode MS" w:cs="Arial Unicode MS"/>
           <w:color w:val="182433"/>
           <w:sz w:val="20"/>
         </w:rPr>
@@ -2922,7 +2955,7 @@
       </w:pPr>
       <w:r>
         <w:rPr>
-          <w:rFonts w:ascii="AppleGothic" w:hAnsi="AppleGothic" w:eastAsia="AppleGothic" w:cs="AppleGothic"/>
+          <w:rFonts w:ascii="Arial Unicode MS" w:hAnsi="Arial Unicode MS" w:eastAsia="Arial Unicode MS" w:cs="Arial Unicode MS"/>
           <w:color w:val="182433"/>
           <w:sz w:val="20"/>
         </w:rPr>
@@ -2936,7 +2969,7 @@
       </w:pPr>
       <w:r>
         <w:rPr>
-          <w:rFonts w:ascii="AppleGothic" w:hAnsi="AppleGothic" w:eastAsia="AppleGothic" w:cs="AppleGothic"/>
+          <w:rFonts w:ascii="Arial Unicode MS" w:hAnsi="Arial Unicode MS" w:eastAsia="Arial Unicode MS" w:cs="Arial Unicode MS"/>
           <w:color w:val="182433"/>
           <w:sz w:val="20"/>
         </w:rPr>
@@ -2950,7 +2983,7 @@
       </w:pPr>
       <w:r>
         <w:rPr>
-          <w:rFonts w:ascii="AppleGothic" w:hAnsi="AppleGothic" w:eastAsia="AppleGothic" w:cs="AppleGothic"/>
+          <w:rFonts w:ascii="Arial Unicode MS" w:hAnsi="Arial Unicode MS" w:eastAsia="Arial Unicode MS" w:cs="Arial Unicode MS"/>
           <w:color w:val="182433"/>
           <w:sz w:val="20"/>
         </w:rPr>
@@ -2964,7 +2997,7 @@
       </w:pPr>
       <w:r>
         <w:rPr>
-          <w:rFonts w:ascii="AppleGothic" w:hAnsi="AppleGothic" w:eastAsia="AppleGothic" w:cs="AppleGothic"/>
+          <w:rFonts w:ascii="Arial Unicode MS" w:hAnsi="Arial Unicode MS" w:eastAsia="Arial Unicode MS" w:cs="Arial Unicode MS"/>
           <w:color w:val="182433"/>
           <w:sz w:val="20"/>
         </w:rPr>
@@ -2978,7 +3011,7 @@
       </w:pPr>
       <w:r>
         <w:rPr>
-          <w:rFonts w:ascii="AppleGothic" w:hAnsi="AppleGothic" w:eastAsia="AppleGothic" w:cs="AppleGothic"/>
+          <w:rFonts w:ascii="Arial Unicode MS" w:hAnsi="Arial Unicode MS" w:eastAsia="Arial Unicode MS" w:cs="Arial Unicode MS"/>
           <w:b/>
           <w:color w:val="A56A00"/>
           <w:sz w:val="19"/>
@@ -2987,7 +3020,7 @@
       </w:r>
       <w:r>
         <w:rPr>
-          <w:rFonts w:ascii="AppleGothic" w:hAnsi="AppleGothic" w:eastAsia="AppleGothic" w:cs="AppleGothic"/>
+          <w:rFonts w:ascii="Arial Unicode MS" w:hAnsi="Arial Unicode MS" w:eastAsia="Arial Unicode MS" w:cs="Arial Unicode MS"/>
           <w:color w:val="5E7084"/>
           <w:sz w:val="19"/>
         </w:rPr>
@@ -3001,7 +3034,7 @@
       </w:pPr>
       <w:r>
         <w:rPr>
-          <w:rFonts w:ascii="AppleGothic" w:hAnsi="AppleGothic" w:eastAsia="AppleGothic" w:cs="AppleGothic"/>
+          <w:rFonts w:ascii="Arial Unicode MS" w:hAnsi="Arial Unicode MS" w:eastAsia="Arial Unicode MS" w:cs="Arial Unicode MS"/>
           <w:b/>
           <w:color w:val="B42318"/>
           <w:sz w:val="19"/>
@@ -3010,7 +3043,7 @@
       </w:r>
       <w:r>
         <w:rPr>
-          <w:rFonts w:ascii="AppleGothic" w:hAnsi="AppleGothic" w:eastAsia="AppleGothic" w:cs="AppleGothic"/>
+          <w:rFonts w:ascii="Arial Unicode MS" w:hAnsi="Arial Unicode MS" w:eastAsia="Arial Unicode MS" w:cs="Arial Unicode MS"/>
           <w:color w:val="5E7084"/>
           <w:sz w:val="19"/>
         </w:rPr>
@@ -3023,7 +3056,7 @@
       </w:pPr>
       <w:r>
         <w:rPr>
-          <w:rFonts w:ascii="AppleGothic" w:hAnsi="AppleGothic" w:eastAsia="AppleGothic" w:cs="AppleGothic"/>
+          <w:rFonts w:ascii="Arial Unicode MS" w:hAnsi="Arial Unicode MS" w:eastAsia="Arial Unicode MS" w:cs="Arial Unicode MS"/>
         </w:rPr>
         <w:t>Kubernetes 콘솔</w:t>
       </w:r>
@@ -3034,8 +3067,8 @@
       </w:pPr>
       <w:r>
         <w:rPr>
-          <w:rFonts w:ascii="AppleGothic" w:hAnsi="AppleGothic" w:eastAsia="AppleGothic" w:cs="AppleGothic"/>
-          <w:sz w:val="18"/>
+          <w:rFonts w:ascii="Arial Unicode MS" w:hAnsi="Arial Unicode MS" w:eastAsia="Arial Unicode MS" w:cs="Arial Unicode MS"/>
+          <w:sz w:val="16"/>
         </w:rPr>
         <w:t>목적  선택한 원격 클러스터에서 kubectl 명령과 Pod 터미널을 플랫폼 권한 및 감사 경계 안에서 실행합니다.</w:t>
       </w:r>
@@ -3046,8 +3079,8 @@
       </w:pPr>
       <w:r>
         <w:rPr>
-          <w:rFonts w:ascii="AppleGothic" w:hAnsi="AppleGothic" w:eastAsia="AppleGothic" w:cs="AppleGothic"/>
-          <w:sz w:val="18"/>
+          <w:rFonts w:ascii="Arial Unicode MS" w:hAnsi="Arial Unicode MS" w:eastAsia="Arial Unicode MS" w:cs="Arial Unicode MS"/>
+          <w:sz w:val="16"/>
         </w:rPr>
         <w:t>사용 시점  리소스 상세 확인, AI 분석 검증 명령 실행, Pod 내부 상태 확인이 필요할 때 사용합니다.</w:t>
       </w:r>
@@ -3059,8 +3092,8 @@
       </w:pPr>
       <w:r>
         <w:rPr>
-          <w:rFonts w:ascii="AppleGothic" w:hAnsi="AppleGothic" w:eastAsia="AppleGothic" w:cs="AppleGothic"/>
-          <w:sz w:val="18"/>
+          <w:rFonts w:ascii="Arial Unicode MS" w:hAnsi="Arial Unicode MS" w:eastAsia="Arial Unicode MS" w:cs="Arial Unicode MS"/>
+          <w:sz w:val="16"/>
         </w:rPr>
         <w:t>Cluster와 Namespace는 플랫폼이 고정하며 kubeconfig와 context 변경 옵션은 사용할 수 없습니다.</w:t>
       </w:r>
@@ -3072,8 +3105,8 @@
       </w:pPr>
       <w:r>
         <w:rPr>
-          <w:rFonts w:ascii="AppleGothic" w:hAnsi="AppleGothic" w:eastAsia="AppleGothic" w:cs="AppleGothic"/>
-          <w:sz w:val="18"/>
+          <w:rFonts w:ascii="Arial Unicode MS" w:hAnsi="Arial Unicode MS" w:eastAsia="Arial Unicode MS" w:cs="Arial Unicode MS"/>
+          <w:sz w:val="16"/>
         </w:rPr>
         <w:t>조회 명령은 바로 실행하고 변경·삭제·대화형 명령은 대상과 위험도를 확인한 뒤 실행합니다.</w:t>
       </w:r>
@@ -3085,8 +3118,8 @@
       </w:pPr>
       <w:r>
         <w:rPr>
-          <w:rFonts w:ascii="AppleGothic" w:hAnsi="AppleGothic" w:eastAsia="AppleGothic" w:cs="AppleGothic"/>
-          <w:sz w:val="18"/>
+          <w:rFonts w:ascii="Arial Unicode MS" w:hAnsi="Arial Unicode MS" w:eastAsia="Arial Unicode MS" w:cs="Arial Unicode MS"/>
+          <w:sz w:val="16"/>
         </w:rPr>
         <w:t>실행 이력에서 상태, 종료 코드, 소요 시간, stdout과 stderr를 확인합니다.</w:t>
       </w:r>
@@ -3098,8 +3131,8 @@
       </w:pPr>
       <w:r>
         <w:rPr>
-          <w:rFonts w:ascii="AppleGothic" w:hAnsi="AppleGothic" w:eastAsia="AppleGothic" w:cs="AppleGothic"/>
-          <w:sz w:val="18"/>
+          <w:rFonts w:ascii="Arial Unicode MS" w:hAnsi="Arial Unicode MS" w:eastAsia="Arial Unicode MS" w:cs="Arial Unicode MS"/>
+          <w:sz w:val="16"/>
         </w:rPr>
         <w:t>AI Analysis의 콘솔에서 검증을 사용하면 실행 이력이 원본 분석과 연결됩니다.</w:t>
       </w:r>
@@ -3111,8 +3144,8 @@
       </w:pPr>
       <w:r>
         <w:rPr>
-          <w:rFonts w:ascii="AppleGothic" w:hAnsi="AppleGothic" w:eastAsia="AppleGothic" w:cs="AppleGothic"/>
-          <w:sz w:val="18"/>
+          <w:rFonts w:ascii="Arial Unicode MS" w:hAnsi="Arial Unicode MS" w:eastAsia="Arial Unicode MS" w:cs="Arial Unicode MS"/>
+          <w:sz w:val="16"/>
         </w:rPr>
         <w:t>동시 실행 제한 메시지가 표시되면 진행 중인 작업을 확인하고 안내된 시간 뒤 다시 실행합니다.</w:t>
       </w:r>
@@ -3123,8 +3156,8 @@
       </w:pPr>
       <w:r>
         <w:rPr>
-          <w:rFonts w:ascii="AppleGothic" w:hAnsi="AppleGothic" w:eastAsia="AppleGothic" w:cs="AppleGothic"/>
-          <w:sz w:val="18"/>
+          <w:rFonts w:ascii="Arial Unicode MS" w:hAnsi="Arial Unicode MS" w:eastAsia="Arial Unicode MS" w:cs="Arial Unicode MS"/>
+          <w:sz w:val="16"/>
         </w:rPr>
         <w:t>처음 사용할 때  kubectl get pods -o wide 같은 읽기 전용 명령으로 권한과 연결을 확인합니다.</w:t>
       </w:r>
@@ -3135,8 +3168,8 @@
       </w:pPr>
       <w:r>
         <w:rPr>
-          <w:rFonts w:ascii="AppleGothic" w:hAnsi="AppleGothic" w:eastAsia="AppleGothic" w:cs="AppleGothic"/>
-          <w:sz w:val="18"/>
+          <w:rFonts w:ascii="Arial Unicode MS" w:hAnsi="Arial Unicode MS" w:eastAsia="Arial Unicode MS" w:cs="Arial Unicode MS"/>
+          <w:sz w:val="16"/>
         </w:rPr>
         <w:t>주의  Pod 터미널 종료 전 exit를 실행하고, 변경 명령은 실행 후 리소스 상태 확인과 재분석으로 결과를 검증합니다.</w:t>
       </w:r>
@@ -3147,8 +3180,8 @@
       </w:pPr>
       <w:r>
         <w:rPr>
-          <w:rFonts w:ascii="AppleGothic" w:hAnsi="AppleGothic" w:eastAsia="AppleGothic" w:cs="AppleGothic"/>
-          <w:sz w:val="18"/>
+          <w:rFonts w:ascii="Arial Unicode MS" w:hAnsi="Arial Unicode MS" w:eastAsia="Arial Unicode MS" w:cs="Arial Unicode MS"/>
+          <w:sz w:val="16"/>
         </w:rPr>
         <w:t>변경 또는 삭제 명령이 끝나면 운영 결과 검증에서 Kubernetes 상태의 전후 비교 판정과 확인 시각을 먼저 봅니다. 상태가 확인되지 않으면 성공 exit code만으로 조치 완료를 선언하지 않습니다.</w:t>
       </w:r>
@@ -3160,8 +3193,8 @@
       </w:pPr>
       <w:r>
         <w:rPr>
-          <w:rFonts w:ascii="AppleGothic" w:hAnsi="AppleGothic" w:eastAsia="AppleGothic" w:cs="AppleGothic"/>
-          <w:sz w:val="18"/>
+          <w:rFonts w:ascii="Arial Unicode MS" w:hAnsi="Arial Unicode MS" w:eastAsia="Arial Unicode MS" w:cs="Arial Unicode MS"/>
+          <w:sz w:val="16"/>
         </w:rPr>
         <w:t>리소스 기반 명령 만들기에서 Kind와 이름을 입력하면 Get, Describe, Logs, YAML 명령을 안전하게 작성할 수 있습니다.</w:t>
       </w:r>
@@ -3173,8 +3206,8 @@
       </w:pPr>
       <w:r>
         <w:rPr>
-          <w:rFonts w:ascii="AppleGothic" w:hAnsi="AppleGothic" w:eastAsia="AppleGothic" w:cs="AppleGothic"/>
-          <w:sz w:val="18"/>
+          <w:rFonts w:ascii="Arial Unicode MS" w:hAnsi="Arial Unicode MS" w:eastAsia="Arial Unicode MS" w:cs="Arial Unicode MS"/>
+          <w:sz w:val="16"/>
         </w:rPr>
         <w:t>Cook Book 탭에서는 기본 현황, Pod, 로그, Service, workload, 자원, Node, storage, network와 권한 점검 명령을 검색합니다. 항목의 목적, 실행 범위와 요구 조건을 확인한 뒤 명령 가져오기를 선택합니다.</w:t>
       </w:r>
@@ -3186,8 +3219,8 @@
       </w:pPr>
       <w:r>
         <w:rPr>
-          <w:rFonts w:ascii="AppleGothic" w:hAnsi="AppleGothic" w:eastAsia="AppleGothic" w:cs="AppleGothic"/>
-          <w:sz w:val="18"/>
+          <w:rFonts w:ascii="Arial Unicode MS" w:hAnsi="Arial Unicode MS" w:eastAsia="Arial Unicode MS" w:cs="Arial Unicode MS"/>
+          <w:sz w:val="16"/>
         </w:rPr>
         <w:t>증상별 단계 점검에서 Pod 기동, Service 연결, PVC Pending, Node Pressure 절차를 순서대로 실행하고 각 항목의 정상 기준과 다음 권장 점검을 확인합니다.</w:t>
       </w:r>
@@ -3199,8 +3232,8 @@
       </w:pPr>
       <w:r>
         <w:rPr>
-          <w:rFonts w:ascii="AppleGothic" w:hAnsi="AppleGothic" w:eastAsia="AppleGothic" w:cs="AppleGothic"/>
-          <w:sz w:val="18"/>
+          <w:rFonts w:ascii="Arial Unicode MS" w:hAnsi="Arial Unicode MS" w:eastAsia="Arial Unicode MS" w:cs="Arial Unicode MS"/>
+          <w:sz w:val="16"/>
         </w:rPr>
         <w:t>리소스 기반 명령 만들기에 입력한 이름과 컨테이너는 Cook Book 명령의 placeholder에 자동 반영됩니다.</w:t>
       </w:r>
@@ -3212,8 +3245,8 @@
       </w:pPr>
       <w:r>
         <w:rPr>
-          <w:rFonts w:ascii="AppleGothic" w:hAnsi="AppleGothic" w:eastAsia="AppleGothic" w:cs="AppleGothic"/>
-          <w:sz w:val="18"/>
+          <w:rFonts w:ascii="Arial Unicode MS" w:hAnsi="Arial Unicode MS" w:eastAsia="Arial Unicode MS" w:cs="Arial Unicode MS"/>
+          <w:sz w:val="16"/>
         </w:rPr>
         <w:t>Metrics APIService가 Available 상태가 아니면 kubectl top 점검은 선택할 수 없습니다.</w:t>
       </w:r>
@@ -3225,8 +3258,8 @@
       </w:pPr>
       <w:r>
         <w:rPr>
-          <w:rFonts w:ascii="AppleGothic" w:hAnsi="AppleGothic" w:eastAsia="AppleGothic" w:cs="AppleGothic"/>
-          <w:sz w:val="18"/>
+          <w:rFonts w:ascii="Arial Unicode MS" w:hAnsi="Arial Unicode MS" w:eastAsia="Arial Unicode MS" w:cs="Arial Unicode MS"/>
+          <w:sz w:val="16"/>
         </w:rPr>
         <w:t>POD_NAME, SERVICE_NAME 같은 표시가 있으면 실제 리소스 이름으로 바꾸기 전에는 실행할 수 없습니다.</w:t>
       </w:r>
@@ -3238,8 +3271,8 @@
       </w:pPr>
       <w:r>
         <w:rPr>
-          <w:rFonts w:ascii="AppleGothic" w:hAnsi="AppleGothic" w:eastAsia="AppleGothic" w:cs="AppleGothic"/>
-          <w:sz w:val="18"/>
+          <w:rFonts w:ascii="Arial Unicode MS" w:hAnsi="Arial Unicode MS" w:eastAsia="Arial Unicode MS" w:cs="Arial Unicode MS"/>
+          <w:sz w:val="16"/>
         </w:rPr>
         <w:t>클러스터 범위 항목은 전체 Namespace로, Namespace 항목은 현재 선택한 Namespace로 작업 범위를 맞춥니다.</w:t>
       </w:r>
@@ -3251,8 +3284,8 @@
       </w:pPr>
       <w:r>
         <w:rPr>
-          <w:rFonts w:ascii="AppleGothic" w:hAnsi="AppleGothic" w:eastAsia="AppleGothic" w:cs="AppleGothic"/>
-          <w:sz w:val="18"/>
+          <w:rFonts w:ascii="Arial Unicode MS" w:hAnsi="Arial Unicode MS" w:eastAsia="Arial Unicode MS" w:cs="Arial Unicode MS"/>
+          <w:sz w:val="16"/>
         </w:rPr>
         <w:t>Metrics Server 필요 표시가 있는 사용량 명령은 대상 클러스터에 지표 API가 없으면 결과를 제공하지 못합니다.</w:t>
       </w:r>
@@ -3264,8 +3297,8 @@
       </w:pPr>
       <w:r>
         <w:rPr>
-          <w:rFonts w:ascii="AppleGothic" w:hAnsi="AppleGothic" w:eastAsia="AppleGothic" w:cs="AppleGothic"/>
-          <w:sz w:val="18"/>
+          <w:rFonts w:ascii="Arial Unicode MS" w:hAnsi="Arial Unicode MS" w:eastAsia="Arial Unicode MS" w:cs="Arial Unicode MS"/>
+          <w:sz w:val="16"/>
         </w:rPr>
         <w:t>Cook Book은 Secret 값 출력, shell pipe, port-forward와 임시 리소스 생성 명령을 제공하지 않습니다.</w:t>
       </w:r>
@@ -3277,8 +3310,8 @@
       </w:pPr>
       <w:r>
         <w:rPr>
-          <w:rFonts w:ascii="AppleGothic" w:hAnsi="AppleGothic" w:eastAsia="AppleGothic" w:cs="AppleGothic"/>
-          <w:sz w:val="18"/>
+          <w:rFonts w:ascii="Arial Unicode MS" w:hAnsi="Arial Unicode MS" w:eastAsia="Arial Unicode MS" w:cs="Arial Unicode MS"/>
+          <w:sz w:val="16"/>
         </w:rPr>
         <w:t>Event 확인, 로그 확인, YAML 확인 버튼은 같은 Cluster와 Namespace를 유지한 후속 명령을 준비합니다.</w:t>
       </w:r>
@@ -3290,8 +3323,8 @@
       </w:pPr>
       <w:r>
         <w:rPr>
-          <w:rFonts w:ascii="AppleGothic" w:hAnsi="AppleGothic" w:eastAsia="AppleGothic" w:cs="AppleGothic"/>
-          <w:sz w:val="18"/>
+          <w:rFonts w:ascii="Arial Unicode MS" w:hAnsi="Arial Unicode MS" w:eastAsia="Arial Unicode MS" w:cs="Arial Unicode MS"/>
+          <w:sz w:val="16"/>
         </w:rPr>
         <w:t>전후 Snapshot은 필요할 때만 펼쳐 보고, 롤백 후보는 현재 상태와 영향을 다시 확인한 뒤 별도 명령으로 실행합니다.</w:t>
       </w:r>
@@ -3303,8 +3336,8 @@
       </w:pPr>
       <w:r>
         <w:rPr>
-          <w:rFonts w:ascii="AppleGothic" w:hAnsi="AppleGothic" w:eastAsia="AppleGothic" w:cs="AppleGothic"/>
-          <w:sz w:val="18"/>
+          <w:rFonts w:ascii="Arial Unicode MS" w:hAnsi="Arial Unicode MS" w:eastAsia="Arial Unicode MS" w:cs="Arial Unicode MS"/>
+          <w:sz w:val="16"/>
         </w:rPr>
         <w:t>일반 명령은 격리 실행기를 사용합니다. Pod 터미널은 현재 Backend Fabric8 WebSocket 경계를 사용하며 화면의 실행 경계 표시로 구분합니다.</w:t>
       </w:r>
@@ -3318,10 +3351,10 @@
       </w:pPr>
       <w:r>
         <w:rPr>
-          <w:rFonts w:ascii="AppleGothic" w:hAnsi="AppleGothic" w:eastAsia="AppleGothic" w:cs="AppleGothic"/>
+          <w:rFonts w:ascii="Arial Unicode MS" w:hAnsi="Arial Unicode MS" w:eastAsia="Arial Unicode MS" w:cs="Arial Unicode MS"/>
           <w:b/>
           <w:color w:val="000000"/>
-          <w:sz w:val="18"/>
+          <w:sz w:val="16"/>
         </w:rPr>
         <w:t>7 운영 관리 메뉴 3</w:t>
       </w:r>
@@ -3334,7 +3367,7 @@
       </w:pPr>
       <w:r>
         <w:rPr>
-          <w:rFonts w:ascii="AppleGothic" w:hAnsi="AppleGothic" w:eastAsia="AppleGothic" w:cs="AppleGothic"/>
+          <w:rFonts w:ascii="Arial Unicode MS" w:hAnsi="Arial Unicode MS" w:eastAsia="Arial Unicode MS" w:cs="Arial Unicode MS"/>
           <w:b/>
           <w:color w:val="000000"/>
           <w:sz w:val="30"/>
@@ -3348,7 +3381,7 @@
       </w:pPr>
       <w:r>
         <w:rPr>
-          <w:rFonts w:ascii="AppleGothic" w:hAnsi="AppleGothic" w:eastAsia="AppleGothic" w:cs="AppleGothic"/>
+          <w:rFonts w:ascii="Arial Unicode MS" w:hAnsi="Arial Unicode MS" w:eastAsia="Arial Unicode MS" w:cs="Arial Unicode MS"/>
         </w:rPr>
         <w:t>목적  Tenant Chart를 Custom Values로 Cluster에 Helm 배포하고 Application 상태와 수명주기를 운영합니다.</w:t>
       </w:r>
@@ -3359,7 +3392,7 @@
       </w:pPr>
       <w:r>
         <w:rPr>
-          <w:rFonts w:ascii="AppleGothic" w:hAnsi="AppleGothic" w:eastAsia="AppleGothic" w:cs="AppleGothic"/>
+          <w:rFonts w:ascii="Arial Unicode MS" w:hAnsi="Arial Unicode MS" w:eastAsia="Arial Unicode MS" w:cs="Arial Unicode MS"/>
         </w:rPr>
         <w:t>사용 시점  Artifact Hub Chart를 가져오거나 보유 Chart를 Cluster와 Namespace에 배포하고 상태를 확인할 때 사용합니다.</w:t>
       </w:r>
@@ -3371,7 +3404,7 @@
       </w:pPr>
       <w:r>
         <w:rPr>
-          <w:rFonts w:ascii="AppleGothic" w:hAnsi="AppleGothic" w:eastAsia="AppleGothic" w:cs="AppleGothic"/>
+          <w:rFonts w:ascii="Arial Unicode MS" w:hAnsi="Arial Unicode MS" w:eastAsia="Arial Unicode MS" w:cs="Arial Unicode MS"/>
         </w:rPr>
         <w:t>Chart Library를 기본 시작점으로 사용하고 Chart가 없을 때 Discover 또는 Source/.tgz 가져오기를 선택합니다.</w:t>
       </w:r>
@@ -3383,7 +3416,7 @@
       </w:pPr>
       <w:r>
         <w:rPr>
-          <w:rFonts w:ascii="AppleGothic" w:hAnsi="AppleGothic" w:eastAsia="AppleGothic" w:cs="AppleGothic"/>
+          <w:rFonts w:ascii="Arial Unicode MS" w:hAnsi="Arial Unicode MS" w:eastAsia="Arial Unicode MS" w:cs="Arial Unicode MS"/>
         </w:rPr>
         <w:t>Values Profile과 대상 Cluster/Namespace를 정한 뒤 Cluster 내부, Chart에서 관리, KlueOps HTTPRoute 중 노출 방식을 선택하고 Preview와 정확한 확인 문구를 거쳐 배포합니다.</w:t>
       </w:r>
@@ -3395,7 +3428,7 @@
       </w:pPr>
       <w:r>
         <w:rPr>
-          <w:rFonts w:ascii="AppleGothic" w:hAnsi="AppleGothic" w:eastAsia="AppleGothic" w:cs="AppleGothic"/>
+          <w:rFonts w:ascii="Arial Unicode MS" w:hAnsi="Arial Unicode MS" w:eastAsia="Arial Unicode MS" w:cs="Arial Unicode MS"/>
         </w:rPr>
         <w:t>Application 상세에서 workload/Pod, Service·Ingress·HTTPRoute URL과 endpoint 상태, Helm History와 upgrade/rollback/uninstall을 확인합니다.</w:t>
       </w:r>
@@ -3407,7 +3440,7 @@
       </w:pPr>
       <w:r>
         <w:rPr>
-          <w:rFonts w:ascii="AppleGothic" w:hAnsi="AppleGothic" w:eastAsia="AppleGothic" w:cs="AppleGothic"/>
+          <w:rFonts w:ascii="Arial Unicode MS" w:hAnsi="Arial Unicode MS" w:eastAsia="Arial Unicode MS" w:cs="Arial Unicode MS"/>
         </w:rPr>
         <w:t>처음 사용할 때  Chart Library에서 검증된 버전을 선택하고 내부 Service 방식으로 작은 테스트 배포부터 시작합니다.</w:t>
       </w:r>
@@ -3419,7 +3452,7 @@
       </w:pPr>
       <w:r>
         <w:rPr>
-          <w:rFonts w:ascii="AppleGothic" w:hAnsi="AppleGothic" w:eastAsia="AppleGothic" w:cs="AppleGothic"/>
+          <w:rFonts w:ascii="Arial Unicode MS" w:hAnsi="Arial Unicode MS" w:eastAsia="Arial Unicode MS" w:cs="Arial Unicode MS"/>
         </w:rPr>
         <w:t>주의  이 기능은 GitOps Controller가 아닙니다. 대상, Values와 Preview를 확인한 명시적 Helm 작업만 실행합니다.</w:t>
       </w:r>
@@ -3432,7 +3465,7 @@
       </w:pPr>
       <w:r>
         <w:rPr>
-          <w:rFonts w:ascii="AppleGothic" w:hAnsi="AppleGothic" w:eastAsia="AppleGothic" w:cs="AppleGothic"/>
+          <w:rFonts w:ascii="Arial Unicode MS" w:hAnsi="Arial Unicode MS" w:eastAsia="Arial Unicode MS" w:cs="Arial Unicode MS"/>
           <w:b/>
           <w:color w:val="000000"/>
           <w:sz w:val="30"/>
@@ -3446,7 +3479,7 @@
       </w:pPr>
       <w:r>
         <w:rPr>
-          <w:rFonts w:ascii="AppleGothic" w:hAnsi="AppleGothic" w:eastAsia="AppleGothic" w:cs="AppleGothic"/>
+          <w:rFonts w:ascii="Arial Unicode MS" w:hAnsi="Arial Unicode MS" w:eastAsia="Arial Unicode MS" w:cs="Arial Unicode MS"/>
           <w:b/>
           <w:color w:val="246BCE"/>
           <w:sz w:val="21"/>
@@ -3455,7 +3488,7 @@
       </w:r>
       <w:r>
         <w:rPr>
-          <w:rFonts w:ascii="AppleGothic" w:hAnsi="AppleGothic" w:eastAsia="AppleGothic" w:cs="AppleGothic"/>
+          <w:rFonts w:ascii="Arial Unicode MS" w:hAnsi="Arial Unicode MS" w:eastAsia="Arial Unicode MS" w:cs="Arial Unicode MS"/>
           <w:color w:val="182433"/>
           <w:sz w:val="21"/>
         </w:rPr>
@@ -3468,7 +3501,7 @@
       </w:pPr>
       <w:r>
         <w:rPr>
-          <w:rFonts w:ascii="AppleGothic" w:hAnsi="AppleGothic" w:eastAsia="AppleGothic" w:cs="AppleGothic"/>
+          <w:rFonts w:ascii="Arial Unicode MS" w:hAnsi="Arial Unicode MS" w:eastAsia="Arial Unicode MS" w:cs="Arial Unicode MS"/>
           <w:b/>
           <w:color w:val="14866D"/>
           <w:sz w:val="21"/>
@@ -3477,7 +3510,7 @@
       </w:r>
       <w:r>
         <w:rPr>
-          <w:rFonts w:ascii="AppleGothic" w:hAnsi="AppleGothic" w:eastAsia="AppleGothic" w:cs="AppleGothic"/>
+          <w:rFonts w:ascii="Arial Unicode MS" w:hAnsi="Arial Unicode MS" w:eastAsia="Arial Unicode MS" w:cs="Arial Unicode MS"/>
           <w:color w:val="182433"/>
           <w:sz w:val="21"/>
         </w:rPr>
@@ -3491,7 +3524,7 @@
       </w:pPr>
       <w:r>
         <w:rPr>
-          <w:rFonts w:ascii="AppleGothic" w:hAnsi="AppleGothic" w:eastAsia="AppleGothic" w:cs="AppleGothic"/>
+          <w:rFonts w:ascii="Arial Unicode MS" w:hAnsi="Arial Unicode MS" w:eastAsia="Arial Unicode MS" w:cs="Arial Unicode MS"/>
           <w:color w:val="182433"/>
           <w:sz w:val="20"/>
         </w:rPr>
@@ -3505,7 +3538,7 @@
       </w:pPr>
       <w:r>
         <w:rPr>
-          <w:rFonts w:ascii="AppleGothic" w:hAnsi="AppleGothic" w:eastAsia="AppleGothic" w:cs="AppleGothic"/>
+          <w:rFonts w:ascii="Arial Unicode MS" w:hAnsi="Arial Unicode MS" w:eastAsia="Arial Unicode MS" w:cs="Arial Unicode MS"/>
           <w:color w:val="182433"/>
           <w:sz w:val="20"/>
         </w:rPr>
@@ -3519,7 +3552,7 @@
       </w:pPr>
       <w:r>
         <w:rPr>
-          <w:rFonts w:ascii="AppleGothic" w:hAnsi="AppleGothic" w:eastAsia="AppleGothic" w:cs="AppleGothic"/>
+          <w:rFonts w:ascii="Arial Unicode MS" w:hAnsi="Arial Unicode MS" w:eastAsia="Arial Unicode MS" w:cs="Arial Unicode MS"/>
           <w:color w:val="182433"/>
           <w:sz w:val="20"/>
         </w:rPr>
@@ -3533,7 +3566,7 @@
       </w:pPr>
       <w:r>
         <w:rPr>
-          <w:rFonts w:ascii="AppleGothic" w:hAnsi="AppleGothic" w:eastAsia="AppleGothic" w:cs="AppleGothic"/>
+          <w:rFonts w:ascii="Arial Unicode MS" w:hAnsi="Arial Unicode MS" w:eastAsia="Arial Unicode MS" w:cs="Arial Unicode MS"/>
           <w:b/>
           <w:color w:val="A56A00"/>
           <w:sz w:val="19"/>
@@ -3542,7 +3575,7 @@
       </w:r>
       <w:r>
         <w:rPr>
-          <w:rFonts w:ascii="AppleGothic" w:hAnsi="AppleGothic" w:eastAsia="AppleGothic" w:cs="AppleGothic"/>
+          <w:rFonts w:ascii="Arial Unicode MS" w:hAnsi="Arial Unicode MS" w:eastAsia="Arial Unicode MS" w:cs="Arial Unicode MS"/>
           <w:color w:val="5E7084"/>
           <w:sz w:val="19"/>
         </w:rPr>
@@ -3557,7 +3590,7 @@
       </w:pPr>
       <w:r>
         <w:rPr>
-          <w:rFonts w:ascii="AppleGothic" w:hAnsi="AppleGothic" w:eastAsia="AppleGothic" w:cs="AppleGothic"/>
+          <w:rFonts w:ascii="Arial Unicode MS" w:hAnsi="Arial Unicode MS" w:eastAsia="Arial Unicode MS" w:cs="Arial Unicode MS"/>
           <w:b/>
           <w:color w:val="000000"/>
           <w:sz w:val="30"/>
@@ -3571,7 +3604,7 @@
       </w:pPr>
       <w:r>
         <w:rPr>
-          <w:rFonts w:ascii="AppleGothic" w:hAnsi="AppleGothic" w:eastAsia="AppleGothic" w:cs="AppleGothic"/>
+          <w:rFonts w:ascii="Arial Unicode MS" w:hAnsi="Arial Unicode MS" w:eastAsia="Arial Unicode MS" w:cs="Arial Unicode MS"/>
           <w:b/>
           <w:color w:val="246BCE"/>
           <w:sz w:val="21"/>
@@ -3580,7 +3613,7 @@
       </w:r>
       <w:r>
         <w:rPr>
-          <w:rFonts w:ascii="AppleGothic" w:hAnsi="AppleGothic" w:eastAsia="AppleGothic" w:cs="AppleGothic"/>
+          <w:rFonts w:ascii="Arial Unicode MS" w:hAnsi="Arial Unicode MS" w:eastAsia="Arial Unicode MS" w:cs="Arial Unicode MS"/>
           <w:color w:val="182433"/>
           <w:sz w:val="21"/>
         </w:rPr>
@@ -3593,7 +3626,7 @@
       </w:pPr>
       <w:r>
         <w:rPr>
-          <w:rFonts w:ascii="AppleGothic" w:hAnsi="AppleGothic" w:eastAsia="AppleGothic" w:cs="AppleGothic"/>
+          <w:rFonts w:ascii="Arial Unicode MS" w:hAnsi="Arial Unicode MS" w:eastAsia="Arial Unicode MS" w:cs="Arial Unicode MS"/>
           <w:b/>
           <w:color w:val="14866D"/>
           <w:sz w:val="21"/>
@@ -3602,7 +3635,7 @@
       </w:r>
       <w:r>
         <w:rPr>
-          <w:rFonts w:ascii="AppleGothic" w:hAnsi="AppleGothic" w:eastAsia="AppleGothic" w:cs="AppleGothic"/>
+          <w:rFonts w:ascii="Arial Unicode MS" w:hAnsi="Arial Unicode MS" w:eastAsia="Arial Unicode MS" w:cs="Arial Unicode MS"/>
           <w:color w:val="182433"/>
           <w:sz w:val="21"/>
         </w:rPr>
@@ -3616,7 +3649,7 @@
       </w:pPr>
       <w:r>
         <w:rPr>
-          <w:rFonts w:ascii="AppleGothic" w:hAnsi="AppleGothic" w:eastAsia="AppleGothic" w:cs="AppleGothic"/>
+          <w:rFonts w:ascii="Arial Unicode MS" w:hAnsi="Arial Unicode MS" w:eastAsia="Arial Unicode MS" w:cs="Arial Unicode MS"/>
           <w:color w:val="182433"/>
           <w:sz w:val="20"/>
         </w:rPr>
@@ -3630,7 +3663,7 @@
       </w:pPr>
       <w:r>
         <w:rPr>
-          <w:rFonts w:ascii="AppleGothic" w:hAnsi="AppleGothic" w:eastAsia="AppleGothic" w:cs="AppleGothic"/>
+          <w:rFonts w:ascii="Arial Unicode MS" w:hAnsi="Arial Unicode MS" w:eastAsia="Arial Unicode MS" w:cs="Arial Unicode MS"/>
           <w:color w:val="182433"/>
           <w:sz w:val="20"/>
         </w:rPr>
@@ -3644,7 +3677,7 @@
       </w:pPr>
       <w:r>
         <w:rPr>
-          <w:rFonts w:ascii="AppleGothic" w:hAnsi="AppleGothic" w:eastAsia="AppleGothic" w:cs="AppleGothic"/>
+          <w:rFonts w:ascii="Arial Unicode MS" w:hAnsi="Arial Unicode MS" w:eastAsia="Arial Unicode MS" w:cs="Arial Unicode MS"/>
           <w:color w:val="182433"/>
           <w:sz w:val="20"/>
         </w:rPr>
@@ -3658,7 +3691,7 @@
       </w:pPr>
       <w:r>
         <w:rPr>
-          <w:rFonts w:ascii="AppleGothic" w:hAnsi="AppleGothic" w:eastAsia="AppleGothic" w:cs="AppleGothic"/>
+          <w:rFonts w:ascii="Arial Unicode MS" w:hAnsi="Arial Unicode MS" w:eastAsia="Arial Unicode MS" w:cs="Arial Unicode MS"/>
           <w:b/>
           <w:color w:val="A56A00"/>
           <w:sz w:val="19"/>
@@ -3667,7 +3700,7 @@
       </w:r>
       <w:r>
         <w:rPr>
-          <w:rFonts w:ascii="AppleGothic" w:hAnsi="AppleGothic" w:eastAsia="AppleGothic" w:cs="AppleGothic"/>
+          <w:rFonts w:ascii="Arial Unicode MS" w:hAnsi="Arial Unicode MS" w:eastAsia="Arial Unicode MS" w:cs="Arial Unicode MS"/>
           <w:color w:val="5E7084"/>
           <w:sz w:val="19"/>
         </w:rPr>
@@ -3682,7 +3715,7 @@
       </w:pPr>
       <w:r>
         <w:rPr>
-          <w:rFonts w:ascii="AppleGothic" w:hAnsi="AppleGothic" w:eastAsia="AppleGothic" w:cs="AppleGothic"/>
+          <w:rFonts w:ascii="Arial Unicode MS" w:hAnsi="Arial Unicode MS" w:eastAsia="Arial Unicode MS" w:cs="Arial Unicode MS"/>
           <w:b/>
           <w:color w:val="000000"/>
           <w:sz w:val="40"/>
@@ -3698,7 +3731,7 @@
       </w:pPr>
       <w:r>
         <w:rPr>
-          <w:rFonts w:ascii="AppleGothic" w:hAnsi="AppleGothic" w:eastAsia="AppleGothic" w:cs="AppleGothic"/>
+          <w:rFonts w:ascii="Arial Unicode MS" w:hAnsi="Arial Unicode MS" w:eastAsia="Arial Unicode MS" w:cs="Arial Unicode MS"/>
           <w:b/>
           <w:color w:val="000000"/>
           <w:sz w:val="30"/>
@@ -3712,7 +3745,7 @@
       </w:pPr>
       <w:r>
         <w:rPr>
-          <w:rFonts w:ascii="AppleGothic" w:hAnsi="AppleGothic" w:eastAsia="AppleGothic" w:cs="AppleGothic"/>
+          <w:rFonts w:ascii="Arial Unicode MS" w:hAnsi="Arial Unicode MS" w:eastAsia="Arial Unicode MS" w:cs="Arial Unicode MS"/>
           <w:b/>
           <w:color w:val="246BCE"/>
           <w:sz w:val="21"/>
@@ -3721,7 +3754,7 @@
       </w:r>
       <w:r>
         <w:rPr>
-          <w:rFonts w:ascii="AppleGothic" w:hAnsi="AppleGothic" w:eastAsia="AppleGothic" w:cs="AppleGothic"/>
+          <w:rFonts w:ascii="Arial Unicode MS" w:hAnsi="Arial Unicode MS" w:eastAsia="Arial Unicode MS" w:cs="Arial Unicode MS"/>
           <w:color w:val="182433"/>
           <w:sz w:val="21"/>
         </w:rPr>
@@ -3734,7 +3767,7 @@
       </w:pPr>
       <w:r>
         <w:rPr>
-          <w:rFonts w:ascii="AppleGothic" w:hAnsi="AppleGothic" w:eastAsia="AppleGothic" w:cs="AppleGothic"/>
+          <w:rFonts w:ascii="Arial Unicode MS" w:hAnsi="Arial Unicode MS" w:eastAsia="Arial Unicode MS" w:cs="Arial Unicode MS"/>
           <w:b/>
           <w:color w:val="14866D"/>
           <w:sz w:val="21"/>
@@ -3743,7 +3776,7 @@
       </w:r>
       <w:r>
         <w:rPr>
-          <w:rFonts w:ascii="AppleGothic" w:hAnsi="AppleGothic" w:eastAsia="AppleGothic" w:cs="AppleGothic"/>
+          <w:rFonts w:ascii="Arial Unicode MS" w:hAnsi="Arial Unicode MS" w:eastAsia="Arial Unicode MS" w:cs="Arial Unicode MS"/>
           <w:color w:val="182433"/>
           <w:sz w:val="21"/>
         </w:rPr>
@@ -3757,7 +3790,7 @@
       </w:pPr>
       <w:r>
         <w:rPr>
-          <w:rFonts w:ascii="AppleGothic" w:hAnsi="AppleGothic" w:eastAsia="AppleGothic" w:cs="AppleGothic"/>
+          <w:rFonts w:ascii="Arial Unicode MS" w:hAnsi="Arial Unicode MS" w:eastAsia="Arial Unicode MS" w:cs="Arial Unicode MS"/>
           <w:color w:val="182433"/>
           <w:sz w:val="20"/>
         </w:rPr>
@@ -3771,7 +3804,7 @@
       </w:pPr>
       <w:r>
         <w:rPr>
-          <w:rFonts w:ascii="AppleGothic" w:hAnsi="AppleGothic" w:eastAsia="AppleGothic" w:cs="AppleGothic"/>
+          <w:rFonts w:ascii="Arial Unicode MS" w:hAnsi="Arial Unicode MS" w:eastAsia="Arial Unicode MS" w:cs="Arial Unicode MS"/>
           <w:color w:val="182433"/>
           <w:sz w:val="20"/>
         </w:rPr>
@@ -3785,7 +3818,7 @@
       </w:pPr>
       <w:r>
         <w:rPr>
-          <w:rFonts w:ascii="AppleGothic" w:hAnsi="AppleGothic" w:eastAsia="AppleGothic" w:cs="AppleGothic"/>
+          <w:rFonts w:ascii="Arial Unicode MS" w:hAnsi="Arial Unicode MS" w:eastAsia="Arial Unicode MS" w:cs="Arial Unicode MS"/>
           <w:color w:val="182433"/>
           <w:sz w:val="20"/>
         </w:rPr>
@@ -3798,7 +3831,7 @@
       </w:pPr>
       <w:r>
         <w:rPr>
-          <w:rFonts w:ascii="AppleGothic" w:hAnsi="AppleGothic" w:eastAsia="AppleGothic" w:cs="AppleGothic"/>
+          <w:rFonts w:ascii="Arial Unicode MS" w:hAnsi="Arial Unicode MS" w:eastAsia="Arial Unicode MS" w:cs="Arial Unicode MS"/>
         </w:rPr>
         <w:t>Analysis Runtime의 Kubernetes 정보 수집에서 COMPLETE 또는 PARTIAL 상태와 source별 성공, 실패, 건너뜀, 지연을 확인합니다. PARTIAL이면 실패 source를 확인하고 credential, API 연결 또는 권한을 복구한 뒤 같은 범위를 재분석합니다.</w:t>
       </w:r>
@@ -3834,7 +3867,7 @@
       </w:pPr>
       <w:r>
         <w:rPr>
-          <w:rFonts w:ascii="AppleGothic" w:hAnsi="AppleGothic" w:eastAsia="AppleGothic" w:cs="AppleGothic"/>
+          <w:rFonts w:ascii="Arial Unicode MS" w:hAnsi="Arial Unicode MS" w:eastAsia="Arial Unicode MS" w:cs="Arial Unicode MS"/>
           <w:color w:val="182433"/>
           <w:sz w:val="20"/>
         </w:rPr>
@@ -3848,7 +3881,7 @@
       </w:pPr>
       <w:r>
         <w:rPr>
-          <w:rFonts w:ascii="AppleGothic" w:hAnsi="AppleGothic" w:eastAsia="AppleGothic" w:cs="AppleGothic"/>
+          <w:rFonts w:ascii="Arial Unicode MS" w:hAnsi="Arial Unicode MS" w:eastAsia="Arial Unicode MS" w:cs="Arial Unicode MS"/>
           <w:b/>
           <w:color w:val="A56A00"/>
           <w:sz w:val="19"/>
@@ -3857,7 +3890,7 @@
       </w:r>
       <w:r>
         <w:rPr>
-          <w:rFonts w:ascii="AppleGothic" w:hAnsi="AppleGothic" w:eastAsia="AppleGothic" w:cs="AppleGothic"/>
+          <w:rFonts w:ascii="Arial Unicode MS" w:hAnsi="Arial Unicode MS" w:eastAsia="Arial Unicode MS" w:cs="Arial Unicode MS"/>
           <w:color w:val="5E7084"/>
           <w:sz w:val="19"/>
         </w:rPr>
@@ -3871,7 +3904,7 @@
       </w:pPr>
       <w:r>
         <w:rPr>
-          <w:rFonts w:ascii="AppleGothic" w:hAnsi="AppleGothic" w:eastAsia="AppleGothic" w:cs="AppleGothic"/>
+          <w:rFonts w:ascii="Arial Unicode MS" w:hAnsi="Arial Unicode MS" w:eastAsia="Arial Unicode MS" w:cs="Arial Unicode MS"/>
           <w:b/>
           <w:color w:val="B42318"/>
           <w:sz w:val="19"/>
@@ -3880,7 +3913,7 @@
       </w:r>
       <w:r>
         <w:rPr>
-          <w:rFonts w:ascii="AppleGothic" w:hAnsi="AppleGothic" w:eastAsia="AppleGothic" w:cs="AppleGothic"/>
+          <w:rFonts w:ascii="Arial Unicode MS" w:hAnsi="Arial Unicode MS" w:eastAsia="Arial Unicode MS" w:cs="Arial Unicode MS"/>
           <w:color w:val="5E7084"/>
           <w:sz w:val="19"/>
         </w:rPr>
@@ -3895,7 +3928,7 @@
       </w:pPr>
       <w:r>
         <w:rPr>
-          <w:rFonts w:ascii="AppleGothic" w:hAnsi="AppleGothic" w:eastAsia="AppleGothic" w:cs="AppleGothic"/>
+          <w:rFonts w:ascii="Arial Unicode MS" w:hAnsi="Arial Unicode MS" w:eastAsia="Arial Unicode MS" w:cs="Arial Unicode MS"/>
           <w:b/>
           <w:color w:val="000000"/>
           <w:sz w:val="30"/>
@@ -3909,7 +3942,7 @@
       </w:pPr>
       <w:r>
         <w:rPr>
-          <w:rFonts w:ascii="AppleGothic" w:hAnsi="AppleGothic" w:eastAsia="AppleGothic" w:cs="AppleGothic"/>
+          <w:rFonts w:ascii="Arial Unicode MS" w:hAnsi="Arial Unicode MS" w:eastAsia="Arial Unicode MS" w:cs="Arial Unicode MS"/>
           <w:b/>
           <w:color w:val="246BCE"/>
           <w:sz w:val="21"/>
@@ -3918,7 +3951,7 @@
       </w:r>
       <w:r>
         <w:rPr>
-          <w:rFonts w:ascii="AppleGothic" w:hAnsi="AppleGothic" w:eastAsia="AppleGothic" w:cs="AppleGothic"/>
+          <w:rFonts w:ascii="Arial Unicode MS" w:hAnsi="Arial Unicode MS" w:eastAsia="Arial Unicode MS" w:cs="Arial Unicode MS"/>
           <w:color w:val="182433"/>
           <w:sz w:val="21"/>
         </w:rPr>
@@ -3931,7 +3964,7 @@
       </w:pPr>
       <w:r>
         <w:rPr>
-          <w:rFonts w:ascii="AppleGothic" w:hAnsi="AppleGothic" w:eastAsia="AppleGothic" w:cs="AppleGothic"/>
+          <w:rFonts w:ascii="Arial Unicode MS" w:hAnsi="Arial Unicode MS" w:eastAsia="Arial Unicode MS" w:cs="Arial Unicode MS"/>
           <w:b/>
           <w:color w:val="14866D"/>
           <w:sz w:val="21"/>
@@ -3940,7 +3973,7 @@
       </w:r>
       <w:r>
         <w:rPr>
-          <w:rFonts w:ascii="AppleGothic" w:hAnsi="AppleGothic" w:eastAsia="AppleGothic" w:cs="AppleGothic"/>
+          <w:rFonts w:ascii="Arial Unicode MS" w:hAnsi="Arial Unicode MS" w:eastAsia="Arial Unicode MS" w:cs="Arial Unicode MS"/>
           <w:color w:val="182433"/>
           <w:sz w:val="21"/>
         </w:rPr>
@@ -3954,7 +3987,7 @@
       </w:pPr>
       <w:r>
         <w:rPr>
-          <w:rFonts w:ascii="AppleGothic" w:hAnsi="AppleGothic" w:eastAsia="AppleGothic" w:cs="AppleGothic"/>
+          <w:rFonts w:ascii="Arial Unicode MS" w:hAnsi="Arial Unicode MS" w:eastAsia="Arial Unicode MS" w:cs="Arial Unicode MS"/>
           <w:color w:val="182433"/>
           <w:sz w:val="20"/>
         </w:rPr>
@@ -3968,7 +4001,7 @@
       </w:pPr>
       <w:r>
         <w:rPr>
-          <w:rFonts w:ascii="AppleGothic" w:hAnsi="AppleGothic" w:eastAsia="AppleGothic" w:cs="AppleGothic"/>
+          <w:rFonts w:ascii="Arial Unicode MS" w:hAnsi="Arial Unicode MS" w:eastAsia="Arial Unicode MS" w:cs="Arial Unicode MS"/>
           <w:color w:val="182433"/>
           <w:sz w:val="20"/>
         </w:rPr>
@@ -3982,7 +4015,7 @@
       </w:pPr>
       <w:r>
         <w:rPr>
-          <w:rFonts w:ascii="AppleGothic" w:hAnsi="AppleGothic" w:eastAsia="AppleGothic" w:cs="AppleGothic"/>
+          <w:rFonts w:ascii="Arial Unicode MS" w:hAnsi="Arial Unicode MS" w:eastAsia="Arial Unicode MS" w:cs="Arial Unicode MS"/>
           <w:color w:val="182433"/>
           <w:sz w:val="20"/>
         </w:rPr>
@@ -3996,7 +4029,7 @@
       </w:pPr>
       <w:r>
         <w:rPr>
-          <w:rFonts w:ascii="AppleGothic" w:hAnsi="AppleGothic" w:eastAsia="AppleGothic" w:cs="AppleGothic"/>
+          <w:rFonts w:ascii="Arial Unicode MS" w:hAnsi="Arial Unicode MS" w:eastAsia="Arial Unicode MS" w:cs="Arial Unicode MS"/>
           <w:b/>
           <w:color w:val="A56A00"/>
           <w:sz w:val="19"/>
@@ -4005,7 +4038,7 @@
       </w:r>
       <w:r>
         <w:rPr>
-          <w:rFonts w:ascii="AppleGothic" w:hAnsi="AppleGothic" w:eastAsia="AppleGothic" w:cs="AppleGothic"/>
+          <w:rFonts w:ascii="Arial Unicode MS" w:hAnsi="Arial Unicode MS" w:eastAsia="Arial Unicode MS" w:cs="Arial Unicode MS"/>
           <w:color w:val="5E7084"/>
           <w:sz w:val="19"/>
         </w:rPr>
@@ -4019,7 +4052,7 @@
       </w:pPr>
       <w:r>
         <w:rPr>
-          <w:rFonts w:ascii="AppleGothic" w:hAnsi="AppleGothic" w:eastAsia="AppleGothic" w:cs="AppleGothic"/>
+          <w:rFonts w:ascii="Arial Unicode MS" w:hAnsi="Arial Unicode MS" w:eastAsia="Arial Unicode MS" w:cs="Arial Unicode MS"/>
           <w:b/>
           <w:color w:val="B42318"/>
           <w:sz w:val="19"/>
@@ -4028,7 +4061,7 @@
       </w:r>
       <w:r>
         <w:rPr>
-          <w:rFonts w:ascii="AppleGothic" w:hAnsi="AppleGothic" w:eastAsia="AppleGothic" w:cs="AppleGothic"/>
+          <w:rFonts w:ascii="Arial Unicode MS" w:hAnsi="Arial Unicode MS" w:eastAsia="Arial Unicode MS" w:cs="Arial Unicode MS"/>
           <w:color w:val="5E7084"/>
           <w:sz w:val="19"/>
         </w:rPr>
@@ -4043,7 +4076,7 @@
       </w:pPr>
       <w:r>
         <w:rPr>
-          <w:rFonts w:ascii="AppleGothic" w:hAnsi="AppleGothic" w:eastAsia="AppleGothic" w:cs="AppleGothic"/>
+          <w:rFonts w:ascii="Arial Unicode MS" w:hAnsi="Arial Unicode MS" w:eastAsia="Arial Unicode MS" w:cs="Arial Unicode MS"/>
           <w:b/>
           <w:color w:val="000000"/>
           <w:sz w:val="40"/>
@@ -4059,7 +4092,7 @@
       </w:pPr>
       <w:r>
         <w:rPr>
-          <w:rFonts w:ascii="AppleGothic" w:hAnsi="AppleGothic" w:eastAsia="AppleGothic" w:cs="AppleGothic"/>
+          <w:rFonts w:ascii="Arial Unicode MS" w:hAnsi="Arial Unicode MS" w:eastAsia="Arial Unicode MS" w:cs="Arial Unicode MS"/>
           <w:b/>
           <w:color w:val="000000"/>
           <w:sz w:val="30"/>
@@ -4073,7 +4106,7 @@
       </w:pPr>
       <w:r>
         <w:rPr>
-          <w:rFonts w:ascii="AppleGothic" w:hAnsi="AppleGothic" w:eastAsia="AppleGothic" w:cs="AppleGothic"/>
+          <w:rFonts w:ascii="Arial Unicode MS" w:hAnsi="Arial Unicode MS" w:eastAsia="Arial Unicode MS" w:cs="Arial Unicode MS"/>
           <w:b/>
           <w:color w:val="246BCE"/>
           <w:sz w:val="21"/>
@@ -4082,7 +4115,7 @@
       </w:r>
       <w:r>
         <w:rPr>
-          <w:rFonts w:ascii="AppleGothic" w:hAnsi="AppleGothic" w:eastAsia="AppleGothic" w:cs="AppleGothic"/>
+          <w:rFonts w:ascii="Arial Unicode MS" w:hAnsi="Arial Unicode MS" w:eastAsia="Arial Unicode MS" w:cs="Arial Unicode MS"/>
           <w:color w:val="182433"/>
           <w:sz w:val="21"/>
         </w:rPr>
@@ -4095,7 +4128,7 @@
       </w:pPr>
       <w:r>
         <w:rPr>
-          <w:rFonts w:ascii="AppleGothic" w:hAnsi="AppleGothic" w:eastAsia="AppleGothic" w:cs="AppleGothic"/>
+          <w:rFonts w:ascii="Arial Unicode MS" w:hAnsi="Arial Unicode MS" w:eastAsia="Arial Unicode MS" w:cs="Arial Unicode MS"/>
           <w:b/>
           <w:color w:val="14866D"/>
           <w:sz w:val="21"/>
@@ -4104,7 +4137,7 @@
       </w:r>
       <w:r>
         <w:rPr>
-          <w:rFonts w:ascii="AppleGothic" w:hAnsi="AppleGothic" w:eastAsia="AppleGothic" w:cs="AppleGothic"/>
+          <w:rFonts w:ascii="Arial Unicode MS" w:hAnsi="Arial Unicode MS" w:eastAsia="Arial Unicode MS" w:cs="Arial Unicode MS"/>
           <w:color w:val="182433"/>
           <w:sz w:val="21"/>
         </w:rPr>
@@ -4118,7 +4151,7 @@
       </w:pPr>
       <w:r>
         <w:rPr>
-          <w:rFonts w:ascii="AppleGothic" w:hAnsi="AppleGothic" w:eastAsia="AppleGothic" w:cs="AppleGothic"/>
+          <w:rFonts w:ascii="Arial Unicode MS" w:hAnsi="Arial Unicode MS" w:eastAsia="Arial Unicode MS" w:cs="Arial Unicode MS"/>
           <w:color w:val="182433"/>
           <w:sz w:val="20"/>
         </w:rPr>
@@ -4132,7 +4165,7 @@
       </w:pPr>
       <w:r>
         <w:rPr>
-          <w:rFonts w:ascii="AppleGothic" w:hAnsi="AppleGothic" w:eastAsia="AppleGothic" w:cs="AppleGothic"/>
+          <w:rFonts w:ascii="Arial Unicode MS" w:hAnsi="Arial Unicode MS" w:eastAsia="Arial Unicode MS" w:cs="Arial Unicode MS"/>
           <w:color w:val="182433"/>
           <w:sz w:val="20"/>
         </w:rPr>
@@ -4146,7 +4179,7 @@
       </w:pPr>
       <w:r>
         <w:rPr>
-          <w:rFonts w:ascii="AppleGothic" w:hAnsi="AppleGothic" w:eastAsia="AppleGothic" w:cs="AppleGothic"/>
+          <w:rFonts w:ascii="Arial Unicode MS" w:hAnsi="Arial Unicode MS" w:eastAsia="Arial Unicode MS" w:cs="Arial Unicode MS"/>
           <w:color w:val="182433"/>
           <w:sz w:val="20"/>
         </w:rPr>
@@ -4160,7 +4193,7 @@
       </w:pPr>
       <w:r>
         <w:rPr>
-          <w:rFonts w:ascii="AppleGothic" w:hAnsi="AppleGothic" w:eastAsia="AppleGothic" w:cs="AppleGothic"/>
+          <w:rFonts w:ascii="Arial Unicode MS" w:hAnsi="Arial Unicode MS" w:eastAsia="Arial Unicode MS" w:cs="Arial Unicode MS"/>
           <w:color w:val="182433"/>
           <w:sz w:val="20"/>
         </w:rPr>
@@ -4174,7 +4207,7 @@
       </w:pPr>
       <w:r>
         <w:rPr>
-          <w:rFonts w:ascii="AppleGothic" w:hAnsi="AppleGothic" w:eastAsia="AppleGothic" w:cs="AppleGothic"/>
+          <w:rFonts w:ascii="Arial Unicode MS" w:hAnsi="Arial Unicode MS" w:eastAsia="Arial Unicode MS" w:cs="Arial Unicode MS"/>
           <w:color w:val="182433"/>
           <w:sz w:val="20"/>
         </w:rPr>
@@ -4188,7 +4221,7 @@
       </w:pPr>
       <w:r>
         <w:rPr>
-          <w:rFonts w:ascii="AppleGothic" w:hAnsi="AppleGothic" w:eastAsia="AppleGothic" w:cs="AppleGothic"/>
+          <w:rFonts w:ascii="Arial Unicode MS" w:hAnsi="Arial Unicode MS" w:eastAsia="Arial Unicode MS" w:cs="Arial Unicode MS"/>
           <w:color w:val="182433"/>
           <w:sz w:val="20"/>
         </w:rPr>
@@ -4202,7 +4235,7 @@
       </w:pPr>
       <w:r>
         <w:rPr>
-          <w:rFonts w:ascii="AppleGothic" w:hAnsi="AppleGothic" w:eastAsia="AppleGothic" w:cs="AppleGothic"/>
+          <w:rFonts w:ascii="Arial Unicode MS" w:hAnsi="Arial Unicode MS" w:eastAsia="Arial Unicode MS" w:cs="Arial Unicode MS"/>
           <w:b/>
           <w:color w:val="A56A00"/>
           <w:sz w:val="19"/>
@@ -4211,7 +4244,7 @@
       </w:r>
       <w:r>
         <w:rPr>
-          <w:rFonts w:ascii="AppleGothic" w:hAnsi="AppleGothic" w:eastAsia="AppleGothic" w:cs="AppleGothic"/>
+          <w:rFonts w:ascii="Arial Unicode MS" w:hAnsi="Arial Unicode MS" w:eastAsia="Arial Unicode MS" w:cs="Arial Unicode MS"/>
           <w:color w:val="5E7084"/>
           <w:sz w:val="19"/>
         </w:rPr>
@@ -4225,7 +4258,7 @@
       </w:pPr>
       <w:r>
         <w:rPr>
-          <w:rFonts w:ascii="AppleGothic" w:hAnsi="AppleGothic" w:eastAsia="AppleGothic" w:cs="AppleGothic"/>
+          <w:rFonts w:ascii="Arial Unicode MS" w:hAnsi="Arial Unicode MS" w:eastAsia="Arial Unicode MS" w:cs="Arial Unicode MS"/>
           <w:b/>
           <w:color w:val="B42318"/>
           <w:sz w:val="19"/>
@@ -4234,7 +4267,7 @@
       </w:r>
       <w:r>
         <w:rPr>
-          <w:rFonts w:ascii="AppleGothic" w:hAnsi="AppleGothic" w:eastAsia="AppleGothic" w:cs="AppleGothic"/>
+          <w:rFonts w:ascii="Arial Unicode MS" w:hAnsi="Arial Unicode MS" w:eastAsia="Arial Unicode MS" w:cs="Arial Unicode MS"/>
           <w:color w:val="5E7084"/>
           <w:sz w:val="19"/>
         </w:rPr>
@@ -4249,7 +4282,7 @@
       </w:pPr>
       <w:r>
         <w:rPr>
-          <w:rFonts w:ascii="AppleGothic" w:hAnsi="AppleGothic" w:eastAsia="AppleGothic" w:cs="AppleGothic"/>
+          <w:rFonts w:ascii="Arial Unicode MS" w:hAnsi="Arial Unicode MS" w:eastAsia="Arial Unicode MS" w:cs="Arial Unicode MS"/>
           <w:b/>
           <w:color w:val="000000"/>
           <w:sz w:val="30"/>
@@ -4263,7 +4296,7 @@
       </w:pPr>
       <w:r>
         <w:rPr>
-          <w:rFonts w:ascii="AppleGothic" w:hAnsi="AppleGothic" w:eastAsia="AppleGothic" w:cs="AppleGothic"/>
+          <w:rFonts w:ascii="Arial Unicode MS" w:hAnsi="Arial Unicode MS" w:eastAsia="Arial Unicode MS" w:cs="Arial Unicode MS"/>
           <w:b/>
           <w:color w:val="246BCE"/>
           <w:sz w:val="21"/>
@@ -4272,7 +4305,7 @@
       </w:r>
       <w:r>
         <w:rPr>
-          <w:rFonts w:ascii="AppleGothic" w:hAnsi="AppleGothic" w:eastAsia="AppleGothic" w:cs="AppleGothic"/>
+          <w:rFonts w:ascii="Arial Unicode MS" w:hAnsi="Arial Unicode MS" w:eastAsia="Arial Unicode MS" w:cs="Arial Unicode MS"/>
           <w:color w:val="182433"/>
           <w:sz w:val="21"/>
         </w:rPr>
@@ -4285,7 +4318,7 @@
       </w:pPr>
       <w:r>
         <w:rPr>
-          <w:rFonts w:ascii="AppleGothic" w:hAnsi="AppleGothic" w:eastAsia="AppleGothic" w:cs="AppleGothic"/>
+          <w:rFonts w:ascii="Arial Unicode MS" w:hAnsi="Arial Unicode MS" w:eastAsia="Arial Unicode MS" w:cs="Arial Unicode MS"/>
           <w:b/>
           <w:color w:val="14866D"/>
           <w:sz w:val="21"/>
@@ -4294,7 +4327,7 @@
       </w:r>
       <w:r>
         <w:rPr>
-          <w:rFonts w:ascii="AppleGothic" w:hAnsi="AppleGothic" w:eastAsia="AppleGothic" w:cs="AppleGothic"/>
+          <w:rFonts w:ascii="Arial Unicode MS" w:hAnsi="Arial Unicode MS" w:eastAsia="Arial Unicode MS" w:cs="Arial Unicode MS"/>
           <w:color w:val="182433"/>
           <w:sz w:val="21"/>
         </w:rPr>
@@ -4308,7 +4341,7 @@
       </w:pPr>
       <w:r>
         <w:rPr>
-          <w:rFonts w:ascii="AppleGothic" w:hAnsi="AppleGothic" w:eastAsia="AppleGothic" w:cs="AppleGothic"/>
+          <w:rFonts w:ascii="Arial Unicode MS" w:hAnsi="Arial Unicode MS" w:eastAsia="Arial Unicode MS" w:cs="Arial Unicode MS"/>
           <w:color w:val="182433"/>
           <w:sz w:val="20"/>
         </w:rPr>
@@ -4322,7 +4355,7 @@
       </w:pPr>
       <w:r>
         <w:rPr>
-          <w:rFonts w:ascii="AppleGothic" w:hAnsi="AppleGothic" w:eastAsia="AppleGothic" w:cs="AppleGothic"/>
+          <w:rFonts w:ascii="Arial Unicode MS" w:hAnsi="Arial Unicode MS" w:eastAsia="Arial Unicode MS" w:cs="Arial Unicode MS"/>
           <w:color w:val="182433"/>
           <w:sz w:val="20"/>
         </w:rPr>
@@ -4336,7 +4369,7 @@
       </w:pPr>
       <w:r>
         <w:rPr>
-          <w:rFonts w:ascii="AppleGothic" w:hAnsi="AppleGothic" w:eastAsia="AppleGothic" w:cs="AppleGothic"/>
+          <w:rFonts w:ascii="Arial Unicode MS" w:hAnsi="Arial Unicode MS" w:eastAsia="Arial Unicode MS" w:cs="Arial Unicode MS"/>
           <w:color w:val="182433"/>
           <w:sz w:val="20"/>
         </w:rPr>
@@ -4350,7 +4383,7 @@
       </w:pPr>
       <w:r>
         <w:rPr>
-          <w:rFonts w:ascii="AppleGothic" w:hAnsi="AppleGothic" w:eastAsia="AppleGothic" w:cs="AppleGothic"/>
+          <w:rFonts w:ascii="Arial Unicode MS" w:hAnsi="Arial Unicode MS" w:eastAsia="Arial Unicode MS" w:cs="Arial Unicode MS"/>
           <w:b/>
           <w:color w:val="A56A00"/>
           <w:sz w:val="19"/>
@@ -4359,7 +4392,7 @@
       </w:r>
       <w:r>
         <w:rPr>
-          <w:rFonts w:ascii="AppleGothic" w:hAnsi="AppleGothic" w:eastAsia="AppleGothic" w:cs="AppleGothic"/>
+          <w:rFonts w:ascii="Arial Unicode MS" w:hAnsi="Arial Unicode MS" w:eastAsia="Arial Unicode MS" w:cs="Arial Unicode MS"/>
           <w:color w:val="5E7084"/>
           <w:sz w:val="19"/>
         </w:rPr>
@@ -4374,7 +4407,7 @@
       </w:pPr>
       <w:r>
         <w:rPr>
-          <w:rFonts w:ascii="AppleGothic" w:hAnsi="AppleGothic" w:eastAsia="AppleGothic" w:cs="AppleGothic"/>
+          <w:rFonts w:ascii="Arial Unicode MS" w:hAnsi="Arial Unicode MS" w:eastAsia="Arial Unicode MS" w:cs="Arial Unicode MS"/>
           <w:b/>
           <w:color w:val="000000"/>
           <w:sz w:val="40"/>
@@ -4390,7 +4423,7 @@
       </w:pPr>
       <w:r>
         <w:rPr>
-          <w:rFonts w:ascii="AppleGothic" w:hAnsi="AppleGothic" w:eastAsia="AppleGothic" w:cs="AppleGothic"/>
+          <w:rFonts w:ascii="Arial Unicode MS" w:hAnsi="Arial Unicode MS" w:eastAsia="Arial Unicode MS" w:cs="Arial Unicode MS"/>
           <w:b/>
           <w:color w:val="000000"/>
           <w:sz w:val="30"/>
@@ -4404,7 +4437,7 @@
       </w:pPr>
       <w:r>
         <w:rPr>
-          <w:rFonts w:ascii="AppleGothic" w:hAnsi="AppleGothic" w:eastAsia="AppleGothic" w:cs="AppleGothic"/>
+          <w:rFonts w:ascii="Arial Unicode MS" w:hAnsi="Arial Unicode MS" w:eastAsia="Arial Unicode MS" w:cs="Arial Unicode MS"/>
           <w:b/>
           <w:color w:val="246BCE"/>
           <w:sz w:val="21"/>
@@ -4413,7 +4446,7 @@
       </w:r>
       <w:r>
         <w:rPr>
-          <w:rFonts w:ascii="AppleGothic" w:hAnsi="AppleGothic" w:eastAsia="AppleGothic" w:cs="AppleGothic"/>
+          <w:rFonts w:ascii="Arial Unicode MS" w:hAnsi="Arial Unicode MS" w:eastAsia="Arial Unicode MS" w:cs="Arial Unicode MS"/>
           <w:color w:val="182433"/>
           <w:sz w:val="21"/>
         </w:rPr>
@@ -4426,7 +4459,7 @@
       </w:pPr>
       <w:r>
         <w:rPr>
-          <w:rFonts w:ascii="AppleGothic" w:hAnsi="AppleGothic" w:eastAsia="AppleGothic" w:cs="AppleGothic"/>
+          <w:rFonts w:ascii="Arial Unicode MS" w:hAnsi="Arial Unicode MS" w:eastAsia="Arial Unicode MS" w:cs="Arial Unicode MS"/>
           <w:b/>
           <w:color w:val="14866D"/>
           <w:sz w:val="21"/>
@@ -4435,7 +4468,7 @@
       </w:r>
       <w:r>
         <w:rPr>
-          <w:rFonts w:ascii="AppleGothic" w:hAnsi="AppleGothic" w:eastAsia="AppleGothic" w:cs="AppleGothic"/>
+          <w:rFonts w:ascii="Arial Unicode MS" w:hAnsi="Arial Unicode MS" w:eastAsia="Arial Unicode MS" w:cs="Arial Unicode MS"/>
           <w:color w:val="182433"/>
           <w:sz w:val="21"/>
         </w:rPr>
@@ -4449,7 +4482,7 @@
       </w:pPr>
       <w:r>
         <w:rPr>
-          <w:rFonts w:ascii="AppleGothic" w:hAnsi="AppleGothic" w:eastAsia="AppleGothic" w:cs="AppleGothic"/>
+          <w:rFonts w:ascii="Arial Unicode MS" w:hAnsi="Arial Unicode MS" w:eastAsia="Arial Unicode MS" w:cs="Arial Unicode MS"/>
           <w:color w:val="182433"/>
           <w:sz w:val="20"/>
         </w:rPr>
@@ -4463,7 +4496,7 @@
       </w:pPr>
       <w:r>
         <w:rPr>
-          <w:rFonts w:ascii="AppleGothic" w:hAnsi="AppleGothic" w:eastAsia="AppleGothic" w:cs="AppleGothic"/>
+          <w:rFonts w:ascii="Arial Unicode MS" w:hAnsi="Arial Unicode MS" w:eastAsia="Arial Unicode MS" w:cs="Arial Unicode MS"/>
           <w:color w:val="182433"/>
           <w:sz w:val="20"/>
         </w:rPr>
@@ -4477,7 +4510,7 @@
       </w:pPr>
       <w:r>
         <w:rPr>
-          <w:rFonts w:ascii="AppleGothic" w:hAnsi="AppleGothic" w:eastAsia="AppleGothic" w:cs="AppleGothic"/>
+          <w:rFonts w:ascii="Arial Unicode MS" w:hAnsi="Arial Unicode MS" w:eastAsia="Arial Unicode MS" w:cs="Arial Unicode MS"/>
           <w:color w:val="182433"/>
           <w:sz w:val="20"/>
         </w:rPr>
@@ -4491,7 +4524,7 @@
       </w:pPr>
       <w:r>
         <w:rPr>
-          <w:rFonts w:ascii="AppleGothic" w:hAnsi="AppleGothic" w:eastAsia="AppleGothic" w:cs="AppleGothic"/>
+          <w:rFonts w:ascii="Arial Unicode MS" w:hAnsi="Arial Unicode MS" w:eastAsia="Arial Unicode MS" w:cs="Arial Unicode MS"/>
           <w:b/>
           <w:color w:val="A56A00"/>
           <w:sz w:val="19"/>
@@ -4500,7 +4533,7 @@
       </w:r>
       <w:r>
         <w:rPr>
-          <w:rFonts w:ascii="AppleGothic" w:hAnsi="AppleGothic" w:eastAsia="AppleGothic" w:cs="AppleGothic"/>
+          <w:rFonts w:ascii="Arial Unicode MS" w:hAnsi="Arial Unicode MS" w:eastAsia="Arial Unicode MS" w:cs="Arial Unicode MS"/>
           <w:color w:val="5E7084"/>
           <w:sz w:val="19"/>
         </w:rPr>
@@ -4515,7 +4548,7 @@
       </w:pPr>
       <w:r>
         <w:rPr>
-          <w:rFonts w:ascii="AppleGothic" w:hAnsi="AppleGothic" w:eastAsia="AppleGothic" w:cs="AppleGothic"/>
+          <w:rFonts w:ascii="Arial Unicode MS" w:hAnsi="Arial Unicode MS" w:eastAsia="Arial Unicode MS" w:cs="Arial Unicode MS"/>
           <w:b/>
           <w:color w:val="000000"/>
           <w:sz w:val="30"/>
@@ -4529,7 +4562,7 @@
       </w:pPr>
       <w:r>
         <w:rPr>
-          <w:rFonts w:ascii="AppleGothic" w:hAnsi="AppleGothic" w:eastAsia="AppleGothic" w:cs="AppleGothic"/>
+          <w:rFonts w:ascii="Arial Unicode MS" w:hAnsi="Arial Unicode MS" w:eastAsia="Arial Unicode MS" w:cs="Arial Unicode MS"/>
           <w:b/>
           <w:color w:val="246BCE"/>
           <w:sz w:val="21"/>
@@ -4538,7 +4571,7 @@
       </w:r>
       <w:r>
         <w:rPr>
-          <w:rFonts w:ascii="AppleGothic" w:hAnsi="AppleGothic" w:eastAsia="AppleGothic" w:cs="AppleGothic"/>
+          <w:rFonts w:ascii="Arial Unicode MS" w:hAnsi="Arial Unicode MS" w:eastAsia="Arial Unicode MS" w:cs="Arial Unicode MS"/>
           <w:color w:val="182433"/>
           <w:sz w:val="21"/>
         </w:rPr>
@@ -4551,7 +4584,7 @@
       </w:pPr>
       <w:r>
         <w:rPr>
-          <w:rFonts w:ascii="AppleGothic" w:hAnsi="AppleGothic" w:eastAsia="AppleGothic" w:cs="AppleGothic"/>
+          <w:rFonts w:ascii="Arial Unicode MS" w:hAnsi="Arial Unicode MS" w:eastAsia="Arial Unicode MS" w:cs="Arial Unicode MS"/>
           <w:b/>
           <w:color w:val="14866D"/>
           <w:sz w:val="21"/>
@@ -4560,7 +4593,7 @@
       </w:r>
       <w:r>
         <w:rPr>
-          <w:rFonts w:ascii="AppleGothic" w:hAnsi="AppleGothic" w:eastAsia="AppleGothic" w:cs="AppleGothic"/>
+          <w:rFonts w:ascii="Arial Unicode MS" w:hAnsi="Arial Unicode MS" w:eastAsia="Arial Unicode MS" w:cs="Arial Unicode MS"/>
           <w:color w:val="182433"/>
           <w:sz w:val="21"/>
         </w:rPr>
@@ -4574,7 +4607,7 @@
       </w:pPr>
       <w:r>
         <w:rPr>
-          <w:rFonts w:ascii="AppleGothic" w:hAnsi="AppleGothic" w:eastAsia="AppleGothic" w:cs="AppleGothic"/>
+          <w:rFonts w:ascii="Arial Unicode MS" w:hAnsi="Arial Unicode MS" w:eastAsia="Arial Unicode MS" w:cs="Arial Unicode MS"/>
           <w:color w:val="182433"/>
           <w:sz w:val="20"/>
         </w:rPr>
@@ -4587,7 +4620,7 @@
       </w:pPr>
       <w:r>
         <w:rPr>
-          <w:rFonts w:ascii="AppleGothic" w:hAnsi="AppleGothic" w:eastAsia="AppleGothic" w:cs="AppleGothic"/>
+          <w:rFonts w:ascii="Arial Unicode MS" w:hAnsi="Arial Unicode MS" w:eastAsia="Arial Unicode MS" w:cs="Arial Unicode MS"/>
         </w:rPr>
         <w:t>Audit log와 완료된 Command execution 보관 기간도 설정할 수 있습니다. 미리보기에서 삭제 건수를 확인한 뒤 정리를 실행하며, 실행 중인 명령과 Kubernetes 실제 리소스는 삭제하지 않습니다.</w:t>
       </w:r>
@@ -4599,7 +4632,7 @@
       </w:pPr>
       <w:r>
         <w:rPr>
-          <w:rFonts w:ascii="AppleGothic" w:hAnsi="AppleGothic" w:eastAsia="AppleGothic" w:cs="AppleGothic"/>
+          <w:rFonts w:ascii="Arial Unicode MS" w:hAnsi="Arial Unicode MS" w:eastAsia="Arial Unicode MS" w:cs="Arial Unicode MS"/>
           <w:color w:val="182433"/>
           <w:sz w:val="20"/>
         </w:rPr>
@@ -4613,7 +4646,7 @@
       </w:pPr>
       <w:r>
         <w:rPr>
-          <w:rFonts w:ascii="AppleGothic" w:hAnsi="AppleGothic" w:eastAsia="AppleGothic" w:cs="AppleGothic"/>
+          <w:rFonts w:ascii="Arial Unicode MS" w:hAnsi="Arial Unicode MS" w:eastAsia="Arial Unicode MS" w:cs="Arial Unicode MS"/>
           <w:color w:val="182433"/>
           <w:sz w:val="20"/>
         </w:rPr>
@@ -4627,7 +4660,7 @@
       </w:pPr>
       <w:r>
         <w:rPr>
-          <w:rFonts w:ascii="AppleGothic" w:hAnsi="AppleGothic" w:eastAsia="AppleGothic" w:cs="AppleGothic"/>
+          <w:rFonts w:ascii="Arial Unicode MS" w:hAnsi="Arial Unicode MS" w:eastAsia="Arial Unicode MS" w:cs="Arial Unicode MS"/>
           <w:color w:val="182433"/>
           <w:sz w:val="20"/>
         </w:rPr>
@@ -4641,7 +4674,7 @@
       </w:pPr>
       <w:r>
         <w:rPr>
-          <w:rFonts w:ascii="AppleGothic" w:hAnsi="AppleGothic" w:eastAsia="AppleGothic" w:cs="AppleGothic"/>
+          <w:rFonts w:ascii="Arial Unicode MS" w:hAnsi="Arial Unicode MS" w:eastAsia="Arial Unicode MS" w:cs="Arial Unicode MS"/>
           <w:b/>
           <w:color w:val="A56A00"/>
           <w:sz w:val="19"/>
@@ -4650,7 +4683,7 @@
       </w:r>
       <w:r>
         <w:rPr>
-          <w:rFonts w:ascii="AppleGothic" w:hAnsi="AppleGothic" w:eastAsia="AppleGothic" w:cs="AppleGothic"/>
+          <w:rFonts w:ascii="Arial Unicode MS" w:hAnsi="Arial Unicode MS" w:eastAsia="Arial Unicode MS" w:cs="Arial Unicode MS"/>
           <w:color w:val="5E7084"/>
           <w:sz w:val="19"/>
         </w:rPr>
@@ -4664,7 +4697,7 @@
       </w:pPr>
       <w:r>
         <w:rPr>
-          <w:rFonts w:ascii="AppleGothic" w:hAnsi="AppleGothic" w:eastAsia="AppleGothic" w:cs="AppleGothic"/>
+          <w:rFonts w:ascii="Arial Unicode MS" w:hAnsi="Arial Unicode MS" w:eastAsia="Arial Unicode MS" w:cs="Arial Unicode MS"/>
           <w:b/>
           <w:color w:val="B42318"/>
           <w:sz w:val="19"/>
@@ -4673,7 +4706,7 @@
       </w:r>
       <w:r>
         <w:rPr>
-          <w:rFonts w:ascii="AppleGothic" w:hAnsi="AppleGothic" w:eastAsia="AppleGothic" w:cs="AppleGothic"/>
+          <w:rFonts w:ascii="Arial Unicode MS" w:hAnsi="Arial Unicode MS" w:eastAsia="Arial Unicode MS" w:cs="Arial Unicode MS"/>
           <w:color w:val="5E7084"/>
           <w:sz w:val="19"/>
         </w:rPr>
@@ -4688,7 +4721,7 @@
       </w:pPr>
       <w:r>
         <w:rPr>
-          <w:rFonts w:ascii="AppleGothic" w:hAnsi="AppleGothic" w:eastAsia="AppleGothic" w:cs="AppleGothic"/>
+          <w:rFonts w:ascii="Arial Unicode MS" w:hAnsi="Arial Unicode MS" w:eastAsia="Arial Unicode MS" w:cs="Arial Unicode MS"/>
           <w:b/>
           <w:color w:val="000000"/>
           <w:sz w:val="30"/>
@@ -4702,7 +4735,7 @@
       </w:pPr>
       <w:r>
         <w:rPr>
-          <w:rFonts w:ascii="AppleGothic" w:hAnsi="AppleGothic" w:eastAsia="AppleGothic" w:cs="AppleGothic"/>
+          <w:rFonts w:ascii="Arial Unicode MS" w:hAnsi="Arial Unicode MS" w:eastAsia="Arial Unicode MS" w:cs="Arial Unicode MS"/>
           <w:b/>
           <w:color w:val="246BCE"/>
           <w:sz w:val="21"/>
@@ -4711,7 +4744,7 @@
       </w:r>
       <w:r>
         <w:rPr>
-          <w:rFonts w:ascii="AppleGothic" w:hAnsi="AppleGothic" w:eastAsia="AppleGothic" w:cs="AppleGothic"/>
+          <w:rFonts w:ascii="Arial Unicode MS" w:hAnsi="Arial Unicode MS" w:eastAsia="Arial Unicode MS" w:cs="Arial Unicode MS"/>
           <w:color w:val="182433"/>
           <w:sz w:val="21"/>
         </w:rPr>
@@ -4724,7 +4757,7 @@
       </w:pPr>
       <w:r>
         <w:rPr>
-          <w:rFonts w:ascii="AppleGothic" w:hAnsi="AppleGothic" w:eastAsia="AppleGothic" w:cs="AppleGothic"/>
+          <w:rFonts w:ascii="Arial Unicode MS" w:hAnsi="Arial Unicode MS" w:eastAsia="Arial Unicode MS" w:cs="Arial Unicode MS"/>
           <w:b/>
           <w:color w:val="14866D"/>
           <w:sz w:val="21"/>
@@ -4733,7 +4766,7 @@
       </w:r>
       <w:r>
         <w:rPr>
-          <w:rFonts w:ascii="AppleGothic" w:hAnsi="AppleGothic" w:eastAsia="AppleGothic" w:cs="AppleGothic"/>
+          <w:rFonts w:ascii="Arial Unicode MS" w:hAnsi="Arial Unicode MS" w:eastAsia="Arial Unicode MS" w:cs="Arial Unicode MS"/>
           <w:color w:val="182433"/>
           <w:sz w:val="21"/>
         </w:rPr>
@@ -4747,7 +4780,7 @@
       </w:pPr>
       <w:r>
         <w:rPr>
-          <w:rFonts w:ascii="AppleGothic" w:hAnsi="AppleGothic" w:eastAsia="AppleGothic" w:cs="AppleGothic"/>
+          <w:rFonts w:ascii="Arial Unicode MS" w:hAnsi="Arial Unicode MS" w:eastAsia="Arial Unicode MS" w:cs="Arial Unicode MS"/>
           <w:color w:val="182433"/>
           <w:sz w:val="20"/>
         </w:rPr>
@@ -4761,7 +4794,7 @@
       </w:pPr>
       <w:r>
         <w:rPr>
-          <w:rFonts w:ascii="AppleGothic" w:hAnsi="AppleGothic" w:eastAsia="AppleGothic" w:cs="AppleGothic"/>
+          <w:rFonts w:ascii="Arial Unicode MS" w:hAnsi="Arial Unicode MS" w:eastAsia="Arial Unicode MS" w:cs="Arial Unicode MS"/>
           <w:color w:val="182433"/>
           <w:sz w:val="20"/>
         </w:rPr>
@@ -4775,7 +4808,7 @@
       </w:pPr>
       <w:r>
         <w:rPr>
-          <w:rFonts w:ascii="AppleGothic" w:hAnsi="AppleGothic" w:eastAsia="AppleGothic" w:cs="AppleGothic"/>
+          <w:rFonts w:ascii="Arial Unicode MS" w:hAnsi="Arial Unicode MS" w:eastAsia="Arial Unicode MS" w:cs="Arial Unicode MS"/>
           <w:color w:val="182433"/>
           <w:sz w:val="20"/>
         </w:rPr>
@@ -4789,7 +4822,7 @@
       </w:pPr>
       <w:r>
         <w:rPr>
-          <w:rFonts w:ascii="AppleGothic" w:hAnsi="AppleGothic" w:eastAsia="AppleGothic" w:cs="AppleGothic"/>
+          <w:rFonts w:ascii="Arial Unicode MS" w:hAnsi="Arial Unicode MS" w:eastAsia="Arial Unicode MS" w:cs="Arial Unicode MS"/>
           <w:b/>
           <w:color w:val="A56A00"/>
           <w:sz w:val="19"/>
@@ -4798,7 +4831,7 @@
       </w:r>
       <w:r>
         <w:rPr>
-          <w:rFonts w:ascii="AppleGothic" w:hAnsi="AppleGothic" w:eastAsia="AppleGothic" w:cs="AppleGothic"/>
+          <w:rFonts w:ascii="Arial Unicode MS" w:hAnsi="Arial Unicode MS" w:eastAsia="Arial Unicode MS" w:cs="Arial Unicode MS"/>
           <w:color w:val="5E7084"/>
           <w:sz w:val="19"/>
         </w:rPr>
@@ -4813,7 +4846,7 @@
       </w:pPr>
       <w:r>
         <w:rPr>
-          <w:rFonts w:ascii="AppleGothic" w:hAnsi="AppleGothic" w:eastAsia="AppleGothic" w:cs="AppleGothic"/>
+          <w:rFonts w:ascii="Arial Unicode MS" w:hAnsi="Arial Unicode MS" w:eastAsia="Arial Unicode MS" w:cs="Arial Unicode MS"/>
           <w:b/>
           <w:color w:val="000000"/>
           <w:sz w:val="40"/>
@@ -4827,7 +4860,7 @@
       </w:pPr>
       <w:r>
         <w:rPr>
-          <w:rFonts w:ascii="AppleGothic" w:hAnsi="AppleGothic" w:eastAsia="AppleGothic" w:cs="AppleGothic"/>
+          <w:rFonts w:ascii="Arial Unicode MS" w:hAnsi="Arial Unicode MS" w:eastAsia="Arial Unicode MS" w:cs="Arial Unicode MS"/>
         </w:rPr>
         <w:t>AI Provider와 Local Models</w:t>
       </w:r>
@@ -4836,7 +4869,7 @@
       <w:pPr/>
       <w:r>
         <w:rPr>
-          <w:rFonts w:ascii="AppleGothic" w:hAnsi="AppleGothic" w:eastAsia="AppleGothic" w:cs="AppleGothic"/>
+          <w:rFonts w:ascii="Arial Unicode MS" w:hAnsi="Arial Unicode MS" w:eastAsia="Arial Unicode MS" w:cs="Arial Unicode MS"/>
         </w:rPr>
         <w:t>목적  Local Ollama와 선택형 외부 LLM 연결, 모델과 Tenant 목적별 사용 경로를 관리합니다.</w:t>
       </w:r>
@@ -4845,7 +4878,7 @@
       <w:pPr/>
       <w:r>
         <w:rPr>
-          <w:rFonts w:ascii="AppleGothic" w:hAnsi="AppleGothic" w:eastAsia="AppleGothic" w:cs="AppleGothic"/>
+          <w:rFonts w:ascii="Arial Unicode MS" w:hAnsi="Arial Unicode MS" w:eastAsia="Arial Unicode MS" w:cs="Arial Unicode MS"/>
         </w:rPr>
         <w:t>사용 시점  AI Analysis, AI Chat과 Helm Values 제안에 사용할 Provider나 모델을 변경할 때 사용합니다.</w:t>
       </w:r>
@@ -4856,7 +4889,7 @@
       </w:pPr>
       <w:r>
         <w:rPr>
-          <w:rFonts w:ascii="AppleGothic" w:hAnsi="AppleGothic" w:eastAsia="AppleGothic" w:cs="AppleGothic"/>
+          <w:rFonts w:ascii="Arial Unicode MS" w:hAnsi="Arial Unicode MS" w:eastAsia="Arial Unicode MS" w:cs="Arial Unicode MS"/>
         </w:rPr>
         <w:t>Platform Manager는 Provider profile과 credential을 등록하고 연결을 검증합니다.</w:t>
       </w:r>
@@ -4867,7 +4900,7 @@
       </w:pPr>
       <w:r>
         <w:rPr>
-          <w:rFonts w:ascii="AppleGothic" w:hAnsi="AppleGothic" w:eastAsia="AppleGothic" w:cs="AppleGothic"/>
+          <w:rFonts w:ascii="Arial Unicode MS" w:hAnsi="Arial Unicode MS" w:eastAsia="Arial Unicode MS" w:cs="Arial Unicode MS"/>
         </w:rPr>
         <w:t>Tenant 관리자는 허용된 profile/model을 목적별로 선택하고 외부 전송 여부를 명시적으로 설정합니다.</w:t>
       </w:r>
@@ -4878,7 +4911,7 @@
       </w:pPr>
       <w:r>
         <w:rPr>
-          <w:rFonts w:ascii="AppleGothic" w:hAnsi="AppleGothic" w:eastAsia="AppleGothic" w:cs="AppleGothic"/>
+          <w:rFonts w:ascii="Arial Unicode MS" w:hAnsi="Arial Unicode MS" w:eastAsia="Arial Unicode MS" w:cs="Arial Unicode MS"/>
         </w:rPr>
         <w:t>Local Models에서는 Ollama 설치 모델을 동기화하고 승인 목록의 9B 이하 모델만 추가합니다.</w:t>
       </w:r>
@@ -4889,7 +4922,7 @@
       </w:pPr>
       <w:r>
         <w:rPr>
-          <w:rFonts w:ascii="AppleGothic" w:hAnsi="AppleGothic" w:eastAsia="AppleGothic" w:cs="AppleGothic"/>
+          <w:rFonts w:ascii="Arial Unicode MS" w:hAnsi="Arial Unicode MS" w:eastAsia="Arial Unicode MS" w:cs="Arial Unicode MS"/>
         </w:rPr>
         <w:t>API key와 credential은 저장 후 다시 표시하지 않으며 화면과 로그에서 마스킹합니다.</w:t>
       </w:r>
@@ -4898,7 +4931,7 @@
       <w:pPr/>
       <w:r>
         <w:rPr>
-          <w:rFonts w:ascii="AppleGothic" w:hAnsi="AppleGothic" w:eastAsia="AppleGothic" w:cs="AppleGothic"/>
+          <w:rFonts w:ascii="Arial Unicode MS" w:hAnsi="Arial Unicode MS" w:eastAsia="Arial Unicode MS" w:cs="Arial Unicode MS"/>
         </w:rPr>
         <w:t>주의  외부 Provider 사용은 Tenant 데이터 반출 결정입니다. 전송 범위와 fallback을 확인한 뒤 활성화합니다.</w:t>
       </w:r>
@@ -4911,7 +4944,7 @@
       </w:pPr>
       <w:r>
         <w:rPr>
-          <w:rFonts w:ascii="AppleGothic" w:hAnsi="AppleGothic" w:eastAsia="AppleGothic" w:cs="AppleGothic"/>
+          <w:rFonts w:ascii="Arial Unicode MS" w:hAnsi="Arial Unicode MS" w:eastAsia="Arial Unicode MS" w:cs="Arial Unicode MS"/>
           <w:b/>
           <w:color w:val="000000"/>
           <w:sz w:val="30"/>
@@ -4925,7 +4958,7 @@
       </w:pPr>
       <w:r>
         <w:rPr>
-          <w:rFonts w:ascii="AppleGothic" w:hAnsi="AppleGothic" w:eastAsia="AppleGothic" w:cs="AppleGothic"/>
+          <w:rFonts w:ascii="Arial Unicode MS" w:hAnsi="Arial Unicode MS" w:eastAsia="Arial Unicode MS" w:cs="Arial Unicode MS"/>
           <w:b/>
           <w:color w:val="246BCE"/>
           <w:sz w:val="21"/>
@@ -4934,7 +4967,7 @@
       </w:r>
       <w:r>
         <w:rPr>
-          <w:rFonts w:ascii="AppleGothic" w:hAnsi="AppleGothic" w:eastAsia="AppleGothic" w:cs="AppleGothic"/>
+          <w:rFonts w:ascii="Arial Unicode MS" w:hAnsi="Arial Unicode MS" w:eastAsia="Arial Unicode MS" w:cs="Arial Unicode MS"/>
           <w:color w:val="182433"/>
           <w:sz w:val="21"/>
         </w:rPr>
@@ -4947,7 +4980,7 @@
       </w:pPr>
       <w:r>
         <w:rPr>
-          <w:rFonts w:ascii="AppleGothic" w:hAnsi="AppleGothic" w:eastAsia="AppleGothic" w:cs="AppleGothic"/>
+          <w:rFonts w:ascii="Arial Unicode MS" w:hAnsi="Arial Unicode MS" w:eastAsia="Arial Unicode MS" w:cs="Arial Unicode MS"/>
           <w:b/>
           <w:color w:val="14866D"/>
           <w:sz w:val="21"/>
@@ -4956,7 +4989,7 @@
       </w:r>
       <w:r>
         <w:rPr>
-          <w:rFonts w:ascii="AppleGothic" w:hAnsi="AppleGothic" w:eastAsia="AppleGothic" w:cs="AppleGothic"/>
+          <w:rFonts w:ascii="Arial Unicode MS" w:hAnsi="Arial Unicode MS" w:eastAsia="Arial Unicode MS" w:cs="Arial Unicode MS"/>
           <w:color w:val="182433"/>
           <w:sz w:val="21"/>
         </w:rPr>
@@ -4970,7 +5003,7 @@
       </w:pPr>
       <w:r>
         <w:rPr>
-          <w:rFonts w:ascii="AppleGothic" w:hAnsi="AppleGothic" w:eastAsia="AppleGothic" w:cs="AppleGothic"/>
+          <w:rFonts w:ascii="Arial Unicode MS" w:hAnsi="Arial Unicode MS" w:eastAsia="Arial Unicode MS" w:cs="Arial Unicode MS"/>
           <w:color w:val="182433"/>
           <w:sz w:val="20"/>
         </w:rPr>
@@ -4984,7 +5017,7 @@
       </w:pPr>
       <w:r>
         <w:rPr>
-          <w:rFonts w:ascii="AppleGothic" w:hAnsi="AppleGothic" w:eastAsia="AppleGothic" w:cs="AppleGothic"/>
+          <w:rFonts w:ascii="Arial Unicode MS" w:hAnsi="Arial Unicode MS" w:eastAsia="Arial Unicode MS" w:cs="Arial Unicode MS"/>
           <w:color w:val="182433"/>
           <w:sz w:val="20"/>
         </w:rPr>
@@ -4998,7 +5031,7 @@
       </w:pPr>
       <w:r>
         <w:rPr>
-          <w:rFonts w:ascii="AppleGothic" w:hAnsi="AppleGothic" w:eastAsia="AppleGothic" w:cs="AppleGothic"/>
+          <w:rFonts w:ascii="Arial Unicode MS" w:hAnsi="Arial Unicode MS" w:eastAsia="Arial Unicode MS" w:cs="Arial Unicode MS"/>
           <w:color w:val="182433"/>
           <w:sz w:val="20"/>
         </w:rPr>
@@ -5012,7 +5045,7 @@
       </w:pPr>
       <w:r>
         <w:rPr>
-          <w:rFonts w:ascii="AppleGothic" w:hAnsi="AppleGothic" w:eastAsia="AppleGothic" w:cs="AppleGothic"/>
+          <w:rFonts w:ascii="Arial Unicode MS" w:hAnsi="Arial Unicode MS" w:eastAsia="Arial Unicode MS" w:cs="Arial Unicode MS"/>
           <w:b/>
           <w:color w:val="A56A00"/>
           <w:sz w:val="19"/>
@@ -5021,7 +5054,7 @@
       </w:r>
       <w:r>
         <w:rPr>
-          <w:rFonts w:ascii="AppleGothic" w:hAnsi="AppleGothic" w:eastAsia="AppleGothic" w:cs="AppleGothic"/>
+          <w:rFonts w:ascii="Arial Unicode MS" w:hAnsi="Arial Unicode MS" w:eastAsia="Arial Unicode MS" w:cs="Arial Unicode MS"/>
           <w:color w:val="5E7084"/>
           <w:sz w:val="19"/>
         </w:rPr>
@@ -5035,7 +5068,7 @@
       </w:pPr>
       <w:r>
         <w:rPr>
-          <w:rFonts w:ascii="AppleGothic" w:hAnsi="AppleGothic" w:eastAsia="AppleGothic" w:cs="AppleGothic"/>
+          <w:rFonts w:ascii="Arial Unicode MS" w:hAnsi="Arial Unicode MS" w:eastAsia="Arial Unicode MS" w:cs="Arial Unicode MS"/>
           <w:b/>
           <w:color w:val="B42318"/>
           <w:sz w:val="19"/>
@@ -5044,7 +5077,7 @@
       </w:r>
       <w:r>
         <w:rPr>
-          <w:rFonts w:ascii="AppleGothic" w:hAnsi="AppleGothic" w:eastAsia="AppleGothic" w:cs="AppleGothic"/>
+          <w:rFonts w:ascii="Arial Unicode MS" w:hAnsi="Arial Unicode MS" w:eastAsia="Arial Unicode MS" w:cs="Arial Unicode MS"/>
           <w:color w:val="5E7084"/>
           <w:sz w:val="19"/>
         </w:rPr>
@@ -5059,7 +5092,7 @@
       </w:pPr>
       <w:r>
         <w:rPr>
-          <w:rFonts w:ascii="AppleGothic" w:hAnsi="AppleGothic" w:eastAsia="AppleGothic" w:cs="AppleGothic"/>
+          <w:rFonts w:ascii="Arial Unicode MS" w:hAnsi="Arial Unicode MS" w:eastAsia="Arial Unicode MS" w:cs="Arial Unicode MS"/>
           <w:b/>
           <w:color w:val="000000"/>
           <w:sz w:val="30"/>
@@ -5073,7 +5106,7 @@
       </w:pPr>
       <w:r>
         <w:rPr>
-          <w:rFonts w:ascii="AppleGothic" w:hAnsi="AppleGothic" w:eastAsia="AppleGothic" w:cs="AppleGothic"/>
+          <w:rFonts w:ascii="Arial Unicode MS" w:hAnsi="Arial Unicode MS" w:eastAsia="Arial Unicode MS" w:cs="Arial Unicode MS"/>
           <w:b/>
           <w:color w:val="246BCE"/>
           <w:sz w:val="21"/>
@@ -5082,7 +5115,7 @@
       </w:r>
       <w:r>
         <w:rPr>
-          <w:rFonts w:ascii="AppleGothic" w:hAnsi="AppleGothic" w:eastAsia="AppleGothic" w:cs="AppleGothic"/>
+          <w:rFonts w:ascii="Arial Unicode MS" w:hAnsi="Arial Unicode MS" w:eastAsia="Arial Unicode MS" w:cs="Arial Unicode MS"/>
           <w:color w:val="182433"/>
           <w:sz w:val="21"/>
         </w:rPr>
@@ -5095,7 +5128,7 @@
       </w:pPr>
       <w:r>
         <w:rPr>
-          <w:rFonts w:ascii="AppleGothic" w:hAnsi="AppleGothic" w:eastAsia="AppleGothic" w:cs="AppleGothic"/>
+          <w:rFonts w:ascii="Arial Unicode MS" w:hAnsi="Arial Unicode MS" w:eastAsia="Arial Unicode MS" w:cs="Arial Unicode MS"/>
           <w:b/>
           <w:color w:val="14866D"/>
           <w:sz w:val="21"/>
@@ -5104,7 +5137,7 @@
       </w:r>
       <w:r>
         <w:rPr>
-          <w:rFonts w:ascii="AppleGothic" w:hAnsi="AppleGothic" w:eastAsia="AppleGothic" w:cs="AppleGothic"/>
+          <w:rFonts w:ascii="Arial Unicode MS" w:hAnsi="Arial Unicode MS" w:eastAsia="Arial Unicode MS" w:cs="Arial Unicode MS"/>
           <w:color w:val="182433"/>
           <w:sz w:val="21"/>
         </w:rPr>
@@ -5118,7 +5151,7 @@
       </w:pPr>
       <w:r>
         <w:rPr>
-          <w:rFonts w:ascii="AppleGothic" w:hAnsi="AppleGothic" w:eastAsia="AppleGothic" w:cs="AppleGothic"/>
+          <w:rFonts w:ascii="Arial Unicode MS" w:hAnsi="Arial Unicode MS" w:eastAsia="Arial Unicode MS" w:cs="Arial Unicode MS"/>
           <w:color w:val="182433"/>
           <w:sz w:val="20"/>
         </w:rPr>
@@ -5132,7 +5165,7 @@
       </w:pPr>
       <w:r>
         <w:rPr>
-          <w:rFonts w:ascii="AppleGothic" w:hAnsi="AppleGothic" w:eastAsia="AppleGothic" w:cs="AppleGothic"/>
+          <w:rFonts w:ascii="Arial Unicode MS" w:hAnsi="Arial Unicode MS" w:eastAsia="Arial Unicode MS" w:cs="Arial Unicode MS"/>
           <w:color w:val="182433"/>
           <w:sz w:val="20"/>
         </w:rPr>
@@ -5146,7 +5179,7 @@
       </w:pPr>
       <w:r>
         <w:rPr>
-          <w:rFonts w:ascii="AppleGothic" w:hAnsi="AppleGothic" w:eastAsia="AppleGothic" w:cs="AppleGothic"/>
+          <w:rFonts w:ascii="Arial Unicode MS" w:hAnsi="Arial Unicode MS" w:eastAsia="Arial Unicode MS" w:cs="Arial Unicode MS"/>
           <w:color w:val="182433"/>
           <w:sz w:val="20"/>
         </w:rPr>
@@ -5160,7 +5193,7 @@
       </w:pPr>
       <w:r>
         <w:rPr>
-          <w:rFonts w:ascii="AppleGothic" w:hAnsi="AppleGothic" w:eastAsia="AppleGothic" w:cs="AppleGothic"/>
+          <w:rFonts w:ascii="Arial Unicode MS" w:hAnsi="Arial Unicode MS" w:eastAsia="Arial Unicode MS" w:cs="Arial Unicode MS"/>
           <w:b/>
           <w:color w:val="A56A00"/>
           <w:sz w:val="19"/>
@@ -5169,7 +5202,7 @@
       </w:r>
       <w:r>
         <w:rPr>
-          <w:rFonts w:ascii="AppleGothic" w:hAnsi="AppleGothic" w:eastAsia="AppleGothic" w:cs="AppleGothic"/>
+          <w:rFonts w:ascii="Arial Unicode MS" w:hAnsi="Arial Unicode MS" w:eastAsia="Arial Unicode MS" w:cs="Arial Unicode MS"/>
           <w:color w:val="5E7084"/>
           <w:sz w:val="19"/>
         </w:rPr>
@@ -5183,7 +5216,7 @@
       </w:pPr>
       <w:r>
         <w:rPr>
-          <w:rFonts w:ascii="AppleGothic" w:hAnsi="AppleGothic" w:eastAsia="AppleGothic" w:cs="AppleGothic"/>
+          <w:rFonts w:ascii="Arial Unicode MS" w:hAnsi="Arial Unicode MS" w:eastAsia="Arial Unicode MS" w:cs="Arial Unicode MS"/>
           <w:b/>
           <w:color w:val="B42318"/>
           <w:sz w:val="19"/>
@@ -5192,7 +5225,7 @@
       </w:r>
       <w:r>
         <w:rPr>
-          <w:rFonts w:ascii="AppleGothic" w:hAnsi="AppleGothic" w:eastAsia="AppleGothic" w:cs="AppleGothic"/>
+          <w:rFonts w:ascii="Arial Unicode MS" w:hAnsi="Arial Unicode MS" w:eastAsia="Arial Unicode MS" w:cs="Arial Unicode MS"/>
           <w:color w:val="5E7084"/>
           <w:sz w:val="19"/>
         </w:rPr>
@@ -5205,7 +5238,7 @@
       </w:pPr>
       <w:r>
         <w:rPr>
-          <w:rFonts w:ascii="AppleGothic" w:hAnsi="AppleGothic" w:eastAsia="AppleGothic" w:cs="AppleGothic"/>
+          <w:rFonts w:ascii="Arial Unicode MS" w:hAnsi="Arial Unicode MS" w:eastAsia="Arial Unicode MS" w:cs="Arial Unicode MS"/>
         </w:rPr>
         <w:t>메뉴 권한 매트릭스</w:t>
       </w:r>
@@ -5254,7 +5287,7 @@
             </w:pPr>
             <w:r>
               <w:rPr>
-                <w:rFonts w:ascii="AppleGothic" w:hAnsi="AppleGothic" w:eastAsia="AppleGothic" w:cs="AppleGothic"/>
+                <w:rFonts w:ascii="Arial Unicode MS" w:hAnsi="Arial Unicode MS" w:eastAsia="Arial Unicode MS" w:cs="Arial Unicode MS"/>
                 <w:b/>
                 <w:color w:val="FFFFFF"/>
                 <w:sz w:val="17"/>
@@ -5290,7 +5323,7 @@
             </w:pPr>
             <w:r>
               <w:rPr>
-                <w:rFonts w:ascii="AppleGothic" w:hAnsi="AppleGothic" w:eastAsia="AppleGothic" w:cs="AppleGothic"/>
+                <w:rFonts w:ascii="Arial Unicode MS" w:hAnsi="Arial Unicode MS" w:eastAsia="Arial Unicode MS" w:cs="Arial Unicode MS"/>
                 <w:b/>
                 <w:color w:val="FFFFFF"/>
                 <w:sz w:val="17"/>
@@ -5326,7 +5359,7 @@
             </w:pPr>
             <w:r>
               <w:rPr>
-                <w:rFonts w:ascii="AppleGothic" w:hAnsi="AppleGothic" w:eastAsia="AppleGothic" w:cs="AppleGothic"/>
+                <w:rFonts w:ascii="Arial Unicode MS" w:hAnsi="Arial Unicode MS" w:eastAsia="Arial Unicode MS" w:cs="Arial Unicode MS"/>
                 <w:b/>
                 <w:color w:val="FFFFFF"/>
                 <w:sz w:val="17"/>
@@ -5367,7 +5400,7 @@
             </w:pPr>
             <w:r>
               <w:rPr>
-                <w:rFonts w:ascii="AppleGothic" w:hAnsi="AppleGothic" w:eastAsia="AppleGothic" w:cs="AppleGothic"/>
+                <w:rFonts w:ascii="Arial Unicode MS" w:hAnsi="Arial Unicode MS" w:eastAsia="Arial Unicode MS" w:cs="Arial Unicode MS"/>
                 <w:color w:val="182433"/>
                 <w:sz w:val="16"/>
               </w:rPr>
@@ -5402,7 +5435,7 @@
             </w:pPr>
             <w:r>
               <w:rPr>
-                <w:rFonts w:ascii="AppleGothic" w:hAnsi="AppleGothic" w:eastAsia="AppleGothic" w:cs="AppleGothic"/>
+                <w:rFonts w:ascii="Arial Unicode MS" w:hAnsi="Arial Unicode MS" w:eastAsia="Arial Unicode MS" w:cs="Arial Unicode MS"/>
                 <w:color w:val="182433"/>
                 <w:sz w:val="16"/>
               </w:rPr>
@@ -5437,7 +5470,7 @@
             </w:pPr>
             <w:r>
               <w:rPr>
-                <w:rFonts w:ascii="AppleGothic" w:hAnsi="AppleGothic" w:eastAsia="AppleGothic" w:cs="AppleGothic"/>
+                <w:rFonts w:ascii="Arial Unicode MS" w:hAnsi="Arial Unicode MS" w:eastAsia="Arial Unicode MS" w:cs="Arial Unicode MS"/>
                 <w:color w:val="182433"/>
                 <w:sz w:val="16"/>
               </w:rPr>
@@ -5477,7 +5510,7 @@
             </w:pPr>
             <w:r>
               <w:rPr>
-                <w:rFonts w:ascii="AppleGothic" w:hAnsi="AppleGothic" w:eastAsia="AppleGothic" w:cs="AppleGothic"/>
+                <w:rFonts w:ascii="Arial Unicode MS" w:hAnsi="Arial Unicode MS" w:eastAsia="Arial Unicode MS" w:cs="Arial Unicode MS"/>
                 <w:color w:val="182433"/>
                 <w:sz w:val="16"/>
               </w:rPr>
@@ -5512,7 +5545,7 @@
             </w:pPr>
             <w:r>
               <w:rPr>
-                <w:rFonts w:ascii="AppleGothic" w:hAnsi="AppleGothic" w:eastAsia="AppleGothic" w:cs="AppleGothic"/>
+                <w:rFonts w:ascii="Arial Unicode MS" w:hAnsi="Arial Unicode MS" w:eastAsia="Arial Unicode MS" w:cs="Arial Unicode MS"/>
                 <w:color w:val="182433"/>
                 <w:sz w:val="16"/>
               </w:rPr>
@@ -5547,7 +5580,7 @@
             </w:pPr>
             <w:r>
               <w:rPr>
-                <w:rFonts w:ascii="AppleGothic" w:hAnsi="AppleGothic" w:eastAsia="AppleGothic" w:cs="AppleGothic"/>
+                <w:rFonts w:ascii="Arial Unicode MS" w:hAnsi="Arial Unicode MS" w:eastAsia="Arial Unicode MS" w:cs="Arial Unicode MS"/>
                 <w:color w:val="182433"/>
                 <w:sz w:val="16"/>
               </w:rPr>
@@ -5587,7 +5620,7 @@
             </w:pPr>
             <w:r>
               <w:rPr>
-                <w:rFonts w:ascii="AppleGothic" w:hAnsi="AppleGothic" w:eastAsia="AppleGothic" w:cs="AppleGothic"/>
+                <w:rFonts w:ascii="Arial Unicode MS" w:hAnsi="Arial Unicode MS" w:eastAsia="Arial Unicode MS" w:cs="Arial Unicode MS"/>
                 <w:color w:val="182433"/>
                 <w:sz w:val="16"/>
               </w:rPr>
@@ -5622,7 +5655,7 @@
             </w:pPr>
             <w:r>
               <w:rPr>
-                <w:rFonts w:ascii="AppleGothic" w:hAnsi="AppleGothic" w:eastAsia="AppleGothic" w:cs="AppleGothic"/>
+                <w:rFonts w:ascii="Arial Unicode MS" w:hAnsi="Arial Unicode MS" w:eastAsia="Arial Unicode MS" w:cs="Arial Unicode MS"/>
                 <w:color w:val="182433"/>
                 <w:sz w:val="16"/>
               </w:rPr>
@@ -5657,7 +5690,7 @@
             </w:pPr>
             <w:r>
               <w:rPr>
-                <w:rFonts w:ascii="AppleGothic" w:hAnsi="AppleGothic" w:eastAsia="AppleGothic" w:cs="AppleGothic"/>
+                <w:rFonts w:ascii="Arial Unicode MS" w:hAnsi="Arial Unicode MS" w:eastAsia="Arial Unicode MS" w:cs="Arial Unicode MS"/>
                 <w:color w:val="182433"/>
                 <w:sz w:val="16"/>
               </w:rPr>
@@ -5697,7 +5730,7 @@
             </w:pPr>
             <w:r>
               <w:rPr>
-                <w:rFonts w:ascii="AppleGothic" w:hAnsi="AppleGothic" w:eastAsia="AppleGothic" w:cs="AppleGothic"/>
+                <w:rFonts w:ascii="Arial Unicode MS" w:hAnsi="Arial Unicode MS" w:eastAsia="Arial Unicode MS" w:cs="Arial Unicode MS"/>
                 <w:color w:val="182433"/>
                 <w:sz w:val="16"/>
               </w:rPr>
@@ -5732,7 +5765,7 @@
             </w:pPr>
             <w:r>
               <w:rPr>
-                <w:rFonts w:ascii="AppleGothic" w:hAnsi="AppleGothic" w:eastAsia="AppleGothic" w:cs="AppleGothic"/>
+                <w:rFonts w:ascii="Arial Unicode MS" w:hAnsi="Arial Unicode MS" w:eastAsia="Arial Unicode MS" w:cs="Arial Unicode MS"/>
                 <w:color w:val="182433"/>
                 <w:sz w:val="16"/>
               </w:rPr>
@@ -5767,7 +5800,7 @@
             </w:pPr>
             <w:r>
               <w:rPr>
-                <w:rFonts w:ascii="AppleGothic" w:hAnsi="AppleGothic" w:eastAsia="AppleGothic" w:cs="AppleGothic"/>
+                <w:rFonts w:ascii="Arial Unicode MS" w:hAnsi="Arial Unicode MS" w:eastAsia="Arial Unicode MS" w:cs="Arial Unicode MS"/>
                 <w:color w:val="182433"/>
                 <w:sz w:val="16"/>
               </w:rPr>
@@ -5807,7 +5840,7 @@
             </w:pPr>
             <w:r>
               <w:rPr>
-                <w:rFonts w:ascii="AppleGothic" w:hAnsi="AppleGothic" w:eastAsia="AppleGothic" w:cs="AppleGothic"/>
+                <w:rFonts w:ascii="Arial Unicode MS" w:hAnsi="Arial Unicode MS" w:eastAsia="Arial Unicode MS" w:cs="Arial Unicode MS"/>
                 <w:color w:val="182433"/>
                 <w:sz w:val="16"/>
               </w:rPr>
@@ -5842,7 +5875,7 @@
             </w:pPr>
             <w:r>
               <w:rPr>
-                <w:rFonts w:ascii="AppleGothic" w:hAnsi="AppleGothic" w:eastAsia="AppleGothic" w:cs="AppleGothic"/>
+                <w:rFonts w:ascii="Arial Unicode MS" w:hAnsi="Arial Unicode MS" w:eastAsia="Arial Unicode MS" w:cs="Arial Unicode MS"/>
                 <w:color w:val="182433"/>
                 <w:sz w:val="16"/>
               </w:rPr>
@@ -5877,7 +5910,7 @@
             </w:pPr>
             <w:r>
               <w:rPr>
-                <w:rFonts w:ascii="AppleGothic" w:hAnsi="AppleGothic" w:eastAsia="AppleGothic" w:cs="AppleGothic"/>
+                <w:rFonts w:ascii="Arial Unicode MS" w:hAnsi="Arial Unicode MS" w:eastAsia="Arial Unicode MS" w:cs="Arial Unicode MS"/>
                 <w:color w:val="182433"/>
                 <w:sz w:val="16"/>
               </w:rPr>
@@ -5917,7 +5950,7 @@
             </w:pPr>
             <w:r>
               <w:rPr>
-                <w:rFonts w:ascii="AppleGothic" w:hAnsi="AppleGothic" w:eastAsia="AppleGothic" w:cs="AppleGothic"/>
+                <w:rFonts w:ascii="Arial Unicode MS" w:hAnsi="Arial Unicode MS" w:eastAsia="Arial Unicode MS" w:cs="Arial Unicode MS"/>
                 <w:color w:val="182433"/>
                 <w:sz w:val="16"/>
               </w:rPr>
@@ -5952,7 +5985,7 @@
             </w:pPr>
             <w:r>
               <w:rPr>
-                <w:rFonts w:ascii="AppleGothic" w:hAnsi="AppleGothic" w:eastAsia="AppleGothic" w:cs="AppleGothic"/>
+                <w:rFonts w:ascii="Arial Unicode MS" w:hAnsi="Arial Unicode MS" w:eastAsia="Arial Unicode MS" w:cs="Arial Unicode MS"/>
                 <w:color w:val="182433"/>
                 <w:sz w:val="16"/>
               </w:rPr>
@@ -5987,7 +6020,7 @@
             </w:pPr>
             <w:r>
               <w:rPr>
-                <w:rFonts w:ascii="AppleGothic" w:hAnsi="AppleGothic" w:eastAsia="AppleGothic" w:cs="AppleGothic"/>
+                <w:rFonts w:ascii="Arial Unicode MS" w:hAnsi="Arial Unicode MS" w:eastAsia="Arial Unicode MS" w:cs="Arial Unicode MS"/>
                 <w:color w:val="182433"/>
                 <w:sz w:val="16"/>
               </w:rPr>
@@ -6005,7 +6038,7 @@
       </w:pPr>
       <w:r>
         <w:rPr>
-          <w:rFonts w:ascii="AppleGothic" w:hAnsi="AppleGothic" w:eastAsia="AppleGothic" w:cs="AppleGothic"/>
+          <w:rFonts w:ascii="Arial Unicode MS" w:hAnsi="Arial Unicode MS" w:eastAsia="Arial Unicode MS" w:cs="Arial Unicode MS"/>
         </w:rPr>
         <w:t>12 Application Delivery 운영 경계</w:t>
       </w:r>
@@ -6013,7 +6046,7 @@
     <w:p>
       <w:r>
         <w:rPr>
-          <w:rFonts w:ascii="AppleGothic" w:hAnsi="AppleGothic" w:eastAsia="AppleGothic" w:cs="AppleGothic"/>
+          <w:rFonts w:ascii="Arial Unicode MS" w:hAnsi="Arial Unicode MS" w:eastAsia="Arial Unicode MS" w:cs="Arial Unicode MS"/>
         </w:rPr>
         <w:t>Application Delivery는 KlueOps가 관리하는 Helm Release를 명시적으로 배포·변경·삭제합니다. Argo CD나 Flux를 설치하거나 Git 상태를 지속 동기화하지 않으며, Tenant가 별도로 운영하는 GitOps Controller와 책임을 섞지 않습니다.</w:t>
       </w:r>
@@ -6024,7 +6057,7 @@
       </w:pPr>
       <w:r>
         <w:rPr>
-          <w:rFonts w:ascii="AppleGothic" w:hAnsi="AppleGothic" w:eastAsia="AppleGothic" w:cs="AppleGothic"/>
+          <w:rFonts w:ascii="Arial Unicode MS" w:hAnsi="Arial Unicode MS" w:eastAsia="Arial Unicode MS" w:cs="Arial Unicode MS"/>
         </w:rPr>
         <w:t>안전한 운영 순서</w:t>
       </w:r>
@@ -6036,7 +6069,7 @@
       </w:pPr>
       <w:r>
         <w:rPr>
-          <w:rFonts w:ascii="AppleGothic" w:hAnsi="AppleGothic" w:eastAsia="AppleGothic" w:cs="AppleGothic"/>
+          <w:rFonts w:ascii="Arial Unicode MS" w:hAnsi="Arial Unicode MS" w:eastAsia="Arial Unicode MS" w:cs="Arial Unicode MS"/>
         </w:rPr>
         <w:t>1.  Tenant Library의 Chart 버전과 Values revision을 고정하고 대상 Cluster와 Namespace를 확인합니다.</w:t>
       </w:r>
@@ -6048,7 +6081,7 @@
       </w:pPr>
       <w:r>
         <w:rPr>
-          <w:rFonts w:ascii="AppleGothic" w:hAnsi="AppleGothic" w:eastAsia="AppleGothic" w:cs="AppleGothic"/>
+          <w:rFonts w:ascii="Arial Unicode MS" w:hAnsi="Arial Unicode MS" w:eastAsia="Arial Unicode MS" w:cs="Arial Unicode MS"/>
         </w:rPr>
         <w:t>2.  Preview에서 렌더링 결과, Secret 마스킹, Namespace와 Exposure 계획을 확인합니다.</w:t>
       </w:r>
@@ -6060,7 +6093,7 @@
       </w:pPr>
       <w:r>
         <w:rPr>
-          <w:rFonts w:ascii="AppleGothic" w:hAnsi="AppleGothic" w:eastAsia="AppleGothic" w:cs="AppleGothic"/>
+          <w:rFonts w:ascii="Arial Unicode MS" w:hAnsi="Arial Unicode MS" w:eastAsia="Arial Unicode MS" w:cs="Arial Unicode MS"/>
         </w:rPr>
         <w:t>3.  정확한 확인 문구로 Helm 작업을 시작하고 Job과 Application History에서 진행·실패 단계를 추적합니다.</w:t>
       </w:r>
@@ -6072,7 +6105,7 @@
       </w:pPr>
       <w:r>
         <w:rPr>
-          <w:rFonts w:ascii="AppleGothic" w:hAnsi="AppleGothic" w:eastAsia="AppleGothic" w:cs="AppleGothic"/>
+          <w:rFonts w:ascii="Arial Unicode MS" w:hAnsi="Arial Unicode MS" w:eastAsia="Arial Unicode MS" w:cs="Arial Unicode MS"/>
         </w:rPr>
         <w:t>4.  작업 후 workload/Pod, Service와 Ingress/HTTPRoute endpoint 상태를 검증하고 필요할 때 preview 후 rollback 또는 uninstall합니다.</w:t>
       </w:r>
@@ -6085,7 +6118,7 @@
       </w:pPr>
       <w:r>
         <w:rPr>
-          <w:rFonts w:ascii="AppleGothic" w:hAnsi="AppleGothic" w:eastAsia="AppleGothic" w:cs="AppleGothic"/>
+          <w:rFonts w:ascii="Arial Unicode MS" w:hAnsi="Arial Unicode MS" w:eastAsia="Arial Unicode MS" w:cs="Arial Unicode MS"/>
           <w:b/>
           <w:color w:val="000000"/>
           <w:sz w:val="40"/>
@@ -6099,7 +6132,7 @@
       </w:pPr>
       <w:r>
         <w:rPr>
-          <w:rFonts w:ascii="AppleGothic" w:hAnsi="AppleGothic" w:eastAsia="AppleGothic" w:cs="AppleGothic"/>
+          <w:rFonts w:ascii="Arial Unicode MS" w:hAnsi="Arial Unicode MS" w:eastAsia="Arial Unicode MS" w:cs="Arial Unicode MS"/>
         </w:rPr>
         <w:t>초보 운영자</w:t>
       </w:r>
@@ -6111,7 +6144,7 @@
       </w:pPr>
       <w:r>
         <w:rPr>
-          <w:rFonts w:ascii="AppleGothic" w:hAnsi="AppleGothic" w:eastAsia="AppleGothic" w:cs="AppleGothic"/>
+          <w:rFonts w:ascii="Arial Unicode MS" w:hAnsi="Arial Unicode MS" w:eastAsia="Arial Unicode MS" w:cs="Arial Unicode MS"/>
           <w:color w:val="182433"/>
           <w:sz w:val="20"/>
         </w:rPr>
@@ -6125,7 +6158,7 @@
       </w:pPr>
       <w:r>
         <w:rPr>
-          <w:rFonts w:ascii="AppleGothic" w:hAnsi="AppleGothic" w:eastAsia="AppleGothic" w:cs="AppleGothic"/>
+          <w:rFonts w:ascii="Arial Unicode MS" w:hAnsi="Arial Unicode MS" w:eastAsia="Arial Unicode MS" w:cs="Arial Unicode MS"/>
           <w:color w:val="182433"/>
           <w:sz w:val="20"/>
         </w:rPr>
@@ -6139,7 +6172,7 @@
       </w:pPr>
       <w:r>
         <w:rPr>
-          <w:rFonts w:ascii="AppleGothic" w:hAnsi="AppleGothic" w:eastAsia="AppleGothic" w:cs="AppleGothic"/>
+          <w:rFonts w:ascii="Arial Unicode MS" w:hAnsi="Arial Unicode MS" w:eastAsia="Arial Unicode MS" w:cs="Arial Unicode MS"/>
           <w:color w:val="182433"/>
           <w:sz w:val="20"/>
         </w:rPr>
@@ -6153,7 +6186,7 @@
       </w:pPr>
       <w:r>
         <w:rPr>
-          <w:rFonts w:ascii="AppleGothic" w:hAnsi="AppleGothic" w:eastAsia="AppleGothic" w:cs="AppleGothic"/>
+          <w:rFonts w:ascii="Arial Unicode MS" w:hAnsi="Arial Unicode MS" w:eastAsia="Arial Unicode MS" w:cs="Arial Unicode MS"/>
           <w:color w:val="182433"/>
           <w:sz w:val="20"/>
         </w:rPr>
@@ -6167,7 +6200,7 @@
       </w:pPr>
       <w:r>
         <w:rPr>
-          <w:rFonts w:ascii="AppleGothic" w:hAnsi="AppleGothic" w:eastAsia="AppleGothic" w:cs="AppleGothic"/>
+          <w:rFonts w:ascii="Arial Unicode MS" w:hAnsi="Arial Unicode MS" w:eastAsia="Arial Unicode MS" w:cs="Arial Unicode MS"/>
           <w:color w:val="182433"/>
           <w:sz w:val="20"/>
         </w:rPr>
@@ -6180,7 +6213,7 @@
       </w:pPr>
       <w:r>
         <w:rPr>
-          <w:rFonts w:ascii="AppleGothic" w:hAnsi="AppleGothic" w:eastAsia="AppleGothic" w:cs="AppleGothic"/>
+          <w:rFonts w:ascii="Arial Unicode MS" w:hAnsi="Arial Unicode MS" w:eastAsia="Arial Unicode MS" w:cs="Arial Unicode MS"/>
         </w:rPr>
         <w:t>숙련 운영자</w:t>
       </w:r>
@@ -6192,7 +6225,7 @@
       </w:pPr>
       <w:r>
         <w:rPr>
-          <w:rFonts w:ascii="AppleGothic" w:hAnsi="AppleGothic" w:eastAsia="AppleGothic" w:cs="AppleGothic"/>
+          <w:rFonts w:ascii="Arial Unicode MS" w:hAnsi="Arial Unicode MS" w:eastAsia="Arial Unicode MS" w:cs="Arial Unicode MS"/>
           <w:color w:val="182433"/>
           <w:sz w:val="20"/>
         </w:rPr>
@@ -6206,7 +6239,7 @@
       </w:pPr>
       <w:r>
         <w:rPr>
-          <w:rFonts w:ascii="AppleGothic" w:hAnsi="AppleGothic" w:eastAsia="AppleGothic" w:cs="AppleGothic"/>
+          <w:rFonts w:ascii="Arial Unicode MS" w:hAnsi="Arial Unicode MS" w:eastAsia="Arial Unicode MS" w:cs="Arial Unicode MS"/>
           <w:color w:val="182433"/>
           <w:sz w:val="20"/>
         </w:rPr>
@@ -6220,7 +6253,7 @@
       </w:pPr>
       <w:r>
         <w:rPr>
-          <w:rFonts w:ascii="AppleGothic" w:hAnsi="AppleGothic" w:eastAsia="AppleGothic" w:cs="AppleGothic"/>
+          <w:rFonts w:ascii="Arial Unicode MS" w:hAnsi="Arial Unicode MS" w:eastAsia="Arial Unicode MS" w:cs="Arial Unicode MS"/>
           <w:color w:val="182433"/>
           <w:sz w:val="20"/>
         </w:rPr>
@@ -6234,7 +6267,7 @@
       </w:pPr>
       <w:r>
         <w:rPr>
-          <w:rFonts w:ascii="AppleGothic" w:hAnsi="AppleGothic" w:eastAsia="AppleGothic" w:cs="AppleGothic"/>
+          <w:rFonts w:ascii="Arial Unicode MS" w:hAnsi="Arial Unicode MS" w:eastAsia="Arial Unicode MS" w:cs="Arial Unicode MS"/>
           <w:color w:val="182433"/>
           <w:sz w:val="20"/>
         </w:rPr>
@@ -6247,7 +6280,7 @@
       </w:pPr>
       <w:r>
         <w:rPr>
-          <w:rFonts w:ascii="AppleGothic" w:hAnsi="AppleGothic" w:eastAsia="AppleGothic" w:cs="AppleGothic"/>
+          <w:rFonts w:ascii="Arial Unicode MS" w:hAnsi="Arial Unicode MS" w:eastAsia="Arial Unicode MS" w:cs="Arial Unicode MS"/>
         </w:rPr>
         <w:t>플랫폼 관리자</w:t>
       </w:r>
@@ -6259,7 +6292,7 @@
       </w:pPr>
       <w:r>
         <w:rPr>
-          <w:rFonts w:ascii="AppleGothic" w:hAnsi="AppleGothic" w:eastAsia="AppleGothic" w:cs="AppleGothic"/>
+          <w:rFonts w:ascii="Arial Unicode MS" w:hAnsi="Arial Unicode MS" w:eastAsia="Arial Unicode MS" w:cs="Arial Unicode MS"/>
           <w:color w:val="182433"/>
           <w:sz w:val="20"/>
         </w:rPr>
@@ -6273,7 +6306,7 @@
       </w:pPr>
       <w:r>
         <w:rPr>
-          <w:rFonts w:ascii="AppleGothic" w:hAnsi="AppleGothic" w:eastAsia="AppleGothic" w:cs="AppleGothic"/>
+          <w:rFonts w:ascii="Arial Unicode MS" w:hAnsi="Arial Unicode MS" w:eastAsia="Arial Unicode MS" w:cs="Arial Unicode MS"/>
           <w:color w:val="182433"/>
           <w:sz w:val="20"/>
         </w:rPr>
@@ -6287,7 +6320,7 @@
       </w:pPr>
       <w:r>
         <w:rPr>
-          <w:rFonts w:ascii="AppleGothic" w:hAnsi="AppleGothic" w:eastAsia="AppleGothic" w:cs="AppleGothic"/>
+          <w:rFonts w:ascii="Arial Unicode MS" w:hAnsi="Arial Unicode MS" w:eastAsia="Arial Unicode MS" w:cs="Arial Unicode MS"/>
           <w:color w:val="182433"/>
           <w:sz w:val="20"/>
         </w:rPr>
@@ -6302,7 +6335,7 @@
       </w:pPr>
       <w:r>
         <w:rPr>
-          <w:rFonts w:ascii="AppleGothic" w:hAnsi="AppleGothic" w:eastAsia="AppleGothic" w:cs="AppleGothic"/>
+          <w:rFonts w:ascii="Arial Unicode MS" w:hAnsi="Arial Unicode MS" w:eastAsia="Arial Unicode MS" w:cs="Arial Unicode MS"/>
           <w:b/>
           <w:color w:val="000000"/>
           <w:sz w:val="40"/>
@@ -6352,7 +6385,7 @@
             </w:pPr>
             <w:r>
               <w:rPr>
-                <w:rFonts w:ascii="AppleGothic" w:hAnsi="AppleGothic" w:eastAsia="AppleGothic" w:cs="AppleGothic"/>
+                <w:rFonts w:ascii="Arial Unicode MS" w:hAnsi="Arial Unicode MS" w:eastAsia="Arial Unicode MS" w:cs="Arial Unicode MS"/>
                 <w:b/>
                 <w:color w:val="FFFFFF"/>
                 <w:sz w:val="19"/>
@@ -6387,7 +6420,7 @@
             </w:pPr>
             <w:r>
               <w:rPr>
-                <w:rFonts w:ascii="AppleGothic" w:hAnsi="AppleGothic" w:eastAsia="AppleGothic" w:cs="AppleGothic"/>
+                <w:rFonts w:ascii="Arial Unicode MS" w:hAnsi="Arial Unicode MS" w:eastAsia="Arial Unicode MS" w:cs="Arial Unicode MS"/>
                 <w:b/>
                 <w:color w:val="FFFFFF"/>
                 <w:sz w:val="19"/>
@@ -6422,7 +6455,7 @@
             </w:pPr>
             <w:r>
               <w:rPr>
-                <w:rFonts w:ascii="AppleGothic" w:hAnsi="AppleGothic" w:eastAsia="AppleGothic" w:cs="AppleGothic"/>
+                <w:rFonts w:ascii="Arial Unicode MS" w:hAnsi="Arial Unicode MS" w:eastAsia="Arial Unicode MS" w:cs="Arial Unicode MS"/>
                 <w:b/>
                 <w:color w:val="FFFFFF"/>
                 <w:sz w:val="19"/>
@@ -6459,7 +6492,7 @@
             </w:pPr>
             <w:r>
               <w:rPr>
-                <w:rFonts w:ascii="AppleGothic" w:hAnsi="AppleGothic" w:eastAsia="AppleGothic" w:cs="AppleGothic"/>
+                <w:rFonts w:ascii="Arial Unicode MS" w:hAnsi="Arial Unicode MS" w:eastAsia="Arial Unicode MS" w:cs="Arial Unicode MS"/>
                 <w:color w:val="182433"/>
                 <w:sz w:val="18"/>
               </w:rPr>
@@ -6493,7 +6526,7 @@
             </w:pPr>
             <w:r>
               <w:rPr>
-                <w:rFonts w:ascii="AppleGothic" w:hAnsi="AppleGothic" w:eastAsia="AppleGothic" w:cs="AppleGothic"/>
+                <w:rFonts w:ascii="Arial Unicode MS" w:hAnsi="Arial Unicode MS" w:eastAsia="Arial Unicode MS" w:cs="Arial Unicode MS"/>
                 <w:color w:val="182433"/>
                 <w:sz w:val="18"/>
               </w:rPr>
@@ -6527,7 +6560,7 @@
             </w:pPr>
             <w:r>
               <w:rPr>
-                <w:rFonts w:ascii="AppleGothic" w:hAnsi="AppleGothic" w:eastAsia="AppleGothic" w:cs="AppleGothic"/>
+                <w:rFonts w:ascii="Arial Unicode MS" w:hAnsi="Arial Unicode MS" w:eastAsia="Arial Unicode MS" w:cs="Arial Unicode MS"/>
                 <w:color w:val="182433"/>
                 <w:sz w:val="18"/>
               </w:rPr>
@@ -6563,7 +6596,7 @@
             </w:pPr>
             <w:r>
               <w:rPr>
-                <w:rFonts w:ascii="AppleGothic" w:hAnsi="AppleGothic" w:eastAsia="AppleGothic" w:cs="AppleGothic"/>
+                <w:rFonts w:ascii="Arial Unicode MS" w:hAnsi="Arial Unicode MS" w:eastAsia="Arial Unicode MS" w:cs="Arial Unicode MS"/>
                 <w:color w:val="182433"/>
                 <w:sz w:val="18"/>
               </w:rPr>
@@ -6597,7 +6630,7 @@
             </w:pPr>
             <w:r>
               <w:rPr>
-                <w:rFonts w:ascii="AppleGothic" w:hAnsi="AppleGothic" w:eastAsia="AppleGothic" w:cs="AppleGothic"/>
+                <w:rFonts w:ascii="Arial Unicode MS" w:hAnsi="Arial Unicode MS" w:eastAsia="Arial Unicode MS" w:cs="Arial Unicode MS"/>
                 <w:color w:val="182433"/>
                 <w:sz w:val="18"/>
               </w:rPr>
@@ -6631,7 +6664,7 @@
             </w:pPr>
             <w:r>
               <w:rPr>
-                <w:rFonts w:ascii="AppleGothic" w:hAnsi="AppleGothic" w:eastAsia="AppleGothic" w:cs="AppleGothic"/>
+                <w:rFonts w:ascii="Arial Unicode MS" w:hAnsi="Arial Unicode MS" w:eastAsia="Arial Unicode MS" w:cs="Arial Unicode MS"/>
                 <w:color w:val="182433"/>
                 <w:sz w:val="18"/>
               </w:rPr>
@@ -6667,7 +6700,7 @@
             </w:pPr>
             <w:r>
               <w:rPr>
-                <w:rFonts w:ascii="AppleGothic" w:hAnsi="AppleGothic" w:eastAsia="AppleGothic" w:cs="AppleGothic"/>
+                <w:rFonts w:ascii="Arial Unicode MS" w:hAnsi="Arial Unicode MS" w:eastAsia="Arial Unicode MS" w:cs="Arial Unicode MS"/>
                 <w:color w:val="182433"/>
                 <w:sz w:val="18"/>
               </w:rPr>
@@ -6701,7 +6734,7 @@
             </w:pPr>
             <w:r>
               <w:rPr>
-                <w:rFonts w:ascii="AppleGothic" w:hAnsi="AppleGothic" w:eastAsia="AppleGothic" w:cs="AppleGothic"/>
+                <w:rFonts w:ascii="Arial Unicode MS" w:hAnsi="Arial Unicode MS" w:eastAsia="Arial Unicode MS" w:cs="Arial Unicode MS"/>
                 <w:color w:val="182433"/>
                 <w:sz w:val="18"/>
               </w:rPr>
@@ -6735,7 +6768,7 @@
             </w:pPr>
             <w:r>
               <w:rPr>
-                <w:rFonts w:ascii="AppleGothic" w:hAnsi="AppleGothic" w:eastAsia="AppleGothic" w:cs="AppleGothic"/>
+                <w:rFonts w:ascii="Arial Unicode MS" w:hAnsi="Arial Unicode MS" w:eastAsia="Arial Unicode MS" w:cs="Arial Unicode MS"/>
                 <w:color w:val="182433"/>
                 <w:sz w:val="18"/>
               </w:rPr>
@@ -6771,7 +6804,7 @@
             </w:pPr>
             <w:r>
               <w:rPr>
-                <w:rFonts w:ascii="AppleGothic" w:hAnsi="AppleGothic" w:eastAsia="AppleGothic" w:cs="AppleGothic"/>
+                <w:rFonts w:ascii="Arial Unicode MS" w:hAnsi="Arial Unicode MS" w:eastAsia="Arial Unicode MS" w:cs="Arial Unicode MS"/>
                 <w:color w:val="182433"/>
                 <w:sz w:val="18"/>
               </w:rPr>
@@ -6805,7 +6838,7 @@
             </w:pPr>
             <w:r>
               <w:rPr>
-                <w:rFonts w:ascii="AppleGothic" w:hAnsi="AppleGothic" w:eastAsia="AppleGothic" w:cs="AppleGothic"/>
+                <w:rFonts w:ascii="Arial Unicode MS" w:hAnsi="Arial Unicode MS" w:eastAsia="Arial Unicode MS" w:cs="Arial Unicode MS"/>
                 <w:color w:val="182433"/>
                 <w:sz w:val="18"/>
               </w:rPr>
@@ -6839,7 +6872,7 @@
             </w:pPr>
             <w:r>
               <w:rPr>
-                <w:rFonts w:ascii="AppleGothic" w:hAnsi="AppleGothic" w:eastAsia="AppleGothic" w:cs="AppleGothic"/>
+                <w:rFonts w:ascii="Arial Unicode MS" w:hAnsi="Arial Unicode MS" w:eastAsia="Arial Unicode MS" w:cs="Arial Unicode MS"/>
                 <w:color w:val="182433"/>
                 <w:sz w:val="18"/>
               </w:rPr>
@@ -6875,7 +6908,7 @@
             </w:pPr>
             <w:r>
               <w:rPr>
-                <w:rFonts w:ascii="AppleGothic" w:hAnsi="AppleGothic" w:eastAsia="AppleGothic" w:cs="AppleGothic"/>
+                <w:rFonts w:ascii="Arial Unicode MS" w:hAnsi="Arial Unicode MS" w:eastAsia="Arial Unicode MS" w:cs="Arial Unicode MS"/>
                 <w:color w:val="182433"/>
                 <w:sz w:val="18"/>
               </w:rPr>
@@ -6909,7 +6942,7 @@
             </w:pPr>
             <w:r>
               <w:rPr>
-                <w:rFonts w:ascii="AppleGothic" w:hAnsi="AppleGothic" w:eastAsia="AppleGothic" w:cs="AppleGothic"/>
+                <w:rFonts w:ascii="Arial Unicode MS" w:hAnsi="Arial Unicode MS" w:eastAsia="Arial Unicode MS" w:cs="Arial Unicode MS"/>
                 <w:color w:val="182433"/>
                 <w:sz w:val="18"/>
               </w:rPr>
@@ -6943,7 +6976,7 @@
             </w:pPr>
             <w:r>
               <w:rPr>
-                <w:rFonts w:ascii="AppleGothic" w:hAnsi="AppleGothic" w:eastAsia="AppleGothic" w:cs="AppleGothic"/>
+                <w:rFonts w:ascii="Arial Unicode MS" w:hAnsi="Arial Unicode MS" w:eastAsia="Arial Unicode MS" w:cs="Arial Unicode MS"/>
                 <w:color w:val="182433"/>
                 <w:sz w:val="18"/>
               </w:rPr>
@@ -6979,7 +7012,7 @@
             </w:pPr>
             <w:r>
               <w:rPr>
-                <w:rFonts w:ascii="AppleGothic" w:hAnsi="AppleGothic" w:eastAsia="AppleGothic" w:cs="AppleGothic"/>
+                <w:rFonts w:ascii="Arial Unicode MS" w:hAnsi="Arial Unicode MS" w:eastAsia="Arial Unicode MS" w:cs="Arial Unicode MS"/>
                 <w:color w:val="182433"/>
                 <w:sz w:val="18"/>
               </w:rPr>
@@ -7013,7 +7046,7 @@
             </w:pPr>
             <w:r>
               <w:rPr>
-                <w:rFonts w:ascii="AppleGothic" w:hAnsi="AppleGothic" w:eastAsia="AppleGothic" w:cs="AppleGothic"/>
+                <w:rFonts w:ascii="Arial Unicode MS" w:hAnsi="Arial Unicode MS" w:eastAsia="Arial Unicode MS" w:cs="Arial Unicode MS"/>
                 <w:color w:val="182433"/>
                 <w:sz w:val="18"/>
               </w:rPr>
@@ -7047,7 +7080,7 @@
             </w:pPr>
             <w:r>
               <w:rPr>
-                <w:rFonts w:ascii="AppleGothic" w:hAnsi="AppleGothic" w:eastAsia="AppleGothic" w:cs="AppleGothic"/>
+                <w:rFonts w:ascii="Arial Unicode MS" w:hAnsi="Arial Unicode MS" w:eastAsia="Arial Unicode MS" w:cs="Arial Unicode MS"/>
                 <w:color w:val="182433"/>
                 <w:sz w:val="18"/>
               </w:rPr>
@@ -7083,7 +7116,7 @@
             </w:pPr>
             <w:r>
               <w:rPr>
-                <w:rFonts w:ascii="AppleGothic" w:hAnsi="AppleGothic" w:eastAsia="AppleGothic" w:cs="AppleGothic"/>
+                <w:rFonts w:ascii="Arial Unicode MS" w:hAnsi="Arial Unicode MS" w:eastAsia="Arial Unicode MS" w:cs="Arial Unicode MS"/>
                 <w:color w:val="182433"/>
                 <w:sz w:val="18"/>
               </w:rPr>
@@ -7117,7 +7150,7 @@
             </w:pPr>
             <w:r>
               <w:rPr>
-                <w:rFonts w:ascii="AppleGothic" w:hAnsi="AppleGothic" w:eastAsia="AppleGothic" w:cs="AppleGothic"/>
+                <w:rFonts w:ascii="Arial Unicode MS" w:hAnsi="Arial Unicode MS" w:eastAsia="Arial Unicode MS" w:cs="Arial Unicode MS"/>
                 <w:color w:val="182433"/>
                 <w:sz w:val="18"/>
               </w:rPr>
@@ -7151,7 +7184,7 @@
             </w:pPr>
             <w:r>
               <w:rPr>
-                <w:rFonts w:ascii="AppleGothic" w:hAnsi="AppleGothic" w:eastAsia="AppleGothic" w:cs="AppleGothic"/>
+                <w:rFonts w:ascii="Arial Unicode MS" w:hAnsi="Arial Unicode MS" w:eastAsia="Arial Unicode MS" w:cs="Arial Unicode MS"/>
                 <w:color w:val="182433"/>
                 <w:sz w:val="18"/>
               </w:rPr>
@@ -7187,7 +7220,7 @@
             </w:pPr>
             <w:r>
               <w:rPr>
-                <w:rFonts w:ascii="AppleGothic" w:hAnsi="AppleGothic" w:eastAsia="AppleGothic" w:cs="AppleGothic"/>
+                <w:rFonts w:ascii="Arial Unicode MS" w:hAnsi="Arial Unicode MS" w:eastAsia="Arial Unicode MS" w:cs="Arial Unicode MS"/>
                 <w:color w:val="182433"/>
                 <w:sz w:val="18"/>
               </w:rPr>
@@ -7221,7 +7254,7 @@
             </w:pPr>
             <w:r>
               <w:rPr>
-                <w:rFonts w:ascii="AppleGothic" w:hAnsi="AppleGothic" w:eastAsia="AppleGothic" w:cs="AppleGothic"/>
+                <w:rFonts w:ascii="Arial Unicode MS" w:hAnsi="Arial Unicode MS" w:eastAsia="Arial Unicode MS" w:cs="Arial Unicode MS"/>
                 <w:color w:val="182433"/>
                 <w:sz w:val="18"/>
               </w:rPr>
@@ -7255,7 +7288,7 @@
             </w:pPr>
             <w:r>
               <w:rPr>
-                <w:rFonts w:ascii="AppleGothic" w:hAnsi="AppleGothic" w:eastAsia="AppleGothic" w:cs="AppleGothic"/>
+                <w:rFonts w:ascii="Arial Unicode MS" w:hAnsi="Arial Unicode MS" w:eastAsia="Arial Unicode MS" w:cs="Arial Unicode MS"/>
                 <w:color w:val="182433"/>
                 <w:sz w:val="18"/>
               </w:rPr>
@@ -7291,7 +7324,7 @@
             </w:pPr>
             <w:r>
               <w:rPr>
-                <w:rFonts w:ascii="AppleGothic" w:hAnsi="AppleGothic" w:eastAsia="AppleGothic" w:cs="AppleGothic"/>
+                <w:rFonts w:ascii="Arial Unicode MS" w:hAnsi="Arial Unicode MS" w:eastAsia="Arial Unicode MS" w:cs="Arial Unicode MS"/>
                 <w:color w:val="182433"/>
                 <w:sz w:val="18"/>
               </w:rPr>
@@ -7325,7 +7358,7 @@
             </w:pPr>
             <w:r>
               <w:rPr>
-                <w:rFonts w:ascii="AppleGothic" w:hAnsi="AppleGothic" w:eastAsia="AppleGothic" w:cs="AppleGothic"/>
+                <w:rFonts w:ascii="Arial Unicode MS" w:hAnsi="Arial Unicode MS" w:eastAsia="Arial Unicode MS" w:cs="Arial Unicode MS"/>
                 <w:color w:val="182433"/>
                 <w:sz w:val="18"/>
               </w:rPr>
@@ -7359,7 +7392,7 @@
             </w:pPr>
             <w:r>
               <w:rPr>
-                <w:rFonts w:ascii="AppleGothic" w:hAnsi="AppleGothic" w:eastAsia="AppleGothic" w:cs="AppleGothic"/>
+                <w:rFonts w:ascii="Arial Unicode MS" w:hAnsi="Arial Unicode MS" w:eastAsia="Arial Unicode MS" w:cs="Arial Unicode MS"/>
                 <w:color w:val="182433"/>
                 <w:sz w:val="18"/>
               </w:rPr>
@@ -7395,7 +7428,7 @@
             </w:pPr>
             <w:r>
               <w:rPr>
-                <w:rFonts w:ascii="AppleGothic" w:hAnsi="AppleGothic" w:eastAsia="AppleGothic" w:cs="AppleGothic"/>
+                <w:rFonts w:ascii="Arial Unicode MS" w:hAnsi="Arial Unicode MS" w:eastAsia="Arial Unicode MS" w:cs="Arial Unicode MS"/>
                 <w:color w:val="182433"/>
                 <w:sz w:val="18"/>
               </w:rPr>
@@ -7429,7 +7462,7 @@
             </w:pPr>
             <w:r>
               <w:rPr>
-                <w:rFonts w:ascii="AppleGothic" w:hAnsi="AppleGothic" w:eastAsia="AppleGothic" w:cs="AppleGothic"/>
+                <w:rFonts w:ascii="Arial Unicode MS" w:hAnsi="Arial Unicode MS" w:eastAsia="Arial Unicode MS" w:cs="Arial Unicode MS"/>
                 <w:color w:val="182433"/>
                 <w:sz w:val="18"/>
               </w:rPr>
@@ -7463,7 +7496,7 @@
             </w:pPr>
             <w:r>
               <w:rPr>
-                <w:rFonts w:ascii="AppleGothic" w:hAnsi="AppleGothic" w:eastAsia="AppleGothic" w:cs="AppleGothic"/>
+                <w:rFonts w:ascii="Arial Unicode MS" w:hAnsi="Arial Unicode MS" w:eastAsia="Arial Unicode MS" w:cs="Arial Unicode MS"/>
                 <w:color w:val="182433"/>
                 <w:sz w:val="18"/>
               </w:rPr>
@@ -7499,7 +7532,7 @@
             </w:pPr>
             <w:r>
               <w:rPr>
-                <w:rFonts w:ascii="AppleGothic" w:hAnsi="AppleGothic" w:eastAsia="AppleGothic" w:cs="AppleGothic"/>
+                <w:rFonts w:ascii="Arial Unicode MS" w:hAnsi="Arial Unicode MS" w:eastAsia="Arial Unicode MS" w:cs="Arial Unicode MS"/>
                 <w:color w:val="182433"/>
                 <w:sz w:val="18"/>
               </w:rPr>
@@ -7533,7 +7566,7 @@
             </w:pPr>
             <w:r>
               <w:rPr>
-                <w:rFonts w:ascii="AppleGothic" w:hAnsi="AppleGothic" w:eastAsia="AppleGothic" w:cs="AppleGothic"/>
+                <w:rFonts w:ascii="Arial Unicode MS" w:hAnsi="Arial Unicode MS" w:eastAsia="Arial Unicode MS" w:cs="Arial Unicode MS"/>
                 <w:color w:val="182433"/>
                 <w:sz w:val="18"/>
               </w:rPr>
@@ -7567,7 +7600,7 @@
             </w:pPr>
             <w:r>
               <w:rPr>
-                <w:rFonts w:ascii="AppleGothic" w:hAnsi="AppleGothic" w:eastAsia="AppleGothic" w:cs="AppleGothic"/>
+                <w:rFonts w:ascii="Arial Unicode MS" w:hAnsi="Arial Unicode MS" w:eastAsia="Arial Unicode MS" w:cs="Arial Unicode MS"/>
                 <w:color w:val="182433"/>
                 <w:sz w:val="18"/>
               </w:rPr>
@@ -7603,7 +7636,7 @@
             </w:pPr>
             <w:r>
               <w:rPr>
-                <w:rFonts w:ascii="AppleGothic" w:hAnsi="AppleGothic" w:eastAsia="AppleGothic" w:cs="AppleGothic"/>
+                <w:rFonts w:ascii="Arial Unicode MS" w:hAnsi="Arial Unicode MS" w:eastAsia="Arial Unicode MS" w:cs="Arial Unicode MS"/>
                 <w:color w:val="182433"/>
                 <w:sz w:val="18"/>
               </w:rPr>
@@ -7637,7 +7670,7 @@
             </w:pPr>
             <w:r>
               <w:rPr>
-                <w:rFonts w:ascii="AppleGothic" w:hAnsi="AppleGothic" w:eastAsia="AppleGothic" w:cs="AppleGothic"/>
+                <w:rFonts w:ascii="Arial Unicode MS" w:hAnsi="Arial Unicode MS" w:eastAsia="Arial Unicode MS" w:cs="Arial Unicode MS"/>
                 <w:color w:val="182433"/>
                 <w:sz w:val="18"/>
               </w:rPr>
@@ -7671,7 +7704,7 @@
             </w:pPr>
             <w:r>
               <w:rPr>
-                <w:rFonts w:ascii="AppleGothic" w:hAnsi="AppleGothic" w:eastAsia="AppleGothic" w:cs="AppleGothic"/>
+                <w:rFonts w:ascii="Arial Unicode MS" w:hAnsi="Arial Unicode MS" w:eastAsia="Arial Unicode MS" w:cs="Arial Unicode MS"/>
                 <w:color w:val="182433"/>
                 <w:sz w:val="18"/>
               </w:rPr>
@@ -7707,7 +7740,7 @@
             </w:pPr>
             <w:r>
               <w:rPr>
-                <w:rFonts w:ascii="AppleGothic" w:hAnsi="AppleGothic" w:eastAsia="AppleGothic" w:cs="AppleGothic"/>
+                <w:rFonts w:ascii="Arial Unicode MS" w:hAnsi="Arial Unicode MS" w:eastAsia="Arial Unicode MS" w:cs="Arial Unicode MS"/>
                 <w:color w:val="182433"/>
                 <w:sz w:val="18"/>
               </w:rPr>
@@ -7741,7 +7774,7 @@
             </w:pPr>
             <w:r>
               <w:rPr>
-                <w:rFonts w:ascii="AppleGothic" w:hAnsi="AppleGothic" w:eastAsia="AppleGothic" w:cs="AppleGothic"/>
+                <w:rFonts w:ascii="Arial Unicode MS" w:hAnsi="Arial Unicode MS" w:eastAsia="Arial Unicode MS" w:cs="Arial Unicode MS"/>
                 <w:color w:val="182433"/>
                 <w:sz w:val="18"/>
               </w:rPr>
@@ -7775,7 +7808,7 @@
             </w:pPr>
             <w:r>
               <w:rPr>
-                <w:rFonts w:ascii="AppleGothic" w:hAnsi="AppleGothic" w:eastAsia="AppleGothic" w:cs="AppleGothic"/>
+                <w:rFonts w:ascii="Arial Unicode MS" w:hAnsi="Arial Unicode MS" w:eastAsia="Arial Unicode MS" w:cs="Arial Unicode MS"/>
                 <w:color w:val="182433"/>
                 <w:sz w:val="18"/>
               </w:rPr>
@@ -7811,7 +7844,7 @@
             </w:pPr>
             <w:r>
               <w:rPr>
-                <w:rFonts w:ascii="AppleGothic" w:hAnsi="AppleGothic" w:eastAsia="AppleGothic" w:cs="AppleGothic"/>
+                <w:rFonts w:ascii="Arial Unicode MS" w:hAnsi="Arial Unicode MS" w:eastAsia="Arial Unicode MS" w:cs="Arial Unicode MS"/>
                 <w:color w:val="182433"/>
                 <w:sz w:val="18"/>
               </w:rPr>
@@ -7845,7 +7878,7 @@
             </w:pPr>
             <w:r>
               <w:rPr>
-                <w:rFonts w:ascii="AppleGothic" w:hAnsi="AppleGothic" w:eastAsia="AppleGothic" w:cs="AppleGothic"/>
+                <w:rFonts w:ascii="Arial Unicode MS" w:hAnsi="Arial Unicode MS" w:eastAsia="Arial Unicode MS" w:cs="Arial Unicode MS"/>
                 <w:color w:val="182433"/>
                 <w:sz w:val="18"/>
               </w:rPr>
@@ -7879,7 +7912,7 @@
             </w:pPr>
             <w:r>
               <w:rPr>
-                <w:rFonts w:ascii="AppleGothic" w:hAnsi="AppleGothic" w:eastAsia="AppleGothic" w:cs="AppleGothic"/>
+                <w:rFonts w:ascii="Arial Unicode MS" w:hAnsi="Arial Unicode MS" w:eastAsia="Arial Unicode MS" w:cs="Arial Unicode MS"/>
                 <w:color w:val="182433"/>
                 <w:sz w:val="18"/>
               </w:rPr>
@@ -7915,7 +7948,7 @@
             </w:pPr>
             <w:r>
               <w:rPr>
-                <w:rFonts w:ascii="AppleGothic" w:hAnsi="AppleGothic" w:eastAsia="AppleGothic" w:cs="AppleGothic"/>
+                <w:rFonts w:ascii="Arial Unicode MS" w:hAnsi="Arial Unicode MS" w:eastAsia="Arial Unicode MS" w:cs="Arial Unicode MS"/>
                 <w:color w:val="182433"/>
                 <w:sz w:val="18"/>
               </w:rPr>
@@ -7949,7 +7982,7 @@
             </w:pPr>
             <w:r>
               <w:rPr>
-                <w:rFonts w:ascii="AppleGothic" w:hAnsi="AppleGothic" w:eastAsia="AppleGothic" w:cs="AppleGothic"/>
+                <w:rFonts w:ascii="Arial Unicode MS" w:hAnsi="Arial Unicode MS" w:eastAsia="Arial Unicode MS" w:cs="Arial Unicode MS"/>
                 <w:color w:val="182433"/>
                 <w:sz w:val="18"/>
               </w:rPr>
@@ -7983,7 +8016,7 @@
             </w:pPr>
             <w:r>
               <w:rPr>
-                <w:rFonts w:ascii="AppleGothic" w:hAnsi="AppleGothic" w:eastAsia="AppleGothic" w:cs="AppleGothic"/>
+                <w:rFonts w:ascii="Arial Unicode MS" w:hAnsi="Arial Unicode MS" w:eastAsia="Arial Unicode MS" w:cs="Arial Unicode MS"/>
                 <w:color w:val="182433"/>
                 <w:sz w:val="18"/>
               </w:rPr>
@@ -8019,7 +8052,7 @@
             </w:pPr>
             <w:r>
               <w:rPr>
-                <w:rFonts w:ascii="AppleGothic" w:hAnsi="AppleGothic" w:eastAsia="AppleGothic" w:cs="AppleGothic"/>
+                <w:rFonts w:ascii="Arial Unicode MS" w:hAnsi="Arial Unicode MS" w:eastAsia="Arial Unicode MS" w:cs="Arial Unicode MS"/>
                 <w:color w:val="182433"/>
                 <w:sz w:val="18"/>
               </w:rPr>
@@ -8053,7 +8086,7 @@
             </w:pPr>
             <w:r>
               <w:rPr>
-                <w:rFonts w:ascii="AppleGothic" w:hAnsi="AppleGothic" w:eastAsia="AppleGothic" w:cs="AppleGothic"/>
+                <w:rFonts w:ascii="Arial Unicode MS" w:hAnsi="Arial Unicode MS" w:eastAsia="Arial Unicode MS" w:cs="Arial Unicode MS"/>
                 <w:color w:val="182433"/>
                 <w:sz w:val="18"/>
               </w:rPr>
@@ -8087,7 +8120,7 @@
             </w:pPr>
             <w:r>
               <w:rPr>
-                <w:rFonts w:ascii="AppleGothic" w:hAnsi="AppleGothic" w:eastAsia="AppleGothic" w:cs="AppleGothic"/>
+                <w:rFonts w:ascii="Arial Unicode MS" w:hAnsi="Arial Unicode MS" w:eastAsia="Arial Unicode MS" w:cs="Arial Unicode MS"/>
                 <w:color w:val="182433"/>
                 <w:sz w:val="18"/>
               </w:rPr>
@@ -8108,7 +8141,7 @@
       </w:pPr>
       <w:r>
         <w:rPr>
-          <w:rFonts w:ascii="AppleGothic" w:hAnsi="AppleGothic" w:eastAsia="AppleGothic" w:cs="AppleGothic"/>
+          <w:rFonts w:ascii="Arial Unicode MS" w:hAnsi="Arial Unicode MS" w:eastAsia="Arial Unicode MS" w:cs="Arial Unicode MS"/>
         </w:rPr>
         <w:t>참고 자료</w:t>
       </w:r>
@@ -8120,7 +8153,7 @@
       </w:pPr>
       <w:r>
         <w:rPr>
-          <w:rFonts w:ascii="AppleGothic" w:hAnsi="AppleGothic" w:eastAsia="AppleGothic" w:cs="AppleGothic"/>
+          <w:rFonts w:ascii="Arial Unicode MS" w:hAnsi="Arial Unicode MS" w:eastAsia="Arial Unicode MS" w:cs="Arial Unicode MS"/>
           <w:color w:val="182433"/>
           <w:sz w:val="20"/>
         </w:rPr>
@@ -8134,7 +8167,7 @@
       </w:pPr>
       <w:r>
         <w:rPr>
-          <w:rFonts w:ascii="AppleGothic" w:hAnsi="AppleGothic" w:eastAsia="AppleGothic" w:cs="AppleGothic"/>
+          <w:rFonts w:ascii="Arial Unicode MS" w:hAnsi="Arial Unicode MS" w:eastAsia="Arial Unicode MS" w:cs="Arial Unicode MS"/>
           <w:color w:val="182433"/>
           <w:sz w:val="20"/>
         </w:rPr>
@@ -8148,7 +8181,7 @@
       </w:pPr>
       <w:r>
         <w:rPr>
-          <w:rFonts w:ascii="AppleGothic" w:hAnsi="AppleGothic" w:eastAsia="AppleGothic" w:cs="AppleGothic"/>
+          <w:rFonts w:ascii="Arial Unicode MS" w:hAnsi="Arial Unicode MS" w:eastAsia="Arial Unicode MS" w:cs="Arial Unicode MS"/>
           <w:color w:val="182433"/>
           <w:sz w:val="20"/>
         </w:rPr>
@@ -8162,7 +8195,7 @@
       </w:pPr>
       <w:r>
         <w:rPr>
-          <w:rFonts w:ascii="AppleGothic" w:hAnsi="AppleGothic" w:eastAsia="AppleGothic" w:cs="AppleGothic"/>
+          <w:rFonts w:ascii="Arial Unicode MS" w:hAnsi="Arial Unicode MS" w:eastAsia="Arial Unicode MS" w:cs="Arial Unicode MS"/>
           <w:color w:val="182433"/>
           <w:sz w:val="20"/>
         </w:rPr>
@@ -8176,7 +8209,7 @@
       </w:pPr>
       <w:r>
         <w:rPr>
-          <w:rFonts w:ascii="AppleGothic" w:hAnsi="AppleGothic" w:eastAsia="AppleGothic" w:cs="AppleGothic"/>
+          <w:rFonts w:ascii="Arial Unicode MS" w:hAnsi="Arial Unicode MS" w:eastAsia="Arial Unicode MS" w:cs="Arial Unicode MS"/>
           <w:color w:val="182433"/>
           <w:sz w:val="20"/>
         </w:rPr>
@@ -8583,7 +8616,7 @@
       <w:spacing w:after="120" w:line="278" w:lineRule="auto"/>
     </w:pPr>
     <w:rPr>
-      <w:rFonts w:ascii="AppleGothic" w:hAnsi="AppleGothic" w:eastAsia="AppleGothic" w:cs="AppleGothic"/>
+      <w:rFonts w:ascii="Arial Unicode MS" w:hAnsi="Arial Unicode MS" w:eastAsia="Arial Unicode MS" w:cs="Arial Unicode MS"/>
       <w:color w:val="182433"/>
       <w:sz w:val="20"/>
     </w:rPr>
@@ -8603,7 +8636,7 @@
       <w:spacing w:after="0" w:line="240" w:lineRule="auto"/>
     </w:pPr>
     <w:rPr>
-      <w:rFonts w:ascii="AppleGothic" w:hAnsi="AppleGothic" w:eastAsia="AppleGothic" w:cs="AppleGothic"/>
+      <w:rFonts w:ascii="Arial Unicode MS" w:hAnsi="Arial Unicode MS" w:eastAsia="Arial Unicode MS" w:cs="Arial Unicode MS"/>
     </w:rPr>
   </w:style>
   <w:style w:type="character" w:customStyle="1" w:styleId="HeaderChar">
@@ -8613,7 +8646,7 @@
     <w:uiPriority w:val="99"/>
     <w:rsid w:val="00E618BF"/>
     <w:rPr>
-      <w:rFonts w:ascii="AppleGothic" w:hAnsi="AppleGothic" w:eastAsia="AppleGothic" w:cs="AppleGothic"/>
+      <w:rFonts w:ascii="Arial Unicode MS" w:hAnsi="Arial Unicode MS" w:eastAsia="Arial Unicode MS" w:cs="Arial Unicode MS"/>
     </w:rPr>
   </w:style>
   <w:style w:type="paragraph" w:styleId="Footer">
@@ -8631,7 +8664,7 @@
       <w:spacing w:after="0" w:line="240" w:lineRule="auto"/>
     </w:pPr>
     <w:rPr>
-      <w:rFonts w:ascii="AppleGothic" w:hAnsi="AppleGothic" w:eastAsia="AppleGothic" w:cs="AppleGothic"/>
+      <w:rFonts w:ascii="Arial Unicode MS" w:hAnsi="Arial Unicode MS" w:eastAsia="Arial Unicode MS" w:cs="Arial Unicode MS"/>
     </w:rPr>
   </w:style>
   <w:style w:type="character" w:customStyle="1" w:styleId="FooterChar">
@@ -8641,7 +8674,7 @@
     <w:uiPriority w:val="99"/>
     <w:rsid w:val="00E618BF"/>
     <w:rPr>
-      <w:rFonts w:ascii="AppleGothic" w:hAnsi="AppleGothic" w:eastAsia="AppleGothic" w:cs="AppleGothic"/>
+      <w:rFonts w:ascii="Arial Unicode MS" w:hAnsi="Arial Unicode MS" w:eastAsia="Arial Unicode MS" w:cs="Arial Unicode MS"/>
     </w:rPr>
   </w:style>
   <w:style w:type="paragraph" w:styleId="Heading1">
@@ -8659,7 +8692,7 @@
       <w:outlineLvl w:val="0"/>
     </w:pPr>
     <w:rPr>
-      <w:rFonts w:asciiTheme="majorHAnsi" w:eastAsiaTheme="majorEastAsia" w:hAnsiTheme="majorHAnsi" w:cstheme="majorBidi" w:ascii="AppleGothic" w:hAnsi="AppleGothic" w:eastAsia="AppleGothic" w:cs="AppleGothic"/>
+      <w:rFonts w:asciiTheme="majorHAnsi" w:eastAsiaTheme="majorEastAsia" w:hAnsiTheme="majorHAnsi" w:cstheme="majorBidi" w:ascii="Arial Unicode MS" w:hAnsi="Arial Unicode MS" w:eastAsia="Arial Unicode MS" w:cs="Arial Unicode MS"/>
       <w:b/>
       <w:bCs/>
       <w:color w:val="000000"/>
@@ -8683,7 +8716,7 @@
       <w:outlineLvl w:val="1"/>
     </w:pPr>
     <w:rPr>
-      <w:rFonts w:asciiTheme="majorHAnsi" w:eastAsiaTheme="majorEastAsia" w:hAnsiTheme="majorHAnsi" w:cstheme="majorBidi" w:ascii="AppleGothic" w:hAnsi="AppleGothic" w:eastAsia="AppleGothic" w:cs="AppleGothic"/>
+      <w:rFonts w:asciiTheme="majorHAnsi" w:eastAsiaTheme="majorEastAsia" w:hAnsiTheme="majorHAnsi" w:cstheme="majorBidi" w:ascii="Arial Unicode MS" w:hAnsi="Arial Unicode MS" w:eastAsia="Arial Unicode MS" w:cs="Arial Unicode MS"/>
       <w:b/>
       <w:bCs/>
       <w:color w:val="000000"/>
@@ -8707,7 +8740,7 @@
       <w:outlineLvl w:val="2"/>
     </w:pPr>
     <w:rPr>
-      <w:rFonts w:asciiTheme="majorHAnsi" w:eastAsiaTheme="majorEastAsia" w:hAnsiTheme="majorHAnsi" w:cstheme="majorBidi" w:ascii="AppleGothic" w:hAnsi="AppleGothic" w:eastAsia="AppleGothic" w:cs="AppleGothic"/>
+      <w:rFonts w:asciiTheme="majorHAnsi" w:eastAsiaTheme="majorEastAsia" w:hAnsiTheme="majorHAnsi" w:cstheme="majorBidi" w:ascii="Arial Unicode MS" w:hAnsi="Arial Unicode MS" w:eastAsia="Arial Unicode MS" w:cs="Arial Unicode MS"/>
       <w:b/>
       <w:bCs/>
       <w:color w:val="000000"/>
@@ -8731,7 +8764,7 @@
       <w:outlineLvl w:val="3"/>
     </w:pPr>
     <w:rPr>
-      <w:rFonts w:asciiTheme="majorHAnsi" w:eastAsiaTheme="majorEastAsia" w:hAnsiTheme="majorHAnsi" w:cstheme="majorBidi" w:ascii="AppleGothic" w:hAnsi="AppleGothic" w:eastAsia="AppleGothic" w:cs="AppleGothic"/>
+      <w:rFonts w:asciiTheme="majorHAnsi" w:eastAsiaTheme="majorEastAsia" w:hAnsiTheme="majorHAnsi" w:cstheme="majorBidi" w:ascii="Arial Unicode MS" w:hAnsi="Arial Unicode MS" w:eastAsia="Arial Unicode MS" w:cs="Arial Unicode MS"/>
       <w:b/>
       <w:bCs/>
       <w:i/>
@@ -8756,7 +8789,7 @@
       <w:outlineLvl w:val="4"/>
     </w:pPr>
     <w:rPr>
-      <w:rFonts w:asciiTheme="majorHAnsi" w:eastAsiaTheme="majorEastAsia" w:hAnsiTheme="majorHAnsi" w:cstheme="majorBidi" w:ascii="AppleGothic" w:hAnsi="AppleGothic" w:eastAsia="AppleGothic" w:cs="AppleGothic"/>
+      <w:rFonts w:asciiTheme="majorHAnsi" w:eastAsiaTheme="majorEastAsia" w:hAnsiTheme="majorHAnsi" w:cstheme="majorBidi" w:ascii="Arial Unicode MS" w:hAnsi="Arial Unicode MS" w:eastAsia="Arial Unicode MS" w:cs="Arial Unicode MS"/>
       <w:color w:val="243F60" w:themeColor="accent1" w:themeShade="7F"/>
     </w:rPr>
   </w:style>
@@ -8777,7 +8810,7 @@
       <w:outlineLvl w:val="5"/>
     </w:pPr>
     <w:rPr>
-      <w:rFonts w:asciiTheme="majorHAnsi" w:eastAsiaTheme="majorEastAsia" w:hAnsiTheme="majorHAnsi" w:cstheme="majorBidi" w:ascii="AppleGothic" w:hAnsi="AppleGothic" w:eastAsia="AppleGothic" w:cs="AppleGothic"/>
+      <w:rFonts w:asciiTheme="majorHAnsi" w:eastAsiaTheme="majorEastAsia" w:hAnsiTheme="majorHAnsi" w:cstheme="majorBidi" w:ascii="Arial Unicode MS" w:hAnsi="Arial Unicode MS" w:eastAsia="Arial Unicode MS" w:cs="Arial Unicode MS"/>
       <w:i/>
       <w:iCs/>
       <w:color w:val="243F60" w:themeColor="accent1" w:themeShade="7F"/>
@@ -8800,7 +8833,7 @@
       <w:outlineLvl w:val="6"/>
     </w:pPr>
     <w:rPr>
-      <w:rFonts w:asciiTheme="majorHAnsi" w:eastAsiaTheme="majorEastAsia" w:hAnsiTheme="majorHAnsi" w:cstheme="majorBidi" w:ascii="AppleGothic" w:hAnsi="AppleGothic" w:eastAsia="AppleGothic" w:cs="AppleGothic"/>
+      <w:rFonts w:asciiTheme="majorHAnsi" w:eastAsiaTheme="majorEastAsia" w:hAnsiTheme="majorHAnsi" w:cstheme="majorBidi" w:ascii="Arial Unicode MS" w:hAnsi="Arial Unicode MS" w:eastAsia="Arial Unicode MS" w:cs="Arial Unicode MS"/>
       <w:i/>
       <w:iCs/>
       <w:color w:val="404040" w:themeColor="text1" w:themeTint="BF"/>
@@ -8823,7 +8856,7 @@
       <w:outlineLvl w:val="7"/>
     </w:pPr>
     <w:rPr>
-      <w:rFonts w:asciiTheme="majorHAnsi" w:eastAsiaTheme="majorEastAsia" w:hAnsiTheme="majorHAnsi" w:cstheme="majorBidi" w:ascii="AppleGothic" w:hAnsi="AppleGothic" w:eastAsia="AppleGothic" w:cs="AppleGothic"/>
+      <w:rFonts w:asciiTheme="majorHAnsi" w:eastAsiaTheme="majorEastAsia" w:hAnsiTheme="majorHAnsi" w:cstheme="majorBidi" w:ascii="Arial Unicode MS" w:hAnsi="Arial Unicode MS" w:eastAsia="Arial Unicode MS" w:cs="Arial Unicode MS"/>
       <w:color w:val="4F81BD" w:themeColor="accent1"/>
       <w:sz w:val="20"/>
       <w:szCs w:val="20"/>
@@ -8846,7 +8879,7 @@
       <w:outlineLvl w:val="8"/>
     </w:pPr>
     <w:rPr>
-      <w:rFonts w:asciiTheme="majorHAnsi" w:eastAsiaTheme="majorEastAsia" w:hAnsiTheme="majorHAnsi" w:cstheme="majorBidi" w:ascii="AppleGothic" w:hAnsi="AppleGothic" w:eastAsia="AppleGothic" w:cs="AppleGothic"/>
+      <w:rFonts w:asciiTheme="majorHAnsi" w:eastAsiaTheme="majorEastAsia" w:hAnsiTheme="majorHAnsi" w:cstheme="majorBidi" w:ascii="Arial Unicode MS" w:hAnsi="Arial Unicode MS" w:eastAsia="Arial Unicode MS" w:cs="Arial Unicode MS"/>
       <w:i/>
       <w:iCs/>
       <w:color w:val="404040" w:themeColor="text1" w:themeTint="BF"/>
@@ -8860,7 +8893,7 @@
     <w:semiHidden/>
     <w:unhideWhenUsed/>
     <w:rPr>
-      <w:rFonts w:ascii="AppleGothic" w:hAnsi="AppleGothic" w:eastAsia="AppleGothic" w:cs="AppleGothic"/>
+      <w:rFonts w:ascii="Arial Unicode MS" w:hAnsi="Arial Unicode MS" w:eastAsia="Arial Unicode MS" w:cs="Arial Unicode MS"/>
     </w:rPr>
   </w:style>
   <w:style w:type="table" w:default="1" w:styleId="TableNormal">
@@ -8869,7 +8902,7 @@
     <w:semiHidden/>
     <w:unhideWhenUsed/>
     <w:rPr>
-      <w:rFonts w:ascii="AppleGothic" w:hAnsi="AppleGothic" w:eastAsia="AppleGothic" w:cs="AppleGothic"/>
+      <w:rFonts w:ascii="Arial Unicode MS" w:hAnsi="Arial Unicode MS" w:eastAsia="Arial Unicode MS" w:cs="Arial Unicode MS"/>
     </w:rPr>
     <w:tblPr>
       <w:tblInd w:w="0" w:type="dxa"/>
@@ -8896,7 +8929,7 @@
       <w:spacing w:after="0" w:line="240" w:lineRule="auto"/>
     </w:pPr>
     <w:rPr>
-      <w:rFonts w:ascii="AppleGothic" w:hAnsi="AppleGothic" w:eastAsia="AppleGothic" w:cs="AppleGothic"/>
+      <w:rFonts w:ascii="Arial Unicode MS" w:hAnsi="Arial Unicode MS" w:eastAsia="Arial Unicode MS" w:cs="Arial Unicode MS"/>
     </w:rPr>
   </w:style>
   <w:style w:type="character" w:customStyle="1" w:styleId="Heading1Char">
@@ -8906,7 +8939,7 @@
     <w:uiPriority w:val="9"/>
     <w:rsid w:val="00FC693F"/>
     <w:rPr>
-      <w:rFonts w:asciiTheme="majorHAnsi" w:eastAsiaTheme="majorEastAsia" w:hAnsiTheme="majorHAnsi" w:cstheme="majorBidi" w:ascii="AppleGothic" w:hAnsi="AppleGothic" w:eastAsia="AppleGothic" w:cs="AppleGothic"/>
+      <w:rFonts w:asciiTheme="majorHAnsi" w:eastAsiaTheme="majorEastAsia" w:hAnsiTheme="majorHAnsi" w:cstheme="majorBidi" w:ascii="Arial Unicode MS" w:hAnsi="Arial Unicode MS" w:eastAsia="Arial Unicode MS" w:cs="Arial Unicode MS"/>
       <w:b/>
       <w:bCs/>
       <w:color w:val="365F91" w:themeColor="accent1" w:themeShade="BF"/>
@@ -8921,7 +8954,7 @@
     <w:uiPriority w:val="9"/>
     <w:rsid w:val="00FC693F"/>
     <w:rPr>
-      <w:rFonts w:asciiTheme="majorHAnsi" w:eastAsiaTheme="majorEastAsia" w:hAnsiTheme="majorHAnsi" w:cstheme="majorBidi" w:ascii="AppleGothic" w:hAnsi="AppleGothic" w:eastAsia="AppleGothic" w:cs="AppleGothic"/>
+      <w:rFonts w:asciiTheme="majorHAnsi" w:eastAsiaTheme="majorEastAsia" w:hAnsiTheme="majorHAnsi" w:cstheme="majorBidi" w:ascii="Arial Unicode MS" w:hAnsi="Arial Unicode MS" w:eastAsia="Arial Unicode MS" w:cs="Arial Unicode MS"/>
       <w:b/>
       <w:bCs/>
       <w:color w:val="4F81BD" w:themeColor="accent1"/>
@@ -8936,7 +8969,7 @@
     <w:uiPriority w:val="9"/>
     <w:rsid w:val="00FC693F"/>
     <w:rPr>
-      <w:rFonts w:asciiTheme="majorHAnsi" w:eastAsiaTheme="majorEastAsia" w:hAnsiTheme="majorHAnsi" w:cstheme="majorBidi" w:ascii="AppleGothic" w:hAnsi="AppleGothic" w:eastAsia="AppleGothic" w:cs="AppleGothic"/>
+      <w:rFonts w:asciiTheme="majorHAnsi" w:eastAsiaTheme="majorEastAsia" w:hAnsiTheme="majorHAnsi" w:cstheme="majorBidi" w:ascii="Arial Unicode MS" w:hAnsi="Arial Unicode MS" w:eastAsia="Arial Unicode MS" w:cs="Arial Unicode MS"/>
       <w:b/>
       <w:bCs/>
       <w:color w:val="4F81BD" w:themeColor="accent1"/>
@@ -8955,7 +8988,7 @@
       <w:contextualSpacing/>
     </w:pPr>
     <w:rPr>
-      <w:rFonts w:asciiTheme="majorHAnsi" w:eastAsiaTheme="majorEastAsia" w:hAnsiTheme="majorHAnsi" w:cstheme="majorBidi" w:ascii="AppleGothic" w:hAnsi="AppleGothic" w:eastAsia="AppleGothic" w:cs="AppleGothic"/>
+      <w:rFonts w:asciiTheme="majorHAnsi" w:eastAsiaTheme="majorEastAsia" w:hAnsiTheme="majorHAnsi" w:cstheme="majorBidi" w:ascii="Arial Unicode MS" w:hAnsi="Arial Unicode MS" w:eastAsia="Arial Unicode MS" w:cs="Arial Unicode MS"/>
       <w:b/>
       <w:color w:val="000000"/>
       <w:spacing w:val="5"/>
@@ -8971,7 +9004,7 @@
     <w:uiPriority w:val="10"/>
     <w:rsid w:val="00FC693F"/>
     <w:rPr>
-      <w:rFonts w:asciiTheme="majorHAnsi" w:eastAsiaTheme="majorEastAsia" w:hAnsiTheme="majorHAnsi" w:cstheme="majorBidi" w:ascii="AppleGothic" w:hAnsi="AppleGothic" w:eastAsia="AppleGothic" w:cs="AppleGothic"/>
+      <w:rFonts w:asciiTheme="majorHAnsi" w:eastAsiaTheme="majorEastAsia" w:hAnsiTheme="majorHAnsi" w:cstheme="majorBidi" w:ascii="Arial Unicode MS" w:hAnsi="Arial Unicode MS" w:eastAsia="Arial Unicode MS" w:cs="Arial Unicode MS"/>
       <w:color w:val="17365D" w:themeColor="text2" w:themeShade="BF"/>
       <w:spacing w:val="5"/>
       <w:kern w:val="28"/>
@@ -8993,7 +9026,7 @@
       </w:numPr>
     </w:pPr>
     <w:rPr>
-      <w:rFonts w:asciiTheme="majorHAnsi" w:eastAsiaTheme="majorEastAsia" w:hAnsiTheme="majorHAnsi" w:cstheme="majorBidi" w:ascii="AppleGothic" w:hAnsi="AppleGothic" w:eastAsia="AppleGothic" w:cs="AppleGothic"/>
+      <w:rFonts w:asciiTheme="majorHAnsi" w:eastAsiaTheme="majorEastAsia" w:hAnsiTheme="majorHAnsi" w:cstheme="majorBidi" w:ascii="Arial Unicode MS" w:hAnsi="Arial Unicode MS" w:eastAsia="Arial Unicode MS" w:cs="Arial Unicode MS"/>
       <w:i/>
       <w:iCs/>
       <w:color w:val="4F81BD" w:themeColor="accent1"/>
@@ -9009,7 +9042,7 @@
     <w:uiPriority w:val="11"/>
     <w:rsid w:val="00FC693F"/>
     <w:rPr>
-      <w:rFonts w:asciiTheme="majorHAnsi" w:eastAsiaTheme="majorEastAsia" w:hAnsiTheme="majorHAnsi" w:cstheme="majorBidi" w:ascii="AppleGothic" w:hAnsi="AppleGothic" w:eastAsia="AppleGothic" w:cs="AppleGothic"/>
+      <w:rFonts w:asciiTheme="majorHAnsi" w:eastAsiaTheme="majorEastAsia" w:hAnsiTheme="majorHAnsi" w:cstheme="majorBidi" w:ascii="Arial Unicode MS" w:hAnsi="Arial Unicode MS" w:eastAsia="Arial Unicode MS" w:cs="Arial Unicode MS"/>
       <w:i/>
       <w:iCs/>
       <w:color w:val="4F81BD" w:themeColor="accent1"/>
@@ -9029,7 +9062,7 @@
       <w:contextualSpacing/>
     </w:pPr>
     <w:rPr>
-      <w:rFonts w:ascii="AppleGothic" w:hAnsi="AppleGothic" w:eastAsia="AppleGothic" w:cs="AppleGothic"/>
+      <w:rFonts w:ascii="Arial Unicode MS" w:hAnsi="Arial Unicode MS" w:eastAsia="Arial Unicode MS" w:cs="Arial Unicode MS"/>
     </w:rPr>
   </w:style>
   <w:style w:type="paragraph" w:styleId="BodyText">
@@ -9043,7 +9076,7 @@
       <w:spacing w:after="120"/>
     </w:pPr>
     <w:rPr>
-      <w:rFonts w:ascii="AppleGothic" w:hAnsi="AppleGothic" w:eastAsia="AppleGothic" w:cs="AppleGothic"/>
+      <w:rFonts w:ascii="Arial Unicode MS" w:hAnsi="Arial Unicode MS" w:eastAsia="Arial Unicode MS" w:cs="Arial Unicode MS"/>
     </w:rPr>
   </w:style>
   <w:style w:type="character" w:customStyle="1" w:styleId="BodyTextChar">
@@ -9053,7 +9086,7 @@
     <w:uiPriority w:val="99"/>
     <w:rsid w:val="00AA1D8D"/>
     <w:rPr>
-      <w:rFonts w:ascii="AppleGothic" w:hAnsi="AppleGothic" w:eastAsia="AppleGothic" w:cs="AppleGothic"/>
+      <w:rFonts w:ascii="Arial Unicode MS" w:hAnsi="Arial Unicode MS" w:eastAsia="Arial Unicode MS" w:cs="Arial Unicode MS"/>
     </w:rPr>
   </w:style>
   <w:style w:type="paragraph" w:styleId="BodyText2">
@@ -9067,7 +9100,7 @@
       <w:spacing w:after="120" w:line="480" w:lineRule="auto"/>
     </w:pPr>
     <w:rPr>
-      <w:rFonts w:ascii="AppleGothic" w:hAnsi="AppleGothic" w:eastAsia="AppleGothic" w:cs="AppleGothic"/>
+      <w:rFonts w:ascii="Arial Unicode MS" w:hAnsi="Arial Unicode MS" w:eastAsia="Arial Unicode MS" w:cs="Arial Unicode MS"/>
     </w:rPr>
   </w:style>
   <w:style w:type="character" w:customStyle="1" w:styleId="BodyText2Char">
@@ -9077,7 +9110,7 @@
     <w:uiPriority w:val="99"/>
     <w:rsid w:val="00AA1D8D"/>
     <w:rPr>
-      <w:rFonts w:ascii="AppleGothic" w:hAnsi="AppleGothic" w:eastAsia="AppleGothic" w:cs="AppleGothic"/>
+      <w:rFonts w:ascii="Arial Unicode MS" w:hAnsi="Arial Unicode MS" w:eastAsia="Arial Unicode MS" w:cs="Arial Unicode MS"/>
     </w:rPr>
   </w:style>
   <w:style w:type="paragraph" w:styleId="BodyText3">
@@ -9091,7 +9124,7 @@
       <w:spacing w:after="120"/>
     </w:pPr>
     <w:rPr>
-      <w:rFonts w:ascii="AppleGothic" w:hAnsi="AppleGothic" w:eastAsia="AppleGothic" w:cs="AppleGothic"/>
+      <w:rFonts w:ascii="Arial Unicode MS" w:hAnsi="Arial Unicode MS" w:eastAsia="Arial Unicode MS" w:cs="Arial Unicode MS"/>
       <w:sz w:val="16"/>
       <w:szCs w:val="16"/>
     </w:rPr>
@@ -9103,7 +9136,7 @@
     <w:uiPriority w:val="99"/>
     <w:rsid w:val="00AA1D8D"/>
     <w:rPr>
-      <w:rFonts w:ascii="AppleGothic" w:hAnsi="AppleGothic" w:eastAsia="AppleGothic" w:cs="AppleGothic"/>
+      <w:rFonts w:ascii="Arial Unicode MS" w:hAnsi="Arial Unicode MS" w:eastAsia="Arial Unicode MS" w:cs="Arial Unicode MS"/>
       <w:sz w:val="16"/>
       <w:szCs w:val="16"/>
     </w:rPr>
@@ -9119,7 +9152,7 @@
       <w:contextualSpacing/>
     </w:pPr>
     <w:rPr>
-      <w:rFonts w:ascii="AppleGothic" w:hAnsi="AppleGothic" w:eastAsia="AppleGothic" w:cs="AppleGothic"/>
+      <w:rFonts w:ascii="Arial Unicode MS" w:hAnsi="Arial Unicode MS" w:eastAsia="Arial Unicode MS" w:cs="Arial Unicode MS"/>
     </w:rPr>
   </w:style>
   <w:style w:type="paragraph" w:styleId="List2">
@@ -9133,7 +9166,7 @@
       <w:contextualSpacing/>
     </w:pPr>
     <w:rPr>
-      <w:rFonts w:ascii="AppleGothic" w:hAnsi="AppleGothic" w:eastAsia="AppleGothic" w:cs="AppleGothic"/>
+      <w:rFonts w:ascii="Arial Unicode MS" w:hAnsi="Arial Unicode MS" w:eastAsia="Arial Unicode MS" w:cs="Arial Unicode MS"/>
     </w:rPr>
   </w:style>
   <w:style w:type="paragraph" w:styleId="List3">
@@ -9147,7 +9180,7 @@
       <w:contextualSpacing/>
     </w:pPr>
     <w:rPr>
-      <w:rFonts w:ascii="AppleGothic" w:hAnsi="AppleGothic" w:eastAsia="AppleGothic" w:cs="AppleGothic"/>
+      <w:rFonts w:ascii="Arial Unicode MS" w:hAnsi="Arial Unicode MS" w:eastAsia="Arial Unicode MS" w:cs="Arial Unicode MS"/>
     </w:rPr>
   </w:style>
   <w:style w:type="paragraph" w:styleId="ListBullet">
@@ -9163,7 +9196,7 @@
       <w:contextualSpacing/>
     </w:pPr>
     <w:rPr>
-      <w:rFonts w:ascii="AppleGothic" w:hAnsi="AppleGothic" w:eastAsia="AppleGothic" w:cs="AppleGothic"/>
+      <w:rFonts w:ascii="Arial Unicode MS" w:hAnsi="Arial Unicode MS" w:eastAsia="Arial Unicode MS" w:cs="Arial Unicode MS"/>
     </w:rPr>
   </w:style>
   <w:style w:type="paragraph" w:styleId="ListBullet2">
@@ -9179,7 +9212,7 @@
       <w:contextualSpacing/>
     </w:pPr>
     <w:rPr>
-      <w:rFonts w:ascii="AppleGothic" w:hAnsi="AppleGothic" w:eastAsia="AppleGothic" w:cs="AppleGothic"/>
+      <w:rFonts w:ascii="Arial Unicode MS" w:hAnsi="Arial Unicode MS" w:eastAsia="Arial Unicode MS" w:cs="Arial Unicode MS"/>
     </w:rPr>
   </w:style>
   <w:style w:type="paragraph" w:styleId="ListBullet3">
@@ -9195,7 +9228,7 @@
       <w:contextualSpacing/>
     </w:pPr>
     <w:rPr>
-      <w:rFonts w:ascii="AppleGothic" w:hAnsi="AppleGothic" w:eastAsia="AppleGothic" w:cs="AppleGothic"/>
+      <w:rFonts w:ascii="Arial Unicode MS" w:hAnsi="Arial Unicode MS" w:eastAsia="Arial Unicode MS" w:cs="Arial Unicode MS"/>
     </w:rPr>
   </w:style>
   <w:style w:type="paragraph" w:styleId="ListNumber">
@@ -9211,7 +9244,7 @@
       <w:contextualSpacing/>
     </w:pPr>
     <w:rPr>
-      <w:rFonts w:ascii="AppleGothic" w:hAnsi="AppleGothic" w:eastAsia="AppleGothic" w:cs="AppleGothic"/>
+      <w:rFonts w:ascii="Arial Unicode MS" w:hAnsi="Arial Unicode MS" w:eastAsia="Arial Unicode MS" w:cs="Arial Unicode MS"/>
     </w:rPr>
   </w:style>
   <w:style w:type="paragraph" w:styleId="ListNumber2">
@@ -9227,7 +9260,7 @@
       <w:contextualSpacing/>
     </w:pPr>
     <w:rPr>
-      <w:rFonts w:ascii="AppleGothic" w:hAnsi="AppleGothic" w:eastAsia="AppleGothic" w:cs="AppleGothic"/>
+      <w:rFonts w:ascii="Arial Unicode MS" w:hAnsi="Arial Unicode MS" w:eastAsia="Arial Unicode MS" w:cs="Arial Unicode MS"/>
     </w:rPr>
   </w:style>
   <w:style w:type="paragraph" w:styleId="ListNumber3">
@@ -9243,7 +9276,7 @@
       <w:contextualSpacing/>
     </w:pPr>
     <w:rPr>
-      <w:rFonts w:ascii="AppleGothic" w:hAnsi="AppleGothic" w:eastAsia="AppleGothic" w:cs="AppleGothic"/>
+      <w:rFonts w:ascii="Arial Unicode MS" w:hAnsi="Arial Unicode MS" w:eastAsia="Arial Unicode MS" w:cs="Arial Unicode MS"/>
     </w:rPr>
   </w:style>
   <w:style w:type="paragraph" w:styleId="ListContinue">
@@ -9258,7 +9291,7 @@
       <w:contextualSpacing/>
     </w:pPr>
     <w:rPr>
-      <w:rFonts w:ascii="AppleGothic" w:hAnsi="AppleGothic" w:eastAsia="AppleGothic" w:cs="AppleGothic"/>
+      <w:rFonts w:ascii="Arial Unicode MS" w:hAnsi="Arial Unicode MS" w:eastAsia="Arial Unicode MS" w:cs="Arial Unicode MS"/>
     </w:rPr>
   </w:style>
   <w:style w:type="paragraph" w:styleId="ListContinue2">
@@ -9273,7 +9306,7 @@
       <w:contextualSpacing/>
     </w:pPr>
     <w:rPr>
-      <w:rFonts w:ascii="AppleGothic" w:hAnsi="AppleGothic" w:eastAsia="AppleGothic" w:cs="AppleGothic"/>
+      <w:rFonts w:ascii="Arial Unicode MS" w:hAnsi="Arial Unicode MS" w:eastAsia="Arial Unicode MS" w:cs="Arial Unicode MS"/>
     </w:rPr>
   </w:style>
   <w:style w:type="paragraph" w:styleId="ListContinue3">
@@ -9288,7 +9321,7 @@
       <w:contextualSpacing/>
     </w:pPr>
     <w:rPr>
-      <w:rFonts w:ascii="AppleGothic" w:hAnsi="AppleGothic" w:eastAsia="AppleGothic" w:cs="AppleGothic"/>
+      <w:rFonts w:ascii="Arial Unicode MS" w:hAnsi="Arial Unicode MS" w:eastAsia="Arial Unicode MS" w:cs="Arial Unicode MS"/>
     </w:rPr>
   </w:style>
   <w:style w:type="paragraph" w:styleId="MacroText">
@@ -9309,7 +9342,7 @@
       </w:tabs>
     </w:pPr>
     <w:rPr>
-      <w:rFonts w:ascii="AppleGothic" w:hAnsi="AppleGothic" w:eastAsia="AppleGothic" w:cs="AppleGothic"/>
+      <w:rFonts w:ascii="Arial Unicode MS" w:hAnsi="Arial Unicode MS" w:eastAsia="Arial Unicode MS" w:cs="Arial Unicode MS"/>
       <w:sz w:val="20"/>
       <w:szCs w:val="20"/>
     </w:rPr>
@@ -9321,7 +9354,7 @@
     <w:uiPriority w:val="99"/>
     <w:rsid w:val="0029639D"/>
     <w:rPr>
-      <w:rFonts w:ascii="AppleGothic" w:hAnsi="AppleGothic" w:eastAsia="AppleGothic" w:cs="AppleGothic"/>
+      <w:rFonts w:ascii="Arial Unicode MS" w:hAnsi="Arial Unicode MS" w:eastAsia="Arial Unicode MS" w:cs="Arial Unicode MS"/>
       <w:sz w:val="20"/>
       <w:szCs w:val="20"/>
     </w:rPr>
@@ -9335,7 +9368,7 @@
     <w:qFormat/>
     <w:rsid w:val="00FC693F"/>
     <w:rPr>
-      <w:rFonts w:ascii="AppleGothic" w:hAnsi="AppleGothic" w:eastAsia="AppleGothic" w:cs="AppleGothic"/>
+      <w:rFonts w:ascii="Arial Unicode MS" w:hAnsi="Arial Unicode MS" w:eastAsia="Arial Unicode MS" w:cs="Arial Unicode MS"/>
       <w:i/>
       <w:iCs/>
       <w:color w:val="000000" w:themeColor="text1"/>
@@ -9348,7 +9381,7 @@
     <w:uiPriority w:val="29"/>
     <w:rsid w:val="00FC693F"/>
     <w:rPr>
-      <w:rFonts w:ascii="AppleGothic" w:hAnsi="AppleGothic" w:eastAsia="AppleGothic" w:cs="AppleGothic"/>
+      <w:rFonts w:ascii="Arial Unicode MS" w:hAnsi="Arial Unicode MS" w:eastAsia="Arial Unicode MS" w:cs="Arial Unicode MS"/>
       <w:i/>
       <w:iCs/>
       <w:color w:val="000000" w:themeColor="text1"/>
@@ -9362,7 +9395,7 @@
     <w:semiHidden/>
     <w:rsid w:val="00FC693F"/>
     <w:rPr>
-      <w:rFonts w:asciiTheme="majorHAnsi" w:eastAsiaTheme="majorEastAsia" w:hAnsiTheme="majorHAnsi" w:cstheme="majorBidi" w:ascii="AppleGothic" w:hAnsi="AppleGothic" w:eastAsia="AppleGothic" w:cs="AppleGothic"/>
+      <w:rFonts w:asciiTheme="majorHAnsi" w:eastAsiaTheme="majorEastAsia" w:hAnsiTheme="majorHAnsi" w:cstheme="majorBidi" w:ascii="Arial Unicode MS" w:hAnsi="Arial Unicode MS" w:eastAsia="Arial Unicode MS" w:cs="Arial Unicode MS"/>
       <w:b/>
       <w:bCs/>
       <w:i/>
@@ -9378,7 +9411,7 @@
     <w:semiHidden/>
     <w:rsid w:val="00FC693F"/>
     <w:rPr>
-      <w:rFonts w:asciiTheme="majorHAnsi" w:eastAsiaTheme="majorEastAsia" w:hAnsiTheme="majorHAnsi" w:cstheme="majorBidi" w:ascii="AppleGothic" w:hAnsi="AppleGothic" w:eastAsia="AppleGothic" w:cs="AppleGothic"/>
+      <w:rFonts w:asciiTheme="majorHAnsi" w:eastAsiaTheme="majorEastAsia" w:hAnsiTheme="majorHAnsi" w:cstheme="majorBidi" w:ascii="Arial Unicode MS" w:hAnsi="Arial Unicode MS" w:eastAsia="Arial Unicode MS" w:cs="Arial Unicode MS"/>
       <w:color w:val="243F60" w:themeColor="accent1" w:themeShade="7F"/>
     </w:rPr>
   </w:style>
@@ -9390,7 +9423,7 @@
     <w:semiHidden/>
     <w:rsid w:val="00FC693F"/>
     <w:rPr>
-      <w:rFonts w:asciiTheme="majorHAnsi" w:eastAsiaTheme="majorEastAsia" w:hAnsiTheme="majorHAnsi" w:cstheme="majorBidi" w:ascii="AppleGothic" w:hAnsi="AppleGothic" w:eastAsia="AppleGothic" w:cs="AppleGothic"/>
+      <w:rFonts w:asciiTheme="majorHAnsi" w:eastAsiaTheme="majorEastAsia" w:hAnsiTheme="majorHAnsi" w:cstheme="majorBidi" w:ascii="Arial Unicode MS" w:hAnsi="Arial Unicode MS" w:eastAsia="Arial Unicode MS" w:cs="Arial Unicode MS"/>
       <w:i/>
       <w:iCs/>
       <w:color w:val="243F60" w:themeColor="accent1" w:themeShade="7F"/>
@@ -9404,7 +9437,7 @@
     <w:semiHidden/>
     <w:rsid w:val="00FC693F"/>
     <w:rPr>
-      <w:rFonts w:asciiTheme="majorHAnsi" w:eastAsiaTheme="majorEastAsia" w:hAnsiTheme="majorHAnsi" w:cstheme="majorBidi" w:ascii="AppleGothic" w:hAnsi="AppleGothic" w:eastAsia="AppleGothic" w:cs="AppleGothic"/>
+      <w:rFonts w:asciiTheme="majorHAnsi" w:eastAsiaTheme="majorEastAsia" w:hAnsiTheme="majorHAnsi" w:cstheme="majorBidi" w:ascii="Arial Unicode MS" w:hAnsi="Arial Unicode MS" w:eastAsia="Arial Unicode MS" w:cs="Arial Unicode MS"/>
       <w:i/>
       <w:iCs/>
       <w:color w:val="404040" w:themeColor="text1" w:themeTint="BF"/>
@@ -9418,7 +9451,7 @@
     <w:semiHidden/>
     <w:rsid w:val="00FC693F"/>
     <w:rPr>
-      <w:rFonts w:asciiTheme="majorHAnsi" w:eastAsiaTheme="majorEastAsia" w:hAnsiTheme="majorHAnsi" w:cstheme="majorBidi" w:ascii="AppleGothic" w:hAnsi="AppleGothic" w:eastAsia="AppleGothic" w:cs="AppleGothic"/>
+      <w:rFonts w:asciiTheme="majorHAnsi" w:eastAsiaTheme="majorEastAsia" w:hAnsiTheme="majorHAnsi" w:cstheme="majorBidi" w:ascii="Arial Unicode MS" w:hAnsi="Arial Unicode MS" w:eastAsia="Arial Unicode MS" w:cs="Arial Unicode MS"/>
       <w:color w:val="4F81BD" w:themeColor="accent1"/>
       <w:sz w:val="20"/>
       <w:szCs w:val="20"/>
@@ -9432,7 +9465,7 @@
     <w:semiHidden/>
     <w:rsid w:val="00FC693F"/>
     <w:rPr>
-      <w:rFonts w:asciiTheme="majorHAnsi" w:eastAsiaTheme="majorEastAsia" w:hAnsiTheme="majorHAnsi" w:cstheme="majorBidi" w:ascii="AppleGothic" w:hAnsi="AppleGothic" w:eastAsia="AppleGothic" w:cs="AppleGothic"/>
+      <w:rFonts w:asciiTheme="majorHAnsi" w:eastAsiaTheme="majorEastAsia" w:hAnsiTheme="majorHAnsi" w:cstheme="majorBidi" w:ascii="Arial Unicode MS" w:hAnsi="Arial Unicode MS" w:eastAsia="Arial Unicode MS" w:cs="Arial Unicode MS"/>
       <w:i/>
       <w:iCs/>
       <w:color w:val="404040" w:themeColor="text1" w:themeTint="BF"/>
@@ -9453,7 +9486,7 @@
       <w:spacing w:line="240" w:lineRule="auto"/>
     </w:pPr>
     <w:rPr>
-      <w:rFonts w:ascii="AppleGothic" w:hAnsi="AppleGothic" w:eastAsia="AppleGothic" w:cs="AppleGothic"/>
+      <w:rFonts w:ascii="Arial Unicode MS" w:hAnsi="Arial Unicode MS" w:eastAsia="Arial Unicode MS" w:cs="Arial Unicode MS"/>
       <w:b/>
       <w:bCs/>
       <w:color w:val="4F81BD" w:themeColor="accent1"/>
@@ -9468,7 +9501,7 @@
     <w:qFormat/>
     <w:rsid w:val="00FC693F"/>
     <w:rPr>
-      <w:rFonts w:ascii="AppleGothic" w:hAnsi="AppleGothic" w:eastAsia="AppleGothic" w:cs="AppleGothic"/>
+      <w:rFonts w:ascii="Arial Unicode MS" w:hAnsi="Arial Unicode MS" w:eastAsia="Arial Unicode MS" w:cs="Arial Unicode MS"/>
       <w:b/>
       <w:bCs/>
     </w:rPr>
@@ -9480,7 +9513,7 @@
     <w:qFormat/>
     <w:rsid w:val="00FC693F"/>
     <w:rPr>
-      <w:rFonts w:ascii="AppleGothic" w:hAnsi="AppleGothic" w:eastAsia="AppleGothic" w:cs="AppleGothic"/>
+      <w:rFonts w:ascii="Arial Unicode MS" w:hAnsi="Arial Unicode MS" w:eastAsia="Arial Unicode MS" w:cs="Arial Unicode MS"/>
       <w:i/>
       <w:iCs/>
     </w:rPr>
@@ -9501,7 +9534,7 @@
       <w:ind w:left="936" w:right="936"/>
     </w:pPr>
     <w:rPr>
-      <w:rFonts w:ascii="AppleGothic" w:hAnsi="AppleGothic" w:eastAsia="AppleGothic" w:cs="AppleGothic"/>
+      <w:rFonts w:ascii="Arial Unicode MS" w:hAnsi="Arial Unicode MS" w:eastAsia="Arial Unicode MS" w:cs="Arial Unicode MS"/>
       <w:b/>
       <w:bCs/>
       <w:i/>
@@ -9516,7 +9549,7 @@
     <w:uiPriority w:val="30"/>
     <w:rsid w:val="00FC693F"/>
     <w:rPr>
-      <w:rFonts w:ascii="AppleGothic" w:hAnsi="AppleGothic" w:eastAsia="AppleGothic" w:cs="AppleGothic"/>
+      <w:rFonts w:ascii="Arial Unicode MS" w:hAnsi="Arial Unicode MS" w:eastAsia="Arial Unicode MS" w:cs="Arial Unicode MS"/>
       <w:b/>
       <w:bCs/>
       <w:i/>
@@ -9531,7 +9564,7 @@
     <w:qFormat/>
     <w:rsid w:val="00FC693F"/>
     <w:rPr>
-      <w:rFonts w:ascii="AppleGothic" w:hAnsi="AppleGothic" w:eastAsia="AppleGothic" w:cs="AppleGothic"/>
+      <w:rFonts w:ascii="Arial Unicode MS" w:hAnsi="Arial Unicode MS" w:eastAsia="Arial Unicode MS" w:cs="Arial Unicode MS"/>
       <w:i/>
       <w:iCs/>
       <w:color w:val="808080" w:themeColor="text1" w:themeTint="7F"/>
@@ -9544,7 +9577,7 @@
     <w:qFormat/>
     <w:rsid w:val="00FC693F"/>
     <w:rPr>
-      <w:rFonts w:ascii="AppleGothic" w:hAnsi="AppleGothic" w:eastAsia="AppleGothic" w:cs="AppleGothic"/>
+      <w:rFonts w:ascii="Arial Unicode MS" w:hAnsi="Arial Unicode MS" w:eastAsia="Arial Unicode MS" w:cs="Arial Unicode MS"/>
       <w:b/>
       <w:bCs/>
       <w:i/>
@@ -9559,7 +9592,7 @@
     <w:qFormat/>
     <w:rsid w:val="00FC693F"/>
     <w:rPr>
-      <w:rFonts w:ascii="AppleGothic" w:hAnsi="AppleGothic" w:eastAsia="AppleGothic" w:cs="AppleGothic"/>
+      <w:rFonts w:ascii="Arial Unicode MS" w:hAnsi="Arial Unicode MS" w:eastAsia="Arial Unicode MS" w:cs="Arial Unicode MS"/>
       <w:smallCaps/>
       <w:color w:val="C0504D" w:themeColor="accent2"/>
       <w:u w:val="single"/>
@@ -9572,7 +9605,7 @@
     <w:qFormat/>
     <w:rsid w:val="00FC693F"/>
     <w:rPr>
-      <w:rFonts w:ascii="AppleGothic" w:hAnsi="AppleGothic" w:eastAsia="AppleGothic" w:cs="AppleGothic"/>
+      <w:rFonts w:ascii="Arial Unicode MS" w:hAnsi="Arial Unicode MS" w:eastAsia="Arial Unicode MS" w:cs="Arial Unicode MS"/>
       <w:b/>
       <w:bCs/>
       <w:smallCaps/>
@@ -9588,7 +9621,7 @@
     <w:qFormat/>
     <w:rsid w:val="00FC693F"/>
     <w:rPr>
-      <w:rFonts w:ascii="AppleGothic" w:hAnsi="AppleGothic" w:eastAsia="AppleGothic" w:cs="AppleGothic"/>
+      <w:rFonts w:ascii="Arial Unicode MS" w:hAnsi="Arial Unicode MS" w:eastAsia="Arial Unicode MS" w:cs="Arial Unicode MS"/>
       <w:b/>
       <w:bCs/>
       <w:smallCaps/>
@@ -9608,7 +9641,7 @@
       <w:outlineLvl w:val="9"/>
     </w:pPr>
     <w:rPr>
-      <w:rFonts w:ascii="AppleGothic" w:hAnsi="AppleGothic" w:eastAsia="AppleGothic" w:cs="AppleGothic"/>
+      <w:rFonts w:ascii="Arial Unicode MS" w:hAnsi="Arial Unicode MS" w:eastAsia="Arial Unicode MS" w:cs="Arial Unicode MS"/>
     </w:rPr>
   </w:style>
   <w:style w:type="table" w:styleId="TableGrid">
@@ -9620,7 +9653,7 @@
       <w:spacing w:after="0" w:line="240" w:lineRule="auto"/>
     </w:pPr>
     <w:rPr>
-      <w:rFonts w:ascii="AppleGothic" w:hAnsi="AppleGothic" w:eastAsia="AppleGothic" w:cs="AppleGothic"/>
+      <w:rFonts w:ascii="Arial Unicode MS" w:hAnsi="Arial Unicode MS" w:eastAsia="Arial Unicode MS" w:cs="Arial Unicode MS"/>
     </w:rPr>
     <w:tblPr>
       <w:tblInd w:w="0" w:type="dxa"/>
@@ -9649,7 +9682,7 @@
       <w:spacing w:after="0" w:line="240" w:lineRule="auto"/>
     </w:pPr>
     <w:rPr>
-      <w:rFonts w:ascii="AppleGothic" w:hAnsi="AppleGothic" w:eastAsia="AppleGothic" w:cs="AppleGothic"/>
+      <w:rFonts w:ascii="Arial Unicode MS" w:hAnsi="Arial Unicode MS" w:eastAsia="Arial Unicode MS" w:cs="Arial Unicode MS"/>
       <w:color w:val="000000" w:themeColor="text1" w:themeShade="BF"/>
     </w:rPr>
     <w:tblPr>
@@ -9753,7 +9786,7 @@
       <w:spacing w:after="0" w:line="240" w:lineRule="auto"/>
     </w:pPr>
     <w:rPr>
-      <w:rFonts w:ascii="AppleGothic" w:hAnsi="AppleGothic" w:eastAsia="AppleGothic" w:cs="AppleGothic"/>
+      <w:rFonts w:ascii="Arial Unicode MS" w:hAnsi="Arial Unicode MS" w:eastAsia="Arial Unicode MS" w:cs="Arial Unicode MS"/>
       <w:color w:val="365F91" w:themeColor="accent1" w:themeShade="BF"/>
     </w:rPr>
     <w:tblPr>
@@ -9857,7 +9890,7 @@
       <w:spacing w:after="0" w:line="240" w:lineRule="auto"/>
     </w:pPr>
     <w:rPr>
-      <w:rFonts w:ascii="AppleGothic" w:hAnsi="AppleGothic" w:eastAsia="AppleGothic" w:cs="AppleGothic"/>
+      <w:rFonts w:ascii="Arial Unicode MS" w:hAnsi="Arial Unicode MS" w:eastAsia="Arial Unicode MS" w:cs="Arial Unicode MS"/>
       <w:color w:val="943634" w:themeColor="accent2" w:themeShade="BF"/>
     </w:rPr>
     <w:tblPr>
@@ -9961,7 +9994,7 @@
       <w:spacing w:after="0" w:line="240" w:lineRule="auto"/>
     </w:pPr>
     <w:rPr>
-      <w:rFonts w:ascii="AppleGothic" w:hAnsi="AppleGothic" w:eastAsia="AppleGothic" w:cs="AppleGothic"/>
+      <w:rFonts w:ascii="Arial Unicode MS" w:hAnsi="Arial Unicode MS" w:eastAsia="Arial Unicode MS" w:cs="Arial Unicode MS"/>
       <w:color w:val="76923C" w:themeColor="accent3" w:themeShade="BF"/>
     </w:rPr>
     <w:tblPr>
@@ -10065,7 +10098,7 @@
       <w:spacing w:after="0" w:line="240" w:lineRule="auto"/>
     </w:pPr>
     <w:rPr>
-      <w:rFonts w:ascii="AppleGothic" w:hAnsi="AppleGothic" w:eastAsia="AppleGothic" w:cs="AppleGothic"/>
+      <w:rFonts w:ascii="Arial Unicode MS" w:hAnsi="Arial Unicode MS" w:eastAsia="Arial Unicode MS" w:cs="Arial Unicode MS"/>
       <w:color w:val="5F497A" w:themeColor="accent4" w:themeShade="BF"/>
     </w:rPr>
     <w:tblPr>
@@ -10169,7 +10202,7 @@
       <w:spacing w:after="0" w:line="240" w:lineRule="auto"/>
     </w:pPr>
     <w:rPr>
-      <w:rFonts w:ascii="AppleGothic" w:hAnsi="AppleGothic" w:eastAsia="AppleGothic" w:cs="AppleGothic"/>
+      <w:rFonts w:ascii="Arial Unicode MS" w:hAnsi="Arial Unicode MS" w:eastAsia="Arial Unicode MS" w:cs="Arial Unicode MS"/>
       <w:color w:val="31849B" w:themeColor="accent5" w:themeShade="BF"/>
     </w:rPr>
     <w:tblPr>
@@ -10273,7 +10306,7 @@
       <w:spacing w:after="0" w:line="240" w:lineRule="auto"/>
     </w:pPr>
     <w:rPr>
-      <w:rFonts w:ascii="AppleGothic" w:hAnsi="AppleGothic" w:eastAsia="AppleGothic" w:cs="AppleGothic"/>
+      <w:rFonts w:ascii="Arial Unicode MS" w:hAnsi="Arial Unicode MS" w:eastAsia="Arial Unicode MS" w:cs="Arial Unicode MS"/>
       <w:color w:val="E36C0A" w:themeColor="accent6" w:themeShade="BF"/>
     </w:rPr>
     <w:tblPr>
@@ -10377,7 +10410,7 @@
       <w:spacing w:after="0" w:line="240" w:lineRule="auto"/>
     </w:pPr>
     <w:rPr>
-      <w:rFonts w:ascii="AppleGothic" w:hAnsi="AppleGothic" w:eastAsia="AppleGothic" w:cs="AppleGothic"/>
+      <w:rFonts w:ascii="Arial Unicode MS" w:hAnsi="Arial Unicode MS" w:eastAsia="Arial Unicode MS" w:cs="Arial Unicode MS"/>
     </w:rPr>
     <w:tblPr>
       <w:tblStyleRowBandSize w:val="1"/>
@@ -10472,7 +10505,7 @@
       <w:spacing w:after="0" w:line="240" w:lineRule="auto"/>
     </w:pPr>
     <w:rPr>
-      <w:rFonts w:ascii="AppleGothic" w:hAnsi="AppleGothic" w:eastAsia="AppleGothic" w:cs="AppleGothic"/>
+      <w:rFonts w:ascii="Arial Unicode MS" w:hAnsi="Arial Unicode MS" w:eastAsia="Arial Unicode MS" w:cs="Arial Unicode MS"/>
     </w:rPr>
     <w:tblPr>
       <w:tblStyleRowBandSize w:val="1"/>
@@ -10567,7 +10600,7 @@
       <w:spacing w:after="0" w:line="240" w:lineRule="auto"/>
     </w:pPr>
     <w:rPr>
-      <w:rFonts w:ascii="AppleGothic" w:hAnsi="AppleGothic" w:eastAsia="AppleGothic" w:cs="AppleGothic"/>
+      <w:rFonts w:ascii="Arial Unicode MS" w:hAnsi="Arial Unicode MS" w:eastAsia="Arial Unicode MS" w:cs="Arial Unicode MS"/>
     </w:rPr>
     <w:tblPr>
       <w:tblStyleRowBandSize w:val="1"/>
@@ -10662,7 +10695,7 @@
       <w:spacing w:after="0" w:line="240" w:lineRule="auto"/>
     </w:pPr>
     <w:rPr>
-      <w:rFonts w:ascii="AppleGothic" w:hAnsi="AppleGothic" w:eastAsia="AppleGothic" w:cs="AppleGothic"/>
+      <w:rFonts w:ascii="Arial Unicode MS" w:hAnsi="Arial Unicode MS" w:eastAsia="Arial Unicode MS" w:cs="Arial Unicode MS"/>
     </w:rPr>
     <w:tblPr>
       <w:tblStyleRowBandSize w:val="1"/>
@@ -10757,7 +10790,7 @@
       <w:spacing w:after="0" w:line="240" w:lineRule="auto"/>
     </w:pPr>
     <w:rPr>
-      <w:rFonts w:ascii="AppleGothic" w:hAnsi="AppleGothic" w:eastAsia="AppleGothic" w:cs="AppleGothic"/>
+      <w:rFonts w:ascii="Arial Unicode MS" w:hAnsi="Arial Unicode MS" w:eastAsia="Arial Unicode MS" w:cs="Arial Unicode MS"/>
     </w:rPr>
     <w:tblPr>
       <w:tblStyleRowBandSize w:val="1"/>
@@ -10852,7 +10885,7 @@
       <w:spacing w:after="0" w:line="240" w:lineRule="auto"/>
     </w:pPr>
     <w:rPr>
-      <w:rFonts w:ascii="AppleGothic" w:hAnsi="AppleGothic" w:eastAsia="AppleGothic" w:cs="AppleGothic"/>
+      <w:rFonts w:ascii="Arial Unicode MS" w:hAnsi="Arial Unicode MS" w:eastAsia="Arial Unicode MS" w:cs="Arial Unicode MS"/>
     </w:rPr>
     <w:tblPr>
       <w:tblStyleRowBandSize w:val="1"/>
@@ -10947,7 +10980,7 @@
       <w:spacing w:after="0" w:line="240" w:lineRule="auto"/>
     </w:pPr>
     <w:rPr>
-      <w:rFonts w:ascii="AppleGothic" w:hAnsi="AppleGothic" w:eastAsia="AppleGothic" w:cs="AppleGothic"/>
+      <w:rFonts w:ascii="Arial Unicode MS" w:hAnsi="Arial Unicode MS" w:eastAsia="Arial Unicode MS" w:cs="Arial Unicode MS"/>
     </w:rPr>
     <w:tblPr>
       <w:tblStyleRowBandSize w:val="1"/>
@@ -11042,7 +11075,7 @@
       <w:spacing w:after="0" w:line="240" w:lineRule="auto"/>
     </w:pPr>
     <w:rPr>
-      <w:rFonts w:ascii="AppleGothic" w:hAnsi="AppleGothic" w:eastAsia="AppleGothic" w:cs="AppleGothic"/>
+      <w:rFonts w:ascii="Arial Unicode MS" w:hAnsi="Arial Unicode MS" w:eastAsia="Arial Unicode MS" w:cs="Arial Unicode MS"/>
     </w:rPr>
     <w:tblPr>
       <w:tblStyleRowBandSize w:val="1"/>
@@ -11175,7 +11208,7 @@
       <w:spacing w:after="0" w:line="240" w:lineRule="auto"/>
     </w:pPr>
     <w:rPr>
-      <w:rFonts w:ascii="AppleGothic" w:hAnsi="AppleGothic" w:eastAsia="AppleGothic" w:cs="AppleGothic"/>
+      <w:rFonts w:ascii="Arial Unicode MS" w:hAnsi="Arial Unicode MS" w:eastAsia="Arial Unicode MS" w:cs="Arial Unicode MS"/>
     </w:rPr>
     <w:tblPr>
       <w:tblStyleRowBandSize w:val="1"/>
@@ -11308,7 +11341,7 @@
       <w:spacing w:after="0" w:line="240" w:lineRule="auto"/>
     </w:pPr>
     <w:rPr>
-      <w:rFonts w:ascii="AppleGothic" w:hAnsi="AppleGothic" w:eastAsia="AppleGothic" w:cs="AppleGothic"/>
+      <w:rFonts w:ascii="Arial Unicode MS" w:hAnsi="Arial Unicode MS" w:eastAsia="Arial Unicode MS" w:cs="Arial Unicode MS"/>
     </w:rPr>
     <w:tblPr>
       <w:tblStyleRowBandSize w:val="1"/>
@@ -11441,7 +11474,7 @@
       <w:spacing w:after="0" w:line="240" w:lineRule="auto"/>
     </w:pPr>
     <w:rPr>
-      <w:rFonts w:ascii="AppleGothic" w:hAnsi="AppleGothic" w:eastAsia="AppleGothic" w:cs="AppleGothic"/>
+      <w:rFonts w:ascii="Arial Unicode MS" w:hAnsi="Arial Unicode MS" w:eastAsia="Arial Unicode MS" w:cs="Arial Unicode MS"/>
     </w:rPr>
     <w:tblPr>
       <w:tblStyleRowBandSize w:val="1"/>
@@ -11574,7 +11607,7 @@
       <w:spacing w:after="0" w:line="240" w:lineRule="auto"/>
     </w:pPr>
     <w:rPr>
-      <w:rFonts w:ascii="AppleGothic" w:hAnsi="AppleGothic" w:eastAsia="AppleGothic" w:cs="AppleGothic"/>
+      <w:rFonts w:ascii="Arial Unicode MS" w:hAnsi="Arial Unicode MS" w:eastAsia="Arial Unicode MS" w:cs="Arial Unicode MS"/>
     </w:rPr>
     <w:tblPr>
       <w:tblStyleRowBandSize w:val="1"/>
@@ -11707,7 +11740,7 @@
       <w:spacing w:after="0" w:line="240" w:lineRule="auto"/>
     </w:pPr>
     <w:rPr>
-      <w:rFonts w:ascii="AppleGothic" w:hAnsi="AppleGothic" w:eastAsia="AppleGothic" w:cs="AppleGothic"/>
+      <w:rFonts w:ascii="Arial Unicode MS" w:hAnsi="Arial Unicode MS" w:eastAsia="Arial Unicode MS" w:cs="Arial Unicode MS"/>
     </w:rPr>
     <w:tblPr>
       <w:tblStyleRowBandSize w:val="1"/>
@@ -11840,7 +11873,7 @@
       <w:spacing w:after="0" w:line="240" w:lineRule="auto"/>
     </w:pPr>
     <w:rPr>
-      <w:rFonts w:ascii="AppleGothic" w:hAnsi="AppleGothic" w:eastAsia="AppleGothic" w:cs="AppleGothic"/>
+      <w:rFonts w:ascii="Arial Unicode MS" w:hAnsi="Arial Unicode MS" w:eastAsia="Arial Unicode MS" w:cs="Arial Unicode MS"/>
     </w:rPr>
     <w:tblPr>
       <w:tblStyleRowBandSize w:val="1"/>
@@ -11973,7 +12006,7 @@
       <w:spacing w:after="0" w:line="240" w:lineRule="auto"/>
     </w:pPr>
     <w:rPr>
-      <w:rFonts w:ascii="AppleGothic" w:hAnsi="AppleGothic" w:eastAsia="AppleGothic" w:cs="AppleGothic"/>
+      <w:rFonts w:ascii="Arial Unicode MS" w:hAnsi="Arial Unicode MS" w:eastAsia="Arial Unicode MS" w:cs="Arial Unicode MS"/>
     </w:rPr>
     <w:tblPr>
       <w:tblStyleRowBandSize w:val="1"/>
@@ -12082,7 +12115,7 @@
       <w:spacing w:after="0" w:line="240" w:lineRule="auto"/>
     </w:pPr>
     <w:rPr>
-      <w:rFonts w:ascii="AppleGothic" w:hAnsi="AppleGothic" w:eastAsia="AppleGothic" w:cs="AppleGothic"/>
+      <w:rFonts w:ascii="Arial Unicode MS" w:hAnsi="Arial Unicode MS" w:eastAsia="Arial Unicode MS" w:cs="Arial Unicode MS"/>
     </w:rPr>
     <w:tblPr>
       <w:tblStyleRowBandSize w:val="1"/>
@@ -12191,7 +12224,7 @@
       <w:spacing w:after="0" w:line="240" w:lineRule="auto"/>
     </w:pPr>
     <w:rPr>
-      <w:rFonts w:ascii="AppleGothic" w:hAnsi="AppleGothic" w:eastAsia="AppleGothic" w:cs="AppleGothic"/>
+      <w:rFonts w:ascii="Arial Unicode MS" w:hAnsi="Arial Unicode MS" w:eastAsia="Arial Unicode MS" w:cs="Arial Unicode MS"/>
     </w:rPr>
     <w:tblPr>
       <w:tblStyleRowBandSize w:val="1"/>
@@ -12300,7 +12333,7 @@
       <w:spacing w:after="0" w:line="240" w:lineRule="auto"/>
     </w:pPr>
     <w:rPr>
-      <w:rFonts w:ascii="AppleGothic" w:hAnsi="AppleGothic" w:eastAsia="AppleGothic" w:cs="AppleGothic"/>
+      <w:rFonts w:ascii="Arial Unicode MS" w:hAnsi="Arial Unicode MS" w:eastAsia="Arial Unicode MS" w:cs="Arial Unicode MS"/>
     </w:rPr>
     <w:tblPr>
       <w:tblStyleRowBandSize w:val="1"/>
@@ -12409,7 +12442,7 @@
       <w:spacing w:after="0" w:line="240" w:lineRule="auto"/>
     </w:pPr>
     <w:rPr>
-      <w:rFonts w:ascii="AppleGothic" w:hAnsi="AppleGothic" w:eastAsia="AppleGothic" w:cs="AppleGothic"/>
+      <w:rFonts w:ascii="Arial Unicode MS" w:hAnsi="Arial Unicode MS" w:eastAsia="Arial Unicode MS" w:cs="Arial Unicode MS"/>
     </w:rPr>
     <w:tblPr>
       <w:tblStyleRowBandSize w:val="1"/>
@@ -12518,7 +12551,7 @@
       <w:spacing w:after="0" w:line="240" w:lineRule="auto"/>
     </w:pPr>
     <w:rPr>
-      <w:rFonts w:ascii="AppleGothic" w:hAnsi="AppleGothic" w:eastAsia="AppleGothic" w:cs="AppleGothic"/>
+      <w:rFonts w:ascii="Arial Unicode MS" w:hAnsi="Arial Unicode MS" w:eastAsia="Arial Unicode MS" w:cs="Arial Unicode MS"/>
     </w:rPr>
     <w:tblPr>
       <w:tblStyleRowBandSize w:val="1"/>
@@ -12627,7 +12660,7 @@
       <w:spacing w:after="0" w:line="240" w:lineRule="auto"/>
     </w:pPr>
     <w:rPr>
-      <w:rFonts w:ascii="AppleGothic" w:hAnsi="AppleGothic" w:eastAsia="AppleGothic" w:cs="AppleGothic"/>
+      <w:rFonts w:ascii="Arial Unicode MS" w:hAnsi="Arial Unicode MS" w:eastAsia="Arial Unicode MS" w:cs="Arial Unicode MS"/>
     </w:rPr>
     <w:tblPr>
       <w:tblStyleRowBandSize w:val="1"/>
@@ -12736,7 +12769,7 @@
       <w:spacing w:after="0" w:line="240" w:lineRule="auto"/>
     </w:pPr>
     <w:rPr>
-      <w:rFonts w:ascii="AppleGothic" w:hAnsi="AppleGothic" w:eastAsia="AppleGothic" w:cs="AppleGothic"/>
+      <w:rFonts w:ascii="Arial Unicode MS" w:hAnsi="Arial Unicode MS" w:eastAsia="Arial Unicode MS" w:cs="Arial Unicode MS"/>
     </w:rPr>
     <w:tblPr>
       <w:tblStyleRowBandSize w:val="1"/>
@@ -12888,7 +12921,7 @@
       <w:spacing w:after="0" w:line="240" w:lineRule="auto"/>
     </w:pPr>
     <w:rPr>
-      <w:rFonts w:ascii="AppleGothic" w:hAnsi="AppleGothic" w:eastAsia="AppleGothic" w:cs="AppleGothic"/>
+      <w:rFonts w:ascii="Arial Unicode MS" w:hAnsi="Arial Unicode MS" w:eastAsia="Arial Unicode MS" w:cs="Arial Unicode MS"/>
     </w:rPr>
     <w:tblPr>
       <w:tblStyleRowBandSize w:val="1"/>
@@ -13040,7 +13073,7 @@
       <w:spacing w:after="0" w:line="240" w:lineRule="auto"/>
     </w:pPr>
     <w:rPr>
-      <w:rFonts w:ascii="AppleGothic" w:hAnsi="AppleGothic" w:eastAsia="AppleGothic" w:cs="AppleGothic"/>
+      <w:rFonts w:ascii="Arial Unicode MS" w:hAnsi="Arial Unicode MS" w:eastAsia="Arial Unicode MS" w:cs="Arial Unicode MS"/>
     </w:rPr>
     <w:tblPr>
       <w:tblStyleRowBandSize w:val="1"/>
@@ -13192,7 +13225,7 @@
       <w:spacing w:after="0" w:line="240" w:lineRule="auto"/>
     </w:pPr>
     <w:rPr>
-      <w:rFonts w:ascii="AppleGothic" w:hAnsi="AppleGothic" w:eastAsia="AppleGothic" w:cs="AppleGothic"/>
+      <w:rFonts w:ascii="Arial Unicode MS" w:hAnsi="Arial Unicode MS" w:eastAsia="Arial Unicode MS" w:cs="Arial Unicode MS"/>
     </w:rPr>
     <w:tblPr>
       <w:tblStyleRowBandSize w:val="1"/>
@@ -13344,7 +13377,7 @@
       <w:spacing w:after="0" w:line="240" w:lineRule="auto"/>
     </w:pPr>
     <w:rPr>
-      <w:rFonts w:ascii="AppleGothic" w:hAnsi="AppleGothic" w:eastAsia="AppleGothic" w:cs="AppleGothic"/>
+      <w:rFonts w:ascii="Arial Unicode MS" w:hAnsi="Arial Unicode MS" w:eastAsia="Arial Unicode MS" w:cs="Arial Unicode MS"/>
     </w:rPr>
     <w:tblPr>
       <w:tblStyleRowBandSize w:val="1"/>
@@ -13496,7 +13529,7 @@
       <w:spacing w:after="0" w:line="240" w:lineRule="auto"/>
     </w:pPr>
     <w:rPr>
-      <w:rFonts w:ascii="AppleGothic" w:hAnsi="AppleGothic" w:eastAsia="AppleGothic" w:cs="AppleGothic"/>
+      <w:rFonts w:ascii="Arial Unicode MS" w:hAnsi="Arial Unicode MS" w:eastAsia="Arial Unicode MS" w:cs="Arial Unicode MS"/>
     </w:rPr>
     <w:tblPr>
       <w:tblStyleRowBandSize w:val="1"/>
@@ -13648,7 +13681,7 @@
       <w:spacing w:after="0" w:line="240" w:lineRule="auto"/>
     </w:pPr>
     <w:rPr>
-      <w:rFonts w:ascii="AppleGothic" w:hAnsi="AppleGothic" w:eastAsia="AppleGothic" w:cs="AppleGothic"/>
+      <w:rFonts w:ascii="Arial Unicode MS" w:hAnsi="Arial Unicode MS" w:eastAsia="Arial Unicode MS" w:cs="Arial Unicode MS"/>
     </w:rPr>
     <w:tblPr>
       <w:tblStyleRowBandSize w:val="1"/>
@@ -13800,7 +13833,7 @@
       <w:spacing w:after="0" w:line="240" w:lineRule="auto"/>
     </w:pPr>
     <w:rPr>
-      <w:rFonts w:ascii="AppleGothic" w:hAnsi="AppleGothic" w:eastAsia="AppleGothic" w:cs="AppleGothic"/>
+      <w:rFonts w:ascii="Arial Unicode MS" w:hAnsi="Arial Unicode MS" w:eastAsia="Arial Unicode MS" w:cs="Arial Unicode MS"/>
       <w:color w:val="000000" w:themeColor="text1"/>
     </w:rPr>
     <w:tblPr>
@@ -13885,7 +13918,7 @@
       <w:spacing w:after="0" w:line="240" w:lineRule="auto"/>
     </w:pPr>
     <w:rPr>
-      <w:rFonts w:ascii="AppleGothic" w:hAnsi="AppleGothic" w:eastAsia="AppleGothic" w:cs="AppleGothic"/>
+      <w:rFonts w:ascii="Arial Unicode MS" w:hAnsi="Arial Unicode MS" w:eastAsia="Arial Unicode MS" w:cs="Arial Unicode MS"/>
       <w:color w:val="000000" w:themeColor="text1"/>
     </w:rPr>
     <w:tblPr>
@@ -13970,7 +14003,7 @@
       <w:spacing w:after="0" w:line="240" w:lineRule="auto"/>
     </w:pPr>
     <w:rPr>
-      <w:rFonts w:ascii="AppleGothic" w:hAnsi="AppleGothic" w:eastAsia="AppleGothic" w:cs="AppleGothic"/>
+      <w:rFonts w:ascii="Arial Unicode MS" w:hAnsi="Arial Unicode MS" w:eastAsia="Arial Unicode MS" w:cs="Arial Unicode MS"/>
       <w:color w:val="000000" w:themeColor="text1"/>
     </w:rPr>
     <w:tblPr>
@@ -14055,7 +14088,7 @@
       <w:spacing w:after="0" w:line="240" w:lineRule="auto"/>
     </w:pPr>
     <w:rPr>
-      <w:rFonts w:ascii="AppleGothic" w:hAnsi="AppleGothic" w:eastAsia="AppleGothic" w:cs="AppleGothic"/>
+      <w:rFonts w:ascii="Arial Unicode MS" w:hAnsi="Arial Unicode MS" w:eastAsia="Arial Unicode MS" w:cs="Arial Unicode MS"/>
       <w:color w:val="000000" w:themeColor="text1"/>
     </w:rPr>
     <w:tblPr>
@@ -14140,7 +14173,7 @@
       <w:spacing w:after="0" w:line="240" w:lineRule="auto"/>
     </w:pPr>
     <w:rPr>
-      <w:rFonts w:ascii="AppleGothic" w:hAnsi="AppleGothic" w:eastAsia="AppleGothic" w:cs="AppleGothic"/>
+      <w:rFonts w:ascii="Arial Unicode MS" w:hAnsi="Arial Unicode MS" w:eastAsia="Arial Unicode MS" w:cs="Arial Unicode MS"/>
       <w:color w:val="000000" w:themeColor="text1"/>
     </w:rPr>
     <w:tblPr>
@@ -14225,7 +14258,7 @@
       <w:spacing w:after="0" w:line="240" w:lineRule="auto"/>
     </w:pPr>
     <w:rPr>
-      <w:rFonts w:ascii="AppleGothic" w:hAnsi="AppleGothic" w:eastAsia="AppleGothic" w:cs="AppleGothic"/>
+      <w:rFonts w:ascii="Arial Unicode MS" w:hAnsi="Arial Unicode MS" w:eastAsia="Arial Unicode MS" w:cs="Arial Unicode MS"/>
       <w:color w:val="000000" w:themeColor="text1"/>
     </w:rPr>
     <w:tblPr>
@@ -14310,7 +14343,7 @@
       <w:spacing w:after="0" w:line="240" w:lineRule="auto"/>
     </w:pPr>
     <w:rPr>
-      <w:rFonts w:ascii="AppleGothic" w:hAnsi="AppleGothic" w:eastAsia="AppleGothic" w:cs="AppleGothic"/>
+      <w:rFonts w:ascii="Arial Unicode MS" w:hAnsi="Arial Unicode MS" w:eastAsia="Arial Unicode MS" w:cs="Arial Unicode MS"/>
       <w:color w:val="000000" w:themeColor="text1"/>
     </w:rPr>
     <w:tblPr>
@@ -14395,7 +14428,7 @@
       <w:spacing w:after="0" w:line="240" w:lineRule="auto"/>
     </w:pPr>
     <w:rPr>
-      <w:rFonts w:asciiTheme="majorHAnsi" w:eastAsiaTheme="majorEastAsia" w:hAnsiTheme="majorHAnsi" w:cstheme="majorBidi" w:ascii="AppleGothic" w:hAnsi="AppleGothic" w:eastAsia="AppleGothic" w:cs="AppleGothic"/>
+      <w:rFonts w:asciiTheme="majorHAnsi" w:eastAsiaTheme="majorEastAsia" w:hAnsiTheme="majorHAnsi" w:cstheme="majorBidi" w:ascii="Arial Unicode MS" w:hAnsi="Arial Unicode MS" w:eastAsia="Arial Unicode MS" w:cs="Arial Unicode MS"/>
       <w:color w:val="000000" w:themeColor="text1"/>
     </w:rPr>
     <w:tblPr>
@@ -14523,7 +14556,7 @@
       <w:spacing w:after="0" w:line="240" w:lineRule="auto"/>
     </w:pPr>
     <w:rPr>
-      <w:rFonts w:asciiTheme="majorHAnsi" w:eastAsiaTheme="majorEastAsia" w:hAnsiTheme="majorHAnsi" w:cstheme="majorBidi" w:ascii="AppleGothic" w:hAnsi="AppleGothic" w:eastAsia="AppleGothic" w:cs="AppleGothic"/>
+      <w:rFonts w:asciiTheme="majorHAnsi" w:eastAsiaTheme="majorEastAsia" w:hAnsiTheme="majorHAnsi" w:cstheme="majorBidi" w:ascii="Arial Unicode MS" w:hAnsi="Arial Unicode MS" w:eastAsia="Arial Unicode MS" w:cs="Arial Unicode MS"/>
       <w:color w:val="000000" w:themeColor="text1"/>
     </w:rPr>
     <w:tblPr>
@@ -14651,7 +14684,7 @@
       <w:spacing w:after="0" w:line="240" w:lineRule="auto"/>
     </w:pPr>
     <w:rPr>
-      <w:rFonts w:asciiTheme="majorHAnsi" w:eastAsiaTheme="majorEastAsia" w:hAnsiTheme="majorHAnsi" w:cstheme="majorBidi" w:ascii="AppleGothic" w:hAnsi="AppleGothic" w:eastAsia="AppleGothic" w:cs="AppleGothic"/>
+      <w:rFonts w:asciiTheme="majorHAnsi" w:eastAsiaTheme="majorEastAsia" w:hAnsiTheme="majorHAnsi" w:cstheme="majorBidi" w:ascii="Arial Unicode MS" w:hAnsi="Arial Unicode MS" w:eastAsia="Arial Unicode MS" w:cs="Arial Unicode MS"/>
       <w:color w:val="000000" w:themeColor="text1"/>
     </w:rPr>
     <w:tblPr>
@@ -14779,7 +14812,7 @@
       <w:spacing w:after="0" w:line="240" w:lineRule="auto"/>
     </w:pPr>
     <w:rPr>
-      <w:rFonts w:asciiTheme="majorHAnsi" w:eastAsiaTheme="majorEastAsia" w:hAnsiTheme="majorHAnsi" w:cstheme="majorBidi" w:ascii="AppleGothic" w:hAnsi="AppleGothic" w:eastAsia="AppleGothic" w:cs="AppleGothic"/>
+      <w:rFonts w:asciiTheme="majorHAnsi" w:eastAsiaTheme="majorEastAsia" w:hAnsiTheme="majorHAnsi" w:cstheme="majorBidi" w:ascii="Arial Unicode MS" w:hAnsi="Arial Unicode MS" w:eastAsia="Arial Unicode MS" w:cs="Arial Unicode MS"/>
       <w:color w:val="000000" w:themeColor="text1"/>
     </w:rPr>
     <w:tblPr>
@@ -14907,7 +14940,7 @@
       <w:spacing w:after="0" w:line="240" w:lineRule="auto"/>
     </w:pPr>
     <w:rPr>
-      <w:rFonts w:asciiTheme="majorHAnsi" w:eastAsiaTheme="majorEastAsia" w:hAnsiTheme="majorHAnsi" w:cstheme="majorBidi" w:ascii="AppleGothic" w:hAnsi="AppleGothic" w:eastAsia="AppleGothic" w:cs="AppleGothic"/>
+      <w:rFonts w:asciiTheme="majorHAnsi" w:eastAsiaTheme="majorEastAsia" w:hAnsiTheme="majorHAnsi" w:cstheme="majorBidi" w:ascii="Arial Unicode MS" w:hAnsi="Arial Unicode MS" w:eastAsia="Arial Unicode MS" w:cs="Arial Unicode MS"/>
       <w:color w:val="000000" w:themeColor="text1"/>
     </w:rPr>
     <w:tblPr>
@@ -15035,7 +15068,7 @@
       <w:spacing w:after="0" w:line="240" w:lineRule="auto"/>
     </w:pPr>
     <w:rPr>
-      <w:rFonts w:asciiTheme="majorHAnsi" w:eastAsiaTheme="majorEastAsia" w:hAnsiTheme="majorHAnsi" w:cstheme="majorBidi" w:ascii="AppleGothic" w:hAnsi="AppleGothic" w:eastAsia="AppleGothic" w:cs="AppleGothic"/>
+      <w:rFonts w:asciiTheme="majorHAnsi" w:eastAsiaTheme="majorEastAsia" w:hAnsiTheme="majorHAnsi" w:cstheme="majorBidi" w:ascii="Arial Unicode MS" w:hAnsi="Arial Unicode MS" w:eastAsia="Arial Unicode MS" w:cs="Arial Unicode MS"/>
       <w:color w:val="000000" w:themeColor="text1"/>
     </w:rPr>
     <w:tblPr>
@@ -15163,7 +15196,7 @@
       <w:spacing w:after="0" w:line="240" w:lineRule="auto"/>
     </w:pPr>
     <w:rPr>
-      <w:rFonts w:asciiTheme="majorHAnsi" w:eastAsiaTheme="majorEastAsia" w:hAnsiTheme="majorHAnsi" w:cstheme="majorBidi" w:ascii="AppleGothic" w:hAnsi="AppleGothic" w:eastAsia="AppleGothic" w:cs="AppleGothic"/>
+      <w:rFonts w:asciiTheme="majorHAnsi" w:eastAsiaTheme="majorEastAsia" w:hAnsiTheme="majorHAnsi" w:cstheme="majorBidi" w:ascii="Arial Unicode MS" w:hAnsi="Arial Unicode MS" w:eastAsia="Arial Unicode MS" w:cs="Arial Unicode MS"/>
       <w:color w:val="000000" w:themeColor="text1"/>
     </w:rPr>
     <w:tblPr>
@@ -15291,7 +15324,7 @@
       <w:spacing w:after="0" w:line="240" w:lineRule="auto"/>
     </w:pPr>
     <w:rPr>
-      <w:rFonts w:ascii="AppleGothic" w:hAnsi="AppleGothic" w:eastAsia="AppleGothic" w:cs="AppleGothic"/>
+      <w:rFonts w:ascii="Arial Unicode MS" w:hAnsi="Arial Unicode MS" w:eastAsia="Arial Unicode MS" w:cs="Arial Unicode MS"/>
     </w:rPr>
     <w:tblPr>
       <w:tblStyleRowBandSize w:val="1"/>
@@ -15367,7 +15400,7 @@
       <w:spacing w:after="0" w:line="240" w:lineRule="auto"/>
     </w:pPr>
     <w:rPr>
-      <w:rFonts w:ascii="AppleGothic" w:hAnsi="AppleGothic" w:eastAsia="AppleGothic" w:cs="AppleGothic"/>
+      <w:rFonts w:ascii="Arial Unicode MS" w:hAnsi="Arial Unicode MS" w:eastAsia="Arial Unicode MS" w:cs="Arial Unicode MS"/>
     </w:rPr>
     <w:tblPr>
       <w:tblStyleRowBandSize w:val="1"/>
@@ -15443,7 +15476,7 @@
       <w:spacing w:after="0" w:line="240" w:lineRule="auto"/>
     </w:pPr>
     <w:rPr>
-      <w:rFonts w:ascii="AppleGothic" w:hAnsi="AppleGothic" w:eastAsia="AppleGothic" w:cs="AppleGothic"/>
+      <w:rFonts w:ascii="Arial Unicode MS" w:hAnsi="Arial Unicode MS" w:eastAsia="Arial Unicode MS" w:cs="Arial Unicode MS"/>
     </w:rPr>
     <w:tblPr>
       <w:tblStyleRowBandSize w:val="1"/>
@@ -15519,7 +15552,7 @@
       <w:spacing w:after="0" w:line="240" w:lineRule="auto"/>
     </w:pPr>
     <w:rPr>
-      <w:rFonts w:ascii="AppleGothic" w:hAnsi="AppleGothic" w:eastAsia="AppleGothic" w:cs="AppleGothic"/>
+      <w:rFonts w:ascii="Arial Unicode MS" w:hAnsi="Arial Unicode MS" w:eastAsia="Arial Unicode MS" w:cs="Arial Unicode MS"/>
     </w:rPr>
     <w:tblPr>
       <w:tblStyleRowBandSize w:val="1"/>
@@ -15595,7 +15628,7 @@
       <w:spacing w:after="0" w:line="240" w:lineRule="auto"/>
     </w:pPr>
     <w:rPr>
-      <w:rFonts w:ascii="AppleGothic" w:hAnsi="AppleGothic" w:eastAsia="AppleGothic" w:cs="AppleGothic"/>
+      <w:rFonts w:ascii="Arial Unicode MS" w:hAnsi="Arial Unicode MS" w:eastAsia="Arial Unicode MS" w:cs="Arial Unicode MS"/>
     </w:rPr>
     <w:tblPr>
       <w:tblStyleRowBandSize w:val="1"/>
@@ -15671,7 +15704,7 @@
       <w:spacing w:after="0" w:line="240" w:lineRule="auto"/>
     </w:pPr>
     <w:rPr>
-      <w:rFonts w:ascii="AppleGothic" w:hAnsi="AppleGothic" w:eastAsia="AppleGothic" w:cs="AppleGothic"/>
+      <w:rFonts w:ascii="Arial Unicode MS" w:hAnsi="Arial Unicode MS" w:eastAsia="Arial Unicode MS" w:cs="Arial Unicode MS"/>
     </w:rPr>
     <w:tblPr>
       <w:tblStyleRowBandSize w:val="1"/>
@@ -15747,7 +15780,7 @@
       <w:spacing w:after="0" w:line="240" w:lineRule="auto"/>
     </w:pPr>
     <w:rPr>
-      <w:rFonts w:ascii="AppleGothic" w:hAnsi="AppleGothic" w:eastAsia="AppleGothic" w:cs="AppleGothic"/>
+      <w:rFonts w:ascii="Arial Unicode MS" w:hAnsi="Arial Unicode MS" w:eastAsia="Arial Unicode MS" w:cs="Arial Unicode MS"/>
     </w:rPr>
     <w:tblPr>
       <w:tblStyleRowBandSize w:val="1"/>
@@ -15823,7 +15856,7 @@
       <w:spacing w:after="0" w:line="240" w:lineRule="auto"/>
     </w:pPr>
     <w:rPr>
-      <w:rFonts w:asciiTheme="majorHAnsi" w:eastAsiaTheme="majorEastAsia" w:hAnsiTheme="majorHAnsi" w:cstheme="majorBidi" w:ascii="AppleGothic" w:hAnsi="AppleGothic" w:eastAsia="AppleGothic" w:cs="AppleGothic"/>
+      <w:rFonts w:asciiTheme="majorHAnsi" w:eastAsiaTheme="majorEastAsia" w:hAnsiTheme="majorHAnsi" w:cstheme="majorBidi" w:ascii="Arial Unicode MS" w:hAnsi="Arial Unicode MS" w:eastAsia="Arial Unicode MS" w:cs="Arial Unicode MS"/>
       <w:color w:val="000000" w:themeColor="text1"/>
     </w:rPr>
     <w:tblPr>
@@ -15948,7 +15981,7 @@
       <w:spacing w:after="0" w:line="240" w:lineRule="auto"/>
     </w:pPr>
     <w:rPr>
-      <w:rFonts w:asciiTheme="majorHAnsi" w:eastAsiaTheme="majorEastAsia" w:hAnsiTheme="majorHAnsi" w:cstheme="majorBidi" w:ascii="AppleGothic" w:hAnsi="AppleGothic" w:eastAsia="AppleGothic" w:cs="AppleGothic"/>
+      <w:rFonts w:asciiTheme="majorHAnsi" w:eastAsiaTheme="majorEastAsia" w:hAnsiTheme="majorHAnsi" w:cstheme="majorBidi" w:ascii="Arial Unicode MS" w:hAnsi="Arial Unicode MS" w:eastAsia="Arial Unicode MS" w:cs="Arial Unicode MS"/>
       <w:color w:val="000000" w:themeColor="text1"/>
     </w:rPr>
     <w:tblPr>
@@ -16073,7 +16106,7 @@
       <w:spacing w:after="0" w:line="240" w:lineRule="auto"/>
     </w:pPr>
     <w:rPr>
-      <w:rFonts w:asciiTheme="majorHAnsi" w:eastAsiaTheme="majorEastAsia" w:hAnsiTheme="majorHAnsi" w:cstheme="majorBidi" w:ascii="AppleGothic" w:hAnsi="AppleGothic" w:eastAsia="AppleGothic" w:cs="AppleGothic"/>
+      <w:rFonts w:asciiTheme="majorHAnsi" w:eastAsiaTheme="majorEastAsia" w:hAnsiTheme="majorHAnsi" w:cstheme="majorBidi" w:ascii="Arial Unicode MS" w:hAnsi="Arial Unicode MS" w:eastAsia="Arial Unicode MS" w:cs="Arial Unicode MS"/>
       <w:color w:val="000000" w:themeColor="text1"/>
     </w:rPr>
     <w:tblPr>
@@ -16198,7 +16231,7 @@
       <w:spacing w:after="0" w:line="240" w:lineRule="auto"/>
     </w:pPr>
     <w:rPr>
-      <w:rFonts w:asciiTheme="majorHAnsi" w:eastAsiaTheme="majorEastAsia" w:hAnsiTheme="majorHAnsi" w:cstheme="majorBidi" w:ascii="AppleGothic" w:hAnsi="AppleGothic" w:eastAsia="AppleGothic" w:cs="AppleGothic"/>
+      <w:rFonts w:asciiTheme="majorHAnsi" w:eastAsiaTheme="majorEastAsia" w:hAnsiTheme="majorHAnsi" w:cstheme="majorBidi" w:ascii="Arial Unicode MS" w:hAnsi="Arial Unicode MS" w:eastAsia="Arial Unicode MS" w:cs="Arial Unicode MS"/>
       <w:color w:val="000000" w:themeColor="text1"/>
     </w:rPr>
     <w:tblPr>
@@ -16323,7 +16356,7 @@
       <w:spacing w:after="0" w:line="240" w:lineRule="auto"/>
     </w:pPr>
     <w:rPr>
-      <w:rFonts w:asciiTheme="majorHAnsi" w:eastAsiaTheme="majorEastAsia" w:hAnsiTheme="majorHAnsi" w:cstheme="majorBidi" w:ascii="AppleGothic" w:hAnsi="AppleGothic" w:eastAsia="AppleGothic" w:cs="AppleGothic"/>
+      <w:rFonts w:asciiTheme="majorHAnsi" w:eastAsiaTheme="majorEastAsia" w:hAnsiTheme="majorHAnsi" w:cstheme="majorBidi" w:ascii="Arial Unicode MS" w:hAnsi="Arial Unicode MS" w:eastAsia="Arial Unicode MS" w:cs="Arial Unicode MS"/>
       <w:color w:val="000000" w:themeColor="text1"/>
     </w:rPr>
     <w:tblPr>
@@ -16448,7 +16481,7 @@
       <w:spacing w:after="0" w:line="240" w:lineRule="auto"/>
     </w:pPr>
     <w:rPr>
-      <w:rFonts w:asciiTheme="majorHAnsi" w:eastAsiaTheme="majorEastAsia" w:hAnsiTheme="majorHAnsi" w:cstheme="majorBidi" w:ascii="AppleGothic" w:hAnsi="AppleGothic" w:eastAsia="AppleGothic" w:cs="AppleGothic"/>
+      <w:rFonts w:asciiTheme="majorHAnsi" w:eastAsiaTheme="majorEastAsia" w:hAnsiTheme="majorHAnsi" w:cstheme="majorBidi" w:ascii="Arial Unicode MS" w:hAnsi="Arial Unicode MS" w:eastAsia="Arial Unicode MS" w:cs="Arial Unicode MS"/>
       <w:color w:val="000000" w:themeColor="text1"/>
     </w:rPr>
     <w:tblPr>
@@ -16573,7 +16606,7 @@
       <w:spacing w:after="0" w:line="240" w:lineRule="auto"/>
     </w:pPr>
     <w:rPr>
-      <w:rFonts w:asciiTheme="majorHAnsi" w:eastAsiaTheme="majorEastAsia" w:hAnsiTheme="majorHAnsi" w:cstheme="majorBidi" w:ascii="AppleGothic" w:hAnsi="AppleGothic" w:eastAsia="AppleGothic" w:cs="AppleGothic"/>
+      <w:rFonts w:asciiTheme="majorHAnsi" w:eastAsiaTheme="majorEastAsia" w:hAnsiTheme="majorHAnsi" w:cstheme="majorBidi" w:ascii="Arial Unicode MS" w:hAnsi="Arial Unicode MS" w:eastAsia="Arial Unicode MS" w:cs="Arial Unicode MS"/>
       <w:color w:val="000000" w:themeColor="text1"/>
     </w:rPr>
     <w:tblPr>
@@ -16698,7 +16731,7 @@
       <w:spacing w:after="0" w:line="240" w:lineRule="auto"/>
     </w:pPr>
     <w:rPr>
-      <w:rFonts w:ascii="AppleGothic" w:hAnsi="AppleGothic" w:eastAsia="AppleGothic" w:cs="AppleGothic"/>
+      <w:rFonts w:ascii="Arial Unicode MS" w:hAnsi="Arial Unicode MS" w:eastAsia="Arial Unicode MS" w:cs="Arial Unicode MS"/>
     </w:rPr>
     <w:tblPr>
       <w:tblStyleRowBandSize w:val="1"/>
@@ -16842,7 +16875,7 @@
       <w:spacing w:after="0" w:line="240" w:lineRule="auto"/>
     </w:pPr>
     <w:rPr>
-      <w:rFonts w:ascii="AppleGothic" w:hAnsi="AppleGothic" w:eastAsia="AppleGothic" w:cs="AppleGothic"/>
+      <w:rFonts w:ascii="Arial Unicode MS" w:hAnsi="Arial Unicode MS" w:eastAsia="Arial Unicode MS" w:cs="Arial Unicode MS"/>
     </w:rPr>
     <w:tblPr>
       <w:tblStyleRowBandSize w:val="1"/>
@@ -16986,7 +17019,7 @@
       <w:spacing w:after="0" w:line="240" w:lineRule="auto"/>
     </w:pPr>
     <w:rPr>
-      <w:rFonts w:ascii="AppleGothic" w:hAnsi="AppleGothic" w:eastAsia="AppleGothic" w:cs="AppleGothic"/>
+      <w:rFonts w:ascii="Arial Unicode MS" w:hAnsi="Arial Unicode MS" w:eastAsia="Arial Unicode MS" w:cs="Arial Unicode MS"/>
     </w:rPr>
     <w:tblPr>
       <w:tblStyleRowBandSize w:val="1"/>
@@ -17130,7 +17163,7 @@
       <w:spacing w:after="0" w:line="240" w:lineRule="auto"/>
     </w:pPr>
     <w:rPr>
-      <w:rFonts w:ascii="AppleGothic" w:hAnsi="AppleGothic" w:eastAsia="AppleGothic" w:cs="AppleGothic"/>
+      <w:rFonts w:ascii="Arial Unicode MS" w:hAnsi="Arial Unicode MS" w:eastAsia="Arial Unicode MS" w:cs="Arial Unicode MS"/>
     </w:rPr>
     <w:tblPr>
       <w:tblStyleRowBandSize w:val="1"/>
@@ -17274,7 +17307,7 @@
       <w:spacing w:after="0" w:line="240" w:lineRule="auto"/>
     </w:pPr>
     <w:rPr>
-      <w:rFonts w:ascii="AppleGothic" w:hAnsi="AppleGothic" w:eastAsia="AppleGothic" w:cs="AppleGothic"/>
+      <w:rFonts w:ascii="Arial Unicode MS" w:hAnsi="Arial Unicode MS" w:eastAsia="Arial Unicode MS" w:cs="Arial Unicode MS"/>
     </w:rPr>
     <w:tblPr>
       <w:tblStyleRowBandSize w:val="1"/>
@@ -17418,7 +17451,7 @@
       <w:spacing w:after="0" w:line="240" w:lineRule="auto"/>
     </w:pPr>
     <w:rPr>
-      <w:rFonts w:ascii="AppleGothic" w:hAnsi="AppleGothic" w:eastAsia="AppleGothic" w:cs="AppleGothic"/>
+      <w:rFonts w:ascii="Arial Unicode MS" w:hAnsi="Arial Unicode MS" w:eastAsia="Arial Unicode MS" w:cs="Arial Unicode MS"/>
     </w:rPr>
     <w:tblPr>
       <w:tblStyleRowBandSize w:val="1"/>
@@ -17562,7 +17595,7 @@
       <w:spacing w:after="0" w:line="240" w:lineRule="auto"/>
     </w:pPr>
     <w:rPr>
-      <w:rFonts w:ascii="AppleGothic" w:hAnsi="AppleGothic" w:eastAsia="AppleGothic" w:cs="AppleGothic"/>
+      <w:rFonts w:ascii="Arial Unicode MS" w:hAnsi="Arial Unicode MS" w:eastAsia="Arial Unicode MS" w:cs="Arial Unicode MS"/>
     </w:rPr>
     <w:tblPr>
       <w:tblStyleRowBandSize w:val="1"/>
@@ -17706,7 +17739,7 @@
       <w:spacing w:after="0" w:line="240" w:lineRule="auto"/>
     </w:pPr>
     <w:rPr>
-      <w:rFonts w:ascii="AppleGothic" w:hAnsi="AppleGothic" w:eastAsia="AppleGothic" w:cs="AppleGothic"/>
+      <w:rFonts w:ascii="Arial Unicode MS" w:hAnsi="Arial Unicode MS" w:eastAsia="Arial Unicode MS" w:cs="Arial Unicode MS"/>
       <w:color w:val="FFFFFF" w:themeColor="background1"/>
     </w:rPr>
     <w:tblPr>
@@ -17821,7 +17854,7 @@
       <w:spacing w:after="0" w:line="240" w:lineRule="auto"/>
     </w:pPr>
     <w:rPr>
-      <w:rFonts w:ascii="AppleGothic" w:hAnsi="AppleGothic" w:eastAsia="AppleGothic" w:cs="AppleGothic"/>
+      <w:rFonts w:ascii="Arial Unicode MS" w:hAnsi="Arial Unicode MS" w:eastAsia="Arial Unicode MS" w:cs="Arial Unicode MS"/>
       <w:color w:val="FFFFFF" w:themeColor="background1"/>
     </w:rPr>
     <w:tblPr>
@@ -17936,7 +17969,7 @@
       <w:spacing w:after="0" w:line="240" w:lineRule="auto"/>
     </w:pPr>
     <w:rPr>
-      <w:rFonts w:ascii="AppleGothic" w:hAnsi="AppleGothic" w:eastAsia="AppleGothic" w:cs="AppleGothic"/>
+      <w:rFonts w:ascii="Arial Unicode MS" w:hAnsi="Arial Unicode MS" w:eastAsia="Arial Unicode MS" w:cs="Arial Unicode MS"/>
       <w:color w:val="FFFFFF" w:themeColor="background1"/>
     </w:rPr>
     <w:tblPr>
@@ -18051,7 +18084,7 @@
       <w:spacing w:after="0" w:line="240" w:lineRule="auto"/>
     </w:pPr>
     <w:rPr>
-      <w:rFonts w:ascii="AppleGothic" w:hAnsi="AppleGothic" w:eastAsia="AppleGothic" w:cs="AppleGothic"/>
+      <w:rFonts w:ascii="Arial Unicode MS" w:hAnsi="Arial Unicode MS" w:eastAsia="Arial Unicode MS" w:cs="Arial Unicode MS"/>
       <w:color w:val="FFFFFF" w:themeColor="background1"/>
     </w:rPr>
     <w:tblPr>
@@ -18166,7 +18199,7 @@
       <w:spacing w:after="0" w:line="240" w:lineRule="auto"/>
     </w:pPr>
     <w:rPr>
-      <w:rFonts w:ascii="AppleGothic" w:hAnsi="AppleGothic" w:eastAsia="AppleGothic" w:cs="AppleGothic"/>
+      <w:rFonts w:ascii="Arial Unicode MS" w:hAnsi="Arial Unicode MS" w:eastAsia="Arial Unicode MS" w:cs="Arial Unicode MS"/>
       <w:color w:val="FFFFFF" w:themeColor="background1"/>
     </w:rPr>
     <w:tblPr>
@@ -18281,7 +18314,7 @@
       <w:spacing w:after="0" w:line="240" w:lineRule="auto"/>
     </w:pPr>
     <w:rPr>
-      <w:rFonts w:ascii="AppleGothic" w:hAnsi="AppleGothic" w:eastAsia="AppleGothic" w:cs="AppleGothic"/>
+      <w:rFonts w:ascii="Arial Unicode MS" w:hAnsi="Arial Unicode MS" w:eastAsia="Arial Unicode MS" w:cs="Arial Unicode MS"/>
       <w:color w:val="FFFFFF" w:themeColor="background1"/>
     </w:rPr>
     <w:tblPr>
@@ -18396,7 +18429,7 @@
       <w:spacing w:after="0" w:line="240" w:lineRule="auto"/>
     </w:pPr>
     <w:rPr>
-      <w:rFonts w:ascii="AppleGothic" w:hAnsi="AppleGothic" w:eastAsia="AppleGothic" w:cs="AppleGothic"/>
+      <w:rFonts w:ascii="Arial Unicode MS" w:hAnsi="Arial Unicode MS" w:eastAsia="Arial Unicode MS" w:cs="Arial Unicode MS"/>
       <w:color w:val="FFFFFF" w:themeColor="background1"/>
     </w:rPr>
     <w:tblPr>
@@ -18511,7 +18544,7 @@
       <w:spacing w:after="0" w:line="240" w:lineRule="auto"/>
     </w:pPr>
     <w:rPr>
-      <w:rFonts w:ascii="AppleGothic" w:hAnsi="AppleGothic" w:eastAsia="AppleGothic" w:cs="AppleGothic"/>
+      <w:rFonts w:ascii="Arial Unicode MS" w:hAnsi="Arial Unicode MS" w:eastAsia="Arial Unicode MS" w:cs="Arial Unicode MS"/>
       <w:color w:val="000000" w:themeColor="text1"/>
     </w:rPr>
     <w:tblPr>
@@ -18634,7 +18667,7 @@
       <w:spacing w:after="0" w:line="240" w:lineRule="auto"/>
     </w:pPr>
     <w:rPr>
-      <w:rFonts w:ascii="AppleGothic" w:hAnsi="AppleGothic" w:eastAsia="AppleGothic" w:cs="AppleGothic"/>
+      <w:rFonts w:ascii="Arial Unicode MS" w:hAnsi="Arial Unicode MS" w:eastAsia="Arial Unicode MS" w:cs="Arial Unicode MS"/>
       <w:color w:val="000000" w:themeColor="text1"/>
     </w:rPr>
     <w:tblPr>
@@ -18757,7 +18790,7 @@
       <w:spacing w:after="0" w:line="240" w:lineRule="auto"/>
     </w:pPr>
     <w:rPr>
-      <w:rFonts w:ascii="AppleGothic" w:hAnsi="AppleGothic" w:eastAsia="AppleGothic" w:cs="AppleGothic"/>
+      <w:rFonts w:ascii="Arial Unicode MS" w:hAnsi="Arial Unicode MS" w:eastAsia="Arial Unicode MS" w:cs="Arial Unicode MS"/>
       <w:color w:val="000000" w:themeColor="text1"/>
     </w:rPr>
     <w:tblPr>
@@ -18880,7 +18913,7 @@
       <w:spacing w:after="0" w:line="240" w:lineRule="auto"/>
     </w:pPr>
     <w:rPr>
-      <w:rFonts w:ascii="AppleGothic" w:hAnsi="AppleGothic" w:eastAsia="AppleGothic" w:cs="AppleGothic"/>
+      <w:rFonts w:ascii="Arial Unicode MS" w:hAnsi="Arial Unicode MS" w:eastAsia="Arial Unicode MS" w:cs="Arial Unicode MS"/>
       <w:color w:val="000000" w:themeColor="text1"/>
     </w:rPr>
     <w:tblPr>
@@ -18993,7 +19026,7 @@
       <w:spacing w:after="0" w:line="240" w:lineRule="auto"/>
     </w:pPr>
     <w:rPr>
-      <w:rFonts w:ascii="AppleGothic" w:hAnsi="AppleGothic" w:eastAsia="AppleGothic" w:cs="AppleGothic"/>
+      <w:rFonts w:ascii="Arial Unicode MS" w:hAnsi="Arial Unicode MS" w:eastAsia="Arial Unicode MS" w:cs="Arial Unicode MS"/>
       <w:color w:val="000000" w:themeColor="text1"/>
     </w:rPr>
     <w:tblPr>
@@ -19116,7 +19149,7 @@
       <w:spacing w:after="0" w:line="240" w:lineRule="auto"/>
     </w:pPr>
     <w:rPr>
-      <w:rFonts w:ascii="AppleGothic" w:hAnsi="AppleGothic" w:eastAsia="AppleGothic" w:cs="AppleGothic"/>
+      <w:rFonts w:ascii="Arial Unicode MS" w:hAnsi="Arial Unicode MS" w:eastAsia="Arial Unicode MS" w:cs="Arial Unicode MS"/>
       <w:color w:val="000000" w:themeColor="text1"/>
     </w:rPr>
     <w:tblPr>
@@ -19239,7 +19272,7 @@
       <w:spacing w:after="0" w:line="240" w:lineRule="auto"/>
     </w:pPr>
     <w:rPr>
-      <w:rFonts w:ascii="AppleGothic" w:hAnsi="AppleGothic" w:eastAsia="AppleGothic" w:cs="AppleGothic"/>
+      <w:rFonts w:ascii="Arial Unicode MS" w:hAnsi="Arial Unicode MS" w:eastAsia="Arial Unicode MS" w:cs="Arial Unicode MS"/>
       <w:color w:val="000000" w:themeColor="text1"/>
     </w:rPr>
     <w:tblPr>
@@ -19362,7 +19395,7 @@
       <w:spacing w:after="0" w:line="240" w:lineRule="auto"/>
     </w:pPr>
     <w:rPr>
-      <w:rFonts w:ascii="AppleGothic" w:hAnsi="AppleGothic" w:eastAsia="AppleGothic" w:cs="AppleGothic"/>
+      <w:rFonts w:ascii="Arial Unicode MS" w:hAnsi="Arial Unicode MS" w:eastAsia="Arial Unicode MS" w:cs="Arial Unicode MS"/>
       <w:color w:val="000000" w:themeColor="text1"/>
     </w:rPr>
     <w:tblPr>
@@ -19449,7 +19482,7 @@
       <w:spacing w:after="0" w:line="240" w:lineRule="auto"/>
     </w:pPr>
     <w:rPr>
-      <w:rFonts w:ascii="AppleGothic" w:hAnsi="AppleGothic" w:eastAsia="AppleGothic" w:cs="AppleGothic"/>
+      <w:rFonts w:ascii="Arial Unicode MS" w:hAnsi="Arial Unicode MS" w:eastAsia="Arial Unicode MS" w:cs="Arial Unicode MS"/>
       <w:color w:val="000000" w:themeColor="text1"/>
     </w:rPr>
     <w:tblPr>
@@ -19536,7 +19569,7 @@
       <w:spacing w:after="0" w:line="240" w:lineRule="auto"/>
     </w:pPr>
     <w:rPr>
-      <w:rFonts w:ascii="AppleGothic" w:hAnsi="AppleGothic" w:eastAsia="AppleGothic" w:cs="AppleGothic"/>
+      <w:rFonts w:ascii="Arial Unicode MS" w:hAnsi="Arial Unicode MS" w:eastAsia="Arial Unicode MS" w:cs="Arial Unicode MS"/>
       <w:color w:val="000000" w:themeColor="text1"/>
     </w:rPr>
     <w:tblPr>
@@ -19623,7 +19656,7 @@
       <w:spacing w:after="0" w:line="240" w:lineRule="auto"/>
     </w:pPr>
     <w:rPr>
-      <w:rFonts w:ascii="AppleGothic" w:hAnsi="AppleGothic" w:eastAsia="AppleGothic" w:cs="AppleGothic"/>
+      <w:rFonts w:ascii="Arial Unicode MS" w:hAnsi="Arial Unicode MS" w:eastAsia="Arial Unicode MS" w:cs="Arial Unicode MS"/>
       <w:color w:val="000000" w:themeColor="text1"/>
     </w:rPr>
     <w:tblPr>
@@ -19710,7 +19743,7 @@
       <w:spacing w:after="0" w:line="240" w:lineRule="auto"/>
     </w:pPr>
     <w:rPr>
-      <w:rFonts w:ascii="AppleGothic" w:hAnsi="AppleGothic" w:eastAsia="AppleGothic" w:cs="AppleGothic"/>
+      <w:rFonts w:ascii="Arial Unicode MS" w:hAnsi="Arial Unicode MS" w:eastAsia="Arial Unicode MS" w:cs="Arial Unicode MS"/>
       <w:color w:val="000000" w:themeColor="text1"/>
     </w:rPr>
     <w:tblPr>
@@ -19797,7 +19830,7 @@
       <w:spacing w:after="0" w:line="240" w:lineRule="auto"/>
     </w:pPr>
     <w:rPr>
-      <w:rFonts w:ascii="AppleGothic" w:hAnsi="AppleGothic" w:eastAsia="AppleGothic" w:cs="AppleGothic"/>
+      <w:rFonts w:ascii="Arial Unicode MS" w:hAnsi="Arial Unicode MS" w:eastAsia="Arial Unicode MS" w:cs="Arial Unicode MS"/>
       <w:color w:val="000000" w:themeColor="text1"/>
     </w:rPr>
     <w:tblPr>
@@ -19884,7 +19917,7 @@
       <w:spacing w:after="0" w:line="240" w:lineRule="auto"/>
     </w:pPr>
     <w:rPr>
-      <w:rFonts w:ascii="AppleGothic" w:hAnsi="AppleGothic" w:eastAsia="AppleGothic" w:cs="AppleGothic"/>
+      <w:rFonts w:ascii="Arial Unicode MS" w:hAnsi="Arial Unicode MS" w:eastAsia="Arial Unicode MS" w:cs="Arial Unicode MS"/>
       <w:color w:val="000000" w:themeColor="text1"/>
     </w:rPr>
     <w:tblPr>
@@ -19971,7 +20004,7 @@
       <w:spacing w:after="0" w:line="240" w:lineRule="auto"/>
     </w:pPr>
     <w:rPr>
-      <w:rFonts w:ascii="AppleGothic" w:hAnsi="AppleGothic" w:eastAsia="AppleGothic" w:cs="AppleGothic"/>
+      <w:rFonts w:ascii="Arial Unicode MS" w:hAnsi="Arial Unicode MS" w:eastAsia="Arial Unicode MS" w:cs="Arial Unicode MS"/>
       <w:color w:val="000000" w:themeColor="text1"/>
     </w:rPr>
     <w:tblPr>
@@ -20052,7 +20085,7 @@
       <w:spacing w:after="0" w:line="240" w:lineRule="auto"/>
     </w:pPr>
     <w:rPr>
-      <w:rFonts w:ascii="AppleGothic" w:hAnsi="AppleGothic" w:eastAsia="AppleGothic" w:cs="AppleGothic"/>
+      <w:rFonts w:ascii="Arial Unicode MS" w:hAnsi="Arial Unicode MS" w:eastAsia="Arial Unicode MS" w:cs="Arial Unicode MS"/>
       <w:color w:val="000000" w:themeColor="text1"/>
     </w:rPr>
     <w:tblPr>
@@ -20133,7 +20166,7 @@
       <w:spacing w:after="0" w:line="240" w:lineRule="auto"/>
     </w:pPr>
     <w:rPr>
-      <w:rFonts w:ascii="AppleGothic" w:hAnsi="AppleGothic" w:eastAsia="AppleGothic" w:cs="AppleGothic"/>
+      <w:rFonts w:ascii="Arial Unicode MS" w:hAnsi="Arial Unicode MS" w:eastAsia="Arial Unicode MS" w:cs="Arial Unicode MS"/>
       <w:color w:val="000000" w:themeColor="text1"/>
     </w:rPr>
     <w:tblPr>
@@ -20214,7 +20247,7 @@
       <w:spacing w:after="0" w:line="240" w:lineRule="auto"/>
     </w:pPr>
     <w:rPr>
-      <w:rFonts w:ascii="AppleGothic" w:hAnsi="AppleGothic" w:eastAsia="AppleGothic" w:cs="AppleGothic"/>
+      <w:rFonts w:ascii="Arial Unicode MS" w:hAnsi="Arial Unicode MS" w:eastAsia="Arial Unicode MS" w:cs="Arial Unicode MS"/>
       <w:color w:val="000000" w:themeColor="text1"/>
     </w:rPr>
     <w:tblPr>
@@ -20295,7 +20328,7 @@
       <w:spacing w:after="0" w:line="240" w:lineRule="auto"/>
     </w:pPr>
     <w:rPr>
-      <w:rFonts w:ascii="AppleGothic" w:hAnsi="AppleGothic" w:eastAsia="AppleGothic" w:cs="AppleGothic"/>
+      <w:rFonts w:ascii="Arial Unicode MS" w:hAnsi="Arial Unicode MS" w:eastAsia="Arial Unicode MS" w:cs="Arial Unicode MS"/>
       <w:color w:val="000000" w:themeColor="text1"/>
     </w:rPr>
     <w:tblPr>
@@ -20376,7 +20409,7 @@
       <w:spacing w:after="0" w:line="240" w:lineRule="auto"/>
     </w:pPr>
     <w:rPr>
-      <w:rFonts w:ascii="AppleGothic" w:hAnsi="AppleGothic" w:eastAsia="AppleGothic" w:cs="AppleGothic"/>
+      <w:rFonts w:ascii="Arial Unicode MS" w:hAnsi="Arial Unicode MS" w:eastAsia="Arial Unicode MS" w:cs="Arial Unicode MS"/>
       <w:color w:val="000000" w:themeColor="text1"/>
     </w:rPr>
     <w:tblPr>
@@ -20457,7 +20490,7 @@
       <w:spacing w:after="0" w:line="240" w:lineRule="auto"/>
     </w:pPr>
     <w:rPr>
-      <w:rFonts w:ascii="AppleGothic" w:hAnsi="AppleGothic" w:eastAsia="AppleGothic" w:cs="AppleGothic"/>
+      <w:rFonts w:ascii="Arial Unicode MS" w:hAnsi="Arial Unicode MS" w:eastAsia="Arial Unicode MS" w:cs="Arial Unicode MS"/>
       <w:color w:val="000000" w:themeColor="text1"/>
     </w:rPr>
     <w:tblPr>

--- a/docs/user-guide/K8s-AI-Ops-Platform-menu-guide.docx
+++ b/docs/user-guide/K8s-AI-Ops-Platform-menu-guide.docx
@@ -438,64 +438,535 @@
         <w:rPr>
           <w:rFonts w:ascii="Arial Unicode MS" w:hAnsi="Arial Unicode MS" w:eastAsia="Arial Unicode MS" w:cs="Arial Unicode MS"/>
         </w:rPr>
-        <w:t>플랫폼 기능은 운영 관리, AI, 설정의 세 영역으로 구성됩니다. 메뉴는 로그인 사용자의 capability에 따라 달라지므로 다른 사용자에게 보이는 메뉴가 다를 수 있습니다.</w:t>
+        <w:t>좌측 메뉴는 개요, 운영 대응, 인프라, Application Delivery, AI 운영, 거버넌스, 플랫폼 설정과 개인 영역으로 구성됩니다. 구조는 화면마다 바뀌지 않으며, 로그인 사용자의 capability와 Tenant 기능 정책에 따라 접근할 수 없는 그룹은 제목과 메뉴를 함께 숨깁니다.</w:t>
       </w:r>
     </w:p>
+    <w:tbl>
+      <w:tblPr>
+        <w:tblStyle w:val="TableGrid"/>
+        <w:tblW w:type="auto" w:w="0"/>
+        <w:tblLayout w:type="fixed"/>
+        <w:tblLook w:firstColumn="1" w:firstRow="1" w:lastColumn="0" w:lastRow="0" w:noHBand="0" w:noVBand="1" w:val="04A0"/>
+        <w:tblBorders>
+          <w:top w:val="single" w:sz="6" w:color="D9D9D9"/>
+          <w:left w:val="single" w:sz="6" w:color="D9D9D9"/>
+          <w:bottom w:val="single" w:sz="6" w:color="D9D9D9"/>
+          <w:right w:val="single" w:sz="6" w:color="D9D9D9"/>
+          <w:insideH w:val="single" w:sz="6" w:color="D9D9D9"/>
+          <w:insideV w:val="single" w:sz="6" w:color="D9D9D9"/>
+        </w:tblBorders>
+      </w:tblPr>
+      <w:tblGrid>
+        <w:gridCol w:w="2592"/>
+        <w:gridCol w:w="7200"/>
+      </w:tblGrid>
+      <w:tr>
+        <w:tc>
+          <w:tcPr>
+            <w:tcW w:type="dxa" w:w="4876"/>
+            <w:shd w:fill="173653"/>
+            <w:vAlign w:val="center"/>
+            <w:tcMar>
+              <w:top w:w="70" w:type="dxa"/>
+              <w:start w:w="100" w:type="dxa"/>
+              <w:bottom w:w="70" w:type="dxa"/>
+              <w:end w:w="100" w:type="dxa"/>
+            </w:tcMar>
+          </w:tcPr>
+          <w:p>
+            <w:pPr>
+              <w:jc w:val="center"/>
+            </w:pPr>
+            <w:r>
+              <w:rPr>
+                <w:rFonts w:ascii="Arial Unicode MS" w:hAnsi="Arial Unicode MS" w:eastAsia="Arial Unicode MS" w:cs="Arial Unicode MS"/>
+                <w:b/>
+                <w:sz w:val="18"/>
+                <w:color w:val="FFFFFF"/>
+              </w:rPr>
+              <w:t>업무 영역</w:t>
+            </w:r>
+          </w:p>
+        </w:tc>
+        <w:tc>
+          <w:tcPr>
+            <w:tcW w:type="dxa" w:w="4876"/>
+            <w:shd w:fill="173653"/>
+            <w:vAlign w:val="center"/>
+            <w:tcMar>
+              <w:top w:w="70" w:type="dxa"/>
+              <w:start w:w="100" w:type="dxa"/>
+              <w:bottom w:w="70" w:type="dxa"/>
+              <w:end w:w="100" w:type="dxa"/>
+            </w:tcMar>
+          </w:tcPr>
+          <w:p>
+            <w:pPr>
+              <w:jc w:val="center"/>
+            </w:pPr>
+            <w:r>
+              <w:rPr>
+                <w:rFonts w:ascii="Arial Unicode MS" w:hAnsi="Arial Unicode MS" w:eastAsia="Arial Unicode MS" w:cs="Arial Unicode MS"/>
+                <w:b/>
+                <w:sz w:val="18"/>
+                <w:color w:val="FFFFFF"/>
+              </w:rPr>
+              <w:t>포함 메뉴</w:t>
+            </w:r>
+          </w:p>
+        </w:tc>
+      </w:tr>
+      <w:tr>
+        <w:tc>
+          <w:tcPr>
+            <w:tcW w:type="dxa" w:w="2592"/>
+            <w:vAlign w:val="center"/>
+            <w:tcMar>
+              <w:top w:w="70" w:type="dxa"/>
+              <w:start w:w="100" w:type="dxa"/>
+              <w:bottom w:w="70" w:type="dxa"/>
+              <w:end w:w="100" w:type="dxa"/>
+            </w:tcMar>
+          </w:tcPr>
+          <w:p>
+            <w:pPr>
+              <w:spacing w:before="0" w:after="0" w:line="240" w:lineRule="auto"/>
+              <w:jc w:val="center"/>
+            </w:pPr>
+            <w:r>
+              <w:rPr>
+                <w:rFonts w:ascii="Arial Unicode MS" w:hAnsi="Arial Unicode MS" w:eastAsia="Arial Unicode MS" w:cs="Arial Unicode MS"/>
+                <w:b/>
+                <w:sz w:val="17"/>
+              </w:rPr>
+              <w:t>개요</w:t>
+            </w:r>
+          </w:p>
+        </w:tc>
+        <w:tc>
+          <w:tcPr>
+            <w:tcW w:type="dxa" w:w="7200"/>
+            <w:vAlign w:val="center"/>
+            <w:tcMar>
+              <w:top w:w="70" w:type="dxa"/>
+              <w:start w:w="100" w:type="dxa"/>
+              <w:bottom w:w="70" w:type="dxa"/>
+              <w:end w:w="100" w:type="dxa"/>
+            </w:tcMar>
+          </w:tcPr>
+          <w:p>
+            <w:pPr>
+              <w:spacing w:before="0" w:after="0" w:line="240" w:lineRule="auto"/>
+              <w:jc w:val="left"/>
+            </w:pPr>
+            <w:r>
+              <w:rPr>
+                <w:rFonts w:ascii="Arial Unicode MS" w:hAnsi="Arial Unicode MS" w:eastAsia="Arial Unicode MS" w:cs="Arial Unicode MS"/>
+                <w:b w:val="0"/>
+                <w:sz w:val="17"/>
+              </w:rPr>
+              <w:t>Dashboard</w:t>
+            </w:r>
+          </w:p>
+        </w:tc>
+      </w:tr>
+      <w:tr>
+        <w:tc>
+          <w:tcPr>
+            <w:tcW w:type="dxa" w:w="2592"/>
+            <w:vAlign w:val="center"/>
+            <w:shd w:fill="F3F7FB"/>
+            <w:tcMar>
+              <w:top w:w="70" w:type="dxa"/>
+              <w:start w:w="100" w:type="dxa"/>
+              <w:bottom w:w="70" w:type="dxa"/>
+              <w:end w:w="100" w:type="dxa"/>
+            </w:tcMar>
+          </w:tcPr>
+          <w:p>
+            <w:pPr>
+              <w:spacing w:before="0" w:after="0" w:line="240" w:lineRule="auto"/>
+              <w:jc w:val="center"/>
+            </w:pPr>
+            <w:r>
+              <w:rPr>
+                <w:rFonts w:ascii="Arial Unicode MS" w:hAnsi="Arial Unicode MS" w:eastAsia="Arial Unicode MS" w:cs="Arial Unicode MS"/>
+                <w:b/>
+                <w:sz w:val="17"/>
+              </w:rPr>
+              <w:t>운영 대응</w:t>
+            </w:r>
+          </w:p>
+        </w:tc>
+        <w:tc>
+          <w:tcPr>
+            <w:tcW w:type="dxa" w:w="7200"/>
+            <w:vAlign w:val="center"/>
+            <w:shd w:fill="F3F7FB"/>
+            <w:tcMar>
+              <w:top w:w="70" w:type="dxa"/>
+              <w:start w:w="100" w:type="dxa"/>
+              <w:bottom w:w="70" w:type="dxa"/>
+              <w:end w:w="100" w:type="dxa"/>
+            </w:tcMar>
+          </w:tcPr>
+          <w:p>
+            <w:pPr>
+              <w:spacing w:before="0" w:after="0" w:line="240" w:lineRule="auto"/>
+              <w:jc w:val="left"/>
+            </w:pPr>
+            <w:r>
+              <w:rPr>
+                <w:rFonts w:ascii="Arial Unicode MS" w:hAnsi="Arial Unicode MS" w:eastAsia="Arial Unicode MS" w:cs="Arial Unicode MS"/>
+                <w:b w:val="0"/>
+                <w:sz w:val="17"/>
+              </w:rPr>
+              <w:t>Triage · Fleet Command · Incidents</w:t>
+            </w:r>
+          </w:p>
+        </w:tc>
+      </w:tr>
+      <w:tr>
+        <w:tc>
+          <w:tcPr>
+            <w:tcW w:type="dxa" w:w="2592"/>
+            <w:vAlign w:val="center"/>
+            <w:tcMar>
+              <w:top w:w="70" w:type="dxa"/>
+              <w:start w:w="100" w:type="dxa"/>
+              <w:bottom w:w="70" w:type="dxa"/>
+              <w:end w:w="100" w:type="dxa"/>
+            </w:tcMar>
+          </w:tcPr>
+          <w:p>
+            <w:pPr>
+              <w:spacing w:before="0" w:after="0" w:line="240" w:lineRule="auto"/>
+              <w:jc w:val="center"/>
+            </w:pPr>
+            <w:r>
+              <w:rPr>
+                <w:rFonts w:ascii="Arial Unicode MS" w:hAnsi="Arial Unicode MS" w:eastAsia="Arial Unicode MS" w:cs="Arial Unicode MS"/>
+                <w:b/>
+                <w:sz w:val="17"/>
+              </w:rPr>
+              <w:t>인프라</w:t>
+            </w:r>
+          </w:p>
+        </w:tc>
+        <w:tc>
+          <w:tcPr>
+            <w:tcW w:type="dxa" w:w="7200"/>
+            <w:vAlign w:val="center"/>
+            <w:tcMar>
+              <w:top w:w="70" w:type="dxa"/>
+              <w:start w:w="100" w:type="dxa"/>
+              <w:bottom w:w="70" w:type="dxa"/>
+              <w:end w:w="100" w:type="dxa"/>
+            </w:tcMar>
+          </w:tcPr>
+          <w:p>
+            <w:pPr>
+              <w:spacing w:before="0" w:after="0" w:line="240" w:lineRule="auto"/>
+              <w:jc w:val="left"/>
+            </w:pPr>
+            <w:r>
+              <w:rPr>
+                <w:rFonts w:ascii="Arial Unicode MS" w:hAnsi="Arial Unicode MS" w:eastAsia="Arial Unicode MS" w:cs="Arial Unicode MS"/>
+                <w:b w:val="0"/>
+                <w:sz w:val="17"/>
+              </w:rPr>
+              <w:t>Clusters</w:t>
+            </w:r>
+          </w:p>
+        </w:tc>
+      </w:tr>
+      <w:tr>
+        <w:tc>
+          <w:tcPr>
+            <w:tcW w:type="dxa" w:w="2592"/>
+            <w:vAlign w:val="center"/>
+            <w:shd w:fill="F3F7FB"/>
+            <w:tcMar>
+              <w:top w:w="70" w:type="dxa"/>
+              <w:start w:w="100" w:type="dxa"/>
+              <w:bottom w:w="70" w:type="dxa"/>
+              <w:end w:w="100" w:type="dxa"/>
+            </w:tcMar>
+          </w:tcPr>
+          <w:p>
+            <w:pPr>
+              <w:spacing w:before="0" w:after="0" w:line="240" w:lineRule="auto"/>
+              <w:jc w:val="center"/>
+            </w:pPr>
+            <w:r>
+              <w:rPr>
+                <w:rFonts w:ascii="Arial Unicode MS" w:hAnsi="Arial Unicode MS" w:eastAsia="Arial Unicode MS" w:cs="Arial Unicode MS"/>
+                <w:b/>
+                <w:sz w:val="17"/>
+              </w:rPr>
+              <w:t>Application Delivery</w:t>
+            </w:r>
+          </w:p>
+        </w:tc>
+        <w:tc>
+          <w:tcPr>
+            <w:tcW w:type="dxa" w:w="7200"/>
+            <w:vAlign w:val="center"/>
+            <w:shd w:fill="F3F7FB"/>
+            <w:tcMar>
+              <w:top w:w="70" w:type="dxa"/>
+              <w:start w:w="100" w:type="dxa"/>
+              <w:bottom w:w="70" w:type="dxa"/>
+              <w:end w:w="100" w:type="dxa"/>
+            </w:tcMar>
+          </w:tcPr>
+          <w:p>
+            <w:pPr>
+              <w:spacing w:before="0" w:after="0" w:line="240" w:lineRule="auto"/>
+              <w:jc w:val="left"/>
+            </w:pPr>
+            <w:r>
+              <w:rPr>
+                <w:rFonts w:ascii="Arial Unicode MS" w:hAnsi="Arial Unicode MS" w:eastAsia="Arial Unicode MS" w:cs="Arial Unicode MS"/>
+                <w:b w:val="0"/>
+                <w:sz w:val="17"/>
+              </w:rPr>
+              <w:t>Applications</w:t>
+            </w:r>
+          </w:p>
+        </w:tc>
+      </w:tr>
+      <w:tr>
+        <w:tc>
+          <w:tcPr>
+            <w:tcW w:type="dxa" w:w="2592"/>
+            <w:vAlign w:val="center"/>
+            <w:tcMar>
+              <w:top w:w="70" w:type="dxa"/>
+              <w:start w:w="100" w:type="dxa"/>
+              <w:bottom w:w="70" w:type="dxa"/>
+              <w:end w:w="100" w:type="dxa"/>
+            </w:tcMar>
+          </w:tcPr>
+          <w:p>
+            <w:pPr>
+              <w:spacing w:before="0" w:after="0" w:line="240" w:lineRule="auto"/>
+              <w:jc w:val="center"/>
+            </w:pPr>
+            <w:r>
+              <w:rPr>
+                <w:rFonts w:ascii="Arial Unicode MS" w:hAnsi="Arial Unicode MS" w:eastAsia="Arial Unicode MS" w:cs="Arial Unicode MS"/>
+                <w:b/>
+                <w:sz w:val="17"/>
+              </w:rPr>
+              <w:t>AI 운영</w:t>
+            </w:r>
+          </w:p>
+        </w:tc>
+        <w:tc>
+          <w:tcPr>
+            <w:tcW w:type="dxa" w:w="7200"/>
+            <w:vAlign w:val="center"/>
+            <w:tcMar>
+              <w:top w:w="70" w:type="dxa"/>
+              <w:start w:w="100" w:type="dxa"/>
+              <w:bottom w:w="70" w:type="dxa"/>
+              <w:end w:w="100" w:type="dxa"/>
+            </w:tcMar>
+          </w:tcPr>
+          <w:p>
+            <w:pPr>
+              <w:spacing w:before="0" w:after="0" w:line="240" w:lineRule="auto"/>
+              <w:jc w:val="left"/>
+            </w:pPr>
+            <w:r>
+              <w:rPr>
+                <w:rFonts w:ascii="Arial Unicode MS" w:hAnsi="Arial Unicode MS" w:eastAsia="Arial Unicode MS" w:cs="Arial Unicode MS"/>
+                <w:b w:val="0"/>
+                <w:sz w:val="17"/>
+              </w:rPr>
+              <w:t>AI Analysis · AI Chat · Runbooks · AI 신뢰 센터</w:t>
+            </w:r>
+          </w:p>
+        </w:tc>
+      </w:tr>
+      <w:tr>
+        <w:tc>
+          <w:tcPr>
+            <w:tcW w:type="dxa" w:w="2592"/>
+            <w:vAlign w:val="center"/>
+            <w:shd w:fill="F3F7FB"/>
+            <w:tcMar>
+              <w:top w:w="70" w:type="dxa"/>
+              <w:start w:w="100" w:type="dxa"/>
+              <w:bottom w:w="70" w:type="dxa"/>
+              <w:end w:w="100" w:type="dxa"/>
+            </w:tcMar>
+          </w:tcPr>
+          <w:p>
+            <w:pPr>
+              <w:spacing w:before="0" w:after="0" w:line="240" w:lineRule="auto"/>
+              <w:jc w:val="center"/>
+            </w:pPr>
+            <w:r>
+              <w:rPr>
+                <w:rFonts w:ascii="Arial Unicode MS" w:hAnsi="Arial Unicode MS" w:eastAsia="Arial Unicode MS" w:cs="Arial Unicode MS"/>
+                <w:b/>
+                <w:sz w:val="17"/>
+              </w:rPr>
+              <w:t>거버넌스</w:t>
+            </w:r>
+          </w:p>
+        </w:tc>
+        <w:tc>
+          <w:tcPr>
+            <w:tcW w:type="dxa" w:w="7200"/>
+            <w:vAlign w:val="center"/>
+            <w:shd w:fill="F3F7FB"/>
+            <w:tcMar>
+              <w:top w:w="70" w:type="dxa"/>
+              <w:start w:w="100" w:type="dxa"/>
+              <w:bottom w:w="70" w:type="dxa"/>
+              <w:end w:w="100" w:type="dxa"/>
+            </w:tcMar>
+          </w:tcPr>
+          <w:p>
+            <w:pPr>
+              <w:spacing w:before="0" w:after="0" w:line="240" w:lineRule="auto"/>
+              <w:jc w:val="left"/>
+            </w:pPr>
+            <w:r>
+              <w:rPr>
+                <w:rFonts w:ascii="Arial Unicode MS" w:hAnsi="Arial Unicode MS" w:eastAsia="Arial Unicode MS" w:cs="Arial Unicode MS"/>
+                <w:b w:val="0"/>
+                <w:sz w:val="17"/>
+              </w:rPr>
+              <w:t>Policies · Audit · Operations Reliability</w:t>
+            </w:r>
+          </w:p>
+        </w:tc>
+      </w:tr>
+      <w:tr>
+        <w:tc>
+          <w:tcPr>
+            <w:tcW w:type="dxa" w:w="2592"/>
+            <w:vAlign w:val="center"/>
+            <w:tcMar>
+              <w:top w:w="70" w:type="dxa"/>
+              <w:start w:w="100" w:type="dxa"/>
+              <w:bottom w:w="70" w:type="dxa"/>
+              <w:end w:w="100" w:type="dxa"/>
+            </w:tcMar>
+          </w:tcPr>
+          <w:p>
+            <w:pPr>
+              <w:spacing w:before="0" w:after="0" w:line="240" w:lineRule="auto"/>
+              <w:jc w:val="center"/>
+            </w:pPr>
+            <w:r>
+              <w:rPr>
+                <w:rFonts w:ascii="Arial Unicode MS" w:hAnsi="Arial Unicode MS" w:eastAsia="Arial Unicode MS" w:cs="Arial Unicode MS"/>
+                <w:b/>
+                <w:sz w:val="17"/>
+              </w:rPr>
+              <w:t>플랫폼 설정</w:t>
+            </w:r>
+          </w:p>
+        </w:tc>
+        <w:tc>
+          <w:tcPr>
+            <w:tcW w:type="dxa" w:w="7200"/>
+            <w:vAlign w:val="center"/>
+            <w:tcMar>
+              <w:top w:w="70" w:type="dxa"/>
+              <w:start w:w="100" w:type="dxa"/>
+              <w:bottom w:w="70" w:type="dxa"/>
+              <w:end w:w="100" w:type="dxa"/>
+            </w:tcMar>
+          </w:tcPr>
+          <w:p>
+            <w:pPr>
+              <w:spacing w:before="0" w:after="0" w:line="240" w:lineRule="auto"/>
+              <w:jc w:val="left"/>
+            </w:pPr>
+            <w:r>
+              <w:rPr>
+                <w:rFonts w:ascii="Arial Unicode MS" w:hAnsi="Arial Unicode MS" w:eastAsia="Arial Unicode MS" w:cs="Arial Unicode MS"/>
+                <w:b w:val="0"/>
+                <w:sz w:val="17"/>
+              </w:rPr>
+              <w:t>Data &amp; Runtime · AI Providers · 사용자 및 권한 · Tenant 관리</w:t>
+            </w:r>
+          </w:p>
+        </w:tc>
+      </w:tr>
+      <w:tr>
+        <w:tc>
+          <w:tcPr>
+            <w:tcW w:type="dxa" w:w="2592"/>
+            <w:vAlign w:val="center"/>
+            <w:shd w:fill="F3F7FB"/>
+            <w:tcMar>
+              <w:top w:w="70" w:type="dxa"/>
+              <w:start w:w="100" w:type="dxa"/>
+              <w:bottom w:w="70" w:type="dxa"/>
+              <w:end w:w="100" w:type="dxa"/>
+            </w:tcMar>
+          </w:tcPr>
+          <w:p>
+            <w:pPr>
+              <w:spacing w:before="0" w:after="0" w:line="240" w:lineRule="auto"/>
+              <w:jc w:val="center"/>
+            </w:pPr>
+            <w:r>
+              <w:rPr>
+                <w:rFonts w:ascii="Arial Unicode MS" w:hAnsi="Arial Unicode MS" w:eastAsia="Arial Unicode MS" w:cs="Arial Unicode MS"/>
+                <w:b/>
+                <w:sz w:val="17"/>
+              </w:rPr>
+              <w:t>개인 영역</w:t>
+            </w:r>
+          </w:p>
+        </w:tc>
+        <w:tc>
+          <w:tcPr>
+            <w:tcW w:type="dxa" w:w="7200"/>
+            <w:vAlign w:val="center"/>
+            <w:shd w:fill="F3F7FB"/>
+            <w:tcMar>
+              <w:top w:w="70" w:type="dxa"/>
+              <w:start w:w="100" w:type="dxa"/>
+              <w:bottom w:w="70" w:type="dxa"/>
+              <w:end w:w="100" w:type="dxa"/>
+            </w:tcMar>
+          </w:tcPr>
+          <w:p>
+            <w:pPr>
+              <w:spacing w:before="0" w:after="0" w:line="240" w:lineRule="auto"/>
+              <w:jc w:val="left"/>
+            </w:pPr>
+            <w:r>
+              <w:rPr>
+                <w:rFonts w:ascii="Arial Unicode MS" w:hAnsi="Arial Unicode MS" w:eastAsia="Arial Unicode MS" w:cs="Arial Unicode MS"/>
+                <w:b w:val="0"/>
+                <w:sz w:val="17"/>
+              </w:rPr>
+              <w:t>사용자 설정</w:t>
+            </w:r>
+          </w:p>
+        </w:tc>
+      </w:tr>
+    </w:tbl>
     <w:p>
       <w:pPr>
-        <w:spacing w:before="100" w:after="80"/>
+        <w:spacing w:after="160"/>
         <w:jc w:val="center"/>
       </w:pPr>
       <w:r>
         <w:rPr>
           <w:rFonts w:ascii="Arial Unicode MS" w:hAnsi="Arial Unicode MS" w:eastAsia="Arial Unicode MS" w:cs="Arial Unicode MS"/>
         </w:rPr>
-        <w:drawing>
-          <wp:inline xmlns:a="http://schemas.openxmlformats.org/drawingml/2006/main" xmlns:pic="http://schemas.openxmlformats.org/drawingml/2006/picture">
-            <wp:extent cx="6400800" cy="3840480"/>
-            <wp:docPr id="1" name="Picture 1" descr="KlueOps 메뉴를 운영 관리, AI, 설정 영역으로 구분한 구조도" title="KlueOps 메뉴를 운영 관리, AI, 설정 영역으로 구분한 구조도"/>
-            <wp:cNvGraphicFramePr>
-              <a:graphicFrameLocks noChangeAspect="1"/>
-            </wp:cNvGraphicFramePr>
-            <a:graphic>
-              <a:graphicData uri="http://schemas.openxmlformats.org/drawingml/2006/picture">
-                <pic:pic>
-                  <pic:nvPicPr>
-                    <pic:cNvPr id="0" name="menu-map.png"/>
-                    <pic:cNvPicPr/>
-                  </pic:nvPicPr>
-                  <pic:blipFill>
-                    <a:blip r:embed="rId10"/>
-                    <a:stretch>
-                      <a:fillRect/>
-                    </a:stretch>
-                  </pic:blipFill>
-                  <pic:spPr>
-                    <a:xfrm>
-                      <a:off x="0" y="0"/>
-                      <a:ext cx="6400800" cy="3840480"/>
-                    </a:xfrm>
-                    <a:prstGeom prst="rect"/>
-                  </pic:spPr>
-                </pic:pic>
-              </a:graphicData>
-            </a:graphic>
-          </wp:inline>
-        </w:drawing>
-      </w:r>
-    </w:p>
-    <w:p>
-      <w:pPr>
-        <w:spacing w:after="160"/>
-        <w:jc w:val="center"/>
-      </w:pPr>
-      <w:r>
-        <w:rPr>
-          <w:rFonts w:ascii="Arial Unicode MS" w:hAnsi="Arial Unicode MS" w:eastAsia="Arial Unicode MS" w:cs="Arial Unicode MS"/>
-          <w:color w:val="5E7084"/>
-          <w:sz w:val="17"/>
-        </w:rPr>
-        <w:t>그림 1 좌측 메뉴의 기능 그룹</w:t>
+        <w:t>그림 1 역할과 기능에 따른 좌측 메뉴 그룹</w:t>
       </w:r>
     </w:p>
     <w:p>
@@ -528,7 +999,7 @@
         <w:rPr>
           <w:rFonts w:ascii="Arial Unicode MS" w:hAnsi="Arial Unicode MS" w:eastAsia="Arial Unicode MS" w:cs="Arial Unicode MS"/>
         </w:rPr>
-        <w:t>짙은 좌측 내비게이션은 운영 관리, AI와 설정 기능을 구분하며 현재 메뉴를 파란 표시선으로 보여줍니다.</w:t>
+        <w:t>짙은 좌측 내비게이션은 기능을 업무 영역별로 구분하며 현재 메뉴를 파란 표시선으로 보여줍니다. 권한이 없는 그룹은 제목과 메뉴를 함께 표시하지 않습니다.</w:t>
       </w:r>
     </w:p>
     <w:p>

--- a/docs/user-guide/K8s-AI-Ops-Platform-menu-guide.docx
+++ b/docs/user-guide/K8s-AI-Ops-Platform-menu-guide.docx
@@ -10,7 +10,7 @@
       </w:pPr>
       <w:r>
         <w:rPr>
-          <w:rFonts w:ascii="Arial Unicode MS" w:hAnsi="Arial Unicode MS" w:eastAsia="Arial Unicode MS" w:cs="Arial Unicode MS"/>
+          <w:rFonts w:ascii="Apple SD Gothic Neo" w:hAnsi="Apple SD Gothic Neo" w:eastAsia="Apple SD Gothic Neo" w:cs="Apple SD Gothic Neo"/>
           <w:b/>
           <w:color w:val="000000"/>
           <w:sz w:val="47"/>
@@ -24,7 +24,7 @@
       </w:pPr>
       <w:r>
         <w:rPr>
-          <w:rFonts w:ascii="Arial Unicode MS" w:hAnsi="Arial Unicode MS" w:eastAsia="Arial Unicode MS" w:cs="Arial Unicode MS"/>
+          <w:rFonts w:ascii="Apple SD Gothic Neo" w:hAnsi="Apple SD Gothic Neo" w:eastAsia="Apple SD Gothic Neo" w:cs="Apple SD Gothic Neo"/>
         </w:rPr>
         <w:t>플랫폼 기능과 권장 운영 흐름</w:t>
       </w:r>
@@ -35,7 +35,7 @@
       </w:pPr>
       <w:r>
         <w:rPr>
-          <w:rFonts w:ascii="Arial Unicode MS" w:hAnsi="Arial Unicode MS" w:eastAsia="Arial Unicode MS" w:cs="Arial Unicode MS"/>
+          <w:rFonts w:ascii="Apple SD Gothic Neo" w:hAnsi="Apple SD Gothic Neo" w:eastAsia="Apple SD Gothic Neo" w:cs="Apple SD Gothic Neo"/>
           <w:color w:val="182433"/>
           <w:sz w:val="22"/>
         </w:rPr>
@@ -45,7 +45,7 @@
     <w:p>
       <w:r>
         <w:rPr>
-          <w:rFonts w:ascii="Arial Unicode MS" w:hAnsi="Arial Unicode MS" w:eastAsia="Arial Unicode MS" w:cs="Arial Unicode MS"/>
+          <w:rFonts w:ascii="Apple SD Gothic Neo" w:hAnsi="Apple SD Gothic Neo" w:eastAsia="Apple SD Gothic Neo" w:cs="Apple SD Gothic Neo"/>
         </w:rPr>
         <w:t>제품 방향  KlueOps는 Kubernetes 운영 AIOps와 Tenant별 Helm Application Delivery를 제공합니다. Argo CD나 Flux를 설치하거나 Git 상태를 지속 동기화하지 않으며, 별도 GitOps Controller의 책임과 섞지 않습니다.</w:t>
       </w:r>
@@ -91,7 +91,7 @@
             </w:pPr>
             <w:r>
               <w:rPr>
-                <w:rFonts w:ascii="Arial Unicode MS" w:hAnsi="Arial Unicode MS" w:eastAsia="Arial Unicode MS" w:cs="Arial Unicode MS"/>
+                <w:rFonts w:ascii="Apple SD Gothic Neo" w:hAnsi="Apple SD Gothic Neo" w:eastAsia="Apple SD Gothic Neo" w:cs="Apple SD Gothic Neo"/>
                 <w:b/>
                 <w:color w:val="FFFFFF"/>
                 <w:sz w:val="19"/>
@@ -126,7 +126,7 @@
             </w:pPr>
             <w:r>
               <w:rPr>
-                <w:rFonts w:ascii="Arial Unicode MS" w:hAnsi="Arial Unicode MS" w:eastAsia="Arial Unicode MS" w:cs="Arial Unicode MS"/>
+                <w:rFonts w:ascii="Apple SD Gothic Neo" w:hAnsi="Apple SD Gothic Neo" w:eastAsia="Apple SD Gothic Neo" w:cs="Apple SD Gothic Neo"/>
                 <w:b/>
                 <w:color w:val="FFFFFF"/>
                 <w:sz w:val="19"/>
@@ -163,7 +163,7 @@
             </w:pPr>
             <w:r>
               <w:rPr>
-                <w:rFonts w:ascii="Arial Unicode MS" w:hAnsi="Arial Unicode MS" w:eastAsia="Arial Unicode MS" w:cs="Arial Unicode MS"/>
+                <w:rFonts w:ascii="Apple SD Gothic Neo" w:hAnsi="Apple SD Gothic Neo" w:eastAsia="Apple SD Gothic Neo" w:cs="Apple SD Gothic Neo"/>
                 <w:color w:val="182433"/>
                 <w:sz w:val="18"/>
               </w:rPr>
@@ -197,7 +197,7 @@
             </w:pPr>
             <w:r>
               <w:rPr>
-                <w:rFonts w:ascii="Arial Unicode MS" w:hAnsi="Arial Unicode MS" w:eastAsia="Arial Unicode MS" w:cs="Arial Unicode MS"/>
+                <w:rFonts w:ascii="Apple SD Gothic Neo" w:hAnsi="Apple SD Gothic Neo" w:eastAsia="Apple SD Gothic Neo" w:cs="Apple SD Gothic Neo"/>
                 <w:color w:val="182433"/>
                 <w:sz w:val="18"/>
               </w:rPr>
@@ -233,7 +233,7 @@
             </w:pPr>
             <w:r>
               <w:rPr>
-                <w:rFonts w:ascii="Arial Unicode MS" w:hAnsi="Arial Unicode MS" w:eastAsia="Arial Unicode MS" w:cs="Arial Unicode MS"/>
+                <w:rFonts w:ascii="Apple SD Gothic Neo" w:hAnsi="Apple SD Gothic Neo" w:eastAsia="Apple SD Gothic Neo" w:cs="Apple SD Gothic Neo"/>
                 <w:color w:val="182433"/>
                 <w:sz w:val="18"/>
               </w:rPr>
@@ -267,7 +267,7 @@
             </w:pPr>
             <w:r>
               <w:rPr>
-                <w:rFonts w:ascii="Arial Unicode MS" w:hAnsi="Arial Unicode MS" w:eastAsia="Arial Unicode MS" w:cs="Arial Unicode MS"/>
+                <w:rFonts w:ascii="Apple SD Gothic Neo" w:hAnsi="Apple SD Gothic Neo" w:eastAsia="Apple SD Gothic Neo" w:cs="Apple SD Gothic Neo"/>
                 <w:color w:val="182433"/>
                 <w:sz w:val="18"/>
               </w:rPr>
@@ -303,7 +303,7 @@
             </w:pPr>
             <w:r>
               <w:rPr>
-                <w:rFonts w:ascii="Arial Unicode MS" w:hAnsi="Arial Unicode MS" w:eastAsia="Arial Unicode MS" w:cs="Arial Unicode MS"/>
+                <w:rFonts w:ascii="Apple SD Gothic Neo" w:hAnsi="Apple SD Gothic Neo" w:eastAsia="Apple SD Gothic Neo" w:cs="Apple SD Gothic Neo"/>
                 <w:color w:val="182433"/>
                 <w:sz w:val="18"/>
               </w:rPr>
@@ -337,7 +337,7 @@
             </w:pPr>
             <w:r>
               <w:rPr>
-                <w:rFonts w:ascii="Arial Unicode MS" w:hAnsi="Arial Unicode MS" w:eastAsia="Arial Unicode MS" w:cs="Arial Unicode MS"/>
+                <w:rFonts w:ascii="Apple SD Gothic Neo" w:hAnsi="Apple SD Gothic Neo" w:eastAsia="Apple SD Gothic Neo" w:cs="Apple SD Gothic Neo"/>
                 <w:color w:val="182433"/>
                 <w:sz w:val="18"/>
               </w:rPr>
@@ -373,7 +373,7 @@
             </w:pPr>
             <w:r>
               <w:rPr>
-                <w:rFonts w:ascii="Arial Unicode MS" w:hAnsi="Arial Unicode MS" w:eastAsia="Arial Unicode MS" w:cs="Arial Unicode MS"/>
+                <w:rFonts w:ascii="Apple SD Gothic Neo" w:hAnsi="Apple SD Gothic Neo" w:eastAsia="Apple SD Gothic Neo" w:cs="Apple SD Gothic Neo"/>
                 <w:color w:val="182433"/>
                 <w:sz w:val="18"/>
               </w:rPr>
@@ -407,7 +407,7 @@
             </w:pPr>
             <w:r>
               <w:rPr>
-                <w:rFonts w:ascii="Arial Unicode MS" w:hAnsi="Arial Unicode MS" w:eastAsia="Arial Unicode MS" w:cs="Arial Unicode MS"/>
+                <w:rFonts w:ascii="Apple SD Gothic Neo" w:hAnsi="Apple SD Gothic Neo" w:eastAsia="Apple SD Gothic Neo" w:cs="Apple SD Gothic Neo"/>
                 <w:color w:val="182433"/>
                 <w:sz w:val="18"/>
               </w:rPr>
@@ -425,7 +425,7 @@
       </w:pPr>
       <w:r>
         <w:rPr>
-          <w:rFonts w:ascii="Arial Unicode MS" w:hAnsi="Arial Unicode MS" w:eastAsia="Arial Unicode MS" w:cs="Arial Unicode MS"/>
+          <w:rFonts w:ascii="Apple SD Gothic Neo" w:hAnsi="Apple SD Gothic Neo" w:eastAsia="Apple SD Gothic Neo" w:cs="Apple SD Gothic Neo"/>
           <w:b/>
           <w:color w:val="000000"/>
           <w:sz w:val="40"/>
@@ -436,7 +436,7 @@
     <w:p>
       <w:r>
         <w:rPr>
-          <w:rFonts w:ascii="Arial Unicode MS" w:hAnsi="Arial Unicode MS" w:eastAsia="Arial Unicode MS" w:cs="Arial Unicode MS"/>
+          <w:rFonts w:ascii="Apple SD Gothic Neo" w:hAnsi="Apple SD Gothic Neo" w:eastAsia="Apple SD Gothic Neo" w:cs="Apple SD Gothic Neo"/>
         </w:rPr>
         <w:t>좌측 메뉴는 개요, 운영 대응, 인프라, Application Delivery, AI 운영, 거버넌스, 플랫폼 설정과 개인 영역으로 구성됩니다. 구조는 화면마다 바뀌지 않으며, 로그인 사용자의 capability와 Tenant 기능 정책에 따라 접근할 수 없는 그룹은 제목과 메뉴를 함께 숨깁니다.</w:t>
       </w:r>
@@ -479,7 +479,7 @@
             </w:pPr>
             <w:r>
               <w:rPr>
-                <w:rFonts w:ascii="Arial Unicode MS" w:hAnsi="Arial Unicode MS" w:eastAsia="Arial Unicode MS" w:cs="Arial Unicode MS"/>
+                <w:rFonts w:ascii="Apple SD Gothic Neo" w:hAnsi="Apple SD Gothic Neo" w:eastAsia="Apple SD Gothic Neo" w:cs="Apple SD Gothic Neo"/>
                 <w:b/>
                 <w:sz w:val="18"/>
                 <w:color w:val="FFFFFF"/>
@@ -506,7 +506,7 @@
             </w:pPr>
             <w:r>
               <w:rPr>
-                <w:rFonts w:ascii="Arial Unicode MS" w:hAnsi="Arial Unicode MS" w:eastAsia="Arial Unicode MS" w:cs="Arial Unicode MS"/>
+                <w:rFonts w:ascii="Apple SD Gothic Neo" w:hAnsi="Apple SD Gothic Neo" w:eastAsia="Apple SD Gothic Neo" w:cs="Apple SD Gothic Neo"/>
                 <w:b/>
                 <w:sz w:val="18"/>
                 <w:color w:val="FFFFFF"/>
@@ -535,7 +535,7 @@
             </w:pPr>
             <w:r>
               <w:rPr>
-                <w:rFonts w:ascii="Arial Unicode MS" w:hAnsi="Arial Unicode MS" w:eastAsia="Arial Unicode MS" w:cs="Arial Unicode MS"/>
+                <w:rFonts w:ascii="Apple SD Gothic Neo" w:hAnsi="Apple SD Gothic Neo" w:eastAsia="Apple SD Gothic Neo" w:cs="Apple SD Gothic Neo"/>
                 <w:b/>
                 <w:sz w:val="17"/>
               </w:rPr>
@@ -561,7 +561,7 @@
             </w:pPr>
             <w:r>
               <w:rPr>
-                <w:rFonts w:ascii="Arial Unicode MS" w:hAnsi="Arial Unicode MS" w:eastAsia="Arial Unicode MS" w:cs="Arial Unicode MS"/>
+                <w:rFonts w:ascii="Apple SD Gothic Neo" w:hAnsi="Apple SD Gothic Neo" w:eastAsia="Apple SD Gothic Neo" w:cs="Apple SD Gothic Neo"/>
                 <w:b w:val="0"/>
                 <w:sz w:val="17"/>
               </w:rPr>
@@ -590,7 +590,7 @@
             </w:pPr>
             <w:r>
               <w:rPr>
-                <w:rFonts w:ascii="Arial Unicode MS" w:hAnsi="Arial Unicode MS" w:eastAsia="Arial Unicode MS" w:cs="Arial Unicode MS"/>
+                <w:rFonts w:ascii="Apple SD Gothic Neo" w:hAnsi="Apple SD Gothic Neo" w:eastAsia="Apple SD Gothic Neo" w:cs="Apple SD Gothic Neo"/>
                 <w:b/>
                 <w:sz w:val="17"/>
               </w:rPr>
@@ -617,7 +617,7 @@
             </w:pPr>
             <w:r>
               <w:rPr>
-                <w:rFonts w:ascii="Arial Unicode MS" w:hAnsi="Arial Unicode MS" w:eastAsia="Arial Unicode MS" w:cs="Arial Unicode MS"/>
+                <w:rFonts w:ascii="Apple SD Gothic Neo" w:hAnsi="Apple SD Gothic Neo" w:eastAsia="Apple SD Gothic Neo" w:cs="Apple SD Gothic Neo"/>
                 <w:b w:val="0"/>
                 <w:sz w:val="17"/>
               </w:rPr>
@@ -645,7 +645,7 @@
             </w:pPr>
             <w:r>
               <w:rPr>
-                <w:rFonts w:ascii="Arial Unicode MS" w:hAnsi="Arial Unicode MS" w:eastAsia="Arial Unicode MS" w:cs="Arial Unicode MS"/>
+                <w:rFonts w:ascii="Apple SD Gothic Neo" w:hAnsi="Apple SD Gothic Neo" w:eastAsia="Apple SD Gothic Neo" w:cs="Apple SD Gothic Neo"/>
                 <w:b/>
                 <w:sz w:val="17"/>
               </w:rPr>
@@ -671,7 +671,7 @@
             </w:pPr>
             <w:r>
               <w:rPr>
-                <w:rFonts w:ascii="Arial Unicode MS" w:hAnsi="Arial Unicode MS" w:eastAsia="Arial Unicode MS" w:cs="Arial Unicode MS"/>
+                <w:rFonts w:ascii="Apple SD Gothic Neo" w:hAnsi="Apple SD Gothic Neo" w:eastAsia="Apple SD Gothic Neo" w:cs="Apple SD Gothic Neo"/>
                 <w:b w:val="0"/>
                 <w:sz w:val="17"/>
               </w:rPr>
@@ -700,7 +700,7 @@
             </w:pPr>
             <w:r>
               <w:rPr>
-                <w:rFonts w:ascii="Arial Unicode MS" w:hAnsi="Arial Unicode MS" w:eastAsia="Arial Unicode MS" w:cs="Arial Unicode MS"/>
+                <w:rFonts w:ascii="Apple SD Gothic Neo" w:hAnsi="Apple SD Gothic Neo" w:eastAsia="Apple SD Gothic Neo" w:cs="Apple SD Gothic Neo"/>
                 <w:b/>
                 <w:sz w:val="17"/>
               </w:rPr>
@@ -727,7 +727,7 @@
             </w:pPr>
             <w:r>
               <w:rPr>
-                <w:rFonts w:ascii="Arial Unicode MS" w:hAnsi="Arial Unicode MS" w:eastAsia="Arial Unicode MS" w:cs="Arial Unicode MS"/>
+                <w:rFonts w:ascii="Apple SD Gothic Neo" w:hAnsi="Apple SD Gothic Neo" w:eastAsia="Apple SD Gothic Neo" w:cs="Apple SD Gothic Neo"/>
                 <w:b w:val="0"/>
                 <w:sz w:val="17"/>
               </w:rPr>
@@ -755,7 +755,7 @@
             </w:pPr>
             <w:r>
               <w:rPr>
-                <w:rFonts w:ascii="Arial Unicode MS" w:hAnsi="Arial Unicode MS" w:eastAsia="Arial Unicode MS" w:cs="Arial Unicode MS"/>
+                <w:rFonts w:ascii="Apple SD Gothic Neo" w:hAnsi="Apple SD Gothic Neo" w:eastAsia="Apple SD Gothic Neo" w:cs="Apple SD Gothic Neo"/>
                 <w:b/>
                 <w:sz w:val="17"/>
               </w:rPr>
@@ -781,7 +781,7 @@
             </w:pPr>
             <w:r>
               <w:rPr>
-                <w:rFonts w:ascii="Arial Unicode MS" w:hAnsi="Arial Unicode MS" w:eastAsia="Arial Unicode MS" w:cs="Arial Unicode MS"/>
+                <w:rFonts w:ascii="Apple SD Gothic Neo" w:hAnsi="Apple SD Gothic Neo" w:eastAsia="Apple SD Gothic Neo" w:cs="Apple SD Gothic Neo"/>
                 <w:b w:val="0"/>
                 <w:sz w:val="17"/>
               </w:rPr>
@@ -810,7 +810,7 @@
             </w:pPr>
             <w:r>
               <w:rPr>
-                <w:rFonts w:ascii="Arial Unicode MS" w:hAnsi="Arial Unicode MS" w:eastAsia="Arial Unicode MS" w:cs="Arial Unicode MS"/>
+                <w:rFonts w:ascii="Apple SD Gothic Neo" w:hAnsi="Apple SD Gothic Neo" w:eastAsia="Apple SD Gothic Neo" w:cs="Apple SD Gothic Neo"/>
                 <w:b/>
                 <w:sz w:val="17"/>
               </w:rPr>
@@ -837,7 +837,7 @@
             </w:pPr>
             <w:r>
               <w:rPr>
-                <w:rFonts w:ascii="Arial Unicode MS" w:hAnsi="Arial Unicode MS" w:eastAsia="Arial Unicode MS" w:cs="Arial Unicode MS"/>
+                <w:rFonts w:ascii="Apple SD Gothic Neo" w:hAnsi="Apple SD Gothic Neo" w:eastAsia="Apple SD Gothic Neo" w:cs="Apple SD Gothic Neo"/>
                 <w:b w:val="0"/>
                 <w:sz w:val="17"/>
               </w:rPr>
@@ -865,7 +865,7 @@
             </w:pPr>
             <w:r>
               <w:rPr>
-                <w:rFonts w:ascii="Arial Unicode MS" w:hAnsi="Arial Unicode MS" w:eastAsia="Arial Unicode MS" w:cs="Arial Unicode MS"/>
+                <w:rFonts w:ascii="Apple SD Gothic Neo" w:hAnsi="Apple SD Gothic Neo" w:eastAsia="Apple SD Gothic Neo" w:cs="Apple SD Gothic Neo"/>
                 <w:b/>
                 <w:sz w:val="17"/>
               </w:rPr>
@@ -891,7 +891,7 @@
             </w:pPr>
             <w:r>
               <w:rPr>
-                <w:rFonts w:ascii="Arial Unicode MS" w:hAnsi="Arial Unicode MS" w:eastAsia="Arial Unicode MS" w:cs="Arial Unicode MS"/>
+                <w:rFonts w:ascii="Apple SD Gothic Neo" w:hAnsi="Apple SD Gothic Neo" w:eastAsia="Apple SD Gothic Neo" w:cs="Apple SD Gothic Neo"/>
                 <w:b w:val="0"/>
                 <w:sz w:val="17"/>
               </w:rPr>
@@ -920,7 +920,7 @@
             </w:pPr>
             <w:r>
               <w:rPr>
-                <w:rFonts w:ascii="Arial Unicode MS" w:hAnsi="Arial Unicode MS" w:eastAsia="Arial Unicode MS" w:cs="Arial Unicode MS"/>
+                <w:rFonts w:ascii="Apple SD Gothic Neo" w:hAnsi="Apple SD Gothic Neo" w:eastAsia="Apple SD Gothic Neo" w:cs="Apple SD Gothic Neo"/>
                 <w:b/>
                 <w:sz w:val="17"/>
               </w:rPr>
@@ -947,7 +947,7 @@
             </w:pPr>
             <w:r>
               <w:rPr>
-                <w:rFonts w:ascii="Arial Unicode MS" w:hAnsi="Arial Unicode MS" w:eastAsia="Arial Unicode MS" w:cs="Arial Unicode MS"/>
+                <w:rFonts w:ascii="Apple SD Gothic Neo" w:hAnsi="Apple SD Gothic Neo" w:eastAsia="Apple SD Gothic Neo" w:cs="Apple SD Gothic Neo"/>
                 <w:b w:val="0"/>
                 <w:sz w:val="17"/>
               </w:rPr>
@@ -964,7 +964,7 @@
       </w:pPr>
       <w:r>
         <w:rPr>
-          <w:rFonts w:ascii="Arial Unicode MS" w:hAnsi="Arial Unicode MS" w:eastAsia="Arial Unicode MS" w:cs="Arial Unicode MS"/>
+          <w:rFonts w:ascii="Apple SD Gothic Neo" w:hAnsi="Apple SD Gothic Neo" w:eastAsia="Apple SD Gothic Neo" w:cs="Apple SD Gothic Neo"/>
         </w:rPr>
         <w:t>그림 1 역할과 기능에 따른 좌측 메뉴 그룹</w:t>
       </w:r>
@@ -975,7 +975,7 @@
       </w:pPr>
       <w:r>
         <w:rPr>
-          <w:rFonts w:ascii="Arial Unicode MS" w:hAnsi="Arial Unicode MS" w:eastAsia="Arial Unicode MS" w:cs="Arial Unicode MS"/>
+          <w:rFonts w:ascii="Apple SD Gothic Neo" w:hAnsi="Apple SD Gothic Neo" w:eastAsia="Apple SD Gothic Neo" w:cs="Apple SD Gothic Neo"/>
         </w:rPr>
         <w:t>공통 화면 요소</w:t>
       </w:r>
@@ -986,7 +986,7 @@
       </w:pPr>
       <w:r>
         <w:rPr>
-          <w:rFonts w:ascii="Arial Unicode MS" w:hAnsi="Arial Unicode MS" w:eastAsia="Arial Unicode MS" w:cs="Arial Unicode MS"/>
+          <w:rFonts w:ascii="Apple SD Gothic Neo" w:hAnsi="Apple SD Gothic Neo" w:eastAsia="Apple SD Gothic Neo" w:cs="Apple SD Gothic Neo"/>
         </w:rPr>
         <w:t>상단 컨텍스트 바에서 현재 Tenant와 Workspace를 확인하고 변경합니다. 목록과 분석 결과는 선택한 운영 범위에 맞춰 다시 조회됩니다.</w:t>
       </w:r>
@@ -997,7 +997,7 @@
       </w:pPr>
       <w:r>
         <w:rPr>
-          <w:rFonts w:ascii="Arial Unicode MS" w:hAnsi="Arial Unicode MS" w:eastAsia="Arial Unicode MS" w:cs="Arial Unicode MS"/>
+          <w:rFonts w:ascii="Apple SD Gothic Neo" w:hAnsi="Apple SD Gothic Neo" w:eastAsia="Apple SD Gothic Neo" w:cs="Apple SD Gothic Neo"/>
         </w:rPr>
         <w:t>짙은 좌측 내비게이션은 기능을 업무 영역별로 구분하며 현재 메뉴를 파란 표시선으로 보여줍니다. 권한이 없는 그룹은 제목과 메뉴를 함께 표시하지 않습니다.</w:t>
       </w:r>
@@ -1008,7 +1008,7 @@
       </w:pPr>
       <w:r>
         <w:rPr>
-          <w:rFonts w:ascii="Arial Unicode MS" w:hAnsi="Arial Unicode MS" w:eastAsia="Arial Unicode MS" w:cs="Arial Unicode MS"/>
+          <w:rFonts w:ascii="Apple SD Gothic Neo" w:hAnsi="Apple SD Gothic Neo" w:eastAsia="Apple SD Gothic Neo" w:cs="Apple SD Gothic Neo"/>
         </w:rPr>
         <w:t>상단 검색과 운영 알림은 어느 메뉴에서도 사용할 수 있으며, 알림을 열면 관련 화면으로 이동할 수 있습니다.</w:t>
       </w:r>
@@ -1019,7 +1019,7 @@
       </w:pPr>
       <w:r>
         <w:rPr>
-          <w:rFonts w:ascii="Arial Unicode MS" w:hAnsi="Arial Unicode MS" w:eastAsia="Arial Unicode MS" w:cs="Arial Unicode MS"/>
+          <w:rFonts w:ascii="Apple SD Gothic Neo" w:hAnsi="Apple SD Gothic Neo" w:eastAsia="Apple SD Gothic Neo" w:cs="Apple SD Gothic Neo"/>
         </w:rPr>
         <w:t>좁은 화면에서는 메뉴 버튼으로 내비게이션을 열고, 배경을 선택하거나 메뉴를 고르면 자동으로 닫힙니다.</w:t>
       </w:r>
@@ -1068,7 +1068,7 @@
             </w:pPr>
             <w:r>
               <w:rPr>
-                <w:rFonts w:ascii="Arial Unicode MS" w:hAnsi="Arial Unicode MS" w:eastAsia="Arial Unicode MS" w:cs="Arial Unicode MS"/>
+                <w:rFonts w:ascii="Apple SD Gothic Neo" w:hAnsi="Apple SD Gothic Neo" w:eastAsia="Apple SD Gothic Neo" w:cs="Apple SD Gothic Neo"/>
                 <w:b/>
                 <w:color w:val="FFFFFF"/>
                 <w:sz w:val="17"/>
@@ -1104,7 +1104,7 @@
             </w:pPr>
             <w:r>
               <w:rPr>
-                <w:rFonts w:ascii="Arial Unicode MS" w:hAnsi="Arial Unicode MS" w:eastAsia="Arial Unicode MS" w:cs="Arial Unicode MS"/>
+                <w:rFonts w:ascii="Apple SD Gothic Neo" w:hAnsi="Apple SD Gothic Neo" w:eastAsia="Apple SD Gothic Neo" w:cs="Apple SD Gothic Neo"/>
                 <w:b/>
                 <w:color w:val="FFFFFF"/>
                 <w:sz w:val="17"/>
@@ -1140,7 +1140,7 @@
             </w:pPr>
             <w:r>
               <w:rPr>
-                <w:rFonts w:ascii="Arial Unicode MS" w:hAnsi="Arial Unicode MS" w:eastAsia="Arial Unicode MS" w:cs="Arial Unicode MS"/>
+                <w:rFonts w:ascii="Apple SD Gothic Neo" w:hAnsi="Apple SD Gothic Neo" w:eastAsia="Apple SD Gothic Neo" w:cs="Apple SD Gothic Neo"/>
                 <w:b/>
                 <w:color w:val="FFFFFF"/>
                 <w:sz w:val="17"/>
@@ -1181,7 +1181,7 @@
             </w:pPr>
             <w:r>
               <w:rPr>
-                <w:rFonts w:ascii="Arial Unicode MS" w:hAnsi="Arial Unicode MS" w:eastAsia="Arial Unicode MS" w:cs="Arial Unicode MS"/>
+                <w:rFonts w:ascii="Apple SD Gothic Neo" w:hAnsi="Apple SD Gothic Neo" w:eastAsia="Apple SD Gothic Neo" w:cs="Apple SD Gothic Neo"/>
                 <w:color w:val="182433"/>
                 <w:sz w:val="16"/>
               </w:rPr>
@@ -1216,7 +1216,7 @@
             </w:pPr>
             <w:r>
               <w:rPr>
-                <w:rFonts w:ascii="Arial Unicode MS" w:hAnsi="Arial Unicode MS" w:eastAsia="Arial Unicode MS" w:cs="Arial Unicode MS"/>
+                <w:rFonts w:ascii="Apple SD Gothic Neo" w:hAnsi="Apple SD Gothic Neo" w:eastAsia="Apple SD Gothic Neo" w:cs="Apple SD Gothic Neo"/>
                 <w:color w:val="182433"/>
                 <w:sz w:val="16"/>
               </w:rPr>
@@ -1251,7 +1251,7 @@
             </w:pPr>
             <w:r>
               <w:rPr>
-                <w:rFonts w:ascii="Arial Unicode MS" w:hAnsi="Arial Unicode MS" w:eastAsia="Arial Unicode MS" w:cs="Arial Unicode MS"/>
+                <w:rFonts w:ascii="Apple SD Gothic Neo" w:hAnsi="Apple SD Gothic Neo" w:eastAsia="Apple SD Gothic Neo" w:cs="Apple SD Gothic Neo"/>
                 <w:color w:val="182433"/>
                 <w:sz w:val="16"/>
               </w:rPr>
@@ -1291,7 +1291,7 @@
             </w:pPr>
             <w:r>
               <w:rPr>
-                <w:rFonts w:ascii="Arial Unicode MS" w:hAnsi="Arial Unicode MS" w:eastAsia="Arial Unicode MS" w:cs="Arial Unicode MS"/>
+                <w:rFonts w:ascii="Apple SD Gothic Neo" w:hAnsi="Apple SD Gothic Neo" w:eastAsia="Apple SD Gothic Neo" w:cs="Apple SD Gothic Neo"/>
                 <w:color w:val="182433"/>
                 <w:sz w:val="16"/>
               </w:rPr>
@@ -1326,7 +1326,7 @@
             </w:pPr>
             <w:r>
               <w:rPr>
-                <w:rFonts w:ascii="Arial Unicode MS" w:hAnsi="Arial Unicode MS" w:eastAsia="Arial Unicode MS" w:cs="Arial Unicode MS"/>
+                <w:rFonts w:ascii="Apple SD Gothic Neo" w:hAnsi="Apple SD Gothic Neo" w:eastAsia="Apple SD Gothic Neo" w:cs="Apple SD Gothic Neo"/>
                 <w:color w:val="182433"/>
                 <w:sz w:val="16"/>
               </w:rPr>
@@ -1361,7 +1361,7 @@
             </w:pPr>
             <w:r>
               <w:rPr>
-                <w:rFonts w:ascii="Arial Unicode MS" w:hAnsi="Arial Unicode MS" w:eastAsia="Arial Unicode MS" w:cs="Arial Unicode MS"/>
+                <w:rFonts w:ascii="Apple SD Gothic Neo" w:hAnsi="Apple SD Gothic Neo" w:eastAsia="Apple SD Gothic Neo" w:cs="Apple SD Gothic Neo"/>
                 <w:color w:val="182433"/>
                 <w:sz w:val="16"/>
               </w:rPr>
@@ -1401,7 +1401,7 @@
             </w:pPr>
             <w:r>
               <w:rPr>
-                <w:rFonts w:ascii="Arial Unicode MS" w:hAnsi="Arial Unicode MS" w:eastAsia="Arial Unicode MS" w:cs="Arial Unicode MS"/>
+                <w:rFonts w:ascii="Apple SD Gothic Neo" w:hAnsi="Apple SD Gothic Neo" w:eastAsia="Apple SD Gothic Neo" w:cs="Apple SD Gothic Neo"/>
                 <w:color w:val="182433"/>
                 <w:sz w:val="16"/>
               </w:rPr>
@@ -1436,7 +1436,7 @@
             </w:pPr>
             <w:r>
               <w:rPr>
-                <w:rFonts w:ascii="Arial Unicode MS" w:hAnsi="Arial Unicode MS" w:eastAsia="Arial Unicode MS" w:cs="Arial Unicode MS"/>
+                <w:rFonts w:ascii="Apple SD Gothic Neo" w:hAnsi="Apple SD Gothic Neo" w:eastAsia="Apple SD Gothic Neo" w:cs="Apple SD Gothic Neo"/>
                 <w:color w:val="182433"/>
                 <w:sz w:val="16"/>
               </w:rPr>
@@ -1471,7 +1471,7 @@
             </w:pPr>
             <w:r>
               <w:rPr>
-                <w:rFonts w:ascii="Arial Unicode MS" w:hAnsi="Arial Unicode MS" w:eastAsia="Arial Unicode MS" w:cs="Arial Unicode MS"/>
+                <w:rFonts w:ascii="Apple SD Gothic Neo" w:hAnsi="Apple SD Gothic Neo" w:eastAsia="Apple SD Gothic Neo" w:cs="Apple SD Gothic Neo"/>
                 <w:color w:val="182433"/>
                 <w:sz w:val="16"/>
               </w:rPr>
@@ -1511,7 +1511,7 @@
             </w:pPr>
             <w:r>
               <w:rPr>
-                <w:rFonts w:ascii="Arial Unicode MS" w:hAnsi="Arial Unicode MS" w:eastAsia="Arial Unicode MS" w:cs="Arial Unicode MS"/>
+                <w:rFonts w:ascii="Apple SD Gothic Neo" w:hAnsi="Apple SD Gothic Neo" w:eastAsia="Apple SD Gothic Neo" w:cs="Apple SD Gothic Neo"/>
                 <w:color w:val="182433"/>
                 <w:sz w:val="16"/>
               </w:rPr>
@@ -1546,7 +1546,7 @@
             </w:pPr>
             <w:r>
               <w:rPr>
-                <w:rFonts w:ascii="Arial Unicode MS" w:hAnsi="Arial Unicode MS" w:eastAsia="Arial Unicode MS" w:cs="Arial Unicode MS"/>
+                <w:rFonts w:ascii="Apple SD Gothic Neo" w:hAnsi="Apple SD Gothic Neo" w:eastAsia="Apple SD Gothic Neo" w:cs="Apple SD Gothic Neo"/>
                 <w:color w:val="182433"/>
                 <w:sz w:val="16"/>
               </w:rPr>
@@ -1581,7 +1581,7 @@
             </w:pPr>
             <w:r>
               <w:rPr>
-                <w:rFonts w:ascii="Arial Unicode MS" w:hAnsi="Arial Unicode MS" w:eastAsia="Arial Unicode MS" w:cs="Arial Unicode MS"/>
+                <w:rFonts w:ascii="Apple SD Gothic Neo" w:hAnsi="Apple SD Gothic Neo" w:eastAsia="Apple SD Gothic Neo" w:cs="Apple SD Gothic Neo"/>
                 <w:color w:val="182433"/>
                 <w:sz w:val="16"/>
               </w:rPr>
@@ -1621,7 +1621,7 @@
             </w:pPr>
             <w:r>
               <w:rPr>
-                <w:rFonts w:ascii="Arial Unicode MS" w:hAnsi="Arial Unicode MS" w:eastAsia="Arial Unicode MS" w:cs="Arial Unicode MS"/>
+                <w:rFonts w:ascii="Apple SD Gothic Neo" w:hAnsi="Apple SD Gothic Neo" w:eastAsia="Apple SD Gothic Neo" w:cs="Apple SD Gothic Neo"/>
                 <w:color w:val="182433"/>
                 <w:sz w:val="16"/>
               </w:rPr>
@@ -1656,7 +1656,7 @@
             </w:pPr>
             <w:r>
               <w:rPr>
-                <w:rFonts w:ascii="Arial Unicode MS" w:hAnsi="Arial Unicode MS" w:eastAsia="Arial Unicode MS" w:cs="Arial Unicode MS"/>
+                <w:rFonts w:ascii="Apple SD Gothic Neo" w:hAnsi="Apple SD Gothic Neo" w:eastAsia="Apple SD Gothic Neo" w:cs="Apple SD Gothic Neo"/>
                 <w:color w:val="182433"/>
                 <w:sz w:val="16"/>
               </w:rPr>
@@ -1691,7 +1691,7 @@
             </w:pPr>
             <w:r>
               <w:rPr>
-                <w:rFonts w:ascii="Arial Unicode MS" w:hAnsi="Arial Unicode MS" w:eastAsia="Arial Unicode MS" w:cs="Arial Unicode MS"/>
+                <w:rFonts w:ascii="Apple SD Gothic Neo" w:hAnsi="Apple SD Gothic Neo" w:eastAsia="Apple SD Gothic Neo" w:cs="Apple SD Gothic Neo"/>
                 <w:color w:val="182433"/>
                 <w:sz w:val="16"/>
               </w:rPr>
@@ -1709,7 +1709,7 @@
       </w:pPr>
       <w:r>
         <w:rPr>
-          <w:rFonts w:ascii="Arial Unicode MS" w:hAnsi="Arial Unicode MS" w:eastAsia="Arial Unicode MS" w:cs="Arial Unicode MS"/>
+          <w:rFonts w:ascii="Apple SD Gothic Neo" w:hAnsi="Apple SD Gothic Neo" w:eastAsia="Apple SD Gothic Neo" w:cs="Apple SD Gothic Neo"/>
           <w:b/>
           <w:color w:val="000000"/>
           <w:sz w:val="40"/>
@@ -1720,7 +1720,7 @@
     <w:p>
       <w:r>
         <w:rPr>
-          <w:rFonts w:ascii="Arial Unicode MS" w:hAnsi="Arial Unicode MS" w:eastAsia="Arial Unicode MS" w:cs="Arial Unicode MS"/>
+          <w:rFonts w:ascii="Apple SD Gothic Neo" w:hAnsi="Apple SD Gothic Neo" w:eastAsia="Apple SD Gothic Neo" w:cs="Apple SD Gothic Neo"/>
         </w:rPr>
         <w:t>운영자는 처음부터 AI 분석을 실행하기보다 우선순위와 실제 Kubernetes 근거를 먼저 확인하는 것이 좋습니다. 분석 결과는 단독 사실이 아니라 Evidence Ledger, 이벤트, 로그, 검증 명령과 함께 판단합니다.</w:t>
       </w:r>
@@ -1732,7 +1732,7 @@
       </w:pPr>
       <w:r>
         <w:rPr>
-          <w:rFonts w:ascii="Arial Unicode MS" w:hAnsi="Arial Unicode MS" w:eastAsia="Arial Unicode MS" w:cs="Arial Unicode MS"/>
+          <w:rFonts w:ascii="Apple SD Gothic Neo" w:hAnsi="Apple SD Gothic Neo" w:eastAsia="Apple SD Gothic Neo" w:cs="Apple SD Gothic Neo"/>
         </w:rPr>
         <w:drawing>
           <wp:inline xmlns:a="http://schemas.openxmlformats.org/drawingml/2006/main" xmlns:pic="http://schemas.openxmlformats.org/drawingml/2006/picture">
@@ -1775,7 +1775,7 @@
       </w:pPr>
       <w:r>
         <w:rPr>
-          <w:rFonts w:ascii="Arial Unicode MS" w:hAnsi="Arial Unicode MS" w:eastAsia="Arial Unicode MS" w:cs="Arial Unicode MS"/>
+          <w:rFonts w:ascii="Apple SD Gothic Neo" w:hAnsi="Apple SD Gothic Neo" w:eastAsia="Apple SD Gothic Neo" w:cs="Apple SD Gothic Neo"/>
           <w:color w:val="5E7084"/>
           <w:sz w:val="17"/>
         </w:rPr>
@@ -1788,7 +1788,7 @@
       </w:pPr>
       <w:r>
         <w:rPr>
-          <w:rFonts w:ascii="Arial Unicode MS" w:hAnsi="Arial Unicode MS" w:eastAsia="Arial Unicode MS" w:cs="Arial Unicode MS"/>
+          <w:rFonts w:ascii="Apple SD Gothic Neo" w:hAnsi="Apple SD Gothic Neo" w:eastAsia="Apple SD Gothic Neo" w:cs="Apple SD Gothic Neo"/>
         </w:rPr>
         <w:t>완료의 기준</w:t>
       </w:r>
@@ -1800,7 +1800,7 @@
       </w:pPr>
       <w:r>
         <w:rPr>
-          <w:rFonts w:ascii="Arial Unicode MS" w:hAnsi="Arial Unicode MS" w:eastAsia="Arial Unicode MS" w:cs="Arial Unicode MS"/>
+          <w:rFonts w:ascii="Apple SD Gothic Neo" w:hAnsi="Apple SD Gothic Neo" w:eastAsia="Apple SD Gothic Neo" w:cs="Apple SD Gothic Neo"/>
           <w:color w:val="182433"/>
           <w:sz w:val="20"/>
         </w:rPr>
@@ -1814,7 +1814,7 @@
       </w:pPr>
       <w:r>
         <w:rPr>
-          <w:rFonts w:ascii="Arial Unicode MS" w:hAnsi="Arial Unicode MS" w:eastAsia="Arial Unicode MS" w:cs="Arial Unicode MS"/>
+          <w:rFonts w:ascii="Apple SD Gothic Neo" w:hAnsi="Apple SD Gothic Neo" w:eastAsia="Apple SD Gothic Neo" w:cs="Apple SD Gothic Neo"/>
           <w:color w:val="182433"/>
           <w:sz w:val="20"/>
         </w:rPr>
@@ -1828,7 +1828,7 @@
       </w:pPr>
       <w:r>
         <w:rPr>
-          <w:rFonts w:ascii="Arial Unicode MS" w:hAnsi="Arial Unicode MS" w:eastAsia="Arial Unicode MS" w:cs="Arial Unicode MS"/>
+          <w:rFonts w:ascii="Apple SD Gothic Neo" w:hAnsi="Apple SD Gothic Neo" w:eastAsia="Apple SD Gothic Neo" w:cs="Apple SD Gothic Neo"/>
           <w:color w:val="182433"/>
           <w:sz w:val="20"/>
         </w:rPr>
@@ -1842,7 +1842,7 @@
       </w:pPr>
       <w:r>
         <w:rPr>
-          <w:rFonts w:ascii="Arial Unicode MS" w:hAnsi="Arial Unicode MS" w:eastAsia="Arial Unicode MS" w:cs="Arial Unicode MS"/>
+          <w:rFonts w:ascii="Apple SD Gothic Neo" w:hAnsi="Apple SD Gothic Neo" w:eastAsia="Apple SD Gothic Neo" w:cs="Apple SD Gothic Neo"/>
           <w:color w:val="182433"/>
           <w:sz w:val="20"/>
         </w:rPr>
@@ -1857,7 +1857,7 @@
       </w:pPr>
       <w:r>
         <w:rPr>
-          <w:rFonts w:ascii="Arial Unicode MS" w:hAnsi="Arial Unicode MS" w:eastAsia="Arial Unicode MS" w:cs="Arial Unicode MS"/>
+          <w:rFonts w:ascii="Apple SD Gothic Neo" w:hAnsi="Apple SD Gothic Neo" w:eastAsia="Apple SD Gothic Neo" w:cs="Apple SD Gothic Neo"/>
           <w:b/>
           <w:color w:val="000000"/>
           <w:sz w:val="40"/>
@@ -1872,7 +1872,7 @@
       </w:pPr>
       <w:r>
         <w:rPr>
-          <w:rFonts w:ascii="Arial Unicode MS" w:hAnsi="Arial Unicode MS" w:eastAsia="Arial Unicode MS" w:cs="Arial Unicode MS"/>
+          <w:rFonts w:ascii="Apple SD Gothic Neo" w:hAnsi="Apple SD Gothic Neo" w:eastAsia="Apple SD Gothic Neo" w:cs="Apple SD Gothic Neo"/>
         </w:rPr>
         <w:drawing>
           <wp:inline xmlns:a="http://schemas.openxmlformats.org/drawingml/2006/main" xmlns:pic="http://schemas.openxmlformats.org/drawingml/2006/picture">
@@ -1915,7 +1915,7 @@
       </w:pPr>
       <w:r>
         <w:rPr>
-          <w:rFonts w:ascii="Arial Unicode MS" w:hAnsi="Arial Unicode MS" w:eastAsia="Arial Unicode MS" w:cs="Arial Unicode MS"/>
+          <w:rFonts w:ascii="Apple SD Gothic Neo" w:hAnsi="Apple SD Gothic Neo" w:eastAsia="Apple SD Gothic Neo" w:cs="Apple SD Gothic Neo"/>
           <w:color w:val="5E7084"/>
           <w:sz w:val="17"/>
         </w:rPr>
@@ -1925,7 +1925,7 @@
     <w:p>
       <w:r>
         <w:rPr>
-          <w:rFonts w:ascii="Arial Unicode MS" w:hAnsi="Arial Unicode MS" w:eastAsia="Arial Unicode MS" w:cs="Arial Unicode MS"/>
+          <w:rFonts w:ascii="Apple SD Gothic Neo" w:hAnsi="Apple SD Gothic Neo" w:eastAsia="Apple SD Gothic Neo" w:cs="Apple SD Gothic Neo"/>
         </w:rPr>
         <w:t>Tenant는 회사나 고객처럼 격리해야 하는 최상위 업무 조직이며, Workspace는 Tenant 내부의 서비스나 운영팀 단위입니다. Cluster와 Namespace는 이 범위 아래에서만 조회됩니다.</w:t>
       </w:r>
@@ -1972,7 +1972,7 @@
             </w:pPr>
             <w:r>
               <w:rPr>
-                <w:rFonts w:ascii="Arial Unicode MS" w:hAnsi="Arial Unicode MS" w:eastAsia="Arial Unicode MS" w:cs="Arial Unicode MS"/>
+                <w:rFonts w:ascii="Apple SD Gothic Neo" w:hAnsi="Apple SD Gothic Neo" w:eastAsia="Apple SD Gothic Neo" w:cs="Apple SD Gothic Neo"/>
                 <w:b/>
                 <w:color w:val="FFFFFF"/>
                 <w:sz w:val="19"/>
@@ -2007,7 +2007,7 @@
             </w:pPr>
             <w:r>
               <w:rPr>
-                <w:rFonts w:ascii="Arial Unicode MS" w:hAnsi="Arial Unicode MS" w:eastAsia="Arial Unicode MS" w:cs="Arial Unicode MS"/>
+                <w:rFonts w:ascii="Apple SD Gothic Neo" w:hAnsi="Apple SD Gothic Neo" w:eastAsia="Apple SD Gothic Neo" w:cs="Apple SD Gothic Neo"/>
                 <w:b/>
                 <w:color w:val="FFFFFF"/>
                 <w:sz w:val="19"/>
@@ -2042,7 +2042,7 @@
             </w:pPr>
             <w:r>
               <w:rPr>
-                <w:rFonts w:ascii="Arial Unicode MS" w:hAnsi="Arial Unicode MS" w:eastAsia="Arial Unicode MS" w:cs="Arial Unicode MS"/>
+                <w:rFonts w:ascii="Apple SD Gothic Neo" w:hAnsi="Apple SD Gothic Neo" w:eastAsia="Apple SD Gothic Neo" w:cs="Apple SD Gothic Neo"/>
                 <w:b/>
                 <w:color w:val="FFFFFF"/>
                 <w:sz w:val="19"/>
@@ -2079,7 +2079,7 @@
             </w:pPr>
             <w:r>
               <w:rPr>
-                <w:rFonts w:ascii="Arial Unicode MS" w:hAnsi="Arial Unicode MS" w:eastAsia="Arial Unicode MS" w:cs="Arial Unicode MS"/>
+                <w:rFonts w:ascii="Apple SD Gothic Neo" w:hAnsi="Apple SD Gothic Neo" w:eastAsia="Apple SD Gothic Neo" w:cs="Apple SD Gothic Neo"/>
                 <w:color w:val="182433"/>
                 <w:sz w:val="18"/>
               </w:rPr>
@@ -2113,7 +2113,7 @@
             </w:pPr>
             <w:r>
               <w:rPr>
-                <w:rFonts w:ascii="Arial Unicode MS" w:hAnsi="Arial Unicode MS" w:eastAsia="Arial Unicode MS" w:cs="Arial Unicode MS"/>
+                <w:rFonts w:ascii="Apple SD Gothic Neo" w:hAnsi="Apple SD Gothic Neo" w:eastAsia="Apple SD Gothic Neo" w:cs="Apple SD Gothic Neo"/>
                 <w:color w:val="182433"/>
                 <w:sz w:val="18"/>
               </w:rPr>
@@ -2147,7 +2147,7 @@
             </w:pPr>
             <w:r>
               <w:rPr>
-                <w:rFonts w:ascii="Arial Unicode MS" w:hAnsi="Arial Unicode MS" w:eastAsia="Arial Unicode MS" w:cs="Arial Unicode MS"/>
+                <w:rFonts w:ascii="Apple SD Gothic Neo" w:hAnsi="Apple SD Gothic Neo" w:eastAsia="Apple SD Gothic Neo" w:cs="Apple SD Gothic Neo"/>
                 <w:color w:val="182433"/>
                 <w:sz w:val="18"/>
               </w:rPr>
@@ -2183,7 +2183,7 @@
             </w:pPr>
             <w:r>
               <w:rPr>
-                <w:rFonts w:ascii="Arial Unicode MS" w:hAnsi="Arial Unicode MS" w:eastAsia="Arial Unicode MS" w:cs="Arial Unicode MS"/>
+                <w:rFonts w:ascii="Apple SD Gothic Neo" w:hAnsi="Apple SD Gothic Neo" w:eastAsia="Apple SD Gothic Neo" w:cs="Apple SD Gothic Neo"/>
                 <w:color w:val="182433"/>
                 <w:sz w:val="18"/>
               </w:rPr>
@@ -2217,7 +2217,7 @@
             </w:pPr>
             <w:r>
               <w:rPr>
-                <w:rFonts w:ascii="Arial Unicode MS" w:hAnsi="Arial Unicode MS" w:eastAsia="Arial Unicode MS" w:cs="Arial Unicode MS"/>
+                <w:rFonts w:ascii="Apple SD Gothic Neo" w:hAnsi="Apple SD Gothic Neo" w:eastAsia="Apple SD Gothic Neo" w:cs="Apple SD Gothic Neo"/>
                 <w:color w:val="182433"/>
                 <w:sz w:val="18"/>
               </w:rPr>
@@ -2251,7 +2251,7 @@
             </w:pPr>
             <w:r>
               <w:rPr>
-                <w:rFonts w:ascii="Arial Unicode MS" w:hAnsi="Arial Unicode MS" w:eastAsia="Arial Unicode MS" w:cs="Arial Unicode MS"/>
+                <w:rFonts w:ascii="Apple SD Gothic Neo" w:hAnsi="Apple SD Gothic Neo" w:eastAsia="Apple SD Gothic Neo" w:cs="Apple SD Gothic Neo"/>
                 <w:color w:val="182433"/>
                 <w:sz w:val="18"/>
               </w:rPr>
@@ -2287,7 +2287,7 @@
             </w:pPr>
             <w:r>
               <w:rPr>
-                <w:rFonts w:ascii="Arial Unicode MS" w:hAnsi="Arial Unicode MS" w:eastAsia="Arial Unicode MS" w:cs="Arial Unicode MS"/>
+                <w:rFonts w:ascii="Apple SD Gothic Neo" w:hAnsi="Apple SD Gothic Neo" w:eastAsia="Apple SD Gothic Neo" w:cs="Apple SD Gothic Neo"/>
                 <w:color w:val="182433"/>
                 <w:sz w:val="18"/>
               </w:rPr>
@@ -2321,7 +2321,7 @@
             </w:pPr>
             <w:r>
               <w:rPr>
-                <w:rFonts w:ascii="Arial Unicode MS" w:hAnsi="Arial Unicode MS" w:eastAsia="Arial Unicode MS" w:cs="Arial Unicode MS"/>
+                <w:rFonts w:ascii="Apple SD Gothic Neo" w:hAnsi="Apple SD Gothic Neo" w:eastAsia="Apple SD Gothic Neo" w:cs="Apple SD Gothic Neo"/>
                 <w:color w:val="182433"/>
                 <w:sz w:val="18"/>
               </w:rPr>
@@ -2355,7 +2355,7 @@
             </w:pPr>
             <w:r>
               <w:rPr>
-                <w:rFonts w:ascii="Arial Unicode MS" w:hAnsi="Arial Unicode MS" w:eastAsia="Arial Unicode MS" w:cs="Arial Unicode MS"/>
+                <w:rFonts w:ascii="Apple SD Gothic Neo" w:hAnsi="Apple SD Gothic Neo" w:eastAsia="Apple SD Gothic Neo" w:cs="Apple SD Gothic Neo"/>
                 <w:color w:val="182433"/>
                 <w:sz w:val="18"/>
               </w:rPr>
@@ -2391,7 +2391,7 @@
             </w:pPr>
             <w:r>
               <w:rPr>
-                <w:rFonts w:ascii="Arial Unicode MS" w:hAnsi="Arial Unicode MS" w:eastAsia="Arial Unicode MS" w:cs="Arial Unicode MS"/>
+                <w:rFonts w:ascii="Apple SD Gothic Neo" w:hAnsi="Apple SD Gothic Neo" w:eastAsia="Apple SD Gothic Neo" w:cs="Apple SD Gothic Neo"/>
                 <w:color w:val="182433"/>
                 <w:sz w:val="18"/>
               </w:rPr>
@@ -2425,7 +2425,7 @@
             </w:pPr>
             <w:r>
               <w:rPr>
-                <w:rFonts w:ascii="Arial Unicode MS" w:hAnsi="Arial Unicode MS" w:eastAsia="Arial Unicode MS" w:cs="Arial Unicode MS"/>
+                <w:rFonts w:ascii="Apple SD Gothic Neo" w:hAnsi="Apple SD Gothic Neo" w:eastAsia="Apple SD Gothic Neo" w:cs="Apple SD Gothic Neo"/>
                 <w:color w:val="182433"/>
                 <w:sz w:val="18"/>
               </w:rPr>
@@ -2459,7 +2459,7 @@
             </w:pPr>
             <w:r>
               <w:rPr>
-                <w:rFonts w:ascii="Arial Unicode MS" w:hAnsi="Arial Unicode MS" w:eastAsia="Arial Unicode MS" w:cs="Arial Unicode MS"/>
+                <w:rFonts w:ascii="Apple SD Gothic Neo" w:hAnsi="Apple SD Gothic Neo" w:eastAsia="Apple SD Gothic Neo" w:cs="Apple SD Gothic Neo"/>
                 <w:color w:val="182433"/>
                 <w:sz w:val="18"/>
               </w:rPr>
@@ -2495,7 +2495,7 @@
             </w:pPr>
             <w:r>
               <w:rPr>
-                <w:rFonts w:ascii="Arial Unicode MS" w:hAnsi="Arial Unicode MS" w:eastAsia="Arial Unicode MS" w:cs="Arial Unicode MS"/>
+                <w:rFonts w:ascii="Apple SD Gothic Neo" w:hAnsi="Apple SD Gothic Neo" w:eastAsia="Apple SD Gothic Neo" w:cs="Apple SD Gothic Neo"/>
                 <w:color w:val="182433"/>
                 <w:sz w:val="18"/>
               </w:rPr>
@@ -2529,7 +2529,7 @@
             </w:pPr>
             <w:r>
               <w:rPr>
-                <w:rFonts w:ascii="Arial Unicode MS" w:hAnsi="Arial Unicode MS" w:eastAsia="Arial Unicode MS" w:cs="Arial Unicode MS"/>
+                <w:rFonts w:ascii="Apple SD Gothic Neo" w:hAnsi="Apple SD Gothic Neo" w:eastAsia="Apple SD Gothic Neo" w:cs="Apple SD Gothic Neo"/>
                 <w:color w:val="182433"/>
                 <w:sz w:val="18"/>
               </w:rPr>
@@ -2563,7 +2563,7 @@
             </w:pPr>
             <w:r>
               <w:rPr>
-                <w:rFonts w:ascii="Arial Unicode MS" w:hAnsi="Arial Unicode MS" w:eastAsia="Arial Unicode MS" w:cs="Arial Unicode MS"/>
+                <w:rFonts w:ascii="Apple SD Gothic Neo" w:hAnsi="Apple SD Gothic Neo" w:eastAsia="Apple SD Gothic Neo" w:cs="Apple SD Gothic Neo"/>
                 <w:color w:val="182433"/>
                 <w:sz w:val="18"/>
               </w:rPr>
@@ -2581,7 +2581,7 @@
       </w:pPr>
       <w:r>
         <w:rPr>
-          <w:rFonts w:ascii="Arial Unicode MS" w:hAnsi="Arial Unicode MS" w:eastAsia="Arial Unicode MS" w:cs="Arial Unicode MS"/>
+          <w:rFonts w:ascii="Apple SD Gothic Neo" w:hAnsi="Apple SD Gothic Neo" w:eastAsia="Apple SD Gothic Neo" w:cs="Apple SD Gothic Neo"/>
           <w:b/>
           <w:color w:val="000000"/>
           <w:sz w:val="40"/>
@@ -2597,7 +2597,7 @@
       </w:pPr>
       <w:r>
         <w:rPr>
-          <w:rFonts w:ascii="Arial Unicode MS" w:hAnsi="Arial Unicode MS" w:eastAsia="Arial Unicode MS" w:cs="Arial Unicode MS"/>
+          <w:rFonts w:ascii="Apple SD Gothic Neo" w:hAnsi="Apple SD Gothic Neo" w:eastAsia="Apple SD Gothic Neo" w:cs="Apple SD Gothic Neo"/>
           <w:b/>
           <w:color w:val="000000"/>
           <w:sz w:val="30"/>
@@ -2611,7 +2611,7 @@
       </w:pPr>
       <w:r>
         <w:rPr>
-          <w:rFonts w:ascii="Arial Unicode MS" w:hAnsi="Arial Unicode MS" w:eastAsia="Arial Unicode MS" w:cs="Arial Unicode MS"/>
+          <w:rFonts w:ascii="Apple SD Gothic Neo" w:hAnsi="Apple SD Gothic Neo" w:eastAsia="Apple SD Gothic Neo" w:cs="Apple SD Gothic Neo"/>
           <w:b/>
           <w:color w:val="246BCE"/>
           <w:sz w:val="21"/>
@@ -2620,7 +2620,7 @@
       </w:r>
       <w:r>
         <w:rPr>
-          <w:rFonts w:ascii="Arial Unicode MS" w:hAnsi="Arial Unicode MS" w:eastAsia="Arial Unicode MS" w:cs="Arial Unicode MS"/>
+          <w:rFonts w:ascii="Apple SD Gothic Neo" w:hAnsi="Apple SD Gothic Neo" w:eastAsia="Apple SD Gothic Neo" w:cs="Apple SD Gothic Neo"/>
           <w:color w:val="182433"/>
           <w:sz w:val="21"/>
         </w:rPr>
@@ -2633,7 +2633,7 @@
       </w:pPr>
       <w:r>
         <w:rPr>
-          <w:rFonts w:ascii="Arial Unicode MS" w:hAnsi="Arial Unicode MS" w:eastAsia="Arial Unicode MS" w:cs="Arial Unicode MS"/>
+          <w:rFonts w:ascii="Apple SD Gothic Neo" w:hAnsi="Apple SD Gothic Neo" w:eastAsia="Apple SD Gothic Neo" w:cs="Apple SD Gothic Neo"/>
           <w:b/>
           <w:color w:val="14866D"/>
           <w:sz w:val="21"/>
@@ -2642,7 +2642,7 @@
       </w:r>
       <w:r>
         <w:rPr>
-          <w:rFonts w:ascii="Arial Unicode MS" w:hAnsi="Arial Unicode MS" w:eastAsia="Arial Unicode MS" w:cs="Arial Unicode MS"/>
+          <w:rFonts w:ascii="Apple SD Gothic Neo" w:hAnsi="Apple SD Gothic Neo" w:eastAsia="Apple SD Gothic Neo" w:cs="Apple SD Gothic Neo"/>
           <w:color w:val="182433"/>
           <w:sz w:val="21"/>
         </w:rPr>
@@ -2656,7 +2656,7 @@
       </w:pPr>
       <w:r>
         <w:rPr>
-          <w:rFonts w:ascii="Arial Unicode MS" w:hAnsi="Arial Unicode MS" w:eastAsia="Arial Unicode MS" w:cs="Arial Unicode MS"/>
+          <w:rFonts w:ascii="Apple SD Gothic Neo" w:hAnsi="Apple SD Gothic Neo" w:eastAsia="Apple SD Gothic Neo" w:cs="Apple SD Gothic Neo"/>
           <w:color w:val="182433"/>
           <w:sz w:val="20"/>
         </w:rPr>
@@ -2670,7 +2670,7 @@
       </w:pPr>
       <w:r>
         <w:rPr>
-          <w:rFonts w:ascii="Arial Unicode MS" w:hAnsi="Arial Unicode MS" w:eastAsia="Arial Unicode MS" w:cs="Arial Unicode MS"/>
+          <w:rFonts w:ascii="Apple SD Gothic Neo" w:hAnsi="Apple SD Gothic Neo" w:eastAsia="Apple SD Gothic Neo" w:cs="Apple SD Gothic Neo"/>
           <w:color w:val="182433"/>
           <w:sz w:val="20"/>
         </w:rPr>
@@ -2684,7 +2684,7 @@
       </w:pPr>
       <w:r>
         <w:rPr>
-          <w:rFonts w:ascii="Arial Unicode MS" w:hAnsi="Arial Unicode MS" w:eastAsia="Arial Unicode MS" w:cs="Arial Unicode MS"/>
+          <w:rFonts w:ascii="Apple SD Gothic Neo" w:hAnsi="Apple SD Gothic Neo" w:eastAsia="Apple SD Gothic Neo" w:cs="Apple SD Gothic Neo"/>
           <w:color w:val="182433"/>
           <w:sz w:val="20"/>
         </w:rPr>
@@ -2698,7 +2698,7 @@
       </w:pPr>
       <w:r>
         <w:rPr>
-          <w:rFonts w:ascii="Arial Unicode MS" w:hAnsi="Arial Unicode MS" w:eastAsia="Arial Unicode MS" w:cs="Arial Unicode MS"/>
+          <w:rFonts w:ascii="Apple SD Gothic Neo" w:hAnsi="Apple SD Gothic Neo" w:eastAsia="Apple SD Gothic Neo" w:cs="Apple SD Gothic Neo"/>
           <w:b/>
           <w:color w:val="A56A00"/>
           <w:sz w:val="19"/>
@@ -2707,7 +2707,7 @@
       </w:r>
       <w:r>
         <w:rPr>
-          <w:rFonts w:ascii="Arial Unicode MS" w:hAnsi="Arial Unicode MS" w:eastAsia="Arial Unicode MS" w:cs="Arial Unicode MS"/>
+          <w:rFonts w:ascii="Apple SD Gothic Neo" w:hAnsi="Apple SD Gothic Neo" w:eastAsia="Apple SD Gothic Neo" w:cs="Apple SD Gothic Neo"/>
           <w:color w:val="5E7084"/>
           <w:sz w:val="19"/>
         </w:rPr>
@@ -2721,7 +2721,7 @@
       </w:pPr>
       <w:r>
         <w:rPr>
-          <w:rFonts w:ascii="Arial Unicode MS" w:hAnsi="Arial Unicode MS" w:eastAsia="Arial Unicode MS" w:cs="Arial Unicode MS"/>
+          <w:rFonts w:ascii="Apple SD Gothic Neo" w:hAnsi="Apple SD Gothic Neo" w:eastAsia="Apple SD Gothic Neo" w:cs="Apple SD Gothic Neo"/>
           <w:b/>
           <w:color w:val="B42318"/>
           <w:sz w:val="19"/>
@@ -2730,7 +2730,7 @@
       </w:r>
       <w:r>
         <w:rPr>
-          <w:rFonts w:ascii="Arial Unicode MS" w:hAnsi="Arial Unicode MS" w:eastAsia="Arial Unicode MS" w:cs="Arial Unicode MS"/>
+          <w:rFonts w:ascii="Apple SD Gothic Neo" w:hAnsi="Apple SD Gothic Neo" w:eastAsia="Apple SD Gothic Neo" w:cs="Apple SD Gothic Neo"/>
           <w:color w:val="5E7084"/>
           <w:sz w:val="19"/>
         </w:rPr>
@@ -2745,7 +2745,7 @@
       </w:pPr>
       <w:r>
         <w:rPr>
-          <w:rFonts w:ascii="Arial Unicode MS" w:hAnsi="Arial Unicode MS" w:eastAsia="Arial Unicode MS" w:cs="Arial Unicode MS"/>
+          <w:rFonts w:ascii="Apple SD Gothic Neo" w:hAnsi="Apple SD Gothic Neo" w:eastAsia="Apple SD Gothic Neo" w:cs="Apple SD Gothic Neo"/>
           <w:b/>
           <w:color w:val="000000"/>
           <w:sz w:val="30"/>
@@ -2759,7 +2759,7 @@
       </w:pPr>
       <w:r>
         <w:rPr>
-          <w:rFonts w:ascii="Arial Unicode MS" w:hAnsi="Arial Unicode MS" w:eastAsia="Arial Unicode MS" w:cs="Arial Unicode MS"/>
+          <w:rFonts w:ascii="Apple SD Gothic Neo" w:hAnsi="Apple SD Gothic Neo" w:eastAsia="Apple SD Gothic Neo" w:cs="Apple SD Gothic Neo"/>
           <w:b/>
           <w:color w:val="246BCE"/>
           <w:sz w:val="21"/>
@@ -2768,7 +2768,7 @@
       </w:r>
       <w:r>
         <w:rPr>
-          <w:rFonts w:ascii="Arial Unicode MS" w:hAnsi="Arial Unicode MS" w:eastAsia="Arial Unicode MS" w:cs="Arial Unicode MS"/>
+          <w:rFonts w:ascii="Apple SD Gothic Neo" w:hAnsi="Apple SD Gothic Neo" w:eastAsia="Apple SD Gothic Neo" w:cs="Apple SD Gothic Neo"/>
           <w:color w:val="182433"/>
           <w:sz w:val="21"/>
         </w:rPr>
@@ -2781,7 +2781,7 @@
       </w:pPr>
       <w:r>
         <w:rPr>
-          <w:rFonts w:ascii="Arial Unicode MS" w:hAnsi="Arial Unicode MS" w:eastAsia="Arial Unicode MS" w:cs="Arial Unicode MS"/>
+          <w:rFonts w:ascii="Apple SD Gothic Neo" w:hAnsi="Apple SD Gothic Neo" w:eastAsia="Apple SD Gothic Neo" w:cs="Apple SD Gothic Neo"/>
           <w:b/>
           <w:color w:val="14866D"/>
           <w:sz w:val="21"/>
@@ -2790,7 +2790,7 @@
       </w:r>
       <w:r>
         <w:rPr>
-          <w:rFonts w:ascii="Arial Unicode MS" w:hAnsi="Arial Unicode MS" w:eastAsia="Arial Unicode MS" w:cs="Arial Unicode MS"/>
+          <w:rFonts w:ascii="Apple SD Gothic Neo" w:hAnsi="Apple SD Gothic Neo" w:eastAsia="Apple SD Gothic Neo" w:cs="Apple SD Gothic Neo"/>
           <w:color w:val="182433"/>
           <w:sz w:val="21"/>
         </w:rPr>
@@ -2804,7 +2804,7 @@
       </w:pPr>
       <w:r>
         <w:rPr>
-          <w:rFonts w:ascii="Arial Unicode MS" w:hAnsi="Arial Unicode MS" w:eastAsia="Arial Unicode MS" w:cs="Arial Unicode MS"/>
+          <w:rFonts w:ascii="Apple SD Gothic Neo" w:hAnsi="Apple SD Gothic Neo" w:eastAsia="Apple SD Gothic Neo" w:cs="Apple SD Gothic Neo"/>
           <w:color w:val="182433"/>
           <w:sz w:val="20"/>
         </w:rPr>
@@ -2818,7 +2818,7 @@
       </w:pPr>
       <w:r>
         <w:rPr>
-          <w:rFonts w:ascii="Arial Unicode MS" w:hAnsi="Arial Unicode MS" w:eastAsia="Arial Unicode MS" w:cs="Arial Unicode MS"/>
+          <w:rFonts w:ascii="Apple SD Gothic Neo" w:hAnsi="Apple SD Gothic Neo" w:eastAsia="Apple SD Gothic Neo" w:cs="Apple SD Gothic Neo"/>
           <w:color w:val="182433"/>
           <w:sz w:val="20"/>
         </w:rPr>
@@ -2832,7 +2832,7 @@
       </w:pPr>
       <w:r>
         <w:rPr>
-          <w:rFonts w:ascii="Arial Unicode MS" w:hAnsi="Arial Unicode MS" w:eastAsia="Arial Unicode MS" w:cs="Arial Unicode MS"/>
+          <w:rFonts w:ascii="Apple SD Gothic Neo" w:hAnsi="Apple SD Gothic Neo" w:eastAsia="Apple SD Gothic Neo" w:cs="Apple SD Gothic Neo"/>
           <w:color w:val="182433"/>
           <w:sz w:val="20"/>
         </w:rPr>
@@ -2846,7 +2846,7 @@
       </w:pPr>
       <w:r>
         <w:rPr>
-          <w:rFonts w:ascii="Arial Unicode MS" w:hAnsi="Arial Unicode MS" w:eastAsia="Arial Unicode MS" w:cs="Arial Unicode MS"/>
+          <w:rFonts w:ascii="Apple SD Gothic Neo" w:hAnsi="Apple SD Gothic Neo" w:eastAsia="Apple SD Gothic Neo" w:cs="Apple SD Gothic Neo"/>
           <w:b/>
           <w:color w:val="A56A00"/>
           <w:sz w:val="19"/>
@@ -2855,7 +2855,7 @@
       </w:r>
       <w:r>
         <w:rPr>
-          <w:rFonts w:ascii="Arial Unicode MS" w:hAnsi="Arial Unicode MS" w:eastAsia="Arial Unicode MS" w:cs="Arial Unicode MS"/>
+          <w:rFonts w:ascii="Apple SD Gothic Neo" w:hAnsi="Apple SD Gothic Neo" w:eastAsia="Apple SD Gothic Neo" w:cs="Apple SD Gothic Neo"/>
           <w:color w:val="5E7084"/>
           <w:sz w:val="19"/>
         </w:rPr>
@@ -2870,7 +2870,7 @@
       </w:pPr>
       <w:r>
         <w:rPr>
-          <w:rFonts w:ascii="Arial Unicode MS" w:hAnsi="Arial Unicode MS" w:eastAsia="Arial Unicode MS" w:cs="Arial Unicode MS"/>
+          <w:rFonts w:ascii="Apple SD Gothic Neo" w:hAnsi="Apple SD Gothic Neo" w:eastAsia="Apple SD Gothic Neo" w:cs="Apple SD Gothic Neo"/>
           <w:b/>
           <w:color w:val="000000"/>
           <w:sz w:val="40"/>
@@ -2886,7 +2886,7 @@
       </w:pPr>
       <w:r>
         <w:rPr>
-          <w:rFonts w:ascii="Arial Unicode MS" w:hAnsi="Arial Unicode MS" w:eastAsia="Arial Unicode MS" w:cs="Arial Unicode MS"/>
+          <w:rFonts w:ascii="Apple SD Gothic Neo" w:hAnsi="Apple SD Gothic Neo" w:eastAsia="Apple SD Gothic Neo" w:cs="Apple SD Gothic Neo"/>
           <w:b/>
           <w:color w:val="000000"/>
           <w:sz w:val="30"/>
@@ -2900,7 +2900,7 @@
       </w:pPr>
       <w:r>
         <w:rPr>
-          <w:rFonts w:ascii="Arial Unicode MS" w:hAnsi="Arial Unicode MS" w:eastAsia="Arial Unicode MS" w:cs="Arial Unicode MS"/>
+          <w:rFonts w:ascii="Apple SD Gothic Neo" w:hAnsi="Apple SD Gothic Neo" w:eastAsia="Apple SD Gothic Neo" w:cs="Apple SD Gothic Neo"/>
           <w:b/>
           <w:color w:val="246BCE"/>
           <w:sz w:val="21"/>
@@ -2909,7 +2909,7 @@
       </w:r>
       <w:r>
         <w:rPr>
-          <w:rFonts w:ascii="Arial Unicode MS" w:hAnsi="Arial Unicode MS" w:eastAsia="Arial Unicode MS" w:cs="Arial Unicode MS"/>
+          <w:rFonts w:ascii="Apple SD Gothic Neo" w:hAnsi="Apple SD Gothic Neo" w:eastAsia="Apple SD Gothic Neo" w:cs="Apple SD Gothic Neo"/>
           <w:color w:val="182433"/>
           <w:sz w:val="21"/>
         </w:rPr>
@@ -2922,7 +2922,7 @@
       </w:pPr>
       <w:r>
         <w:rPr>
-          <w:rFonts w:ascii="Arial Unicode MS" w:hAnsi="Arial Unicode MS" w:eastAsia="Arial Unicode MS" w:cs="Arial Unicode MS"/>
+          <w:rFonts w:ascii="Apple SD Gothic Neo" w:hAnsi="Apple SD Gothic Neo" w:eastAsia="Apple SD Gothic Neo" w:cs="Apple SD Gothic Neo"/>
           <w:b/>
           <w:color w:val="14866D"/>
           <w:sz w:val="21"/>
@@ -2931,7 +2931,7 @@
       </w:r>
       <w:r>
         <w:rPr>
-          <w:rFonts w:ascii="Arial Unicode MS" w:hAnsi="Arial Unicode MS" w:eastAsia="Arial Unicode MS" w:cs="Arial Unicode MS"/>
+          <w:rFonts w:ascii="Apple SD Gothic Neo" w:hAnsi="Apple SD Gothic Neo" w:eastAsia="Apple SD Gothic Neo" w:cs="Apple SD Gothic Neo"/>
           <w:color w:val="182433"/>
           <w:sz w:val="21"/>
         </w:rPr>
@@ -2945,7 +2945,7 @@
       </w:pPr>
       <w:r>
         <w:rPr>
-          <w:rFonts w:ascii="Arial Unicode MS" w:hAnsi="Arial Unicode MS" w:eastAsia="Arial Unicode MS" w:cs="Arial Unicode MS"/>
+          <w:rFonts w:ascii="Apple SD Gothic Neo" w:hAnsi="Apple SD Gothic Neo" w:eastAsia="Apple SD Gothic Neo" w:cs="Apple SD Gothic Neo"/>
           <w:color w:val="182433"/>
           <w:sz w:val="20"/>
         </w:rPr>
@@ -2959,7 +2959,7 @@
       </w:pPr>
       <w:r>
         <w:rPr>
-          <w:rFonts w:ascii="Arial Unicode MS" w:hAnsi="Arial Unicode MS" w:eastAsia="Arial Unicode MS" w:cs="Arial Unicode MS"/>
+          <w:rFonts w:ascii="Apple SD Gothic Neo" w:hAnsi="Apple SD Gothic Neo" w:eastAsia="Apple SD Gothic Neo" w:cs="Apple SD Gothic Neo"/>
           <w:color w:val="182433"/>
           <w:sz w:val="20"/>
         </w:rPr>
@@ -2973,7 +2973,7 @@
       </w:pPr>
       <w:r>
         <w:rPr>
-          <w:rFonts w:ascii="Arial Unicode MS" w:hAnsi="Arial Unicode MS" w:eastAsia="Arial Unicode MS" w:cs="Arial Unicode MS"/>
+          <w:rFonts w:ascii="Apple SD Gothic Neo" w:hAnsi="Apple SD Gothic Neo" w:eastAsia="Apple SD Gothic Neo" w:cs="Apple SD Gothic Neo"/>
           <w:color w:val="182433"/>
           <w:sz w:val="20"/>
         </w:rPr>
@@ -2987,7 +2987,7 @@
       </w:pPr>
       <w:r>
         <w:rPr>
-          <w:rFonts w:ascii="Arial Unicode MS" w:hAnsi="Arial Unicode MS" w:eastAsia="Arial Unicode MS" w:cs="Arial Unicode MS"/>
+          <w:rFonts w:ascii="Apple SD Gothic Neo" w:hAnsi="Apple SD Gothic Neo" w:eastAsia="Apple SD Gothic Neo" w:cs="Apple SD Gothic Neo"/>
           <w:b/>
           <w:color w:val="A56A00"/>
           <w:sz w:val="19"/>
@@ -2996,7 +2996,7 @@
       </w:r>
       <w:r>
         <w:rPr>
-          <w:rFonts w:ascii="Arial Unicode MS" w:hAnsi="Arial Unicode MS" w:eastAsia="Arial Unicode MS" w:cs="Arial Unicode MS"/>
+          <w:rFonts w:ascii="Apple SD Gothic Neo" w:hAnsi="Apple SD Gothic Neo" w:eastAsia="Apple SD Gothic Neo" w:cs="Apple SD Gothic Neo"/>
           <w:color w:val="5E7084"/>
           <w:sz w:val="19"/>
         </w:rPr>
@@ -3011,7 +3011,7 @@
       </w:pPr>
       <w:r>
         <w:rPr>
-          <w:rFonts w:ascii="Arial Unicode MS" w:hAnsi="Arial Unicode MS" w:eastAsia="Arial Unicode MS" w:cs="Arial Unicode MS"/>
+          <w:rFonts w:ascii="Apple SD Gothic Neo" w:hAnsi="Apple SD Gothic Neo" w:eastAsia="Apple SD Gothic Neo" w:cs="Apple SD Gothic Neo"/>
           <w:b/>
           <w:color w:val="000000"/>
           <w:sz w:val="30"/>
@@ -3025,7 +3025,7 @@
       </w:pPr>
       <w:r>
         <w:rPr>
-          <w:rFonts w:ascii="Arial Unicode MS" w:hAnsi="Arial Unicode MS" w:eastAsia="Arial Unicode MS" w:cs="Arial Unicode MS"/>
+          <w:rFonts w:ascii="Apple SD Gothic Neo" w:hAnsi="Apple SD Gothic Neo" w:eastAsia="Apple SD Gothic Neo" w:cs="Apple SD Gothic Neo"/>
           <w:b/>
           <w:color w:val="246BCE"/>
           <w:sz w:val="21"/>
@@ -3034,7 +3034,7 @@
       </w:r>
       <w:r>
         <w:rPr>
-          <w:rFonts w:ascii="Arial Unicode MS" w:hAnsi="Arial Unicode MS" w:eastAsia="Arial Unicode MS" w:cs="Arial Unicode MS"/>
+          <w:rFonts w:ascii="Apple SD Gothic Neo" w:hAnsi="Apple SD Gothic Neo" w:eastAsia="Apple SD Gothic Neo" w:cs="Apple SD Gothic Neo"/>
           <w:color w:val="182433"/>
           <w:sz w:val="21"/>
         </w:rPr>
@@ -3047,7 +3047,7 @@
       </w:pPr>
       <w:r>
         <w:rPr>
-          <w:rFonts w:ascii="Arial Unicode MS" w:hAnsi="Arial Unicode MS" w:eastAsia="Arial Unicode MS" w:cs="Arial Unicode MS"/>
+          <w:rFonts w:ascii="Apple SD Gothic Neo" w:hAnsi="Apple SD Gothic Neo" w:eastAsia="Apple SD Gothic Neo" w:cs="Apple SD Gothic Neo"/>
           <w:b/>
           <w:color w:val="14866D"/>
           <w:sz w:val="21"/>
@@ -3056,7 +3056,7 @@
       </w:r>
       <w:r>
         <w:rPr>
-          <w:rFonts w:ascii="Arial Unicode MS" w:hAnsi="Arial Unicode MS" w:eastAsia="Arial Unicode MS" w:cs="Arial Unicode MS"/>
+          <w:rFonts w:ascii="Apple SD Gothic Neo" w:hAnsi="Apple SD Gothic Neo" w:eastAsia="Apple SD Gothic Neo" w:cs="Apple SD Gothic Neo"/>
           <w:color w:val="182433"/>
           <w:sz w:val="21"/>
         </w:rPr>
@@ -3070,7 +3070,7 @@
       </w:pPr>
       <w:r>
         <w:rPr>
-          <w:rFonts w:ascii="Arial Unicode MS" w:hAnsi="Arial Unicode MS" w:eastAsia="Arial Unicode MS" w:cs="Arial Unicode MS"/>
+          <w:rFonts w:ascii="Apple SD Gothic Neo" w:hAnsi="Apple SD Gothic Neo" w:eastAsia="Apple SD Gothic Neo" w:cs="Apple SD Gothic Neo"/>
           <w:color w:val="182433"/>
           <w:sz w:val="20"/>
         </w:rPr>
@@ -3084,7 +3084,7 @@
       </w:pPr>
       <w:r>
         <w:rPr>
-          <w:rFonts w:ascii="Arial Unicode MS" w:hAnsi="Arial Unicode MS" w:eastAsia="Arial Unicode MS" w:cs="Arial Unicode MS"/>
+          <w:rFonts w:ascii="Apple SD Gothic Neo" w:hAnsi="Apple SD Gothic Neo" w:eastAsia="Apple SD Gothic Neo" w:cs="Apple SD Gothic Neo"/>
           <w:color w:val="182433"/>
           <w:sz w:val="20"/>
         </w:rPr>
@@ -3098,7 +3098,7 @@
       </w:pPr>
       <w:r>
         <w:rPr>
-          <w:rFonts w:ascii="Arial Unicode MS" w:hAnsi="Arial Unicode MS" w:eastAsia="Arial Unicode MS" w:cs="Arial Unicode MS"/>
+          <w:rFonts w:ascii="Apple SD Gothic Neo" w:hAnsi="Apple SD Gothic Neo" w:eastAsia="Apple SD Gothic Neo" w:cs="Apple SD Gothic Neo"/>
           <w:color w:val="182433"/>
           <w:sz w:val="20"/>
         </w:rPr>
@@ -3112,7 +3112,7 @@
       </w:pPr>
       <w:r>
         <w:rPr>
-          <w:rFonts w:ascii="Arial Unicode MS" w:hAnsi="Arial Unicode MS" w:eastAsia="Arial Unicode MS" w:cs="Arial Unicode MS"/>
+          <w:rFonts w:ascii="Apple SD Gothic Neo" w:hAnsi="Apple SD Gothic Neo" w:eastAsia="Apple SD Gothic Neo" w:cs="Apple SD Gothic Neo"/>
           <w:b/>
           <w:color w:val="A56A00"/>
           <w:sz w:val="19"/>
@@ -3121,7 +3121,7 @@
       </w:r>
       <w:r>
         <w:rPr>
-          <w:rFonts w:ascii="Arial Unicode MS" w:hAnsi="Arial Unicode MS" w:eastAsia="Arial Unicode MS" w:cs="Arial Unicode MS"/>
+          <w:rFonts w:ascii="Apple SD Gothic Neo" w:hAnsi="Apple SD Gothic Neo" w:eastAsia="Apple SD Gothic Neo" w:cs="Apple SD Gothic Neo"/>
           <w:color w:val="5E7084"/>
           <w:sz w:val="19"/>
         </w:rPr>
@@ -3135,7 +3135,7 @@
       </w:pPr>
       <w:r>
         <w:rPr>
-          <w:rFonts w:ascii="Arial Unicode MS" w:hAnsi="Arial Unicode MS" w:eastAsia="Arial Unicode MS" w:cs="Arial Unicode MS"/>
+          <w:rFonts w:ascii="Apple SD Gothic Neo" w:hAnsi="Apple SD Gothic Neo" w:eastAsia="Apple SD Gothic Neo" w:cs="Apple SD Gothic Neo"/>
           <w:b/>
           <w:color w:val="B42318"/>
           <w:sz w:val="19"/>
@@ -3144,7 +3144,7 @@
       </w:r>
       <w:r>
         <w:rPr>
-          <w:rFonts w:ascii="Arial Unicode MS" w:hAnsi="Arial Unicode MS" w:eastAsia="Arial Unicode MS" w:cs="Arial Unicode MS"/>
+          <w:rFonts w:ascii="Apple SD Gothic Neo" w:hAnsi="Apple SD Gothic Neo" w:eastAsia="Apple SD Gothic Neo" w:cs="Apple SD Gothic Neo"/>
           <w:color w:val="5E7084"/>
           <w:sz w:val="19"/>
         </w:rPr>
@@ -3159,7 +3159,7 @@
       </w:pPr>
       <w:r>
         <w:rPr>
-          <w:rFonts w:ascii="Arial Unicode MS" w:hAnsi="Arial Unicode MS" w:eastAsia="Arial Unicode MS" w:cs="Arial Unicode MS"/>
+          <w:rFonts w:ascii="Apple SD Gothic Neo" w:hAnsi="Apple SD Gothic Neo" w:eastAsia="Apple SD Gothic Neo" w:cs="Apple SD Gothic Neo"/>
           <w:b/>
           <w:color w:val="000000"/>
           <w:sz w:val="40"/>
@@ -3175,7 +3175,7 @@
       </w:pPr>
       <w:r>
         <w:rPr>
-          <w:rFonts w:ascii="Arial Unicode MS" w:hAnsi="Arial Unicode MS" w:eastAsia="Arial Unicode MS" w:cs="Arial Unicode MS"/>
+          <w:rFonts w:ascii="Apple SD Gothic Neo" w:hAnsi="Apple SD Gothic Neo" w:eastAsia="Apple SD Gothic Neo" w:cs="Apple SD Gothic Neo"/>
           <w:b/>
           <w:color w:val="000000"/>
           <w:sz w:val="30"/>
@@ -3189,7 +3189,7 @@
       </w:pPr>
       <w:r>
         <w:rPr>
-          <w:rFonts w:ascii="Arial Unicode MS" w:hAnsi="Arial Unicode MS" w:eastAsia="Arial Unicode MS" w:cs="Arial Unicode MS"/>
+          <w:rFonts w:ascii="Apple SD Gothic Neo" w:hAnsi="Apple SD Gothic Neo" w:eastAsia="Apple SD Gothic Neo" w:cs="Apple SD Gothic Neo"/>
           <w:b/>
           <w:color w:val="246BCE"/>
           <w:sz w:val="21"/>
@@ -3198,7 +3198,7 @@
       </w:r>
       <w:r>
         <w:rPr>
-          <w:rFonts w:ascii="Arial Unicode MS" w:hAnsi="Arial Unicode MS" w:eastAsia="Arial Unicode MS" w:cs="Arial Unicode MS"/>
+          <w:rFonts w:ascii="Apple SD Gothic Neo" w:hAnsi="Apple SD Gothic Neo" w:eastAsia="Apple SD Gothic Neo" w:cs="Apple SD Gothic Neo"/>
           <w:color w:val="182433"/>
           <w:sz w:val="21"/>
         </w:rPr>
@@ -3211,7 +3211,7 @@
       </w:pPr>
       <w:r>
         <w:rPr>
-          <w:rFonts w:ascii="Arial Unicode MS" w:hAnsi="Arial Unicode MS" w:eastAsia="Arial Unicode MS" w:cs="Arial Unicode MS"/>
+          <w:rFonts w:ascii="Apple SD Gothic Neo" w:hAnsi="Apple SD Gothic Neo" w:eastAsia="Apple SD Gothic Neo" w:cs="Apple SD Gothic Neo"/>
           <w:b/>
           <w:color w:val="14866D"/>
           <w:sz w:val="21"/>
@@ -3220,7 +3220,7 @@
       </w:r>
       <w:r>
         <w:rPr>
-          <w:rFonts w:ascii="Arial Unicode MS" w:hAnsi="Arial Unicode MS" w:eastAsia="Arial Unicode MS" w:cs="Arial Unicode MS"/>
+          <w:rFonts w:ascii="Apple SD Gothic Neo" w:hAnsi="Apple SD Gothic Neo" w:eastAsia="Apple SD Gothic Neo" w:cs="Apple SD Gothic Neo"/>
           <w:color w:val="182433"/>
           <w:sz w:val="21"/>
         </w:rPr>
@@ -3234,7 +3234,7 @@
       </w:pPr>
       <w:r>
         <w:rPr>
-          <w:rFonts w:ascii="Arial Unicode MS" w:hAnsi="Arial Unicode MS" w:eastAsia="Arial Unicode MS" w:cs="Arial Unicode MS"/>
+          <w:rFonts w:ascii="Apple SD Gothic Neo" w:hAnsi="Apple SD Gothic Neo" w:eastAsia="Apple SD Gothic Neo" w:cs="Apple SD Gothic Neo"/>
           <w:color w:val="182433"/>
           <w:sz w:val="20"/>
         </w:rPr>
@@ -3248,7 +3248,7 @@
       </w:pPr>
       <w:r>
         <w:rPr>
-          <w:rFonts w:ascii="Arial Unicode MS" w:hAnsi="Arial Unicode MS" w:eastAsia="Arial Unicode MS" w:cs="Arial Unicode MS"/>
+          <w:rFonts w:ascii="Apple SD Gothic Neo" w:hAnsi="Apple SD Gothic Neo" w:eastAsia="Apple SD Gothic Neo" w:cs="Apple SD Gothic Neo"/>
           <w:color w:val="182433"/>
           <w:sz w:val="20"/>
         </w:rPr>
@@ -3262,7 +3262,7 @@
       </w:pPr>
       <w:r>
         <w:rPr>
-          <w:rFonts w:ascii="Arial Unicode MS" w:hAnsi="Arial Unicode MS" w:eastAsia="Arial Unicode MS" w:cs="Arial Unicode MS"/>
+          <w:rFonts w:ascii="Apple SD Gothic Neo" w:hAnsi="Apple SD Gothic Neo" w:eastAsia="Apple SD Gothic Neo" w:cs="Apple SD Gothic Neo"/>
           <w:color w:val="182433"/>
           <w:sz w:val="20"/>
         </w:rPr>
@@ -3276,7 +3276,7 @@
       </w:pPr>
       <w:r>
         <w:rPr>
-          <w:rFonts w:ascii="Arial Unicode MS" w:hAnsi="Arial Unicode MS" w:eastAsia="Arial Unicode MS" w:cs="Arial Unicode MS"/>
+          <w:rFonts w:ascii="Apple SD Gothic Neo" w:hAnsi="Apple SD Gothic Neo" w:eastAsia="Apple SD Gothic Neo" w:cs="Apple SD Gothic Neo"/>
           <w:color w:val="182433"/>
           <w:sz w:val="20"/>
         </w:rPr>
@@ -3290,7 +3290,7 @@
       </w:pPr>
       <w:r>
         <w:rPr>
-          <w:rFonts w:ascii="Arial Unicode MS" w:hAnsi="Arial Unicode MS" w:eastAsia="Arial Unicode MS" w:cs="Arial Unicode MS"/>
+          <w:rFonts w:ascii="Apple SD Gothic Neo" w:hAnsi="Apple SD Gothic Neo" w:eastAsia="Apple SD Gothic Neo" w:cs="Apple SD Gothic Neo"/>
           <w:color w:val="182433"/>
           <w:sz w:val="20"/>
         </w:rPr>
@@ -3304,7 +3304,7 @@
       </w:pPr>
       <w:r>
         <w:rPr>
-          <w:rFonts w:ascii="Arial Unicode MS" w:hAnsi="Arial Unicode MS" w:eastAsia="Arial Unicode MS" w:cs="Arial Unicode MS"/>
+          <w:rFonts w:ascii="Apple SD Gothic Neo" w:hAnsi="Apple SD Gothic Neo" w:eastAsia="Apple SD Gothic Neo" w:cs="Apple SD Gothic Neo"/>
           <w:color w:val="182433"/>
           <w:sz w:val="20"/>
         </w:rPr>
@@ -3317,7 +3317,7 @@
       </w:pPr>
       <w:r>
         <w:rPr>
-          <w:rFonts w:ascii="Arial Unicode MS" w:hAnsi="Arial Unicode MS" w:eastAsia="Arial Unicode MS" w:cs="Arial Unicode MS"/>
+          <w:rFonts w:ascii="Apple SD Gothic Neo" w:hAnsi="Apple SD Gothic Neo" w:eastAsia="Apple SD Gothic Neo" w:cs="Apple SD Gothic Neo"/>
         </w:rPr>
         <w:t>Incident 보고서를 내보내면 원본 분석과 연결된 명령의 실행자, 시각, 종료 코드, 검증 판정과 전후 Snapshot 해시가 포함됩니다. credential, 실시간 로그와 Snapshot 원문은 포함되지 않습니다.</w:t>
       </w:r>
@@ -3329,7 +3329,7 @@
       </w:pPr>
       <w:r>
         <w:rPr>
-          <w:rFonts w:ascii="Arial Unicode MS" w:hAnsi="Arial Unicode MS" w:eastAsia="Arial Unicode MS" w:cs="Arial Unicode MS"/>
+          <w:rFonts w:ascii="Apple SD Gothic Neo" w:hAnsi="Apple SD Gothic Neo" w:eastAsia="Apple SD Gothic Neo" w:cs="Apple SD Gothic Neo"/>
           <w:b/>
           <w:color w:val="A56A00"/>
           <w:sz w:val="19"/>
@@ -3338,7 +3338,7 @@
       </w:r>
       <w:r>
         <w:rPr>
-          <w:rFonts w:ascii="Arial Unicode MS" w:hAnsi="Arial Unicode MS" w:eastAsia="Arial Unicode MS" w:cs="Arial Unicode MS"/>
+          <w:rFonts w:ascii="Apple SD Gothic Neo" w:hAnsi="Apple SD Gothic Neo" w:eastAsia="Apple SD Gothic Neo" w:cs="Apple SD Gothic Neo"/>
           <w:color w:val="5E7084"/>
           <w:sz w:val="19"/>
         </w:rPr>
@@ -3353,7 +3353,7 @@
       </w:pPr>
       <w:r>
         <w:rPr>
-          <w:rFonts w:ascii="Arial Unicode MS" w:hAnsi="Arial Unicode MS" w:eastAsia="Arial Unicode MS" w:cs="Arial Unicode MS"/>
+          <w:rFonts w:ascii="Apple SD Gothic Neo" w:hAnsi="Apple SD Gothic Neo" w:eastAsia="Apple SD Gothic Neo" w:cs="Apple SD Gothic Neo"/>
           <w:b/>
           <w:color w:val="000000"/>
           <w:sz w:val="30"/>
@@ -3367,7 +3367,7 @@
       </w:pPr>
       <w:r>
         <w:rPr>
-          <w:rFonts w:ascii="Arial Unicode MS" w:hAnsi="Arial Unicode MS" w:eastAsia="Arial Unicode MS" w:cs="Arial Unicode MS"/>
+          <w:rFonts w:ascii="Apple SD Gothic Neo" w:hAnsi="Apple SD Gothic Neo" w:eastAsia="Apple SD Gothic Neo" w:cs="Apple SD Gothic Neo"/>
           <w:b/>
           <w:color w:val="246BCE"/>
           <w:sz w:val="21"/>
@@ -3376,7 +3376,7 @@
       </w:r>
       <w:r>
         <w:rPr>
-          <w:rFonts w:ascii="Arial Unicode MS" w:hAnsi="Arial Unicode MS" w:eastAsia="Arial Unicode MS" w:cs="Arial Unicode MS"/>
+          <w:rFonts w:ascii="Apple SD Gothic Neo" w:hAnsi="Apple SD Gothic Neo" w:eastAsia="Apple SD Gothic Neo" w:cs="Apple SD Gothic Neo"/>
           <w:color w:val="182433"/>
           <w:sz w:val="21"/>
         </w:rPr>
@@ -3389,7 +3389,7 @@
       </w:pPr>
       <w:r>
         <w:rPr>
-          <w:rFonts w:ascii="Arial Unicode MS" w:hAnsi="Arial Unicode MS" w:eastAsia="Arial Unicode MS" w:cs="Arial Unicode MS"/>
+          <w:rFonts w:ascii="Apple SD Gothic Neo" w:hAnsi="Apple SD Gothic Neo" w:eastAsia="Apple SD Gothic Neo" w:cs="Apple SD Gothic Neo"/>
           <w:b/>
           <w:color w:val="14866D"/>
           <w:sz w:val="21"/>
@@ -3398,7 +3398,7 @@
       </w:r>
       <w:r>
         <w:rPr>
-          <w:rFonts w:ascii="Arial Unicode MS" w:hAnsi="Arial Unicode MS" w:eastAsia="Arial Unicode MS" w:cs="Arial Unicode MS"/>
+          <w:rFonts w:ascii="Apple SD Gothic Neo" w:hAnsi="Apple SD Gothic Neo" w:eastAsia="Apple SD Gothic Neo" w:cs="Apple SD Gothic Neo"/>
           <w:color w:val="182433"/>
           <w:sz w:val="21"/>
         </w:rPr>
@@ -3412,7 +3412,7 @@
       </w:pPr>
       <w:r>
         <w:rPr>
-          <w:rFonts w:ascii="Arial Unicode MS" w:hAnsi="Arial Unicode MS" w:eastAsia="Arial Unicode MS" w:cs="Arial Unicode MS"/>
+          <w:rFonts w:ascii="Apple SD Gothic Neo" w:hAnsi="Apple SD Gothic Neo" w:eastAsia="Apple SD Gothic Neo" w:cs="Apple SD Gothic Neo"/>
           <w:color w:val="182433"/>
           <w:sz w:val="20"/>
         </w:rPr>
@@ -3426,7 +3426,7 @@
       </w:pPr>
       <w:r>
         <w:rPr>
-          <w:rFonts w:ascii="Arial Unicode MS" w:hAnsi="Arial Unicode MS" w:eastAsia="Arial Unicode MS" w:cs="Arial Unicode MS"/>
+          <w:rFonts w:ascii="Apple SD Gothic Neo" w:hAnsi="Apple SD Gothic Neo" w:eastAsia="Apple SD Gothic Neo" w:cs="Apple SD Gothic Neo"/>
           <w:color w:val="182433"/>
           <w:sz w:val="20"/>
         </w:rPr>
@@ -3440,7 +3440,7 @@
       </w:pPr>
       <w:r>
         <w:rPr>
-          <w:rFonts w:ascii="Arial Unicode MS" w:hAnsi="Arial Unicode MS" w:eastAsia="Arial Unicode MS" w:cs="Arial Unicode MS"/>
+          <w:rFonts w:ascii="Apple SD Gothic Neo" w:hAnsi="Apple SD Gothic Neo" w:eastAsia="Apple SD Gothic Neo" w:cs="Apple SD Gothic Neo"/>
           <w:color w:val="182433"/>
           <w:sz w:val="20"/>
         </w:rPr>
@@ -3454,7 +3454,7 @@
       </w:pPr>
       <w:r>
         <w:rPr>
-          <w:rFonts w:ascii="Arial Unicode MS" w:hAnsi="Arial Unicode MS" w:eastAsia="Arial Unicode MS" w:cs="Arial Unicode MS"/>
+          <w:rFonts w:ascii="Apple SD Gothic Neo" w:hAnsi="Apple SD Gothic Neo" w:eastAsia="Apple SD Gothic Neo" w:cs="Apple SD Gothic Neo"/>
           <w:color w:val="182433"/>
           <w:sz w:val="20"/>
         </w:rPr>
@@ -3468,7 +3468,7 @@
       </w:pPr>
       <w:r>
         <w:rPr>
-          <w:rFonts w:ascii="Arial Unicode MS" w:hAnsi="Arial Unicode MS" w:eastAsia="Arial Unicode MS" w:cs="Arial Unicode MS"/>
+          <w:rFonts w:ascii="Apple SD Gothic Neo" w:hAnsi="Apple SD Gothic Neo" w:eastAsia="Apple SD Gothic Neo" w:cs="Apple SD Gothic Neo"/>
           <w:color w:val="182433"/>
           <w:sz w:val="20"/>
         </w:rPr>
@@ -3482,7 +3482,7 @@
       </w:pPr>
       <w:r>
         <w:rPr>
-          <w:rFonts w:ascii="Arial Unicode MS" w:hAnsi="Arial Unicode MS" w:eastAsia="Arial Unicode MS" w:cs="Arial Unicode MS"/>
+          <w:rFonts w:ascii="Apple SD Gothic Neo" w:hAnsi="Apple SD Gothic Neo" w:eastAsia="Apple SD Gothic Neo" w:cs="Apple SD Gothic Neo"/>
           <w:b/>
           <w:color w:val="A56A00"/>
           <w:sz w:val="19"/>
@@ -3491,7 +3491,7 @@
       </w:r>
       <w:r>
         <w:rPr>
-          <w:rFonts w:ascii="Arial Unicode MS" w:hAnsi="Arial Unicode MS" w:eastAsia="Arial Unicode MS" w:cs="Arial Unicode MS"/>
+          <w:rFonts w:ascii="Apple SD Gothic Neo" w:hAnsi="Apple SD Gothic Neo" w:eastAsia="Apple SD Gothic Neo" w:cs="Apple SD Gothic Neo"/>
           <w:color w:val="5E7084"/>
           <w:sz w:val="19"/>
         </w:rPr>
@@ -3505,7 +3505,7 @@
       </w:pPr>
       <w:r>
         <w:rPr>
-          <w:rFonts w:ascii="Arial Unicode MS" w:hAnsi="Arial Unicode MS" w:eastAsia="Arial Unicode MS" w:cs="Arial Unicode MS"/>
+          <w:rFonts w:ascii="Apple SD Gothic Neo" w:hAnsi="Apple SD Gothic Neo" w:eastAsia="Apple SD Gothic Neo" w:cs="Apple SD Gothic Neo"/>
           <w:b/>
           <w:color w:val="B42318"/>
           <w:sz w:val="19"/>
@@ -3514,7 +3514,7 @@
       </w:r>
       <w:r>
         <w:rPr>
-          <w:rFonts w:ascii="Arial Unicode MS" w:hAnsi="Arial Unicode MS" w:eastAsia="Arial Unicode MS" w:cs="Arial Unicode MS"/>
+          <w:rFonts w:ascii="Apple SD Gothic Neo" w:hAnsi="Apple SD Gothic Neo" w:eastAsia="Apple SD Gothic Neo" w:cs="Apple SD Gothic Neo"/>
           <w:color w:val="5E7084"/>
           <w:sz w:val="19"/>
         </w:rPr>
@@ -3527,7 +3527,7 @@
       </w:pPr>
       <w:r>
         <w:rPr>
-          <w:rFonts w:ascii="Arial Unicode MS" w:hAnsi="Arial Unicode MS" w:eastAsia="Arial Unicode MS" w:cs="Arial Unicode MS"/>
+          <w:rFonts w:ascii="Apple SD Gothic Neo" w:hAnsi="Apple SD Gothic Neo" w:eastAsia="Apple SD Gothic Neo" w:cs="Apple SD Gothic Neo"/>
         </w:rPr>
         <w:t>Kubernetes 콘솔</w:t>
       </w:r>
@@ -3538,7 +3538,7 @@
       </w:pPr>
       <w:r>
         <w:rPr>
-          <w:rFonts w:ascii="Arial Unicode MS" w:hAnsi="Arial Unicode MS" w:eastAsia="Arial Unicode MS" w:cs="Arial Unicode MS"/>
+          <w:rFonts w:ascii="Apple SD Gothic Neo" w:hAnsi="Apple SD Gothic Neo" w:eastAsia="Apple SD Gothic Neo" w:cs="Apple SD Gothic Neo"/>
           <w:sz w:val="16"/>
         </w:rPr>
         <w:t>목적  선택한 원격 클러스터에서 kubectl 명령과 Pod 터미널을 플랫폼 권한 및 감사 경계 안에서 실행합니다.</w:t>
@@ -3550,7 +3550,7 @@
       </w:pPr>
       <w:r>
         <w:rPr>
-          <w:rFonts w:ascii="Arial Unicode MS" w:hAnsi="Arial Unicode MS" w:eastAsia="Arial Unicode MS" w:cs="Arial Unicode MS"/>
+          <w:rFonts w:ascii="Apple SD Gothic Neo" w:hAnsi="Apple SD Gothic Neo" w:eastAsia="Apple SD Gothic Neo" w:cs="Apple SD Gothic Neo"/>
           <w:sz w:val="16"/>
         </w:rPr>
         <w:t>사용 시점  리소스 상세 확인, AI 분석 검증 명령 실행, Pod 내부 상태 확인이 필요할 때 사용합니다.</w:t>
@@ -3563,7 +3563,7 @@
       </w:pPr>
       <w:r>
         <w:rPr>
-          <w:rFonts w:ascii="Arial Unicode MS" w:hAnsi="Arial Unicode MS" w:eastAsia="Arial Unicode MS" w:cs="Arial Unicode MS"/>
+          <w:rFonts w:ascii="Apple SD Gothic Neo" w:hAnsi="Apple SD Gothic Neo" w:eastAsia="Apple SD Gothic Neo" w:cs="Apple SD Gothic Neo"/>
           <w:sz w:val="16"/>
         </w:rPr>
         <w:t>Cluster와 Namespace는 플랫폼이 고정하며 kubeconfig와 context 변경 옵션은 사용할 수 없습니다.</w:t>
@@ -3576,7 +3576,7 @@
       </w:pPr>
       <w:r>
         <w:rPr>
-          <w:rFonts w:ascii="Arial Unicode MS" w:hAnsi="Arial Unicode MS" w:eastAsia="Arial Unicode MS" w:cs="Arial Unicode MS"/>
+          <w:rFonts w:ascii="Apple SD Gothic Neo" w:hAnsi="Apple SD Gothic Neo" w:eastAsia="Apple SD Gothic Neo" w:cs="Apple SD Gothic Neo"/>
           <w:sz w:val="16"/>
         </w:rPr>
         <w:t>조회 명령은 바로 실행하고 변경·삭제·대화형 명령은 대상과 위험도를 확인한 뒤 실행합니다.</w:t>
@@ -3589,7 +3589,7 @@
       </w:pPr>
       <w:r>
         <w:rPr>
-          <w:rFonts w:ascii="Arial Unicode MS" w:hAnsi="Arial Unicode MS" w:eastAsia="Arial Unicode MS" w:cs="Arial Unicode MS"/>
+          <w:rFonts w:ascii="Apple SD Gothic Neo" w:hAnsi="Apple SD Gothic Neo" w:eastAsia="Apple SD Gothic Neo" w:cs="Apple SD Gothic Neo"/>
           <w:sz w:val="16"/>
         </w:rPr>
         <w:t>실행 이력에서 상태, 종료 코드, 소요 시간, stdout과 stderr를 확인합니다.</w:t>
@@ -3602,7 +3602,7 @@
       </w:pPr>
       <w:r>
         <w:rPr>
-          <w:rFonts w:ascii="Arial Unicode MS" w:hAnsi="Arial Unicode MS" w:eastAsia="Arial Unicode MS" w:cs="Arial Unicode MS"/>
+          <w:rFonts w:ascii="Apple SD Gothic Neo" w:hAnsi="Apple SD Gothic Neo" w:eastAsia="Apple SD Gothic Neo" w:cs="Apple SD Gothic Neo"/>
           <w:sz w:val="16"/>
         </w:rPr>
         <w:t>AI Analysis의 콘솔에서 검증을 사용하면 실행 이력이 원본 분석과 연결됩니다.</w:t>
@@ -3615,7 +3615,7 @@
       </w:pPr>
       <w:r>
         <w:rPr>
-          <w:rFonts w:ascii="Arial Unicode MS" w:hAnsi="Arial Unicode MS" w:eastAsia="Arial Unicode MS" w:cs="Arial Unicode MS"/>
+          <w:rFonts w:ascii="Apple SD Gothic Neo" w:hAnsi="Apple SD Gothic Neo" w:eastAsia="Apple SD Gothic Neo" w:cs="Apple SD Gothic Neo"/>
           <w:sz w:val="16"/>
         </w:rPr>
         <w:t>동시 실행 제한 메시지가 표시되면 진행 중인 작업을 확인하고 안내된 시간 뒤 다시 실행합니다.</w:t>
@@ -3623,11 +3623,11 @@
     </w:p>
     <w:p>
       <w:pPr>
-        <w:spacing w:before="0" w:after="20" w:line="240" w:lineRule="auto"/>
+        <w:spacing w:before="60" w:after="20" w:line="240" w:lineRule="auto"/>
       </w:pPr>
       <w:r>
         <w:rPr>
-          <w:rFonts w:ascii="Arial Unicode MS" w:hAnsi="Arial Unicode MS" w:eastAsia="Arial Unicode MS" w:cs="Arial Unicode MS"/>
+          <w:rFonts w:ascii="Apple SD Gothic Neo" w:hAnsi="Apple SD Gothic Neo" w:eastAsia="Apple SD Gothic Neo" w:cs="Apple SD Gothic Neo"/>
           <w:sz w:val="16"/>
         </w:rPr>
         <w:t>처음 사용할 때  kubectl get pods -o wide 같은 읽기 전용 명령으로 권한과 연결을 확인합니다.</w:t>
@@ -3635,11 +3635,11 @@
     </w:p>
     <w:p>
       <w:pPr>
-        <w:spacing w:before="0" w:after="20" w:line="240" w:lineRule="auto"/>
+        <w:spacing w:before="60" w:after="20" w:line="240" w:lineRule="auto"/>
       </w:pPr>
       <w:r>
         <w:rPr>
-          <w:rFonts w:ascii="Arial Unicode MS" w:hAnsi="Arial Unicode MS" w:eastAsia="Arial Unicode MS" w:cs="Arial Unicode MS"/>
+          <w:rFonts w:ascii="Apple SD Gothic Neo" w:hAnsi="Apple SD Gothic Neo" w:eastAsia="Apple SD Gothic Neo" w:cs="Apple SD Gothic Neo"/>
           <w:sz w:val="16"/>
         </w:rPr>
         <w:t>주의  Pod 터미널 종료 전 exit를 실행하고, 변경 명령은 실행 후 리소스 상태 확인과 재분석으로 결과를 검증합니다.</w:t>
@@ -3651,7 +3651,7 @@
       </w:pPr>
       <w:r>
         <w:rPr>
-          <w:rFonts w:ascii="Arial Unicode MS" w:hAnsi="Arial Unicode MS" w:eastAsia="Arial Unicode MS" w:cs="Arial Unicode MS"/>
+          <w:rFonts w:ascii="Apple SD Gothic Neo" w:hAnsi="Apple SD Gothic Neo" w:eastAsia="Apple SD Gothic Neo" w:cs="Apple SD Gothic Neo"/>
           <w:sz w:val="16"/>
         </w:rPr>
         <w:t>변경 또는 삭제 명령이 끝나면 운영 결과 검증에서 Kubernetes 상태의 전후 비교 판정과 확인 시각을 먼저 봅니다. 상태가 확인되지 않으면 성공 exit code만으로 조치 완료를 선언하지 않습니다.</w:t>
@@ -3664,7 +3664,7 @@
       </w:pPr>
       <w:r>
         <w:rPr>
-          <w:rFonts w:ascii="Arial Unicode MS" w:hAnsi="Arial Unicode MS" w:eastAsia="Arial Unicode MS" w:cs="Arial Unicode MS"/>
+          <w:rFonts w:ascii="Apple SD Gothic Neo" w:hAnsi="Apple SD Gothic Neo" w:eastAsia="Apple SD Gothic Neo" w:cs="Apple SD Gothic Neo"/>
           <w:sz w:val="16"/>
         </w:rPr>
         <w:t>리소스 기반 명령 만들기에서 Kind와 이름을 입력하면 Get, Describe, Logs, YAML 명령을 안전하게 작성할 수 있습니다.</w:t>
@@ -3677,7 +3677,7 @@
       </w:pPr>
       <w:r>
         <w:rPr>
-          <w:rFonts w:ascii="Arial Unicode MS" w:hAnsi="Arial Unicode MS" w:eastAsia="Arial Unicode MS" w:cs="Arial Unicode MS"/>
+          <w:rFonts w:ascii="Apple SD Gothic Neo" w:hAnsi="Apple SD Gothic Neo" w:eastAsia="Apple SD Gothic Neo" w:cs="Apple SD Gothic Neo"/>
           <w:sz w:val="16"/>
         </w:rPr>
         <w:t>Cook Book 탭에서는 기본 현황, Pod, 로그, Service, workload, 자원, Node, storage, network와 권한 점검 명령을 검색합니다. 항목의 목적, 실행 범위와 요구 조건을 확인한 뒤 명령 가져오기를 선택합니다.</w:t>
@@ -3690,7 +3690,7 @@
       </w:pPr>
       <w:r>
         <w:rPr>
-          <w:rFonts w:ascii="Arial Unicode MS" w:hAnsi="Arial Unicode MS" w:eastAsia="Arial Unicode MS" w:cs="Arial Unicode MS"/>
+          <w:rFonts w:ascii="Apple SD Gothic Neo" w:hAnsi="Apple SD Gothic Neo" w:eastAsia="Apple SD Gothic Neo" w:cs="Apple SD Gothic Neo"/>
           <w:sz w:val="16"/>
         </w:rPr>
         <w:t>증상별 단계 점검에서 Pod 기동, Service 연결, PVC Pending, Node Pressure 절차를 순서대로 실행하고 각 항목의 정상 기준과 다음 권장 점검을 확인합니다.</w:t>
@@ -3703,7 +3703,7 @@
       </w:pPr>
       <w:r>
         <w:rPr>
-          <w:rFonts w:ascii="Arial Unicode MS" w:hAnsi="Arial Unicode MS" w:eastAsia="Arial Unicode MS" w:cs="Arial Unicode MS"/>
+          <w:rFonts w:ascii="Apple SD Gothic Neo" w:hAnsi="Apple SD Gothic Neo" w:eastAsia="Apple SD Gothic Neo" w:cs="Apple SD Gothic Neo"/>
           <w:sz w:val="16"/>
         </w:rPr>
         <w:t>리소스 기반 명령 만들기에 입력한 이름과 컨테이너는 Cook Book 명령의 placeholder에 자동 반영됩니다.</w:t>
@@ -3716,7 +3716,7 @@
       </w:pPr>
       <w:r>
         <w:rPr>
-          <w:rFonts w:ascii="Arial Unicode MS" w:hAnsi="Arial Unicode MS" w:eastAsia="Arial Unicode MS" w:cs="Arial Unicode MS"/>
+          <w:rFonts w:ascii="Apple SD Gothic Neo" w:hAnsi="Apple SD Gothic Neo" w:eastAsia="Apple SD Gothic Neo" w:cs="Apple SD Gothic Neo"/>
           <w:sz w:val="16"/>
         </w:rPr>
         <w:t>Metrics APIService가 Available 상태가 아니면 kubectl top 점검은 선택할 수 없습니다.</w:t>
@@ -3729,7 +3729,7 @@
       </w:pPr>
       <w:r>
         <w:rPr>
-          <w:rFonts w:ascii="Arial Unicode MS" w:hAnsi="Arial Unicode MS" w:eastAsia="Arial Unicode MS" w:cs="Arial Unicode MS"/>
+          <w:rFonts w:ascii="Apple SD Gothic Neo" w:hAnsi="Apple SD Gothic Neo" w:eastAsia="Apple SD Gothic Neo" w:cs="Apple SD Gothic Neo"/>
           <w:sz w:val="16"/>
         </w:rPr>
         <w:t>POD_NAME, SERVICE_NAME 같은 표시가 있으면 실제 리소스 이름으로 바꾸기 전에는 실행할 수 없습니다.</w:t>
@@ -3742,7 +3742,7 @@
       </w:pPr>
       <w:r>
         <w:rPr>
-          <w:rFonts w:ascii="Arial Unicode MS" w:hAnsi="Arial Unicode MS" w:eastAsia="Arial Unicode MS" w:cs="Arial Unicode MS"/>
+          <w:rFonts w:ascii="Apple SD Gothic Neo" w:hAnsi="Apple SD Gothic Neo" w:eastAsia="Apple SD Gothic Neo" w:cs="Apple SD Gothic Neo"/>
           <w:sz w:val="16"/>
         </w:rPr>
         <w:t>클러스터 범위 항목은 전체 Namespace로, Namespace 항목은 현재 선택한 Namespace로 작업 범위를 맞춥니다.</w:t>
@@ -3755,7 +3755,7 @@
       </w:pPr>
       <w:r>
         <w:rPr>
-          <w:rFonts w:ascii="Arial Unicode MS" w:hAnsi="Arial Unicode MS" w:eastAsia="Arial Unicode MS" w:cs="Arial Unicode MS"/>
+          <w:rFonts w:ascii="Apple SD Gothic Neo" w:hAnsi="Apple SD Gothic Neo" w:eastAsia="Apple SD Gothic Neo" w:cs="Apple SD Gothic Neo"/>
           <w:sz w:val="16"/>
         </w:rPr>
         <w:t>Metrics Server 필요 표시가 있는 사용량 명령은 대상 클러스터에 지표 API가 없으면 결과를 제공하지 못합니다.</w:t>
@@ -3768,7 +3768,7 @@
       </w:pPr>
       <w:r>
         <w:rPr>
-          <w:rFonts w:ascii="Arial Unicode MS" w:hAnsi="Arial Unicode MS" w:eastAsia="Arial Unicode MS" w:cs="Arial Unicode MS"/>
+          <w:rFonts w:ascii="Apple SD Gothic Neo" w:hAnsi="Apple SD Gothic Neo" w:eastAsia="Apple SD Gothic Neo" w:cs="Apple SD Gothic Neo"/>
           <w:sz w:val="16"/>
         </w:rPr>
         <w:t>Cook Book은 Secret 값 출력, shell pipe, port-forward와 임시 리소스 생성 명령을 제공하지 않습니다.</w:t>
@@ -3781,7 +3781,7 @@
       </w:pPr>
       <w:r>
         <w:rPr>
-          <w:rFonts w:ascii="Arial Unicode MS" w:hAnsi="Arial Unicode MS" w:eastAsia="Arial Unicode MS" w:cs="Arial Unicode MS"/>
+          <w:rFonts w:ascii="Apple SD Gothic Neo" w:hAnsi="Apple SD Gothic Neo" w:eastAsia="Apple SD Gothic Neo" w:cs="Apple SD Gothic Neo"/>
           <w:sz w:val="16"/>
         </w:rPr>
         <w:t>Event 확인, 로그 확인, YAML 확인 버튼은 같은 Cluster와 Namespace를 유지한 후속 명령을 준비합니다.</w:t>
@@ -3794,7 +3794,7 @@
       </w:pPr>
       <w:r>
         <w:rPr>
-          <w:rFonts w:ascii="Arial Unicode MS" w:hAnsi="Arial Unicode MS" w:eastAsia="Arial Unicode MS" w:cs="Arial Unicode MS"/>
+          <w:rFonts w:ascii="Apple SD Gothic Neo" w:hAnsi="Apple SD Gothic Neo" w:eastAsia="Apple SD Gothic Neo" w:cs="Apple SD Gothic Neo"/>
           <w:sz w:val="16"/>
         </w:rPr>
         <w:t>전후 Snapshot은 필요할 때만 펼쳐 보고, 롤백 후보는 현재 상태와 영향을 다시 확인한 뒤 별도 명령으로 실행합니다.</w:t>
@@ -3807,7 +3807,7 @@
       </w:pPr>
       <w:r>
         <w:rPr>
-          <w:rFonts w:ascii="Arial Unicode MS" w:hAnsi="Arial Unicode MS" w:eastAsia="Arial Unicode MS" w:cs="Arial Unicode MS"/>
+          <w:rFonts w:ascii="Apple SD Gothic Neo" w:hAnsi="Apple SD Gothic Neo" w:eastAsia="Apple SD Gothic Neo" w:cs="Apple SD Gothic Neo"/>
           <w:sz w:val="16"/>
         </w:rPr>
         <w:t>일반 명령은 격리 실행기를 사용합니다. Pod 터미널은 현재 Backend Fabric8 WebSocket 경계를 사용하며 화면의 실행 경계 표시로 구분합니다.</w:t>
@@ -3822,7 +3822,7 @@
       </w:pPr>
       <w:r>
         <w:rPr>
-          <w:rFonts w:ascii="Arial Unicode MS" w:hAnsi="Arial Unicode MS" w:eastAsia="Arial Unicode MS" w:cs="Arial Unicode MS"/>
+          <w:rFonts w:ascii="Apple SD Gothic Neo" w:hAnsi="Apple SD Gothic Neo" w:eastAsia="Apple SD Gothic Neo" w:cs="Apple SD Gothic Neo"/>
           <w:b/>
           <w:color w:val="000000"/>
           <w:sz w:val="16"/>
@@ -3838,7 +3838,7 @@
       </w:pPr>
       <w:r>
         <w:rPr>
-          <w:rFonts w:ascii="Arial Unicode MS" w:hAnsi="Arial Unicode MS" w:eastAsia="Arial Unicode MS" w:cs="Arial Unicode MS"/>
+          <w:rFonts w:ascii="Apple SD Gothic Neo" w:hAnsi="Apple SD Gothic Neo" w:eastAsia="Apple SD Gothic Neo" w:cs="Apple SD Gothic Neo"/>
           <w:b/>
           <w:color w:val="000000"/>
           <w:sz w:val="30"/>
@@ -3852,7 +3852,7 @@
       </w:pPr>
       <w:r>
         <w:rPr>
-          <w:rFonts w:ascii="Arial Unicode MS" w:hAnsi="Arial Unicode MS" w:eastAsia="Arial Unicode MS" w:cs="Arial Unicode MS"/>
+          <w:rFonts w:ascii="Apple SD Gothic Neo" w:hAnsi="Apple SD Gothic Neo" w:eastAsia="Apple SD Gothic Neo" w:cs="Apple SD Gothic Neo"/>
         </w:rPr>
         <w:t>목적  Tenant Chart를 Custom Values로 Cluster에 Helm 배포하고 Application 상태와 수명주기를 운영합니다.</w:t>
       </w:r>
@@ -3863,7 +3863,7 @@
       </w:pPr>
       <w:r>
         <w:rPr>
-          <w:rFonts w:ascii="Arial Unicode MS" w:hAnsi="Arial Unicode MS" w:eastAsia="Arial Unicode MS" w:cs="Arial Unicode MS"/>
+          <w:rFonts w:ascii="Apple SD Gothic Neo" w:hAnsi="Apple SD Gothic Neo" w:eastAsia="Apple SD Gothic Neo" w:cs="Apple SD Gothic Neo"/>
         </w:rPr>
         <w:t>사용 시점  Artifact Hub Chart를 가져오거나 보유 Chart를 Cluster와 Namespace에 배포하고 상태를 확인할 때 사용합니다.</w:t>
       </w:r>
@@ -3875,7 +3875,7 @@
       </w:pPr>
       <w:r>
         <w:rPr>
-          <w:rFonts w:ascii="Arial Unicode MS" w:hAnsi="Arial Unicode MS" w:eastAsia="Arial Unicode MS" w:cs="Arial Unicode MS"/>
+          <w:rFonts w:ascii="Apple SD Gothic Neo" w:hAnsi="Apple SD Gothic Neo" w:eastAsia="Apple SD Gothic Neo" w:cs="Apple SD Gothic Neo"/>
         </w:rPr>
         <w:t>Chart Library를 기본 시작점으로 사용하고 Chart가 없을 때 Discover 또는 Source/.tgz 가져오기를 선택합니다.</w:t>
       </w:r>
@@ -3887,7 +3887,7 @@
       </w:pPr>
       <w:r>
         <w:rPr>
-          <w:rFonts w:ascii="Arial Unicode MS" w:hAnsi="Arial Unicode MS" w:eastAsia="Arial Unicode MS" w:cs="Arial Unicode MS"/>
+          <w:rFonts w:ascii="Apple SD Gothic Neo" w:hAnsi="Apple SD Gothic Neo" w:eastAsia="Apple SD Gothic Neo" w:cs="Apple SD Gothic Neo"/>
         </w:rPr>
         <w:t>Values Profile과 대상 Cluster/Namespace를 정한 뒤 Cluster 내부, Chart에서 관리, KlueOps HTTPRoute 중 노출 방식을 선택하고 Preview와 정확한 확인 문구를 거쳐 배포합니다.</w:t>
       </w:r>
@@ -3895,11 +3895,33 @@
     <w:p>
       <w:pPr>
         <w:pStyle w:val="ListBullet"/>
-        <w:spacing w:after="60"/>
       </w:pPr>
       <w:r>
         <w:rPr>
-          <w:rFonts w:ascii="Arial Unicode MS" w:hAnsi="Arial Unicode MS" w:eastAsia="Arial Unicode MS" w:cs="Arial Unicode MS"/>
+          <w:rFonts w:ascii="Apple SD Gothic Neo" w:hAnsi="Apple SD Gothic Neo" w:eastAsia="Apple SD Gothic Neo" w:cs="Apple SD Gothic Neo"/>
+        </w:rPr>
+        <w:t>KlueOps HTTPRoute에서는 현재 Values로 렌더링된 Service와 대상 Cluster의 READY Gateway를 목록에서 선택합니다. Service Port는 spec.ports[].port이며 Pod의 targetPort나 Node 외부 노출용 nodePort가 아닙니다.</w:t>
+      </w:r>
+    </w:p>
+    <w:p>
+      <w:pPr>
+        <w:pStyle w:val="ListBullet"/>
+      </w:pPr>
+      <w:r>
+        <w:rPr>
+          <w:rFonts w:ascii="Apple SD Gothic Neo" w:hAnsi="Apple SD Gothic Neo" w:eastAsia="Apple SD Gothic Neo" w:cs="Apple SD Gothic Neo"/>
+        </w:rPr>
+        <w:t>Gateway 목록이 비어 있으면 Cluster Admin이 Gateway API CRD, Controller와 HTTP/HTTPS Gateway를 준비하고, 등록 Cluster credential에 Gateway get/list 읽기 권한을 부여합니다. KlueOps는 이를 자동 설치하지 않으며, 나중에 준비한 경우 다시 조회하거나 기존 내부 Application의 Upgrade에서 노출을 추가할 수 있습니다.</w:t>
+      </w:r>
+    </w:p>
+    <w:p>
+      <w:pPr>
+        <w:pStyle w:val="ListBullet"/>
+        <w:spacing w:after="60"/>
+      </w:pPr>
+      <w:r>
+        <w:rPr>
+          <w:rFonts w:ascii="Apple SD Gothic Neo" w:hAnsi="Apple SD Gothic Neo" w:eastAsia="Apple SD Gothic Neo" w:cs="Apple SD Gothic Neo"/>
         </w:rPr>
         <w:t>Application 상세에서 workload/Pod, Service·Ingress·HTTPRoute URL과 endpoint 상태, Helm History와 upgrade/rollback/uninstall을 확인합니다.</w:t>
       </w:r>
@@ -3911,7 +3933,7 @@
       </w:pPr>
       <w:r>
         <w:rPr>
-          <w:rFonts w:ascii="Arial Unicode MS" w:hAnsi="Arial Unicode MS" w:eastAsia="Arial Unicode MS" w:cs="Arial Unicode MS"/>
+          <w:rFonts w:ascii="Apple SD Gothic Neo" w:hAnsi="Apple SD Gothic Neo" w:eastAsia="Apple SD Gothic Neo" w:cs="Apple SD Gothic Neo"/>
         </w:rPr>
         <w:t>처음 사용할 때  Chart Library에서 검증된 버전을 선택하고 내부 Service 방식으로 작은 테스트 배포부터 시작합니다.</w:t>
       </w:r>
@@ -3923,7 +3945,7 @@
       </w:pPr>
       <w:r>
         <w:rPr>
-          <w:rFonts w:ascii="Arial Unicode MS" w:hAnsi="Arial Unicode MS" w:eastAsia="Arial Unicode MS" w:cs="Arial Unicode MS"/>
+          <w:rFonts w:ascii="Apple SD Gothic Neo" w:hAnsi="Apple SD Gothic Neo" w:eastAsia="Apple SD Gothic Neo" w:cs="Apple SD Gothic Neo"/>
         </w:rPr>
         <w:t>주의  이 기능은 GitOps Controller가 아닙니다. 대상, Values와 Preview를 확인한 명시적 Helm 작업만 실행합니다.</w:t>
       </w:r>
@@ -3936,7 +3958,7 @@
       </w:pPr>
       <w:r>
         <w:rPr>
-          <w:rFonts w:ascii="Arial Unicode MS" w:hAnsi="Arial Unicode MS" w:eastAsia="Arial Unicode MS" w:cs="Arial Unicode MS"/>
+          <w:rFonts w:ascii="Apple SD Gothic Neo" w:hAnsi="Apple SD Gothic Neo" w:eastAsia="Apple SD Gothic Neo" w:cs="Apple SD Gothic Neo"/>
           <w:b/>
           <w:color w:val="000000"/>
           <w:sz w:val="30"/>
@@ -3950,7 +3972,7 @@
       </w:pPr>
       <w:r>
         <w:rPr>
-          <w:rFonts w:ascii="Arial Unicode MS" w:hAnsi="Arial Unicode MS" w:eastAsia="Arial Unicode MS" w:cs="Arial Unicode MS"/>
+          <w:rFonts w:ascii="Apple SD Gothic Neo" w:hAnsi="Apple SD Gothic Neo" w:eastAsia="Apple SD Gothic Neo" w:cs="Apple SD Gothic Neo"/>
           <w:b/>
           <w:color w:val="246BCE"/>
           <w:sz w:val="21"/>
@@ -3959,7 +3981,7 @@
       </w:r>
       <w:r>
         <w:rPr>
-          <w:rFonts w:ascii="Arial Unicode MS" w:hAnsi="Arial Unicode MS" w:eastAsia="Arial Unicode MS" w:cs="Arial Unicode MS"/>
+          <w:rFonts w:ascii="Apple SD Gothic Neo" w:hAnsi="Apple SD Gothic Neo" w:eastAsia="Apple SD Gothic Neo" w:cs="Apple SD Gothic Neo"/>
           <w:color w:val="182433"/>
           <w:sz w:val="21"/>
         </w:rPr>
@@ -3972,7 +3994,7 @@
       </w:pPr>
       <w:r>
         <w:rPr>
-          <w:rFonts w:ascii="Arial Unicode MS" w:hAnsi="Arial Unicode MS" w:eastAsia="Arial Unicode MS" w:cs="Arial Unicode MS"/>
+          <w:rFonts w:ascii="Apple SD Gothic Neo" w:hAnsi="Apple SD Gothic Neo" w:eastAsia="Apple SD Gothic Neo" w:cs="Apple SD Gothic Neo"/>
           <w:b/>
           <w:color w:val="14866D"/>
           <w:sz w:val="21"/>
@@ -3981,7 +4003,7 @@
       </w:r>
       <w:r>
         <w:rPr>
-          <w:rFonts w:ascii="Arial Unicode MS" w:hAnsi="Arial Unicode MS" w:eastAsia="Arial Unicode MS" w:cs="Arial Unicode MS"/>
+          <w:rFonts w:ascii="Apple SD Gothic Neo" w:hAnsi="Apple SD Gothic Neo" w:eastAsia="Apple SD Gothic Neo" w:cs="Apple SD Gothic Neo"/>
           <w:color w:val="182433"/>
           <w:sz w:val="21"/>
         </w:rPr>
@@ -3995,7 +4017,7 @@
       </w:pPr>
       <w:r>
         <w:rPr>
-          <w:rFonts w:ascii="Arial Unicode MS" w:hAnsi="Arial Unicode MS" w:eastAsia="Arial Unicode MS" w:cs="Arial Unicode MS"/>
+          <w:rFonts w:ascii="Apple SD Gothic Neo" w:hAnsi="Apple SD Gothic Neo" w:eastAsia="Apple SD Gothic Neo" w:cs="Apple SD Gothic Neo"/>
           <w:color w:val="182433"/>
           <w:sz w:val="20"/>
         </w:rPr>
@@ -4009,7 +4031,7 @@
       </w:pPr>
       <w:r>
         <w:rPr>
-          <w:rFonts w:ascii="Arial Unicode MS" w:hAnsi="Arial Unicode MS" w:eastAsia="Arial Unicode MS" w:cs="Arial Unicode MS"/>
+          <w:rFonts w:ascii="Apple SD Gothic Neo" w:hAnsi="Apple SD Gothic Neo" w:eastAsia="Apple SD Gothic Neo" w:cs="Apple SD Gothic Neo"/>
           <w:color w:val="182433"/>
           <w:sz w:val="20"/>
         </w:rPr>
@@ -4023,7 +4045,7 @@
       </w:pPr>
       <w:r>
         <w:rPr>
-          <w:rFonts w:ascii="Arial Unicode MS" w:hAnsi="Arial Unicode MS" w:eastAsia="Arial Unicode MS" w:cs="Arial Unicode MS"/>
+          <w:rFonts w:ascii="Apple SD Gothic Neo" w:hAnsi="Apple SD Gothic Neo" w:eastAsia="Apple SD Gothic Neo" w:cs="Apple SD Gothic Neo"/>
           <w:color w:val="182433"/>
           <w:sz w:val="20"/>
         </w:rPr>
@@ -4037,7 +4059,7 @@
       </w:pPr>
       <w:r>
         <w:rPr>
-          <w:rFonts w:ascii="Arial Unicode MS" w:hAnsi="Arial Unicode MS" w:eastAsia="Arial Unicode MS" w:cs="Arial Unicode MS"/>
+          <w:rFonts w:ascii="Apple SD Gothic Neo" w:hAnsi="Apple SD Gothic Neo" w:eastAsia="Apple SD Gothic Neo" w:cs="Apple SD Gothic Neo"/>
           <w:b/>
           <w:color w:val="A56A00"/>
           <w:sz w:val="19"/>
@@ -4046,7 +4068,7 @@
       </w:r>
       <w:r>
         <w:rPr>
-          <w:rFonts w:ascii="Arial Unicode MS" w:hAnsi="Arial Unicode MS" w:eastAsia="Arial Unicode MS" w:cs="Arial Unicode MS"/>
+          <w:rFonts w:ascii="Apple SD Gothic Neo" w:hAnsi="Apple SD Gothic Neo" w:eastAsia="Apple SD Gothic Neo" w:cs="Apple SD Gothic Neo"/>
           <w:color w:val="5E7084"/>
           <w:sz w:val="19"/>
         </w:rPr>
@@ -4061,7 +4083,7 @@
       </w:pPr>
       <w:r>
         <w:rPr>
-          <w:rFonts w:ascii="Arial Unicode MS" w:hAnsi="Arial Unicode MS" w:eastAsia="Arial Unicode MS" w:cs="Arial Unicode MS"/>
+          <w:rFonts w:ascii="Apple SD Gothic Neo" w:hAnsi="Apple SD Gothic Neo" w:eastAsia="Apple SD Gothic Neo" w:cs="Apple SD Gothic Neo"/>
           <w:b/>
           <w:color w:val="000000"/>
           <w:sz w:val="30"/>
@@ -4075,7 +4097,7 @@
       </w:pPr>
       <w:r>
         <w:rPr>
-          <w:rFonts w:ascii="Arial Unicode MS" w:hAnsi="Arial Unicode MS" w:eastAsia="Arial Unicode MS" w:cs="Arial Unicode MS"/>
+          <w:rFonts w:ascii="Apple SD Gothic Neo" w:hAnsi="Apple SD Gothic Neo" w:eastAsia="Apple SD Gothic Neo" w:cs="Apple SD Gothic Neo"/>
           <w:b/>
           <w:color w:val="246BCE"/>
           <w:sz w:val="21"/>
@@ -4084,7 +4106,7 @@
       </w:r>
       <w:r>
         <w:rPr>
-          <w:rFonts w:ascii="Arial Unicode MS" w:hAnsi="Arial Unicode MS" w:eastAsia="Arial Unicode MS" w:cs="Arial Unicode MS"/>
+          <w:rFonts w:ascii="Apple SD Gothic Neo" w:hAnsi="Apple SD Gothic Neo" w:eastAsia="Apple SD Gothic Neo" w:cs="Apple SD Gothic Neo"/>
           <w:color w:val="182433"/>
           <w:sz w:val="21"/>
         </w:rPr>
@@ -4097,7 +4119,7 @@
       </w:pPr>
       <w:r>
         <w:rPr>
-          <w:rFonts w:ascii="Arial Unicode MS" w:hAnsi="Arial Unicode MS" w:eastAsia="Arial Unicode MS" w:cs="Arial Unicode MS"/>
+          <w:rFonts w:ascii="Apple SD Gothic Neo" w:hAnsi="Apple SD Gothic Neo" w:eastAsia="Apple SD Gothic Neo" w:cs="Apple SD Gothic Neo"/>
           <w:b/>
           <w:color w:val="14866D"/>
           <w:sz w:val="21"/>
@@ -4106,7 +4128,7 @@
       </w:r>
       <w:r>
         <w:rPr>
-          <w:rFonts w:ascii="Arial Unicode MS" w:hAnsi="Arial Unicode MS" w:eastAsia="Arial Unicode MS" w:cs="Arial Unicode MS"/>
+          <w:rFonts w:ascii="Apple SD Gothic Neo" w:hAnsi="Apple SD Gothic Neo" w:eastAsia="Apple SD Gothic Neo" w:cs="Apple SD Gothic Neo"/>
           <w:color w:val="182433"/>
           <w:sz w:val="21"/>
         </w:rPr>
@@ -4120,7 +4142,7 @@
       </w:pPr>
       <w:r>
         <w:rPr>
-          <w:rFonts w:ascii="Arial Unicode MS" w:hAnsi="Arial Unicode MS" w:eastAsia="Arial Unicode MS" w:cs="Arial Unicode MS"/>
+          <w:rFonts w:ascii="Apple SD Gothic Neo" w:hAnsi="Apple SD Gothic Neo" w:eastAsia="Apple SD Gothic Neo" w:cs="Apple SD Gothic Neo"/>
           <w:color w:val="182433"/>
           <w:sz w:val="20"/>
         </w:rPr>
@@ -4134,7 +4156,7 @@
       </w:pPr>
       <w:r>
         <w:rPr>
-          <w:rFonts w:ascii="Arial Unicode MS" w:hAnsi="Arial Unicode MS" w:eastAsia="Arial Unicode MS" w:cs="Arial Unicode MS"/>
+          <w:rFonts w:ascii="Apple SD Gothic Neo" w:hAnsi="Apple SD Gothic Neo" w:eastAsia="Apple SD Gothic Neo" w:cs="Apple SD Gothic Neo"/>
           <w:color w:val="182433"/>
           <w:sz w:val="20"/>
         </w:rPr>
@@ -4148,7 +4170,7 @@
       </w:pPr>
       <w:r>
         <w:rPr>
-          <w:rFonts w:ascii="Arial Unicode MS" w:hAnsi="Arial Unicode MS" w:eastAsia="Arial Unicode MS" w:cs="Arial Unicode MS"/>
+          <w:rFonts w:ascii="Apple SD Gothic Neo" w:hAnsi="Apple SD Gothic Neo" w:eastAsia="Apple SD Gothic Neo" w:cs="Apple SD Gothic Neo"/>
           <w:color w:val="182433"/>
           <w:sz w:val="20"/>
         </w:rPr>
@@ -4162,7 +4184,7 @@
       </w:pPr>
       <w:r>
         <w:rPr>
-          <w:rFonts w:ascii="Arial Unicode MS" w:hAnsi="Arial Unicode MS" w:eastAsia="Arial Unicode MS" w:cs="Arial Unicode MS"/>
+          <w:rFonts w:ascii="Apple SD Gothic Neo" w:hAnsi="Apple SD Gothic Neo" w:eastAsia="Apple SD Gothic Neo" w:cs="Apple SD Gothic Neo"/>
           <w:b/>
           <w:color w:val="A56A00"/>
           <w:sz w:val="19"/>
@@ -4171,7 +4193,7 @@
       </w:r>
       <w:r>
         <w:rPr>
-          <w:rFonts w:ascii="Arial Unicode MS" w:hAnsi="Arial Unicode MS" w:eastAsia="Arial Unicode MS" w:cs="Arial Unicode MS"/>
+          <w:rFonts w:ascii="Apple SD Gothic Neo" w:hAnsi="Apple SD Gothic Neo" w:eastAsia="Apple SD Gothic Neo" w:cs="Apple SD Gothic Neo"/>
           <w:color w:val="5E7084"/>
           <w:sz w:val="19"/>
         </w:rPr>
@@ -4186,7 +4208,7 @@
       </w:pPr>
       <w:r>
         <w:rPr>
-          <w:rFonts w:ascii="Arial Unicode MS" w:hAnsi="Arial Unicode MS" w:eastAsia="Arial Unicode MS" w:cs="Arial Unicode MS"/>
+          <w:rFonts w:ascii="Apple SD Gothic Neo" w:hAnsi="Apple SD Gothic Neo" w:eastAsia="Apple SD Gothic Neo" w:cs="Apple SD Gothic Neo"/>
           <w:b/>
           <w:color w:val="000000"/>
           <w:sz w:val="40"/>
@@ -4202,7 +4224,7 @@
       </w:pPr>
       <w:r>
         <w:rPr>
-          <w:rFonts w:ascii="Arial Unicode MS" w:hAnsi="Arial Unicode MS" w:eastAsia="Arial Unicode MS" w:cs="Arial Unicode MS"/>
+          <w:rFonts w:ascii="Apple SD Gothic Neo" w:hAnsi="Apple SD Gothic Neo" w:eastAsia="Apple SD Gothic Neo" w:cs="Apple SD Gothic Neo"/>
           <w:b/>
           <w:color w:val="000000"/>
           <w:sz w:val="30"/>
@@ -4216,7 +4238,7 @@
       </w:pPr>
       <w:r>
         <w:rPr>
-          <w:rFonts w:ascii="Arial Unicode MS" w:hAnsi="Arial Unicode MS" w:eastAsia="Arial Unicode MS" w:cs="Arial Unicode MS"/>
+          <w:rFonts w:ascii="Apple SD Gothic Neo" w:hAnsi="Apple SD Gothic Neo" w:eastAsia="Apple SD Gothic Neo" w:cs="Apple SD Gothic Neo"/>
           <w:b/>
           <w:color w:val="246BCE"/>
           <w:sz w:val="21"/>
@@ -4225,7 +4247,7 @@
       </w:r>
       <w:r>
         <w:rPr>
-          <w:rFonts w:ascii="Arial Unicode MS" w:hAnsi="Arial Unicode MS" w:eastAsia="Arial Unicode MS" w:cs="Arial Unicode MS"/>
+          <w:rFonts w:ascii="Apple SD Gothic Neo" w:hAnsi="Apple SD Gothic Neo" w:eastAsia="Apple SD Gothic Neo" w:cs="Apple SD Gothic Neo"/>
           <w:color w:val="182433"/>
           <w:sz w:val="21"/>
         </w:rPr>
@@ -4238,7 +4260,7 @@
       </w:pPr>
       <w:r>
         <w:rPr>
-          <w:rFonts w:ascii="Arial Unicode MS" w:hAnsi="Arial Unicode MS" w:eastAsia="Arial Unicode MS" w:cs="Arial Unicode MS"/>
+          <w:rFonts w:ascii="Apple SD Gothic Neo" w:hAnsi="Apple SD Gothic Neo" w:eastAsia="Apple SD Gothic Neo" w:cs="Apple SD Gothic Neo"/>
           <w:b/>
           <w:color w:val="14866D"/>
           <w:sz w:val="21"/>
@@ -4247,7 +4269,7 @@
       </w:r>
       <w:r>
         <w:rPr>
-          <w:rFonts w:ascii="Arial Unicode MS" w:hAnsi="Arial Unicode MS" w:eastAsia="Arial Unicode MS" w:cs="Arial Unicode MS"/>
+          <w:rFonts w:ascii="Apple SD Gothic Neo" w:hAnsi="Apple SD Gothic Neo" w:eastAsia="Apple SD Gothic Neo" w:cs="Apple SD Gothic Neo"/>
           <w:color w:val="182433"/>
           <w:sz w:val="21"/>
         </w:rPr>
@@ -4261,7 +4283,7 @@
       </w:pPr>
       <w:r>
         <w:rPr>
-          <w:rFonts w:ascii="Arial Unicode MS" w:hAnsi="Arial Unicode MS" w:eastAsia="Arial Unicode MS" w:cs="Arial Unicode MS"/>
+          <w:rFonts w:ascii="Apple SD Gothic Neo" w:hAnsi="Apple SD Gothic Neo" w:eastAsia="Apple SD Gothic Neo" w:cs="Apple SD Gothic Neo"/>
           <w:color w:val="182433"/>
           <w:sz w:val="20"/>
         </w:rPr>
@@ -4275,7 +4297,7 @@
       </w:pPr>
       <w:r>
         <w:rPr>
-          <w:rFonts w:ascii="Arial Unicode MS" w:hAnsi="Arial Unicode MS" w:eastAsia="Arial Unicode MS" w:cs="Arial Unicode MS"/>
+          <w:rFonts w:ascii="Apple SD Gothic Neo" w:hAnsi="Apple SD Gothic Neo" w:eastAsia="Apple SD Gothic Neo" w:cs="Apple SD Gothic Neo"/>
           <w:color w:val="182433"/>
           <w:sz w:val="20"/>
         </w:rPr>
@@ -4289,7 +4311,7 @@
       </w:pPr>
       <w:r>
         <w:rPr>
-          <w:rFonts w:ascii="Arial Unicode MS" w:hAnsi="Arial Unicode MS" w:eastAsia="Arial Unicode MS" w:cs="Arial Unicode MS"/>
+          <w:rFonts w:ascii="Apple SD Gothic Neo" w:hAnsi="Apple SD Gothic Neo" w:eastAsia="Apple SD Gothic Neo" w:cs="Apple SD Gothic Neo"/>
           <w:color w:val="182433"/>
           <w:sz w:val="20"/>
         </w:rPr>
@@ -4302,7 +4324,7 @@
       </w:pPr>
       <w:r>
         <w:rPr>
-          <w:rFonts w:ascii="Arial Unicode MS" w:hAnsi="Arial Unicode MS" w:eastAsia="Arial Unicode MS" w:cs="Arial Unicode MS"/>
+          <w:rFonts w:ascii="Apple SD Gothic Neo" w:hAnsi="Apple SD Gothic Neo" w:eastAsia="Apple SD Gothic Neo" w:cs="Apple SD Gothic Neo"/>
         </w:rPr>
         <w:t>Analysis Runtime의 Kubernetes 정보 수집에서 COMPLETE 또는 PARTIAL 상태와 source별 성공, 실패, 건너뜀, 지연을 확인합니다. PARTIAL이면 실패 source를 확인하고 credential, API 연결 또는 권한을 복구한 뒤 같은 범위를 재분석합니다.</w:t>
       </w:r>
@@ -4338,7 +4360,7 @@
       </w:pPr>
       <w:r>
         <w:rPr>
-          <w:rFonts w:ascii="Arial Unicode MS" w:hAnsi="Arial Unicode MS" w:eastAsia="Arial Unicode MS" w:cs="Arial Unicode MS"/>
+          <w:rFonts w:ascii="Apple SD Gothic Neo" w:hAnsi="Apple SD Gothic Neo" w:eastAsia="Apple SD Gothic Neo" w:cs="Apple SD Gothic Neo"/>
           <w:color w:val="182433"/>
           <w:sz w:val="20"/>
         </w:rPr>
@@ -4352,7 +4374,7 @@
       </w:pPr>
       <w:r>
         <w:rPr>
-          <w:rFonts w:ascii="Arial Unicode MS" w:hAnsi="Arial Unicode MS" w:eastAsia="Arial Unicode MS" w:cs="Arial Unicode MS"/>
+          <w:rFonts w:ascii="Apple SD Gothic Neo" w:hAnsi="Apple SD Gothic Neo" w:eastAsia="Apple SD Gothic Neo" w:cs="Apple SD Gothic Neo"/>
           <w:b/>
           <w:color w:val="A56A00"/>
           <w:sz w:val="19"/>
@@ -4361,7 +4383,7 @@
       </w:r>
       <w:r>
         <w:rPr>
-          <w:rFonts w:ascii="Arial Unicode MS" w:hAnsi="Arial Unicode MS" w:eastAsia="Arial Unicode MS" w:cs="Arial Unicode MS"/>
+          <w:rFonts w:ascii="Apple SD Gothic Neo" w:hAnsi="Apple SD Gothic Neo" w:eastAsia="Apple SD Gothic Neo" w:cs="Apple SD Gothic Neo"/>
           <w:color w:val="5E7084"/>
           <w:sz w:val="19"/>
         </w:rPr>
@@ -4375,7 +4397,7 @@
       </w:pPr>
       <w:r>
         <w:rPr>
-          <w:rFonts w:ascii="Arial Unicode MS" w:hAnsi="Arial Unicode MS" w:eastAsia="Arial Unicode MS" w:cs="Arial Unicode MS"/>
+          <w:rFonts w:ascii="Apple SD Gothic Neo" w:hAnsi="Apple SD Gothic Neo" w:eastAsia="Apple SD Gothic Neo" w:cs="Apple SD Gothic Neo"/>
           <w:b/>
           <w:color w:val="B42318"/>
           <w:sz w:val="19"/>
@@ -4384,7 +4406,7 @@
       </w:r>
       <w:r>
         <w:rPr>
-          <w:rFonts w:ascii="Arial Unicode MS" w:hAnsi="Arial Unicode MS" w:eastAsia="Arial Unicode MS" w:cs="Arial Unicode MS"/>
+          <w:rFonts w:ascii="Apple SD Gothic Neo" w:hAnsi="Apple SD Gothic Neo" w:eastAsia="Apple SD Gothic Neo" w:cs="Apple SD Gothic Neo"/>
           <w:color w:val="5E7084"/>
           <w:sz w:val="19"/>
         </w:rPr>
@@ -4399,7 +4421,7 @@
       </w:pPr>
       <w:r>
         <w:rPr>
-          <w:rFonts w:ascii="Arial Unicode MS" w:hAnsi="Arial Unicode MS" w:eastAsia="Arial Unicode MS" w:cs="Arial Unicode MS"/>
+          <w:rFonts w:ascii="Apple SD Gothic Neo" w:hAnsi="Apple SD Gothic Neo" w:eastAsia="Apple SD Gothic Neo" w:cs="Apple SD Gothic Neo"/>
           <w:b/>
           <w:color w:val="000000"/>
           <w:sz w:val="30"/>
@@ -4413,7 +4435,7 @@
       </w:pPr>
       <w:r>
         <w:rPr>
-          <w:rFonts w:ascii="Arial Unicode MS" w:hAnsi="Arial Unicode MS" w:eastAsia="Arial Unicode MS" w:cs="Arial Unicode MS"/>
+          <w:rFonts w:ascii="Apple SD Gothic Neo" w:hAnsi="Apple SD Gothic Neo" w:eastAsia="Apple SD Gothic Neo" w:cs="Apple SD Gothic Neo"/>
           <w:b/>
           <w:color w:val="246BCE"/>
           <w:sz w:val="21"/>
@@ -4422,7 +4444,7 @@
       </w:r>
       <w:r>
         <w:rPr>
-          <w:rFonts w:ascii="Arial Unicode MS" w:hAnsi="Arial Unicode MS" w:eastAsia="Arial Unicode MS" w:cs="Arial Unicode MS"/>
+          <w:rFonts w:ascii="Apple SD Gothic Neo" w:hAnsi="Apple SD Gothic Neo" w:eastAsia="Apple SD Gothic Neo" w:cs="Apple SD Gothic Neo"/>
           <w:color w:val="182433"/>
           <w:sz w:val="21"/>
         </w:rPr>
@@ -4435,7 +4457,7 @@
       </w:pPr>
       <w:r>
         <w:rPr>
-          <w:rFonts w:ascii="Arial Unicode MS" w:hAnsi="Arial Unicode MS" w:eastAsia="Arial Unicode MS" w:cs="Arial Unicode MS"/>
+          <w:rFonts w:ascii="Apple SD Gothic Neo" w:hAnsi="Apple SD Gothic Neo" w:eastAsia="Apple SD Gothic Neo" w:cs="Apple SD Gothic Neo"/>
           <w:b/>
           <w:color w:val="14866D"/>
           <w:sz w:val="21"/>
@@ -4444,7 +4466,7 @@
       </w:r>
       <w:r>
         <w:rPr>
-          <w:rFonts w:ascii="Arial Unicode MS" w:hAnsi="Arial Unicode MS" w:eastAsia="Arial Unicode MS" w:cs="Arial Unicode MS"/>
+          <w:rFonts w:ascii="Apple SD Gothic Neo" w:hAnsi="Apple SD Gothic Neo" w:eastAsia="Apple SD Gothic Neo" w:cs="Apple SD Gothic Neo"/>
           <w:color w:val="182433"/>
           <w:sz w:val="21"/>
         </w:rPr>
@@ -4458,7 +4480,7 @@
       </w:pPr>
       <w:r>
         <w:rPr>
-          <w:rFonts w:ascii="Arial Unicode MS" w:hAnsi="Arial Unicode MS" w:eastAsia="Arial Unicode MS" w:cs="Arial Unicode MS"/>
+          <w:rFonts w:ascii="Apple SD Gothic Neo" w:hAnsi="Apple SD Gothic Neo" w:eastAsia="Apple SD Gothic Neo" w:cs="Apple SD Gothic Neo"/>
           <w:color w:val="182433"/>
           <w:sz w:val="20"/>
         </w:rPr>
@@ -4472,7 +4494,7 @@
       </w:pPr>
       <w:r>
         <w:rPr>
-          <w:rFonts w:ascii="Arial Unicode MS" w:hAnsi="Arial Unicode MS" w:eastAsia="Arial Unicode MS" w:cs="Arial Unicode MS"/>
+          <w:rFonts w:ascii="Apple SD Gothic Neo" w:hAnsi="Apple SD Gothic Neo" w:eastAsia="Apple SD Gothic Neo" w:cs="Apple SD Gothic Neo"/>
           <w:color w:val="182433"/>
           <w:sz w:val="20"/>
         </w:rPr>
@@ -4486,7 +4508,7 @@
       </w:pPr>
       <w:r>
         <w:rPr>
-          <w:rFonts w:ascii="Arial Unicode MS" w:hAnsi="Arial Unicode MS" w:eastAsia="Arial Unicode MS" w:cs="Arial Unicode MS"/>
+          <w:rFonts w:ascii="Apple SD Gothic Neo" w:hAnsi="Apple SD Gothic Neo" w:eastAsia="Apple SD Gothic Neo" w:cs="Apple SD Gothic Neo"/>
           <w:color w:val="182433"/>
           <w:sz w:val="20"/>
         </w:rPr>
@@ -4500,7 +4522,7 @@
       </w:pPr>
       <w:r>
         <w:rPr>
-          <w:rFonts w:ascii="Arial Unicode MS" w:hAnsi="Arial Unicode MS" w:eastAsia="Arial Unicode MS" w:cs="Arial Unicode MS"/>
+          <w:rFonts w:ascii="Apple SD Gothic Neo" w:hAnsi="Apple SD Gothic Neo" w:eastAsia="Apple SD Gothic Neo" w:cs="Apple SD Gothic Neo"/>
           <w:b/>
           <w:color w:val="A56A00"/>
           <w:sz w:val="19"/>
@@ -4509,7 +4531,7 @@
       </w:r>
       <w:r>
         <w:rPr>
-          <w:rFonts w:ascii="Arial Unicode MS" w:hAnsi="Arial Unicode MS" w:eastAsia="Arial Unicode MS" w:cs="Arial Unicode MS"/>
+          <w:rFonts w:ascii="Apple SD Gothic Neo" w:hAnsi="Apple SD Gothic Neo" w:eastAsia="Apple SD Gothic Neo" w:cs="Apple SD Gothic Neo"/>
           <w:color w:val="5E7084"/>
           <w:sz w:val="19"/>
         </w:rPr>
@@ -4523,7 +4545,7 @@
       </w:pPr>
       <w:r>
         <w:rPr>
-          <w:rFonts w:ascii="Arial Unicode MS" w:hAnsi="Arial Unicode MS" w:eastAsia="Arial Unicode MS" w:cs="Arial Unicode MS"/>
+          <w:rFonts w:ascii="Apple SD Gothic Neo" w:hAnsi="Apple SD Gothic Neo" w:eastAsia="Apple SD Gothic Neo" w:cs="Apple SD Gothic Neo"/>
           <w:b/>
           <w:color w:val="B42318"/>
           <w:sz w:val="19"/>
@@ -4532,7 +4554,7 @@
       </w:r>
       <w:r>
         <w:rPr>
-          <w:rFonts w:ascii="Arial Unicode MS" w:hAnsi="Arial Unicode MS" w:eastAsia="Arial Unicode MS" w:cs="Arial Unicode MS"/>
+          <w:rFonts w:ascii="Apple SD Gothic Neo" w:hAnsi="Apple SD Gothic Neo" w:eastAsia="Apple SD Gothic Neo" w:cs="Apple SD Gothic Neo"/>
           <w:color w:val="5E7084"/>
           <w:sz w:val="19"/>
         </w:rPr>
@@ -4547,7 +4569,7 @@
       </w:pPr>
       <w:r>
         <w:rPr>
-          <w:rFonts w:ascii="Arial Unicode MS" w:hAnsi="Arial Unicode MS" w:eastAsia="Arial Unicode MS" w:cs="Arial Unicode MS"/>
+          <w:rFonts w:ascii="Apple SD Gothic Neo" w:hAnsi="Apple SD Gothic Neo" w:eastAsia="Apple SD Gothic Neo" w:cs="Apple SD Gothic Neo"/>
           <w:b/>
           <w:color w:val="000000"/>
           <w:sz w:val="40"/>
@@ -4563,7 +4585,7 @@
       </w:pPr>
       <w:r>
         <w:rPr>
-          <w:rFonts w:ascii="Arial Unicode MS" w:hAnsi="Arial Unicode MS" w:eastAsia="Arial Unicode MS" w:cs="Arial Unicode MS"/>
+          <w:rFonts w:ascii="Apple SD Gothic Neo" w:hAnsi="Apple SD Gothic Neo" w:eastAsia="Apple SD Gothic Neo" w:cs="Apple SD Gothic Neo"/>
           <w:b/>
           <w:color w:val="000000"/>
           <w:sz w:val="30"/>
@@ -4577,7 +4599,7 @@
       </w:pPr>
       <w:r>
         <w:rPr>
-          <w:rFonts w:ascii="Arial Unicode MS" w:hAnsi="Arial Unicode MS" w:eastAsia="Arial Unicode MS" w:cs="Arial Unicode MS"/>
+          <w:rFonts w:ascii="Apple SD Gothic Neo" w:hAnsi="Apple SD Gothic Neo" w:eastAsia="Apple SD Gothic Neo" w:cs="Apple SD Gothic Neo"/>
           <w:b/>
           <w:color w:val="246BCE"/>
           <w:sz w:val="21"/>
@@ -4586,7 +4608,7 @@
       </w:r>
       <w:r>
         <w:rPr>
-          <w:rFonts w:ascii="Arial Unicode MS" w:hAnsi="Arial Unicode MS" w:eastAsia="Arial Unicode MS" w:cs="Arial Unicode MS"/>
+          <w:rFonts w:ascii="Apple SD Gothic Neo" w:hAnsi="Apple SD Gothic Neo" w:eastAsia="Apple SD Gothic Neo" w:cs="Apple SD Gothic Neo"/>
           <w:color w:val="182433"/>
           <w:sz w:val="21"/>
         </w:rPr>
@@ -4599,7 +4621,7 @@
       </w:pPr>
       <w:r>
         <w:rPr>
-          <w:rFonts w:ascii="Arial Unicode MS" w:hAnsi="Arial Unicode MS" w:eastAsia="Arial Unicode MS" w:cs="Arial Unicode MS"/>
+          <w:rFonts w:ascii="Apple SD Gothic Neo" w:hAnsi="Apple SD Gothic Neo" w:eastAsia="Apple SD Gothic Neo" w:cs="Apple SD Gothic Neo"/>
           <w:b/>
           <w:color w:val="14866D"/>
           <w:sz w:val="21"/>
@@ -4608,7 +4630,7 @@
       </w:r>
       <w:r>
         <w:rPr>
-          <w:rFonts w:ascii="Arial Unicode MS" w:hAnsi="Arial Unicode MS" w:eastAsia="Arial Unicode MS" w:cs="Arial Unicode MS"/>
+          <w:rFonts w:ascii="Apple SD Gothic Neo" w:hAnsi="Apple SD Gothic Neo" w:eastAsia="Apple SD Gothic Neo" w:cs="Apple SD Gothic Neo"/>
           <w:color w:val="182433"/>
           <w:sz w:val="21"/>
         </w:rPr>
@@ -4622,7 +4644,7 @@
       </w:pPr>
       <w:r>
         <w:rPr>
-          <w:rFonts w:ascii="Arial Unicode MS" w:hAnsi="Arial Unicode MS" w:eastAsia="Arial Unicode MS" w:cs="Arial Unicode MS"/>
+          <w:rFonts w:ascii="Apple SD Gothic Neo" w:hAnsi="Apple SD Gothic Neo" w:eastAsia="Apple SD Gothic Neo" w:cs="Apple SD Gothic Neo"/>
           <w:color w:val="182433"/>
           <w:sz w:val="20"/>
         </w:rPr>
@@ -4636,7 +4658,7 @@
       </w:pPr>
       <w:r>
         <w:rPr>
-          <w:rFonts w:ascii="Arial Unicode MS" w:hAnsi="Arial Unicode MS" w:eastAsia="Arial Unicode MS" w:cs="Arial Unicode MS"/>
+          <w:rFonts w:ascii="Apple SD Gothic Neo" w:hAnsi="Apple SD Gothic Neo" w:eastAsia="Apple SD Gothic Neo" w:cs="Apple SD Gothic Neo"/>
           <w:color w:val="182433"/>
           <w:sz w:val="20"/>
         </w:rPr>
@@ -4650,7 +4672,7 @@
       </w:pPr>
       <w:r>
         <w:rPr>
-          <w:rFonts w:ascii="Arial Unicode MS" w:hAnsi="Arial Unicode MS" w:eastAsia="Arial Unicode MS" w:cs="Arial Unicode MS"/>
+          <w:rFonts w:ascii="Apple SD Gothic Neo" w:hAnsi="Apple SD Gothic Neo" w:eastAsia="Apple SD Gothic Neo" w:cs="Apple SD Gothic Neo"/>
           <w:color w:val="182433"/>
           <w:sz w:val="20"/>
         </w:rPr>
@@ -4664,7 +4686,7 @@
       </w:pPr>
       <w:r>
         <w:rPr>
-          <w:rFonts w:ascii="Arial Unicode MS" w:hAnsi="Arial Unicode MS" w:eastAsia="Arial Unicode MS" w:cs="Arial Unicode MS"/>
+          <w:rFonts w:ascii="Apple SD Gothic Neo" w:hAnsi="Apple SD Gothic Neo" w:eastAsia="Apple SD Gothic Neo" w:cs="Apple SD Gothic Neo"/>
           <w:color w:val="182433"/>
           <w:sz w:val="20"/>
         </w:rPr>
@@ -4678,7 +4700,7 @@
       </w:pPr>
       <w:r>
         <w:rPr>
-          <w:rFonts w:ascii="Arial Unicode MS" w:hAnsi="Arial Unicode MS" w:eastAsia="Arial Unicode MS" w:cs="Arial Unicode MS"/>
+          <w:rFonts w:ascii="Apple SD Gothic Neo" w:hAnsi="Apple SD Gothic Neo" w:eastAsia="Apple SD Gothic Neo" w:cs="Apple SD Gothic Neo"/>
           <w:color w:val="182433"/>
           <w:sz w:val="20"/>
         </w:rPr>
@@ -4692,7 +4714,7 @@
       </w:pPr>
       <w:r>
         <w:rPr>
-          <w:rFonts w:ascii="Arial Unicode MS" w:hAnsi="Arial Unicode MS" w:eastAsia="Arial Unicode MS" w:cs="Arial Unicode MS"/>
+          <w:rFonts w:ascii="Apple SD Gothic Neo" w:hAnsi="Apple SD Gothic Neo" w:eastAsia="Apple SD Gothic Neo" w:cs="Apple SD Gothic Neo"/>
           <w:color w:val="182433"/>
           <w:sz w:val="20"/>
         </w:rPr>
@@ -4706,7 +4728,7 @@
       </w:pPr>
       <w:r>
         <w:rPr>
-          <w:rFonts w:ascii="Arial Unicode MS" w:hAnsi="Arial Unicode MS" w:eastAsia="Arial Unicode MS" w:cs="Arial Unicode MS"/>
+          <w:rFonts w:ascii="Apple SD Gothic Neo" w:hAnsi="Apple SD Gothic Neo" w:eastAsia="Apple SD Gothic Neo" w:cs="Apple SD Gothic Neo"/>
           <w:b/>
           <w:color w:val="A56A00"/>
           <w:sz w:val="19"/>
@@ -4715,7 +4737,7 @@
       </w:r>
       <w:r>
         <w:rPr>
-          <w:rFonts w:ascii="Arial Unicode MS" w:hAnsi="Arial Unicode MS" w:eastAsia="Arial Unicode MS" w:cs="Arial Unicode MS"/>
+          <w:rFonts w:ascii="Apple SD Gothic Neo" w:hAnsi="Apple SD Gothic Neo" w:eastAsia="Apple SD Gothic Neo" w:cs="Apple SD Gothic Neo"/>
           <w:color w:val="5E7084"/>
           <w:sz w:val="19"/>
         </w:rPr>
@@ -4729,7 +4751,7 @@
       </w:pPr>
       <w:r>
         <w:rPr>
-          <w:rFonts w:ascii="Arial Unicode MS" w:hAnsi="Arial Unicode MS" w:eastAsia="Arial Unicode MS" w:cs="Arial Unicode MS"/>
+          <w:rFonts w:ascii="Apple SD Gothic Neo" w:hAnsi="Apple SD Gothic Neo" w:eastAsia="Apple SD Gothic Neo" w:cs="Apple SD Gothic Neo"/>
           <w:b/>
           <w:color w:val="B42318"/>
           <w:sz w:val="19"/>
@@ -4738,7 +4760,7 @@
       </w:r>
       <w:r>
         <w:rPr>
-          <w:rFonts w:ascii="Arial Unicode MS" w:hAnsi="Arial Unicode MS" w:eastAsia="Arial Unicode MS" w:cs="Arial Unicode MS"/>
+          <w:rFonts w:ascii="Apple SD Gothic Neo" w:hAnsi="Apple SD Gothic Neo" w:eastAsia="Apple SD Gothic Neo" w:cs="Apple SD Gothic Neo"/>
           <w:color w:val="5E7084"/>
           <w:sz w:val="19"/>
         </w:rPr>
@@ -4753,7 +4775,7 @@
       </w:pPr>
       <w:r>
         <w:rPr>
-          <w:rFonts w:ascii="Arial Unicode MS" w:hAnsi="Arial Unicode MS" w:eastAsia="Arial Unicode MS" w:cs="Arial Unicode MS"/>
+          <w:rFonts w:ascii="Apple SD Gothic Neo" w:hAnsi="Apple SD Gothic Neo" w:eastAsia="Apple SD Gothic Neo" w:cs="Apple SD Gothic Neo"/>
           <w:b/>
           <w:color w:val="000000"/>
           <w:sz w:val="30"/>
@@ -4767,7 +4789,7 @@
       </w:pPr>
       <w:r>
         <w:rPr>
-          <w:rFonts w:ascii="Arial Unicode MS" w:hAnsi="Arial Unicode MS" w:eastAsia="Arial Unicode MS" w:cs="Arial Unicode MS"/>
+          <w:rFonts w:ascii="Apple SD Gothic Neo" w:hAnsi="Apple SD Gothic Neo" w:eastAsia="Apple SD Gothic Neo" w:cs="Apple SD Gothic Neo"/>
           <w:b/>
           <w:color w:val="246BCE"/>
           <w:sz w:val="21"/>
@@ -4776,7 +4798,7 @@
       </w:r>
       <w:r>
         <w:rPr>
-          <w:rFonts w:ascii="Arial Unicode MS" w:hAnsi="Arial Unicode MS" w:eastAsia="Arial Unicode MS" w:cs="Arial Unicode MS"/>
+          <w:rFonts w:ascii="Apple SD Gothic Neo" w:hAnsi="Apple SD Gothic Neo" w:eastAsia="Apple SD Gothic Neo" w:cs="Apple SD Gothic Neo"/>
           <w:color w:val="182433"/>
           <w:sz w:val="21"/>
         </w:rPr>
@@ -4789,7 +4811,7 @@
       </w:pPr>
       <w:r>
         <w:rPr>
-          <w:rFonts w:ascii="Arial Unicode MS" w:hAnsi="Arial Unicode MS" w:eastAsia="Arial Unicode MS" w:cs="Arial Unicode MS"/>
+          <w:rFonts w:ascii="Apple SD Gothic Neo" w:hAnsi="Apple SD Gothic Neo" w:eastAsia="Apple SD Gothic Neo" w:cs="Apple SD Gothic Neo"/>
           <w:b/>
           <w:color w:val="14866D"/>
           <w:sz w:val="21"/>
@@ -4798,7 +4820,7 @@
       </w:r>
       <w:r>
         <w:rPr>
-          <w:rFonts w:ascii="Arial Unicode MS" w:hAnsi="Arial Unicode MS" w:eastAsia="Arial Unicode MS" w:cs="Arial Unicode MS"/>
+          <w:rFonts w:ascii="Apple SD Gothic Neo" w:hAnsi="Apple SD Gothic Neo" w:eastAsia="Apple SD Gothic Neo" w:cs="Apple SD Gothic Neo"/>
           <w:color w:val="182433"/>
           <w:sz w:val="21"/>
         </w:rPr>
@@ -4812,7 +4834,7 @@
       </w:pPr>
       <w:r>
         <w:rPr>
-          <w:rFonts w:ascii="Arial Unicode MS" w:hAnsi="Arial Unicode MS" w:eastAsia="Arial Unicode MS" w:cs="Arial Unicode MS"/>
+          <w:rFonts w:ascii="Apple SD Gothic Neo" w:hAnsi="Apple SD Gothic Neo" w:eastAsia="Apple SD Gothic Neo" w:cs="Apple SD Gothic Neo"/>
           <w:color w:val="182433"/>
           <w:sz w:val="20"/>
         </w:rPr>
@@ -4826,7 +4848,7 @@
       </w:pPr>
       <w:r>
         <w:rPr>
-          <w:rFonts w:ascii="Arial Unicode MS" w:hAnsi="Arial Unicode MS" w:eastAsia="Arial Unicode MS" w:cs="Arial Unicode MS"/>
+          <w:rFonts w:ascii="Apple SD Gothic Neo" w:hAnsi="Apple SD Gothic Neo" w:eastAsia="Apple SD Gothic Neo" w:cs="Apple SD Gothic Neo"/>
           <w:color w:val="182433"/>
           <w:sz w:val="20"/>
         </w:rPr>
@@ -4840,7 +4862,7 @@
       </w:pPr>
       <w:r>
         <w:rPr>
-          <w:rFonts w:ascii="Arial Unicode MS" w:hAnsi="Arial Unicode MS" w:eastAsia="Arial Unicode MS" w:cs="Arial Unicode MS"/>
+          <w:rFonts w:ascii="Apple SD Gothic Neo" w:hAnsi="Apple SD Gothic Neo" w:eastAsia="Apple SD Gothic Neo" w:cs="Apple SD Gothic Neo"/>
           <w:color w:val="182433"/>
           <w:sz w:val="20"/>
         </w:rPr>
@@ -4854,7 +4876,7 @@
       </w:pPr>
       <w:r>
         <w:rPr>
-          <w:rFonts w:ascii="Arial Unicode MS" w:hAnsi="Arial Unicode MS" w:eastAsia="Arial Unicode MS" w:cs="Arial Unicode MS"/>
+          <w:rFonts w:ascii="Apple SD Gothic Neo" w:hAnsi="Apple SD Gothic Neo" w:eastAsia="Apple SD Gothic Neo" w:cs="Apple SD Gothic Neo"/>
           <w:b/>
           <w:color w:val="A56A00"/>
           <w:sz w:val="19"/>
@@ -4863,7 +4885,7 @@
       </w:r>
       <w:r>
         <w:rPr>
-          <w:rFonts w:ascii="Arial Unicode MS" w:hAnsi="Arial Unicode MS" w:eastAsia="Arial Unicode MS" w:cs="Arial Unicode MS"/>
+          <w:rFonts w:ascii="Apple SD Gothic Neo" w:hAnsi="Apple SD Gothic Neo" w:eastAsia="Apple SD Gothic Neo" w:cs="Apple SD Gothic Neo"/>
           <w:color w:val="5E7084"/>
           <w:sz w:val="19"/>
         </w:rPr>
@@ -4878,7 +4900,7 @@
       </w:pPr>
       <w:r>
         <w:rPr>
-          <w:rFonts w:ascii="Arial Unicode MS" w:hAnsi="Arial Unicode MS" w:eastAsia="Arial Unicode MS" w:cs="Arial Unicode MS"/>
+          <w:rFonts w:ascii="Apple SD Gothic Neo" w:hAnsi="Apple SD Gothic Neo" w:eastAsia="Apple SD Gothic Neo" w:cs="Apple SD Gothic Neo"/>
           <w:b/>
           <w:color w:val="000000"/>
           <w:sz w:val="40"/>
@@ -4894,7 +4916,7 @@
       </w:pPr>
       <w:r>
         <w:rPr>
-          <w:rFonts w:ascii="Arial Unicode MS" w:hAnsi="Arial Unicode MS" w:eastAsia="Arial Unicode MS" w:cs="Arial Unicode MS"/>
+          <w:rFonts w:ascii="Apple SD Gothic Neo" w:hAnsi="Apple SD Gothic Neo" w:eastAsia="Apple SD Gothic Neo" w:cs="Apple SD Gothic Neo"/>
           <w:b/>
           <w:color w:val="000000"/>
           <w:sz w:val="30"/>
@@ -4908,7 +4930,7 @@
       </w:pPr>
       <w:r>
         <w:rPr>
-          <w:rFonts w:ascii="Arial Unicode MS" w:hAnsi="Arial Unicode MS" w:eastAsia="Arial Unicode MS" w:cs="Arial Unicode MS"/>
+          <w:rFonts w:ascii="Apple SD Gothic Neo" w:hAnsi="Apple SD Gothic Neo" w:eastAsia="Apple SD Gothic Neo" w:cs="Apple SD Gothic Neo"/>
           <w:b/>
           <w:color w:val="246BCE"/>
           <w:sz w:val="21"/>
@@ -4917,7 +4939,7 @@
       </w:r>
       <w:r>
         <w:rPr>
-          <w:rFonts w:ascii="Arial Unicode MS" w:hAnsi="Arial Unicode MS" w:eastAsia="Arial Unicode MS" w:cs="Arial Unicode MS"/>
+          <w:rFonts w:ascii="Apple SD Gothic Neo" w:hAnsi="Apple SD Gothic Neo" w:eastAsia="Apple SD Gothic Neo" w:cs="Apple SD Gothic Neo"/>
           <w:color w:val="182433"/>
           <w:sz w:val="21"/>
         </w:rPr>
@@ -4930,7 +4952,7 @@
       </w:pPr>
       <w:r>
         <w:rPr>
-          <w:rFonts w:ascii="Arial Unicode MS" w:hAnsi="Arial Unicode MS" w:eastAsia="Arial Unicode MS" w:cs="Arial Unicode MS"/>
+          <w:rFonts w:ascii="Apple SD Gothic Neo" w:hAnsi="Apple SD Gothic Neo" w:eastAsia="Apple SD Gothic Neo" w:cs="Apple SD Gothic Neo"/>
           <w:b/>
           <w:color w:val="14866D"/>
           <w:sz w:val="21"/>
@@ -4939,7 +4961,7 @@
       </w:r>
       <w:r>
         <w:rPr>
-          <w:rFonts w:ascii="Arial Unicode MS" w:hAnsi="Arial Unicode MS" w:eastAsia="Arial Unicode MS" w:cs="Arial Unicode MS"/>
+          <w:rFonts w:ascii="Apple SD Gothic Neo" w:hAnsi="Apple SD Gothic Neo" w:eastAsia="Apple SD Gothic Neo" w:cs="Apple SD Gothic Neo"/>
           <w:color w:val="182433"/>
           <w:sz w:val="21"/>
         </w:rPr>
@@ -4953,7 +4975,7 @@
       </w:pPr>
       <w:r>
         <w:rPr>
-          <w:rFonts w:ascii="Arial Unicode MS" w:hAnsi="Arial Unicode MS" w:eastAsia="Arial Unicode MS" w:cs="Arial Unicode MS"/>
+          <w:rFonts w:ascii="Apple SD Gothic Neo" w:hAnsi="Apple SD Gothic Neo" w:eastAsia="Apple SD Gothic Neo" w:cs="Apple SD Gothic Neo"/>
           <w:color w:val="182433"/>
           <w:sz w:val="20"/>
         </w:rPr>
@@ -4967,7 +4989,7 @@
       </w:pPr>
       <w:r>
         <w:rPr>
-          <w:rFonts w:ascii="Arial Unicode MS" w:hAnsi="Arial Unicode MS" w:eastAsia="Arial Unicode MS" w:cs="Arial Unicode MS"/>
+          <w:rFonts w:ascii="Apple SD Gothic Neo" w:hAnsi="Apple SD Gothic Neo" w:eastAsia="Apple SD Gothic Neo" w:cs="Apple SD Gothic Neo"/>
           <w:color w:val="182433"/>
           <w:sz w:val="20"/>
         </w:rPr>
@@ -4981,7 +5003,7 @@
       </w:pPr>
       <w:r>
         <w:rPr>
-          <w:rFonts w:ascii="Arial Unicode MS" w:hAnsi="Arial Unicode MS" w:eastAsia="Arial Unicode MS" w:cs="Arial Unicode MS"/>
+          <w:rFonts w:ascii="Apple SD Gothic Neo" w:hAnsi="Apple SD Gothic Neo" w:eastAsia="Apple SD Gothic Neo" w:cs="Apple SD Gothic Neo"/>
           <w:color w:val="182433"/>
           <w:sz w:val="20"/>
         </w:rPr>
@@ -4995,7 +5017,7 @@
       </w:pPr>
       <w:r>
         <w:rPr>
-          <w:rFonts w:ascii="Arial Unicode MS" w:hAnsi="Arial Unicode MS" w:eastAsia="Arial Unicode MS" w:cs="Arial Unicode MS"/>
+          <w:rFonts w:ascii="Apple SD Gothic Neo" w:hAnsi="Apple SD Gothic Neo" w:eastAsia="Apple SD Gothic Neo" w:cs="Apple SD Gothic Neo"/>
           <w:b/>
           <w:color w:val="A56A00"/>
           <w:sz w:val="19"/>
@@ -5004,7 +5026,7 @@
       </w:r>
       <w:r>
         <w:rPr>
-          <w:rFonts w:ascii="Arial Unicode MS" w:hAnsi="Arial Unicode MS" w:eastAsia="Arial Unicode MS" w:cs="Arial Unicode MS"/>
+          <w:rFonts w:ascii="Apple SD Gothic Neo" w:hAnsi="Apple SD Gothic Neo" w:eastAsia="Apple SD Gothic Neo" w:cs="Apple SD Gothic Neo"/>
           <w:color w:val="5E7084"/>
           <w:sz w:val="19"/>
         </w:rPr>
@@ -5019,7 +5041,7 @@
       </w:pPr>
       <w:r>
         <w:rPr>
-          <w:rFonts w:ascii="Arial Unicode MS" w:hAnsi="Arial Unicode MS" w:eastAsia="Arial Unicode MS" w:cs="Arial Unicode MS"/>
+          <w:rFonts w:ascii="Apple SD Gothic Neo" w:hAnsi="Apple SD Gothic Neo" w:eastAsia="Apple SD Gothic Neo" w:cs="Apple SD Gothic Neo"/>
           <w:b/>
           <w:color w:val="000000"/>
           <w:sz w:val="30"/>
@@ -5033,7 +5055,7 @@
       </w:pPr>
       <w:r>
         <w:rPr>
-          <w:rFonts w:ascii="Arial Unicode MS" w:hAnsi="Arial Unicode MS" w:eastAsia="Arial Unicode MS" w:cs="Arial Unicode MS"/>
+          <w:rFonts w:ascii="Apple SD Gothic Neo" w:hAnsi="Apple SD Gothic Neo" w:eastAsia="Apple SD Gothic Neo" w:cs="Apple SD Gothic Neo"/>
           <w:b/>
           <w:color w:val="246BCE"/>
           <w:sz w:val="21"/>
@@ -5042,7 +5064,7 @@
       </w:r>
       <w:r>
         <w:rPr>
-          <w:rFonts w:ascii="Arial Unicode MS" w:hAnsi="Arial Unicode MS" w:eastAsia="Arial Unicode MS" w:cs="Arial Unicode MS"/>
+          <w:rFonts w:ascii="Apple SD Gothic Neo" w:hAnsi="Apple SD Gothic Neo" w:eastAsia="Apple SD Gothic Neo" w:cs="Apple SD Gothic Neo"/>
           <w:color w:val="182433"/>
           <w:sz w:val="21"/>
         </w:rPr>
@@ -5055,7 +5077,7 @@
       </w:pPr>
       <w:r>
         <w:rPr>
-          <w:rFonts w:ascii="Arial Unicode MS" w:hAnsi="Arial Unicode MS" w:eastAsia="Arial Unicode MS" w:cs="Arial Unicode MS"/>
+          <w:rFonts w:ascii="Apple SD Gothic Neo" w:hAnsi="Apple SD Gothic Neo" w:eastAsia="Apple SD Gothic Neo" w:cs="Apple SD Gothic Neo"/>
           <w:b/>
           <w:color w:val="14866D"/>
           <w:sz w:val="21"/>
@@ -5064,7 +5086,7 @@
       </w:r>
       <w:r>
         <w:rPr>
-          <w:rFonts w:ascii="Arial Unicode MS" w:hAnsi="Arial Unicode MS" w:eastAsia="Arial Unicode MS" w:cs="Arial Unicode MS"/>
+          <w:rFonts w:ascii="Apple SD Gothic Neo" w:hAnsi="Apple SD Gothic Neo" w:eastAsia="Apple SD Gothic Neo" w:cs="Apple SD Gothic Neo"/>
           <w:color w:val="182433"/>
           <w:sz w:val="21"/>
         </w:rPr>
@@ -5078,7 +5100,7 @@
       </w:pPr>
       <w:r>
         <w:rPr>
-          <w:rFonts w:ascii="Arial Unicode MS" w:hAnsi="Arial Unicode MS" w:eastAsia="Arial Unicode MS" w:cs="Arial Unicode MS"/>
+          <w:rFonts w:ascii="Apple SD Gothic Neo" w:hAnsi="Apple SD Gothic Neo" w:eastAsia="Apple SD Gothic Neo" w:cs="Apple SD Gothic Neo"/>
           <w:color w:val="182433"/>
           <w:sz w:val="20"/>
         </w:rPr>
@@ -5091,7 +5113,7 @@
       </w:pPr>
       <w:r>
         <w:rPr>
-          <w:rFonts w:ascii="Arial Unicode MS" w:hAnsi="Arial Unicode MS" w:eastAsia="Arial Unicode MS" w:cs="Arial Unicode MS"/>
+          <w:rFonts w:ascii="Apple SD Gothic Neo" w:hAnsi="Apple SD Gothic Neo" w:eastAsia="Apple SD Gothic Neo" w:cs="Apple SD Gothic Neo"/>
         </w:rPr>
         <w:t>Audit log와 완료된 Command execution 보관 기간도 설정할 수 있습니다. 미리보기에서 삭제 건수를 확인한 뒤 정리를 실행하며, 실행 중인 명령과 Kubernetes 실제 리소스는 삭제하지 않습니다.</w:t>
       </w:r>
@@ -5103,7 +5125,7 @@
       </w:pPr>
       <w:r>
         <w:rPr>
-          <w:rFonts w:ascii="Arial Unicode MS" w:hAnsi="Arial Unicode MS" w:eastAsia="Arial Unicode MS" w:cs="Arial Unicode MS"/>
+          <w:rFonts w:ascii="Apple SD Gothic Neo" w:hAnsi="Apple SD Gothic Neo" w:eastAsia="Apple SD Gothic Neo" w:cs="Apple SD Gothic Neo"/>
           <w:color w:val="182433"/>
           <w:sz w:val="20"/>
         </w:rPr>
@@ -5117,7 +5139,7 @@
       </w:pPr>
       <w:r>
         <w:rPr>
-          <w:rFonts w:ascii="Arial Unicode MS" w:hAnsi="Arial Unicode MS" w:eastAsia="Arial Unicode MS" w:cs="Arial Unicode MS"/>
+          <w:rFonts w:ascii="Apple SD Gothic Neo" w:hAnsi="Apple SD Gothic Neo" w:eastAsia="Apple SD Gothic Neo" w:cs="Apple SD Gothic Neo"/>
           <w:color w:val="182433"/>
           <w:sz w:val="20"/>
         </w:rPr>
@@ -5131,7 +5153,7 @@
       </w:pPr>
       <w:r>
         <w:rPr>
-          <w:rFonts w:ascii="Arial Unicode MS" w:hAnsi="Arial Unicode MS" w:eastAsia="Arial Unicode MS" w:cs="Arial Unicode MS"/>
+          <w:rFonts w:ascii="Apple SD Gothic Neo" w:hAnsi="Apple SD Gothic Neo" w:eastAsia="Apple SD Gothic Neo" w:cs="Apple SD Gothic Neo"/>
           <w:color w:val="182433"/>
           <w:sz w:val="20"/>
         </w:rPr>
@@ -5145,7 +5167,7 @@
       </w:pPr>
       <w:r>
         <w:rPr>
-          <w:rFonts w:ascii="Arial Unicode MS" w:hAnsi="Arial Unicode MS" w:eastAsia="Arial Unicode MS" w:cs="Arial Unicode MS"/>
+          <w:rFonts w:ascii="Apple SD Gothic Neo" w:hAnsi="Apple SD Gothic Neo" w:eastAsia="Apple SD Gothic Neo" w:cs="Apple SD Gothic Neo"/>
           <w:b/>
           <w:color w:val="A56A00"/>
           <w:sz w:val="19"/>
@@ -5154,7 +5176,7 @@
       </w:r>
       <w:r>
         <w:rPr>
-          <w:rFonts w:ascii="Arial Unicode MS" w:hAnsi="Arial Unicode MS" w:eastAsia="Arial Unicode MS" w:cs="Arial Unicode MS"/>
+          <w:rFonts w:ascii="Apple SD Gothic Neo" w:hAnsi="Apple SD Gothic Neo" w:eastAsia="Apple SD Gothic Neo" w:cs="Apple SD Gothic Neo"/>
           <w:color w:val="5E7084"/>
           <w:sz w:val="19"/>
         </w:rPr>
@@ -5168,7 +5190,7 @@
       </w:pPr>
       <w:r>
         <w:rPr>
-          <w:rFonts w:ascii="Arial Unicode MS" w:hAnsi="Arial Unicode MS" w:eastAsia="Arial Unicode MS" w:cs="Arial Unicode MS"/>
+          <w:rFonts w:ascii="Apple SD Gothic Neo" w:hAnsi="Apple SD Gothic Neo" w:eastAsia="Apple SD Gothic Neo" w:cs="Apple SD Gothic Neo"/>
           <w:b/>
           <w:color w:val="B42318"/>
           <w:sz w:val="19"/>
@@ -5177,7 +5199,7 @@
       </w:r>
       <w:r>
         <w:rPr>
-          <w:rFonts w:ascii="Arial Unicode MS" w:hAnsi="Arial Unicode MS" w:eastAsia="Arial Unicode MS" w:cs="Arial Unicode MS"/>
+          <w:rFonts w:ascii="Apple SD Gothic Neo" w:hAnsi="Apple SD Gothic Neo" w:eastAsia="Apple SD Gothic Neo" w:cs="Apple SD Gothic Neo"/>
           <w:color w:val="5E7084"/>
           <w:sz w:val="19"/>
         </w:rPr>
@@ -5192,7 +5214,7 @@
       </w:pPr>
       <w:r>
         <w:rPr>
-          <w:rFonts w:ascii="Arial Unicode MS" w:hAnsi="Arial Unicode MS" w:eastAsia="Arial Unicode MS" w:cs="Arial Unicode MS"/>
+          <w:rFonts w:ascii="Apple SD Gothic Neo" w:hAnsi="Apple SD Gothic Neo" w:eastAsia="Apple SD Gothic Neo" w:cs="Apple SD Gothic Neo"/>
           <w:b/>
           <w:color w:val="000000"/>
           <w:sz w:val="30"/>
@@ -5206,7 +5228,7 @@
       </w:pPr>
       <w:r>
         <w:rPr>
-          <w:rFonts w:ascii="Arial Unicode MS" w:hAnsi="Arial Unicode MS" w:eastAsia="Arial Unicode MS" w:cs="Arial Unicode MS"/>
+          <w:rFonts w:ascii="Apple SD Gothic Neo" w:hAnsi="Apple SD Gothic Neo" w:eastAsia="Apple SD Gothic Neo" w:cs="Apple SD Gothic Neo"/>
           <w:b/>
           <w:color w:val="246BCE"/>
           <w:sz w:val="21"/>
@@ -5215,7 +5237,7 @@
       </w:r>
       <w:r>
         <w:rPr>
-          <w:rFonts w:ascii="Arial Unicode MS" w:hAnsi="Arial Unicode MS" w:eastAsia="Arial Unicode MS" w:cs="Arial Unicode MS"/>
+          <w:rFonts w:ascii="Apple SD Gothic Neo" w:hAnsi="Apple SD Gothic Neo" w:eastAsia="Apple SD Gothic Neo" w:cs="Apple SD Gothic Neo"/>
           <w:color w:val="182433"/>
           <w:sz w:val="21"/>
         </w:rPr>
@@ -5228,7 +5250,7 @@
       </w:pPr>
       <w:r>
         <w:rPr>
-          <w:rFonts w:ascii="Arial Unicode MS" w:hAnsi="Arial Unicode MS" w:eastAsia="Arial Unicode MS" w:cs="Arial Unicode MS"/>
+          <w:rFonts w:ascii="Apple SD Gothic Neo" w:hAnsi="Apple SD Gothic Neo" w:eastAsia="Apple SD Gothic Neo" w:cs="Apple SD Gothic Neo"/>
           <w:b/>
           <w:color w:val="14866D"/>
           <w:sz w:val="21"/>
@@ -5237,7 +5259,7 @@
       </w:r>
       <w:r>
         <w:rPr>
-          <w:rFonts w:ascii="Arial Unicode MS" w:hAnsi="Arial Unicode MS" w:eastAsia="Arial Unicode MS" w:cs="Arial Unicode MS"/>
+          <w:rFonts w:ascii="Apple SD Gothic Neo" w:hAnsi="Apple SD Gothic Neo" w:eastAsia="Apple SD Gothic Neo" w:cs="Apple SD Gothic Neo"/>
           <w:color w:val="182433"/>
           <w:sz w:val="21"/>
         </w:rPr>
@@ -5251,7 +5273,7 @@
       </w:pPr>
       <w:r>
         <w:rPr>
-          <w:rFonts w:ascii="Arial Unicode MS" w:hAnsi="Arial Unicode MS" w:eastAsia="Arial Unicode MS" w:cs="Arial Unicode MS"/>
+          <w:rFonts w:ascii="Apple SD Gothic Neo" w:hAnsi="Apple SD Gothic Neo" w:eastAsia="Apple SD Gothic Neo" w:cs="Apple SD Gothic Neo"/>
           <w:color w:val="182433"/>
           <w:sz w:val="20"/>
         </w:rPr>
@@ -5265,7 +5287,7 @@
       </w:pPr>
       <w:r>
         <w:rPr>
-          <w:rFonts w:ascii="Arial Unicode MS" w:hAnsi="Arial Unicode MS" w:eastAsia="Arial Unicode MS" w:cs="Arial Unicode MS"/>
+          <w:rFonts w:ascii="Apple SD Gothic Neo" w:hAnsi="Apple SD Gothic Neo" w:eastAsia="Apple SD Gothic Neo" w:cs="Apple SD Gothic Neo"/>
           <w:color w:val="182433"/>
           <w:sz w:val="20"/>
         </w:rPr>
@@ -5279,7 +5301,7 @@
       </w:pPr>
       <w:r>
         <w:rPr>
-          <w:rFonts w:ascii="Arial Unicode MS" w:hAnsi="Arial Unicode MS" w:eastAsia="Arial Unicode MS" w:cs="Arial Unicode MS"/>
+          <w:rFonts w:ascii="Apple SD Gothic Neo" w:hAnsi="Apple SD Gothic Neo" w:eastAsia="Apple SD Gothic Neo" w:cs="Apple SD Gothic Neo"/>
           <w:color w:val="182433"/>
           <w:sz w:val="20"/>
         </w:rPr>
@@ -5293,7 +5315,7 @@
       </w:pPr>
       <w:r>
         <w:rPr>
-          <w:rFonts w:ascii="Arial Unicode MS" w:hAnsi="Arial Unicode MS" w:eastAsia="Arial Unicode MS" w:cs="Arial Unicode MS"/>
+          <w:rFonts w:ascii="Apple SD Gothic Neo" w:hAnsi="Apple SD Gothic Neo" w:eastAsia="Apple SD Gothic Neo" w:cs="Apple SD Gothic Neo"/>
           <w:b/>
           <w:color w:val="A56A00"/>
           <w:sz w:val="19"/>
@@ -5302,7 +5324,7 @@
       </w:r>
       <w:r>
         <w:rPr>
-          <w:rFonts w:ascii="Arial Unicode MS" w:hAnsi="Arial Unicode MS" w:eastAsia="Arial Unicode MS" w:cs="Arial Unicode MS"/>
+          <w:rFonts w:ascii="Apple SD Gothic Neo" w:hAnsi="Apple SD Gothic Neo" w:eastAsia="Apple SD Gothic Neo" w:cs="Apple SD Gothic Neo"/>
           <w:color w:val="5E7084"/>
           <w:sz w:val="19"/>
         </w:rPr>
@@ -5317,7 +5339,7 @@
       </w:pPr>
       <w:r>
         <w:rPr>
-          <w:rFonts w:ascii="Arial Unicode MS" w:hAnsi="Arial Unicode MS" w:eastAsia="Arial Unicode MS" w:cs="Arial Unicode MS"/>
+          <w:rFonts w:ascii="Apple SD Gothic Neo" w:hAnsi="Apple SD Gothic Neo" w:eastAsia="Apple SD Gothic Neo" w:cs="Apple SD Gothic Neo"/>
           <w:b/>
           <w:color w:val="000000"/>
           <w:sz w:val="40"/>
@@ -5331,7 +5353,7 @@
       </w:pPr>
       <w:r>
         <w:rPr>
-          <w:rFonts w:ascii="Arial Unicode MS" w:hAnsi="Arial Unicode MS" w:eastAsia="Arial Unicode MS" w:cs="Arial Unicode MS"/>
+          <w:rFonts w:ascii="Apple SD Gothic Neo" w:hAnsi="Apple SD Gothic Neo" w:eastAsia="Apple SD Gothic Neo" w:cs="Apple SD Gothic Neo"/>
         </w:rPr>
         <w:t>AI Provider와 Local Models</w:t>
       </w:r>
@@ -5340,7 +5362,7 @@
       <w:pPr/>
       <w:r>
         <w:rPr>
-          <w:rFonts w:ascii="Arial Unicode MS" w:hAnsi="Arial Unicode MS" w:eastAsia="Arial Unicode MS" w:cs="Arial Unicode MS"/>
+          <w:rFonts w:ascii="Apple SD Gothic Neo" w:hAnsi="Apple SD Gothic Neo" w:eastAsia="Apple SD Gothic Neo" w:cs="Apple SD Gothic Neo"/>
         </w:rPr>
         <w:t>목적  Local Ollama와 선택형 외부 LLM 연결, 모델과 Tenant 목적별 사용 경로를 관리합니다.</w:t>
       </w:r>
@@ -5349,7 +5371,7 @@
       <w:pPr/>
       <w:r>
         <w:rPr>
-          <w:rFonts w:ascii="Arial Unicode MS" w:hAnsi="Arial Unicode MS" w:eastAsia="Arial Unicode MS" w:cs="Arial Unicode MS"/>
+          <w:rFonts w:ascii="Apple SD Gothic Neo" w:hAnsi="Apple SD Gothic Neo" w:eastAsia="Apple SD Gothic Neo" w:cs="Apple SD Gothic Neo"/>
         </w:rPr>
         <w:t>사용 시점  AI Analysis, AI Chat과 Helm Values 제안에 사용할 Provider나 모델을 변경할 때 사용합니다.</w:t>
       </w:r>
@@ -5360,7 +5382,7 @@
       </w:pPr>
       <w:r>
         <w:rPr>
-          <w:rFonts w:ascii="Arial Unicode MS" w:hAnsi="Arial Unicode MS" w:eastAsia="Arial Unicode MS" w:cs="Arial Unicode MS"/>
+          <w:rFonts w:ascii="Apple SD Gothic Neo" w:hAnsi="Apple SD Gothic Neo" w:eastAsia="Apple SD Gothic Neo" w:cs="Apple SD Gothic Neo"/>
         </w:rPr>
         <w:t>Platform Manager는 Provider profile과 credential을 등록하고 연결을 검증합니다.</w:t>
       </w:r>
@@ -5371,7 +5393,7 @@
       </w:pPr>
       <w:r>
         <w:rPr>
-          <w:rFonts w:ascii="Arial Unicode MS" w:hAnsi="Arial Unicode MS" w:eastAsia="Arial Unicode MS" w:cs="Arial Unicode MS"/>
+          <w:rFonts w:ascii="Apple SD Gothic Neo" w:hAnsi="Apple SD Gothic Neo" w:eastAsia="Apple SD Gothic Neo" w:cs="Apple SD Gothic Neo"/>
         </w:rPr>
         <w:t>Tenant 관리자는 허용된 profile/model을 목적별로 선택하고 외부 전송 여부를 명시적으로 설정합니다.</w:t>
       </w:r>
@@ -5382,7 +5404,7 @@
       </w:pPr>
       <w:r>
         <w:rPr>
-          <w:rFonts w:ascii="Arial Unicode MS" w:hAnsi="Arial Unicode MS" w:eastAsia="Arial Unicode MS" w:cs="Arial Unicode MS"/>
+          <w:rFonts w:ascii="Apple SD Gothic Neo" w:hAnsi="Apple SD Gothic Neo" w:eastAsia="Apple SD Gothic Neo" w:cs="Apple SD Gothic Neo"/>
         </w:rPr>
         <w:t>Local Models에서는 Ollama 설치 모델을 동기화하고 승인 목록의 9B 이하 모델만 추가합니다.</w:t>
       </w:r>
@@ -5393,7 +5415,7 @@
       </w:pPr>
       <w:r>
         <w:rPr>
-          <w:rFonts w:ascii="Arial Unicode MS" w:hAnsi="Arial Unicode MS" w:eastAsia="Arial Unicode MS" w:cs="Arial Unicode MS"/>
+          <w:rFonts w:ascii="Apple SD Gothic Neo" w:hAnsi="Apple SD Gothic Neo" w:eastAsia="Apple SD Gothic Neo" w:cs="Apple SD Gothic Neo"/>
         </w:rPr>
         <w:t>API key와 credential은 저장 후 다시 표시하지 않으며 화면과 로그에서 마스킹합니다.</w:t>
       </w:r>
@@ -5402,7 +5424,7 @@
       <w:pPr/>
       <w:r>
         <w:rPr>
-          <w:rFonts w:ascii="Arial Unicode MS" w:hAnsi="Arial Unicode MS" w:eastAsia="Arial Unicode MS" w:cs="Arial Unicode MS"/>
+          <w:rFonts w:ascii="Apple SD Gothic Neo" w:hAnsi="Apple SD Gothic Neo" w:eastAsia="Apple SD Gothic Neo" w:cs="Apple SD Gothic Neo"/>
         </w:rPr>
         <w:t>주의  외부 Provider 사용은 Tenant 데이터 반출 결정입니다. 전송 범위와 fallback을 확인한 뒤 활성화합니다.</w:t>
       </w:r>
@@ -5415,7 +5437,7 @@
       </w:pPr>
       <w:r>
         <w:rPr>
-          <w:rFonts w:ascii="Arial Unicode MS" w:hAnsi="Arial Unicode MS" w:eastAsia="Arial Unicode MS" w:cs="Arial Unicode MS"/>
+          <w:rFonts w:ascii="Apple SD Gothic Neo" w:hAnsi="Apple SD Gothic Neo" w:eastAsia="Apple SD Gothic Neo" w:cs="Apple SD Gothic Neo"/>
           <w:b/>
           <w:color w:val="000000"/>
           <w:sz w:val="30"/>
@@ -5429,7 +5451,7 @@
       </w:pPr>
       <w:r>
         <w:rPr>
-          <w:rFonts w:ascii="Arial Unicode MS" w:hAnsi="Arial Unicode MS" w:eastAsia="Arial Unicode MS" w:cs="Arial Unicode MS"/>
+          <w:rFonts w:ascii="Apple SD Gothic Neo" w:hAnsi="Apple SD Gothic Neo" w:eastAsia="Apple SD Gothic Neo" w:cs="Apple SD Gothic Neo"/>
           <w:b/>
           <w:color w:val="246BCE"/>
           <w:sz w:val="21"/>
@@ -5438,7 +5460,7 @@
       </w:r>
       <w:r>
         <w:rPr>
-          <w:rFonts w:ascii="Arial Unicode MS" w:hAnsi="Arial Unicode MS" w:eastAsia="Arial Unicode MS" w:cs="Arial Unicode MS"/>
+          <w:rFonts w:ascii="Apple SD Gothic Neo" w:hAnsi="Apple SD Gothic Neo" w:eastAsia="Apple SD Gothic Neo" w:cs="Apple SD Gothic Neo"/>
           <w:color w:val="182433"/>
           <w:sz w:val="21"/>
         </w:rPr>
@@ -5451,7 +5473,7 @@
       </w:pPr>
       <w:r>
         <w:rPr>
-          <w:rFonts w:ascii="Arial Unicode MS" w:hAnsi="Arial Unicode MS" w:eastAsia="Arial Unicode MS" w:cs="Arial Unicode MS"/>
+          <w:rFonts w:ascii="Apple SD Gothic Neo" w:hAnsi="Apple SD Gothic Neo" w:eastAsia="Apple SD Gothic Neo" w:cs="Apple SD Gothic Neo"/>
           <w:b/>
           <w:color w:val="14866D"/>
           <w:sz w:val="21"/>
@@ -5460,7 +5482,7 @@
       </w:r>
       <w:r>
         <w:rPr>
-          <w:rFonts w:ascii="Arial Unicode MS" w:hAnsi="Arial Unicode MS" w:eastAsia="Arial Unicode MS" w:cs="Arial Unicode MS"/>
+          <w:rFonts w:ascii="Apple SD Gothic Neo" w:hAnsi="Apple SD Gothic Neo" w:eastAsia="Apple SD Gothic Neo" w:cs="Apple SD Gothic Neo"/>
           <w:color w:val="182433"/>
           <w:sz w:val="21"/>
         </w:rPr>
@@ -5474,7 +5496,7 @@
       </w:pPr>
       <w:r>
         <w:rPr>
-          <w:rFonts w:ascii="Arial Unicode MS" w:hAnsi="Arial Unicode MS" w:eastAsia="Arial Unicode MS" w:cs="Arial Unicode MS"/>
+          <w:rFonts w:ascii="Apple SD Gothic Neo" w:hAnsi="Apple SD Gothic Neo" w:eastAsia="Apple SD Gothic Neo" w:cs="Apple SD Gothic Neo"/>
           <w:color w:val="182433"/>
           <w:sz w:val="20"/>
         </w:rPr>
@@ -5488,7 +5510,7 @@
       </w:pPr>
       <w:r>
         <w:rPr>
-          <w:rFonts w:ascii="Arial Unicode MS" w:hAnsi="Arial Unicode MS" w:eastAsia="Arial Unicode MS" w:cs="Arial Unicode MS"/>
+          <w:rFonts w:ascii="Apple SD Gothic Neo" w:hAnsi="Apple SD Gothic Neo" w:eastAsia="Apple SD Gothic Neo" w:cs="Apple SD Gothic Neo"/>
           <w:color w:val="182433"/>
           <w:sz w:val="20"/>
         </w:rPr>
@@ -5502,7 +5524,7 @@
       </w:pPr>
       <w:r>
         <w:rPr>
-          <w:rFonts w:ascii="Arial Unicode MS" w:hAnsi="Arial Unicode MS" w:eastAsia="Arial Unicode MS" w:cs="Arial Unicode MS"/>
+          <w:rFonts w:ascii="Apple SD Gothic Neo" w:hAnsi="Apple SD Gothic Neo" w:eastAsia="Apple SD Gothic Neo" w:cs="Apple SD Gothic Neo"/>
           <w:color w:val="182433"/>
           <w:sz w:val="20"/>
         </w:rPr>
@@ -5516,7 +5538,7 @@
       </w:pPr>
       <w:r>
         <w:rPr>
-          <w:rFonts w:ascii="Arial Unicode MS" w:hAnsi="Arial Unicode MS" w:eastAsia="Arial Unicode MS" w:cs="Arial Unicode MS"/>
+          <w:rFonts w:ascii="Apple SD Gothic Neo" w:hAnsi="Apple SD Gothic Neo" w:eastAsia="Apple SD Gothic Neo" w:cs="Apple SD Gothic Neo"/>
           <w:b/>
           <w:color w:val="A56A00"/>
           <w:sz w:val="19"/>
@@ -5525,7 +5547,7 @@
       </w:r>
       <w:r>
         <w:rPr>
-          <w:rFonts w:ascii="Arial Unicode MS" w:hAnsi="Arial Unicode MS" w:eastAsia="Arial Unicode MS" w:cs="Arial Unicode MS"/>
+          <w:rFonts w:ascii="Apple SD Gothic Neo" w:hAnsi="Apple SD Gothic Neo" w:eastAsia="Apple SD Gothic Neo" w:cs="Apple SD Gothic Neo"/>
           <w:color w:val="5E7084"/>
           <w:sz w:val="19"/>
         </w:rPr>
@@ -5539,7 +5561,7 @@
       </w:pPr>
       <w:r>
         <w:rPr>
-          <w:rFonts w:ascii="Arial Unicode MS" w:hAnsi="Arial Unicode MS" w:eastAsia="Arial Unicode MS" w:cs="Arial Unicode MS"/>
+          <w:rFonts w:ascii="Apple SD Gothic Neo" w:hAnsi="Apple SD Gothic Neo" w:eastAsia="Apple SD Gothic Neo" w:cs="Apple SD Gothic Neo"/>
           <w:b/>
           <w:color w:val="B42318"/>
           <w:sz w:val="19"/>
@@ -5548,7 +5570,7 @@
       </w:r>
       <w:r>
         <w:rPr>
-          <w:rFonts w:ascii="Arial Unicode MS" w:hAnsi="Arial Unicode MS" w:eastAsia="Arial Unicode MS" w:cs="Arial Unicode MS"/>
+          <w:rFonts w:ascii="Apple SD Gothic Neo" w:hAnsi="Apple SD Gothic Neo" w:eastAsia="Apple SD Gothic Neo" w:cs="Apple SD Gothic Neo"/>
           <w:color w:val="5E7084"/>
           <w:sz w:val="19"/>
         </w:rPr>
@@ -5563,7 +5585,7 @@
       </w:pPr>
       <w:r>
         <w:rPr>
-          <w:rFonts w:ascii="Arial Unicode MS" w:hAnsi="Arial Unicode MS" w:eastAsia="Arial Unicode MS" w:cs="Arial Unicode MS"/>
+          <w:rFonts w:ascii="Apple SD Gothic Neo" w:hAnsi="Apple SD Gothic Neo" w:eastAsia="Apple SD Gothic Neo" w:cs="Apple SD Gothic Neo"/>
           <w:b/>
           <w:color w:val="000000"/>
           <w:sz w:val="30"/>
@@ -5577,7 +5599,7 @@
       </w:pPr>
       <w:r>
         <w:rPr>
-          <w:rFonts w:ascii="Arial Unicode MS" w:hAnsi="Arial Unicode MS" w:eastAsia="Arial Unicode MS" w:cs="Arial Unicode MS"/>
+          <w:rFonts w:ascii="Apple SD Gothic Neo" w:hAnsi="Apple SD Gothic Neo" w:eastAsia="Apple SD Gothic Neo" w:cs="Apple SD Gothic Neo"/>
           <w:b/>
           <w:color w:val="246BCE"/>
           <w:sz w:val="21"/>
@@ -5586,7 +5608,7 @@
       </w:r>
       <w:r>
         <w:rPr>
-          <w:rFonts w:ascii="Arial Unicode MS" w:hAnsi="Arial Unicode MS" w:eastAsia="Arial Unicode MS" w:cs="Arial Unicode MS"/>
+          <w:rFonts w:ascii="Apple SD Gothic Neo" w:hAnsi="Apple SD Gothic Neo" w:eastAsia="Apple SD Gothic Neo" w:cs="Apple SD Gothic Neo"/>
           <w:color w:val="182433"/>
           <w:sz w:val="21"/>
         </w:rPr>
@@ -5599,7 +5621,7 @@
       </w:pPr>
       <w:r>
         <w:rPr>
-          <w:rFonts w:ascii="Arial Unicode MS" w:hAnsi="Arial Unicode MS" w:eastAsia="Arial Unicode MS" w:cs="Arial Unicode MS"/>
+          <w:rFonts w:ascii="Apple SD Gothic Neo" w:hAnsi="Apple SD Gothic Neo" w:eastAsia="Apple SD Gothic Neo" w:cs="Apple SD Gothic Neo"/>
           <w:b/>
           <w:color w:val="14866D"/>
           <w:sz w:val="21"/>
@@ -5608,7 +5630,7 @@
       </w:r>
       <w:r>
         <w:rPr>
-          <w:rFonts w:ascii="Arial Unicode MS" w:hAnsi="Arial Unicode MS" w:eastAsia="Arial Unicode MS" w:cs="Arial Unicode MS"/>
+          <w:rFonts w:ascii="Apple SD Gothic Neo" w:hAnsi="Apple SD Gothic Neo" w:eastAsia="Apple SD Gothic Neo" w:cs="Apple SD Gothic Neo"/>
           <w:color w:val="182433"/>
           <w:sz w:val="21"/>
         </w:rPr>
@@ -5622,7 +5644,7 @@
       </w:pPr>
       <w:r>
         <w:rPr>
-          <w:rFonts w:ascii="Arial Unicode MS" w:hAnsi="Arial Unicode MS" w:eastAsia="Arial Unicode MS" w:cs="Arial Unicode MS"/>
+          <w:rFonts w:ascii="Apple SD Gothic Neo" w:hAnsi="Apple SD Gothic Neo" w:eastAsia="Apple SD Gothic Neo" w:cs="Apple SD Gothic Neo"/>
           <w:color w:val="182433"/>
           <w:sz w:val="20"/>
         </w:rPr>
@@ -5636,7 +5658,7 @@
       </w:pPr>
       <w:r>
         <w:rPr>
-          <w:rFonts w:ascii="Arial Unicode MS" w:hAnsi="Arial Unicode MS" w:eastAsia="Arial Unicode MS" w:cs="Arial Unicode MS"/>
+          <w:rFonts w:ascii="Apple SD Gothic Neo" w:hAnsi="Apple SD Gothic Neo" w:eastAsia="Apple SD Gothic Neo" w:cs="Apple SD Gothic Neo"/>
           <w:color w:val="182433"/>
           <w:sz w:val="20"/>
         </w:rPr>
@@ -5650,7 +5672,7 @@
       </w:pPr>
       <w:r>
         <w:rPr>
-          <w:rFonts w:ascii="Arial Unicode MS" w:hAnsi="Arial Unicode MS" w:eastAsia="Arial Unicode MS" w:cs="Arial Unicode MS"/>
+          <w:rFonts w:ascii="Apple SD Gothic Neo" w:hAnsi="Apple SD Gothic Neo" w:eastAsia="Apple SD Gothic Neo" w:cs="Apple SD Gothic Neo"/>
           <w:color w:val="182433"/>
           <w:sz w:val="20"/>
         </w:rPr>
@@ -5664,7 +5686,7 @@
       </w:pPr>
       <w:r>
         <w:rPr>
-          <w:rFonts w:ascii="Arial Unicode MS" w:hAnsi="Arial Unicode MS" w:eastAsia="Arial Unicode MS" w:cs="Arial Unicode MS"/>
+          <w:rFonts w:ascii="Apple SD Gothic Neo" w:hAnsi="Apple SD Gothic Neo" w:eastAsia="Apple SD Gothic Neo" w:cs="Apple SD Gothic Neo"/>
           <w:b/>
           <w:color w:val="A56A00"/>
           <w:sz w:val="19"/>
@@ -5673,7 +5695,7 @@
       </w:r>
       <w:r>
         <w:rPr>
-          <w:rFonts w:ascii="Arial Unicode MS" w:hAnsi="Arial Unicode MS" w:eastAsia="Arial Unicode MS" w:cs="Arial Unicode MS"/>
+          <w:rFonts w:ascii="Apple SD Gothic Neo" w:hAnsi="Apple SD Gothic Neo" w:eastAsia="Apple SD Gothic Neo" w:cs="Apple SD Gothic Neo"/>
           <w:color w:val="5E7084"/>
           <w:sz w:val="19"/>
         </w:rPr>
@@ -5687,7 +5709,7 @@
       </w:pPr>
       <w:r>
         <w:rPr>
-          <w:rFonts w:ascii="Arial Unicode MS" w:hAnsi="Arial Unicode MS" w:eastAsia="Arial Unicode MS" w:cs="Arial Unicode MS"/>
+          <w:rFonts w:ascii="Apple SD Gothic Neo" w:hAnsi="Apple SD Gothic Neo" w:eastAsia="Apple SD Gothic Neo" w:cs="Apple SD Gothic Neo"/>
           <w:b/>
           <w:color w:val="B42318"/>
           <w:sz w:val="19"/>
@@ -5696,7 +5718,7 @@
       </w:r>
       <w:r>
         <w:rPr>
-          <w:rFonts w:ascii="Arial Unicode MS" w:hAnsi="Arial Unicode MS" w:eastAsia="Arial Unicode MS" w:cs="Arial Unicode MS"/>
+          <w:rFonts w:ascii="Apple SD Gothic Neo" w:hAnsi="Apple SD Gothic Neo" w:eastAsia="Apple SD Gothic Neo" w:cs="Apple SD Gothic Neo"/>
           <w:color w:val="5E7084"/>
           <w:sz w:val="19"/>
         </w:rPr>
@@ -5709,7 +5731,7 @@
       </w:pPr>
       <w:r>
         <w:rPr>
-          <w:rFonts w:ascii="Arial Unicode MS" w:hAnsi="Arial Unicode MS" w:eastAsia="Arial Unicode MS" w:cs="Arial Unicode MS"/>
+          <w:rFonts w:ascii="Apple SD Gothic Neo" w:hAnsi="Apple SD Gothic Neo" w:eastAsia="Apple SD Gothic Neo" w:cs="Apple SD Gothic Neo"/>
         </w:rPr>
         <w:t>메뉴 권한 매트릭스</w:t>
       </w:r>
@@ -5758,7 +5780,7 @@
             </w:pPr>
             <w:r>
               <w:rPr>
-                <w:rFonts w:ascii="Arial Unicode MS" w:hAnsi="Arial Unicode MS" w:eastAsia="Arial Unicode MS" w:cs="Arial Unicode MS"/>
+                <w:rFonts w:ascii="Apple SD Gothic Neo" w:hAnsi="Apple SD Gothic Neo" w:eastAsia="Apple SD Gothic Neo" w:cs="Apple SD Gothic Neo"/>
                 <w:b/>
                 <w:color w:val="FFFFFF"/>
                 <w:sz w:val="17"/>
@@ -5794,7 +5816,7 @@
             </w:pPr>
             <w:r>
               <w:rPr>
-                <w:rFonts w:ascii="Arial Unicode MS" w:hAnsi="Arial Unicode MS" w:eastAsia="Arial Unicode MS" w:cs="Arial Unicode MS"/>
+                <w:rFonts w:ascii="Apple SD Gothic Neo" w:hAnsi="Apple SD Gothic Neo" w:eastAsia="Apple SD Gothic Neo" w:cs="Apple SD Gothic Neo"/>
                 <w:b/>
                 <w:color w:val="FFFFFF"/>
                 <w:sz w:val="17"/>
@@ -5830,7 +5852,7 @@
             </w:pPr>
             <w:r>
               <w:rPr>
-                <w:rFonts w:ascii="Arial Unicode MS" w:hAnsi="Arial Unicode MS" w:eastAsia="Arial Unicode MS" w:cs="Arial Unicode MS"/>
+                <w:rFonts w:ascii="Apple SD Gothic Neo" w:hAnsi="Apple SD Gothic Neo" w:eastAsia="Apple SD Gothic Neo" w:cs="Apple SD Gothic Neo"/>
                 <w:b/>
                 <w:color w:val="FFFFFF"/>
                 <w:sz w:val="17"/>
@@ -5871,7 +5893,7 @@
             </w:pPr>
             <w:r>
               <w:rPr>
-                <w:rFonts w:ascii="Arial Unicode MS" w:hAnsi="Arial Unicode MS" w:eastAsia="Arial Unicode MS" w:cs="Arial Unicode MS"/>
+                <w:rFonts w:ascii="Apple SD Gothic Neo" w:hAnsi="Apple SD Gothic Neo" w:eastAsia="Apple SD Gothic Neo" w:cs="Apple SD Gothic Neo"/>
                 <w:color w:val="182433"/>
                 <w:sz w:val="16"/>
               </w:rPr>
@@ -5906,7 +5928,7 @@
             </w:pPr>
             <w:r>
               <w:rPr>
-                <w:rFonts w:ascii="Arial Unicode MS" w:hAnsi="Arial Unicode MS" w:eastAsia="Arial Unicode MS" w:cs="Arial Unicode MS"/>
+                <w:rFonts w:ascii="Apple SD Gothic Neo" w:hAnsi="Apple SD Gothic Neo" w:eastAsia="Apple SD Gothic Neo" w:cs="Apple SD Gothic Neo"/>
                 <w:color w:val="182433"/>
                 <w:sz w:val="16"/>
               </w:rPr>
@@ -5941,7 +5963,7 @@
             </w:pPr>
             <w:r>
               <w:rPr>
-                <w:rFonts w:ascii="Arial Unicode MS" w:hAnsi="Arial Unicode MS" w:eastAsia="Arial Unicode MS" w:cs="Arial Unicode MS"/>
+                <w:rFonts w:ascii="Apple SD Gothic Neo" w:hAnsi="Apple SD Gothic Neo" w:eastAsia="Apple SD Gothic Neo" w:cs="Apple SD Gothic Neo"/>
                 <w:color w:val="182433"/>
                 <w:sz w:val="16"/>
               </w:rPr>
@@ -5981,7 +6003,7 @@
             </w:pPr>
             <w:r>
               <w:rPr>
-                <w:rFonts w:ascii="Arial Unicode MS" w:hAnsi="Arial Unicode MS" w:eastAsia="Arial Unicode MS" w:cs="Arial Unicode MS"/>
+                <w:rFonts w:ascii="Apple SD Gothic Neo" w:hAnsi="Apple SD Gothic Neo" w:eastAsia="Apple SD Gothic Neo" w:cs="Apple SD Gothic Neo"/>
                 <w:color w:val="182433"/>
                 <w:sz w:val="16"/>
               </w:rPr>
@@ -6016,7 +6038,7 @@
             </w:pPr>
             <w:r>
               <w:rPr>
-                <w:rFonts w:ascii="Arial Unicode MS" w:hAnsi="Arial Unicode MS" w:eastAsia="Arial Unicode MS" w:cs="Arial Unicode MS"/>
+                <w:rFonts w:ascii="Apple SD Gothic Neo" w:hAnsi="Apple SD Gothic Neo" w:eastAsia="Apple SD Gothic Neo" w:cs="Apple SD Gothic Neo"/>
                 <w:color w:val="182433"/>
                 <w:sz w:val="16"/>
               </w:rPr>
@@ -6051,7 +6073,7 @@
             </w:pPr>
             <w:r>
               <w:rPr>
-                <w:rFonts w:ascii="Arial Unicode MS" w:hAnsi="Arial Unicode MS" w:eastAsia="Arial Unicode MS" w:cs="Arial Unicode MS"/>
+                <w:rFonts w:ascii="Apple SD Gothic Neo" w:hAnsi="Apple SD Gothic Neo" w:eastAsia="Apple SD Gothic Neo" w:cs="Apple SD Gothic Neo"/>
                 <w:color w:val="182433"/>
                 <w:sz w:val="16"/>
               </w:rPr>
@@ -6091,7 +6113,7 @@
             </w:pPr>
             <w:r>
               <w:rPr>
-                <w:rFonts w:ascii="Arial Unicode MS" w:hAnsi="Arial Unicode MS" w:eastAsia="Arial Unicode MS" w:cs="Arial Unicode MS"/>
+                <w:rFonts w:ascii="Apple SD Gothic Neo" w:hAnsi="Apple SD Gothic Neo" w:eastAsia="Apple SD Gothic Neo" w:cs="Apple SD Gothic Neo"/>
                 <w:color w:val="182433"/>
                 <w:sz w:val="16"/>
               </w:rPr>
@@ -6126,7 +6148,7 @@
             </w:pPr>
             <w:r>
               <w:rPr>
-                <w:rFonts w:ascii="Arial Unicode MS" w:hAnsi="Arial Unicode MS" w:eastAsia="Arial Unicode MS" w:cs="Arial Unicode MS"/>
+                <w:rFonts w:ascii="Apple SD Gothic Neo" w:hAnsi="Apple SD Gothic Neo" w:eastAsia="Apple SD Gothic Neo" w:cs="Apple SD Gothic Neo"/>
                 <w:color w:val="182433"/>
                 <w:sz w:val="16"/>
               </w:rPr>
@@ -6161,7 +6183,7 @@
             </w:pPr>
             <w:r>
               <w:rPr>
-                <w:rFonts w:ascii="Arial Unicode MS" w:hAnsi="Arial Unicode MS" w:eastAsia="Arial Unicode MS" w:cs="Arial Unicode MS"/>
+                <w:rFonts w:ascii="Apple SD Gothic Neo" w:hAnsi="Apple SD Gothic Neo" w:eastAsia="Apple SD Gothic Neo" w:cs="Apple SD Gothic Neo"/>
                 <w:color w:val="182433"/>
                 <w:sz w:val="16"/>
               </w:rPr>
@@ -6201,7 +6223,7 @@
             </w:pPr>
             <w:r>
               <w:rPr>
-                <w:rFonts w:ascii="Arial Unicode MS" w:hAnsi="Arial Unicode MS" w:eastAsia="Arial Unicode MS" w:cs="Arial Unicode MS"/>
+                <w:rFonts w:ascii="Apple SD Gothic Neo" w:hAnsi="Apple SD Gothic Neo" w:eastAsia="Apple SD Gothic Neo" w:cs="Apple SD Gothic Neo"/>
                 <w:color w:val="182433"/>
                 <w:sz w:val="16"/>
               </w:rPr>
@@ -6236,7 +6258,7 @@
             </w:pPr>
             <w:r>
               <w:rPr>
-                <w:rFonts w:ascii="Arial Unicode MS" w:hAnsi="Arial Unicode MS" w:eastAsia="Arial Unicode MS" w:cs="Arial Unicode MS"/>
+                <w:rFonts w:ascii="Apple SD Gothic Neo" w:hAnsi="Apple SD Gothic Neo" w:eastAsia="Apple SD Gothic Neo" w:cs="Apple SD Gothic Neo"/>
                 <w:color w:val="182433"/>
                 <w:sz w:val="16"/>
               </w:rPr>
@@ -6271,7 +6293,7 @@
             </w:pPr>
             <w:r>
               <w:rPr>
-                <w:rFonts w:ascii="Arial Unicode MS" w:hAnsi="Arial Unicode MS" w:eastAsia="Arial Unicode MS" w:cs="Arial Unicode MS"/>
+                <w:rFonts w:ascii="Apple SD Gothic Neo" w:hAnsi="Apple SD Gothic Neo" w:eastAsia="Apple SD Gothic Neo" w:cs="Apple SD Gothic Neo"/>
                 <w:color w:val="182433"/>
                 <w:sz w:val="16"/>
               </w:rPr>
@@ -6311,7 +6333,7 @@
             </w:pPr>
             <w:r>
               <w:rPr>
-                <w:rFonts w:ascii="Arial Unicode MS" w:hAnsi="Arial Unicode MS" w:eastAsia="Arial Unicode MS" w:cs="Arial Unicode MS"/>
+                <w:rFonts w:ascii="Apple SD Gothic Neo" w:hAnsi="Apple SD Gothic Neo" w:eastAsia="Apple SD Gothic Neo" w:cs="Apple SD Gothic Neo"/>
                 <w:color w:val="182433"/>
                 <w:sz w:val="16"/>
               </w:rPr>
@@ -6346,7 +6368,7 @@
             </w:pPr>
             <w:r>
               <w:rPr>
-                <w:rFonts w:ascii="Arial Unicode MS" w:hAnsi="Arial Unicode MS" w:eastAsia="Arial Unicode MS" w:cs="Arial Unicode MS"/>
+                <w:rFonts w:ascii="Apple SD Gothic Neo" w:hAnsi="Apple SD Gothic Neo" w:eastAsia="Apple SD Gothic Neo" w:cs="Apple SD Gothic Neo"/>
                 <w:color w:val="182433"/>
                 <w:sz w:val="16"/>
               </w:rPr>
@@ -6381,7 +6403,7 @@
             </w:pPr>
             <w:r>
               <w:rPr>
-                <w:rFonts w:ascii="Arial Unicode MS" w:hAnsi="Arial Unicode MS" w:eastAsia="Arial Unicode MS" w:cs="Arial Unicode MS"/>
+                <w:rFonts w:ascii="Apple SD Gothic Neo" w:hAnsi="Apple SD Gothic Neo" w:eastAsia="Apple SD Gothic Neo" w:cs="Apple SD Gothic Neo"/>
                 <w:color w:val="182433"/>
                 <w:sz w:val="16"/>
               </w:rPr>
@@ -6421,7 +6443,7 @@
             </w:pPr>
             <w:r>
               <w:rPr>
-                <w:rFonts w:ascii="Arial Unicode MS" w:hAnsi="Arial Unicode MS" w:eastAsia="Arial Unicode MS" w:cs="Arial Unicode MS"/>
+                <w:rFonts w:ascii="Apple SD Gothic Neo" w:hAnsi="Apple SD Gothic Neo" w:eastAsia="Apple SD Gothic Neo" w:cs="Apple SD Gothic Neo"/>
                 <w:color w:val="182433"/>
                 <w:sz w:val="16"/>
               </w:rPr>
@@ -6456,7 +6478,7 @@
             </w:pPr>
             <w:r>
               <w:rPr>
-                <w:rFonts w:ascii="Arial Unicode MS" w:hAnsi="Arial Unicode MS" w:eastAsia="Arial Unicode MS" w:cs="Arial Unicode MS"/>
+                <w:rFonts w:ascii="Apple SD Gothic Neo" w:hAnsi="Apple SD Gothic Neo" w:eastAsia="Apple SD Gothic Neo" w:cs="Apple SD Gothic Neo"/>
                 <w:color w:val="182433"/>
                 <w:sz w:val="16"/>
               </w:rPr>
@@ -6491,7 +6513,7 @@
             </w:pPr>
             <w:r>
               <w:rPr>
-                <w:rFonts w:ascii="Arial Unicode MS" w:hAnsi="Arial Unicode MS" w:eastAsia="Arial Unicode MS" w:cs="Arial Unicode MS"/>
+                <w:rFonts w:ascii="Apple SD Gothic Neo" w:hAnsi="Apple SD Gothic Neo" w:eastAsia="Apple SD Gothic Neo" w:cs="Apple SD Gothic Neo"/>
                 <w:color w:val="182433"/>
                 <w:sz w:val="16"/>
               </w:rPr>
@@ -6509,7 +6531,7 @@
       </w:pPr>
       <w:r>
         <w:rPr>
-          <w:rFonts w:ascii="Arial Unicode MS" w:hAnsi="Arial Unicode MS" w:eastAsia="Arial Unicode MS" w:cs="Arial Unicode MS"/>
+          <w:rFonts w:ascii="Apple SD Gothic Neo" w:hAnsi="Apple SD Gothic Neo" w:eastAsia="Apple SD Gothic Neo" w:cs="Apple SD Gothic Neo"/>
         </w:rPr>
         <w:t>12 Application Delivery 운영 경계</w:t>
       </w:r>
@@ -6517,7 +6539,7 @@
     <w:p>
       <w:r>
         <w:rPr>
-          <w:rFonts w:ascii="Arial Unicode MS" w:hAnsi="Arial Unicode MS" w:eastAsia="Arial Unicode MS" w:cs="Arial Unicode MS"/>
+          <w:rFonts w:ascii="Apple SD Gothic Neo" w:hAnsi="Apple SD Gothic Neo" w:eastAsia="Apple SD Gothic Neo" w:cs="Apple SD Gothic Neo"/>
         </w:rPr>
         <w:t>Application Delivery는 KlueOps가 관리하는 Helm Release를 명시적으로 배포·변경·삭제합니다. Argo CD나 Flux를 설치하거나 Git 상태를 지속 동기화하지 않으며, Tenant가 별도로 운영하는 GitOps Controller와 책임을 섞지 않습니다.</w:t>
       </w:r>
@@ -6528,7 +6550,7 @@
       </w:pPr>
       <w:r>
         <w:rPr>
-          <w:rFonts w:ascii="Arial Unicode MS" w:hAnsi="Arial Unicode MS" w:eastAsia="Arial Unicode MS" w:cs="Arial Unicode MS"/>
+          <w:rFonts w:ascii="Apple SD Gothic Neo" w:hAnsi="Apple SD Gothic Neo" w:eastAsia="Apple SD Gothic Neo" w:cs="Apple SD Gothic Neo"/>
         </w:rPr>
         <w:t>안전한 운영 순서</w:t>
       </w:r>
@@ -6540,7 +6562,7 @@
       </w:pPr>
       <w:r>
         <w:rPr>
-          <w:rFonts w:ascii="Arial Unicode MS" w:hAnsi="Arial Unicode MS" w:eastAsia="Arial Unicode MS" w:cs="Arial Unicode MS"/>
+          <w:rFonts w:ascii="Apple SD Gothic Neo" w:hAnsi="Apple SD Gothic Neo" w:eastAsia="Apple SD Gothic Neo" w:cs="Apple SD Gothic Neo"/>
         </w:rPr>
         <w:t>1.  Tenant Library의 Chart 버전과 Values revision을 고정하고 대상 Cluster와 Namespace를 확인합니다.</w:t>
       </w:r>
@@ -6552,7 +6574,7 @@
       </w:pPr>
       <w:r>
         <w:rPr>
-          <w:rFonts w:ascii="Arial Unicode MS" w:hAnsi="Arial Unicode MS" w:eastAsia="Arial Unicode MS" w:cs="Arial Unicode MS"/>
+          <w:rFonts w:ascii="Apple SD Gothic Neo" w:hAnsi="Apple SD Gothic Neo" w:eastAsia="Apple SD Gothic Neo" w:cs="Apple SD Gothic Neo"/>
         </w:rPr>
         <w:t>2.  Preview에서 렌더링 결과, Secret 마스킹, Namespace와 Exposure 계획을 확인합니다.</w:t>
       </w:r>
@@ -6564,7 +6586,7 @@
       </w:pPr>
       <w:r>
         <w:rPr>
-          <w:rFonts w:ascii="Arial Unicode MS" w:hAnsi="Arial Unicode MS" w:eastAsia="Arial Unicode MS" w:cs="Arial Unicode MS"/>
+          <w:rFonts w:ascii="Apple SD Gothic Neo" w:hAnsi="Apple SD Gothic Neo" w:eastAsia="Apple SD Gothic Neo" w:cs="Apple SD Gothic Neo"/>
         </w:rPr>
         <w:t>3.  정확한 확인 문구로 Helm 작업을 시작하고 Job과 Application History에서 진행·실패 단계를 추적합니다.</w:t>
       </w:r>
@@ -6576,7 +6598,7 @@
       </w:pPr>
       <w:r>
         <w:rPr>
-          <w:rFonts w:ascii="Arial Unicode MS" w:hAnsi="Arial Unicode MS" w:eastAsia="Arial Unicode MS" w:cs="Arial Unicode MS"/>
+          <w:rFonts w:ascii="Apple SD Gothic Neo" w:hAnsi="Apple SD Gothic Neo" w:eastAsia="Apple SD Gothic Neo" w:cs="Apple SD Gothic Neo"/>
         </w:rPr>
         <w:t>4.  작업 후 workload/Pod, Service와 Ingress/HTTPRoute endpoint 상태를 검증하고 필요할 때 preview 후 rollback 또는 uninstall합니다.</w:t>
       </w:r>
@@ -6589,7 +6611,7 @@
       </w:pPr>
       <w:r>
         <w:rPr>
-          <w:rFonts w:ascii="Arial Unicode MS" w:hAnsi="Arial Unicode MS" w:eastAsia="Arial Unicode MS" w:cs="Arial Unicode MS"/>
+          <w:rFonts w:ascii="Apple SD Gothic Neo" w:hAnsi="Apple SD Gothic Neo" w:eastAsia="Apple SD Gothic Neo" w:cs="Apple SD Gothic Neo"/>
           <w:b/>
           <w:color w:val="000000"/>
           <w:sz w:val="40"/>
@@ -6603,7 +6625,7 @@
       </w:pPr>
       <w:r>
         <w:rPr>
-          <w:rFonts w:ascii="Arial Unicode MS" w:hAnsi="Arial Unicode MS" w:eastAsia="Arial Unicode MS" w:cs="Arial Unicode MS"/>
+          <w:rFonts w:ascii="Apple SD Gothic Neo" w:hAnsi="Apple SD Gothic Neo" w:eastAsia="Apple SD Gothic Neo" w:cs="Apple SD Gothic Neo"/>
         </w:rPr>
         <w:t>초보 운영자</w:t>
       </w:r>
@@ -6615,7 +6637,7 @@
       </w:pPr>
       <w:r>
         <w:rPr>
-          <w:rFonts w:ascii="Arial Unicode MS" w:hAnsi="Arial Unicode MS" w:eastAsia="Arial Unicode MS" w:cs="Arial Unicode MS"/>
+          <w:rFonts w:ascii="Apple SD Gothic Neo" w:hAnsi="Apple SD Gothic Neo" w:eastAsia="Apple SD Gothic Neo" w:cs="Apple SD Gothic Neo"/>
           <w:color w:val="182433"/>
           <w:sz w:val="20"/>
         </w:rPr>
@@ -6629,7 +6651,7 @@
       </w:pPr>
       <w:r>
         <w:rPr>
-          <w:rFonts w:ascii="Arial Unicode MS" w:hAnsi="Arial Unicode MS" w:eastAsia="Arial Unicode MS" w:cs="Arial Unicode MS"/>
+          <w:rFonts w:ascii="Apple SD Gothic Neo" w:hAnsi="Apple SD Gothic Neo" w:eastAsia="Apple SD Gothic Neo" w:cs="Apple SD Gothic Neo"/>
           <w:color w:val="182433"/>
           <w:sz w:val="20"/>
         </w:rPr>
@@ -6643,7 +6665,7 @@
       </w:pPr>
       <w:r>
         <w:rPr>
-          <w:rFonts w:ascii="Arial Unicode MS" w:hAnsi="Arial Unicode MS" w:eastAsia="Arial Unicode MS" w:cs="Arial Unicode MS"/>
+          <w:rFonts w:ascii="Apple SD Gothic Neo" w:hAnsi="Apple SD Gothic Neo" w:eastAsia="Apple SD Gothic Neo" w:cs="Apple SD Gothic Neo"/>
           <w:color w:val="182433"/>
           <w:sz w:val="20"/>
         </w:rPr>
@@ -6657,7 +6679,7 @@
       </w:pPr>
       <w:r>
         <w:rPr>
-          <w:rFonts w:ascii="Arial Unicode MS" w:hAnsi="Arial Unicode MS" w:eastAsia="Arial Unicode MS" w:cs="Arial Unicode MS"/>
+          <w:rFonts w:ascii="Apple SD Gothic Neo" w:hAnsi="Apple SD Gothic Neo" w:eastAsia="Apple SD Gothic Neo" w:cs="Apple SD Gothic Neo"/>
           <w:color w:val="182433"/>
           <w:sz w:val="20"/>
         </w:rPr>
@@ -6671,7 +6693,7 @@
       </w:pPr>
       <w:r>
         <w:rPr>
-          <w:rFonts w:ascii="Arial Unicode MS" w:hAnsi="Arial Unicode MS" w:eastAsia="Arial Unicode MS" w:cs="Arial Unicode MS"/>
+          <w:rFonts w:ascii="Apple SD Gothic Neo" w:hAnsi="Apple SD Gothic Neo" w:eastAsia="Apple SD Gothic Neo" w:cs="Apple SD Gothic Neo"/>
           <w:color w:val="182433"/>
           <w:sz w:val="20"/>
         </w:rPr>
@@ -6684,7 +6706,7 @@
       </w:pPr>
       <w:r>
         <w:rPr>
-          <w:rFonts w:ascii="Arial Unicode MS" w:hAnsi="Arial Unicode MS" w:eastAsia="Arial Unicode MS" w:cs="Arial Unicode MS"/>
+          <w:rFonts w:ascii="Apple SD Gothic Neo" w:hAnsi="Apple SD Gothic Neo" w:eastAsia="Apple SD Gothic Neo" w:cs="Apple SD Gothic Neo"/>
         </w:rPr>
         <w:t>숙련 운영자</w:t>
       </w:r>
@@ -6696,7 +6718,7 @@
       </w:pPr>
       <w:r>
         <w:rPr>
-          <w:rFonts w:ascii="Arial Unicode MS" w:hAnsi="Arial Unicode MS" w:eastAsia="Arial Unicode MS" w:cs="Arial Unicode MS"/>
+          <w:rFonts w:ascii="Apple SD Gothic Neo" w:hAnsi="Apple SD Gothic Neo" w:eastAsia="Apple SD Gothic Neo" w:cs="Apple SD Gothic Neo"/>
           <w:color w:val="182433"/>
           <w:sz w:val="20"/>
         </w:rPr>
@@ -6710,7 +6732,7 @@
       </w:pPr>
       <w:r>
         <w:rPr>
-          <w:rFonts w:ascii="Arial Unicode MS" w:hAnsi="Arial Unicode MS" w:eastAsia="Arial Unicode MS" w:cs="Arial Unicode MS"/>
+          <w:rFonts w:ascii="Apple SD Gothic Neo" w:hAnsi="Apple SD Gothic Neo" w:eastAsia="Apple SD Gothic Neo" w:cs="Apple SD Gothic Neo"/>
           <w:color w:val="182433"/>
           <w:sz w:val="20"/>
         </w:rPr>
@@ -6724,7 +6746,7 @@
       </w:pPr>
       <w:r>
         <w:rPr>
-          <w:rFonts w:ascii="Arial Unicode MS" w:hAnsi="Arial Unicode MS" w:eastAsia="Arial Unicode MS" w:cs="Arial Unicode MS"/>
+          <w:rFonts w:ascii="Apple SD Gothic Neo" w:hAnsi="Apple SD Gothic Neo" w:eastAsia="Apple SD Gothic Neo" w:cs="Apple SD Gothic Neo"/>
           <w:color w:val="182433"/>
           <w:sz w:val="20"/>
         </w:rPr>
@@ -6738,7 +6760,7 @@
       </w:pPr>
       <w:r>
         <w:rPr>
-          <w:rFonts w:ascii="Arial Unicode MS" w:hAnsi="Arial Unicode MS" w:eastAsia="Arial Unicode MS" w:cs="Arial Unicode MS"/>
+          <w:rFonts w:ascii="Apple SD Gothic Neo" w:hAnsi="Apple SD Gothic Neo" w:eastAsia="Apple SD Gothic Neo" w:cs="Apple SD Gothic Neo"/>
           <w:color w:val="182433"/>
           <w:sz w:val="20"/>
         </w:rPr>
@@ -6751,7 +6773,7 @@
       </w:pPr>
       <w:r>
         <w:rPr>
-          <w:rFonts w:ascii="Arial Unicode MS" w:hAnsi="Arial Unicode MS" w:eastAsia="Arial Unicode MS" w:cs="Arial Unicode MS"/>
+          <w:rFonts w:ascii="Apple SD Gothic Neo" w:hAnsi="Apple SD Gothic Neo" w:eastAsia="Apple SD Gothic Neo" w:cs="Apple SD Gothic Neo"/>
         </w:rPr>
         <w:t>플랫폼 관리자</w:t>
       </w:r>
@@ -6763,7 +6785,7 @@
       </w:pPr>
       <w:r>
         <w:rPr>
-          <w:rFonts w:ascii="Arial Unicode MS" w:hAnsi="Arial Unicode MS" w:eastAsia="Arial Unicode MS" w:cs="Arial Unicode MS"/>
+          <w:rFonts w:ascii="Apple SD Gothic Neo" w:hAnsi="Apple SD Gothic Neo" w:eastAsia="Apple SD Gothic Neo" w:cs="Apple SD Gothic Neo"/>
           <w:color w:val="182433"/>
           <w:sz w:val="20"/>
         </w:rPr>
@@ -6777,7 +6799,7 @@
       </w:pPr>
       <w:r>
         <w:rPr>
-          <w:rFonts w:ascii="Arial Unicode MS" w:hAnsi="Arial Unicode MS" w:eastAsia="Arial Unicode MS" w:cs="Arial Unicode MS"/>
+          <w:rFonts w:ascii="Apple SD Gothic Neo" w:hAnsi="Apple SD Gothic Neo" w:eastAsia="Apple SD Gothic Neo" w:cs="Apple SD Gothic Neo"/>
           <w:color w:val="182433"/>
           <w:sz w:val="20"/>
         </w:rPr>
@@ -6791,7 +6813,7 @@
       </w:pPr>
       <w:r>
         <w:rPr>
-          <w:rFonts w:ascii="Arial Unicode MS" w:hAnsi="Arial Unicode MS" w:eastAsia="Arial Unicode MS" w:cs="Arial Unicode MS"/>
+          <w:rFonts w:ascii="Apple SD Gothic Neo" w:hAnsi="Apple SD Gothic Neo" w:eastAsia="Apple SD Gothic Neo" w:cs="Apple SD Gothic Neo"/>
           <w:color w:val="182433"/>
           <w:sz w:val="20"/>
         </w:rPr>
@@ -6806,7 +6828,7 @@
       </w:pPr>
       <w:r>
         <w:rPr>
-          <w:rFonts w:ascii="Arial Unicode MS" w:hAnsi="Arial Unicode MS" w:eastAsia="Arial Unicode MS" w:cs="Arial Unicode MS"/>
+          <w:rFonts w:ascii="Apple SD Gothic Neo" w:hAnsi="Apple SD Gothic Neo" w:eastAsia="Apple SD Gothic Neo" w:cs="Apple SD Gothic Neo"/>
           <w:b/>
           <w:color w:val="000000"/>
           <w:sz w:val="40"/>
@@ -6856,7 +6878,7 @@
             </w:pPr>
             <w:r>
               <w:rPr>
-                <w:rFonts w:ascii="Arial Unicode MS" w:hAnsi="Arial Unicode MS" w:eastAsia="Arial Unicode MS" w:cs="Arial Unicode MS"/>
+                <w:rFonts w:ascii="Apple SD Gothic Neo" w:hAnsi="Apple SD Gothic Neo" w:eastAsia="Apple SD Gothic Neo" w:cs="Apple SD Gothic Neo"/>
                 <w:b/>
                 <w:color w:val="FFFFFF"/>
                 <w:sz w:val="19"/>
@@ -6891,7 +6913,7 @@
             </w:pPr>
             <w:r>
               <w:rPr>
-                <w:rFonts w:ascii="Arial Unicode MS" w:hAnsi="Arial Unicode MS" w:eastAsia="Arial Unicode MS" w:cs="Arial Unicode MS"/>
+                <w:rFonts w:ascii="Apple SD Gothic Neo" w:hAnsi="Apple SD Gothic Neo" w:eastAsia="Apple SD Gothic Neo" w:cs="Apple SD Gothic Neo"/>
                 <w:b/>
                 <w:color w:val="FFFFFF"/>
                 <w:sz w:val="19"/>
@@ -6926,7 +6948,7 @@
             </w:pPr>
             <w:r>
               <w:rPr>
-                <w:rFonts w:ascii="Arial Unicode MS" w:hAnsi="Arial Unicode MS" w:eastAsia="Arial Unicode MS" w:cs="Arial Unicode MS"/>
+                <w:rFonts w:ascii="Apple SD Gothic Neo" w:hAnsi="Apple SD Gothic Neo" w:eastAsia="Apple SD Gothic Neo" w:cs="Apple SD Gothic Neo"/>
                 <w:b/>
                 <w:color w:val="FFFFFF"/>
                 <w:sz w:val="19"/>
@@ -6963,7 +6985,7 @@
             </w:pPr>
             <w:r>
               <w:rPr>
-                <w:rFonts w:ascii="Arial Unicode MS" w:hAnsi="Arial Unicode MS" w:eastAsia="Arial Unicode MS" w:cs="Arial Unicode MS"/>
+                <w:rFonts w:ascii="Apple SD Gothic Neo" w:hAnsi="Apple SD Gothic Neo" w:eastAsia="Apple SD Gothic Neo" w:cs="Apple SD Gothic Neo"/>
                 <w:color w:val="182433"/>
                 <w:sz w:val="18"/>
               </w:rPr>
@@ -6997,7 +7019,7 @@
             </w:pPr>
             <w:r>
               <w:rPr>
-                <w:rFonts w:ascii="Arial Unicode MS" w:hAnsi="Arial Unicode MS" w:eastAsia="Arial Unicode MS" w:cs="Arial Unicode MS"/>
+                <w:rFonts w:ascii="Apple SD Gothic Neo" w:hAnsi="Apple SD Gothic Neo" w:eastAsia="Apple SD Gothic Neo" w:cs="Apple SD Gothic Neo"/>
                 <w:color w:val="182433"/>
                 <w:sz w:val="18"/>
               </w:rPr>
@@ -7031,7 +7053,7 @@
             </w:pPr>
             <w:r>
               <w:rPr>
-                <w:rFonts w:ascii="Arial Unicode MS" w:hAnsi="Arial Unicode MS" w:eastAsia="Arial Unicode MS" w:cs="Arial Unicode MS"/>
+                <w:rFonts w:ascii="Apple SD Gothic Neo" w:hAnsi="Apple SD Gothic Neo" w:eastAsia="Apple SD Gothic Neo" w:cs="Apple SD Gothic Neo"/>
                 <w:color w:val="182433"/>
                 <w:sz w:val="18"/>
               </w:rPr>
@@ -7067,7 +7089,7 @@
             </w:pPr>
             <w:r>
               <w:rPr>
-                <w:rFonts w:ascii="Arial Unicode MS" w:hAnsi="Arial Unicode MS" w:eastAsia="Arial Unicode MS" w:cs="Arial Unicode MS"/>
+                <w:rFonts w:ascii="Apple SD Gothic Neo" w:hAnsi="Apple SD Gothic Neo" w:eastAsia="Apple SD Gothic Neo" w:cs="Apple SD Gothic Neo"/>
                 <w:color w:val="182433"/>
                 <w:sz w:val="18"/>
               </w:rPr>
@@ -7101,7 +7123,7 @@
             </w:pPr>
             <w:r>
               <w:rPr>
-                <w:rFonts w:ascii="Arial Unicode MS" w:hAnsi="Arial Unicode MS" w:eastAsia="Arial Unicode MS" w:cs="Arial Unicode MS"/>
+                <w:rFonts w:ascii="Apple SD Gothic Neo" w:hAnsi="Apple SD Gothic Neo" w:eastAsia="Apple SD Gothic Neo" w:cs="Apple SD Gothic Neo"/>
                 <w:color w:val="182433"/>
                 <w:sz w:val="18"/>
               </w:rPr>
@@ -7135,7 +7157,7 @@
             </w:pPr>
             <w:r>
               <w:rPr>
-                <w:rFonts w:ascii="Arial Unicode MS" w:hAnsi="Arial Unicode MS" w:eastAsia="Arial Unicode MS" w:cs="Arial Unicode MS"/>
+                <w:rFonts w:ascii="Apple SD Gothic Neo" w:hAnsi="Apple SD Gothic Neo" w:eastAsia="Apple SD Gothic Neo" w:cs="Apple SD Gothic Neo"/>
                 <w:color w:val="182433"/>
                 <w:sz w:val="18"/>
               </w:rPr>
@@ -7171,7 +7193,7 @@
             </w:pPr>
             <w:r>
               <w:rPr>
-                <w:rFonts w:ascii="Arial Unicode MS" w:hAnsi="Arial Unicode MS" w:eastAsia="Arial Unicode MS" w:cs="Arial Unicode MS"/>
+                <w:rFonts w:ascii="Apple SD Gothic Neo" w:hAnsi="Apple SD Gothic Neo" w:eastAsia="Apple SD Gothic Neo" w:cs="Apple SD Gothic Neo"/>
                 <w:color w:val="182433"/>
                 <w:sz w:val="18"/>
               </w:rPr>
@@ -7205,7 +7227,7 @@
             </w:pPr>
             <w:r>
               <w:rPr>
-                <w:rFonts w:ascii="Arial Unicode MS" w:hAnsi="Arial Unicode MS" w:eastAsia="Arial Unicode MS" w:cs="Arial Unicode MS"/>
+                <w:rFonts w:ascii="Apple SD Gothic Neo" w:hAnsi="Apple SD Gothic Neo" w:eastAsia="Apple SD Gothic Neo" w:cs="Apple SD Gothic Neo"/>
                 <w:color w:val="182433"/>
                 <w:sz w:val="18"/>
               </w:rPr>
@@ -7239,7 +7261,7 @@
             </w:pPr>
             <w:r>
               <w:rPr>
-                <w:rFonts w:ascii="Arial Unicode MS" w:hAnsi="Arial Unicode MS" w:eastAsia="Arial Unicode MS" w:cs="Arial Unicode MS"/>
+                <w:rFonts w:ascii="Apple SD Gothic Neo" w:hAnsi="Apple SD Gothic Neo" w:eastAsia="Apple SD Gothic Neo" w:cs="Apple SD Gothic Neo"/>
                 <w:color w:val="182433"/>
                 <w:sz w:val="18"/>
               </w:rPr>
@@ -7275,7 +7297,7 @@
             </w:pPr>
             <w:r>
               <w:rPr>
-                <w:rFonts w:ascii="Arial Unicode MS" w:hAnsi="Arial Unicode MS" w:eastAsia="Arial Unicode MS" w:cs="Arial Unicode MS"/>
+                <w:rFonts w:ascii="Apple SD Gothic Neo" w:hAnsi="Apple SD Gothic Neo" w:eastAsia="Apple SD Gothic Neo" w:cs="Apple SD Gothic Neo"/>
                 <w:color w:val="182433"/>
                 <w:sz w:val="18"/>
               </w:rPr>
@@ -7309,7 +7331,7 @@
             </w:pPr>
             <w:r>
               <w:rPr>
-                <w:rFonts w:ascii="Arial Unicode MS" w:hAnsi="Arial Unicode MS" w:eastAsia="Arial Unicode MS" w:cs="Arial Unicode MS"/>
+                <w:rFonts w:ascii="Apple SD Gothic Neo" w:hAnsi="Apple SD Gothic Neo" w:eastAsia="Apple SD Gothic Neo" w:cs="Apple SD Gothic Neo"/>
                 <w:color w:val="182433"/>
                 <w:sz w:val="18"/>
               </w:rPr>
@@ -7343,7 +7365,7 @@
             </w:pPr>
             <w:r>
               <w:rPr>
-                <w:rFonts w:ascii="Arial Unicode MS" w:hAnsi="Arial Unicode MS" w:eastAsia="Arial Unicode MS" w:cs="Arial Unicode MS"/>
+                <w:rFonts w:ascii="Apple SD Gothic Neo" w:hAnsi="Apple SD Gothic Neo" w:eastAsia="Apple SD Gothic Neo" w:cs="Apple SD Gothic Neo"/>
                 <w:color w:val="182433"/>
                 <w:sz w:val="18"/>
               </w:rPr>
@@ -7379,7 +7401,7 @@
             </w:pPr>
             <w:r>
               <w:rPr>
-                <w:rFonts w:ascii="Arial Unicode MS" w:hAnsi="Arial Unicode MS" w:eastAsia="Arial Unicode MS" w:cs="Arial Unicode MS"/>
+                <w:rFonts w:ascii="Apple SD Gothic Neo" w:hAnsi="Apple SD Gothic Neo" w:eastAsia="Apple SD Gothic Neo" w:cs="Apple SD Gothic Neo"/>
                 <w:color w:val="182433"/>
                 <w:sz w:val="18"/>
               </w:rPr>
@@ -7413,7 +7435,7 @@
             </w:pPr>
             <w:r>
               <w:rPr>
-                <w:rFonts w:ascii="Arial Unicode MS" w:hAnsi="Arial Unicode MS" w:eastAsia="Arial Unicode MS" w:cs="Arial Unicode MS"/>
+                <w:rFonts w:ascii="Apple SD Gothic Neo" w:hAnsi="Apple SD Gothic Neo" w:eastAsia="Apple SD Gothic Neo" w:cs="Apple SD Gothic Neo"/>
                 <w:color w:val="182433"/>
                 <w:sz w:val="18"/>
               </w:rPr>
@@ -7447,7 +7469,7 @@
             </w:pPr>
             <w:r>
               <w:rPr>
-                <w:rFonts w:ascii="Arial Unicode MS" w:hAnsi="Arial Unicode MS" w:eastAsia="Arial Unicode MS" w:cs="Arial Unicode MS"/>
+                <w:rFonts w:ascii="Apple SD Gothic Neo" w:hAnsi="Apple SD Gothic Neo" w:eastAsia="Apple SD Gothic Neo" w:cs="Apple SD Gothic Neo"/>
                 <w:color w:val="182433"/>
                 <w:sz w:val="18"/>
               </w:rPr>
@@ -7483,7 +7505,7 @@
             </w:pPr>
             <w:r>
               <w:rPr>
-                <w:rFonts w:ascii="Arial Unicode MS" w:hAnsi="Arial Unicode MS" w:eastAsia="Arial Unicode MS" w:cs="Arial Unicode MS"/>
+                <w:rFonts w:ascii="Apple SD Gothic Neo" w:hAnsi="Apple SD Gothic Neo" w:eastAsia="Apple SD Gothic Neo" w:cs="Apple SD Gothic Neo"/>
                 <w:color w:val="182433"/>
                 <w:sz w:val="18"/>
               </w:rPr>
@@ -7517,7 +7539,7 @@
             </w:pPr>
             <w:r>
               <w:rPr>
-                <w:rFonts w:ascii="Arial Unicode MS" w:hAnsi="Arial Unicode MS" w:eastAsia="Arial Unicode MS" w:cs="Arial Unicode MS"/>
+                <w:rFonts w:ascii="Apple SD Gothic Neo" w:hAnsi="Apple SD Gothic Neo" w:eastAsia="Apple SD Gothic Neo" w:cs="Apple SD Gothic Neo"/>
                 <w:color w:val="182433"/>
                 <w:sz w:val="18"/>
               </w:rPr>
@@ -7551,7 +7573,7 @@
             </w:pPr>
             <w:r>
               <w:rPr>
-                <w:rFonts w:ascii="Arial Unicode MS" w:hAnsi="Arial Unicode MS" w:eastAsia="Arial Unicode MS" w:cs="Arial Unicode MS"/>
+                <w:rFonts w:ascii="Apple SD Gothic Neo" w:hAnsi="Apple SD Gothic Neo" w:eastAsia="Apple SD Gothic Neo" w:cs="Apple SD Gothic Neo"/>
                 <w:color w:val="182433"/>
                 <w:sz w:val="18"/>
               </w:rPr>
@@ -7587,7 +7609,7 @@
             </w:pPr>
             <w:r>
               <w:rPr>
-                <w:rFonts w:ascii="Arial Unicode MS" w:hAnsi="Arial Unicode MS" w:eastAsia="Arial Unicode MS" w:cs="Arial Unicode MS"/>
+                <w:rFonts w:ascii="Apple SD Gothic Neo" w:hAnsi="Apple SD Gothic Neo" w:eastAsia="Apple SD Gothic Neo" w:cs="Apple SD Gothic Neo"/>
                 <w:color w:val="182433"/>
                 <w:sz w:val="18"/>
               </w:rPr>
@@ -7621,7 +7643,7 @@
             </w:pPr>
             <w:r>
               <w:rPr>
-                <w:rFonts w:ascii="Arial Unicode MS" w:hAnsi="Arial Unicode MS" w:eastAsia="Arial Unicode MS" w:cs="Arial Unicode MS"/>
+                <w:rFonts w:ascii="Apple SD Gothic Neo" w:hAnsi="Apple SD Gothic Neo" w:eastAsia="Apple SD Gothic Neo" w:cs="Apple SD Gothic Neo"/>
                 <w:color w:val="182433"/>
                 <w:sz w:val="18"/>
               </w:rPr>
@@ -7655,7 +7677,7 @@
             </w:pPr>
             <w:r>
               <w:rPr>
-                <w:rFonts w:ascii="Arial Unicode MS" w:hAnsi="Arial Unicode MS" w:eastAsia="Arial Unicode MS" w:cs="Arial Unicode MS"/>
+                <w:rFonts w:ascii="Apple SD Gothic Neo" w:hAnsi="Apple SD Gothic Neo" w:eastAsia="Apple SD Gothic Neo" w:cs="Apple SD Gothic Neo"/>
                 <w:color w:val="182433"/>
                 <w:sz w:val="18"/>
               </w:rPr>
@@ -7691,7 +7713,7 @@
             </w:pPr>
             <w:r>
               <w:rPr>
-                <w:rFonts w:ascii="Arial Unicode MS" w:hAnsi="Arial Unicode MS" w:eastAsia="Arial Unicode MS" w:cs="Arial Unicode MS"/>
+                <w:rFonts w:ascii="Apple SD Gothic Neo" w:hAnsi="Apple SD Gothic Neo" w:eastAsia="Apple SD Gothic Neo" w:cs="Apple SD Gothic Neo"/>
                 <w:color w:val="182433"/>
                 <w:sz w:val="18"/>
               </w:rPr>
@@ -7725,7 +7747,7 @@
             </w:pPr>
             <w:r>
               <w:rPr>
-                <w:rFonts w:ascii="Arial Unicode MS" w:hAnsi="Arial Unicode MS" w:eastAsia="Arial Unicode MS" w:cs="Arial Unicode MS"/>
+                <w:rFonts w:ascii="Apple SD Gothic Neo" w:hAnsi="Apple SD Gothic Neo" w:eastAsia="Apple SD Gothic Neo" w:cs="Apple SD Gothic Neo"/>
                 <w:color w:val="182433"/>
                 <w:sz w:val="18"/>
               </w:rPr>
@@ -7759,7 +7781,7 @@
             </w:pPr>
             <w:r>
               <w:rPr>
-                <w:rFonts w:ascii="Arial Unicode MS" w:hAnsi="Arial Unicode MS" w:eastAsia="Arial Unicode MS" w:cs="Arial Unicode MS"/>
+                <w:rFonts w:ascii="Apple SD Gothic Neo" w:hAnsi="Apple SD Gothic Neo" w:eastAsia="Apple SD Gothic Neo" w:cs="Apple SD Gothic Neo"/>
                 <w:color w:val="182433"/>
                 <w:sz w:val="18"/>
               </w:rPr>
@@ -7795,7 +7817,7 @@
             </w:pPr>
             <w:r>
               <w:rPr>
-                <w:rFonts w:ascii="Arial Unicode MS" w:hAnsi="Arial Unicode MS" w:eastAsia="Arial Unicode MS" w:cs="Arial Unicode MS"/>
+                <w:rFonts w:ascii="Apple SD Gothic Neo" w:hAnsi="Apple SD Gothic Neo" w:eastAsia="Apple SD Gothic Neo" w:cs="Apple SD Gothic Neo"/>
                 <w:color w:val="182433"/>
                 <w:sz w:val="18"/>
               </w:rPr>
@@ -7829,7 +7851,7 @@
             </w:pPr>
             <w:r>
               <w:rPr>
-                <w:rFonts w:ascii="Arial Unicode MS" w:hAnsi="Arial Unicode MS" w:eastAsia="Arial Unicode MS" w:cs="Arial Unicode MS"/>
+                <w:rFonts w:ascii="Apple SD Gothic Neo" w:hAnsi="Apple SD Gothic Neo" w:eastAsia="Apple SD Gothic Neo" w:cs="Apple SD Gothic Neo"/>
                 <w:color w:val="182433"/>
                 <w:sz w:val="18"/>
               </w:rPr>
@@ -7863,7 +7885,7 @@
             </w:pPr>
             <w:r>
               <w:rPr>
-                <w:rFonts w:ascii="Arial Unicode MS" w:hAnsi="Arial Unicode MS" w:eastAsia="Arial Unicode MS" w:cs="Arial Unicode MS"/>
+                <w:rFonts w:ascii="Apple SD Gothic Neo" w:hAnsi="Apple SD Gothic Neo" w:eastAsia="Apple SD Gothic Neo" w:cs="Apple SD Gothic Neo"/>
                 <w:color w:val="182433"/>
                 <w:sz w:val="18"/>
               </w:rPr>
@@ -7899,7 +7921,7 @@
             </w:pPr>
             <w:r>
               <w:rPr>
-                <w:rFonts w:ascii="Arial Unicode MS" w:hAnsi="Arial Unicode MS" w:eastAsia="Arial Unicode MS" w:cs="Arial Unicode MS"/>
+                <w:rFonts w:ascii="Apple SD Gothic Neo" w:hAnsi="Apple SD Gothic Neo" w:eastAsia="Apple SD Gothic Neo" w:cs="Apple SD Gothic Neo"/>
                 <w:color w:val="182433"/>
                 <w:sz w:val="18"/>
               </w:rPr>
@@ -7933,7 +7955,7 @@
             </w:pPr>
             <w:r>
               <w:rPr>
-                <w:rFonts w:ascii="Arial Unicode MS" w:hAnsi="Arial Unicode MS" w:eastAsia="Arial Unicode MS" w:cs="Arial Unicode MS"/>
+                <w:rFonts w:ascii="Apple SD Gothic Neo" w:hAnsi="Apple SD Gothic Neo" w:eastAsia="Apple SD Gothic Neo" w:cs="Apple SD Gothic Neo"/>
                 <w:color w:val="182433"/>
                 <w:sz w:val="18"/>
               </w:rPr>
@@ -7967,7 +7989,7 @@
             </w:pPr>
             <w:r>
               <w:rPr>
-                <w:rFonts w:ascii="Arial Unicode MS" w:hAnsi="Arial Unicode MS" w:eastAsia="Arial Unicode MS" w:cs="Arial Unicode MS"/>
+                <w:rFonts w:ascii="Apple SD Gothic Neo" w:hAnsi="Apple SD Gothic Neo" w:eastAsia="Apple SD Gothic Neo" w:cs="Apple SD Gothic Neo"/>
                 <w:color w:val="182433"/>
                 <w:sz w:val="18"/>
               </w:rPr>
@@ -8003,7 +8025,7 @@
             </w:pPr>
             <w:r>
               <w:rPr>
-                <w:rFonts w:ascii="Arial Unicode MS" w:hAnsi="Arial Unicode MS" w:eastAsia="Arial Unicode MS" w:cs="Arial Unicode MS"/>
+                <w:rFonts w:ascii="Apple SD Gothic Neo" w:hAnsi="Apple SD Gothic Neo" w:eastAsia="Apple SD Gothic Neo" w:cs="Apple SD Gothic Neo"/>
                 <w:color w:val="182433"/>
                 <w:sz w:val="18"/>
               </w:rPr>
@@ -8037,7 +8059,7 @@
             </w:pPr>
             <w:r>
               <w:rPr>
-                <w:rFonts w:ascii="Arial Unicode MS" w:hAnsi="Arial Unicode MS" w:eastAsia="Arial Unicode MS" w:cs="Arial Unicode MS"/>
+                <w:rFonts w:ascii="Apple SD Gothic Neo" w:hAnsi="Apple SD Gothic Neo" w:eastAsia="Apple SD Gothic Neo" w:cs="Apple SD Gothic Neo"/>
                 <w:color w:val="182433"/>
                 <w:sz w:val="18"/>
               </w:rPr>
@@ -8071,7 +8093,7 @@
             </w:pPr>
             <w:r>
               <w:rPr>
-                <w:rFonts w:ascii="Arial Unicode MS" w:hAnsi="Arial Unicode MS" w:eastAsia="Arial Unicode MS" w:cs="Arial Unicode MS"/>
+                <w:rFonts w:ascii="Apple SD Gothic Neo" w:hAnsi="Apple SD Gothic Neo" w:eastAsia="Apple SD Gothic Neo" w:cs="Apple SD Gothic Neo"/>
                 <w:color w:val="182433"/>
                 <w:sz w:val="18"/>
               </w:rPr>
@@ -8107,7 +8129,7 @@
             </w:pPr>
             <w:r>
               <w:rPr>
-                <w:rFonts w:ascii="Arial Unicode MS" w:hAnsi="Arial Unicode MS" w:eastAsia="Arial Unicode MS" w:cs="Arial Unicode MS"/>
+                <w:rFonts w:ascii="Apple SD Gothic Neo" w:hAnsi="Apple SD Gothic Neo" w:eastAsia="Apple SD Gothic Neo" w:cs="Apple SD Gothic Neo"/>
                 <w:color w:val="182433"/>
                 <w:sz w:val="18"/>
               </w:rPr>
@@ -8141,7 +8163,7 @@
             </w:pPr>
             <w:r>
               <w:rPr>
-                <w:rFonts w:ascii="Arial Unicode MS" w:hAnsi="Arial Unicode MS" w:eastAsia="Arial Unicode MS" w:cs="Arial Unicode MS"/>
+                <w:rFonts w:ascii="Apple SD Gothic Neo" w:hAnsi="Apple SD Gothic Neo" w:eastAsia="Apple SD Gothic Neo" w:cs="Apple SD Gothic Neo"/>
                 <w:color w:val="182433"/>
                 <w:sz w:val="18"/>
               </w:rPr>
@@ -8175,7 +8197,7 @@
             </w:pPr>
             <w:r>
               <w:rPr>
-                <w:rFonts w:ascii="Arial Unicode MS" w:hAnsi="Arial Unicode MS" w:eastAsia="Arial Unicode MS" w:cs="Arial Unicode MS"/>
+                <w:rFonts w:ascii="Apple SD Gothic Neo" w:hAnsi="Apple SD Gothic Neo" w:eastAsia="Apple SD Gothic Neo" w:cs="Apple SD Gothic Neo"/>
                 <w:color w:val="182433"/>
                 <w:sz w:val="18"/>
               </w:rPr>
@@ -8211,7 +8233,7 @@
             </w:pPr>
             <w:r>
               <w:rPr>
-                <w:rFonts w:ascii="Arial Unicode MS" w:hAnsi="Arial Unicode MS" w:eastAsia="Arial Unicode MS" w:cs="Arial Unicode MS"/>
+                <w:rFonts w:ascii="Apple SD Gothic Neo" w:hAnsi="Apple SD Gothic Neo" w:eastAsia="Apple SD Gothic Neo" w:cs="Apple SD Gothic Neo"/>
                 <w:color w:val="182433"/>
                 <w:sz w:val="18"/>
               </w:rPr>
@@ -8245,7 +8267,7 @@
             </w:pPr>
             <w:r>
               <w:rPr>
-                <w:rFonts w:ascii="Arial Unicode MS" w:hAnsi="Arial Unicode MS" w:eastAsia="Arial Unicode MS" w:cs="Arial Unicode MS"/>
+                <w:rFonts w:ascii="Apple SD Gothic Neo" w:hAnsi="Apple SD Gothic Neo" w:eastAsia="Apple SD Gothic Neo" w:cs="Apple SD Gothic Neo"/>
                 <w:color w:val="182433"/>
                 <w:sz w:val="18"/>
               </w:rPr>
@@ -8279,7 +8301,7 @@
             </w:pPr>
             <w:r>
               <w:rPr>
-                <w:rFonts w:ascii="Arial Unicode MS" w:hAnsi="Arial Unicode MS" w:eastAsia="Arial Unicode MS" w:cs="Arial Unicode MS"/>
+                <w:rFonts w:ascii="Apple SD Gothic Neo" w:hAnsi="Apple SD Gothic Neo" w:eastAsia="Apple SD Gothic Neo" w:cs="Apple SD Gothic Neo"/>
                 <w:color w:val="182433"/>
                 <w:sz w:val="18"/>
               </w:rPr>
@@ -8315,7 +8337,7 @@
             </w:pPr>
             <w:r>
               <w:rPr>
-                <w:rFonts w:ascii="Arial Unicode MS" w:hAnsi="Arial Unicode MS" w:eastAsia="Arial Unicode MS" w:cs="Arial Unicode MS"/>
+                <w:rFonts w:ascii="Apple SD Gothic Neo" w:hAnsi="Apple SD Gothic Neo" w:eastAsia="Apple SD Gothic Neo" w:cs="Apple SD Gothic Neo"/>
                 <w:color w:val="182433"/>
                 <w:sz w:val="18"/>
               </w:rPr>
@@ -8349,7 +8371,7 @@
             </w:pPr>
             <w:r>
               <w:rPr>
-                <w:rFonts w:ascii="Arial Unicode MS" w:hAnsi="Arial Unicode MS" w:eastAsia="Arial Unicode MS" w:cs="Arial Unicode MS"/>
+                <w:rFonts w:ascii="Apple SD Gothic Neo" w:hAnsi="Apple SD Gothic Neo" w:eastAsia="Apple SD Gothic Neo" w:cs="Apple SD Gothic Neo"/>
                 <w:color w:val="182433"/>
                 <w:sz w:val="18"/>
               </w:rPr>
@@ -8383,7 +8405,7 @@
             </w:pPr>
             <w:r>
               <w:rPr>
-                <w:rFonts w:ascii="Arial Unicode MS" w:hAnsi="Arial Unicode MS" w:eastAsia="Arial Unicode MS" w:cs="Arial Unicode MS"/>
+                <w:rFonts w:ascii="Apple SD Gothic Neo" w:hAnsi="Apple SD Gothic Neo" w:eastAsia="Apple SD Gothic Neo" w:cs="Apple SD Gothic Neo"/>
                 <w:color w:val="182433"/>
                 <w:sz w:val="18"/>
               </w:rPr>
@@ -8419,7 +8441,7 @@
             </w:pPr>
             <w:r>
               <w:rPr>
-                <w:rFonts w:ascii="Arial Unicode MS" w:hAnsi="Arial Unicode MS" w:eastAsia="Arial Unicode MS" w:cs="Arial Unicode MS"/>
+                <w:rFonts w:ascii="Apple SD Gothic Neo" w:hAnsi="Apple SD Gothic Neo" w:eastAsia="Apple SD Gothic Neo" w:cs="Apple SD Gothic Neo"/>
                 <w:color w:val="182433"/>
                 <w:sz w:val="18"/>
               </w:rPr>
@@ -8453,7 +8475,7 @@
             </w:pPr>
             <w:r>
               <w:rPr>
-                <w:rFonts w:ascii="Arial Unicode MS" w:hAnsi="Arial Unicode MS" w:eastAsia="Arial Unicode MS" w:cs="Arial Unicode MS"/>
+                <w:rFonts w:ascii="Apple SD Gothic Neo" w:hAnsi="Apple SD Gothic Neo" w:eastAsia="Apple SD Gothic Neo" w:cs="Apple SD Gothic Neo"/>
                 <w:color w:val="182433"/>
                 <w:sz w:val="18"/>
               </w:rPr>
@@ -8487,7 +8509,7 @@
             </w:pPr>
             <w:r>
               <w:rPr>
-                <w:rFonts w:ascii="Arial Unicode MS" w:hAnsi="Arial Unicode MS" w:eastAsia="Arial Unicode MS" w:cs="Arial Unicode MS"/>
+                <w:rFonts w:ascii="Apple SD Gothic Neo" w:hAnsi="Apple SD Gothic Neo" w:eastAsia="Apple SD Gothic Neo" w:cs="Apple SD Gothic Neo"/>
                 <w:color w:val="182433"/>
                 <w:sz w:val="18"/>
               </w:rPr>
@@ -8523,7 +8545,7 @@
             </w:pPr>
             <w:r>
               <w:rPr>
-                <w:rFonts w:ascii="Arial Unicode MS" w:hAnsi="Arial Unicode MS" w:eastAsia="Arial Unicode MS" w:cs="Arial Unicode MS"/>
+                <w:rFonts w:ascii="Apple SD Gothic Neo" w:hAnsi="Apple SD Gothic Neo" w:eastAsia="Apple SD Gothic Neo" w:cs="Apple SD Gothic Neo"/>
                 <w:color w:val="182433"/>
                 <w:sz w:val="18"/>
               </w:rPr>
@@ -8557,7 +8579,7 @@
             </w:pPr>
             <w:r>
               <w:rPr>
-                <w:rFonts w:ascii="Arial Unicode MS" w:hAnsi="Arial Unicode MS" w:eastAsia="Arial Unicode MS" w:cs="Arial Unicode MS"/>
+                <w:rFonts w:ascii="Apple SD Gothic Neo" w:hAnsi="Apple SD Gothic Neo" w:eastAsia="Apple SD Gothic Neo" w:cs="Apple SD Gothic Neo"/>
                 <w:color w:val="182433"/>
                 <w:sz w:val="18"/>
               </w:rPr>
@@ -8591,7 +8613,7 @@
             </w:pPr>
             <w:r>
               <w:rPr>
-                <w:rFonts w:ascii="Arial Unicode MS" w:hAnsi="Arial Unicode MS" w:eastAsia="Arial Unicode MS" w:cs="Arial Unicode MS"/>
+                <w:rFonts w:ascii="Apple SD Gothic Neo" w:hAnsi="Apple SD Gothic Neo" w:eastAsia="Apple SD Gothic Neo" w:cs="Apple SD Gothic Neo"/>
                 <w:color w:val="182433"/>
                 <w:sz w:val="18"/>
               </w:rPr>
@@ -8612,7 +8634,7 @@
       </w:pPr>
       <w:r>
         <w:rPr>
-          <w:rFonts w:ascii="Arial Unicode MS" w:hAnsi="Arial Unicode MS" w:eastAsia="Arial Unicode MS" w:cs="Arial Unicode MS"/>
+          <w:rFonts w:ascii="Apple SD Gothic Neo" w:hAnsi="Apple SD Gothic Neo" w:eastAsia="Apple SD Gothic Neo" w:cs="Apple SD Gothic Neo"/>
         </w:rPr>
         <w:t>참고 자료</w:t>
       </w:r>
@@ -8624,7 +8646,7 @@
       </w:pPr>
       <w:r>
         <w:rPr>
-          <w:rFonts w:ascii="Arial Unicode MS" w:hAnsi="Arial Unicode MS" w:eastAsia="Arial Unicode MS" w:cs="Arial Unicode MS"/>
+          <w:rFonts w:ascii="Apple SD Gothic Neo" w:hAnsi="Apple SD Gothic Neo" w:eastAsia="Apple SD Gothic Neo" w:cs="Apple SD Gothic Neo"/>
           <w:color w:val="182433"/>
           <w:sz w:val="20"/>
         </w:rPr>
@@ -8638,7 +8660,7 @@
       </w:pPr>
       <w:r>
         <w:rPr>
-          <w:rFonts w:ascii="Arial Unicode MS" w:hAnsi="Arial Unicode MS" w:eastAsia="Arial Unicode MS" w:cs="Arial Unicode MS"/>
+          <w:rFonts w:ascii="Apple SD Gothic Neo" w:hAnsi="Apple SD Gothic Neo" w:eastAsia="Apple SD Gothic Neo" w:cs="Apple SD Gothic Neo"/>
           <w:color w:val="182433"/>
           <w:sz w:val="20"/>
         </w:rPr>
@@ -8652,7 +8674,7 @@
       </w:pPr>
       <w:r>
         <w:rPr>
-          <w:rFonts w:ascii="Arial Unicode MS" w:hAnsi="Arial Unicode MS" w:eastAsia="Arial Unicode MS" w:cs="Arial Unicode MS"/>
+          <w:rFonts w:ascii="Apple SD Gothic Neo" w:hAnsi="Apple SD Gothic Neo" w:eastAsia="Apple SD Gothic Neo" w:cs="Apple SD Gothic Neo"/>
           <w:color w:val="182433"/>
           <w:sz w:val="20"/>
         </w:rPr>
@@ -8666,7 +8688,7 @@
       </w:pPr>
       <w:r>
         <w:rPr>
-          <w:rFonts w:ascii="Arial Unicode MS" w:hAnsi="Arial Unicode MS" w:eastAsia="Arial Unicode MS" w:cs="Arial Unicode MS"/>
+          <w:rFonts w:ascii="Apple SD Gothic Neo" w:hAnsi="Apple SD Gothic Neo" w:eastAsia="Apple SD Gothic Neo" w:cs="Apple SD Gothic Neo"/>
           <w:color w:val="182433"/>
           <w:sz w:val="20"/>
         </w:rPr>
@@ -8680,7 +8702,7 @@
       </w:pPr>
       <w:r>
         <w:rPr>
-          <w:rFonts w:ascii="Arial Unicode MS" w:hAnsi="Arial Unicode MS" w:eastAsia="Arial Unicode MS" w:cs="Arial Unicode MS"/>
+          <w:rFonts w:ascii="Apple SD Gothic Neo" w:hAnsi="Apple SD Gothic Neo" w:eastAsia="Apple SD Gothic Neo" w:cs="Apple SD Gothic Neo"/>
           <w:color w:val="182433"/>
           <w:sz w:val="20"/>
         </w:rPr>
@@ -9087,7 +9109,7 @@
       <w:spacing w:after="120" w:line="278" w:lineRule="auto"/>
     </w:pPr>
     <w:rPr>
-      <w:rFonts w:ascii="Arial Unicode MS" w:hAnsi="Arial Unicode MS" w:eastAsia="Arial Unicode MS" w:cs="Arial Unicode MS"/>
+      <w:rFonts w:ascii="Apple SD Gothic Neo" w:hAnsi="Apple SD Gothic Neo" w:eastAsia="Apple SD Gothic Neo" w:cs="Apple SD Gothic Neo"/>
       <w:color w:val="182433"/>
       <w:sz w:val="20"/>
     </w:rPr>
@@ -9107,7 +9129,7 @@
       <w:spacing w:after="0" w:line="240" w:lineRule="auto"/>
     </w:pPr>
     <w:rPr>
-      <w:rFonts w:ascii="Arial Unicode MS" w:hAnsi="Arial Unicode MS" w:eastAsia="Arial Unicode MS" w:cs="Arial Unicode MS"/>
+      <w:rFonts w:ascii="Apple SD Gothic Neo" w:hAnsi="Apple SD Gothic Neo" w:eastAsia="Apple SD Gothic Neo" w:cs="Apple SD Gothic Neo"/>
     </w:rPr>
   </w:style>
   <w:style w:type="character" w:customStyle="1" w:styleId="HeaderChar">
@@ -9117,7 +9139,7 @@
     <w:uiPriority w:val="99"/>
     <w:rsid w:val="00E618BF"/>
     <w:rPr>
-      <w:rFonts w:ascii="Arial Unicode MS" w:hAnsi="Arial Unicode MS" w:eastAsia="Arial Unicode MS" w:cs="Arial Unicode MS"/>
+      <w:rFonts w:ascii="Apple SD Gothic Neo" w:hAnsi="Apple SD Gothic Neo" w:eastAsia="Apple SD Gothic Neo" w:cs="Apple SD Gothic Neo"/>
     </w:rPr>
   </w:style>
   <w:style w:type="paragraph" w:styleId="Footer">
@@ -9135,7 +9157,7 @@
       <w:spacing w:after="0" w:line="240" w:lineRule="auto"/>
     </w:pPr>
     <w:rPr>
-      <w:rFonts w:ascii="Arial Unicode MS" w:hAnsi="Arial Unicode MS" w:eastAsia="Arial Unicode MS" w:cs="Arial Unicode MS"/>
+      <w:rFonts w:ascii="Apple SD Gothic Neo" w:hAnsi="Apple SD Gothic Neo" w:eastAsia="Apple SD Gothic Neo" w:cs="Apple SD Gothic Neo"/>
     </w:rPr>
   </w:style>
   <w:style w:type="character" w:customStyle="1" w:styleId="FooterChar">
@@ -9145,7 +9167,7 @@
     <w:uiPriority w:val="99"/>
     <w:rsid w:val="00E618BF"/>
     <w:rPr>
-      <w:rFonts w:ascii="Arial Unicode MS" w:hAnsi="Arial Unicode MS" w:eastAsia="Arial Unicode MS" w:cs="Arial Unicode MS"/>
+      <w:rFonts w:ascii="Apple SD Gothic Neo" w:hAnsi="Apple SD Gothic Neo" w:eastAsia="Apple SD Gothic Neo" w:cs="Apple SD Gothic Neo"/>
     </w:rPr>
   </w:style>
   <w:style w:type="paragraph" w:styleId="Heading1">
@@ -9163,7 +9185,7 @@
       <w:outlineLvl w:val="0"/>
     </w:pPr>
     <w:rPr>
-      <w:rFonts w:asciiTheme="majorHAnsi" w:eastAsiaTheme="majorEastAsia" w:hAnsiTheme="majorHAnsi" w:cstheme="majorBidi" w:ascii="Arial Unicode MS" w:hAnsi="Arial Unicode MS" w:eastAsia="Arial Unicode MS" w:cs="Arial Unicode MS"/>
+      <w:rFonts w:asciiTheme="majorHAnsi" w:eastAsiaTheme="majorEastAsia" w:hAnsiTheme="majorHAnsi" w:cstheme="majorBidi" w:ascii="Apple SD Gothic Neo" w:hAnsi="Apple SD Gothic Neo" w:eastAsia="Apple SD Gothic Neo" w:cs="Apple SD Gothic Neo"/>
       <w:b/>
       <w:bCs/>
       <w:color w:val="000000"/>
@@ -9187,7 +9209,7 @@
       <w:outlineLvl w:val="1"/>
     </w:pPr>
     <w:rPr>
-      <w:rFonts w:asciiTheme="majorHAnsi" w:eastAsiaTheme="majorEastAsia" w:hAnsiTheme="majorHAnsi" w:cstheme="majorBidi" w:ascii="Arial Unicode MS" w:hAnsi="Arial Unicode MS" w:eastAsia="Arial Unicode MS" w:cs="Arial Unicode MS"/>
+      <w:rFonts w:asciiTheme="majorHAnsi" w:eastAsiaTheme="majorEastAsia" w:hAnsiTheme="majorHAnsi" w:cstheme="majorBidi" w:ascii="Apple SD Gothic Neo" w:hAnsi="Apple SD Gothic Neo" w:eastAsia="Apple SD Gothic Neo" w:cs="Apple SD Gothic Neo"/>
       <w:b/>
       <w:bCs/>
       <w:color w:val="000000"/>
@@ -9211,7 +9233,7 @@
       <w:outlineLvl w:val="2"/>
     </w:pPr>
     <w:rPr>
-      <w:rFonts w:asciiTheme="majorHAnsi" w:eastAsiaTheme="majorEastAsia" w:hAnsiTheme="majorHAnsi" w:cstheme="majorBidi" w:ascii="Arial Unicode MS" w:hAnsi="Arial Unicode MS" w:eastAsia="Arial Unicode MS" w:cs="Arial Unicode MS"/>
+      <w:rFonts w:asciiTheme="majorHAnsi" w:eastAsiaTheme="majorEastAsia" w:hAnsiTheme="majorHAnsi" w:cstheme="majorBidi" w:ascii="Apple SD Gothic Neo" w:hAnsi="Apple SD Gothic Neo" w:eastAsia="Apple SD Gothic Neo" w:cs="Apple SD Gothic Neo"/>
       <w:b/>
       <w:bCs/>
       <w:color w:val="000000"/>
@@ -9235,7 +9257,7 @@
       <w:outlineLvl w:val="3"/>
     </w:pPr>
     <w:rPr>
-      <w:rFonts w:asciiTheme="majorHAnsi" w:eastAsiaTheme="majorEastAsia" w:hAnsiTheme="majorHAnsi" w:cstheme="majorBidi" w:ascii="Arial Unicode MS" w:hAnsi="Arial Unicode MS" w:eastAsia="Arial Unicode MS" w:cs="Arial Unicode MS"/>
+      <w:rFonts w:asciiTheme="majorHAnsi" w:eastAsiaTheme="majorEastAsia" w:hAnsiTheme="majorHAnsi" w:cstheme="majorBidi" w:ascii="Apple SD Gothic Neo" w:hAnsi="Apple SD Gothic Neo" w:eastAsia="Apple SD Gothic Neo" w:cs="Apple SD Gothic Neo"/>
       <w:b/>
       <w:bCs/>
       <w:i/>
@@ -9260,7 +9282,7 @@
       <w:outlineLvl w:val="4"/>
     </w:pPr>
     <w:rPr>
-      <w:rFonts w:asciiTheme="majorHAnsi" w:eastAsiaTheme="majorEastAsia" w:hAnsiTheme="majorHAnsi" w:cstheme="majorBidi" w:ascii="Arial Unicode MS" w:hAnsi="Arial Unicode MS" w:eastAsia="Arial Unicode MS" w:cs="Arial Unicode MS"/>
+      <w:rFonts w:asciiTheme="majorHAnsi" w:eastAsiaTheme="majorEastAsia" w:hAnsiTheme="majorHAnsi" w:cstheme="majorBidi" w:ascii="Apple SD Gothic Neo" w:hAnsi="Apple SD Gothic Neo" w:eastAsia="Apple SD Gothic Neo" w:cs="Apple SD Gothic Neo"/>
       <w:color w:val="243F60" w:themeColor="accent1" w:themeShade="7F"/>
     </w:rPr>
   </w:style>
@@ -9281,7 +9303,7 @@
       <w:outlineLvl w:val="5"/>
     </w:pPr>
     <w:rPr>
-      <w:rFonts w:asciiTheme="majorHAnsi" w:eastAsiaTheme="majorEastAsia" w:hAnsiTheme="majorHAnsi" w:cstheme="majorBidi" w:ascii="Arial Unicode MS" w:hAnsi="Arial Unicode MS" w:eastAsia="Arial Unicode MS" w:cs="Arial Unicode MS"/>
+      <w:rFonts w:asciiTheme="majorHAnsi" w:eastAsiaTheme="majorEastAsia" w:hAnsiTheme="majorHAnsi" w:cstheme="majorBidi" w:ascii="Apple SD Gothic Neo" w:hAnsi="Apple SD Gothic Neo" w:eastAsia="Apple SD Gothic Neo" w:cs="Apple SD Gothic Neo"/>
       <w:i/>
       <w:iCs/>
       <w:color w:val="243F60" w:themeColor="accent1" w:themeShade="7F"/>
@@ -9304,7 +9326,7 @@
       <w:outlineLvl w:val="6"/>
     </w:pPr>
     <w:rPr>
-      <w:rFonts w:asciiTheme="majorHAnsi" w:eastAsiaTheme="majorEastAsia" w:hAnsiTheme="majorHAnsi" w:cstheme="majorBidi" w:ascii="Arial Unicode MS" w:hAnsi="Arial Unicode MS" w:eastAsia="Arial Unicode MS" w:cs="Arial Unicode MS"/>
+      <w:rFonts w:asciiTheme="majorHAnsi" w:eastAsiaTheme="majorEastAsia" w:hAnsiTheme="majorHAnsi" w:cstheme="majorBidi" w:ascii="Apple SD Gothic Neo" w:hAnsi="Apple SD Gothic Neo" w:eastAsia="Apple SD Gothic Neo" w:cs="Apple SD Gothic Neo"/>
       <w:i/>
       <w:iCs/>
       <w:color w:val="404040" w:themeColor="text1" w:themeTint="BF"/>
@@ -9327,7 +9349,7 @@
       <w:outlineLvl w:val="7"/>
     </w:pPr>
     <w:rPr>
-      <w:rFonts w:asciiTheme="majorHAnsi" w:eastAsiaTheme="majorEastAsia" w:hAnsiTheme="majorHAnsi" w:cstheme="majorBidi" w:ascii="Arial Unicode MS" w:hAnsi="Arial Unicode MS" w:eastAsia="Arial Unicode MS" w:cs="Arial Unicode MS"/>
+      <w:rFonts w:asciiTheme="majorHAnsi" w:eastAsiaTheme="majorEastAsia" w:hAnsiTheme="majorHAnsi" w:cstheme="majorBidi" w:ascii="Apple SD Gothic Neo" w:hAnsi="Apple SD Gothic Neo" w:eastAsia="Apple SD Gothic Neo" w:cs="Apple SD Gothic Neo"/>
       <w:color w:val="4F81BD" w:themeColor="accent1"/>
       <w:sz w:val="20"/>
       <w:szCs w:val="20"/>
@@ -9350,7 +9372,7 @@
       <w:outlineLvl w:val="8"/>
     </w:pPr>
     <w:rPr>
-      <w:rFonts w:asciiTheme="majorHAnsi" w:eastAsiaTheme="majorEastAsia" w:hAnsiTheme="majorHAnsi" w:cstheme="majorBidi" w:ascii="Arial Unicode MS" w:hAnsi="Arial Unicode MS" w:eastAsia="Arial Unicode MS" w:cs="Arial Unicode MS"/>
+      <w:rFonts w:asciiTheme="majorHAnsi" w:eastAsiaTheme="majorEastAsia" w:hAnsiTheme="majorHAnsi" w:cstheme="majorBidi" w:ascii="Apple SD Gothic Neo" w:hAnsi="Apple SD Gothic Neo" w:eastAsia="Apple SD Gothic Neo" w:cs="Apple SD Gothic Neo"/>
       <w:i/>
       <w:iCs/>
       <w:color w:val="404040" w:themeColor="text1" w:themeTint="BF"/>
@@ -9364,7 +9386,7 @@
     <w:semiHidden/>
     <w:unhideWhenUsed/>
     <w:rPr>
-      <w:rFonts w:ascii="Arial Unicode MS" w:hAnsi="Arial Unicode MS" w:eastAsia="Arial Unicode MS" w:cs="Arial Unicode MS"/>
+      <w:rFonts w:ascii="Apple SD Gothic Neo" w:hAnsi="Apple SD Gothic Neo" w:eastAsia="Apple SD Gothic Neo" w:cs="Apple SD Gothic Neo"/>
     </w:rPr>
   </w:style>
   <w:style w:type="table" w:default="1" w:styleId="TableNormal">
@@ -9373,7 +9395,7 @@
     <w:semiHidden/>
     <w:unhideWhenUsed/>
     <w:rPr>
-      <w:rFonts w:ascii="Arial Unicode MS" w:hAnsi="Arial Unicode MS" w:eastAsia="Arial Unicode MS" w:cs="Arial Unicode MS"/>
+      <w:rFonts w:ascii="Apple SD Gothic Neo" w:hAnsi="Apple SD Gothic Neo" w:eastAsia="Apple SD Gothic Neo" w:cs="Apple SD Gothic Neo"/>
     </w:rPr>
     <w:tblPr>
       <w:tblInd w:w="0" w:type="dxa"/>
@@ -9400,7 +9422,7 @@
       <w:spacing w:after="0" w:line="240" w:lineRule="auto"/>
     </w:pPr>
     <w:rPr>
-      <w:rFonts w:ascii="Arial Unicode MS" w:hAnsi="Arial Unicode MS" w:eastAsia="Arial Unicode MS" w:cs="Arial Unicode MS"/>
+      <w:rFonts w:ascii="Apple SD Gothic Neo" w:hAnsi="Apple SD Gothic Neo" w:eastAsia="Apple SD Gothic Neo" w:cs="Apple SD Gothic Neo"/>
     </w:rPr>
   </w:style>
   <w:style w:type="character" w:customStyle="1" w:styleId="Heading1Char">
@@ -9410,7 +9432,7 @@
     <w:uiPriority w:val="9"/>
     <w:rsid w:val="00FC693F"/>
     <w:rPr>
-      <w:rFonts w:asciiTheme="majorHAnsi" w:eastAsiaTheme="majorEastAsia" w:hAnsiTheme="majorHAnsi" w:cstheme="majorBidi" w:ascii="Arial Unicode MS" w:hAnsi="Arial Unicode MS" w:eastAsia="Arial Unicode MS" w:cs="Arial Unicode MS"/>
+      <w:rFonts w:asciiTheme="majorHAnsi" w:eastAsiaTheme="majorEastAsia" w:hAnsiTheme="majorHAnsi" w:cstheme="majorBidi" w:ascii="Apple SD Gothic Neo" w:hAnsi="Apple SD Gothic Neo" w:eastAsia="Apple SD Gothic Neo" w:cs="Apple SD Gothic Neo"/>
       <w:b/>
       <w:bCs/>
       <w:color w:val="365F91" w:themeColor="accent1" w:themeShade="BF"/>
@@ -9425,7 +9447,7 @@
     <w:uiPriority w:val="9"/>
     <w:rsid w:val="00FC693F"/>
     <w:rPr>
-      <w:rFonts w:asciiTheme="majorHAnsi" w:eastAsiaTheme="majorEastAsia" w:hAnsiTheme="majorHAnsi" w:cstheme="majorBidi" w:ascii="Arial Unicode MS" w:hAnsi="Arial Unicode MS" w:eastAsia="Arial Unicode MS" w:cs="Arial Unicode MS"/>
+      <w:rFonts w:asciiTheme="majorHAnsi" w:eastAsiaTheme="majorEastAsia" w:hAnsiTheme="majorHAnsi" w:cstheme="majorBidi" w:ascii="Apple SD Gothic Neo" w:hAnsi="Apple SD Gothic Neo" w:eastAsia="Apple SD Gothic Neo" w:cs="Apple SD Gothic Neo"/>
       <w:b/>
       <w:bCs/>
       <w:color w:val="4F81BD" w:themeColor="accent1"/>
@@ -9440,7 +9462,7 @@
     <w:uiPriority w:val="9"/>
     <w:rsid w:val="00FC693F"/>
     <w:rPr>
-      <w:rFonts w:asciiTheme="majorHAnsi" w:eastAsiaTheme="majorEastAsia" w:hAnsiTheme="majorHAnsi" w:cstheme="majorBidi" w:ascii="Arial Unicode MS" w:hAnsi="Arial Unicode MS" w:eastAsia="Arial Unicode MS" w:cs="Arial Unicode MS"/>
+      <w:rFonts w:asciiTheme="majorHAnsi" w:eastAsiaTheme="majorEastAsia" w:hAnsiTheme="majorHAnsi" w:cstheme="majorBidi" w:ascii="Apple SD Gothic Neo" w:hAnsi="Apple SD Gothic Neo" w:eastAsia="Apple SD Gothic Neo" w:cs="Apple SD Gothic Neo"/>
       <w:b/>
       <w:bCs/>
       <w:color w:val="4F81BD" w:themeColor="accent1"/>
@@ -9459,7 +9481,7 @@
       <w:contextualSpacing/>
     </w:pPr>
     <w:rPr>
-      <w:rFonts w:asciiTheme="majorHAnsi" w:eastAsiaTheme="majorEastAsia" w:hAnsiTheme="majorHAnsi" w:cstheme="majorBidi" w:ascii="Arial Unicode MS" w:hAnsi="Arial Unicode MS" w:eastAsia="Arial Unicode MS" w:cs="Arial Unicode MS"/>
+      <w:rFonts w:asciiTheme="majorHAnsi" w:eastAsiaTheme="majorEastAsia" w:hAnsiTheme="majorHAnsi" w:cstheme="majorBidi" w:ascii="Apple SD Gothic Neo" w:hAnsi="Apple SD Gothic Neo" w:eastAsia="Apple SD Gothic Neo" w:cs="Apple SD Gothic Neo"/>
       <w:b/>
       <w:color w:val="000000"/>
       <w:spacing w:val="5"/>
@@ -9475,7 +9497,7 @@
     <w:uiPriority w:val="10"/>
     <w:rsid w:val="00FC693F"/>
     <w:rPr>
-      <w:rFonts w:asciiTheme="majorHAnsi" w:eastAsiaTheme="majorEastAsia" w:hAnsiTheme="majorHAnsi" w:cstheme="majorBidi" w:ascii="Arial Unicode MS" w:hAnsi="Arial Unicode MS" w:eastAsia="Arial Unicode MS" w:cs="Arial Unicode MS"/>
+      <w:rFonts w:asciiTheme="majorHAnsi" w:eastAsiaTheme="majorEastAsia" w:hAnsiTheme="majorHAnsi" w:cstheme="majorBidi" w:ascii="Apple SD Gothic Neo" w:hAnsi="Apple SD Gothic Neo" w:eastAsia="Apple SD Gothic Neo" w:cs="Apple SD Gothic Neo"/>
       <w:color w:val="17365D" w:themeColor="text2" w:themeShade="BF"/>
       <w:spacing w:val="5"/>
       <w:kern w:val="28"/>
@@ -9497,7 +9519,7 @@
       </w:numPr>
     </w:pPr>
     <w:rPr>
-      <w:rFonts w:asciiTheme="majorHAnsi" w:eastAsiaTheme="majorEastAsia" w:hAnsiTheme="majorHAnsi" w:cstheme="majorBidi" w:ascii="Arial Unicode MS" w:hAnsi="Arial Unicode MS" w:eastAsia="Arial Unicode MS" w:cs="Arial Unicode MS"/>
+      <w:rFonts w:asciiTheme="majorHAnsi" w:eastAsiaTheme="majorEastAsia" w:hAnsiTheme="majorHAnsi" w:cstheme="majorBidi" w:ascii="Apple SD Gothic Neo" w:hAnsi="Apple SD Gothic Neo" w:eastAsia="Apple SD Gothic Neo" w:cs="Apple SD Gothic Neo"/>
       <w:i/>
       <w:iCs/>
       <w:color w:val="4F81BD" w:themeColor="accent1"/>
@@ -9513,7 +9535,7 @@
     <w:uiPriority w:val="11"/>
     <w:rsid w:val="00FC693F"/>
     <w:rPr>
-      <w:rFonts w:asciiTheme="majorHAnsi" w:eastAsiaTheme="majorEastAsia" w:hAnsiTheme="majorHAnsi" w:cstheme="majorBidi" w:ascii="Arial Unicode MS" w:hAnsi="Arial Unicode MS" w:eastAsia="Arial Unicode MS" w:cs="Arial Unicode MS"/>
+      <w:rFonts w:asciiTheme="majorHAnsi" w:eastAsiaTheme="majorEastAsia" w:hAnsiTheme="majorHAnsi" w:cstheme="majorBidi" w:ascii="Apple SD Gothic Neo" w:hAnsi="Apple SD Gothic Neo" w:eastAsia="Apple SD Gothic Neo" w:cs="Apple SD Gothic Neo"/>
       <w:i/>
       <w:iCs/>
       <w:color w:val="4F81BD" w:themeColor="accent1"/>
@@ -9533,7 +9555,7 @@
       <w:contextualSpacing/>
     </w:pPr>
     <w:rPr>
-      <w:rFonts w:ascii="Arial Unicode MS" w:hAnsi="Arial Unicode MS" w:eastAsia="Arial Unicode MS" w:cs="Arial Unicode MS"/>
+      <w:rFonts w:ascii="Apple SD Gothic Neo" w:hAnsi="Apple SD Gothic Neo" w:eastAsia="Apple SD Gothic Neo" w:cs="Apple SD Gothic Neo"/>
     </w:rPr>
   </w:style>
   <w:style w:type="paragraph" w:styleId="BodyText">
@@ -9547,7 +9569,7 @@
       <w:spacing w:after="120"/>
     </w:pPr>
     <w:rPr>
-      <w:rFonts w:ascii="Arial Unicode MS" w:hAnsi="Arial Unicode MS" w:eastAsia="Arial Unicode MS" w:cs="Arial Unicode MS"/>
+      <w:rFonts w:ascii="Apple SD Gothic Neo" w:hAnsi="Apple SD Gothic Neo" w:eastAsia="Apple SD Gothic Neo" w:cs="Apple SD Gothic Neo"/>
     </w:rPr>
   </w:style>
   <w:style w:type="character" w:customStyle="1" w:styleId="BodyTextChar">
@@ -9557,7 +9579,7 @@
     <w:uiPriority w:val="99"/>
     <w:rsid w:val="00AA1D8D"/>
     <w:rPr>
-      <w:rFonts w:ascii="Arial Unicode MS" w:hAnsi="Arial Unicode MS" w:eastAsia="Arial Unicode MS" w:cs="Arial Unicode MS"/>
+      <w:rFonts w:ascii="Apple SD Gothic Neo" w:hAnsi="Apple SD Gothic Neo" w:eastAsia="Apple SD Gothic Neo" w:cs="Apple SD Gothic Neo"/>
     </w:rPr>
   </w:style>
   <w:style w:type="paragraph" w:styleId="BodyText2">
@@ -9571,7 +9593,7 @@
       <w:spacing w:after="120" w:line="480" w:lineRule="auto"/>
     </w:pPr>
     <w:rPr>
-      <w:rFonts w:ascii="Arial Unicode MS" w:hAnsi="Arial Unicode MS" w:eastAsia="Arial Unicode MS" w:cs="Arial Unicode MS"/>
+      <w:rFonts w:ascii="Apple SD Gothic Neo" w:hAnsi="Apple SD Gothic Neo" w:eastAsia="Apple SD Gothic Neo" w:cs="Apple SD Gothic Neo"/>
     </w:rPr>
   </w:style>
   <w:style w:type="character" w:customStyle="1" w:styleId="BodyText2Char">
@@ -9581,7 +9603,7 @@
     <w:uiPriority w:val="99"/>
     <w:rsid w:val="00AA1D8D"/>
     <w:rPr>
-      <w:rFonts w:ascii="Arial Unicode MS" w:hAnsi="Arial Unicode MS" w:eastAsia="Arial Unicode MS" w:cs="Arial Unicode MS"/>
+      <w:rFonts w:ascii="Apple SD Gothic Neo" w:hAnsi="Apple SD Gothic Neo" w:eastAsia="Apple SD Gothic Neo" w:cs="Apple SD Gothic Neo"/>
     </w:rPr>
   </w:style>
   <w:style w:type="paragraph" w:styleId="BodyText3">
@@ -9595,7 +9617,7 @@
       <w:spacing w:after="120"/>
     </w:pPr>
     <w:rPr>
-      <w:rFonts w:ascii="Arial Unicode MS" w:hAnsi="Arial Unicode MS" w:eastAsia="Arial Unicode MS" w:cs="Arial Unicode MS"/>
+      <w:rFonts w:ascii="Apple SD Gothic Neo" w:hAnsi="Apple SD Gothic Neo" w:eastAsia="Apple SD Gothic Neo" w:cs="Apple SD Gothic Neo"/>
       <w:sz w:val="16"/>
       <w:szCs w:val="16"/>
     </w:rPr>
@@ -9607,7 +9629,7 @@
     <w:uiPriority w:val="99"/>
     <w:rsid w:val="00AA1D8D"/>
     <w:rPr>
-      <w:rFonts w:ascii="Arial Unicode MS" w:hAnsi="Arial Unicode MS" w:eastAsia="Arial Unicode MS" w:cs="Arial Unicode MS"/>
+      <w:rFonts w:ascii="Apple SD Gothic Neo" w:hAnsi="Apple SD Gothic Neo" w:eastAsia="Apple SD Gothic Neo" w:cs="Apple SD Gothic Neo"/>
       <w:sz w:val="16"/>
       <w:szCs w:val="16"/>
     </w:rPr>
@@ -9623,7 +9645,7 @@
       <w:contextualSpacing/>
     </w:pPr>
     <w:rPr>
-      <w:rFonts w:ascii="Arial Unicode MS" w:hAnsi="Arial Unicode MS" w:eastAsia="Arial Unicode MS" w:cs="Arial Unicode MS"/>
+      <w:rFonts w:ascii="Apple SD Gothic Neo" w:hAnsi="Apple SD Gothic Neo" w:eastAsia="Apple SD Gothic Neo" w:cs="Apple SD Gothic Neo"/>
     </w:rPr>
   </w:style>
   <w:style w:type="paragraph" w:styleId="List2">
@@ -9637,7 +9659,7 @@
       <w:contextualSpacing/>
     </w:pPr>
     <w:rPr>
-      <w:rFonts w:ascii="Arial Unicode MS" w:hAnsi="Arial Unicode MS" w:eastAsia="Arial Unicode MS" w:cs="Arial Unicode MS"/>
+      <w:rFonts w:ascii="Apple SD Gothic Neo" w:hAnsi="Apple SD Gothic Neo" w:eastAsia="Apple SD Gothic Neo" w:cs="Apple SD Gothic Neo"/>
     </w:rPr>
   </w:style>
   <w:style w:type="paragraph" w:styleId="List3">
@@ -9651,7 +9673,7 @@
       <w:contextualSpacing/>
     </w:pPr>
     <w:rPr>
-      <w:rFonts w:ascii="Arial Unicode MS" w:hAnsi="Arial Unicode MS" w:eastAsia="Arial Unicode MS" w:cs="Arial Unicode MS"/>
+      <w:rFonts w:ascii="Apple SD Gothic Neo" w:hAnsi="Apple SD Gothic Neo" w:eastAsia="Apple SD Gothic Neo" w:cs="Apple SD Gothic Neo"/>
     </w:rPr>
   </w:style>
   <w:style w:type="paragraph" w:styleId="ListBullet">
@@ -9667,7 +9689,7 @@
       <w:contextualSpacing/>
     </w:pPr>
     <w:rPr>
-      <w:rFonts w:ascii="Arial Unicode MS" w:hAnsi="Arial Unicode MS" w:eastAsia="Arial Unicode MS" w:cs="Arial Unicode MS"/>
+      <w:rFonts w:ascii="Apple SD Gothic Neo" w:hAnsi="Apple SD Gothic Neo" w:eastAsia="Apple SD Gothic Neo" w:cs="Apple SD Gothic Neo"/>
     </w:rPr>
   </w:style>
   <w:style w:type="paragraph" w:styleId="ListBullet2">
@@ -9683,7 +9705,7 @@
       <w:contextualSpacing/>
     </w:pPr>
     <w:rPr>
-      <w:rFonts w:ascii="Arial Unicode MS" w:hAnsi="Arial Unicode MS" w:eastAsia="Arial Unicode MS" w:cs="Arial Unicode MS"/>
+      <w:rFonts w:ascii="Apple SD Gothic Neo" w:hAnsi="Apple SD Gothic Neo" w:eastAsia="Apple SD Gothic Neo" w:cs="Apple SD Gothic Neo"/>
     </w:rPr>
   </w:style>
   <w:style w:type="paragraph" w:styleId="ListBullet3">
@@ -9699,7 +9721,7 @@
       <w:contextualSpacing/>
     </w:pPr>
     <w:rPr>
-      <w:rFonts w:ascii="Arial Unicode MS" w:hAnsi="Arial Unicode MS" w:eastAsia="Arial Unicode MS" w:cs="Arial Unicode MS"/>
+      <w:rFonts w:ascii="Apple SD Gothic Neo" w:hAnsi="Apple SD Gothic Neo" w:eastAsia="Apple SD Gothic Neo" w:cs="Apple SD Gothic Neo"/>
     </w:rPr>
   </w:style>
   <w:style w:type="paragraph" w:styleId="ListNumber">
@@ -9715,7 +9737,7 @@
       <w:contextualSpacing/>
     </w:pPr>
     <w:rPr>
-      <w:rFonts w:ascii="Arial Unicode MS" w:hAnsi="Arial Unicode MS" w:eastAsia="Arial Unicode MS" w:cs="Arial Unicode MS"/>
+      <w:rFonts w:ascii="Apple SD Gothic Neo" w:hAnsi="Apple SD Gothic Neo" w:eastAsia="Apple SD Gothic Neo" w:cs="Apple SD Gothic Neo"/>
     </w:rPr>
   </w:style>
   <w:style w:type="paragraph" w:styleId="ListNumber2">
@@ -9731,7 +9753,7 @@
       <w:contextualSpacing/>
     </w:pPr>
     <w:rPr>
-      <w:rFonts w:ascii="Arial Unicode MS" w:hAnsi="Arial Unicode MS" w:eastAsia="Arial Unicode MS" w:cs="Arial Unicode MS"/>
+      <w:rFonts w:ascii="Apple SD Gothic Neo" w:hAnsi="Apple SD Gothic Neo" w:eastAsia="Apple SD Gothic Neo" w:cs="Apple SD Gothic Neo"/>
     </w:rPr>
   </w:style>
   <w:style w:type="paragraph" w:styleId="ListNumber3">
@@ -9747,7 +9769,7 @@
       <w:contextualSpacing/>
     </w:pPr>
     <w:rPr>
-      <w:rFonts w:ascii="Arial Unicode MS" w:hAnsi="Arial Unicode MS" w:eastAsia="Arial Unicode MS" w:cs="Arial Unicode MS"/>
+      <w:rFonts w:ascii="Apple SD Gothic Neo" w:hAnsi="Apple SD Gothic Neo" w:eastAsia="Apple SD Gothic Neo" w:cs="Apple SD Gothic Neo"/>
     </w:rPr>
   </w:style>
   <w:style w:type="paragraph" w:styleId="ListContinue">
@@ -9762,7 +9784,7 @@
       <w:contextualSpacing/>
     </w:pPr>
     <w:rPr>
-      <w:rFonts w:ascii="Arial Unicode MS" w:hAnsi="Arial Unicode MS" w:eastAsia="Arial Unicode MS" w:cs="Arial Unicode MS"/>
+      <w:rFonts w:ascii="Apple SD Gothic Neo" w:hAnsi="Apple SD Gothic Neo" w:eastAsia="Apple SD Gothic Neo" w:cs="Apple SD Gothic Neo"/>
     </w:rPr>
   </w:style>
   <w:style w:type="paragraph" w:styleId="ListContinue2">
@@ -9777,7 +9799,7 @@
       <w:contextualSpacing/>
     </w:pPr>
     <w:rPr>
-      <w:rFonts w:ascii="Arial Unicode MS" w:hAnsi="Arial Unicode MS" w:eastAsia="Arial Unicode MS" w:cs="Arial Unicode MS"/>
+      <w:rFonts w:ascii="Apple SD Gothic Neo" w:hAnsi="Apple SD Gothic Neo" w:eastAsia="Apple SD Gothic Neo" w:cs="Apple SD Gothic Neo"/>
     </w:rPr>
   </w:style>
   <w:style w:type="paragraph" w:styleId="ListContinue3">
@@ -9792,7 +9814,7 @@
       <w:contextualSpacing/>
     </w:pPr>
     <w:rPr>
-      <w:rFonts w:ascii="Arial Unicode MS" w:hAnsi="Arial Unicode MS" w:eastAsia="Arial Unicode MS" w:cs="Arial Unicode MS"/>
+      <w:rFonts w:ascii="Apple SD Gothic Neo" w:hAnsi="Apple SD Gothic Neo" w:eastAsia="Apple SD Gothic Neo" w:cs="Apple SD Gothic Neo"/>
     </w:rPr>
   </w:style>
   <w:style w:type="paragraph" w:styleId="MacroText">
@@ -9813,7 +9835,7 @@
       </w:tabs>
     </w:pPr>
     <w:rPr>
-      <w:rFonts w:ascii="Arial Unicode MS" w:hAnsi="Arial Unicode MS" w:eastAsia="Arial Unicode MS" w:cs="Arial Unicode MS"/>
+      <w:rFonts w:ascii="Apple SD Gothic Neo" w:hAnsi="Apple SD Gothic Neo" w:eastAsia="Apple SD Gothic Neo" w:cs="Apple SD Gothic Neo"/>
       <w:sz w:val="20"/>
       <w:szCs w:val="20"/>
     </w:rPr>
@@ -9825,7 +9847,7 @@
     <w:uiPriority w:val="99"/>
     <w:rsid w:val="0029639D"/>
     <w:rPr>
-      <w:rFonts w:ascii="Arial Unicode MS" w:hAnsi="Arial Unicode MS" w:eastAsia="Arial Unicode MS" w:cs="Arial Unicode MS"/>
+      <w:rFonts w:ascii="Apple SD Gothic Neo" w:hAnsi="Apple SD Gothic Neo" w:eastAsia="Apple SD Gothic Neo" w:cs="Apple SD Gothic Neo"/>
       <w:sz w:val="20"/>
       <w:szCs w:val="20"/>
     </w:rPr>
@@ -9839,7 +9861,7 @@
     <w:qFormat/>
     <w:rsid w:val="00FC693F"/>
     <w:rPr>
-      <w:rFonts w:ascii="Arial Unicode MS" w:hAnsi="Arial Unicode MS" w:eastAsia="Arial Unicode MS" w:cs="Arial Unicode MS"/>
+      <w:rFonts w:ascii="Apple SD Gothic Neo" w:hAnsi="Apple SD Gothic Neo" w:eastAsia="Apple SD Gothic Neo" w:cs="Apple SD Gothic Neo"/>
       <w:i/>
       <w:iCs/>
       <w:color w:val="000000" w:themeColor="text1"/>
@@ -9852,7 +9874,7 @@
     <w:uiPriority w:val="29"/>
     <w:rsid w:val="00FC693F"/>
     <w:rPr>
-      <w:rFonts w:ascii="Arial Unicode MS" w:hAnsi="Arial Unicode MS" w:eastAsia="Arial Unicode MS" w:cs="Arial Unicode MS"/>
+      <w:rFonts w:ascii="Apple SD Gothic Neo" w:hAnsi="Apple SD Gothic Neo" w:eastAsia="Apple SD Gothic Neo" w:cs="Apple SD Gothic Neo"/>
       <w:i/>
       <w:iCs/>
       <w:color w:val="000000" w:themeColor="text1"/>
@@ -9866,7 +9888,7 @@
     <w:semiHidden/>
     <w:rsid w:val="00FC693F"/>
     <w:rPr>
-      <w:rFonts w:asciiTheme="majorHAnsi" w:eastAsiaTheme="majorEastAsia" w:hAnsiTheme="majorHAnsi" w:cstheme="majorBidi" w:ascii="Arial Unicode MS" w:hAnsi="Arial Unicode MS" w:eastAsia="Arial Unicode MS" w:cs="Arial Unicode MS"/>
+      <w:rFonts w:asciiTheme="majorHAnsi" w:eastAsiaTheme="majorEastAsia" w:hAnsiTheme="majorHAnsi" w:cstheme="majorBidi" w:ascii="Apple SD Gothic Neo" w:hAnsi="Apple SD Gothic Neo" w:eastAsia="Apple SD Gothic Neo" w:cs="Apple SD Gothic Neo"/>
       <w:b/>
       <w:bCs/>
       <w:i/>
@@ -9882,7 +9904,7 @@
     <w:semiHidden/>
     <w:rsid w:val="00FC693F"/>
     <w:rPr>
-      <w:rFonts w:asciiTheme="majorHAnsi" w:eastAsiaTheme="majorEastAsia" w:hAnsiTheme="majorHAnsi" w:cstheme="majorBidi" w:ascii="Arial Unicode MS" w:hAnsi="Arial Unicode MS" w:eastAsia="Arial Unicode MS" w:cs="Arial Unicode MS"/>
+      <w:rFonts w:asciiTheme="majorHAnsi" w:eastAsiaTheme="majorEastAsia" w:hAnsiTheme="majorHAnsi" w:cstheme="majorBidi" w:ascii="Apple SD Gothic Neo" w:hAnsi="Apple SD Gothic Neo" w:eastAsia="Apple SD Gothic Neo" w:cs="Apple SD Gothic Neo"/>
       <w:color w:val="243F60" w:themeColor="accent1" w:themeShade="7F"/>
     </w:rPr>
   </w:style>
@@ -9894,7 +9916,7 @@
     <w:semiHidden/>
     <w:rsid w:val="00FC693F"/>
     <w:rPr>
-      <w:rFonts w:asciiTheme="majorHAnsi" w:eastAsiaTheme="majorEastAsia" w:hAnsiTheme="majorHAnsi" w:cstheme="majorBidi" w:ascii="Arial Unicode MS" w:hAnsi="Arial Unicode MS" w:eastAsia="Arial Unicode MS" w:cs="Arial Unicode MS"/>
+      <w:rFonts w:asciiTheme="majorHAnsi" w:eastAsiaTheme="majorEastAsia" w:hAnsiTheme="majorHAnsi" w:cstheme="majorBidi" w:ascii="Apple SD Gothic Neo" w:hAnsi="Apple SD Gothic Neo" w:eastAsia="Apple SD Gothic Neo" w:cs="Apple SD Gothic Neo"/>
       <w:i/>
       <w:iCs/>
       <w:color w:val="243F60" w:themeColor="accent1" w:themeShade="7F"/>
@@ -9908,7 +9930,7 @@
     <w:semiHidden/>
     <w:rsid w:val="00FC693F"/>
     <w:rPr>
-      <w:rFonts w:asciiTheme="majorHAnsi" w:eastAsiaTheme="majorEastAsia" w:hAnsiTheme="majorHAnsi" w:cstheme="majorBidi" w:ascii="Arial Unicode MS" w:hAnsi="Arial Unicode MS" w:eastAsia="Arial Unicode MS" w:cs="Arial Unicode MS"/>
+      <w:rFonts w:asciiTheme="majorHAnsi" w:eastAsiaTheme="majorEastAsia" w:hAnsiTheme="majorHAnsi" w:cstheme="majorBidi" w:ascii="Apple SD Gothic Neo" w:hAnsi="Apple SD Gothic Neo" w:eastAsia="Apple SD Gothic Neo" w:cs="Apple SD Gothic Neo"/>
       <w:i/>
       <w:iCs/>
       <w:color w:val="404040" w:themeColor="text1" w:themeTint="BF"/>
@@ -9922,7 +9944,7 @@
     <w:semiHidden/>
     <w:rsid w:val="00FC693F"/>
     <w:rPr>
-      <w:rFonts w:asciiTheme="majorHAnsi" w:eastAsiaTheme="majorEastAsia" w:hAnsiTheme="majorHAnsi" w:cstheme="majorBidi" w:ascii="Arial Unicode MS" w:hAnsi="Arial Unicode MS" w:eastAsia="Arial Unicode MS" w:cs="Arial Unicode MS"/>
+      <w:rFonts w:asciiTheme="majorHAnsi" w:eastAsiaTheme="majorEastAsia" w:hAnsiTheme="majorHAnsi" w:cstheme="majorBidi" w:ascii="Apple SD Gothic Neo" w:hAnsi="Apple SD Gothic Neo" w:eastAsia="Apple SD Gothic Neo" w:cs="Apple SD Gothic Neo"/>
       <w:color w:val="4F81BD" w:themeColor="accent1"/>
       <w:sz w:val="20"/>
       <w:szCs w:val="20"/>
@@ -9936,7 +9958,7 @@
     <w:semiHidden/>
     <w:rsid w:val="00FC693F"/>
     <w:rPr>
-      <w:rFonts w:asciiTheme="majorHAnsi" w:eastAsiaTheme="majorEastAsia" w:hAnsiTheme="majorHAnsi" w:cstheme="majorBidi" w:ascii="Arial Unicode MS" w:hAnsi="Arial Unicode MS" w:eastAsia="Arial Unicode MS" w:cs="Arial Unicode MS"/>
+      <w:rFonts w:asciiTheme="majorHAnsi" w:eastAsiaTheme="majorEastAsia" w:hAnsiTheme="majorHAnsi" w:cstheme="majorBidi" w:ascii="Apple SD Gothic Neo" w:hAnsi="Apple SD Gothic Neo" w:eastAsia="Apple SD Gothic Neo" w:cs="Apple SD Gothic Neo"/>
       <w:i/>
       <w:iCs/>
       <w:color w:val="404040" w:themeColor="text1" w:themeTint="BF"/>
@@ -9957,7 +9979,7 @@
       <w:spacing w:line="240" w:lineRule="auto"/>
     </w:pPr>
     <w:rPr>
-      <w:rFonts w:ascii="Arial Unicode MS" w:hAnsi="Arial Unicode MS" w:eastAsia="Arial Unicode MS" w:cs="Arial Unicode MS"/>
+      <w:rFonts w:ascii="Apple SD Gothic Neo" w:hAnsi="Apple SD Gothic Neo" w:eastAsia="Apple SD Gothic Neo" w:cs="Apple SD Gothic Neo"/>
       <w:b/>
       <w:bCs/>
       <w:color w:val="4F81BD" w:themeColor="accent1"/>
@@ -9972,7 +9994,7 @@
     <w:qFormat/>
     <w:rsid w:val="00FC693F"/>
     <w:rPr>
-      <w:rFonts w:ascii="Arial Unicode MS" w:hAnsi="Arial Unicode MS" w:eastAsia="Arial Unicode MS" w:cs="Arial Unicode MS"/>
+      <w:rFonts w:ascii="Apple SD Gothic Neo" w:hAnsi="Apple SD Gothic Neo" w:eastAsia="Apple SD Gothic Neo" w:cs="Apple SD Gothic Neo"/>
       <w:b/>
       <w:bCs/>
     </w:rPr>
@@ -9984,7 +10006,7 @@
     <w:qFormat/>
     <w:rsid w:val="00FC693F"/>
     <w:rPr>
-      <w:rFonts w:ascii="Arial Unicode MS" w:hAnsi="Arial Unicode MS" w:eastAsia="Arial Unicode MS" w:cs="Arial Unicode MS"/>
+      <w:rFonts w:ascii="Apple SD Gothic Neo" w:hAnsi="Apple SD Gothic Neo" w:eastAsia="Apple SD Gothic Neo" w:cs="Apple SD Gothic Neo"/>
       <w:i/>
       <w:iCs/>
     </w:rPr>
@@ -10005,7 +10027,7 @@
       <w:ind w:left="936" w:right="936"/>
     </w:pPr>
     <w:rPr>
-      <w:rFonts w:ascii="Arial Unicode MS" w:hAnsi="Arial Unicode MS" w:eastAsia="Arial Unicode MS" w:cs="Arial Unicode MS"/>
+      <w:rFonts w:ascii="Apple SD Gothic Neo" w:hAnsi="Apple SD Gothic Neo" w:eastAsia="Apple SD Gothic Neo" w:cs="Apple SD Gothic Neo"/>
       <w:b/>
       <w:bCs/>
       <w:i/>
@@ -10020,7 +10042,7 @@
     <w:uiPriority w:val="30"/>
     <w:rsid w:val="00FC693F"/>
     <w:rPr>
-      <w:rFonts w:ascii="Arial Unicode MS" w:hAnsi="Arial Unicode MS" w:eastAsia="Arial Unicode MS" w:cs="Arial Unicode MS"/>
+      <w:rFonts w:ascii="Apple SD Gothic Neo" w:hAnsi="Apple SD Gothic Neo" w:eastAsia="Apple SD Gothic Neo" w:cs="Apple SD Gothic Neo"/>
       <w:b/>
       <w:bCs/>
       <w:i/>
@@ -10035,7 +10057,7 @@
     <w:qFormat/>
     <w:rsid w:val="00FC693F"/>
     <w:rPr>
-      <w:rFonts w:ascii="Arial Unicode MS" w:hAnsi="Arial Unicode MS" w:eastAsia="Arial Unicode MS" w:cs="Arial Unicode MS"/>
+      <w:rFonts w:ascii="Apple SD Gothic Neo" w:hAnsi="Apple SD Gothic Neo" w:eastAsia="Apple SD Gothic Neo" w:cs="Apple SD Gothic Neo"/>
       <w:i/>
       <w:iCs/>
       <w:color w:val="808080" w:themeColor="text1" w:themeTint="7F"/>
@@ -10048,7 +10070,7 @@
     <w:qFormat/>
     <w:rsid w:val="00FC693F"/>
     <w:rPr>
-      <w:rFonts w:ascii="Arial Unicode MS" w:hAnsi="Arial Unicode MS" w:eastAsia="Arial Unicode MS" w:cs="Arial Unicode MS"/>
+      <w:rFonts w:ascii="Apple SD Gothic Neo" w:hAnsi="Apple SD Gothic Neo" w:eastAsia="Apple SD Gothic Neo" w:cs="Apple SD Gothic Neo"/>
       <w:b/>
       <w:bCs/>
       <w:i/>
@@ -10063,7 +10085,7 @@
     <w:qFormat/>
     <w:rsid w:val="00FC693F"/>
     <w:rPr>
-      <w:rFonts w:ascii="Arial Unicode MS" w:hAnsi="Arial Unicode MS" w:eastAsia="Arial Unicode MS" w:cs="Arial Unicode MS"/>
+      <w:rFonts w:ascii="Apple SD Gothic Neo" w:hAnsi="Apple SD Gothic Neo" w:eastAsia="Apple SD Gothic Neo" w:cs="Apple SD Gothic Neo"/>
       <w:smallCaps/>
       <w:color w:val="C0504D" w:themeColor="accent2"/>
       <w:u w:val="single"/>
@@ -10076,7 +10098,7 @@
     <w:qFormat/>
     <w:rsid w:val="00FC693F"/>
     <w:rPr>
-      <w:rFonts w:ascii="Arial Unicode MS" w:hAnsi="Arial Unicode MS" w:eastAsia="Arial Unicode MS" w:cs="Arial Unicode MS"/>
+      <w:rFonts w:ascii="Apple SD Gothic Neo" w:hAnsi="Apple SD Gothic Neo" w:eastAsia="Apple SD Gothic Neo" w:cs="Apple SD Gothic Neo"/>
       <w:b/>
       <w:bCs/>
       <w:smallCaps/>
@@ -10092,7 +10114,7 @@
     <w:qFormat/>
     <w:rsid w:val="00FC693F"/>
     <w:rPr>
-      <w:rFonts w:ascii="Arial Unicode MS" w:hAnsi="Arial Unicode MS" w:eastAsia="Arial Unicode MS" w:cs="Arial Unicode MS"/>
+      <w:rFonts w:ascii="Apple SD Gothic Neo" w:hAnsi="Apple SD Gothic Neo" w:eastAsia="Apple SD Gothic Neo" w:cs="Apple SD Gothic Neo"/>
       <w:b/>
       <w:bCs/>
       <w:smallCaps/>
@@ -10112,7 +10134,7 @@
       <w:outlineLvl w:val="9"/>
     </w:pPr>
     <w:rPr>
-      <w:rFonts w:ascii="Arial Unicode MS" w:hAnsi="Arial Unicode MS" w:eastAsia="Arial Unicode MS" w:cs="Arial Unicode MS"/>
+      <w:rFonts w:ascii="Apple SD Gothic Neo" w:hAnsi="Apple SD Gothic Neo" w:eastAsia="Apple SD Gothic Neo" w:cs="Apple SD Gothic Neo"/>
     </w:rPr>
   </w:style>
   <w:style w:type="table" w:styleId="TableGrid">
@@ -10124,7 +10146,7 @@
       <w:spacing w:after="0" w:line="240" w:lineRule="auto"/>
     </w:pPr>
     <w:rPr>
-      <w:rFonts w:ascii="Arial Unicode MS" w:hAnsi="Arial Unicode MS" w:eastAsia="Arial Unicode MS" w:cs="Arial Unicode MS"/>
+      <w:rFonts w:ascii="Apple SD Gothic Neo" w:hAnsi="Apple SD Gothic Neo" w:eastAsia="Apple SD Gothic Neo" w:cs="Apple SD Gothic Neo"/>
     </w:rPr>
     <w:tblPr>
       <w:tblInd w:w="0" w:type="dxa"/>
@@ -10153,7 +10175,7 @@
       <w:spacing w:after="0" w:line="240" w:lineRule="auto"/>
     </w:pPr>
     <w:rPr>
-      <w:rFonts w:ascii="Arial Unicode MS" w:hAnsi="Arial Unicode MS" w:eastAsia="Arial Unicode MS" w:cs="Arial Unicode MS"/>
+      <w:rFonts w:ascii="Apple SD Gothic Neo" w:hAnsi="Apple SD Gothic Neo" w:eastAsia="Apple SD Gothic Neo" w:cs="Apple SD Gothic Neo"/>
       <w:color w:val="000000" w:themeColor="text1" w:themeShade="BF"/>
     </w:rPr>
     <w:tblPr>
@@ -10257,7 +10279,7 @@
       <w:spacing w:after="0" w:line="240" w:lineRule="auto"/>
     </w:pPr>
     <w:rPr>
-      <w:rFonts w:ascii="Arial Unicode MS" w:hAnsi="Arial Unicode MS" w:eastAsia="Arial Unicode MS" w:cs="Arial Unicode MS"/>
+      <w:rFonts w:ascii="Apple SD Gothic Neo" w:hAnsi="Apple SD Gothic Neo" w:eastAsia="Apple SD Gothic Neo" w:cs="Apple SD Gothic Neo"/>
       <w:color w:val="365F91" w:themeColor="accent1" w:themeShade="BF"/>
     </w:rPr>
     <w:tblPr>
@@ -10361,7 +10383,7 @@
       <w:spacing w:after="0" w:line="240" w:lineRule="auto"/>
     </w:pPr>
     <w:rPr>
-      <w:rFonts w:ascii="Arial Unicode MS" w:hAnsi="Arial Unicode MS" w:eastAsia="Arial Unicode MS" w:cs="Arial Unicode MS"/>
+      <w:rFonts w:ascii="Apple SD Gothic Neo" w:hAnsi="Apple SD Gothic Neo" w:eastAsia="Apple SD Gothic Neo" w:cs="Apple SD Gothic Neo"/>
       <w:color w:val="943634" w:themeColor="accent2" w:themeShade="BF"/>
     </w:rPr>
     <w:tblPr>
@@ -10465,7 +10487,7 @@
       <w:spacing w:after="0" w:line="240" w:lineRule="auto"/>
     </w:pPr>
     <w:rPr>
-      <w:rFonts w:ascii="Arial Unicode MS" w:hAnsi="Arial Unicode MS" w:eastAsia="Arial Unicode MS" w:cs="Arial Unicode MS"/>
+      <w:rFonts w:ascii="Apple SD Gothic Neo" w:hAnsi="Apple SD Gothic Neo" w:eastAsia="Apple SD Gothic Neo" w:cs="Apple SD Gothic Neo"/>
       <w:color w:val="76923C" w:themeColor="accent3" w:themeShade="BF"/>
     </w:rPr>
     <w:tblPr>
@@ -10569,7 +10591,7 @@
       <w:spacing w:after="0" w:line="240" w:lineRule="auto"/>
     </w:pPr>
     <w:rPr>
-      <w:rFonts w:ascii="Arial Unicode MS" w:hAnsi="Arial Unicode MS" w:eastAsia="Arial Unicode MS" w:cs="Arial Unicode MS"/>
+      <w:rFonts w:ascii="Apple SD Gothic Neo" w:hAnsi="Apple SD Gothic Neo" w:eastAsia="Apple SD Gothic Neo" w:cs="Apple SD Gothic Neo"/>
       <w:color w:val="5F497A" w:themeColor="accent4" w:themeShade="BF"/>
     </w:rPr>
     <w:tblPr>
@@ -10673,7 +10695,7 @@
       <w:spacing w:after="0" w:line="240" w:lineRule="auto"/>
     </w:pPr>
     <w:rPr>
-      <w:rFonts w:ascii="Arial Unicode MS" w:hAnsi="Arial Unicode MS" w:eastAsia="Arial Unicode MS" w:cs="Arial Unicode MS"/>
+      <w:rFonts w:ascii="Apple SD Gothic Neo" w:hAnsi="Apple SD Gothic Neo" w:eastAsia="Apple SD Gothic Neo" w:cs="Apple SD Gothic Neo"/>
       <w:color w:val="31849B" w:themeColor="accent5" w:themeShade="BF"/>
     </w:rPr>
     <w:tblPr>
@@ -10777,7 +10799,7 @@
       <w:spacing w:after="0" w:line="240" w:lineRule="auto"/>
     </w:pPr>
     <w:rPr>
-      <w:rFonts w:ascii="Arial Unicode MS" w:hAnsi="Arial Unicode MS" w:eastAsia="Arial Unicode MS" w:cs="Arial Unicode MS"/>
+      <w:rFonts w:ascii="Apple SD Gothic Neo" w:hAnsi="Apple SD Gothic Neo" w:eastAsia="Apple SD Gothic Neo" w:cs="Apple SD Gothic Neo"/>
       <w:color w:val="E36C0A" w:themeColor="accent6" w:themeShade="BF"/>
     </w:rPr>
     <w:tblPr>
@@ -10881,7 +10903,7 @@
       <w:spacing w:after="0" w:line="240" w:lineRule="auto"/>
     </w:pPr>
     <w:rPr>
-      <w:rFonts w:ascii="Arial Unicode MS" w:hAnsi="Arial Unicode MS" w:eastAsia="Arial Unicode MS" w:cs="Arial Unicode MS"/>
+      <w:rFonts w:ascii="Apple SD Gothic Neo" w:hAnsi="Apple SD Gothic Neo" w:eastAsia="Apple SD Gothic Neo" w:cs="Apple SD Gothic Neo"/>
     </w:rPr>
     <w:tblPr>
       <w:tblStyleRowBandSize w:val="1"/>
@@ -10976,7 +10998,7 @@
       <w:spacing w:after="0" w:line="240" w:lineRule="auto"/>
     </w:pPr>
     <w:rPr>
-      <w:rFonts w:ascii="Arial Unicode MS" w:hAnsi="Arial Unicode MS" w:eastAsia="Arial Unicode MS" w:cs="Arial Unicode MS"/>
+      <w:rFonts w:ascii="Apple SD Gothic Neo" w:hAnsi="Apple SD Gothic Neo" w:eastAsia="Apple SD Gothic Neo" w:cs="Apple SD Gothic Neo"/>
     </w:rPr>
     <w:tblPr>
       <w:tblStyleRowBandSize w:val="1"/>
@@ -11071,7 +11093,7 @@
       <w:spacing w:after="0" w:line="240" w:lineRule="auto"/>
     </w:pPr>
     <w:rPr>
-      <w:rFonts w:ascii="Arial Unicode MS" w:hAnsi="Arial Unicode MS" w:eastAsia="Arial Unicode MS" w:cs="Arial Unicode MS"/>
+      <w:rFonts w:ascii="Apple SD Gothic Neo" w:hAnsi="Apple SD Gothic Neo" w:eastAsia="Apple SD Gothic Neo" w:cs="Apple SD Gothic Neo"/>
     </w:rPr>
     <w:tblPr>
       <w:tblStyleRowBandSize w:val="1"/>
@@ -11166,7 +11188,7 @@
       <w:spacing w:after="0" w:line="240" w:lineRule="auto"/>
     </w:pPr>
     <w:rPr>
-      <w:rFonts w:ascii="Arial Unicode MS" w:hAnsi="Arial Unicode MS" w:eastAsia="Arial Unicode MS" w:cs="Arial Unicode MS"/>
+      <w:rFonts w:ascii="Apple SD Gothic Neo" w:hAnsi="Apple SD Gothic Neo" w:eastAsia="Apple SD Gothic Neo" w:cs="Apple SD Gothic Neo"/>
     </w:rPr>
     <w:tblPr>
       <w:tblStyleRowBandSize w:val="1"/>
@@ -11261,7 +11283,7 @@
       <w:spacing w:after="0" w:line="240" w:lineRule="auto"/>
     </w:pPr>
     <w:rPr>
-      <w:rFonts w:ascii="Arial Unicode MS" w:hAnsi="Arial Unicode MS" w:eastAsia="Arial Unicode MS" w:cs="Arial Unicode MS"/>
+      <w:rFonts w:ascii="Apple SD Gothic Neo" w:hAnsi="Apple SD Gothic Neo" w:eastAsia="Apple SD Gothic Neo" w:cs="Apple SD Gothic Neo"/>
     </w:rPr>
     <w:tblPr>
       <w:tblStyleRowBandSize w:val="1"/>
@@ -11356,7 +11378,7 @@
       <w:spacing w:after="0" w:line="240" w:lineRule="auto"/>
     </w:pPr>
     <w:rPr>
-      <w:rFonts w:ascii="Arial Unicode MS" w:hAnsi="Arial Unicode MS" w:eastAsia="Arial Unicode MS" w:cs="Arial Unicode MS"/>
+      <w:rFonts w:ascii="Apple SD Gothic Neo" w:hAnsi="Apple SD Gothic Neo" w:eastAsia="Apple SD Gothic Neo" w:cs="Apple SD Gothic Neo"/>
     </w:rPr>
     <w:tblPr>
       <w:tblStyleRowBandSize w:val="1"/>
@@ -11451,7 +11473,7 @@
       <w:spacing w:after="0" w:line="240" w:lineRule="auto"/>
     </w:pPr>
     <w:rPr>
-      <w:rFonts w:ascii="Arial Unicode MS" w:hAnsi="Arial Unicode MS" w:eastAsia="Arial Unicode MS" w:cs="Arial Unicode MS"/>
+      <w:rFonts w:ascii="Apple SD Gothic Neo" w:hAnsi="Apple SD Gothic Neo" w:eastAsia="Apple SD Gothic Neo" w:cs="Apple SD Gothic Neo"/>
     </w:rPr>
     <w:tblPr>
       <w:tblStyleRowBandSize w:val="1"/>
@@ -11546,7 +11568,7 @@
       <w:spacing w:after="0" w:line="240" w:lineRule="auto"/>
     </w:pPr>
     <w:rPr>
-      <w:rFonts w:ascii="Arial Unicode MS" w:hAnsi="Arial Unicode MS" w:eastAsia="Arial Unicode MS" w:cs="Arial Unicode MS"/>
+      <w:rFonts w:ascii="Apple SD Gothic Neo" w:hAnsi="Apple SD Gothic Neo" w:eastAsia="Apple SD Gothic Neo" w:cs="Apple SD Gothic Neo"/>
     </w:rPr>
     <w:tblPr>
       <w:tblStyleRowBandSize w:val="1"/>
@@ -11679,7 +11701,7 @@
       <w:spacing w:after="0" w:line="240" w:lineRule="auto"/>
     </w:pPr>
     <w:rPr>
-      <w:rFonts w:ascii="Arial Unicode MS" w:hAnsi="Arial Unicode MS" w:eastAsia="Arial Unicode MS" w:cs="Arial Unicode MS"/>
+      <w:rFonts w:ascii="Apple SD Gothic Neo" w:hAnsi="Apple SD Gothic Neo" w:eastAsia="Apple SD Gothic Neo" w:cs="Apple SD Gothic Neo"/>
     </w:rPr>
     <w:tblPr>
       <w:tblStyleRowBandSize w:val="1"/>
@@ -11812,7 +11834,7 @@
       <w:spacing w:after="0" w:line="240" w:lineRule="auto"/>
     </w:pPr>
     <w:rPr>
-      <w:rFonts w:ascii="Arial Unicode MS" w:hAnsi="Arial Unicode MS" w:eastAsia="Arial Unicode MS" w:cs="Arial Unicode MS"/>
+      <w:rFonts w:ascii="Apple SD Gothic Neo" w:hAnsi="Apple SD Gothic Neo" w:eastAsia="Apple SD Gothic Neo" w:cs="Apple SD Gothic Neo"/>
     </w:rPr>
     <w:tblPr>
       <w:tblStyleRowBandSize w:val="1"/>
@@ -11945,7 +11967,7 @@
       <w:spacing w:after="0" w:line="240" w:lineRule="auto"/>
     </w:pPr>
     <w:rPr>
-      <w:rFonts w:ascii="Arial Unicode MS" w:hAnsi="Arial Unicode MS" w:eastAsia="Arial Unicode MS" w:cs="Arial Unicode MS"/>
+      <w:rFonts w:ascii="Apple SD Gothic Neo" w:hAnsi="Apple SD Gothic Neo" w:eastAsia="Apple SD Gothic Neo" w:cs="Apple SD Gothic Neo"/>
     </w:rPr>
     <w:tblPr>
       <w:tblStyleRowBandSize w:val="1"/>
@@ -12078,7 +12100,7 @@
       <w:spacing w:after="0" w:line="240" w:lineRule="auto"/>
     </w:pPr>
     <w:rPr>
-      <w:rFonts w:ascii="Arial Unicode MS" w:hAnsi="Arial Unicode MS" w:eastAsia="Arial Unicode MS" w:cs="Arial Unicode MS"/>
+      <w:rFonts w:ascii="Apple SD Gothic Neo" w:hAnsi="Apple SD Gothic Neo" w:eastAsia="Apple SD Gothic Neo" w:cs="Apple SD Gothic Neo"/>
     </w:rPr>
     <w:tblPr>
       <w:tblStyleRowBandSize w:val="1"/>
@@ -12211,7 +12233,7 @@
       <w:spacing w:after="0" w:line="240" w:lineRule="auto"/>
     </w:pPr>
     <w:rPr>
-      <w:rFonts w:ascii="Arial Unicode MS" w:hAnsi="Arial Unicode MS" w:eastAsia="Arial Unicode MS" w:cs="Arial Unicode MS"/>
+      <w:rFonts w:ascii="Apple SD Gothic Neo" w:hAnsi="Apple SD Gothic Neo" w:eastAsia="Apple SD Gothic Neo" w:cs="Apple SD Gothic Neo"/>
     </w:rPr>
     <w:tblPr>
       <w:tblStyleRowBandSize w:val="1"/>
@@ -12344,7 +12366,7 @@
       <w:spacing w:after="0" w:line="240" w:lineRule="auto"/>
     </w:pPr>
     <w:rPr>
-      <w:rFonts w:ascii="Arial Unicode MS" w:hAnsi="Arial Unicode MS" w:eastAsia="Arial Unicode MS" w:cs="Arial Unicode MS"/>
+      <w:rFonts w:ascii="Apple SD Gothic Neo" w:hAnsi="Apple SD Gothic Neo" w:eastAsia="Apple SD Gothic Neo" w:cs="Apple SD Gothic Neo"/>
     </w:rPr>
     <w:tblPr>
       <w:tblStyleRowBandSize w:val="1"/>
@@ -12477,7 +12499,7 @@
       <w:spacing w:after="0" w:line="240" w:lineRule="auto"/>
     </w:pPr>
     <w:rPr>
-      <w:rFonts w:ascii="Arial Unicode MS" w:hAnsi="Arial Unicode MS" w:eastAsia="Arial Unicode MS" w:cs="Arial Unicode MS"/>
+      <w:rFonts w:ascii="Apple SD Gothic Neo" w:hAnsi="Apple SD Gothic Neo" w:eastAsia="Apple SD Gothic Neo" w:cs="Apple SD Gothic Neo"/>
     </w:rPr>
     <w:tblPr>
       <w:tblStyleRowBandSize w:val="1"/>
@@ -12586,7 +12608,7 @@
       <w:spacing w:after="0" w:line="240" w:lineRule="auto"/>
     </w:pPr>
     <w:rPr>
-      <w:rFonts w:ascii="Arial Unicode MS" w:hAnsi="Arial Unicode MS" w:eastAsia="Arial Unicode MS" w:cs="Arial Unicode MS"/>
+      <w:rFonts w:ascii="Apple SD Gothic Neo" w:hAnsi="Apple SD Gothic Neo" w:eastAsia="Apple SD Gothic Neo" w:cs="Apple SD Gothic Neo"/>
     </w:rPr>
     <w:tblPr>
       <w:tblStyleRowBandSize w:val="1"/>
@@ -12695,7 +12717,7 @@
       <w:spacing w:after="0" w:line="240" w:lineRule="auto"/>
     </w:pPr>
     <w:rPr>
-      <w:rFonts w:ascii="Arial Unicode MS" w:hAnsi="Arial Unicode MS" w:eastAsia="Arial Unicode MS" w:cs="Arial Unicode MS"/>
+      <w:rFonts w:ascii="Apple SD Gothic Neo" w:hAnsi="Apple SD Gothic Neo" w:eastAsia="Apple SD Gothic Neo" w:cs="Apple SD Gothic Neo"/>
     </w:rPr>
     <w:tblPr>
       <w:tblStyleRowBandSize w:val="1"/>
@@ -12804,7 +12826,7 @@
       <w:spacing w:after="0" w:line="240" w:lineRule="auto"/>
     </w:pPr>
     <w:rPr>
-      <w:rFonts w:ascii="Arial Unicode MS" w:hAnsi="Arial Unicode MS" w:eastAsia="Arial Unicode MS" w:cs="Arial Unicode MS"/>
+      <w:rFonts w:ascii="Apple SD Gothic Neo" w:hAnsi="Apple SD Gothic Neo" w:eastAsia="Apple SD Gothic Neo" w:cs="Apple SD Gothic Neo"/>
     </w:rPr>
     <w:tblPr>
       <w:tblStyleRowBandSize w:val="1"/>
@@ -12913,7 +12935,7 @@
       <w:spacing w:after="0" w:line="240" w:lineRule="auto"/>
     </w:pPr>
     <w:rPr>
-      <w:rFonts w:ascii="Arial Unicode MS" w:hAnsi="Arial Unicode MS" w:eastAsia="Arial Unicode MS" w:cs="Arial Unicode MS"/>
+      <w:rFonts w:ascii="Apple SD Gothic Neo" w:hAnsi="Apple SD Gothic Neo" w:eastAsia="Apple SD Gothic Neo" w:cs="Apple SD Gothic Neo"/>
     </w:rPr>
     <w:tblPr>
       <w:tblStyleRowBandSize w:val="1"/>
@@ -13022,7 +13044,7 @@
       <w:spacing w:after="0" w:line="240" w:lineRule="auto"/>
     </w:pPr>
     <w:rPr>
-      <w:rFonts w:ascii="Arial Unicode MS" w:hAnsi="Arial Unicode MS" w:eastAsia="Arial Unicode MS" w:cs="Arial Unicode MS"/>
+      <w:rFonts w:ascii="Apple SD Gothic Neo" w:hAnsi="Apple SD Gothic Neo" w:eastAsia="Apple SD Gothic Neo" w:cs="Apple SD Gothic Neo"/>
     </w:rPr>
     <w:tblPr>
       <w:tblStyleRowBandSize w:val="1"/>
@@ -13131,7 +13153,7 @@
       <w:spacing w:after="0" w:line="240" w:lineRule="auto"/>
     </w:pPr>
     <w:rPr>
-      <w:rFonts w:ascii="Arial Unicode MS" w:hAnsi="Arial Unicode MS" w:eastAsia="Arial Unicode MS" w:cs="Arial Unicode MS"/>
+      <w:rFonts w:ascii="Apple SD Gothic Neo" w:hAnsi="Apple SD Gothic Neo" w:eastAsia="Apple SD Gothic Neo" w:cs="Apple SD Gothic Neo"/>
     </w:rPr>
     <w:tblPr>
       <w:tblStyleRowBandSize w:val="1"/>
@@ -13240,7 +13262,7 @@
       <w:spacing w:after="0" w:line="240" w:lineRule="auto"/>
     </w:pPr>
     <w:rPr>
-      <w:rFonts w:ascii="Arial Unicode MS" w:hAnsi="Arial Unicode MS" w:eastAsia="Arial Unicode MS" w:cs="Arial Unicode MS"/>
+      <w:rFonts w:ascii="Apple SD Gothic Neo" w:hAnsi="Apple SD Gothic Neo" w:eastAsia="Apple SD Gothic Neo" w:cs="Apple SD Gothic Neo"/>
     </w:rPr>
     <w:tblPr>
       <w:tblStyleRowBandSize w:val="1"/>
@@ -13392,7 +13414,7 @@
       <w:spacing w:after="0" w:line="240" w:lineRule="auto"/>
     </w:pPr>
     <w:rPr>
-      <w:rFonts w:ascii="Arial Unicode MS" w:hAnsi="Arial Unicode MS" w:eastAsia="Arial Unicode MS" w:cs="Arial Unicode MS"/>
+      <w:rFonts w:ascii="Apple SD Gothic Neo" w:hAnsi="Apple SD Gothic Neo" w:eastAsia="Apple SD Gothic Neo" w:cs="Apple SD Gothic Neo"/>
     </w:rPr>
     <w:tblPr>
       <w:tblStyleRowBandSize w:val="1"/>
@@ -13544,7 +13566,7 @@
       <w:spacing w:after="0" w:line="240" w:lineRule="auto"/>
     </w:pPr>
     <w:rPr>
-      <w:rFonts w:ascii="Arial Unicode MS" w:hAnsi="Arial Unicode MS" w:eastAsia="Arial Unicode MS" w:cs="Arial Unicode MS"/>
+      <w:rFonts w:ascii="Apple SD Gothic Neo" w:hAnsi="Apple SD Gothic Neo" w:eastAsia="Apple SD Gothic Neo" w:cs="Apple SD Gothic Neo"/>
     </w:rPr>
     <w:tblPr>
       <w:tblStyleRowBandSize w:val="1"/>
@@ -13696,7 +13718,7 @@
       <w:spacing w:after="0" w:line="240" w:lineRule="auto"/>
     </w:pPr>
     <w:rPr>
-      <w:rFonts w:ascii="Arial Unicode MS" w:hAnsi="Arial Unicode MS" w:eastAsia="Arial Unicode MS" w:cs="Arial Unicode MS"/>
+      <w:rFonts w:ascii="Apple SD Gothic Neo" w:hAnsi="Apple SD Gothic Neo" w:eastAsia="Apple SD Gothic Neo" w:cs="Apple SD Gothic Neo"/>
     </w:rPr>
     <w:tblPr>
       <w:tblStyleRowBandSize w:val="1"/>
@@ -13848,7 +13870,7 @@
       <w:spacing w:after="0" w:line="240" w:lineRule="auto"/>
     </w:pPr>
     <w:rPr>
-      <w:rFonts w:ascii="Arial Unicode MS" w:hAnsi="Arial Unicode MS" w:eastAsia="Arial Unicode MS" w:cs="Arial Unicode MS"/>
+      <w:rFonts w:ascii="Apple SD Gothic Neo" w:hAnsi="Apple SD Gothic Neo" w:eastAsia="Apple SD Gothic Neo" w:cs="Apple SD Gothic Neo"/>
     </w:rPr>
     <w:tblPr>
       <w:tblStyleRowBandSize w:val="1"/>
@@ -14000,7 +14022,7 @@
       <w:spacing w:after="0" w:line="240" w:lineRule="auto"/>
     </w:pPr>
     <w:rPr>
-      <w:rFonts w:ascii="Arial Unicode MS" w:hAnsi="Arial Unicode MS" w:eastAsia="Arial Unicode MS" w:cs="Arial Unicode MS"/>
+      <w:rFonts w:ascii="Apple SD Gothic Neo" w:hAnsi="Apple SD Gothic Neo" w:eastAsia="Apple SD Gothic Neo" w:cs="Apple SD Gothic Neo"/>
     </w:rPr>
     <w:tblPr>
       <w:tblStyleRowBandSize w:val="1"/>
@@ -14152,7 +14174,7 @@
       <w:spacing w:after="0" w:line="240" w:lineRule="auto"/>
     </w:pPr>
     <w:rPr>
-      <w:rFonts w:ascii="Arial Unicode MS" w:hAnsi="Arial Unicode MS" w:eastAsia="Arial Unicode MS" w:cs="Arial Unicode MS"/>
+      <w:rFonts w:ascii="Apple SD Gothic Neo" w:hAnsi="Apple SD Gothic Neo" w:eastAsia="Apple SD Gothic Neo" w:cs="Apple SD Gothic Neo"/>
     </w:rPr>
     <w:tblPr>
       <w:tblStyleRowBandSize w:val="1"/>
@@ -14304,7 +14326,7 @@
       <w:spacing w:after="0" w:line="240" w:lineRule="auto"/>
     </w:pPr>
     <w:rPr>
-      <w:rFonts w:ascii="Arial Unicode MS" w:hAnsi="Arial Unicode MS" w:eastAsia="Arial Unicode MS" w:cs="Arial Unicode MS"/>
+      <w:rFonts w:ascii="Apple SD Gothic Neo" w:hAnsi="Apple SD Gothic Neo" w:eastAsia="Apple SD Gothic Neo" w:cs="Apple SD Gothic Neo"/>
       <w:color w:val="000000" w:themeColor="text1"/>
     </w:rPr>
     <w:tblPr>
@@ -14389,7 +14411,7 @@
       <w:spacing w:after="0" w:line="240" w:lineRule="auto"/>
     </w:pPr>
     <w:rPr>
-      <w:rFonts w:ascii="Arial Unicode MS" w:hAnsi="Arial Unicode MS" w:eastAsia="Arial Unicode MS" w:cs="Arial Unicode MS"/>
+      <w:rFonts w:ascii="Apple SD Gothic Neo" w:hAnsi="Apple SD Gothic Neo" w:eastAsia="Apple SD Gothic Neo" w:cs="Apple SD Gothic Neo"/>
       <w:color w:val="000000" w:themeColor="text1"/>
     </w:rPr>
     <w:tblPr>
@@ -14474,7 +14496,7 @@
       <w:spacing w:after="0" w:line="240" w:lineRule="auto"/>
     </w:pPr>
     <w:rPr>
-      <w:rFonts w:ascii="Arial Unicode MS" w:hAnsi="Arial Unicode MS" w:eastAsia="Arial Unicode MS" w:cs="Arial Unicode MS"/>
+      <w:rFonts w:ascii="Apple SD Gothic Neo" w:hAnsi="Apple SD Gothic Neo" w:eastAsia="Apple SD Gothic Neo" w:cs="Apple SD Gothic Neo"/>
       <w:color w:val="000000" w:themeColor="text1"/>
     </w:rPr>
     <w:tblPr>
@@ -14559,7 +14581,7 @@
       <w:spacing w:after="0" w:line="240" w:lineRule="auto"/>
     </w:pPr>
     <w:rPr>
-      <w:rFonts w:ascii="Arial Unicode MS" w:hAnsi="Arial Unicode MS" w:eastAsia="Arial Unicode MS" w:cs="Arial Unicode MS"/>
+      <w:rFonts w:ascii="Apple SD Gothic Neo" w:hAnsi="Apple SD Gothic Neo" w:eastAsia="Apple SD Gothic Neo" w:cs="Apple SD Gothic Neo"/>
       <w:color w:val="000000" w:themeColor="text1"/>
     </w:rPr>
     <w:tblPr>
@@ -14644,7 +14666,7 @@
       <w:spacing w:after="0" w:line="240" w:lineRule="auto"/>
     </w:pPr>
     <w:rPr>
-      <w:rFonts w:ascii="Arial Unicode MS" w:hAnsi="Arial Unicode MS" w:eastAsia="Arial Unicode MS" w:cs="Arial Unicode MS"/>
+      <w:rFonts w:ascii="Apple SD Gothic Neo" w:hAnsi="Apple SD Gothic Neo" w:eastAsia="Apple SD Gothic Neo" w:cs="Apple SD Gothic Neo"/>
       <w:color w:val="000000" w:themeColor="text1"/>
     </w:rPr>
     <w:tblPr>
@@ -14729,7 +14751,7 @@
       <w:spacing w:after="0" w:line="240" w:lineRule="auto"/>
     </w:pPr>
     <w:rPr>
-      <w:rFonts w:ascii="Arial Unicode MS" w:hAnsi="Arial Unicode MS" w:eastAsia="Arial Unicode MS" w:cs="Arial Unicode MS"/>
+      <w:rFonts w:ascii="Apple SD Gothic Neo" w:hAnsi="Apple SD Gothic Neo" w:eastAsia="Apple SD Gothic Neo" w:cs="Apple SD Gothic Neo"/>
       <w:color w:val="000000" w:themeColor="text1"/>
     </w:rPr>
     <w:tblPr>
@@ -14814,7 +14836,7 @@
       <w:spacing w:after="0" w:line="240" w:lineRule="auto"/>
     </w:pPr>
     <w:rPr>
-      <w:rFonts w:ascii="Arial Unicode MS" w:hAnsi="Arial Unicode MS" w:eastAsia="Arial Unicode MS" w:cs="Arial Unicode MS"/>
+      <w:rFonts w:ascii="Apple SD Gothic Neo" w:hAnsi="Apple SD Gothic Neo" w:eastAsia="Apple SD Gothic Neo" w:cs="Apple SD Gothic Neo"/>
       <w:color w:val="000000" w:themeColor="text1"/>
     </w:rPr>
     <w:tblPr>
@@ -14899,7 +14921,7 @@
       <w:spacing w:after="0" w:line="240" w:lineRule="auto"/>
     </w:pPr>
     <w:rPr>
-      <w:rFonts w:asciiTheme="majorHAnsi" w:eastAsiaTheme="majorEastAsia" w:hAnsiTheme="majorHAnsi" w:cstheme="majorBidi" w:ascii="Arial Unicode MS" w:hAnsi="Arial Unicode MS" w:eastAsia="Arial Unicode MS" w:cs="Arial Unicode MS"/>
+      <w:rFonts w:asciiTheme="majorHAnsi" w:eastAsiaTheme="majorEastAsia" w:hAnsiTheme="majorHAnsi" w:cstheme="majorBidi" w:ascii="Apple SD Gothic Neo" w:hAnsi="Apple SD Gothic Neo" w:eastAsia="Apple SD Gothic Neo" w:cs="Apple SD Gothic Neo"/>
       <w:color w:val="000000" w:themeColor="text1"/>
     </w:rPr>
     <w:tblPr>
@@ -15027,7 +15049,7 @@
       <w:spacing w:after="0" w:line="240" w:lineRule="auto"/>
     </w:pPr>
     <w:rPr>
-      <w:rFonts w:asciiTheme="majorHAnsi" w:eastAsiaTheme="majorEastAsia" w:hAnsiTheme="majorHAnsi" w:cstheme="majorBidi" w:ascii="Arial Unicode MS" w:hAnsi="Arial Unicode MS" w:eastAsia="Arial Unicode MS" w:cs="Arial Unicode MS"/>
+      <w:rFonts w:asciiTheme="majorHAnsi" w:eastAsiaTheme="majorEastAsia" w:hAnsiTheme="majorHAnsi" w:cstheme="majorBidi" w:ascii="Apple SD Gothic Neo" w:hAnsi="Apple SD Gothic Neo" w:eastAsia="Apple SD Gothic Neo" w:cs="Apple SD Gothic Neo"/>
       <w:color w:val="000000" w:themeColor="text1"/>
     </w:rPr>
     <w:tblPr>
@@ -15155,7 +15177,7 @@
       <w:spacing w:after="0" w:line="240" w:lineRule="auto"/>
     </w:pPr>
     <w:rPr>
-      <w:rFonts w:asciiTheme="majorHAnsi" w:eastAsiaTheme="majorEastAsia" w:hAnsiTheme="majorHAnsi" w:cstheme="majorBidi" w:ascii="Arial Unicode MS" w:hAnsi="Arial Unicode MS" w:eastAsia="Arial Unicode MS" w:cs="Arial Unicode MS"/>
+      <w:rFonts w:asciiTheme="majorHAnsi" w:eastAsiaTheme="majorEastAsia" w:hAnsiTheme="majorHAnsi" w:cstheme="majorBidi" w:ascii="Apple SD Gothic Neo" w:hAnsi="Apple SD Gothic Neo" w:eastAsia="Apple SD Gothic Neo" w:cs="Apple SD Gothic Neo"/>
       <w:color w:val="000000" w:themeColor="text1"/>
     </w:rPr>
     <w:tblPr>
@@ -15283,7 +15305,7 @@
       <w:spacing w:after="0" w:line="240" w:lineRule="auto"/>
     </w:pPr>
     <w:rPr>
-      <w:rFonts w:asciiTheme="majorHAnsi" w:eastAsiaTheme="majorEastAsia" w:hAnsiTheme="majorHAnsi" w:cstheme="majorBidi" w:ascii="Arial Unicode MS" w:hAnsi="Arial Unicode MS" w:eastAsia="Arial Unicode MS" w:cs="Arial Unicode MS"/>
+      <w:rFonts w:asciiTheme="majorHAnsi" w:eastAsiaTheme="majorEastAsia" w:hAnsiTheme="majorHAnsi" w:cstheme="majorBidi" w:ascii="Apple SD Gothic Neo" w:hAnsi="Apple SD Gothic Neo" w:eastAsia="Apple SD Gothic Neo" w:cs="Apple SD Gothic Neo"/>
       <w:color w:val="000000" w:themeColor="text1"/>
     </w:rPr>
     <w:tblPr>
@@ -15411,7 +15433,7 @@
       <w:spacing w:after="0" w:line="240" w:lineRule="auto"/>
     </w:pPr>
     <w:rPr>
-      <w:rFonts w:asciiTheme="majorHAnsi" w:eastAsiaTheme="majorEastAsia" w:hAnsiTheme="majorHAnsi" w:cstheme="majorBidi" w:ascii="Arial Unicode MS" w:hAnsi="Arial Unicode MS" w:eastAsia="Arial Unicode MS" w:cs="Arial Unicode MS"/>
+      <w:rFonts w:asciiTheme="majorHAnsi" w:eastAsiaTheme="majorEastAsia" w:hAnsiTheme="majorHAnsi" w:cstheme="majorBidi" w:ascii="Apple SD Gothic Neo" w:hAnsi="Apple SD Gothic Neo" w:eastAsia="Apple SD Gothic Neo" w:cs="Apple SD Gothic Neo"/>
       <w:color w:val="000000" w:themeColor="text1"/>
     </w:rPr>
     <w:tblPr>
@@ -15539,7 +15561,7 @@
       <w:spacing w:after="0" w:line="240" w:lineRule="auto"/>
     </w:pPr>
     <w:rPr>
-      <w:rFonts w:asciiTheme="majorHAnsi" w:eastAsiaTheme="majorEastAsia" w:hAnsiTheme="majorHAnsi" w:cstheme="majorBidi" w:ascii="Arial Unicode MS" w:hAnsi="Arial Unicode MS" w:eastAsia="Arial Unicode MS" w:cs="Arial Unicode MS"/>
+      <w:rFonts w:asciiTheme="majorHAnsi" w:eastAsiaTheme="majorEastAsia" w:hAnsiTheme="majorHAnsi" w:cstheme="majorBidi" w:ascii="Apple SD Gothic Neo" w:hAnsi="Apple SD Gothic Neo" w:eastAsia="Apple SD Gothic Neo" w:cs="Apple SD Gothic Neo"/>
       <w:color w:val="000000" w:themeColor="text1"/>
     </w:rPr>
     <w:tblPr>
@@ -15667,7 +15689,7 @@
       <w:spacing w:after="0" w:line="240" w:lineRule="auto"/>
     </w:pPr>
     <w:rPr>
-      <w:rFonts w:asciiTheme="majorHAnsi" w:eastAsiaTheme="majorEastAsia" w:hAnsiTheme="majorHAnsi" w:cstheme="majorBidi" w:ascii="Arial Unicode MS" w:hAnsi="Arial Unicode MS" w:eastAsia="Arial Unicode MS" w:cs="Arial Unicode MS"/>
+      <w:rFonts w:asciiTheme="majorHAnsi" w:eastAsiaTheme="majorEastAsia" w:hAnsiTheme="majorHAnsi" w:cstheme="majorBidi" w:ascii="Apple SD Gothic Neo" w:hAnsi="Apple SD Gothic Neo" w:eastAsia="Apple SD Gothic Neo" w:cs="Apple SD Gothic Neo"/>
       <w:color w:val="000000" w:themeColor="text1"/>
     </w:rPr>
     <w:tblPr>
@@ -15795,7 +15817,7 @@
       <w:spacing w:after="0" w:line="240" w:lineRule="auto"/>
     </w:pPr>
     <w:rPr>
-      <w:rFonts w:ascii="Arial Unicode MS" w:hAnsi="Arial Unicode MS" w:eastAsia="Arial Unicode MS" w:cs="Arial Unicode MS"/>
+      <w:rFonts w:ascii="Apple SD Gothic Neo" w:hAnsi="Apple SD Gothic Neo" w:eastAsia="Apple SD Gothic Neo" w:cs="Apple SD Gothic Neo"/>
     </w:rPr>
     <w:tblPr>
       <w:tblStyleRowBandSize w:val="1"/>
@@ -15871,7 +15893,7 @@
       <w:spacing w:after="0" w:line="240" w:lineRule="auto"/>
     </w:pPr>
     <w:rPr>
-      <w:rFonts w:ascii="Arial Unicode MS" w:hAnsi="Arial Unicode MS" w:eastAsia="Arial Unicode MS" w:cs="Arial Unicode MS"/>
+      <w:rFonts w:ascii="Apple SD Gothic Neo" w:hAnsi="Apple SD Gothic Neo" w:eastAsia="Apple SD Gothic Neo" w:cs="Apple SD Gothic Neo"/>
     </w:rPr>
     <w:tblPr>
       <w:tblStyleRowBandSize w:val="1"/>
@@ -15947,7 +15969,7 @@
       <w:spacing w:after="0" w:line="240" w:lineRule="auto"/>
     </w:pPr>
     <w:rPr>
-      <w:rFonts w:ascii="Arial Unicode MS" w:hAnsi="Arial Unicode MS" w:eastAsia="Arial Unicode MS" w:cs="Arial Unicode MS"/>
+      <w:rFonts w:ascii="Apple SD Gothic Neo" w:hAnsi="Apple SD Gothic Neo" w:eastAsia="Apple SD Gothic Neo" w:cs="Apple SD Gothic Neo"/>
     </w:rPr>
     <w:tblPr>
       <w:tblStyleRowBandSize w:val="1"/>
@@ -16023,7 +16045,7 @@
       <w:spacing w:after="0" w:line="240" w:lineRule="auto"/>
     </w:pPr>
     <w:rPr>
-      <w:rFonts w:ascii="Arial Unicode MS" w:hAnsi="Arial Unicode MS" w:eastAsia="Arial Unicode MS" w:cs="Arial Unicode MS"/>
+      <w:rFonts w:ascii="Apple SD Gothic Neo" w:hAnsi="Apple SD Gothic Neo" w:eastAsia="Apple SD Gothic Neo" w:cs="Apple SD Gothic Neo"/>
     </w:rPr>
     <w:tblPr>
       <w:tblStyleRowBandSize w:val="1"/>
@@ -16099,7 +16121,7 @@
       <w:spacing w:after="0" w:line="240" w:lineRule="auto"/>
     </w:pPr>
     <w:rPr>
-      <w:rFonts w:ascii="Arial Unicode MS" w:hAnsi="Arial Unicode MS" w:eastAsia="Arial Unicode MS" w:cs="Arial Unicode MS"/>
+      <w:rFonts w:ascii="Apple SD Gothic Neo" w:hAnsi="Apple SD Gothic Neo" w:eastAsia="Apple SD Gothic Neo" w:cs="Apple SD Gothic Neo"/>
     </w:rPr>
     <w:tblPr>
       <w:tblStyleRowBandSize w:val="1"/>
@@ -16175,7 +16197,7 @@
       <w:spacing w:after="0" w:line="240" w:lineRule="auto"/>
     </w:pPr>
     <w:rPr>
-      <w:rFonts w:ascii="Arial Unicode MS" w:hAnsi="Arial Unicode MS" w:eastAsia="Arial Unicode MS" w:cs="Arial Unicode MS"/>
+      <w:rFonts w:ascii="Apple SD Gothic Neo" w:hAnsi="Apple SD Gothic Neo" w:eastAsia="Apple SD Gothic Neo" w:cs="Apple SD Gothic Neo"/>
     </w:rPr>
     <w:tblPr>
       <w:tblStyleRowBandSize w:val="1"/>
@@ -16251,7 +16273,7 @@
       <w:spacing w:after="0" w:line="240" w:lineRule="auto"/>
     </w:pPr>
     <w:rPr>
-      <w:rFonts w:ascii="Arial Unicode MS" w:hAnsi="Arial Unicode MS" w:eastAsia="Arial Unicode MS" w:cs="Arial Unicode MS"/>
+      <w:rFonts w:ascii="Apple SD Gothic Neo" w:hAnsi="Apple SD Gothic Neo" w:eastAsia="Apple SD Gothic Neo" w:cs="Apple SD Gothic Neo"/>
     </w:rPr>
     <w:tblPr>
       <w:tblStyleRowBandSize w:val="1"/>
@@ -16327,7 +16349,7 @@
       <w:spacing w:after="0" w:line="240" w:lineRule="auto"/>
     </w:pPr>
     <w:rPr>
-      <w:rFonts w:asciiTheme="majorHAnsi" w:eastAsiaTheme="majorEastAsia" w:hAnsiTheme="majorHAnsi" w:cstheme="majorBidi" w:ascii="Arial Unicode MS" w:hAnsi="Arial Unicode MS" w:eastAsia="Arial Unicode MS" w:cs="Arial Unicode MS"/>
+      <w:rFonts w:asciiTheme="majorHAnsi" w:eastAsiaTheme="majorEastAsia" w:hAnsiTheme="majorHAnsi" w:cstheme="majorBidi" w:ascii="Apple SD Gothic Neo" w:hAnsi="Apple SD Gothic Neo" w:eastAsia="Apple SD Gothic Neo" w:cs="Apple SD Gothic Neo"/>
       <w:color w:val="000000" w:themeColor="text1"/>
     </w:rPr>
     <w:tblPr>
@@ -16452,7 +16474,7 @@
       <w:spacing w:after="0" w:line="240" w:lineRule="auto"/>
     </w:pPr>
     <w:rPr>
-      <w:rFonts w:asciiTheme="majorHAnsi" w:eastAsiaTheme="majorEastAsia" w:hAnsiTheme="majorHAnsi" w:cstheme="majorBidi" w:ascii="Arial Unicode MS" w:hAnsi="Arial Unicode MS" w:eastAsia="Arial Unicode MS" w:cs="Arial Unicode MS"/>
+      <w:rFonts w:asciiTheme="majorHAnsi" w:eastAsiaTheme="majorEastAsia" w:hAnsiTheme="majorHAnsi" w:cstheme="majorBidi" w:ascii="Apple SD Gothic Neo" w:hAnsi="Apple SD Gothic Neo" w:eastAsia="Apple SD Gothic Neo" w:cs="Apple SD Gothic Neo"/>
       <w:color w:val="000000" w:themeColor="text1"/>
     </w:rPr>
     <w:tblPr>
@@ -16577,7 +16599,7 @@
       <w:spacing w:after="0" w:line="240" w:lineRule="auto"/>
     </w:pPr>
     <w:rPr>
-      <w:rFonts w:asciiTheme="majorHAnsi" w:eastAsiaTheme="majorEastAsia" w:hAnsiTheme="majorHAnsi" w:cstheme="majorBidi" w:ascii="Arial Unicode MS" w:hAnsi="Arial Unicode MS" w:eastAsia="Arial Unicode MS" w:cs="Arial Unicode MS"/>
+      <w:rFonts w:asciiTheme="majorHAnsi" w:eastAsiaTheme="majorEastAsia" w:hAnsiTheme="majorHAnsi" w:cstheme="majorBidi" w:ascii="Apple SD Gothic Neo" w:hAnsi="Apple SD Gothic Neo" w:eastAsia="Apple SD Gothic Neo" w:cs="Apple SD Gothic Neo"/>
       <w:color w:val="000000" w:themeColor="text1"/>
     </w:rPr>
     <w:tblPr>
@@ -16702,7 +16724,7 @@
       <w:spacing w:after="0" w:line="240" w:lineRule="auto"/>
     </w:pPr>
     <w:rPr>
-      <w:rFonts w:asciiTheme="majorHAnsi" w:eastAsiaTheme="majorEastAsia" w:hAnsiTheme="majorHAnsi" w:cstheme="majorBidi" w:ascii="Arial Unicode MS" w:hAnsi="Arial Unicode MS" w:eastAsia="Arial Unicode MS" w:cs="Arial Unicode MS"/>
+      <w:rFonts w:asciiTheme="majorHAnsi" w:eastAsiaTheme="majorEastAsia" w:hAnsiTheme="majorHAnsi" w:cstheme="majorBidi" w:ascii="Apple SD Gothic Neo" w:hAnsi="Apple SD Gothic Neo" w:eastAsia="Apple SD Gothic Neo" w:cs="Apple SD Gothic Neo"/>
       <w:color w:val="000000" w:themeColor="text1"/>
     </w:rPr>
     <w:tblPr>
@@ -16827,7 +16849,7 @@
       <w:spacing w:after="0" w:line="240" w:lineRule="auto"/>
     </w:pPr>
     <w:rPr>
-      <w:rFonts w:asciiTheme="majorHAnsi" w:eastAsiaTheme="majorEastAsia" w:hAnsiTheme="majorHAnsi" w:cstheme="majorBidi" w:ascii="Arial Unicode MS" w:hAnsi="Arial Unicode MS" w:eastAsia="Arial Unicode MS" w:cs="Arial Unicode MS"/>
+      <w:rFonts w:asciiTheme="majorHAnsi" w:eastAsiaTheme="majorEastAsia" w:hAnsiTheme="majorHAnsi" w:cstheme="majorBidi" w:ascii="Apple SD Gothic Neo" w:hAnsi="Apple SD Gothic Neo" w:eastAsia="Apple SD Gothic Neo" w:cs="Apple SD Gothic Neo"/>
       <w:color w:val="000000" w:themeColor="text1"/>
     </w:rPr>
     <w:tblPr>
@@ -16952,7 +16974,7 @@
       <w:spacing w:after="0" w:line="240" w:lineRule="auto"/>
     </w:pPr>
     <w:rPr>
-      <w:rFonts w:asciiTheme="majorHAnsi" w:eastAsiaTheme="majorEastAsia" w:hAnsiTheme="majorHAnsi" w:cstheme="majorBidi" w:ascii="Arial Unicode MS" w:hAnsi="Arial Unicode MS" w:eastAsia="Arial Unicode MS" w:cs="Arial Unicode MS"/>
+      <w:rFonts w:asciiTheme="majorHAnsi" w:eastAsiaTheme="majorEastAsia" w:hAnsiTheme="majorHAnsi" w:cstheme="majorBidi" w:ascii="Apple SD Gothic Neo" w:hAnsi="Apple SD Gothic Neo" w:eastAsia="Apple SD Gothic Neo" w:cs="Apple SD Gothic Neo"/>
       <w:color w:val="000000" w:themeColor="text1"/>
     </w:rPr>
     <w:tblPr>
@@ -17077,7 +17099,7 @@
       <w:spacing w:after="0" w:line="240" w:lineRule="auto"/>
     </w:pPr>
     <w:rPr>
-      <w:rFonts w:asciiTheme="majorHAnsi" w:eastAsiaTheme="majorEastAsia" w:hAnsiTheme="majorHAnsi" w:cstheme="majorBidi" w:ascii="Arial Unicode MS" w:hAnsi="Arial Unicode MS" w:eastAsia="Arial Unicode MS" w:cs="Arial Unicode MS"/>
+      <w:rFonts w:asciiTheme="majorHAnsi" w:eastAsiaTheme="majorEastAsia" w:hAnsiTheme="majorHAnsi" w:cstheme="majorBidi" w:ascii="Apple SD Gothic Neo" w:hAnsi="Apple SD Gothic Neo" w:eastAsia="Apple SD Gothic Neo" w:cs="Apple SD Gothic Neo"/>
       <w:color w:val="000000" w:themeColor="text1"/>
     </w:rPr>
     <w:tblPr>
@@ -17202,7 +17224,7 @@
       <w:spacing w:after="0" w:line="240" w:lineRule="auto"/>
     </w:pPr>
     <w:rPr>
-      <w:rFonts w:ascii="Arial Unicode MS" w:hAnsi="Arial Unicode MS" w:eastAsia="Arial Unicode MS" w:cs="Arial Unicode MS"/>
+      <w:rFonts w:ascii="Apple SD Gothic Neo" w:hAnsi="Apple SD Gothic Neo" w:eastAsia="Apple SD Gothic Neo" w:cs="Apple SD Gothic Neo"/>
     </w:rPr>
     <w:tblPr>
       <w:tblStyleRowBandSize w:val="1"/>
@@ -17346,7 +17368,7 @@
       <w:spacing w:after="0" w:line="240" w:lineRule="auto"/>
     </w:pPr>
     <w:rPr>
-      <w:rFonts w:ascii="Arial Unicode MS" w:hAnsi="Arial Unicode MS" w:eastAsia="Arial Unicode MS" w:cs="Arial Unicode MS"/>
+      <w:rFonts w:ascii="Apple SD Gothic Neo" w:hAnsi="Apple SD Gothic Neo" w:eastAsia="Apple SD Gothic Neo" w:cs="Apple SD Gothic Neo"/>
     </w:rPr>
     <w:tblPr>
       <w:tblStyleRowBandSize w:val="1"/>
@@ -17490,7 +17512,7 @@
       <w:spacing w:after="0" w:line="240" w:lineRule="auto"/>
     </w:pPr>
     <w:rPr>
-      <w:rFonts w:ascii="Arial Unicode MS" w:hAnsi="Arial Unicode MS" w:eastAsia="Arial Unicode MS" w:cs="Arial Unicode MS"/>
+      <w:rFonts w:ascii="Apple SD Gothic Neo" w:hAnsi="Apple SD Gothic Neo" w:eastAsia="Apple SD Gothic Neo" w:cs="Apple SD Gothic Neo"/>
     </w:rPr>
     <w:tblPr>
       <w:tblStyleRowBandSize w:val="1"/>
@@ -17634,7 +17656,7 @@
       <w:spacing w:after="0" w:line="240" w:lineRule="auto"/>
     </w:pPr>
     <w:rPr>
-      <w:rFonts w:ascii="Arial Unicode MS" w:hAnsi="Arial Unicode MS" w:eastAsia="Arial Unicode MS" w:cs="Arial Unicode MS"/>
+      <w:rFonts w:ascii="Apple SD Gothic Neo" w:hAnsi="Apple SD Gothic Neo" w:eastAsia="Apple SD Gothic Neo" w:cs="Apple SD Gothic Neo"/>
     </w:rPr>
     <w:tblPr>
       <w:tblStyleRowBandSize w:val="1"/>
@@ -17778,7 +17800,7 @@
       <w:spacing w:after="0" w:line="240" w:lineRule="auto"/>
     </w:pPr>
     <w:rPr>
-      <w:rFonts w:ascii="Arial Unicode MS" w:hAnsi="Arial Unicode MS" w:eastAsia="Arial Unicode MS" w:cs="Arial Unicode MS"/>
+      <w:rFonts w:ascii="Apple SD Gothic Neo" w:hAnsi="Apple SD Gothic Neo" w:eastAsia="Apple SD Gothic Neo" w:cs="Apple SD Gothic Neo"/>
     </w:rPr>
     <w:tblPr>
       <w:tblStyleRowBandSize w:val="1"/>
@@ -17922,7 +17944,7 @@
       <w:spacing w:after="0" w:line="240" w:lineRule="auto"/>
     </w:pPr>
     <w:rPr>
-      <w:rFonts w:ascii="Arial Unicode MS" w:hAnsi="Arial Unicode MS" w:eastAsia="Arial Unicode MS" w:cs="Arial Unicode MS"/>
+      <w:rFonts w:ascii="Apple SD Gothic Neo" w:hAnsi="Apple SD Gothic Neo" w:eastAsia="Apple SD Gothic Neo" w:cs="Apple SD Gothic Neo"/>
     </w:rPr>
     <w:tblPr>
       <w:tblStyleRowBandSize w:val="1"/>
@@ -18066,7 +18088,7 @@
       <w:spacing w:after="0" w:line="240" w:lineRule="auto"/>
     </w:pPr>
     <w:rPr>
-      <w:rFonts w:ascii="Arial Unicode MS" w:hAnsi="Arial Unicode MS" w:eastAsia="Arial Unicode MS" w:cs="Arial Unicode MS"/>
+      <w:rFonts w:ascii="Apple SD Gothic Neo" w:hAnsi="Apple SD Gothic Neo" w:eastAsia="Apple SD Gothic Neo" w:cs="Apple SD Gothic Neo"/>
     </w:rPr>
     <w:tblPr>
       <w:tblStyleRowBandSize w:val="1"/>
@@ -18210,7 +18232,7 @@
       <w:spacing w:after="0" w:line="240" w:lineRule="auto"/>
     </w:pPr>
     <w:rPr>
-      <w:rFonts w:ascii="Arial Unicode MS" w:hAnsi="Arial Unicode MS" w:eastAsia="Arial Unicode MS" w:cs="Arial Unicode MS"/>
+      <w:rFonts w:ascii="Apple SD Gothic Neo" w:hAnsi="Apple SD Gothic Neo" w:eastAsia="Apple SD Gothic Neo" w:cs="Apple SD Gothic Neo"/>
       <w:color w:val="FFFFFF" w:themeColor="background1"/>
     </w:rPr>
     <w:tblPr>
@@ -18325,7 +18347,7 @@
       <w:spacing w:after="0" w:line="240" w:lineRule="auto"/>
     </w:pPr>
     <w:rPr>
-      <w:rFonts w:ascii="Arial Unicode MS" w:hAnsi="Arial Unicode MS" w:eastAsia="Arial Unicode MS" w:cs="Arial Unicode MS"/>
+      <w:rFonts w:ascii="Apple SD Gothic Neo" w:hAnsi="Apple SD Gothic Neo" w:eastAsia="Apple SD Gothic Neo" w:cs="Apple SD Gothic Neo"/>
       <w:color w:val="FFFFFF" w:themeColor="background1"/>
     </w:rPr>
     <w:tblPr>
@@ -18440,7 +18462,7 @@
       <w:spacing w:after="0" w:line="240" w:lineRule="auto"/>
     </w:pPr>
     <w:rPr>
-      <w:rFonts w:ascii="Arial Unicode MS" w:hAnsi="Arial Unicode MS" w:eastAsia="Arial Unicode MS" w:cs="Arial Unicode MS"/>
+      <w:rFonts w:ascii="Apple SD Gothic Neo" w:hAnsi="Apple SD Gothic Neo" w:eastAsia="Apple SD Gothic Neo" w:cs="Apple SD Gothic Neo"/>
       <w:color w:val="FFFFFF" w:themeColor="background1"/>
     </w:rPr>
     <w:tblPr>
@@ -18555,7 +18577,7 @@
       <w:spacing w:after="0" w:line="240" w:lineRule="auto"/>
     </w:pPr>
     <w:rPr>
-      <w:rFonts w:ascii="Arial Unicode MS" w:hAnsi="Arial Unicode MS" w:eastAsia="Arial Unicode MS" w:cs="Arial Unicode MS"/>
+      <w:rFonts w:ascii="Apple SD Gothic Neo" w:hAnsi="Apple SD Gothic Neo" w:eastAsia="Apple SD Gothic Neo" w:cs="Apple SD Gothic Neo"/>
       <w:color w:val="FFFFFF" w:themeColor="background1"/>
     </w:rPr>
     <w:tblPr>
@@ -18670,7 +18692,7 @@
       <w:spacing w:after="0" w:line="240" w:lineRule="auto"/>
     </w:pPr>
     <w:rPr>
-      <w:rFonts w:ascii="Arial Unicode MS" w:hAnsi="Arial Unicode MS" w:eastAsia="Arial Unicode MS" w:cs="Arial Unicode MS"/>
+      <w:rFonts w:ascii="Apple SD Gothic Neo" w:hAnsi="Apple SD Gothic Neo" w:eastAsia="Apple SD Gothic Neo" w:cs="Apple SD Gothic Neo"/>
       <w:color w:val="FFFFFF" w:themeColor="background1"/>
     </w:rPr>
     <w:tblPr>
@@ -18785,7 +18807,7 @@
       <w:spacing w:after="0" w:line="240" w:lineRule="auto"/>
     </w:pPr>
     <w:rPr>
-      <w:rFonts w:ascii="Arial Unicode MS" w:hAnsi="Arial Unicode MS" w:eastAsia="Arial Unicode MS" w:cs="Arial Unicode MS"/>
+      <w:rFonts w:ascii="Apple SD Gothic Neo" w:hAnsi="Apple SD Gothic Neo" w:eastAsia="Apple SD Gothic Neo" w:cs="Apple SD Gothic Neo"/>
       <w:color w:val="FFFFFF" w:themeColor="background1"/>
     </w:rPr>
     <w:tblPr>
@@ -18900,7 +18922,7 @@
       <w:spacing w:after="0" w:line="240" w:lineRule="auto"/>
     </w:pPr>
     <w:rPr>
-      <w:rFonts w:ascii="Arial Unicode MS" w:hAnsi="Arial Unicode MS" w:eastAsia="Arial Unicode MS" w:cs="Arial Unicode MS"/>
+      <w:rFonts w:ascii="Apple SD Gothic Neo" w:hAnsi="Apple SD Gothic Neo" w:eastAsia="Apple SD Gothic Neo" w:cs="Apple SD Gothic Neo"/>
       <w:color w:val="FFFFFF" w:themeColor="background1"/>
     </w:rPr>
     <w:tblPr>
@@ -19015,7 +19037,7 @@
       <w:spacing w:after="0" w:line="240" w:lineRule="auto"/>
     </w:pPr>
     <w:rPr>
-      <w:rFonts w:ascii="Arial Unicode MS" w:hAnsi="Arial Unicode MS" w:eastAsia="Arial Unicode MS" w:cs="Arial Unicode MS"/>
+      <w:rFonts w:ascii="Apple SD Gothic Neo" w:hAnsi="Apple SD Gothic Neo" w:eastAsia="Apple SD Gothic Neo" w:cs="Apple SD Gothic Neo"/>
       <w:color w:val="000000" w:themeColor="text1"/>
     </w:rPr>
     <w:tblPr>
@@ -19138,7 +19160,7 @@
       <w:spacing w:after="0" w:line="240" w:lineRule="auto"/>
     </w:pPr>
     <w:rPr>
-      <w:rFonts w:ascii="Arial Unicode MS" w:hAnsi="Arial Unicode MS" w:eastAsia="Arial Unicode MS" w:cs="Arial Unicode MS"/>
+      <w:rFonts w:ascii="Apple SD Gothic Neo" w:hAnsi="Apple SD Gothic Neo" w:eastAsia="Apple SD Gothic Neo" w:cs="Apple SD Gothic Neo"/>
       <w:color w:val="000000" w:themeColor="text1"/>
     </w:rPr>
     <w:tblPr>
@@ -19261,7 +19283,7 @@
       <w:spacing w:after="0" w:line="240" w:lineRule="auto"/>
     </w:pPr>
     <w:rPr>
-      <w:rFonts w:ascii="Arial Unicode MS" w:hAnsi="Arial Unicode MS" w:eastAsia="Arial Unicode MS" w:cs="Arial Unicode MS"/>
+      <w:rFonts w:ascii="Apple SD Gothic Neo" w:hAnsi="Apple SD Gothic Neo" w:eastAsia="Apple SD Gothic Neo" w:cs="Apple SD Gothic Neo"/>
       <w:color w:val="000000" w:themeColor="text1"/>
     </w:rPr>
     <w:tblPr>
@@ -19384,7 +19406,7 @@
       <w:spacing w:after="0" w:line="240" w:lineRule="auto"/>
     </w:pPr>
     <w:rPr>
-      <w:rFonts w:ascii="Arial Unicode MS" w:hAnsi="Arial Unicode MS" w:eastAsia="Arial Unicode MS" w:cs="Arial Unicode MS"/>
+      <w:rFonts w:ascii="Apple SD Gothic Neo" w:hAnsi="Apple SD Gothic Neo" w:eastAsia="Apple SD Gothic Neo" w:cs="Apple SD Gothic Neo"/>
       <w:color w:val="000000" w:themeColor="text1"/>
     </w:rPr>
     <w:tblPr>
@@ -19497,7 +19519,7 @@
       <w:spacing w:after="0" w:line="240" w:lineRule="auto"/>
     </w:pPr>
     <w:rPr>
-      <w:rFonts w:ascii="Arial Unicode MS" w:hAnsi="Arial Unicode MS" w:eastAsia="Arial Unicode MS" w:cs="Arial Unicode MS"/>
+      <w:rFonts w:ascii="Apple SD Gothic Neo" w:hAnsi="Apple SD Gothic Neo" w:eastAsia="Apple SD Gothic Neo" w:cs="Apple SD Gothic Neo"/>
       <w:color w:val="000000" w:themeColor="text1"/>
     </w:rPr>
     <w:tblPr>
@@ -19620,7 +19642,7 @@
       <w:spacing w:after="0" w:line="240" w:lineRule="auto"/>
     </w:pPr>
     <w:rPr>
-      <w:rFonts w:ascii="Arial Unicode MS" w:hAnsi="Arial Unicode MS" w:eastAsia="Arial Unicode MS" w:cs="Arial Unicode MS"/>
+      <w:rFonts w:ascii="Apple SD Gothic Neo" w:hAnsi="Apple SD Gothic Neo" w:eastAsia="Apple SD Gothic Neo" w:cs="Apple SD Gothic Neo"/>
       <w:color w:val="000000" w:themeColor="text1"/>
     </w:rPr>
     <w:tblPr>
@@ -19743,7 +19765,7 @@
       <w:spacing w:after="0" w:line="240" w:lineRule="auto"/>
     </w:pPr>
     <w:rPr>
-      <w:rFonts w:ascii="Arial Unicode MS" w:hAnsi="Arial Unicode MS" w:eastAsia="Arial Unicode MS" w:cs="Arial Unicode MS"/>
+      <w:rFonts w:ascii="Apple SD Gothic Neo" w:hAnsi="Apple SD Gothic Neo" w:eastAsia="Apple SD Gothic Neo" w:cs="Apple SD Gothic Neo"/>
       <w:color w:val="000000" w:themeColor="text1"/>
     </w:rPr>
     <w:tblPr>
@@ -19866,7 +19888,7 @@
       <w:spacing w:after="0" w:line="240" w:lineRule="auto"/>
     </w:pPr>
     <w:rPr>
-      <w:rFonts w:ascii="Arial Unicode MS" w:hAnsi="Arial Unicode MS" w:eastAsia="Arial Unicode MS" w:cs="Arial Unicode MS"/>
+      <w:rFonts w:ascii="Apple SD Gothic Neo" w:hAnsi="Apple SD Gothic Neo" w:eastAsia="Apple SD Gothic Neo" w:cs="Apple SD Gothic Neo"/>
       <w:color w:val="000000" w:themeColor="text1"/>
     </w:rPr>
     <w:tblPr>
@@ -19953,7 +19975,7 @@
       <w:spacing w:after="0" w:line="240" w:lineRule="auto"/>
     </w:pPr>
     <w:rPr>
-      <w:rFonts w:ascii="Arial Unicode MS" w:hAnsi="Arial Unicode MS" w:eastAsia="Arial Unicode MS" w:cs="Arial Unicode MS"/>
+      <w:rFonts w:ascii="Apple SD Gothic Neo" w:hAnsi="Apple SD Gothic Neo" w:eastAsia="Apple SD Gothic Neo" w:cs="Apple SD Gothic Neo"/>
       <w:color w:val="000000" w:themeColor="text1"/>
     </w:rPr>
     <w:tblPr>
@@ -20040,7 +20062,7 @@
       <w:spacing w:after="0" w:line="240" w:lineRule="auto"/>
     </w:pPr>
     <w:rPr>
-      <w:rFonts w:ascii="Arial Unicode MS" w:hAnsi="Arial Unicode MS" w:eastAsia="Arial Unicode MS" w:cs="Arial Unicode MS"/>
+      <w:rFonts w:ascii="Apple SD Gothic Neo" w:hAnsi="Apple SD Gothic Neo" w:eastAsia="Apple SD Gothic Neo" w:cs="Apple SD Gothic Neo"/>
       <w:color w:val="000000" w:themeColor="text1"/>
     </w:rPr>
     <w:tblPr>
@@ -20127,7 +20149,7 @@
       <w:spacing w:after="0" w:line="240" w:lineRule="auto"/>
     </w:pPr>
     <w:rPr>
-      <w:rFonts w:ascii="Arial Unicode MS" w:hAnsi="Arial Unicode MS" w:eastAsia="Arial Unicode MS" w:cs="Arial Unicode MS"/>
+      <w:rFonts w:ascii="Apple SD Gothic Neo" w:hAnsi="Apple SD Gothic Neo" w:eastAsia="Apple SD Gothic Neo" w:cs="Apple SD Gothic Neo"/>
       <w:color w:val="000000" w:themeColor="text1"/>
     </w:rPr>
     <w:tblPr>
@@ -20214,7 +20236,7 @@
       <w:spacing w:after="0" w:line="240" w:lineRule="auto"/>
     </w:pPr>
     <w:rPr>
-      <w:rFonts w:ascii="Arial Unicode MS" w:hAnsi="Arial Unicode MS" w:eastAsia="Arial Unicode MS" w:cs="Arial Unicode MS"/>
+      <w:rFonts w:ascii="Apple SD Gothic Neo" w:hAnsi="Apple SD Gothic Neo" w:eastAsia="Apple SD Gothic Neo" w:cs="Apple SD Gothic Neo"/>
       <w:color w:val="000000" w:themeColor="text1"/>
     </w:rPr>
     <w:tblPr>
@@ -20301,7 +20323,7 @@
       <w:spacing w:after="0" w:line="240" w:lineRule="auto"/>
     </w:pPr>
     <w:rPr>
-      <w:rFonts w:ascii="Arial Unicode MS" w:hAnsi="Arial Unicode MS" w:eastAsia="Arial Unicode MS" w:cs="Arial Unicode MS"/>
+      <w:rFonts w:ascii="Apple SD Gothic Neo" w:hAnsi="Apple SD Gothic Neo" w:eastAsia="Apple SD Gothic Neo" w:cs="Apple SD Gothic Neo"/>
       <w:color w:val="000000" w:themeColor="text1"/>
     </w:rPr>
     <w:tblPr>
@@ -20388,7 +20410,7 @@
       <w:spacing w:after="0" w:line="240" w:lineRule="auto"/>
     </w:pPr>
     <w:rPr>
-      <w:rFonts w:ascii="Arial Unicode MS" w:hAnsi="Arial Unicode MS" w:eastAsia="Arial Unicode MS" w:cs="Arial Unicode MS"/>
+      <w:rFonts w:ascii="Apple SD Gothic Neo" w:hAnsi="Apple SD Gothic Neo" w:eastAsia="Apple SD Gothic Neo" w:cs="Apple SD Gothic Neo"/>
       <w:color w:val="000000" w:themeColor="text1"/>
     </w:rPr>
     <w:tblPr>
@@ -20475,7 +20497,7 @@
       <w:spacing w:after="0" w:line="240" w:lineRule="auto"/>
     </w:pPr>
     <w:rPr>
-      <w:rFonts w:ascii="Arial Unicode MS" w:hAnsi="Arial Unicode MS" w:eastAsia="Arial Unicode MS" w:cs="Arial Unicode MS"/>
+      <w:rFonts w:ascii="Apple SD Gothic Neo" w:hAnsi="Apple SD Gothic Neo" w:eastAsia="Apple SD Gothic Neo" w:cs="Apple SD Gothic Neo"/>
       <w:color w:val="000000" w:themeColor="text1"/>
     </w:rPr>
     <w:tblPr>
@@ -20556,7 +20578,7 @@
       <w:spacing w:after="0" w:line="240" w:lineRule="auto"/>
     </w:pPr>
     <w:rPr>
-      <w:rFonts w:ascii="Arial Unicode MS" w:hAnsi="Arial Unicode MS" w:eastAsia="Arial Unicode MS" w:cs="Arial Unicode MS"/>
+      <w:rFonts w:ascii="Apple SD Gothic Neo" w:hAnsi="Apple SD Gothic Neo" w:eastAsia="Apple SD Gothic Neo" w:cs="Apple SD Gothic Neo"/>
       <w:color w:val="000000" w:themeColor="text1"/>
     </w:rPr>
     <w:tblPr>
@@ -20637,7 +20659,7 @@
       <w:spacing w:after="0" w:line="240" w:lineRule="auto"/>
     </w:pPr>
     <w:rPr>
-      <w:rFonts w:ascii="Arial Unicode MS" w:hAnsi="Arial Unicode MS" w:eastAsia="Arial Unicode MS" w:cs="Arial Unicode MS"/>
+      <w:rFonts w:ascii="Apple SD Gothic Neo" w:hAnsi="Apple SD Gothic Neo" w:eastAsia="Apple SD Gothic Neo" w:cs="Apple SD Gothic Neo"/>
       <w:color w:val="000000" w:themeColor="text1"/>
     </w:rPr>
     <w:tblPr>
@@ -20718,7 +20740,7 @@
       <w:spacing w:after="0" w:line="240" w:lineRule="auto"/>
     </w:pPr>
     <w:rPr>
-      <w:rFonts w:ascii="Arial Unicode MS" w:hAnsi="Arial Unicode MS" w:eastAsia="Arial Unicode MS" w:cs="Arial Unicode MS"/>
+      <w:rFonts w:ascii="Apple SD Gothic Neo" w:hAnsi="Apple SD Gothic Neo" w:eastAsia="Apple SD Gothic Neo" w:cs="Apple SD Gothic Neo"/>
       <w:color w:val="000000" w:themeColor="text1"/>
     </w:rPr>
     <w:tblPr>
@@ -20799,7 +20821,7 @@
       <w:spacing w:after="0" w:line="240" w:lineRule="auto"/>
     </w:pPr>
     <w:rPr>
-      <w:rFonts w:ascii="Arial Unicode MS" w:hAnsi="Arial Unicode MS" w:eastAsia="Arial Unicode MS" w:cs="Arial Unicode MS"/>
+      <w:rFonts w:ascii="Apple SD Gothic Neo" w:hAnsi="Apple SD Gothic Neo" w:eastAsia="Apple SD Gothic Neo" w:cs="Apple SD Gothic Neo"/>
       <w:color w:val="000000" w:themeColor="text1"/>
     </w:rPr>
     <w:tblPr>
@@ -20880,7 +20902,7 @@
       <w:spacing w:after="0" w:line="240" w:lineRule="auto"/>
     </w:pPr>
     <w:rPr>
-      <w:rFonts w:ascii="Arial Unicode MS" w:hAnsi="Arial Unicode MS" w:eastAsia="Arial Unicode MS" w:cs="Arial Unicode MS"/>
+      <w:rFonts w:ascii="Apple SD Gothic Neo" w:hAnsi="Apple SD Gothic Neo" w:eastAsia="Apple SD Gothic Neo" w:cs="Apple SD Gothic Neo"/>
       <w:color w:val="000000" w:themeColor="text1"/>
     </w:rPr>
     <w:tblPr>
@@ -20961,7 +20983,7 @@
       <w:spacing w:after="0" w:line="240" w:lineRule="auto"/>
     </w:pPr>
     <w:rPr>
-      <w:rFonts w:ascii="Arial Unicode MS" w:hAnsi="Arial Unicode MS" w:eastAsia="Arial Unicode MS" w:cs="Arial Unicode MS"/>
+      <w:rFonts w:ascii="Apple SD Gothic Neo" w:hAnsi="Apple SD Gothic Neo" w:eastAsia="Apple SD Gothic Neo" w:cs="Apple SD Gothic Neo"/>
       <w:color w:val="000000" w:themeColor="text1"/>
     </w:rPr>
     <w:tblPr>

--- a/docs/user-guide/K8s-AI-Ops-Platform-menu-guide.docx
+++ b/docs/user-guide/K8s-AI-Ops-Platform-menu-guide.docx
@@ -10,7 +10,7 @@
       </w:pPr>
       <w:r>
         <w:rPr>
-          <w:rFonts w:ascii="Apple SD Gothic Neo" w:hAnsi="Apple SD Gothic Neo" w:eastAsia="Apple SD Gothic Neo" w:cs="Apple SD Gothic Neo"/>
+          <w:rFonts w:ascii="AppleGothic" w:hAnsi="AppleGothic" w:eastAsia="AppleGothic" w:cs="AppleGothic"/>
           <w:b/>
           <w:color w:val="000000"/>
           <w:sz w:val="47"/>
@@ -24,7 +24,7 @@
       </w:pPr>
       <w:r>
         <w:rPr>
-          <w:rFonts w:ascii="Apple SD Gothic Neo" w:hAnsi="Apple SD Gothic Neo" w:eastAsia="Apple SD Gothic Neo" w:cs="Apple SD Gothic Neo"/>
+          <w:rFonts w:ascii="AppleGothic" w:hAnsi="AppleGothic" w:eastAsia="AppleGothic" w:cs="AppleGothic"/>
         </w:rPr>
         <w:t>플랫폼 기능과 권장 운영 흐름</w:t>
       </w:r>
@@ -35,7 +35,7 @@
       </w:pPr>
       <w:r>
         <w:rPr>
-          <w:rFonts w:ascii="Apple SD Gothic Neo" w:hAnsi="Apple SD Gothic Neo" w:eastAsia="Apple SD Gothic Neo" w:cs="Apple SD Gothic Neo"/>
+          <w:rFonts w:ascii="AppleGothic" w:hAnsi="AppleGothic" w:eastAsia="AppleGothic" w:cs="AppleGothic"/>
           <w:color w:val="182433"/>
           <w:sz w:val="22"/>
         </w:rPr>
@@ -45,7 +45,7 @@
     <w:p>
       <w:r>
         <w:rPr>
-          <w:rFonts w:ascii="Apple SD Gothic Neo" w:hAnsi="Apple SD Gothic Neo" w:eastAsia="Apple SD Gothic Neo" w:cs="Apple SD Gothic Neo"/>
+          <w:rFonts w:ascii="AppleGothic" w:hAnsi="AppleGothic" w:eastAsia="AppleGothic" w:cs="AppleGothic"/>
         </w:rPr>
         <w:t>제품 방향  KlueOps는 Kubernetes 운영 AIOps와 Tenant별 Helm Application Delivery를 제공합니다. Argo CD나 Flux를 설치하거나 Git 상태를 지속 동기화하지 않으며, 별도 GitOps Controller의 책임과 섞지 않습니다.</w:t>
       </w:r>
@@ -91,7 +91,7 @@
             </w:pPr>
             <w:r>
               <w:rPr>
-                <w:rFonts w:ascii="Apple SD Gothic Neo" w:hAnsi="Apple SD Gothic Neo" w:eastAsia="Apple SD Gothic Neo" w:cs="Apple SD Gothic Neo"/>
+                <w:rFonts w:ascii="AppleGothic" w:hAnsi="AppleGothic" w:eastAsia="AppleGothic" w:cs="AppleGothic"/>
                 <w:b/>
                 <w:color w:val="FFFFFF"/>
                 <w:sz w:val="19"/>
@@ -126,7 +126,7 @@
             </w:pPr>
             <w:r>
               <w:rPr>
-                <w:rFonts w:ascii="Apple SD Gothic Neo" w:hAnsi="Apple SD Gothic Neo" w:eastAsia="Apple SD Gothic Neo" w:cs="Apple SD Gothic Neo"/>
+                <w:rFonts w:ascii="AppleGothic" w:hAnsi="AppleGothic" w:eastAsia="AppleGothic" w:cs="AppleGothic"/>
                 <w:b/>
                 <w:color w:val="FFFFFF"/>
                 <w:sz w:val="19"/>
@@ -163,7 +163,7 @@
             </w:pPr>
             <w:r>
               <w:rPr>
-                <w:rFonts w:ascii="Apple SD Gothic Neo" w:hAnsi="Apple SD Gothic Neo" w:eastAsia="Apple SD Gothic Neo" w:cs="Apple SD Gothic Neo"/>
+                <w:rFonts w:ascii="AppleGothic" w:hAnsi="AppleGothic" w:eastAsia="AppleGothic" w:cs="AppleGothic"/>
                 <w:color w:val="182433"/>
                 <w:sz w:val="18"/>
               </w:rPr>
@@ -197,7 +197,7 @@
             </w:pPr>
             <w:r>
               <w:rPr>
-                <w:rFonts w:ascii="Apple SD Gothic Neo" w:hAnsi="Apple SD Gothic Neo" w:eastAsia="Apple SD Gothic Neo" w:cs="Apple SD Gothic Neo"/>
+                <w:rFonts w:ascii="AppleGothic" w:hAnsi="AppleGothic" w:eastAsia="AppleGothic" w:cs="AppleGothic"/>
                 <w:color w:val="182433"/>
                 <w:sz w:val="18"/>
               </w:rPr>
@@ -233,7 +233,7 @@
             </w:pPr>
             <w:r>
               <w:rPr>
-                <w:rFonts w:ascii="Apple SD Gothic Neo" w:hAnsi="Apple SD Gothic Neo" w:eastAsia="Apple SD Gothic Neo" w:cs="Apple SD Gothic Neo"/>
+                <w:rFonts w:ascii="AppleGothic" w:hAnsi="AppleGothic" w:eastAsia="AppleGothic" w:cs="AppleGothic"/>
                 <w:color w:val="182433"/>
                 <w:sz w:val="18"/>
               </w:rPr>
@@ -267,7 +267,7 @@
             </w:pPr>
             <w:r>
               <w:rPr>
-                <w:rFonts w:ascii="Apple SD Gothic Neo" w:hAnsi="Apple SD Gothic Neo" w:eastAsia="Apple SD Gothic Neo" w:cs="Apple SD Gothic Neo"/>
+                <w:rFonts w:ascii="AppleGothic" w:hAnsi="AppleGothic" w:eastAsia="AppleGothic" w:cs="AppleGothic"/>
                 <w:color w:val="182433"/>
                 <w:sz w:val="18"/>
               </w:rPr>
@@ -303,7 +303,7 @@
             </w:pPr>
             <w:r>
               <w:rPr>
-                <w:rFonts w:ascii="Apple SD Gothic Neo" w:hAnsi="Apple SD Gothic Neo" w:eastAsia="Apple SD Gothic Neo" w:cs="Apple SD Gothic Neo"/>
+                <w:rFonts w:ascii="AppleGothic" w:hAnsi="AppleGothic" w:eastAsia="AppleGothic" w:cs="AppleGothic"/>
                 <w:color w:val="182433"/>
                 <w:sz w:val="18"/>
               </w:rPr>
@@ -337,7 +337,7 @@
             </w:pPr>
             <w:r>
               <w:rPr>
-                <w:rFonts w:ascii="Apple SD Gothic Neo" w:hAnsi="Apple SD Gothic Neo" w:eastAsia="Apple SD Gothic Neo" w:cs="Apple SD Gothic Neo"/>
+                <w:rFonts w:ascii="AppleGothic" w:hAnsi="AppleGothic" w:eastAsia="AppleGothic" w:cs="AppleGothic"/>
                 <w:color w:val="182433"/>
                 <w:sz w:val="18"/>
               </w:rPr>
@@ -373,7 +373,7 @@
             </w:pPr>
             <w:r>
               <w:rPr>
-                <w:rFonts w:ascii="Apple SD Gothic Neo" w:hAnsi="Apple SD Gothic Neo" w:eastAsia="Apple SD Gothic Neo" w:cs="Apple SD Gothic Neo"/>
+                <w:rFonts w:ascii="AppleGothic" w:hAnsi="AppleGothic" w:eastAsia="AppleGothic" w:cs="AppleGothic"/>
                 <w:color w:val="182433"/>
                 <w:sz w:val="18"/>
               </w:rPr>
@@ -407,7 +407,7 @@
             </w:pPr>
             <w:r>
               <w:rPr>
-                <w:rFonts w:ascii="Apple SD Gothic Neo" w:hAnsi="Apple SD Gothic Neo" w:eastAsia="Apple SD Gothic Neo" w:cs="Apple SD Gothic Neo"/>
+                <w:rFonts w:ascii="AppleGothic" w:hAnsi="AppleGothic" w:eastAsia="AppleGothic" w:cs="AppleGothic"/>
                 <w:color w:val="182433"/>
                 <w:sz w:val="18"/>
               </w:rPr>
@@ -425,7 +425,7 @@
       </w:pPr>
       <w:r>
         <w:rPr>
-          <w:rFonts w:ascii="Apple SD Gothic Neo" w:hAnsi="Apple SD Gothic Neo" w:eastAsia="Apple SD Gothic Neo" w:cs="Apple SD Gothic Neo"/>
+          <w:rFonts w:ascii="AppleGothic" w:hAnsi="AppleGothic" w:eastAsia="AppleGothic" w:cs="AppleGothic"/>
           <w:b/>
           <w:color w:val="000000"/>
           <w:sz w:val="40"/>
@@ -436,7 +436,7 @@
     <w:p>
       <w:r>
         <w:rPr>
-          <w:rFonts w:ascii="Apple SD Gothic Neo" w:hAnsi="Apple SD Gothic Neo" w:eastAsia="Apple SD Gothic Neo" w:cs="Apple SD Gothic Neo"/>
+          <w:rFonts w:ascii="AppleGothic" w:hAnsi="AppleGothic" w:eastAsia="AppleGothic" w:cs="AppleGothic"/>
         </w:rPr>
         <w:t>좌측 메뉴는 개요, 운영 대응, 인프라, Application Delivery, AI 운영, 거버넌스, 플랫폼 설정과 개인 영역으로 구성됩니다. 구조는 화면마다 바뀌지 않으며, 로그인 사용자의 capability와 Tenant 기능 정책에 따라 접근할 수 없는 그룹은 제목과 메뉴를 함께 숨깁니다.</w:t>
       </w:r>
@@ -479,7 +479,7 @@
             </w:pPr>
             <w:r>
               <w:rPr>
-                <w:rFonts w:ascii="Apple SD Gothic Neo" w:hAnsi="Apple SD Gothic Neo" w:eastAsia="Apple SD Gothic Neo" w:cs="Apple SD Gothic Neo"/>
+                <w:rFonts w:ascii="AppleGothic" w:hAnsi="AppleGothic" w:eastAsia="AppleGothic" w:cs="AppleGothic"/>
                 <w:b/>
                 <w:sz w:val="18"/>
                 <w:color w:val="FFFFFF"/>
@@ -506,7 +506,7 @@
             </w:pPr>
             <w:r>
               <w:rPr>
-                <w:rFonts w:ascii="Apple SD Gothic Neo" w:hAnsi="Apple SD Gothic Neo" w:eastAsia="Apple SD Gothic Neo" w:cs="Apple SD Gothic Neo"/>
+                <w:rFonts w:ascii="AppleGothic" w:hAnsi="AppleGothic" w:eastAsia="AppleGothic" w:cs="AppleGothic"/>
                 <w:b/>
                 <w:sz w:val="18"/>
                 <w:color w:val="FFFFFF"/>
@@ -535,7 +535,7 @@
             </w:pPr>
             <w:r>
               <w:rPr>
-                <w:rFonts w:ascii="Apple SD Gothic Neo" w:hAnsi="Apple SD Gothic Neo" w:eastAsia="Apple SD Gothic Neo" w:cs="Apple SD Gothic Neo"/>
+                <w:rFonts w:ascii="AppleGothic" w:hAnsi="AppleGothic" w:eastAsia="AppleGothic" w:cs="AppleGothic"/>
                 <w:b/>
                 <w:sz w:val="17"/>
               </w:rPr>
@@ -561,7 +561,7 @@
             </w:pPr>
             <w:r>
               <w:rPr>
-                <w:rFonts w:ascii="Apple SD Gothic Neo" w:hAnsi="Apple SD Gothic Neo" w:eastAsia="Apple SD Gothic Neo" w:cs="Apple SD Gothic Neo"/>
+                <w:rFonts w:ascii="AppleGothic" w:hAnsi="AppleGothic" w:eastAsia="AppleGothic" w:cs="AppleGothic"/>
                 <w:b w:val="0"/>
                 <w:sz w:val="17"/>
               </w:rPr>
@@ -590,7 +590,7 @@
             </w:pPr>
             <w:r>
               <w:rPr>
-                <w:rFonts w:ascii="Apple SD Gothic Neo" w:hAnsi="Apple SD Gothic Neo" w:eastAsia="Apple SD Gothic Neo" w:cs="Apple SD Gothic Neo"/>
+                <w:rFonts w:ascii="AppleGothic" w:hAnsi="AppleGothic" w:eastAsia="AppleGothic" w:cs="AppleGothic"/>
                 <w:b/>
                 <w:sz w:val="17"/>
               </w:rPr>
@@ -617,7 +617,7 @@
             </w:pPr>
             <w:r>
               <w:rPr>
-                <w:rFonts w:ascii="Apple SD Gothic Neo" w:hAnsi="Apple SD Gothic Neo" w:eastAsia="Apple SD Gothic Neo" w:cs="Apple SD Gothic Neo"/>
+                <w:rFonts w:ascii="AppleGothic" w:hAnsi="AppleGothic" w:eastAsia="AppleGothic" w:cs="AppleGothic"/>
                 <w:b w:val="0"/>
                 <w:sz w:val="17"/>
               </w:rPr>
@@ -645,7 +645,7 @@
             </w:pPr>
             <w:r>
               <w:rPr>
-                <w:rFonts w:ascii="Apple SD Gothic Neo" w:hAnsi="Apple SD Gothic Neo" w:eastAsia="Apple SD Gothic Neo" w:cs="Apple SD Gothic Neo"/>
+                <w:rFonts w:ascii="AppleGothic" w:hAnsi="AppleGothic" w:eastAsia="AppleGothic" w:cs="AppleGothic"/>
                 <w:b/>
                 <w:sz w:val="17"/>
               </w:rPr>
@@ -671,7 +671,7 @@
             </w:pPr>
             <w:r>
               <w:rPr>
-                <w:rFonts w:ascii="Apple SD Gothic Neo" w:hAnsi="Apple SD Gothic Neo" w:eastAsia="Apple SD Gothic Neo" w:cs="Apple SD Gothic Neo"/>
+                <w:rFonts w:ascii="AppleGothic" w:hAnsi="AppleGothic" w:eastAsia="AppleGothic" w:cs="AppleGothic"/>
                 <w:b w:val="0"/>
                 <w:sz w:val="17"/>
               </w:rPr>
@@ -700,7 +700,7 @@
             </w:pPr>
             <w:r>
               <w:rPr>
-                <w:rFonts w:ascii="Apple SD Gothic Neo" w:hAnsi="Apple SD Gothic Neo" w:eastAsia="Apple SD Gothic Neo" w:cs="Apple SD Gothic Neo"/>
+                <w:rFonts w:ascii="AppleGothic" w:hAnsi="AppleGothic" w:eastAsia="AppleGothic" w:cs="AppleGothic"/>
                 <w:b/>
                 <w:sz w:val="17"/>
               </w:rPr>
@@ -727,7 +727,7 @@
             </w:pPr>
             <w:r>
               <w:rPr>
-                <w:rFonts w:ascii="Apple SD Gothic Neo" w:hAnsi="Apple SD Gothic Neo" w:eastAsia="Apple SD Gothic Neo" w:cs="Apple SD Gothic Neo"/>
+                <w:rFonts w:ascii="AppleGothic" w:hAnsi="AppleGothic" w:eastAsia="AppleGothic" w:cs="AppleGothic"/>
                 <w:b w:val="0"/>
                 <w:sz w:val="17"/>
               </w:rPr>
@@ -755,7 +755,7 @@
             </w:pPr>
             <w:r>
               <w:rPr>
-                <w:rFonts w:ascii="Apple SD Gothic Neo" w:hAnsi="Apple SD Gothic Neo" w:eastAsia="Apple SD Gothic Neo" w:cs="Apple SD Gothic Neo"/>
+                <w:rFonts w:ascii="AppleGothic" w:hAnsi="AppleGothic" w:eastAsia="AppleGothic" w:cs="AppleGothic"/>
                 <w:b/>
                 <w:sz w:val="17"/>
               </w:rPr>
@@ -781,7 +781,7 @@
             </w:pPr>
             <w:r>
               <w:rPr>
-                <w:rFonts w:ascii="Apple SD Gothic Neo" w:hAnsi="Apple SD Gothic Neo" w:eastAsia="Apple SD Gothic Neo" w:cs="Apple SD Gothic Neo"/>
+                <w:rFonts w:ascii="AppleGothic" w:hAnsi="AppleGothic" w:eastAsia="AppleGothic" w:cs="AppleGothic"/>
                 <w:b w:val="0"/>
                 <w:sz w:val="17"/>
               </w:rPr>
@@ -810,7 +810,7 @@
             </w:pPr>
             <w:r>
               <w:rPr>
-                <w:rFonts w:ascii="Apple SD Gothic Neo" w:hAnsi="Apple SD Gothic Neo" w:eastAsia="Apple SD Gothic Neo" w:cs="Apple SD Gothic Neo"/>
+                <w:rFonts w:ascii="AppleGothic" w:hAnsi="AppleGothic" w:eastAsia="AppleGothic" w:cs="AppleGothic"/>
                 <w:b/>
                 <w:sz w:val="17"/>
               </w:rPr>
@@ -837,7 +837,7 @@
             </w:pPr>
             <w:r>
               <w:rPr>
-                <w:rFonts w:ascii="Apple SD Gothic Neo" w:hAnsi="Apple SD Gothic Neo" w:eastAsia="Apple SD Gothic Neo" w:cs="Apple SD Gothic Neo"/>
+                <w:rFonts w:ascii="AppleGothic" w:hAnsi="AppleGothic" w:eastAsia="AppleGothic" w:cs="AppleGothic"/>
                 <w:b w:val="0"/>
                 <w:sz w:val="17"/>
               </w:rPr>
@@ -865,7 +865,7 @@
             </w:pPr>
             <w:r>
               <w:rPr>
-                <w:rFonts w:ascii="Apple SD Gothic Neo" w:hAnsi="Apple SD Gothic Neo" w:eastAsia="Apple SD Gothic Neo" w:cs="Apple SD Gothic Neo"/>
+                <w:rFonts w:ascii="AppleGothic" w:hAnsi="AppleGothic" w:eastAsia="AppleGothic" w:cs="AppleGothic"/>
                 <w:b/>
                 <w:sz w:val="17"/>
               </w:rPr>
@@ -891,7 +891,7 @@
             </w:pPr>
             <w:r>
               <w:rPr>
-                <w:rFonts w:ascii="Apple SD Gothic Neo" w:hAnsi="Apple SD Gothic Neo" w:eastAsia="Apple SD Gothic Neo" w:cs="Apple SD Gothic Neo"/>
+                <w:rFonts w:ascii="AppleGothic" w:hAnsi="AppleGothic" w:eastAsia="AppleGothic" w:cs="AppleGothic"/>
                 <w:b w:val="0"/>
                 <w:sz w:val="17"/>
               </w:rPr>
@@ -920,7 +920,7 @@
             </w:pPr>
             <w:r>
               <w:rPr>
-                <w:rFonts w:ascii="Apple SD Gothic Neo" w:hAnsi="Apple SD Gothic Neo" w:eastAsia="Apple SD Gothic Neo" w:cs="Apple SD Gothic Neo"/>
+                <w:rFonts w:ascii="AppleGothic" w:hAnsi="AppleGothic" w:eastAsia="AppleGothic" w:cs="AppleGothic"/>
                 <w:b/>
                 <w:sz w:val="17"/>
               </w:rPr>
@@ -947,7 +947,7 @@
             </w:pPr>
             <w:r>
               <w:rPr>
-                <w:rFonts w:ascii="Apple SD Gothic Neo" w:hAnsi="Apple SD Gothic Neo" w:eastAsia="Apple SD Gothic Neo" w:cs="Apple SD Gothic Neo"/>
+                <w:rFonts w:ascii="AppleGothic" w:hAnsi="AppleGothic" w:eastAsia="AppleGothic" w:cs="AppleGothic"/>
                 <w:b w:val="0"/>
                 <w:sz w:val="17"/>
               </w:rPr>
@@ -964,7 +964,7 @@
       </w:pPr>
       <w:r>
         <w:rPr>
-          <w:rFonts w:ascii="Apple SD Gothic Neo" w:hAnsi="Apple SD Gothic Neo" w:eastAsia="Apple SD Gothic Neo" w:cs="Apple SD Gothic Neo"/>
+          <w:rFonts w:ascii="AppleGothic" w:hAnsi="AppleGothic" w:eastAsia="AppleGothic" w:cs="AppleGothic"/>
         </w:rPr>
         <w:t>그림 1 역할과 기능에 따른 좌측 메뉴 그룹</w:t>
       </w:r>
@@ -975,7 +975,7 @@
       </w:pPr>
       <w:r>
         <w:rPr>
-          <w:rFonts w:ascii="Apple SD Gothic Neo" w:hAnsi="Apple SD Gothic Neo" w:eastAsia="Apple SD Gothic Neo" w:cs="Apple SD Gothic Neo"/>
+          <w:rFonts w:ascii="AppleGothic" w:hAnsi="AppleGothic" w:eastAsia="AppleGothic" w:cs="AppleGothic"/>
         </w:rPr>
         <w:t>공통 화면 요소</w:t>
       </w:r>
@@ -986,7 +986,7 @@
       </w:pPr>
       <w:r>
         <w:rPr>
-          <w:rFonts w:ascii="Apple SD Gothic Neo" w:hAnsi="Apple SD Gothic Neo" w:eastAsia="Apple SD Gothic Neo" w:cs="Apple SD Gothic Neo"/>
+          <w:rFonts w:ascii="AppleGothic" w:hAnsi="AppleGothic" w:eastAsia="AppleGothic" w:cs="AppleGothic"/>
         </w:rPr>
         <w:t>상단 컨텍스트 바에서 현재 Tenant와 Workspace를 확인하고 변경합니다. 목록과 분석 결과는 선택한 운영 범위에 맞춰 다시 조회됩니다.</w:t>
       </w:r>
@@ -997,7 +997,7 @@
       </w:pPr>
       <w:r>
         <w:rPr>
-          <w:rFonts w:ascii="Apple SD Gothic Neo" w:hAnsi="Apple SD Gothic Neo" w:eastAsia="Apple SD Gothic Neo" w:cs="Apple SD Gothic Neo"/>
+          <w:rFonts w:ascii="AppleGothic" w:hAnsi="AppleGothic" w:eastAsia="AppleGothic" w:cs="AppleGothic"/>
         </w:rPr>
         <w:t>짙은 좌측 내비게이션은 기능을 업무 영역별로 구분하며 현재 메뉴를 파란 표시선으로 보여줍니다. 권한이 없는 그룹은 제목과 메뉴를 함께 표시하지 않습니다.</w:t>
       </w:r>
@@ -1008,7 +1008,7 @@
       </w:pPr>
       <w:r>
         <w:rPr>
-          <w:rFonts w:ascii="Apple SD Gothic Neo" w:hAnsi="Apple SD Gothic Neo" w:eastAsia="Apple SD Gothic Neo" w:cs="Apple SD Gothic Neo"/>
+          <w:rFonts w:ascii="AppleGothic" w:hAnsi="AppleGothic" w:eastAsia="AppleGothic" w:cs="AppleGothic"/>
         </w:rPr>
         <w:t>상단 검색과 운영 알림은 어느 메뉴에서도 사용할 수 있으며, 알림을 열면 관련 화면으로 이동할 수 있습니다.</w:t>
       </w:r>
@@ -1019,7 +1019,7 @@
       </w:pPr>
       <w:r>
         <w:rPr>
-          <w:rFonts w:ascii="Apple SD Gothic Neo" w:hAnsi="Apple SD Gothic Neo" w:eastAsia="Apple SD Gothic Neo" w:cs="Apple SD Gothic Neo"/>
+          <w:rFonts w:ascii="AppleGothic" w:hAnsi="AppleGothic" w:eastAsia="AppleGothic" w:cs="AppleGothic"/>
         </w:rPr>
         <w:t>좁은 화면에서는 메뉴 버튼으로 내비게이션을 열고, 배경을 선택하거나 메뉴를 고르면 자동으로 닫힙니다.</w:t>
       </w:r>
@@ -1068,7 +1068,7 @@
             </w:pPr>
             <w:r>
               <w:rPr>
-                <w:rFonts w:ascii="Apple SD Gothic Neo" w:hAnsi="Apple SD Gothic Neo" w:eastAsia="Apple SD Gothic Neo" w:cs="Apple SD Gothic Neo"/>
+                <w:rFonts w:ascii="AppleGothic" w:hAnsi="AppleGothic" w:eastAsia="AppleGothic" w:cs="AppleGothic"/>
                 <w:b/>
                 <w:color w:val="FFFFFF"/>
                 <w:sz w:val="17"/>
@@ -1104,7 +1104,7 @@
             </w:pPr>
             <w:r>
               <w:rPr>
-                <w:rFonts w:ascii="Apple SD Gothic Neo" w:hAnsi="Apple SD Gothic Neo" w:eastAsia="Apple SD Gothic Neo" w:cs="Apple SD Gothic Neo"/>
+                <w:rFonts w:ascii="AppleGothic" w:hAnsi="AppleGothic" w:eastAsia="AppleGothic" w:cs="AppleGothic"/>
                 <w:b/>
                 <w:color w:val="FFFFFF"/>
                 <w:sz w:val="17"/>
@@ -1140,7 +1140,7 @@
             </w:pPr>
             <w:r>
               <w:rPr>
-                <w:rFonts w:ascii="Apple SD Gothic Neo" w:hAnsi="Apple SD Gothic Neo" w:eastAsia="Apple SD Gothic Neo" w:cs="Apple SD Gothic Neo"/>
+                <w:rFonts w:ascii="AppleGothic" w:hAnsi="AppleGothic" w:eastAsia="AppleGothic" w:cs="AppleGothic"/>
                 <w:b/>
                 <w:color w:val="FFFFFF"/>
                 <w:sz w:val="17"/>
@@ -1181,7 +1181,7 @@
             </w:pPr>
             <w:r>
               <w:rPr>
-                <w:rFonts w:ascii="Apple SD Gothic Neo" w:hAnsi="Apple SD Gothic Neo" w:eastAsia="Apple SD Gothic Neo" w:cs="Apple SD Gothic Neo"/>
+                <w:rFonts w:ascii="AppleGothic" w:hAnsi="AppleGothic" w:eastAsia="AppleGothic" w:cs="AppleGothic"/>
                 <w:color w:val="182433"/>
                 <w:sz w:val="16"/>
               </w:rPr>
@@ -1216,7 +1216,7 @@
             </w:pPr>
             <w:r>
               <w:rPr>
-                <w:rFonts w:ascii="Apple SD Gothic Neo" w:hAnsi="Apple SD Gothic Neo" w:eastAsia="Apple SD Gothic Neo" w:cs="Apple SD Gothic Neo"/>
+                <w:rFonts w:ascii="AppleGothic" w:hAnsi="AppleGothic" w:eastAsia="AppleGothic" w:cs="AppleGothic"/>
                 <w:color w:val="182433"/>
                 <w:sz w:val="16"/>
               </w:rPr>
@@ -1251,7 +1251,7 @@
             </w:pPr>
             <w:r>
               <w:rPr>
-                <w:rFonts w:ascii="Apple SD Gothic Neo" w:hAnsi="Apple SD Gothic Neo" w:eastAsia="Apple SD Gothic Neo" w:cs="Apple SD Gothic Neo"/>
+                <w:rFonts w:ascii="AppleGothic" w:hAnsi="AppleGothic" w:eastAsia="AppleGothic" w:cs="AppleGothic"/>
                 <w:color w:val="182433"/>
                 <w:sz w:val="16"/>
               </w:rPr>
@@ -1291,7 +1291,7 @@
             </w:pPr>
             <w:r>
               <w:rPr>
-                <w:rFonts w:ascii="Apple SD Gothic Neo" w:hAnsi="Apple SD Gothic Neo" w:eastAsia="Apple SD Gothic Neo" w:cs="Apple SD Gothic Neo"/>
+                <w:rFonts w:ascii="AppleGothic" w:hAnsi="AppleGothic" w:eastAsia="AppleGothic" w:cs="AppleGothic"/>
                 <w:color w:val="182433"/>
                 <w:sz w:val="16"/>
               </w:rPr>
@@ -1326,7 +1326,7 @@
             </w:pPr>
             <w:r>
               <w:rPr>
-                <w:rFonts w:ascii="Apple SD Gothic Neo" w:hAnsi="Apple SD Gothic Neo" w:eastAsia="Apple SD Gothic Neo" w:cs="Apple SD Gothic Neo"/>
+                <w:rFonts w:ascii="AppleGothic" w:hAnsi="AppleGothic" w:eastAsia="AppleGothic" w:cs="AppleGothic"/>
                 <w:color w:val="182433"/>
                 <w:sz w:val="16"/>
               </w:rPr>
@@ -1361,7 +1361,7 @@
             </w:pPr>
             <w:r>
               <w:rPr>
-                <w:rFonts w:ascii="Apple SD Gothic Neo" w:hAnsi="Apple SD Gothic Neo" w:eastAsia="Apple SD Gothic Neo" w:cs="Apple SD Gothic Neo"/>
+                <w:rFonts w:ascii="AppleGothic" w:hAnsi="AppleGothic" w:eastAsia="AppleGothic" w:cs="AppleGothic"/>
                 <w:color w:val="182433"/>
                 <w:sz w:val="16"/>
               </w:rPr>
@@ -1401,7 +1401,7 @@
             </w:pPr>
             <w:r>
               <w:rPr>
-                <w:rFonts w:ascii="Apple SD Gothic Neo" w:hAnsi="Apple SD Gothic Neo" w:eastAsia="Apple SD Gothic Neo" w:cs="Apple SD Gothic Neo"/>
+                <w:rFonts w:ascii="AppleGothic" w:hAnsi="AppleGothic" w:eastAsia="AppleGothic" w:cs="AppleGothic"/>
                 <w:color w:val="182433"/>
                 <w:sz w:val="16"/>
               </w:rPr>
@@ -1436,7 +1436,7 @@
             </w:pPr>
             <w:r>
               <w:rPr>
-                <w:rFonts w:ascii="Apple SD Gothic Neo" w:hAnsi="Apple SD Gothic Neo" w:eastAsia="Apple SD Gothic Neo" w:cs="Apple SD Gothic Neo"/>
+                <w:rFonts w:ascii="AppleGothic" w:hAnsi="AppleGothic" w:eastAsia="AppleGothic" w:cs="AppleGothic"/>
                 <w:color w:val="182433"/>
                 <w:sz w:val="16"/>
               </w:rPr>
@@ -1471,7 +1471,7 @@
             </w:pPr>
             <w:r>
               <w:rPr>
-                <w:rFonts w:ascii="Apple SD Gothic Neo" w:hAnsi="Apple SD Gothic Neo" w:eastAsia="Apple SD Gothic Neo" w:cs="Apple SD Gothic Neo"/>
+                <w:rFonts w:ascii="AppleGothic" w:hAnsi="AppleGothic" w:eastAsia="AppleGothic" w:cs="AppleGothic"/>
                 <w:color w:val="182433"/>
                 <w:sz w:val="16"/>
               </w:rPr>
@@ -1511,7 +1511,7 @@
             </w:pPr>
             <w:r>
               <w:rPr>
-                <w:rFonts w:ascii="Apple SD Gothic Neo" w:hAnsi="Apple SD Gothic Neo" w:eastAsia="Apple SD Gothic Neo" w:cs="Apple SD Gothic Neo"/>
+                <w:rFonts w:ascii="AppleGothic" w:hAnsi="AppleGothic" w:eastAsia="AppleGothic" w:cs="AppleGothic"/>
                 <w:color w:val="182433"/>
                 <w:sz w:val="16"/>
               </w:rPr>
@@ -1546,7 +1546,7 @@
             </w:pPr>
             <w:r>
               <w:rPr>
-                <w:rFonts w:ascii="Apple SD Gothic Neo" w:hAnsi="Apple SD Gothic Neo" w:eastAsia="Apple SD Gothic Neo" w:cs="Apple SD Gothic Neo"/>
+                <w:rFonts w:ascii="AppleGothic" w:hAnsi="AppleGothic" w:eastAsia="AppleGothic" w:cs="AppleGothic"/>
                 <w:color w:val="182433"/>
                 <w:sz w:val="16"/>
               </w:rPr>
@@ -1581,7 +1581,7 @@
             </w:pPr>
             <w:r>
               <w:rPr>
-                <w:rFonts w:ascii="Apple SD Gothic Neo" w:hAnsi="Apple SD Gothic Neo" w:eastAsia="Apple SD Gothic Neo" w:cs="Apple SD Gothic Neo"/>
+                <w:rFonts w:ascii="AppleGothic" w:hAnsi="AppleGothic" w:eastAsia="AppleGothic" w:cs="AppleGothic"/>
                 <w:color w:val="182433"/>
                 <w:sz w:val="16"/>
               </w:rPr>
@@ -1621,7 +1621,7 @@
             </w:pPr>
             <w:r>
               <w:rPr>
-                <w:rFonts w:ascii="Apple SD Gothic Neo" w:hAnsi="Apple SD Gothic Neo" w:eastAsia="Apple SD Gothic Neo" w:cs="Apple SD Gothic Neo"/>
+                <w:rFonts w:ascii="AppleGothic" w:hAnsi="AppleGothic" w:eastAsia="AppleGothic" w:cs="AppleGothic"/>
                 <w:color w:val="182433"/>
                 <w:sz w:val="16"/>
               </w:rPr>
@@ -1656,7 +1656,7 @@
             </w:pPr>
             <w:r>
               <w:rPr>
-                <w:rFonts w:ascii="Apple SD Gothic Neo" w:hAnsi="Apple SD Gothic Neo" w:eastAsia="Apple SD Gothic Neo" w:cs="Apple SD Gothic Neo"/>
+                <w:rFonts w:ascii="AppleGothic" w:hAnsi="AppleGothic" w:eastAsia="AppleGothic" w:cs="AppleGothic"/>
                 <w:color w:val="182433"/>
                 <w:sz w:val="16"/>
               </w:rPr>
@@ -1691,7 +1691,7 @@
             </w:pPr>
             <w:r>
               <w:rPr>
-                <w:rFonts w:ascii="Apple SD Gothic Neo" w:hAnsi="Apple SD Gothic Neo" w:eastAsia="Apple SD Gothic Neo" w:cs="Apple SD Gothic Neo"/>
+                <w:rFonts w:ascii="AppleGothic" w:hAnsi="AppleGothic" w:eastAsia="AppleGothic" w:cs="AppleGothic"/>
                 <w:color w:val="182433"/>
                 <w:sz w:val="16"/>
               </w:rPr>
@@ -1709,7 +1709,7 @@
       </w:pPr>
       <w:r>
         <w:rPr>
-          <w:rFonts w:ascii="Apple SD Gothic Neo" w:hAnsi="Apple SD Gothic Neo" w:eastAsia="Apple SD Gothic Neo" w:cs="Apple SD Gothic Neo"/>
+          <w:rFonts w:ascii="AppleGothic" w:hAnsi="AppleGothic" w:eastAsia="AppleGothic" w:cs="AppleGothic"/>
           <w:b/>
           <w:color w:val="000000"/>
           <w:sz w:val="40"/>
@@ -1720,7 +1720,7 @@
     <w:p>
       <w:r>
         <w:rPr>
-          <w:rFonts w:ascii="Apple SD Gothic Neo" w:hAnsi="Apple SD Gothic Neo" w:eastAsia="Apple SD Gothic Neo" w:cs="Apple SD Gothic Neo"/>
+          <w:rFonts w:ascii="AppleGothic" w:hAnsi="AppleGothic" w:eastAsia="AppleGothic" w:cs="AppleGothic"/>
         </w:rPr>
         <w:t>운영자는 처음부터 AI 분석을 실행하기보다 우선순위와 실제 Kubernetes 근거를 먼저 확인하는 것이 좋습니다. 분석 결과는 단독 사실이 아니라 Evidence Ledger, 이벤트, 로그, 검증 명령과 함께 판단합니다.</w:t>
       </w:r>
@@ -1732,7 +1732,7 @@
       </w:pPr>
       <w:r>
         <w:rPr>
-          <w:rFonts w:ascii="Apple SD Gothic Neo" w:hAnsi="Apple SD Gothic Neo" w:eastAsia="Apple SD Gothic Neo" w:cs="Apple SD Gothic Neo"/>
+          <w:rFonts w:ascii="AppleGothic" w:hAnsi="AppleGothic" w:eastAsia="AppleGothic" w:cs="AppleGothic"/>
         </w:rPr>
         <w:drawing>
           <wp:inline xmlns:a="http://schemas.openxmlformats.org/drawingml/2006/main" xmlns:pic="http://schemas.openxmlformats.org/drawingml/2006/picture">
@@ -1775,7 +1775,7 @@
       </w:pPr>
       <w:r>
         <w:rPr>
-          <w:rFonts w:ascii="Apple SD Gothic Neo" w:hAnsi="Apple SD Gothic Neo" w:eastAsia="Apple SD Gothic Neo" w:cs="Apple SD Gothic Neo"/>
+          <w:rFonts w:ascii="AppleGothic" w:hAnsi="AppleGothic" w:eastAsia="AppleGothic" w:cs="AppleGothic"/>
           <w:color w:val="5E7084"/>
           <w:sz w:val="17"/>
         </w:rPr>
@@ -1788,7 +1788,7 @@
       </w:pPr>
       <w:r>
         <w:rPr>
-          <w:rFonts w:ascii="Apple SD Gothic Neo" w:hAnsi="Apple SD Gothic Neo" w:eastAsia="Apple SD Gothic Neo" w:cs="Apple SD Gothic Neo"/>
+          <w:rFonts w:ascii="AppleGothic" w:hAnsi="AppleGothic" w:eastAsia="AppleGothic" w:cs="AppleGothic"/>
         </w:rPr>
         <w:t>완료의 기준</w:t>
       </w:r>
@@ -1800,7 +1800,7 @@
       </w:pPr>
       <w:r>
         <w:rPr>
-          <w:rFonts w:ascii="Apple SD Gothic Neo" w:hAnsi="Apple SD Gothic Neo" w:eastAsia="Apple SD Gothic Neo" w:cs="Apple SD Gothic Neo"/>
+          <w:rFonts w:ascii="AppleGothic" w:hAnsi="AppleGothic" w:eastAsia="AppleGothic" w:cs="AppleGothic"/>
           <w:color w:val="182433"/>
           <w:sz w:val="20"/>
         </w:rPr>
@@ -1814,7 +1814,7 @@
       </w:pPr>
       <w:r>
         <w:rPr>
-          <w:rFonts w:ascii="Apple SD Gothic Neo" w:hAnsi="Apple SD Gothic Neo" w:eastAsia="Apple SD Gothic Neo" w:cs="Apple SD Gothic Neo"/>
+          <w:rFonts w:ascii="AppleGothic" w:hAnsi="AppleGothic" w:eastAsia="AppleGothic" w:cs="AppleGothic"/>
           <w:color w:val="182433"/>
           <w:sz w:val="20"/>
         </w:rPr>
@@ -1828,7 +1828,7 @@
       </w:pPr>
       <w:r>
         <w:rPr>
-          <w:rFonts w:ascii="Apple SD Gothic Neo" w:hAnsi="Apple SD Gothic Neo" w:eastAsia="Apple SD Gothic Neo" w:cs="Apple SD Gothic Neo"/>
+          <w:rFonts w:ascii="AppleGothic" w:hAnsi="AppleGothic" w:eastAsia="AppleGothic" w:cs="AppleGothic"/>
           <w:color w:val="182433"/>
           <w:sz w:val="20"/>
         </w:rPr>
@@ -1842,7 +1842,7 @@
       </w:pPr>
       <w:r>
         <w:rPr>
-          <w:rFonts w:ascii="Apple SD Gothic Neo" w:hAnsi="Apple SD Gothic Neo" w:eastAsia="Apple SD Gothic Neo" w:cs="Apple SD Gothic Neo"/>
+          <w:rFonts w:ascii="AppleGothic" w:hAnsi="AppleGothic" w:eastAsia="AppleGothic" w:cs="AppleGothic"/>
           <w:color w:val="182433"/>
           <w:sz w:val="20"/>
         </w:rPr>
@@ -1857,7 +1857,7 @@
       </w:pPr>
       <w:r>
         <w:rPr>
-          <w:rFonts w:ascii="Apple SD Gothic Neo" w:hAnsi="Apple SD Gothic Neo" w:eastAsia="Apple SD Gothic Neo" w:cs="Apple SD Gothic Neo"/>
+          <w:rFonts w:ascii="AppleGothic" w:hAnsi="AppleGothic" w:eastAsia="AppleGothic" w:cs="AppleGothic"/>
           <w:b/>
           <w:color w:val="000000"/>
           <w:sz w:val="40"/>
@@ -1872,7 +1872,7 @@
       </w:pPr>
       <w:r>
         <w:rPr>
-          <w:rFonts w:ascii="Apple SD Gothic Neo" w:hAnsi="Apple SD Gothic Neo" w:eastAsia="Apple SD Gothic Neo" w:cs="Apple SD Gothic Neo"/>
+          <w:rFonts w:ascii="AppleGothic" w:hAnsi="AppleGothic" w:eastAsia="AppleGothic" w:cs="AppleGothic"/>
         </w:rPr>
         <w:drawing>
           <wp:inline xmlns:a="http://schemas.openxmlformats.org/drawingml/2006/main" xmlns:pic="http://schemas.openxmlformats.org/drawingml/2006/picture">
@@ -1915,7 +1915,7 @@
       </w:pPr>
       <w:r>
         <w:rPr>
-          <w:rFonts w:ascii="Apple SD Gothic Neo" w:hAnsi="Apple SD Gothic Neo" w:eastAsia="Apple SD Gothic Neo" w:cs="Apple SD Gothic Neo"/>
+          <w:rFonts w:ascii="AppleGothic" w:hAnsi="AppleGothic" w:eastAsia="AppleGothic" w:cs="AppleGothic"/>
           <w:color w:val="5E7084"/>
           <w:sz w:val="17"/>
         </w:rPr>
@@ -1925,7 +1925,7 @@
     <w:p>
       <w:r>
         <w:rPr>
-          <w:rFonts w:ascii="Apple SD Gothic Neo" w:hAnsi="Apple SD Gothic Neo" w:eastAsia="Apple SD Gothic Neo" w:cs="Apple SD Gothic Neo"/>
+          <w:rFonts w:ascii="AppleGothic" w:hAnsi="AppleGothic" w:eastAsia="AppleGothic" w:cs="AppleGothic"/>
         </w:rPr>
         <w:t>Tenant는 회사나 고객처럼 격리해야 하는 최상위 업무 조직이며, Workspace는 Tenant 내부의 서비스나 운영팀 단위입니다. Cluster와 Namespace는 이 범위 아래에서만 조회됩니다.</w:t>
       </w:r>
@@ -1972,7 +1972,7 @@
             </w:pPr>
             <w:r>
               <w:rPr>
-                <w:rFonts w:ascii="Apple SD Gothic Neo" w:hAnsi="Apple SD Gothic Neo" w:eastAsia="Apple SD Gothic Neo" w:cs="Apple SD Gothic Neo"/>
+                <w:rFonts w:ascii="AppleGothic" w:hAnsi="AppleGothic" w:eastAsia="AppleGothic" w:cs="AppleGothic"/>
                 <w:b/>
                 <w:color w:val="FFFFFF"/>
                 <w:sz w:val="19"/>
@@ -2007,7 +2007,7 @@
             </w:pPr>
             <w:r>
               <w:rPr>
-                <w:rFonts w:ascii="Apple SD Gothic Neo" w:hAnsi="Apple SD Gothic Neo" w:eastAsia="Apple SD Gothic Neo" w:cs="Apple SD Gothic Neo"/>
+                <w:rFonts w:ascii="AppleGothic" w:hAnsi="AppleGothic" w:eastAsia="AppleGothic" w:cs="AppleGothic"/>
                 <w:b/>
                 <w:color w:val="FFFFFF"/>
                 <w:sz w:val="19"/>
@@ -2042,7 +2042,7 @@
             </w:pPr>
             <w:r>
               <w:rPr>
-                <w:rFonts w:ascii="Apple SD Gothic Neo" w:hAnsi="Apple SD Gothic Neo" w:eastAsia="Apple SD Gothic Neo" w:cs="Apple SD Gothic Neo"/>
+                <w:rFonts w:ascii="AppleGothic" w:hAnsi="AppleGothic" w:eastAsia="AppleGothic" w:cs="AppleGothic"/>
                 <w:b/>
                 <w:color w:val="FFFFFF"/>
                 <w:sz w:val="19"/>
@@ -2079,7 +2079,7 @@
             </w:pPr>
             <w:r>
               <w:rPr>
-                <w:rFonts w:ascii="Apple SD Gothic Neo" w:hAnsi="Apple SD Gothic Neo" w:eastAsia="Apple SD Gothic Neo" w:cs="Apple SD Gothic Neo"/>
+                <w:rFonts w:ascii="AppleGothic" w:hAnsi="AppleGothic" w:eastAsia="AppleGothic" w:cs="AppleGothic"/>
                 <w:color w:val="182433"/>
                 <w:sz w:val="18"/>
               </w:rPr>
@@ -2113,7 +2113,7 @@
             </w:pPr>
             <w:r>
               <w:rPr>
-                <w:rFonts w:ascii="Apple SD Gothic Neo" w:hAnsi="Apple SD Gothic Neo" w:eastAsia="Apple SD Gothic Neo" w:cs="Apple SD Gothic Neo"/>
+                <w:rFonts w:ascii="AppleGothic" w:hAnsi="AppleGothic" w:eastAsia="AppleGothic" w:cs="AppleGothic"/>
                 <w:color w:val="182433"/>
                 <w:sz w:val="18"/>
               </w:rPr>
@@ -2147,7 +2147,7 @@
             </w:pPr>
             <w:r>
               <w:rPr>
-                <w:rFonts w:ascii="Apple SD Gothic Neo" w:hAnsi="Apple SD Gothic Neo" w:eastAsia="Apple SD Gothic Neo" w:cs="Apple SD Gothic Neo"/>
+                <w:rFonts w:ascii="AppleGothic" w:hAnsi="AppleGothic" w:eastAsia="AppleGothic" w:cs="AppleGothic"/>
                 <w:color w:val="182433"/>
                 <w:sz w:val="18"/>
               </w:rPr>
@@ -2183,7 +2183,7 @@
             </w:pPr>
             <w:r>
               <w:rPr>
-                <w:rFonts w:ascii="Apple SD Gothic Neo" w:hAnsi="Apple SD Gothic Neo" w:eastAsia="Apple SD Gothic Neo" w:cs="Apple SD Gothic Neo"/>
+                <w:rFonts w:ascii="AppleGothic" w:hAnsi="AppleGothic" w:eastAsia="AppleGothic" w:cs="AppleGothic"/>
                 <w:color w:val="182433"/>
                 <w:sz w:val="18"/>
               </w:rPr>
@@ -2217,7 +2217,7 @@
             </w:pPr>
             <w:r>
               <w:rPr>
-                <w:rFonts w:ascii="Apple SD Gothic Neo" w:hAnsi="Apple SD Gothic Neo" w:eastAsia="Apple SD Gothic Neo" w:cs="Apple SD Gothic Neo"/>
+                <w:rFonts w:ascii="AppleGothic" w:hAnsi="AppleGothic" w:eastAsia="AppleGothic" w:cs="AppleGothic"/>
                 <w:color w:val="182433"/>
                 <w:sz w:val="18"/>
               </w:rPr>
@@ -2251,7 +2251,7 @@
             </w:pPr>
             <w:r>
               <w:rPr>
-                <w:rFonts w:ascii="Apple SD Gothic Neo" w:hAnsi="Apple SD Gothic Neo" w:eastAsia="Apple SD Gothic Neo" w:cs="Apple SD Gothic Neo"/>
+                <w:rFonts w:ascii="AppleGothic" w:hAnsi="AppleGothic" w:eastAsia="AppleGothic" w:cs="AppleGothic"/>
                 <w:color w:val="182433"/>
                 <w:sz w:val="18"/>
               </w:rPr>
@@ -2287,7 +2287,7 @@
             </w:pPr>
             <w:r>
               <w:rPr>
-                <w:rFonts w:ascii="Apple SD Gothic Neo" w:hAnsi="Apple SD Gothic Neo" w:eastAsia="Apple SD Gothic Neo" w:cs="Apple SD Gothic Neo"/>
+                <w:rFonts w:ascii="AppleGothic" w:hAnsi="AppleGothic" w:eastAsia="AppleGothic" w:cs="AppleGothic"/>
                 <w:color w:val="182433"/>
                 <w:sz w:val="18"/>
               </w:rPr>
@@ -2321,7 +2321,7 @@
             </w:pPr>
             <w:r>
               <w:rPr>
-                <w:rFonts w:ascii="Apple SD Gothic Neo" w:hAnsi="Apple SD Gothic Neo" w:eastAsia="Apple SD Gothic Neo" w:cs="Apple SD Gothic Neo"/>
+                <w:rFonts w:ascii="AppleGothic" w:hAnsi="AppleGothic" w:eastAsia="AppleGothic" w:cs="AppleGothic"/>
                 <w:color w:val="182433"/>
                 <w:sz w:val="18"/>
               </w:rPr>
@@ -2355,7 +2355,7 @@
             </w:pPr>
             <w:r>
               <w:rPr>
-                <w:rFonts w:ascii="Apple SD Gothic Neo" w:hAnsi="Apple SD Gothic Neo" w:eastAsia="Apple SD Gothic Neo" w:cs="Apple SD Gothic Neo"/>
+                <w:rFonts w:ascii="AppleGothic" w:hAnsi="AppleGothic" w:eastAsia="AppleGothic" w:cs="AppleGothic"/>
                 <w:color w:val="182433"/>
                 <w:sz w:val="18"/>
               </w:rPr>
@@ -2391,7 +2391,7 @@
             </w:pPr>
             <w:r>
               <w:rPr>
-                <w:rFonts w:ascii="Apple SD Gothic Neo" w:hAnsi="Apple SD Gothic Neo" w:eastAsia="Apple SD Gothic Neo" w:cs="Apple SD Gothic Neo"/>
+                <w:rFonts w:ascii="AppleGothic" w:hAnsi="AppleGothic" w:eastAsia="AppleGothic" w:cs="AppleGothic"/>
                 <w:color w:val="182433"/>
                 <w:sz w:val="18"/>
               </w:rPr>
@@ -2425,7 +2425,7 @@
             </w:pPr>
             <w:r>
               <w:rPr>
-                <w:rFonts w:ascii="Apple SD Gothic Neo" w:hAnsi="Apple SD Gothic Neo" w:eastAsia="Apple SD Gothic Neo" w:cs="Apple SD Gothic Neo"/>
+                <w:rFonts w:ascii="AppleGothic" w:hAnsi="AppleGothic" w:eastAsia="AppleGothic" w:cs="AppleGothic"/>
                 <w:color w:val="182433"/>
                 <w:sz w:val="18"/>
               </w:rPr>
@@ -2459,7 +2459,7 @@
             </w:pPr>
             <w:r>
               <w:rPr>
-                <w:rFonts w:ascii="Apple SD Gothic Neo" w:hAnsi="Apple SD Gothic Neo" w:eastAsia="Apple SD Gothic Neo" w:cs="Apple SD Gothic Neo"/>
+                <w:rFonts w:ascii="AppleGothic" w:hAnsi="AppleGothic" w:eastAsia="AppleGothic" w:cs="AppleGothic"/>
                 <w:color w:val="182433"/>
                 <w:sz w:val="18"/>
               </w:rPr>
@@ -2495,7 +2495,7 @@
             </w:pPr>
             <w:r>
               <w:rPr>
-                <w:rFonts w:ascii="Apple SD Gothic Neo" w:hAnsi="Apple SD Gothic Neo" w:eastAsia="Apple SD Gothic Neo" w:cs="Apple SD Gothic Neo"/>
+                <w:rFonts w:ascii="AppleGothic" w:hAnsi="AppleGothic" w:eastAsia="AppleGothic" w:cs="AppleGothic"/>
                 <w:color w:val="182433"/>
                 <w:sz w:val="18"/>
               </w:rPr>
@@ -2529,7 +2529,7 @@
             </w:pPr>
             <w:r>
               <w:rPr>
-                <w:rFonts w:ascii="Apple SD Gothic Neo" w:hAnsi="Apple SD Gothic Neo" w:eastAsia="Apple SD Gothic Neo" w:cs="Apple SD Gothic Neo"/>
+                <w:rFonts w:ascii="AppleGothic" w:hAnsi="AppleGothic" w:eastAsia="AppleGothic" w:cs="AppleGothic"/>
                 <w:color w:val="182433"/>
                 <w:sz w:val="18"/>
               </w:rPr>
@@ -2563,7 +2563,7 @@
             </w:pPr>
             <w:r>
               <w:rPr>
-                <w:rFonts w:ascii="Apple SD Gothic Neo" w:hAnsi="Apple SD Gothic Neo" w:eastAsia="Apple SD Gothic Neo" w:cs="Apple SD Gothic Neo"/>
+                <w:rFonts w:ascii="AppleGothic" w:hAnsi="AppleGothic" w:eastAsia="AppleGothic" w:cs="AppleGothic"/>
                 <w:color w:val="182433"/>
                 <w:sz w:val="18"/>
               </w:rPr>
@@ -2581,7 +2581,7 @@
       </w:pPr>
       <w:r>
         <w:rPr>
-          <w:rFonts w:ascii="Apple SD Gothic Neo" w:hAnsi="Apple SD Gothic Neo" w:eastAsia="Apple SD Gothic Neo" w:cs="Apple SD Gothic Neo"/>
+          <w:rFonts w:ascii="AppleGothic" w:hAnsi="AppleGothic" w:eastAsia="AppleGothic" w:cs="AppleGothic"/>
           <w:b/>
           <w:color w:val="000000"/>
           <w:sz w:val="40"/>
@@ -2597,7 +2597,7 @@
       </w:pPr>
       <w:r>
         <w:rPr>
-          <w:rFonts w:ascii="Apple SD Gothic Neo" w:hAnsi="Apple SD Gothic Neo" w:eastAsia="Apple SD Gothic Neo" w:cs="Apple SD Gothic Neo"/>
+          <w:rFonts w:ascii="AppleGothic" w:hAnsi="AppleGothic" w:eastAsia="AppleGothic" w:cs="AppleGothic"/>
           <w:b/>
           <w:color w:val="000000"/>
           <w:sz w:val="30"/>
@@ -2611,7 +2611,7 @@
       </w:pPr>
       <w:r>
         <w:rPr>
-          <w:rFonts w:ascii="Apple SD Gothic Neo" w:hAnsi="Apple SD Gothic Neo" w:eastAsia="Apple SD Gothic Neo" w:cs="Apple SD Gothic Neo"/>
+          <w:rFonts w:ascii="AppleGothic" w:hAnsi="AppleGothic" w:eastAsia="AppleGothic" w:cs="AppleGothic"/>
           <w:b/>
           <w:color w:val="246BCE"/>
           <w:sz w:val="21"/>
@@ -2620,7 +2620,7 @@
       </w:r>
       <w:r>
         <w:rPr>
-          <w:rFonts w:ascii="Apple SD Gothic Neo" w:hAnsi="Apple SD Gothic Neo" w:eastAsia="Apple SD Gothic Neo" w:cs="Apple SD Gothic Neo"/>
+          <w:rFonts w:ascii="AppleGothic" w:hAnsi="AppleGothic" w:eastAsia="AppleGothic" w:cs="AppleGothic"/>
           <w:color w:val="182433"/>
           <w:sz w:val="21"/>
         </w:rPr>
@@ -2633,7 +2633,7 @@
       </w:pPr>
       <w:r>
         <w:rPr>
-          <w:rFonts w:ascii="Apple SD Gothic Neo" w:hAnsi="Apple SD Gothic Neo" w:eastAsia="Apple SD Gothic Neo" w:cs="Apple SD Gothic Neo"/>
+          <w:rFonts w:ascii="AppleGothic" w:hAnsi="AppleGothic" w:eastAsia="AppleGothic" w:cs="AppleGothic"/>
           <w:b/>
           <w:color w:val="14866D"/>
           <w:sz w:val="21"/>
@@ -2642,7 +2642,7 @@
       </w:r>
       <w:r>
         <w:rPr>
-          <w:rFonts w:ascii="Apple SD Gothic Neo" w:hAnsi="Apple SD Gothic Neo" w:eastAsia="Apple SD Gothic Neo" w:cs="Apple SD Gothic Neo"/>
+          <w:rFonts w:ascii="AppleGothic" w:hAnsi="AppleGothic" w:eastAsia="AppleGothic" w:cs="AppleGothic"/>
           <w:color w:val="182433"/>
           <w:sz w:val="21"/>
         </w:rPr>
@@ -2656,7 +2656,7 @@
       </w:pPr>
       <w:r>
         <w:rPr>
-          <w:rFonts w:ascii="Apple SD Gothic Neo" w:hAnsi="Apple SD Gothic Neo" w:eastAsia="Apple SD Gothic Neo" w:cs="Apple SD Gothic Neo"/>
+          <w:rFonts w:ascii="AppleGothic" w:hAnsi="AppleGothic" w:eastAsia="AppleGothic" w:cs="AppleGothic"/>
           <w:color w:val="182433"/>
           <w:sz w:val="20"/>
         </w:rPr>
@@ -2670,7 +2670,7 @@
       </w:pPr>
       <w:r>
         <w:rPr>
-          <w:rFonts w:ascii="Apple SD Gothic Neo" w:hAnsi="Apple SD Gothic Neo" w:eastAsia="Apple SD Gothic Neo" w:cs="Apple SD Gothic Neo"/>
+          <w:rFonts w:ascii="AppleGothic" w:hAnsi="AppleGothic" w:eastAsia="AppleGothic" w:cs="AppleGothic"/>
           <w:color w:val="182433"/>
           <w:sz w:val="20"/>
         </w:rPr>
@@ -2684,7 +2684,7 @@
       </w:pPr>
       <w:r>
         <w:rPr>
-          <w:rFonts w:ascii="Apple SD Gothic Neo" w:hAnsi="Apple SD Gothic Neo" w:eastAsia="Apple SD Gothic Neo" w:cs="Apple SD Gothic Neo"/>
+          <w:rFonts w:ascii="AppleGothic" w:hAnsi="AppleGothic" w:eastAsia="AppleGothic" w:cs="AppleGothic"/>
           <w:color w:val="182433"/>
           <w:sz w:val="20"/>
         </w:rPr>
@@ -2698,7 +2698,7 @@
       </w:pPr>
       <w:r>
         <w:rPr>
-          <w:rFonts w:ascii="Apple SD Gothic Neo" w:hAnsi="Apple SD Gothic Neo" w:eastAsia="Apple SD Gothic Neo" w:cs="Apple SD Gothic Neo"/>
+          <w:rFonts w:ascii="AppleGothic" w:hAnsi="AppleGothic" w:eastAsia="AppleGothic" w:cs="AppleGothic"/>
           <w:b/>
           <w:color w:val="A56A00"/>
           <w:sz w:val="19"/>
@@ -2707,7 +2707,7 @@
       </w:r>
       <w:r>
         <w:rPr>
-          <w:rFonts w:ascii="Apple SD Gothic Neo" w:hAnsi="Apple SD Gothic Neo" w:eastAsia="Apple SD Gothic Neo" w:cs="Apple SD Gothic Neo"/>
+          <w:rFonts w:ascii="AppleGothic" w:hAnsi="AppleGothic" w:eastAsia="AppleGothic" w:cs="AppleGothic"/>
           <w:color w:val="5E7084"/>
           <w:sz w:val="19"/>
         </w:rPr>
@@ -2721,7 +2721,7 @@
       </w:pPr>
       <w:r>
         <w:rPr>
-          <w:rFonts w:ascii="Apple SD Gothic Neo" w:hAnsi="Apple SD Gothic Neo" w:eastAsia="Apple SD Gothic Neo" w:cs="Apple SD Gothic Neo"/>
+          <w:rFonts w:ascii="AppleGothic" w:hAnsi="AppleGothic" w:eastAsia="AppleGothic" w:cs="AppleGothic"/>
           <w:b/>
           <w:color w:val="B42318"/>
           <w:sz w:val="19"/>
@@ -2730,7 +2730,7 @@
       </w:r>
       <w:r>
         <w:rPr>
-          <w:rFonts w:ascii="Apple SD Gothic Neo" w:hAnsi="Apple SD Gothic Neo" w:eastAsia="Apple SD Gothic Neo" w:cs="Apple SD Gothic Neo"/>
+          <w:rFonts w:ascii="AppleGothic" w:hAnsi="AppleGothic" w:eastAsia="AppleGothic" w:cs="AppleGothic"/>
           <w:color w:val="5E7084"/>
           <w:sz w:val="19"/>
         </w:rPr>
@@ -2745,7 +2745,7 @@
       </w:pPr>
       <w:r>
         <w:rPr>
-          <w:rFonts w:ascii="Apple SD Gothic Neo" w:hAnsi="Apple SD Gothic Neo" w:eastAsia="Apple SD Gothic Neo" w:cs="Apple SD Gothic Neo"/>
+          <w:rFonts w:ascii="AppleGothic" w:hAnsi="AppleGothic" w:eastAsia="AppleGothic" w:cs="AppleGothic"/>
           <w:b/>
           <w:color w:val="000000"/>
           <w:sz w:val="30"/>
@@ -2759,7 +2759,7 @@
       </w:pPr>
       <w:r>
         <w:rPr>
-          <w:rFonts w:ascii="Apple SD Gothic Neo" w:hAnsi="Apple SD Gothic Neo" w:eastAsia="Apple SD Gothic Neo" w:cs="Apple SD Gothic Neo"/>
+          <w:rFonts w:ascii="AppleGothic" w:hAnsi="AppleGothic" w:eastAsia="AppleGothic" w:cs="AppleGothic"/>
           <w:b/>
           <w:color w:val="246BCE"/>
           <w:sz w:val="21"/>
@@ -2768,7 +2768,7 @@
       </w:r>
       <w:r>
         <w:rPr>
-          <w:rFonts w:ascii="Apple SD Gothic Neo" w:hAnsi="Apple SD Gothic Neo" w:eastAsia="Apple SD Gothic Neo" w:cs="Apple SD Gothic Neo"/>
+          <w:rFonts w:ascii="AppleGothic" w:hAnsi="AppleGothic" w:eastAsia="AppleGothic" w:cs="AppleGothic"/>
           <w:color w:val="182433"/>
           <w:sz w:val="21"/>
         </w:rPr>
@@ -2781,7 +2781,7 @@
       </w:pPr>
       <w:r>
         <w:rPr>
-          <w:rFonts w:ascii="Apple SD Gothic Neo" w:hAnsi="Apple SD Gothic Neo" w:eastAsia="Apple SD Gothic Neo" w:cs="Apple SD Gothic Neo"/>
+          <w:rFonts w:ascii="AppleGothic" w:hAnsi="AppleGothic" w:eastAsia="AppleGothic" w:cs="AppleGothic"/>
           <w:b/>
           <w:color w:val="14866D"/>
           <w:sz w:val="21"/>
@@ -2790,7 +2790,7 @@
       </w:r>
       <w:r>
         <w:rPr>
-          <w:rFonts w:ascii="Apple SD Gothic Neo" w:hAnsi="Apple SD Gothic Neo" w:eastAsia="Apple SD Gothic Neo" w:cs="Apple SD Gothic Neo"/>
+          <w:rFonts w:ascii="AppleGothic" w:hAnsi="AppleGothic" w:eastAsia="AppleGothic" w:cs="AppleGothic"/>
           <w:color w:val="182433"/>
           <w:sz w:val="21"/>
         </w:rPr>
@@ -2804,7 +2804,7 @@
       </w:pPr>
       <w:r>
         <w:rPr>
-          <w:rFonts w:ascii="Apple SD Gothic Neo" w:hAnsi="Apple SD Gothic Neo" w:eastAsia="Apple SD Gothic Neo" w:cs="Apple SD Gothic Neo"/>
+          <w:rFonts w:ascii="AppleGothic" w:hAnsi="AppleGothic" w:eastAsia="AppleGothic" w:cs="AppleGothic"/>
           <w:color w:val="182433"/>
           <w:sz w:val="20"/>
         </w:rPr>
@@ -2818,7 +2818,7 @@
       </w:pPr>
       <w:r>
         <w:rPr>
-          <w:rFonts w:ascii="Apple SD Gothic Neo" w:hAnsi="Apple SD Gothic Neo" w:eastAsia="Apple SD Gothic Neo" w:cs="Apple SD Gothic Neo"/>
+          <w:rFonts w:ascii="AppleGothic" w:hAnsi="AppleGothic" w:eastAsia="AppleGothic" w:cs="AppleGothic"/>
           <w:color w:val="182433"/>
           <w:sz w:val="20"/>
         </w:rPr>
@@ -2832,7 +2832,7 @@
       </w:pPr>
       <w:r>
         <w:rPr>
-          <w:rFonts w:ascii="Apple SD Gothic Neo" w:hAnsi="Apple SD Gothic Neo" w:eastAsia="Apple SD Gothic Neo" w:cs="Apple SD Gothic Neo"/>
+          <w:rFonts w:ascii="AppleGothic" w:hAnsi="AppleGothic" w:eastAsia="AppleGothic" w:cs="AppleGothic"/>
           <w:color w:val="182433"/>
           <w:sz w:val="20"/>
         </w:rPr>
@@ -2846,7 +2846,7 @@
       </w:pPr>
       <w:r>
         <w:rPr>
-          <w:rFonts w:ascii="Apple SD Gothic Neo" w:hAnsi="Apple SD Gothic Neo" w:eastAsia="Apple SD Gothic Neo" w:cs="Apple SD Gothic Neo"/>
+          <w:rFonts w:ascii="AppleGothic" w:hAnsi="AppleGothic" w:eastAsia="AppleGothic" w:cs="AppleGothic"/>
           <w:b/>
           <w:color w:val="A56A00"/>
           <w:sz w:val="19"/>
@@ -2855,7 +2855,7 @@
       </w:r>
       <w:r>
         <w:rPr>
-          <w:rFonts w:ascii="Apple SD Gothic Neo" w:hAnsi="Apple SD Gothic Neo" w:eastAsia="Apple SD Gothic Neo" w:cs="Apple SD Gothic Neo"/>
+          <w:rFonts w:ascii="AppleGothic" w:hAnsi="AppleGothic" w:eastAsia="AppleGothic" w:cs="AppleGothic"/>
           <w:color w:val="5E7084"/>
           <w:sz w:val="19"/>
         </w:rPr>
@@ -2870,7 +2870,7 @@
       </w:pPr>
       <w:r>
         <w:rPr>
-          <w:rFonts w:ascii="Apple SD Gothic Neo" w:hAnsi="Apple SD Gothic Neo" w:eastAsia="Apple SD Gothic Neo" w:cs="Apple SD Gothic Neo"/>
+          <w:rFonts w:ascii="AppleGothic" w:hAnsi="AppleGothic" w:eastAsia="AppleGothic" w:cs="AppleGothic"/>
           <w:b/>
           <w:color w:val="000000"/>
           <w:sz w:val="40"/>
@@ -2886,7 +2886,7 @@
       </w:pPr>
       <w:r>
         <w:rPr>
-          <w:rFonts w:ascii="Apple SD Gothic Neo" w:hAnsi="Apple SD Gothic Neo" w:eastAsia="Apple SD Gothic Neo" w:cs="Apple SD Gothic Neo"/>
+          <w:rFonts w:ascii="AppleGothic" w:hAnsi="AppleGothic" w:eastAsia="AppleGothic" w:cs="AppleGothic"/>
           <w:b/>
           <w:color w:val="000000"/>
           <w:sz w:val="30"/>
@@ -2900,7 +2900,7 @@
       </w:pPr>
       <w:r>
         <w:rPr>
-          <w:rFonts w:ascii="Apple SD Gothic Neo" w:hAnsi="Apple SD Gothic Neo" w:eastAsia="Apple SD Gothic Neo" w:cs="Apple SD Gothic Neo"/>
+          <w:rFonts w:ascii="AppleGothic" w:hAnsi="AppleGothic" w:eastAsia="AppleGothic" w:cs="AppleGothic"/>
           <w:b/>
           <w:color w:val="246BCE"/>
           <w:sz w:val="21"/>
@@ -2909,7 +2909,7 @@
       </w:r>
       <w:r>
         <w:rPr>
-          <w:rFonts w:ascii="Apple SD Gothic Neo" w:hAnsi="Apple SD Gothic Neo" w:eastAsia="Apple SD Gothic Neo" w:cs="Apple SD Gothic Neo"/>
+          <w:rFonts w:ascii="AppleGothic" w:hAnsi="AppleGothic" w:eastAsia="AppleGothic" w:cs="AppleGothic"/>
           <w:color w:val="182433"/>
           <w:sz w:val="21"/>
         </w:rPr>
@@ -2922,7 +2922,7 @@
       </w:pPr>
       <w:r>
         <w:rPr>
-          <w:rFonts w:ascii="Apple SD Gothic Neo" w:hAnsi="Apple SD Gothic Neo" w:eastAsia="Apple SD Gothic Neo" w:cs="Apple SD Gothic Neo"/>
+          <w:rFonts w:ascii="AppleGothic" w:hAnsi="AppleGothic" w:eastAsia="AppleGothic" w:cs="AppleGothic"/>
           <w:b/>
           <w:color w:val="14866D"/>
           <w:sz w:val="21"/>
@@ -2931,7 +2931,7 @@
       </w:r>
       <w:r>
         <w:rPr>
-          <w:rFonts w:ascii="Apple SD Gothic Neo" w:hAnsi="Apple SD Gothic Neo" w:eastAsia="Apple SD Gothic Neo" w:cs="Apple SD Gothic Neo"/>
+          <w:rFonts w:ascii="AppleGothic" w:hAnsi="AppleGothic" w:eastAsia="AppleGothic" w:cs="AppleGothic"/>
           <w:color w:val="182433"/>
           <w:sz w:val="21"/>
         </w:rPr>
@@ -2945,7 +2945,7 @@
       </w:pPr>
       <w:r>
         <w:rPr>
-          <w:rFonts w:ascii="Apple SD Gothic Neo" w:hAnsi="Apple SD Gothic Neo" w:eastAsia="Apple SD Gothic Neo" w:cs="Apple SD Gothic Neo"/>
+          <w:rFonts w:ascii="AppleGothic" w:hAnsi="AppleGothic" w:eastAsia="AppleGothic" w:cs="AppleGothic"/>
           <w:color w:val="182433"/>
           <w:sz w:val="20"/>
         </w:rPr>
@@ -2959,7 +2959,7 @@
       </w:pPr>
       <w:r>
         <w:rPr>
-          <w:rFonts w:ascii="Apple SD Gothic Neo" w:hAnsi="Apple SD Gothic Neo" w:eastAsia="Apple SD Gothic Neo" w:cs="Apple SD Gothic Neo"/>
+          <w:rFonts w:ascii="AppleGothic" w:hAnsi="AppleGothic" w:eastAsia="AppleGothic" w:cs="AppleGothic"/>
           <w:color w:val="182433"/>
           <w:sz w:val="20"/>
         </w:rPr>
@@ -2973,7 +2973,7 @@
       </w:pPr>
       <w:r>
         <w:rPr>
-          <w:rFonts w:ascii="Apple SD Gothic Neo" w:hAnsi="Apple SD Gothic Neo" w:eastAsia="Apple SD Gothic Neo" w:cs="Apple SD Gothic Neo"/>
+          <w:rFonts w:ascii="AppleGothic" w:hAnsi="AppleGothic" w:eastAsia="AppleGothic" w:cs="AppleGothic"/>
           <w:color w:val="182433"/>
           <w:sz w:val="20"/>
         </w:rPr>
@@ -2987,7 +2987,7 @@
       </w:pPr>
       <w:r>
         <w:rPr>
-          <w:rFonts w:ascii="Apple SD Gothic Neo" w:hAnsi="Apple SD Gothic Neo" w:eastAsia="Apple SD Gothic Neo" w:cs="Apple SD Gothic Neo"/>
+          <w:rFonts w:ascii="AppleGothic" w:hAnsi="AppleGothic" w:eastAsia="AppleGothic" w:cs="AppleGothic"/>
           <w:b/>
           <w:color w:val="A56A00"/>
           <w:sz w:val="19"/>
@@ -2996,7 +2996,7 @@
       </w:r>
       <w:r>
         <w:rPr>
-          <w:rFonts w:ascii="Apple SD Gothic Neo" w:hAnsi="Apple SD Gothic Neo" w:eastAsia="Apple SD Gothic Neo" w:cs="Apple SD Gothic Neo"/>
+          <w:rFonts w:ascii="AppleGothic" w:hAnsi="AppleGothic" w:eastAsia="AppleGothic" w:cs="AppleGothic"/>
           <w:color w:val="5E7084"/>
           <w:sz w:val="19"/>
         </w:rPr>
@@ -3011,7 +3011,7 @@
       </w:pPr>
       <w:r>
         <w:rPr>
-          <w:rFonts w:ascii="Apple SD Gothic Neo" w:hAnsi="Apple SD Gothic Neo" w:eastAsia="Apple SD Gothic Neo" w:cs="Apple SD Gothic Neo"/>
+          <w:rFonts w:ascii="AppleGothic" w:hAnsi="AppleGothic" w:eastAsia="AppleGothic" w:cs="AppleGothic"/>
           <w:b/>
           <w:color w:val="000000"/>
           <w:sz w:val="30"/>
@@ -3025,7 +3025,7 @@
       </w:pPr>
       <w:r>
         <w:rPr>
-          <w:rFonts w:ascii="Apple SD Gothic Neo" w:hAnsi="Apple SD Gothic Neo" w:eastAsia="Apple SD Gothic Neo" w:cs="Apple SD Gothic Neo"/>
+          <w:rFonts w:ascii="AppleGothic" w:hAnsi="AppleGothic" w:eastAsia="AppleGothic" w:cs="AppleGothic"/>
           <w:b/>
           <w:color w:val="246BCE"/>
           <w:sz w:val="21"/>
@@ -3034,7 +3034,7 @@
       </w:r>
       <w:r>
         <w:rPr>
-          <w:rFonts w:ascii="Apple SD Gothic Neo" w:hAnsi="Apple SD Gothic Neo" w:eastAsia="Apple SD Gothic Neo" w:cs="Apple SD Gothic Neo"/>
+          <w:rFonts w:ascii="AppleGothic" w:hAnsi="AppleGothic" w:eastAsia="AppleGothic" w:cs="AppleGothic"/>
           <w:color w:val="182433"/>
           <w:sz w:val="21"/>
         </w:rPr>
@@ -3047,7 +3047,7 @@
       </w:pPr>
       <w:r>
         <w:rPr>
-          <w:rFonts w:ascii="Apple SD Gothic Neo" w:hAnsi="Apple SD Gothic Neo" w:eastAsia="Apple SD Gothic Neo" w:cs="Apple SD Gothic Neo"/>
+          <w:rFonts w:ascii="AppleGothic" w:hAnsi="AppleGothic" w:eastAsia="AppleGothic" w:cs="AppleGothic"/>
           <w:b/>
           <w:color w:val="14866D"/>
           <w:sz w:val="21"/>
@@ -3056,7 +3056,7 @@
       </w:r>
       <w:r>
         <w:rPr>
-          <w:rFonts w:ascii="Apple SD Gothic Neo" w:hAnsi="Apple SD Gothic Neo" w:eastAsia="Apple SD Gothic Neo" w:cs="Apple SD Gothic Neo"/>
+          <w:rFonts w:ascii="AppleGothic" w:hAnsi="AppleGothic" w:eastAsia="AppleGothic" w:cs="AppleGothic"/>
           <w:color w:val="182433"/>
           <w:sz w:val="21"/>
         </w:rPr>
@@ -3070,7 +3070,7 @@
       </w:pPr>
       <w:r>
         <w:rPr>
-          <w:rFonts w:ascii="Apple SD Gothic Neo" w:hAnsi="Apple SD Gothic Neo" w:eastAsia="Apple SD Gothic Neo" w:cs="Apple SD Gothic Neo"/>
+          <w:rFonts w:ascii="AppleGothic" w:hAnsi="AppleGothic" w:eastAsia="AppleGothic" w:cs="AppleGothic"/>
           <w:color w:val="182433"/>
           <w:sz w:val="20"/>
         </w:rPr>
@@ -3084,7 +3084,7 @@
       </w:pPr>
       <w:r>
         <w:rPr>
-          <w:rFonts w:ascii="Apple SD Gothic Neo" w:hAnsi="Apple SD Gothic Neo" w:eastAsia="Apple SD Gothic Neo" w:cs="Apple SD Gothic Neo"/>
+          <w:rFonts w:ascii="AppleGothic" w:hAnsi="AppleGothic" w:eastAsia="AppleGothic" w:cs="AppleGothic"/>
           <w:color w:val="182433"/>
           <w:sz w:val="20"/>
         </w:rPr>
@@ -3098,7 +3098,7 @@
       </w:pPr>
       <w:r>
         <w:rPr>
-          <w:rFonts w:ascii="Apple SD Gothic Neo" w:hAnsi="Apple SD Gothic Neo" w:eastAsia="Apple SD Gothic Neo" w:cs="Apple SD Gothic Neo"/>
+          <w:rFonts w:ascii="AppleGothic" w:hAnsi="AppleGothic" w:eastAsia="AppleGothic" w:cs="AppleGothic"/>
           <w:color w:val="182433"/>
           <w:sz w:val="20"/>
         </w:rPr>
@@ -3112,7 +3112,7 @@
       </w:pPr>
       <w:r>
         <w:rPr>
-          <w:rFonts w:ascii="Apple SD Gothic Neo" w:hAnsi="Apple SD Gothic Neo" w:eastAsia="Apple SD Gothic Neo" w:cs="Apple SD Gothic Neo"/>
+          <w:rFonts w:ascii="AppleGothic" w:hAnsi="AppleGothic" w:eastAsia="AppleGothic" w:cs="AppleGothic"/>
           <w:b/>
           <w:color w:val="A56A00"/>
           <w:sz w:val="19"/>
@@ -3121,7 +3121,7 @@
       </w:r>
       <w:r>
         <w:rPr>
-          <w:rFonts w:ascii="Apple SD Gothic Neo" w:hAnsi="Apple SD Gothic Neo" w:eastAsia="Apple SD Gothic Neo" w:cs="Apple SD Gothic Neo"/>
+          <w:rFonts w:ascii="AppleGothic" w:hAnsi="AppleGothic" w:eastAsia="AppleGothic" w:cs="AppleGothic"/>
           <w:color w:val="5E7084"/>
           <w:sz w:val="19"/>
         </w:rPr>
@@ -3135,7 +3135,7 @@
       </w:pPr>
       <w:r>
         <w:rPr>
-          <w:rFonts w:ascii="Apple SD Gothic Neo" w:hAnsi="Apple SD Gothic Neo" w:eastAsia="Apple SD Gothic Neo" w:cs="Apple SD Gothic Neo"/>
+          <w:rFonts w:ascii="AppleGothic" w:hAnsi="AppleGothic" w:eastAsia="AppleGothic" w:cs="AppleGothic"/>
           <w:b/>
           <w:color w:val="B42318"/>
           <w:sz w:val="19"/>
@@ -3144,7 +3144,7 @@
       </w:r>
       <w:r>
         <w:rPr>
-          <w:rFonts w:ascii="Apple SD Gothic Neo" w:hAnsi="Apple SD Gothic Neo" w:eastAsia="Apple SD Gothic Neo" w:cs="Apple SD Gothic Neo"/>
+          <w:rFonts w:ascii="AppleGothic" w:hAnsi="AppleGothic" w:eastAsia="AppleGothic" w:cs="AppleGothic"/>
           <w:color w:val="5E7084"/>
           <w:sz w:val="19"/>
         </w:rPr>
@@ -3159,7 +3159,7 @@
       </w:pPr>
       <w:r>
         <w:rPr>
-          <w:rFonts w:ascii="Apple SD Gothic Neo" w:hAnsi="Apple SD Gothic Neo" w:eastAsia="Apple SD Gothic Neo" w:cs="Apple SD Gothic Neo"/>
+          <w:rFonts w:ascii="AppleGothic" w:hAnsi="AppleGothic" w:eastAsia="AppleGothic" w:cs="AppleGothic"/>
           <w:b/>
           <w:color w:val="000000"/>
           <w:sz w:val="40"/>
@@ -3175,7 +3175,7 @@
       </w:pPr>
       <w:r>
         <w:rPr>
-          <w:rFonts w:ascii="Apple SD Gothic Neo" w:hAnsi="Apple SD Gothic Neo" w:eastAsia="Apple SD Gothic Neo" w:cs="Apple SD Gothic Neo"/>
+          <w:rFonts w:ascii="AppleGothic" w:hAnsi="AppleGothic" w:eastAsia="AppleGothic" w:cs="AppleGothic"/>
           <w:b/>
           <w:color w:val="000000"/>
           <w:sz w:val="30"/>
@@ -3189,7 +3189,7 @@
       </w:pPr>
       <w:r>
         <w:rPr>
-          <w:rFonts w:ascii="Apple SD Gothic Neo" w:hAnsi="Apple SD Gothic Neo" w:eastAsia="Apple SD Gothic Neo" w:cs="Apple SD Gothic Neo"/>
+          <w:rFonts w:ascii="AppleGothic" w:hAnsi="AppleGothic" w:eastAsia="AppleGothic" w:cs="AppleGothic"/>
           <w:b/>
           <w:color w:val="246BCE"/>
           <w:sz w:val="21"/>
@@ -3198,7 +3198,7 @@
       </w:r>
       <w:r>
         <w:rPr>
-          <w:rFonts w:ascii="Apple SD Gothic Neo" w:hAnsi="Apple SD Gothic Neo" w:eastAsia="Apple SD Gothic Neo" w:cs="Apple SD Gothic Neo"/>
+          <w:rFonts w:ascii="AppleGothic" w:hAnsi="AppleGothic" w:eastAsia="AppleGothic" w:cs="AppleGothic"/>
           <w:color w:val="182433"/>
           <w:sz w:val="21"/>
         </w:rPr>
@@ -3211,7 +3211,7 @@
       </w:pPr>
       <w:r>
         <w:rPr>
-          <w:rFonts w:ascii="Apple SD Gothic Neo" w:hAnsi="Apple SD Gothic Neo" w:eastAsia="Apple SD Gothic Neo" w:cs="Apple SD Gothic Neo"/>
+          <w:rFonts w:ascii="AppleGothic" w:hAnsi="AppleGothic" w:eastAsia="AppleGothic" w:cs="AppleGothic"/>
           <w:b/>
           <w:color w:val="14866D"/>
           <w:sz w:val="21"/>
@@ -3220,7 +3220,7 @@
       </w:r>
       <w:r>
         <w:rPr>
-          <w:rFonts w:ascii="Apple SD Gothic Neo" w:hAnsi="Apple SD Gothic Neo" w:eastAsia="Apple SD Gothic Neo" w:cs="Apple SD Gothic Neo"/>
+          <w:rFonts w:ascii="AppleGothic" w:hAnsi="AppleGothic" w:eastAsia="AppleGothic" w:cs="AppleGothic"/>
           <w:color w:val="182433"/>
           <w:sz w:val="21"/>
         </w:rPr>
@@ -3234,7 +3234,7 @@
       </w:pPr>
       <w:r>
         <w:rPr>
-          <w:rFonts w:ascii="Apple SD Gothic Neo" w:hAnsi="Apple SD Gothic Neo" w:eastAsia="Apple SD Gothic Neo" w:cs="Apple SD Gothic Neo"/>
+          <w:rFonts w:ascii="AppleGothic" w:hAnsi="AppleGothic" w:eastAsia="AppleGothic" w:cs="AppleGothic"/>
           <w:color w:val="182433"/>
           <w:sz w:val="20"/>
         </w:rPr>
@@ -3248,7 +3248,7 @@
       </w:pPr>
       <w:r>
         <w:rPr>
-          <w:rFonts w:ascii="Apple SD Gothic Neo" w:hAnsi="Apple SD Gothic Neo" w:eastAsia="Apple SD Gothic Neo" w:cs="Apple SD Gothic Neo"/>
+          <w:rFonts w:ascii="AppleGothic" w:hAnsi="AppleGothic" w:eastAsia="AppleGothic" w:cs="AppleGothic"/>
           <w:color w:val="182433"/>
           <w:sz w:val="20"/>
         </w:rPr>
@@ -3262,7 +3262,7 @@
       </w:pPr>
       <w:r>
         <w:rPr>
-          <w:rFonts w:ascii="Apple SD Gothic Neo" w:hAnsi="Apple SD Gothic Neo" w:eastAsia="Apple SD Gothic Neo" w:cs="Apple SD Gothic Neo"/>
+          <w:rFonts w:ascii="AppleGothic" w:hAnsi="AppleGothic" w:eastAsia="AppleGothic" w:cs="AppleGothic"/>
           <w:color w:val="182433"/>
           <w:sz w:val="20"/>
         </w:rPr>
@@ -3276,7 +3276,7 @@
       </w:pPr>
       <w:r>
         <w:rPr>
-          <w:rFonts w:ascii="Apple SD Gothic Neo" w:hAnsi="Apple SD Gothic Neo" w:eastAsia="Apple SD Gothic Neo" w:cs="Apple SD Gothic Neo"/>
+          <w:rFonts w:ascii="AppleGothic" w:hAnsi="AppleGothic" w:eastAsia="AppleGothic" w:cs="AppleGothic"/>
           <w:color w:val="182433"/>
           <w:sz w:val="20"/>
         </w:rPr>
@@ -3290,7 +3290,7 @@
       </w:pPr>
       <w:r>
         <w:rPr>
-          <w:rFonts w:ascii="Apple SD Gothic Neo" w:hAnsi="Apple SD Gothic Neo" w:eastAsia="Apple SD Gothic Neo" w:cs="Apple SD Gothic Neo"/>
+          <w:rFonts w:ascii="AppleGothic" w:hAnsi="AppleGothic" w:eastAsia="AppleGothic" w:cs="AppleGothic"/>
           <w:color w:val="182433"/>
           <w:sz w:val="20"/>
         </w:rPr>
@@ -3304,7 +3304,7 @@
       </w:pPr>
       <w:r>
         <w:rPr>
-          <w:rFonts w:ascii="Apple SD Gothic Neo" w:hAnsi="Apple SD Gothic Neo" w:eastAsia="Apple SD Gothic Neo" w:cs="Apple SD Gothic Neo"/>
+          <w:rFonts w:ascii="AppleGothic" w:hAnsi="AppleGothic" w:eastAsia="AppleGothic" w:cs="AppleGothic"/>
           <w:color w:val="182433"/>
           <w:sz w:val="20"/>
         </w:rPr>
@@ -3317,7 +3317,7 @@
       </w:pPr>
       <w:r>
         <w:rPr>
-          <w:rFonts w:ascii="Apple SD Gothic Neo" w:hAnsi="Apple SD Gothic Neo" w:eastAsia="Apple SD Gothic Neo" w:cs="Apple SD Gothic Neo"/>
+          <w:rFonts w:ascii="AppleGothic" w:hAnsi="AppleGothic" w:eastAsia="AppleGothic" w:cs="AppleGothic"/>
         </w:rPr>
         <w:t>Incident 보고서를 내보내면 원본 분석과 연결된 명령의 실행자, 시각, 종료 코드, 검증 판정과 전후 Snapshot 해시가 포함됩니다. credential, 실시간 로그와 Snapshot 원문은 포함되지 않습니다.</w:t>
       </w:r>
@@ -3329,7 +3329,7 @@
       </w:pPr>
       <w:r>
         <w:rPr>
-          <w:rFonts w:ascii="Apple SD Gothic Neo" w:hAnsi="Apple SD Gothic Neo" w:eastAsia="Apple SD Gothic Neo" w:cs="Apple SD Gothic Neo"/>
+          <w:rFonts w:ascii="AppleGothic" w:hAnsi="AppleGothic" w:eastAsia="AppleGothic" w:cs="AppleGothic"/>
           <w:b/>
           <w:color w:val="A56A00"/>
           <w:sz w:val="19"/>
@@ -3338,7 +3338,7 @@
       </w:r>
       <w:r>
         <w:rPr>
-          <w:rFonts w:ascii="Apple SD Gothic Neo" w:hAnsi="Apple SD Gothic Neo" w:eastAsia="Apple SD Gothic Neo" w:cs="Apple SD Gothic Neo"/>
+          <w:rFonts w:ascii="AppleGothic" w:hAnsi="AppleGothic" w:eastAsia="AppleGothic" w:cs="AppleGothic"/>
           <w:color w:val="5E7084"/>
           <w:sz w:val="19"/>
         </w:rPr>
@@ -3353,7 +3353,7 @@
       </w:pPr>
       <w:r>
         <w:rPr>
-          <w:rFonts w:ascii="Apple SD Gothic Neo" w:hAnsi="Apple SD Gothic Neo" w:eastAsia="Apple SD Gothic Neo" w:cs="Apple SD Gothic Neo"/>
+          <w:rFonts w:ascii="AppleGothic" w:hAnsi="AppleGothic" w:eastAsia="AppleGothic" w:cs="AppleGothic"/>
           <w:b/>
           <w:color w:val="000000"/>
           <w:sz w:val="30"/>
@@ -3367,7 +3367,7 @@
       </w:pPr>
       <w:r>
         <w:rPr>
-          <w:rFonts w:ascii="Apple SD Gothic Neo" w:hAnsi="Apple SD Gothic Neo" w:eastAsia="Apple SD Gothic Neo" w:cs="Apple SD Gothic Neo"/>
+          <w:rFonts w:ascii="AppleGothic" w:hAnsi="AppleGothic" w:eastAsia="AppleGothic" w:cs="AppleGothic"/>
           <w:b/>
           <w:color w:val="246BCE"/>
           <w:sz w:val="21"/>
@@ -3376,7 +3376,7 @@
       </w:r>
       <w:r>
         <w:rPr>
-          <w:rFonts w:ascii="Apple SD Gothic Neo" w:hAnsi="Apple SD Gothic Neo" w:eastAsia="Apple SD Gothic Neo" w:cs="Apple SD Gothic Neo"/>
+          <w:rFonts w:ascii="AppleGothic" w:hAnsi="AppleGothic" w:eastAsia="AppleGothic" w:cs="AppleGothic"/>
           <w:color w:val="182433"/>
           <w:sz w:val="21"/>
         </w:rPr>
@@ -3389,7 +3389,7 @@
       </w:pPr>
       <w:r>
         <w:rPr>
-          <w:rFonts w:ascii="Apple SD Gothic Neo" w:hAnsi="Apple SD Gothic Neo" w:eastAsia="Apple SD Gothic Neo" w:cs="Apple SD Gothic Neo"/>
+          <w:rFonts w:ascii="AppleGothic" w:hAnsi="AppleGothic" w:eastAsia="AppleGothic" w:cs="AppleGothic"/>
           <w:b/>
           <w:color w:val="14866D"/>
           <w:sz w:val="21"/>
@@ -3398,7 +3398,7 @@
       </w:r>
       <w:r>
         <w:rPr>
-          <w:rFonts w:ascii="Apple SD Gothic Neo" w:hAnsi="Apple SD Gothic Neo" w:eastAsia="Apple SD Gothic Neo" w:cs="Apple SD Gothic Neo"/>
+          <w:rFonts w:ascii="AppleGothic" w:hAnsi="AppleGothic" w:eastAsia="AppleGothic" w:cs="AppleGothic"/>
           <w:color w:val="182433"/>
           <w:sz w:val="21"/>
         </w:rPr>
@@ -3412,7 +3412,7 @@
       </w:pPr>
       <w:r>
         <w:rPr>
-          <w:rFonts w:ascii="Apple SD Gothic Neo" w:hAnsi="Apple SD Gothic Neo" w:eastAsia="Apple SD Gothic Neo" w:cs="Apple SD Gothic Neo"/>
+          <w:rFonts w:ascii="AppleGothic" w:hAnsi="AppleGothic" w:eastAsia="AppleGothic" w:cs="AppleGothic"/>
           <w:color w:val="182433"/>
           <w:sz w:val="20"/>
         </w:rPr>
@@ -3426,7 +3426,7 @@
       </w:pPr>
       <w:r>
         <w:rPr>
-          <w:rFonts w:ascii="Apple SD Gothic Neo" w:hAnsi="Apple SD Gothic Neo" w:eastAsia="Apple SD Gothic Neo" w:cs="Apple SD Gothic Neo"/>
+          <w:rFonts w:ascii="AppleGothic" w:hAnsi="AppleGothic" w:eastAsia="AppleGothic" w:cs="AppleGothic"/>
           <w:color w:val="182433"/>
           <w:sz w:val="20"/>
         </w:rPr>
@@ -3440,7 +3440,7 @@
       </w:pPr>
       <w:r>
         <w:rPr>
-          <w:rFonts w:ascii="Apple SD Gothic Neo" w:hAnsi="Apple SD Gothic Neo" w:eastAsia="Apple SD Gothic Neo" w:cs="Apple SD Gothic Neo"/>
+          <w:rFonts w:ascii="AppleGothic" w:hAnsi="AppleGothic" w:eastAsia="AppleGothic" w:cs="AppleGothic"/>
           <w:color w:val="182433"/>
           <w:sz w:val="20"/>
         </w:rPr>
@@ -3454,7 +3454,7 @@
       </w:pPr>
       <w:r>
         <w:rPr>
-          <w:rFonts w:ascii="Apple SD Gothic Neo" w:hAnsi="Apple SD Gothic Neo" w:eastAsia="Apple SD Gothic Neo" w:cs="Apple SD Gothic Neo"/>
+          <w:rFonts w:ascii="AppleGothic" w:hAnsi="AppleGothic" w:eastAsia="AppleGothic" w:cs="AppleGothic"/>
           <w:color w:val="182433"/>
           <w:sz w:val="20"/>
         </w:rPr>
@@ -3468,7 +3468,7 @@
       </w:pPr>
       <w:r>
         <w:rPr>
-          <w:rFonts w:ascii="Apple SD Gothic Neo" w:hAnsi="Apple SD Gothic Neo" w:eastAsia="Apple SD Gothic Neo" w:cs="Apple SD Gothic Neo"/>
+          <w:rFonts w:ascii="AppleGothic" w:hAnsi="AppleGothic" w:eastAsia="AppleGothic" w:cs="AppleGothic"/>
           <w:color w:val="182433"/>
           <w:sz w:val="20"/>
         </w:rPr>
@@ -3482,7 +3482,7 @@
       </w:pPr>
       <w:r>
         <w:rPr>
-          <w:rFonts w:ascii="Apple SD Gothic Neo" w:hAnsi="Apple SD Gothic Neo" w:eastAsia="Apple SD Gothic Neo" w:cs="Apple SD Gothic Neo"/>
+          <w:rFonts w:ascii="AppleGothic" w:hAnsi="AppleGothic" w:eastAsia="AppleGothic" w:cs="AppleGothic"/>
           <w:b/>
           <w:color w:val="A56A00"/>
           <w:sz w:val="19"/>
@@ -3491,7 +3491,7 @@
       </w:r>
       <w:r>
         <w:rPr>
-          <w:rFonts w:ascii="Apple SD Gothic Neo" w:hAnsi="Apple SD Gothic Neo" w:eastAsia="Apple SD Gothic Neo" w:cs="Apple SD Gothic Neo"/>
+          <w:rFonts w:ascii="AppleGothic" w:hAnsi="AppleGothic" w:eastAsia="AppleGothic" w:cs="AppleGothic"/>
           <w:color w:val="5E7084"/>
           <w:sz w:val="19"/>
         </w:rPr>
@@ -3505,7 +3505,7 @@
       </w:pPr>
       <w:r>
         <w:rPr>
-          <w:rFonts w:ascii="Apple SD Gothic Neo" w:hAnsi="Apple SD Gothic Neo" w:eastAsia="Apple SD Gothic Neo" w:cs="Apple SD Gothic Neo"/>
+          <w:rFonts w:ascii="AppleGothic" w:hAnsi="AppleGothic" w:eastAsia="AppleGothic" w:cs="AppleGothic"/>
           <w:b/>
           <w:color w:val="B42318"/>
           <w:sz w:val="19"/>
@@ -3514,7 +3514,7 @@
       </w:r>
       <w:r>
         <w:rPr>
-          <w:rFonts w:ascii="Apple SD Gothic Neo" w:hAnsi="Apple SD Gothic Neo" w:eastAsia="Apple SD Gothic Neo" w:cs="Apple SD Gothic Neo"/>
+          <w:rFonts w:ascii="AppleGothic" w:hAnsi="AppleGothic" w:eastAsia="AppleGothic" w:cs="AppleGothic"/>
           <w:color w:val="5E7084"/>
           <w:sz w:val="19"/>
         </w:rPr>
@@ -3527,7 +3527,7 @@
       </w:pPr>
       <w:r>
         <w:rPr>
-          <w:rFonts w:ascii="Apple SD Gothic Neo" w:hAnsi="Apple SD Gothic Neo" w:eastAsia="Apple SD Gothic Neo" w:cs="Apple SD Gothic Neo"/>
+          <w:rFonts w:ascii="AppleGothic" w:hAnsi="AppleGothic" w:eastAsia="AppleGothic" w:cs="AppleGothic"/>
         </w:rPr>
         <w:t>Kubernetes 콘솔</w:t>
       </w:r>
@@ -3538,7 +3538,7 @@
       </w:pPr>
       <w:r>
         <w:rPr>
-          <w:rFonts w:ascii="Apple SD Gothic Neo" w:hAnsi="Apple SD Gothic Neo" w:eastAsia="Apple SD Gothic Neo" w:cs="Apple SD Gothic Neo"/>
+          <w:rFonts w:ascii="AppleGothic" w:hAnsi="AppleGothic" w:eastAsia="AppleGothic" w:cs="AppleGothic"/>
           <w:sz w:val="16"/>
         </w:rPr>
         <w:t>목적  선택한 원격 클러스터에서 kubectl 명령과 Pod 터미널을 플랫폼 권한 및 감사 경계 안에서 실행합니다.</w:t>
@@ -3550,7 +3550,7 @@
       </w:pPr>
       <w:r>
         <w:rPr>
-          <w:rFonts w:ascii="Apple SD Gothic Neo" w:hAnsi="Apple SD Gothic Neo" w:eastAsia="Apple SD Gothic Neo" w:cs="Apple SD Gothic Neo"/>
+          <w:rFonts w:ascii="AppleGothic" w:hAnsi="AppleGothic" w:eastAsia="AppleGothic" w:cs="AppleGothic"/>
           <w:sz w:val="16"/>
         </w:rPr>
         <w:t>사용 시점  리소스 상세 확인, AI 분석 검증 명령 실행, Pod 내부 상태 확인이 필요할 때 사용합니다.</w:t>
@@ -3563,7 +3563,7 @@
       </w:pPr>
       <w:r>
         <w:rPr>
-          <w:rFonts w:ascii="Apple SD Gothic Neo" w:hAnsi="Apple SD Gothic Neo" w:eastAsia="Apple SD Gothic Neo" w:cs="Apple SD Gothic Neo"/>
+          <w:rFonts w:ascii="AppleGothic" w:hAnsi="AppleGothic" w:eastAsia="AppleGothic" w:cs="AppleGothic"/>
           <w:sz w:val="16"/>
         </w:rPr>
         <w:t>Cluster와 Namespace는 플랫폼이 고정하며 kubeconfig와 context 변경 옵션은 사용할 수 없습니다.</w:t>
@@ -3576,7 +3576,7 @@
       </w:pPr>
       <w:r>
         <w:rPr>
-          <w:rFonts w:ascii="Apple SD Gothic Neo" w:hAnsi="Apple SD Gothic Neo" w:eastAsia="Apple SD Gothic Neo" w:cs="Apple SD Gothic Neo"/>
+          <w:rFonts w:ascii="AppleGothic" w:hAnsi="AppleGothic" w:eastAsia="AppleGothic" w:cs="AppleGothic"/>
           <w:sz w:val="16"/>
         </w:rPr>
         <w:t>조회 명령은 바로 실행하고 변경·삭제·대화형 명령은 대상과 위험도를 확인한 뒤 실행합니다.</w:t>
@@ -3589,7 +3589,7 @@
       </w:pPr>
       <w:r>
         <w:rPr>
-          <w:rFonts w:ascii="Apple SD Gothic Neo" w:hAnsi="Apple SD Gothic Neo" w:eastAsia="Apple SD Gothic Neo" w:cs="Apple SD Gothic Neo"/>
+          <w:rFonts w:ascii="AppleGothic" w:hAnsi="AppleGothic" w:eastAsia="AppleGothic" w:cs="AppleGothic"/>
           <w:sz w:val="16"/>
         </w:rPr>
         <w:t>실행 이력에서 상태, 종료 코드, 소요 시간, stdout과 stderr를 확인합니다.</w:t>
@@ -3602,7 +3602,7 @@
       </w:pPr>
       <w:r>
         <w:rPr>
-          <w:rFonts w:ascii="Apple SD Gothic Neo" w:hAnsi="Apple SD Gothic Neo" w:eastAsia="Apple SD Gothic Neo" w:cs="Apple SD Gothic Neo"/>
+          <w:rFonts w:ascii="AppleGothic" w:hAnsi="AppleGothic" w:eastAsia="AppleGothic" w:cs="AppleGothic"/>
           <w:sz w:val="16"/>
         </w:rPr>
         <w:t>AI Analysis의 콘솔에서 검증을 사용하면 실행 이력이 원본 분석과 연결됩니다.</w:t>
@@ -3615,7 +3615,7 @@
       </w:pPr>
       <w:r>
         <w:rPr>
-          <w:rFonts w:ascii="Apple SD Gothic Neo" w:hAnsi="Apple SD Gothic Neo" w:eastAsia="Apple SD Gothic Neo" w:cs="Apple SD Gothic Neo"/>
+          <w:rFonts w:ascii="AppleGothic" w:hAnsi="AppleGothic" w:eastAsia="AppleGothic" w:cs="AppleGothic"/>
           <w:sz w:val="16"/>
         </w:rPr>
         <w:t>동시 실행 제한 메시지가 표시되면 진행 중인 작업을 확인하고 안내된 시간 뒤 다시 실행합니다.</w:t>
@@ -3627,7 +3627,7 @@
       </w:pPr>
       <w:r>
         <w:rPr>
-          <w:rFonts w:ascii="Apple SD Gothic Neo" w:hAnsi="Apple SD Gothic Neo" w:eastAsia="Apple SD Gothic Neo" w:cs="Apple SD Gothic Neo"/>
+          <w:rFonts w:ascii="AppleGothic" w:hAnsi="AppleGothic" w:eastAsia="AppleGothic" w:cs="AppleGothic"/>
           <w:sz w:val="16"/>
         </w:rPr>
         <w:t>처음 사용할 때  kubectl get pods -o wide 같은 읽기 전용 명령으로 권한과 연결을 확인합니다.</w:t>
@@ -3639,7 +3639,7 @@
       </w:pPr>
       <w:r>
         <w:rPr>
-          <w:rFonts w:ascii="Apple SD Gothic Neo" w:hAnsi="Apple SD Gothic Neo" w:eastAsia="Apple SD Gothic Neo" w:cs="Apple SD Gothic Neo"/>
+          <w:rFonts w:ascii="AppleGothic" w:hAnsi="AppleGothic" w:eastAsia="AppleGothic" w:cs="AppleGothic"/>
           <w:sz w:val="16"/>
         </w:rPr>
         <w:t>주의  Pod 터미널 종료 전 exit를 실행하고, 변경 명령은 실행 후 리소스 상태 확인과 재분석으로 결과를 검증합니다.</w:t>
@@ -3651,7 +3651,7 @@
       </w:pPr>
       <w:r>
         <w:rPr>
-          <w:rFonts w:ascii="Apple SD Gothic Neo" w:hAnsi="Apple SD Gothic Neo" w:eastAsia="Apple SD Gothic Neo" w:cs="Apple SD Gothic Neo"/>
+          <w:rFonts w:ascii="AppleGothic" w:hAnsi="AppleGothic" w:eastAsia="AppleGothic" w:cs="AppleGothic"/>
           <w:sz w:val="16"/>
         </w:rPr>
         <w:t>변경 또는 삭제 명령이 끝나면 운영 결과 검증에서 Kubernetes 상태의 전후 비교 판정과 확인 시각을 먼저 봅니다. 상태가 확인되지 않으면 성공 exit code만으로 조치 완료를 선언하지 않습니다.</w:t>
@@ -3664,7 +3664,7 @@
       </w:pPr>
       <w:r>
         <w:rPr>
-          <w:rFonts w:ascii="Apple SD Gothic Neo" w:hAnsi="Apple SD Gothic Neo" w:eastAsia="Apple SD Gothic Neo" w:cs="Apple SD Gothic Neo"/>
+          <w:rFonts w:ascii="AppleGothic" w:hAnsi="AppleGothic" w:eastAsia="AppleGothic" w:cs="AppleGothic"/>
           <w:sz w:val="16"/>
         </w:rPr>
         <w:t>리소스 기반 명령 만들기에서 Kind와 이름을 입력하면 Get, Describe, Logs, YAML 명령을 안전하게 작성할 수 있습니다.</w:t>
@@ -3677,7 +3677,7 @@
       </w:pPr>
       <w:r>
         <w:rPr>
-          <w:rFonts w:ascii="Apple SD Gothic Neo" w:hAnsi="Apple SD Gothic Neo" w:eastAsia="Apple SD Gothic Neo" w:cs="Apple SD Gothic Neo"/>
+          <w:rFonts w:ascii="AppleGothic" w:hAnsi="AppleGothic" w:eastAsia="AppleGothic" w:cs="AppleGothic"/>
           <w:sz w:val="16"/>
         </w:rPr>
         <w:t>Cook Book 탭에서는 기본 현황, Pod, 로그, Service, workload, 자원, Node, storage, network와 권한 점검 명령을 검색합니다. 항목의 목적, 실행 범위와 요구 조건을 확인한 뒤 명령 가져오기를 선택합니다.</w:t>
@@ -3690,7 +3690,7 @@
       </w:pPr>
       <w:r>
         <w:rPr>
-          <w:rFonts w:ascii="Apple SD Gothic Neo" w:hAnsi="Apple SD Gothic Neo" w:eastAsia="Apple SD Gothic Neo" w:cs="Apple SD Gothic Neo"/>
+          <w:rFonts w:ascii="AppleGothic" w:hAnsi="AppleGothic" w:eastAsia="AppleGothic" w:cs="AppleGothic"/>
           <w:sz w:val="16"/>
         </w:rPr>
         <w:t>증상별 단계 점검에서 Pod 기동, Service 연결, PVC Pending, Node Pressure 절차를 순서대로 실행하고 각 항목의 정상 기준과 다음 권장 점검을 확인합니다.</w:t>
@@ -3703,7 +3703,7 @@
       </w:pPr>
       <w:r>
         <w:rPr>
-          <w:rFonts w:ascii="Apple SD Gothic Neo" w:hAnsi="Apple SD Gothic Neo" w:eastAsia="Apple SD Gothic Neo" w:cs="Apple SD Gothic Neo"/>
+          <w:rFonts w:ascii="AppleGothic" w:hAnsi="AppleGothic" w:eastAsia="AppleGothic" w:cs="AppleGothic"/>
           <w:sz w:val="16"/>
         </w:rPr>
         <w:t>리소스 기반 명령 만들기에 입력한 이름과 컨테이너는 Cook Book 명령의 placeholder에 자동 반영됩니다.</w:t>
@@ -3716,7 +3716,7 @@
       </w:pPr>
       <w:r>
         <w:rPr>
-          <w:rFonts w:ascii="Apple SD Gothic Neo" w:hAnsi="Apple SD Gothic Neo" w:eastAsia="Apple SD Gothic Neo" w:cs="Apple SD Gothic Neo"/>
+          <w:rFonts w:ascii="AppleGothic" w:hAnsi="AppleGothic" w:eastAsia="AppleGothic" w:cs="AppleGothic"/>
           <w:sz w:val="16"/>
         </w:rPr>
         <w:t>Metrics APIService가 Available 상태가 아니면 kubectl top 점검은 선택할 수 없습니다.</w:t>
@@ -3729,7 +3729,7 @@
       </w:pPr>
       <w:r>
         <w:rPr>
-          <w:rFonts w:ascii="Apple SD Gothic Neo" w:hAnsi="Apple SD Gothic Neo" w:eastAsia="Apple SD Gothic Neo" w:cs="Apple SD Gothic Neo"/>
+          <w:rFonts w:ascii="AppleGothic" w:hAnsi="AppleGothic" w:eastAsia="AppleGothic" w:cs="AppleGothic"/>
           <w:sz w:val="16"/>
         </w:rPr>
         <w:t>POD_NAME, SERVICE_NAME 같은 표시가 있으면 실제 리소스 이름으로 바꾸기 전에는 실행할 수 없습니다.</w:t>
@@ -3742,7 +3742,7 @@
       </w:pPr>
       <w:r>
         <w:rPr>
-          <w:rFonts w:ascii="Apple SD Gothic Neo" w:hAnsi="Apple SD Gothic Neo" w:eastAsia="Apple SD Gothic Neo" w:cs="Apple SD Gothic Neo"/>
+          <w:rFonts w:ascii="AppleGothic" w:hAnsi="AppleGothic" w:eastAsia="AppleGothic" w:cs="AppleGothic"/>
           <w:sz w:val="16"/>
         </w:rPr>
         <w:t>클러스터 범위 항목은 전체 Namespace로, Namespace 항목은 현재 선택한 Namespace로 작업 범위를 맞춥니다.</w:t>
@@ -3755,7 +3755,7 @@
       </w:pPr>
       <w:r>
         <w:rPr>
-          <w:rFonts w:ascii="Apple SD Gothic Neo" w:hAnsi="Apple SD Gothic Neo" w:eastAsia="Apple SD Gothic Neo" w:cs="Apple SD Gothic Neo"/>
+          <w:rFonts w:ascii="AppleGothic" w:hAnsi="AppleGothic" w:eastAsia="AppleGothic" w:cs="AppleGothic"/>
           <w:sz w:val="16"/>
         </w:rPr>
         <w:t>Metrics Server 필요 표시가 있는 사용량 명령은 대상 클러스터에 지표 API가 없으면 결과를 제공하지 못합니다.</w:t>
@@ -3768,7 +3768,7 @@
       </w:pPr>
       <w:r>
         <w:rPr>
-          <w:rFonts w:ascii="Apple SD Gothic Neo" w:hAnsi="Apple SD Gothic Neo" w:eastAsia="Apple SD Gothic Neo" w:cs="Apple SD Gothic Neo"/>
+          <w:rFonts w:ascii="AppleGothic" w:hAnsi="AppleGothic" w:eastAsia="AppleGothic" w:cs="AppleGothic"/>
           <w:sz w:val="16"/>
         </w:rPr>
         <w:t>Cook Book은 Secret 값 출력, shell pipe, port-forward와 임시 리소스 생성 명령을 제공하지 않습니다.</w:t>
@@ -3781,7 +3781,7 @@
       </w:pPr>
       <w:r>
         <w:rPr>
-          <w:rFonts w:ascii="Apple SD Gothic Neo" w:hAnsi="Apple SD Gothic Neo" w:eastAsia="Apple SD Gothic Neo" w:cs="Apple SD Gothic Neo"/>
+          <w:rFonts w:ascii="AppleGothic" w:hAnsi="AppleGothic" w:eastAsia="AppleGothic" w:cs="AppleGothic"/>
           <w:sz w:val="16"/>
         </w:rPr>
         <w:t>Event 확인, 로그 확인, YAML 확인 버튼은 같은 Cluster와 Namespace를 유지한 후속 명령을 준비합니다.</w:t>
@@ -3794,7 +3794,7 @@
       </w:pPr>
       <w:r>
         <w:rPr>
-          <w:rFonts w:ascii="Apple SD Gothic Neo" w:hAnsi="Apple SD Gothic Neo" w:eastAsia="Apple SD Gothic Neo" w:cs="Apple SD Gothic Neo"/>
+          <w:rFonts w:ascii="AppleGothic" w:hAnsi="AppleGothic" w:eastAsia="AppleGothic" w:cs="AppleGothic"/>
           <w:sz w:val="16"/>
         </w:rPr>
         <w:t>전후 Snapshot은 필요할 때만 펼쳐 보고, 롤백 후보는 현재 상태와 영향을 다시 확인한 뒤 별도 명령으로 실행합니다.</w:t>
@@ -3807,7 +3807,7 @@
       </w:pPr>
       <w:r>
         <w:rPr>
-          <w:rFonts w:ascii="Apple SD Gothic Neo" w:hAnsi="Apple SD Gothic Neo" w:eastAsia="Apple SD Gothic Neo" w:cs="Apple SD Gothic Neo"/>
+          <w:rFonts w:ascii="AppleGothic" w:hAnsi="AppleGothic" w:eastAsia="AppleGothic" w:cs="AppleGothic"/>
           <w:sz w:val="16"/>
         </w:rPr>
         <w:t>일반 명령은 격리 실행기를 사용합니다. Pod 터미널은 현재 Backend Fabric8 WebSocket 경계를 사용하며 화면의 실행 경계 표시로 구분합니다.</w:t>
@@ -3822,7 +3822,7 @@
       </w:pPr>
       <w:r>
         <w:rPr>
-          <w:rFonts w:ascii="Apple SD Gothic Neo" w:hAnsi="Apple SD Gothic Neo" w:eastAsia="Apple SD Gothic Neo" w:cs="Apple SD Gothic Neo"/>
+          <w:rFonts w:ascii="AppleGothic" w:hAnsi="AppleGothic" w:eastAsia="AppleGothic" w:cs="AppleGothic"/>
           <w:b/>
           <w:color w:val="000000"/>
           <w:sz w:val="16"/>
@@ -3838,7 +3838,7 @@
       </w:pPr>
       <w:r>
         <w:rPr>
-          <w:rFonts w:ascii="Apple SD Gothic Neo" w:hAnsi="Apple SD Gothic Neo" w:eastAsia="Apple SD Gothic Neo" w:cs="Apple SD Gothic Neo"/>
+          <w:rFonts w:ascii="AppleGothic" w:hAnsi="AppleGothic" w:eastAsia="AppleGothic" w:cs="AppleGothic"/>
           <w:b/>
           <w:color w:val="000000"/>
           <w:sz w:val="30"/>
@@ -3852,7 +3852,7 @@
       </w:pPr>
       <w:r>
         <w:rPr>
-          <w:rFonts w:ascii="Apple SD Gothic Neo" w:hAnsi="Apple SD Gothic Neo" w:eastAsia="Apple SD Gothic Neo" w:cs="Apple SD Gothic Neo"/>
+          <w:rFonts w:ascii="AppleGothic" w:hAnsi="AppleGothic" w:eastAsia="AppleGothic" w:cs="AppleGothic"/>
         </w:rPr>
         <w:t>목적  Tenant Chart를 Custom Values로 Cluster에 Helm 배포하고 Application 상태와 수명주기를 운영합니다.</w:t>
       </w:r>
@@ -3863,7 +3863,7 @@
       </w:pPr>
       <w:r>
         <w:rPr>
-          <w:rFonts w:ascii="Apple SD Gothic Neo" w:hAnsi="Apple SD Gothic Neo" w:eastAsia="Apple SD Gothic Neo" w:cs="Apple SD Gothic Neo"/>
+          <w:rFonts w:ascii="AppleGothic" w:hAnsi="AppleGothic" w:eastAsia="AppleGothic" w:cs="AppleGothic"/>
         </w:rPr>
         <w:t>사용 시점  Artifact Hub Chart를 가져오거나 보유 Chart를 Cluster와 Namespace에 배포하고 상태를 확인할 때 사용합니다.</w:t>
       </w:r>
@@ -3875,7 +3875,7 @@
       </w:pPr>
       <w:r>
         <w:rPr>
-          <w:rFonts w:ascii="Apple SD Gothic Neo" w:hAnsi="Apple SD Gothic Neo" w:eastAsia="Apple SD Gothic Neo" w:cs="Apple SD Gothic Neo"/>
+          <w:rFonts w:ascii="AppleGothic" w:hAnsi="AppleGothic" w:eastAsia="AppleGothic" w:cs="AppleGothic"/>
         </w:rPr>
         <w:t>Chart Library를 기본 시작점으로 사용하고 Chart가 없을 때 Discover 또는 Source/.tgz 가져오기를 선택합니다.</w:t>
       </w:r>
@@ -3883,11 +3883,22 @@
     <w:p>
       <w:pPr>
         <w:pStyle w:val="ListBullet"/>
-        <w:spacing w:after="60"/>
       </w:pPr>
       <w:r>
         <w:rPr>
-          <w:rFonts w:ascii="Apple SD Gothic Neo" w:hAnsi="Apple SD Gothic Neo" w:eastAsia="Apple SD Gothic Neo" w:cs="Apple SD Gothic Neo"/>
+          <w:rFonts w:eastAsia="AppleGothic" w:ascii="AppleGothic" w:hAnsi="AppleGothic" w:cs="AppleGothic"/>
+        </w:rPr>
+        <w:t>Discover는 빈 검색 화면으로 시작합니다. 특정 Chart가 자동 입력되지 않으며 제품명이나 기능 키워드를 직접 입력해 검색합니다.</w:t>
+      </w:r>
+    </w:p>
+    <w:p>
+      <w:pPr>
+        <w:pStyle w:val="ListBullet"/>
+        <w:spacing w:after="60"/>
+      </w:pPr>
+      <w:r>
+        <w:rPr>
+          <w:rFonts w:ascii="AppleGothic" w:hAnsi="AppleGothic" w:eastAsia="AppleGothic" w:cs="AppleGothic"/>
         </w:rPr>
         <w:t>Values Profile과 대상 Cluster/Namespace를 정한 뒤 Cluster 내부, Chart에서 관리, KlueOps HTTPRoute 중 노출 방식을 선택하고 Preview와 정확한 확인 문구를 거쳐 배포합니다.</w:t>
       </w:r>
@@ -3898,7 +3909,7 @@
       </w:pPr>
       <w:r>
         <w:rPr>
-          <w:rFonts w:ascii="Apple SD Gothic Neo" w:hAnsi="Apple SD Gothic Neo" w:eastAsia="Apple SD Gothic Neo" w:cs="Apple SD Gothic Neo"/>
+          <w:rFonts w:ascii="AppleGothic" w:hAnsi="AppleGothic" w:eastAsia="AppleGothic" w:cs="AppleGothic"/>
         </w:rPr>
         <w:t>KlueOps HTTPRoute에서는 현재 Values로 렌더링된 Service와 대상 Cluster의 READY Gateway를 목록에서 선택합니다. Service Port는 spec.ports[].port이며 Pod의 targetPort나 Node 외부 노출용 nodePort가 아닙니다.</w:t>
       </w:r>
@@ -3909,7 +3920,7 @@
       </w:pPr>
       <w:r>
         <w:rPr>
-          <w:rFonts w:ascii="Apple SD Gothic Neo" w:hAnsi="Apple SD Gothic Neo" w:eastAsia="Apple SD Gothic Neo" w:cs="Apple SD Gothic Neo"/>
+          <w:rFonts w:ascii="AppleGothic" w:hAnsi="AppleGothic" w:eastAsia="AppleGothic" w:cs="AppleGothic"/>
         </w:rPr>
         <w:t>Gateway 목록이 비어 있으면 Cluster Admin이 Gateway API CRD, Controller와 HTTP/HTTPS Gateway를 준비하고, 등록 Cluster credential에 Gateway get/list 읽기 권한을 부여합니다. KlueOps는 이를 자동 설치하지 않으며, 나중에 준비한 경우 다시 조회하거나 기존 내부 Application의 Upgrade에서 노출을 추가할 수 있습니다.</w:t>
       </w:r>
@@ -3921,19 +3932,30 @@
       </w:pPr>
       <w:r>
         <w:rPr>
-          <w:rFonts w:ascii="Apple SD Gothic Neo" w:hAnsi="Apple SD Gothic Neo" w:eastAsia="Apple SD Gothic Neo" w:cs="Apple SD Gothic Neo"/>
+          <w:rFonts w:ascii="AppleGothic" w:hAnsi="AppleGothic" w:eastAsia="AppleGothic" w:cs="AppleGothic"/>
         </w:rPr>
         <w:t>Application 상세에서 workload/Pod, Service·Ingress·HTTPRoute URL과 endpoint 상태, Helm History와 upgrade/rollback/uninstall을 확인합니다.</w:t>
       </w:r>
     </w:p>
     <w:p>
       <w:pPr>
+        <w:pStyle w:val="ListBullet"/>
+      </w:pPr>
+      <w:r>
+        <w:rPr>
+          <w:rFonts w:eastAsia="AppleGothic" w:ascii="AppleGothic" w:hAnsi="AppleGothic" w:cs="AppleGothic"/>
+        </w:rPr>
+        <w:t>Uninstall 작업은 Job Center가 서버 상태를 자동 갱신합니다. 성공하면 Application과 연결된 Endpoint, Release, Operation, Plan metadata가 목록과 상세에서 함께 제거되고 공유 Namespace와 Tenant Chart Library는 유지됩니다.</w:t>
+      </w:r>
+    </w:p>
+    <w:p>
+      <w:pPr>
         <w:spacing w:before="60" w:after="100"/>
         <w:ind w:left="198"/>
       </w:pPr>
       <w:r>
         <w:rPr>
-          <w:rFonts w:ascii="Apple SD Gothic Neo" w:hAnsi="Apple SD Gothic Neo" w:eastAsia="Apple SD Gothic Neo" w:cs="Apple SD Gothic Neo"/>
+          <w:rFonts w:ascii="AppleGothic" w:hAnsi="AppleGothic" w:eastAsia="AppleGothic" w:cs="AppleGothic"/>
         </w:rPr>
         <w:t>처음 사용할 때  Chart Library에서 검증된 버전을 선택하고 내부 Service 방식으로 작은 테스트 배포부터 시작합니다.</w:t>
       </w:r>
@@ -3945,7 +3967,7 @@
       </w:pPr>
       <w:r>
         <w:rPr>
-          <w:rFonts w:ascii="Apple SD Gothic Neo" w:hAnsi="Apple SD Gothic Neo" w:eastAsia="Apple SD Gothic Neo" w:cs="Apple SD Gothic Neo"/>
+          <w:rFonts w:ascii="AppleGothic" w:hAnsi="AppleGothic" w:eastAsia="AppleGothic" w:cs="AppleGothic"/>
         </w:rPr>
         <w:t>주의  이 기능은 GitOps Controller가 아닙니다. 대상, Values와 Preview를 확인한 명시적 Helm 작업만 실행합니다.</w:t>
       </w:r>
@@ -3958,7 +3980,7 @@
       </w:pPr>
       <w:r>
         <w:rPr>
-          <w:rFonts w:ascii="Apple SD Gothic Neo" w:hAnsi="Apple SD Gothic Neo" w:eastAsia="Apple SD Gothic Neo" w:cs="Apple SD Gothic Neo"/>
+          <w:rFonts w:ascii="AppleGothic" w:hAnsi="AppleGothic" w:eastAsia="AppleGothic" w:cs="AppleGothic"/>
           <w:b/>
           <w:color w:val="000000"/>
           <w:sz w:val="30"/>
@@ -3972,7 +3994,7 @@
       </w:pPr>
       <w:r>
         <w:rPr>
-          <w:rFonts w:ascii="Apple SD Gothic Neo" w:hAnsi="Apple SD Gothic Neo" w:eastAsia="Apple SD Gothic Neo" w:cs="Apple SD Gothic Neo"/>
+          <w:rFonts w:ascii="AppleGothic" w:hAnsi="AppleGothic" w:eastAsia="AppleGothic" w:cs="AppleGothic"/>
           <w:b/>
           <w:color w:val="246BCE"/>
           <w:sz w:val="21"/>
@@ -3981,7 +4003,7 @@
       </w:r>
       <w:r>
         <w:rPr>
-          <w:rFonts w:ascii="Apple SD Gothic Neo" w:hAnsi="Apple SD Gothic Neo" w:eastAsia="Apple SD Gothic Neo" w:cs="Apple SD Gothic Neo"/>
+          <w:rFonts w:ascii="AppleGothic" w:hAnsi="AppleGothic" w:eastAsia="AppleGothic" w:cs="AppleGothic"/>
           <w:color w:val="182433"/>
           <w:sz w:val="21"/>
         </w:rPr>
@@ -3994,7 +4016,7 @@
       </w:pPr>
       <w:r>
         <w:rPr>
-          <w:rFonts w:ascii="Apple SD Gothic Neo" w:hAnsi="Apple SD Gothic Neo" w:eastAsia="Apple SD Gothic Neo" w:cs="Apple SD Gothic Neo"/>
+          <w:rFonts w:ascii="AppleGothic" w:hAnsi="AppleGothic" w:eastAsia="AppleGothic" w:cs="AppleGothic"/>
           <w:b/>
           <w:color w:val="14866D"/>
           <w:sz w:val="21"/>
@@ -4003,7 +4025,7 @@
       </w:r>
       <w:r>
         <w:rPr>
-          <w:rFonts w:ascii="Apple SD Gothic Neo" w:hAnsi="Apple SD Gothic Neo" w:eastAsia="Apple SD Gothic Neo" w:cs="Apple SD Gothic Neo"/>
+          <w:rFonts w:ascii="AppleGothic" w:hAnsi="AppleGothic" w:eastAsia="AppleGothic" w:cs="AppleGothic"/>
           <w:color w:val="182433"/>
           <w:sz w:val="21"/>
         </w:rPr>
@@ -4017,7 +4039,7 @@
       </w:pPr>
       <w:r>
         <w:rPr>
-          <w:rFonts w:ascii="Apple SD Gothic Neo" w:hAnsi="Apple SD Gothic Neo" w:eastAsia="Apple SD Gothic Neo" w:cs="Apple SD Gothic Neo"/>
+          <w:rFonts w:ascii="AppleGothic" w:hAnsi="AppleGothic" w:eastAsia="AppleGothic" w:cs="AppleGothic"/>
           <w:color w:val="182433"/>
           <w:sz w:val="20"/>
         </w:rPr>
@@ -4031,7 +4053,7 @@
       </w:pPr>
       <w:r>
         <w:rPr>
-          <w:rFonts w:ascii="Apple SD Gothic Neo" w:hAnsi="Apple SD Gothic Neo" w:eastAsia="Apple SD Gothic Neo" w:cs="Apple SD Gothic Neo"/>
+          <w:rFonts w:ascii="AppleGothic" w:hAnsi="AppleGothic" w:eastAsia="AppleGothic" w:cs="AppleGothic"/>
           <w:color w:val="182433"/>
           <w:sz w:val="20"/>
         </w:rPr>
@@ -4045,7 +4067,7 @@
       </w:pPr>
       <w:r>
         <w:rPr>
-          <w:rFonts w:ascii="Apple SD Gothic Neo" w:hAnsi="Apple SD Gothic Neo" w:eastAsia="Apple SD Gothic Neo" w:cs="Apple SD Gothic Neo"/>
+          <w:rFonts w:ascii="AppleGothic" w:hAnsi="AppleGothic" w:eastAsia="AppleGothic" w:cs="AppleGothic"/>
           <w:color w:val="182433"/>
           <w:sz w:val="20"/>
         </w:rPr>
@@ -4059,7 +4081,7 @@
       </w:pPr>
       <w:r>
         <w:rPr>
-          <w:rFonts w:ascii="Apple SD Gothic Neo" w:hAnsi="Apple SD Gothic Neo" w:eastAsia="Apple SD Gothic Neo" w:cs="Apple SD Gothic Neo"/>
+          <w:rFonts w:ascii="AppleGothic" w:hAnsi="AppleGothic" w:eastAsia="AppleGothic" w:cs="AppleGothic"/>
           <w:b/>
           <w:color w:val="A56A00"/>
           <w:sz w:val="19"/>
@@ -4068,7 +4090,7 @@
       </w:r>
       <w:r>
         <w:rPr>
-          <w:rFonts w:ascii="Apple SD Gothic Neo" w:hAnsi="Apple SD Gothic Neo" w:eastAsia="Apple SD Gothic Neo" w:cs="Apple SD Gothic Neo"/>
+          <w:rFonts w:ascii="AppleGothic" w:hAnsi="AppleGothic" w:eastAsia="AppleGothic" w:cs="AppleGothic"/>
           <w:color w:val="5E7084"/>
           <w:sz w:val="19"/>
         </w:rPr>
@@ -4083,7 +4105,7 @@
       </w:pPr>
       <w:r>
         <w:rPr>
-          <w:rFonts w:ascii="Apple SD Gothic Neo" w:hAnsi="Apple SD Gothic Neo" w:eastAsia="Apple SD Gothic Neo" w:cs="Apple SD Gothic Neo"/>
+          <w:rFonts w:ascii="AppleGothic" w:hAnsi="AppleGothic" w:eastAsia="AppleGothic" w:cs="AppleGothic"/>
           <w:b/>
           <w:color w:val="000000"/>
           <w:sz w:val="30"/>
@@ -4097,7 +4119,7 @@
       </w:pPr>
       <w:r>
         <w:rPr>
-          <w:rFonts w:ascii="Apple SD Gothic Neo" w:hAnsi="Apple SD Gothic Neo" w:eastAsia="Apple SD Gothic Neo" w:cs="Apple SD Gothic Neo"/>
+          <w:rFonts w:ascii="AppleGothic" w:hAnsi="AppleGothic" w:eastAsia="AppleGothic" w:cs="AppleGothic"/>
           <w:b/>
           <w:color w:val="246BCE"/>
           <w:sz w:val="21"/>
@@ -4106,7 +4128,7 @@
       </w:r>
       <w:r>
         <w:rPr>
-          <w:rFonts w:ascii="Apple SD Gothic Neo" w:hAnsi="Apple SD Gothic Neo" w:eastAsia="Apple SD Gothic Neo" w:cs="Apple SD Gothic Neo"/>
+          <w:rFonts w:ascii="AppleGothic" w:hAnsi="AppleGothic" w:eastAsia="AppleGothic" w:cs="AppleGothic"/>
           <w:color w:val="182433"/>
           <w:sz w:val="21"/>
         </w:rPr>
@@ -4119,7 +4141,7 @@
       </w:pPr>
       <w:r>
         <w:rPr>
-          <w:rFonts w:ascii="Apple SD Gothic Neo" w:hAnsi="Apple SD Gothic Neo" w:eastAsia="Apple SD Gothic Neo" w:cs="Apple SD Gothic Neo"/>
+          <w:rFonts w:ascii="AppleGothic" w:hAnsi="AppleGothic" w:eastAsia="AppleGothic" w:cs="AppleGothic"/>
           <w:b/>
           <w:color w:val="14866D"/>
           <w:sz w:val="21"/>
@@ -4128,7 +4150,7 @@
       </w:r>
       <w:r>
         <w:rPr>
-          <w:rFonts w:ascii="Apple SD Gothic Neo" w:hAnsi="Apple SD Gothic Neo" w:eastAsia="Apple SD Gothic Neo" w:cs="Apple SD Gothic Neo"/>
+          <w:rFonts w:ascii="AppleGothic" w:hAnsi="AppleGothic" w:eastAsia="AppleGothic" w:cs="AppleGothic"/>
           <w:color w:val="182433"/>
           <w:sz w:val="21"/>
         </w:rPr>
@@ -4142,7 +4164,7 @@
       </w:pPr>
       <w:r>
         <w:rPr>
-          <w:rFonts w:ascii="Apple SD Gothic Neo" w:hAnsi="Apple SD Gothic Neo" w:eastAsia="Apple SD Gothic Neo" w:cs="Apple SD Gothic Neo"/>
+          <w:rFonts w:ascii="AppleGothic" w:hAnsi="AppleGothic" w:eastAsia="AppleGothic" w:cs="AppleGothic"/>
           <w:color w:val="182433"/>
           <w:sz w:val="20"/>
         </w:rPr>
@@ -4156,7 +4178,7 @@
       </w:pPr>
       <w:r>
         <w:rPr>
-          <w:rFonts w:ascii="Apple SD Gothic Neo" w:hAnsi="Apple SD Gothic Neo" w:eastAsia="Apple SD Gothic Neo" w:cs="Apple SD Gothic Neo"/>
+          <w:rFonts w:ascii="AppleGothic" w:hAnsi="AppleGothic" w:eastAsia="AppleGothic" w:cs="AppleGothic"/>
           <w:color w:val="182433"/>
           <w:sz w:val="20"/>
         </w:rPr>
@@ -4170,7 +4192,7 @@
       </w:pPr>
       <w:r>
         <w:rPr>
-          <w:rFonts w:ascii="Apple SD Gothic Neo" w:hAnsi="Apple SD Gothic Neo" w:eastAsia="Apple SD Gothic Neo" w:cs="Apple SD Gothic Neo"/>
+          <w:rFonts w:ascii="AppleGothic" w:hAnsi="AppleGothic" w:eastAsia="AppleGothic" w:cs="AppleGothic"/>
           <w:color w:val="182433"/>
           <w:sz w:val="20"/>
         </w:rPr>
@@ -4184,7 +4206,7 @@
       </w:pPr>
       <w:r>
         <w:rPr>
-          <w:rFonts w:ascii="Apple SD Gothic Neo" w:hAnsi="Apple SD Gothic Neo" w:eastAsia="Apple SD Gothic Neo" w:cs="Apple SD Gothic Neo"/>
+          <w:rFonts w:ascii="AppleGothic" w:hAnsi="AppleGothic" w:eastAsia="AppleGothic" w:cs="AppleGothic"/>
           <w:b/>
           <w:color w:val="A56A00"/>
           <w:sz w:val="19"/>
@@ -4193,7 +4215,7 @@
       </w:r>
       <w:r>
         <w:rPr>
-          <w:rFonts w:ascii="Apple SD Gothic Neo" w:hAnsi="Apple SD Gothic Neo" w:eastAsia="Apple SD Gothic Neo" w:cs="Apple SD Gothic Neo"/>
+          <w:rFonts w:ascii="AppleGothic" w:hAnsi="AppleGothic" w:eastAsia="AppleGothic" w:cs="AppleGothic"/>
           <w:color w:val="5E7084"/>
           <w:sz w:val="19"/>
         </w:rPr>
@@ -4208,7 +4230,7 @@
       </w:pPr>
       <w:r>
         <w:rPr>
-          <w:rFonts w:ascii="Apple SD Gothic Neo" w:hAnsi="Apple SD Gothic Neo" w:eastAsia="Apple SD Gothic Neo" w:cs="Apple SD Gothic Neo"/>
+          <w:rFonts w:ascii="AppleGothic" w:hAnsi="AppleGothic" w:eastAsia="AppleGothic" w:cs="AppleGothic"/>
           <w:b/>
           <w:color w:val="000000"/>
           <w:sz w:val="40"/>
@@ -4224,7 +4246,7 @@
       </w:pPr>
       <w:r>
         <w:rPr>
-          <w:rFonts w:ascii="Apple SD Gothic Neo" w:hAnsi="Apple SD Gothic Neo" w:eastAsia="Apple SD Gothic Neo" w:cs="Apple SD Gothic Neo"/>
+          <w:rFonts w:ascii="AppleGothic" w:hAnsi="AppleGothic" w:eastAsia="AppleGothic" w:cs="AppleGothic"/>
           <w:b/>
           <w:color w:val="000000"/>
           <w:sz w:val="30"/>
@@ -4238,7 +4260,7 @@
       </w:pPr>
       <w:r>
         <w:rPr>
-          <w:rFonts w:ascii="Apple SD Gothic Neo" w:hAnsi="Apple SD Gothic Neo" w:eastAsia="Apple SD Gothic Neo" w:cs="Apple SD Gothic Neo"/>
+          <w:rFonts w:ascii="AppleGothic" w:hAnsi="AppleGothic" w:eastAsia="AppleGothic" w:cs="AppleGothic"/>
           <w:b/>
           <w:color w:val="246BCE"/>
           <w:sz w:val="21"/>
@@ -4247,7 +4269,7 @@
       </w:r>
       <w:r>
         <w:rPr>
-          <w:rFonts w:ascii="Apple SD Gothic Neo" w:hAnsi="Apple SD Gothic Neo" w:eastAsia="Apple SD Gothic Neo" w:cs="Apple SD Gothic Neo"/>
+          <w:rFonts w:ascii="AppleGothic" w:hAnsi="AppleGothic" w:eastAsia="AppleGothic" w:cs="AppleGothic"/>
           <w:color w:val="182433"/>
           <w:sz w:val="21"/>
         </w:rPr>
@@ -4260,7 +4282,7 @@
       </w:pPr>
       <w:r>
         <w:rPr>
-          <w:rFonts w:ascii="Apple SD Gothic Neo" w:hAnsi="Apple SD Gothic Neo" w:eastAsia="Apple SD Gothic Neo" w:cs="Apple SD Gothic Neo"/>
+          <w:rFonts w:ascii="AppleGothic" w:hAnsi="AppleGothic" w:eastAsia="AppleGothic" w:cs="AppleGothic"/>
           <w:b/>
           <w:color w:val="14866D"/>
           <w:sz w:val="21"/>
@@ -4269,7 +4291,7 @@
       </w:r>
       <w:r>
         <w:rPr>
-          <w:rFonts w:ascii="Apple SD Gothic Neo" w:hAnsi="Apple SD Gothic Neo" w:eastAsia="Apple SD Gothic Neo" w:cs="Apple SD Gothic Neo"/>
+          <w:rFonts w:ascii="AppleGothic" w:hAnsi="AppleGothic" w:eastAsia="AppleGothic" w:cs="AppleGothic"/>
           <w:color w:val="182433"/>
           <w:sz w:val="21"/>
         </w:rPr>
@@ -4283,7 +4305,7 @@
       </w:pPr>
       <w:r>
         <w:rPr>
-          <w:rFonts w:ascii="Apple SD Gothic Neo" w:hAnsi="Apple SD Gothic Neo" w:eastAsia="Apple SD Gothic Neo" w:cs="Apple SD Gothic Neo"/>
+          <w:rFonts w:ascii="AppleGothic" w:hAnsi="AppleGothic" w:eastAsia="AppleGothic" w:cs="AppleGothic"/>
           <w:color w:val="182433"/>
           <w:sz w:val="20"/>
         </w:rPr>
@@ -4297,7 +4319,7 @@
       </w:pPr>
       <w:r>
         <w:rPr>
-          <w:rFonts w:ascii="Apple SD Gothic Neo" w:hAnsi="Apple SD Gothic Neo" w:eastAsia="Apple SD Gothic Neo" w:cs="Apple SD Gothic Neo"/>
+          <w:rFonts w:ascii="AppleGothic" w:hAnsi="AppleGothic" w:eastAsia="AppleGothic" w:cs="AppleGothic"/>
           <w:color w:val="182433"/>
           <w:sz w:val="20"/>
         </w:rPr>
@@ -4311,7 +4333,7 @@
       </w:pPr>
       <w:r>
         <w:rPr>
-          <w:rFonts w:ascii="Apple SD Gothic Neo" w:hAnsi="Apple SD Gothic Neo" w:eastAsia="Apple SD Gothic Neo" w:cs="Apple SD Gothic Neo"/>
+          <w:rFonts w:ascii="AppleGothic" w:hAnsi="AppleGothic" w:eastAsia="AppleGothic" w:cs="AppleGothic"/>
           <w:color w:val="182433"/>
           <w:sz w:val="20"/>
         </w:rPr>
@@ -4324,7 +4346,7 @@
       </w:pPr>
       <w:r>
         <w:rPr>
-          <w:rFonts w:ascii="Apple SD Gothic Neo" w:hAnsi="Apple SD Gothic Neo" w:eastAsia="Apple SD Gothic Neo" w:cs="Apple SD Gothic Neo"/>
+          <w:rFonts w:ascii="AppleGothic" w:hAnsi="AppleGothic" w:eastAsia="AppleGothic" w:cs="AppleGothic"/>
         </w:rPr>
         <w:t>Analysis Runtime의 Kubernetes 정보 수집에서 COMPLETE 또는 PARTIAL 상태와 source별 성공, 실패, 건너뜀, 지연을 확인합니다. PARTIAL이면 실패 source를 확인하고 credential, API 연결 또는 권한을 복구한 뒤 같은 범위를 재분석합니다.</w:t>
       </w:r>
@@ -4360,7 +4382,7 @@
       </w:pPr>
       <w:r>
         <w:rPr>
-          <w:rFonts w:ascii="Apple SD Gothic Neo" w:hAnsi="Apple SD Gothic Neo" w:eastAsia="Apple SD Gothic Neo" w:cs="Apple SD Gothic Neo"/>
+          <w:rFonts w:ascii="AppleGothic" w:hAnsi="AppleGothic" w:eastAsia="AppleGothic" w:cs="AppleGothic"/>
           <w:color w:val="182433"/>
           <w:sz w:val="20"/>
         </w:rPr>
@@ -4374,7 +4396,7 @@
       </w:pPr>
       <w:r>
         <w:rPr>
-          <w:rFonts w:ascii="Apple SD Gothic Neo" w:hAnsi="Apple SD Gothic Neo" w:eastAsia="Apple SD Gothic Neo" w:cs="Apple SD Gothic Neo"/>
+          <w:rFonts w:ascii="AppleGothic" w:hAnsi="AppleGothic" w:eastAsia="AppleGothic" w:cs="AppleGothic"/>
           <w:b/>
           <w:color w:val="A56A00"/>
           <w:sz w:val="19"/>
@@ -4383,7 +4405,7 @@
       </w:r>
       <w:r>
         <w:rPr>
-          <w:rFonts w:ascii="Apple SD Gothic Neo" w:hAnsi="Apple SD Gothic Neo" w:eastAsia="Apple SD Gothic Neo" w:cs="Apple SD Gothic Neo"/>
+          <w:rFonts w:ascii="AppleGothic" w:hAnsi="AppleGothic" w:eastAsia="AppleGothic" w:cs="AppleGothic"/>
           <w:color w:val="5E7084"/>
           <w:sz w:val="19"/>
         </w:rPr>
@@ -4397,7 +4419,7 @@
       </w:pPr>
       <w:r>
         <w:rPr>
-          <w:rFonts w:ascii="Apple SD Gothic Neo" w:hAnsi="Apple SD Gothic Neo" w:eastAsia="Apple SD Gothic Neo" w:cs="Apple SD Gothic Neo"/>
+          <w:rFonts w:ascii="AppleGothic" w:hAnsi="AppleGothic" w:eastAsia="AppleGothic" w:cs="AppleGothic"/>
           <w:b/>
           <w:color w:val="B42318"/>
           <w:sz w:val="19"/>
@@ -4406,7 +4428,7 @@
       </w:r>
       <w:r>
         <w:rPr>
-          <w:rFonts w:ascii="Apple SD Gothic Neo" w:hAnsi="Apple SD Gothic Neo" w:eastAsia="Apple SD Gothic Neo" w:cs="Apple SD Gothic Neo"/>
+          <w:rFonts w:ascii="AppleGothic" w:hAnsi="AppleGothic" w:eastAsia="AppleGothic" w:cs="AppleGothic"/>
           <w:color w:val="5E7084"/>
           <w:sz w:val="19"/>
         </w:rPr>
@@ -4421,7 +4443,7 @@
       </w:pPr>
       <w:r>
         <w:rPr>
-          <w:rFonts w:ascii="Apple SD Gothic Neo" w:hAnsi="Apple SD Gothic Neo" w:eastAsia="Apple SD Gothic Neo" w:cs="Apple SD Gothic Neo"/>
+          <w:rFonts w:ascii="AppleGothic" w:hAnsi="AppleGothic" w:eastAsia="AppleGothic" w:cs="AppleGothic"/>
           <w:b/>
           <w:color w:val="000000"/>
           <w:sz w:val="30"/>
@@ -4435,7 +4457,7 @@
       </w:pPr>
       <w:r>
         <w:rPr>
-          <w:rFonts w:ascii="Apple SD Gothic Neo" w:hAnsi="Apple SD Gothic Neo" w:eastAsia="Apple SD Gothic Neo" w:cs="Apple SD Gothic Neo"/>
+          <w:rFonts w:ascii="AppleGothic" w:hAnsi="AppleGothic" w:eastAsia="AppleGothic" w:cs="AppleGothic"/>
           <w:b/>
           <w:color w:val="246BCE"/>
           <w:sz w:val="21"/>
@@ -4444,7 +4466,7 @@
       </w:r>
       <w:r>
         <w:rPr>
-          <w:rFonts w:ascii="Apple SD Gothic Neo" w:hAnsi="Apple SD Gothic Neo" w:eastAsia="Apple SD Gothic Neo" w:cs="Apple SD Gothic Neo"/>
+          <w:rFonts w:ascii="AppleGothic" w:hAnsi="AppleGothic" w:eastAsia="AppleGothic" w:cs="AppleGothic"/>
           <w:color w:val="182433"/>
           <w:sz w:val="21"/>
         </w:rPr>
@@ -4457,7 +4479,7 @@
       </w:pPr>
       <w:r>
         <w:rPr>
-          <w:rFonts w:ascii="Apple SD Gothic Neo" w:hAnsi="Apple SD Gothic Neo" w:eastAsia="Apple SD Gothic Neo" w:cs="Apple SD Gothic Neo"/>
+          <w:rFonts w:ascii="AppleGothic" w:hAnsi="AppleGothic" w:eastAsia="AppleGothic" w:cs="AppleGothic"/>
           <w:b/>
           <w:color w:val="14866D"/>
           <w:sz w:val="21"/>
@@ -4466,7 +4488,7 @@
       </w:r>
       <w:r>
         <w:rPr>
-          <w:rFonts w:ascii="Apple SD Gothic Neo" w:hAnsi="Apple SD Gothic Neo" w:eastAsia="Apple SD Gothic Neo" w:cs="Apple SD Gothic Neo"/>
+          <w:rFonts w:ascii="AppleGothic" w:hAnsi="AppleGothic" w:eastAsia="AppleGothic" w:cs="AppleGothic"/>
           <w:color w:val="182433"/>
           <w:sz w:val="21"/>
         </w:rPr>
@@ -4480,7 +4502,7 @@
       </w:pPr>
       <w:r>
         <w:rPr>
-          <w:rFonts w:ascii="Apple SD Gothic Neo" w:hAnsi="Apple SD Gothic Neo" w:eastAsia="Apple SD Gothic Neo" w:cs="Apple SD Gothic Neo"/>
+          <w:rFonts w:ascii="AppleGothic" w:hAnsi="AppleGothic" w:eastAsia="AppleGothic" w:cs="AppleGothic"/>
           <w:color w:val="182433"/>
           <w:sz w:val="20"/>
         </w:rPr>
@@ -4494,7 +4516,7 @@
       </w:pPr>
       <w:r>
         <w:rPr>
-          <w:rFonts w:ascii="Apple SD Gothic Neo" w:hAnsi="Apple SD Gothic Neo" w:eastAsia="Apple SD Gothic Neo" w:cs="Apple SD Gothic Neo"/>
+          <w:rFonts w:ascii="AppleGothic" w:hAnsi="AppleGothic" w:eastAsia="AppleGothic" w:cs="AppleGothic"/>
           <w:color w:val="182433"/>
           <w:sz w:val="20"/>
         </w:rPr>
@@ -4508,7 +4530,7 @@
       </w:pPr>
       <w:r>
         <w:rPr>
-          <w:rFonts w:ascii="Apple SD Gothic Neo" w:hAnsi="Apple SD Gothic Neo" w:eastAsia="Apple SD Gothic Neo" w:cs="Apple SD Gothic Neo"/>
+          <w:rFonts w:ascii="AppleGothic" w:hAnsi="AppleGothic" w:eastAsia="AppleGothic" w:cs="AppleGothic"/>
           <w:color w:val="182433"/>
           <w:sz w:val="20"/>
         </w:rPr>
@@ -4522,7 +4544,7 @@
       </w:pPr>
       <w:r>
         <w:rPr>
-          <w:rFonts w:ascii="Apple SD Gothic Neo" w:hAnsi="Apple SD Gothic Neo" w:eastAsia="Apple SD Gothic Neo" w:cs="Apple SD Gothic Neo"/>
+          <w:rFonts w:ascii="AppleGothic" w:hAnsi="AppleGothic" w:eastAsia="AppleGothic" w:cs="AppleGothic"/>
           <w:b/>
           <w:color w:val="A56A00"/>
           <w:sz w:val="19"/>
@@ -4531,7 +4553,7 @@
       </w:r>
       <w:r>
         <w:rPr>
-          <w:rFonts w:ascii="Apple SD Gothic Neo" w:hAnsi="Apple SD Gothic Neo" w:eastAsia="Apple SD Gothic Neo" w:cs="Apple SD Gothic Neo"/>
+          <w:rFonts w:ascii="AppleGothic" w:hAnsi="AppleGothic" w:eastAsia="AppleGothic" w:cs="AppleGothic"/>
           <w:color w:val="5E7084"/>
           <w:sz w:val="19"/>
         </w:rPr>
@@ -4545,7 +4567,7 @@
       </w:pPr>
       <w:r>
         <w:rPr>
-          <w:rFonts w:ascii="Apple SD Gothic Neo" w:hAnsi="Apple SD Gothic Neo" w:eastAsia="Apple SD Gothic Neo" w:cs="Apple SD Gothic Neo"/>
+          <w:rFonts w:ascii="AppleGothic" w:hAnsi="AppleGothic" w:eastAsia="AppleGothic" w:cs="AppleGothic"/>
           <w:b/>
           <w:color w:val="B42318"/>
           <w:sz w:val="19"/>
@@ -4554,7 +4576,7 @@
       </w:r>
       <w:r>
         <w:rPr>
-          <w:rFonts w:ascii="Apple SD Gothic Neo" w:hAnsi="Apple SD Gothic Neo" w:eastAsia="Apple SD Gothic Neo" w:cs="Apple SD Gothic Neo"/>
+          <w:rFonts w:ascii="AppleGothic" w:hAnsi="AppleGothic" w:eastAsia="AppleGothic" w:cs="AppleGothic"/>
           <w:color w:val="5E7084"/>
           <w:sz w:val="19"/>
         </w:rPr>
@@ -4569,7 +4591,7 @@
       </w:pPr>
       <w:r>
         <w:rPr>
-          <w:rFonts w:ascii="Apple SD Gothic Neo" w:hAnsi="Apple SD Gothic Neo" w:eastAsia="Apple SD Gothic Neo" w:cs="Apple SD Gothic Neo"/>
+          <w:rFonts w:ascii="AppleGothic" w:hAnsi="AppleGothic" w:eastAsia="AppleGothic" w:cs="AppleGothic"/>
           <w:b/>
           <w:color w:val="000000"/>
           <w:sz w:val="40"/>
@@ -4585,7 +4607,7 @@
       </w:pPr>
       <w:r>
         <w:rPr>
-          <w:rFonts w:ascii="Apple SD Gothic Neo" w:hAnsi="Apple SD Gothic Neo" w:eastAsia="Apple SD Gothic Neo" w:cs="Apple SD Gothic Neo"/>
+          <w:rFonts w:ascii="AppleGothic" w:hAnsi="AppleGothic" w:eastAsia="AppleGothic" w:cs="AppleGothic"/>
           <w:b/>
           <w:color w:val="000000"/>
           <w:sz w:val="30"/>
@@ -4599,7 +4621,7 @@
       </w:pPr>
       <w:r>
         <w:rPr>
-          <w:rFonts w:ascii="Apple SD Gothic Neo" w:hAnsi="Apple SD Gothic Neo" w:eastAsia="Apple SD Gothic Neo" w:cs="Apple SD Gothic Neo"/>
+          <w:rFonts w:ascii="AppleGothic" w:hAnsi="AppleGothic" w:eastAsia="AppleGothic" w:cs="AppleGothic"/>
           <w:b/>
           <w:color w:val="246BCE"/>
           <w:sz w:val="21"/>
@@ -4608,7 +4630,7 @@
       </w:r>
       <w:r>
         <w:rPr>
-          <w:rFonts w:ascii="Apple SD Gothic Neo" w:hAnsi="Apple SD Gothic Neo" w:eastAsia="Apple SD Gothic Neo" w:cs="Apple SD Gothic Neo"/>
+          <w:rFonts w:ascii="AppleGothic" w:hAnsi="AppleGothic" w:eastAsia="AppleGothic" w:cs="AppleGothic"/>
           <w:color w:val="182433"/>
           <w:sz w:val="21"/>
         </w:rPr>
@@ -4621,7 +4643,7 @@
       </w:pPr>
       <w:r>
         <w:rPr>
-          <w:rFonts w:ascii="Apple SD Gothic Neo" w:hAnsi="Apple SD Gothic Neo" w:eastAsia="Apple SD Gothic Neo" w:cs="Apple SD Gothic Neo"/>
+          <w:rFonts w:ascii="AppleGothic" w:hAnsi="AppleGothic" w:eastAsia="AppleGothic" w:cs="AppleGothic"/>
           <w:b/>
           <w:color w:val="14866D"/>
           <w:sz w:val="21"/>
@@ -4630,7 +4652,7 @@
       </w:r>
       <w:r>
         <w:rPr>
-          <w:rFonts w:ascii="Apple SD Gothic Neo" w:hAnsi="Apple SD Gothic Neo" w:eastAsia="Apple SD Gothic Neo" w:cs="Apple SD Gothic Neo"/>
+          <w:rFonts w:ascii="AppleGothic" w:hAnsi="AppleGothic" w:eastAsia="AppleGothic" w:cs="AppleGothic"/>
           <w:color w:val="182433"/>
           <w:sz w:val="21"/>
         </w:rPr>
@@ -4644,7 +4666,7 @@
       </w:pPr>
       <w:r>
         <w:rPr>
-          <w:rFonts w:ascii="Apple SD Gothic Neo" w:hAnsi="Apple SD Gothic Neo" w:eastAsia="Apple SD Gothic Neo" w:cs="Apple SD Gothic Neo"/>
+          <w:rFonts w:ascii="AppleGothic" w:hAnsi="AppleGothic" w:eastAsia="AppleGothic" w:cs="AppleGothic"/>
           <w:color w:val="182433"/>
           <w:sz w:val="20"/>
         </w:rPr>
@@ -4658,7 +4680,7 @@
       </w:pPr>
       <w:r>
         <w:rPr>
-          <w:rFonts w:ascii="Apple SD Gothic Neo" w:hAnsi="Apple SD Gothic Neo" w:eastAsia="Apple SD Gothic Neo" w:cs="Apple SD Gothic Neo"/>
+          <w:rFonts w:ascii="AppleGothic" w:hAnsi="AppleGothic" w:eastAsia="AppleGothic" w:cs="AppleGothic"/>
           <w:color w:val="182433"/>
           <w:sz w:val="20"/>
         </w:rPr>
@@ -4672,7 +4694,7 @@
       </w:pPr>
       <w:r>
         <w:rPr>
-          <w:rFonts w:ascii="Apple SD Gothic Neo" w:hAnsi="Apple SD Gothic Neo" w:eastAsia="Apple SD Gothic Neo" w:cs="Apple SD Gothic Neo"/>
+          <w:rFonts w:ascii="AppleGothic" w:hAnsi="AppleGothic" w:eastAsia="AppleGothic" w:cs="AppleGothic"/>
           <w:color w:val="182433"/>
           <w:sz w:val="20"/>
         </w:rPr>
@@ -4686,7 +4708,7 @@
       </w:pPr>
       <w:r>
         <w:rPr>
-          <w:rFonts w:ascii="Apple SD Gothic Neo" w:hAnsi="Apple SD Gothic Neo" w:eastAsia="Apple SD Gothic Neo" w:cs="Apple SD Gothic Neo"/>
+          <w:rFonts w:ascii="AppleGothic" w:hAnsi="AppleGothic" w:eastAsia="AppleGothic" w:cs="AppleGothic"/>
           <w:color w:val="182433"/>
           <w:sz w:val="20"/>
         </w:rPr>
@@ -4700,7 +4722,7 @@
       </w:pPr>
       <w:r>
         <w:rPr>
-          <w:rFonts w:ascii="Apple SD Gothic Neo" w:hAnsi="Apple SD Gothic Neo" w:eastAsia="Apple SD Gothic Neo" w:cs="Apple SD Gothic Neo"/>
+          <w:rFonts w:ascii="AppleGothic" w:hAnsi="AppleGothic" w:eastAsia="AppleGothic" w:cs="AppleGothic"/>
           <w:color w:val="182433"/>
           <w:sz w:val="20"/>
         </w:rPr>
@@ -4714,7 +4736,7 @@
       </w:pPr>
       <w:r>
         <w:rPr>
-          <w:rFonts w:ascii="Apple SD Gothic Neo" w:hAnsi="Apple SD Gothic Neo" w:eastAsia="Apple SD Gothic Neo" w:cs="Apple SD Gothic Neo"/>
+          <w:rFonts w:ascii="AppleGothic" w:hAnsi="AppleGothic" w:eastAsia="AppleGothic" w:cs="AppleGothic"/>
           <w:color w:val="182433"/>
           <w:sz w:val="20"/>
         </w:rPr>
@@ -4728,7 +4750,7 @@
       </w:pPr>
       <w:r>
         <w:rPr>
-          <w:rFonts w:ascii="Apple SD Gothic Neo" w:hAnsi="Apple SD Gothic Neo" w:eastAsia="Apple SD Gothic Neo" w:cs="Apple SD Gothic Neo"/>
+          <w:rFonts w:ascii="AppleGothic" w:hAnsi="AppleGothic" w:eastAsia="AppleGothic" w:cs="AppleGothic"/>
           <w:b/>
           <w:color w:val="A56A00"/>
           <w:sz w:val="19"/>
@@ -4737,7 +4759,7 @@
       </w:r>
       <w:r>
         <w:rPr>
-          <w:rFonts w:ascii="Apple SD Gothic Neo" w:hAnsi="Apple SD Gothic Neo" w:eastAsia="Apple SD Gothic Neo" w:cs="Apple SD Gothic Neo"/>
+          <w:rFonts w:ascii="AppleGothic" w:hAnsi="AppleGothic" w:eastAsia="AppleGothic" w:cs="AppleGothic"/>
           <w:color w:val="5E7084"/>
           <w:sz w:val="19"/>
         </w:rPr>
@@ -4751,7 +4773,7 @@
       </w:pPr>
       <w:r>
         <w:rPr>
-          <w:rFonts w:ascii="Apple SD Gothic Neo" w:hAnsi="Apple SD Gothic Neo" w:eastAsia="Apple SD Gothic Neo" w:cs="Apple SD Gothic Neo"/>
+          <w:rFonts w:ascii="AppleGothic" w:hAnsi="AppleGothic" w:eastAsia="AppleGothic" w:cs="AppleGothic"/>
           <w:b/>
           <w:color w:val="B42318"/>
           <w:sz w:val="19"/>
@@ -4760,7 +4782,7 @@
       </w:r>
       <w:r>
         <w:rPr>
-          <w:rFonts w:ascii="Apple SD Gothic Neo" w:hAnsi="Apple SD Gothic Neo" w:eastAsia="Apple SD Gothic Neo" w:cs="Apple SD Gothic Neo"/>
+          <w:rFonts w:ascii="AppleGothic" w:hAnsi="AppleGothic" w:eastAsia="AppleGothic" w:cs="AppleGothic"/>
           <w:color w:val="5E7084"/>
           <w:sz w:val="19"/>
         </w:rPr>
@@ -4775,7 +4797,7 @@
       </w:pPr>
       <w:r>
         <w:rPr>
-          <w:rFonts w:ascii="Apple SD Gothic Neo" w:hAnsi="Apple SD Gothic Neo" w:eastAsia="Apple SD Gothic Neo" w:cs="Apple SD Gothic Neo"/>
+          <w:rFonts w:ascii="AppleGothic" w:hAnsi="AppleGothic" w:eastAsia="AppleGothic" w:cs="AppleGothic"/>
           <w:b/>
           <w:color w:val="000000"/>
           <w:sz w:val="30"/>
@@ -4789,7 +4811,7 @@
       </w:pPr>
       <w:r>
         <w:rPr>
-          <w:rFonts w:ascii="Apple SD Gothic Neo" w:hAnsi="Apple SD Gothic Neo" w:eastAsia="Apple SD Gothic Neo" w:cs="Apple SD Gothic Neo"/>
+          <w:rFonts w:ascii="AppleGothic" w:hAnsi="AppleGothic" w:eastAsia="AppleGothic" w:cs="AppleGothic"/>
           <w:b/>
           <w:color w:val="246BCE"/>
           <w:sz w:val="21"/>
@@ -4798,7 +4820,7 @@
       </w:r>
       <w:r>
         <w:rPr>
-          <w:rFonts w:ascii="Apple SD Gothic Neo" w:hAnsi="Apple SD Gothic Neo" w:eastAsia="Apple SD Gothic Neo" w:cs="Apple SD Gothic Neo"/>
+          <w:rFonts w:ascii="AppleGothic" w:hAnsi="AppleGothic" w:eastAsia="AppleGothic" w:cs="AppleGothic"/>
           <w:color w:val="182433"/>
           <w:sz w:val="21"/>
         </w:rPr>
@@ -4811,7 +4833,7 @@
       </w:pPr>
       <w:r>
         <w:rPr>
-          <w:rFonts w:ascii="Apple SD Gothic Neo" w:hAnsi="Apple SD Gothic Neo" w:eastAsia="Apple SD Gothic Neo" w:cs="Apple SD Gothic Neo"/>
+          <w:rFonts w:ascii="AppleGothic" w:hAnsi="AppleGothic" w:eastAsia="AppleGothic" w:cs="AppleGothic"/>
           <w:b/>
           <w:color w:val="14866D"/>
           <w:sz w:val="21"/>
@@ -4820,7 +4842,7 @@
       </w:r>
       <w:r>
         <w:rPr>
-          <w:rFonts w:ascii="Apple SD Gothic Neo" w:hAnsi="Apple SD Gothic Neo" w:eastAsia="Apple SD Gothic Neo" w:cs="Apple SD Gothic Neo"/>
+          <w:rFonts w:ascii="AppleGothic" w:hAnsi="AppleGothic" w:eastAsia="AppleGothic" w:cs="AppleGothic"/>
           <w:color w:val="182433"/>
           <w:sz w:val="21"/>
         </w:rPr>
@@ -4834,7 +4856,7 @@
       </w:pPr>
       <w:r>
         <w:rPr>
-          <w:rFonts w:ascii="Apple SD Gothic Neo" w:hAnsi="Apple SD Gothic Neo" w:eastAsia="Apple SD Gothic Neo" w:cs="Apple SD Gothic Neo"/>
+          <w:rFonts w:ascii="AppleGothic" w:hAnsi="AppleGothic" w:eastAsia="AppleGothic" w:cs="AppleGothic"/>
           <w:color w:val="182433"/>
           <w:sz w:val="20"/>
         </w:rPr>
@@ -4848,7 +4870,7 @@
       </w:pPr>
       <w:r>
         <w:rPr>
-          <w:rFonts w:ascii="Apple SD Gothic Neo" w:hAnsi="Apple SD Gothic Neo" w:eastAsia="Apple SD Gothic Neo" w:cs="Apple SD Gothic Neo"/>
+          <w:rFonts w:ascii="AppleGothic" w:hAnsi="AppleGothic" w:eastAsia="AppleGothic" w:cs="AppleGothic"/>
           <w:color w:val="182433"/>
           <w:sz w:val="20"/>
         </w:rPr>
@@ -4862,7 +4884,7 @@
       </w:pPr>
       <w:r>
         <w:rPr>
-          <w:rFonts w:ascii="Apple SD Gothic Neo" w:hAnsi="Apple SD Gothic Neo" w:eastAsia="Apple SD Gothic Neo" w:cs="Apple SD Gothic Neo"/>
+          <w:rFonts w:ascii="AppleGothic" w:hAnsi="AppleGothic" w:eastAsia="AppleGothic" w:cs="AppleGothic"/>
           <w:color w:val="182433"/>
           <w:sz w:val="20"/>
         </w:rPr>
@@ -4876,7 +4898,7 @@
       </w:pPr>
       <w:r>
         <w:rPr>
-          <w:rFonts w:ascii="Apple SD Gothic Neo" w:hAnsi="Apple SD Gothic Neo" w:eastAsia="Apple SD Gothic Neo" w:cs="Apple SD Gothic Neo"/>
+          <w:rFonts w:ascii="AppleGothic" w:hAnsi="AppleGothic" w:eastAsia="AppleGothic" w:cs="AppleGothic"/>
           <w:b/>
           <w:color w:val="A56A00"/>
           <w:sz w:val="19"/>
@@ -4885,7 +4907,7 @@
       </w:r>
       <w:r>
         <w:rPr>
-          <w:rFonts w:ascii="Apple SD Gothic Neo" w:hAnsi="Apple SD Gothic Neo" w:eastAsia="Apple SD Gothic Neo" w:cs="Apple SD Gothic Neo"/>
+          <w:rFonts w:ascii="AppleGothic" w:hAnsi="AppleGothic" w:eastAsia="AppleGothic" w:cs="AppleGothic"/>
           <w:color w:val="5E7084"/>
           <w:sz w:val="19"/>
         </w:rPr>
@@ -4900,7 +4922,7 @@
       </w:pPr>
       <w:r>
         <w:rPr>
-          <w:rFonts w:ascii="Apple SD Gothic Neo" w:hAnsi="Apple SD Gothic Neo" w:eastAsia="Apple SD Gothic Neo" w:cs="Apple SD Gothic Neo"/>
+          <w:rFonts w:ascii="AppleGothic" w:hAnsi="AppleGothic" w:eastAsia="AppleGothic" w:cs="AppleGothic"/>
           <w:b/>
           <w:color w:val="000000"/>
           <w:sz w:val="40"/>
@@ -4916,7 +4938,7 @@
       </w:pPr>
       <w:r>
         <w:rPr>
-          <w:rFonts w:ascii="Apple SD Gothic Neo" w:hAnsi="Apple SD Gothic Neo" w:eastAsia="Apple SD Gothic Neo" w:cs="Apple SD Gothic Neo"/>
+          <w:rFonts w:ascii="AppleGothic" w:hAnsi="AppleGothic" w:eastAsia="AppleGothic" w:cs="AppleGothic"/>
           <w:b/>
           <w:color w:val="000000"/>
           <w:sz w:val="30"/>
@@ -4930,7 +4952,7 @@
       </w:pPr>
       <w:r>
         <w:rPr>
-          <w:rFonts w:ascii="Apple SD Gothic Neo" w:hAnsi="Apple SD Gothic Neo" w:eastAsia="Apple SD Gothic Neo" w:cs="Apple SD Gothic Neo"/>
+          <w:rFonts w:ascii="AppleGothic" w:hAnsi="AppleGothic" w:eastAsia="AppleGothic" w:cs="AppleGothic"/>
           <w:b/>
           <w:color w:val="246BCE"/>
           <w:sz w:val="21"/>
@@ -4939,7 +4961,7 @@
       </w:r>
       <w:r>
         <w:rPr>
-          <w:rFonts w:ascii="Apple SD Gothic Neo" w:hAnsi="Apple SD Gothic Neo" w:eastAsia="Apple SD Gothic Neo" w:cs="Apple SD Gothic Neo"/>
+          <w:rFonts w:ascii="AppleGothic" w:hAnsi="AppleGothic" w:eastAsia="AppleGothic" w:cs="AppleGothic"/>
           <w:color w:val="182433"/>
           <w:sz w:val="21"/>
         </w:rPr>
@@ -4952,7 +4974,7 @@
       </w:pPr>
       <w:r>
         <w:rPr>
-          <w:rFonts w:ascii="Apple SD Gothic Neo" w:hAnsi="Apple SD Gothic Neo" w:eastAsia="Apple SD Gothic Neo" w:cs="Apple SD Gothic Neo"/>
+          <w:rFonts w:ascii="AppleGothic" w:hAnsi="AppleGothic" w:eastAsia="AppleGothic" w:cs="AppleGothic"/>
           <w:b/>
           <w:color w:val="14866D"/>
           <w:sz w:val="21"/>
@@ -4961,7 +4983,7 @@
       </w:r>
       <w:r>
         <w:rPr>
-          <w:rFonts w:ascii="Apple SD Gothic Neo" w:hAnsi="Apple SD Gothic Neo" w:eastAsia="Apple SD Gothic Neo" w:cs="Apple SD Gothic Neo"/>
+          <w:rFonts w:ascii="AppleGothic" w:hAnsi="AppleGothic" w:eastAsia="AppleGothic" w:cs="AppleGothic"/>
           <w:color w:val="182433"/>
           <w:sz w:val="21"/>
         </w:rPr>
@@ -4975,7 +4997,7 @@
       </w:pPr>
       <w:r>
         <w:rPr>
-          <w:rFonts w:ascii="Apple SD Gothic Neo" w:hAnsi="Apple SD Gothic Neo" w:eastAsia="Apple SD Gothic Neo" w:cs="Apple SD Gothic Neo"/>
+          <w:rFonts w:ascii="AppleGothic" w:hAnsi="AppleGothic" w:eastAsia="AppleGothic" w:cs="AppleGothic"/>
           <w:color w:val="182433"/>
           <w:sz w:val="20"/>
         </w:rPr>
@@ -4989,7 +5011,7 @@
       </w:pPr>
       <w:r>
         <w:rPr>
-          <w:rFonts w:ascii="Apple SD Gothic Neo" w:hAnsi="Apple SD Gothic Neo" w:eastAsia="Apple SD Gothic Neo" w:cs="Apple SD Gothic Neo"/>
+          <w:rFonts w:ascii="AppleGothic" w:hAnsi="AppleGothic" w:eastAsia="AppleGothic" w:cs="AppleGothic"/>
           <w:color w:val="182433"/>
           <w:sz w:val="20"/>
         </w:rPr>
@@ -5003,7 +5025,7 @@
       </w:pPr>
       <w:r>
         <w:rPr>
-          <w:rFonts w:ascii="Apple SD Gothic Neo" w:hAnsi="Apple SD Gothic Neo" w:eastAsia="Apple SD Gothic Neo" w:cs="Apple SD Gothic Neo"/>
+          <w:rFonts w:ascii="AppleGothic" w:hAnsi="AppleGothic" w:eastAsia="AppleGothic" w:cs="AppleGothic"/>
           <w:color w:val="182433"/>
           <w:sz w:val="20"/>
         </w:rPr>
@@ -5017,7 +5039,7 @@
       </w:pPr>
       <w:r>
         <w:rPr>
-          <w:rFonts w:ascii="Apple SD Gothic Neo" w:hAnsi="Apple SD Gothic Neo" w:eastAsia="Apple SD Gothic Neo" w:cs="Apple SD Gothic Neo"/>
+          <w:rFonts w:ascii="AppleGothic" w:hAnsi="AppleGothic" w:eastAsia="AppleGothic" w:cs="AppleGothic"/>
           <w:b/>
           <w:color w:val="A56A00"/>
           <w:sz w:val="19"/>
@@ -5026,7 +5048,7 @@
       </w:r>
       <w:r>
         <w:rPr>
-          <w:rFonts w:ascii="Apple SD Gothic Neo" w:hAnsi="Apple SD Gothic Neo" w:eastAsia="Apple SD Gothic Neo" w:cs="Apple SD Gothic Neo"/>
+          <w:rFonts w:ascii="AppleGothic" w:hAnsi="AppleGothic" w:eastAsia="AppleGothic" w:cs="AppleGothic"/>
           <w:color w:val="5E7084"/>
           <w:sz w:val="19"/>
         </w:rPr>
@@ -5041,7 +5063,7 @@
       </w:pPr>
       <w:r>
         <w:rPr>
-          <w:rFonts w:ascii="Apple SD Gothic Neo" w:hAnsi="Apple SD Gothic Neo" w:eastAsia="Apple SD Gothic Neo" w:cs="Apple SD Gothic Neo"/>
+          <w:rFonts w:ascii="AppleGothic" w:hAnsi="AppleGothic" w:eastAsia="AppleGothic" w:cs="AppleGothic"/>
           <w:b/>
           <w:color w:val="000000"/>
           <w:sz w:val="30"/>
@@ -5055,7 +5077,7 @@
       </w:pPr>
       <w:r>
         <w:rPr>
-          <w:rFonts w:ascii="Apple SD Gothic Neo" w:hAnsi="Apple SD Gothic Neo" w:eastAsia="Apple SD Gothic Neo" w:cs="Apple SD Gothic Neo"/>
+          <w:rFonts w:ascii="AppleGothic" w:hAnsi="AppleGothic" w:eastAsia="AppleGothic" w:cs="AppleGothic"/>
           <w:b/>
           <w:color w:val="246BCE"/>
           <w:sz w:val="21"/>
@@ -5064,7 +5086,7 @@
       </w:r>
       <w:r>
         <w:rPr>
-          <w:rFonts w:ascii="Apple SD Gothic Neo" w:hAnsi="Apple SD Gothic Neo" w:eastAsia="Apple SD Gothic Neo" w:cs="Apple SD Gothic Neo"/>
+          <w:rFonts w:ascii="AppleGothic" w:hAnsi="AppleGothic" w:eastAsia="AppleGothic" w:cs="AppleGothic"/>
           <w:color w:val="182433"/>
           <w:sz w:val="21"/>
         </w:rPr>
@@ -5077,7 +5099,7 @@
       </w:pPr>
       <w:r>
         <w:rPr>
-          <w:rFonts w:ascii="Apple SD Gothic Neo" w:hAnsi="Apple SD Gothic Neo" w:eastAsia="Apple SD Gothic Neo" w:cs="Apple SD Gothic Neo"/>
+          <w:rFonts w:ascii="AppleGothic" w:hAnsi="AppleGothic" w:eastAsia="AppleGothic" w:cs="AppleGothic"/>
           <w:b/>
           <w:color w:val="14866D"/>
           <w:sz w:val="21"/>
@@ -5086,7 +5108,7 @@
       </w:r>
       <w:r>
         <w:rPr>
-          <w:rFonts w:ascii="Apple SD Gothic Neo" w:hAnsi="Apple SD Gothic Neo" w:eastAsia="Apple SD Gothic Neo" w:cs="Apple SD Gothic Neo"/>
+          <w:rFonts w:ascii="AppleGothic" w:hAnsi="AppleGothic" w:eastAsia="AppleGothic" w:cs="AppleGothic"/>
           <w:color w:val="182433"/>
           <w:sz w:val="21"/>
         </w:rPr>
@@ -5100,7 +5122,7 @@
       </w:pPr>
       <w:r>
         <w:rPr>
-          <w:rFonts w:ascii="Apple SD Gothic Neo" w:hAnsi="Apple SD Gothic Neo" w:eastAsia="Apple SD Gothic Neo" w:cs="Apple SD Gothic Neo"/>
+          <w:rFonts w:ascii="AppleGothic" w:hAnsi="AppleGothic" w:eastAsia="AppleGothic" w:cs="AppleGothic"/>
           <w:color w:val="182433"/>
           <w:sz w:val="20"/>
         </w:rPr>
@@ -5113,7 +5135,7 @@
       </w:pPr>
       <w:r>
         <w:rPr>
-          <w:rFonts w:ascii="Apple SD Gothic Neo" w:hAnsi="Apple SD Gothic Neo" w:eastAsia="Apple SD Gothic Neo" w:cs="Apple SD Gothic Neo"/>
+          <w:rFonts w:ascii="AppleGothic" w:hAnsi="AppleGothic" w:eastAsia="AppleGothic" w:cs="AppleGothic"/>
         </w:rPr>
         <w:t>Audit log와 완료된 Command execution 보관 기간도 설정할 수 있습니다. 미리보기에서 삭제 건수를 확인한 뒤 정리를 실행하며, 실행 중인 명령과 Kubernetes 실제 리소스는 삭제하지 않습니다.</w:t>
       </w:r>
@@ -5125,7 +5147,7 @@
       </w:pPr>
       <w:r>
         <w:rPr>
-          <w:rFonts w:ascii="Apple SD Gothic Neo" w:hAnsi="Apple SD Gothic Neo" w:eastAsia="Apple SD Gothic Neo" w:cs="Apple SD Gothic Neo"/>
+          <w:rFonts w:ascii="AppleGothic" w:hAnsi="AppleGothic" w:eastAsia="AppleGothic" w:cs="AppleGothic"/>
           <w:color w:val="182433"/>
           <w:sz w:val="20"/>
         </w:rPr>
@@ -5139,7 +5161,7 @@
       </w:pPr>
       <w:r>
         <w:rPr>
-          <w:rFonts w:ascii="Apple SD Gothic Neo" w:hAnsi="Apple SD Gothic Neo" w:eastAsia="Apple SD Gothic Neo" w:cs="Apple SD Gothic Neo"/>
+          <w:rFonts w:ascii="AppleGothic" w:hAnsi="AppleGothic" w:eastAsia="AppleGothic" w:cs="AppleGothic"/>
           <w:color w:val="182433"/>
           <w:sz w:val="20"/>
         </w:rPr>
@@ -5153,7 +5175,7 @@
       </w:pPr>
       <w:r>
         <w:rPr>
-          <w:rFonts w:ascii="Apple SD Gothic Neo" w:hAnsi="Apple SD Gothic Neo" w:eastAsia="Apple SD Gothic Neo" w:cs="Apple SD Gothic Neo"/>
+          <w:rFonts w:ascii="AppleGothic" w:hAnsi="AppleGothic" w:eastAsia="AppleGothic" w:cs="AppleGothic"/>
           <w:color w:val="182433"/>
           <w:sz w:val="20"/>
         </w:rPr>
@@ -5167,7 +5189,7 @@
       </w:pPr>
       <w:r>
         <w:rPr>
-          <w:rFonts w:ascii="Apple SD Gothic Neo" w:hAnsi="Apple SD Gothic Neo" w:eastAsia="Apple SD Gothic Neo" w:cs="Apple SD Gothic Neo"/>
+          <w:rFonts w:ascii="AppleGothic" w:hAnsi="AppleGothic" w:eastAsia="AppleGothic" w:cs="AppleGothic"/>
           <w:b/>
           <w:color w:val="A56A00"/>
           <w:sz w:val="19"/>
@@ -5176,7 +5198,7 @@
       </w:r>
       <w:r>
         <w:rPr>
-          <w:rFonts w:ascii="Apple SD Gothic Neo" w:hAnsi="Apple SD Gothic Neo" w:eastAsia="Apple SD Gothic Neo" w:cs="Apple SD Gothic Neo"/>
+          <w:rFonts w:ascii="AppleGothic" w:hAnsi="AppleGothic" w:eastAsia="AppleGothic" w:cs="AppleGothic"/>
           <w:color w:val="5E7084"/>
           <w:sz w:val="19"/>
         </w:rPr>
@@ -5190,7 +5212,7 @@
       </w:pPr>
       <w:r>
         <w:rPr>
-          <w:rFonts w:ascii="Apple SD Gothic Neo" w:hAnsi="Apple SD Gothic Neo" w:eastAsia="Apple SD Gothic Neo" w:cs="Apple SD Gothic Neo"/>
+          <w:rFonts w:ascii="AppleGothic" w:hAnsi="AppleGothic" w:eastAsia="AppleGothic" w:cs="AppleGothic"/>
           <w:b/>
           <w:color w:val="B42318"/>
           <w:sz w:val="19"/>
@@ -5199,7 +5221,7 @@
       </w:r>
       <w:r>
         <w:rPr>
-          <w:rFonts w:ascii="Apple SD Gothic Neo" w:hAnsi="Apple SD Gothic Neo" w:eastAsia="Apple SD Gothic Neo" w:cs="Apple SD Gothic Neo"/>
+          <w:rFonts w:ascii="AppleGothic" w:hAnsi="AppleGothic" w:eastAsia="AppleGothic" w:cs="AppleGothic"/>
           <w:color w:val="5E7084"/>
           <w:sz w:val="19"/>
         </w:rPr>
@@ -5214,7 +5236,7 @@
       </w:pPr>
       <w:r>
         <w:rPr>
-          <w:rFonts w:ascii="Apple SD Gothic Neo" w:hAnsi="Apple SD Gothic Neo" w:eastAsia="Apple SD Gothic Neo" w:cs="Apple SD Gothic Neo"/>
+          <w:rFonts w:ascii="AppleGothic" w:hAnsi="AppleGothic" w:eastAsia="AppleGothic" w:cs="AppleGothic"/>
           <w:b/>
           <w:color w:val="000000"/>
           <w:sz w:val="30"/>
@@ -5228,7 +5250,7 @@
       </w:pPr>
       <w:r>
         <w:rPr>
-          <w:rFonts w:ascii="Apple SD Gothic Neo" w:hAnsi="Apple SD Gothic Neo" w:eastAsia="Apple SD Gothic Neo" w:cs="Apple SD Gothic Neo"/>
+          <w:rFonts w:ascii="AppleGothic" w:hAnsi="AppleGothic" w:eastAsia="AppleGothic" w:cs="AppleGothic"/>
           <w:b/>
           <w:color w:val="246BCE"/>
           <w:sz w:val="21"/>
@@ -5237,7 +5259,7 @@
       </w:r>
       <w:r>
         <w:rPr>
-          <w:rFonts w:ascii="Apple SD Gothic Neo" w:hAnsi="Apple SD Gothic Neo" w:eastAsia="Apple SD Gothic Neo" w:cs="Apple SD Gothic Neo"/>
+          <w:rFonts w:ascii="AppleGothic" w:hAnsi="AppleGothic" w:eastAsia="AppleGothic" w:cs="AppleGothic"/>
           <w:color w:val="182433"/>
           <w:sz w:val="21"/>
         </w:rPr>
@@ -5250,7 +5272,7 @@
       </w:pPr>
       <w:r>
         <w:rPr>
-          <w:rFonts w:ascii="Apple SD Gothic Neo" w:hAnsi="Apple SD Gothic Neo" w:eastAsia="Apple SD Gothic Neo" w:cs="Apple SD Gothic Neo"/>
+          <w:rFonts w:ascii="AppleGothic" w:hAnsi="AppleGothic" w:eastAsia="AppleGothic" w:cs="AppleGothic"/>
           <w:b/>
           <w:color w:val="14866D"/>
           <w:sz w:val="21"/>
@@ -5259,7 +5281,7 @@
       </w:r>
       <w:r>
         <w:rPr>
-          <w:rFonts w:ascii="Apple SD Gothic Neo" w:hAnsi="Apple SD Gothic Neo" w:eastAsia="Apple SD Gothic Neo" w:cs="Apple SD Gothic Neo"/>
+          <w:rFonts w:ascii="AppleGothic" w:hAnsi="AppleGothic" w:eastAsia="AppleGothic" w:cs="AppleGothic"/>
           <w:color w:val="182433"/>
           <w:sz w:val="21"/>
         </w:rPr>
@@ -5273,7 +5295,7 @@
       </w:pPr>
       <w:r>
         <w:rPr>
-          <w:rFonts w:ascii="Apple SD Gothic Neo" w:hAnsi="Apple SD Gothic Neo" w:eastAsia="Apple SD Gothic Neo" w:cs="Apple SD Gothic Neo"/>
+          <w:rFonts w:ascii="AppleGothic" w:hAnsi="AppleGothic" w:eastAsia="AppleGothic" w:cs="AppleGothic"/>
           <w:color w:val="182433"/>
           <w:sz w:val="20"/>
         </w:rPr>
@@ -5287,7 +5309,7 @@
       </w:pPr>
       <w:r>
         <w:rPr>
-          <w:rFonts w:ascii="Apple SD Gothic Neo" w:hAnsi="Apple SD Gothic Neo" w:eastAsia="Apple SD Gothic Neo" w:cs="Apple SD Gothic Neo"/>
+          <w:rFonts w:ascii="AppleGothic" w:hAnsi="AppleGothic" w:eastAsia="AppleGothic" w:cs="AppleGothic"/>
           <w:color w:val="182433"/>
           <w:sz w:val="20"/>
         </w:rPr>
@@ -5301,7 +5323,7 @@
       </w:pPr>
       <w:r>
         <w:rPr>
-          <w:rFonts w:ascii="Apple SD Gothic Neo" w:hAnsi="Apple SD Gothic Neo" w:eastAsia="Apple SD Gothic Neo" w:cs="Apple SD Gothic Neo"/>
+          <w:rFonts w:ascii="AppleGothic" w:hAnsi="AppleGothic" w:eastAsia="AppleGothic" w:cs="AppleGothic"/>
           <w:color w:val="182433"/>
           <w:sz w:val="20"/>
         </w:rPr>
@@ -5315,7 +5337,7 @@
       </w:pPr>
       <w:r>
         <w:rPr>
-          <w:rFonts w:ascii="Apple SD Gothic Neo" w:hAnsi="Apple SD Gothic Neo" w:eastAsia="Apple SD Gothic Neo" w:cs="Apple SD Gothic Neo"/>
+          <w:rFonts w:ascii="AppleGothic" w:hAnsi="AppleGothic" w:eastAsia="AppleGothic" w:cs="AppleGothic"/>
           <w:b/>
           <w:color w:val="A56A00"/>
           <w:sz w:val="19"/>
@@ -5324,7 +5346,7 @@
       </w:r>
       <w:r>
         <w:rPr>
-          <w:rFonts w:ascii="Apple SD Gothic Neo" w:hAnsi="Apple SD Gothic Neo" w:eastAsia="Apple SD Gothic Neo" w:cs="Apple SD Gothic Neo"/>
+          <w:rFonts w:ascii="AppleGothic" w:hAnsi="AppleGothic" w:eastAsia="AppleGothic" w:cs="AppleGothic"/>
           <w:color w:val="5E7084"/>
           <w:sz w:val="19"/>
         </w:rPr>
@@ -5339,7 +5361,7 @@
       </w:pPr>
       <w:r>
         <w:rPr>
-          <w:rFonts w:ascii="Apple SD Gothic Neo" w:hAnsi="Apple SD Gothic Neo" w:eastAsia="Apple SD Gothic Neo" w:cs="Apple SD Gothic Neo"/>
+          <w:rFonts w:ascii="AppleGothic" w:hAnsi="AppleGothic" w:eastAsia="AppleGothic" w:cs="AppleGothic"/>
           <w:b/>
           <w:color w:val="000000"/>
           <w:sz w:val="40"/>
@@ -5353,7 +5375,7 @@
       </w:pPr>
       <w:r>
         <w:rPr>
-          <w:rFonts w:ascii="Apple SD Gothic Neo" w:hAnsi="Apple SD Gothic Neo" w:eastAsia="Apple SD Gothic Neo" w:cs="Apple SD Gothic Neo"/>
+          <w:rFonts w:ascii="AppleGothic" w:hAnsi="AppleGothic" w:eastAsia="AppleGothic" w:cs="AppleGothic"/>
         </w:rPr>
         <w:t>AI Provider와 Local Models</w:t>
       </w:r>
@@ -5362,7 +5384,7 @@
       <w:pPr/>
       <w:r>
         <w:rPr>
-          <w:rFonts w:ascii="Apple SD Gothic Neo" w:hAnsi="Apple SD Gothic Neo" w:eastAsia="Apple SD Gothic Neo" w:cs="Apple SD Gothic Neo"/>
+          <w:rFonts w:ascii="AppleGothic" w:hAnsi="AppleGothic" w:eastAsia="AppleGothic" w:cs="AppleGothic"/>
         </w:rPr>
         <w:t>목적  Local Ollama와 선택형 외부 LLM 연결, 모델과 Tenant 목적별 사용 경로를 관리합니다.</w:t>
       </w:r>
@@ -5371,7 +5393,7 @@
       <w:pPr/>
       <w:r>
         <w:rPr>
-          <w:rFonts w:ascii="Apple SD Gothic Neo" w:hAnsi="Apple SD Gothic Neo" w:eastAsia="Apple SD Gothic Neo" w:cs="Apple SD Gothic Neo"/>
+          <w:rFonts w:ascii="AppleGothic" w:hAnsi="AppleGothic" w:eastAsia="AppleGothic" w:cs="AppleGothic"/>
         </w:rPr>
         <w:t>사용 시점  AI Analysis, AI Chat과 Helm Values 제안에 사용할 Provider나 모델을 변경할 때 사용합니다.</w:t>
       </w:r>
@@ -5382,7 +5404,7 @@
       </w:pPr>
       <w:r>
         <w:rPr>
-          <w:rFonts w:ascii="Apple SD Gothic Neo" w:hAnsi="Apple SD Gothic Neo" w:eastAsia="Apple SD Gothic Neo" w:cs="Apple SD Gothic Neo"/>
+          <w:rFonts w:ascii="AppleGothic" w:hAnsi="AppleGothic" w:eastAsia="AppleGothic" w:cs="AppleGothic"/>
         </w:rPr>
         <w:t>Platform Manager는 Provider profile과 credential을 등록하고 연결을 검증합니다.</w:t>
       </w:r>
@@ -5393,7 +5415,7 @@
       </w:pPr>
       <w:r>
         <w:rPr>
-          <w:rFonts w:ascii="Apple SD Gothic Neo" w:hAnsi="Apple SD Gothic Neo" w:eastAsia="Apple SD Gothic Neo" w:cs="Apple SD Gothic Neo"/>
+          <w:rFonts w:ascii="AppleGothic" w:hAnsi="AppleGothic" w:eastAsia="AppleGothic" w:cs="AppleGothic"/>
         </w:rPr>
         <w:t>Tenant 관리자는 허용된 profile/model을 목적별로 선택하고 외부 전송 여부를 명시적으로 설정합니다.</w:t>
       </w:r>
@@ -5404,7 +5426,7 @@
       </w:pPr>
       <w:r>
         <w:rPr>
-          <w:rFonts w:ascii="Apple SD Gothic Neo" w:hAnsi="Apple SD Gothic Neo" w:eastAsia="Apple SD Gothic Neo" w:cs="Apple SD Gothic Neo"/>
+          <w:rFonts w:ascii="AppleGothic" w:hAnsi="AppleGothic" w:eastAsia="AppleGothic" w:cs="AppleGothic"/>
         </w:rPr>
         <w:t>Local Models에서는 Ollama 설치 모델을 동기화하고 승인 목록의 9B 이하 모델만 추가합니다.</w:t>
       </w:r>
@@ -5415,7 +5437,7 @@
       </w:pPr>
       <w:r>
         <w:rPr>
-          <w:rFonts w:ascii="Apple SD Gothic Neo" w:hAnsi="Apple SD Gothic Neo" w:eastAsia="Apple SD Gothic Neo" w:cs="Apple SD Gothic Neo"/>
+          <w:rFonts w:ascii="AppleGothic" w:hAnsi="AppleGothic" w:eastAsia="AppleGothic" w:cs="AppleGothic"/>
         </w:rPr>
         <w:t>API key와 credential은 저장 후 다시 표시하지 않으며 화면과 로그에서 마스킹합니다.</w:t>
       </w:r>
@@ -5424,7 +5446,7 @@
       <w:pPr/>
       <w:r>
         <w:rPr>
-          <w:rFonts w:ascii="Apple SD Gothic Neo" w:hAnsi="Apple SD Gothic Neo" w:eastAsia="Apple SD Gothic Neo" w:cs="Apple SD Gothic Neo"/>
+          <w:rFonts w:ascii="AppleGothic" w:hAnsi="AppleGothic" w:eastAsia="AppleGothic" w:cs="AppleGothic"/>
         </w:rPr>
         <w:t>주의  외부 Provider 사용은 Tenant 데이터 반출 결정입니다. 전송 범위와 fallback을 확인한 뒤 활성화합니다.</w:t>
       </w:r>
@@ -5437,7 +5459,7 @@
       </w:pPr>
       <w:r>
         <w:rPr>
-          <w:rFonts w:ascii="Apple SD Gothic Neo" w:hAnsi="Apple SD Gothic Neo" w:eastAsia="Apple SD Gothic Neo" w:cs="Apple SD Gothic Neo"/>
+          <w:rFonts w:ascii="AppleGothic" w:hAnsi="AppleGothic" w:eastAsia="AppleGothic" w:cs="AppleGothic"/>
           <w:b/>
           <w:color w:val="000000"/>
           <w:sz w:val="30"/>
@@ -5451,7 +5473,7 @@
       </w:pPr>
       <w:r>
         <w:rPr>
-          <w:rFonts w:ascii="Apple SD Gothic Neo" w:hAnsi="Apple SD Gothic Neo" w:eastAsia="Apple SD Gothic Neo" w:cs="Apple SD Gothic Neo"/>
+          <w:rFonts w:ascii="AppleGothic" w:hAnsi="AppleGothic" w:eastAsia="AppleGothic" w:cs="AppleGothic"/>
           <w:b/>
           <w:color w:val="246BCE"/>
           <w:sz w:val="21"/>
@@ -5460,7 +5482,7 @@
       </w:r>
       <w:r>
         <w:rPr>
-          <w:rFonts w:ascii="Apple SD Gothic Neo" w:hAnsi="Apple SD Gothic Neo" w:eastAsia="Apple SD Gothic Neo" w:cs="Apple SD Gothic Neo"/>
+          <w:rFonts w:ascii="AppleGothic" w:hAnsi="AppleGothic" w:eastAsia="AppleGothic" w:cs="AppleGothic"/>
           <w:color w:val="182433"/>
           <w:sz w:val="21"/>
         </w:rPr>
@@ -5473,7 +5495,7 @@
       </w:pPr>
       <w:r>
         <w:rPr>
-          <w:rFonts w:ascii="Apple SD Gothic Neo" w:hAnsi="Apple SD Gothic Neo" w:eastAsia="Apple SD Gothic Neo" w:cs="Apple SD Gothic Neo"/>
+          <w:rFonts w:ascii="AppleGothic" w:hAnsi="AppleGothic" w:eastAsia="AppleGothic" w:cs="AppleGothic"/>
           <w:b/>
           <w:color w:val="14866D"/>
           <w:sz w:val="21"/>
@@ -5482,7 +5504,7 @@
       </w:r>
       <w:r>
         <w:rPr>
-          <w:rFonts w:ascii="Apple SD Gothic Neo" w:hAnsi="Apple SD Gothic Neo" w:eastAsia="Apple SD Gothic Neo" w:cs="Apple SD Gothic Neo"/>
+          <w:rFonts w:ascii="AppleGothic" w:hAnsi="AppleGothic" w:eastAsia="AppleGothic" w:cs="AppleGothic"/>
           <w:color w:val="182433"/>
           <w:sz w:val="21"/>
         </w:rPr>
@@ -5496,7 +5518,7 @@
       </w:pPr>
       <w:r>
         <w:rPr>
-          <w:rFonts w:ascii="Apple SD Gothic Neo" w:hAnsi="Apple SD Gothic Neo" w:eastAsia="Apple SD Gothic Neo" w:cs="Apple SD Gothic Neo"/>
+          <w:rFonts w:ascii="AppleGothic" w:hAnsi="AppleGothic" w:eastAsia="AppleGothic" w:cs="AppleGothic"/>
           <w:color w:val="182433"/>
           <w:sz w:val="20"/>
         </w:rPr>
@@ -5510,7 +5532,7 @@
       </w:pPr>
       <w:r>
         <w:rPr>
-          <w:rFonts w:ascii="Apple SD Gothic Neo" w:hAnsi="Apple SD Gothic Neo" w:eastAsia="Apple SD Gothic Neo" w:cs="Apple SD Gothic Neo"/>
+          <w:rFonts w:ascii="AppleGothic" w:hAnsi="AppleGothic" w:eastAsia="AppleGothic" w:cs="AppleGothic"/>
           <w:color w:val="182433"/>
           <w:sz w:val="20"/>
         </w:rPr>
@@ -5524,7 +5546,7 @@
       </w:pPr>
       <w:r>
         <w:rPr>
-          <w:rFonts w:ascii="Apple SD Gothic Neo" w:hAnsi="Apple SD Gothic Neo" w:eastAsia="Apple SD Gothic Neo" w:cs="Apple SD Gothic Neo"/>
+          <w:rFonts w:ascii="AppleGothic" w:hAnsi="AppleGothic" w:eastAsia="AppleGothic" w:cs="AppleGothic"/>
           <w:color w:val="182433"/>
           <w:sz w:val="20"/>
         </w:rPr>
@@ -5538,7 +5560,7 @@
       </w:pPr>
       <w:r>
         <w:rPr>
-          <w:rFonts w:ascii="Apple SD Gothic Neo" w:hAnsi="Apple SD Gothic Neo" w:eastAsia="Apple SD Gothic Neo" w:cs="Apple SD Gothic Neo"/>
+          <w:rFonts w:ascii="AppleGothic" w:hAnsi="AppleGothic" w:eastAsia="AppleGothic" w:cs="AppleGothic"/>
           <w:b/>
           <w:color w:val="A56A00"/>
           <w:sz w:val="19"/>
@@ -5547,7 +5569,7 @@
       </w:r>
       <w:r>
         <w:rPr>
-          <w:rFonts w:ascii="Apple SD Gothic Neo" w:hAnsi="Apple SD Gothic Neo" w:eastAsia="Apple SD Gothic Neo" w:cs="Apple SD Gothic Neo"/>
+          <w:rFonts w:ascii="AppleGothic" w:hAnsi="AppleGothic" w:eastAsia="AppleGothic" w:cs="AppleGothic"/>
           <w:color w:val="5E7084"/>
           <w:sz w:val="19"/>
         </w:rPr>
@@ -5561,7 +5583,7 @@
       </w:pPr>
       <w:r>
         <w:rPr>
-          <w:rFonts w:ascii="Apple SD Gothic Neo" w:hAnsi="Apple SD Gothic Neo" w:eastAsia="Apple SD Gothic Neo" w:cs="Apple SD Gothic Neo"/>
+          <w:rFonts w:ascii="AppleGothic" w:hAnsi="AppleGothic" w:eastAsia="AppleGothic" w:cs="AppleGothic"/>
           <w:b/>
           <w:color w:val="B42318"/>
           <w:sz w:val="19"/>
@@ -5570,7 +5592,7 @@
       </w:r>
       <w:r>
         <w:rPr>
-          <w:rFonts w:ascii="Apple SD Gothic Neo" w:hAnsi="Apple SD Gothic Neo" w:eastAsia="Apple SD Gothic Neo" w:cs="Apple SD Gothic Neo"/>
+          <w:rFonts w:ascii="AppleGothic" w:hAnsi="AppleGothic" w:eastAsia="AppleGothic" w:cs="AppleGothic"/>
           <w:color w:val="5E7084"/>
           <w:sz w:val="19"/>
         </w:rPr>
@@ -5585,7 +5607,7 @@
       </w:pPr>
       <w:r>
         <w:rPr>
-          <w:rFonts w:ascii="Apple SD Gothic Neo" w:hAnsi="Apple SD Gothic Neo" w:eastAsia="Apple SD Gothic Neo" w:cs="Apple SD Gothic Neo"/>
+          <w:rFonts w:ascii="AppleGothic" w:hAnsi="AppleGothic" w:eastAsia="AppleGothic" w:cs="AppleGothic"/>
           <w:b/>
           <w:color w:val="000000"/>
           <w:sz w:val="30"/>
@@ -5599,7 +5621,7 @@
       </w:pPr>
       <w:r>
         <w:rPr>
-          <w:rFonts w:ascii="Apple SD Gothic Neo" w:hAnsi="Apple SD Gothic Neo" w:eastAsia="Apple SD Gothic Neo" w:cs="Apple SD Gothic Neo"/>
+          <w:rFonts w:ascii="AppleGothic" w:hAnsi="AppleGothic" w:eastAsia="AppleGothic" w:cs="AppleGothic"/>
           <w:b/>
           <w:color w:val="246BCE"/>
           <w:sz w:val="21"/>
@@ -5608,7 +5630,7 @@
       </w:r>
       <w:r>
         <w:rPr>
-          <w:rFonts w:ascii="Apple SD Gothic Neo" w:hAnsi="Apple SD Gothic Neo" w:eastAsia="Apple SD Gothic Neo" w:cs="Apple SD Gothic Neo"/>
+          <w:rFonts w:ascii="AppleGothic" w:hAnsi="AppleGothic" w:eastAsia="AppleGothic" w:cs="AppleGothic"/>
           <w:color w:val="182433"/>
           <w:sz w:val="21"/>
         </w:rPr>
@@ -5621,7 +5643,7 @@
       </w:pPr>
       <w:r>
         <w:rPr>
-          <w:rFonts w:ascii="Apple SD Gothic Neo" w:hAnsi="Apple SD Gothic Neo" w:eastAsia="Apple SD Gothic Neo" w:cs="Apple SD Gothic Neo"/>
+          <w:rFonts w:ascii="AppleGothic" w:hAnsi="AppleGothic" w:eastAsia="AppleGothic" w:cs="AppleGothic"/>
           <w:b/>
           <w:color w:val="14866D"/>
           <w:sz w:val="21"/>
@@ -5630,7 +5652,7 @@
       </w:r>
       <w:r>
         <w:rPr>
-          <w:rFonts w:ascii="Apple SD Gothic Neo" w:hAnsi="Apple SD Gothic Neo" w:eastAsia="Apple SD Gothic Neo" w:cs="Apple SD Gothic Neo"/>
+          <w:rFonts w:ascii="AppleGothic" w:hAnsi="AppleGothic" w:eastAsia="AppleGothic" w:cs="AppleGothic"/>
           <w:color w:val="182433"/>
           <w:sz w:val="21"/>
         </w:rPr>
@@ -5644,7 +5666,7 @@
       </w:pPr>
       <w:r>
         <w:rPr>
-          <w:rFonts w:ascii="Apple SD Gothic Neo" w:hAnsi="Apple SD Gothic Neo" w:eastAsia="Apple SD Gothic Neo" w:cs="Apple SD Gothic Neo"/>
+          <w:rFonts w:ascii="AppleGothic" w:hAnsi="AppleGothic" w:eastAsia="AppleGothic" w:cs="AppleGothic"/>
           <w:color w:val="182433"/>
           <w:sz w:val="20"/>
         </w:rPr>
@@ -5658,7 +5680,7 @@
       </w:pPr>
       <w:r>
         <w:rPr>
-          <w:rFonts w:ascii="Apple SD Gothic Neo" w:hAnsi="Apple SD Gothic Neo" w:eastAsia="Apple SD Gothic Neo" w:cs="Apple SD Gothic Neo"/>
+          <w:rFonts w:ascii="AppleGothic" w:hAnsi="AppleGothic" w:eastAsia="AppleGothic" w:cs="AppleGothic"/>
           <w:color w:val="182433"/>
           <w:sz w:val="20"/>
         </w:rPr>
@@ -5672,7 +5694,7 @@
       </w:pPr>
       <w:r>
         <w:rPr>
-          <w:rFonts w:ascii="Apple SD Gothic Neo" w:hAnsi="Apple SD Gothic Neo" w:eastAsia="Apple SD Gothic Neo" w:cs="Apple SD Gothic Neo"/>
+          <w:rFonts w:ascii="AppleGothic" w:hAnsi="AppleGothic" w:eastAsia="AppleGothic" w:cs="AppleGothic"/>
           <w:color w:val="182433"/>
           <w:sz w:val="20"/>
         </w:rPr>
@@ -5686,7 +5708,7 @@
       </w:pPr>
       <w:r>
         <w:rPr>
-          <w:rFonts w:ascii="Apple SD Gothic Neo" w:hAnsi="Apple SD Gothic Neo" w:eastAsia="Apple SD Gothic Neo" w:cs="Apple SD Gothic Neo"/>
+          <w:rFonts w:ascii="AppleGothic" w:hAnsi="AppleGothic" w:eastAsia="AppleGothic" w:cs="AppleGothic"/>
           <w:b/>
           <w:color w:val="A56A00"/>
           <w:sz w:val="19"/>
@@ -5695,7 +5717,7 @@
       </w:r>
       <w:r>
         <w:rPr>
-          <w:rFonts w:ascii="Apple SD Gothic Neo" w:hAnsi="Apple SD Gothic Neo" w:eastAsia="Apple SD Gothic Neo" w:cs="Apple SD Gothic Neo"/>
+          <w:rFonts w:ascii="AppleGothic" w:hAnsi="AppleGothic" w:eastAsia="AppleGothic" w:cs="AppleGothic"/>
           <w:color w:val="5E7084"/>
           <w:sz w:val="19"/>
         </w:rPr>
@@ -5709,7 +5731,7 @@
       </w:pPr>
       <w:r>
         <w:rPr>
-          <w:rFonts w:ascii="Apple SD Gothic Neo" w:hAnsi="Apple SD Gothic Neo" w:eastAsia="Apple SD Gothic Neo" w:cs="Apple SD Gothic Neo"/>
+          <w:rFonts w:ascii="AppleGothic" w:hAnsi="AppleGothic" w:eastAsia="AppleGothic" w:cs="AppleGothic"/>
           <w:b/>
           <w:color w:val="B42318"/>
           <w:sz w:val="19"/>
@@ -5718,7 +5740,7 @@
       </w:r>
       <w:r>
         <w:rPr>
-          <w:rFonts w:ascii="Apple SD Gothic Neo" w:hAnsi="Apple SD Gothic Neo" w:eastAsia="Apple SD Gothic Neo" w:cs="Apple SD Gothic Neo"/>
+          <w:rFonts w:ascii="AppleGothic" w:hAnsi="AppleGothic" w:eastAsia="AppleGothic" w:cs="AppleGothic"/>
           <w:color w:val="5E7084"/>
           <w:sz w:val="19"/>
         </w:rPr>
@@ -5731,7 +5753,7 @@
       </w:pPr>
       <w:r>
         <w:rPr>
-          <w:rFonts w:ascii="Apple SD Gothic Neo" w:hAnsi="Apple SD Gothic Neo" w:eastAsia="Apple SD Gothic Neo" w:cs="Apple SD Gothic Neo"/>
+          <w:rFonts w:ascii="AppleGothic" w:hAnsi="AppleGothic" w:eastAsia="AppleGothic" w:cs="AppleGothic"/>
         </w:rPr>
         <w:t>메뉴 권한 매트릭스</w:t>
       </w:r>
@@ -5780,7 +5802,7 @@
             </w:pPr>
             <w:r>
               <w:rPr>
-                <w:rFonts w:ascii="Apple SD Gothic Neo" w:hAnsi="Apple SD Gothic Neo" w:eastAsia="Apple SD Gothic Neo" w:cs="Apple SD Gothic Neo"/>
+                <w:rFonts w:ascii="AppleGothic" w:hAnsi="AppleGothic" w:eastAsia="AppleGothic" w:cs="AppleGothic"/>
                 <w:b/>
                 <w:color w:val="FFFFFF"/>
                 <w:sz w:val="17"/>
@@ -5816,7 +5838,7 @@
             </w:pPr>
             <w:r>
               <w:rPr>
-                <w:rFonts w:ascii="Apple SD Gothic Neo" w:hAnsi="Apple SD Gothic Neo" w:eastAsia="Apple SD Gothic Neo" w:cs="Apple SD Gothic Neo"/>
+                <w:rFonts w:ascii="AppleGothic" w:hAnsi="AppleGothic" w:eastAsia="AppleGothic" w:cs="AppleGothic"/>
                 <w:b/>
                 <w:color w:val="FFFFFF"/>
                 <w:sz w:val="17"/>
@@ -5852,7 +5874,7 @@
             </w:pPr>
             <w:r>
               <w:rPr>
-                <w:rFonts w:ascii="Apple SD Gothic Neo" w:hAnsi="Apple SD Gothic Neo" w:eastAsia="Apple SD Gothic Neo" w:cs="Apple SD Gothic Neo"/>
+                <w:rFonts w:ascii="AppleGothic" w:hAnsi="AppleGothic" w:eastAsia="AppleGothic" w:cs="AppleGothic"/>
                 <w:b/>
                 <w:color w:val="FFFFFF"/>
                 <w:sz w:val="17"/>
@@ -5893,7 +5915,7 @@
             </w:pPr>
             <w:r>
               <w:rPr>
-                <w:rFonts w:ascii="Apple SD Gothic Neo" w:hAnsi="Apple SD Gothic Neo" w:eastAsia="Apple SD Gothic Neo" w:cs="Apple SD Gothic Neo"/>
+                <w:rFonts w:ascii="AppleGothic" w:hAnsi="AppleGothic" w:eastAsia="AppleGothic" w:cs="AppleGothic"/>
                 <w:color w:val="182433"/>
                 <w:sz w:val="16"/>
               </w:rPr>
@@ -5928,7 +5950,7 @@
             </w:pPr>
             <w:r>
               <w:rPr>
-                <w:rFonts w:ascii="Apple SD Gothic Neo" w:hAnsi="Apple SD Gothic Neo" w:eastAsia="Apple SD Gothic Neo" w:cs="Apple SD Gothic Neo"/>
+                <w:rFonts w:ascii="AppleGothic" w:hAnsi="AppleGothic" w:eastAsia="AppleGothic" w:cs="AppleGothic"/>
                 <w:color w:val="182433"/>
                 <w:sz w:val="16"/>
               </w:rPr>
@@ -5963,7 +5985,7 @@
             </w:pPr>
             <w:r>
               <w:rPr>
-                <w:rFonts w:ascii="Apple SD Gothic Neo" w:hAnsi="Apple SD Gothic Neo" w:eastAsia="Apple SD Gothic Neo" w:cs="Apple SD Gothic Neo"/>
+                <w:rFonts w:ascii="AppleGothic" w:hAnsi="AppleGothic" w:eastAsia="AppleGothic" w:cs="AppleGothic"/>
                 <w:color w:val="182433"/>
                 <w:sz w:val="16"/>
               </w:rPr>
@@ -6003,7 +6025,7 @@
             </w:pPr>
             <w:r>
               <w:rPr>
-                <w:rFonts w:ascii="Apple SD Gothic Neo" w:hAnsi="Apple SD Gothic Neo" w:eastAsia="Apple SD Gothic Neo" w:cs="Apple SD Gothic Neo"/>
+                <w:rFonts w:ascii="AppleGothic" w:hAnsi="AppleGothic" w:eastAsia="AppleGothic" w:cs="AppleGothic"/>
                 <w:color w:val="182433"/>
                 <w:sz w:val="16"/>
               </w:rPr>
@@ -6038,7 +6060,7 @@
             </w:pPr>
             <w:r>
               <w:rPr>
-                <w:rFonts w:ascii="Apple SD Gothic Neo" w:hAnsi="Apple SD Gothic Neo" w:eastAsia="Apple SD Gothic Neo" w:cs="Apple SD Gothic Neo"/>
+                <w:rFonts w:ascii="AppleGothic" w:hAnsi="AppleGothic" w:eastAsia="AppleGothic" w:cs="AppleGothic"/>
                 <w:color w:val="182433"/>
                 <w:sz w:val="16"/>
               </w:rPr>
@@ -6073,7 +6095,7 @@
             </w:pPr>
             <w:r>
               <w:rPr>
-                <w:rFonts w:ascii="Apple SD Gothic Neo" w:hAnsi="Apple SD Gothic Neo" w:eastAsia="Apple SD Gothic Neo" w:cs="Apple SD Gothic Neo"/>
+                <w:rFonts w:ascii="AppleGothic" w:hAnsi="AppleGothic" w:eastAsia="AppleGothic" w:cs="AppleGothic"/>
                 <w:color w:val="182433"/>
                 <w:sz w:val="16"/>
               </w:rPr>
@@ -6113,7 +6135,7 @@
             </w:pPr>
             <w:r>
               <w:rPr>
-                <w:rFonts w:ascii="Apple SD Gothic Neo" w:hAnsi="Apple SD Gothic Neo" w:eastAsia="Apple SD Gothic Neo" w:cs="Apple SD Gothic Neo"/>
+                <w:rFonts w:ascii="AppleGothic" w:hAnsi="AppleGothic" w:eastAsia="AppleGothic" w:cs="AppleGothic"/>
                 <w:color w:val="182433"/>
                 <w:sz w:val="16"/>
               </w:rPr>
@@ -6148,7 +6170,7 @@
             </w:pPr>
             <w:r>
               <w:rPr>
-                <w:rFonts w:ascii="Apple SD Gothic Neo" w:hAnsi="Apple SD Gothic Neo" w:eastAsia="Apple SD Gothic Neo" w:cs="Apple SD Gothic Neo"/>
+                <w:rFonts w:ascii="AppleGothic" w:hAnsi="AppleGothic" w:eastAsia="AppleGothic" w:cs="AppleGothic"/>
                 <w:color w:val="182433"/>
                 <w:sz w:val="16"/>
               </w:rPr>
@@ -6183,7 +6205,7 @@
             </w:pPr>
             <w:r>
               <w:rPr>
-                <w:rFonts w:ascii="Apple SD Gothic Neo" w:hAnsi="Apple SD Gothic Neo" w:eastAsia="Apple SD Gothic Neo" w:cs="Apple SD Gothic Neo"/>
+                <w:rFonts w:ascii="AppleGothic" w:hAnsi="AppleGothic" w:eastAsia="AppleGothic" w:cs="AppleGothic"/>
                 <w:color w:val="182433"/>
                 <w:sz w:val="16"/>
               </w:rPr>
@@ -6223,7 +6245,7 @@
             </w:pPr>
             <w:r>
               <w:rPr>
-                <w:rFonts w:ascii="Apple SD Gothic Neo" w:hAnsi="Apple SD Gothic Neo" w:eastAsia="Apple SD Gothic Neo" w:cs="Apple SD Gothic Neo"/>
+                <w:rFonts w:ascii="AppleGothic" w:hAnsi="AppleGothic" w:eastAsia="AppleGothic" w:cs="AppleGothic"/>
                 <w:color w:val="182433"/>
                 <w:sz w:val="16"/>
               </w:rPr>
@@ -6258,7 +6280,7 @@
             </w:pPr>
             <w:r>
               <w:rPr>
-                <w:rFonts w:ascii="Apple SD Gothic Neo" w:hAnsi="Apple SD Gothic Neo" w:eastAsia="Apple SD Gothic Neo" w:cs="Apple SD Gothic Neo"/>
+                <w:rFonts w:ascii="AppleGothic" w:hAnsi="AppleGothic" w:eastAsia="AppleGothic" w:cs="AppleGothic"/>
                 <w:color w:val="182433"/>
                 <w:sz w:val="16"/>
               </w:rPr>
@@ -6293,7 +6315,7 @@
             </w:pPr>
             <w:r>
               <w:rPr>
-                <w:rFonts w:ascii="Apple SD Gothic Neo" w:hAnsi="Apple SD Gothic Neo" w:eastAsia="Apple SD Gothic Neo" w:cs="Apple SD Gothic Neo"/>
+                <w:rFonts w:ascii="AppleGothic" w:hAnsi="AppleGothic" w:eastAsia="AppleGothic" w:cs="AppleGothic"/>
                 <w:color w:val="182433"/>
                 <w:sz w:val="16"/>
               </w:rPr>
@@ -6333,7 +6355,7 @@
             </w:pPr>
             <w:r>
               <w:rPr>
-                <w:rFonts w:ascii="Apple SD Gothic Neo" w:hAnsi="Apple SD Gothic Neo" w:eastAsia="Apple SD Gothic Neo" w:cs="Apple SD Gothic Neo"/>
+                <w:rFonts w:ascii="AppleGothic" w:hAnsi="AppleGothic" w:eastAsia="AppleGothic" w:cs="AppleGothic"/>
                 <w:color w:val="182433"/>
                 <w:sz w:val="16"/>
               </w:rPr>
@@ -6368,7 +6390,7 @@
             </w:pPr>
             <w:r>
               <w:rPr>
-                <w:rFonts w:ascii="Apple SD Gothic Neo" w:hAnsi="Apple SD Gothic Neo" w:eastAsia="Apple SD Gothic Neo" w:cs="Apple SD Gothic Neo"/>
+                <w:rFonts w:ascii="AppleGothic" w:hAnsi="AppleGothic" w:eastAsia="AppleGothic" w:cs="AppleGothic"/>
                 <w:color w:val="182433"/>
                 <w:sz w:val="16"/>
               </w:rPr>
@@ -6403,7 +6425,7 @@
             </w:pPr>
             <w:r>
               <w:rPr>
-                <w:rFonts w:ascii="Apple SD Gothic Neo" w:hAnsi="Apple SD Gothic Neo" w:eastAsia="Apple SD Gothic Neo" w:cs="Apple SD Gothic Neo"/>
+                <w:rFonts w:ascii="AppleGothic" w:hAnsi="AppleGothic" w:eastAsia="AppleGothic" w:cs="AppleGothic"/>
                 <w:color w:val="182433"/>
                 <w:sz w:val="16"/>
               </w:rPr>
@@ -6443,7 +6465,7 @@
             </w:pPr>
             <w:r>
               <w:rPr>
-                <w:rFonts w:ascii="Apple SD Gothic Neo" w:hAnsi="Apple SD Gothic Neo" w:eastAsia="Apple SD Gothic Neo" w:cs="Apple SD Gothic Neo"/>
+                <w:rFonts w:ascii="AppleGothic" w:hAnsi="AppleGothic" w:eastAsia="AppleGothic" w:cs="AppleGothic"/>
                 <w:color w:val="182433"/>
                 <w:sz w:val="16"/>
               </w:rPr>
@@ -6478,7 +6500,7 @@
             </w:pPr>
             <w:r>
               <w:rPr>
-                <w:rFonts w:ascii="Apple SD Gothic Neo" w:hAnsi="Apple SD Gothic Neo" w:eastAsia="Apple SD Gothic Neo" w:cs="Apple SD Gothic Neo"/>
+                <w:rFonts w:ascii="AppleGothic" w:hAnsi="AppleGothic" w:eastAsia="AppleGothic" w:cs="AppleGothic"/>
                 <w:color w:val="182433"/>
                 <w:sz w:val="16"/>
               </w:rPr>
@@ -6513,7 +6535,7 @@
             </w:pPr>
             <w:r>
               <w:rPr>
-                <w:rFonts w:ascii="Apple SD Gothic Neo" w:hAnsi="Apple SD Gothic Neo" w:eastAsia="Apple SD Gothic Neo" w:cs="Apple SD Gothic Neo"/>
+                <w:rFonts w:ascii="AppleGothic" w:hAnsi="AppleGothic" w:eastAsia="AppleGothic" w:cs="AppleGothic"/>
                 <w:color w:val="182433"/>
                 <w:sz w:val="16"/>
               </w:rPr>
@@ -6531,7 +6553,7 @@
       </w:pPr>
       <w:r>
         <w:rPr>
-          <w:rFonts w:ascii="Apple SD Gothic Neo" w:hAnsi="Apple SD Gothic Neo" w:eastAsia="Apple SD Gothic Neo" w:cs="Apple SD Gothic Neo"/>
+          <w:rFonts w:ascii="AppleGothic" w:hAnsi="AppleGothic" w:eastAsia="AppleGothic" w:cs="AppleGothic"/>
         </w:rPr>
         <w:t>12 Application Delivery 운영 경계</w:t>
       </w:r>
@@ -6539,7 +6561,7 @@
     <w:p>
       <w:r>
         <w:rPr>
-          <w:rFonts w:ascii="Apple SD Gothic Neo" w:hAnsi="Apple SD Gothic Neo" w:eastAsia="Apple SD Gothic Neo" w:cs="Apple SD Gothic Neo"/>
+          <w:rFonts w:ascii="AppleGothic" w:hAnsi="AppleGothic" w:eastAsia="AppleGothic" w:cs="AppleGothic"/>
         </w:rPr>
         <w:t>Application Delivery는 KlueOps가 관리하는 Helm Release를 명시적으로 배포·변경·삭제합니다. Argo CD나 Flux를 설치하거나 Git 상태를 지속 동기화하지 않으며, Tenant가 별도로 운영하는 GitOps Controller와 책임을 섞지 않습니다.</w:t>
       </w:r>
@@ -6550,7 +6572,7 @@
       </w:pPr>
       <w:r>
         <w:rPr>
-          <w:rFonts w:ascii="Apple SD Gothic Neo" w:hAnsi="Apple SD Gothic Neo" w:eastAsia="Apple SD Gothic Neo" w:cs="Apple SD Gothic Neo"/>
+          <w:rFonts w:ascii="AppleGothic" w:hAnsi="AppleGothic" w:eastAsia="AppleGothic" w:cs="AppleGothic"/>
         </w:rPr>
         <w:t>안전한 운영 순서</w:t>
       </w:r>
@@ -6562,7 +6584,7 @@
       </w:pPr>
       <w:r>
         <w:rPr>
-          <w:rFonts w:ascii="Apple SD Gothic Neo" w:hAnsi="Apple SD Gothic Neo" w:eastAsia="Apple SD Gothic Neo" w:cs="Apple SD Gothic Neo"/>
+          <w:rFonts w:ascii="AppleGothic" w:hAnsi="AppleGothic" w:eastAsia="AppleGothic" w:cs="AppleGothic"/>
         </w:rPr>
         <w:t>1.  Tenant Library의 Chart 버전과 Values revision을 고정하고 대상 Cluster와 Namespace를 확인합니다.</w:t>
       </w:r>
@@ -6574,7 +6596,7 @@
       </w:pPr>
       <w:r>
         <w:rPr>
-          <w:rFonts w:ascii="Apple SD Gothic Neo" w:hAnsi="Apple SD Gothic Neo" w:eastAsia="Apple SD Gothic Neo" w:cs="Apple SD Gothic Neo"/>
+          <w:rFonts w:ascii="AppleGothic" w:hAnsi="AppleGothic" w:eastAsia="AppleGothic" w:cs="AppleGothic"/>
         </w:rPr>
         <w:t>2.  Preview에서 렌더링 결과, Secret 마스킹, Namespace와 Exposure 계획을 확인합니다.</w:t>
       </w:r>
@@ -6586,9 +6608,9 @@
       </w:pPr>
       <w:r>
         <w:rPr>
-          <w:rFonts w:ascii="Apple SD Gothic Neo" w:hAnsi="Apple SD Gothic Neo" w:eastAsia="Apple SD Gothic Neo" w:cs="Apple SD Gothic Neo"/>
+          <w:rFonts w:eastAsia="AppleGothic" w:ascii="AppleGothic" w:hAnsi="AppleGothic" w:cs="AppleGothic"/>
         </w:rPr>
-        <w:t>3.  정확한 확인 문구로 Helm 작업을 시작하고 Job과 Application History에서 진행·실패 단계를 추적합니다.</w:t>
+        <w:t>3.  정확한 확인 문구로 Helm 작업을 시작하고 Job Center와 Application History에서 진행 및 실패 단계를 추적합니다. Uninstall 성공 후에는 상세 metadata가 제거되므로 완료 결과는 Job Center와 Audit에서 확인합니다.</w:t>
       </w:r>
     </w:p>
     <w:p>
@@ -6598,7 +6620,7 @@
       </w:pPr>
       <w:r>
         <w:rPr>
-          <w:rFonts w:ascii="Apple SD Gothic Neo" w:hAnsi="Apple SD Gothic Neo" w:eastAsia="Apple SD Gothic Neo" w:cs="Apple SD Gothic Neo"/>
+          <w:rFonts w:ascii="AppleGothic" w:hAnsi="AppleGothic" w:eastAsia="AppleGothic" w:cs="AppleGothic"/>
         </w:rPr>
         <w:t>4.  작업 후 workload/Pod, Service와 Ingress/HTTPRoute endpoint 상태를 검증하고 필요할 때 preview 후 rollback 또는 uninstall합니다.</w:t>
       </w:r>
@@ -6611,7 +6633,7 @@
       </w:pPr>
       <w:r>
         <w:rPr>
-          <w:rFonts w:ascii="Apple SD Gothic Neo" w:hAnsi="Apple SD Gothic Neo" w:eastAsia="Apple SD Gothic Neo" w:cs="Apple SD Gothic Neo"/>
+          <w:rFonts w:ascii="AppleGothic" w:hAnsi="AppleGothic" w:eastAsia="AppleGothic" w:cs="AppleGothic"/>
           <w:b/>
           <w:color w:val="000000"/>
           <w:sz w:val="40"/>
@@ -6625,7 +6647,7 @@
       </w:pPr>
       <w:r>
         <w:rPr>
-          <w:rFonts w:ascii="Apple SD Gothic Neo" w:hAnsi="Apple SD Gothic Neo" w:eastAsia="Apple SD Gothic Neo" w:cs="Apple SD Gothic Neo"/>
+          <w:rFonts w:ascii="AppleGothic" w:hAnsi="AppleGothic" w:eastAsia="AppleGothic" w:cs="AppleGothic"/>
         </w:rPr>
         <w:t>초보 운영자</w:t>
       </w:r>
@@ -6637,7 +6659,7 @@
       </w:pPr>
       <w:r>
         <w:rPr>
-          <w:rFonts w:ascii="Apple SD Gothic Neo" w:hAnsi="Apple SD Gothic Neo" w:eastAsia="Apple SD Gothic Neo" w:cs="Apple SD Gothic Neo"/>
+          <w:rFonts w:ascii="AppleGothic" w:hAnsi="AppleGothic" w:eastAsia="AppleGothic" w:cs="AppleGothic"/>
           <w:color w:val="182433"/>
           <w:sz w:val="20"/>
         </w:rPr>
@@ -6651,7 +6673,7 @@
       </w:pPr>
       <w:r>
         <w:rPr>
-          <w:rFonts w:ascii="Apple SD Gothic Neo" w:hAnsi="Apple SD Gothic Neo" w:eastAsia="Apple SD Gothic Neo" w:cs="Apple SD Gothic Neo"/>
+          <w:rFonts w:ascii="AppleGothic" w:hAnsi="AppleGothic" w:eastAsia="AppleGothic" w:cs="AppleGothic"/>
           <w:color w:val="182433"/>
           <w:sz w:val="20"/>
         </w:rPr>
@@ -6665,7 +6687,7 @@
       </w:pPr>
       <w:r>
         <w:rPr>
-          <w:rFonts w:ascii="Apple SD Gothic Neo" w:hAnsi="Apple SD Gothic Neo" w:eastAsia="Apple SD Gothic Neo" w:cs="Apple SD Gothic Neo"/>
+          <w:rFonts w:ascii="AppleGothic" w:hAnsi="AppleGothic" w:eastAsia="AppleGothic" w:cs="AppleGothic"/>
           <w:color w:val="182433"/>
           <w:sz w:val="20"/>
         </w:rPr>
@@ -6679,7 +6701,7 @@
       </w:pPr>
       <w:r>
         <w:rPr>
-          <w:rFonts w:ascii="Apple SD Gothic Neo" w:hAnsi="Apple SD Gothic Neo" w:eastAsia="Apple SD Gothic Neo" w:cs="Apple SD Gothic Neo"/>
+          <w:rFonts w:ascii="AppleGothic" w:hAnsi="AppleGothic" w:eastAsia="AppleGothic" w:cs="AppleGothic"/>
           <w:color w:val="182433"/>
           <w:sz w:val="20"/>
         </w:rPr>
@@ -6693,7 +6715,7 @@
       </w:pPr>
       <w:r>
         <w:rPr>
-          <w:rFonts w:ascii="Apple SD Gothic Neo" w:hAnsi="Apple SD Gothic Neo" w:eastAsia="Apple SD Gothic Neo" w:cs="Apple SD Gothic Neo"/>
+          <w:rFonts w:ascii="AppleGothic" w:hAnsi="AppleGothic" w:eastAsia="AppleGothic" w:cs="AppleGothic"/>
           <w:color w:val="182433"/>
           <w:sz w:val="20"/>
         </w:rPr>
@@ -6706,7 +6728,7 @@
       </w:pPr>
       <w:r>
         <w:rPr>
-          <w:rFonts w:ascii="Apple SD Gothic Neo" w:hAnsi="Apple SD Gothic Neo" w:eastAsia="Apple SD Gothic Neo" w:cs="Apple SD Gothic Neo"/>
+          <w:rFonts w:ascii="AppleGothic" w:hAnsi="AppleGothic" w:eastAsia="AppleGothic" w:cs="AppleGothic"/>
         </w:rPr>
         <w:t>숙련 운영자</w:t>
       </w:r>
@@ -6718,7 +6740,7 @@
       </w:pPr>
       <w:r>
         <w:rPr>
-          <w:rFonts w:ascii="Apple SD Gothic Neo" w:hAnsi="Apple SD Gothic Neo" w:eastAsia="Apple SD Gothic Neo" w:cs="Apple SD Gothic Neo"/>
+          <w:rFonts w:ascii="AppleGothic" w:hAnsi="AppleGothic" w:eastAsia="AppleGothic" w:cs="AppleGothic"/>
           <w:color w:val="182433"/>
           <w:sz w:val="20"/>
         </w:rPr>
@@ -6732,7 +6754,7 @@
       </w:pPr>
       <w:r>
         <w:rPr>
-          <w:rFonts w:ascii="Apple SD Gothic Neo" w:hAnsi="Apple SD Gothic Neo" w:eastAsia="Apple SD Gothic Neo" w:cs="Apple SD Gothic Neo"/>
+          <w:rFonts w:ascii="AppleGothic" w:hAnsi="AppleGothic" w:eastAsia="AppleGothic" w:cs="AppleGothic"/>
           <w:color w:val="182433"/>
           <w:sz w:val="20"/>
         </w:rPr>
@@ -6746,7 +6768,7 @@
       </w:pPr>
       <w:r>
         <w:rPr>
-          <w:rFonts w:ascii="Apple SD Gothic Neo" w:hAnsi="Apple SD Gothic Neo" w:eastAsia="Apple SD Gothic Neo" w:cs="Apple SD Gothic Neo"/>
+          <w:rFonts w:ascii="AppleGothic" w:hAnsi="AppleGothic" w:eastAsia="AppleGothic" w:cs="AppleGothic"/>
           <w:color w:val="182433"/>
           <w:sz w:val="20"/>
         </w:rPr>
@@ -6760,7 +6782,7 @@
       </w:pPr>
       <w:r>
         <w:rPr>
-          <w:rFonts w:ascii="Apple SD Gothic Neo" w:hAnsi="Apple SD Gothic Neo" w:eastAsia="Apple SD Gothic Neo" w:cs="Apple SD Gothic Neo"/>
+          <w:rFonts w:ascii="AppleGothic" w:hAnsi="AppleGothic" w:eastAsia="AppleGothic" w:cs="AppleGothic"/>
           <w:color w:val="182433"/>
           <w:sz w:val="20"/>
         </w:rPr>
@@ -6773,7 +6795,7 @@
       </w:pPr>
       <w:r>
         <w:rPr>
-          <w:rFonts w:ascii="Apple SD Gothic Neo" w:hAnsi="Apple SD Gothic Neo" w:eastAsia="Apple SD Gothic Neo" w:cs="Apple SD Gothic Neo"/>
+          <w:rFonts w:ascii="AppleGothic" w:hAnsi="AppleGothic" w:eastAsia="AppleGothic" w:cs="AppleGothic"/>
         </w:rPr>
         <w:t>플랫폼 관리자</w:t>
       </w:r>
@@ -6785,7 +6807,7 @@
       </w:pPr>
       <w:r>
         <w:rPr>
-          <w:rFonts w:ascii="Apple SD Gothic Neo" w:hAnsi="Apple SD Gothic Neo" w:eastAsia="Apple SD Gothic Neo" w:cs="Apple SD Gothic Neo"/>
+          <w:rFonts w:ascii="AppleGothic" w:hAnsi="AppleGothic" w:eastAsia="AppleGothic" w:cs="AppleGothic"/>
           <w:color w:val="182433"/>
           <w:sz w:val="20"/>
         </w:rPr>
@@ -6799,7 +6821,7 @@
       </w:pPr>
       <w:r>
         <w:rPr>
-          <w:rFonts w:ascii="Apple SD Gothic Neo" w:hAnsi="Apple SD Gothic Neo" w:eastAsia="Apple SD Gothic Neo" w:cs="Apple SD Gothic Neo"/>
+          <w:rFonts w:ascii="AppleGothic" w:hAnsi="AppleGothic" w:eastAsia="AppleGothic" w:cs="AppleGothic"/>
           <w:color w:val="182433"/>
           <w:sz w:val="20"/>
         </w:rPr>
@@ -6813,7 +6835,7 @@
       </w:pPr>
       <w:r>
         <w:rPr>
-          <w:rFonts w:ascii="Apple SD Gothic Neo" w:hAnsi="Apple SD Gothic Neo" w:eastAsia="Apple SD Gothic Neo" w:cs="Apple SD Gothic Neo"/>
+          <w:rFonts w:ascii="AppleGothic" w:hAnsi="AppleGothic" w:eastAsia="AppleGothic" w:cs="AppleGothic"/>
           <w:color w:val="182433"/>
           <w:sz w:val="20"/>
         </w:rPr>
@@ -6828,7 +6850,7 @@
       </w:pPr>
       <w:r>
         <w:rPr>
-          <w:rFonts w:ascii="Apple SD Gothic Neo" w:hAnsi="Apple SD Gothic Neo" w:eastAsia="Apple SD Gothic Neo" w:cs="Apple SD Gothic Neo"/>
+          <w:rFonts w:ascii="AppleGothic" w:hAnsi="AppleGothic" w:eastAsia="AppleGothic" w:cs="AppleGothic"/>
           <w:b/>
           <w:color w:val="000000"/>
           <w:sz w:val="40"/>
@@ -6878,7 +6900,7 @@
             </w:pPr>
             <w:r>
               <w:rPr>
-                <w:rFonts w:ascii="Apple SD Gothic Neo" w:hAnsi="Apple SD Gothic Neo" w:eastAsia="Apple SD Gothic Neo" w:cs="Apple SD Gothic Neo"/>
+                <w:rFonts w:ascii="AppleGothic" w:hAnsi="AppleGothic" w:eastAsia="AppleGothic" w:cs="AppleGothic"/>
                 <w:b/>
                 <w:color w:val="FFFFFF"/>
                 <w:sz w:val="19"/>
@@ -6913,7 +6935,7 @@
             </w:pPr>
             <w:r>
               <w:rPr>
-                <w:rFonts w:ascii="Apple SD Gothic Neo" w:hAnsi="Apple SD Gothic Neo" w:eastAsia="Apple SD Gothic Neo" w:cs="Apple SD Gothic Neo"/>
+                <w:rFonts w:ascii="AppleGothic" w:hAnsi="AppleGothic" w:eastAsia="AppleGothic" w:cs="AppleGothic"/>
                 <w:b/>
                 <w:color w:val="FFFFFF"/>
                 <w:sz w:val="19"/>
@@ -6948,7 +6970,7 @@
             </w:pPr>
             <w:r>
               <w:rPr>
-                <w:rFonts w:ascii="Apple SD Gothic Neo" w:hAnsi="Apple SD Gothic Neo" w:eastAsia="Apple SD Gothic Neo" w:cs="Apple SD Gothic Neo"/>
+                <w:rFonts w:ascii="AppleGothic" w:hAnsi="AppleGothic" w:eastAsia="AppleGothic" w:cs="AppleGothic"/>
                 <w:b/>
                 <w:color w:val="FFFFFF"/>
                 <w:sz w:val="19"/>
@@ -6985,7 +7007,7 @@
             </w:pPr>
             <w:r>
               <w:rPr>
-                <w:rFonts w:ascii="Apple SD Gothic Neo" w:hAnsi="Apple SD Gothic Neo" w:eastAsia="Apple SD Gothic Neo" w:cs="Apple SD Gothic Neo"/>
+                <w:rFonts w:ascii="AppleGothic" w:hAnsi="AppleGothic" w:eastAsia="AppleGothic" w:cs="AppleGothic"/>
                 <w:color w:val="182433"/>
                 <w:sz w:val="18"/>
               </w:rPr>
@@ -7019,7 +7041,7 @@
             </w:pPr>
             <w:r>
               <w:rPr>
-                <w:rFonts w:ascii="Apple SD Gothic Neo" w:hAnsi="Apple SD Gothic Neo" w:eastAsia="Apple SD Gothic Neo" w:cs="Apple SD Gothic Neo"/>
+                <w:rFonts w:ascii="AppleGothic" w:hAnsi="AppleGothic" w:eastAsia="AppleGothic" w:cs="AppleGothic"/>
                 <w:color w:val="182433"/>
                 <w:sz w:val="18"/>
               </w:rPr>
@@ -7053,7 +7075,7 @@
             </w:pPr>
             <w:r>
               <w:rPr>
-                <w:rFonts w:ascii="Apple SD Gothic Neo" w:hAnsi="Apple SD Gothic Neo" w:eastAsia="Apple SD Gothic Neo" w:cs="Apple SD Gothic Neo"/>
+                <w:rFonts w:ascii="AppleGothic" w:hAnsi="AppleGothic" w:eastAsia="AppleGothic" w:cs="AppleGothic"/>
                 <w:color w:val="182433"/>
                 <w:sz w:val="18"/>
               </w:rPr>
@@ -7089,7 +7111,7 @@
             </w:pPr>
             <w:r>
               <w:rPr>
-                <w:rFonts w:ascii="Apple SD Gothic Neo" w:hAnsi="Apple SD Gothic Neo" w:eastAsia="Apple SD Gothic Neo" w:cs="Apple SD Gothic Neo"/>
+                <w:rFonts w:ascii="AppleGothic" w:hAnsi="AppleGothic" w:eastAsia="AppleGothic" w:cs="AppleGothic"/>
                 <w:color w:val="182433"/>
                 <w:sz w:val="18"/>
               </w:rPr>
@@ -7123,7 +7145,7 @@
             </w:pPr>
             <w:r>
               <w:rPr>
-                <w:rFonts w:ascii="Apple SD Gothic Neo" w:hAnsi="Apple SD Gothic Neo" w:eastAsia="Apple SD Gothic Neo" w:cs="Apple SD Gothic Neo"/>
+                <w:rFonts w:ascii="AppleGothic" w:hAnsi="AppleGothic" w:eastAsia="AppleGothic" w:cs="AppleGothic"/>
                 <w:color w:val="182433"/>
                 <w:sz w:val="18"/>
               </w:rPr>
@@ -7157,7 +7179,7 @@
             </w:pPr>
             <w:r>
               <w:rPr>
-                <w:rFonts w:ascii="Apple SD Gothic Neo" w:hAnsi="Apple SD Gothic Neo" w:eastAsia="Apple SD Gothic Neo" w:cs="Apple SD Gothic Neo"/>
+                <w:rFonts w:ascii="AppleGothic" w:hAnsi="AppleGothic" w:eastAsia="AppleGothic" w:cs="AppleGothic"/>
                 <w:color w:val="182433"/>
                 <w:sz w:val="18"/>
               </w:rPr>
@@ -7193,7 +7215,7 @@
             </w:pPr>
             <w:r>
               <w:rPr>
-                <w:rFonts w:ascii="Apple SD Gothic Neo" w:hAnsi="Apple SD Gothic Neo" w:eastAsia="Apple SD Gothic Neo" w:cs="Apple SD Gothic Neo"/>
+                <w:rFonts w:ascii="AppleGothic" w:hAnsi="AppleGothic" w:eastAsia="AppleGothic" w:cs="AppleGothic"/>
                 <w:color w:val="182433"/>
                 <w:sz w:val="18"/>
               </w:rPr>
@@ -7227,7 +7249,7 @@
             </w:pPr>
             <w:r>
               <w:rPr>
-                <w:rFonts w:ascii="Apple SD Gothic Neo" w:hAnsi="Apple SD Gothic Neo" w:eastAsia="Apple SD Gothic Neo" w:cs="Apple SD Gothic Neo"/>
+                <w:rFonts w:ascii="AppleGothic" w:hAnsi="AppleGothic" w:eastAsia="AppleGothic" w:cs="AppleGothic"/>
                 <w:color w:val="182433"/>
                 <w:sz w:val="18"/>
               </w:rPr>
@@ -7261,7 +7283,7 @@
             </w:pPr>
             <w:r>
               <w:rPr>
-                <w:rFonts w:ascii="Apple SD Gothic Neo" w:hAnsi="Apple SD Gothic Neo" w:eastAsia="Apple SD Gothic Neo" w:cs="Apple SD Gothic Neo"/>
+                <w:rFonts w:ascii="AppleGothic" w:hAnsi="AppleGothic" w:eastAsia="AppleGothic" w:cs="AppleGothic"/>
                 <w:color w:val="182433"/>
                 <w:sz w:val="18"/>
               </w:rPr>
@@ -7297,7 +7319,7 @@
             </w:pPr>
             <w:r>
               <w:rPr>
-                <w:rFonts w:ascii="Apple SD Gothic Neo" w:hAnsi="Apple SD Gothic Neo" w:eastAsia="Apple SD Gothic Neo" w:cs="Apple SD Gothic Neo"/>
+                <w:rFonts w:ascii="AppleGothic" w:hAnsi="AppleGothic" w:eastAsia="AppleGothic" w:cs="AppleGothic"/>
                 <w:color w:val="182433"/>
                 <w:sz w:val="18"/>
               </w:rPr>
@@ -7331,7 +7353,7 @@
             </w:pPr>
             <w:r>
               <w:rPr>
-                <w:rFonts w:ascii="Apple SD Gothic Neo" w:hAnsi="Apple SD Gothic Neo" w:eastAsia="Apple SD Gothic Neo" w:cs="Apple SD Gothic Neo"/>
+                <w:rFonts w:ascii="AppleGothic" w:hAnsi="AppleGothic" w:eastAsia="AppleGothic" w:cs="AppleGothic"/>
                 <w:color w:val="182433"/>
                 <w:sz w:val="18"/>
               </w:rPr>
@@ -7365,7 +7387,7 @@
             </w:pPr>
             <w:r>
               <w:rPr>
-                <w:rFonts w:ascii="Apple SD Gothic Neo" w:hAnsi="Apple SD Gothic Neo" w:eastAsia="Apple SD Gothic Neo" w:cs="Apple SD Gothic Neo"/>
+                <w:rFonts w:ascii="AppleGothic" w:hAnsi="AppleGothic" w:eastAsia="AppleGothic" w:cs="AppleGothic"/>
                 <w:color w:val="182433"/>
                 <w:sz w:val="18"/>
               </w:rPr>
@@ -7401,7 +7423,7 @@
             </w:pPr>
             <w:r>
               <w:rPr>
-                <w:rFonts w:ascii="Apple SD Gothic Neo" w:hAnsi="Apple SD Gothic Neo" w:eastAsia="Apple SD Gothic Neo" w:cs="Apple SD Gothic Neo"/>
+                <w:rFonts w:ascii="AppleGothic" w:hAnsi="AppleGothic" w:eastAsia="AppleGothic" w:cs="AppleGothic"/>
                 <w:color w:val="182433"/>
                 <w:sz w:val="18"/>
               </w:rPr>
@@ -7435,7 +7457,7 @@
             </w:pPr>
             <w:r>
               <w:rPr>
-                <w:rFonts w:ascii="Apple SD Gothic Neo" w:hAnsi="Apple SD Gothic Neo" w:eastAsia="Apple SD Gothic Neo" w:cs="Apple SD Gothic Neo"/>
+                <w:rFonts w:ascii="AppleGothic" w:hAnsi="AppleGothic" w:eastAsia="AppleGothic" w:cs="AppleGothic"/>
                 <w:color w:val="182433"/>
                 <w:sz w:val="18"/>
               </w:rPr>
@@ -7469,7 +7491,7 @@
             </w:pPr>
             <w:r>
               <w:rPr>
-                <w:rFonts w:ascii="Apple SD Gothic Neo" w:hAnsi="Apple SD Gothic Neo" w:eastAsia="Apple SD Gothic Neo" w:cs="Apple SD Gothic Neo"/>
+                <w:rFonts w:ascii="AppleGothic" w:hAnsi="AppleGothic" w:eastAsia="AppleGothic" w:cs="AppleGothic"/>
                 <w:color w:val="182433"/>
                 <w:sz w:val="18"/>
               </w:rPr>
@@ -7505,7 +7527,7 @@
             </w:pPr>
             <w:r>
               <w:rPr>
-                <w:rFonts w:ascii="Apple SD Gothic Neo" w:hAnsi="Apple SD Gothic Neo" w:eastAsia="Apple SD Gothic Neo" w:cs="Apple SD Gothic Neo"/>
+                <w:rFonts w:ascii="AppleGothic" w:hAnsi="AppleGothic" w:eastAsia="AppleGothic" w:cs="AppleGothic"/>
                 <w:color w:val="182433"/>
                 <w:sz w:val="18"/>
               </w:rPr>
@@ -7539,7 +7561,7 @@
             </w:pPr>
             <w:r>
               <w:rPr>
-                <w:rFonts w:ascii="Apple SD Gothic Neo" w:hAnsi="Apple SD Gothic Neo" w:eastAsia="Apple SD Gothic Neo" w:cs="Apple SD Gothic Neo"/>
+                <w:rFonts w:ascii="AppleGothic" w:hAnsi="AppleGothic" w:eastAsia="AppleGothic" w:cs="AppleGothic"/>
                 <w:color w:val="182433"/>
                 <w:sz w:val="18"/>
               </w:rPr>
@@ -7573,7 +7595,7 @@
             </w:pPr>
             <w:r>
               <w:rPr>
-                <w:rFonts w:ascii="Apple SD Gothic Neo" w:hAnsi="Apple SD Gothic Neo" w:eastAsia="Apple SD Gothic Neo" w:cs="Apple SD Gothic Neo"/>
+                <w:rFonts w:ascii="AppleGothic" w:hAnsi="AppleGothic" w:eastAsia="AppleGothic" w:cs="AppleGothic"/>
                 <w:color w:val="182433"/>
                 <w:sz w:val="18"/>
               </w:rPr>
@@ -7609,7 +7631,7 @@
             </w:pPr>
             <w:r>
               <w:rPr>
-                <w:rFonts w:ascii="Apple SD Gothic Neo" w:hAnsi="Apple SD Gothic Neo" w:eastAsia="Apple SD Gothic Neo" w:cs="Apple SD Gothic Neo"/>
+                <w:rFonts w:ascii="AppleGothic" w:hAnsi="AppleGothic" w:eastAsia="AppleGothic" w:cs="AppleGothic"/>
                 <w:color w:val="182433"/>
                 <w:sz w:val="18"/>
               </w:rPr>
@@ -7643,7 +7665,7 @@
             </w:pPr>
             <w:r>
               <w:rPr>
-                <w:rFonts w:ascii="Apple SD Gothic Neo" w:hAnsi="Apple SD Gothic Neo" w:eastAsia="Apple SD Gothic Neo" w:cs="Apple SD Gothic Neo"/>
+                <w:rFonts w:ascii="AppleGothic" w:hAnsi="AppleGothic" w:eastAsia="AppleGothic" w:cs="AppleGothic"/>
                 <w:color w:val="182433"/>
                 <w:sz w:val="18"/>
               </w:rPr>
@@ -7677,7 +7699,7 @@
             </w:pPr>
             <w:r>
               <w:rPr>
-                <w:rFonts w:ascii="Apple SD Gothic Neo" w:hAnsi="Apple SD Gothic Neo" w:eastAsia="Apple SD Gothic Neo" w:cs="Apple SD Gothic Neo"/>
+                <w:rFonts w:ascii="AppleGothic" w:hAnsi="AppleGothic" w:eastAsia="AppleGothic" w:cs="AppleGothic"/>
                 <w:color w:val="182433"/>
                 <w:sz w:val="18"/>
               </w:rPr>
@@ -7713,7 +7735,7 @@
             </w:pPr>
             <w:r>
               <w:rPr>
-                <w:rFonts w:ascii="Apple SD Gothic Neo" w:hAnsi="Apple SD Gothic Neo" w:eastAsia="Apple SD Gothic Neo" w:cs="Apple SD Gothic Neo"/>
+                <w:rFonts w:ascii="AppleGothic" w:hAnsi="AppleGothic" w:eastAsia="AppleGothic" w:cs="AppleGothic"/>
                 <w:color w:val="182433"/>
                 <w:sz w:val="18"/>
               </w:rPr>
@@ -7747,7 +7769,7 @@
             </w:pPr>
             <w:r>
               <w:rPr>
-                <w:rFonts w:ascii="Apple SD Gothic Neo" w:hAnsi="Apple SD Gothic Neo" w:eastAsia="Apple SD Gothic Neo" w:cs="Apple SD Gothic Neo"/>
+                <w:rFonts w:ascii="AppleGothic" w:hAnsi="AppleGothic" w:eastAsia="AppleGothic" w:cs="AppleGothic"/>
                 <w:color w:val="182433"/>
                 <w:sz w:val="18"/>
               </w:rPr>
@@ -7781,7 +7803,7 @@
             </w:pPr>
             <w:r>
               <w:rPr>
-                <w:rFonts w:ascii="Apple SD Gothic Neo" w:hAnsi="Apple SD Gothic Neo" w:eastAsia="Apple SD Gothic Neo" w:cs="Apple SD Gothic Neo"/>
+                <w:rFonts w:ascii="AppleGothic" w:hAnsi="AppleGothic" w:eastAsia="AppleGothic" w:cs="AppleGothic"/>
                 <w:color w:val="182433"/>
                 <w:sz w:val="18"/>
               </w:rPr>
@@ -7817,7 +7839,7 @@
             </w:pPr>
             <w:r>
               <w:rPr>
-                <w:rFonts w:ascii="Apple SD Gothic Neo" w:hAnsi="Apple SD Gothic Neo" w:eastAsia="Apple SD Gothic Neo" w:cs="Apple SD Gothic Neo"/>
+                <w:rFonts w:ascii="AppleGothic" w:hAnsi="AppleGothic" w:eastAsia="AppleGothic" w:cs="AppleGothic"/>
                 <w:color w:val="182433"/>
                 <w:sz w:val="18"/>
               </w:rPr>
@@ -7851,7 +7873,7 @@
             </w:pPr>
             <w:r>
               <w:rPr>
-                <w:rFonts w:ascii="Apple SD Gothic Neo" w:hAnsi="Apple SD Gothic Neo" w:eastAsia="Apple SD Gothic Neo" w:cs="Apple SD Gothic Neo"/>
+                <w:rFonts w:ascii="AppleGothic" w:hAnsi="AppleGothic" w:eastAsia="AppleGothic" w:cs="AppleGothic"/>
                 <w:color w:val="182433"/>
                 <w:sz w:val="18"/>
               </w:rPr>
@@ -7885,7 +7907,7 @@
             </w:pPr>
             <w:r>
               <w:rPr>
-                <w:rFonts w:ascii="Apple SD Gothic Neo" w:hAnsi="Apple SD Gothic Neo" w:eastAsia="Apple SD Gothic Neo" w:cs="Apple SD Gothic Neo"/>
+                <w:rFonts w:ascii="AppleGothic" w:hAnsi="AppleGothic" w:eastAsia="AppleGothic" w:cs="AppleGothic"/>
                 <w:color w:val="182433"/>
                 <w:sz w:val="18"/>
               </w:rPr>
@@ -7921,7 +7943,7 @@
             </w:pPr>
             <w:r>
               <w:rPr>
-                <w:rFonts w:ascii="Apple SD Gothic Neo" w:hAnsi="Apple SD Gothic Neo" w:eastAsia="Apple SD Gothic Neo" w:cs="Apple SD Gothic Neo"/>
+                <w:rFonts w:ascii="AppleGothic" w:hAnsi="AppleGothic" w:eastAsia="AppleGothic" w:cs="AppleGothic"/>
                 <w:color w:val="182433"/>
                 <w:sz w:val="18"/>
               </w:rPr>
@@ -7955,7 +7977,7 @@
             </w:pPr>
             <w:r>
               <w:rPr>
-                <w:rFonts w:ascii="Apple SD Gothic Neo" w:hAnsi="Apple SD Gothic Neo" w:eastAsia="Apple SD Gothic Neo" w:cs="Apple SD Gothic Neo"/>
+                <w:rFonts w:ascii="AppleGothic" w:hAnsi="AppleGothic" w:eastAsia="AppleGothic" w:cs="AppleGothic"/>
                 <w:color w:val="182433"/>
                 <w:sz w:val="18"/>
               </w:rPr>
@@ -7989,7 +8011,7 @@
             </w:pPr>
             <w:r>
               <w:rPr>
-                <w:rFonts w:ascii="Apple SD Gothic Neo" w:hAnsi="Apple SD Gothic Neo" w:eastAsia="Apple SD Gothic Neo" w:cs="Apple SD Gothic Neo"/>
+                <w:rFonts w:ascii="AppleGothic" w:hAnsi="AppleGothic" w:eastAsia="AppleGothic" w:cs="AppleGothic"/>
                 <w:color w:val="182433"/>
                 <w:sz w:val="18"/>
               </w:rPr>
@@ -8025,7 +8047,7 @@
             </w:pPr>
             <w:r>
               <w:rPr>
-                <w:rFonts w:ascii="Apple SD Gothic Neo" w:hAnsi="Apple SD Gothic Neo" w:eastAsia="Apple SD Gothic Neo" w:cs="Apple SD Gothic Neo"/>
+                <w:rFonts w:ascii="AppleGothic" w:hAnsi="AppleGothic" w:eastAsia="AppleGothic" w:cs="AppleGothic"/>
                 <w:color w:val="182433"/>
                 <w:sz w:val="18"/>
               </w:rPr>
@@ -8059,7 +8081,7 @@
             </w:pPr>
             <w:r>
               <w:rPr>
-                <w:rFonts w:ascii="Apple SD Gothic Neo" w:hAnsi="Apple SD Gothic Neo" w:eastAsia="Apple SD Gothic Neo" w:cs="Apple SD Gothic Neo"/>
+                <w:rFonts w:ascii="AppleGothic" w:hAnsi="AppleGothic" w:eastAsia="AppleGothic" w:cs="AppleGothic"/>
                 <w:color w:val="182433"/>
                 <w:sz w:val="18"/>
               </w:rPr>
@@ -8093,7 +8115,7 @@
             </w:pPr>
             <w:r>
               <w:rPr>
-                <w:rFonts w:ascii="Apple SD Gothic Neo" w:hAnsi="Apple SD Gothic Neo" w:eastAsia="Apple SD Gothic Neo" w:cs="Apple SD Gothic Neo"/>
+                <w:rFonts w:ascii="AppleGothic" w:hAnsi="AppleGothic" w:eastAsia="AppleGothic" w:cs="AppleGothic"/>
                 <w:color w:val="182433"/>
                 <w:sz w:val="18"/>
               </w:rPr>
@@ -8129,7 +8151,7 @@
             </w:pPr>
             <w:r>
               <w:rPr>
-                <w:rFonts w:ascii="Apple SD Gothic Neo" w:hAnsi="Apple SD Gothic Neo" w:eastAsia="Apple SD Gothic Neo" w:cs="Apple SD Gothic Neo"/>
+                <w:rFonts w:ascii="AppleGothic" w:hAnsi="AppleGothic" w:eastAsia="AppleGothic" w:cs="AppleGothic"/>
                 <w:color w:val="182433"/>
                 <w:sz w:val="18"/>
               </w:rPr>
@@ -8163,7 +8185,7 @@
             </w:pPr>
             <w:r>
               <w:rPr>
-                <w:rFonts w:ascii="Apple SD Gothic Neo" w:hAnsi="Apple SD Gothic Neo" w:eastAsia="Apple SD Gothic Neo" w:cs="Apple SD Gothic Neo"/>
+                <w:rFonts w:ascii="AppleGothic" w:hAnsi="AppleGothic" w:eastAsia="AppleGothic" w:cs="AppleGothic"/>
                 <w:color w:val="182433"/>
                 <w:sz w:val="18"/>
               </w:rPr>
@@ -8197,7 +8219,7 @@
             </w:pPr>
             <w:r>
               <w:rPr>
-                <w:rFonts w:ascii="Apple SD Gothic Neo" w:hAnsi="Apple SD Gothic Neo" w:eastAsia="Apple SD Gothic Neo" w:cs="Apple SD Gothic Neo"/>
+                <w:rFonts w:ascii="AppleGothic" w:hAnsi="AppleGothic" w:eastAsia="AppleGothic" w:cs="AppleGothic"/>
                 <w:color w:val="182433"/>
                 <w:sz w:val="18"/>
               </w:rPr>
@@ -8233,7 +8255,7 @@
             </w:pPr>
             <w:r>
               <w:rPr>
-                <w:rFonts w:ascii="Apple SD Gothic Neo" w:hAnsi="Apple SD Gothic Neo" w:eastAsia="Apple SD Gothic Neo" w:cs="Apple SD Gothic Neo"/>
+                <w:rFonts w:ascii="AppleGothic" w:hAnsi="AppleGothic" w:eastAsia="AppleGothic" w:cs="AppleGothic"/>
                 <w:color w:val="182433"/>
                 <w:sz w:val="18"/>
               </w:rPr>
@@ -8267,7 +8289,7 @@
             </w:pPr>
             <w:r>
               <w:rPr>
-                <w:rFonts w:ascii="Apple SD Gothic Neo" w:hAnsi="Apple SD Gothic Neo" w:eastAsia="Apple SD Gothic Neo" w:cs="Apple SD Gothic Neo"/>
+                <w:rFonts w:ascii="AppleGothic" w:hAnsi="AppleGothic" w:eastAsia="AppleGothic" w:cs="AppleGothic"/>
                 <w:color w:val="182433"/>
                 <w:sz w:val="18"/>
               </w:rPr>
@@ -8301,7 +8323,7 @@
             </w:pPr>
             <w:r>
               <w:rPr>
-                <w:rFonts w:ascii="Apple SD Gothic Neo" w:hAnsi="Apple SD Gothic Neo" w:eastAsia="Apple SD Gothic Neo" w:cs="Apple SD Gothic Neo"/>
+                <w:rFonts w:ascii="AppleGothic" w:hAnsi="AppleGothic" w:eastAsia="AppleGothic" w:cs="AppleGothic"/>
                 <w:color w:val="182433"/>
                 <w:sz w:val="18"/>
               </w:rPr>
@@ -8337,7 +8359,7 @@
             </w:pPr>
             <w:r>
               <w:rPr>
-                <w:rFonts w:ascii="Apple SD Gothic Neo" w:hAnsi="Apple SD Gothic Neo" w:eastAsia="Apple SD Gothic Neo" w:cs="Apple SD Gothic Neo"/>
+                <w:rFonts w:ascii="AppleGothic" w:hAnsi="AppleGothic" w:eastAsia="AppleGothic" w:cs="AppleGothic"/>
                 <w:color w:val="182433"/>
                 <w:sz w:val="18"/>
               </w:rPr>
@@ -8371,7 +8393,7 @@
             </w:pPr>
             <w:r>
               <w:rPr>
-                <w:rFonts w:ascii="Apple SD Gothic Neo" w:hAnsi="Apple SD Gothic Neo" w:eastAsia="Apple SD Gothic Neo" w:cs="Apple SD Gothic Neo"/>
+                <w:rFonts w:ascii="AppleGothic" w:hAnsi="AppleGothic" w:eastAsia="AppleGothic" w:cs="AppleGothic"/>
                 <w:color w:val="182433"/>
                 <w:sz w:val="18"/>
               </w:rPr>
@@ -8405,7 +8427,7 @@
             </w:pPr>
             <w:r>
               <w:rPr>
-                <w:rFonts w:ascii="Apple SD Gothic Neo" w:hAnsi="Apple SD Gothic Neo" w:eastAsia="Apple SD Gothic Neo" w:cs="Apple SD Gothic Neo"/>
+                <w:rFonts w:ascii="AppleGothic" w:hAnsi="AppleGothic" w:eastAsia="AppleGothic" w:cs="AppleGothic"/>
                 <w:color w:val="182433"/>
                 <w:sz w:val="18"/>
               </w:rPr>
@@ -8441,7 +8463,7 @@
             </w:pPr>
             <w:r>
               <w:rPr>
-                <w:rFonts w:ascii="Apple SD Gothic Neo" w:hAnsi="Apple SD Gothic Neo" w:eastAsia="Apple SD Gothic Neo" w:cs="Apple SD Gothic Neo"/>
+                <w:rFonts w:ascii="AppleGothic" w:hAnsi="AppleGothic" w:eastAsia="AppleGothic" w:cs="AppleGothic"/>
                 <w:color w:val="182433"/>
                 <w:sz w:val="18"/>
               </w:rPr>
@@ -8475,7 +8497,7 @@
             </w:pPr>
             <w:r>
               <w:rPr>
-                <w:rFonts w:ascii="Apple SD Gothic Neo" w:hAnsi="Apple SD Gothic Neo" w:eastAsia="Apple SD Gothic Neo" w:cs="Apple SD Gothic Neo"/>
+                <w:rFonts w:ascii="AppleGothic" w:hAnsi="AppleGothic" w:eastAsia="AppleGothic" w:cs="AppleGothic"/>
                 <w:color w:val="182433"/>
                 <w:sz w:val="18"/>
               </w:rPr>
@@ -8509,7 +8531,7 @@
             </w:pPr>
             <w:r>
               <w:rPr>
-                <w:rFonts w:ascii="Apple SD Gothic Neo" w:hAnsi="Apple SD Gothic Neo" w:eastAsia="Apple SD Gothic Neo" w:cs="Apple SD Gothic Neo"/>
+                <w:rFonts w:ascii="AppleGothic" w:hAnsi="AppleGothic" w:eastAsia="AppleGothic" w:cs="AppleGothic"/>
                 <w:color w:val="182433"/>
                 <w:sz w:val="18"/>
               </w:rPr>
@@ -8545,7 +8567,7 @@
             </w:pPr>
             <w:r>
               <w:rPr>
-                <w:rFonts w:ascii="Apple SD Gothic Neo" w:hAnsi="Apple SD Gothic Neo" w:eastAsia="Apple SD Gothic Neo" w:cs="Apple SD Gothic Neo"/>
+                <w:rFonts w:ascii="AppleGothic" w:hAnsi="AppleGothic" w:eastAsia="AppleGothic" w:cs="AppleGothic"/>
                 <w:color w:val="182433"/>
                 <w:sz w:val="18"/>
               </w:rPr>
@@ -8579,7 +8601,7 @@
             </w:pPr>
             <w:r>
               <w:rPr>
-                <w:rFonts w:ascii="Apple SD Gothic Neo" w:hAnsi="Apple SD Gothic Neo" w:eastAsia="Apple SD Gothic Neo" w:cs="Apple SD Gothic Neo"/>
+                <w:rFonts w:ascii="AppleGothic" w:hAnsi="AppleGothic" w:eastAsia="AppleGothic" w:cs="AppleGothic"/>
                 <w:color w:val="182433"/>
                 <w:sz w:val="18"/>
               </w:rPr>
@@ -8613,7 +8635,7 @@
             </w:pPr>
             <w:r>
               <w:rPr>
-                <w:rFonts w:ascii="Apple SD Gothic Neo" w:hAnsi="Apple SD Gothic Neo" w:eastAsia="Apple SD Gothic Neo" w:cs="Apple SD Gothic Neo"/>
+                <w:rFonts w:ascii="AppleGothic" w:hAnsi="AppleGothic" w:eastAsia="AppleGothic" w:cs="AppleGothic"/>
                 <w:color w:val="182433"/>
                 <w:sz w:val="18"/>
               </w:rPr>
@@ -8634,7 +8656,7 @@
       </w:pPr>
       <w:r>
         <w:rPr>
-          <w:rFonts w:ascii="Apple SD Gothic Neo" w:hAnsi="Apple SD Gothic Neo" w:eastAsia="Apple SD Gothic Neo" w:cs="Apple SD Gothic Neo"/>
+          <w:rFonts w:ascii="AppleGothic" w:hAnsi="AppleGothic" w:eastAsia="AppleGothic" w:cs="AppleGothic"/>
         </w:rPr>
         <w:t>참고 자료</w:t>
       </w:r>
@@ -8646,7 +8668,7 @@
       </w:pPr>
       <w:r>
         <w:rPr>
-          <w:rFonts w:ascii="Apple SD Gothic Neo" w:hAnsi="Apple SD Gothic Neo" w:eastAsia="Apple SD Gothic Neo" w:cs="Apple SD Gothic Neo"/>
+          <w:rFonts w:ascii="AppleGothic" w:hAnsi="AppleGothic" w:eastAsia="AppleGothic" w:cs="AppleGothic"/>
           <w:color w:val="182433"/>
           <w:sz w:val="20"/>
         </w:rPr>
@@ -8660,7 +8682,7 @@
       </w:pPr>
       <w:r>
         <w:rPr>
-          <w:rFonts w:ascii="Apple SD Gothic Neo" w:hAnsi="Apple SD Gothic Neo" w:eastAsia="Apple SD Gothic Neo" w:cs="Apple SD Gothic Neo"/>
+          <w:rFonts w:ascii="AppleGothic" w:hAnsi="AppleGothic" w:eastAsia="AppleGothic" w:cs="AppleGothic"/>
           <w:color w:val="182433"/>
           <w:sz w:val="20"/>
         </w:rPr>
@@ -8674,7 +8696,7 @@
       </w:pPr>
       <w:r>
         <w:rPr>
-          <w:rFonts w:ascii="Apple SD Gothic Neo" w:hAnsi="Apple SD Gothic Neo" w:eastAsia="Apple SD Gothic Neo" w:cs="Apple SD Gothic Neo"/>
+          <w:rFonts w:ascii="AppleGothic" w:hAnsi="AppleGothic" w:eastAsia="AppleGothic" w:cs="AppleGothic"/>
           <w:color w:val="182433"/>
           <w:sz w:val="20"/>
         </w:rPr>
@@ -8688,7 +8710,7 @@
       </w:pPr>
       <w:r>
         <w:rPr>
-          <w:rFonts w:ascii="Apple SD Gothic Neo" w:hAnsi="Apple SD Gothic Neo" w:eastAsia="Apple SD Gothic Neo" w:cs="Apple SD Gothic Neo"/>
+          <w:rFonts w:ascii="AppleGothic" w:hAnsi="AppleGothic" w:eastAsia="AppleGothic" w:cs="AppleGothic"/>
           <w:color w:val="182433"/>
           <w:sz w:val="20"/>
         </w:rPr>
@@ -8702,7 +8724,7 @@
       </w:pPr>
       <w:r>
         <w:rPr>
-          <w:rFonts w:ascii="Apple SD Gothic Neo" w:hAnsi="Apple SD Gothic Neo" w:eastAsia="Apple SD Gothic Neo" w:cs="Apple SD Gothic Neo"/>
+          <w:rFonts w:ascii="AppleGothic" w:hAnsi="AppleGothic" w:eastAsia="AppleGothic" w:cs="AppleGothic"/>
           <w:color w:val="182433"/>
           <w:sz w:val="20"/>
         </w:rPr>
@@ -8711,6 +8733,7 @@
     </w:p>
     <w:sectPr>
       <w:footerReference w:type="default" r:id="rId9"/>
+      <w:headerReference w:type="default" r:id="rId14"/>
       <w:pgSz w:w="11906" w:h="16838"/>
       <w:pgMar w:top="1020" w:right="1077" w:bottom="964" w:left="1077" w:header="720" w:footer="720" w:gutter="0"/>
       <w:cols w:space="720"/>
@@ -8729,7 +8752,7 @@
     </w:pPr>
     <w:r>
       <w:rPr>
-        <w:rFonts w:ascii="Noto Sans CJK KR" w:hAnsi="Noto Sans CJK KR" w:eastAsia="Noto Sans CJK KR" w:cs="Noto Sans CJK KR"/>
+        <w:rFonts w:ascii="AppleGothic" w:hAnsi="AppleGothic" w:eastAsia="AppleGothic" w:cs="AppleGothic"/>
         <w:color w:val="5E7084"/>
         <w:sz w:val="17"/>
       </w:rPr>
@@ -8740,6 +8763,16 @@
     </w:r>
   </w:p>
 </w:ftr>
+</file>
+
+<file path=word/header1.xml><?xml version="1.0" encoding="utf-8"?>
+<w:hdr xmlns:m="http://schemas.openxmlformats.org/officeDocument/2006/math" xmlns:mc="http://schemas.openxmlformats.org/markup-compatibility/2006" xmlns:mo="http://schemas.microsoft.com/office/mac/office/2008/main" xmlns:mv="urn:schemas-microsoft-com:mac:vml" xmlns:o="urn:schemas-microsoft-com:office:office" xmlns:r="http://schemas.openxmlformats.org/officeDocument/2006/relationships" xmlns:v="urn:schemas-microsoft-com:vml" xmlns:w10="urn:schemas-microsoft-com:office:word" xmlns:w14="http://schemas.microsoft.com/office/word/2010/wordml" xmlns:w="http://schemas.openxmlformats.org/wordprocessingml/2006/main" xmlns:wne="http://schemas.microsoft.com/office/word/2006/wordml" xmlns:wp14="http://schemas.microsoft.com/office/word/2010/wordprocessingDrawing" xmlns:wp="http://schemas.openxmlformats.org/drawingml/2006/wordprocessingDrawing" xmlns:wpc="http://schemas.microsoft.com/office/word/2010/wordprocessingCanvas" xmlns:wpg="http://schemas.microsoft.com/office/word/2010/wordprocessingGroup" xmlns:wpi="http://schemas.microsoft.com/office/word/2010/wordprocessingInk" xmlns:wps="http://schemas.microsoft.com/office/word/2010/wordprocessingShape" mc:Ignorable="w14 wp14">
+  <w:p>
+    <w:pPr>
+      <w:pStyle w:val="Header"/>
+    </w:pPr>
+  </w:p>
+</w:hdr>
 </file>
 
 <file path=word/numbering.xml><?xml version="1.0" encoding="utf-8"?>
@@ -9109,7 +9142,7 @@
       <w:spacing w:after="120" w:line="278" w:lineRule="auto"/>
     </w:pPr>
     <w:rPr>
-      <w:rFonts w:ascii="Apple SD Gothic Neo" w:hAnsi="Apple SD Gothic Neo" w:eastAsia="Apple SD Gothic Neo" w:cs="Apple SD Gothic Neo"/>
+      <w:rFonts w:ascii="AppleGothic" w:hAnsi="AppleGothic" w:eastAsia="AppleGothic" w:cs="AppleGothic"/>
       <w:color w:val="182433"/>
       <w:sz w:val="20"/>
     </w:rPr>
@@ -9129,7 +9162,7 @@
       <w:spacing w:after="0" w:line="240" w:lineRule="auto"/>
     </w:pPr>
     <w:rPr>
-      <w:rFonts w:ascii="Apple SD Gothic Neo" w:hAnsi="Apple SD Gothic Neo" w:eastAsia="Apple SD Gothic Neo" w:cs="Apple SD Gothic Neo"/>
+      <w:rFonts w:ascii="AppleGothic" w:hAnsi="AppleGothic" w:eastAsia="AppleGothic" w:cs="AppleGothic"/>
     </w:rPr>
   </w:style>
   <w:style w:type="character" w:customStyle="1" w:styleId="HeaderChar">
@@ -9157,7 +9190,7 @@
       <w:spacing w:after="0" w:line="240" w:lineRule="auto"/>
     </w:pPr>
     <w:rPr>
-      <w:rFonts w:ascii="Apple SD Gothic Neo" w:hAnsi="Apple SD Gothic Neo" w:eastAsia="Apple SD Gothic Neo" w:cs="Apple SD Gothic Neo"/>
+      <w:rFonts w:ascii="AppleGothic" w:hAnsi="AppleGothic" w:eastAsia="AppleGothic" w:cs="AppleGothic"/>
     </w:rPr>
   </w:style>
   <w:style w:type="character" w:customStyle="1" w:styleId="FooterChar">
@@ -9185,7 +9218,7 @@
       <w:outlineLvl w:val="0"/>
     </w:pPr>
     <w:rPr>
-      <w:rFonts w:asciiTheme="majorHAnsi" w:eastAsiaTheme="majorEastAsia" w:hAnsiTheme="majorHAnsi" w:cstheme="majorBidi" w:ascii="Apple SD Gothic Neo" w:hAnsi="Apple SD Gothic Neo" w:eastAsia="Apple SD Gothic Neo" w:cs="Apple SD Gothic Neo"/>
+      <w:rFonts w:ascii="AppleGothic" w:hAnsi="AppleGothic" w:eastAsia="AppleGothic" w:cs="AppleGothic"/>
       <w:b/>
       <w:bCs/>
       <w:color w:val="000000"/>
@@ -9209,7 +9242,7 @@
       <w:outlineLvl w:val="1"/>
     </w:pPr>
     <w:rPr>
-      <w:rFonts w:asciiTheme="majorHAnsi" w:eastAsiaTheme="majorEastAsia" w:hAnsiTheme="majorHAnsi" w:cstheme="majorBidi" w:ascii="Apple SD Gothic Neo" w:hAnsi="Apple SD Gothic Neo" w:eastAsia="Apple SD Gothic Neo" w:cs="Apple SD Gothic Neo"/>
+      <w:rFonts w:ascii="AppleGothic" w:hAnsi="AppleGothic" w:eastAsia="AppleGothic" w:cs="AppleGothic"/>
       <w:b/>
       <w:bCs/>
       <w:color w:val="000000"/>
@@ -9233,7 +9266,7 @@
       <w:outlineLvl w:val="2"/>
     </w:pPr>
     <w:rPr>
-      <w:rFonts w:asciiTheme="majorHAnsi" w:eastAsiaTheme="majorEastAsia" w:hAnsiTheme="majorHAnsi" w:cstheme="majorBidi" w:ascii="Apple SD Gothic Neo" w:hAnsi="Apple SD Gothic Neo" w:eastAsia="Apple SD Gothic Neo" w:cs="Apple SD Gothic Neo"/>
+      <w:rFonts w:ascii="AppleGothic" w:hAnsi="AppleGothic" w:eastAsia="AppleGothic" w:cs="AppleGothic"/>
       <w:b/>
       <w:bCs/>
       <w:color w:val="000000"/>
@@ -9257,7 +9290,7 @@
       <w:outlineLvl w:val="3"/>
     </w:pPr>
     <w:rPr>
-      <w:rFonts w:asciiTheme="majorHAnsi" w:eastAsiaTheme="majorEastAsia" w:hAnsiTheme="majorHAnsi" w:cstheme="majorBidi" w:ascii="Apple SD Gothic Neo" w:hAnsi="Apple SD Gothic Neo" w:eastAsia="Apple SD Gothic Neo" w:cs="Apple SD Gothic Neo"/>
+      <w:rFonts w:ascii="AppleGothic" w:hAnsi="AppleGothic" w:eastAsia="AppleGothic" w:cs="AppleGothic"/>
       <w:b/>
       <w:bCs/>
       <w:i/>
@@ -9282,7 +9315,7 @@
       <w:outlineLvl w:val="4"/>
     </w:pPr>
     <w:rPr>
-      <w:rFonts w:asciiTheme="majorHAnsi" w:eastAsiaTheme="majorEastAsia" w:hAnsiTheme="majorHAnsi" w:cstheme="majorBidi" w:ascii="Apple SD Gothic Neo" w:hAnsi="Apple SD Gothic Neo" w:eastAsia="Apple SD Gothic Neo" w:cs="Apple SD Gothic Neo"/>
+      <w:rFonts w:ascii="AppleGothic" w:hAnsi="AppleGothic" w:eastAsia="AppleGothic" w:cs="AppleGothic"/>
       <w:color w:val="243F60" w:themeColor="accent1" w:themeShade="7F"/>
     </w:rPr>
   </w:style>
@@ -9303,7 +9336,7 @@
       <w:outlineLvl w:val="5"/>
     </w:pPr>
     <w:rPr>
-      <w:rFonts w:asciiTheme="majorHAnsi" w:eastAsiaTheme="majorEastAsia" w:hAnsiTheme="majorHAnsi" w:cstheme="majorBidi" w:ascii="Apple SD Gothic Neo" w:hAnsi="Apple SD Gothic Neo" w:eastAsia="Apple SD Gothic Neo" w:cs="Apple SD Gothic Neo"/>
+      <w:rFonts w:ascii="AppleGothic" w:hAnsi="AppleGothic" w:eastAsia="AppleGothic" w:cs="AppleGothic"/>
       <w:i/>
       <w:iCs/>
       <w:color w:val="243F60" w:themeColor="accent1" w:themeShade="7F"/>
@@ -9326,7 +9359,7 @@
       <w:outlineLvl w:val="6"/>
     </w:pPr>
     <w:rPr>
-      <w:rFonts w:asciiTheme="majorHAnsi" w:eastAsiaTheme="majorEastAsia" w:hAnsiTheme="majorHAnsi" w:cstheme="majorBidi" w:ascii="Apple SD Gothic Neo" w:hAnsi="Apple SD Gothic Neo" w:eastAsia="Apple SD Gothic Neo" w:cs="Apple SD Gothic Neo"/>
+      <w:rFonts w:ascii="AppleGothic" w:hAnsi="AppleGothic" w:eastAsia="AppleGothic" w:cs="AppleGothic"/>
       <w:i/>
       <w:iCs/>
       <w:color w:val="404040" w:themeColor="text1" w:themeTint="BF"/>
@@ -9349,7 +9382,7 @@
       <w:outlineLvl w:val="7"/>
     </w:pPr>
     <w:rPr>
-      <w:rFonts w:asciiTheme="majorHAnsi" w:eastAsiaTheme="majorEastAsia" w:hAnsiTheme="majorHAnsi" w:cstheme="majorBidi" w:ascii="Apple SD Gothic Neo" w:hAnsi="Apple SD Gothic Neo" w:eastAsia="Apple SD Gothic Neo" w:cs="Apple SD Gothic Neo"/>
+      <w:rFonts w:ascii="AppleGothic" w:hAnsi="AppleGothic" w:eastAsia="AppleGothic" w:cs="AppleGothic"/>
       <w:color w:val="4F81BD" w:themeColor="accent1"/>
       <w:sz w:val="20"/>
       <w:szCs w:val="20"/>
@@ -9372,7 +9405,7 @@
       <w:outlineLvl w:val="8"/>
     </w:pPr>
     <w:rPr>
-      <w:rFonts w:asciiTheme="majorHAnsi" w:eastAsiaTheme="majorEastAsia" w:hAnsiTheme="majorHAnsi" w:cstheme="majorBidi" w:ascii="Apple SD Gothic Neo" w:hAnsi="Apple SD Gothic Neo" w:eastAsia="Apple SD Gothic Neo" w:cs="Apple SD Gothic Neo"/>
+      <w:rFonts w:ascii="AppleGothic" w:hAnsi="AppleGothic" w:eastAsia="AppleGothic" w:cs="AppleGothic"/>
       <w:i/>
       <w:iCs/>
       <w:color w:val="404040" w:themeColor="text1" w:themeTint="BF"/>
@@ -9422,7 +9455,7 @@
       <w:spacing w:after="0" w:line="240" w:lineRule="auto"/>
     </w:pPr>
     <w:rPr>
-      <w:rFonts w:ascii="Apple SD Gothic Neo" w:hAnsi="Apple SD Gothic Neo" w:eastAsia="Apple SD Gothic Neo" w:cs="Apple SD Gothic Neo"/>
+      <w:rFonts w:ascii="AppleGothic" w:hAnsi="AppleGothic" w:eastAsia="AppleGothic" w:cs="AppleGothic"/>
     </w:rPr>
   </w:style>
   <w:style w:type="character" w:customStyle="1" w:styleId="Heading1Char">
@@ -9481,7 +9514,7 @@
       <w:contextualSpacing/>
     </w:pPr>
     <w:rPr>
-      <w:rFonts w:asciiTheme="majorHAnsi" w:eastAsiaTheme="majorEastAsia" w:hAnsiTheme="majorHAnsi" w:cstheme="majorBidi" w:ascii="Apple SD Gothic Neo" w:hAnsi="Apple SD Gothic Neo" w:eastAsia="Apple SD Gothic Neo" w:cs="Apple SD Gothic Neo"/>
+      <w:rFonts w:ascii="AppleGothic" w:hAnsi="AppleGothic" w:eastAsia="AppleGothic" w:cs="AppleGothic"/>
       <w:b/>
       <w:color w:val="000000"/>
       <w:spacing w:val="5"/>
@@ -9519,7 +9552,7 @@
       </w:numPr>
     </w:pPr>
     <w:rPr>
-      <w:rFonts w:asciiTheme="majorHAnsi" w:eastAsiaTheme="majorEastAsia" w:hAnsiTheme="majorHAnsi" w:cstheme="majorBidi" w:ascii="Apple SD Gothic Neo" w:hAnsi="Apple SD Gothic Neo" w:eastAsia="Apple SD Gothic Neo" w:cs="Apple SD Gothic Neo"/>
+      <w:rFonts w:ascii="AppleGothic" w:hAnsi="AppleGothic" w:eastAsia="AppleGothic" w:cs="AppleGothic"/>
       <w:i/>
       <w:iCs/>
       <w:color w:val="4F81BD" w:themeColor="accent1"/>
@@ -9555,7 +9588,7 @@
       <w:contextualSpacing/>
     </w:pPr>
     <w:rPr>
-      <w:rFonts w:ascii="Apple SD Gothic Neo" w:hAnsi="Apple SD Gothic Neo" w:eastAsia="Apple SD Gothic Neo" w:cs="Apple SD Gothic Neo"/>
+      <w:rFonts w:ascii="AppleGothic" w:hAnsi="AppleGothic" w:eastAsia="AppleGothic" w:cs="AppleGothic"/>
     </w:rPr>
   </w:style>
   <w:style w:type="paragraph" w:styleId="BodyText">
@@ -9569,7 +9602,7 @@
       <w:spacing w:after="120"/>
     </w:pPr>
     <w:rPr>
-      <w:rFonts w:ascii="Apple SD Gothic Neo" w:hAnsi="Apple SD Gothic Neo" w:eastAsia="Apple SD Gothic Neo" w:cs="Apple SD Gothic Neo"/>
+      <w:rFonts w:ascii="AppleGothic" w:hAnsi="AppleGothic" w:eastAsia="AppleGothic" w:cs="AppleGothic"/>
     </w:rPr>
   </w:style>
   <w:style w:type="character" w:customStyle="1" w:styleId="BodyTextChar">
@@ -9593,7 +9626,7 @@
       <w:spacing w:after="120" w:line="480" w:lineRule="auto"/>
     </w:pPr>
     <w:rPr>
-      <w:rFonts w:ascii="Apple SD Gothic Neo" w:hAnsi="Apple SD Gothic Neo" w:eastAsia="Apple SD Gothic Neo" w:cs="Apple SD Gothic Neo"/>
+      <w:rFonts w:ascii="AppleGothic" w:hAnsi="AppleGothic" w:eastAsia="AppleGothic" w:cs="AppleGothic"/>
     </w:rPr>
   </w:style>
   <w:style w:type="character" w:customStyle="1" w:styleId="BodyText2Char">
@@ -9617,7 +9650,7 @@
       <w:spacing w:after="120"/>
     </w:pPr>
     <w:rPr>
-      <w:rFonts w:ascii="Apple SD Gothic Neo" w:hAnsi="Apple SD Gothic Neo" w:eastAsia="Apple SD Gothic Neo" w:cs="Apple SD Gothic Neo"/>
+      <w:rFonts w:ascii="AppleGothic" w:hAnsi="AppleGothic" w:eastAsia="AppleGothic" w:cs="AppleGothic"/>
       <w:sz w:val="16"/>
       <w:szCs w:val="16"/>
     </w:rPr>
@@ -9645,7 +9678,7 @@
       <w:contextualSpacing/>
     </w:pPr>
     <w:rPr>
-      <w:rFonts w:ascii="Apple SD Gothic Neo" w:hAnsi="Apple SD Gothic Neo" w:eastAsia="Apple SD Gothic Neo" w:cs="Apple SD Gothic Neo"/>
+      <w:rFonts w:ascii="AppleGothic" w:hAnsi="AppleGothic" w:eastAsia="AppleGothic" w:cs="AppleGothic"/>
     </w:rPr>
   </w:style>
   <w:style w:type="paragraph" w:styleId="List2">
@@ -9659,7 +9692,7 @@
       <w:contextualSpacing/>
     </w:pPr>
     <w:rPr>
-      <w:rFonts w:ascii="Apple SD Gothic Neo" w:hAnsi="Apple SD Gothic Neo" w:eastAsia="Apple SD Gothic Neo" w:cs="Apple SD Gothic Neo"/>
+      <w:rFonts w:ascii="AppleGothic" w:hAnsi="AppleGothic" w:eastAsia="AppleGothic" w:cs="AppleGothic"/>
     </w:rPr>
   </w:style>
   <w:style w:type="paragraph" w:styleId="List3">
@@ -9673,7 +9706,7 @@
       <w:contextualSpacing/>
     </w:pPr>
     <w:rPr>
-      <w:rFonts w:ascii="Apple SD Gothic Neo" w:hAnsi="Apple SD Gothic Neo" w:eastAsia="Apple SD Gothic Neo" w:cs="Apple SD Gothic Neo"/>
+      <w:rFonts w:ascii="AppleGothic" w:hAnsi="AppleGothic" w:eastAsia="AppleGothic" w:cs="AppleGothic"/>
     </w:rPr>
   </w:style>
   <w:style w:type="paragraph" w:styleId="ListBullet">
@@ -9689,7 +9722,7 @@
       <w:contextualSpacing/>
     </w:pPr>
     <w:rPr>
-      <w:rFonts w:ascii="Apple SD Gothic Neo" w:hAnsi="Apple SD Gothic Neo" w:eastAsia="Apple SD Gothic Neo" w:cs="Apple SD Gothic Neo"/>
+      <w:rFonts w:ascii="AppleGothic" w:hAnsi="AppleGothic" w:eastAsia="AppleGothic" w:cs="AppleGothic"/>
     </w:rPr>
   </w:style>
   <w:style w:type="paragraph" w:styleId="ListBullet2">
@@ -9705,7 +9738,7 @@
       <w:contextualSpacing/>
     </w:pPr>
     <w:rPr>
-      <w:rFonts w:ascii="Apple SD Gothic Neo" w:hAnsi="Apple SD Gothic Neo" w:eastAsia="Apple SD Gothic Neo" w:cs="Apple SD Gothic Neo"/>
+      <w:rFonts w:ascii="AppleGothic" w:hAnsi="AppleGothic" w:eastAsia="AppleGothic" w:cs="AppleGothic"/>
     </w:rPr>
   </w:style>
   <w:style w:type="paragraph" w:styleId="ListBullet3">
@@ -9721,7 +9754,7 @@
       <w:contextualSpacing/>
     </w:pPr>
     <w:rPr>
-      <w:rFonts w:ascii="Apple SD Gothic Neo" w:hAnsi="Apple SD Gothic Neo" w:eastAsia="Apple SD Gothic Neo" w:cs="Apple SD Gothic Neo"/>
+      <w:rFonts w:ascii="AppleGothic" w:hAnsi="AppleGothic" w:eastAsia="AppleGothic" w:cs="AppleGothic"/>
     </w:rPr>
   </w:style>
   <w:style w:type="paragraph" w:styleId="ListNumber">
@@ -9737,7 +9770,7 @@
       <w:contextualSpacing/>
     </w:pPr>
     <w:rPr>
-      <w:rFonts w:ascii="Apple SD Gothic Neo" w:hAnsi="Apple SD Gothic Neo" w:eastAsia="Apple SD Gothic Neo" w:cs="Apple SD Gothic Neo"/>
+      <w:rFonts w:ascii="AppleGothic" w:hAnsi="AppleGothic" w:eastAsia="AppleGothic" w:cs="AppleGothic"/>
     </w:rPr>
   </w:style>
   <w:style w:type="paragraph" w:styleId="ListNumber2">
@@ -9753,7 +9786,7 @@
       <w:contextualSpacing/>
     </w:pPr>
     <w:rPr>
-      <w:rFonts w:ascii="Apple SD Gothic Neo" w:hAnsi="Apple SD Gothic Neo" w:eastAsia="Apple SD Gothic Neo" w:cs="Apple SD Gothic Neo"/>
+      <w:rFonts w:ascii="AppleGothic" w:hAnsi="AppleGothic" w:eastAsia="AppleGothic" w:cs="AppleGothic"/>
     </w:rPr>
   </w:style>
   <w:style w:type="paragraph" w:styleId="ListNumber3">
@@ -9769,7 +9802,7 @@
       <w:contextualSpacing/>
     </w:pPr>
     <w:rPr>
-      <w:rFonts w:ascii="Apple SD Gothic Neo" w:hAnsi="Apple SD Gothic Neo" w:eastAsia="Apple SD Gothic Neo" w:cs="Apple SD Gothic Neo"/>
+      <w:rFonts w:ascii="AppleGothic" w:hAnsi="AppleGothic" w:eastAsia="AppleGothic" w:cs="AppleGothic"/>
     </w:rPr>
   </w:style>
   <w:style w:type="paragraph" w:styleId="ListContinue">
@@ -9784,7 +9817,7 @@
       <w:contextualSpacing/>
     </w:pPr>
     <w:rPr>
-      <w:rFonts w:ascii="Apple SD Gothic Neo" w:hAnsi="Apple SD Gothic Neo" w:eastAsia="Apple SD Gothic Neo" w:cs="Apple SD Gothic Neo"/>
+      <w:rFonts w:ascii="AppleGothic" w:hAnsi="AppleGothic" w:eastAsia="AppleGothic" w:cs="AppleGothic"/>
     </w:rPr>
   </w:style>
   <w:style w:type="paragraph" w:styleId="ListContinue2">
@@ -9799,7 +9832,7 @@
       <w:contextualSpacing/>
     </w:pPr>
     <w:rPr>
-      <w:rFonts w:ascii="Apple SD Gothic Neo" w:hAnsi="Apple SD Gothic Neo" w:eastAsia="Apple SD Gothic Neo" w:cs="Apple SD Gothic Neo"/>
+      <w:rFonts w:ascii="AppleGothic" w:hAnsi="AppleGothic" w:eastAsia="AppleGothic" w:cs="AppleGothic"/>
     </w:rPr>
   </w:style>
   <w:style w:type="paragraph" w:styleId="ListContinue3">
@@ -9814,7 +9847,7 @@
       <w:contextualSpacing/>
     </w:pPr>
     <w:rPr>
-      <w:rFonts w:ascii="Apple SD Gothic Neo" w:hAnsi="Apple SD Gothic Neo" w:eastAsia="Apple SD Gothic Neo" w:cs="Apple SD Gothic Neo"/>
+      <w:rFonts w:ascii="AppleGothic" w:hAnsi="AppleGothic" w:eastAsia="AppleGothic" w:cs="AppleGothic"/>
     </w:rPr>
   </w:style>
   <w:style w:type="paragraph" w:styleId="MacroText">
@@ -9835,7 +9868,7 @@
       </w:tabs>
     </w:pPr>
     <w:rPr>
-      <w:rFonts w:ascii="Apple SD Gothic Neo" w:hAnsi="Apple SD Gothic Neo" w:eastAsia="Apple SD Gothic Neo" w:cs="Apple SD Gothic Neo"/>
+      <w:rFonts w:ascii="AppleGothic" w:hAnsi="AppleGothic" w:eastAsia="AppleGothic" w:cs="AppleGothic"/>
       <w:sz w:val="20"/>
       <w:szCs w:val="20"/>
     </w:rPr>
@@ -9861,7 +9894,7 @@
     <w:qFormat/>
     <w:rsid w:val="00FC693F"/>
     <w:rPr>
-      <w:rFonts w:ascii="Apple SD Gothic Neo" w:hAnsi="Apple SD Gothic Neo" w:eastAsia="Apple SD Gothic Neo" w:cs="Apple SD Gothic Neo"/>
+      <w:rFonts w:ascii="AppleGothic" w:hAnsi="AppleGothic" w:eastAsia="AppleGothic" w:cs="AppleGothic"/>
       <w:i/>
       <w:iCs/>
       <w:color w:val="000000" w:themeColor="text1"/>
@@ -9979,7 +10012,7 @@
       <w:spacing w:line="240" w:lineRule="auto"/>
     </w:pPr>
     <w:rPr>
-      <w:rFonts w:ascii="Apple SD Gothic Neo" w:hAnsi="Apple SD Gothic Neo" w:eastAsia="Apple SD Gothic Neo" w:cs="Apple SD Gothic Neo"/>
+      <w:rFonts w:ascii="AppleGothic" w:hAnsi="AppleGothic" w:eastAsia="AppleGothic" w:cs="AppleGothic"/>
       <w:b/>
       <w:bCs/>
       <w:color w:val="4F81BD" w:themeColor="accent1"/>
@@ -10027,7 +10060,7 @@
       <w:ind w:left="936" w:right="936"/>
     </w:pPr>
     <w:rPr>
-      <w:rFonts w:ascii="Apple SD Gothic Neo" w:hAnsi="Apple SD Gothic Neo" w:eastAsia="Apple SD Gothic Neo" w:cs="Apple SD Gothic Neo"/>
+      <w:rFonts w:ascii="AppleGothic" w:hAnsi="AppleGothic" w:eastAsia="AppleGothic" w:cs="AppleGothic"/>
       <w:b/>
       <w:bCs/>
       <w:i/>
@@ -10134,7 +10167,7 @@
       <w:outlineLvl w:val="9"/>
     </w:pPr>
     <w:rPr>
-      <w:rFonts w:ascii="Apple SD Gothic Neo" w:hAnsi="Apple SD Gothic Neo" w:eastAsia="Apple SD Gothic Neo" w:cs="Apple SD Gothic Neo"/>
+      <w:rFonts w:ascii="AppleGothic" w:hAnsi="AppleGothic" w:eastAsia="AppleGothic" w:cs="AppleGothic"/>
     </w:rPr>
   </w:style>
   <w:style w:type="table" w:styleId="TableGrid">

--- a/docs/user-guide/K8s-AI-Ops-Platform-menu-guide.docx
+++ b/docs/user-guide/K8s-AI-Ops-Platform-menu-guide.docx
@@ -10,7 +10,7 @@
       </w:pPr>
       <w:r>
         <w:rPr>
-          <w:rFonts w:ascii="AppleGothic" w:hAnsi="AppleGothic" w:eastAsia="AppleGothic" w:cs="AppleGothic"/>
+          <w:rFonts w:ascii="Arial Unicode MS" w:hAnsi="Arial Unicode MS" w:eastAsia="Arial Unicode MS" w:cs="Arial Unicode MS"/>
           <w:b/>
           <w:color w:val="000000"/>
           <w:sz w:val="47"/>
@@ -24,7 +24,7 @@
       </w:pPr>
       <w:r>
         <w:rPr>
-          <w:rFonts w:ascii="AppleGothic" w:hAnsi="AppleGothic" w:eastAsia="AppleGothic" w:cs="AppleGothic"/>
+          <w:rFonts w:ascii="Arial Unicode MS" w:hAnsi="Arial Unicode MS" w:eastAsia="Arial Unicode MS" w:cs="Arial Unicode MS"/>
         </w:rPr>
         <w:t>플랫폼 기능과 권장 운영 흐름</w:t>
       </w:r>
@@ -35,7 +35,7 @@
       </w:pPr>
       <w:r>
         <w:rPr>
-          <w:rFonts w:ascii="AppleGothic" w:hAnsi="AppleGothic" w:eastAsia="AppleGothic" w:cs="AppleGothic"/>
+          <w:rFonts w:ascii="Arial Unicode MS" w:hAnsi="Arial Unicode MS" w:eastAsia="Arial Unicode MS" w:cs="Arial Unicode MS"/>
           <w:color w:val="182433"/>
           <w:sz w:val="22"/>
         </w:rPr>
@@ -45,7 +45,7 @@
     <w:p>
       <w:r>
         <w:rPr>
-          <w:rFonts w:ascii="AppleGothic" w:hAnsi="AppleGothic" w:eastAsia="AppleGothic" w:cs="AppleGothic"/>
+          <w:rFonts w:ascii="Arial Unicode MS" w:hAnsi="Arial Unicode MS" w:eastAsia="Arial Unicode MS" w:cs="Arial Unicode MS"/>
         </w:rPr>
         <w:t>제품 방향  KlueOps는 Kubernetes 운영 AIOps와 Tenant별 Helm Application Delivery를 제공합니다. Argo CD나 Flux를 설치하거나 Git 상태를 지속 동기화하지 않으며, 별도 GitOps Controller의 책임과 섞지 않습니다.</w:t>
       </w:r>
@@ -91,7 +91,7 @@
             </w:pPr>
             <w:r>
               <w:rPr>
-                <w:rFonts w:ascii="AppleGothic" w:hAnsi="AppleGothic" w:eastAsia="AppleGothic" w:cs="AppleGothic"/>
+                <w:rFonts w:ascii="Arial Unicode MS" w:hAnsi="Arial Unicode MS" w:eastAsia="Arial Unicode MS" w:cs="Arial Unicode MS"/>
                 <w:b/>
                 <w:color w:val="FFFFFF"/>
                 <w:sz w:val="19"/>
@@ -126,7 +126,7 @@
             </w:pPr>
             <w:r>
               <w:rPr>
-                <w:rFonts w:ascii="AppleGothic" w:hAnsi="AppleGothic" w:eastAsia="AppleGothic" w:cs="AppleGothic"/>
+                <w:rFonts w:ascii="Arial Unicode MS" w:hAnsi="Arial Unicode MS" w:eastAsia="Arial Unicode MS" w:cs="Arial Unicode MS"/>
                 <w:b/>
                 <w:color w:val="FFFFFF"/>
                 <w:sz w:val="19"/>
@@ -163,7 +163,7 @@
             </w:pPr>
             <w:r>
               <w:rPr>
-                <w:rFonts w:ascii="AppleGothic" w:hAnsi="AppleGothic" w:eastAsia="AppleGothic" w:cs="AppleGothic"/>
+                <w:rFonts w:ascii="Arial Unicode MS" w:hAnsi="Arial Unicode MS" w:eastAsia="Arial Unicode MS" w:cs="Arial Unicode MS"/>
                 <w:color w:val="182433"/>
                 <w:sz w:val="18"/>
               </w:rPr>
@@ -197,7 +197,7 @@
             </w:pPr>
             <w:r>
               <w:rPr>
-                <w:rFonts w:ascii="AppleGothic" w:hAnsi="AppleGothic" w:eastAsia="AppleGothic" w:cs="AppleGothic"/>
+                <w:rFonts w:ascii="Arial Unicode MS" w:hAnsi="Arial Unicode MS" w:eastAsia="Arial Unicode MS" w:cs="Arial Unicode MS"/>
                 <w:color w:val="182433"/>
                 <w:sz w:val="18"/>
               </w:rPr>
@@ -233,7 +233,7 @@
             </w:pPr>
             <w:r>
               <w:rPr>
-                <w:rFonts w:ascii="AppleGothic" w:hAnsi="AppleGothic" w:eastAsia="AppleGothic" w:cs="AppleGothic"/>
+                <w:rFonts w:ascii="Arial Unicode MS" w:hAnsi="Arial Unicode MS" w:eastAsia="Arial Unicode MS" w:cs="Arial Unicode MS"/>
                 <w:color w:val="182433"/>
                 <w:sz w:val="18"/>
               </w:rPr>
@@ -267,7 +267,7 @@
             </w:pPr>
             <w:r>
               <w:rPr>
-                <w:rFonts w:ascii="AppleGothic" w:hAnsi="AppleGothic" w:eastAsia="AppleGothic" w:cs="AppleGothic"/>
+                <w:rFonts w:ascii="Arial Unicode MS" w:hAnsi="Arial Unicode MS" w:eastAsia="Arial Unicode MS" w:cs="Arial Unicode MS"/>
                 <w:color w:val="182433"/>
                 <w:sz w:val="18"/>
               </w:rPr>
@@ -303,7 +303,7 @@
             </w:pPr>
             <w:r>
               <w:rPr>
-                <w:rFonts w:ascii="AppleGothic" w:hAnsi="AppleGothic" w:eastAsia="AppleGothic" w:cs="AppleGothic"/>
+                <w:rFonts w:ascii="Arial Unicode MS" w:hAnsi="Arial Unicode MS" w:eastAsia="Arial Unicode MS" w:cs="Arial Unicode MS"/>
                 <w:color w:val="182433"/>
                 <w:sz w:val="18"/>
               </w:rPr>
@@ -337,7 +337,7 @@
             </w:pPr>
             <w:r>
               <w:rPr>
-                <w:rFonts w:ascii="AppleGothic" w:hAnsi="AppleGothic" w:eastAsia="AppleGothic" w:cs="AppleGothic"/>
+                <w:rFonts w:ascii="Arial Unicode MS" w:hAnsi="Arial Unicode MS" w:eastAsia="Arial Unicode MS" w:cs="Arial Unicode MS"/>
                 <w:color w:val="182433"/>
                 <w:sz w:val="18"/>
               </w:rPr>
@@ -373,7 +373,7 @@
             </w:pPr>
             <w:r>
               <w:rPr>
-                <w:rFonts w:ascii="AppleGothic" w:hAnsi="AppleGothic" w:eastAsia="AppleGothic" w:cs="AppleGothic"/>
+                <w:rFonts w:ascii="Arial Unicode MS" w:hAnsi="Arial Unicode MS" w:eastAsia="Arial Unicode MS" w:cs="Arial Unicode MS"/>
                 <w:color w:val="182433"/>
                 <w:sz w:val="18"/>
               </w:rPr>
@@ -407,7 +407,7 @@
             </w:pPr>
             <w:r>
               <w:rPr>
-                <w:rFonts w:ascii="AppleGothic" w:hAnsi="AppleGothic" w:eastAsia="AppleGothic" w:cs="AppleGothic"/>
+                <w:rFonts w:ascii="Arial Unicode MS" w:hAnsi="Arial Unicode MS" w:eastAsia="Arial Unicode MS" w:cs="Arial Unicode MS"/>
                 <w:color w:val="182433"/>
                 <w:sz w:val="18"/>
               </w:rPr>
@@ -425,7 +425,7 @@
       </w:pPr>
       <w:r>
         <w:rPr>
-          <w:rFonts w:ascii="AppleGothic" w:hAnsi="AppleGothic" w:eastAsia="AppleGothic" w:cs="AppleGothic"/>
+          <w:rFonts w:ascii="Arial Unicode MS" w:hAnsi="Arial Unicode MS" w:eastAsia="Arial Unicode MS" w:cs="Arial Unicode MS"/>
           <w:b/>
           <w:color w:val="000000"/>
           <w:sz w:val="40"/>
@@ -436,7 +436,7 @@
     <w:p>
       <w:r>
         <w:rPr>
-          <w:rFonts w:ascii="AppleGothic" w:hAnsi="AppleGothic" w:eastAsia="AppleGothic" w:cs="AppleGothic"/>
+          <w:rFonts w:ascii="Arial Unicode MS" w:hAnsi="Arial Unicode MS" w:eastAsia="Arial Unicode MS" w:cs="Arial Unicode MS"/>
         </w:rPr>
         <w:t>좌측 메뉴는 개요, 운영 대응, 인프라, Application Delivery, AI 운영, 거버넌스, 플랫폼 설정과 개인 영역으로 구성됩니다. 구조는 화면마다 바뀌지 않으며, 로그인 사용자의 capability와 Tenant 기능 정책에 따라 접근할 수 없는 그룹은 제목과 메뉴를 함께 숨깁니다.</w:t>
       </w:r>
@@ -479,7 +479,7 @@
             </w:pPr>
             <w:r>
               <w:rPr>
-                <w:rFonts w:ascii="AppleGothic" w:hAnsi="AppleGothic" w:eastAsia="AppleGothic" w:cs="AppleGothic"/>
+                <w:rFonts w:ascii="Arial Unicode MS" w:hAnsi="Arial Unicode MS" w:eastAsia="Arial Unicode MS" w:cs="Arial Unicode MS"/>
                 <w:b/>
                 <w:sz w:val="18"/>
                 <w:color w:val="FFFFFF"/>
@@ -506,7 +506,7 @@
             </w:pPr>
             <w:r>
               <w:rPr>
-                <w:rFonts w:ascii="AppleGothic" w:hAnsi="AppleGothic" w:eastAsia="AppleGothic" w:cs="AppleGothic"/>
+                <w:rFonts w:ascii="Arial Unicode MS" w:hAnsi="Arial Unicode MS" w:eastAsia="Arial Unicode MS" w:cs="Arial Unicode MS"/>
                 <w:b/>
                 <w:sz w:val="18"/>
                 <w:color w:val="FFFFFF"/>
@@ -535,7 +535,7 @@
             </w:pPr>
             <w:r>
               <w:rPr>
-                <w:rFonts w:ascii="AppleGothic" w:hAnsi="AppleGothic" w:eastAsia="AppleGothic" w:cs="AppleGothic"/>
+                <w:rFonts w:ascii="Arial Unicode MS" w:hAnsi="Arial Unicode MS" w:eastAsia="Arial Unicode MS" w:cs="Arial Unicode MS"/>
                 <w:b/>
                 <w:sz w:val="17"/>
               </w:rPr>
@@ -561,7 +561,7 @@
             </w:pPr>
             <w:r>
               <w:rPr>
-                <w:rFonts w:ascii="AppleGothic" w:hAnsi="AppleGothic" w:eastAsia="AppleGothic" w:cs="AppleGothic"/>
+                <w:rFonts w:ascii="Arial Unicode MS" w:hAnsi="Arial Unicode MS" w:eastAsia="Arial Unicode MS" w:cs="Arial Unicode MS"/>
                 <w:b w:val="0"/>
                 <w:sz w:val="17"/>
               </w:rPr>
@@ -590,7 +590,7 @@
             </w:pPr>
             <w:r>
               <w:rPr>
-                <w:rFonts w:ascii="AppleGothic" w:hAnsi="AppleGothic" w:eastAsia="AppleGothic" w:cs="AppleGothic"/>
+                <w:rFonts w:ascii="Arial Unicode MS" w:hAnsi="Arial Unicode MS" w:eastAsia="Arial Unicode MS" w:cs="Arial Unicode MS"/>
                 <w:b/>
                 <w:sz w:val="17"/>
               </w:rPr>
@@ -617,7 +617,7 @@
             </w:pPr>
             <w:r>
               <w:rPr>
-                <w:rFonts w:ascii="AppleGothic" w:hAnsi="AppleGothic" w:eastAsia="AppleGothic" w:cs="AppleGothic"/>
+                <w:rFonts w:ascii="Arial Unicode MS" w:hAnsi="Arial Unicode MS" w:eastAsia="Arial Unicode MS" w:cs="Arial Unicode MS"/>
                 <w:b w:val="0"/>
                 <w:sz w:val="17"/>
               </w:rPr>
@@ -645,7 +645,7 @@
             </w:pPr>
             <w:r>
               <w:rPr>
-                <w:rFonts w:ascii="AppleGothic" w:hAnsi="AppleGothic" w:eastAsia="AppleGothic" w:cs="AppleGothic"/>
+                <w:rFonts w:ascii="Arial Unicode MS" w:hAnsi="Arial Unicode MS" w:eastAsia="Arial Unicode MS" w:cs="Arial Unicode MS"/>
                 <w:b/>
                 <w:sz w:val="17"/>
               </w:rPr>
@@ -671,7 +671,7 @@
             </w:pPr>
             <w:r>
               <w:rPr>
-                <w:rFonts w:ascii="AppleGothic" w:hAnsi="AppleGothic" w:eastAsia="AppleGothic" w:cs="AppleGothic"/>
+                <w:rFonts w:ascii="Arial Unicode MS" w:hAnsi="Arial Unicode MS" w:eastAsia="Arial Unicode MS" w:cs="Arial Unicode MS"/>
                 <w:b w:val="0"/>
                 <w:sz w:val="17"/>
               </w:rPr>
@@ -700,7 +700,7 @@
             </w:pPr>
             <w:r>
               <w:rPr>
-                <w:rFonts w:ascii="AppleGothic" w:hAnsi="AppleGothic" w:eastAsia="AppleGothic" w:cs="AppleGothic"/>
+                <w:rFonts w:ascii="Arial Unicode MS" w:hAnsi="Arial Unicode MS" w:eastAsia="Arial Unicode MS" w:cs="Arial Unicode MS"/>
                 <w:b/>
                 <w:sz w:val="17"/>
               </w:rPr>
@@ -727,7 +727,7 @@
             </w:pPr>
             <w:r>
               <w:rPr>
-                <w:rFonts w:ascii="AppleGothic" w:hAnsi="AppleGothic" w:eastAsia="AppleGothic" w:cs="AppleGothic"/>
+                <w:rFonts w:ascii="Arial Unicode MS" w:hAnsi="Arial Unicode MS" w:eastAsia="Arial Unicode MS" w:cs="Arial Unicode MS"/>
                 <w:b w:val="0"/>
                 <w:sz w:val="17"/>
               </w:rPr>
@@ -755,7 +755,7 @@
             </w:pPr>
             <w:r>
               <w:rPr>
-                <w:rFonts w:ascii="AppleGothic" w:hAnsi="AppleGothic" w:eastAsia="AppleGothic" w:cs="AppleGothic"/>
+                <w:rFonts w:ascii="Arial Unicode MS" w:hAnsi="Arial Unicode MS" w:eastAsia="Arial Unicode MS" w:cs="Arial Unicode MS"/>
                 <w:b/>
                 <w:sz w:val="17"/>
               </w:rPr>
@@ -781,7 +781,7 @@
             </w:pPr>
             <w:r>
               <w:rPr>
-                <w:rFonts w:ascii="AppleGothic" w:hAnsi="AppleGothic" w:eastAsia="AppleGothic" w:cs="AppleGothic"/>
+                <w:rFonts w:ascii="Arial Unicode MS" w:hAnsi="Arial Unicode MS" w:eastAsia="Arial Unicode MS" w:cs="Arial Unicode MS"/>
                 <w:b w:val="0"/>
                 <w:sz w:val="17"/>
               </w:rPr>
@@ -810,7 +810,7 @@
             </w:pPr>
             <w:r>
               <w:rPr>
-                <w:rFonts w:ascii="AppleGothic" w:hAnsi="AppleGothic" w:eastAsia="AppleGothic" w:cs="AppleGothic"/>
+                <w:rFonts w:ascii="Arial Unicode MS" w:hAnsi="Arial Unicode MS" w:eastAsia="Arial Unicode MS" w:cs="Arial Unicode MS"/>
                 <w:b/>
                 <w:sz w:val="17"/>
               </w:rPr>
@@ -837,7 +837,7 @@
             </w:pPr>
             <w:r>
               <w:rPr>
-                <w:rFonts w:ascii="AppleGothic" w:hAnsi="AppleGothic" w:eastAsia="AppleGothic" w:cs="AppleGothic"/>
+                <w:rFonts w:ascii="Arial Unicode MS" w:hAnsi="Arial Unicode MS" w:eastAsia="Arial Unicode MS" w:cs="Arial Unicode MS"/>
                 <w:b w:val="0"/>
                 <w:sz w:val="17"/>
               </w:rPr>
@@ -865,7 +865,7 @@
             </w:pPr>
             <w:r>
               <w:rPr>
-                <w:rFonts w:ascii="AppleGothic" w:hAnsi="AppleGothic" w:eastAsia="AppleGothic" w:cs="AppleGothic"/>
+                <w:rFonts w:ascii="Arial Unicode MS" w:hAnsi="Arial Unicode MS" w:eastAsia="Arial Unicode MS" w:cs="Arial Unicode MS"/>
                 <w:b/>
                 <w:sz w:val="17"/>
               </w:rPr>
@@ -891,7 +891,7 @@
             </w:pPr>
             <w:r>
               <w:rPr>
-                <w:rFonts w:ascii="AppleGothic" w:hAnsi="AppleGothic" w:eastAsia="AppleGothic" w:cs="AppleGothic"/>
+                <w:rFonts w:ascii="Arial Unicode MS" w:hAnsi="Arial Unicode MS" w:eastAsia="Arial Unicode MS" w:cs="Arial Unicode MS"/>
                 <w:b w:val="0"/>
                 <w:sz w:val="17"/>
               </w:rPr>
@@ -920,7 +920,7 @@
             </w:pPr>
             <w:r>
               <w:rPr>
-                <w:rFonts w:ascii="AppleGothic" w:hAnsi="AppleGothic" w:eastAsia="AppleGothic" w:cs="AppleGothic"/>
+                <w:rFonts w:ascii="Arial Unicode MS" w:hAnsi="Arial Unicode MS" w:eastAsia="Arial Unicode MS" w:cs="Arial Unicode MS"/>
                 <w:b/>
                 <w:sz w:val="17"/>
               </w:rPr>
@@ -947,7 +947,7 @@
             </w:pPr>
             <w:r>
               <w:rPr>
-                <w:rFonts w:ascii="AppleGothic" w:hAnsi="AppleGothic" w:eastAsia="AppleGothic" w:cs="AppleGothic"/>
+                <w:rFonts w:ascii="Arial Unicode MS" w:hAnsi="Arial Unicode MS" w:eastAsia="Arial Unicode MS" w:cs="Arial Unicode MS"/>
                 <w:b w:val="0"/>
                 <w:sz w:val="17"/>
               </w:rPr>
@@ -964,7 +964,7 @@
       </w:pPr>
       <w:r>
         <w:rPr>
-          <w:rFonts w:ascii="AppleGothic" w:hAnsi="AppleGothic" w:eastAsia="AppleGothic" w:cs="AppleGothic"/>
+          <w:rFonts w:ascii="Arial Unicode MS" w:hAnsi="Arial Unicode MS" w:eastAsia="Arial Unicode MS" w:cs="Arial Unicode MS"/>
         </w:rPr>
         <w:t>그림 1 역할과 기능에 따른 좌측 메뉴 그룹</w:t>
       </w:r>
@@ -975,7 +975,7 @@
       </w:pPr>
       <w:r>
         <w:rPr>
-          <w:rFonts w:ascii="AppleGothic" w:hAnsi="AppleGothic" w:eastAsia="AppleGothic" w:cs="AppleGothic"/>
+          <w:rFonts w:ascii="Arial Unicode MS" w:hAnsi="Arial Unicode MS" w:eastAsia="Arial Unicode MS" w:cs="Arial Unicode MS"/>
         </w:rPr>
         <w:t>공통 화면 요소</w:t>
       </w:r>
@@ -986,7 +986,7 @@
       </w:pPr>
       <w:r>
         <w:rPr>
-          <w:rFonts w:ascii="AppleGothic" w:hAnsi="AppleGothic" w:eastAsia="AppleGothic" w:cs="AppleGothic"/>
+          <w:rFonts w:ascii="Arial Unicode MS" w:hAnsi="Arial Unicode MS" w:eastAsia="Arial Unicode MS" w:cs="Arial Unicode MS"/>
         </w:rPr>
         <w:t>상단 컨텍스트 바에서 현재 Tenant와 Workspace를 확인하고 변경합니다. 목록과 분석 결과는 선택한 운영 범위에 맞춰 다시 조회됩니다.</w:t>
       </w:r>
@@ -997,7 +997,7 @@
       </w:pPr>
       <w:r>
         <w:rPr>
-          <w:rFonts w:ascii="AppleGothic" w:hAnsi="AppleGothic" w:eastAsia="AppleGothic" w:cs="AppleGothic"/>
+          <w:rFonts w:ascii="Arial Unicode MS" w:hAnsi="Arial Unicode MS" w:eastAsia="Arial Unicode MS" w:cs="Arial Unicode MS"/>
         </w:rPr>
         <w:t>짙은 좌측 내비게이션은 기능을 업무 영역별로 구분하며 현재 메뉴를 파란 표시선으로 보여줍니다. 권한이 없는 그룹은 제목과 메뉴를 함께 표시하지 않습니다.</w:t>
       </w:r>
@@ -1008,7 +1008,7 @@
       </w:pPr>
       <w:r>
         <w:rPr>
-          <w:rFonts w:ascii="AppleGothic" w:hAnsi="AppleGothic" w:eastAsia="AppleGothic" w:cs="AppleGothic"/>
+          <w:rFonts w:ascii="Arial Unicode MS" w:hAnsi="Arial Unicode MS" w:eastAsia="Arial Unicode MS" w:cs="Arial Unicode MS"/>
         </w:rPr>
         <w:t>상단 검색과 운영 알림은 어느 메뉴에서도 사용할 수 있으며, 알림을 열면 관련 화면으로 이동할 수 있습니다.</w:t>
       </w:r>
@@ -1019,7 +1019,7 @@
       </w:pPr>
       <w:r>
         <w:rPr>
-          <w:rFonts w:ascii="AppleGothic" w:hAnsi="AppleGothic" w:eastAsia="AppleGothic" w:cs="AppleGothic"/>
+          <w:rFonts w:ascii="Arial Unicode MS" w:hAnsi="Arial Unicode MS" w:eastAsia="Arial Unicode MS" w:cs="Arial Unicode MS"/>
         </w:rPr>
         <w:t>좁은 화면에서는 메뉴 버튼으로 내비게이션을 열고, 배경을 선택하거나 메뉴를 고르면 자동으로 닫힙니다.</w:t>
       </w:r>
@@ -1068,7 +1068,7 @@
             </w:pPr>
             <w:r>
               <w:rPr>
-                <w:rFonts w:ascii="AppleGothic" w:hAnsi="AppleGothic" w:eastAsia="AppleGothic" w:cs="AppleGothic"/>
+                <w:rFonts w:ascii="Arial Unicode MS" w:hAnsi="Arial Unicode MS" w:eastAsia="Arial Unicode MS" w:cs="Arial Unicode MS"/>
                 <w:b/>
                 <w:color w:val="FFFFFF"/>
                 <w:sz w:val="17"/>
@@ -1104,7 +1104,7 @@
             </w:pPr>
             <w:r>
               <w:rPr>
-                <w:rFonts w:ascii="AppleGothic" w:hAnsi="AppleGothic" w:eastAsia="AppleGothic" w:cs="AppleGothic"/>
+                <w:rFonts w:ascii="Arial Unicode MS" w:hAnsi="Arial Unicode MS" w:eastAsia="Arial Unicode MS" w:cs="Arial Unicode MS"/>
                 <w:b/>
                 <w:color w:val="FFFFFF"/>
                 <w:sz w:val="17"/>
@@ -1140,7 +1140,7 @@
             </w:pPr>
             <w:r>
               <w:rPr>
-                <w:rFonts w:ascii="AppleGothic" w:hAnsi="AppleGothic" w:eastAsia="AppleGothic" w:cs="AppleGothic"/>
+                <w:rFonts w:ascii="Arial Unicode MS" w:hAnsi="Arial Unicode MS" w:eastAsia="Arial Unicode MS" w:cs="Arial Unicode MS"/>
                 <w:b/>
                 <w:color w:val="FFFFFF"/>
                 <w:sz w:val="17"/>
@@ -1181,7 +1181,7 @@
             </w:pPr>
             <w:r>
               <w:rPr>
-                <w:rFonts w:ascii="AppleGothic" w:hAnsi="AppleGothic" w:eastAsia="AppleGothic" w:cs="AppleGothic"/>
+                <w:rFonts w:ascii="Arial Unicode MS" w:hAnsi="Arial Unicode MS" w:eastAsia="Arial Unicode MS" w:cs="Arial Unicode MS"/>
                 <w:color w:val="182433"/>
                 <w:sz w:val="16"/>
               </w:rPr>
@@ -1216,7 +1216,7 @@
             </w:pPr>
             <w:r>
               <w:rPr>
-                <w:rFonts w:ascii="AppleGothic" w:hAnsi="AppleGothic" w:eastAsia="AppleGothic" w:cs="AppleGothic"/>
+                <w:rFonts w:ascii="Arial Unicode MS" w:hAnsi="Arial Unicode MS" w:eastAsia="Arial Unicode MS" w:cs="Arial Unicode MS"/>
                 <w:color w:val="182433"/>
                 <w:sz w:val="16"/>
               </w:rPr>
@@ -1251,7 +1251,7 @@
             </w:pPr>
             <w:r>
               <w:rPr>
-                <w:rFonts w:ascii="AppleGothic" w:hAnsi="AppleGothic" w:eastAsia="AppleGothic" w:cs="AppleGothic"/>
+                <w:rFonts w:ascii="Arial Unicode MS" w:hAnsi="Arial Unicode MS" w:eastAsia="Arial Unicode MS" w:cs="Arial Unicode MS"/>
                 <w:color w:val="182433"/>
                 <w:sz w:val="16"/>
               </w:rPr>
@@ -1291,7 +1291,7 @@
             </w:pPr>
             <w:r>
               <w:rPr>
-                <w:rFonts w:ascii="AppleGothic" w:hAnsi="AppleGothic" w:eastAsia="AppleGothic" w:cs="AppleGothic"/>
+                <w:rFonts w:ascii="Arial Unicode MS" w:hAnsi="Arial Unicode MS" w:eastAsia="Arial Unicode MS" w:cs="Arial Unicode MS"/>
                 <w:color w:val="182433"/>
                 <w:sz w:val="16"/>
               </w:rPr>
@@ -1326,7 +1326,7 @@
             </w:pPr>
             <w:r>
               <w:rPr>
-                <w:rFonts w:ascii="AppleGothic" w:hAnsi="AppleGothic" w:eastAsia="AppleGothic" w:cs="AppleGothic"/>
+                <w:rFonts w:ascii="Arial Unicode MS" w:hAnsi="Arial Unicode MS" w:eastAsia="Arial Unicode MS" w:cs="Arial Unicode MS"/>
                 <w:color w:val="182433"/>
                 <w:sz w:val="16"/>
               </w:rPr>
@@ -1361,7 +1361,7 @@
             </w:pPr>
             <w:r>
               <w:rPr>
-                <w:rFonts w:ascii="AppleGothic" w:hAnsi="AppleGothic" w:eastAsia="AppleGothic" w:cs="AppleGothic"/>
+                <w:rFonts w:ascii="Arial Unicode MS" w:hAnsi="Arial Unicode MS" w:eastAsia="Arial Unicode MS" w:cs="Arial Unicode MS"/>
                 <w:color w:val="182433"/>
                 <w:sz w:val="16"/>
               </w:rPr>
@@ -1401,7 +1401,7 @@
             </w:pPr>
             <w:r>
               <w:rPr>
-                <w:rFonts w:ascii="AppleGothic" w:hAnsi="AppleGothic" w:eastAsia="AppleGothic" w:cs="AppleGothic"/>
+                <w:rFonts w:ascii="Arial Unicode MS" w:hAnsi="Arial Unicode MS" w:eastAsia="Arial Unicode MS" w:cs="Arial Unicode MS"/>
                 <w:color w:val="182433"/>
                 <w:sz w:val="16"/>
               </w:rPr>
@@ -1436,7 +1436,7 @@
             </w:pPr>
             <w:r>
               <w:rPr>
-                <w:rFonts w:ascii="AppleGothic" w:hAnsi="AppleGothic" w:eastAsia="AppleGothic" w:cs="AppleGothic"/>
+                <w:rFonts w:ascii="Arial Unicode MS" w:hAnsi="Arial Unicode MS" w:eastAsia="Arial Unicode MS" w:cs="Arial Unicode MS"/>
                 <w:color w:val="182433"/>
                 <w:sz w:val="16"/>
               </w:rPr>
@@ -1471,7 +1471,7 @@
             </w:pPr>
             <w:r>
               <w:rPr>
-                <w:rFonts w:ascii="AppleGothic" w:hAnsi="AppleGothic" w:eastAsia="AppleGothic" w:cs="AppleGothic"/>
+                <w:rFonts w:ascii="Arial Unicode MS" w:hAnsi="Arial Unicode MS" w:eastAsia="Arial Unicode MS" w:cs="Arial Unicode MS"/>
                 <w:color w:val="182433"/>
                 <w:sz w:val="16"/>
               </w:rPr>
@@ -1511,7 +1511,7 @@
             </w:pPr>
             <w:r>
               <w:rPr>
-                <w:rFonts w:ascii="AppleGothic" w:hAnsi="AppleGothic" w:eastAsia="AppleGothic" w:cs="AppleGothic"/>
+                <w:rFonts w:ascii="Arial Unicode MS" w:hAnsi="Arial Unicode MS" w:eastAsia="Arial Unicode MS" w:cs="Arial Unicode MS"/>
                 <w:color w:val="182433"/>
                 <w:sz w:val="16"/>
               </w:rPr>
@@ -1546,7 +1546,7 @@
             </w:pPr>
             <w:r>
               <w:rPr>
-                <w:rFonts w:ascii="AppleGothic" w:hAnsi="AppleGothic" w:eastAsia="AppleGothic" w:cs="AppleGothic"/>
+                <w:rFonts w:ascii="Arial Unicode MS" w:hAnsi="Arial Unicode MS" w:eastAsia="Arial Unicode MS" w:cs="Arial Unicode MS"/>
                 <w:color w:val="182433"/>
                 <w:sz w:val="16"/>
               </w:rPr>
@@ -1581,7 +1581,7 @@
             </w:pPr>
             <w:r>
               <w:rPr>
-                <w:rFonts w:ascii="AppleGothic" w:hAnsi="AppleGothic" w:eastAsia="AppleGothic" w:cs="AppleGothic"/>
+                <w:rFonts w:ascii="Arial Unicode MS" w:hAnsi="Arial Unicode MS" w:eastAsia="Arial Unicode MS" w:cs="Arial Unicode MS"/>
                 <w:color w:val="182433"/>
                 <w:sz w:val="16"/>
               </w:rPr>
@@ -1621,7 +1621,7 @@
             </w:pPr>
             <w:r>
               <w:rPr>
-                <w:rFonts w:ascii="AppleGothic" w:hAnsi="AppleGothic" w:eastAsia="AppleGothic" w:cs="AppleGothic"/>
+                <w:rFonts w:ascii="Arial Unicode MS" w:hAnsi="Arial Unicode MS" w:eastAsia="Arial Unicode MS" w:cs="Arial Unicode MS"/>
                 <w:color w:val="182433"/>
                 <w:sz w:val="16"/>
               </w:rPr>
@@ -1656,7 +1656,7 @@
             </w:pPr>
             <w:r>
               <w:rPr>
-                <w:rFonts w:ascii="AppleGothic" w:hAnsi="AppleGothic" w:eastAsia="AppleGothic" w:cs="AppleGothic"/>
+                <w:rFonts w:ascii="Arial Unicode MS" w:hAnsi="Arial Unicode MS" w:eastAsia="Arial Unicode MS" w:cs="Arial Unicode MS"/>
                 <w:color w:val="182433"/>
                 <w:sz w:val="16"/>
               </w:rPr>
@@ -1691,7 +1691,7 @@
             </w:pPr>
             <w:r>
               <w:rPr>
-                <w:rFonts w:ascii="AppleGothic" w:hAnsi="AppleGothic" w:eastAsia="AppleGothic" w:cs="AppleGothic"/>
+                <w:rFonts w:ascii="Arial Unicode MS" w:hAnsi="Arial Unicode MS" w:eastAsia="Arial Unicode MS" w:cs="Arial Unicode MS"/>
                 <w:color w:val="182433"/>
                 <w:sz w:val="16"/>
               </w:rPr>
@@ -1709,7 +1709,7 @@
       </w:pPr>
       <w:r>
         <w:rPr>
-          <w:rFonts w:ascii="AppleGothic" w:hAnsi="AppleGothic" w:eastAsia="AppleGothic" w:cs="AppleGothic"/>
+          <w:rFonts w:ascii="Arial Unicode MS" w:hAnsi="Arial Unicode MS" w:eastAsia="Arial Unicode MS" w:cs="Arial Unicode MS"/>
           <w:b/>
           <w:color w:val="000000"/>
           <w:sz w:val="40"/>
@@ -1720,7 +1720,7 @@
     <w:p>
       <w:r>
         <w:rPr>
-          <w:rFonts w:ascii="AppleGothic" w:hAnsi="AppleGothic" w:eastAsia="AppleGothic" w:cs="AppleGothic"/>
+          <w:rFonts w:ascii="Arial Unicode MS" w:hAnsi="Arial Unicode MS" w:eastAsia="Arial Unicode MS" w:cs="Arial Unicode MS"/>
         </w:rPr>
         <w:t>운영자는 처음부터 AI 분석을 실행하기보다 우선순위와 실제 Kubernetes 근거를 먼저 확인하는 것이 좋습니다. 분석 결과는 단독 사실이 아니라 Evidence Ledger, 이벤트, 로그, 검증 명령과 함께 판단합니다.</w:t>
       </w:r>
@@ -1732,7 +1732,7 @@
       </w:pPr>
       <w:r>
         <w:rPr>
-          <w:rFonts w:ascii="AppleGothic" w:hAnsi="AppleGothic" w:eastAsia="AppleGothic" w:cs="AppleGothic"/>
+          <w:rFonts w:ascii="Arial Unicode MS" w:hAnsi="Arial Unicode MS" w:eastAsia="Arial Unicode MS" w:cs="Arial Unicode MS"/>
         </w:rPr>
         <w:drawing>
           <wp:inline xmlns:a="http://schemas.openxmlformats.org/drawingml/2006/main" xmlns:pic="http://schemas.openxmlformats.org/drawingml/2006/picture">
@@ -1775,7 +1775,7 @@
       </w:pPr>
       <w:r>
         <w:rPr>
-          <w:rFonts w:ascii="AppleGothic" w:hAnsi="AppleGothic" w:eastAsia="AppleGothic" w:cs="AppleGothic"/>
+          <w:rFonts w:ascii="Arial Unicode MS" w:hAnsi="Arial Unicode MS" w:eastAsia="Arial Unicode MS" w:cs="Arial Unicode MS"/>
           <w:color w:val="5E7084"/>
           <w:sz w:val="17"/>
         </w:rPr>
@@ -1788,7 +1788,7 @@
       </w:pPr>
       <w:r>
         <w:rPr>
-          <w:rFonts w:ascii="AppleGothic" w:hAnsi="AppleGothic" w:eastAsia="AppleGothic" w:cs="AppleGothic"/>
+          <w:rFonts w:ascii="Arial Unicode MS" w:hAnsi="Arial Unicode MS" w:eastAsia="Arial Unicode MS" w:cs="Arial Unicode MS"/>
         </w:rPr>
         <w:t>완료의 기준</w:t>
       </w:r>
@@ -1800,7 +1800,7 @@
       </w:pPr>
       <w:r>
         <w:rPr>
-          <w:rFonts w:ascii="AppleGothic" w:hAnsi="AppleGothic" w:eastAsia="AppleGothic" w:cs="AppleGothic"/>
+          <w:rFonts w:ascii="Arial Unicode MS" w:hAnsi="Arial Unicode MS" w:eastAsia="Arial Unicode MS" w:cs="Arial Unicode MS"/>
           <w:color w:val="182433"/>
           <w:sz w:val="20"/>
         </w:rPr>
@@ -1814,7 +1814,7 @@
       </w:pPr>
       <w:r>
         <w:rPr>
-          <w:rFonts w:ascii="AppleGothic" w:hAnsi="AppleGothic" w:eastAsia="AppleGothic" w:cs="AppleGothic"/>
+          <w:rFonts w:ascii="Arial Unicode MS" w:hAnsi="Arial Unicode MS" w:eastAsia="Arial Unicode MS" w:cs="Arial Unicode MS"/>
           <w:color w:val="182433"/>
           <w:sz w:val="20"/>
         </w:rPr>
@@ -1828,7 +1828,7 @@
       </w:pPr>
       <w:r>
         <w:rPr>
-          <w:rFonts w:ascii="AppleGothic" w:hAnsi="AppleGothic" w:eastAsia="AppleGothic" w:cs="AppleGothic"/>
+          <w:rFonts w:ascii="Arial Unicode MS" w:hAnsi="Arial Unicode MS" w:eastAsia="Arial Unicode MS" w:cs="Arial Unicode MS"/>
           <w:color w:val="182433"/>
           <w:sz w:val="20"/>
         </w:rPr>
@@ -1842,7 +1842,7 @@
       </w:pPr>
       <w:r>
         <w:rPr>
-          <w:rFonts w:ascii="AppleGothic" w:hAnsi="AppleGothic" w:eastAsia="AppleGothic" w:cs="AppleGothic"/>
+          <w:rFonts w:ascii="Arial Unicode MS" w:hAnsi="Arial Unicode MS" w:eastAsia="Arial Unicode MS" w:cs="Arial Unicode MS"/>
           <w:color w:val="182433"/>
           <w:sz w:val="20"/>
         </w:rPr>
@@ -1857,7 +1857,7 @@
       </w:pPr>
       <w:r>
         <w:rPr>
-          <w:rFonts w:ascii="AppleGothic" w:hAnsi="AppleGothic" w:eastAsia="AppleGothic" w:cs="AppleGothic"/>
+          <w:rFonts w:ascii="Arial Unicode MS" w:hAnsi="Arial Unicode MS" w:eastAsia="Arial Unicode MS" w:cs="Arial Unicode MS"/>
           <w:b/>
           <w:color w:val="000000"/>
           <w:sz w:val="40"/>
@@ -1872,7 +1872,7 @@
       </w:pPr>
       <w:r>
         <w:rPr>
-          <w:rFonts w:ascii="AppleGothic" w:hAnsi="AppleGothic" w:eastAsia="AppleGothic" w:cs="AppleGothic"/>
+          <w:rFonts w:ascii="Arial Unicode MS" w:hAnsi="Arial Unicode MS" w:eastAsia="Arial Unicode MS" w:cs="Arial Unicode MS"/>
         </w:rPr>
         <w:drawing>
           <wp:inline xmlns:a="http://schemas.openxmlformats.org/drawingml/2006/main" xmlns:pic="http://schemas.openxmlformats.org/drawingml/2006/picture">
@@ -1915,7 +1915,7 @@
       </w:pPr>
       <w:r>
         <w:rPr>
-          <w:rFonts w:ascii="AppleGothic" w:hAnsi="AppleGothic" w:eastAsia="AppleGothic" w:cs="AppleGothic"/>
+          <w:rFonts w:ascii="Arial Unicode MS" w:hAnsi="Arial Unicode MS" w:eastAsia="Arial Unicode MS" w:cs="Arial Unicode MS"/>
           <w:color w:val="5E7084"/>
           <w:sz w:val="17"/>
         </w:rPr>
@@ -1925,7 +1925,7 @@
     <w:p>
       <w:r>
         <w:rPr>
-          <w:rFonts w:ascii="AppleGothic" w:hAnsi="AppleGothic" w:eastAsia="AppleGothic" w:cs="AppleGothic"/>
+          <w:rFonts w:ascii="Arial Unicode MS" w:hAnsi="Arial Unicode MS" w:eastAsia="Arial Unicode MS" w:cs="Arial Unicode MS"/>
         </w:rPr>
         <w:t>Tenant는 회사나 고객처럼 격리해야 하는 최상위 업무 조직이며, Workspace는 Tenant 내부의 서비스나 운영팀 단위입니다. Cluster와 Namespace는 이 범위 아래에서만 조회됩니다.</w:t>
       </w:r>
@@ -1972,7 +1972,7 @@
             </w:pPr>
             <w:r>
               <w:rPr>
-                <w:rFonts w:ascii="AppleGothic" w:hAnsi="AppleGothic" w:eastAsia="AppleGothic" w:cs="AppleGothic"/>
+                <w:rFonts w:ascii="Arial Unicode MS" w:hAnsi="Arial Unicode MS" w:eastAsia="Arial Unicode MS" w:cs="Arial Unicode MS"/>
                 <w:b/>
                 <w:color w:val="FFFFFF"/>
                 <w:sz w:val="19"/>
@@ -2007,7 +2007,7 @@
             </w:pPr>
             <w:r>
               <w:rPr>
-                <w:rFonts w:ascii="AppleGothic" w:hAnsi="AppleGothic" w:eastAsia="AppleGothic" w:cs="AppleGothic"/>
+                <w:rFonts w:ascii="Arial Unicode MS" w:hAnsi="Arial Unicode MS" w:eastAsia="Arial Unicode MS" w:cs="Arial Unicode MS"/>
                 <w:b/>
                 <w:color w:val="FFFFFF"/>
                 <w:sz w:val="19"/>
@@ -2042,7 +2042,7 @@
             </w:pPr>
             <w:r>
               <w:rPr>
-                <w:rFonts w:ascii="AppleGothic" w:hAnsi="AppleGothic" w:eastAsia="AppleGothic" w:cs="AppleGothic"/>
+                <w:rFonts w:ascii="Arial Unicode MS" w:hAnsi="Arial Unicode MS" w:eastAsia="Arial Unicode MS" w:cs="Arial Unicode MS"/>
                 <w:b/>
                 <w:color w:val="FFFFFF"/>
                 <w:sz w:val="19"/>
@@ -2079,7 +2079,7 @@
             </w:pPr>
             <w:r>
               <w:rPr>
-                <w:rFonts w:ascii="AppleGothic" w:hAnsi="AppleGothic" w:eastAsia="AppleGothic" w:cs="AppleGothic"/>
+                <w:rFonts w:ascii="Arial Unicode MS" w:hAnsi="Arial Unicode MS" w:eastAsia="Arial Unicode MS" w:cs="Arial Unicode MS"/>
                 <w:color w:val="182433"/>
                 <w:sz w:val="18"/>
               </w:rPr>
@@ -2113,7 +2113,7 @@
             </w:pPr>
             <w:r>
               <w:rPr>
-                <w:rFonts w:ascii="AppleGothic" w:hAnsi="AppleGothic" w:eastAsia="AppleGothic" w:cs="AppleGothic"/>
+                <w:rFonts w:ascii="Arial Unicode MS" w:hAnsi="Arial Unicode MS" w:eastAsia="Arial Unicode MS" w:cs="Arial Unicode MS"/>
                 <w:color w:val="182433"/>
                 <w:sz w:val="18"/>
               </w:rPr>
@@ -2147,7 +2147,7 @@
             </w:pPr>
             <w:r>
               <w:rPr>
-                <w:rFonts w:ascii="AppleGothic" w:hAnsi="AppleGothic" w:eastAsia="AppleGothic" w:cs="AppleGothic"/>
+                <w:rFonts w:ascii="Arial Unicode MS" w:hAnsi="Arial Unicode MS" w:eastAsia="Arial Unicode MS" w:cs="Arial Unicode MS"/>
                 <w:color w:val="182433"/>
                 <w:sz w:val="18"/>
               </w:rPr>
@@ -2183,7 +2183,7 @@
             </w:pPr>
             <w:r>
               <w:rPr>
-                <w:rFonts w:ascii="AppleGothic" w:hAnsi="AppleGothic" w:eastAsia="AppleGothic" w:cs="AppleGothic"/>
+                <w:rFonts w:ascii="Arial Unicode MS" w:hAnsi="Arial Unicode MS" w:eastAsia="Arial Unicode MS" w:cs="Arial Unicode MS"/>
                 <w:color w:val="182433"/>
                 <w:sz w:val="18"/>
               </w:rPr>
@@ -2217,7 +2217,7 @@
             </w:pPr>
             <w:r>
               <w:rPr>
-                <w:rFonts w:ascii="AppleGothic" w:hAnsi="AppleGothic" w:eastAsia="AppleGothic" w:cs="AppleGothic"/>
+                <w:rFonts w:ascii="Arial Unicode MS" w:hAnsi="Arial Unicode MS" w:eastAsia="Arial Unicode MS" w:cs="Arial Unicode MS"/>
                 <w:color w:val="182433"/>
                 <w:sz w:val="18"/>
               </w:rPr>
@@ -2251,7 +2251,7 @@
             </w:pPr>
             <w:r>
               <w:rPr>
-                <w:rFonts w:ascii="AppleGothic" w:hAnsi="AppleGothic" w:eastAsia="AppleGothic" w:cs="AppleGothic"/>
+                <w:rFonts w:ascii="Arial Unicode MS" w:hAnsi="Arial Unicode MS" w:eastAsia="Arial Unicode MS" w:cs="Arial Unicode MS"/>
                 <w:color w:val="182433"/>
                 <w:sz w:val="18"/>
               </w:rPr>
@@ -2287,7 +2287,7 @@
             </w:pPr>
             <w:r>
               <w:rPr>
-                <w:rFonts w:ascii="AppleGothic" w:hAnsi="AppleGothic" w:eastAsia="AppleGothic" w:cs="AppleGothic"/>
+                <w:rFonts w:ascii="Arial Unicode MS" w:hAnsi="Arial Unicode MS" w:eastAsia="Arial Unicode MS" w:cs="Arial Unicode MS"/>
                 <w:color w:val="182433"/>
                 <w:sz w:val="18"/>
               </w:rPr>
@@ -2321,7 +2321,7 @@
             </w:pPr>
             <w:r>
               <w:rPr>
-                <w:rFonts w:ascii="AppleGothic" w:hAnsi="AppleGothic" w:eastAsia="AppleGothic" w:cs="AppleGothic"/>
+                <w:rFonts w:ascii="Arial Unicode MS" w:hAnsi="Arial Unicode MS" w:eastAsia="Arial Unicode MS" w:cs="Arial Unicode MS"/>
                 <w:color w:val="182433"/>
                 <w:sz w:val="18"/>
               </w:rPr>
@@ -2355,7 +2355,7 @@
             </w:pPr>
             <w:r>
               <w:rPr>
-                <w:rFonts w:ascii="AppleGothic" w:hAnsi="AppleGothic" w:eastAsia="AppleGothic" w:cs="AppleGothic"/>
+                <w:rFonts w:ascii="Arial Unicode MS" w:hAnsi="Arial Unicode MS" w:eastAsia="Arial Unicode MS" w:cs="Arial Unicode MS"/>
                 <w:color w:val="182433"/>
                 <w:sz w:val="18"/>
               </w:rPr>
@@ -2391,7 +2391,7 @@
             </w:pPr>
             <w:r>
               <w:rPr>
-                <w:rFonts w:ascii="AppleGothic" w:hAnsi="AppleGothic" w:eastAsia="AppleGothic" w:cs="AppleGothic"/>
+                <w:rFonts w:ascii="Arial Unicode MS" w:hAnsi="Arial Unicode MS" w:eastAsia="Arial Unicode MS" w:cs="Arial Unicode MS"/>
                 <w:color w:val="182433"/>
                 <w:sz w:val="18"/>
               </w:rPr>
@@ -2425,7 +2425,7 @@
             </w:pPr>
             <w:r>
               <w:rPr>
-                <w:rFonts w:ascii="AppleGothic" w:hAnsi="AppleGothic" w:eastAsia="AppleGothic" w:cs="AppleGothic"/>
+                <w:rFonts w:ascii="Arial Unicode MS" w:hAnsi="Arial Unicode MS" w:eastAsia="Arial Unicode MS" w:cs="Arial Unicode MS"/>
                 <w:color w:val="182433"/>
                 <w:sz w:val="18"/>
               </w:rPr>
@@ -2459,7 +2459,7 @@
             </w:pPr>
             <w:r>
               <w:rPr>
-                <w:rFonts w:ascii="AppleGothic" w:hAnsi="AppleGothic" w:eastAsia="AppleGothic" w:cs="AppleGothic"/>
+                <w:rFonts w:ascii="Arial Unicode MS" w:hAnsi="Arial Unicode MS" w:eastAsia="Arial Unicode MS" w:cs="Arial Unicode MS"/>
                 <w:color w:val="182433"/>
                 <w:sz w:val="18"/>
               </w:rPr>
@@ -2495,7 +2495,7 @@
             </w:pPr>
             <w:r>
               <w:rPr>
-                <w:rFonts w:ascii="AppleGothic" w:hAnsi="AppleGothic" w:eastAsia="AppleGothic" w:cs="AppleGothic"/>
+                <w:rFonts w:ascii="Arial Unicode MS" w:hAnsi="Arial Unicode MS" w:eastAsia="Arial Unicode MS" w:cs="Arial Unicode MS"/>
                 <w:color w:val="182433"/>
                 <w:sz w:val="18"/>
               </w:rPr>
@@ -2529,7 +2529,7 @@
             </w:pPr>
             <w:r>
               <w:rPr>
-                <w:rFonts w:ascii="AppleGothic" w:hAnsi="AppleGothic" w:eastAsia="AppleGothic" w:cs="AppleGothic"/>
+                <w:rFonts w:ascii="Arial Unicode MS" w:hAnsi="Arial Unicode MS" w:eastAsia="Arial Unicode MS" w:cs="Arial Unicode MS"/>
                 <w:color w:val="182433"/>
                 <w:sz w:val="18"/>
               </w:rPr>
@@ -2563,7 +2563,7 @@
             </w:pPr>
             <w:r>
               <w:rPr>
-                <w:rFonts w:ascii="AppleGothic" w:hAnsi="AppleGothic" w:eastAsia="AppleGothic" w:cs="AppleGothic"/>
+                <w:rFonts w:ascii="Arial Unicode MS" w:hAnsi="Arial Unicode MS" w:eastAsia="Arial Unicode MS" w:cs="Arial Unicode MS"/>
                 <w:color w:val="182433"/>
                 <w:sz w:val="18"/>
               </w:rPr>
@@ -2581,7 +2581,7 @@
       </w:pPr>
       <w:r>
         <w:rPr>
-          <w:rFonts w:ascii="AppleGothic" w:hAnsi="AppleGothic" w:eastAsia="AppleGothic" w:cs="AppleGothic"/>
+          <w:rFonts w:ascii="Arial Unicode MS" w:hAnsi="Arial Unicode MS" w:eastAsia="Arial Unicode MS" w:cs="Arial Unicode MS"/>
           <w:b/>
           <w:color w:val="000000"/>
           <w:sz w:val="40"/>
@@ -2597,7 +2597,7 @@
       </w:pPr>
       <w:r>
         <w:rPr>
-          <w:rFonts w:ascii="AppleGothic" w:hAnsi="AppleGothic" w:eastAsia="AppleGothic" w:cs="AppleGothic"/>
+          <w:rFonts w:ascii="Arial Unicode MS" w:hAnsi="Arial Unicode MS" w:eastAsia="Arial Unicode MS" w:cs="Arial Unicode MS"/>
           <w:b/>
           <w:color w:val="000000"/>
           <w:sz w:val="30"/>
@@ -2611,7 +2611,7 @@
       </w:pPr>
       <w:r>
         <w:rPr>
-          <w:rFonts w:ascii="AppleGothic" w:hAnsi="AppleGothic" w:eastAsia="AppleGothic" w:cs="AppleGothic"/>
+          <w:rFonts w:ascii="Arial Unicode MS" w:hAnsi="Arial Unicode MS" w:eastAsia="Arial Unicode MS" w:cs="Arial Unicode MS"/>
           <w:b/>
           <w:color w:val="246BCE"/>
           <w:sz w:val="21"/>
@@ -2620,7 +2620,7 @@
       </w:r>
       <w:r>
         <w:rPr>
-          <w:rFonts w:ascii="AppleGothic" w:hAnsi="AppleGothic" w:eastAsia="AppleGothic" w:cs="AppleGothic"/>
+          <w:rFonts w:ascii="Arial Unicode MS" w:hAnsi="Arial Unicode MS" w:eastAsia="Arial Unicode MS" w:cs="Arial Unicode MS"/>
           <w:color w:val="182433"/>
           <w:sz w:val="21"/>
         </w:rPr>
@@ -2633,7 +2633,7 @@
       </w:pPr>
       <w:r>
         <w:rPr>
-          <w:rFonts w:ascii="AppleGothic" w:hAnsi="AppleGothic" w:eastAsia="AppleGothic" w:cs="AppleGothic"/>
+          <w:rFonts w:ascii="Arial Unicode MS" w:hAnsi="Arial Unicode MS" w:eastAsia="Arial Unicode MS" w:cs="Arial Unicode MS"/>
           <w:b/>
           <w:color w:val="14866D"/>
           <w:sz w:val="21"/>
@@ -2642,7 +2642,7 @@
       </w:r>
       <w:r>
         <w:rPr>
-          <w:rFonts w:ascii="AppleGothic" w:hAnsi="AppleGothic" w:eastAsia="AppleGothic" w:cs="AppleGothic"/>
+          <w:rFonts w:ascii="Arial Unicode MS" w:hAnsi="Arial Unicode MS" w:eastAsia="Arial Unicode MS" w:cs="Arial Unicode MS"/>
           <w:color w:val="182433"/>
           <w:sz w:val="21"/>
         </w:rPr>
@@ -2656,7 +2656,7 @@
       </w:pPr>
       <w:r>
         <w:rPr>
-          <w:rFonts w:ascii="AppleGothic" w:hAnsi="AppleGothic" w:eastAsia="AppleGothic" w:cs="AppleGothic"/>
+          <w:rFonts w:ascii="Arial Unicode MS" w:hAnsi="Arial Unicode MS" w:eastAsia="Arial Unicode MS" w:cs="Arial Unicode MS"/>
           <w:color w:val="182433"/>
           <w:sz w:val="20"/>
         </w:rPr>
@@ -2670,7 +2670,7 @@
       </w:pPr>
       <w:r>
         <w:rPr>
-          <w:rFonts w:ascii="AppleGothic" w:hAnsi="AppleGothic" w:eastAsia="AppleGothic" w:cs="AppleGothic"/>
+          <w:rFonts w:ascii="Arial Unicode MS" w:hAnsi="Arial Unicode MS" w:eastAsia="Arial Unicode MS" w:cs="Arial Unicode MS"/>
           <w:color w:val="182433"/>
           <w:sz w:val="20"/>
         </w:rPr>
@@ -2684,7 +2684,7 @@
       </w:pPr>
       <w:r>
         <w:rPr>
-          <w:rFonts w:ascii="AppleGothic" w:hAnsi="AppleGothic" w:eastAsia="AppleGothic" w:cs="AppleGothic"/>
+          <w:rFonts w:ascii="Arial Unicode MS" w:hAnsi="Arial Unicode MS" w:eastAsia="Arial Unicode MS" w:cs="Arial Unicode MS"/>
           <w:color w:val="182433"/>
           <w:sz w:val="20"/>
         </w:rPr>
@@ -2698,7 +2698,7 @@
       </w:pPr>
       <w:r>
         <w:rPr>
-          <w:rFonts w:ascii="AppleGothic" w:hAnsi="AppleGothic" w:eastAsia="AppleGothic" w:cs="AppleGothic"/>
+          <w:rFonts w:ascii="Arial Unicode MS" w:hAnsi="Arial Unicode MS" w:eastAsia="Arial Unicode MS" w:cs="Arial Unicode MS"/>
           <w:b/>
           <w:color w:val="A56A00"/>
           <w:sz w:val="19"/>
@@ -2707,7 +2707,7 @@
       </w:r>
       <w:r>
         <w:rPr>
-          <w:rFonts w:ascii="AppleGothic" w:hAnsi="AppleGothic" w:eastAsia="AppleGothic" w:cs="AppleGothic"/>
+          <w:rFonts w:ascii="Arial Unicode MS" w:hAnsi="Arial Unicode MS" w:eastAsia="Arial Unicode MS" w:cs="Arial Unicode MS"/>
           <w:color w:val="5E7084"/>
           <w:sz w:val="19"/>
         </w:rPr>
@@ -2721,7 +2721,7 @@
       </w:pPr>
       <w:r>
         <w:rPr>
-          <w:rFonts w:ascii="AppleGothic" w:hAnsi="AppleGothic" w:eastAsia="AppleGothic" w:cs="AppleGothic"/>
+          <w:rFonts w:ascii="Arial Unicode MS" w:hAnsi="Arial Unicode MS" w:eastAsia="Arial Unicode MS" w:cs="Arial Unicode MS"/>
           <w:b/>
           <w:color w:val="B42318"/>
           <w:sz w:val="19"/>
@@ -2730,7 +2730,7 @@
       </w:r>
       <w:r>
         <w:rPr>
-          <w:rFonts w:ascii="AppleGothic" w:hAnsi="AppleGothic" w:eastAsia="AppleGothic" w:cs="AppleGothic"/>
+          <w:rFonts w:ascii="Arial Unicode MS" w:hAnsi="Arial Unicode MS" w:eastAsia="Arial Unicode MS" w:cs="Arial Unicode MS"/>
           <w:color w:val="5E7084"/>
           <w:sz w:val="19"/>
         </w:rPr>
@@ -2745,7 +2745,7 @@
       </w:pPr>
       <w:r>
         <w:rPr>
-          <w:rFonts w:ascii="AppleGothic" w:hAnsi="AppleGothic" w:eastAsia="AppleGothic" w:cs="AppleGothic"/>
+          <w:rFonts w:ascii="Arial Unicode MS" w:hAnsi="Arial Unicode MS" w:eastAsia="Arial Unicode MS" w:cs="Arial Unicode MS"/>
           <w:b/>
           <w:color w:val="000000"/>
           <w:sz w:val="30"/>
@@ -2759,7 +2759,7 @@
       </w:pPr>
       <w:r>
         <w:rPr>
-          <w:rFonts w:ascii="AppleGothic" w:hAnsi="AppleGothic" w:eastAsia="AppleGothic" w:cs="AppleGothic"/>
+          <w:rFonts w:ascii="Arial Unicode MS" w:hAnsi="Arial Unicode MS" w:eastAsia="Arial Unicode MS" w:cs="Arial Unicode MS"/>
           <w:b/>
           <w:color w:val="246BCE"/>
           <w:sz w:val="21"/>
@@ -2768,7 +2768,7 @@
       </w:r>
       <w:r>
         <w:rPr>
-          <w:rFonts w:ascii="AppleGothic" w:hAnsi="AppleGothic" w:eastAsia="AppleGothic" w:cs="AppleGothic"/>
+          <w:rFonts w:ascii="Arial Unicode MS" w:hAnsi="Arial Unicode MS" w:eastAsia="Arial Unicode MS" w:cs="Arial Unicode MS"/>
           <w:color w:val="182433"/>
           <w:sz w:val="21"/>
         </w:rPr>
@@ -2781,7 +2781,7 @@
       </w:pPr>
       <w:r>
         <w:rPr>
-          <w:rFonts w:ascii="AppleGothic" w:hAnsi="AppleGothic" w:eastAsia="AppleGothic" w:cs="AppleGothic"/>
+          <w:rFonts w:ascii="Arial Unicode MS" w:hAnsi="Arial Unicode MS" w:eastAsia="Arial Unicode MS" w:cs="Arial Unicode MS"/>
           <w:b/>
           <w:color w:val="14866D"/>
           <w:sz w:val="21"/>
@@ -2790,7 +2790,7 @@
       </w:r>
       <w:r>
         <w:rPr>
-          <w:rFonts w:ascii="AppleGothic" w:hAnsi="AppleGothic" w:eastAsia="AppleGothic" w:cs="AppleGothic"/>
+          <w:rFonts w:ascii="Arial Unicode MS" w:hAnsi="Arial Unicode MS" w:eastAsia="Arial Unicode MS" w:cs="Arial Unicode MS"/>
           <w:color w:val="182433"/>
           <w:sz w:val="21"/>
         </w:rPr>
@@ -2804,7 +2804,7 @@
       </w:pPr>
       <w:r>
         <w:rPr>
-          <w:rFonts w:ascii="AppleGothic" w:hAnsi="AppleGothic" w:eastAsia="AppleGothic" w:cs="AppleGothic"/>
+          <w:rFonts w:ascii="Arial Unicode MS" w:hAnsi="Arial Unicode MS" w:eastAsia="Arial Unicode MS" w:cs="Arial Unicode MS"/>
           <w:color w:val="182433"/>
           <w:sz w:val="20"/>
         </w:rPr>
@@ -2818,7 +2818,7 @@
       </w:pPr>
       <w:r>
         <w:rPr>
-          <w:rFonts w:ascii="AppleGothic" w:hAnsi="AppleGothic" w:eastAsia="AppleGothic" w:cs="AppleGothic"/>
+          <w:rFonts w:ascii="Arial Unicode MS" w:hAnsi="Arial Unicode MS" w:eastAsia="Arial Unicode MS" w:cs="Arial Unicode MS"/>
           <w:color w:val="182433"/>
           <w:sz w:val="20"/>
         </w:rPr>
@@ -2832,7 +2832,7 @@
       </w:pPr>
       <w:r>
         <w:rPr>
-          <w:rFonts w:ascii="AppleGothic" w:hAnsi="AppleGothic" w:eastAsia="AppleGothic" w:cs="AppleGothic"/>
+          <w:rFonts w:ascii="Arial Unicode MS" w:hAnsi="Arial Unicode MS" w:eastAsia="Arial Unicode MS" w:cs="Arial Unicode MS"/>
           <w:color w:val="182433"/>
           <w:sz w:val="20"/>
         </w:rPr>
@@ -2846,7 +2846,7 @@
       </w:pPr>
       <w:r>
         <w:rPr>
-          <w:rFonts w:ascii="AppleGothic" w:hAnsi="AppleGothic" w:eastAsia="AppleGothic" w:cs="AppleGothic"/>
+          <w:rFonts w:ascii="Arial Unicode MS" w:hAnsi="Arial Unicode MS" w:eastAsia="Arial Unicode MS" w:cs="Arial Unicode MS"/>
           <w:b/>
           <w:color w:val="A56A00"/>
           <w:sz w:val="19"/>
@@ -2855,7 +2855,7 @@
       </w:r>
       <w:r>
         <w:rPr>
-          <w:rFonts w:ascii="AppleGothic" w:hAnsi="AppleGothic" w:eastAsia="AppleGothic" w:cs="AppleGothic"/>
+          <w:rFonts w:ascii="Arial Unicode MS" w:hAnsi="Arial Unicode MS" w:eastAsia="Arial Unicode MS" w:cs="Arial Unicode MS"/>
           <w:color w:val="5E7084"/>
           <w:sz w:val="19"/>
         </w:rPr>
@@ -2870,7 +2870,7 @@
       </w:pPr>
       <w:r>
         <w:rPr>
-          <w:rFonts w:ascii="AppleGothic" w:hAnsi="AppleGothic" w:eastAsia="AppleGothic" w:cs="AppleGothic"/>
+          <w:rFonts w:ascii="Arial Unicode MS" w:hAnsi="Arial Unicode MS" w:eastAsia="Arial Unicode MS" w:cs="Arial Unicode MS"/>
           <w:b/>
           <w:color w:val="000000"/>
           <w:sz w:val="40"/>
@@ -2886,7 +2886,7 @@
       </w:pPr>
       <w:r>
         <w:rPr>
-          <w:rFonts w:ascii="AppleGothic" w:hAnsi="AppleGothic" w:eastAsia="AppleGothic" w:cs="AppleGothic"/>
+          <w:rFonts w:ascii="Arial Unicode MS" w:hAnsi="Arial Unicode MS" w:eastAsia="Arial Unicode MS" w:cs="Arial Unicode MS"/>
           <w:b/>
           <w:color w:val="000000"/>
           <w:sz w:val="30"/>
@@ -2900,7 +2900,7 @@
       </w:pPr>
       <w:r>
         <w:rPr>
-          <w:rFonts w:ascii="AppleGothic" w:hAnsi="AppleGothic" w:eastAsia="AppleGothic" w:cs="AppleGothic"/>
+          <w:rFonts w:ascii="Arial Unicode MS" w:hAnsi="Arial Unicode MS" w:eastAsia="Arial Unicode MS" w:cs="Arial Unicode MS"/>
           <w:b/>
           <w:color w:val="246BCE"/>
           <w:sz w:val="21"/>
@@ -2909,7 +2909,7 @@
       </w:r>
       <w:r>
         <w:rPr>
-          <w:rFonts w:ascii="AppleGothic" w:hAnsi="AppleGothic" w:eastAsia="AppleGothic" w:cs="AppleGothic"/>
+          <w:rFonts w:ascii="Arial Unicode MS" w:hAnsi="Arial Unicode MS" w:eastAsia="Arial Unicode MS" w:cs="Arial Unicode MS"/>
           <w:color w:val="182433"/>
           <w:sz w:val="21"/>
         </w:rPr>
@@ -2922,7 +2922,7 @@
       </w:pPr>
       <w:r>
         <w:rPr>
-          <w:rFonts w:ascii="AppleGothic" w:hAnsi="AppleGothic" w:eastAsia="AppleGothic" w:cs="AppleGothic"/>
+          <w:rFonts w:ascii="Arial Unicode MS" w:hAnsi="Arial Unicode MS" w:eastAsia="Arial Unicode MS" w:cs="Arial Unicode MS"/>
           <w:b/>
           <w:color w:val="14866D"/>
           <w:sz w:val="21"/>
@@ -2931,7 +2931,7 @@
       </w:r>
       <w:r>
         <w:rPr>
-          <w:rFonts w:ascii="AppleGothic" w:hAnsi="AppleGothic" w:eastAsia="AppleGothic" w:cs="AppleGothic"/>
+          <w:rFonts w:ascii="Arial Unicode MS" w:hAnsi="Arial Unicode MS" w:eastAsia="Arial Unicode MS" w:cs="Arial Unicode MS"/>
           <w:color w:val="182433"/>
           <w:sz w:val="21"/>
         </w:rPr>
@@ -2945,7 +2945,7 @@
       </w:pPr>
       <w:r>
         <w:rPr>
-          <w:rFonts w:ascii="AppleGothic" w:hAnsi="AppleGothic" w:eastAsia="AppleGothic" w:cs="AppleGothic"/>
+          <w:rFonts w:ascii="Arial Unicode MS" w:hAnsi="Arial Unicode MS" w:eastAsia="Arial Unicode MS" w:cs="Arial Unicode MS"/>
           <w:color w:val="182433"/>
           <w:sz w:val="20"/>
         </w:rPr>
@@ -2959,7 +2959,7 @@
       </w:pPr>
       <w:r>
         <w:rPr>
-          <w:rFonts w:ascii="AppleGothic" w:hAnsi="AppleGothic" w:eastAsia="AppleGothic" w:cs="AppleGothic"/>
+          <w:rFonts w:ascii="Arial Unicode MS" w:hAnsi="Arial Unicode MS" w:eastAsia="Arial Unicode MS" w:cs="Arial Unicode MS"/>
           <w:color w:val="182433"/>
           <w:sz w:val="20"/>
         </w:rPr>
@@ -2973,7 +2973,7 @@
       </w:pPr>
       <w:r>
         <w:rPr>
-          <w:rFonts w:ascii="AppleGothic" w:hAnsi="AppleGothic" w:eastAsia="AppleGothic" w:cs="AppleGothic"/>
+          <w:rFonts w:ascii="Arial Unicode MS" w:hAnsi="Arial Unicode MS" w:eastAsia="Arial Unicode MS" w:cs="Arial Unicode MS"/>
           <w:color w:val="182433"/>
           <w:sz w:val="20"/>
         </w:rPr>
@@ -2987,7 +2987,7 @@
       </w:pPr>
       <w:r>
         <w:rPr>
-          <w:rFonts w:ascii="AppleGothic" w:hAnsi="AppleGothic" w:eastAsia="AppleGothic" w:cs="AppleGothic"/>
+          <w:rFonts w:ascii="Arial Unicode MS" w:hAnsi="Arial Unicode MS" w:eastAsia="Arial Unicode MS" w:cs="Arial Unicode MS"/>
           <w:b/>
           <w:color w:val="A56A00"/>
           <w:sz w:val="19"/>
@@ -2996,7 +2996,7 @@
       </w:r>
       <w:r>
         <w:rPr>
-          <w:rFonts w:ascii="AppleGothic" w:hAnsi="AppleGothic" w:eastAsia="AppleGothic" w:cs="AppleGothic"/>
+          <w:rFonts w:ascii="Arial Unicode MS" w:hAnsi="Arial Unicode MS" w:eastAsia="Arial Unicode MS" w:cs="Arial Unicode MS"/>
           <w:color w:val="5E7084"/>
           <w:sz w:val="19"/>
         </w:rPr>
@@ -3011,7 +3011,7 @@
       </w:pPr>
       <w:r>
         <w:rPr>
-          <w:rFonts w:ascii="AppleGothic" w:hAnsi="AppleGothic" w:eastAsia="AppleGothic" w:cs="AppleGothic"/>
+          <w:rFonts w:ascii="Arial Unicode MS" w:hAnsi="Arial Unicode MS" w:eastAsia="Arial Unicode MS" w:cs="Arial Unicode MS"/>
           <w:b/>
           <w:color w:val="000000"/>
           <w:sz w:val="30"/>
@@ -3025,7 +3025,7 @@
       </w:pPr>
       <w:r>
         <w:rPr>
-          <w:rFonts w:ascii="AppleGothic" w:hAnsi="AppleGothic" w:eastAsia="AppleGothic" w:cs="AppleGothic"/>
+          <w:rFonts w:ascii="Arial Unicode MS" w:hAnsi="Arial Unicode MS" w:eastAsia="Arial Unicode MS" w:cs="Arial Unicode MS"/>
           <w:b/>
           <w:color w:val="246BCE"/>
           <w:sz w:val="21"/>
@@ -3034,7 +3034,7 @@
       </w:r>
       <w:r>
         <w:rPr>
-          <w:rFonts w:ascii="AppleGothic" w:hAnsi="AppleGothic" w:eastAsia="AppleGothic" w:cs="AppleGothic"/>
+          <w:rFonts w:ascii="Arial Unicode MS" w:hAnsi="Arial Unicode MS" w:eastAsia="Arial Unicode MS" w:cs="Arial Unicode MS"/>
           <w:color w:val="182433"/>
           <w:sz w:val="21"/>
         </w:rPr>
@@ -3047,7 +3047,7 @@
       </w:pPr>
       <w:r>
         <w:rPr>
-          <w:rFonts w:ascii="AppleGothic" w:hAnsi="AppleGothic" w:eastAsia="AppleGothic" w:cs="AppleGothic"/>
+          <w:rFonts w:ascii="Arial Unicode MS" w:hAnsi="Arial Unicode MS" w:eastAsia="Arial Unicode MS" w:cs="Arial Unicode MS"/>
           <w:b/>
           <w:color w:val="14866D"/>
           <w:sz w:val="21"/>
@@ -3056,7 +3056,7 @@
       </w:r>
       <w:r>
         <w:rPr>
-          <w:rFonts w:ascii="AppleGothic" w:hAnsi="AppleGothic" w:eastAsia="AppleGothic" w:cs="AppleGothic"/>
+          <w:rFonts w:ascii="Arial Unicode MS" w:hAnsi="Arial Unicode MS" w:eastAsia="Arial Unicode MS" w:cs="Arial Unicode MS"/>
           <w:color w:val="182433"/>
           <w:sz w:val="21"/>
         </w:rPr>
@@ -3070,7 +3070,7 @@
       </w:pPr>
       <w:r>
         <w:rPr>
-          <w:rFonts w:ascii="AppleGothic" w:hAnsi="AppleGothic" w:eastAsia="AppleGothic" w:cs="AppleGothic"/>
+          <w:rFonts w:ascii="Arial Unicode MS" w:hAnsi="Arial Unicode MS" w:eastAsia="Arial Unicode MS" w:cs="Arial Unicode MS"/>
           <w:color w:val="182433"/>
           <w:sz w:val="20"/>
         </w:rPr>
@@ -3084,7 +3084,7 @@
       </w:pPr>
       <w:r>
         <w:rPr>
-          <w:rFonts w:ascii="AppleGothic" w:hAnsi="AppleGothic" w:eastAsia="AppleGothic" w:cs="AppleGothic"/>
+          <w:rFonts w:ascii="Arial Unicode MS" w:hAnsi="Arial Unicode MS" w:eastAsia="Arial Unicode MS" w:cs="Arial Unicode MS"/>
           <w:color w:val="182433"/>
           <w:sz w:val="20"/>
         </w:rPr>
@@ -3098,7 +3098,7 @@
       </w:pPr>
       <w:r>
         <w:rPr>
-          <w:rFonts w:ascii="AppleGothic" w:hAnsi="AppleGothic" w:eastAsia="AppleGothic" w:cs="AppleGothic"/>
+          <w:rFonts w:ascii="Arial Unicode MS" w:hAnsi="Arial Unicode MS" w:eastAsia="Arial Unicode MS" w:cs="Arial Unicode MS"/>
           <w:color w:val="182433"/>
           <w:sz w:val="20"/>
         </w:rPr>
@@ -3112,7 +3112,7 @@
       </w:pPr>
       <w:r>
         <w:rPr>
-          <w:rFonts w:ascii="AppleGothic" w:hAnsi="AppleGothic" w:eastAsia="AppleGothic" w:cs="AppleGothic"/>
+          <w:rFonts w:ascii="Arial Unicode MS" w:hAnsi="Arial Unicode MS" w:eastAsia="Arial Unicode MS" w:cs="Arial Unicode MS"/>
           <w:b/>
           <w:color w:val="A56A00"/>
           <w:sz w:val="19"/>
@@ -3121,7 +3121,7 @@
       </w:r>
       <w:r>
         <w:rPr>
-          <w:rFonts w:ascii="AppleGothic" w:hAnsi="AppleGothic" w:eastAsia="AppleGothic" w:cs="AppleGothic"/>
+          <w:rFonts w:ascii="Arial Unicode MS" w:hAnsi="Arial Unicode MS" w:eastAsia="Arial Unicode MS" w:cs="Arial Unicode MS"/>
           <w:color w:val="5E7084"/>
           <w:sz w:val="19"/>
         </w:rPr>
@@ -3135,7 +3135,7 @@
       </w:pPr>
       <w:r>
         <w:rPr>
-          <w:rFonts w:ascii="AppleGothic" w:hAnsi="AppleGothic" w:eastAsia="AppleGothic" w:cs="AppleGothic"/>
+          <w:rFonts w:ascii="Arial Unicode MS" w:hAnsi="Arial Unicode MS" w:eastAsia="Arial Unicode MS" w:cs="Arial Unicode MS"/>
           <w:b/>
           <w:color w:val="B42318"/>
           <w:sz w:val="19"/>
@@ -3144,7 +3144,7 @@
       </w:r>
       <w:r>
         <w:rPr>
-          <w:rFonts w:ascii="AppleGothic" w:hAnsi="AppleGothic" w:eastAsia="AppleGothic" w:cs="AppleGothic"/>
+          <w:rFonts w:ascii="Arial Unicode MS" w:hAnsi="Arial Unicode MS" w:eastAsia="Arial Unicode MS" w:cs="Arial Unicode MS"/>
           <w:color w:val="5E7084"/>
           <w:sz w:val="19"/>
         </w:rPr>
@@ -3159,7 +3159,7 @@
       </w:pPr>
       <w:r>
         <w:rPr>
-          <w:rFonts w:ascii="AppleGothic" w:hAnsi="AppleGothic" w:eastAsia="AppleGothic" w:cs="AppleGothic"/>
+          <w:rFonts w:ascii="Arial Unicode MS" w:hAnsi="Arial Unicode MS" w:eastAsia="Arial Unicode MS" w:cs="Arial Unicode MS"/>
           <w:b/>
           <w:color w:val="000000"/>
           <w:sz w:val="40"/>
@@ -3175,7 +3175,7 @@
       </w:pPr>
       <w:r>
         <w:rPr>
-          <w:rFonts w:ascii="AppleGothic" w:hAnsi="AppleGothic" w:eastAsia="AppleGothic" w:cs="AppleGothic"/>
+          <w:rFonts w:ascii="Arial Unicode MS" w:hAnsi="Arial Unicode MS" w:eastAsia="Arial Unicode MS" w:cs="Arial Unicode MS"/>
           <w:b/>
           <w:color w:val="000000"/>
           <w:sz w:val="30"/>
@@ -3189,7 +3189,7 @@
       </w:pPr>
       <w:r>
         <w:rPr>
-          <w:rFonts w:ascii="AppleGothic" w:hAnsi="AppleGothic" w:eastAsia="AppleGothic" w:cs="AppleGothic"/>
+          <w:rFonts w:ascii="Arial Unicode MS" w:hAnsi="Arial Unicode MS" w:eastAsia="Arial Unicode MS" w:cs="Arial Unicode MS"/>
           <w:b/>
           <w:color w:val="246BCE"/>
           <w:sz w:val="21"/>
@@ -3198,7 +3198,7 @@
       </w:r>
       <w:r>
         <w:rPr>
-          <w:rFonts w:ascii="AppleGothic" w:hAnsi="AppleGothic" w:eastAsia="AppleGothic" w:cs="AppleGothic"/>
+          <w:rFonts w:ascii="Arial Unicode MS" w:hAnsi="Arial Unicode MS" w:eastAsia="Arial Unicode MS" w:cs="Arial Unicode MS"/>
           <w:color w:val="182433"/>
           <w:sz w:val="21"/>
         </w:rPr>
@@ -3211,7 +3211,7 @@
       </w:pPr>
       <w:r>
         <w:rPr>
-          <w:rFonts w:ascii="AppleGothic" w:hAnsi="AppleGothic" w:eastAsia="AppleGothic" w:cs="AppleGothic"/>
+          <w:rFonts w:ascii="Arial Unicode MS" w:hAnsi="Arial Unicode MS" w:eastAsia="Arial Unicode MS" w:cs="Arial Unicode MS"/>
           <w:b/>
           <w:color w:val="14866D"/>
           <w:sz w:val="21"/>
@@ -3220,7 +3220,7 @@
       </w:r>
       <w:r>
         <w:rPr>
-          <w:rFonts w:ascii="AppleGothic" w:hAnsi="AppleGothic" w:eastAsia="AppleGothic" w:cs="AppleGothic"/>
+          <w:rFonts w:ascii="Arial Unicode MS" w:hAnsi="Arial Unicode MS" w:eastAsia="Arial Unicode MS" w:cs="Arial Unicode MS"/>
           <w:color w:val="182433"/>
           <w:sz w:val="21"/>
         </w:rPr>
@@ -3234,7 +3234,7 @@
       </w:pPr>
       <w:r>
         <w:rPr>
-          <w:rFonts w:ascii="AppleGothic" w:hAnsi="AppleGothic" w:eastAsia="AppleGothic" w:cs="AppleGothic"/>
+          <w:rFonts w:ascii="Arial Unicode MS" w:hAnsi="Arial Unicode MS" w:eastAsia="Arial Unicode MS" w:cs="Arial Unicode MS"/>
           <w:color w:val="182433"/>
           <w:sz w:val="20"/>
         </w:rPr>
@@ -3248,7 +3248,7 @@
       </w:pPr>
       <w:r>
         <w:rPr>
-          <w:rFonts w:ascii="AppleGothic" w:hAnsi="AppleGothic" w:eastAsia="AppleGothic" w:cs="AppleGothic"/>
+          <w:rFonts w:ascii="Arial Unicode MS" w:hAnsi="Arial Unicode MS" w:eastAsia="Arial Unicode MS" w:cs="Arial Unicode MS"/>
           <w:color w:val="182433"/>
           <w:sz w:val="20"/>
         </w:rPr>
@@ -3262,7 +3262,7 @@
       </w:pPr>
       <w:r>
         <w:rPr>
-          <w:rFonts w:ascii="AppleGothic" w:hAnsi="AppleGothic" w:eastAsia="AppleGothic" w:cs="AppleGothic"/>
+          <w:rFonts w:ascii="Arial Unicode MS" w:hAnsi="Arial Unicode MS" w:eastAsia="Arial Unicode MS" w:cs="Arial Unicode MS"/>
           <w:color w:val="182433"/>
           <w:sz w:val="20"/>
         </w:rPr>
@@ -3276,7 +3276,7 @@
       </w:pPr>
       <w:r>
         <w:rPr>
-          <w:rFonts w:ascii="AppleGothic" w:hAnsi="AppleGothic" w:eastAsia="AppleGothic" w:cs="AppleGothic"/>
+          <w:rFonts w:ascii="Arial Unicode MS" w:hAnsi="Arial Unicode MS" w:eastAsia="Arial Unicode MS" w:cs="Arial Unicode MS"/>
           <w:color w:val="182433"/>
           <w:sz w:val="20"/>
         </w:rPr>
@@ -3290,7 +3290,7 @@
       </w:pPr>
       <w:r>
         <w:rPr>
-          <w:rFonts w:ascii="AppleGothic" w:hAnsi="AppleGothic" w:eastAsia="AppleGothic" w:cs="AppleGothic"/>
+          <w:rFonts w:ascii="Arial Unicode MS" w:hAnsi="Arial Unicode MS" w:eastAsia="Arial Unicode MS" w:cs="Arial Unicode MS"/>
           <w:color w:val="182433"/>
           <w:sz w:val="20"/>
         </w:rPr>
@@ -3304,7 +3304,7 @@
       </w:pPr>
       <w:r>
         <w:rPr>
-          <w:rFonts w:ascii="AppleGothic" w:hAnsi="AppleGothic" w:eastAsia="AppleGothic" w:cs="AppleGothic"/>
+          <w:rFonts w:ascii="Arial Unicode MS" w:hAnsi="Arial Unicode MS" w:eastAsia="Arial Unicode MS" w:cs="Arial Unicode MS"/>
           <w:color w:val="182433"/>
           <w:sz w:val="20"/>
         </w:rPr>
@@ -3317,7 +3317,7 @@
       </w:pPr>
       <w:r>
         <w:rPr>
-          <w:rFonts w:ascii="AppleGothic" w:hAnsi="AppleGothic" w:eastAsia="AppleGothic" w:cs="AppleGothic"/>
+          <w:rFonts w:ascii="Arial Unicode MS" w:hAnsi="Arial Unicode MS" w:eastAsia="Arial Unicode MS" w:cs="Arial Unicode MS"/>
         </w:rPr>
         <w:t>Incident 보고서를 내보내면 원본 분석과 연결된 명령의 실행자, 시각, 종료 코드, 검증 판정과 전후 Snapshot 해시가 포함됩니다. credential, 실시간 로그와 Snapshot 원문은 포함되지 않습니다.</w:t>
       </w:r>
@@ -3329,7 +3329,7 @@
       </w:pPr>
       <w:r>
         <w:rPr>
-          <w:rFonts w:ascii="AppleGothic" w:hAnsi="AppleGothic" w:eastAsia="AppleGothic" w:cs="AppleGothic"/>
+          <w:rFonts w:ascii="Arial Unicode MS" w:hAnsi="Arial Unicode MS" w:eastAsia="Arial Unicode MS" w:cs="Arial Unicode MS"/>
           <w:b/>
           <w:color w:val="A56A00"/>
           <w:sz w:val="19"/>
@@ -3338,7 +3338,7 @@
       </w:r>
       <w:r>
         <w:rPr>
-          <w:rFonts w:ascii="AppleGothic" w:hAnsi="AppleGothic" w:eastAsia="AppleGothic" w:cs="AppleGothic"/>
+          <w:rFonts w:ascii="Arial Unicode MS" w:hAnsi="Arial Unicode MS" w:eastAsia="Arial Unicode MS" w:cs="Arial Unicode MS"/>
           <w:color w:val="5E7084"/>
           <w:sz w:val="19"/>
         </w:rPr>
@@ -3353,7 +3353,7 @@
       </w:pPr>
       <w:r>
         <w:rPr>
-          <w:rFonts w:ascii="AppleGothic" w:hAnsi="AppleGothic" w:eastAsia="AppleGothic" w:cs="AppleGothic"/>
+          <w:rFonts w:ascii="Arial Unicode MS" w:hAnsi="Arial Unicode MS" w:eastAsia="Arial Unicode MS" w:cs="Arial Unicode MS"/>
           <w:b/>
           <w:color w:val="000000"/>
           <w:sz w:val="30"/>
@@ -3367,7 +3367,7 @@
       </w:pPr>
       <w:r>
         <w:rPr>
-          <w:rFonts w:ascii="AppleGothic" w:hAnsi="AppleGothic" w:eastAsia="AppleGothic" w:cs="AppleGothic"/>
+          <w:rFonts w:ascii="Arial Unicode MS" w:hAnsi="Arial Unicode MS" w:eastAsia="Arial Unicode MS" w:cs="Arial Unicode MS"/>
           <w:b/>
           <w:color w:val="246BCE"/>
           <w:sz w:val="21"/>
@@ -3376,7 +3376,7 @@
       </w:r>
       <w:r>
         <w:rPr>
-          <w:rFonts w:ascii="AppleGothic" w:hAnsi="AppleGothic" w:eastAsia="AppleGothic" w:cs="AppleGothic"/>
+          <w:rFonts w:ascii="Arial Unicode MS" w:hAnsi="Arial Unicode MS" w:eastAsia="Arial Unicode MS" w:cs="Arial Unicode MS"/>
           <w:color w:val="182433"/>
           <w:sz w:val="21"/>
         </w:rPr>
@@ -3389,7 +3389,7 @@
       </w:pPr>
       <w:r>
         <w:rPr>
-          <w:rFonts w:ascii="AppleGothic" w:hAnsi="AppleGothic" w:eastAsia="AppleGothic" w:cs="AppleGothic"/>
+          <w:rFonts w:ascii="Arial Unicode MS" w:hAnsi="Arial Unicode MS" w:eastAsia="Arial Unicode MS" w:cs="Arial Unicode MS"/>
           <w:b/>
           <w:color w:val="14866D"/>
           <w:sz w:val="21"/>
@@ -3398,7 +3398,7 @@
       </w:r>
       <w:r>
         <w:rPr>
-          <w:rFonts w:ascii="AppleGothic" w:hAnsi="AppleGothic" w:eastAsia="AppleGothic" w:cs="AppleGothic"/>
+          <w:rFonts w:ascii="Arial Unicode MS" w:hAnsi="Arial Unicode MS" w:eastAsia="Arial Unicode MS" w:cs="Arial Unicode MS"/>
           <w:color w:val="182433"/>
           <w:sz w:val="21"/>
         </w:rPr>
@@ -3412,7 +3412,7 @@
       </w:pPr>
       <w:r>
         <w:rPr>
-          <w:rFonts w:ascii="AppleGothic" w:hAnsi="AppleGothic" w:eastAsia="AppleGothic" w:cs="AppleGothic"/>
+          <w:rFonts w:ascii="Arial Unicode MS" w:hAnsi="Arial Unicode MS" w:eastAsia="Arial Unicode MS" w:cs="Arial Unicode MS"/>
           <w:color w:val="182433"/>
           <w:sz w:val="20"/>
         </w:rPr>
@@ -3426,7 +3426,7 @@
       </w:pPr>
       <w:r>
         <w:rPr>
-          <w:rFonts w:ascii="AppleGothic" w:hAnsi="AppleGothic" w:eastAsia="AppleGothic" w:cs="AppleGothic"/>
+          <w:rFonts w:ascii="Arial Unicode MS" w:hAnsi="Arial Unicode MS" w:eastAsia="Arial Unicode MS" w:cs="Arial Unicode MS"/>
           <w:color w:val="182433"/>
           <w:sz w:val="20"/>
         </w:rPr>
@@ -3440,7 +3440,7 @@
       </w:pPr>
       <w:r>
         <w:rPr>
-          <w:rFonts w:ascii="AppleGothic" w:hAnsi="AppleGothic" w:eastAsia="AppleGothic" w:cs="AppleGothic"/>
+          <w:rFonts w:ascii="Arial Unicode MS" w:hAnsi="Arial Unicode MS" w:eastAsia="Arial Unicode MS" w:cs="Arial Unicode MS"/>
           <w:color w:val="182433"/>
           <w:sz w:val="20"/>
         </w:rPr>
@@ -3454,7 +3454,7 @@
       </w:pPr>
       <w:r>
         <w:rPr>
-          <w:rFonts w:ascii="AppleGothic" w:hAnsi="AppleGothic" w:eastAsia="AppleGothic" w:cs="AppleGothic"/>
+          <w:rFonts w:ascii="Arial Unicode MS" w:hAnsi="Arial Unicode MS" w:eastAsia="Arial Unicode MS" w:cs="Arial Unicode MS"/>
           <w:color w:val="182433"/>
           <w:sz w:val="20"/>
         </w:rPr>
@@ -3468,7 +3468,7 @@
       </w:pPr>
       <w:r>
         <w:rPr>
-          <w:rFonts w:ascii="AppleGothic" w:hAnsi="AppleGothic" w:eastAsia="AppleGothic" w:cs="AppleGothic"/>
+          <w:rFonts w:ascii="Arial Unicode MS" w:hAnsi="Arial Unicode MS" w:eastAsia="Arial Unicode MS" w:cs="Arial Unicode MS"/>
           <w:color w:val="182433"/>
           <w:sz w:val="20"/>
         </w:rPr>
@@ -3482,7 +3482,7 @@
       </w:pPr>
       <w:r>
         <w:rPr>
-          <w:rFonts w:ascii="AppleGothic" w:hAnsi="AppleGothic" w:eastAsia="AppleGothic" w:cs="AppleGothic"/>
+          <w:rFonts w:ascii="Arial Unicode MS" w:hAnsi="Arial Unicode MS" w:eastAsia="Arial Unicode MS" w:cs="Arial Unicode MS"/>
           <w:b/>
           <w:color w:val="A56A00"/>
           <w:sz w:val="19"/>
@@ -3491,7 +3491,7 @@
       </w:r>
       <w:r>
         <w:rPr>
-          <w:rFonts w:ascii="AppleGothic" w:hAnsi="AppleGothic" w:eastAsia="AppleGothic" w:cs="AppleGothic"/>
+          <w:rFonts w:ascii="Arial Unicode MS" w:hAnsi="Arial Unicode MS" w:eastAsia="Arial Unicode MS" w:cs="Arial Unicode MS"/>
           <w:color w:val="5E7084"/>
           <w:sz w:val="19"/>
         </w:rPr>
@@ -3505,7 +3505,7 @@
       </w:pPr>
       <w:r>
         <w:rPr>
-          <w:rFonts w:ascii="AppleGothic" w:hAnsi="AppleGothic" w:eastAsia="AppleGothic" w:cs="AppleGothic"/>
+          <w:rFonts w:ascii="Arial Unicode MS" w:hAnsi="Arial Unicode MS" w:eastAsia="Arial Unicode MS" w:cs="Arial Unicode MS"/>
           <w:b/>
           <w:color w:val="B42318"/>
           <w:sz w:val="19"/>
@@ -3514,7 +3514,7 @@
       </w:r>
       <w:r>
         <w:rPr>
-          <w:rFonts w:ascii="AppleGothic" w:hAnsi="AppleGothic" w:eastAsia="AppleGothic" w:cs="AppleGothic"/>
+          <w:rFonts w:ascii="Arial Unicode MS" w:hAnsi="Arial Unicode MS" w:eastAsia="Arial Unicode MS" w:cs="Arial Unicode MS"/>
           <w:color w:val="5E7084"/>
           <w:sz w:val="19"/>
         </w:rPr>
@@ -3527,7 +3527,7 @@
       </w:pPr>
       <w:r>
         <w:rPr>
-          <w:rFonts w:ascii="AppleGothic" w:hAnsi="AppleGothic" w:eastAsia="AppleGothic" w:cs="AppleGothic"/>
+          <w:rFonts w:ascii="Arial Unicode MS" w:hAnsi="Arial Unicode MS" w:eastAsia="Arial Unicode MS" w:cs="Arial Unicode MS"/>
         </w:rPr>
         <w:t>Kubernetes 콘솔</w:t>
       </w:r>
@@ -3538,7 +3538,7 @@
       </w:pPr>
       <w:r>
         <w:rPr>
-          <w:rFonts w:ascii="AppleGothic" w:hAnsi="AppleGothic" w:eastAsia="AppleGothic" w:cs="AppleGothic"/>
+          <w:rFonts w:ascii="Arial Unicode MS" w:hAnsi="Arial Unicode MS" w:eastAsia="Arial Unicode MS" w:cs="Arial Unicode MS"/>
           <w:sz w:val="16"/>
         </w:rPr>
         <w:t>목적  선택한 원격 클러스터에서 kubectl 명령과 Pod 터미널을 플랫폼 권한 및 감사 경계 안에서 실행합니다.</w:t>
@@ -3550,7 +3550,7 @@
       </w:pPr>
       <w:r>
         <w:rPr>
-          <w:rFonts w:ascii="AppleGothic" w:hAnsi="AppleGothic" w:eastAsia="AppleGothic" w:cs="AppleGothic"/>
+          <w:rFonts w:ascii="Arial Unicode MS" w:hAnsi="Arial Unicode MS" w:eastAsia="Arial Unicode MS" w:cs="Arial Unicode MS"/>
           <w:sz w:val="16"/>
         </w:rPr>
         <w:t>사용 시점  리소스 상세 확인, AI 분석 검증 명령 실행, Pod 내부 상태 확인이 필요할 때 사용합니다.</w:t>
@@ -3563,7 +3563,7 @@
       </w:pPr>
       <w:r>
         <w:rPr>
-          <w:rFonts w:ascii="AppleGothic" w:hAnsi="AppleGothic" w:eastAsia="AppleGothic" w:cs="AppleGothic"/>
+          <w:rFonts w:ascii="Arial Unicode MS" w:hAnsi="Arial Unicode MS" w:eastAsia="Arial Unicode MS" w:cs="Arial Unicode MS"/>
           <w:sz w:val="16"/>
         </w:rPr>
         <w:t>Cluster와 Namespace는 플랫폼이 고정하며 kubeconfig와 context 변경 옵션은 사용할 수 없습니다.</w:t>
@@ -3576,7 +3576,7 @@
       </w:pPr>
       <w:r>
         <w:rPr>
-          <w:rFonts w:ascii="AppleGothic" w:hAnsi="AppleGothic" w:eastAsia="AppleGothic" w:cs="AppleGothic"/>
+          <w:rFonts w:ascii="Arial Unicode MS" w:hAnsi="Arial Unicode MS" w:eastAsia="Arial Unicode MS" w:cs="Arial Unicode MS"/>
           <w:sz w:val="16"/>
         </w:rPr>
         <w:t>조회 명령은 바로 실행하고 변경·삭제·대화형 명령은 대상과 위험도를 확인한 뒤 실행합니다.</w:t>
@@ -3589,7 +3589,7 @@
       </w:pPr>
       <w:r>
         <w:rPr>
-          <w:rFonts w:ascii="AppleGothic" w:hAnsi="AppleGothic" w:eastAsia="AppleGothic" w:cs="AppleGothic"/>
+          <w:rFonts w:ascii="Arial Unicode MS" w:hAnsi="Arial Unicode MS" w:eastAsia="Arial Unicode MS" w:cs="Arial Unicode MS"/>
           <w:sz w:val="16"/>
         </w:rPr>
         <w:t>실행 이력에서 상태, 종료 코드, 소요 시간, stdout과 stderr를 확인합니다.</w:t>
@@ -3602,7 +3602,7 @@
       </w:pPr>
       <w:r>
         <w:rPr>
-          <w:rFonts w:ascii="AppleGothic" w:hAnsi="AppleGothic" w:eastAsia="AppleGothic" w:cs="AppleGothic"/>
+          <w:rFonts w:ascii="Arial Unicode MS" w:hAnsi="Arial Unicode MS" w:eastAsia="Arial Unicode MS" w:cs="Arial Unicode MS"/>
           <w:sz w:val="16"/>
         </w:rPr>
         <w:t>AI Analysis의 콘솔에서 검증을 사용하면 실행 이력이 원본 분석과 연결됩니다.</w:t>
@@ -3615,7 +3615,7 @@
       </w:pPr>
       <w:r>
         <w:rPr>
-          <w:rFonts w:ascii="AppleGothic" w:hAnsi="AppleGothic" w:eastAsia="AppleGothic" w:cs="AppleGothic"/>
+          <w:rFonts w:ascii="Arial Unicode MS" w:hAnsi="Arial Unicode MS" w:eastAsia="Arial Unicode MS" w:cs="Arial Unicode MS"/>
           <w:sz w:val="16"/>
         </w:rPr>
         <w:t>동시 실행 제한 메시지가 표시되면 진행 중인 작업을 확인하고 안내된 시간 뒤 다시 실행합니다.</w:t>
@@ -3627,7 +3627,7 @@
       </w:pPr>
       <w:r>
         <w:rPr>
-          <w:rFonts w:ascii="AppleGothic" w:hAnsi="AppleGothic" w:eastAsia="AppleGothic" w:cs="AppleGothic"/>
+          <w:rFonts w:ascii="Arial Unicode MS" w:hAnsi="Arial Unicode MS" w:eastAsia="Arial Unicode MS" w:cs="Arial Unicode MS"/>
           <w:sz w:val="16"/>
         </w:rPr>
         <w:t>처음 사용할 때  kubectl get pods -o wide 같은 읽기 전용 명령으로 권한과 연결을 확인합니다.</w:t>
@@ -3639,7 +3639,7 @@
       </w:pPr>
       <w:r>
         <w:rPr>
-          <w:rFonts w:ascii="AppleGothic" w:hAnsi="AppleGothic" w:eastAsia="AppleGothic" w:cs="AppleGothic"/>
+          <w:rFonts w:ascii="Arial Unicode MS" w:hAnsi="Arial Unicode MS" w:eastAsia="Arial Unicode MS" w:cs="Arial Unicode MS"/>
           <w:sz w:val="16"/>
         </w:rPr>
         <w:t>주의  Pod 터미널 종료 전 exit를 실행하고, 변경 명령은 실행 후 리소스 상태 확인과 재분석으로 결과를 검증합니다.</w:t>
@@ -3651,7 +3651,7 @@
       </w:pPr>
       <w:r>
         <w:rPr>
-          <w:rFonts w:ascii="AppleGothic" w:hAnsi="AppleGothic" w:eastAsia="AppleGothic" w:cs="AppleGothic"/>
+          <w:rFonts w:ascii="Arial Unicode MS" w:hAnsi="Arial Unicode MS" w:eastAsia="Arial Unicode MS" w:cs="Arial Unicode MS"/>
           <w:sz w:val="16"/>
         </w:rPr>
         <w:t>변경 또는 삭제 명령이 끝나면 운영 결과 검증에서 Kubernetes 상태의 전후 비교 판정과 확인 시각을 먼저 봅니다. 상태가 확인되지 않으면 성공 exit code만으로 조치 완료를 선언하지 않습니다.</w:t>
@@ -3664,7 +3664,7 @@
       </w:pPr>
       <w:r>
         <w:rPr>
-          <w:rFonts w:ascii="AppleGothic" w:hAnsi="AppleGothic" w:eastAsia="AppleGothic" w:cs="AppleGothic"/>
+          <w:rFonts w:ascii="Arial Unicode MS" w:hAnsi="Arial Unicode MS" w:eastAsia="Arial Unicode MS" w:cs="Arial Unicode MS"/>
           <w:sz w:val="16"/>
         </w:rPr>
         <w:t>리소스 기반 명령 만들기에서 Kind와 이름을 입력하면 Get, Describe, Logs, YAML 명령을 안전하게 작성할 수 있습니다.</w:t>
@@ -3677,7 +3677,7 @@
       </w:pPr>
       <w:r>
         <w:rPr>
-          <w:rFonts w:ascii="AppleGothic" w:hAnsi="AppleGothic" w:eastAsia="AppleGothic" w:cs="AppleGothic"/>
+          <w:rFonts w:ascii="Arial Unicode MS" w:hAnsi="Arial Unicode MS" w:eastAsia="Arial Unicode MS" w:cs="Arial Unicode MS"/>
           <w:sz w:val="16"/>
         </w:rPr>
         <w:t>Cook Book 탭에서는 기본 현황, Pod, 로그, Service, workload, 자원, Node, storage, network와 권한 점검 명령을 검색합니다. 항목의 목적, 실행 범위와 요구 조건을 확인한 뒤 명령 가져오기를 선택합니다.</w:t>
@@ -3690,7 +3690,7 @@
       </w:pPr>
       <w:r>
         <w:rPr>
-          <w:rFonts w:ascii="AppleGothic" w:hAnsi="AppleGothic" w:eastAsia="AppleGothic" w:cs="AppleGothic"/>
+          <w:rFonts w:ascii="Arial Unicode MS" w:hAnsi="Arial Unicode MS" w:eastAsia="Arial Unicode MS" w:cs="Arial Unicode MS"/>
           <w:sz w:val="16"/>
         </w:rPr>
         <w:t>증상별 단계 점검에서 Pod 기동, Service 연결, PVC Pending, Node Pressure 절차를 순서대로 실행하고 각 항목의 정상 기준과 다음 권장 점검을 확인합니다.</w:t>
@@ -3703,7 +3703,7 @@
       </w:pPr>
       <w:r>
         <w:rPr>
-          <w:rFonts w:ascii="AppleGothic" w:hAnsi="AppleGothic" w:eastAsia="AppleGothic" w:cs="AppleGothic"/>
+          <w:rFonts w:ascii="Arial Unicode MS" w:hAnsi="Arial Unicode MS" w:eastAsia="Arial Unicode MS" w:cs="Arial Unicode MS"/>
           <w:sz w:val="16"/>
         </w:rPr>
         <w:t>리소스 기반 명령 만들기에 입력한 이름과 컨테이너는 Cook Book 명령의 placeholder에 자동 반영됩니다.</w:t>
@@ -3716,7 +3716,7 @@
       </w:pPr>
       <w:r>
         <w:rPr>
-          <w:rFonts w:ascii="AppleGothic" w:hAnsi="AppleGothic" w:eastAsia="AppleGothic" w:cs="AppleGothic"/>
+          <w:rFonts w:ascii="Arial Unicode MS" w:hAnsi="Arial Unicode MS" w:eastAsia="Arial Unicode MS" w:cs="Arial Unicode MS"/>
           <w:sz w:val="16"/>
         </w:rPr>
         <w:t>Metrics APIService가 Available 상태가 아니면 kubectl top 점검은 선택할 수 없습니다.</w:t>
@@ -3729,7 +3729,7 @@
       </w:pPr>
       <w:r>
         <w:rPr>
-          <w:rFonts w:ascii="AppleGothic" w:hAnsi="AppleGothic" w:eastAsia="AppleGothic" w:cs="AppleGothic"/>
+          <w:rFonts w:ascii="Arial Unicode MS" w:hAnsi="Arial Unicode MS" w:eastAsia="Arial Unicode MS" w:cs="Arial Unicode MS"/>
           <w:sz w:val="16"/>
         </w:rPr>
         <w:t>POD_NAME, SERVICE_NAME 같은 표시가 있으면 실제 리소스 이름으로 바꾸기 전에는 실행할 수 없습니다.</w:t>
@@ -3742,7 +3742,7 @@
       </w:pPr>
       <w:r>
         <w:rPr>
-          <w:rFonts w:ascii="AppleGothic" w:hAnsi="AppleGothic" w:eastAsia="AppleGothic" w:cs="AppleGothic"/>
+          <w:rFonts w:ascii="Arial Unicode MS" w:hAnsi="Arial Unicode MS" w:eastAsia="Arial Unicode MS" w:cs="Arial Unicode MS"/>
           <w:sz w:val="16"/>
         </w:rPr>
         <w:t>클러스터 범위 항목은 전체 Namespace로, Namespace 항목은 현재 선택한 Namespace로 작업 범위를 맞춥니다.</w:t>
@@ -3755,7 +3755,7 @@
       </w:pPr>
       <w:r>
         <w:rPr>
-          <w:rFonts w:ascii="AppleGothic" w:hAnsi="AppleGothic" w:eastAsia="AppleGothic" w:cs="AppleGothic"/>
+          <w:rFonts w:ascii="Arial Unicode MS" w:hAnsi="Arial Unicode MS" w:eastAsia="Arial Unicode MS" w:cs="Arial Unicode MS"/>
           <w:sz w:val="16"/>
         </w:rPr>
         <w:t>Metrics Server 필요 표시가 있는 사용량 명령은 대상 클러스터에 지표 API가 없으면 결과를 제공하지 못합니다.</w:t>
@@ -3768,7 +3768,7 @@
       </w:pPr>
       <w:r>
         <w:rPr>
-          <w:rFonts w:ascii="AppleGothic" w:hAnsi="AppleGothic" w:eastAsia="AppleGothic" w:cs="AppleGothic"/>
+          <w:rFonts w:ascii="Arial Unicode MS" w:hAnsi="Arial Unicode MS" w:eastAsia="Arial Unicode MS" w:cs="Arial Unicode MS"/>
           <w:sz w:val="16"/>
         </w:rPr>
         <w:t>Cook Book은 Secret 값 출력, shell pipe, port-forward와 임시 리소스 생성 명령을 제공하지 않습니다.</w:t>
@@ -3781,7 +3781,7 @@
       </w:pPr>
       <w:r>
         <w:rPr>
-          <w:rFonts w:ascii="AppleGothic" w:hAnsi="AppleGothic" w:eastAsia="AppleGothic" w:cs="AppleGothic"/>
+          <w:rFonts w:ascii="Arial Unicode MS" w:hAnsi="Arial Unicode MS" w:eastAsia="Arial Unicode MS" w:cs="Arial Unicode MS"/>
           <w:sz w:val="16"/>
         </w:rPr>
         <w:t>Event 확인, 로그 확인, YAML 확인 버튼은 같은 Cluster와 Namespace를 유지한 후속 명령을 준비합니다.</w:t>
@@ -3794,7 +3794,7 @@
       </w:pPr>
       <w:r>
         <w:rPr>
-          <w:rFonts w:ascii="AppleGothic" w:hAnsi="AppleGothic" w:eastAsia="AppleGothic" w:cs="AppleGothic"/>
+          <w:rFonts w:ascii="Arial Unicode MS" w:hAnsi="Arial Unicode MS" w:eastAsia="Arial Unicode MS" w:cs="Arial Unicode MS"/>
           <w:sz w:val="16"/>
         </w:rPr>
         <w:t>전후 Snapshot은 필요할 때만 펼쳐 보고, 롤백 후보는 현재 상태와 영향을 다시 확인한 뒤 별도 명령으로 실행합니다.</w:t>
@@ -3807,7 +3807,7 @@
       </w:pPr>
       <w:r>
         <w:rPr>
-          <w:rFonts w:ascii="AppleGothic" w:hAnsi="AppleGothic" w:eastAsia="AppleGothic" w:cs="AppleGothic"/>
+          <w:rFonts w:ascii="Arial Unicode MS" w:hAnsi="Arial Unicode MS" w:eastAsia="Arial Unicode MS" w:cs="Arial Unicode MS"/>
           <w:sz w:val="16"/>
         </w:rPr>
         <w:t>일반 명령은 격리 실행기를 사용합니다. Pod 터미널은 현재 Backend Fabric8 WebSocket 경계를 사용하며 화면의 실행 경계 표시로 구분합니다.</w:t>
@@ -3822,7 +3822,7 @@
       </w:pPr>
       <w:r>
         <w:rPr>
-          <w:rFonts w:ascii="AppleGothic" w:hAnsi="AppleGothic" w:eastAsia="AppleGothic" w:cs="AppleGothic"/>
+          <w:rFonts w:ascii="Arial Unicode MS" w:hAnsi="Arial Unicode MS" w:eastAsia="Arial Unicode MS" w:cs="Arial Unicode MS"/>
           <w:b/>
           <w:color w:val="000000"/>
           <w:sz w:val="16"/>
@@ -3838,7 +3838,7 @@
       </w:pPr>
       <w:r>
         <w:rPr>
-          <w:rFonts w:ascii="AppleGothic" w:hAnsi="AppleGothic" w:eastAsia="AppleGothic" w:cs="AppleGothic"/>
+          <w:rFonts w:ascii="Arial Unicode MS" w:hAnsi="Arial Unicode MS" w:eastAsia="Arial Unicode MS" w:cs="Arial Unicode MS"/>
           <w:b/>
           <w:color w:val="000000"/>
           <w:sz w:val="30"/>
@@ -3852,7 +3852,7 @@
       </w:pPr>
       <w:r>
         <w:rPr>
-          <w:rFonts w:ascii="AppleGothic" w:hAnsi="AppleGothic" w:eastAsia="AppleGothic" w:cs="AppleGothic"/>
+          <w:rFonts w:ascii="Arial Unicode MS" w:hAnsi="Arial Unicode MS" w:eastAsia="Arial Unicode MS" w:cs="Arial Unicode MS"/>
         </w:rPr>
         <w:t>목적  Tenant Chart를 Custom Values로 Cluster에 Helm 배포하고 Application 상태와 수명주기를 운영합니다.</w:t>
       </w:r>
@@ -3863,7 +3863,7 @@
       </w:pPr>
       <w:r>
         <w:rPr>
-          <w:rFonts w:ascii="AppleGothic" w:hAnsi="AppleGothic" w:eastAsia="AppleGothic" w:cs="AppleGothic"/>
+          <w:rFonts w:ascii="Arial Unicode MS" w:hAnsi="Arial Unicode MS" w:eastAsia="Arial Unicode MS" w:cs="Arial Unicode MS"/>
         </w:rPr>
         <w:t>사용 시점  Artifact Hub Chart를 가져오거나 보유 Chart를 Cluster와 Namespace에 배포하고 상태를 확인할 때 사용합니다.</w:t>
       </w:r>
@@ -3875,7 +3875,7 @@
       </w:pPr>
       <w:r>
         <w:rPr>
-          <w:rFonts w:ascii="AppleGothic" w:hAnsi="AppleGothic" w:eastAsia="AppleGothic" w:cs="AppleGothic"/>
+          <w:rFonts w:ascii="Arial Unicode MS" w:hAnsi="Arial Unicode MS" w:eastAsia="Arial Unicode MS" w:cs="Arial Unicode MS"/>
         </w:rPr>
         <w:t>Chart Library를 기본 시작점으로 사용하고 Chart가 없을 때 Discover 또는 Source/.tgz 가져오기를 선택합니다.</w:t>
       </w:r>
@@ -3886,7 +3886,7 @@
       </w:pPr>
       <w:r>
         <w:rPr>
-          <w:rFonts w:eastAsia="AppleGothic" w:ascii="AppleGothic" w:hAnsi="AppleGothic" w:cs="AppleGothic"/>
+          <w:rFonts w:eastAsia="Arial Unicode MS" w:ascii="Arial Unicode MS" w:hAnsi="Arial Unicode MS" w:cs="Arial Unicode MS"/>
         </w:rPr>
         <w:t>Discover는 빈 검색 화면으로 시작합니다. 특정 Chart가 자동 입력되지 않으며 제품명이나 기능 키워드를 직접 입력해 검색합니다.</w:t>
       </w:r>
@@ -3898,7 +3898,7 @@
       </w:pPr>
       <w:r>
         <w:rPr>
-          <w:rFonts w:ascii="AppleGothic" w:hAnsi="AppleGothic" w:eastAsia="AppleGothic" w:cs="AppleGothic"/>
+          <w:rFonts w:ascii="Arial Unicode MS" w:hAnsi="Arial Unicode MS" w:eastAsia="Arial Unicode MS" w:cs="Arial Unicode MS"/>
         </w:rPr>
         <w:t>Values Profile과 대상 Cluster/Namespace를 정한 뒤 Cluster 내부, Chart에서 관리, KlueOps HTTPRoute 중 노출 방식을 선택하고 Preview와 정확한 확인 문구를 거쳐 배포합니다.</w:t>
       </w:r>
@@ -3909,7 +3909,40 @@
       </w:pPr>
       <w:r>
         <w:rPr>
-          <w:rFonts w:ascii="AppleGothic" w:hAnsi="AppleGothic" w:eastAsia="AppleGothic" w:cs="AppleGothic"/>
+          <w:rFonts w:ascii="Arial Unicode MS" w:hAnsi="Arial Unicode MS" w:eastAsia="Arial Unicode MS" w:cs="Arial Unicode MS"/>
+        </w:rPr>
+        <w:t>Preview는 등록 Cluster credential이 대상 Namespace에서 Helm release Secret을 get/list/create할 수 있는지 먼저 확인합니다. Namespace 조회가 되더라도 이 권한이 부족하면 승인 전에 차단하고 거부된 권한을 표시합니다.</w:t>
+      </w:r>
+    </w:p>
+    <w:p>
+      <w:pPr>
+        <w:pStyle w:val="ListBullet"/>
+      </w:pPr>
+      <w:r>
+        <w:rPr>
+          <w:rFonts w:ascii="Arial Unicode MS" w:hAnsi="Arial Unicode MS" w:eastAsia="Arial Unicode MS" w:cs="Arial Unicode MS"/>
+        </w:rPr>
+        <w:t>AI로 Values 제안은 선택한 Chart의 이름과 제공사, Chart와 Application 버전, 기본 values.yaml 골격과 values.schema.json을 기준으로 요청을 반영합니다. 생성 결과는 같은 Chart로 Helm 렌더링을 통과한 경우만 표시됩니다.</w:t>
+      </w:r>
+    </w:p>
+    <w:p>
+      <w:pPr>
+        <w:pStyle w:val="ListBullet"/>
+      </w:pPr>
+      <w:r>
+        <w:rPr>
+          <w:rFonts w:ascii="Arial Unicode MS" w:hAnsi="Arial Unicode MS" w:eastAsia="Arial Unicode MS" w:cs="Arial Unicode MS"/>
+        </w:rPr>
+        <w:t>새 Values는 범용 예시 key 없이 빈 override에서 시작합니다. 수동으로 작성한 YAML도 Revision 저장 전에 정확한 Chart로 렌더링하며, AI 제안이 두 번의 생성과 검증 안에 성공하지 못하면 수동 편집을 계속 사용합니다.</w:t>
+      </w:r>
+    </w:p>
+    <w:p>
+      <w:pPr>
+        <w:pStyle w:val="ListBullet"/>
+      </w:pPr>
+      <w:r>
+        <w:rPr>
+          <w:rFonts w:ascii="Arial Unicode MS" w:hAnsi="Arial Unicode MS" w:eastAsia="Arial Unicode MS" w:cs="Arial Unicode MS"/>
         </w:rPr>
         <w:t>KlueOps HTTPRoute에서는 현재 Values로 렌더링된 Service와 대상 Cluster의 READY Gateway를 목록에서 선택합니다. Service Port는 spec.ports[].port이며 Pod의 targetPort나 Node 외부 노출용 nodePort가 아닙니다.</w:t>
       </w:r>
@@ -3920,7 +3953,7 @@
       </w:pPr>
       <w:r>
         <w:rPr>
-          <w:rFonts w:ascii="AppleGothic" w:hAnsi="AppleGothic" w:eastAsia="AppleGothic" w:cs="AppleGothic"/>
+          <w:rFonts w:ascii="Arial Unicode MS" w:hAnsi="Arial Unicode MS" w:eastAsia="Arial Unicode MS" w:cs="Arial Unicode MS"/>
         </w:rPr>
         <w:t>Gateway 목록이 비어 있으면 Cluster Admin이 Gateway API CRD, Controller와 HTTP/HTTPS Gateway를 준비하고, 등록 Cluster credential에 Gateway get/list 읽기 권한을 부여합니다. KlueOps는 이를 자동 설치하지 않으며, 나중에 준비한 경우 다시 조회하거나 기존 내부 Application의 Upgrade에서 노출을 추가할 수 있습니다.</w:t>
       </w:r>
@@ -3932,7 +3965,7 @@
       </w:pPr>
       <w:r>
         <w:rPr>
-          <w:rFonts w:ascii="AppleGothic" w:hAnsi="AppleGothic" w:eastAsia="AppleGothic" w:cs="AppleGothic"/>
+          <w:rFonts w:ascii="Arial Unicode MS" w:hAnsi="Arial Unicode MS" w:eastAsia="Arial Unicode MS" w:cs="Arial Unicode MS"/>
         </w:rPr>
         <w:t>Application 상세에서 workload/Pod, Service·Ingress·HTTPRoute URL과 endpoint 상태, Helm History와 upgrade/rollback/uninstall을 확인합니다.</w:t>
       </w:r>
@@ -3943,7 +3976,7 @@
       </w:pPr>
       <w:r>
         <w:rPr>
-          <w:rFonts w:eastAsia="AppleGothic" w:ascii="AppleGothic" w:hAnsi="AppleGothic" w:cs="AppleGothic"/>
+          <w:rFonts w:eastAsia="Arial Unicode MS" w:ascii="Arial Unicode MS" w:hAnsi="Arial Unicode MS" w:cs="Arial Unicode MS"/>
         </w:rPr>
         <w:t>Uninstall 작업은 Job Center가 서버 상태를 자동 갱신합니다. 성공하면 Application과 연결된 Endpoint, Release, Operation, Plan metadata가 목록과 상세에서 함께 제거되고 공유 Namespace와 Tenant Chart Library는 유지됩니다.</w:t>
       </w:r>
@@ -3955,7 +3988,7 @@
       </w:pPr>
       <w:r>
         <w:rPr>
-          <w:rFonts w:ascii="AppleGothic" w:hAnsi="AppleGothic" w:eastAsia="AppleGothic" w:cs="AppleGothic"/>
+          <w:rFonts w:ascii="Arial Unicode MS" w:hAnsi="Arial Unicode MS" w:eastAsia="Arial Unicode MS" w:cs="Arial Unicode MS"/>
         </w:rPr>
         <w:t>처음 사용할 때  Chart Library에서 검증된 버전을 선택하고 내부 Service 방식으로 작은 테스트 배포부터 시작합니다.</w:t>
       </w:r>
@@ -3967,7 +4000,7 @@
       </w:pPr>
       <w:r>
         <w:rPr>
-          <w:rFonts w:ascii="AppleGothic" w:hAnsi="AppleGothic" w:eastAsia="AppleGothic" w:cs="AppleGothic"/>
+          <w:rFonts w:ascii="Arial Unicode MS" w:hAnsi="Arial Unicode MS" w:eastAsia="Arial Unicode MS" w:cs="Arial Unicode MS"/>
         </w:rPr>
         <w:t>주의  이 기능은 GitOps Controller가 아닙니다. 대상, Values와 Preview를 확인한 명시적 Helm 작업만 실행합니다.</w:t>
       </w:r>
@@ -3980,7 +4013,7 @@
       </w:pPr>
       <w:r>
         <w:rPr>
-          <w:rFonts w:ascii="AppleGothic" w:hAnsi="AppleGothic" w:eastAsia="AppleGothic" w:cs="AppleGothic"/>
+          <w:rFonts w:ascii="Arial Unicode MS" w:hAnsi="Arial Unicode MS" w:eastAsia="Arial Unicode MS" w:cs="Arial Unicode MS"/>
           <w:b/>
           <w:color w:val="000000"/>
           <w:sz w:val="30"/>
@@ -3994,7 +4027,7 @@
       </w:pPr>
       <w:r>
         <w:rPr>
-          <w:rFonts w:ascii="AppleGothic" w:hAnsi="AppleGothic" w:eastAsia="AppleGothic" w:cs="AppleGothic"/>
+          <w:rFonts w:ascii="Arial Unicode MS" w:hAnsi="Arial Unicode MS" w:eastAsia="Arial Unicode MS" w:cs="Arial Unicode MS"/>
           <w:b/>
           <w:color w:val="246BCE"/>
           <w:sz w:val="21"/>
@@ -4003,7 +4036,7 @@
       </w:r>
       <w:r>
         <w:rPr>
-          <w:rFonts w:ascii="AppleGothic" w:hAnsi="AppleGothic" w:eastAsia="AppleGothic" w:cs="AppleGothic"/>
+          <w:rFonts w:ascii="Arial Unicode MS" w:hAnsi="Arial Unicode MS" w:eastAsia="Arial Unicode MS" w:cs="Arial Unicode MS"/>
           <w:color w:val="182433"/>
           <w:sz w:val="21"/>
         </w:rPr>
@@ -4016,7 +4049,7 @@
       </w:pPr>
       <w:r>
         <w:rPr>
-          <w:rFonts w:ascii="AppleGothic" w:hAnsi="AppleGothic" w:eastAsia="AppleGothic" w:cs="AppleGothic"/>
+          <w:rFonts w:ascii="Arial Unicode MS" w:hAnsi="Arial Unicode MS" w:eastAsia="Arial Unicode MS" w:cs="Arial Unicode MS"/>
           <w:b/>
           <w:color w:val="14866D"/>
           <w:sz w:val="21"/>
@@ -4025,7 +4058,7 @@
       </w:r>
       <w:r>
         <w:rPr>
-          <w:rFonts w:ascii="AppleGothic" w:hAnsi="AppleGothic" w:eastAsia="AppleGothic" w:cs="AppleGothic"/>
+          <w:rFonts w:ascii="Arial Unicode MS" w:hAnsi="Arial Unicode MS" w:eastAsia="Arial Unicode MS" w:cs="Arial Unicode MS"/>
           <w:color w:val="182433"/>
           <w:sz w:val="21"/>
         </w:rPr>
@@ -4039,7 +4072,7 @@
       </w:pPr>
       <w:r>
         <w:rPr>
-          <w:rFonts w:ascii="AppleGothic" w:hAnsi="AppleGothic" w:eastAsia="AppleGothic" w:cs="AppleGothic"/>
+          <w:rFonts w:ascii="Arial Unicode MS" w:hAnsi="Arial Unicode MS" w:eastAsia="Arial Unicode MS" w:cs="Arial Unicode MS"/>
           <w:color w:val="182433"/>
           <w:sz w:val="20"/>
         </w:rPr>
@@ -4053,7 +4086,7 @@
       </w:pPr>
       <w:r>
         <w:rPr>
-          <w:rFonts w:ascii="AppleGothic" w:hAnsi="AppleGothic" w:eastAsia="AppleGothic" w:cs="AppleGothic"/>
+          <w:rFonts w:ascii="Arial Unicode MS" w:hAnsi="Arial Unicode MS" w:eastAsia="Arial Unicode MS" w:cs="Arial Unicode MS"/>
           <w:color w:val="182433"/>
           <w:sz w:val="20"/>
         </w:rPr>
@@ -4067,7 +4100,7 @@
       </w:pPr>
       <w:r>
         <w:rPr>
-          <w:rFonts w:ascii="AppleGothic" w:hAnsi="AppleGothic" w:eastAsia="AppleGothic" w:cs="AppleGothic"/>
+          <w:rFonts w:ascii="Arial Unicode MS" w:hAnsi="Arial Unicode MS" w:eastAsia="Arial Unicode MS" w:cs="Arial Unicode MS"/>
           <w:color w:val="182433"/>
           <w:sz w:val="20"/>
         </w:rPr>
@@ -4081,7 +4114,7 @@
       </w:pPr>
       <w:r>
         <w:rPr>
-          <w:rFonts w:ascii="AppleGothic" w:hAnsi="AppleGothic" w:eastAsia="AppleGothic" w:cs="AppleGothic"/>
+          <w:rFonts w:ascii="Arial Unicode MS" w:hAnsi="Arial Unicode MS" w:eastAsia="Arial Unicode MS" w:cs="Arial Unicode MS"/>
           <w:b/>
           <w:color w:val="A56A00"/>
           <w:sz w:val="19"/>
@@ -4090,7 +4123,7 @@
       </w:r>
       <w:r>
         <w:rPr>
-          <w:rFonts w:ascii="AppleGothic" w:hAnsi="AppleGothic" w:eastAsia="AppleGothic" w:cs="AppleGothic"/>
+          <w:rFonts w:ascii="Arial Unicode MS" w:hAnsi="Arial Unicode MS" w:eastAsia="Arial Unicode MS" w:cs="Arial Unicode MS"/>
           <w:color w:val="5E7084"/>
           <w:sz w:val="19"/>
         </w:rPr>
@@ -4105,7 +4138,7 @@
       </w:pPr>
       <w:r>
         <w:rPr>
-          <w:rFonts w:ascii="AppleGothic" w:hAnsi="AppleGothic" w:eastAsia="AppleGothic" w:cs="AppleGothic"/>
+          <w:rFonts w:ascii="Arial Unicode MS" w:hAnsi="Arial Unicode MS" w:eastAsia="Arial Unicode MS" w:cs="Arial Unicode MS"/>
           <w:b/>
           <w:color w:val="000000"/>
           <w:sz w:val="30"/>
@@ -4119,7 +4152,7 @@
       </w:pPr>
       <w:r>
         <w:rPr>
-          <w:rFonts w:ascii="AppleGothic" w:hAnsi="AppleGothic" w:eastAsia="AppleGothic" w:cs="AppleGothic"/>
+          <w:rFonts w:ascii="Arial Unicode MS" w:hAnsi="Arial Unicode MS" w:eastAsia="Arial Unicode MS" w:cs="Arial Unicode MS"/>
           <w:b/>
           <w:color w:val="246BCE"/>
           <w:sz w:val="21"/>
@@ -4128,7 +4161,7 @@
       </w:r>
       <w:r>
         <w:rPr>
-          <w:rFonts w:ascii="AppleGothic" w:hAnsi="AppleGothic" w:eastAsia="AppleGothic" w:cs="AppleGothic"/>
+          <w:rFonts w:ascii="Arial Unicode MS" w:hAnsi="Arial Unicode MS" w:eastAsia="Arial Unicode MS" w:cs="Arial Unicode MS"/>
           <w:color w:val="182433"/>
           <w:sz w:val="21"/>
         </w:rPr>
@@ -4141,7 +4174,7 @@
       </w:pPr>
       <w:r>
         <w:rPr>
-          <w:rFonts w:ascii="AppleGothic" w:hAnsi="AppleGothic" w:eastAsia="AppleGothic" w:cs="AppleGothic"/>
+          <w:rFonts w:ascii="Arial Unicode MS" w:hAnsi="Arial Unicode MS" w:eastAsia="Arial Unicode MS" w:cs="Arial Unicode MS"/>
           <w:b/>
           <w:color w:val="14866D"/>
           <w:sz w:val="21"/>
@@ -4150,7 +4183,7 @@
       </w:r>
       <w:r>
         <w:rPr>
-          <w:rFonts w:ascii="AppleGothic" w:hAnsi="AppleGothic" w:eastAsia="AppleGothic" w:cs="AppleGothic"/>
+          <w:rFonts w:ascii="Arial Unicode MS" w:hAnsi="Arial Unicode MS" w:eastAsia="Arial Unicode MS" w:cs="Arial Unicode MS"/>
           <w:color w:val="182433"/>
           <w:sz w:val="21"/>
         </w:rPr>
@@ -4164,7 +4197,7 @@
       </w:pPr>
       <w:r>
         <w:rPr>
-          <w:rFonts w:ascii="AppleGothic" w:hAnsi="AppleGothic" w:eastAsia="AppleGothic" w:cs="AppleGothic"/>
+          <w:rFonts w:ascii="Arial Unicode MS" w:hAnsi="Arial Unicode MS" w:eastAsia="Arial Unicode MS" w:cs="Arial Unicode MS"/>
           <w:color w:val="182433"/>
           <w:sz w:val="20"/>
         </w:rPr>
@@ -4178,7 +4211,7 @@
       </w:pPr>
       <w:r>
         <w:rPr>
-          <w:rFonts w:ascii="AppleGothic" w:hAnsi="AppleGothic" w:eastAsia="AppleGothic" w:cs="AppleGothic"/>
+          <w:rFonts w:ascii="Arial Unicode MS" w:hAnsi="Arial Unicode MS" w:eastAsia="Arial Unicode MS" w:cs="Arial Unicode MS"/>
           <w:color w:val="182433"/>
           <w:sz w:val="20"/>
         </w:rPr>
@@ -4192,7 +4225,7 @@
       </w:pPr>
       <w:r>
         <w:rPr>
-          <w:rFonts w:ascii="AppleGothic" w:hAnsi="AppleGothic" w:eastAsia="AppleGothic" w:cs="AppleGothic"/>
+          <w:rFonts w:ascii="Arial Unicode MS" w:hAnsi="Arial Unicode MS" w:eastAsia="Arial Unicode MS" w:cs="Arial Unicode MS"/>
           <w:color w:val="182433"/>
           <w:sz w:val="20"/>
         </w:rPr>
@@ -4206,7 +4239,7 @@
       </w:pPr>
       <w:r>
         <w:rPr>
-          <w:rFonts w:ascii="AppleGothic" w:hAnsi="AppleGothic" w:eastAsia="AppleGothic" w:cs="AppleGothic"/>
+          <w:rFonts w:ascii="Arial Unicode MS" w:hAnsi="Arial Unicode MS" w:eastAsia="Arial Unicode MS" w:cs="Arial Unicode MS"/>
           <w:b/>
           <w:color w:val="A56A00"/>
           <w:sz w:val="19"/>
@@ -4215,7 +4248,7 @@
       </w:r>
       <w:r>
         <w:rPr>
-          <w:rFonts w:ascii="AppleGothic" w:hAnsi="AppleGothic" w:eastAsia="AppleGothic" w:cs="AppleGothic"/>
+          <w:rFonts w:ascii="Arial Unicode MS" w:hAnsi="Arial Unicode MS" w:eastAsia="Arial Unicode MS" w:cs="Arial Unicode MS"/>
           <w:color w:val="5E7084"/>
           <w:sz w:val="19"/>
         </w:rPr>
@@ -4230,7 +4263,7 @@
       </w:pPr>
       <w:r>
         <w:rPr>
-          <w:rFonts w:ascii="AppleGothic" w:hAnsi="AppleGothic" w:eastAsia="AppleGothic" w:cs="AppleGothic"/>
+          <w:rFonts w:ascii="Arial Unicode MS" w:hAnsi="Arial Unicode MS" w:eastAsia="Arial Unicode MS" w:cs="Arial Unicode MS"/>
           <w:b/>
           <w:color w:val="000000"/>
           <w:sz w:val="40"/>
@@ -4246,7 +4279,7 @@
       </w:pPr>
       <w:r>
         <w:rPr>
-          <w:rFonts w:ascii="AppleGothic" w:hAnsi="AppleGothic" w:eastAsia="AppleGothic" w:cs="AppleGothic"/>
+          <w:rFonts w:ascii="Arial Unicode MS" w:hAnsi="Arial Unicode MS" w:eastAsia="Arial Unicode MS" w:cs="Arial Unicode MS"/>
           <w:b/>
           <w:color w:val="000000"/>
           <w:sz w:val="30"/>
@@ -4260,7 +4293,7 @@
       </w:pPr>
       <w:r>
         <w:rPr>
-          <w:rFonts w:ascii="AppleGothic" w:hAnsi="AppleGothic" w:eastAsia="AppleGothic" w:cs="AppleGothic"/>
+          <w:rFonts w:ascii="Arial Unicode MS" w:hAnsi="Arial Unicode MS" w:eastAsia="Arial Unicode MS" w:cs="Arial Unicode MS"/>
           <w:b/>
           <w:color w:val="246BCE"/>
           <w:sz w:val="21"/>
@@ -4269,7 +4302,7 @@
       </w:r>
       <w:r>
         <w:rPr>
-          <w:rFonts w:ascii="AppleGothic" w:hAnsi="AppleGothic" w:eastAsia="AppleGothic" w:cs="AppleGothic"/>
+          <w:rFonts w:ascii="Arial Unicode MS" w:hAnsi="Arial Unicode MS" w:eastAsia="Arial Unicode MS" w:cs="Arial Unicode MS"/>
           <w:color w:val="182433"/>
           <w:sz w:val="21"/>
         </w:rPr>
@@ -4282,7 +4315,7 @@
       </w:pPr>
       <w:r>
         <w:rPr>
-          <w:rFonts w:ascii="AppleGothic" w:hAnsi="AppleGothic" w:eastAsia="AppleGothic" w:cs="AppleGothic"/>
+          <w:rFonts w:ascii="Arial Unicode MS" w:hAnsi="Arial Unicode MS" w:eastAsia="Arial Unicode MS" w:cs="Arial Unicode MS"/>
           <w:b/>
           <w:color w:val="14866D"/>
           <w:sz w:val="21"/>
@@ -4291,7 +4324,7 @@
       </w:r>
       <w:r>
         <w:rPr>
-          <w:rFonts w:ascii="AppleGothic" w:hAnsi="AppleGothic" w:eastAsia="AppleGothic" w:cs="AppleGothic"/>
+          <w:rFonts w:ascii="Arial Unicode MS" w:hAnsi="Arial Unicode MS" w:eastAsia="Arial Unicode MS" w:cs="Arial Unicode MS"/>
           <w:color w:val="182433"/>
           <w:sz w:val="21"/>
         </w:rPr>
@@ -4305,7 +4338,7 @@
       </w:pPr>
       <w:r>
         <w:rPr>
-          <w:rFonts w:ascii="AppleGothic" w:hAnsi="AppleGothic" w:eastAsia="AppleGothic" w:cs="AppleGothic"/>
+          <w:rFonts w:ascii="Arial Unicode MS" w:hAnsi="Arial Unicode MS" w:eastAsia="Arial Unicode MS" w:cs="Arial Unicode MS"/>
           <w:color w:val="182433"/>
           <w:sz w:val="20"/>
         </w:rPr>
@@ -4319,7 +4352,7 @@
       </w:pPr>
       <w:r>
         <w:rPr>
-          <w:rFonts w:ascii="AppleGothic" w:hAnsi="AppleGothic" w:eastAsia="AppleGothic" w:cs="AppleGothic"/>
+          <w:rFonts w:ascii="Arial Unicode MS" w:hAnsi="Arial Unicode MS" w:eastAsia="Arial Unicode MS" w:cs="Arial Unicode MS"/>
           <w:color w:val="182433"/>
           <w:sz w:val="20"/>
         </w:rPr>
@@ -4333,7 +4366,7 @@
       </w:pPr>
       <w:r>
         <w:rPr>
-          <w:rFonts w:ascii="AppleGothic" w:hAnsi="AppleGothic" w:eastAsia="AppleGothic" w:cs="AppleGothic"/>
+          <w:rFonts w:ascii="Arial Unicode MS" w:hAnsi="Arial Unicode MS" w:eastAsia="Arial Unicode MS" w:cs="Arial Unicode MS"/>
           <w:color w:val="182433"/>
           <w:sz w:val="20"/>
         </w:rPr>
@@ -4346,7 +4379,7 @@
       </w:pPr>
       <w:r>
         <w:rPr>
-          <w:rFonts w:ascii="AppleGothic" w:hAnsi="AppleGothic" w:eastAsia="AppleGothic" w:cs="AppleGothic"/>
+          <w:rFonts w:ascii="Arial Unicode MS" w:hAnsi="Arial Unicode MS" w:eastAsia="Arial Unicode MS" w:cs="Arial Unicode MS"/>
         </w:rPr>
         <w:t>Analysis Runtime의 Kubernetes 정보 수집에서 COMPLETE 또는 PARTIAL 상태와 source별 성공, 실패, 건너뜀, 지연을 확인합니다. PARTIAL이면 실패 source를 확인하고 credential, API 연결 또는 권한을 복구한 뒤 같은 범위를 재분석합니다.</w:t>
       </w:r>
@@ -4382,7 +4415,7 @@
       </w:pPr>
       <w:r>
         <w:rPr>
-          <w:rFonts w:ascii="AppleGothic" w:hAnsi="AppleGothic" w:eastAsia="AppleGothic" w:cs="AppleGothic"/>
+          <w:rFonts w:ascii="Arial Unicode MS" w:hAnsi="Arial Unicode MS" w:eastAsia="Arial Unicode MS" w:cs="Arial Unicode MS"/>
           <w:color w:val="182433"/>
           <w:sz w:val="20"/>
         </w:rPr>
@@ -4396,7 +4429,7 @@
       </w:pPr>
       <w:r>
         <w:rPr>
-          <w:rFonts w:ascii="AppleGothic" w:hAnsi="AppleGothic" w:eastAsia="AppleGothic" w:cs="AppleGothic"/>
+          <w:rFonts w:ascii="Arial Unicode MS" w:hAnsi="Arial Unicode MS" w:eastAsia="Arial Unicode MS" w:cs="Arial Unicode MS"/>
           <w:b/>
           <w:color w:val="A56A00"/>
           <w:sz w:val="19"/>
@@ -4405,7 +4438,7 @@
       </w:r>
       <w:r>
         <w:rPr>
-          <w:rFonts w:ascii="AppleGothic" w:hAnsi="AppleGothic" w:eastAsia="AppleGothic" w:cs="AppleGothic"/>
+          <w:rFonts w:ascii="Arial Unicode MS" w:hAnsi="Arial Unicode MS" w:eastAsia="Arial Unicode MS" w:cs="Arial Unicode MS"/>
           <w:color w:val="5E7084"/>
           <w:sz w:val="19"/>
         </w:rPr>
@@ -4419,7 +4452,7 @@
       </w:pPr>
       <w:r>
         <w:rPr>
-          <w:rFonts w:ascii="AppleGothic" w:hAnsi="AppleGothic" w:eastAsia="AppleGothic" w:cs="AppleGothic"/>
+          <w:rFonts w:ascii="Arial Unicode MS" w:hAnsi="Arial Unicode MS" w:eastAsia="Arial Unicode MS" w:cs="Arial Unicode MS"/>
           <w:b/>
           <w:color w:val="B42318"/>
           <w:sz w:val="19"/>
@@ -4428,7 +4461,7 @@
       </w:r>
       <w:r>
         <w:rPr>
-          <w:rFonts w:ascii="AppleGothic" w:hAnsi="AppleGothic" w:eastAsia="AppleGothic" w:cs="AppleGothic"/>
+          <w:rFonts w:ascii="Arial Unicode MS" w:hAnsi="Arial Unicode MS" w:eastAsia="Arial Unicode MS" w:cs="Arial Unicode MS"/>
           <w:color w:val="5E7084"/>
           <w:sz w:val="19"/>
         </w:rPr>
@@ -4443,7 +4476,7 @@
       </w:pPr>
       <w:r>
         <w:rPr>
-          <w:rFonts w:ascii="AppleGothic" w:hAnsi="AppleGothic" w:eastAsia="AppleGothic" w:cs="AppleGothic"/>
+          <w:rFonts w:ascii="Arial Unicode MS" w:hAnsi="Arial Unicode MS" w:eastAsia="Arial Unicode MS" w:cs="Arial Unicode MS"/>
           <w:b/>
           <w:color w:val="000000"/>
           <w:sz w:val="30"/>
@@ -4457,7 +4490,7 @@
       </w:pPr>
       <w:r>
         <w:rPr>
-          <w:rFonts w:ascii="AppleGothic" w:hAnsi="AppleGothic" w:eastAsia="AppleGothic" w:cs="AppleGothic"/>
+          <w:rFonts w:ascii="Arial Unicode MS" w:hAnsi="Arial Unicode MS" w:eastAsia="Arial Unicode MS" w:cs="Arial Unicode MS"/>
           <w:b/>
           <w:color w:val="246BCE"/>
           <w:sz w:val="21"/>
@@ -4466,7 +4499,7 @@
       </w:r>
       <w:r>
         <w:rPr>
-          <w:rFonts w:ascii="AppleGothic" w:hAnsi="AppleGothic" w:eastAsia="AppleGothic" w:cs="AppleGothic"/>
+          <w:rFonts w:ascii="Arial Unicode MS" w:hAnsi="Arial Unicode MS" w:eastAsia="Arial Unicode MS" w:cs="Arial Unicode MS"/>
           <w:color w:val="182433"/>
           <w:sz w:val="21"/>
         </w:rPr>
@@ -4479,7 +4512,7 @@
       </w:pPr>
       <w:r>
         <w:rPr>
-          <w:rFonts w:ascii="AppleGothic" w:hAnsi="AppleGothic" w:eastAsia="AppleGothic" w:cs="AppleGothic"/>
+          <w:rFonts w:ascii="Arial Unicode MS" w:hAnsi="Arial Unicode MS" w:eastAsia="Arial Unicode MS" w:cs="Arial Unicode MS"/>
           <w:b/>
           <w:color w:val="14866D"/>
           <w:sz w:val="21"/>
@@ -4488,7 +4521,7 @@
       </w:r>
       <w:r>
         <w:rPr>
-          <w:rFonts w:ascii="AppleGothic" w:hAnsi="AppleGothic" w:eastAsia="AppleGothic" w:cs="AppleGothic"/>
+          <w:rFonts w:ascii="Arial Unicode MS" w:hAnsi="Arial Unicode MS" w:eastAsia="Arial Unicode MS" w:cs="Arial Unicode MS"/>
           <w:color w:val="182433"/>
           <w:sz w:val="21"/>
         </w:rPr>
@@ -4502,7 +4535,7 @@
       </w:pPr>
       <w:r>
         <w:rPr>
-          <w:rFonts w:ascii="AppleGothic" w:hAnsi="AppleGothic" w:eastAsia="AppleGothic" w:cs="AppleGothic"/>
+          <w:rFonts w:ascii="Arial Unicode MS" w:hAnsi="Arial Unicode MS" w:eastAsia="Arial Unicode MS" w:cs="Arial Unicode MS"/>
           <w:color w:val="182433"/>
           <w:sz w:val="20"/>
         </w:rPr>
@@ -4516,7 +4549,7 @@
       </w:pPr>
       <w:r>
         <w:rPr>
-          <w:rFonts w:ascii="AppleGothic" w:hAnsi="AppleGothic" w:eastAsia="AppleGothic" w:cs="AppleGothic"/>
+          <w:rFonts w:ascii="Arial Unicode MS" w:hAnsi="Arial Unicode MS" w:eastAsia="Arial Unicode MS" w:cs="Arial Unicode MS"/>
           <w:color w:val="182433"/>
           <w:sz w:val="20"/>
         </w:rPr>
@@ -4530,7 +4563,7 @@
       </w:pPr>
       <w:r>
         <w:rPr>
-          <w:rFonts w:ascii="AppleGothic" w:hAnsi="AppleGothic" w:eastAsia="AppleGothic" w:cs="AppleGothic"/>
+          <w:rFonts w:ascii="Arial Unicode MS" w:hAnsi="Arial Unicode MS" w:eastAsia="Arial Unicode MS" w:cs="Arial Unicode MS"/>
           <w:color w:val="182433"/>
           <w:sz w:val="20"/>
         </w:rPr>
@@ -4544,7 +4577,7 @@
       </w:pPr>
       <w:r>
         <w:rPr>
-          <w:rFonts w:ascii="AppleGothic" w:hAnsi="AppleGothic" w:eastAsia="AppleGothic" w:cs="AppleGothic"/>
+          <w:rFonts w:ascii="Arial Unicode MS" w:hAnsi="Arial Unicode MS" w:eastAsia="Arial Unicode MS" w:cs="Arial Unicode MS"/>
           <w:b/>
           <w:color w:val="A56A00"/>
           <w:sz w:val="19"/>
@@ -4553,7 +4586,7 @@
       </w:r>
       <w:r>
         <w:rPr>
-          <w:rFonts w:ascii="AppleGothic" w:hAnsi="AppleGothic" w:eastAsia="AppleGothic" w:cs="AppleGothic"/>
+          <w:rFonts w:ascii="Arial Unicode MS" w:hAnsi="Arial Unicode MS" w:eastAsia="Arial Unicode MS" w:cs="Arial Unicode MS"/>
           <w:color w:val="5E7084"/>
           <w:sz w:val="19"/>
         </w:rPr>
@@ -4567,7 +4600,7 @@
       </w:pPr>
       <w:r>
         <w:rPr>
-          <w:rFonts w:ascii="AppleGothic" w:hAnsi="AppleGothic" w:eastAsia="AppleGothic" w:cs="AppleGothic"/>
+          <w:rFonts w:ascii="Arial Unicode MS" w:hAnsi="Arial Unicode MS" w:eastAsia="Arial Unicode MS" w:cs="Arial Unicode MS"/>
           <w:b/>
           <w:color w:val="B42318"/>
           <w:sz w:val="19"/>
@@ -4576,7 +4609,7 @@
       </w:r>
       <w:r>
         <w:rPr>
-          <w:rFonts w:ascii="AppleGothic" w:hAnsi="AppleGothic" w:eastAsia="AppleGothic" w:cs="AppleGothic"/>
+          <w:rFonts w:ascii="Arial Unicode MS" w:hAnsi="Arial Unicode MS" w:eastAsia="Arial Unicode MS" w:cs="Arial Unicode MS"/>
           <w:color w:val="5E7084"/>
           <w:sz w:val="19"/>
         </w:rPr>
@@ -4591,7 +4624,7 @@
       </w:pPr>
       <w:r>
         <w:rPr>
-          <w:rFonts w:ascii="AppleGothic" w:hAnsi="AppleGothic" w:eastAsia="AppleGothic" w:cs="AppleGothic"/>
+          <w:rFonts w:ascii="Arial Unicode MS" w:hAnsi="Arial Unicode MS" w:eastAsia="Arial Unicode MS" w:cs="Arial Unicode MS"/>
           <w:b/>
           <w:color w:val="000000"/>
           <w:sz w:val="40"/>
@@ -4607,7 +4640,7 @@
       </w:pPr>
       <w:r>
         <w:rPr>
-          <w:rFonts w:ascii="AppleGothic" w:hAnsi="AppleGothic" w:eastAsia="AppleGothic" w:cs="AppleGothic"/>
+          <w:rFonts w:ascii="Arial Unicode MS" w:hAnsi="Arial Unicode MS" w:eastAsia="Arial Unicode MS" w:cs="Arial Unicode MS"/>
           <w:b/>
           <w:color w:val="000000"/>
           <w:sz w:val="30"/>
@@ -4621,7 +4654,7 @@
       </w:pPr>
       <w:r>
         <w:rPr>
-          <w:rFonts w:ascii="AppleGothic" w:hAnsi="AppleGothic" w:eastAsia="AppleGothic" w:cs="AppleGothic"/>
+          <w:rFonts w:ascii="Arial Unicode MS" w:hAnsi="Arial Unicode MS" w:eastAsia="Arial Unicode MS" w:cs="Arial Unicode MS"/>
           <w:b/>
           <w:color w:val="246BCE"/>
           <w:sz w:val="21"/>
@@ -4630,7 +4663,7 @@
       </w:r>
       <w:r>
         <w:rPr>
-          <w:rFonts w:ascii="AppleGothic" w:hAnsi="AppleGothic" w:eastAsia="AppleGothic" w:cs="AppleGothic"/>
+          <w:rFonts w:ascii="Arial Unicode MS" w:hAnsi="Arial Unicode MS" w:eastAsia="Arial Unicode MS" w:cs="Arial Unicode MS"/>
           <w:color w:val="182433"/>
           <w:sz w:val="21"/>
         </w:rPr>
@@ -4643,7 +4676,7 @@
       </w:pPr>
       <w:r>
         <w:rPr>
-          <w:rFonts w:ascii="AppleGothic" w:hAnsi="AppleGothic" w:eastAsia="AppleGothic" w:cs="AppleGothic"/>
+          <w:rFonts w:ascii="Arial Unicode MS" w:hAnsi="Arial Unicode MS" w:eastAsia="Arial Unicode MS" w:cs="Arial Unicode MS"/>
           <w:b/>
           <w:color w:val="14866D"/>
           <w:sz w:val="21"/>
@@ -4652,7 +4685,7 @@
       </w:r>
       <w:r>
         <w:rPr>
-          <w:rFonts w:ascii="AppleGothic" w:hAnsi="AppleGothic" w:eastAsia="AppleGothic" w:cs="AppleGothic"/>
+          <w:rFonts w:ascii="Arial Unicode MS" w:hAnsi="Arial Unicode MS" w:eastAsia="Arial Unicode MS" w:cs="Arial Unicode MS"/>
           <w:color w:val="182433"/>
           <w:sz w:val="21"/>
         </w:rPr>
@@ -4666,7 +4699,7 @@
       </w:pPr>
       <w:r>
         <w:rPr>
-          <w:rFonts w:ascii="AppleGothic" w:hAnsi="AppleGothic" w:eastAsia="AppleGothic" w:cs="AppleGothic"/>
+          <w:rFonts w:ascii="Arial Unicode MS" w:hAnsi="Arial Unicode MS" w:eastAsia="Arial Unicode MS" w:cs="Arial Unicode MS"/>
           <w:color w:val="182433"/>
           <w:sz w:val="20"/>
         </w:rPr>
@@ -4680,7 +4713,7 @@
       </w:pPr>
       <w:r>
         <w:rPr>
-          <w:rFonts w:ascii="AppleGothic" w:hAnsi="AppleGothic" w:eastAsia="AppleGothic" w:cs="AppleGothic"/>
+          <w:rFonts w:ascii="Arial Unicode MS" w:hAnsi="Arial Unicode MS" w:eastAsia="Arial Unicode MS" w:cs="Arial Unicode MS"/>
           <w:color w:val="182433"/>
           <w:sz w:val="20"/>
         </w:rPr>
@@ -4694,7 +4727,7 @@
       </w:pPr>
       <w:r>
         <w:rPr>
-          <w:rFonts w:ascii="AppleGothic" w:hAnsi="AppleGothic" w:eastAsia="AppleGothic" w:cs="AppleGothic"/>
+          <w:rFonts w:ascii="Arial Unicode MS" w:hAnsi="Arial Unicode MS" w:eastAsia="Arial Unicode MS" w:cs="Arial Unicode MS"/>
           <w:color w:val="182433"/>
           <w:sz w:val="20"/>
         </w:rPr>
@@ -4708,7 +4741,7 @@
       </w:pPr>
       <w:r>
         <w:rPr>
-          <w:rFonts w:ascii="AppleGothic" w:hAnsi="AppleGothic" w:eastAsia="AppleGothic" w:cs="AppleGothic"/>
+          <w:rFonts w:ascii="Arial Unicode MS" w:hAnsi="Arial Unicode MS" w:eastAsia="Arial Unicode MS" w:cs="Arial Unicode MS"/>
           <w:color w:val="182433"/>
           <w:sz w:val="20"/>
         </w:rPr>
@@ -4722,7 +4755,7 @@
       </w:pPr>
       <w:r>
         <w:rPr>
-          <w:rFonts w:ascii="AppleGothic" w:hAnsi="AppleGothic" w:eastAsia="AppleGothic" w:cs="AppleGothic"/>
+          <w:rFonts w:ascii="Arial Unicode MS" w:hAnsi="Arial Unicode MS" w:eastAsia="Arial Unicode MS" w:cs="Arial Unicode MS"/>
           <w:color w:val="182433"/>
           <w:sz w:val="20"/>
         </w:rPr>
@@ -4736,7 +4769,7 @@
       </w:pPr>
       <w:r>
         <w:rPr>
-          <w:rFonts w:ascii="AppleGothic" w:hAnsi="AppleGothic" w:eastAsia="AppleGothic" w:cs="AppleGothic"/>
+          <w:rFonts w:ascii="Arial Unicode MS" w:hAnsi="Arial Unicode MS" w:eastAsia="Arial Unicode MS" w:cs="Arial Unicode MS"/>
           <w:color w:val="182433"/>
           <w:sz w:val="20"/>
         </w:rPr>
@@ -4750,7 +4783,7 @@
       </w:pPr>
       <w:r>
         <w:rPr>
-          <w:rFonts w:ascii="AppleGothic" w:hAnsi="AppleGothic" w:eastAsia="AppleGothic" w:cs="AppleGothic"/>
+          <w:rFonts w:ascii="Arial Unicode MS" w:hAnsi="Arial Unicode MS" w:eastAsia="Arial Unicode MS" w:cs="Arial Unicode MS"/>
           <w:b/>
           <w:color w:val="A56A00"/>
           <w:sz w:val="19"/>
@@ -4759,7 +4792,7 @@
       </w:r>
       <w:r>
         <w:rPr>
-          <w:rFonts w:ascii="AppleGothic" w:hAnsi="AppleGothic" w:eastAsia="AppleGothic" w:cs="AppleGothic"/>
+          <w:rFonts w:ascii="Arial Unicode MS" w:hAnsi="Arial Unicode MS" w:eastAsia="Arial Unicode MS" w:cs="Arial Unicode MS"/>
           <w:color w:val="5E7084"/>
           <w:sz w:val="19"/>
         </w:rPr>
@@ -4773,7 +4806,7 @@
       </w:pPr>
       <w:r>
         <w:rPr>
-          <w:rFonts w:ascii="AppleGothic" w:hAnsi="AppleGothic" w:eastAsia="AppleGothic" w:cs="AppleGothic"/>
+          <w:rFonts w:ascii="Arial Unicode MS" w:hAnsi="Arial Unicode MS" w:eastAsia="Arial Unicode MS" w:cs="Arial Unicode MS"/>
           <w:b/>
           <w:color w:val="B42318"/>
           <w:sz w:val="19"/>
@@ -4782,7 +4815,7 @@
       </w:r>
       <w:r>
         <w:rPr>
-          <w:rFonts w:ascii="AppleGothic" w:hAnsi="AppleGothic" w:eastAsia="AppleGothic" w:cs="AppleGothic"/>
+          <w:rFonts w:ascii="Arial Unicode MS" w:hAnsi="Arial Unicode MS" w:eastAsia="Arial Unicode MS" w:cs="Arial Unicode MS"/>
           <w:color w:val="5E7084"/>
           <w:sz w:val="19"/>
         </w:rPr>
@@ -4797,7 +4830,7 @@
       </w:pPr>
       <w:r>
         <w:rPr>
-          <w:rFonts w:ascii="AppleGothic" w:hAnsi="AppleGothic" w:eastAsia="AppleGothic" w:cs="AppleGothic"/>
+          <w:rFonts w:ascii="Arial Unicode MS" w:hAnsi="Arial Unicode MS" w:eastAsia="Arial Unicode MS" w:cs="Arial Unicode MS"/>
           <w:b/>
           <w:color w:val="000000"/>
           <w:sz w:val="30"/>
@@ -4811,7 +4844,7 @@
       </w:pPr>
       <w:r>
         <w:rPr>
-          <w:rFonts w:ascii="AppleGothic" w:hAnsi="AppleGothic" w:eastAsia="AppleGothic" w:cs="AppleGothic"/>
+          <w:rFonts w:ascii="Arial Unicode MS" w:hAnsi="Arial Unicode MS" w:eastAsia="Arial Unicode MS" w:cs="Arial Unicode MS"/>
           <w:b/>
           <w:color w:val="246BCE"/>
           <w:sz w:val="21"/>
@@ -4820,7 +4853,7 @@
       </w:r>
       <w:r>
         <w:rPr>
-          <w:rFonts w:ascii="AppleGothic" w:hAnsi="AppleGothic" w:eastAsia="AppleGothic" w:cs="AppleGothic"/>
+          <w:rFonts w:ascii="Arial Unicode MS" w:hAnsi="Arial Unicode MS" w:eastAsia="Arial Unicode MS" w:cs="Arial Unicode MS"/>
           <w:color w:val="182433"/>
           <w:sz w:val="21"/>
         </w:rPr>
@@ -4833,7 +4866,7 @@
       </w:pPr>
       <w:r>
         <w:rPr>
-          <w:rFonts w:ascii="AppleGothic" w:hAnsi="AppleGothic" w:eastAsia="AppleGothic" w:cs="AppleGothic"/>
+          <w:rFonts w:ascii="Arial Unicode MS" w:hAnsi="Arial Unicode MS" w:eastAsia="Arial Unicode MS" w:cs="Arial Unicode MS"/>
           <w:b/>
           <w:color w:val="14866D"/>
           <w:sz w:val="21"/>
@@ -4842,7 +4875,7 @@
       </w:r>
       <w:r>
         <w:rPr>
-          <w:rFonts w:ascii="AppleGothic" w:hAnsi="AppleGothic" w:eastAsia="AppleGothic" w:cs="AppleGothic"/>
+          <w:rFonts w:ascii="Arial Unicode MS" w:hAnsi="Arial Unicode MS" w:eastAsia="Arial Unicode MS" w:cs="Arial Unicode MS"/>
           <w:color w:val="182433"/>
           <w:sz w:val="21"/>
         </w:rPr>
@@ -4856,7 +4889,7 @@
       </w:pPr>
       <w:r>
         <w:rPr>
-          <w:rFonts w:ascii="AppleGothic" w:hAnsi="AppleGothic" w:eastAsia="AppleGothic" w:cs="AppleGothic"/>
+          <w:rFonts w:ascii="Arial Unicode MS" w:hAnsi="Arial Unicode MS" w:eastAsia="Arial Unicode MS" w:cs="Arial Unicode MS"/>
           <w:color w:val="182433"/>
           <w:sz w:val="20"/>
         </w:rPr>
@@ -4870,7 +4903,7 @@
       </w:pPr>
       <w:r>
         <w:rPr>
-          <w:rFonts w:ascii="AppleGothic" w:hAnsi="AppleGothic" w:eastAsia="AppleGothic" w:cs="AppleGothic"/>
+          <w:rFonts w:ascii="Arial Unicode MS" w:hAnsi="Arial Unicode MS" w:eastAsia="Arial Unicode MS" w:cs="Arial Unicode MS"/>
           <w:color w:val="182433"/>
           <w:sz w:val="20"/>
         </w:rPr>
@@ -4884,7 +4917,7 @@
       </w:pPr>
       <w:r>
         <w:rPr>
-          <w:rFonts w:ascii="AppleGothic" w:hAnsi="AppleGothic" w:eastAsia="AppleGothic" w:cs="AppleGothic"/>
+          <w:rFonts w:ascii="Arial Unicode MS" w:hAnsi="Arial Unicode MS" w:eastAsia="Arial Unicode MS" w:cs="Arial Unicode MS"/>
           <w:color w:val="182433"/>
           <w:sz w:val="20"/>
         </w:rPr>
@@ -4898,7 +4931,7 @@
       </w:pPr>
       <w:r>
         <w:rPr>
-          <w:rFonts w:ascii="AppleGothic" w:hAnsi="AppleGothic" w:eastAsia="AppleGothic" w:cs="AppleGothic"/>
+          <w:rFonts w:ascii="Arial Unicode MS" w:hAnsi="Arial Unicode MS" w:eastAsia="Arial Unicode MS" w:cs="Arial Unicode MS"/>
           <w:b/>
           <w:color w:val="A56A00"/>
           <w:sz w:val="19"/>
@@ -4907,7 +4940,7 @@
       </w:r>
       <w:r>
         <w:rPr>
-          <w:rFonts w:ascii="AppleGothic" w:hAnsi="AppleGothic" w:eastAsia="AppleGothic" w:cs="AppleGothic"/>
+          <w:rFonts w:ascii="Arial Unicode MS" w:hAnsi="Arial Unicode MS" w:eastAsia="Arial Unicode MS" w:cs="Arial Unicode MS"/>
           <w:color w:val="5E7084"/>
           <w:sz w:val="19"/>
         </w:rPr>
@@ -4922,7 +4955,7 @@
       </w:pPr>
       <w:r>
         <w:rPr>
-          <w:rFonts w:ascii="AppleGothic" w:hAnsi="AppleGothic" w:eastAsia="AppleGothic" w:cs="AppleGothic"/>
+          <w:rFonts w:ascii="Arial Unicode MS" w:hAnsi="Arial Unicode MS" w:eastAsia="Arial Unicode MS" w:cs="Arial Unicode MS"/>
           <w:b/>
           <w:color w:val="000000"/>
           <w:sz w:val="40"/>
@@ -4938,7 +4971,7 @@
       </w:pPr>
       <w:r>
         <w:rPr>
-          <w:rFonts w:ascii="AppleGothic" w:hAnsi="AppleGothic" w:eastAsia="AppleGothic" w:cs="AppleGothic"/>
+          <w:rFonts w:ascii="Arial Unicode MS" w:hAnsi="Arial Unicode MS" w:eastAsia="Arial Unicode MS" w:cs="Arial Unicode MS"/>
           <w:b/>
           <w:color w:val="000000"/>
           <w:sz w:val="30"/>
@@ -4952,7 +4985,7 @@
       </w:pPr>
       <w:r>
         <w:rPr>
-          <w:rFonts w:ascii="AppleGothic" w:hAnsi="AppleGothic" w:eastAsia="AppleGothic" w:cs="AppleGothic"/>
+          <w:rFonts w:ascii="Arial Unicode MS" w:hAnsi="Arial Unicode MS" w:eastAsia="Arial Unicode MS" w:cs="Arial Unicode MS"/>
           <w:b/>
           <w:color w:val="246BCE"/>
           <w:sz w:val="21"/>
@@ -4961,7 +4994,7 @@
       </w:r>
       <w:r>
         <w:rPr>
-          <w:rFonts w:ascii="AppleGothic" w:hAnsi="AppleGothic" w:eastAsia="AppleGothic" w:cs="AppleGothic"/>
+          <w:rFonts w:ascii="Arial Unicode MS" w:hAnsi="Arial Unicode MS" w:eastAsia="Arial Unicode MS" w:cs="Arial Unicode MS"/>
           <w:color w:val="182433"/>
           <w:sz w:val="21"/>
         </w:rPr>
@@ -4974,7 +5007,7 @@
       </w:pPr>
       <w:r>
         <w:rPr>
-          <w:rFonts w:ascii="AppleGothic" w:hAnsi="AppleGothic" w:eastAsia="AppleGothic" w:cs="AppleGothic"/>
+          <w:rFonts w:ascii="Arial Unicode MS" w:hAnsi="Arial Unicode MS" w:eastAsia="Arial Unicode MS" w:cs="Arial Unicode MS"/>
           <w:b/>
           <w:color w:val="14866D"/>
           <w:sz w:val="21"/>
@@ -4983,7 +5016,7 @@
       </w:r>
       <w:r>
         <w:rPr>
-          <w:rFonts w:ascii="AppleGothic" w:hAnsi="AppleGothic" w:eastAsia="AppleGothic" w:cs="AppleGothic"/>
+          <w:rFonts w:ascii="Arial Unicode MS" w:hAnsi="Arial Unicode MS" w:eastAsia="Arial Unicode MS" w:cs="Arial Unicode MS"/>
           <w:color w:val="182433"/>
           <w:sz w:val="21"/>
         </w:rPr>
@@ -4997,7 +5030,7 @@
       </w:pPr>
       <w:r>
         <w:rPr>
-          <w:rFonts w:ascii="AppleGothic" w:hAnsi="AppleGothic" w:eastAsia="AppleGothic" w:cs="AppleGothic"/>
+          <w:rFonts w:ascii="Arial Unicode MS" w:hAnsi="Arial Unicode MS" w:eastAsia="Arial Unicode MS" w:cs="Arial Unicode MS"/>
           <w:color w:val="182433"/>
           <w:sz w:val="20"/>
         </w:rPr>
@@ -5011,7 +5044,7 @@
       </w:pPr>
       <w:r>
         <w:rPr>
-          <w:rFonts w:ascii="AppleGothic" w:hAnsi="AppleGothic" w:eastAsia="AppleGothic" w:cs="AppleGothic"/>
+          <w:rFonts w:ascii="Arial Unicode MS" w:hAnsi="Arial Unicode MS" w:eastAsia="Arial Unicode MS" w:cs="Arial Unicode MS"/>
           <w:color w:val="182433"/>
           <w:sz w:val="20"/>
         </w:rPr>
@@ -5025,7 +5058,7 @@
       </w:pPr>
       <w:r>
         <w:rPr>
-          <w:rFonts w:ascii="AppleGothic" w:hAnsi="AppleGothic" w:eastAsia="AppleGothic" w:cs="AppleGothic"/>
+          <w:rFonts w:ascii="Arial Unicode MS" w:hAnsi="Arial Unicode MS" w:eastAsia="Arial Unicode MS" w:cs="Arial Unicode MS"/>
           <w:color w:val="182433"/>
           <w:sz w:val="20"/>
         </w:rPr>
@@ -5039,7 +5072,7 @@
       </w:pPr>
       <w:r>
         <w:rPr>
-          <w:rFonts w:ascii="AppleGothic" w:hAnsi="AppleGothic" w:eastAsia="AppleGothic" w:cs="AppleGothic"/>
+          <w:rFonts w:ascii="Arial Unicode MS" w:hAnsi="Arial Unicode MS" w:eastAsia="Arial Unicode MS" w:cs="Arial Unicode MS"/>
           <w:b/>
           <w:color w:val="A56A00"/>
           <w:sz w:val="19"/>
@@ -5048,7 +5081,7 @@
       </w:r>
       <w:r>
         <w:rPr>
-          <w:rFonts w:ascii="AppleGothic" w:hAnsi="AppleGothic" w:eastAsia="AppleGothic" w:cs="AppleGothic"/>
+          <w:rFonts w:ascii="Arial Unicode MS" w:hAnsi="Arial Unicode MS" w:eastAsia="Arial Unicode MS" w:cs="Arial Unicode MS"/>
           <w:color w:val="5E7084"/>
           <w:sz w:val="19"/>
         </w:rPr>
@@ -5063,7 +5096,7 @@
       </w:pPr>
       <w:r>
         <w:rPr>
-          <w:rFonts w:ascii="AppleGothic" w:hAnsi="AppleGothic" w:eastAsia="AppleGothic" w:cs="AppleGothic"/>
+          <w:rFonts w:ascii="Arial Unicode MS" w:hAnsi="Arial Unicode MS" w:eastAsia="Arial Unicode MS" w:cs="Arial Unicode MS"/>
           <w:b/>
           <w:color w:val="000000"/>
           <w:sz w:val="30"/>
@@ -5077,7 +5110,7 @@
       </w:pPr>
       <w:r>
         <w:rPr>
-          <w:rFonts w:ascii="AppleGothic" w:hAnsi="AppleGothic" w:eastAsia="AppleGothic" w:cs="AppleGothic"/>
+          <w:rFonts w:ascii="Arial Unicode MS" w:hAnsi="Arial Unicode MS" w:eastAsia="Arial Unicode MS" w:cs="Arial Unicode MS"/>
           <w:b/>
           <w:color w:val="246BCE"/>
           <w:sz w:val="21"/>
@@ -5086,7 +5119,7 @@
       </w:r>
       <w:r>
         <w:rPr>
-          <w:rFonts w:ascii="AppleGothic" w:hAnsi="AppleGothic" w:eastAsia="AppleGothic" w:cs="AppleGothic"/>
+          <w:rFonts w:ascii="Arial Unicode MS" w:hAnsi="Arial Unicode MS" w:eastAsia="Arial Unicode MS" w:cs="Arial Unicode MS"/>
           <w:color w:val="182433"/>
           <w:sz w:val="21"/>
         </w:rPr>
@@ -5099,7 +5132,7 @@
       </w:pPr>
       <w:r>
         <w:rPr>
-          <w:rFonts w:ascii="AppleGothic" w:hAnsi="AppleGothic" w:eastAsia="AppleGothic" w:cs="AppleGothic"/>
+          <w:rFonts w:ascii="Arial Unicode MS" w:hAnsi="Arial Unicode MS" w:eastAsia="Arial Unicode MS" w:cs="Arial Unicode MS"/>
           <w:b/>
           <w:color w:val="14866D"/>
           <w:sz w:val="21"/>
@@ -5108,7 +5141,7 @@
       </w:r>
       <w:r>
         <w:rPr>
-          <w:rFonts w:ascii="AppleGothic" w:hAnsi="AppleGothic" w:eastAsia="AppleGothic" w:cs="AppleGothic"/>
+          <w:rFonts w:ascii="Arial Unicode MS" w:hAnsi="Arial Unicode MS" w:eastAsia="Arial Unicode MS" w:cs="Arial Unicode MS"/>
           <w:color w:val="182433"/>
           <w:sz w:val="21"/>
         </w:rPr>
@@ -5122,7 +5155,7 @@
       </w:pPr>
       <w:r>
         <w:rPr>
-          <w:rFonts w:ascii="AppleGothic" w:hAnsi="AppleGothic" w:eastAsia="AppleGothic" w:cs="AppleGothic"/>
+          <w:rFonts w:ascii="Arial Unicode MS" w:hAnsi="Arial Unicode MS" w:eastAsia="Arial Unicode MS" w:cs="Arial Unicode MS"/>
           <w:color w:val="182433"/>
           <w:sz w:val="20"/>
         </w:rPr>
@@ -5135,7 +5168,7 @@
       </w:pPr>
       <w:r>
         <w:rPr>
-          <w:rFonts w:ascii="AppleGothic" w:hAnsi="AppleGothic" w:eastAsia="AppleGothic" w:cs="AppleGothic"/>
+          <w:rFonts w:ascii="Arial Unicode MS" w:hAnsi="Arial Unicode MS" w:eastAsia="Arial Unicode MS" w:cs="Arial Unicode MS"/>
         </w:rPr>
         <w:t>Audit log와 완료된 Command execution 보관 기간도 설정할 수 있습니다. 미리보기에서 삭제 건수를 확인한 뒤 정리를 실행하며, 실행 중인 명령과 Kubernetes 실제 리소스는 삭제하지 않습니다.</w:t>
       </w:r>
@@ -5147,7 +5180,7 @@
       </w:pPr>
       <w:r>
         <w:rPr>
-          <w:rFonts w:ascii="AppleGothic" w:hAnsi="AppleGothic" w:eastAsia="AppleGothic" w:cs="AppleGothic"/>
+          <w:rFonts w:ascii="Arial Unicode MS" w:hAnsi="Arial Unicode MS" w:eastAsia="Arial Unicode MS" w:cs="Arial Unicode MS"/>
           <w:color w:val="182433"/>
           <w:sz w:val="20"/>
         </w:rPr>
@@ -5161,7 +5194,7 @@
       </w:pPr>
       <w:r>
         <w:rPr>
-          <w:rFonts w:ascii="AppleGothic" w:hAnsi="AppleGothic" w:eastAsia="AppleGothic" w:cs="AppleGothic"/>
+          <w:rFonts w:ascii="Arial Unicode MS" w:hAnsi="Arial Unicode MS" w:eastAsia="Arial Unicode MS" w:cs="Arial Unicode MS"/>
           <w:color w:val="182433"/>
           <w:sz w:val="20"/>
         </w:rPr>
@@ -5175,7 +5208,7 @@
       </w:pPr>
       <w:r>
         <w:rPr>
-          <w:rFonts w:ascii="AppleGothic" w:hAnsi="AppleGothic" w:eastAsia="AppleGothic" w:cs="AppleGothic"/>
+          <w:rFonts w:ascii="Arial Unicode MS" w:hAnsi="Arial Unicode MS" w:eastAsia="Arial Unicode MS" w:cs="Arial Unicode MS"/>
           <w:color w:val="182433"/>
           <w:sz w:val="20"/>
         </w:rPr>
@@ -5189,7 +5222,7 @@
       </w:pPr>
       <w:r>
         <w:rPr>
-          <w:rFonts w:ascii="AppleGothic" w:hAnsi="AppleGothic" w:eastAsia="AppleGothic" w:cs="AppleGothic"/>
+          <w:rFonts w:ascii="Arial Unicode MS" w:hAnsi="Arial Unicode MS" w:eastAsia="Arial Unicode MS" w:cs="Arial Unicode MS"/>
           <w:b/>
           <w:color w:val="A56A00"/>
           <w:sz w:val="19"/>
@@ -5198,7 +5231,7 @@
       </w:r>
       <w:r>
         <w:rPr>
-          <w:rFonts w:ascii="AppleGothic" w:hAnsi="AppleGothic" w:eastAsia="AppleGothic" w:cs="AppleGothic"/>
+          <w:rFonts w:ascii="Arial Unicode MS" w:hAnsi="Arial Unicode MS" w:eastAsia="Arial Unicode MS" w:cs="Arial Unicode MS"/>
           <w:color w:val="5E7084"/>
           <w:sz w:val="19"/>
         </w:rPr>
@@ -5212,7 +5245,7 @@
       </w:pPr>
       <w:r>
         <w:rPr>
-          <w:rFonts w:ascii="AppleGothic" w:hAnsi="AppleGothic" w:eastAsia="AppleGothic" w:cs="AppleGothic"/>
+          <w:rFonts w:ascii="Arial Unicode MS" w:hAnsi="Arial Unicode MS" w:eastAsia="Arial Unicode MS" w:cs="Arial Unicode MS"/>
           <w:b/>
           <w:color w:val="B42318"/>
           <w:sz w:val="19"/>
@@ -5221,7 +5254,7 @@
       </w:r>
       <w:r>
         <w:rPr>
-          <w:rFonts w:ascii="AppleGothic" w:hAnsi="AppleGothic" w:eastAsia="AppleGothic" w:cs="AppleGothic"/>
+          <w:rFonts w:ascii="Arial Unicode MS" w:hAnsi="Arial Unicode MS" w:eastAsia="Arial Unicode MS" w:cs="Arial Unicode MS"/>
           <w:color w:val="5E7084"/>
           <w:sz w:val="19"/>
         </w:rPr>
@@ -5236,7 +5269,7 @@
       </w:pPr>
       <w:r>
         <w:rPr>
-          <w:rFonts w:ascii="AppleGothic" w:hAnsi="AppleGothic" w:eastAsia="AppleGothic" w:cs="AppleGothic"/>
+          <w:rFonts w:ascii="Arial Unicode MS" w:hAnsi="Arial Unicode MS" w:eastAsia="Arial Unicode MS" w:cs="Arial Unicode MS"/>
           <w:b/>
           <w:color w:val="000000"/>
           <w:sz w:val="30"/>
@@ -5250,7 +5283,7 @@
       </w:pPr>
       <w:r>
         <w:rPr>
-          <w:rFonts w:ascii="AppleGothic" w:hAnsi="AppleGothic" w:eastAsia="AppleGothic" w:cs="AppleGothic"/>
+          <w:rFonts w:ascii="Arial Unicode MS" w:hAnsi="Arial Unicode MS" w:eastAsia="Arial Unicode MS" w:cs="Arial Unicode MS"/>
           <w:b/>
           <w:color w:val="246BCE"/>
           <w:sz w:val="21"/>
@@ -5259,7 +5292,7 @@
       </w:r>
       <w:r>
         <w:rPr>
-          <w:rFonts w:ascii="AppleGothic" w:hAnsi="AppleGothic" w:eastAsia="AppleGothic" w:cs="AppleGothic"/>
+          <w:rFonts w:ascii="Arial Unicode MS" w:hAnsi="Arial Unicode MS" w:eastAsia="Arial Unicode MS" w:cs="Arial Unicode MS"/>
           <w:color w:val="182433"/>
           <w:sz w:val="21"/>
         </w:rPr>
@@ -5272,7 +5305,7 @@
       </w:pPr>
       <w:r>
         <w:rPr>
-          <w:rFonts w:ascii="AppleGothic" w:hAnsi="AppleGothic" w:eastAsia="AppleGothic" w:cs="AppleGothic"/>
+          <w:rFonts w:ascii="Arial Unicode MS" w:hAnsi="Arial Unicode MS" w:eastAsia="Arial Unicode MS" w:cs="Arial Unicode MS"/>
           <w:b/>
           <w:color w:val="14866D"/>
           <w:sz w:val="21"/>
@@ -5281,7 +5314,7 @@
       </w:r>
       <w:r>
         <w:rPr>
-          <w:rFonts w:ascii="AppleGothic" w:hAnsi="AppleGothic" w:eastAsia="AppleGothic" w:cs="AppleGothic"/>
+          <w:rFonts w:ascii="Arial Unicode MS" w:hAnsi="Arial Unicode MS" w:eastAsia="Arial Unicode MS" w:cs="Arial Unicode MS"/>
           <w:color w:val="182433"/>
           <w:sz w:val="21"/>
         </w:rPr>
@@ -5295,7 +5328,7 @@
       </w:pPr>
       <w:r>
         <w:rPr>
-          <w:rFonts w:ascii="AppleGothic" w:hAnsi="AppleGothic" w:eastAsia="AppleGothic" w:cs="AppleGothic"/>
+          <w:rFonts w:ascii="Arial Unicode MS" w:hAnsi="Arial Unicode MS" w:eastAsia="Arial Unicode MS" w:cs="Arial Unicode MS"/>
           <w:color w:val="182433"/>
           <w:sz w:val="20"/>
         </w:rPr>
@@ -5309,7 +5342,7 @@
       </w:pPr>
       <w:r>
         <w:rPr>
-          <w:rFonts w:ascii="AppleGothic" w:hAnsi="AppleGothic" w:eastAsia="AppleGothic" w:cs="AppleGothic"/>
+          <w:rFonts w:ascii="Arial Unicode MS" w:hAnsi="Arial Unicode MS" w:eastAsia="Arial Unicode MS" w:cs="Arial Unicode MS"/>
           <w:color w:val="182433"/>
           <w:sz w:val="20"/>
         </w:rPr>
@@ -5323,7 +5356,7 @@
       </w:pPr>
       <w:r>
         <w:rPr>
-          <w:rFonts w:ascii="AppleGothic" w:hAnsi="AppleGothic" w:eastAsia="AppleGothic" w:cs="AppleGothic"/>
+          <w:rFonts w:ascii="Arial Unicode MS" w:hAnsi="Arial Unicode MS" w:eastAsia="Arial Unicode MS" w:cs="Arial Unicode MS"/>
           <w:color w:val="182433"/>
           <w:sz w:val="20"/>
         </w:rPr>
@@ -5337,7 +5370,7 @@
       </w:pPr>
       <w:r>
         <w:rPr>
-          <w:rFonts w:ascii="AppleGothic" w:hAnsi="AppleGothic" w:eastAsia="AppleGothic" w:cs="AppleGothic"/>
+          <w:rFonts w:ascii="Arial Unicode MS" w:hAnsi="Arial Unicode MS" w:eastAsia="Arial Unicode MS" w:cs="Arial Unicode MS"/>
           <w:b/>
           <w:color w:val="A56A00"/>
           <w:sz w:val="19"/>
@@ -5346,7 +5379,7 @@
       </w:r>
       <w:r>
         <w:rPr>
-          <w:rFonts w:ascii="AppleGothic" w:hAnsi="AppleGothic" w:eastAsia="AppleGothic" w:cs="AppleGothic"/>
+          <w:rFonts w:ascii="Arial Unicode MS" w:hAnsi="Arial Unicode MS" w:eastAsia="Arial Unicode MS" w:cs="Arial Unicode MS"/>
           <w:color w:val="5E7084"/>
           <w:sz w:val="19"/>
         </w:rPr>
@@ -5361,7 +5394,7 @@
       </w:pPr>
       <w:r>
         <w:rPr>
-          <w:rFonts w:ascii="AppleGothic" w:hAnsi="AppleGothic" w:eastAsia="AppleGothic" w:cs="AppleGothic"/>
+          <w:rFonts w:ascii="Arial Unicode MS" w:hAnsi="Arial Unicode MS" w:eastAsia="Arial Unicode MS" w:cs="Arial Unicode MS"/>
           <w:b/>
           <w:color w:val="000000"/>
           <w:sz w:val="40"/>
@@ -5375,7 +5408,7 @@
       </w:pPr>
       <w:r>
         <w:rPr>
-          <w:rFonts w:ascii="AppleGothic" w:hAnsi="AppleGothic" w:eastAsia="AppleGothic" w:cs="AppleGothic"/>
+          <w:rFonts w:ascii="Arial Unicode MS" w:hAnsi="Arial Unicode MS" w:eastAsia="Arial Unicode MS" w:cs="Arial Unicode MS"/>
         </w:rPr>
         <w:t>AI Provider와 Local Models</w:t>
       </w:r>
@@ -5384,7 +5417,7 @@
       <w:pPr/>
       <w:r>
         <w:rPr>
-          <w:rFonts w:ascii="AppleGothic" w:hAnsi="AppleGothic" w:eastAsia="AppleGothic" w:cs="AppleGothic"/>
+          <w:rFonts w:ascii="Arial Unicode MS" w:hAnsi="Arial Unicode MS" w:eastAsia="Arial Unicode MS" w:cs="Arial Unicode MS"/>
         </w:rPr>
         <w:t>목적  Local Ollama와 선택형 외부 LLM 연결, 모델과 Tenant 목적별 사용 경로를 관리합니다.</w:t>
       </w:r>
@@ -5393,7 +5426,7 @@
       <w:pPr/>
       <w:r>
         <w:rPr>
-          <w:rFonts w:ascii="AppleGothic" w:hAnsi="AppleGothic" w:eastAsia="AppleGothic" w:cs="AppleGothic"/>
+          <w:rFonts w:ascii="Arial Unicode MS" w:hAnsi="Arial Unicode MS" w:eastAsia="Arial Unicode MS" w:cs="Arial Unicode MS"/>
         </w:rPr>
         <w:t>사용 시점  AI Analysis, AI Chat과 Helm Values 제안에 사용할 Provider나 모델을 변경할 때 사용합니다.</w:t>
       </w:r>
@@ -5404,7 +5437,7 @@
       </w:pPr>
       <w:r>
         <w:rPr>
-          <w:rFonts w:ascii="AppleGothic" w:hAnsi="AppleGothic" w:eastAsia="AppleGothic" w:cs="AppleGothic"/>
+          <w:rFonts w:ascii="Arial Unicode MS" w:hAnsi="Arial Unicode MS" w:eastAsia="Arial Unicode MS" w:cs="Arial Unicode MS"/>
         </w:rPr>
         <w:t>Platform Manager는 Provider profile과 credential을 등록하고 연결을 검증합니다.</w:t>
       </w:r>
@@ -5415,7 +5448,7 @@
       </w:pPr>
       <w:r>
         <w:rPr>
-          <w:rFonts w:ascii="AppleGothic" w:hAnsi="AppleGothic" w:eastAsia="AppleGothic" w:cs="AppleGothic"/>
+          <w:rFonts w:ascii="Arial Unicode MS" w:hAnsi="Arial Unicode MS" w:eastAsia="Arial Unicode MS" w:cs="Arial Unicode MS"/>
         </w:rPr>
         <w:t>Tenant 관리자는 허용된 profile/model을 목적별로 선택하고 외부 전송 여부를 명시적으로 설정합니다.</w:t>
       </w:r>
@@ -5426,7 +5459,7 @@
       </w:pPr>
       <w:r>
         <w:rPr>
-          <w:rFonts w:ascii="AppleGothic" w:hAnsi="AppleGothic" w:eastAsia="AppleGothic" w:cs="AppleGothic"/>
+          <w:rFonts w:ascii="Arial Unicode MS" w:hAnsi="Arial Unicode MS" w:eastAsia="Arial Unicode MS" w:cs="Arial Unicode MS"/>
         </w:rPr>
         <w:t>Local Models에서는 Ollama 설치 모델을 동기화하고 승인 목록의 9B 이하 모델만 추가합니다.</w:t>
       </w:r>
@@ -5437,7 +5470,7 @@
       </w:pPr>
       <w:r>
         <w:rPr>
-          <w:rFonts w:ascii="AppleGothic" w:hAnsi="AppleGothic" w:eastAsia="AppleGothic" w:cs="AppleGothic"/>
+          <w:rFonts w:ascii="Arial Unicode MS" w:hAnsi="Arial Unicode MS" w:eastAsia="Arial Unicode MS" w:cs="Arial Unicode MS"/>
         </w:rPr>
         <w:t>API key와 credential은 저장 후 다시 표시하지 않으며 화면과 로그에서 마스킹합니다.</w:t>
       </w:r>
@@ -5446,7 +5479,7 @@
       <w:pPr/>
       <w:r>
         <w:rPr>
-          <w:rFonts w:ascii="AppleGothic" w:hAnsi="AppleGothic" w:eastAsia="AppleGothic" w:cs="AppleGothic"/>
+          <w:rFonts w:ascii="Arial Unicode MS" w:hAnsi="Arial Unicode MS" w:eastAsia="Arial Unicode MS" w:cs="Arial Unicode MS"/>
         </w:rPr>
         <w:t>주의  외부 Provider 사용은 Tenant 데이터 반출 결정입니다. 전송 범위와 fallback을 확인한 뒤 활성화합니다.</w:t>
       </w:r>
@@ -5459,7 +5492,7 @@
       </w:pPr>
       <w:r>
         <w:rPr>
-          <w:rFonts w:ascii="AppleGothic" w:hAnsi="AppleGothic" w:eastAsia="AppleGothic" w:cs="AppleGothic"/>
+          <w:rFonts w:ascii="Arial Unicode MS" w:hAnsi="Arial Unicode MS" w:eastAsia="Arial Unicode MS" w:cs="Arial Unicode MS"/>
           <w:b/>
           <w:color w:val="000000"/>
           <w:sz w:val="30"/>
@@ -5473,7 +5506,7 @@
       </w:pPr>
       <w:r>
         <w:rPr>
-          <w:rFonts w:ascii="AppleGothic" w:hAnsi="AppleGothic" w:eastAsia="AppleGothic" w:cs="AppleGothic"/>
+          <w:rFonts w:ascii="Arial Unicode MS" w:hAnsi="Arial Unicode MS" w:eastAsia="Arial Unicode MS" w:cs="Arial Unicode MS"/>
           <w:b/>
           <w:color w:val="246BCE"/>
           <w:sz w:val="21"/>
@@ -5482,7 +5515,7 @@
       </w:r>
       <w:r>
         <w:rPr>
-          <w:rFonts w:ascii="AppleGothic" w:hAnsi="AppleGothic" w:eastAsia="AppleGothic" w:cs="AppleGothic"/>
+          <w:rFonts w:ascii="Arial Unicode MS" w:hAnsi="Arial Unicode MS" w:eastAsia="Arial Unicode MS" w:cs="Arial Unicode MS"/>
           <w:color w:val="182433"/>
           <w:sz w:val="21"/>
         </w:rPr>
@@ -5495,7 +5528,7 @@
       </w:pPr>
       <w:r>
         <w:rPr>
-          <w:rFonts w:ascii="AppleGothic" w:hAnsi="AppleGothic" w:eastAsia="AppleGothic" w:cs="AppleGothic"/>
+          <w:rFonts w:ascii="Arial Unicode MS" w:hAnsi="Arial Unicode MS" w:eastAsia="Arial Unicode MS" w:cs="Arial Unicode MS"/>
           <w:b/>
           <w:color w:val="14866D"/>
           <w:sz w:val="21"/>
@@ -5504,7 +5537,7 @@
       </w:r>
       <w:r>
         <w:rPr>
-          <w:rFonts w:ascii="AppleGothic" w:hAnsi="AppleGothic" w:eastAsia="AppleGothic" w:cs="AppleGothic"/>
+          <w:rFonts w:ascii="Arial Unicode MS" w:hAnsi="Arial Unicode MS" w:eastAsia="Arial Unicode MS" w:cs="Arial Unicode MS"/>
           <w:color w:val="182433"/>
           <w:sz w:val="21"/>
         </w:rPr>
@@ -5518,7 +5551,7 @@
       </w:pPr>
       <w:r>
         <w:rPr>
-          <w:rFonts w:ascii="AppleGothic" w:hAnsi="AppleGothic" w:eastAsia="AppleGothic" w:cs="AppleGothic"/>
+          <w:rFonts w:ascii="Arial Unicode MS" w:hAnsi="Arial Unicode MS" w:eastAsia="Arial Unicode MS" w:cs="Arial Unicode MS"/>
           <w:color w:val="182433"/>
           <w:sz w:val="20"/>
         </w:rPr>
@@ -5532,7 +5565,7 @@
       </w:pPr>
       <w:r>
         <w:rPr>
-          <w:rFonts w:ascii="AppleGothic" w:hAnsi="AppleGothic" w:eastAsia="AppleGothic" w:cs="AppleGothic"/>
+          <w:rFonts w:ascii="Arial Unicode MS" w:hAnsi="Arial Unicode MS" w:eastAsia="Arial Unicode MS" w:cs="Arial Unicode MS"/>
           <w:color w:val="182433"/>
           <w:sz w:val="20"/>
         </w:rPr>
@@ -5546,7 +5579,7 @@
       </w:pPr>
       <w:r>
         <w:rPr>
-          <w:rFonts w:ascii="AppleGothic" w:hAnsi="AppleGothic" w:eastAsia="AppleGothic" w:cs="AppleGothic"/>
+          <w:rFonts w:ascii="Arial Unicode MS" w:hAnsi="Arial Unicode MS" w:eastAsia="Arial Unicode MS" w:cs="Arial Unicode MS"/>
           <w:color w:val="182433"/>
           <w:sz w:val="20"/>
         </w:rPr>
@@ -5560,7 +5593,7 @@
       </w:pPr>
       <w:r>
         <w:rPr>
-          <w:rFonts w:ascii="AppleGothic" w:hAnsi="AppleGothic" w:eastAsia="AppleGothic" w:cs="AppleGothic"/>
+          <w:rFonts w:ascii="Arial Unicode MS" w:hAnsi="Arial Unicode MS" w:eastAsia="Arial Unicode MS" w:cs="Arial Unicode MS"/>
           <w:b/>
           <w:color w:val="A56A00"/>
           <w:sz w:val="19"/>
@@ -5569,7 +5602,7 @@
       </w:r>
       <w:r>
         <w:rPr>
-          <w:rFonts w:ascii="AppleGothic" w:hAnsi="AppleGothic" w:eastAsia="AppleGothic" w:cs="AppleGothic"/>
+          <w:rFonts w:ascii="Arial Unicode MS" w:hAnsi="Arial Unicode MS" w:eastAsia="Arial Unicode MS" w:cs="Arial Unicode MS"/>
           <w:color w:val="5E7084"/>
           <w:sz w:val="19"/>
         </w:rPr>
@@ -5583,7 +5616,7 @@
       </w:pPr>
       <w:r>
         <w:rPr>
-          <w:rFonts w:ascii="AppleGothic" w:hAnsi="AppleGothic" w:eastAsia="AppleGothic" w:cs="AppleGothic"/>
+          <w:rFonts w:ascii="Arial Unicode MS" w:hAnsi="Arial Unicode MS" w:eastAsia="Arial Unicode MS" w:cs="Arial Unicode MS"/>
           <w:b/>
           <w:color w:val="B42318"/>
           <w:sz w:val="19"/>
@@ -5592,7 +5625,7 @@
       </w:r>
       <w:r>
         <w:rPr>
-          <w:rFonts w:ascii="AppleGothic" w:hAnsi="AppleGothic" w:eastAsia="AppleGothic" w:cs="AppleGothic"/>
+          <w:rFonts w:ascii="Arial Unicode MS" w:hAnsi="Arial Unicode MS" w:eastAsia="Arial Unicode MS" w:cs="Arial Unicode MS"/>
           <w:color w:val="5E7084"/>
           <w:sz w:val="19"/>
         </w:rPr>
@@ -5607,7 +5640,7 @@
       </w:pPr>
       <w:r>
         <w:rPr>
-          <w:rFonts w:ascii="AppleGothic" w:hAnsi="AppleGothic" w:eastAsia="AppleGothic" w:cs="AppleGothic"/>
+          <w:rFonts w:ascii="Arial Unicode MS" w:hAnsi="Arial Unicode MS" w:eastAsia="Arial Unicode MS" w:cs="Arial Unicode MS"/>
           <w:b/>
           <w:color w:val="000000"/>
           <w:sz w:val="30"/>
@@ -5621,7 +5654,7 @@
       </w:pPr>
       <w:r>
         <w:rPr>
-          <w:rFonts w:ascii="AppleGothic" w:hAnsi="AppleGothic" w:eastAsia="AppleGothic" w:cs="AppleGothic"/>
+          <w:rFonts w:ascii="Arial Unicode MS" w:hAnsi="Arial Unicode MS" w:eastAsia="Arial Unicode MS" w:cs="Arial Unicode MS"/>
           <w:b/>
           <w:color w:val="246BCE"/>
           <w:sz w:val="21"/>
@@ -5630,7 +5663,7 @@
       </w:r>
       <w:r>
         <w:rPr>
-          <w:rFonts w:ascii="AppleGothic" w:hAnsi="AppleGothic" w:eastAsia="AppleGothic" w:cs="AppleGothic"/>
+          <w:rFonts w:ascii="Arial Unicode MS" w:hAnsi="Arial Unicode MS" w:eastAsia="Arial Unicode MS" w:cs="Arial Unicode MS"/>
           <w:color w:val="182433"/>
           <w:sz w:val="21"/>
         </w:rPr>
@@ -5643,7 +5676,7 @@
       </w:pPr>
       <w:r>
         <w:rPr>
-          <w:rFonts w:ascii="AppleGothic" w:hAnsi="AppleGothic" w:eastAsia="AppleGothic" w:cs="AppleGothic"/>
+          <w:rFonts w:ascii="Arial Unicode MS" w:hAnsi="Arial Unicode MS" w:eastAsia="Arial Unicode MS" w:cs="Arial Unicode MS"/>
           <w:b/>
           <w:color w:val="14866D"/>
           <w:sz w:val="21"/>
@@ -5652,7 +5685,7 @@
       </w:r>
       <w:r>
         <w:rPr>
-          <w:rFonts w:ascii="AppleGothic" w:hAnsi="AppleGothic" w:eastAsia="AppleGothic" w:cs="AppleGothic"/>
+          <w:rFonts w:ascii="Arial Unicode MS" w:hAnsi="Arial Unicode MS" w:eastAsia="Arial Unicode MS" w:cs="Arial Unicode MS"/>
           <w:color w:val="182433"/>
           <w:sz w:val="21"/>
         </w:rPr>
@@ -5666,7 +5699,7 @@
       </w:pPr>
       <w:r>
         <w:rPr>
-          <w:rFonts w:ascii="AppleGothic" w:hAnsi="AppleGothic" w:eastAsia="AppleGothic" w:cs="AppleGothic"/>
+          <w:rFonts w:ascii="Arial Unicode MS" w:hAnsi="Arial Unicode MS" w:eastAsia="Arial Unicode MS" w:cs="Arial Unicode MS"/>
           <w:color w:val="182433"/>
           <w:sz w:val="20"/>
         </w:rPr>
@@ -5680,7 +5713,7 @@
       </w:pPr>
       <w:r>
         <w:rPr>
-          <w:rFonts w:ascii="AppleGothic" w:hAnsi="AppleGothic" w:eastAsia="AppleGothic" w:cs="AppleGothic"/>
+          <w:rFonts w:ascii="Arial Unicode MS" w:hAnsi="Arial Unicode MS" w:eastAsia="Arial Unicode MS" w:cs="Arial Unicode MS"/>
           <w:color w:val="182433"/>
           <w:sz w:val="20"/>
         </w:rPr>
@@ -5694,7 +5727,7 @@
       </w:pPr>
       <w:r>
         <w:rPr>
-          <w:rFonts w:ascii="AppleGothic" w:hAnsi="AppleGothic" w:eastAsia="AppleGothic" w:cs="AppleGothic"/>
+          <w:rFonts w:ascii="Arial Unicode MS" w:hAnsi="Arial Unicode MS" w:eastAsia="Arial Unicode MS" w:cs="Arial Unicode MS"/>
           <w:color w:val="182433"/>
           <w:sz w:val="20"/>
         </w:rPr>
@@ -5708,7 +5741,7 @@
       </w:pPr>
       <w:r>
         <w:rPr>
-          <w:rFonts w:ascii="AppleGothic" w:hAnsi="AppleGothic" w:eastAsia="AppleGothic" w:cs="AppleGothic"/>
+          <w:rFonts w:ascii="Arial Unicode MS" w:hAnsi="Arial Unicode MS" w:eastAsia="Arial Unicode MS" w:cs="Arial Unicode MS"/>
           <w:b/>
           <w:color w:val="A56A00"/>
           <w:sz w:val="19"/>
@@ -5717,7 +5750,7 @@
       </w:r>
       <w:r>
         <w:rPr>
-          <w:rFonts w:ascii="AppleGothic" w:hAnsi="AppleGothic" w:eastAsia="AppleGothic" w:cs="AppleGothic"/>
+          <w:rFonts w:ascii="Arial Unicode MS" w:hAnsi="Arial Unicode MS" w:eastAsia="Arial Unicode MS" w:cs="Arial Unicode MS"/>
           <w:color w:val="5E7084"/>
           <w:sz w:val="19"/>
         </w:rPr>
@@ -5731,7 +5764,7 @@
       </w:pPr>
       <w:r>
         <w:rPr>
-          <w:rFonts w:ascii="AppleGothic" w:hAnsi="AppleGothic" w:eastAsia="AppleGothic" w:cs="AppleGothic"/>
+          <w:rFonts w:ascii="Arial Unicode MS" w:hAnsi="Arial Unicode MS" w:eastAsia="Arial Unicode MS" w:cs="Arial Unicode MS"/>
           <w:b/>
           <w:color w:val="B42318"/>
           <w:sz w:val="19"/>
@@ -5740,7 +5773,7 @@
       </w:r>
       <w:r>
         <w:rPr>
-          <w:rFonts w:ascii="AppleGothic" w:hAnsi="AppleGothic" w:eastAsia="AppleGothic" w:cs="AppleGothic"/>
+          <w:rFonts w:ascii="Arial Unicode MS" w:hAnsi="Arial Unicode MS" w:eastAsia="Arial Unicode MS" w:cs="Arial Unicode MS"/>
           <w:color w:val="5E7084"/>
           <w:sz w:val="19"/>
         </w:rPr>
@@ -5753,7 +5786,7 @@
       </w:pPr>
       <w:r>
         <w:rPr>
-          <w:rFonts w:ascii="AppleGothic" w:hAnsi="AppleGothic" w:eastAsia="AppleGothic" w:cs="AppleGothic"/>
+          <w:rFonts w:ascii="Arial Unicode MS" w:hAnsi="Arial Unicode MS" w:eastAsia="Arial Unicode MS" w:cs="Arial Unicode MS"/>
         </w:rPr>
         <w:t>메뉴 권한 매트릭스</w:t>
       </w:r>
@@ -5802,7 +5835,7 @@
             </w:pPr>
             <w:r>
               <w:rPr>
-                <w:rFonts w:ascii="AppleGothic" w:hAnsi="AppleGothic" w:eastAsia="AppleGothic" w:cs="AppleGothic"/>
+                <w:rFonts w:ascii="Arial Unicode MS" w:hAnsi="Arial Unicode MS" w:eastAsia="Arial Unicode MS" w:cs="Arial Unicode MS"/>
                 <w:b/>
                 <w:color w:val="FFFFFF"/>
                 <w:sz w:val="17"/>
@@ -5838,7 +5871,7 @@
             </w:pPr>
             <w:r>
               <w:rPr>
-                <w:rFonts w:ascii="AppleGothic" w:hAnsi="AppleGothic" w:eastAsia="AppleGothic" w:cs="AppleGothic"/>
+                <w:rFonts w:ascii="Arial Unicode MS" w:hAnsi="Arial Unicode MS" w:eastAsia="Arial Unicode MS" w:cs="Arial Unicode MS"/>
                 <w:b/>
                 <w:color w:val="FFFFFF"/>
                 <w:sz w:val="17"/>
@@ -5874,7 +5907,7 @@
             </w:pPr>
             <w:r>
               <w:rPr>
-                <w:rFonts w:ascii="AppleGothic" w:hAnsi="AppleGothic" w:eastAsia="AppleGothic" w:cs="AppleGothic"/>
+                <w:rFonts w:ascii="Arial Unicode MS" w:hAnsi="Arial Unicode MS" w:eastAsia="Arial Unicode MS" w:cs="Arial Unicode MS"/>
                 <w:b/>
                 <w:color w:val="FFFFFF"/>
                 <w:sz w:val="17"/>
@@ -5915,7 +5948,7 @@
             </w:pPr>
             <w:r>
               <w:rPr>
-                <w:rFonts w:ascii="AppleGothic" w:hAnsi="AppleGothic" w:eastAsia="AppleGothic" w:cs="AppleGothic"/>
+                <w:rFonts w:ascii="Arial Unicode MS" w:hAnsi="Arial Unicode MS" w:eastAsia="Arial Unicode MS" w:cs="Arial Unicode MS"/>
                 <w:color w:val="182433"/>
                 <w:sz w:val="16"/>
               </w:rPr>
@@ -5950,7 +5983,7 @@
             </w:pPr>
             <w:r>
               <w:rPr>
-                <w:rFonts w:ascii="AppleGothic" w:hAnsi="AppleGothic" w:eastAsia="AppleGothic" w:cs="AppleGothic"/>
+                <w:rFonts w:ascii="Arial Unicode MS" w:hAnsi="Arial Unicode MS" w:eastAsia="Arial Unicode MS" w:cs="Arial Unicode MS"/>
                 <w:color w:val="182433"/>
                 <w:sz w:val="16"/>
               </w:rPr>
@@ -5985,7 +6018,7 @@
             </w:pPr>
             <w:r>
               <w:rPr>
-                <w:rFonts w:ascii="AppleGothic" w:hAnsi="AppleGothic" w:eastAsia="AppleGothic" w:cs="AppleGothic"/>
+                <w:rFonts w:ascii="Arial Unicode MS" w:hAnsi="Arial Unicode MS" w:eastAsia="Arial Unicode MS" w:cs="Arial Unicode MS"/>
                 <w:color w:val="182433"/>
                 <w:sz w:val="16"/>
               </w:rPr>
@@ -6025,7 +6058,7 @@
             </w:pPr>
             <w:r>
               <w:rPr>
-                <w:rFonts w:ascii="AppleGothic" w:hAnsi="AppleGothic" w:eastAsia="AppleGothic" w:cs="AppleGothic"/>
+                <w:rFonts w:ascii="Arial Unicode MS" w:hAnsi="Arial Unicode MS" w:eastAsia="Arial Unicode MS" w:cs="Arial Unicode MS"/>
                 <w:color w:val="182433"/>
                 <w:sz w:val="16"/>
               </w:rPr>
@@ -6060,7 +6093,7 @@
             </w:pPr>
             <w:r>
               <w:rPr>
-                <w:rFonts w:ascii="AppleGothic" w:hAnsi="AppleGothic" w:eastAsia="AppleGothic" w:cs="AppleGothic"/>
+                <w:rFonts w:ascii="Arial Unicode MS" w:hAnsi="Arial Unicode MS" w:eastAsia="Arial Unicode MS" w:cs="Arial Unicode MS"/>
                 <w:color w:val="182433"/>
                 <w:sz w:val="16"/>
               </w:rPr>
@@ -6095,7 +6128,7 @@
             </w:pPr>
             <w:r>
               <w:rPr>
-                <w:rFonts w:ascii="AppleGothic" w:hAnsi="AppleGothic" w:eastAsia="AppleGothic" w:cs="AppleGothic"/>
+                <w:rFonts w:ascii="Arial Unicode MS" w:hAnsi="Arial Unicode MS" w:eastAsia="Arial Unicode MS" w:cs="Arial Unicode MS"/>
                 <w:color w:val="182433"/>
                 <w:sz w:val="16"/>
               </w:rPr>
@@ -6135,7 +6168,7 @@
             </w:pPr>
             <w:r>
               <w:rPr>
-                <w:rFonts w:ascii="AppleGothic" w:hAnsi="AppleGothic" w:eastAsia="AppleGothic" w:cs="AppleGothic"/>
+                <w:rFonts w:ascii="Arial Unicode MS" w:hAnsi="Arial Unicode MS" w:eastAsia="Arial Unicode MS" w:cs="Arial Unicode MS"/>
                 <w:color w:val="182433"/>
                 <w:sz w:val="16"/>
               </w:rPr>
@@ -6170,7 +6203,7 @@
             </w:pPr>
             <w:r>
               <w:rPr>
-                <w:rFonts w:ascii="AppleGothic" w:hAnsi="AppleGothic" w:eastAsia="AppleGothic" w:cs="AppleGothic"/>
+                <w:rFonts w:ascii="Arial Unicode MS" w:hAnsi="Arial Unicode MS" w:eastAsia="Arial Unicode MS" w:cs="Arial Unicode MS"/>
                 <w:color w:val="182433"/>
                 <w:sz w:val="16"/>
               </w:rPr>
@@ -6205,7 +6238,7 @@
             </w:pPr>
             <w:r>
               <w:rPr>
-                <w:rFonts w:ascii="AppleGothic" w:hAnsi="AppleGothic" w:eastAsia="AppleGothic" w:cs="AppleGothic"/>
+                <w:rFonts w:ascii="Arial Unicode MS" w:hAnsi="Arial Unicode MS" w:eastAsia="Arial Unicode MS" w:cs="Arial Unicode MS"/>
                 <w:color w:val="182433"/>
                 <w:sz w:val="16"/>
               </w:rPr>
@@ -6245,7 +6278,7 @@
             </w:pPr>
             <w:r>
               <w:rPr>
-                <w:rFonts w:ascii="AppleGothic" w:hAnsi="AppleGothic" w:eastAsia="AppleGothic" w:cs="AppleGothic"/>
+                <w:rFonts w:ascii="Arial Unicode MS" w:hAnsi="Arial Unicode MS" w:eastAsia="Arial Unicode MS" w:cs="Arial Unicode MS"/>
                 <w:color w:val="182433"/>
                 <w:sz w:val="16"/>
               </w:rPr>
@@ -6280,7 +6313,7 @@
             </w:pPr>
             <w:r>
               <w:rPr>
-                <w:rFonts w:ascii="AppleGothic" w:hAnsi="AppleGothic" w:eastAsia="AppleGothic" w:cs="AppleGothic"/>
+                <w:rFonts w:ascii="Arial Unicode MS" w:hAnsi="Arial Unicode MS" w:eastAsia="Arial Unicode MS" w:cs="Arial Unicode MS"/>
                 <w:color w:val="182433"/>
                 <w:sz w:val="16"/>
               </w:rPr>
@@ -6315,7 +6348,7 @@
             </w:pPr>
             <w:r>
               <w:rPr>
-                <w:rFonts w:ascii="AppleGothic" w:hAnsi="AppleGothic" w:eastAsia="AppleGothic" w:cs="AppleGothic"/>
+                <w:rFonts w:ascii="Arial Unicode MS" w:hAnsi="Arial Unicode MS" w:eastAsia="Arial Unicode MS" w:cs="Arial Unicode MS"/>
                 <w:color w:val="182433"/>
                 <w:sz w:val="16"/>
               </w:rPr>
@@ -6355,7 +6388,7 @@
             </w:pPr>
             <w:r>
               <w:rPr>
-                <w:rFonts w:ascii="AppleGothic" w:hAnsi="AppleGothic" w:eastAsia="AppleGothic" w:cs="AppleGothic"/>
+                <w:rFonts w:ascii="Arial Unicode MS" w:hAnsi="Arial Unicode MS" w:eastAsia="Arial Unicode MS" w:cs="Arial Unicode MS"/>
                 <w:color w:val="182433"/>
                 <w:sz w:val="16"/>
               </w:rPr>
@@ -6390,7 +6423,7 @@
             </w:pPr>
             <w:r>
               <w:rPr>
-                <w:rFonts w:ascii="AppleGothic" w:hAnsi="AppleGothic" w:eastAsia="AppleGothic" w:cs="AppleGothic"/>
+                <w:rFonts w:ascii="Arial Unicode MS" w:hAnsi="Arial Unicode MS" w:eastAsia="Arial Unicode MS" w:cs="Arial Unicode MS"/>
                 <w:color w:val="182433"/>
                 <w:sz w:val="16"/>
               </w:rPr>
@@ -6425,7 +6458,7 @@
             </w:pPr>
             <w:r>
               <w:rPr>
-                <w:rFonts w:ascii="AppleGothic" w:hAnsi="AppleGothic" w:eastAsia="AppleGothic" w:cs="AppleGothic"/>
+                <w:rFonts w:ascii="Arial Unicode MS" w:hAnsi="Arial Unicode MS" w:eastAsia="Arial Unicode MS" w:cs="Arial Unicode MS"/>
                 <w:color w:val="182433"/>
                 <w:sz w:val="16"/>
               </w:rPr>
@@ -6465,7 +6498,7 @@
             </w:pPr>
             <w:r>
               <w:rPr>
-                <w:rFonts w:ascii="AppleGothic" w:hAnsi="AppleGothic" w:eastAsia="AppleGothic" w:cs="AppleGothic"/>
+                <w:rFonts w:ascii="Arial Unicode MS" w:hAnsi="Arial Unicode MS" w:eastAsia="Arial Unicode MS" w:cs="Arial Unicode MS"/>
                 <w:color w:val="182433"/>
                 <w:sz w:val="16"/>
               </w:rPr>
@@ -6500,7 +6533,7 @@
             </w:pPr>
             <w:r>
               <w:rPr>
-                <w:rFonts w:ascii="AppleGothic" w:hAnsi="AppleGothic" w:eastAsia="AppleGothic" w:cs="AppleGothic"/>
+                <w:rFonts w:ascii="Arial Unicode MS" w:hAnsi="Arial Unicode MS" w:eastAsia="Arial Unicode MS" w:cs="Arial Unicode MS"/>
                 <w:color w:val="182433"/>
                 <w:sz w:val="16"/>
               </w:rPr>
@@ -6535,7 +6568,7 @@
             </w:pPr>
             <w:r>
               <w:rPr>
-                <w:rFonts w:ascii="AppleGothic" w:hAnsi="AppleGothic" w:eastAsia="AppleGothic" w:cs="AppleGothic"/>
+                <w:rFonts w:ascii="Arial Unicode MS" w:hAnsi="Arial Unicode MS" w:eastAsia="Arial Unicode MS" w:cs="Arial Unicode MS"/>
                 <w:color w:val="182433"/>
                 <w:sz w:val="16"/>
               </w:rPr>
@@ -6553,7 +6586,7 @@
       </w:pPr>
       <w:r>
         <w:rPr>
-          <w:rFonts w:ascii="AppleGothic" w:hAnsi="AppleGothic" w:eastAsia="AppleGothic" w:cs="AppleGothic"/>
+          <w:rFonts w:ascii="Arial Unicode MS" w:hAnsi="Arial Unicode MS" w:eastAsia="Arial Unicode MS" w:cs="Arial Unicode MS"/>
         </w:rPr>
         <w:t>12 Application Delivery 운영 경계</w:t>
       </w:r>
@@ -6561,7 +6594,7 @@
     <w:p>
       <w:r>
         <w:rPr>
-          <w:rFonts w:ascii="AppleGothic" w:hAnsi="AppleGothic" w:eastAsia="AppleGothic" w:cs="AppleGothic"/>
+          <w:rFonts w:ascii="Arial Unicode MS" w:hAnsi="Arial Unicode MS" w:eastAsia="Arial Unicode MS" w:cs="Arial Unicode MS"/>
         </w:rPr>
         <w:t>Application Delivery는 KlueOps가 관리하는 Helm Release를 명시적으로 배포·변경·삭제합니다. Argo CD나 Flux를 설치하거나 Git 상태를 지속 동기화하지 않으며, Tenant가 별도로 운영하는 GitOps Controller와 책임을 섞지 않습니다.</w:t>
       </w:r>
@@ -6572,7 +6605,7 @@
       </w:pPr>
       <w:r>
         <w:rPr>
-          <w:rFonts w:ascii="AppleGothic" w:hAnsi="AppleGothic" w:eastAsia="AppleGothic" w:cs="AppleGothic"/>
+          <w:rFonts w:ascii="Arial Unicode MS" w:hAnsi="Arial Unicode MS" w:eastAsia="Arial Unicode MS" w:cs="Arial Unicode MS"/>
         </w:rPr>
         <w:t>안전한 운영 순서</w:t>
       </w:r>
@@ -6584,7 +6617,7 @@
       </w:pPr>
       <w:r>
         <w:rPr>
-          <w:rFonts w:ascii="AppleGothic" w:hAnsi="AppleGothic" w:eastAsia="AppleGothic" w:cs="AppleGothic"/>
+          <w:rFonts w:ascii="Arial Unicode MS" w:hAnsi="Arial Unicode MS" w:eastAsia="Arial Unicode MS" w:cs="Arial Unicode MS"/>
         </w:rPr>
         <w:t>1.  Tenant Library의 Chart 버전과 Values revision을 고정하고 대상 Cluster와 Namespace를 확인합니다.</w:t>
       </w:r>
@@ -6596,7 +6629,7 @@
       </w:pPr>
       <w:r>
         <w:rPr>
-          <w:rFonts w:ascii="AppleGothic" w:hAnsi="AppleGothic" w:eastAsia="AppleGothic" w:cs="AppleGothic"/>
+          <w:rFonts w:ascii="Arial Unicode MS" w:hAnsi="Arial Unicode MS" w:eastAsia="Arial Unicode MS" w:cs="Arial Unicode MS"/>
         </w:rPr>
         <w:t>2.  Preview에서 렌더링 결과, Secret 마스킹, Namespace와 Exposure 계획을 확인합니다.</w:t>
       </w:r>
@@ -6608,7 +6641,7 @@
       </w:pPr>
       <w:r>
         <w:rPr>
-          <w:rFonts w:eastAsia="AppleGothic" w:ascii="AppleGothic" w:hAnsi="AppleGothic" w:cs="AppleGothic"/>
+          <w:rFonts w:eastAsia="Arial Unicode MS" w:ascii="Arial Unicode MS" w:hAnsi="Arial Unicode MS" w:cs="Arial Unicode MS"/>
         </w:rPr>
         <w:t>3.  정확한 확인 문구로 Helm 작업을 시작하고 Job Center와 Application History에서 진행 및 실패 단계를 추적합니다. Uninstall 성공 후에는 상세 metadata가 제거되므로 완료 결과는 Job Center와 Audit에서 확인합니다.</w:t>
       </w:r>
@@ -6620,7 +6653,7 @@
       </w:pPr>
       <w:r>
         <w:rPr>
-          <w:rFonts w:ascii="AppleGothic" w:hAnsi="AppleGothic" w:eastAsia="AppleGothic" w:cs="AppleGothic"/>
+          <w:rFonts w:ascii="Arial Unicode MS" w:hAnsi="Arial Unicode MS" w:eastAsia="Arial Unicode MS" w:cs="Arial Unicode MS"/>
         </w:rPr>
         <w:t>4.  작업 후 workload/Pod, Service와 Ingress/HTTPRoute endpoint 상태를 검증하고 필요할 때 preview 후 rollback 또는 uninstall합니다.</w:t>
       </w:r>
@@ -6633,7 +6666,7 @@
       </w:pPr>
       <w:r>
         <w:rPr>
-          <w:rFonts w:ascii="AppleGothic" w:hAnsi="AppleGothic" w:eastAsia="AppleGothic" w:cs="AppleGothic"/>
+          <w:rFonts w:ascii="Arial Unicode MS" w:hAnsi="Arial Unicode MS" w:eastAsia="Arial Unicode MS" w:cs="Arial Unicode MS"/>
           <w:b/>
           <w:color w:val="000000"/>
           <w:sz w:val="40"/>
@@ -6647,7 +6680,7 @@
       </w:pPr>
       <w:r>
         <w:rPr>
-          <w:rFonts w:ascii="AppleGothic" w:hAnsi="AppleGothic" w:eastAsia="AppleGothic" w:cs="AppleGothic"/>
+          <w:rFonts w:ascii="Arial Unicode MS" w:hAnsi="Arial Unicode MS" w:eastAsia="Arial Unicode MS" w:cs="Arial Unicode MS"/>
         </w:rPr>
         <w:t>초보 운영자</w:t>
       </w:r>
@@ -6659,7 +6692,7 @@
       </w:pPr>
       <w:r>
         <w:rPr>
-          <w:rFonts w:ascii="AppleGothic" w:hAnsi="AppleGothic" w:eastAsia="AppleGothic" w:cs="AppleGothic"/>
+          <w:rFonts w:ascii="Arial Unicode MS" w:hAnsi="Arial Unicode MS" w:eastAsia="Arial Unicode MS" w:cs="Arial Unicode MS"/>
           <w:color w:val="182433"/>
           <w:sz w:val="20"/>
         </w:rPr>
@@ -6673,7 +6706,7 @@
       </w:pPr>
       <w:r>
         <w:rPr>
-          <w:rFonts w:ascii="AppleGothic" w:hAnsi="AppleGothic" w:eastAsia="AppleGothic" w:cs="AppleGothic"/>
+          <w:rFonts w:ascii="Arial Unicode MS" w:hAnsi="Arial Unicode MS" w:eastAsia="Arial Unicode MS" w:cs="Arial Unicode MS"/>
           <w:color w:val="182433"/>
           <w:sz w:val="20"/>
         </w:rPr>
@@ -6687,7 +6720,7 @@
       </w:pPr>
       <w:r>
         <w:rPr>
-          <w:rFonts w:ascii="AppleGothic" w:hAnsi="AppleGothic" w:eastAsia="AppleGothic" w:cs="AppleGothic"/>
+          <w:rFonts w:ascii="Arial Unicode MS" w:hAnsi="Arial Unicode MS" w:eastAsia="Arial Unicode MS" w:cs="Arial Unicode MS"/>
           <w:color w:val="182433"/>
           <w:sz w:val="20"/>
         </w:rPr>
@@ -6701,7 +6734,7 @@
       </w:pPr>
       <w:r>
         <w:rPr>
-          <w:rFonts w:ascii="AppleGothic" w:hAnsi="AppleGothic" w:eastAsia="AppleGothic" w:cs="AppleGothic"/>
+          <w:rFonts w:ascii="Arial Unicode MS" w:hAnsi="Arial Unicode MS" w:eastAsia="Arial Unicode MS" w:cs="Arial Unicode MS"/>
           <w:color w:val="182433"/>
           <w:sz w:val="20"/>
         </w:rPr>
@@ -6715,7 +6748,7 @@
       </w:pPr>
       <w:r>
         <w:rPr>
-          <w:rFonts w:ascii="AppleGothic" w:hAnsi="AppleGothic" w:eastAsia="AppleGothic" w:cs="AppleGothic"/>
+          <w:rFonts w:ascii="Arial Unicode MS" w:hAnsi="Arial Unicode MS" w:eastAsia="Arial Unicode MS" w:cs="Arial Unicode MS"/>
           <w:color w:val="182433"/>
           <w:sz w:val="20"/>
         </w:rPr>
@@ -6728,7 +6761,7 @@
       </w:pPr>
       <w:r>
         <w:rPr>
-          <w:rFonts w:ascii="AppleGothic" w:hAnsi="AppleGothic" w:eastAsia="AppleGothic" w:cs="AppleGothic"/>
+          <w:rFonts w:ascii="Arial Unicode MS" w:hAnsi="Arial Unicode MS" w:eastAsia="Arial Unicode MS" w:cs="Arial Unicode MS"/>
         </w:rPr>
         <w:t>숙련 운영자</w:t>
       </w:r>
@@ -6740,7 +6773,7 @@
       </w:pPr>
       <w:r>
         <w:rPr>
-          <w:rFonts w:ascii="AppleGothic" w:hAnsi="AppleGothic" w:eastAsia="AppleGothic" w:cs="AppleGothic"/>
+          <w:rFonts w:ascii="Arial Unicode MS" w:hAnsi="Arial Unicode MS" w:eastAsia="Arial Unicode MS" w:cs="Arial Unicode MS"/>
           <w:color w:val="182433"/>
           <w:sz w:val="20"/>
         </w:rPr>
@@ -6754,7 +6787,7 @@
       </w:pPr>
       <w:r>
         <w:rPr>
-          <w:rFonts w:ascii="AppleGothic" w:hAnsi="AppleGothic" w:eastAsia="AppleGothic" w:cs="AppleGothic"/>
+          <w:rFonts w:ascii="Arial Unicode MS" w:hAnsi="Arial Unicode MS" w:eastAsia="Arial Unicode MS" w:cs="Arial Unicode MS"/>
           <w:color w:val="182433"/>
           <w:sz w:val="20"/>
         </w:rPr>
@@ -6768,7 +6801,7 @@
       </w:pPr>
       <w:r>
         <w:rPr>
-          <w:rFonts w:ascii="AppleGothic" w:hAnsi="AppleGothic" w:eastAsia="AppleGothic" w:cs="AppleGothic"/>
+          <w:rFonts w:ascii="Arial Unicode MS" w:hAnsi="Arial Unicode MS" w:eastAsia="Arial Unicode MS" w:cs="Arial Unicode MS"/>
           <w:color w:val="182433"/>
           <w:sz w:val="20"/>
         </w:rPr>
@@ -6782,7 +6815,7 @@
       </w:pPr>
       <w:r>
         <w:rPr>
-          <w:rFonts w:ascii="AppleGothic" w:hAnsi="AppleGothic" w:eastAsia="AppleGothic" w:cs="AppleGothic"/>
+          <w:rFonts w:ascii="Arial Unicode MS" w:hAnsi="Arial Unicode MS" w:eastAsia="Arial Unicode MS" w:cs="Arial Unicode MS"/>
           <w:color w:val="182433"/>
           <w:sz w:val="20"/>
         </w:rPr>
@@ -6795,7 +6828,7 @@
       </w:pPr>
       <w:r>
         <w:rPr>
-          <w:rFonts w:ascii="AppleGothic" w:hAnsi="AppleGothic" w:eastAsia="AppleGothic" w:cs="AppleGothic"/>
+          <w:rFonts w:ascii="Arial Unicode MS" w:hAnsi="Arial Unicode MS" w:eastAsia="Arial Unicode MS" w:cs="Arial Unicode MS"/>
         </w:rPr>
         <w:t>플랫폼 관리자</w:t>
       </w:r>
@@ -6807,7 +6840,7 @@
       </w:pPr>
       <w:r>
         <w:rPr>
-          <w:rFonts w:ascii="AppleGothic" w:hAnsi="AppleGothic" w:eastAsia="AppleGothic" w:cs="AppleGothic"/>
+          <w:rFonts w:ascii="Arial Unicode MS" w:hAnsi="Arial Unicode MS" w:eastAsia="Arial Unicode MS" w:cs="Arial Unicode MS"/>
           <w:color w:val="182433"/>
           <w:sz w:val="20"/>
         </w:rPr>
@@ -6821,7 +6854,7 @@
       </w:pPr>
       <w:r>
         <w:rPr>
-          <w:rFonts w:ascii="AppleGothic" w:hAnsi="AppleGothic" w:eastAsia="AppleGothic" w:cs="AppleGothic"/>
+          <w:rFonts w:ascii="Arial Unicode MS" w:hAnsi="Arial Unicode MS" w:eastAsia="Arial Unicode MS" w:cs="Arial Unicode MS"/>
           <w:color w:val="182433"/>
           <w:sz w:val="20"/>
         </w:rPr>
@@ -6835,7 +6868,7 @@
       </w:pPr>
       <w:r>
         <w:rPr>
-          <w:rFonts w:ascii="AppleGothic" w:hAnsi="AppleGothic" w:eastAsia="AppleGothic" w:cs="AppleGothic"/>
+          <w:rFonts w:ascii="Arial Unicode MS" w:hAnsi="Arial Unicode MS" w:eastAsia="Arial Unicode MS" w:cs="Arial Unicode MS"/>
           <w:color w:val="182433"/>
           <w:sz w:val="20"/>
         </w:rPr>
@@ -6850,7 +6883,7 @@
       </w:pPr>
       <w:r>
         <w:rPr>
-          <w:rFonts w:ascii="AppleGothic" w:hAnsi="AppleGothic" w:eastAsia="AppleGothic" w:cs="AppleGothic"/>
+          <w:rFonts w:ascii="Arial Unicode MS" w:hAnsi="Arial Unicode MS" w:eastAsia="Arial Unicode MS" w:cs="Arial Unicode MS"/>
           <w:b/>
           <w:color w:val="000000"/>
           <w:sz w:val="40"/>
@@ -6900,7 +6933,7 @@
             </w:pPr>
             <w:r>
               <w:rPr>
-                <w:rFonts w:ascii="AppleGothic" w:hAnsi="AppleGothic" w:eastAsia="AppleGothic" w:cs="AppleGothic"/>
+                <w:rFonts w:ascii="Arial Unicode MS" w:hAnsi="Arial Unicode MS" w:eastAsia="Arial Unicode MS" w:cs="Arial Unicode MS"/>
                 <w:b/>
                 <w:color w:val="FFFFFF"/>
                 <w:sz w:val="19"/>
@@ -6935,7 +6968,7 @@
             </w:pPr>
             <w:r>
               <w:rPr>
-                <w:rFonts w:ascii="AppleGothic" w:hAnsi="AppleGothic" w:eastAsia="AppleGothic" w:cs="AppleGothic"/>
+                <w:rFonts w:ascii="Arial Unicode MS" w:hAnsi="Arial Unicode MS" w:eastAsia="Arial Unicode MS" w:cs="Arial Unicode MS"/>
                 <w:b/>
                 <w:color w:val="FFFFFF"/>
                 <w:sz w:val="19"/>
@@ -6970,7 +7003,7 @@
             </w:pPr>
             <w:r>
               <w:rPr>
-                <w:rFonts w:ascii="AppleGothic" w:hAnsi="AppleGothic" w:eastAsia="AppleGothic" w:cs="AppleGothic"/>
+                <w:rFonts w:ascii="Arial Unicode MS" w:hAnsi="Arial Unicode MS" w:eastAsia="Arial Unicode MS" w:cs="Arial Unicode MS"/>
                 <w:b/>
                 <w:color w:val="FFFFFF"/>
                 <w:sz w:val="19"/>
@@ -7007,7 +7040,7 @@
             </w:pPr>
             <w:r>
               <w:rPr>
-                <w:rFonts w:ascii="AppleGothic" w:hAnsi="AppleGothic" w:eastAsia="AppleGothic" w:cs="AppleGothic"/>
+                <w:rFonts w:ascii="Arial Unicode MS" w:hAnsi="Arial Unicode MS" w:eastAsia="Arial Unicode MS" w:cs="Arial Unicode MS"/>
                 <w:color w:val="182433"/>
                 <w:sz w:val="18"/>
               </w:rPr>
@@ -7041,7 +7074,7 @@
             </w:pPr>
             <w:r>
               <w:rPr>
-                <w:rFonts w:ascii="AppleGothic" w:hAnsi="AppleGothic" w:eastAsia="AppleGothic" w:cs="AppleGothic"/>
+                <w:rFonts w:ascii="Arial Unicode MS" w:hAnsi="Arial Unicode MS" w:eastAsia="Arial Unicode MS" w:cs="Arial Unicode MS"/>
                 <w:color w:val="182433"/>
                 <w:sz w:val="18"/>
               </w:rPr>
@@ -7075,7 +7108,7 @@
             </w:pPr>
             <w:r>
               <w:rPr>
-                <w:rFonts w:ascii="AppleGothic" w:hAnsi="AppleGothic" w:eastAsia="AppleGothic" w:cs="AppleGothic"/>
+                <w:rFonts w:ascii="Arial Unicode MS" w:hAnsi="Arial Unicode MS" w:eastAsia="Arial Unicode MS" w:cs="Arial Unicode MS"/>
                 <w:color w:val="182433"/>
                 <w:sz w:val="18"/>
               </w:rPr>
@@ -7111,7 +7144,7 @@
             </w:pPr>
             <w:r>
               <w:rPr>
-                <w:rFonts w:ascii="AppleGothic" w:hAnsi="AppleGothic" w:eastAsia="AppleGothic" w:cs="AppleGothic"/>
+                <w:rFonts w:ascii="Arial Unicode MS" w:hAnsi="Arial Unicode MS" w:eastAsia="Arial Unicode MS" w:cs="Arial Unicode MS"/>
                 <w:color w:val="182433"/>
                 <w:sz w:val="18"/>
               </w:rPr>
@@ -7145,7 +7178,7 @@
             </w:pPr>
             <w:r>
               <w:rPr>
-                <w:rFonts w:ascii="AppleGothic" w:hAnsi="AppleGothic" w:eastAsia="AppleGothic" w:cs="AppleGothic"/>
+                <w:rFonts w:ascii="Arial Unicode MS" w:hAnsi="Arial Unicode MS" w:eastAsia="Arial Unicode MS" w:cs="Arial Unicode MS"/>
                 <w:color w:val="182433"/>
                 <w:sz w:val="18"/>
               </w:rPr>
@@ -7179,7 +7212,7 @@
             </w:pPr>
             <w:r>
               <w:rPr>
-                <w:rFonts w:ascii="AppleGothic" w:hAnsi="AppleGothic" w:eastAsia="AppleGothic" w:cs="AppleGothic"/>
+                <w:rFonts w:ascii="Arial Unicode MS" w:hAnsi="Arial Unicode MS" w:eastAsia="Arial Unicode MS" w:cs="Arial Unicode MS"/>
                 <w:color w:val="182433"/>
                 <w:sz w:val="18"/>
               </w:rPr>
@@ -7215,7 +7248,7 @@
             </w:pPr>
             <w:r>
               <w:rPr>
-                <w:rFonts w:ascii="AppleGothic" w:hAnsi="AppleGothic" w:eastAsia="AppleGothic" w:cs="AppleGothic"/>
+                <w:rFonts w:ascii="Arial Unicode MS" w:hAnsi="Arial Unicode MS" w:eastAsia="Arial Unicode MS" w:cs="Arial Unicode MS"/>
                 <w:color w:val="182433"/>
                 <w:sz w:val="18"/>
               </w:rPr>
@@ -7249,7 +7282,7 @@
             </w:pPr>
             <w:r>
               <w:rPr>
-                <w:rFonts w:ascii="AppleGothic" w:hAnsi="AppleGothic" w:eastAsia="AppleGothic" w:cs="AppleGothic"/>
+                <w:rFonts w:ascii="Arial Unicode MS" w:hAnsi="Arial Unicode MS" w:eastAsia="Arial Unicode MS" w:cs="Arial Unicode MS"/>
                 <w:color w:val="182433"/>
                 <w:sz w:val="18"/>
               </w:rPr>
@@ -7283,7 +7316,7 @@
             </w:pPr>
             <w:r>
               <w:rPr>
-                <w:rFonts w:ascii="AppleGothic" w:hAnsi="AppleGothic" w:eastAsia="AppleGothic" w:cs="AppleGothic"/>
+                <w:rFonts w:ascii="Arial Unicode MS" w:hAnsi="Arial Unicode MS" w:eastAsia="Arial Unicode MS" w:cs="Arial Unicode MS"/>
                 <w:color w:val="182433"/>
                 <w:sz w:val="18"/>
               </w:rPr>
@@ -7319,7 +7352,7 @@
             </w:pPr>
             <w:r>
               <w:rPr>
-                <w:rFonts w:ascii="AppleGothic" w:hAnsi="AppleGothic" w:eastAsia="AppleGothic" w:cs="AppleGothic"/>
+                <w:rFonts w:ascii="Arial Unicode MS" w:hAnsi="Arial Unicode MS" w:eastAsia="Arial Unicode MS" w:cs="Arial Unicode MS"/>
                 <w:color w:val="182433"/>
                 <w:sz w:val="18"/>
               </w:rPr>
@@ -7353,7 +7386,7 @@
             </w:pPr>
             <w:r>
               <w:rPr>
-                <w:rFonts w:ascii="AppleGothic" w:hAnsi="AppleGothic" w:eastAsia="AppleGothic" w:cs="AppleGothic"/>
+                <w:rFonts w:ascii="Arial Unicode MS" w:hAnsi="Arial Unicode MS" w:eastAsia="Arial Unicode MS" w:cs="Arial Unicode MS"/>
                 <w:color w:val="182433"/>
                 <w:sz w:val="18"/>
               </w:rPr>
@@ -7387,7 +7420,7 @@
             </w:pPr>
             <w:r>
               <w:rPr>
-                <w:rFonts w:ascii="AppleGothic" w:hAnsi="AppleGothic" w:eastAsia="AppleGothic" w:cs="AppleGothic"/>
+                <w:rFonts w:ascii="Arial Unicode MS" w:hAnsi="Arial Unicode MS" w:eastAsia="Arial Unicode MS" w:cs="Arial Unicode MS"/>
                 <w:color w:val="182433"/>
                 <w:sz w:val="18"/>
               </w:rPr>
@@ -7423,7 +7456,7 @@
             </w:pPr>
             <w:r>
               <w:rPr>
-                <w:rFonts w:ascii="AppleGothic" w:hAnsi="AppleGothic" w:eastAsia="AppleGothic" w:cs="AppleGothic"/>
+                <w:rFonts w:ascii="Arial Unicode MS" w:hAnsi="Arial Unicode MS" w:eastAsia="Arial Unicode MS" w:cs="Arial Unicode MS"/>
                 <w:color w:val="182433"/>
                 <w:sz w:val="18"/>
               </w:rPr>
@@ -7457,7 +7490,7 @@
             </w:pPr>
             <w:r>
               <w:rPr>
-                <w:rFonts w:ascii="AppleGothic" w:hAnsi="AppleGothic" w:eastAsia="AppleGothic" w:cs="AppleGothic"/>
+                <w:rFonts w:ascii="Arial Unicode MS" w:hAnsi="Arial Unicode MS" w:eastAsia="Arial Unicode MS" w:cs="Arial Unicode MS"/>
                 <w:color w:val="182433"/>
                 <w:sz w:val="18"/>
               </w:rPr>
@@ -7491,7 +7524,7 @@
             </w:pPr>
             <w:r>
               <w:rPr>
-                <w:rFonts w:ascii="AppleGothic" w:hAnsi="AppleGothic" w:eastAsia="AppleGothic" w:cs="AppleGothic"/>
+                <w:rFonts w:ascii="Arial Unicode MS" w:hAnsi="Arial Unicode MS" w:eastAsia="Arial Unicode MS" w:cs="Arial Unicode MS"/>
                 <w:color w:val="182433"/>
                 <w:sz w:val="18"/>
               </w:rPr>
@@ -7527,7 +7560,7 @@
             </w:pPr>
             <w:r>
               <w:rPr>
-                <w:rFonts w:ascii="AppleGothic" w:hAnsi="AppleGothic" w:eastAsia="AppleGothic" w:cs="AppleGothic"/>
+                <w:rFonts w:ascii="Arial Unicode MS" w:hAnsi="Arial Unicode MS" w:eastAsia="Arial Unicode MS" w:cs="Arial Unicode MS"/>
                 <w:color w:val="182433"/>
                 <w:sz w:val="18"/>
               </w:rPr>
@@ -7561,7 +7594,7 @@
             </w:pPr>
             <w:r>
               <w:rPr>
-                <w:rFonts w:ascii="AppleGothic" w:hAnsi="AppleGothic" w:eastAsia="AppleGothic" w:cs="AppleGothic"/>
+                <w:rFonts w:ascii="Arial Unicode MS" w:hAnsi="Arial Unicode MS" w:eastAsia="Arial Unicode MS" w:cs="Arial Unicode MS"/>
                 <w:color w:val="182433"/>
                 <w:sz w:val="18"/>
               </w:rPr>
@@ -7595,7 +7628,7 @@
             </w:pPr>
             <w:r>
               <w:rPr>
-                <w:rFonts w:ascii="AppleGothic" w:hAnsi="AppleGothic" w:eastAsia="AppleGothic" w:cs="AppleGothic"/>
+                <w:rFonts w:ascii="Arial Unicode MS" w:hAnsi="Arial Unicode MS" w:eastAsia="Arial Unicode MS" w:cs="Arial Unicode MS"/>
                 <w:color w:val="182433"/>
                 <w:sz w:val="18"/>
               </w:rPr>
@@ -7631,7 +7664,7 @@
             </w:pPr>
             <w:r>
               <w:rPr>
-                <w:rFonts w:ascii="AppleGothic" w:hAnsi="AppleGothic" w:eastAsia="AppleGothic" w:cs="AppleGothic"/>
+                <w:rFonts w:ascii="Arial Unicode MS" w:hAnsi="Arial Unicode MS" w:eastAsia="Arial Unicode MS" w:cs="Arial Unicode MS"/>
                 <w:color w:val="182433"/>
                 <w:sz w:val="18"/>
               </w:rPr>
@@ -7665,7 +7698,7 @@
             </w:pPr>
             <w:r>
               <w:rPr>
-                <w:rFonts w:ascii="AppleGothic" w:hAnsi="AppleGothic" w:eastAsia="AppleGothic" w:cs="AppleGothic"/>
+                <w:rFonts w:ascii="Arial Unicode MS" w:hAnsi="Arial Unicode MS" w:eastAsia="Arial Unicode MS" w:cs="Arial Unicode MS"/>
                 <w:color w:val="182433"/>
                 <w:sz w:val="18"/>
               </w:rPr>
@@ -7699,7 +7732,7 @@
             </w:pPr>
             <w:r>
               <w:rPr>
-                <w:rFonts w:ascii="AppleGothic" w:hAnsi="AppleGothic" w:eastAsia="AppleGothic" w:cs="AppleGothic"/>
+                <w:rFonts w:ascii="Arial Unicode MS" w:hAnsi="Arial Unicode MS" w:eastAsia="Arial Unicode MS" w:cs="Arial Unicode MS"/>
                 <w:color w:val="182433"/>
                 <w:sz w:val="18"/>
               </w:rPr>
@@ -7735,7 +7768,7 @@
             </w:pPr>
             <w:r>
               <w:rPr>
-                <w:rFonts w:ascii="AppleGothic" w:hAnsi="AppleGothic" w:eastAsia="AppleGothic" w:cs="AppleGothic"/>
+                <w:rFonts w:ascii="Arial Unicode MS" w:hAnsi="Arial Unicode MS" w:eastAsia="Arial Unicode MS" w:cs="Arial Unicode MS"/>
                 <w:color w:val="182433"/>
                 <w:sz w:val="18"/>
               </w:rPr>
@@ -7769,7 +7802,7 @@
             </w:pPr>
             <w:r>
               <w:rPr>
-                <w:rFonts w:ascii="AppleGothic" w:hAnsi="AppleGothic" w:eastAsia="AppleGothic" w:cs="AppleGothic"/>
+                <w:rFonts w:ascii="Arial Unicode MS" w:hAnsi="Arial Unicode MS" w:eastAsia="Arial Unicode MS" w:cs="Arial Unicode MS"/>
                 <w:color w:val="182433"/>
                 <w:sz w:val="18"/>
               </w:rPr>
@@ -7803,7 +7836,7 @@
             </w:pPr>
             <w:r>
               <w:rPr>
-                <w:rFonts w:ascii="AppleGothic" w:hAnsi="AppleGothic" w:eastAsia="AppleGothic" w:cs="AppleGothic"/>
+                <w:rFonts w:ascii="Arial Unicode MS" w:hAnsi="Arial Unicode MS" w:eastAsia="Arial Unicode MS" w:cs="Arial Unicode MS"/>
                 <w:color w:val="182433"/>
                 <w:sz w:val="18"/>
               </w:rPr>
@@ -7839,7 +7872,7 @@
             </w:pPr>
             <w:r>
               <w:rPr>
-                <w:rFonts w:ascii="AppleGothic" w:hAnsi="AppleGothic" w:eastAsia="AppleGothic" w:cs="AppleGothic"/>
+                <w:rFonts w:ascii="Arial Unicode MS" w:hAnsi="Arial Unicode MS" w:eastAsia="Arial Unicode MS" w:cs="Arial Unicode MS"/>
                 <w:color w:val="182433"/>
                 <w:sz w:val="18"/>
               </w:rPr>
@@ -7873,7 +7906,7 @@
             </w:pPr>
             <w:r>
               <w:rPr>
-                <w:rFonts w:ascii="AppleGothic" w:hAnsi="AppleGothic" w:eastAsia="AppleGothic" w:cs="AppleGothic"/>
+                <w:rFonts w:ascii="Arial Unicode MS" w:hAnsi="Arial Unicode MS" w:eastAsia="Arial Unicode MS" w:cs="Arial Unicode MS"/>
                 <w:color w:val="182433"/>
                 <w:sz w:val="18"/>
               </w:rPr>
@@ -7907,7 +7940,7 @@
             </w:pPr>
             <w:r>
               <w:rPr>
-                <w:rFonts w:ascii="AppleGothic" w:hAnsi="AppleGothic" w:eastAsia="AppleGothic" w:cs="AppleGothic"/>
+                <w:rFonts w:ascii="Arial Unicode MS" w:hAnsi="Arial Unicode MS" w:eastAsia="Arial Unicode MS" w:cs="Arial Unicode MS"/>
                 <w:color w:val="182433"/>
                 <w:sz w:val="18"/>
               </w:rPr>
@@ -7943,7 +7976,7 @@
             </w:pPr>
             <w:r>
               <w:rPr>
-                <w:rFonts w:ascii="AppleGothic" w:hAnsi="AppleGothic" w:eastAsia="AppleGothic" w:cs="AppleGothic"/>
+                <w:rFonts w:ascii="Arial Unicode MS" w:hAnsi="Arial Unicode MS" w:eastAsia="Arial Unicode MS" w:cs="Arial Unicode MS"/>
                 <w:color w:val="182433"/>
                 <w:sz w:val="18"/>
               </w:rPr>
@@ -7977,7 +8010,7 @@
             </w:pPr>
             <w:r>
               <w:rPr>
-                <w:rFonts w:ascii="AppleGothic" w:hAnsi="AppleGothic" w:eastAsia="AppleGothic" w:cs="AppleGothic"/>
+                <w:rFonts w:ascii="Arial Unicode MS" w:hAnsi="Arial Unicode MS" w:eastAsia="Arial Unicode MS" w:cs="Arial Unicode MS"/>
                 <w:color w:val="182433"/>
                 <w:sz w:val="18"/>
               </w:rPr>
@@ -8011,7 +8044,7 @@
             </w:pPr>
             <w:r>
               <w:rPr>
-                <w:rFonts w:ascii="AppleGothic" w:hAnsi="AppleGothic" w:eastAsia="AppleGothic" w:cs="AppleGothic"/>
+                <w:rFonts w:ascii="Arial Unicode MS" w:hAnsi="Arial Unicode MS" w:eastAsia="Arial Unicode MS" w:cs="Arial Unicode MS"/>
                 <w:color w:val="182433"/>
                 <w:sz w:val="18"/>
               </w:rPr>
@@ -8047,7 +8080,7 @@
             </w:pPr>
             <w:r>
               <w:rPr>
-                <w:rFonts w:ascii="AppleGothic" w:hAnsi="AppleGothic" w:eastAsia="AppleGothic" w:cs="AppleGothic"/>
+                <w:rFonts w:ascii="Arial Unicode MS" w:hAnsi="Arial Unicode MS" w:eastAsia="Arial Unicode MS" w:cs="Arial Unicode MS"/>
                 <w:color w:val="182433"/>
                 <w:sz w:val="18"/>
               </w:rPr>
@@ -8081,7 +8114,7 @@
             </w:pPr>
             <w:r>
               <w:rPr>
-                <w:rFonts w:ascii="AppleGothic" w:hAnsi="AppleGothic" w:eastAsia="AppleGothic" w:cs="AppleGothic"/>
+                <w:rFonts w:ascii="Arial Unicode MS" w:hAnsi="Arial Unicode MS" w:eastAsia="Arial Unicode MS" w:cs="Arial Unicode MS"/>
                 <w:color w:val="182433"/>
                 <w:sz w:val="18"/>
               </w:rPr>
@@ -8115,7 +8148,7 @@
             </w:pPr>
             <w:r>
               <w:rPr>
-                <w:rFonts w:ascii="AppleGothic" w:hAnsi="AppleGothic" w:eastAsia="AppleGothic" w:cs="AppleGothic"/>
+                <w:rFonts w:ascii="Arial Unicode MS" w:hAnsi="Arial Unicode MS" w:eastAsia="Arial Unicode MS" w:cs="Arial Unicode MS"/>
                 <w:color w:val="182433"/>
                 <w:sz w:val="18"/>
               </w:rPr>
@@ -8151,7 +8184,7 @@
             </w:pPr>
             <w:r>
               <w:rPr>
-                <w:rFonts w:ascii="AppleGothic" w:hAnsi="AppleGothic" w:eastAsia="AppleGothic" w:cs="AppleGothic"/>
+                <w:rFonts w:ascii="Arial Unicode MS" w:hAnsi="Arial Unicode MS" w:eastAsia="Arial Unicode MS" w:cs="Arial Unicode MS"/>
                 <w:color w:val="182433"/>
                 <w:sz w:val="18"/>
               </w:rPr>
@@ -8185,7 +8218,7 @@
             </w:pPr>
             <w:r>
               <w:rPr>
-                <w:rFonts w:ascii="AppleGothic" w:hAnsi="AppleGothic" w:eastAsia="AppleGothic" w:cs="AppleGothic"/>
+                <w:rFonts w:ascii="Arial Unicode MS" w:hAnsi="Arial Unicode MS" w:eastAsia="Arial Unicode MS" w:cs="Arial Unicode MS"/>
                 <w:color w:val="182433"/>
                 <w:sz w:val="18"/>
               </w:rPr>
@@ -8219,7 +8252,7 @@
             </w:pPr>
             <w:r>
               <w:rPr>
-                <w:rFonts w:ascii="AppleGothic" w:hAnsi="AppleGothic" w:eastAsia="AppleGothic" w:cs="AppleGothic"/>
+                <w:rFonts w:ascii="Arial Unicode MS" w:hAnsi="Arial Unicode MS" w:eastAsia="Arial Unicode MS" w:cs="Arial Unicode MS"/>
                 <w:color w:val="182433"/>
                 <w:sz w:val="18"/>
               </w:rPr>
@@ -8255,7 +8288,7 @@
             </w:pPr>
             <w:r>
               <w:rPr>
-                <w:rFonts w:ascii="AppleGothic" w:hAnsi="AppleGothic" w:eastAsia="AppleGothic" w:cs="AppleGothic"/>
+                <w:rFonts w:ascii="Arial Unicode MS" w:hAnsi="Arial Unicode MS" w:eastAsia="Arial Unicode MS" w:cs="Arial Unicode MS"/>
                 <w:color w:val="182433"/>
                 <w:sz w:val="18"/>
               </w:rPr>
@@ -8289,7 +8322,7 @@
             </w:pPr>
             <w:r>
               <w:rPr>
-                <w:rFonts w:ascii="AppleGothic" w:hAnsi="AppleGothic" w:eastAsia="AppleGothic" w:cs="AppleGothic"/>
+                <w:rFonts w:ascii="Arial Unicode MS" w:hAnsi="Arial Unicode MS" w:eastAsia="Arial Unicode MS" w:cs="Arial Unicode MS"/>
                 <w:color w:val="182433"/>
                 <w:sz w:val="18"/>
               </w:rPr>
@@ -8323,7 +8356,7 @@
             </w:pPr>
             <w:r>
               <w:rPr>
-                <w:rFonts w:ascii="AppleGothic" w:hAnsi="AppleGothic" w:eastAsia="AppleGothic" w:cs="AppleGothic"/>
+                <w:rFonts w:ascii="Arial Unicode MS" w:hAnsi="Arial Unicode MS" w:eastAsia="Arial Unicode MS" w:cs="Arial Unicode MS"/>
                 <w:color w:val="182433"/>
                 <w:sz w:val="18"/>
               </w:rPr>
@@ -8359,7 +8392,7 @@
             </w:pPr>
             <w:r>
               <w:rPr>
-                <w:rFonts w:ascii="AppleGothic" w:hAnsi="AppleGothic" w:eastAsia="AppleGothic" w:cs="AppleGothic"/>
+                <w:rFonts w:ascii="Arial Unicode MS" w:hAnsi="Arial Unicode MS" w:eastAsia="Arial Unicode MS" w:cs="Arial Unicode MS"/>
                 <w:color w:val="182433"/>
                 <w:sz w:val="18"/>
               </w:rPr>
@@ -8393,7 +8426,7 @@
             </w:pPr>
             <w:r>
               <w:rPr>
-                <w:rFonts w:ascii="AppleGothic" w:hAnsi="AppleGothic" w:eastAsia="AppleGothic" w:cs="AppleGothic"/>
+                <w:rFonts w:ascii="Arial Unicode MS" w:hAnsi="Arial Unicode MS" w:eastAsia="Arial Unicode MS" w:cs="Arial Unicode MS"/>
                 <w:color w:val="182433"/>
                 <w:sz w:val="18"/>
               </w:rPr>
@@ -8427,7 +8460,7 @@
             </w:pPr>
             <w:r>
               <w:rPr>
-                <w:rFonts w:ascii="AppleGothic" w:hAnsi="AppleGothic" w:eastAsia="AppleGothic" w:cs="AppleGothic"/>
+                <w:rFonts w:ascii="Arial Unicode MS" w:hAnsi="Arial Unicode MS" w:eastAsia="Arial Unicode MS" w:cs="Arial Unicode MS"/>
                 <w:color w:val="182433"/>
                 <w:sz w:val="18"/>
               </w:rPr>
@@ -8463,7 +8496,7 @@
             </w:pPr>
             <w:r>
               <w:rPr>
-                <w:rFonts w:ascii="AppleGothic" w:hAnsi="AppleGothic" w:eastAsia="AppleGothic" w:cs="AppleGothic"/>
+                <w:rFonts w:ascii="Arial Unicode MS" w:hAnsi="Arial Unicode MS" w:eastAsia="Arial Unicode MS" w:cs="Arial Unicode MS"/>
                 <w:color w:val="182433"/>
                 <w:sz w:val="18"/>
               </w:rPr>
@@ -8497,7 +8530,7 @@
             </w:pPr>
             <w:r>
               <w:rPr>
-                <w:rFonts w:ascii="AppleGothic" w:hAnsi="AppleGothic" w:eastAsia="AppleGothic" w:cs="AppleGothic"/>
+                <w:rFonts w:ascii="Arial Unicode MS" w:hAnsi="Arial Unicode MS" w:eastAsia="Arial Unicode MS" w:cs="Arial Unicode MS"/>
                 <w:color w:val="182433"/>
                 <w:sz w:val="18"/>
               </w:rPr>
@@ -8531,7 +8564,7 @@
             </w:pPr>
             <w:r>
               <w:rPr>
-                <w:rFonts w:ascii="AppleGothic" w:hAnsi="AppleGothic" w:eastAsia="AppleGothic" w:cs="AppleGothic"/>
+                <w:rFonts w:ascii="Arial Unicode MS" w:hAnsi="Arial Unicode MS" w:eastAsia="Arial Unicode MS" w:cs="Arial Unicode MS"/>
                 <w:color w:val="182433"/>
                 <w:sz w:val="18"/>
               </w:rPr>
@@ -8567,7 +8600,7 @@
             </w:pPr>
             <w:r>
               <w:rPr>
-                <w:rFonts w:ascii="AppleGothic" w:hAnsi="AppleGothic" w:eastAsia="AppleGothic" w:cs="AppleGothic"/>
+                <w:rFonts w:ascii="Arial Unicode MS" w:hAnsi="Arial Unicode MS" w:eastAsia="Arial Unicode MS" w:cs="Arial Unicode MS"/>
                 <w:color w:val="182433"/>
                 <w:sz w:val="18"/>
               </w:rPr>
@@ -8601,7 +8634,7 @@
             </w:pPr>
             <w:r>
               <w:rPr>
-                <w:rFonts w:ascii="AppleGothic" w:hAnsi="AppleGothic" w:eastAsia="AppleGothic" w:cs="AppleGothic"/>
+                <w:rFonts w:ascii="Arial Unicode MS" w:hAnsi="Arial Unicode MS" w:eastAsia="Arial Unicode MS" w:cs="Arial Unicode MS"/>
                 <w:color w:val="182433"/>
                 <w:sz w:val="18"/>
               </w:rPr>
@@ -8635,7 +8668,7 @@
             </w:pPr>
             <w:r>
               <w:rPr>
-                <w:rFonts w:ascii="AppleGothic" w:hAnsi="AppleGothic" w:eastAsia="AppleGothic" w:cs="AppleGothic"/>
+                <w:rFonts w:ascii="Arial Unicode MS" w:hAnsi="Arial Unicode MS" w:eastAsia="Arial Unicode MS" w:cs="Arial Unicode MS"/>
                 <w:color w:val="182433"/>
                 <w:sz w:val="18"/>
               </w:rPr>
@@ -8656,7 +8689,7 @@
       </w:pPr>
       <w:r>
         <w:rPr>
-          <w:rFonts w:ascii="AppleGothic" w:hAnsi="AppleGothic" w:eastAsia="AppleGothic" w:cs="AppleGothic"/>
+          <w:rFonts w:ascii="Arial Unicode MS" w:hAnsi="Arial Unicode MS" w:eastAsia="Arial Unicode MS" w:cs="Arial Unicode MS"/>
         </w:rPr>
         <w:t>참고 자료</w:t>
       </w:r>
@@ -8668,7 +8701,7 @@
       </w:pPr>
       <w:r>
         <w:rPr>
-          <w:rFonts w:ascii="AppleGothic" w:hAnsi="AppleGothic" w:eastAsia="AppleGothic" w:cs="AppleGothic"/>
+          <w:rFonts w:ascii="Arial Unicode MS" w:hAnsi="Arial Unicode MS" w:eastAsia="Arial Unicode MS" w:cs="Arial Unicode MS"/>
           <w:color w:val="182433"/>
           <w:sz w:val="20"/>
         </w:rPr>
@@ -8682,7 +8715,7 @@
       </w:pPr>
       <w:r>
         <w:rPr>
-          <w:rFonts w:ascii="AppleGothic" w:hAnsi="AppleGothic" w:eastAsia="AppleGothic" w:cs="AppleGothic"/>
+          <w:rFonts w:ascii="Arial Unicode MS" w:hAnsi="Arial Unicode MS" w:eastAsia="Arial Unicode MS" w:cs="Arial Unicode MS"/>
           <w:color w:val="182433"/>
           <w:sz w:val="20"/>
         </w:rPr>
@@ -8696,7 +8729,7 @@
       </w:pPr>
       <w:r>
         <w:rPr>
-          <w:rFonts w:ascii="AppleGothic" w:hAnsi="AppleGothic" w:eastAsia="AppleGothic" w:cs="AppleGothic"/>
+          <w:rFonts w:ascii="Arial Unicode MS" w:hAnsi="Arial Unicode MS" w:eastAsia="Arial Unicode MS" w:cs="Arial Unicode MS"/>
           <w:color w:val="182433"/>
           <w:sz w:val="20"/>
         </w:rPr>
@@ -8710,7 +8743,7 @@
       </w:pPr>
       <w:r>
         <w:rPr>
-          <w:rFonts w:ascii="AppleGothic" w:hAnsi="AppleGothic" w:eastAsia="AppleGothic" w:cs="AppleGothic"/>
+          <w:rFonts w:ascii="Arial Unicode MS" w:hAnsi="Arial Unicode MS" w:eastAsia="Arial Unicode MS" w:cs="Arial Unicode MS"/>
           <w:color w:val="182433"/>
           <w:sz w:val="20"/>
         </w:rPr>
@@ -8724,7 +8757,7 @@
       </w:pPr>
       <w:r>
         <w:rPr>
-          <w:rFonts w:ascii="AppleGothic" w:hAnsi="AppleGothic" w:eastAsia="AppleGothic" w:cs="AppleGothic"/>
+          <w:rFonts w:ascii="Arial Unicode MS" w:hAnsi="Arial Unicode MS" w:eastAsia="Arial Unicode MS" w:cs="Arial Unicode MS"/>
           <w:color w:val="182433"/>
           <w:sz w:val="20"/>
         </w:rPr>
@@ -9142,7 +9175,7 @@
       <w:spacing w:after="120" w:line="278" w:lineRule="auto"/>
     </w:pPr>
     <w:rPr>
-      <w:rFonts w:ascii="AppleGothic" w:hAnsi="AppleGothic" w:eastAsia="AppleGothic" w:cs="AppleGothic"/>
+      <w:rFonts w:ascii="Arial Unicode MS" w:hAnsi="Arial Unicode MS" w:eastAsia="Arial Unicode MS" w:cs="Arial Unicode MS"/>
       <w:color w:val="182433"/>
       <w:sz w:val="20"/>
     </w:rPr>
@@ -9162,7 +9195,7 @@
       <w:spacing w:after="0" w:line="240" w:lineRule="auto"/>
     </w:pPr>
     <w:rPr>
-      <w:rFonts w:ascii="AppleGothic" w:hAnsi="AppleGothic" w:eastAsia="AppleGothic" w:cs="AppleGothic"/>
+      <w:rFonts w:ascii="Arial Unicode MS" w:hAnsi="Arial Unicode MS" w:eastAsia="Arial Unicode MS" w:cs="Arial Unicode MS"/>
     </w:rPr>
   </w:style>
   <w:style w:type="character" w:customStyle="1" w:styleId="HeaderChar">
@@ -9172,7 +9205,7 @@
     <w:uiPriority w:val="99"/>
     <w:rsid w:val="00E618BF"/>
     <w:rPr>
-      <w:rFonts w:ascii="Apple SD Gothic Neo" w:hAnsi="Apple SD Gothic Neo" w:eastAsia="Apple SD Gothic Neo" w:cs="Apple SD Gothic Neo"/>
+      <w:rFonts w:ascii="Arial Unicode MS" w:hAnsi="Arial Unicode MS" w:eastAsia="Arial Unicode MS" w:cs="Arial Unicode MS"/>
     </w:rPr>
   </w:style>
   <w:style w:type="paragraph" w:styleId="Footer">
@@ -9190,7 +9223,7 @@
       <w:spacing w:after="0" w:line="240" w:lineRule="auto"/>
     </w:pPr>
     <w:rPr>
-      <w:rFonts w:ascii="AppleGothic" w:hAnsi="AppleGothic" w:eastAsia="AppleGothic" w:cs="AppleGothic"/>
+      <w:rFonts w:ascii="Arial Unicode MS" w:hAnsi="Arial Unicode MS" w:eastAsia="Arial Unicode MS" w:cs="Arial Unicode MS"/>
     </w:rPr>
   </w:style>
   <w:style w:type="character" w:customStyle="1" w:styleId="FooterChar">
@@ -9200,7 +9233,7 @@
     <w:uiPriority w:val="99"/>
     <w:rsid w:val="00E618BF"/>
     <w:rPr>
-      <w:rFonts w:ascii="Apple SD Gothic Neo" w:hAnsi="Apple SD Gothic Neo" w:eastAsia="Apple SD Gothic Neo" w:cs="Apple SD Gothic Neo"/>
+      <w:rFonts w:ascii="Arial Unicode MS" w:hAnsi="Arial Unicode MS" w:eastAsia="Arial Unicode MS" w:cs="Arial Unicode MS"/>
     </w:rPr>
   </w:style>
   <w:style w:type="paragraph" w:styleId="Heading1">
@@ -9218,7 +9251,7 @@
       <w:outlineLvl w:val="0"/>
     </w:pPr>
     <w:rPr>
-      <w:rFonts w:ascii="AppleGothic" w:hAnsi="AppleGothic" w:eastAsia="AppleGothic" w:cs="AppleGothic"/>
+      <w:rFonts w:ascii="Arial Unicode MS" w:hAnsi="Arial Unicode MS" w:eastAsia="Arial Unicode MS" w:cs="Arial Unicode MS"/>
       <w:b/>
       <w:bCs/>
       <w:color w:val="000000"/>
@@ -9242,7 +9275,7 @@
       <w:outlineLvl w:val="1"/>
     </w:pPr>
     <w:rPr>
-      <w:rFonts w:ascii="AppleGothic" w:hAnsi="AppleGothic" w:eastAsia="AppleGothic" w:cs="AppleGothic"/>
+      <w:rFonts w:ascii="Arial Unicode MS" w:hAnsi="Arial Unicode MS" w:eastAsia="Arial Unicode MS" w:cs="Arial Unicode MS"/>
       <w:b/>
       <w:bCs/>
       <w:color w:val="000000"/>
@@ -9266,7 +9299,7 @@
       <w:outlineLvl w:val="2"/>
     </w:pPr>
     <w:rPr>
-      <w:rFonts w:ascii="AppleGothic" w:hAnsi="AppleGothic" w:eastAsia="AppleGothic" w:cs="AppleGothic"/>
+      <w:rFonts w:ascii="Arial Unicode MS" w:hAnsi="Arial Unicode MS" w:eastAsia="Arial Unicode MS" w:cs="Arial Unicode MS"/>
       <w:b/>
       <w:bCs/>
       <w:color w:val="000000"/>
@@ -9290,7 +9323,7 @@
       <w:outlineLvl w:val="3"/>
     </w:pPr>
     <w:rPr>
-      <w:rFonts w:ascii="AppleGothic" w:hAnsi="AppleGothic" w:eastAsia="AppleGothic" w:cs="AppleGothic"/>
+      <w:rFonts w:ascii="Arial Unicode MS" w:hAnsi="Arial Unicode MS" w:eastAsia="Arial Unicode MS" w:cs="Arial Unicode MS"/>
       <w:b/>
       <w:bCs/>
       <w:i/>
@@ -9315,7 +9348,7 @@
       <w:outlineLvl w:val="4"/>
     </w:pPr>
     <w:rPr>
-      <w:rFonts w:ascii="AppleGothic" w:hAnsi="AppleGothic" w:eastAsia="AppleGothic" w:cs="AppleGothic"/>
+      <w:rFonts w:ascii="Arial Unicode MS" w:hAnsi="Arial Unicode MS" w:eastAsia="Arial Unicode MS" w:cs="Arial Unicode MS"/>
       <w:color w:val="243F60" w:themeColor="accent1" w:themeShade="7F"/>
     </w:rPr>
   </w:style>
@@ -9336,7 +9369,7 @@
       <w:outlineLvl w:val="5"/>
     </w:pPr>
     <w:rPr>
-      <w:rFonts w:ascii="AppleGothic" w:hAnsi="AppleGothic" w:eastAsia="AppleGothic" w:cs="AppleGothic"/>
+      <w:rFonts w:ascii="Arial Unicode MS" w:hAnsi="Arial Unicode MS" w:eastAsia="Arial Unicode MS" w:cs="Arial Unicode MS"/>
       <w:i/>
       <w:iCs/>
       <w:color w:val="243F60" w:themeColor="accent1" w:themeShade="7F"/>
@@ -9359,7 +9392,7 @@
       <w:outlineLvl w:val="6"/>
     </w:pPr>
     <w:rPr>
-      <w:rFonts w:ascii="AppleGothic" w:hAnsi="AppleGothic" w:eastAsia="AppleGothic" w:cs="AppleGothic"/>
+      <w:rFonts w:ascii="Arial Unicode MS" w:hAnsi="Arial Unicode MS" w:eastAsia="Arial Unicode MS" w:cs="Arial Unicode MS"/>
       <w:i/>
       <w:iCs/>
       <w:color w:val="404040" w:themeColor="text1" w:themeTint="BF"/>
@@ -9382,7 +9415,7 @@
       <w:outlineLvl w:val="7"/>
     </w:pPr>
     <w:rPr>
-      <w:rFonts w:ascii="AppleGothic" w:hAnsi="AppleGothic" w:eastAsia="AppleGothic" w:cs="AppleGothic"/>
+      <w:rFonts w:ascii="Arial Unicode MS" w:hAnsi="Arial Unicode MS" w:eastAsia="Arial Unicode MS" w:cs="Arial Unicode MS"/>
       <w:color w:val="4F81BD" w:themeColor="accent1"/>
       <w:sz w:val="20"/>
       <w:szCs w:val="20"/>
@@ -9405,7 +9438,7 @@
       <w:outlineLvl w:val="8"/>
     </w:pPr>
     <w:rPr>
-      <w:rFonts w:ascii="AppleGothic" w:hAnsi="AppleGothic" w:eastAsia="AppleGothic" w:cs="AppleGothic"/>
+      <w:rFonts w:ascii="Arial Unicode MS" w:hAnsi="Arial Unicode MS" w:eastAsia="Arial Unicode MS" w:cs="Arial Unicode MS"/>
       <w:i/>
       <w:iCs/>
       <w:color w:val="404040" w:themeColor="text1" w:themeTint="BF"/>
@@ -9419,7 +9452,7 @@
     <w:semiHidden/>
     <w:unhideWhenUsed/>
     <w:rPr>
-      <w:rFonts w:ascii="Apple SD Gothic Neo" w:hAnsi="Apple SD Gothic Neo" w:eastAsia="Apple SD Gothic Neo" w:cs="Apple SD Gothic Neo"/>
+      <w:rFonts w:ascii="Arial Unicode MS" w:hAnsi="Arial Unicode MS" w:eastAsia="Arial Unicode MS" w:cs="Arial Unicode MS"/>
     </w:rPr>
   </w:style>
   <w:style w:type="table" w:default="1" w:styleId="TableNormal">
@@ -9428,7 +9461,7 @@
     <w:semiHidden/>
     <w:unhideWhenUsed/>
     <w:rPr>
-      <w:rFonts w:ascii="Apple SD Gothic Neo" w:hAnsi="Apple SD Gothic Neo" w:eastAsia="Apple SD Gothic Neo" w:cs="Apple SD Gothic Neo"/>
+      <w:rFonts w:ascii="Arial Unicode MS" w:hAnsi="Arial Unicode MS" w:eastAsia="Arial Unicode MS" w:cs="Arial Unicode MS"/>
     </w:rPr>
     <w:tblPr>
       <w:tblInd w:w="0" w:type="dxa"/>
@@ -9455,7 +9488,7 @@
       <w:spacing w:after="0" w:line="240" w:lineRule="auto"/>
     </w:pPr>
     <w:rPr>
-      <w:rFonts w:ascii="AppleGothic" w:hAnsi="AppleGothic" w:eastAsia="AppleGothic" w:cs="AppleGothic"/>
+      <w:rFonts w:ascii="Arial Unicode MS" w:hAnsi="Arial Unicode MS" w:eastAsia="Arial Unicode MS" w:cs="Arial Unicode MS"/>
     </w:rPr>
   </w:style>
   <w:style w:type="character" w:customStyle="1" w:styleId="Heading1Char">
@@ -9465,7 +9498,7 @@
     <w:uiPriority w:val="9"/>
     <w:rsid w:val="00FC693F"/>
     <w:rPr>
-      <w:rFonts w:asciiTheme="majorHAnsi" w:eastAsiaTheme="majorEastAsia" w:hAnsiTheme="majorHAnsi" w:cstheme="majorBidi" w:ascii="Apple SD Gothic Neo" w:hAnsi="Apple SD Gothic Neo" w:eastAsia="Apple SD Gothic Neo" w:cs="Apple SD Gothic Neo"/>
+      <w:rFonts w:asciiTheme="majorHAnsi" w:eastAsiaTheme="majorEastAsia" w:hAnsiTheme="majorHAnsi" w:cstheme="majorBidi" w:ascii="Arial Unicode MS" w:hAnsi="Arial Unicode MS" w:eastAsia="Arial Unicode MS" w:cs="Arial Unicode MS"/>
       <w:b/>
       <w:bCs/>
       <w:color w:val="365F91" w:themeColor="accent1" w:themeShade="BF"/>
@@ -9480,7 +9513,7 @@
     <w:uiPriority w:val="9"/>
     <w:rsid w:val="00FC693F"/>
     <w:rPr>
-      <w:rFonts w:asciiTheme="majorHAnsi" w:eastAsiaTheme="majorEastAsia" w:hAnsiTheme="majorHAnsi" w:cstheme="majorBidi" w:ascii="Apple SD Gothic Neo" w:hAnsi="Apple SD Gothic Neo" w:eastAsia="Apple SD Gothic Neo" w:cs="Apple SD Gothic Neo"/>
+      <w:rFonts w:asciiTheme="majorHAnsi" w:eastAsiaTheme="majorEastAsia" w:hAnsiTheme="majorHAnsi" w:cstheme="majorBidi" w:ascii="Arial Unicode MS" w:hAnsi="Arial Unicode MS" w:eastAsia="Arial Unicode MS" w:cs="Arial Unicode MS"/>
       <w:b/>
       <w:bCs/>
       <w:color w:val="4F81BD" w:themeColor="accent1"/>
@@ -9495,7 +9528,7 @@
     <w:uiPriority w:val="9"/>
     <w:rsid w:val="00FC693F"/>
     <w:rPr>
-      <w:rFonts w:asciiTheme="majorHAnsi" w:eastAsiaTheme="majorEastAsia" w:hAnsiTheme="majorHAnsi" w:cstheme="majorBidi" w:ascii="Apple SD Gothic Neo" w:hAnsi="Apple SD Gothic Neo" w:eastAsia="Apple SD Gothic Neo" w:cs="Apple SD Gothic Neo"/>
+      <w:rFonts w:asciiTheme="majorHAnsi" w:eastAsiaTheme="majorEastAsia" w:hAnsiTheme="majorHAnsi" w:cstheme="majorBidi" w:ascii="Arial Unicode MS" w:hAnsi="Arial Unicode MS" w:eastAsia="Arial Unicode MS" w:cs="Arial Unicode MS"/>
       <w:b/>
       <w:bCs/>
       <w:color w:val="4F81BD" w:themeColor="accent1"/>
@@ -9514,7 +9547,7 @@
       <w:contextualSpacing/>
     </w:pPr>
     <w:rPr>
-      <w:rFonts w:ascii="AppleGothic" w:hAnsi="AppleGothic" w:eastAsia="AppleGothic" w:cs="AppleGothic"/>
+      <w:rFonts w:ascii="Arial Unicode MS" w:hAnsi="Arial Unicode MS" w:eastAsia="Arial Unicode MS" w:cs="Arial Unicode MS"/>
       <w:b/>
       <w:color w:val="000000"/>
       <w:spacing w:val="5"/>
@@ -9530,7 +9563,7 @@
     <w:uiPriority w:val="10"/>
     <w:rsid w:val="00FC693F"/>
     <w:rPr>
-      <w:rFonts w:asciiTheme="majorHAnsi" w:eastAsiaTheme="majorEastAsia" w:hAnsiTheme="majorHAnsi" w:cstheme="majorBidi" w:ascii="Apple SD Gothic Neo" w:hAnsi="Apple SD Gothic Neo" w:eastAsia="Apple SD Gothic Neo" w:cs="Apple SD Gothic Neo"/>
+      <w:rFonts w:asciiTheme="majorHAnsi" w:eastAsiaTheme="majorEastAsia" w:hAnsiTheme="majorHAnsi" w:cstheme="majorBidi" w:ascii="Arial Unicode MS" w:hAnsi="Arial Unicode MS" w:eastAsia="Arial Unicode MS" w:cs="Arial Unicode MS"/>
       <w:color w:val="17365D" w:themeColor="text2" w:themeShade="BF"/>
       <w:spacing w:val="5"/>
       <w:kern w:val="28"/>
@@ -9552,7 +9585,7 @@
       </w:numPr>
     </w:pPr>
     <w:rPr>
-      <w:rFonts w:ascii="AppleGothic" w:hAnsi="AppleGothic" w:eastAsia="AppleGothic" w:cs="AppleGothic"/>
+      <w:rFonts w:ascii="Arial Unicode MS" w:hAnsi="Arial Unicode MS" w:eastAsia="Arial Unicode MS" w:cs="Arial Unicode MS"/>
       <w:i/>
       <w:iCs/>
       <w:color w:val="4F81BD" w:themeColor="accent1"/>
@@ -9568,7 +9601,7 @@
     <w:uiPriority w:val="11"/>
     <w:rsid w:val="00FC693F"/>
     <w:rPr>
-      <w:rFonts w:asciiTheme="majorHAnsi" w:eastAsiaTheme="majorEastAsia" w:hAnsiTheme="majorHAnsi" w:cstheme="majorBidi" w:ascii="Apple SD Gothic Neo" w:hAnsi="Apple SD Gothic Neo" w:eastAsia="Apple SD Gothic Neo" w:cs="Apple SD Gothic Neo"/>
+      <w:rFonts w:asciiTheme="majorHAnsi" w:eastAsiaTheme="majorEastAsia" w:hAnsiTheme="majorHAnsi" w:cstheme="majorBidi" w:ascii="Arial Unicode MS" w:hAnsi="Arial Unicode MS" w:eastAsia="Arial Unicode MS" w:cs="Arial Unicode MS"/>
       <w:i/>
       <w:iCs/>
       <w:color w:val="4F81BD" w:themeColor="accent1"/>
@@ -9588,7 +9621,7 @@
       <w:contextualSpacing/>
     </w:pPr>
     <w:rPr>
-      <w:rFonts w:ascii="AppleGothic" w:hAnsi="AppleGothic" w:eastAsia="AppleGothic" w:cs="AppleGothic"/>
+      <w:rFonts w:ascii="Arial Unicode MS" w:hAnsi="Arial Unicode MS" w:eastAsia="Arial Unicode MS" w:cs="Arial Unicode MS"/>
     </w:rPr>
   </w:style>
   <w:style w:type="paragraph" w:styleId="BodyText">
@@ -9602,7 +9635,7 @@
       <w:spacing w:after="120"/>
     </w:pPr>
     <w:rPr>
-      <w:rFonts w:ascii="AppleGothic" w:hAnsi="AppleGothic" w:eastAsia="AppleGothic" w:cs="AppleGothic"/>
+      <w:rFonts w:ascii="Arial Unicode MS" w:hAnsi="Arial Unicode MS" w:eastAsia="Arial Unicode MS" w:cs="Arial Unicode MS"/>
     </w:rPr>
   </w:style>
   <w:style w:type="character" w:customStyle="1" w:styleId="BodyTextChar">
@@ -9612,7 +9645,7 @@
     <w:uiPriority w:val="99"/>
     <w:rsid w:val="00AA1D8D"/>
     <w:rPr>
-      <w:rFonts w:ascii="Apple SD Gothic Neo" w:hAnsi="Apple SD Gothic Neo" w:eastAsia="Apple SD Gothic Neo" w:cs="Apple SD Gothic Neo"/>
+      <w:rFonts w:ascii="Arial Unicode MS" w:hAnsi="Arial Unicode MS" w:eastAsia="Arial Unicode MS" w:cs="Arial Unicode MS"/>
     </w:rPr>
   </w:style>
   <w:style w:type="paragraph" w:styleId="BodyText2">
@@ -9626,7 +9659,7 @@
       <w:spacing w:after="120" w:line="480" w:lineRule="auto"/>
     </w:pPr>
     <w:rPr>
-      <w:rFonts w:ascii="AppleGothic" w:hAnsi="AppleGothic" w:eastAsia="AppleGothic" w:cs="AppleGothic"/>
+      <w:rFonts w:ascii="Arial Unicode MS" w:hAnsi="Arial Unicode MS" w:eastAsia="Arial Unicode MS" w:cs="Arial Unicode MS"/>
     </w:rPr>
   </w:style>
   <w:style w:type="character" w:customStyle="1" w:styleId="BodyText2Char">
@@ -9636,7 +9669,7 @@
     <w:uiPriority w:val="99"/>
     <w:rsid w:val="00AA1D8D"/>
     <w:rPr>
-      <w:rFonts w:ascii="Apple SD Gothic Neo" w:hAnsi="Apple SD Gothic Neo" w:eastAsia="Apple SD Gothic Neo" w:cs="Apple SD Gothic Neo"/>
+      <w:rFonts w:ascii="Arial Unicode MS" w:hAnsi="Arial Unicode MS" w:eastAsia="Arial Unicode MS" w:cs="Arial Unicode MS"/>
     </w:rPr>
   </w:style>
   <w:style w:type="paragraph" w:styleId="BodyText3">
@@ -9650,7 +9683,7 @@
       <w:spacing w:after="120"/>
     </w:pPr>
     <w:rPr>
-      <w:rFonts w:ascii="AppleGothic" w:hAnsi="AppleGothic" w:eastAsia="AppleGothic" w:cs="AppleGothic"/>
+      <w:rFonts w:ascii="Arial Unicode MS" w:hAnsi="Arial Unicode MS" w:eastAsia="Arial Unicode MS" w:cs="Arial Unicode MS"/>
       <w:sz w:val="16"/>
       <w:szCs w:val="16"/>
     </w:rPr>
@@ -9662,7 +9695,7 @@
     <w:uiPriority w:val="99"/>
     <w:rsid w:val="00AA1D8D"/>
     <w:rPr>
-      <w:rFonts w:ascii="Apple SD Gothic Neo" w:hAnsi="Apple SD Gothic Neo" w:eastAsia="Apple SD Gothic Neo" w:cs="Apple SD Gothic Neo"/>
+      <w:rFonts w:ascii="Arial Unicode MS" w:hAnsi="Arial Unicode MS" w:eastAsia="Arial Unicode MS" w:cs="Arial Unicode MS"/>
       <w:sz w:val="16"/>
       <w:szCs w:val="16"/>
     </w:rPr>
@@ -9678,7 +9711,7 @@
       <w:contextualSpacing/>
     </w:pPr>
     <w:rPr>
-      <w:rFonts w:ascii="AppleGothic" w:hAnsi="AppleGothic" w:eastAsia="AppleGothic" w:cs="AppleGothic"/>
+      <w:rFonts w:ascii="Arial Unicode MS" w:hAnsi="Arial Unicode MS" w:eastAsia="Arial Unicode MS" w:cs="Arial Unicode MS"/>
     </w:rPr>
   </w:style>
   <w:style w:type="paragraph" w:styleId="List2">
@@ -9692,7 +9725,7 @@
       <w:contextualSpacing/>
     </w:pPr>
     <w:rPr>
-      <w:rFonts w:ascii="AppleGothic" w:hAnsi="AppleGothic" w:eastAsia="AppleGothic" w:cs="AppleGothic"/>
+      <w:rFonts w:ascii="Arial Unicode MS" w:hAnsi="Arial Unicode MS" w:eastAsia="Arial Unicode MS" w:cs="Arial Unicode MS"/>
     </w:rPr>
   </w:style>
   <w:style w:type="paragraph" w:styleId="List3">
@@ -9706,7 +9739,7 @@
       <w:contextualSpacing/>
     </w:pPr>
     <w:rPr>
-      <w:rFonts w:ascii="AppleGothic" w:hAnsi="AppleGothic" w:eastAsia="AppleGothic" w:cs="AppleGothic"/>
+      <w:rFonts w:ascii="Arial Unicode MS" w:hAnsi="Arial Unicode MS" w:eastAsia="Arial Unicode MS" w:cs="Arial Unicode MS"/>
     </w:rPr>
   </w:style>
   <w:style w:type="paragraph" w:styleId="ListBullet">
@@ -9722,7 +9755,7 @@
       <w:contextualSpacing/>
     </w:pPr>
     <w:rPr>
-      <w:rFonts w:ascii="AppleGothic" w:hAnsi="AppleGothic" w:eastAsia="AppleGothic" w:cs="AppleGothic"/>
+      <w:rFonts w:ascii="Arial Unicode MS" w:hAnsi="Arial Unicode MS" w:eastAsia="Arial Unicode MS" w:cs="Arial Unicode MS"/>
     </w:rPr>
   </w:style>
   <w:style w:type="paragraph" w:styleId="ListBullet2">
@@ -9738,7 +9771,7 @@
       <w:contextualSpacing/>
     </w:pPr>
     <w:rPr>
-      <w:rFonts w:ascii="AppleGothic" w:hAnsi="AppleGothic" w:eastAsia="AppleGothic" w:cs="AppleGothic"/>
+      <w:rFonts w:ascii="Arial Unicode MS" w:hAnsi="Arial Unicode MS" w:eastAsia="Arial Unicode MS" w:cs="Arial Unicode MS"/>
     </w:rPr>
   </w:style>
   <w:style w:type="paragraph" w:styleId="ListBullet3">
@@ -9754,7 +9787,7 @@
       <w:contextualSpacing/>
     </w:pPr>
     <w:rPr>
-      <w:rFonts w:ascii="AppleGothic" w:hAnsi="AppleGothic" w:eastAsia="AppleGothic" w:cs="AppleGothic"/>
+      <w:rFonts w:ascii="Arial Unicode MS" w:hAnsi="Arial Unicode MS" w:eastAsia="Arial Unicode MS" w:cs="Arial Unicode MS"/>
     </w:rPr>
   </w:style>
   <w:style w:type="paragraph" w:styleId="ListNumber">
@@ -9770,7 +9803,7 @@
       <w:contextualSpacing/>
     </w:pPr>
     <w:rPr>
-      <w:rFonts w:ascii="AppleGothic" w:hAnsi="AppleGothic" w:eastAsia="AppleGothic" w:cs="AppleGothic"/>
+      <w:rFonts w:ascii="Arial Unicode MS" w:hAnsi="Arial Unicode MS" w:eastAsia="Arial Unicode MS" w:cs="Arial Unicode MS"/>
     </w:rPr>
   </w:style>
   <w:style w:type="paragraph" w:styleId="ListNumber2">
@@ -9786,7 +9819,7 @@
       <w:contextualSpacing/>
     </w:pPr>
     <w:rPr>
-      <w:rFonts w:ascii="AppleGothic" w:hAnsi="AppleGothic" w:eastAsia="AppleGothic" w:cs="AppleGothic"/>
+      <w:rFonts w:ascii="Arial Unicode MS" w:hAnsi="Arial Unicode MS" w:eastAsia="Arial Unicode MS" w:cs="Arial Unicode MS"/>
     </w:rPr>
   </w:style>
   <w:style w:type="paragraph" w:styleId="ListNumber3">
@@ -9802,7 +9835,7 @@
       <w:contextualSpacing/>
     </w:pPr>
     <w:rPr>
-      <w:rFonts w:ascii="AppleGothic" w:hAnsi="AppleGothic" w:eastAsia="AppleGothic" w:cs="AppleGothic"/>
+      <w:rFonts w:ascii="Arial Unicode MS" w:hAnsi="Arial Unicode MS" w:eastAsia="Arial Unicode MS" w:cs="Arial Unicode MS"/>
     </w:rPr>
   </w:style>
   <w:style w:type="paragraph" w:styleId="ListContinue">
@@ -9817,7 +9850,7 @@
       <w:contextualSpacing/>
     </w:pPr>
     <w:rPr>
-      <w:rFonts w:ascii="AppleGothic" w:hAnsi="AppleGothic" w:eastAsia="AppleGothic" w:cs="AppleGothic"/>
+      <w:rFonts w:ascii="Arial Unicode MS" w:hAnsi="Arial Unicode MS" w:eastAsia="Arial Unicode MS" w:cs="Arial Unicode MS"/>
     </w:rPr>
   </w:style>
   <w:style w:type="paragraph" w:styleId="ListContinue2">
@@ -9832,7 +9865,7 @@
       <w:contextualSpacing/>
     </w:pPr>
     <w:rPr>
-      <w:rFonts w:ascii="AppleGothic" w:hAnsi="AppleGothic" w:eastAsia="AppleGothic" w:cs="AppleGothic"/>
+      <w:rFonts w:ascii="Arial Unicode MS" w:hAnsi="Arial Unicode MS" w:eastAsia="Arial Unicode MS" w:cs="Arial Unicode MS"/>
     </w:rPr>
   </w:style>
   <w:style w:type="paragraph" w:styleId="ListContinue3">
@@ -9847,7 +9880,7 @@
       <w:contextualSpacing/>
     </w:pPr>
     <w:rPr>
-      <w:rFonts w:ascii="AppleGothic" w:hAnsi="AppleGothic" w:eastAsia="AppleGothic" w:cs="AppleGothic"/>
+      <w:rFonts w:ascii="Arial Unicode MS" w:hAnsi="Arial Unicode MS" w:eastAsia="Arial Unicode MS" w:cs="Arial Unicode MS"/>
     </w:rPr>
   </w:style>
   <w:style w:type="paragraph" w:styleId="MacroText">
@@ -9868,7 +9901,7 @@
       </w:tabs>
     </w:pPr>
     <w:rPr>
-      <w:rFonts w:ascii="AppleGothic" w:hAnsi="AppleGothic" w:eastAsia="AppleGothic" w:cs="AppleGothic"/>
+      <w:rFonts w:ascii="Arial Unicode MS" w:hAnsi="Arial Unicode MS" w:eastAsia="Arial Unicode MS" w:cs="Arial Unicode MS"/>
       <w:sz w:val="20"/>
       <w:szCs w:val="20"/>
     </w:rPr>
@@ -9880,7 +9913,7 @@
     <w:uiPriority w:val="99"/>
     <w:rsid w:val="0029639D"/>
     <w:rPr>
-      <w:rFonts w:ascii="Apple SD Gothic Neo" w:hAnsi="Apple SD Gothic Neo" w:eastAsia="Apple SD Gothic Neo" w:cs="Apple SD Gothic Neo"/>
+      <w:rFonts w:ascii="Arial Unicode MS" w:hAnsi="Arial Unicode MS" w:eastAsia="Arial Unicode MS" w:cs="Arial Unicode MS"/>
       <w:sz w:val="20"/>
       <w:szCs w:val="20"/>
     </w:rPr>
@@ -9894,7 +9927,7 @@
     <w:qFormat/>
     <w:rsid w:val="00FC693F"/>
     <w:rPr>
-      <w:rFonts w:ascii="AppleGothic" w:hAnsi="AppleGothic" w:eastAsia="AppleGothic" w:cs="AppleGothic"/>
+      <w:rFonts w:ascii="Arial Unicode MS" w:hAnsi="Arial Unicode MS" w:eastAsia="Arial Unicode MS" w:cs="Arial Unicode MS"/>
       <w:i/>
       <w:iCs/>
       <w:color w:val="000000" w:themeColor="text1"/>
@@ -9907,7 +9940,7 @@
     <w:uiPriority w:val="29"/>
     <w:rsid w:val="00FC693F"/>
     <w:rPr>
-      <w:rFonts w:ascii="Apple SD Gothic Neo" w:hAnsi="Apple SD Gothic Neo" w:eastAsia="Apple SD Gothic Neo" w:cs="Apple SD Gothic Neo"/>
+      <w:rFonts w:ascii="Arial Unicode MS" w:hAnsi="Arial Unicode MS" w:eastAsia="Arial Unicode MS" w:cs="Arial Unicode MS"/>
       <w:i/>
       <w:iCs/>
       <w:color w:val="000000" w:themeColor="text1"/>
@@ -9921,7 +9954,7 @@
     <w:semiHidden/>
     <w:rsid w:val="00FC693F"/>
     <w:rPr>
-      <w:rFonts w:asciiTheme="majorHAnsi" w:eastAsiaTheme="majorEastAsia" w:hAnsiTheme="majorHAnsi" w:cstheme="majorBidi" w:ascii="Apple SD Gothic Neo" w:hAnsi="Apple SD Gothic Neo" w:eastAsia="Apple SD Gothic Neo" w:cs="Apple SD Gothic Neo"/>
+      <w:rFonts w:asciiTheme="majorHAnsi" w:eastAsiaTheme="majorEastAsia" w:hAnsiTheme="majorHAnsi" w:cstheme="majorBidi" w:ascii="Arial Unicode MS" w:hAnsi="Arial Unicode MS" w:eastAsia="Arial Unicode MS" w:cs="Arial Unicode MS"/>
       <w:b/>
       <w:bCs/>
       <w:i/>
@@ -9937,7 +9970,7 @@
     <w:semiHidden/>
     <w:rsid w:val="00FC693F"/>
     <w:rPr>
-      <w:rFonts w:asciiTheme="majorHAnsi" w:eastAsiaTheme="majorEastAsia" w:hAnsiTheme="majorHAnsi" w:cstheme="majorBidi" w:ascii="Apple SD Gothic Neo" w:hAnsi="Apple SD Gothic Neo" w:eastAsia="Apple SD Gothic Neo" w:cs="Apple SD Gothic Neo"/>
+      <w:rFonts w:asciiTheme="majorHAnsi" w:eastAsiaTheme="majorEastAsia" w:hAnsiTheme="majorHAnsi" w:cstheme="majorBidi" w:ascii="Arial Unicode MS" w:hAnsi="Arial Unicode MS" w:eastAsia="Arial Unicode MS" w:cs="Arial Unicode MS"/>
       <w:color w:val="243F60" w:themeColor="accent1" w:themeShade="7F"/>
     </w:rPr>
   </w:style>
@@ -9949,7 +9982,7 @@
     <w:semiHidden/>
     <w:rsid w:val="00FC693F"/>
     <w:rPr>
-      <w:rFonts w:asciiTheme="majorHAnsi" w:eastAsiaTheme="majorEastAsia" w:hAnsiTheme="majorHAnsi" w:cstheme="majorBidi" w:ascii="Apple SD Gothic Neo" w:hAnsi="Apple SD Gothic Neo" w:eastAsia="Apple SD Gothic Neo" w:cs="Apple SD Gothic Neo"/>
+      <w:rFonts w:asciiTheme="majorHAnsi" w:eastAsiaTheme="majorEastAsia" w:hAnsiTheme="majorHAnsi" w:cstheme="majorBidi" w:ascii="Arial Unicode MS" w:hAnsi="Arial Unicode MS" w:eastAsia="Arial Unicode MS" w:cs="Arial Unicode MS"/>
       <w:i/>
       <w:iCs/>
       <w:color w:val="243F60" w:themeColor="accent1" w:themeShade="7F"/>
@@ -9963,7 +9996,7 @@
     <w:semiHidden/>
     <w:rsid w:val="00FC693F"/>
     <w:rPr>
-      <w:rFonts w:asciiTheme="majorHAnsi" w:eastAsiaTheme="majorEastAsia" w:hAnsiTheme="majorHAnsi" w:cstheme="majorBidi" w:ascii="Apple SD Gothic Neo" w:hAnsi="Apple SD Gothic Neo" w:eastAsia="Apple SD Gothic Neo" w:cs="Apple SD Gothic Neo"/>
+      <w:rFonts w:asciiTheme="majorHAnsi" w:eastAsiaTheme="majorEastAsia" w:hAnsiTheme="majorHAnsi" w:cstheme="majorBidi" w:ascii="Arial Unicode MS" w:hAnsi="Arial Unicode MS" w:eastAsia="Arial Unicode MS" w:cs="Arial Unicode MS"/>
       <w:i/>
       <w:iCs/>
       <w:color w:val="404040" w:themeColor="text1" w:themeTint="BF"/>
@@ -9977,7 +10010,7 @@
     <w:semiHidden/>
     <w:rsid w:val="00FC693F"/>
     <w:rPr>
-      <w:rFonts w:asciiTheme="majorHAnsi" w:eastAsiaTheme="majorEastAsia" w:hAnsiTheme="majorHAnsi" w:cstheme="majorBidi" w:ascii="Apple SD Gothic Neo" w:hAnsi="Apple SD Gothic Neo" w:eastAsia="Apple SD Gothic Neo" w:cs="Apple SD Gothic Neo"/>
+      <w:rFonts w:asciiTheme="majorHAnsi" w:eastAsiaTheme="majorEastAsia" w:hAnsiTheme="majorHAnsi" w:cstheme="majorBidi" w:ascii="Arial Unicode MS" w:hAnsi="Arial Unicode MS" w:eastAsia="Arial Unicode MS" w:cs="Arial Unicode MS"/>
       <w:color w:val="4F81BD" w:themeColor="accent1"/>
       <w:sz w:val="20"/>
       <w:szCs w:val="20"/>
@@ -9991,7 +10024,7 @@
     <w:semiHidden/>
     <w:rsid w:val="00FC693F"/>
     <w:rPr>
-      <w:rFonts w:asciiTheme="majorHAnsi" w:eastAsiaTheme="majorEastAsia" w:hAnsiTheme="majorHAnsi" w:cstheme="majorBidi" w:ascii="Apple SD Gothic Neo" w:hAnsi="Apple SD Gothic Neo" w:eastAsia="Apple SD Gothic Neo" w:cs="Apple SD Gothic Neo"/>
+      <w:rFonts w:asciiTheme="majorHAnsi" w:eastAsiaTheme="majorEastAsia" w:hAnsiTheme="majorHAnsi" w:cstheme="majorBidi" w:ascii="Arial Unicode MS" w:hAnsi="Arial Unicode MS" w:eastAsia="Arial Unicode MS" w:cs="Arial Unicode MS"/>
       <w:i/>
       <w:iCs/>
       <w:color w:val="404040" w:themeColor="text1" w:themeTint="BF"/>
@@ -10012,7 +10045,7 @@
       <w:spacing w:line="240" w:lineRule="auto"/>
     </w:pPr>
     <w:rPr>
-      <w:rFonts w:ascii="AppleGothic" w:hAnsi="AppleGothic" w:eastAsia="AppleGothic" w:cs="AppleGothic"/>
+      <w:rFonts w:ascii="Arial Unicode MS" w:hAnsi="Arial Unicode MS" w:eastAsia="Arial Unicode MS" w:cs="Arial Unicode MS"/>
       <w:b/>
       <w:bCs/>
       <w:color w:val="4F81BD" w:themeColor="accent1"/>
@@ -10027,7 +10060,7 @@
     <w:qFormat/>
     <w:rsid w:val="00FC693F"/>
     <w:rPr>
-      <w:rFonts w:ascii="Apple SD Gothic Neo" w:hAnsi="Apple SD Gothic Neo" w:eastAsia="Apple SD Gothic Neo" w:cs="Apple SD Gothic Neo"/>
+      <w:rFonts w:ascii="Arial Unicode MS" w:hAnsi="Arial Unicode MS" w:eastAsia="Arial Unicode MS" w:cs="Arial Unicode MS"/>
       <w:b/>
       <w:bCs/>
     </w:rPr>
@@ -10039,7 +10072,7 @@
     <w:qFormat/>
     <w:rsid w:val="00FC693F"/>
     <w:rPr>
-      <w:rFonts w:ascii="Apple SD Gothic Neo" w:hAnsi="Apple SD Gothic Neo" w:eastAsia="Apple SD Gothic Neo" w:cs="Apple SD Gothic Neo"/>
+      <w:rFonts w:ascii="Arial Unicode MS" w:hAnsi="Arial Unicode MS" w:eastAsia="Arial Unicode MS" w:cs="Arial Unicode MS"/>
       <w:i/>
       <w:iCs/>
     </w:rPr>
@@ -10060,7 +10093,7 @@
       <w:ind w:left="936" w:right="936"/>
     </w:pPr>
     <w:rPr>
-      <w:rFonts w:ascii="AppleGothic" w:hAnsi="AppleGothic" w:eastAsia="AppleGothic" w:cs="AppleGothic"/>
+      <w:rFonts w:ascii="Arial Unicode MS" w:hAnsi="Arial Unicode MS" w:eastAsia="Arial Unicode MS" w:cs="Arial Unicode MS"/>
       <w:b/>
       <w:bCs/>
       <w:i/>
@@ -10075,7 +10108,7 @@
     <w:uiPriority w:val="30"/>
     <w:rsid w:val="00FC693F"/>
     <w:rPr>
-      <w:rFonts w:ascii="Apple SD Gothic Neo" w:hAnsi="Apple SD Gothic Neo" w:eastAsia="Apple SD Gothic Neo" w:cs="Apple SD Gothic Neo"/>
+      <w:rFonts w:ascii="Arial Unicode MS" w:hAnsi="Arial Unicode MS" w:eastAsia="Arial Unicode MS" w:cs="Arial Unicode MS"/>
       <w:b/>
       <w:bCs/>
       <w:i/>
@@ -10090,7 +10123,7 @@
     <w:qFormat/>
     <w:rsid w:val="00FC693F"/>
     <w:rPr>
-      <w:rFonts w:ascii="Apple SD Gothic Neo" w:hAnsi="Apple SD Gothic Neo" w:eastAsia="Apple SD Gothic Neo" w:cs="Apple SD Gothic Neo"/>
+      <w:rFonts w:ascii="Arial Unicode MS" w:hAnsi="Arial Unicode MS" w:eastAsia="Arial Unicode MS" w:cs="Arial Unicode MS"/>
       <w:i/>
       <w:iCs/>
       <w:color w:val="808080" w:themeColor="text1" w:themeTint="7F"/>
@@ -10103,7 +10136,7 @@
     <w:qFormat/>
     <w:rsid w:val="00FC693F"/>
     <w:rPr>
-      <w:rFonts w:ascii="Apple SD Gothic Neo" w:hAnsi="Apple SD Gothic Neo" w:eastAsia="Apple SD Gothic Neo" w:cs="Apple SD Gothic Neo"/>
+      <w:rFonts w:ascii="Arial Unicode MS" w:hAnsi="Arial Unicode MS" w:eastAsia="Arial Unicode MS" w:cs="Arial Unicode MS"/>
       <w:b/>
       <w:bCs/>
       <w:i/>
@@ -10118,7 +10151,7 @@
     <w:qFormat/>
     <w:rsid w:val="00FC693F"/>
     <w:rPr>
-      <w:rFonts w:ascii="Apple SD Gothic Neo" w:hAnsi="Apple SD Gothic Neo" w:eastAsia="Apple SD Gothic Neo" w:cs="Apple SD Gothic Neo"/>
+      <w:rFonts w:ascii="Arial Unicode MS" w:hAnsi="Arial Unicode MS" w:eastAsia="Arial Unicode MS" w:cs="Arial Unicode MS"/>
       <w:smallCaps/>
       <w:color w:val="C0504D" w:themeColor="accent2"/>
       <w:u w:val="single"/>
@@ -10131,7 +10164,7 @@
     <w:qFormat/>
     <w:rsid w:val="00FC693F"/>
     <w:rPr>
-      <w:rFonts w:ascii="Apple SD Gothic Neo" w:hAnsi="Apple SD Gothic Neo" w:eastAsia="Apple SD Gothic Neo" w:cs="Apple SD Gothic Neo"/>
+      <w:rFonts w:ascii="Arial Unicode MS" w:hAnsi="Arial Unicode MS" w:eastAsia="Arial Unicode MS" w:cs="Arial Unicode MS"/>
       <w:b/>
       <w:bCs/>
       <w:smallCaps/>
@@ -10147,7 +10180,7 @@
     <w:qFormat/>
     <w:rsid w:val="00FC693F"/>
     <w:rPr>
-      <w:rFonts w:ascii="Apple SD Gothic Neo" w:hAnsi="Apple SD Gothic Neo" w:eastAsia="Apple SD Gothic Neo" w:cs="Apple SD Gothic Neo"/>
+      <w:rFonts w:ascii="Arial Unicode MS" w:hAnsi="Arial Unicode MS" w:eastAsia="Arial Unicode MS" w:cs="Arial Unicode MS"/>
       <w:b/>
       <w:bCs/>
       <w:smallCaps/>
@@ -10167,7 +10200,7 @@
       <w:outlineLvl w:val="9"/>
     </w:pPr>
     <w:rPr>
-      <w:rFonts w:ascii="AppleGothic" w:hAnsi="AppleGothic" w:eastAsia="AppleGothic" w:cs="AppleGothic"/>
+      <w:rFonts w:ascii="Arial Unicode MS" w:hAnsi="Arial Unicode MS" w:eastAsia="Arial Unicode MS" w:cs="Arial Unicode MS"/>
     </w:rPr>
   </w:style>
   <w:style w:type="table" w:styleId="TableGrid">
@@ -10179,7 +10212,7 @@
       <w:spacing w:after="0" w:line="240" w:lineRule="auto"/>
     </w:pPr>
     <w:rPr>
-      <w:rFonts w:ascii="Apple SD Gothic Neo" w:hAnsi="Apple SD Gothic Neo" w:eastAsia="Apple SD Gothic Neo" w:cs="Apple SD Gothic Neo"/>
+      <w:rFonts w:ascii="Arial Unicode MS" w:hAnsi="Arial Unicode MS" w:eastAsia="Arial Unicode MS" w:cs="Arial Unicode MS"/>
     </w:rPr>
     <w:tblPr>
       <w:tblInd w:w="0" w:type="dxa"/>
@@ -10208,7 +10241,7 @@
       <w:spacing w:after="0" w:line="240" w:lineRule="auto"/>
     </w:pPr>
     <w:rPr>
-      <w:rFonts w:ascii="Apple SD Gothic Neo" w:hAnsi="Apple SD Gothic Neo" w:eastAsia="Apple SD Gothic Neo" w:cs="Apple SD Gothic Neo"/>
+      <w:rFonts w:ascii="Arial Unicode MS" w:hAnsi="Arial Unicode MS" w:eastAsia="Arial Unicode MS" w:cs="Arial Unicode MS"/>
       <w:color w:val="000000" w:themeColor="text1" w:themeShade="BF"/>
     </w:rPr>
     <w:tblPr>
@@ -10312,7 +10345,7 @@
       <w:spacing w:after="0" w:line="240" w:lineRule="auto"/>
     </w:pPr>
     <w:rPr>
-      <w:rFonts w:ascii="Apple SD Gothic Neo" w:hAnsi="Apple SD Gothic Neo" w:eastAsia="Apple SD Gothic Neo" w:cs="Apple SD Gothic Neo"/>
+      <w:rFonts w:ascii="Arial Unicode MS" w:hAnsi="Arial Unicode MS" w:eastAsia="Arial Unicode MS" w:cs="Arial Unicode MS"/>
       <w:color w:val="365F91" w:themeColor="accent1" w:themeShade="BF"/>
     </w:rPr>
     <w:tblPr>
@@ -10416,7 +10449,7 @@
       <w:spacing w:after="0" w:line="240" w:lineRule="auto"/>
     </w:pPr>
     <w:rPr>
-      <w:rFonts w:ascii="Apple SD Gothic Neo" w:hAnsi="Apple SD Gothic Neo" w:eastAsia="Apple SD Gothic Neo" w:cs="Apple SD Gothic Neo"/>
+      <w:rFonts w:ascii="Arial Unicode MS" w:hAnsi="Arial Unicode MS" w:eastAsia="Arial Unicode MS" w:cs="Arial Unicode MS"/>
       <w:color w:val="943634" w:themeColor="accent2" w:themeShade="BF"/>
     </w:rPr>
     <w:tblPr>
@@ -10520,7 +10553,7 @@
       <w:spacing w:after="0" w:line="240" w:lineRule="auto"/>
     </w:pPr>
     <w:rPr>
-      <w:rFonts w:ascii="Apple SD Gothic Neo" w:hAnsi="Apple SD Gothic Neo" w:eastAsia="Apple SD Gothic Neo" w:cs="Apple SD Gothic Neo"/>
+      <w:rFonts w:ascii="Arial Unicode MS" w:hAnsi="Arial Unicode MS" w:eastAsia="Arial Unicode MS" w:cs="Arial Unicode MS"/>
       <w:color w:val="76923C" w:themeColor="accent3" w:themeShade="BF"/>
     </w:rPr>
     <w:tblPr>
@@ -10624,7 +10657,7 @@
       <w:spacing w:after="0" w:line="240" w:lineRule="auto"/>
     </w:pPr>
     <w:rPr>
-      <w:rFonts w:ascii="Apple SD Gothic Neo" w:hAnsi="Apple SD Gothic Neo" w:eastAsia="Apple SD Gothic Neo" w:cs="Apple SD Gothic Neo"/>
+      <w:rFonts w:ascii="Arial Unicode MS" w:hAnsi="Arial Unicode MS" w:eastAsia="Arial Unicode MS" w:cs="Arial Unicode MS"/>
       <w:color w:val="5F497A" w:themeColor="accent4" w:themeShade="BF"/>
     </w:rPr>
     <w:tblPr>
@@ -10728,7 +10761,7 @@
       <w:spacing w:after="0" w:line="240" w:lineRule="auto"/>
     </w:pPr>
     <w:rPr>
-      <w:rFonts w:ascii="Apple SD Gothic Neo" w:hAnsi="Apple SD Gothic Neo" w:eastAsia="Apple SD Gothic Neo" w:cs="Apple SD Gothic Neo"/>
+      <w:rFonts w:ascii="Arial Unicode MS" w:hAnsi="Arial Unicode MS" w:eastAsia="Arial Unicode MS" w:cs="Arial Unicode MS"/>
       <w:color w:val="31849B" w:themeColor="accent5" w:themeShade="BF"/>
     </w:rPr>
     <w:tblPr>
@@ -10832,7 +10865,7 @@
       <w:spacing w:after="0" w:line="240" w:lineRule="auto"/>
     </w:pPr>
     <w:rPr>
-      <w:rFonts w:ascii="Apple SD Gothic Neo" w:hAnsi="Apple SD Gothic Neo" w:eastAsia="Apple SD Gothic Neo" w:cs="Apple SD Gothic Neo"/>
+      <w:rFonts w:ascii="Arial Unicode MS" w:hAnsi="Arial Unicode MS" w:eastAsia="Arial Unicode MS" w:cs="Arial Unicode MS"/>
       <w:color w:val="E36C0A" w:themeColor="accent6" w:themeShade="BF"/>
     </w:rPr>
     <w:tblPr>
@@ -10936,7 +10969,7 @@
       <w:spacing w:after="0" w:line="240" w:lineRule="auto"/>
     </w:pPr>
     <w:rPr>
-      <w:rFonts w:ascii="Apple SD Gothic Neo" w:hAnsi="Apple SD Gothic Neo" w:eastAsia="Apple SD Gothic Neo" w:cs="Apple SD Gothic Neo"/>
+      <w:rFonts w:ascii="Arial Unicode MS" w:hAnsi="Arial Unicode MS" w:eastAsia="Arial Unicode MS" w:cs="Arial Unicode MS"/>
     </w:rPr>
     <w:tblPr>
       <w:tblStyleRowBandSize w:val="1"/>
@@ -11031,7 +11064,7 @@
       <w:spacing w:after="0" w:line="240" w:lineRule="auto"/>
     </w:pPr>
     <w:rPr>
-      <w:rFonts w:ascii="Apple SD Gothic Neo" w:hAnsi="Apple SD Gothic Neo" w:eastAsia="Apple SD Gothic Neo" w:cs="Apple SD Gothic Neo"/>
+      <w:rFonts w:ascii="Arial Unicode MS" w:hAnsi="Arial Unicode MS" w:eastAsia="Arial Unicode MS" w:cs="Arial Unicode MS"/>
     </w:rPr>
     <w:tblPr>
       <w:tblStyleRowBandSize w:val="1"/>
@@ -11126,7 +11159,7 @@
       <w:spacing w:after="0" w:line="240" w:lineRule="auto"/>
     </w:pPr>
     <w:rPr>
-      <w:rFonts w:ascii="Apple SD Gothic Neo" w:hAnsi="Apple SD Gothic Neo" w:eastAsia="Apple SD Gothic Neo" w:cs="Apple SD Gothic Neo"/>
+      <w:rFonts w:ascii="Arial Unicode MS" w:hAnsi="Arial Unicode MS" w:eastAsia="Arial Unicode MS" w:cs="Arial Unicode MS"/>
     </w:rPr>
     <w:tblPr>
       <w:tblStyleRowBandSize w:val="1"/>
@@ -11221,7 +11254,7 @@
       <w:spacing w:after="0" w:line="240" w:lineRule="auto"/>
     </w:pPr>
     <w:rPr>
-      <w:rFonts w:ascii="Apple SD Gothic Neo" w:hAnsi="Apple SD Gothic Neo" w:eastAsia="Apple SD Gothic Neo" w:cs="Apple SD Gothic Neo"/>
+      <w:rFonts w:ascii="Arial Unicode MS" w:hAnsi="Arial Unicode MS" w:eastAsia="Arial Unicode MS" w:cs="Arial Unicode MS"/>
     </w:rPr>
     <w:tblPr>
       <w:tblStyleRowBandSize w:val="1"/>
@@ -11316,7 +11349,7 @@
       <w:spacing w:after="0" w:line="240" w:lineRule="auto"/>
     </w:pPr>
     <w:rPr>
-      <w:rFonts w:ascii="Apple SD Gothic Neo" w:hAnsi="Apple SD Gothic Neo" w:eastAsia="Apple SD Gothic Neo" w:cs="Apple SD Gothic Neo"/>
+      <w:rFonts w:ascii="Arial Unicode MS" w:hAnsi="Arial Unicode MS" w:eastAsia="Arial Unicode MS" w:cs="Arial Unicode MS"/>
     </w:rPr>
     <w:tblPr>
       <w:tblStyleRowBandSize w:val="1"/>
@@ -11411,7 +11444,7 @@
       <w:spacing w:after="0" w:line="240" w:lineRule="auto"/>
     </w:pPr>
     <w:rPr>
-      <w:rFonts w:ascii="Apple SD Gothic Neo" w:hAnsi="Apple SD Gothic Neo" w:eastAsia="Apple SD Gothic Neo" w:cs="Apple SD Gothic Neo"/>
+      <w:rFonts w:ascii="Arial Unicode MS" w:hAnsi="Arial Unicode MS" w:eastAsia="Arial Unicode MS" w:cs="Arial Unicode MS"/>
     </w:rPr>
     <w:tblPr>
       <w:tblStyleRowBandSize w:val="1"/>
@@ -11506,7 +11539,7 @@
       <w:spacing w:after="0" w:line="240" w:lineRule="auto"/>
     </w:pPr>
     <w:rPr>
-      <w:rFonts w:ascii="Apple SD Gothic Neo" w:hAnsi="Apple SD Gothic Neo" w:eastAsia="Apple SD Gothic Neo" w:cs="Apple SD Gothic Neo"/>
+      <w:rFonts w:ascii="Arial Unicode MS" w:hAnsi="Arial Unicode MS" w:eastAsia="Arial Unicode MS" w:cs="Arial Unicode MS"/>
     </w:rPr>
     <w:tblPr>
       <w:tblStyleRowBandSize w:val="1"/>
@@ -11601,7 +11634,7 @@
       <w:spacing w:after="0" w:line="240" w:lineRule="auto"/>
     </w:pPr>
     <w:rPr>
-      <w:rFonts w:ascii="Apple SD Gothic Neo" w:hAnsi="Apple SD Gothic Neo" w:eastAsia="Apple SD Gothic Neo" w:cs="Apple SD Gothic Neo"/>
+      <w:rFonts w:ascii="Arial Unicode MS" w:hAnsi="Arial Unicode MS" w:eastAsia="Arial Unicode MS" w:cs="Arial Unicode MS"/>
     </w:rPr>
     <w:tblPr>
       <w:tblStyleRowBandSize w:val="1"/>
@@ -11734,7 +11767,7 @@
       <w:spacing w:after="0" w:line="240" w:lineRule="auto"/>
     </w:pPr>
     <w:rPr>
-      <w:rFonts w:ascii="Apple SD Gothic Neo" w:hAnsi="Apple SD Gothic Neo" w:eastAsia="Apple SD Gothic Neo" w:cs="Apple SD Gothic Neo"/>
+      <w:rFonts w:ascii="Arial Unicode MS" w:hAnsi="Arial Unicode MS" w:eastAsia="Arial Unicode MS" w:cs="Arial Unicode MS"/>
     </w:rPr>
     <w:tblPr>
       <w:tblStyleRowBandSize w:val="1"/>
@@ -11867,7 +11900,7 @@
       <w:spacing w:after="0" w:line="240" w:lineRule="auto"/>
     </w:pPr>
     <w:rPr>
-      <w:rFonts w:ascii="Apple SD Gothic Neo" w:hAnsi="Apple SD Gothic Neo" w:eastAsia="Apple SD Gothic Neo" w:cs="Apple SD Gothic Neo"/>
+      <w:rFonts w:ascii="Arial Unicode MS" w:hAnsi="Arial Unicode MS" w:eastAsia="Arial Unicode MS" w:cs="Arial Unicode MS"/>
     </w:rPr>
     <w:tblPr>
       <w:tblStyleRowBandSize w:val="1"/>
@@ -12000,7 +12033,7 @@
       <w:spacing w:after="0" w:line="240" w:lineRule="auto"/>
     </w:pPr>
     <w:rPr>
-      <w:rFonts w:ascii="Apple SD Gothic Neo" w:hAnsi="Apple SD Gothic Neo" w:eastAsia="Apple SD Gothic Neo" w:cs="Apple SD Gothic Neo"/>
+      <w:rFonts w:ascii="Arial Unicode MS" w:hAnsi="Arial Unicode MS" w:eastAsia="Arial Unicode MS" w:cs="Arial Unicode MS"/>
     </w:rPr>
     <w:tblPr>
       <w:tblStyleRowBandSize w:val="1"/>
@@ -12133,7 +12166,7 @@
       <w:spacing w:after="0" w:line="240" w:lineRule="auto"/>
     </w:pPr>
     <w:rPr>
-      <w:rFonts w:ascii="Apple SD Gothic Neo" w:hAnsi="Apple SD Gothic Neo" w:eastAsia="Apple SD Gothic Neo" w:cs="Apple SD Gothic Neo"/>
+      <w:rFonts w:ascii="Arial Unicode MS" w:hAnsi="Arial Unicode MS" w:eastAsia="Arial Unicode MS" w:cs="Arial Unicode MS"/>
     </w:rPr>
     <w:tblPr>
       <w:tblStyleRowBandSize w:val="1"/>
@@ -12266,7 +12299,7 @@
       <w:spacing w:after="0" w:line="240" w:lineRule="auto"/>
     </w:pPr>
     <w:rPr>
-      <w:rFonts w:ascii="Apple SD Gothic Neo" w:hAnsi="Apple SD Gothic Neo" w:eastAsia="Apple SD Gothic Neo" w:cs="Apple SD Gothic Neo"/>
+      <w:rFonts w:ascii="Arial Unicode MS" w:hAnsi="Arial Unicode MS" w:eastAsia="Arial Unicode MS" w:cs="Arial Unicode MS"/>
     </w:rPr>
     <w:tblPr>
       <w:tblStyleRowBandSize w:val="1"/>
@@ -12399,7 +12432,7 @@
       <w:spacing w:after="0" w:line="240" w:lineRule="auto"/>
     </w:pPr>
     <w:rPr>
-      <w:rFonts w:ascii="Apple SD Gothic Neo" w:hAnsi="Apple SD Gothic Neo" w:eastAsia="Apple SD Gothic Neo" w:cs="Apple SD Gothic Neo"/>
+      <w:rFonts w:ascii="Arial Unicode MS" w:hAnsi="Arial Unicode MS" w:eastAsia="Arial Unicode MS" w:cs="Arial Unicode MS"/>
     </w:rPr>
     <w:tblPr>
       <w:tblStyleRowBandSize w:val="1"/>
@@ -12532,7 +12565,7 @@
       <w:spacing w:after="0" w:line="240" w:lineRule="auto"/>
     </w:pPr>
     <w:rPr>
-      <w:rFonts w:ascii="Apple SD Gothic Neo" w:hAnsi="Apple SD Gothic Neo" w:eastAsia="Apple SD Gothic Neo" w:cs="Apple SD Gothic Neo"/>
+      <w:rFonts w:ascii="Arial Unicode MS" w:hAnsi="Arial Unicode MS" w:eastAsia="Arial Unicode MS" w:cs="Arial Unicode MS"/>
     </w:rPr>
     <w:tblPr>
       <w:tblStyleRowBandSize w:val="1"/>
@@ -12641,7 +12674,7 @@
       <w:spacing w:after="0" w:line="240" w:lineRule="auto"/>
     </w:pPr>
     <w:rPr>
-      <w:rFonts w:ascii="Apple SD Gothic Neo" w:hAnsi="Apple SD Gothic Neo" w:eastAsia="Apple SD Gothic Neo" w:cs="Apple SD Gothic Neo"/>
+      <w:rFonts w:ascii="Arial Unicode MS" w:hAnsi="Arial Unicode MS" w:eastAsia="Arial Unicode MS" w:cs="Arial Unicode MS"/>
     </w:rPr>
     <w:tblPr>
       <w:tblStyleRowBandSize w:val="1"/>
@@ -12750,7 +12783,7 @@
       <w:spacing w:after="0" w:line="240" w:lineRule="auto"/>
     </w:pPr>
     <w:rPr>
-      <w:rFonts w:ascii="Apple SD Gothic Neo" w:hAnsi="Apple SD Gothic Neo" w:eastAsia="Apple SD Gothic Neo" w:cs="Apple SD Gothic Neo"/>
+      <w:rFonts w:ascii="Arial Unicode MS" w:hAnsi="Arial Unicode MS" w:eastAsia="Arial Unicode MS" w:cs="Arial Unicode MS"/>
     </w:rPr>
     <w:tblPr>
       <w:tblStyleRowBandSize w:val="1"/>
@@ -12859,7 +12892,7 @@
       <w:spacing w:after="0" w:line="240" w:lineRule="auto"/>
     </w:pPr>
     <w:rPr>
-      <w:rFonts w:ascii="Apple SD Gothic Neo" w:hAnsi="Apple SD Gothic Neo" w:eastAsia="Apple SD Gothic Neo" w:cs="Apple SD Gothic Neo"/>
+      <w:rFonts w:ascii="Arial Unicode MS" w:hAnsi="Arial Unicode MS" w:eastAsia="Arial Unicode MS" w:cs="Arial Unicode MS"/>
     </w:rPr>
     <w:tblPr>
       <w:tblStyleRowBandSize w:val="1"/>
@@ -12968,7 +13001,7 @@
       <w:spacing w:after="0" w:line="240" w:lineRule="auto"/>
     </w:pPr>
     <w:rPr>
-      <w:rFonts w:ascii="Apple SD Gothic Neo" w:hAnsi="Apple SD Gothic Neo" w:eastAsia="Apple SD Gothic Neo" w:cs="Apple SD Gothic Neo"/>
+      <w:rFonts w:ascii="Arial Unicode MS" w:hAnsi="Arial Unicode MS" w:eastAsia="Arial Unicode MS" w:cs="Arial Unicode MS"/>
     </w:rPr>
     <w:tblPr>
       <w:tblStyleRowBandSize w:val="1"/>
@@ -13077,7 +13110,7 @@
       <w:spacing w:after="0" w:line="240" w:lineRule="auto"/>
     </w:pPr>
     <w:rPr>
-      <w:rFonts w:ascii="Apple SD Gothic Neo" w:hAnsi="Apple SD Gothic Neo" w:eastAsia="Apple SD Gothic Neo" w:cs="Apple SD Gothic Neo"/>
+      <w:rFonts w:ascii="Arial Unicode MS" w:hAnsi="Arial Unicode MS" w:eastAsia="Arial Unicode MS" w:cs="Arial Unicode MS"/>
     </w:rPr>
     <w:tblPr>
       <w:tblStyleRowBandSize w:val="1"/>
@@ -13186,7 +13219,7 @@
       <w:spacing w:after="0" w:line="240" w:lineRule="auto"/>
     </w:pPr>
     <w:rPr>
-      <w:rFonts w:ascii="Apple SD Gothic Neo" w:hAnsi="Apple SD Gothic Neo" w:eastAsia="Apple SD Gothic Neo" w:cs="Apple SD Gothic Neo"/>
+      <w:rFonts w:ascii="Arial Unicode MS" w:hAnsi="Arial Unicode MS" w:eastAsia="Arial Unicode MS" w:cs="Arial Unicode MS"/>
     </w:rPr>
     <w:tblPr>
       <w:tblStyleRowBandSize w:val="1"/>
@@ -13295,7 +13328,7 @@
       <w:spacing w:after="0" w:line="240" w:lineRule="auto"/>
     </w:pPr>
     <w:rPr>
-      <w:rFonts w:ascii="Apple SD Gothic Neo" w:hAnsi="Apple SD Gothic Neo" w:eastAsia="Apple SD Gothic Neo" w:cs="Apple SD Gothic Neo"/>
+      <w:rFonts w:ascii="Arial Unicode MS" w:hAnsi="Arial Unicode MS" w:eastAsia="Arial Unicode MS" w:cs="Arial Unicode MS"/>
     </w:rPr>
     <w:tblPr>
       <w:tblStyleRowBandSize w:val="1"/>
@@ -13447,7 +13480,7 @@
       <w:spacing w:after="0" w:line="240" w:lineRule="auto"/>
     </w:pPr>
     <w:rPr>
-      <w:rFonts w:ascii="Apple SD Gothic Neo" w:hAnsi="Apple SD Gothic Neo" w:eastAsia="Apple SD Gothic Neo" w:cs="Apple SD Gothic Neo"/>
+      <w:rFonts w:ascii="Arial Unicode MS" w:hAnsi="Arial Unicode MS" w:eastAsia="Arial Unicode MS" w:cs="Arial Unicode MS"/>
     </w:rPr>
     <w:tblPr>
       <w:tblStyleRowBandSize w:val="1"/>
@@ -13599,7 +13632,7 @@
       <w:spacing w:after="0" w:line="240" w:lineRule="auto"/>
     </w:pPr>
     <w:rPr>
-      <w:rFonts w:ascii="Apple SD Gothic Neo" w:hAnsi="Apple SD Gothic Neo" w:eastAsia="Apple SD Gothic Neo" w:cs="Apple SD Gothic Neo"/>
+      <w:rFonts w:ascii="Arial Unicode MS" w:hAnsi="Arial Unicode MS" w:eastAsia="Arial Unicode MS" w:cs="Arial Unicode MS"/>
     </w:rPr>
     <w:tblPr>
       <w:tblStyleRowBandSize w:val="1"/>
@@ -13751,7 +13784,7 @@
       <w:spacing w:after="0" w:line="240" w:lineRule="auto"/>
     </w:pPr>
     <w:rPr>
-      <w:rFonts w:ascii="Apple SD Gothic Neo" w:hAnsi="Apple SD Gothic Neo" w:eastAsia="Apple SD Gothic Neo" w:cs="Apple SD Gothic Neo"/>
+      <w:rFonts w:ascii="Arial Unicode MS" w:hAnsi="Arial Unicode MS" w:eastAsia="Arial Unicode MS" w:cs="Arial Unicode MS"/>
     </w:rPr>
     <w:tblPr>
       <w:tblStyleRowBandSize w:val="1"/>
@@ -13903,7 +13936,7 @@
       <w:spacing w:after="0" w:line="240" w:lineRule="auto"/>
     </w:pPr>
     <w:rPr>
-      <w:rFonts w:ascii="Apple SD Gothic Neo" w:hAnsi="Apple SD Gothic Neo" w:eastAsia="Apple SD Gothic Neo" w:cs="Apple SD Gothic Neo"/>
+      <w:rFonts w:ascii="Arial Unicode MS" w:hAnsi="Arial Unicode MS" w:eastAsia="Arial Unicode MS" w:cs="Arial Unicode MS"/>
     </w:rPr>
     <w:tblPr>
       <w:tblStyleRowBandSize w:val="1"/>
@@ -14055,7 +14088,7 @@
       <w:spacing w:after="0" w:line="240" w:lineRule="auto"/>
     </w:pPr>
     <w:rPr>
-      <w:rFonts w:ascii="Apple SD Gothic Neo" w:hAnsi="Apple SD Gothic Neo" w:eastAsia="Apple SD Gothic Neo" w:cs="Apple SD Gothic Neo"/>
+      <w:rFonts w:ascii="Arial Unicode MS" w:hAnsi="Arial Unicode MS" w:eastAsia="Arial Unicode MS" w:cs="Arial Unicode MS"/>
     </w:rPr>
     <w:tblPr>
       <w:tblStyleRowBandSize w:val="1"/>
@@ -14207,7 +14240,7 @@
       <w:spacing w:after="0" w:line="240" w:lineRule="auto"/>
     </w:pPr>
     <w:rPr>
-      <w:rFonts w:ascii="Apple SD Gothic Neo" w:hAnsi="Apple SD Gothic Neo" w:eastAsia="Apple SD Gothic Neo" w:cs="Apple SD Gothic Neo"/>
+      <w:rFonts w:ascii="Arial Unicode MS" w:hAnsi="Arial Unicode MS" w:eastAsia="Arial Unicode MS" w:cs="Arial Unicode MS"/>
     </w:rPr>
     <w:tblPr>
       <w:tblStyleRowBandSize w:val="1"/>
@@ -14359,7 +14392,7 @@
       <w:spacing w:after="0" w:line="240" w:lineRule="auto"/>
     </w:pPr>
     <w:rPr>
-      <w:rFonts w:ascii="Apple SD Gothic Neo" w:hAnsi="Apple SD Gothic Neo" w:eastAsia="Apple SD Gothic Neo" w:cs="Apple SD Gothic Neo"/>
+      <w:rFonts w:ascii="Arial Unicode MS" w:hAnsi="Arial Unicode MS" w:eastAsia="Arial Unicode MS" w:cs="Arial Unicode MS"/>
       <w:color w:val="000000" w:themeColor="text1"/>
     </w:rPr>
     <w:tblPr>
@@ -14444,7 +14477,7 @@
       <w:spacing w:after="0" w:line="240" w:lineRule="auto"/>
     </w:pPr>
     <w:rPr>
-      <w:rFonts w:ascii="Apple SD Gothic Neo" w:hAnsi="Apple SD Gothic Neo" w:eastAsia="Apple SD Gothic Neo" w:cs="Apple SD Gothic Neo"/>
+      <w:rFonts w:ascii="Arial Unicode MS" w:hAnsi="Arial Unicode MS" w:eastAsia="Arial Unicode MS" w:cs="Arial Unicode MS"/>
       <w:color w:val="000000" w:themeColor="text1"/>
     </w:rPr>
     <w:tblPr>
@@ -14529,7 +14562,7 @@
       <w:spacing w:after="0" w:line="240" w:lineRule="auto"/>
     </w:pPr>
     <w:rPr>
-      <w:rFonts w:ascii="Apple SD Gothic Neo" w:hAnsi="Apple SD Gothic Neo" w:eastAsia="Apple SD Gothic Neo" w:cs="Apple SD Gothic Neo"/>
+      <w:rFonts w:ascii="Arial Unicode MS" w:hAnsi="Arial Unicode MS" w:eastAsia="Arial Unicode MS" w:cs="Arial Unicode MS"/>
       <w:color w:val="000000" w:themeColor="text1"/>
     </w:rPr>
     <w:tblPr>
@@ -14614,7 +14647,7 @@
       <w:spacing w:after="0" w:line="240" w:lineRule="auto"/>
     </w:pPr>
     <w:rPr>
-      <w:rFonts w:ascii="Apple SD Gothic Neo" w:hAnsi="Apple SD Gothic Neo" w:eastAsia="Apple SD Gothic Neo" w:cs="Apple SD Gothic Neo"/>
+      <w:rFonts w:ascii="Arial Unicode MS" w:hAnsi="Arial Unicode MS" w:eastAsia="Arial Unicode MS" w:cs="Arial Unicode MS"/>
       <w:color w:val="000000" w:themeColor="text1"/>
     </w:rPr>
     <w:tblPr>
@@ -14699,7 +14732,7 @@
       <w:spacing w:after="0" w:line="240" w:lineRule="auto"/>
     </w:pPr>
     <w:rPr>
-      <w:rFonts w:ascii="Apple SD Gothic Neo" w:hAnsi="Apple SD Gothic Neo" w:eastAsia="Apple SD Gothic Neo" w:cs="Apple SD Gothic Neo"/>
+      <w:rFonts w:ascii="Arial Unicode MS" w:hAnsi="Arial Unicode MS" w:eastAsia="Arial Unicode MS" w:cs="Arial Unicode MS"/>
       <w:color w:val="000000" w:themeColor="text1"/>
     </w:rPr>
     <w:tblPr>
@@ -14784,7 +14817,7 @@
       <w:spacing w:after="0" w:line="240" w:lineRule="auto"/>
     </w:pPr>
     <w:rPr>
-      <w:rFonts w:ascii="Apple SD Gothic Neo" w:hAnsi="Apple SD Gothic Neo" w:eastAsia="Apple SD Gothic Neo" w:cs="Apple SD Gothic Neo"/>
+      <w:rFonts w:ascii="Arial Unicode MS" w:hAnsi="Arial Unicode MS" w:eastAsia="Arial Unicode MS" w:cs="Arial Unicode MS"/>
       <w:color w:val="000000" w:themeColor="text1"/>
     </w:rPr>
     <w:tblPr>
@@ -14869,7 +14902,7 @@
       <w:spacing w:after="0" w:line="240" w:lineRule="auto"/>
     </w:pPr>
     <w:rPr>
-      <w:rFonts w:ascii="Apple SD Gothic Neo" w:hAnsi="Apple SD Gothic Neo" w:eastAsia="Apple SD Gothic Neo" w:cs="Apple SD Gothic Neo"/>
+      <w:rFonts w:ascii="Arial Unicode MS" w:hAnsi="Arial Unicode MS" w:eastAsia="Arial Unicode MS" w:cs="Arial Unicode MS"/>
       <w:color w:val="000000" w:themeColor="text1"/>
     </w:rPr>
     <w:tblPr>
@@ -14954,7 +14987,7 @@
       <w:spacing w:after="0" w:line="240" w:lineRule="auto"/>
     </w:pPr>
     <w:rPr>
-      <w:rFonts w:asciiTheme="majorHAnsi" w:eastAsiaTheme="majorEastAsia" w:hAnsiTheme="majorHAnsi" w:cstheme="majorBidi" w:ascii="Apple SD Gothic Neo" w:hAnsi="Apple SD Gothic Neo" w:eastAsia="Apple SD Gothic Neo" w:cs="Apple SD Gothic Neo"/>
+      <w:rFonts w:asciiTheme="majorHAnsi" w:eastAsiaTheme="majorEastAsia" w:hAnsiTheme="majorHAnsi" w:cstheme="majorBidi" w:ascii="Arial Unicode MS" w:hAnsi="Arial Unicode MS" w:eastAsia="Arial Unicode MS" w:cs="Arial Unicode MS"/>
       <w:color w:val="000000" w:themeColor="text1"/>
     </w:rPr>
     <w:tblPr>
@@ -15082,7 +15115,7 @@
       <w:spacing w:after="0" w:line="240" w:lineRule="auto"/>
     </w:pPr>
     <w:rPr>
-      <w:rFonts w:asciiTheme="majorHAnsi" w:eastAsiaTheme="majorEastAsia" w:hAnsiTheme="majorHAnsi" w:cstheme="majorBidi" w:ascii="Apple SD Gothic Neo" w:hAnsi="Apple SD Gothic Neo" w:eastAsia="Apple SD Gothic Neo" w:cs="Apple SD Gothic Neo"/>
+      <w:rFonts w:asciiTheme="majorHAnsi" w:eastAsiaTheme="majorEastAsia" w:hAnsiTheme="majorHAnsi" w:cstheme="majorBidi" w:ascii="Arial Unicode MS" w:hAnsi="Arial Unicode MS" w:eastAsia="Arial Unicode MS" w:cs="Arial Unicode MS"/>
       <w:color w:val="000000" w:themeColor="text1"/>
     </w:rPr>
     <w:tblPr>
@@ -15210,7 +15243,7 @@
       <w:spacing w:after="0" w:line="240" w:lineRule="auto"/>
     </w:pPr>
     <w:rPr>
-      <w:rFonts w:asciiTheme="majorHAnsi" w:eastAsiaTheme="majorEastAsia" w:hAnsiTheme="majorHAnsi" w:cstheme="majorBidi" w:ascii="Apple SD Gothic Neo" w:hAnsi="Apple SD Gothic Neo" w:eastAsia="Apple SD Gothic Neo" w:cs="Apple SD Gothic Neo"/>
+      <w:rFonts w:asciiTheme="majorHAnsi" w:eastAsiaTheme="majorEastAsia" w:hAnsiTheme="majorHAnsi" w:cstheme="majorBidi" w:ascii="Arial Unicode MS" w:hAnsi="Arial Unicode MS" w:eastAsia="Arial Unicode MS" w:cs="Arial Unicode MS"/>
       <w:color w:val="000000" w:themeColor="text1"/>
     </w:rPr>
     <w:tblPr>
@@ -15338,7 +15371,7 @@
       <w:spacing w:after="0" w:line="240" w:lineRule="auto"/>
     </w:pPr>
     <w:rPr>
-      <w:rFonts w:asciiTheme="majorHAnsi" w:eastAsiaTheme="majorEastAsia" w:hAnsiTheme="majorHAnsi" w:cstheme="majorBidi" w:ascii="Apple SD Gothic Neo" w:hAnsi="Apple SD Gothic Neo" w:eastAsia="Apple SD Gothic Neo" w:cs="Apple SD Gothic Neo"/>
+      <w:rFonts w:asciiTheme="majorHAnsi" w:eastAsiaTheme="majorEastAsia" w:hAnsiTheme="majorHAnsi" w:cstheme="majorBidi" w:ascii="Arial Unicode MS" w:hAnsi="Arial Unicode MS" w:eastAsia="Arial Unicode MS" w:cs="Arial Unicode MS"/>
       <w:color w:val="000000" w:themeColor="text1"/>
     </w:rPr>
     <w:tblPr>
@@ -15466,7 +15499,7 @@
       <w:spacing w:after="0" w:line="240" w:lineRule="auto"/>
     </w:pPr>
     <w:rPr>
-      <w:rFonts w:asciiTheme="majorHAnsi" w:eastAsiaTheme="majorEastAsia" w:hAnsiTheme="majorHAnsi" w:cstheme="majorBidi" w:ascii="Apple SD Gothic Neo" w:hAnsi="Apple SD Gothic Neo" w:eastAsia="Apple SD Gothic Neo" w:cs="Apple SD Gothic Neo"/>
+      <w:rFonts w:asciiTheme="majorHAnsi" w:eastAsiaTheme="majorEastAsia" w:hAnsiTheme="majorHAnsi" w:cstheme="majorBidi" w:ascii="Arial Unicode MS" w:hAnsi="Arial Unicode MS" w:eastAsia="Arial Unicode MS" w:cs="Arial Unicode MS"/>
       <w:color w:val="000000" w:themeColor="text1"/>
     </w:rPr>
     <w:tblPr>
@@ -15594,7 +15627,7 @@
       <w:spacing w:after="0" w:line="240" w:lineRule="auto"/>
     </w:pPr>
     <w:rPr>
-      <w:rFonts w:asciiTheme="majorHAnsi" w:eastAsiaTheme="majorEastAsia" w:hAnsiTheme="majorHAnsi" w:cstheme="majorBidi" w:ascii="Apple SD Gothic Neo" w:hAnsi="Apple SD Gothic Neo" w:eastAsia="Apple SD Gothic Neo" w:cs="Apple SD Gothic Neo"/>
+      <w:rFonts w:asciiTheme="majorHAnsi" w:eastAsiaTheme="majorEastAsia" w:hAnsiTheme="majorHAnsi" w:cstheme="majorBidi" w:ascii="Arial Unicode MS" w:hAnsi="Arial Unicode MS" w:eastAsia="Arial Unicode MS" w:cs="Arial Unicode MS"/>
       <w:color w:val="000000" w:themeColor="text1"/>
     </w:rPr>
     <w:tblPr>
@@ -15722,7 +15755,7 @@
       <w:spacing w:after="0" w:line="240" w:lineRule="auto"/>
     </w:pPr>
     <w:rPr>
-      <w:rFonts w:asciiTheme="majorHAnsi" w:eastAsiaTheme="majorEastAsia" w:hAnsiTheme="majorHAnsi" w:cstheme="majorBidi" w:ascii="Apple SD Gothic Neo" w:hAnsi="Apple SD Gothic Neo" w:eastAsia="Apple SD Gothic Neo" w:cs="Apple SD Gothic Neo"/>
+      <w:rFonts w:asciiTheme="majorHAnsi" w:eastAsiaTheme="majorEastAsia" w:hAnsiTheme="majorHAnsi" w:cstheme="majorBidi" w:ascii="Arial Unicode MS" w:hAnsi="Arial Unicode MS" w:eastAsia="Arial Unicode MS" w:cs="Arial Unicode MS"/>
       <w:color w:val="000000" w:themeColor="text1"/>
     </w:rPr>
     <w:tblPr>
@@ -15850,7 +15883,7 @@
       <w:spacing w:after="0" w:line="240" w:lineRule="auto"/>
     </w:pPr>
     <w:rPr>
-      <w:rFonts w:ascii="Apple SD Gothic Neo" w:hAnsi="Apple SD Gothic Neo" w:eastAsia="Apple SD Gothic Neo" w:cs="Apple SD Gothic Neo"/>
+      <w:rFonts w:ascii="Arial Unicode MS" w:hAnsi="Arial Unicode MS" w:eastAsia="Arial Unicode MS" w:cs="Arial Unicode MS"/>
     </w:rPr>
     <w:tblPr>
       <w:tblStyleRowBandSize w:val="1"/>
@@ -15926,7 +15959,7 @@
       <w:spacing w:after="0" w:line="240" w:lineRule="auto"/>
     </w:pPr>
     <w:rPr>
-      <w:rFonts w:ascii="Apple SD Gothic Neo" w:hAnsi="Apple SD Gothic Neo" w:eastAsia="Apple SD Gothic Neo" w:cs="Apple SD Gothic Neo"/>
+      <w:rFonts w:ascii="Arial Unicode MS" w:hAnsi="Arial Unicode MS" w:eastAsia="Arial Unicode MS" w:cs="Arial Unicode MS"/>
     </w:rPr>
     <w:tblPr>
       <w:tblStyleRowBandSize w:val="1"/>
@@ -16002,7 +16035,7 @@
       <w:spacing w:after="0" w:line="240" w:lineRule="auto"/>
     </w:pPr>
     <w:rPr>
-      <w:rFonts w:ascii="Apple SD Gothic Neo" w:hAnsi="Apple SD Gothic Neo" w:eastAsia="Apple SD Gothic Neo" w:cs="Apple SD Gothic Neo"/>
+      <w:rFonts w:ascii="Arial Unicode MS" w:hAnsi="Arial Unicode MS" w:eastAsia="Arial Unicode MS" w:cs="Arial Unicode MS"/>
     </w:rPr>
     <w:tblPr>
       <w:tblStyleRowBandSize w:val="1"/>
@@ -16078,7 +16111,7 @@
       <w:spacing w:after="0" w:line="240" w:lineRule="auto"/>
     </w:pPr>
     <w:rPr>
-      <w:rFonts w:ascii="Apple SD Gothic Neo" w:hAnsi="Apple SD Gothic Neo" w:eastAsia="Apple SD Gothic Neo" w:cs="Apple SD Gothic Neo"/>
+      <w:rFonts w:ascii="Arial Unicode MS" w:hAnsi="Arial Unicode MS" w:eastAsia="Arial Unicode MS" w:cs="Arial Unicode MS"/>
     </w:rPr>
     <w:tblPr>
       <w:tblStyleRowBandSize w:val="1"/>
@@ -16154,7 +16187,7 @@
       <w:spacing w:after="0" w:line="240" w:lineRule="auto"/>
     </w:pPr>
     <w:rPr>
-      <w:rFonts w:ascii="Apple SD Gothic Neo" w:hAnsi="Apple SD Gothic Neo" w:eastAsia="Apple SD Gothic Neo" w:cs="Apple SD Gothic Neo"/>
+      <w:rFonts w:ascii="Arial Unicode MS" w:hAnsi="Arial Unicode MS" w:eastAsia="Arial Unicode MS" w:cs="Arial Unicode MS"/>
     </w:rPr>
     <w:tblPr>
       <w:tblStyleRowBandSize w:val="1"/>
@@ -16230,7 +16263,7 @@
       <w:spacing w:after="0" w:line="240" w:lineRule="auto"/>
     </w:pPr>
     <w:rPr>
-      <w:rFonts w:ascii="Apple SD Gothic Neo" w:hAnsi="Apple SD Gothic Neo" w:eastAsia="Apple SD Gothic Neo" w:cs="Apple SD Gothic Neo"/>
+      <w:rFonts w:ascii="Arial Unicode MS" w:hAnsi="Arial Unicode MS" w:eastAsia="Arial Unicode MS" w:cs="Arial Unicode MS"/>
     </w:rPr>
     <w:tblPr>
       <w:tblStyleRowBandSize w:val="1"/>
@@ -16306,7 +16339,7 @@
       <w:spacing w:after="0" w:line="240" w:lineRule="auto"/>
     </w:pPr>
     <w:rPr>
-      <w:rFonts w:ascii="Apple SD Gothic Neo" w:hAnsi="Apple SD Gothic Neo" w:eastAsia="Apple SD Gothic Neo" w:cs="Apple SD Gothic Neo"/>
+      <w:rFonts w:ascii="Arial Unicode MS" w:hAnsi="Arial Unicode MS" w:eastAsia="Arial Unicode MS" w:cs="Arial Unicode MS"/>
     </w:rPr>
     <w:tblPr>
       <w:tblStyleRowBandSize w:val="1"/>
@@ -16382,7 +16415,7 @@
       <w:spacing w:after="0" w:line="240" w:lineRule="auto"/>
     </w:pPr>
     <w:rPr>
-      <w:rFonts w:asciiTheme="majorHAnsi" w:eastAsiaTheme="majorEastAsia" w:hAnsiTheme="majorHAnsi" w:cstheme="majorBidi" w:ascii="Apple SD Gothic Neo" w:hAnsi="Apple SD Gothic Neo" w:eastAsia="Apple SD Gothic Neo" w:cs="Apple SD Gothic Neo"/>
+      <w:rFonts w:asciiTheme="majorHAnsi" w:eastAsiaTheme="majorEastAsia" w:hAnsiTheme="majorHAnsi" w:cstheme="majorBidi" w:ascii="Arial Unicode MS" w:hAnsi="Arial Unicode MS" w:eastAsia="Arial Unicode MS" w:cs="Arial Unicode MS"/>
       <w:color w:val="000000" w:themeColor="text1"/>
     </w:rPr>
     <w:tblPr>
@@ -16507,7 +16540,7 @@
       <w:spacing w:after="0" w:line="240" w:lineRule="auto"/>
     </w:pPr>
     <w:rPr>
-      <w:rFonts w:asciiTheme="majorHAnsi" w:eastAsiaTheme="majorEastAsia" w:hAnsiTheme="majorHAnsi" w:cstheme="majorBidi" w:ascii="Apple SD Gothic Neo" w:hAnsi="Apple SD Gothic Neo" w:eastAsia="Apple SD Gothic Neo" w:cs="Apple SD Gothic Neo"/>
+      <w:rFonts w:asciiTheme="majorHAnsi" w:eastAsiaTheme="majorEastAsia" w:hAnsiTheme="majorHAnsi" w:cstheme="majorBidi" w:ascii="Arial Unicode MS" w:hAnsi="Arial Unicode MS" w:eastAsia="Arial Unicode MS" w:cs="Arial Unicode MS"/>
       <w:color w:val="000000" w:themeColor="text1"/>
     </w:rPr>
     <w:tblPr>
@@ -16632,7 +16665,7 @@
       <w:spacing w:after="0" w:line="240" w:lineRule="auto"/>
     </w:pPr>
     <w:rPr>
-      <w:rFonts w:asciiTheme="majorHAnsi" w:eastAsiaTheme="majorEastAsia" w:hAnsiTheme="majorHAnsi" w:cstheme="majorBidi" w:ascii="Apple SD Gothic Neo" w:hAnsi="Apple SD Gothic Neo" w:eastAsia="Apple SD Gothic Neo" w:cs="Apple SD Gothic Neo"/>
+      <w:rFonts w:asciiTheme="majorHAnsi" w:eastAsiaTheme="majorEastAsia" w:hAnsiTheme="majorHAnsi" w:cstheme="majorBidi" w:ascii="Arial Unicode MS" w:hAnsi="Arial Unicode MS" w:eastAsia="Arial Unicode MS" w:cs="Arial Unicode MS"/>
       <w:color w:val="000000" w:themeColor="text1"/>
     </w:rPr>
     <w:tblPr>
@@ -16757,7 +16790,7 @@
       <w:spacing w:after="0" w:line="240" w:lineRule="auto"/>
     </w:pPr>
     <w:rPr>
-      <w:rFonts w:asciiTheme="majorHAnsi" w:eastAsiaTheme="majorEastAsia" w:hAnsiTheme="majorHAnsi" w:cstheme="majorBidi" w:ascii="Apple SD Gothic Neo" w:hAnsi="Apple SD Gothic Neo" w:eastAsia="Apple SD Gothic Neo" w:cs="Apple SD Gothic Neo"/>
+      <w:rFonts w:asciiTheme="majorHAnsi" w:eastAsiaTheme="majorEastAsia" w:hAnsiTheme="majorHAnsi" w:cstheme="majorBidi" w:ascii="Arial Unicode MS" w:hAnsi="Arial Unicode MS" w:eastAsia="Arial Unicode MS" w:cs="Arial Unicode MS"/>
       <w:color w:val="000000" w:themeColor="text1"/>
     </w:rPr>
     <w:tblPr>
@@ -16882,7 +16915,7 @@
       <w:spacing w:after="0" w:line="240" w:lineRule="auto"/>
     </w:pPr>
     <w:rPr>
-      <w:rFonts w:asciiTheme="majorHAnsi" w:eastAsiaTheme="majorEastAsia" w:hAnsiTheme="majorHAnsi" w:cstheme="majorBidi" w:ascii="Apple SD Gothic Neo" w:hAnsi="Apple SD Gothic Neo" w:eastAsia="Apple SD Gothic Neo" w:cs="Apple SD Gothic Neo"/>
+      <w:rFonts w:asciiTheme="majorHAnsi" w:eastAsiaTheme="majorEastAsia" w:hAnsiTheme="majorHAnsi" w:cstheme="majorBidi" w:ascii="Arial Unicode MS" w:hAnsi="Arial Unicode MS" w:eastAsia="Arial Unicode MS" w:cs="Arial Unicode MS"/>
       <w:color w:val="000000" w:themeColor="text1"/>
     </w:rPr>
     <w:tblPr>
@@ -17007,7 +17040,7 @@
       <w:spacing w:after="0" w:line="240" w:lineRule="auto"/>
     </w:pPr>
     <w:rPr>
-      <w:rFonts w:asciiTheme="majorHAnsi" w:eastAsiaTheme="majorEastAsia" w:hAnsiTheme="majorHAnsi" w:cstheme="majorBidi" w:ascii="Apple SD Gothic Neo" w:hAnsi="Apple SD Gothic Neo" w:eastAsia="Apple SD Gothic Neo" w:cs="Apple SD Gothic Neo"/>
+      <w:rFonts w:asciiTheme="majorHAnsi" w:eastAsiaTheme="majorEastAsia" w:hAnsiTheme="majorHAnsi" w:cstheme="majorBidi" w:ascii="Arial Unicode MS" w:hAnsi="Arial Unicode MS" w:eastAsia="Arial Unicode MS" w:cs="Arial Unicode MS"/>
       <w:color w:val="000000" w:themeColor="text1"/>
     </w:rPr>
     <w:tblPr>
@@ -17132,7 +17165,7 @@
       <w:spacing w:after="0" w:line="240" w:lineRule="auto"/>
     </w:pPr>
     <w:rPr>
-      <w:rFonts w:asciiTheme="majorHAnsi" w:eastAsiaTheme="majorEastAsia" w:hAnsiTheme="majorHAnsi" w:cstheme="majorBidi" w:ascii="Apple SD Gothic Neo" w:hAnsi="Apple SD Gothic Neo" w:eastAsia="Apple SD Gothic Neo" w:cs="Apple SD Gothic Neo"/>
+      <w:rFonts w:asciiTheme="majorHAnsi" w:eastAsiaTheme="majorEastAsia" w:hAnsiTheme="majorHAnsi" w:cstheme="majorBidi" w:ascii="Arial Unicode MS" w:hAnsi="Arial Unicode MS" w:eastAsia="Arial Unicode MS" w:cs="Arial Unicode MS"/>
       <w:color w:val="000000" w:themeColor="text1"/>
     </w:rPr>
     <w:tblPr>
@@ -17257,7 +17290,7 @@
       <w:spacing w:after="0" w:line="240" w:lineRule="auto"/>
     </w:pPr>
     <w:rPr>
-      <w:rFonts w:ascii="Apple SD Gothic Neo" w:hAnsi="Apple SD Gothic Neo" w:eastAsia="Apple SD Gothic Neo" w:cs="Apple SD Gothic Neo"/>
+      <w:rFonts w:ascii="Arial Unicode MS" w:hAnsi="Arial Unicode MS" w:eastAsia="Arial Unicode MS" w:cs="Arial Unicode MS"/>
     </w:rPr>
     <w:tblPr>
       <w:tblStyleRowBandSize w:val="1"/>
@@ -17401,7 +17434,7 @@
       <w:spacing w:after="0" w:line="240" w:lineRule="auto"/>
     </w:pPr>
     <w:rPr>
-      <w:rFonts w:ascii="Apple SD Gothic Neo" w:hAnsi="Apple SD Gothic Neo" w:eastAsia="Apple SD Gothic Neo" w:cs="Apple SD Gothic Neo"/>
+      <w:rFonts w:ascii="Arial Unicode MS" w:hAnsi="Arial Unicode MS" w:eastAsia="Arial Unicode MS" w:cs="Arial Unicode MS"/>
     </w:rPr>
     <w:tblPr>
       <w:tblStyleRowBandSize w:val="1"/>
@@ -17545,7 +17578,7 @@
       <w:spacing w:after="0" w:line="240" w:lineRule="auto"/>
     </w:pPr>
     <w:rPr>
-      <w:rFonts w:ascii="Apple SD Gothic Neo" w:hAnsi="Apple SD Gothic Neo" w:eastAsia="Apple SD Gothic Neo" w:cs="Apple SD Gothic Neo"/>
+      <w:rFonts w:ascii="Arial Unicode MS" w:hAnsi="Arial Unicode MS" w:eastAsia="Arial Unicode MS" w:cs="Arial Unicode MS"/>
     </w:rPr>
     <w:tblPr>
       <w:tblStyleRowBandSize w:val="1"/>
@@ -17689,7 +17722,7 @@
       <w:spacing w:after="0" w:line="240" w:lineRule="auto"/>
     </w:pPr>
     <w:rPr>
-      <w:rFonts w:ascii="Apple SD Gothic Neo" w:hAnsi="Apple SD Gothic Neo" w:eastAsia="Apple SD Gothic Neo" w:cs="Apple SD Gothic Neo"/>
+      <w:rFonts w:ascii="Arial Unicode MS" w:hAnsi="Arial Unicode MS" w:eastAsia="Arial Unicode MS" w:cs="Arial Unicode MS"/>
     </w:rPr>
     <w:tblPr>
       <w:tblStyleRowBandSize w:val="1"/>
@@ -17833,7 +17866,7 @@
       <w:spacing w:after="0" w:line="240" w:lineRule="auto"/>
     </w:pPr>
     <w:rPr>
-      <w:rFonts w:ascii="Apple SD Gothic Neo" w:hAnsi="Apple SD Gothic Neo" w:eastAsia="Apple SD Gothic Neo" w:cs="Apple SD Gothic Neo"/>
+      <w:rFonts w:ascii="Arial Unicode MS" w:hAnsi="Arial Unicode MS" w:eastAsia="Arial Unicode MS" w:cs="Arial Unicode MS"/>
     </w:rPr>
     <w:tblPr>
       <w:tblStyleRowBandSize w:val="1"/>
@@ -17977,7 +18010,7 @@
       <w:spacing w:after="0" w:line="240" w:lineRule="auto"/>
     </w:pPr>
     <w:rPr>
-      <w:rFonts w:ascii="Apple SD Gothic Neo" w:hAnsi="Apple SD Gothic Neo" w:eastAsia="Apple SD Gothic Neo" w:cs="Apple SD Gothic Neo"/>
+      <w:rFonts w:ascii="Arial Unicode MS" w:hAnsi="Arial Unicode MS" w:eastAsia="Arial Unicode MS" w:cs="Arial Unicode MS"/>
     </w:rPr>
     <w:tblPr>
       <w:tblStyleRowBandSize w:val="1"/>
@@ -18121,7 +18154,7 @@
       <w:spacing w:after="0" w:line="240" w:lineRule="auto"/>
     </w:pPr>
     <w:rPr>
-      <w:rFonts w:ascii="Apple SD Gothic Neo" w:hAnsi="Apple SD Gothic Neo" w:eastAsia="Apple SD Gothic Neo" w:cs="Apple SD Gothic Neo"/>
+      <w:rFonts w:ascii="Arial Unicode MS" w:hAnsi="Arial Unicode MS" w:eastAsia="Arial Unicode MS" w:cs="Arial Unicode MS"/>
     </w:rPr>
     <w:tblPr>
       <w:tblStyleRowBandSize w:val="1"/>
@@ -18265,7 +18298,7 @@
       <w:spacing w:after="0" w:line="240" w:lineRule="auto"/>
     </w:pPr>
     <w:rPr>
-      <w:rFonts w:ascii="Apple SD Gothic Neo" w:hAnsi="Apple SD Gothic Neo" w:eastAsia="Apple SD Gothic Neo" w:cs="Apple SD Gothic Neo"/>
+      <w:rFonts w:ascii="Arial Unicode MS" w:hAnsi="Arial Unicode MS" w:eastAsia="Arial Unicode MS" w:cs="Arial Unicode MS"/>
       <w:color w:val="FFFFFF" w:themeColor="background1"/>
     </w:rPr>
     <w:tblPr>
@@ -18380,7 +18413,7 @@
       <w:spacing w:after="0" w:line="240" w:lineRule="auto"/>
     </w:pPr>
     <w:rPr>
-      <w:rFonts w:ascii="Apple SD Gothic Neo" w:hAnsi="Apple SD Gothic Neo" w:eastAsia="Apple SD Gothic Neo" w:cs="Apple SD Gothic Neo"/>
+      <w:rFonts w:ascii="Arial Unicode MS" w:hAnsi="Arial Unicode MS" w:eastAsia="Arial Unicode MS" w:cs="Arial Unicode MS"/>
       <w:color w:val="FFFFFF" w:themeColor="background1"/>
     </w:rPr>
     <w:tblPr>
@@ -18495,7 +18528,7 @@
       <w:spacing w:after="0" w:line="240" w:lineRule="auto"/>
     </w:pPr>
     <w:rPr>
-      <w:rFonts w:ascii="Apple SD Gothic Neo" w:hAnsi="Apple SD Gothic Neo" w:eastAsia="Apple SD Gothic Neo" w:cs="Apple SD Gothic Neo"/>
+      <w:rFonts w:ascii="Arial Unicode MS" w:hAnsi="Arial Unicode MS" w:eastAsia="Arial Unicode MS" w:cs="Arial Unicode MS"/>
       <w:color w:val="FFFFFF" w:themeColor="background1"/>
     </w:rPr>
     <w:tblPr>
@@ -18610,7 +18643,7 @@
       <w:spacing w:after="0" w:line="240" w:lineRule="auto"/>
     </w:pPr>
     <w:rPr>
-      <w:rFonts w:ascii="Apple SD Gothic Neo" w:hAnsi="Apple SD Gothic Neo" w:eastAsia="Apple SD Gothic Neo" w:cs="Apple SD Gothic Neo"/>
+      <w:rFonts w:ascii="Arial Unicode MS" w:hAnsi="Arial Unicode MS" w:eastAsia="Arial Unicode MS" w:cs="Arial Unicode MS"/>
       <w:color w:val="FFFFFF" w:themeColor="background1"/>
     </w:rPr>
     <w:tblPr>
@@ -18725,7 +18758,7 @@
       <w:spacing w:after="0" w:line="240" w:lineRule="auto"/>
     </w:pPr>
     <w:rPr>
-      <w:rFonts w:ascii="Apple SD Gothic Neo" w:hAnsi="Apple SD Gothic Neo" w:eastAsia="Apple SD Gothic Neo" w:cs="Apple SD Gothic Neo"/>
+      <w:rFonts w:ascii="Arial Unicode MS" w:hAnsi="Arial Unicode MS" w:eastAsia="Arial Unicode MS" w:cs="Arial Unicode MS"/>
       <w:color w:val="FFFFFF" w:themeColor="background1"/>
     </w:rPr>
     <w:tblPr>
@@ -18840,7 +18873,7 @@
       <w:spacing w:after="0" w:line="240" w:lineRule="auto"/>
     </w:pPr>
     <w:rPr>
-      <w:rFonts w:ascii="Apple SD Gothic Neo" w:hAnsi="Apple SD Gothic Neo" w:eastAsia="Apple SD Gothic Neo" w:cs="Apple SD Gothic Neo"/>
+      <w:rFonts w:ascii="Arial Unicode MS" w:hAnsi="Arial Unicode MS" w:eastAsia="Arial Unicode MS" w:cs="Arial Unicode MS"/>
       <w:color w:val="FFFFFF" w:themeColor="background1"/>
     </w:rPr>
     <w:tblPr>
@@ -18955,7 +18988,7 @@
       <w:spacing w:after="0" w:line="240" w:lineRule="auto"/>
     </w:pPr>
     <w:rPr>
-      <w:rFonts w:ascii="Apple SD Gothic Neo" w:hAnsi="Apple SD Gothic Neo" w:eastAsia="Apple SD Gothic Neo" w:cs="Apple SD Gothic Neo"/>
+      <w:rFonts w:ascii="Arial Unicode MS" w:hAnsi="Arial Unicode MS" w:eastAsia="Arial Unicode MS" w:cs="Arial Unicode MS"/>
       <w:color w:val="FFFFFF" w:themeColor="background1"/>
     </w:rPr>
     <w:tblPr>
@@ -19070,7 +19103,7 @@
       <w:spacing w:after="0" w:line="240" w:lineRule="auto"/>
     </w:pPr>
     <w:rPr>
-      <w:rFonts w:ascii="Apple SD Gothic Neo" w:hAnsi="Apple SD Gothic Neo" w:eastAsia="Apple SD Gothic Neo" w:cs="Apple SD Gothic Neo"/>
+      <w:rFonts w:ascii="Arial Unicode MS" w:hAnsi="Arial Unicode MS" w:eastAsia="Arial Unicode MS" w:cs="Arial Unicode MS"/>
       <w:color w:val="000000" w:themeColor="text1"/>
     </w:rPr>
     <w:tblPr>
@@ -19193,7 +19226,7 @@
       <w:spacing w:after="0" w:line="240" w:lineRule="auto"/>
     </w:pPr>
     <w:rPr>
-      <w:rFonts w:ascii="Apple SD Gothic Neo" w:hAnsi="Apple SD Gothic Neo" w:eastAsia="Apple SD Gothic Neo" w:cs="Apple SD Gothic Neo"/>
+      <w:rFonts w:ascii="Arial Unicode MS" w:hAnsi="Arial Unicode MS" w:eastAsia="Arial Unicode MS" w:cs="Arial Unicode MS"/>
       <w:color w:val="000000" w:themeColor="text1"/>
     </w:rPr>
     <w:tblPr>
@@ -19316,7 +19349,7 @@
       <w:spacing w:after="0" w:line="240" w:lineRule="auto"/>
     </w:pPr>
     <w:rPr>
-      <w:rFonts w:ascii="Apple SD Gothic Neo" w:hAnsi="Apple SD Gothic Neo" w:eastAsia="Apple SD Gothic Neo" w:cs="Apple SD Gothic Neo"/>
+      <w:rFonts w:ascii="Arial Unicode MS" w:hAnsi="Arial Unicode MS" w:eastAsia="Arial Unicode MS" w:cs="Arial Unicode MS"/>
       <w:color w:val="000000" w:themeColor="text1"/>
     </w:rPr>
     <w:tblPr>
@@ -19439,7 +19472,7 @@
       <w:spacing w:after="0" w:line="240" w:lineRule="auto"/>
     </w:pPr>
     <w:rPr>
-      <w:rFonts w:ascii="Apple SD Gothic Neo" w:hAnsi="Apple SD Gothic Neo" w:eastAsia="Apple SD Gothic Neo" w:cs="Apple SD Gothic Neo"/>
+      <w:rFonts w:ascii="Arial Unicode MS" w:hAnsi="Arial Unicode MS" w:eastAsia="Arial Unicode MS" w:cs="Arial Unicode MS"/>
       <w:color w:val="000000" w:themeColor="text1"/>
     </w:rPr>
     <w:tblPr>
@@ -19552,7 +19585,7 @@
       <w:spacing w:after="0" w:line="240" w:lineRule="auto"/>
     </w:pPr>
     <w:rPr>
-      <w:rFonts w:ascii="Apple SD Gothic Neo" w:hAnsi="Apple SD Gothic Neo" w:eastAsia="Apple SD Gothic Neo" w:cs="Apple SD Gothic Neo"/>
+      <w:rFonts w:ascii="Arial Unicode MS" w:hAnsi="Arial Unicode MS" w:eastAsia="Arial Unicode MS" w:cs="Arial Unicode MS"/>
       <w:color w:val="000000" w:themeColor="text1"/>
     </w:rPr>
     <w:tblPr>
@@ -19675,7 +19708,7 @@
       <w:spacing w:after="0" w:line="240" w:lineRule="auto"/>
     </w:pPr>
     <w:rPr>
-      <w:rFonts w:ascii="Apple SD Gothic Neo" w:hAnsi="Apple SD Gothic Neo" w:eastAsia="Apple SD Gothic Neo" w:cs="Apple SD Gothic Neo"/>
+      <w:rFonts w:ascii="Arial Unicode MS" w:hAnsi="Arial Unicode MS" w:eastAsia="Arial Unicode MS" w:cs="Arial Unicode MS"/>
       <w:color w:val="000000" w:themeColor="text1"/>
     </w:rPr>
     <w:tblPr>
@@ -19798,7 +19831,7 @@
       <w:spacing w:after="0" w:line="240" w:lineRule="auto"/>
     </w:pPr>
     <w:rPr>
-      <w:rFonts w:ascii="Apple SD Gothic Neo" w:hAnsi="Apple SD Gothic Neo" w:eastAsia="Apple SD Gothic Neo" w:cs="Apple SD Gothic Neo"/>
+      <w:rFonts w:ascii="Arial Unicode MS" w:hAnsi="Arial Unicode MS" w:eastAsia="Arial Unicode MS" w:cs="Arial Unicode MS"/>
       <w:color w:val="000000" w:themeColor="text1"/>
     </w:rPr>
     <w:tblPr>
@@ -19921,7 +19954,7 @@
       <w:spacing w:after="0" w:line="240" w:lineRule="auto"/>
     </w:pPr>
     <w:rPr>
-      <w:rFonts w:ascii="Apple SD Gothic Neo" w:hAnsi="Apple SD Gothic Neo" w:eastAsia="Apple SD Gothic Neo" w:cs="Apple SD Gothic Neo"/>
+      <w:rFonts w:ascii="Arial Unicode MS" w:hAnsi="Arial Unicode MS" w:eastAsia="Arial Unicode MS" w:cs="Arial Unicode MS"/>
       <w:color w:val="000000" w:themeColor="text1"/>
     </w:rPr>
     <w:tblPr>
@@ -20008,7 +20041,7 @@
       <w:spacing w:after="0" w:line="240" w:lineRule="auto"/>
     </w:pPr>
     <w:rPr>
-      <w:rFonts w:ascii="Apple SD Gothic Neo" w:hAnsi="Apple SD Gothic Neo" w:eastAsia="Apple SD Gothic Neo" w:cs="Apple SD Gothic Neo"/>
+      <w:rFonts w:ascii="Arial Unicode MS" w:hAnsi="Arial Unicode MS" w:eastAsia="Arial Unicode MS" w:cs="Arial Unicode MS"/>
       <w:color w:val="000000" w:themeColor="text1"/>
     </w:rPr>
     <w:tblPr>
@@ -20095,7 +20128,7 @@
       <w:spacing w:after="0" w:line="240" w:lineRule="auto"/>
     </w:pPr>
     <w:rPr>
-      <w:rFonts w:ascii="Apple SD Gothic Neo" w:hAnsi="Apple SD Gothic Neo" w:eastAsia="Apple SD Gothic Neo" w:cs="Apple SD Gothic Neo"/>
+      <w:rFonts w:ascii="Arial Unicode MS" w:hAnsi="Arial Unicode MS" w:eastAsia="Arial Unicode MS" w:cs="Arial Unicode MS"/>
       <w:color w:val="000000" w:themeColor="text1"/>
     </w:rPr>
     <w:tblPr>
@@ -20182,7 +20215,7 @@
       <w:spacing w:after="0" w:line="240" w:lineRule="auto"/>
     </w:pPr>
     <w:rPr>
-      <w:rFonts w:ascii="Apple SD Gothic Neo" w:hAnsi="Apple SD Gothic Neo" w:eastAsia="Apple SD Gothic Neo" w:cs="Apple SD Gothic Neo"/>
+      <w:rFonts w:ascii="Arial Unicode MS" w:hAnsi="Arial Unicode MS" w:eastAsia="Arial Unicode MS" w:cs="Arial Unicode MS"/>
       <w:color w:val="000000" w:themeColor="text1"/>
     </w:rPr>
     <w:tblPr>
@@ -20269,7 +20302,7 @@
       <w:spacing w:after="0" w:line="240" w:lineRule="auto"/>
     </w:pPr>
     <w:rPr>
-      <w:rFonts w:ascii="Apple SD Gothic Neo" w:hAnsi="Apple SD Gothic Neo" w:eastAsia="Apple SD Gothic Neo" w:cs="Apple SD Gothic Neo"/>
+      <w:rFonts w:ascii="Arial Unicode MS" w:hAnsi="Arial Unicode MS" w:eastAsia="Arial Unicode MS" w:cs="Arial Unicode MS"/>
       <w:color w:val="000000" w:themeColor="text1"/>
     </w:rPr>
     <w:tblPr>
@@ -20356,7 +20389,7 @@
       <w:spacing w:after="0" w:line="240" w:lineRule="auto"/>
     </w:pPr>
     <w:rPr>
-      <w:rFonts w:ascii="Apple SD Gothic Neo" w:hAnsi="Apple SD Gothic Neo" w:eastAsia="Apple SD Gothic Neo" w:cs="Apple SD Gothic Neo"/>
+      <w:rFonts w:ascii="Arial Unicode MS" w:hAnsi="Arial Unicode MS" w:eastAsia="Arial Unicode MS" w:cs="Arial Unicode MS"/>
       <w:color w:val="000000" w:themeColor="text1"/>
     </w:rPr>
     <w:tblPr>
@@ -20443,7 +20476,7 @@
       <w:spacing w:after="0" w:line="240" w:lineRule="auto"/>
     </w:pPr>
     <w:rPr>
-      <w:rFonts w:ascii="Apple SD Gothic Neo" w:hAnsi="Apple SD Gothic Neo" w:eastAsia="Apple SD Gothic Neo" w:cs="Apple SD Gothic Neo"/>
+      <w:rFonts w:ascii="Arial Unicode MS" w:hAnsi="Arial Unicode MS" w:eastAsia="Arial Unicode MS" w:cs="Arial Unicode MS"/>
       <w:color w:val="000000" w:themeColor="text1"/>
     </w:rPr>
     <w:tblPr>
@@ -20530,7 +20563,7 @@
       <w:spacing w:after="0" w:line="240" w:lineRule="auto"/>
     </w:pPr>
     <w:rPr>
-      <w:rFonts w:ascii="Apple SD Gothic Neo" w:hAnsi="Apple SD Gothic Neo" w:eastAsia="Apple SD Gothic Neo" w:cs="Apple SD Gothic Neo"/>
+      <w:rFonts w:ascii="Arial Unicode MS" w:hAnsi="Arial Unicode MS" w:eastAsia="Arial Unicode MS" w:cs="Arial Unicode MS"/>
       <w:color w:val="000000" w:themeColor="text1"/>
     </w:rPr>
     <w:tblPr>
@@ -20611,7 +20644,7 @@
       <w:spacing w:after="0" w:line="240" w:lineRule="auto"/>
     </w:pPr>
     <w:rPr>
-      <w:rFonts w:ascii="Apple SD Gothic Neo" w:hAnsi="Apple SD Gothic Neo" w:eastAsia="Apple SD Gothic Neo" w:cs="Apple SD Gothic Neo"/>
+      <w:rFonts w:ascii="Arial Unicode MS" w:hAnsi="Arial Unicode MS" w:eastAsia="Arial Unicode MS" w:cs="Arial Unicode MS"/>
       <w:color w:val="000000" w:themeColor="text1"/>
     </w:rPr>
     <w:tblPr>
@@ -20692,7 +20725,7 @@
       <w:spacing w:after="0" w:line="240" w:lineRule="auto"/>
     </w:pPr>
     <w:rPr>
-      <w:rFonts w:ascii="Apple SD Gothic Neo" w:hAnsi="Apple SD Gothic Neo" w:eastAsia="Apple SD Gothic Neo" w:cs="Apple SD Gothic Neo"/>
+      <w:rFonts w:ascii="Arial Unicode MS" w:hAnsi="Arial Unicode MS" w:eastAsia="Arial Unicode MS" w:cs="Arial Unicode MS"/>
       <w:color w:val="000000" w:themeColor="text1"/>
     </w:rPr>
     <w:tblPr>
@@ -20773,7 +20806,7 @@
       <w:spacing w:after="0" w:line="240" w:lineRule="auto"/>
     </w:pPr>
     <w:rPr>
-      <w:rFonts w:ascii="Apple SD Gothic Neo" w:hAnsi="Apple SD Gothic Neo" w:eastAsia="Apple SD Gothic Neo" w:cs="Apple SD Gothic Neo"/>
+      <w:rFonts w:ascii="Arial Unicode MS" w:hAnsi="Arial Unicode MS" w:eastAsia="Arial Unicode MS" w:cs="Arial Unicode MS"/>
       <w:color w:val="000000" w:themeColor="text1"/>
     </w:rPr>
     <w:tblPr>
@@ -20854,7 +20887,7 @@
       <w:spacing w:after="0" w:line="240" w:lineRule="auto"/>
     </w:pPr>
     <w:rPr>
-      <w:rFonts w:ascii="Apple SD Gothic Neo" w:hAnsi="Apple SD Gothic Neo" w:eastAsia="Apple SD Gothic Neo" w:cs="Apple SD Gothic Neo"/>
+      <w:rFonts w:ascii="Arial Unicode MS" w:hAnsi="Arial Unicode MS" w:eastAsia="Arial Unicode MS" w:cs="Arial Unicode MS"/>
       <w:color w:val="000000" w:themeColor="text1"/>
     </w:rPr>
     <w:tblPr>
@@ -20935,7 +20968,7 @@
       <w:spacing w:after="0" w:line="240" w:lineRule="auto"/>
     </w:pPr>
     <w:rPr>
-      <w:rFonts w:ascii="Apple SD Gothic Neo" w:hAnsi="Apple SD Gothic Neo" w:eastAsia="Apple SD Gothic Neo" w:cs="Apple SD Gothic Neo"/>
+      <w:rFonts w:ascii="Arial Unicode MS" w:hAnsi="Arial Unicode MS" w:eastAsia="Arial Unicode MS" w:cs="Arial Unicode MS"/>
       <w:color w:val="000000" w:themeColor="text1"/>
     </w:rPr>
     <w:tblPr>
@@ -21016,7 +21049,7 @@
       <w:spacing w:after="0" w:line="240" w:lineRule="auto"/>
     </w:pPr>
     <w:rPr>
-      <w:rFonts w:ascii="Apple SD Gothic Neo" w:hAnsi="Apple SD Gothic Neo" w:eastAsia="Apple SD Gothic Neo" w:cs="Apple SD Gothic Neo"/>
+      <w:rFonts w:ascii="Arial Unicode MS" w:hAnsi="Arial Unicode MS" w:eastAsia="Arial Unicode MS" w:cs="Arial Unicode MS"/>
       <w:color w:val="000000" w:themeColor="text1"/>
     </w:rPr>
     <w:tblPr>

--- a/docs/user-guide/K8s-AI-Ops-Platform-menu-guide.docx
+++ b/docs/user-guide/K8s-AI-Ops-Platform-menu-guide.docx
@@ -10,7 +10,7 @@
       </w:pPr>
       <w:r>
         <w:rPr>
-          <w:rFonts w:ascii="AppleGothic" w:hAnsi="AppleGothic" w:eastAsia="AppleGothic" w:cs="AppleGothic"/>
+          <w:rFonts w:ascii="Noto Sans CJK KR" w:hAnsi="Noto Sans CJK KR" w:eastAsia="Noto Sans CJK KR" w:cs="Noto Sans CJK KR"/>
           <w:b/>
           <w:color w:val="000000"/>
           <w:sz w:val="47"/>
@@ -24,7 +24,7 @@
       </w:pPr>
       <w:r>
         <w:rPr>
-          <w:rFonts w:ascii="AppleGothic" w:hAnsi="AppleGothic" w:eastAsia="AppleGothic" w:cs="AppleGothic"/>
+          <w:rFonts w:ascii="Noto Sans CJK KR" w:hAnsi="Noto Sans CJK KR" w:eastAsia="Noto Sans CJK KR" w:cs="Noto Sans CJK KR"/>
         </w:rPr>
         <w:t>플랫폼 기능과 권장 운영 흐름</w:t>
       </w:r>
@@ -35,7 +35,7 @@
       </w:pPr>
       <w:r>
         <w:rPr>
-          <w:rFonts w:ascii="AppleGothic" w:hAnsi="AppleGothic" w:eastAsia="AppleGothic" w:cs="AppleGothic"/>
+          <w:rFonts w:ascii="Noto Sans CJK KR" w:hAnsi="Noto Sans CJK KR" w:eastAsia="Noto Sans CJK KR" w:cs="Noto Sans CJK KR"/>
           <w:color w:val="182433"/>
           <w:sz w:val="22"/>
         </w:rPr>
@@ -45,20 +45,9 @@
     <w:p>
       <w:r>
         <w:rPr>
-          <w:rFonts w:ascii="AppleGothic" w:hAnsi="AppleGothic" w:eastAsia="AppleGothic" w:cs="AppleGothic"/>
-          <w:b/>
-          <w:color w:val="14866D"/>
-          <w:sz w:val="22"/>
+          <w:rFonts w:ascii="Noto Sans CJK KR" w:hAnsi="Noto Sans CJK KR" w:eastAsia="Noto Sans CJK KR" w:cs="Noto Sans CJK KR"/>
         </w:rPr>
-        <w:t xml:space="preserve">제품 방향  </w:t>
-      </w:r>
-      <w:r>
-        <w:rPr>
-          <w:rFonts w:ascii="AppleGothic" w:hAnsi="AppleGothic" w:eastAsia="AppleGothic" w:cs="AppleGothic"/>
-          <w:color w:val="182433"/>
-          <w:sz w:val="22"/>
-        </w:rPr>
-        <w:t>현재 제품은 Kubernetes 운영 AIOps에 집중합니다. Argo CD는 후속 선택 연동으로 두며, 자체 배포 엔진을 만들지 않고 배포 상태 인지와 제한적 제어만 담당합니다.</w:t>
+        <w:t>제품 방향  KlueOps는 Kubernetes 운영 AIOps와 Tenant별 Helm Application Delivery를 제공합니다. Argo CD나 Flux를 설치하거나 Git 상태를 지속 동기화하지 않으며, 별도 GitOps Controller의 책임과 섞지 않습니다.</w:t>
       </w:r>
     </w:p>
     <w:tbl>
@@ -102,7 +91,7 @@
             </w:pPr>
             <w:r>
               <w:rPr>
-                <w:rFonts w:ascii="AppleGothic" w:hAnsi="AppleGothic" w:eastAsia="AppleGothic" w:cs="AppleGothic"/>
+                <w:rFonts w:ascii="Noto Sans CJK KR" w:hAnsi="Noto Sans CJK KR" w:eastAsia="Noto Sans CJK KR" w:cs="Noto Sans CJK KR"/>
                 <w:b/>
                 <w:color w:val="FFFFFF"/>
                 <w:sz w:val="19"/>
@@ -137,7 +126,7 @@
             </w:pPr>
             <w:r>
               <w:rPr>
-                <w:rFonts w:ascii="AppleGothic" w:hAnsi="AppleGothic" w:eastAsia="AppleGothic" w:cs="AppleGothic"/>
+                <w:rFonts w:ascii="Noto Sans CJK KR" w:hAnsi="Noto Sans CJK KR" w:eastAsia="Noto Sans CJK KR" w:cs="Noto Sans CJK KR"/>
                 <w:b/>
                 <w:color w:val="FFFFFF"/>
                 <w:sz w:val="19"/>
@@ -174,7 +163,7 @@
             </w:pPr>
             <w:r>
               <w:rPr>
-                <w:rFonts w:ascii="AppleGothic" w:hAnsi="AppleGothic" w:eastAsia="AppleGothic" w:cs="AppleGothic"/>
+                <w:rFonts w:ascii="Noto Sans CJK KR" w:hAnsi="Noto Sans CJK KR" w:eastAsia="Noto Sans CJK KR" w:cs="Noto Sans CJK KR"/>
                 <w:color w:val="182433"/>
                 <w:sz w:val="18"/>
               </w:rPr>
@@ -208,7 +197,7 @@
             </w:pPr>
             <w:r>
               <w:rPr>
-                <w:rFonts w:ascii="AppleGothic" w:hAnsi="AppleGothic" w:eastAsia="AppleGothic" w:cs="AppleGothic"/>
+                <w:rFonts w:ascii="Noto Sans CJK KR" w:hAnsi="Noto Sans CJK KR" w:eastAsia="Noto Sans CJK KR" w:cs="Noto Sans CJK KR"/>
                 <w:color w:val="182433"/>
                 <w:sz w:val="18"/>
               </w:rPr>
@@ -244,7 +233,7 @@
             </w:pPr>
             <w:r>
               <w:rPr>
-                <w:rFonts w:ascii="AppleGothic" w:hAnsi="AppleGothic" w:eastAsia="AppleGothic" w:cs="AppleGothic"/>
+                <w:rFonts w:ascii="Noto Sans CJK KR" w:hAnsi="Noto Sans CJK KR" w:eastAsia="Noto Sans CJK KR" w:cs="Noto Sans CJK KR"/>
                 <w:color w:val="182433"/>
                 <w:sz w:val="18"/>
               </w:rPr>
@@ -278,7 +267,7 @@
             </w:pPr>
             <w:r>
               <w:rPr>
-                <w:rFonts w:ascii="AppleGothic" w:hAnsi="AppleGothic" w:eastAsia="AppleGothic" w:cs="AppleGothic"/>
+                <w:rFonts w:ascii="Noto Sans CJK KR" w:hAnsi="Noto Sans CJK KR" w:eastAsia="Noto Sans CJK KR" w:cs="Noto Sans CJK KR"/>
                 <w:color w:val="182433"/>
                 <w:sz w:val="18"/>
               </w:rPr>
@@ -314,7 +303,7 @@
             </w:pPr>
             <w:r>
               <w:rPr>
-                <w:rFonts w:ascii="AppleGothic" w:hAnsi="AppleGothic" w:eastAsia="AppleGothic" w:cs="AppleGothic"/>
+                <w:rFonts w:ascii="Noto Sans CJK KR" w:hAnsi="Noto Sans CJK KR" w:eastAsia="Noto Sans CJK KR" w:cs="Noto Sans CJK KR"/>
                 <w:color w:val="182433"/>
                 <w:sz w:val="18"/>
               </w:rPr>
@@ -348,7 +337,7 @@
             </w:pPr>
             <w:r>
               <w:rPr>
-                <w:rFonts w:ascii="AppleGothic" w:hAnsi="AppleGothic" w:eastAsia="AppleGothic" w:cs="AppleGothic"/>
+                <w:rFonts w:ascii="Noto Sans CJK KR" w:hAnsi="Noto Sans CJK KR" w:eastAsia="Noto Sans CJK KR" w:cs="Noto Sans CJK KR"/>
                 <w:color w:val="182433"/>
                 <w:sz w:val="18"/>
               </w:rPr>
@@ -384,7 +373,7 @@
             </w:pPr>
             <w:r>
               <w:rPr>
-                <w:rFonts w:ascii="AppleGothic" w:hAnsi="AppleGothic" w:eastAsia="AppleGothic" w:cs="AppleGothic"/>
+                <w:rFonts w:ascii="Noto Sans CJK KR" w:hAnsi="Noto Sans CJK KR" w:eastAsia="Noto Sans CJK KR" w:cs="Noto Sans CJK KR"/>
                 <w:color w:val="182433"/>
                 <w:sz w:val="18"/>
               </w:rPr>
@@ -418,7 +407,7 @@
             </w:pPr>
             <w:r>
               <w:rPr>
-                <w:rFonts w:ascii="AppleGothic" w:hAnsi="AppleGothic" w:eastAsia="AppleGothic" w:cs="AppleGothic"/>
+                <w:rFonts w:ascii="Noto Sans CJK KR" w:hAnsi="Noto Sans CJK KR" w:eastAsia="Noto Sans CJK KR" w:cs="Noto Sans CJK KR"/>
                 <w:color w:val="182433"/>
                 <w:sz w:val="18"/>
               </w:rPr>
@@ -433,10 +422,11 @@
         <w:pStyle w:val="Heading1"/>
         <w:keepNext/>
         <w:pageBreakBefore/>
+        <w:spacing w:before="240"/>
       </w:pPr>
       <w:r>
         <w:rPr>
-          <w:rFonts w:ascii="AppleGothic" w:hAnsi="AppleGothic" w:eastAsia="AppleGothic" w:cs="AppleGothic"/>
+          <w:rFonts w:ascii="Noto Sans CJK KR" w:hAnsi="Noto Sans CJK KR" w:eastAsia="Noto Sans CJK KR" w:cs="Noto Sans CJK KR"/>
           <w:b/>
           <w:color w:val="000000"/>
           <w:sz w:val="40"/>
@@ -447,77 +437,592 @@
     <w:p>
       <w:r>
         <w:rPr>
-          <w:rFonts w:ascii="AppleGothic" w:hAnsi="AppleGothic" w:eastAsia="AppleGothic" w:cs="AppleGothic"/>
+          <w:rFonts w:ascii="Noto Sans CJK KR" w:hAnsi="Noto Sans CJK KR" w:eastAsia="Noto Sans CJK KR" w:cs="Noto Sans CJK KR"/>
         </w:rPr>
-        <w:t>플랫폼 기능은 운영 관리, AI, 설정의 세 영역으로 구성됩니다. 메뉴는 로그인 사용자의 capability에 따라 달라지므로 다른 사용자에게 보이는 메뉴가 다를 수 있습니다.</w:t>
+        <w:t>좌측 메뉴는 개요, 운영 대응, 인프라, Application Delivery, AI 운영, 거버넌스, 플랫폼 설정과 개인 영역으로 구성됩니다. 구조는 화면마다 바뀌지 않으며, 로그인 사용자의 capability와 Tenant 기능 정책에 따라 접근할 수 없는 그룹은 제목과 메뉴를 함께 숨깁니다.</w:t>
+      </w:r>
+    </w:p>
+    <w:tbl>
+      <w:tblPr>
+        <w:tblStyle w:val="TableGrid"/>
+        <w:tblW w:type="auto" w:w="0"/>
+        <w:tblLayout w:type="fixed"/>
+        <w:tblLook w:firstColumn="1" w:firstRow="1" w:lastColumn="0" w:lastRow="0" w:noHBand="0" w:noVBand="1" w:val="04A0"/>
+        <w:tblBorders>
+          <w:top w:val="single" w:sz="6" w:color="D9D9D9"/>
+          <w:left w:val="single" w:sz="6" w:color="D9D9D9"/>
+          <w:bottom w:val="single" w:sz="6" w:color="D9D9D9"/>
+          <w:right w:val="single" w:sz="6" w:color="D9D9D9"/>
+          <w:insideH w:val="single" w:sz="6" w:color="D9D9D9"/>
+          <w:insideV w:val="single" w:sz="6" w:color="D9D9D9"/>
+        </w:tblBorders>
+      </w:tblPr>
+      <w:tblGrid>
+        <w:gridCol w:w="2592"/>
+        <w:gridCol w:w="7200"/>
+      </w:tblGrid>
+      <w:tr>
+        <w:tc>
+          <w:tcPr>
+            <w:tcW w:type="dxa" w:w="4876"/>
+            <w:shd w:fill="173653"/>
+            <w:vAlign w:val="center"/>
+            <w:tcMar>
+              <w:top w:w="70" w:type="dxa"/>
+              <w:start w:w="100" w:type="dxa"/>
+              <w:bottom w:w="70" w:type="dxa"/>
+              <w:end w:w="100" w:type="dxa"/>
+            </w:tcMar>
+          </w:tcPr>
+          <w:p>
+            <w:pPr>
+              <w:jc w:val="center"/>
+            </w:pPr>
+            <w:r>
+              <w:rPr>
+                <w:rFonts w:ascii="Noto Sans CJK KR" w:hAnsi="Noto Sans CJK KR" w:eastAsia="Noto Sans CJK KR" w:cs="Noto Sans CJK KR"/>
+                <w:b/>
+                <w:sz w:val="18"/>
+                <w:color w:val="FFFFFF"/>
+              </w:rPr>
+              <w:t>업무 영역</w:t>
+            </w:r>
+          </w:p>
+        </w:tc>
+        <w:tc>
+          <w:tcPr>
+            <w:tcW w:type="dxa" w:w="4876"/>
+            <w:shd w:fill="173653"/>
+            <w:vAlign w:val="center"/>
+            <w:tcMar>
+              <w:top w:w="70" w:type="dxa"/>
+              <w:start w:w="100" w:type="dxa"/>
+              <w:bottom w:w="70" w:type="dxa"/>
+              <w:end w:w="100" w:type="dxa"/>
+            </w:tcMar>
+          </w:tcPr>
+          <w:p>
+            <w:pPr>
+              <w:jc w:val="center"/>
+            </w:pPr>
+            <w:r>
+              <w:rPr>
+                <w:rFonts w:ascii="Noto Sans CJK KR" w:hAnsi="Noto Sans CJK KR" w:eastAsia="Noto Sans CJK KR" w:cs="Noto Sans CJK KR"/>
+                <w:b/>
+                <w:sz w:val="18"/>
+                <w:color w:val="FFFFFF"/>
+              </w:rPr>
+              <w:t>포함 메뉴</w:t>
+            </w:r>
+          </w:p>
+        </w:tc>
+      </w:tr>
+      <w:tr>
+        <w:tc>
+          <w:tcPr>
+            <w:tcW w:type="dxa" w:w="2592"/>
+            <w:vAlign w:val="center"/>
+            <w:tcMar>
+              <w:top w:w="70" w:type="dxa"/>
+              <w:start w:w="100" w:type="dxa"/>
+              <w:bottom w:w="70" w:type="dxa"/>
+              <w:end w:w="100" w:type="dxa"/>
+            </w:tcMar>
+          </w:tcPr>
+          <w:p>
+            <w:pPr>
+              <w:spacing w:before="0" w:after="0" w:line="240" w:lineRule="auto"/>
+              <w:jc w:val="center"/>
+            </w:pPr>
+            <w:r>
+              <w:rPr>
+                <w:rFonts w:ascii="Noto Sans CJK KR" w:hAnsi="Noto Sans CJK KR" w:eastAsia="Noto Sans CJK KR" w:cs="Noto Sans CJK KR"/>
+                <w:b/>
+                <w:sz w:val="17"/>
+              </w:rPr>
+              <w:t>개요</w:t>
+            </w:r>
+          </w:p>
+        </w:tc>
+        <w:tc>
+          <w:tcPr>
+            <w:tcW w:type="dxa" w:w="7200"/>
+            <w:vAlign w:val="center"/>
+            <w:tcMar>
+              <w:top w:w="70" w:type="dxa"/>
+              <w:start w:w="100" w:type="dxa"/>
+              <w:bottom w:w="70" w:type="dxa"/>
+              <w:end w:w="100" w:type="dxa"/>
+            </w:tcMar>
+          </w:tcPr>
+          <w:p>
+            <w:pPr>
+              <w:spacing w:before="0" w:after="0" w:line="240" w:lineRule="auto"/>
+              <w:jc w:val="left"/>
+            </w:pPr>
+            <w:r>
+              <w:rPr>
+                <w:rFonts w:ascii="Noto Sans CJK KR" w:hAnsi="Noto Sans CJK KR" w:eastAsia="Noto Sans CJK KR" w:cs="Noto Sans CJK KR"/>
+                <w:b w:val="0"/>
+                <w:sz w:val="17"/>
+              </w:rPr>
+              <w:t>Dashboard</w:t>
+            </w:r>
+          </w:p>
+        </w:tc>
+      </w:tr>
+      <w:tr>
+        <w:tc>
+          <w:tcPr>
+            <w:tcW w:type="dxa" w:w="2592"/>
+            <w:vAlign w:val="center"/>
+            <w:shd w:fill="F3F7FB"/>
+            <w:tcMar>
+              <w:top w:w="70" w:type="dxa"/>
+              <w:start w:w="100" w:type="dxa"/>
+              <w:bottom w:w="70" w:type="dxa"/>
+              <w:end w:w="100" w:type="dxa"/>
+            </w:tcMar>
+          </w:tcPr>
+          <w:p>
+            <w:pPr>
+              <w:spacing w:before="0" w:after="0" w:line="240" w:lineRule="auto"/>
+              <w:jc w:val="center"/>
+            </w:pPr>
+            <w:r>
+              <w:rPr>
+                <w:rFonts w:ascii="Noto Sans CJK KR" w:hAnsi="Noto Sans CJK KR" w:eastAsia="Noto Sans CJK KR" w:cs="Noto Sans CJK KR"/>
+                <w:b/>
+                <w:sz w:val="17"/>
+              </w:rPr>
+              <w:t>운영 대응</w:t>
+            </w:r>
+          </w:p>
+        </w:tc>
+        <w:tc>
+          <w:tcPr>
+            <w:tcW w:type="dxa" w:w="7200"/>
+            <w:vAlign w:val="center"/>
+            <w:shd w:fill="F3F7FB"/>
+            <w:tcMar>
+              <w:top w:w="70" w:type="dxa"/>
+              <w:start w:w="100" w:type="dxa"/>
+              <w:bottom w:w="70" w:type="dxa"/>
+              <w:end w:w="100" w:type="dxa"/>
+            </w:tcMar>
+          </w:tcPr>
+          <w:p>
+            <w:pPr>
+              <w:spacing w:before="0" w:after="0" w:line="240" w:lineRule="auto"/>
+              <w:jc w:val="left"/>
+            </w:pPr>
+            <w:r>
+              <w:rPr>
+                <w:rFonts w:ascii="Noto Sans CJK KR" w:hAnsi="Noto Sans CJK KR" w:eastAsia="Noto Sans CJK KR" w:cs="Noto Sans CJK KR"/>
+                <w:b w:val="0"/>
+                <w:sz w:val="17"/>
+              </w:rPr>
+              <w:t>Triage · Fleet Command · Incidents</w:t>
+            </w:r>
+          </w:p>
+        </w:tc>
+      </w:tr>
+      <w:tr>
+        <w:tc>
+          <w:tcPr>
+            <w:tcW w:type="dxa" w:w="2592"/>
+            <w:vAlign w:val="center"/>
+            <w:tcMar>
+              <w:top w:w="70" w:type="dxa"/>
+              <w:start w:w="100" w:type="dxa"/>
+              <w:bottom w:w="70" w:type="dxa"/>
+              <w:end w:w="100" w:type="dxa"/>
+            </w:tcMar>
+          </w:tcPr>
+          <w:p>
+            <w:pPr>
+              <w:spacing w:before="0" w:after="0" w:line="240" w:lineRule="auto"/>
+              <w:jc w:val="center"/>
+            </w:pPr>
+            <w:r>
+              <w:rPr>
+                <w:rFonts w:ascii="Noto Sans CJK KR" w:hAnsi="Noto Sans CJK KR" w:eastAsia="Noto Sans CJK KR" w:cs="Noto Sans CJK KR"/>
+                <w:b/>
+                <w:sz w:val="17"/>
+              </w:rPr>
+              <w:t>인프라</w:t>
+            </w:r>
+          </w:p>
+        </w:tc>
+        <w:tc>
+          <w:tcPr>
+            <w:tcW w:type="dxa" w:w="7200"/>
+            <w:vAlign w:val="center"/>
+            <w:tcMar>
+              <w:top w:w="70" w:type="dxa"/>
+              <w:start w:w="100" w:type="dxa"/>
+              <w:bottom w:w="70" w:type="dxa"/>
+              <w:end w:w="100" w:type="dxa"/>
+            </w:tcMar>
+          </w:tcPr>
+          <w:p>
+            <w:pPr>
+              <w:spacing w:before="0" w:after="0" w:line="240" w:lineRule="auto"/>
+              <w:jc w:val="left"/>
+            </w:pPr>
+            <w:r>
+              <w:rPr>
+                <w:rFonts w:ascii="Noto Sans CJK KR" w:hAnsi="Noto Sans CJK KR" w:eastAsia="Noto Sans CJK KR" w:cs="Noto Sans CJK KR"/>
+                <w:b w:val="0"/>
+                <w:sz w:val="17"/>
+              </w:rPr>
+              <w:t>Clusters</w:t>
+            </w:r>
+          </w:p>
+        </w:tc>
+      </w:tr>
+      <w:tr>
+        <w:tc>
+          <w:tcPr>
+            <w:tcW w:type="dxa" w:w="2592"/>
+            <w:vAlign w:val="center"/>
+            <w:shd w:fill="F3F7FB"/>
+            <w:tcMar>
+              <w:top w:w="70" w:type="dxa"/>
+              <w:start w:w="100" w:type="dxa"/>
+              <w:bottom w:w="70" w:type="dxa"/>
+              <w:end w:w="100" w:type="dxa"/>
+            </w:tcMar>
+          </w:tcPr>
+          <w:p>
+            <w:pPr>
+              <w:spacing w:before="0" w:after="0" w:line="240" w:lineRule="auto"/>
+              <w:jc w:val="center"/>
+            </w:pPr>
+            <w:r>
+              <w:rPr>
+                <w:rFonts w:ascii="Noto Sans CJK KR" w:hAnsi="Noto Sans CJK KR" w:eastAsia="Noto Sans CJK KR" w:cs="Noto Sans CJK KR"/>
+                <w:b/>
+                <w:sz w:val="17"/>
+              </w:rPr>
+              <w:t>Application Delivery</w:t>
+            </w:r>
+          </w:p>
+        </w:tc>
+        <w:tc>
+          <w:tcPr>
+            <w:tcW w:type="dxa" w:w="7200"/>
+            <w:vAlign w:val="center"/>
+            <w:shd w:fill="F3F7FB"/>
+            <w:tcMar>
+              <w:top w:w="70" w:type="dxa"/>
+              <w:start w:w="100" w:type="dxa"/>
+              <w:bottom w:w="70" w:type="dxa"/>
+              <w:end w:w="100" w:type="dxa"/>
+            </w:tcMar>
+          </w:tcPr>
+          <w:p>
+            <w:pPr>
+              <w:spacing w:before="0" w:after="0" w:line="240" w:lineRule="auto"/>
+              <w:jc w:val="left"/>
+            </w:pPr>
+            <w:r>
+              <w:rPr>
+                <w:rFonts w:ascii="Noto Sans CJK KR" w:hAnsi="Noto Sans CJK KR" w:eastAsia="Noto Sans CJK KR" w:cs="Noto Sans CJK KR"/>
+                <w:b w:val="0"/>
+                <w:sz w:val="17"/>
+              </w:rPr>
+              <w:t>Applications</w:t>
+            </w:r>
+          </w:p>
+        </w:tc>
+      </w:tr>
+      <w:tr>
+        <w:tc>
+          <w:tcPr>
+            <w:tcW w:type="dxa" w:w="2592"/>
+            <w:vAlign w:val="center"/>
+            <w:tcMar>
+              <w:top w:w="70" w:type="dxa"/>
+              <w:start w:w="100" w:type="dxa"/>
+              <w:bottom w:w="70" w:type="dxa"/>
+              <w:end w:w="100" w:type="dxa"/>
+            </w:tcMar>
+          </w:tcPr>
+          <w:p>
+            <w:pPr>
+              <w:spacing w:before="0" w:after="0" w:line="240" w:lineRule="auto"/>
+              <w:jc w:val="center"/>
+            </w:pPr>
+            <w:r>
+              <w:rPr>
+                <w:rFonts w:ascii="Noto Sans CJK KR" w:hAnsi="Noto Sans CJK KR" w:eastAsia="Noto Sans CJK KR" w:cs="Noto Sans CJK KR"/>
+                <w:b/>
+                <w:sz w:val="17"/>
+              </w:rPr>
+              <w:t>AI 운영</w:t>
+            </w:r>
+          </w:p>
+        </w:tc>
+        <w:tc>
+          <w:tcPr>
+            <w:tcW w:type="dxa" w:w="7200"/>
+            <w:vAlign w:val="center"/>
+            <w:tcMar>
+              <w:top w:w="70" w:type="dxa"/>
+              <w:start w:w="100" w:type="dxa"/>
+              <w:bottom w:w="70" w:type="dxa"/>
+              <w:end w:w="100" w:type="dxa"/>
+            </w:tcMar>
+          </w:tcPr>
+          <w:p>
+            <w:pPr>
+              <w:spacing w:before="0" w:after="0" w:line="240" w:lineRule="auto"/>
+              <w:jc w:val="left"/>
+            </w:pPr>
+            <w:r>
+              <w:rPr>
+                <w:rFonts w:ascii="Noto Sans CJK KR" w:hAnsi="Noto Sans CJK KR" w:eastAsia="Noto Sans CJK KR" w:cs="Noto Sans CJK KR"/>
+                <w:b w:val="0"/>
+                <w:sz w:val="17"/>
+              </w:rPr>
+              <w:t>AI Analysis · AI Chat · Runbooks · AI 신뢰 센터</w:t>
+            </w:r>
+          </w:p>
+        </w:tc>
+      </w:tr>
+      <w:tr>
+        <w:tc>
+          <w:tcPr>
+            <w:tcW w:type="dxa" w:w="2592"/>
+            <w:vAlign w:val="center"/>
+            <w:shd w:fill="F3F7FB"/>
+            <w:tcMar>
+              <w:top w:w="70" w:type="dxa"/>
+              <w:start w:w="100" w:type="dxa"/>
+              <w:bottom w:w="70" w:type="dxa"/>
+              <w:end w:w="100" w:type="dxa"/>
+            </w:tcMar>
+          </w:tcPr>
+          <w:p>
+            <w:pPr>
+              <w:spacing w:before="0" w:after="0" w:line="240" w:lineRule="auto"/>
+              <w:jc w:val="center"/>
+            </w:pPr>
+            <w:r>
+              <w:rPr>
+                <w:rFonts w:ascii="Noto Sans CJK KR" w:hAnsi="Noto Sans CJK KR" w:eastAsia="Noto Sans CJK KR" w:cs="Noto Sans CJK KR"/>
+                <w:b/>
+                <w:sz w:val="17"/>
+              </w:rPr>
+              <w:t>거버넌스</w:t>
+            </w:r>
+          </w:p>
+        </w:tc>
+        <w:tc>
+          <w:tcPr>
+            <w:tcW w:type="dxa" w:w="7200"/>
+            <w:vAlign w:val="center"/>
+            <w:shd w:fill="F3F7FB"/>
+            <w:tcMar>
+              <w:top w:w="70" w:type="dxa"/>
+              <w:start w:w="100" w:type="dxa"/>
+              <w:bottom w:w="70" w:type="dxa"/>
+              <w:end w:w="100" w:type="dxa"/>
+            </w:tcMar>
+          </w:tcPr>
+          <w:p>
+            <w:pPr>
+              <w:spacing w:before="0" w:after="0" w:line="240" w:lineRule="auto"/>
+              <w:jc w:val="left"/>
+            </w:pPr>
+            <w:r>
+              <w:rPr>
+                <w:rFonts w:ascii="Noto Sans CJK KR" w:hAnsi="Noto Sans CJK KR" w:eastAsia="Noto Sans CJK KR" w:cs="Noto Sans CJK KR"/>
+                <w:b w:val="0"/>
+                <w:sz w:val="17"/>
+              </w:rPr>
+              <w:t>Policies · Audit · Operations Reliability</w:t>
+            </w:r>
+          </w:p>
+        </w:tc>
+      </w:tr>
+      <w:tr>
+        <w:tc>
+          <w:tcPr>
+            <w:tcW w:type="dxa" w:w="2592"/>
+            <w:vAlign w:val="center"/>
+            <w:tcMar>
+              <w:top w:w="70" w:type="dxa"/>
+              <w:start w:w="100" w:type="dxa"/>
+              <w:bottom w:w="70" w:type="dxa"/>
+              <w:end w:w="100" w:type="dxa"/>
+            </w:tcMar>
+          </w:tcPr>
+          <w:p>
+            <w:pPr>
+              <w:spacing w:before="0" w:after="0" w:line="240" w:lineRule="auto"/>
+              <w:jc w:val="center"/>
+            </w:pPr>
+            <w:r>
+              <w:rPr>
+                <w:rFonts w:ascii="Noto Sans CJK KR" w:hAnsi="Noto Sans CJK KR" w:eastAsia="Noto Sans CJK KR" w:cs="Noto Sans CJK KR"/>
+                <w:b/>
+                <w:sz w:val="17"/>
+              </w:rPr>
+              <w:t>플랫폼 설정</w:t>
+            </w:r>
+          </w:p>
+        </w:tc>
+        <w:tc>
+          <w:tcPr>
+            <w:tcW w:type="dxa" w:w="7200"/>
+            <w:vAlign w:val="center"/>
+            <w:tcMar>
+              <w:top w:w="70" w:type="dxa"/>
+              <w:start w:w="100" w:type="dxa"/>
+              <w:bottom w:w="70" w:type="dxa"/>
+              <w:end w:w="100" w:type="dxa"/>
+            </w:tcMar>
+          </w:tcPr>
+          <w:p>
+            <w:pPr>
+              <w:spacing w:before="0" w:after="0" w:line="240" w:lineRule="auto"/>
+              <w:jc w:val="left"/>
+            </w:pPr>
+            <w:r>
+              <w:rPr>
+                <w:rFonts w:ascii="Noto Sans CJK KR" w:hAnsi="Noto Sans CJK KR" w:eastAsia="Noto Sans CJK KR" w:cs="Noto Sans CJK KR"/>
+                <w:b w:val="0"/>
+                <w:sz w:val="17"/>
+              </w:rPr>
+              <w:t>Data &amp; Runtime · AI Providers · 사용자 및 권한 · Tenant 관리</w:t>
+            </w:r>
+          </w:p>
+        </w:tc>
+      </w:tr>
+      <w:tr>
+        <w:tc>
+          <w:tcPr>
+            <w:tcW w:type="dxa" w:w="2592"/>
+            <w:vAlign w:val="center"/>
+            <w:shd w:fill="F3F7FB"/>
+            <w:tcMar>
+              <w:top w:w="70" w:type="dxa"/>
+              <w:start w:w="100" w:type="dxa"/>
+              <w:bottom w:w="70" w:type="dxa"/>
+              <w:end w:w="100" w:type="dxa"/>
+            </w:tcMar>
+          </w:tcPr>
+          <w:p>
+            <w:pPr>
+              <w:spacing w:before="0" w:after="0" w:line="240" w:lineRule="auto"/>
+              <w:jc w:val="center"/>
+            </w:pPr>
+            <w:r>
+              <w:rPr>
+                <w:rFonts w:ascii="Noto Sans CJK KR" w:hAnsi="Noto Sans CJK KR" w:eastAsia="Noto Sans CJK KR" w:cs="Noto Sans CJK KR"/>
+                <w:b/>
+                <w:sz w:val="17"/>
+              </w:rPr>
+              <w:t>개인 영역</w:t>
+            </w:r>
+          </w:p>
+        </w:tc>
+        <w:tc>
+          <w:tcPr>
+            <w:tcW w:type="dxa" w:w="7200"/>
+            <w:vAlign w:val="center"/>
+            <w:shd w:fill="F3F7FB"/>
+            <w:tcMar>
+              <w:top w:w="70" w:type="dxa"/>
+              <w:start w:w="100" w:type="dxa"/>
+              <w:bottom w:w="70" w:type="dxa"/>
+              <w:end w:w="100" w:type="dxa"/>
+            </w:tcMar>
+          </w:tcPr>
+          <w:p>
+            <w:pPr>
+              <w:spacing w:before="0" w:after="0" w:line="240" w:lineRule="auto"/>
+              <w:jc w:val="left"/>
+            </w:pPr>
+            <w:r>
+              <w:rPr>
+                <w:rFonts w:ascii="Noto Sans CJK KR" w:hAnsi="Noto Sans CJK KR" w:eastAsia="Noto Sans CJK KR" w:cs="Noto Sans CJK KR"/>
+                <w:b w:val="0"/>
+                <w:sz w:val="17"/>
+              </w:rPr>
+              <w:t>사용자 설정</w:t>
+            </w:r>
+          </w:p>
+        </w:tc>
+      </w:tr>
+    </w:tbl>
+    <w:p>
+      <w:pPr>
+        <w:spacing w:after="160"/>
+        <w:jc w:val="center"/>
+      </w:pPr>
+      <w:r>
+        <w:rPr>
+          <w:rFonts w:ascii="Noto Sans CJK KR" w:hAnsi="Noto Sans CJK KR" w:eastAsia="Noto Sans CJK KR" w:cs="Noto Sans CJK KR"/>
+        </w:rPr>
+        <w:t>그림 1 역할과 기능에 따른 좌측 메뉴 그룹</w:t>
       </w:r>
     </w:p>
     <w:p>
       <w:pPr>
-        <w:spacing w:before="100" w:after="80"/>
-        <w:jc w:val="center"/>
+        <w:pStyle w:val="Heading2"/>
       </w:pPr>
       <w:r>
         <w:rPr>
-          <w:rFonts w:ascii="AppleGothic" w:hAnsi="AppleGothic" w:eastAsia="AppleGothic" w:cs="AppleGothic"/>
+          <w:rFonts w:ascii="Noto Sans CJK KR" w:hAnsi="Noto Sans CJK KR" w:eastAsia="Noto Sans CJK KR" w:cs="Noto Sans CJK KR"/>
         </w:rPr>
-        <w:drawing>
-          <wp:inline xmlns:a="http://schemas.openxmlformats.org/drawingml/2006/main" xmlns:pic="http://schemas.openxmlformats.org/drawingml/2006/picture">
-            <wp:extent cx="6400800" cy="3840480"/>
-            <wp:docPr id="1" name="Picture 1"/>
-            <wp:cNvGraphicFramePr>
-              <a:graphicFrameLocks noChangeAspect="1"/>
-            </wp:cNvGraphicFramePr>
-            <a:graphic>
-              <a:graphicData uri="http://schemas.openxmlformats.org/drawingml/2006/picture">
-                <pic:pic>
-                  <pic:nvPicPr>
-                    <pic:cNvPr id="0" name="menu-map.png"/>
-                    <pic:cNvPicPr/>
-                  </pic:nvPicPr>
-                  <pic:blipFill>
-                    <a:blip r:embed="rId10"/>
-                    <a:stretch>
-                      <a:fillRect/>
-                    </a:stretch>
-                  </pic:blipFill>
-                  <pic:spPr>
-                    <a:xfrm>
-                      <a:off x="0" y="0"/>
-                      <a:ext cx="6400800" cy="3840480"/>
-                    </a:xfrm>
-                    <a:prstGeom prst="rect"/>
-                  </pic:spPr>
-                </pic:pic>
-              </a:graphicData>
-            </a:graphic>
-          </wp:inline>
-        </w:drawing>
+        <w:t>공통 화면 요소</w:t>
       </w:r>
     </w:p>
     <w:p>
       <w:pPr>
-        <w:spacing w:after="160"/>
-        <w:jc w:val="center"/>
+        <w:pStyle w:val="ListBullet"/>
       </w:pPr>
       <w:r>
         <w:rPr>
-          <w:rFonts w:ascii="AppleGothic" w:hAnsi="AppleGothic" w:eastAsia="AppleGothic" w:cs="AppleGothic"/>
-          <w:color w:val="5E7084"/>
-          <w:sz w:val="17"/>
+          <w:rFonts w:ascii="Noto Sans CJK KR" w:hAnsi="Noto Sans CJK KR" w:eastAsia="Noto Sans CJK KR" w:cs="Noto Sans CJK KR"/>
         </w:rPr>
-        <w:t>그림 1 좌측 메뉴의 기능 그룹</w:t>
+        <w:t>상단 컨텍스트 바에서 현재 Tenant와 Workspace를 확인하고 변경합니다. 목록과 분석 결과는 선택한 운영 범위에 맞춰 다시 조회됩니다.</w:t>
       </w:r>
     </w:p>
     <w:p>
       <w:pPr>
-        <w:pStyle w:val="Heading2"/>
+        <w:pStyle w:val="ListBullet"/>
       </w:pPr>
       <w:r>
         <w:rPr>
-          <w:rFonts w:ascii="AppleGothic" w:hAnsi="AppleGothic" w:eastAsia="AppleGothic" w:cs="AppleGothic"/>
+          <w:rFonts w:ascii="Noto Sans CJK KR" w:hAnsi="Noto Sans CJK KR" w:eastAsia="Noto Sans CJK KR" w:cs="Noto Sans CJK KR"/>
         </w:rPr>
-        <w:t>공통 화면 요소</w:t>
+        <w:t>짙은 좌측 내비게이션은 기능을 업무 영역별로 구분하며 현재 메뉴를 파란 표시선으로 보여줍니다. 권한이 없는 그룹은 제목과 메뉴를 함께 표시하지 않습니다.</w:t>
+      </w:r>
+    </w:p>
+    <w:p>
+      <w:pPr>
+        <w:pStyle w:val="ListBullet"/>
+      </w:pPr>
+      <w:r>
+        <w:rPr>
+          <w:rFonts w:ascii="Noto Sans CJK KR" w:hAnsi="Noto Sans CJK KR" w:eastAsia="Noto Sans CJK KR" w:cs="Noto Sans CJK KR"/>
+        </w:rPr>
+        <w:t>상단 검색과 운영 알림은 어느 메뉴에서도 사용할 수 있으며, 알림을 열면 관련 화면으로 이동할 수 있습니다.</w:t>
+      </w:r>
+    </w:p>
+    <w:p>
+      <w:pPr>
+        <w:pStyle w:val="ListBullet"/>
+      </w:pPr>
+      <w:r>
+        <w:rPr>
+          <w:rFonts w:ascii="Noto Sans CJK KR" w:hAnsi="Noto Sans CJK KR" w:eastAsia="Noto Sans CJK KR" w:cs="Noto Sans CJK KR"/>
+        </w:rPr>
+        <w:t>좁은 화면에서는 메뉴 버튼으로 내비게이션을 열고, 배경을 선택하거나 메뉴를 고르면 자동으로 닫힙니다.</w:t>
       </w:r>
     </w:p>
     <w:tbl>
@@ -564,7 +1069,7 @@
             </w:pPr>
             <w:r>
               <w:rPr>
-                <w:rFonts w:ascii="AppleGothic" w:hAnsi="AppleGothic" w:eastAsia="AppleGothic" w:cs="AppleGothic"/>
+                <w:rFonts w:ascii="Noto Sans CJK KR" w:hAnsi="Noto Sans CJK KR" w:eastAsia="Noto Sans CJK KR" w:cs="Noto Sans CJK KR"/>
                 <w:b/>
                 <w:color w:val="FFFFFF"/>
                 <w:sz w:val="17"/>
@@ -600,7 +1105,7 @@
             </w:pPr>
             <w:r>
               <w:rPr>
-                <w:rFonts w:ascii="AppleGothic" w:hAnsi="AppleGothic" w:eastAsia="AppleGothic" w:cs="AppleGothic"/>
+                <w:rFonts w:ascii="Noto Sans CJK KR" w:hAnsi="Noto Sans CJK KR" w:eastAsia="Noto Sans CJK KR" w:cs="Noto Sans CJK KR"/>
                 <w:b/>
                 <w:color w:val="FFFFFF"/>
                 <w:sz w:val="17"/>
@@ -636,7 +1141,7 @@
             </w:pPr>
             <w:r>
               <w:rPr>
-                <w:rFonts w:ascii="AppleGothic" w:hAnsi="AppleGothic" w:eastAsia="AppleGothic" w:cs="AppleGothic"/>
+                <w:rFonts w:ascii="Noto Sans CJK KR" w:hAnsi="Noto Sans CJK KR" w:eastAsia="Noto Sans CJK KR" w:cs="Noto Sans CJK KR"/>
                 <w:b/>
                 <w:color w:val="FFFFFF"/>
                 <w:sz w:val="17"/>
@@ -677,7 +1182,7 @@
             </w:pPr>
             <w:r>
               <w:rPr>
-                <w:rFonts w:ascii="AppleGothic" w:hAnsi="AppleGothic" w:eastAsia="AppleGothic" w:cs="AppleGothic"/>
+                <w:rFonts w:ascii="Noto Sans CJK KR" w:hAnsi="Noto Sans CJK KR" w:eastAsia="Noto Sans CJK KR" w:cs="Noto Sans CJK KR"/>
                 <w:color w:val="182433"/>
                 <w:sz w:val="16"/>
               </w:rPr>
@@ -712,7 +1217,7 @@
             </w:pPr>
             <w:r>
               <w:rPr>
-                <w:rFonts w:ascii="AppleGothic" w:hAnsi="AppleGothic" w:eastAsia="AppleGothic" w:cs="AppleGothic"/>
+                <w:rFonts w:ascii="Noto Sans CJK KR" w:hAnsi="Noto Sans CJK KR" w:eastAsia="Noto Sans CJK KR" w:cs="Noto Sans CJK KR"/>
                 <w:color w:val="182433"/>
                 <w:sz w:val="16"/>
               </w:rPr>
@@ -747,7 +1252,7 @@
             </w:pPr>
             <w:r>
               <w:rPr>
-                <w:rFonts w:ascii="AppleGothic" w:hAnsi="AppleGothic" w:eastAsia="AppleGothic" w:cs="AppleGothic"/>
+                <w:rFonts w:ascii="Noto Sans CJK KR" w:hAnsi="Noto Sans CJK KR" w:eastAsia="Noto Sans CJK KR" w:cs="Noto Sans CJK KR"/>
                 <w:color w:val="182433"/>
                 <w:sz w:val="16"/>
               </w:rPr>
@@ -787,7 +1292,7 @@
             </w:pPr>
             <w:r>
               <w:rPr>
-                <w:rFonts w:ascii="AppleGothic" w:hAnsi="AppleGothic" w:eastAsia="AppleGothic" w:cs="AppleGothic"/>
+                <w:rFonts w:ascii="Noto Sans CJK KR" w:hAnsi="Noto Sans CJK KR" w:eastAsia="Noto Sans CJK KR" w:cs="Noto Sans CJK KR"/>
                 <w:color w:val="182433"/>
                 <w:sz w:val="16"/>
               </w:rPr>
@@ -822,7 +1327,7 @@
             </w:pPr>
             <w:r>
               <w:rPr>
-                <w:rFonts w:ascii="AppleGothic" w:hAnsi="AppleGothic" w:eastAsia="AppleGothic" w:cs="AppleGothic"/>
+                <w:rFonts w:ascii="Noto Sans CJK KR" w:hAnsi="Noto Sans CJK KR" w:eastAsia="Noto Sans CJK KR" w:cs="Noto Sans CJK KR"/>
                 <w:color w:val="182433"/>
                 <w:sz w:val="16"/>
               </w:rPr>
@@ -857,7 +1362,7 @@
             </w:pPr>
             <w:r>
               <w:rPr>
-                <w:rFonts w:ascii="AppleGothic" w:hAnsi="AppleGothic" w:eastAsia="AppleGothic" w:cs="AppleGothic"/>
+                <w:rFonts w:ascii="Noto Sans CJK KR" w:hAnsi="Noto Sans CJK KR" w:eastAsia="Noto Sans CJK KR" w:cs="Noto Sans CJK KR"/>
                 <w:color w:val="182433"/>
                 <w:sz w:val="16"/>
               </w:rPr>
@@ -897,7 +1402,7 @@
             </w:pPr>
             <w:r>
               <w:rPr>
-                <w:rFonts w:ascii="AppleGothic" w:hAnsi="AppleGothic" w:eastAsia="AppleGothic" w:cs="AppleGothic"/>
+                <w:rFonts w:ascii="Noto Sans CJK KR" w:hAnsi="Noto Sans CJK KR" w:eastAsia="Noto Sans CJK KR" w:cs="Noto Sans CJK KR"/>
                 <w:color w:val="182433"/>
                 <w:sz w:val="16"/>
               </w:rPr>
@@ -932,7 +1437,7 @@
             </w:pPr>
             <w:r>
               <w:rPr>
-                <w:rFonts w:ascii="AppleGothic" w:hAnsi="AppleGothic" w:eastAsia="AppleGothic" w:cs="AppleGothic"/>
+                <w:rFonts w:ascii="Noto Sans CJK KR" w:hAnsi="Noto Sans CJK KR" w:eastAsia="Noto Sans CJK KR" w:cs="Noto Sans CJK KR"/>
                 <w:color w:val="182433"/>
                 <w:sz w:val="16"/>
               </w:rPr>
@@ -967,7 +1472,7 @@
             </w:pPr>
             <w:r>
               <w:rPr>
-                <w:rFonts w:ascii="AppleGothic" w:hAnsi="AppleGothic" w:eastAsia="AppleGothic" w:cs="AppleGothic"/>
+                <w:rFonts w:ascii="Noto Sans CJK KR" w:hAnsi="Noto Sans CJK KR" w:eastAsia="Noto Sans CJK KR" w:cs="Noto Sans CJK KR"/>
                 <w:color w:val="182433"/>
                 <w:sz w:val="16"/>
               </w:rPr>
@@ -1007,7 +1512,7 @@
             </w:pPr>
             <w:r>
               <w:rPr>
-                <w:rFonts w:ascii="AppleGothic" w:hAnsi="AppleGothic" w:eastAsia="AppleGothic" w:cs="AppleGothic"/>
+                <w:rFonts w:ascii="Noto Sans CJK KR" w:hAnsi="Noto Sans CJK KR" w:eastAsia="Noto Sans CJK KR" w:cs="Noto Sans CJK KR"/>
                 <w:color w:val="182433"/>
                 <w:sz w:val="16"/>
               </w:rPr>
@@ -1042,7 +1547,7 @@
             </w:pPr>
             <w:r>
               <w:rPr>
-                <w:rFonts w:ascii="AppleGothic" w:hAnsi="AppleGothic" w:eastAsia="AppleGothic" w:cs="AppleGothic"/>
+                <w:rFonts w:ascii="Noto Sans CJK KR" w:hAnsi="Noto Sans CJK KR" w:eastAsia="Noto Sans CJK KR" w:cs="Noto Sans CJK KR"/>
                 <w:color w:val="182433"/>
                 <w:sz w:val="16"/>
               </w:rPr>
@@ -1077,7 +1582,7 @@
             </w:pPr>
             <w:r>
               <w:rPr>
-                <w:rFonts w:ascii="AppleGothic" w:hAnsi="AppleGothic" w:eastAsia="AppleGothic" w:cs="AppleGothic"/>
+                <w:rFonts w:ascii="Noto Sans CJK KR" w:hAnsi="Noto Sans CJK KR" w:eastAsia="Noto Sans CJK KR" w:cs="Noto Sans CJK KR"/>
                 <w:color w:val="182433"/>
                 <w:sz w:val="16"/>
               </w:rPr>
@@ -1117,7 +1622,7 @@
             </w:pPr>
             <w:r>
               <w:rPr>
-                <w:rFonts w:ascii="AppleGothic" w:hAnsi="AppleGothic" w:eastAsia="AppleGothic" w:cs="AppleGothic"/>
+                <w:rFonts w:ascii="Noto Sans CJK KR" w:hAnsi="Noto Sans CJK KR" w:eastAsia="Noto Sans CJK KR" w:cs="Noto Sans CJK KR"/>
                 <w:color w:val="182433"/>
                 <w:sz w:val="16"/>
               </w:rPr>
@@ -1152,7 +1657,7 @@
             </w:pPr>
             <w:r>
               <w:rPr>
-                <w:rFonts w:ascii="AppleGothic" w:hAnsi="AppleGothic" w:eastAsia="AppleGothic" w:cs="AppleGothic"/>
+                <w:rFonts w:ascii="Noto Sans CJK KR" w:hAnsi="Noto Sans CJK KR" w:eastAsia="Noto Sans CJK KR" w:cs="Noto Sans CJK KR"/>
                 <w:color w:val="182433"/>
                 <w:sz w:val="16"/>
               </w:rPr>
@@ -1187,7 +1692,7 @@
             </w:pPr>
             <w:r>
               <w:rPr>
-                <w:rFonts w:ascii="AppleGothic" w:hAnsi="AppleGothic" w:eastAsia="AppleGothic" w:cs="AppleGothic"/>
+                <w:rFonts w:ascii="Noto Sans CJK KR" w:hAnsi="Noto Sans CJK KR" w:eastAsia="Noto Sans CJK KR" w:cs="Noto Sans CJK KR"/>
                 <w:color w:val="182433"/>
                 <w:sz w:val="16"/>
               </w:rPr>
@@ -1202,10 +1707,11 @@
         <w:pStyle w:val="Heading1"/>
         <w:keepNext/>
         <w:pageBreakBefore/>
+        <w:spacing w:before="240"/>
       </w:pPr>
       <w:r>
         <w:rPr>
-          <w:rFonts w:ascii="AppleGothic" w:hAnsi="AppleGothic" w:eastAsia="AppleGothic" w:cs="AppleGothic"/>
+          <w:rFonts w:ascii="Noto Sans CJK KR" w:hAnsi="Noto Sans CJK KR" w:eastAsia="Noto Sans CJK KR" w:cs="Noto Sans CJK KR"/>
           <w:b/>
           <w:color w:val="000000"/>
           <w:sz w:val="40"/>
@@ -1216,7 +1722,7 @@
     <w:p>
       <w:r>
         <w:rPr>
-          <w:rFonts w:ascii="AppleGothic" w:hAnsi="AppleGothic" w:eastAsia="AppleGothic" w:cs="AppleGothic"/>
+          <w:rFonts w:ascii="Noto Sans CJK KR" w:hAnsi="Noto Sans CJK KR" w:eastAsia="Noto Sans CJK KR" w:cs="Noto Sans CJK KR"/>
         </w:rPr>
         <w:t>운영자는 처음부터 AI 분석을 실행하기보다 우선순위와 실제 Kubernetes 근거를 먼저 확인하는 것이 좋습니다. 분석 결과는 단독 사실이 아니라 Evidence Ledger, 이벤트, 로그, 검증 명령과 함께 판단합니다.</w:t>
       </w:r>
@@ -1228,12 +1734,12 @@
       </w:pPr>
       <w:r>
         <w:rPr>
-          <w:rFonts w:ascii="AppleGothic" w:hAnsi="AppleGothic" w:eastAsia="AppleGothic" w:cs="AppleGothic"/>
+          <w:rFonts w:ascii="Noto Sans CJK KR" w:hAnsi="Noto Sans CJK KR" w:eastAsia="Noto Sans CJK KR" w:cs="Noto Sans CJK KR"/>
         </w:rPr>
         <w:drawing>
           <wp:inline xmlns:a="http://schemas.openxmlformats.org/drawingml/2006/main" xmlns:pic="http://schemas.openxmlformats.org/drawingml/2006/picture">
             <wp:extent cx="6400800" cy="2316480"/>
-            <wp:docPr id="2" name="Picture 2"/>
+            <wp:docPr id="2" name="Picture 2" descr="감지부터 검증과 해결까지 이어지는 권장 운영 흐름도" title="감지부터 검증과 해결까지 이어지는 권장 운영 흐름도"/>
             <wp:cNvGraphicFramePr>
               <a:graphicFrameLocks noChangeAspect="1"/>
             </wp:cNvGraphicFramePr>
@@ -1271,7 +1777,7 @@
       </w:pPr>
       <w:r>
         <w:rPr>
-          <w:rFonts w:ascii="AppleGothic" w:hAnsi="AppleGothic" w:eastAsia="AppleGothic" w:cs="AppleGothic"/>
+          <w:rFonts w:ascii="Noto Sans CJK KR" w:hAnsi="Noto Sans CJK KR" w:eastAsia="Noto Sans CJK KR" w:cs="Noto Sans CJK KR"/>
           <w:color w:val="5E7084"/>
           <w:sz w:val="17"/>
         </w:rPr>
@@ -1284,7 +1790,7 @@
       </w:pPr>
       <w:r>
         <w:rPr>
-          <w:rFonts w:ascii="AppleGothic" w:hAnsi="AppleGothic" w:eastAsia="AppleGothic" w:cs="AppleGothic"/>
+          <w:rFonts w:ascii="Noto Sans CJK KR" w:hAnsi="Noto Sans CJK KR" w:eastAsia="Noto Sans CJK KR" w:cs="Noto Sans CJK KR"/>
         </w:rPr>
         <w:t>완료의 기준</w:t>
       </w:r>
@@ -1296,7 +1802,7 @@
       </w:pPr>
       <w:r>
         <w:rPr>
-          <w:rFonts w:ascii="AppleGothic" w:hAnsi="AppleGothic" w:eastAsia="AppleGothic" w:cs="AppleGothic"/>
+          <w:rFonts w:ascii="Noto Sans CJK KR" w:hAnsi="Noto Sans CJK KR" w:eastAsia="Noto Sans CJK KR" w:cs="Noto Sans CJK KR"/>
           <w:color w:val="182433"/>
           <w:sz w:val="20"/>
         </w:rPr>
@@ -1310,7 +1816,7 @@
       </w:pPr>
       <w:r>
         <w:rPr>
-          <w:rFonts w:ascii="AppleGothic" w:hAnsi="AppleGothic" w:eastAsia="AppleGothic" w:cs="AppleGothic"/>
+          <w:rFonts w:ascii="Noto Sans CJK KR" w:hAnsi="Noto Sans CJK KR" w:eastAsia="Noto Sans CJK KR" w:cs="Noto Sans CJK KR"/>
           <w:color w:val="182433"/>
           <w:sz w:val="20"/>
         </w:rPr>
@@ -1324,7 +1830,7 @@
       </w:pPr>
       <w:r>
         <w:rPr>
-          <w:rFonts w:ascii="AppleGothic" w:hAnsi="AppleGothic" w:eastAsia="AppleGothic" w:cs="AppleGothic"/>
+          <w:rFonts w:ascii="Noto Sans CJK KR" w:hAnsi="Noto Sans CJK KR" w:eastAsia="Noto Sans CJK KR" w:cs="Noto Sans CJK KR"/>
           <w:color w:val="182433"/>
           <w:sz w:val="20"/>
         </w:rPr>
@@ -1338,7 +1844,7 @@
       </w:pPr>
       <w:r>
         <w:rPr>
-          <w:rFonts w:ascii="AppleGothic" w:hAnsi="AppleGothic" w:eastAsia="AppleGothic" w:cs="AppleGothic"/>
+          <w:rFonts w:ascii="Noto Sans CJK KR" w:hAnsi="Noto Sans CJK KR" w:eastAsia="Noto Sans CJK KR" w:cs="Noto Sans CJK KR"/>
           <w:color w:val="182433"/>
           <w:sz w:val="20"/>
         </w:rPr>
@@ -1350,10 +1856,11 @@
         <w:pStyle w:val="Heading1"/>
         <w:keepNext/>
         <w:pageBreakBefore/>
+        <w:spacing w:before="240"/>
       </w:pPr>
       <w:r>
         <w:rPr>
-          <w:rFonts w:ascii="AppleGothic" w:hAnsi="AppleGothic" w:eastAsia="AppleGothic" w:cs="AppleGothic"/>
+          <w:rFonts w:ascii="Noto Sans CJK KR" w:hAnsi="Noto Sans CJK KR" w:eastAsia="Noto Sans CJK KR" w:cs="Noto Sans CJK KR"/>
           <w:b/>
           <w:color w:val="000000"/>
           <w:sz w:val="40"/>
@@ -1368,12 +1875,12 @@
       </w:pPr>
       <w:r>
         <w:rPr>
-          <w:rFonts w:ascii="AppleGothic" w:hAnsi="AppleGothic" w:eastAsia="AppleGothic" w:cs="AppleGothic"/>
+          <w:rFonts w:ascii="Noto Sans CJK KR" w:hAnsi="Noto Sans CJK KR" w:eastAsia="Noto Sans CJK KR" w:cs="Noto Sans CJK KR"/>
         </w:rPr>
         <w:drawing>
           <wp:inline xmlns:a="http://schemas.openxmlformats.org/drawingml/2006/main" xmlns:pic="http://schemas.openxmlformats.org/drawingml/2006/picture">
             <wp:extent cx="6400800" cy="3307080"/>
-            <wp:docPr id="3" name="Picture 3"/>
+            <wp:docPr id="3" name="Picture 3" descr="Platform, Tenant, Workspace, Cluster, Namespace, Resource의 관리 범위와 데이터 흐름도" title="Platform, Tenant, Workspace, Cluster, Namespace, Resource의 관리 범위와 데이터 흐름도"/>
             <wp:cNvGraphicFramePr>
               <a:graphicFrameLocks noChangeAspect="1"/>
             </wp:cNvGraphicFramePr>
@@ -1411,7 +1918,7 @@
       </w:pPr>
       <w:r>
         <w:rPr>
-          <w:rFonts w:ascii="AppleGothic" w:hAnsi="AppleGothic" w:eastAsia="AppleGothic" w:cs="AppleGothic"/>
+          <w:rFonts w:ascii="Noto Sans CJK KR" w:hAnsi="Noto Sans CJK KR" w:eastAsia="Noto Sans CJK KR" w:cs="Noto Sans CJK KR"/>
           <w:color w:val="5E7084"/>
           <w:sz w:val="17"/>
         </w:rPr>
@@ -1421,7 +1928,7 @@
     <w:p>
       <w:r>
         <w:rPr>
-          <w:rFonts w:ascii="AppleGothic" w:hAnsi="AppleGothic" w:eastAsia="AppleGothic" w:cs="AppleGothic"/>
+          <w:rFonts w:ascii="Noto Sans CJK KR" w:hAnsi="Noto Sans CJK KR" w:eastAsia="Noto Sans CJK KR" w:cs="Noto Sans CJK KR"/>
         </w:rPr>
         <w:t>Tenant는 회사나 고객처럼 격리해야 하는 최상위 업무 조직이며, Workspace는 Tenant 내부의 서비스나 운영팀 단위입니다. Cluster와 Namespace는 이 범위 아래에서만 조회됩니다.</w:t>
       </w:r>
@@ -1468,7 +1975,7 @@
             </w:pPr>
             <w:r>
               <w:rPr>
-                <w:rFonts w:ascii="AppleGothic" w:hAnsi="AppleGothic" w:eastAsia="AppleGothic" w:cs="AppleGothic"/>
+                <w:rFonts w:ascii="Noto Sans CJK KR" w:hAnsi="Noto Sans CJK KR" w:eastAsia="Noto Sans CJK KR" w:cs="Noto Sans CJK KR"/>
                 <w:b/>
                 <w:color w:val="FFFFFF"/>
                 <w:sz w:val="19"/>
@@ -1503,7 +2010,7 @@
             </w:pPr>
             <w:r>
               <w:rPr>
-                <w:rFonts w:ascii="AppleGothic" w:hAnsi="AppleGothic" w:eastAsia="AppleGothic" w:cs="AppleGothic"/>
+                <w:rFonts w:ascii="Noto Sans CJK KR" w:hAnsi="Noto Sans CJK KR" w:eastAsia="Noto Sans CJK KR" w:cs="Noto Sans CJK KR"/>
                 <w:b/>
                 <w:color w:val="FFFFFF"/>
                 <w:sz w:val="19"/>
@@ -1538,7 +2045,7 @@
             </w:pPr>
             <w:r>
               <w:rPr>
-                <w:rFonts w:ascii="AppleGothic" w:hAnsi="AppleGothic" w:eastAsia="AppleGothic" w:cs="AppleGothic"/>
+                <w:rFonts w:ascii="Noto Sans CJK KR" w:hAnsi="Noto Sans CJK KR" w:eastAsia="Noto Sans CJK KR" w:cs="Noto Sans CJK KR"/>
                 <w:b/>
                 <w:color w:val="FFFFFF"/>
                 <w:sz w:val="19"/>
@@ -1575,7 +2082,7 @@
             </w:pPr>
             <w:r>
               <w:rPr>
-                <w:rFonts w:ascii="AppleGothic" w:hAnsi="AppleGothic" w:eastAsia="AppleGothic" w:cs="AppleGothic"/>
+                <w:rFonts w:ascii="Noto Sans CJK KR" w:hAnsi="Noto Sans CJK KR" w:eastAsia="Noto Sans CJK KR" w:cs="Noto Sans CJK KR"/>
                 <w:color w:val="182433"/>
                 <w:sz w:val="18"/>
               </w:rPr>
@@ -1609,7 +2116,7 @@
             </w:pPr>
             <w:r>
               <w:rPr>
-                <w:rFonts w:ascii="AppleGothic" w:hAnsi="AppleGothic" w:eastAsia="AppleGothic" w:cs="AppleGothic"/>
+                <w:rFonts w:ascii="Noto Sans CJK KR" w:hAnsi="Noto Sans CJK KR" w:eastAsia="Noto Sans CJK KR" w:cs="Noto Sans CJK KR"/>
                 <w:color w:val="182433"/>
                 <w:sz w:val="18"/>
               </w:rPr>
@@ -1643,7 +2150,7 @@
             </w:pPr>
             <w:r>
               <w:rPr>
-                <w:rFonts w:ascii="AppleGothic" w:hAnsi="AppleGothic" w:eastAsia="AppleGothic" w:cs="AppleGothic"/>
+                <w:rFonts w:ascii="Noto Sans CJK KR" w:hAnsi="Noto Sans CJK KR" w:eastAsia="Noto Sans CJK KR" w:cs="Noto Sans CJK KR"/>
                 <w:color w:val="182433"/>
                 <w:sz w:val="18"/>
               </w:rPr>
@@ -1679,7 +2186,7 @@
             </w:pPr>
             <w:r>
               <w:rPr>
-                <w:rFonts w:ascii="AppleGothic" w:hAnsi="AppleGothic" w:eastAsia="AppleGothic" w:cs="AppleGothic"/>
+                <w:rFonts w:ascii="Noto Sans CJK KR" w:hAnsi="Noto Sans CJK KR" w:eastAsia="Noto Sans CJK KR" w:cs="Noto Sans CJK KR"/>
                 <w:color w:val="182433"/>
                 <w:sz w:val="18"/>
               </w:rPr>
@@ -1713,7 +2220,7 @@
             </w:pPr>
             <w:r>
               <w:rPr>
-                <w:rFonts w:ascii="AppleGothic" w:hAnsi="AppleGothic" w:eastAsia="AppleGothic" w:cs="AppleGothic"/>
+                <w:rFonts w:ascii="Noto Sans CJK KR" w:hAnsi="Noto Sans CJK KR" w:eastAsia="Noto Sans CJK KR" w:cs="Noto Sans CJK KR"/>
                 <w:color w:val="182433"/>
                 <w:sz w:val="18"/>
               </w:rPr>
@@ -1747,7 +2254,7 @@
             </w:pPr>
             <w:r>
               <w:rPr>
-                <w:rFonts w:ascii="AppleGothic" w:hAnsi="AppleGothic" w:eastAsia="AppleGothic" w:cs="AppleGothic"/>
+                <w:rFonts w:ascii="Noto Sans CJK KR" w:hAnsi="Noto Sans CJK KR" w:eastAsia="Noto Sans CJK KR" w:cs="Noto Sans CJK KR"/>
                 <w:color w:val="182433"/>
                 <w:sz w:val="18"/>
               </w:rPr>
@@ -1783,7 +2290,7 @@
             </w:pPr>
             <w:r>
               <w:rPr>
-                <w:rFonts w:ascii="AppleGothic" w:hAnsi="AppleGothic" w:eastAsia="AppleGothic" w:cs="AppleGothic"/>
+                <w:rFonts w:ascii="Noto Sans CJK KR" w:hAnsi="Noto Sans CJK KR" w:eastAsia="Noto Sans CJK KR" w:cs="Noto Sans CJK KR"/>
                 <w:color w:val="182433"/>
                 <w:sz w:val="18"/>
               </w:rPr>
@@ -1817,7 +2324,7 @@
             </w:pPr>
             <w:r>
               <w:rPr>
-                <w:rFonts w:ascii="AppleGothic" w:hAnsi="AppleGothic" w:eastAsia="AppleGothic" w:cs="AppleGothic"/>
+                <w:rFonts w:ascii="Noto Sans CJK KR" w:hAnsi="Noto Sans CJK KR" w:eastAsia="Noto Sans CJK KR" w:cs="Noto Sans CJK KR"/>
                 <w:color w:val="182433"/>
                 <w:sz w:val="18"/>
               </w:rPr>
@@ -1851,7 +2358,7 @@
             </w:pPr>
             <w:r>
               <w:rPr>
-                <w:rFonts w:ascii="AppleGothic" w:hAnsi="AppleGothic" w:eastAsia="AppleGothic" w:cs="AppleGothic"/>
+                <w:rFonts w:ascii="Noto Sans CJK KR" w:hAnsi="Noto Sans CJK KR" w:eastAsia="Noto Sans CJK KR" w:cs="Noto Sans CJK KR"/>
                 <w:color w:val="182433"/>
                 <w:sz w:val="18"/>
               </w:rPr>
@@ -1887,7 +2394,7 @@
             </w:pPr>
             <w:r>
               <w:rPr>
-                <w:rFonts w:ascii="AppleGothic" w:hAnsi="AppleGothic" w:eastAsia="AppleGothic" w:cs="AppleGothic"/>
+                <w:rFonts w:ascii="Noto Sans CJK KR" w:hAnsi="Noto Sans CJK KR" w:eastAsia="Noto Sans CJK KR" w:cs="Noto Sans CJK KR"/>
                 <w:color w:val="182433"/>
                 <w:sz w:val="18"/>
               </w:rPr>
@@ -1921,7 +2428,7 @@
             </w:pPr>
             <w:r>
               <w:rPr>
-                <w:rFonts w:ascii="AppleGothic" w:hAnsi="AppleGothic" w:eastAsia="AppleGothic" w:cs="AppleGothic"/>
+                <w:rFonts w:ascii="Noto Sans CJK KR" w:hAnsi="Noto Sans CJK KR" w:eastAsia="Noto Sans CJK KR" w:cs="Noto Sans CJK KR"/>
                 <w:color w:val="182433"/>
                 <w:sz w:val="18"/>
               </w:rPr>
@@ -1955,7 +2462,7 @@
             </w:pPr>
             <w:r>
               <w:rPr>
-                <w:rFonts w:ascii="AppleGothic" w:hAnsi="AppleGothic" w:eastAsia="AppleGothic" w:cs="AppleGothic"/>
+                <w:rFonts w:ascii="Noto Sans CJK KR" w:hAnsi="Noto Sans CJK KR" w:eastAsia="Noto Sans CJK KR" w:cs="Noto Sans CJK KR"/>
                 <w:color w:val="182433"/>
                 <w:sz w:val="18"/>
               </w:rPr>
@@ -1991,7 +2498,7 @@
             </w:pPr>
             <w:r>
               <w:rPr>
-                <w:rFonts w:ascii="AppleGothic" w:hAnsi="AppleGothic" w:eastAsia="AppleGothic" w:cs="AppleGothic"/>
+                <w:rFonts w:ascii="Noto Sans CJK KR" w:hAnsi="Noto Sans CJK KR" w:eastAsia="Noto Sans CJK KR" w:cs="Noto Sans CJK KR"/>
                 <w:color w:val="182433"/>
                 <w:sz w:val="18"/>
               </w:rPr>
@@ -2025,7 +2532,7 @@
             </w:pPr>
             <w:r>
               <w:rPr>
-                <w:rFonts w:ascii="AppleGothic" w:hAnsi="AppleGothic" w:eastAsia="AppleGothic" w:cs="AppleGothic"/>
+                <w:rFonts w:ascii="Noto Sans CJK KR" w:hAnsi="Noto Sans CJK KR" w:eastAsia="Noto Sans CJK KR" w:cs="Noto Sans CJK KR"/>
                 <w:color w:val="182433"/>
                 <w:sz w:val="18"/>
               </w:rPr>
@@ -2059,7 +2566,7 @@
             </w:pPr>
             <w:r>
               <w:rPr>
-                <w:rFonts w:ascii="AppleGothic" w:hAnsi="AppleGothic" w:eastAsia="AppleGothic" w:cs="AppleGothic"/>
+                <w:rFonts w:ascii="Noto Sans CJK KR" w:hAnsi="Noto Sans CJK KR" w:eastAsia="Noto Sans CJK KR" w:cs="Noto Sans CJK KR"/>
                 <w:color w:val="182433"/>
                 <w:sz w:val="18"/>
               </w:rPr>
@@ -2074,10 +2581,11 @@
         <w:pStyle w:val="Heading1"/>
         <w:keepNext/>
         <w:pageBreakBefore/>
+        <w:spacing w:before="240"/>
       </w:pPr>
       <w:r>
         <w:rPr>
-          <w:rFonts w:ascii="AppleGothic" w:hAnsi="AppleGothic" w:eastAsia="AppleGothic" w:cs="AppleGothic"/>
+          <w:rFonts w:ascii="Noto Sans CJK KR" w:hAnsi="Noto Sans CJK KR" w:eastAsia="Noto Sans CJK KR" w:cs="Noto Sans CJK KR"/>
           <w:b/>
           <w:color w:val="000000"/>
           <w:sz w:val="40"/>
@@ -2093,7 +2601,7 @@
       </w:pPr>
       <w:r>
         <w:rPr>
-          <w:rFonts w:ascii="AppleGothic" w:hAnsi="AppleGothic" w:eastAsia="AppleGothic" w:cs="AppleGothic"/>
+          <w:rFonts w:ascii="Noto Sans CJK KR" w:hAnsi="Noto Sans CJK KR" w:eastAsia="Noto Sans CJK KR" w:cs="Noto Sans CJK KR"/>
           <w:b/>
           <w:color w:val="000000"/>
           <w:sz w:val="30"/>
@@ -2107,7 +2615,7 @@
       </w:pPr>
       <w:r>
         <w:rPr>
-          <w:rFonts w:ascii="AppleGothic" w:hAnsi="AppleGothic" w:eastAsia="AppleGothic" w:cs="AppleGothic"/>
+          <w:rFonts w:ascii="Noto Sans CJK KR" w:hAnsi="Noto Sans CJK KR" w:eastAsia="Noto Sans CJK KR" w:cs="Noto Sans CJK KR"/>
           <w:b/>
           <w:color w:val="246BCE"/>
           <w:sz w:val="21"/>
@@ -2116,7 +2624,7 @@
       </w:r>
       <w:r>
         <w:rPr>
-          <w:rFonts w:ascii="AppleGothic" w:hAnsi="AppleGothic" w:eastAsia="AppleGothic" w:cs="AppleGothic"/>
+          <w:rFonts w:ascii="Noto Sans CJK KR" w:hAnsi="Noto Sans CJK KR" w:eastAsia="Noto Sans CJK KR" w:cs="Noto Sans CJK KR"/>
           <w:color w:val="182433"/>
           <w:sz w:val="21"/>
         </w:rPr>
@@ -2129,7 +2637,7 @@
       </w:pPr>
       <w:r>
         <w:rPr>
-          <w:rFonts w:ascii="AppleGothic" w:hAnsi="AppleGothic" w:eastAsia="AppleGothic" w:cs="AppleGothic"/>
+          <w:rFonts w:ascii="Noto Sans CJK KR" w:hAnsi="Noto Sans CJK KR" w:eastAsia="Noto Sans CJK KR" w:cs="Noto Sans CJK KR"/>
           <w:b/>
           <w:color w:val="14866D"/>
           <w:sz w:val="21"/>
@@ -2138,7 +2646,7 @@
       </w:r>
       <w:r>
         <w:rPr>
-          <w:rFonts w:ascii="AppleGothic" w:hAnsi="AppleGothic" w:eastAsia="AppleGothic" w:cs="AppleGothic"/>
+          <w:rFonts w:ascii="Noto Sans CJK KR" w:hAnsi="Noto Sans CJK KR" w:eastAsia="Noto Sans CJK KR" w:cs="Noto Sans CJK KR"/>
           <w:color w:val="182433"/>
           <w:sz w:val="21"/>
         </w:rPr>
@@ -2152,7 +2660,7 @@
       </w:pPr>
       <w:r>
         <w:rPr>
-          <w:rFonts w:ascii="AppleGothic" w:hAnsi="AppleGothic" w:eastAsia="AppleGothic" w:cs="AppleGothic"/>
+          <w:rFonts w:ascii="Noto Sans CJK KR" w:hAnsi="Noto Sans CJK KR" w:eastAsia="Noto Sans CJK KR" w:cs="Noto Sans CJK KR"/>
           <w:color w:val="182433"/>
           <w:sz w:val="20"/>
         </w:rPr>
@@ -2166,7 +2674,7 @@
       </w:pPr>
       <w:r>
         <w:rPr>
-          <w:rFonts w:ascii="AppleGothic" w:hAnsi="AppleGothic" w:eastAsia="AppleGothic" w:cs="AppleGothic"/>
+          <w:rFonts w:ascii="Noto Sans CJK KR" w:hAnsi="Noto Sans CJK KR" w:eastAsia="Noto Sans CJK KR" w:cs="Noto Sans CJK KR"/>
           <w:color w:val="182433"/>
           <w:sz w:val="20"/>
         </w:rPr>
@@ -2180,7 +2688,7 @@
       </w:pPr>
       <w:r>
         <w:rPr>
-          <w:rFonts w:ascii="AppleGothic" w:hAnsi="AppleGothic" w:eastAsia="AppleGothic" w:cs="AppleGothic"/>
+          <w:rFonts w:ascii="Noto Sans CJK KR" w:hAnsi="Noto Sans CJK KR" w:eastAsia="Noto Sans CJK KR" w:cs="Noto Sans CJK KR"/>
           <w:color w:val="182433"/>
           <w:sz w:val="20"/>
         </w:rPr>
@@ -2194,7 +2702,7 @@
       </w:pPr>
       <w:r>
         <w:rPr>
-          <w:rFonts w:ascii="AppleGothic" w:hAnsi="AppleGothic" w:eastAsia="AppleGothic" w:cs="AppleGothic"/>
+          <w:rFonts w:ascii="Noto Sans CJK KR" w:hAnsi="Noto Sans CJK KR" w:eastAsia="Noto Sans CJK KR" w:cs="Noto Sans CJK KR"/>
           <w:b/>
           <w:color w:val="A56A00"/>
           <w:sz w:val="19"/>
@@ -2203,7 +2711,7 @@
       </w:r>
       <w:r>
         <w:rPr>
-          <w:rFonts w:ascii="AppleGothic" w:hAnsi="AppleGothic" w:eastAsia="AppleGothic" w:cs="AppleGothic"/>
+          <w:rFonts w:ascii="Noto Sans CJK KR" w:hAnsi="Noto Sans CJK KR" w:eastAsia="Noto Sans CJK KR" w:cs="Noto Sans CJK KR"/>
           <w:color w:val="5E7084"/>
           <w:sz w:val="19"/>
         </w:rPr>
@@ -2217,7 +2725,7 @@
       </w:pPr>
       <w:r>
         <w:rPr>
-          <w:rFonts w:ascii="AppleGothic" w:hAnsi="AppleGothic" w:eastAsia="AppleGothic" w:cs="AppleGothic"/>
+          <w:rFonts w:ascii="Noto Sans CJK KR" w:hAnsi="Noto Sans CJK KR" w:eastAsia="Noto Sans CJK KR" w:cs="Noto Sans CJK KR"/>
           <w:b/>
           <w:color w:val="B42318"/>
           <w:sz w:val="19"/>
@@ -2226,7 +2734,7 @@
       </w:r>
       <w:r>
         <w:rPr>
-          <w:rFonts w:ascii="AppleGothic" w:hAnsi="AppleGothic" w:eastAsia="AppleGothic" w:cs="AppleGothic"/>
+          <w:rFonts w:ascii="Noto Sans CJK KR" w:hAnsi="Noto Sans CJK KR" w:eastAsia="Noto Sans CJK KR" w:cs="Noto Sans CJK KR"/>
           <w:color w:val="5E7084"/>
           <w:sz w:val="19"/>
         </w:rPr>
@@ -2241,7 +2749,7 @@
       </w:pPr>
       <w:r>
         <w:rPr>
-          <w:rFonts w:ascii="AppleGothic" w:hAnsi="AppleGothic" w:eastAsia="AppleGothic" w:cs="AppleGothic"/>
+          <w:rFonts w:ascii="Noto Sans CJK KR" w:hAnsi="Noto Sans CJK KR" w:eastAsia="Noto Sans CJK KR" w:cs="Noto Sans CJK KR"/>
           <w:b/>
           <w:color w:val="000000"/>
           <w:sz w:val="30"/>
@@ -2255,7 +2763,7 @@
       </w:pPr>
       <w:r>
         <w:rPr>
-          <w:rFonts w:ascii="AppleGothic" w:hAnsi="AppleGothic" w:eastAsia="AppleGothic" w:cs="AppleGothic"/>
+          <w:rFonts w:ascii="Noto Sans CJK KR" w:hAnsi="Noto Sans CJK KR" w:eastAsia="Noto Sans CJK KR" w:cs="Noto Sans CJK KR"/>
           <w:b/>
           <w:color w:val="246BCE"/>
           <w:sz w:val="21"/>
@@ -2264,7 +2772,7 @@
       </w:r>
       <w:r>
         <w:rPr>
-          <w:rFonts w:ascii="AppleGothic" w:hAnsi="AppleGothic" w:eastAsia="AppleGothic" w:cs="AppleGothic"/>
+          <w:rFonts w:ascii="Noto Sans CJK KR" w:hAnsi="Noto Sans CJK KR" w:eastAsia="Noto Sans CJK KR" w:cs="Noto Sans CJK KR"/>
           <w:color w:val="182433"/>
           <w:sz w:val="21"/>
         </w:rPr>
@@ -2277,7 +2785,7 @@
       </w:pPr>
       <w:r>
         <w:rPr>
-          <w:rFonts w:ascii="AppleGothic" w:hAnsi="AppleGothic" w:eastAsia="AppleGothic" w:cs="AppleGothic"/>
+          <w:rFonts w:ascii="Noto Sans CJK KR" w:hAnsi="Noto Sans CJK KR" w:eastAsia="Noto Sans CJK KR" w:cs="Noto Sans CJK KR"/>
           <w:b/>
           <w:color w:val="14866D"/>
           <w:sz w:val="21"/>
@@ -2286,7 +2794,7 @@
       </w:r>
       <w:r>
         <w:rPr>
-          <w:rFonts w:ascii="AppleGothic" w:hAnsi="AppleGothic" w:eastAsia="AppleGothic" w:cs="AppleGothic"/>
+          <w:rFonts w:ascii="Noto Sans CJK KR" w:hAnsi="Noto Sans CJK KR" w:eastAsia="Noto Sans CJK KR" w:cs="Noto Sans CJK KR"/>
           <w:color w:val="182433"/>
           <w:sz w:val="21"/>
         </w:rPr>
@@ -2300,7 +2808,7 @@
       </w:pPr>
       <w:r>
         <w:rPr>
-          <w:rFonts w:ascii="AppleGothic" w:hAnsi="AppleGothic" w:eastAsia="AppleGothic" w:cs="AppleGothic"/>
+          <w:rFonts w:ascii="Noto Sans CJK KR" w:hAnsi="Noto Sans CJK KR" w:eastAsia="Noto Sans CJK KR" w:cs="Noto Sans CJK KR"/>
           <w:color w:val="182433"/>
           <w:sz w:val="20"/>
         </w:rPr>
@@ -2314,7 +2822,7 @@
       </w:pPr>
       <w:r>
         <w:rPr>
-          <w:rFonts w:ascii="AppleGothic" w:hAnsi="AppleGothic" w:eastAsia="AppleGothic" w:cs="AppleGothic"/>
+          <w:rFonts w:ascii="Noto Sans CJK KR" w:hAnsi="Noto Sans CJK KR" w:eastAsia="Noto Sans CJK KR" w:cs="Noto Sans CJK KR"/>
           <w:color w:val="182433"/>
           <w:sz w:val="20"/>
         </w:rPr>
@@ -2328,7 +2836,7 @@
       </w:pPr>
       <w:r>
         <w:rPr>
-          <w:rFonts w:ascii="AppleGothic" w:hAnsi="AppleGothic" w:eastAsia="AppleGothic" w:cs="AppleGothic"/>
+          <w:rFonts w:ascii="Noto Sans CJK KR" w:hAnsi="Noto Sans CJK KR" w:eastAsia="Noto Sans CJK KR" w:cs="Noto Sans CJK KR"/>
           <w:color w:val="182433"/>
           <w:sz w:val="20"/>
         </w:rPr>
@@ -2342,7 +2850,7 @@
       </w:pPr>
       <w:r>
         <w:rPr>
-          <w:rFonts w:ascii="AppleGothic" w:hAnsi="AppleGothic" w:eastAsia="AppleGothic" w:cs="AppleGothic"/>
+          <w:rFonts w:ascii="Noto Sans CJK KR" w:hAnsi="Noto Sans CJK KR" w:eastAsia="Noto Sans CJK KR" w:cs="Noto Sans CJK KR"/>
           <w:b/>
           <w:color w:val="A56A00"/>
           <w:sz w:val="19"/>
@@ -2351,7 +2859,7 @@
       </w:r>
       <w:r>
         <w:rPr>
-          <w:rFonts w:ascii="AppleGothic" w:hAnsi="AppleGothic" w:eastAsia="AppleGothic" w:cs="AppleGothic"/>
+          <w:rFonts w:ascii="Noto Sans CJK KR" w:hAnsi="Noto Sans CJK KR" w:eastAsia="Noto Sans CJK KR" w:cs="Noto Sans CJK KR"/>
           <w:color w:val="5E7084"/>
           <w:sz w:val="19"/>
         </w:rPr>
@@ -2363,10 +2871,11 @@
         <w:pStyle w:val="Heading1"/>
         <w:keepNext/>
         <w:pageBreakBefore/>
+        <w:spacing w:before="240"/>
       </w:pPr>
       <w:r>
         <w:rPr>
-          <w:rFonts w:ascii="AppleGothic" w:hAnsi="AppleGothic" w:eastAsia="AppleGothic" w:cs="AppleGothic"/>
+          <w:rFonts w:ascii="Noto Sans CJK KR" w:hAnsi="Noto Sans CJK KR" w:eastAsia="Noto Sans CJK KR" w:cs="Noto Sans CJK KR"/>
           <w:b/>
           <w:color w:val="000000"/>
           <w:sz w:val="40"/>
@@ -2382,7 +2891,7 @@
       </w:pPr>
       <w:r>
         <w:rPr>
-          <w:rFonts w:ascii="AppleGothic" w:hAnsi="AppleGothic" w:eastAsia="AppleGothic" w:cs="AppleGothic"/>
+          <w:rFonts w:ascii="Noto Sans CJK KR" w:hAnsi="Noto Sans CJK KR" w:eastAsia="Noto Sans CJK KR" w:cs="Noto Sans CJK KR"/>
           <w:b/>
           <w:color w:val="000000"/>
           <w:sz w:val="30"/>
@@ -2396,7 +2905,7 @@
       </w:pPr>
       <w:r>
         <w:rPr>
-          <w:rFonts w:ascii="AppleGothic" w:hAnsi="AppleGothic" w:eastAsia="AppleGothic" w:cs="AppleGothic"/>
+          <w:rFonts w:ascii="Noto Sans CJK KR" w:hAnsi="Noto Sans CJK KR" w:eastAsia="Noto Sans CJK KR" w:cs="Noto Sans CJK KR"/>
           <w:b/>
           <w:color w:val="246BCE"/>
           <w:sz w:val="21"/>
@@ -2405,7 +2914,7 @@
       </w:r>
       <w:r>
         <w:rPr>
-          <w:rFonts w:ascii="AppleGothic" w:hAnsi="AppleGothic" w:eastAsia="AppleGothic" w:cs="AppleGothic"/>
+          <w:rFonts w:ascii="Noto Sans CJK KR" w:hAnsi="Noto Sans CJK KR" w:eastAsia="Noto Sans CJK KR" w:cs="Noto Sans CJK KR"/>
           <w:color w:val="182433"/>
           <w:sz w:val="21"/>
         </w:rPr>
@@ -2418,7 +2927,7 @@
       </w:pPr>
       <w:r>
         <w:rPr>
-          <w:rFonts w:ascii="AppleGothic" w:hAnsi="AppleGothic" w:eastAsia="AppleGothic" w:cs="AppleGothic"/>
+          <w:rFonts w:ascii="Noto Sans CJK KR" w:hAnsi="Noto Sans CJK KR" w:eastAsia="Noto Sans CJK KR" w:cs="Noto Sans CJK KR"/>
           <w:b/>
           <w:color w:val="14866D"/>
           <w:sz w:val="21"/>
@@ -2427,7 +2936,7 @@
       </w:r>
       <w:r>
         <w:rPr>
-          <w:rFonts w:ascii="AppleGothic" w:hAnsi="AppleGothic" w:eastAsia="AppleGothic" w:cs="AppleGothic"/>
+          <w:rFonts w:ascii="Noto Sans CJK KR" w:hAnsi="Noto Sans CJK KR" w:eastAsia="Noto Sans CJK KR" w:cs="Noto Sans CJK KR"/>
           <w:color w:val="182433"/>
           <w:sz w:val="21"/>
         </w:rPr>
@@ -2441,7 +2950,7 @@
       </w:pPr>
       <w:r>
         <w:rPr>
-          <w:rFonts w:ascii="AppleGothic" w:hAnsi="AppleGothic" w:eastAsia="AppleGothic" w:cs="AppleGothic"/>
+          <w:rFonts w:ascii="Noto Sans CJK KR" w:hAnsi="Noto Sans CJK KR" w:eastAsia="Noto Sans CJK KR" w:cs="Noto Sans CJK KR"/>
           <w:color w:val="182433"/>
           <w:sz w:val="20"/>
         </w:rPr>
@@ -2455,7 +2964,7 @@
       </w:pPr>
       <w:r>
         <w:rPr>
-          <w:rFonts w:ascii="AppleGothic" w:hAnsi="AppleGothic" w:eastAsia="AppleGothic" w:cs="AppleGothic"/>
+          <w:rFonts w:ascii="Noto Sans CJK KR" w:hAnsi="Noto Sans CJK KR" w:eastAsia="Noto Sans CJK KR" w:cs="Noto Sans CJK KR"/>
           <w:color w:val="182433"/>
           <w:sz w:val="20"/>
         </w:rPr>
@@ -2469,7 +2978,7 @@
       </w:pPr>
       <w:r>
         <w:rPr>
-          <w:rFonts w:ascii="AppleGothic" w:hAnsi="AppleGothic" w:eastAsia="AppleGothic" w:cs="AppleGothic"/>
+          <w:rFonts w:ascii="Noto Sans CJK KR" w:hAnsi="Noto Sans CJK KR" w:eastAsia="Noto Sans CJK KR" w:cs="Noto Sans CJK KR"/>
           <w:color w:val="182433"/>
           <w:sz w:val="20"/>
         </w:rPr>
@@ -2483,7 +2992,7 @@
       </w:pPr>
       <w:r>
         <w:rPr>
-          <w:rFonts w:ascii="AppleGothic" w:hAnsi="AppleGothic" w:eastAsia="AppleGothic" w:cs="AppleGothic"/>
+          <w:rFonts w:ascii="Noto Sans CJK KR" w:hAnsi="Noto Sans CJK KR" w:eastAsia="Noto Sans CJK KR" w:cs="Noto Sans CJK KR"/>
           <w:b/>
           <w:color w:val="A56A00"/>
           <w:sz w:val="19"/>
@@ -2492,7 +3001,7 @@
       </w:r>
       <w:r>
         <w:rPr>
-          <w:rFonts w:ascii="AppleGothic" w:hAnsi="AppleGothic" w:eastAsia="AppleGothic" w:cs="AppleGothic"/>
+          <w:rFonts w:ascii="Noto Sans CJK KR" w:hAnsi="Noto Sans CJK KR" w:eastAsia="Noto Sans CJK KR" w:cs="Noto Sans CJK KR"/>
           <w:color w:val="5E7084"/>
           <w:sz w:val="19"/>
         </w:rPr>
@@ -2507,7 +3016,7 @@
       </w:pPr>
       <w:r>
         <w:rPr>
-          <w:rFonts w:ascii="AppleGothic" w:hAnsi="AppleGothic" w:eastAsia="AppleGothic" w:cs="AppleGothic"/>
+          <w:rFonts w:ascii="Noto Sans CJK KR" w:hAnsi="Noto Sans CJK KR" w:eastAsia="Noto Sans CJK KR" w:cs="Noto Sans CJK KR"/>
           <w:b/>
           <w:color w:val="000000"/>
           <w:sz w:val="30"/>
@@ -2521,7 +3030,7 @@
       </w:pPr>
       <w:r>
         <w:rPr>
-          <w:rFonts w:ascii="AppleGothic" w:hAnsi="AppleGothic" w:eastAsia="AppleGothic" w:cs="AppleGothic"/>
+          <w:rFonts w:ascii="Noto Sans CJK KR" w:hAnsi="Noto Sans CJK KR" w:eastAsia="Noto Sans CJK KR" w:cs="Noto Sans CJK KR"/>
           <w:b/>
           <w:color w:val="246BCE"/>
           <w:sz w:val="21"/>
@@ -2530,7 +3039,7 @@
       </w:r>
       <w:r>
         <w:rPr>
-          <w:rFonts w:ascii="AppleGothic" w:hAnsi="AppleGothic" w:eastAsia="AppleGothic" w:cs="AppleGothic"/>
+          <w:rFonts w:ascii="Noto Sans CJK KR" w:hAnsi="Noto Sans CJK KR" w:eastAsia="Noto Sans CJK KR" w:cs="Noto Sans CJK KR"/>
           <w:color w:val="182433"/>
           <w:sz w:val="21"/>
         </w:rPr>
@@ -2543,7 +3052,7 @@
       </w:pPr>
       <w:r>
         <w:rPr>
-          <w:rFonts w:ascii="AppleGothic" w:hAnsi="AppleGothic" w:eastAsia="AppleGothic" w:cs="AppleGothic"/>
+          <w:rFonts w:ascii="Noto Sans CJK KR" w:hAnsi="Noto Sans CJK KR" w:eastAsia="Noto Sans CJK KR" w:cs="Noto Sans CJK KR"/>
           <w:b/>
           <w:color w:val="14866D"/>
           <w:sz w:val="21"/>
@@ -2552,7 +3061,7 @@
       </w:r>
       <w:r>
         <w:rPr>
-          <w:rFonts w:ascii="AppleGothic" w:hAnsi="AppleGothic" w:eastAsia="AppleGothic" w:cs="AppleGothic"/>
+          <w:rFonts w:ascii="Noto Sans CJK KR" w:hAnsi="Noto Sans CJK KR" w:eastAsia="Noto Sans CJK KR" w:cs="Noto Sans CJK KR"/>
           <w:color w:val="182433"/>
           <w:sz w:val="21"/>
         </w:rPr>
@@ -2566,7 +3075,7 @@
       </w:pPr>
       <w:r>
         <w:rPr>
-          <w:rFonts w:ascii="AppleGothic" w:hAnsi="AppleGothic" w:eastAsia="AppleGothic" w:cs="AppleGothic"/>
+          <w:rFonts w:ascii="Noto Sans CJK KR" w:hAnsi="Noto Sans CJK KR" w:eastAsia="Noto Sans CJK KR" w:cs="Noto Sans CJK KR"/>
           <w:color w:val="182433"/>
           <w:sz w:val="20"/>
         </w:rPr>
@@ -2580,7 +3089,7 @@
       </w:pPr>
       <w:r>
         <w:rPr>
-          <w:rFonts w:ascii="AppleGothic" w:hAnsi="AppleGothic" w:eastAsia="AppleGothic" w:cs="AppleGothic"/>
+          <w:rFonts w:ascii="Noto Sans CJK KR" w:hAnsi="Noto Sans CJK KR" w:eastAsia="Noto Sans CJK KR" w:cs="Noto Sans CJK KR"/>
           <w:color w:val="182433"/>
           <w:sz w:val="20"/>
         </w:rPr>
@@ -2594,7 +3103,7 @@
       </w:pPr>
       <w:r>
         <w:rPr>
-          <w:rFonts w:ascii="AppleGothic" w:hAnsi="AppleGothic" w:eastAsia="AppleGothic" w:cs="AppleGothic"/>
+          <w:rFonts w:ascii="Noto Sans CJK KR" w:hAnsi="Noto Sans CJK KR" w:eastAsia="Noto Sans CJK KR" w:cs="Noto Sans CJK KR"/>
           <w:color w:val="182433"/>
           <w:sz w:val="20"/>
         </w:rPr>
@@ -2608,7 +3117,7 @@
       </w:pPr>
       <w:r>
         <w:rPr>
-          <w:rFonts w:ascii="AppleGothic" w:hAnsi="AppleGothic" w:eastAsia="AppleGothic" w:cs="AppleGothic"/>
+          <w:rFonts w:ascii="Noto Sans CJK KR" w:hAnsi="Noto Sans CJK KR" w:eastAsia="Noto Sans CJK KR" w:cs="Noto Sans CJK KR"/>
           <w:b/>
           <w:color w:val="A56A00"/>
           <w:sz w:val="19"/>
@@ -2617,7 +3126,7 @@
       </w:r>
       <w:r>
         <w:rPr>
-          <w:rFonts w:ascii="AppleGothic" w:hAnsi="AppleGothic" w:eastAsia="AppleGothic" w:cs="AppleGothic"/>
+          <w:rFonts w:ascii="Noto Sans CJK KR" w:hAnsi="Noto Sans CJK KR" w:eastAsia="Noto Sans CJK KR" w:cs="Noto Sans CJK KR"/>
           <w:color w:val="5E7084"/>
           <w:sz w:val="19"/>
         </w:rPr>
@@ -2631,7 +3140,7 @@
       </w:pPr>
       <w:r>
         <w:rPr>
-          <w:rFonts w:ascii="AppleGothic" w:hAnsi="AppleGothic" w:eastAsia="AppleGothic" w:cs="AppleGothic"/>
+          <w:rFonts w:ascii="Noto Sans CJK KR" w:hAnsi="Noto Sans CJK KR" w:eastAsia="Noto Sans CJK KR" w:cs="Noto Sans CJK KR"/>
           <w:b/>
           <w:color w:val="B42318"/>
           <w:sz w:val="19"/>
@@ -2640,7 +3149,7 @@
       </w:r>
       <w:r>
         <w:rPr>
-          <w:rFonts w:ascii="AppleGothic" w:hAnsi="AppleGothic" w:eastAsia="AppleGothic" w:cs="AppleGothic"/>
+          <w:rFonts w:ascii="Noto Sans CJK KR" w:hAnsi="Noto Sans CJK KR" w:eastAsia="Noto Sans CJK KR" w:cs="Noto Sans CJK KR"/>
           <w:color w:val="5E7084"/>
           <w:sz w:val="19"/>
         </w:rPr>
@@ -2652,10 +3161,11 @@
         <w:pStyle w:val="Heading1"/>
         <w:keepNext/>
         <w:pageBreakBefore/>
+        <w:spacing w:before="240"/>
       </w:pPr>
       <w:r>
         <w:rPr>
-          <w:rFonts w:ascii="AppleGothic" w:hAnsi="AppleGothic" w:eastAsia="AppleGothic" w:cs="AppleGothic"/>
+          <w:rFonts w:ascii="Noto Sans CJK KR" w:hAnsi="Noto Sans CJK KR" w:eastAsia="Noto Sans CJK KR" w:cs="Noto Sans CJK KR"/>
           <w:b/>
           <w:color w:val="000000"/>
           <w:sz w:val="40"/>
@@ -2671,7 +3181,7 @@
       </w:pPr>
       <w:r>
         <w:rPr>
-          <w:rFonts w:ascii="AppleGothic" w:hAnsi="AppleGothic" w:eastAsia="AppleGothic" w:cs="AppleGothic"/>
+          <w:rFonts w:ascii="Noto Sans CJK KR" w:hAnsi="Noto Sans CJK KR" w:eastAsia="Noto Sans CJK KR" w:cs="Noto Sans CJK KR"/>
           <w:b/>
           <w:color w:val="000000"/>
           <w:sz w:val="30"/>
@@ -2685,7 +3195,7 @@
       </w:pPr>
       <w:r>
         <w:rPr>
-          <w:rFonts w:ascii="AppleGothic" w:hAnsi="AppleGothic" w:eastAsia="AppleGothic" w:cs="AppleGothic"/>
+          <w:rFonts w:ascii="Noto Sans CJK KR" w:hAnsi="Noto Sans CJK KR" w:eastAsia="Noto Sans CJK KR" w:cs="Noto Sans CJK KR"/>
           <w:b/>
           <w:color w:val="246BCE"/>
           <w:sz w:val="21"/>
@@ -2694,7 +3204,7 @@
       </w:r>
       <w:r>
         <w:rPr>
-          <w:rFonts w:ascii="AppleGothic" w:hAnsi="AppleGothic" w:eastAsia="AppleGothic" w:cs="AppleGothic"/>
+          <w:rFonts w:ascii="Noto Sans CJK KR" w:hAnsi="Noto Sans CJK KR" w:eastAsia="Noto Sans CJK KR" w:cs="Noto Sans CJK KR"/>
           <w:color w:val="182433"/>
           <w:sz w:val="21"/>
         </w:rPr>
@@ -2707,7 +3217,7 @@
       </w:pPr>
       <w:r>
         <w:rPr>
-          <w:rFonts w:ascii="AppleGothic" w:hAnsi="AppleGothic" w:eastAsia="AppleGothic" w:cs="AppleGothic"/>
+          <w:rFonts w:ascii="Noto Sans CJK KR" w:hAnsi="Noto Sans CJK KR" w:eastAsia="Noto Sans CJK KR" w:cs="Noto Sans CJK KR"/>
           <w:b/>
           <w:color w:val="14866D"/>
           <w:sz w:val="21"/>
@@ -2716,7 +3226,7 @@
       </w:r>
       <w:r>
         <w:rPr>
-          <w:rFonts w:ascii="AppleGothic" w:hAnsi="AppleGothic" w:eastAsia="AppleGothic" w:cs="AppleGothic"/>
+          <w:rFonts w:ascii="Noto Sans CJK KR" w:hAnsi="Noto Sans CJK KR" w:eastAsia="Noto Sans CJK KR" w:cs="Noto Sans CJK KR"/>
           <w:color w:val="182433"/>
           <w:sz w:val="21"/>
         </w:rPr>
@@ -2730,7 +3240,7 @@
       </w:pPr>
       <w:r>
         <w:rPr>
-          <w:rFonts w:ascii="AppleGothic" w:hAnsi="AppleGothic" w:eastAsia="AppleGothic" w:cs="AppleGothic"/>
+          <w:rFonts w:ascii="Noto Sans CJK KR" w:hAnsi="Noto Sans CJK KR" w:eastAsia="Noto Sans CJK KR" w:cs="Noto Sans CJK KR"/>
           <w:color w:val="182433"/>
           <w:sz w:val="20"/>
         </w:rPr>
@@ -2744,7 +3254,7 @@
       </w:pPr>
       <w:r>
         <w:rPr>
-          <w:rFonts w:ascii="AppleGothic" w:hAnsi="AppleGothic" w:eastAsia="AppleGothic" w:cs="AppleGothic"/>
+          <w:rFonts w:ascii="Noto Sans CJK KR" w:hAnsi="Noto Sans CJK KR" w:eastAsia="Noto Sans CJK KR" w:cs="Noto Sans CJK KR"/>
           <w:color w:val="182433"/>
           <w:sz w:val="20"/>
         </w:rPr>
@@ -2758,7 +3268,7 @@
       </w:pPr>
       <w:r>
         <w:rPr>
-          <w:rFonts w:ascii="AppleGothic" w:hAnsi="AppleGothic" w:eastAsia="AppleGothic" w:cs="AppleGothic"/>
+          <w:rFonts w:ascii="Noto Sans CJK KR" w:hAnsi="Noto Sans CJK KR" w:eastAsia="Noto Sans CJK KR" w:cs="Noto Sans CJK KR"/>
           <w:color w:val="182433"/>
           <w:sz w:val="20"/>
         </w:rPr>
@@ -2772,7 +3282,7 @@
       </w:pPr>
       <w:r>
         <w:rPr>
-          <w:rFonts w:ascii="AppleGothic" w:hAnsi="AppleGothic" w:eastAsia="AppleGothic" w:cs="AppleGothic"/>
+          <w:rFonts w:ascii="Noto Sans CJK KR" w:hAnsi="Noto Sans CJK KR" w:eastAsia="Noto Sans CJK KR" w:cs="Noto Sans CJK KR"/>
           <w:color w:val="182433"/>
           <w:sz w:val="20"/>
         </w:rPr>
@@ -2786,7 +3296,7 @@
       </w:pPr>
       <w:r>
         <w:rPr>
-          <w:rFonts w:ascii="AppleGothic" w:hAnsi="AppleGothic" w:eastAsia="AppleGothic" w:cs="AppleGothic"/>
+          <w:rFonts w:ascii="Noto Sans CJK KR" w:hAnsi="Noto Sans CJK KR" w:eastAsia="Noto Sans CJK KR" w:cs="Noto Sans CJK KR"/>
           <w:color w:val="182433"/>
           <w:sz w:val="20"/>
         </w:rPr>
@@ -2800,7 +3310,7 @@
       </w:pPr>
       <w:r>
         <w:rPr>
-          <w:rFonts w:ascii="AppleGothic" w:hAnsi="AppleGothic" w:eastAsia="AppleGothic" w:cs="AppleGothic"/>
+          <w:rFonts w:ascii="Noto Sans CJK KR" w:hAnsi="Noto Sans CJK KR" w:eastAsia="Noto Sans CJK KR" w:cs="Noto Sans CJK KR"/>
           <w:color w:val="182433"/>
           <w:sz w:val="20"/>
         </w:rPr>
@@ -2813,7 +3323,7 @@
       </w:pPr>
       <w:r>
         <w:rPr>
-          <w:rFonts w:ascii="AppleGothic" w:hAnsi="AppleGothic" w:eastAsia="AppleGothic" w:cs="AppleGothic"/>
+          <w:rFonts w:ascii="Noto Sans CJK KR" w:hAnsi="Noto Sans CJK KR" w:eastAsia="Noto Sans CJK KR" w:cs="Noto Sans CJK KR"/>
         </w:rPr>
         <w:t>Incident 보고서를 내보내면 원본 분석과 연결된 명령의 실행자, 시각, 종료 코드, 검증 판정과 전후 Snapshot 해시가 포함됩니다. credential, 실시간 로그와 Snapshot 원문은 포함되지 않습니다.</w:t>
       </w:r>
@@ -2825,7 +3335,7 @@
       </w:pPr>
       <w:r>
         <w:rPr>
-          <w:rFonts w:ascii="AppleGothic" w:hAnsi="AppleGothic" w:eastAsia="AppleGothic" w:cs="AppleGothic"/>
+          <w:rFonts w:ascii="Noto Sans CJK KR" w:hAnsi="Noto Sans CJK KR" w:eastAsia="Noto Sans CJK KR" w:cs="Noto Sans CJK KR"/>
           <w:b/>
           <w:color w:val="A56A00"/>
           <w:sz w:val="19"/>
@@ -2834,7 +3344,7 @@
       </w:r>
       <w:r>
         <w:rPr>
-          <w:rFonts w:ascii="AppleGothic" w:hAnsi="AppleGothic" w:eastAsia="AppleGothic" w:cs="AppleGothic"/>
+          <w:rFonts w:ascii="Noto Sans CJK KR" w:hAnsi="Noto Sans CJK KR" w:eastAsia="Noto Sans CJK KR" w:cs="Noto Sans CJK KR"/>
           <w:color w:val="5E7084"/>
           <w:sz w:val="19"/>
         </w:rPr>
@@ -2849,7 +3359,7 @@
       </w:pPr>
       <w:r>
         <w:rPr>
-          <w:rFonts w:ascii="AppleGothic" w:hAnsi="AppleGothic" w:eastAsia="AppleGothic" w:cs="AppleGothic"/>
+          <w:rFonts w:ascii="Noto Sans CJK KR" w:hAnsi="Noto Sans CJK KR" w:eastAsia="Noto Sans CJK KR" w:cs="Noto Sans CJK KR"/>
           <w:b/>
           <w:color w:val="000000"/>
           <w:sz w:val="30"/>
@@ -2863,7 +3373,7 @@
       </w:pPr>
       <w:r>
         <w:rPr>
-          <w:rFonts w:ascii="AppleGothic" w:hAnsi="AppleGothic" w:eastAsia="AppleGothic" w:cs="AppleGothic"/>
+          <w:rFonts w:ascii="Noto Sans CJK KR" w:hAnsi="Noto Sans CJK KR" w:eastAsia="Noto Sans CJK KR" w:cs="Noto Sans CJK KR"/>
           <w:b/>
           <w:color w:val="246BCE"/>
           <w:sz w:val="21"/>
@@ -2872,7 +3382,7 @@
       </w:r>
       <w:r>
         <w:rPr>
-          <w:rFonts w:ascii="AppleGothic" w:hAnsi="AppleGothic" w:eastAsia="AppleGothic" w:cs="AppleGothic"/>
+          <w:rFonts w:ascii="Noto Sans CJK KR" w:hAnsi="Noto Sans CJK KR" w:eastAsia="Noto Sans CJK KR" w:cs="Noto Sans CJK KR"/>
           <w:color w:val="182433"/>
           <w:sz w:val="21"/>
         </w:rPr>
@@ -2885,7 +3395,7 @@
       </w:pPr>
       <w:r>
         <w:rPr>
-          <w:rFonts w:ascii="AppleGothic" w:hAnsi="AppleGothic" w:eastAsia="AppleGothic" w:cs="AppleGothic"/>
+          <w:rFonts w:ascii="Noto Sans CJK KR" w:hAnsi="Noto Sans CJK KR" w:eastAsia="Noto Sans CJK KR" w:cs="Noto Sans CJK KR"/>
           <w:b/>
           <w:color w:val="14866D"/>
           <w:sz w:val="21"/>
@@ -2894,7 +3404,7 @@
       </w:r>
       <w:r>
         <w:rPr>
-          <w:rFonts w:ascii="AppleGothic" w:hAnsi="AppleGothic" w:eastAsia="AppleGothic" w:cs="AppleGothic"/>
+          <w:rFonts w:ascii="Noto Sans CJK KR" w:hAnsi="Noto Sans CJK KR" w:eastAsia="Noto Sans CJK KR" w:cs="Noto Sans CJK KR"/>
           <w:color w:val="182433"/>
           <w:sz w:val="21"/>
         </w:rPr>
@@ -2908,7 +3418,7 @@
       </w:pPr>
       <w:r>
         <w:rPr>
-          <w:rFonts w:ascii="AppleGothic" w:hAnsi="AppleGothic" w:eastAsia="AppleGothic" w:cs="AppleGothic"/>
+          <w:rFonts w:ascii="Noto Sans CJK KR" w:hAnsi="Noto Sans CJK KR" w:eastAsia="Noto Sans CJK KR" w:cs="Noto Sans CJK KR"/>
           <w:color w:val="182433"/>
           <w:sz w:val="20"/>
         </w:rPr>
@@ -2922,7 +3432,7 @@
       </w:pPr>
       <w:r>
         <w:rPr>
-          <w:rFonts w:ascii="AppleGothic" w:hAnsi="AppleGothic" w:eastAsia="AppleGothic" w:cs="AppleGothic"/>
+          <w:rFonts w:ascii="Noto Sans CJK KR" w:hAnsi="Noto Sans CJK KR" w:eastAsia="Noto Sans CJK KR" w:cs="Noto Sans CJK KR"/>
           <w:color w:val="182433"/>
           <w:sz w:val="20"/>
         </w:rPr>
@@ -2936,7 +3446,7 @@
       </w:pPr>
       <w:r>
         <w:rPr>
-          <w:rFonts w:ascii="AppleGothic" w:hAnsi="AppleGothic" w:eastAsia="AppleGothic" w:cs="AppleGothic"/>
+          <w:rFonts w:ascii="Noto Sans CJK KR" w:hAnsi="Noto Sans CJK KR" w:eastAsia="Noto Sans CJK KR" w:cs="Noto Sans CJK KR"/>
           <w:color w:val="182433"/>
           <w:sz w:val="20"/>
         </w:rPr>
@@ -2950,7 +3460,7 @@
       </w:pPr>
       <w:r>
         <w:rPr>
-          <w:rFonts w:ascii="AppleGothic" w:hAnsi="AppleGothic" w:eastAsia="AppleGothic" w:cs="AppleGothic"/>
+          <w:rFonts w:ascii="Noto Sans CJK KR" w:hAnsi="Noto Sans CJK KR" w:eastAsia="Noto Sans CJK KR" w:cs="Noto Sans CJK KR"/>
           <w:color w:val="182433"/>
           <w:sz w:val="20"/>
         </w:rPr>
@@ -2964,7 +3474,7 @@
       </w:pPr>
       <w:r>
         <w:rPr>
-          <w:rFonts w:ascii="AppleGothic" w:hAnsi="AppleGothic" w:eastAsia="AppleGothic" w:cs="AppleGothic"/>
+          <w:rFonts w:ascii="Noto Sans CJK KR" w:hAnsi="Noto Sans CJK KR" w:eastAsia="Noto Sans CJK KR" w:cs="Noto Sans CJK KR"/>
           <w:color w:val="182433"/>
           <w:sz w:val="20"/>
         </w:rPr>
@@ -2978,7 +3488,7 @@
       </w:pPr>
       <w:r>
         <w:rPr>
-          <w:rFonts w:ascii="AppleGothic" w:hAnsi="AppleGothic" w:eastAsia="AppleGothic" w:cs="AppleGothic"/>
+          <w:rFonts w:ascii="Noto Sans CJK KR" w:hAnsi="Noto Sans CJK KR" w:eastAsia="Noto Sans CJK KR" w:cs="Noto Sans CJK KR"/>
           <w:b/>
           <w:color w:val="A56A00"/>
           <w:sz w:val="19"/>
@@ -2987,7 +3497,7 @@
       </w:r>
       <w:r>
         <w:rPr>
-          <w:rFonts w:ascii="AppleGothic" w:hAnsi="AppleGothic" w:eastAsia="AppleGothic" w:cs="AppleGothic"/>
+          <w:rFonts w:ascii="Noto Sans CJK KR" w:hAnsi="Noto Sans CJK KR" w:eastAsia="Noto Sans CJK KR" w:cs="Noto Sans CJK KR"/>
           <w:color w:val="5E7084"/>
           <w:sz w:val="19"/>
         </w:rPr>
@@ -2996,12 +3506,45 @@
     </w:p>
     <w:p>
       <w:pPr>
+        <w:pStyle w:val="ListBullet"/>
+      </w:pPr>
+      <w:r>
+        <w:rPr>
+          <w:rFonts w:ascii="Noto Sans CJK KR" w:hAnsi="Noto Sans CJK KR" w:eastAsia="Noto Sans CJK KR" w:cs="Noto Sans CJK KR"/>
+        </w:rPr>
+        <w:t>연결 확인 성공은 API 인증과 기본 읽기가 가능하다는 의미이며 전체 동기화 권한을 보장하지 않습니다. 첫 동기화까지 실행하고 실패하면 오류에 표시된 ServiceAccount와 리소스의 cluster-wide get/list 권한을 확인합니다.</w:t>
+      </w:r>
+    </w:p>
+    <w:p>
+      <w:pPr>
+        <w:pStyle w:val="ListBullet"/>
+      </w:pPr>
+      <w:r>
+        <w:rPr>
+          <w:rFonts w:ascii="Noto Sans CJK KR" w:hAnsi="Noto Sans CJK KR" w:eastAsia="Noto Sans CJK KR" w:cs="Noto Sans CJK KR"/>
+        </w:rPr>
+        <w:t>전체 동기화에는 Namespace RoleBinding이 아니라 workload, Pod, Service, storage, 정책과 Event 등 수집 대상의 read-only ClusterRole이 필요합니다. 운영에서는 동기화 전용 ServiceAccount를 Helm 배포 권한과 분리합니다.</w:t>
+      </w:r>
+    </w:p>
+    <w:p>
+      <w:pPr>
+        <w:pStyle w:val="ListBullet"/>
+      </w:pPr>
+      <w:r>
+        <w:rPr>
+          <w:rFonts w:ascii="Noto Sans CJK KR" w:hAnsi="Noto Sans CJK KR" w:eastAsia="Noto Sans CJK KR" w:cs="Noto Sans CJK KR"/>
+        </w:rPr>
+        <w:t>등록 인증 정보는 기본 마스킹됩니다. 원문 보기는 cluster:manage 권한과 로컬 검증 설정이 모두 있을 때만 확인 후 사용하며 감사 기록을 남기고 60초 뒤 자동으로 다시 숨깁니다. 운영에서는 원문 보기 대신 credential 교체를 사용합니다.</w:t>
+      </w:r>
+    </w:p>
+    <w:p>
+      <w:pPr>
         <w:spacing w:after="120"/>
         <w:ind w:left="198"/>
       </w:pPr>
       <w:r>
         <w:rPr>
-          <w:rFonts w:ascii="AppleGothic" w:hAnsi="AppleGothic" w:eastAsia="AppleGothic" w:cs="AppleGothic"/>
+          <w:rFonts w:ascii="Noto Sans CJK KR" w:hAnsi="Noto Sans CJK KR" w:eastAsia="Noto Sans CJK KR" w:cs="Noto Sans CJK KR"/>
           <w:b/>
           <w:color w:val="B42318"/>
           <w:sz w:val="19"/>
@@ -3010,7 +3553,7 @@
       </w:r>
       <w:r>
         <w:rPr>
-          <w:rFonts w:ascii="AppleGothic" w:hAnsi="AppleGothic" w:eastAsia="AppleGothic" w:cs="AppleGothic"/>
+          <w:rFonts w:ascii="Noto Sans CJK KR" w:hAnsi="Noto Sans CJK KR" w:eastAsia="Noto Sans CJK KR" w:cs="Noto Sans CJK KR"/>
           <w:color w:val="5E7084"/>
           <w:sz w:val="19"/>
         </w:rPr>
@@ -3023,7 +3566,7 @@
       </w:pPr>
       <w:r>
         <w:rPr>
-          <w:rFonts w:ascii="AppleGothic" w:hAnsi="AppleGothic" w:eastAsia="AppleGothic" w:cs="AppleGothic"/>
+          <w:rFonts w:ascii="Noto Sans CJK KR" w:hAnsi="Noto Sans CJK KR" w:eastAsia="Noto Sans CJK KR" w:cs="Noto Sans CJK KR"/>
         </w:rPr>
         <w:t>Kubernetes 콘솔</w:t>
       </w:r>
@@ -3034,8 +3577,8 @@
       </w:pPr>
       <w:r>
         <w:rPr>
-          <w:rFonts w:ascii="AppleGothic" w:hAnsi="AppleGothic" w:eastAsia="AppleGothic" w:cs="AppleGothic"/>
-          <w:sz w:val="18"/>
+          <w:rFonts w:ascii="Noto Sans CJK KR" w:hAnsi="Noto Sans CJK KR" w:eastAsia="Noto Sans CJK KR" w:cs="Noto Sans CJK KR"/>
+          <w:sz w:val="16"/>
         </w:rPr>
         <w:t>목적  선택한 원격 클러스터에서 kubectl 명령과 Pod 터미널을 플랫폼 권한 및 감사 경계 안에서 실행합니다.</w:t>
       </w:r>
@@ -3046,8 +3589,8 @@
       </w:pPr>
       <w:r>
         <w:rPr>
-          <w:rFonts w:ascii="AppleGothic" w:hAnsi="AppleGothic" w:eastAsia="AppleGothic" w:cs="AppleGothic"/>
-          <w:sz w:val="18"/>
+          <w:rFonts w:ascii="Noto Sans CJK KR" w:hAnsi="Noto Sans CJK KR" w:eastAsia="Noto Sans CJK KR" w:cs="Noto Sans CJK KR"/>
+          <w:sz w:val="16"/>
         </w:rPr>
         <w:t>사용 시점  리소스 상세 확인, AI 분석 검증 명령 실행, Pod 내부 상태 확인이 필요할 때 사용합니다.</w:t>
       </w:r>
@@ -3059,8 +3602,8 @@
       </w:pPr>
       <w:r>
         <w:rPr>
-          <w:rFonts w:ascii="AppleGothic" w:hAnsi="AppleGothic" w:eastAsia="AppleGothic" w:cs="AppleGothic"/>
-          <w:sz w:val="18"/>
+          <w:rFonts w:ascii="Noto Sans CJK KR" w:hAnsi="Noto Sans CJK KR" w:eastAsia="Noto Sans CJK KR" w:cs="Noto Sans CJK KR"/>
+          <w:sz w:val="16"/>
         </w:rPr>
         <w:t>Cluster와 Namespace는 플랫폼이 고정하며 kubeconfig와 context 변경 옵션은 사용할 수 없습니다.</w:t>
       </w:r>
@@ -3072,8 +3615,8 @@
       </w:pPr>
       <w:r>
         <w:rPr>
-          <w:rFonts w:ascii="AppleGothic" w:hAnsi="AppleGothic" w:eastAsia="AppleGothic" w:cs="AppleGothic"/>
-          <w:sz w:val="18"/>
+          <w:rFonts w:ascii="Noto Sans CJK KR" w:hAnsi="Noto Sans CJK KR" w:eastAsia="Noto Sans CJK KR" w:cs="Noto Sans CJK KR"/>
+          <w:sz w:val="16"/>
         </w:rPr>
         <w:t>조회 명령은 바로 실행하고 변경·삭제·대화형 명령은 대상과 위험도를 확인한 뒤 실행합니다.</w:t>
       </w:r>
@@ -3085,8 +3628,8 @@
       </w:pPr>
       <w:r>
         <w:rPr>
-          <w:rFonts w:ascii="AppleGothic" w:hAnsi="AppleGothic" w:eastAsia="AppleGothic" w:cs="AppleGothic"/>
-          <w:sz w:val="18"/>
+          <w:rFonts w:ascii="Noto Sans CJK KR" w:hAnsi="Noto Sans CJK KR" w:eastAsia="Noto Sans CJK KR" w:cs="Noto Sans CJK KR"/>
+          <w:sz w:val="16"/>
         </w:rPr>
         <w:t>실행 이력에서 상태, 종료 코드, 소요 시간, stdout과 stderr를 확인합니다.</w:t>
       </w:r>
@@ -3098,8 +3641,8 @@
       </w:pPr>
       <w:r>
         <w:rPr>
-          <w:rFonts w:ascii="AppleGothic" w:hAnsi="AppleGothic" w:eastAsia="AppleGothic" w:cs="AppleGothic"/>
-          <w:sz w:val="18"/>
+          <w:rFonts w:ascii="Noto Sans CJK KR" w:hAnsi="Noto Sans CJK KR" w:eastAsia="Noto Sans CJK KR" w:cs="Noto Sans CJK KR"/>
+          <w:sz w:val="16"/>
         </w:rPr>
         <w:t>AI Analysis의 콘솔에서 검증을 사용하면 실행 이력이 원본 분석과 연결됩니다.</w:t>
       </w:r>
@@ -3111,32 +3654,32 @@
       </w:pPr>
       <w:r>
         <w:rPr>
-          <w:rFonts w:ascii="AppleGothic" w:hAnsi="AppleGothic" w:eastAsia="AppleGothic" w:cs="AppleGothic"/>
-          <w:sz w:val="18"/>
+          <w:rFonts w:ascii="Noto Sans CJK KR" w:hAnsi="Noto Sans CJK KR" w:eastAsia="Noto Sans CJK KR" w:cs="Noto Sans CJK KR"/>
+          <w:sz w:val="16"/>
         </w:rPr>
         <w:t>동시 실행 제한 메시지가 표시되면 진행 중인 작업을 확인하고 안내된 시간 뒤 다시 실행합니다.</w:t>
       </w:r>
     </w:p>
     <w:p>
       <w:pPr>
-        <w:spacing w:before="0" w:after="20" w:line="240" w:lineRule="auto"/>
+        <w:spacing w:before="60" w:after="20" w:line="240" w:lineRule="auto"/>
       </w:pPr>
       <w:r>
         <w:rPr>
-          <w:rFonts w:ascii="AppleGothic" w:hAnsi="AppleGothic" w:eastAsia="AppleGothic" w:cs="AppleGothic"/>
-          <w:sz w:val="18"/>
+          <w:rFonts w:ascii="Noto Sans CJK KR" w:hAnsi="Noto Sans CJK KR" w:eastAsia="Noto Sans CJK KR" w:cs="Noto Sans CJK KR"/>
+          <w:sz w:val="16"/>
         </w:rPr>
         <w:t>처음 사용할 때  kubectl get pods -o wide 같은 읽기 전용 명령으로 권한과 연결을 확인합니다.</w:t>
       </w:r>
     </w:p>
     <w:p>
       <w:pPr>
-        <w:spacing w:before="0" w:after="20" w:line="240" w:lineRule="auto"/>
+        <w:spacing w:before="60" w:after="20" w:line="240" w:lineRule="auto"/>
       </w:pPr>
       <w:r>
         <w:rPr>
-          <w:rFonts w:ascii="AppleGothic" w:hAnsi="AppleGothic" w:eastAsia="AppleGothic" w:cs="AppleGothic"/>
-          <w:sz w:val="18"/>
+          <w:rFonts w:ascii="Noto Sans CJK KR" w:hAnsi="Noto Sans CJK KR" w:eastAsia="Noto Sans CJK KR" w:cs="Noto Sans CJK KR"/>
+          <w:sz w:val="16"/>
         </w:rPr>
         <w:t>주의  Pod 터미널 종료 전 exit를 실행하고, 변경 명령은 실행 후 리소스 상태 확인과 재분석으로 결과를 검증합니다.</w:t>
       </w:r>
@@ -3147,8 +3690,8 @@
       </w:pPr>
       <w:r>
         <w:rPr>
-          <w:rFonts w:ascii="AppleGothic" w:hAnsi="AppleGothic" w:eastAsia="AppleGothic" w:cs="AppleGothic"/>
-          <w:sz w:val="18"/>
+          <w:rFonts w:ascii="Noto Sans CJK KR" w:hAnsi="Noto Sans CJK KR" w:eastAsia="Noto Sans CJK KR" w:cs="Noto Sans CJK KR"/>
+          <w:sz w:val="16"/>
         </w:rPr>
         <w:t>변경 또는 삭제 명령이 끝나면 운영 결과 검증에서 Kubernetes 상태의 전후 비교 판정과 확인 시각을 먼저 봅니다. 상태가 확인되지 않으면 성공 exit code만으로 조치 완료를 선언하지 않습니다.</w:t>
       </w:r>
@@ -3160,8 +3703,8 @@
       </w:pPr>
       <w:r>
         <w:rPr>
-          <w:rFonts w:ascii="AppleGothic" w:hAnsi="AppleGothic" w:eastAsia="AppleGothic" w:cs="AppleGothic"/>
-          <w:sz w:val="18"/>
+          <w:rFonts w:ascii="Noto Sans CJK KR" w:hAnsi="Noto Sans CJK KR" w:eastAsia="Noto Sans CJK KR" w:cs="Noto Sans CJK KR"/>
+          <w:sz w:val="16"/>
         </w:rPr>
         <w:t>리소스 기반 명령 만들기에서 Kind와 이름을 입력하면 Get, Describe, Logs, YAML 명령을 안전하게 작성할 수 있습니다.</w:t>
       </w:r>
@@ -3173,8 +3716,8 @@
       </w:pPr>
       <w:r>
         <w:rPr>
-          <w:rFonts w:ascii="AppleGothic" w:hAnsi="AppleGothic" w:eastAsia="AppleGothic" w:cs="AppleGothic"/>
-          <w:sz w:val="18"/>
+          <w:rFonts w:ascii="Noto Sans CJK KR" w:hAnsi="Noto Sans CJK KR" w:eastAsia="Noto Sans CJK KR" w:cs="Noto Sans CJK KR"/>
+          <w:sz w:val="16"/>
         </w:rPr>
         <w:t>Cook Book 탭에서는 기본 현황, Pod, 로그, Service, workload, 자원, Node, storage, network와 권한 점검 명령을 검색합니다. 항목의 목적, 실행 범위와 요구 조건을 확인한 뒤 명령 가져오기를 선택합니다.</w:t>
       </w:r>
@@ -3186,8 +3729,8 @@
       </w:pPr>
       <w:r>
         <w:rPr>
-          <w:rFonts w:ascii="AppleGothic" w:hAnsi="AppleGothic" w:eastAsia="AppleGothic" w:cs="AppleGothic"/>
-          <w:sz w:val="18"/>
+          <w:rFonts w:ascii="Noto Sans CJK KR" w:hAnsi="Noto Sans CJK KR" w:eastAsia="Noto Sans CJK KR" w:cs="Noto Sans CJK KR"/>
+          <w:sz w:val="16"/>
         </w:rPr>
         <w:t>증상별 단계 점검에서 Pod 기동, Service 연결, PVC Pending, Node Pressure 절차를 순서대로 실행하고 각 항목의 정상 기준과 다음 권장 점검을 확인합니다.</w:t>
       </w:r>
@@ -3199,8 +3742,8 @@
       </w:pPr>
       <w:r>
         <w:rPr>
-          <w:rFonts w:ascii="AppleGothic" w:hAnsi="AppleGothic" w:eastAsia="AppleGothic" w:cs="AppleGothic"/>
-          <w:sz w:val="18"/>
+          <w:rFonts w:ascii="Noto Sans CJK KR" w:hAnsi="Noto Sans CJK KR" w:eastAsia="Noto Sans CJK KR" w:cs="Noto Sans CJK KR"/>
+          <w:sz w:val="16"/>
         </w:rPr>
         <w:t>리소스 기반 명령 만들기에 입력한 이름과 컨테이너는 Cook Book 명령의 placeholder에 자동 반영됩니다.</w:t>
       </w:r>
@@ -3212,8 +3755,8 @@
       </w:pPr>
       <w:r>
         <w:rPr>
-          <w:rFonts w:ascii="AppleGothic" w:hAnsi="AppleGothic" w:eastAsia="AppleGothic" w:cs="AppleGothic"/>
-          <w:sz w:val="18"/>
+          <w:rFonts w:ascii="Noto Sans CJK KR" w:hAnsi="Noto Sans CJK KR" w:eastAsia="Noto Sans CJK KR" w:cs="Noto Sans CJK KR"/>
+          <w:sz w:val="16"/>
         </w:rPr>
         <w:t>Metrics APIService가 Available 상태가 아니면 kubectl top 점검은 선택할 수 없습니다.</w:t>
       </w:r>
@@ -3225,8 +3768,8 @@
       </w:pPr>
       <w:r>
         <w:rPr>
-          <w:rFonts w:ascii="AppleGothic" w:hAnsi="AppleGothic" w:eastAsia="AppleGothic" w:cs="AppleGothic"/>
-          <w:sz w:val="18"/>
+          <w:rFonts w:ascii="Noto Sans CJK KR" w:hAnsi="Noto Sans CJK KR" w:eastAsia="Noto Sans CJK KR" w:cs="Noto Sans CJK KR"/>
+          <w:sz w:val="16"/>
         </w:rPr>
         <w:t>POD_NAME, SERVICE_NAME 같은 표시가 있으면 실제 리소스 이름으로 바꾸기 전에는 실행할 수 없습니다.</w:t>
       </w:r>
@@ -3238,8 +3781,8 @@
       </w:pPr>
       <w:r>
         <w:rPr>
-          <w:rFonts w:ascii="AppleGothic" w:hAnsi="AppleGothic" w:eastAsia="AppleGothic" w:cs="AppleGothic"/>
-          <w:sz w:val="18"/>
+          <w:rFonts w:ascii="Noto Sans CJK KR" w:hAnsi="Noto Sans CJK KR" w:eastAsia="Noto Sans CJK KR" w:cs="Noto Sans CJK KR"/>
+          <w:sz w:val="16"/>
         </w:rPr>
         <w:t>클러스터 범위 항목은 전체 Namespace로, Namespace 항목은 현재 선택한 Namespace로 작업 범위를 맞춥니다.</w:t>
       </w:r>
@@ -3251,8 +3794,8 @@
       </w:pPr>
       <w:r>
         <w:rPr>
-          <w:rFonts w:ascii="AppleGothic" w:hAnsi="AppleGothic" w:eastAsia="AppleGothic" w:cs="AppleGothic"/>
-          <w:sz w:val="18"/>
+          <w:rFonts w:ascii="Noto Sans CJK KR" w:hAnsi="Noto Sans CJK KR" w:eastAsia="Noto Sans CJK KR" w:cs="Noto Sans CJK KR"/>
+          <w:sz w:val="16"/>
         </w:rPr>
         <w:t>Metrics Server 필요 표시가 있는 사용량 명령은 대상 클러스터에 지표 API가 없으면 결과를 제공하지 못합니다.</w:t>
       </w:r>
@@ -3264,8 +3807,8 @@
       </w:pPr>
       <w:r>
         <w:rPr>
-          <w:rFonts w:ascii="AppleGothic" w:hAnsi="AppleGothic" w:eastAsia="AppleGothic" w:cs="AppleGothic"/>
-          <w:sz w:val="18"/>
+          <w:rFonts w:ascii="Noto Sans CJK KR" w:hAnsi="Noto Sans CJK KR" w:eastAsia="Noto Sans CJK KR" w:cs="Noto Sans CJK KR"/>
+          <w:sz w:val="16"/>
         </w:rPr>
         <w:t>Cook Book은 Secret 값 출력, shell pipe, port-forward와 임시 리소스 생성 명령을 제공하지 않습니다.</w:t>
       </w:r>
@@ -3277,8 +3820,8 @@
       </w:pPr>
       <w:r>
         <w:rPr>
-          <w:rFonts w:ascii="AppleGothic" w:hAnsi="AppleGothic" w:eastAsia="AppleGothic" w:cs="AppleGothic"/>
-          <w:sz w:val="18"/>
+          <w:rFonts w:ascii="Noto Sans CJK KR" w:hAnsi="Noto Sans CJK KR" w:eastAsia="Noto Sans CJK KR" w:cs="Noto Sans CJK KR"/>
+          <w:sz w:val="16"/>
         </w:rPr>
         <w:t>Event 확인, 로그 확인, YAML 확인 버튼은 같은 Cluster와 Namespace를 유지한 후속 명령을 준비합니다.</w:t>
       </w:r>
@@ -3290,8 +3833,8 @@
       </w:pPr>
       <w:r>
         <w:rPr>
-          <w:rFonts w:ascii="AppleGothic" w:hAnsi="AppleGothic" w:eastAsia="AppleGothic" w:cs="AppleGothic"/>
-          <w:sz w:val="18"/>
+          <w:rFonts w:ascii="Noto Sans CJK KR" w:hAnsi="Noto Sans CJK KR" w:eastAsia="Noto Sans CJK KR" w:cs="Noto Sans CJK KR"/>
+          <w:sz w:val="16"/>
         </w:rPr>
         <w:t>전후 Snapshot은 필요할 때만 펼쳐 보고, 롤백 후보는 현재 상태와 영향을 다시 확인한 뒤 별도 명령으로 실행합니다.</w:t>
       </w:r>
@@ -3303,8 +3846,8 @@
       </w:pPr>
       <w:r>
         <w:rPr>
-          <w:rFonts w:ascii="AppleGothic" w:hAnsi="AppleGothic" w:eastAsia="AppleGothic" w:cs="AppleGothic"/>
-          <w:sz w:val="18"/>
+          <w:rFonts w:ascii="Noto Sans CJK KR" w:hAnsi="Noto Sans CJK KR" w:eastAsia="Noto Sans CJK KR" w:cs="Noto Sans CJK KR"/>
+          <w:sz w:val="16"/>
         </w:rPr>
         <w:t>일반 명령은 격리 실행기를 사용합니다. Pod 터미널은 현재 Backend Fabric8 WebSocket 경계를 사용하며 화면의 실행 경계 표시로 구분합니다.</w:t>
       </w:r>
@@ -3318,10 +3861,10 @@
       </w:pPr>
       <w:r>
         <w:rPr>
-          <w:rFonts w:ascii="AppleGothic" w:hAnsi="AppleGothic" w:eastAsia="AppleGothic" w:cs="AppleGothic"/>
+          <w:rFonts w:ascii="Noto Sans CJK KR" w:hAnsi="Noto Sans CJK KR" w:eastAsia="Noto Sans CJK KR" w:cs="Noto Sans CJK KR"/>
           <w:b/>
           <w:color w:val="000000"/>
-          <w:sz w:val="18"/>
+          <w:sz w:val="16"/>
         </w:rPr>
         <w:t>7 운영 관리 메뉴 3</w:t>
       </w:r>
@@ -3334,7 +3877,7 @@
       </w:pPr>
       <w:r>
         <w:rPr>
-          <w:rFonts w:ascii="AppleGothic" w:hAnsi="AppleGothic" w:eastAsia="AppleGothic" w:cs="AppleGothic"/>
+          <w:rFonts w:ascii="Noto Sans CJK KR" w:hAnsi="Noto Sans CJK KR" w:eastAsia="Noto Sans CJK KR" w:cs="Noto Sans CJK KR"/>
           <w:b/>
           <w:color w:val="000000"/>
           <w:sz w:val="30"/>
@@ -3348,7 +3891,215 @@
       </w:pPr>
       <w:r>
         <w:rPr>
-          <w:rFonts w:ascii="AppleGothic" w:hAnsi="AppleGothic" w:eastAsia="AppleGothic" w:cs="AppleGothic"/>
+          <w:rFonts w:ascii="Noto Sans CJK KR" w:hAnsi="Noto Sans CJK KR" w:eastAsia="Noto Sans CJK KR" w:cs="Noto Sans CJK KR"/>
+        </w:rPr>
+        <w:t>목적  Tenant Chart를 Custom Values로 Cluster에 Helm 배포하고 Application 상태와 수명주기를 운영합니다.</w:t>
+      </w:r>
+    </w:p>
+    <w:p>
+      <w:pPr>
+        <w:spacing w:after="80"/>
+      </w:pPr>
+      <w:r>
+        <w:rPr>
+          <w:rFonts w:ascii="Noto Sans CJK KR" w:hAnsi="Noto Sans CJK KR" w:eastAsia="Noto Sans CJK KR" w:cs="Noto Sans CJK KR"/>
+        </w:rPr>
+        <w:t>사용 시점  Artifact Hub Chart를 가져오거나 보유 Chart를 Cluster와 Namespace에 배포하고 상태를 확인할 때 사용합니다.</w:t>
+      </w:r>
+    </w:p>
+    <w:p>
+      <w:pPr>
+        <w:pStyle w:val="ListBullet"/>
+        <w:spacing w:after="60"/>
+      </w:pPr>
+      <w:r>
+        <w:rPr>
+          <w:rFonts w:ascii="Noto Sans CJK KR" w:hAnsi="Noto Sans CJK KR" w:eastAsia="Noto Sans CJK KR" w:cs="Noto Sans CJK KR"/>
+        </w:rPr>
+        <w:t>Chart Library를 기본 시작점으로 사용하고 Chart가 없을 때 Discover 또는 Source/.tgz 가져오기를 선택합니다.</w:t>
+      </w:r>
+    </w:p>
+    <w:p>
+      <w:pPr>
+        <w:pStyle w:val="ListBullet"/>
+      </w:pPr>
+      <w:r>
+        <w:rPr>
+          <w:rFonts w:ascii="Noto Sans CJK KR" w:hAnsi="Noto Sans CJK KR" w:eastAsia="Noto Sans CJK KR" w:cs="Noto Sans CJK KR"/>
+        </w:rPr>
+        <w:t>Chart Library의 제공사는 Chart를 발행·관리하는 주체이며, 소스는 Artifact Hub 또는 직접 업로드 같은 유입 경로입니다. 직접 업로드에서 신뢰할 수 있는 제공사 정보를 확인할 수 없으면 제공사 미확인으로 표시합니다.</w:t>
+      </w:r>
+    </w:p>
+    <w:p>
+      <w:pPr>
+        <w:pStyle w:val="ListBullet"/>
+      </w:pPr>
+      <w:r>
+        <w:rPr>
+          <w:rFonts w:ascii="Noto Sans CJK KR" w:hAnsi="Noto Sans CJK KR" w:eastAsia="Noto Sans CJK KR" w:cs="Noto Sans CJK KR"/>
+        </w:rPr>
+        <w:t>Chart Library의 제거는 source/package exact confirmation 후 Chart를 신규 선택 목록에서 숨깁니다. 기존 Application, Release와 Values revision은 보존되며 동일 Chart를 다시 가져오면 복원됩니다.</w:t>
+      </w:r>
+    </w:p>
+    <w:p>
+      <w:pPr>
+        <w:pStyle w:val="ListBullet"/>
+      </w:pPr>
+      <w:r>
+        <w:rPr>
+          <w:rFonts w:eastAsia="Noto Sans CJK KR" w:ascii="Noto Sans CJK KR" w:hAnsi="Noto Sans CJK KR" w:cs="Noto Sans CJK KR"/>
+        </w:rPr>
+        <w:t>Discover는 빈 검색 화면으로 시작합니다. 특정 Chart가 자동 입력되지 않으며 제품명이나 기능 키워드를 직접 입력해 검색합니다.</w:t>
+      </w:r>
+    </w:p>
+    <w:p>
+      <w:pPr>
+        <w:pStyle w:val="ListBullet"/>
+        <w:spacing w:after="60"/>
+      </w:pPr>
+      <w:r>
+        <w:rPr>
+          <w:rFonts w:ascii="Noto Sans CJK KR" w:hAnsi="Noto Sans CJK KR" w:eastAsia="Noto Sans CJK KR" w:cs="Noto Sans CJK KR"/>
+        </w:rPr>
+        <w:t>Values Profile과 대상 Cluster/Namespace를 정한 뒤 Cluster 내부, Chart에서 관리, KlueOps HTTPRoute 중 노출 방식을 선택하고 Preview와 정확한 확인 문구를 거쳐 배포합니다.</w:t>
+      </w:r>
+    </w:p>
+    <w:p>
+      <w:pPr>
+        <w:pStyle w:val="ListBullet"/>
+      </w:pPr>
+      <w:r>
+        <w:rPr>
+          <w:rFonts w:ascii="Noto Sans CJK KR" w:hAnsi="Noto Sans CJK KR" w:eastAsia="Noto Sans CJK KR" w:cs="Noto Sans CJK KR"/>
+        </w:rPr>
+        <w:t>Target 단계의 현재 Values로 렌더링되는 Service에서 Service 이름과 type, Service Port, Target Port, 선택형 Node Port를 확인합니다. 이 요약은 노출 방식을 선택하기 전에 실제 Chart 렌더 결과를 검토하는 기준입니다.</w:t>
+      </w:r>
+    </w:p>
+    <w:p>
+      <w:pPr>
+        <w:pStyle w:val="ListBullet"/>
+      </w:pPr>
+      <w:r>
+        <w:rPr>
+          <w:rFonts w:ascii="Noto Sans CJK KR" w:hAnsi="Noto Sans CJK KR" w:eastAsia="Noto Sans CJK KR" w:cs="Noto Sans CJK KR"/>
+        </w:rPr>
+        <w:t>AI로 Values 제안은 선택한 Chart의 이름과 제공사, Chart와 Application 버전, 요청에 관련된 실제 values.yaml 및 values.schema.json 골격을 기준으로 요청을 반영합니다. 특정 제품 전용 예시를 사용하지 않으며 기본값이 이미 요청을 만족하면 중복 override를 생략합니다. 구조 검사와 같은 Chart의 Helm 렌더링을 통과한 결과만 표시됩니다.</w:t>
+      </w:r>
+    </w:p>
+    <w:p>
+      <w:pPr>
+        <w:pStyle w:val="ListBullet"/>
+      </w:pPr>
+      <w:r>
+        <w:rPr>
+          <w:rFonts w:ascii="Noto Sans CJK KR" w:hAnsi="Noto Sans CJK KR" w:eastAsia="Noto Sans CJK KR" w:cs="Noto Sans CJK KR"/>
+        </w:rPr>
+        <w:t>새 Values는 범용 예시 key 없이 빈 override에서 시작합니다. 수동으로 작성한 YAML도 Revision 저장 전에 정확한 Chart로 렌더링합니다. AI 제안은 최대 세 번 검증하며 manifest 형태나 Chart에 없는 경로를 거부합니다. nodePort는 Service type이 NodePort 또는 LoadBalancer일 때 Kubernetes 기본 범위 30000-32767에서 지정하며, 편집 화면과 렌더링 검증이 잘못된 값을 Revision 저장 전에 차단합니다. 비밀번호 본문 대신 사전에 만든 existing Secret 이름을 요청하고, 실패하면 수동 편집을 계속 사용합니다.</w:t>
+      </w:r>
+    </w:p>
+    <w:p>
+      <w:pPr>
+        <w:pStyle w:val="ListBullet"/>
+      </w:pPr>
+      <w:r>
+        <w:rPr>
+          <w:rFonts w:ascii="Noto Sans CJK KR" w:hAnsi="Noto Sans CJK KR" w:eastAsia="Noto Sans CJK KR" w:cs="Noto Sans CJK KR"/>
+        </w:rPr>
+        <w:t>Preview는 등록 Cluster credential이 대상 Namespace에서 Helm release Secret을 get/list/create할 수 있는지 먼저 확인합니다. Namespace 조회가 되더라도 이 권한이 부족하면 승인 전에 차단하고 거부된 권한을 표시합니다.</w:t>
+      </w:r>
+    </w:p>
+    <w:p>
+      <w:pPr>
+        <w:pStyle w:val="ListBullet"/>
+      </w:pPr>
+      <w:r>
+        <w:rPr>
+          <w:rFonts w:ascii="Noto Sans CJK KR" w:hAnsi="Noto Sans CJK KR" w:eastAsia="Noto Sans CJK KR" w:cs="Noto Sans CJK KR"/>
+        </w:rPr>
+        <w:t>KlueOps HTTPRoute에서는 현재 Values로 렌더링된 Service와 대상 Cluster의 READY Gateway를 목록에서 선택합니다. Service Port는 spec.ports[].port이며 Pod의 targetPort나 Node 외부 노출용 nodePort가 아닙니다.</w:t>
+      </w:r>
+    </w:p>
+    <w:p>
+      <w:pPr>
+        <w:pStyle w:val="ListBullet"/>
+      </w:pPr>
+      <w:r>
+        <w:rPr>
+          <w:rFonts w:ascii="Noto Sans CJK KR" w:hAnsi="Noto Sans CJK KR" w:eastAsia="Noto Sans CJK KR" w:cs="Noto Sans CJK KR"/>
+        </w:rPr>
+        <w:t>Gateway 목록이 비어 있으면 Cluster Admin이 Gateway API CRD, Controller와 HTTP/HTTPS Gateway를 준비하고, 등록 Cluster credential에 Gateway get/list 읽기 권한을 부여합니다. KlueOps는 이를 자동 설치하지 않으며, 나중에 준비한 경우 다시 조회하거나 기존 내부 Application의 Upgrade에서 노출을 추가할 수 있습니다.</w:t>
+      </w:r>
+    </w:p>
+    <w:p>
+      <w:pPr>
+        <w:pStyle w:val="ListBullet"/>
+        <w:spacing w:after="60"/>
+      </w:pPr>
+      <w:r>
+        <w:rPr>
+          <w:rFonts w:ascii="Noto Sans CJK KR" w:hAnsi="Noto Sans CJK KR" w:eastAsia="Noto Sans CJK KR" w:cs="Noto Sans CJK KR"/>
+        </w:rPr>
+        <w:t>Applications에서 배포 Chart와 Chart/Application 버전을 확인합니다. 상세에서는 package·제공사/source, workload/Pod, Service·Ingress·HTTPRoute URL, IP/Host와 Service/Target/Node Port, Helm History와 upgrade/rollback/uninstall을 확인합니다.</w:t>
+      </w:r>
+    </w:p>
+    <w:p>
+      <w:pPr>
+        <w:pStyle w:val="ListBullet"/>
+      </w:pPr>
+      <w:r>
+        <w:rPr>
+          <w:rFonts w:eastAsia="Noto Sans CJK KR" w:ascii="Noto Sans CJK KR" w:hAnsi="Noto Sans CJK KR" w:cs="Noto Sans CJK KR"/>
+        </w:rPr>
+        <w:t>Uninstall 작업은 Job Center가 서버 상태를 자동 갱신합니다. 성공하면 Application과 연결된 Endpoint, Release, Operation, Plan metadata가 목록과 상세에서 함께 제거되고 공유 Namespace와 Tenant Chart Library는 유지됩니다.</w:t>
+      </w:r>
+    </w:p>
+    <w:p>
+      <w:pPr>
+        <w:spacing w:before="60" w:after="100"/>
+        <w:ind w:left="198"/>
+      </w:pPr>
+      <w:r>
+        <w:rPr>
+          <w:rFonts w:ascii="Noto Sans CJK KR" w:hAnsi="Noto Sans CJK KR" w:eastAsia="Noto Sans CJK KR" w:cs="Noto Sans CJK KR"/>
+        </w:rPr>
+        <w:t>처음 사용할 때  Chart Library에서 검증된 버전을 선택하고 내부 Service 방식으로 작은 테스트 배포부터 시작합니다.</w:t>
+      </w:r>
+    </w:p>
+    <w:p>
+      <w:pPr>
+        <w:spacing w:after="120"/>
+        <w:ind w:left="198"/>
+      </w:pPr>
+      <w:r>
+        <w:rPr>
+          <w:rFonts w:ascii="Noto Sans CJK KR" w:hAnsi="Noto Sans CJK KR" w:eastAsia="Noto Sans CJK KR" w:cs="Noto Sans CJK KR"/>
+        </w:rPr>
+        <w:t>주의  이 기능은 GitOps Controller가 아닙니다. 대상, Values와 Preview를 확인한 명시적 Helm 작업만 실행합니다.</w:t>
+      </w:r>
+    </w:p>
+    <w:p>
+      <w:pPr>
+        <w:pStyle w:val="Heading2"/>
+        <w:spacing w:before="180"/>
+        <w:keepNext/>
+      </w:pPr>
+      <w:r>
+        <w:rPr>
+          <w:rFonts w:ascii="Noto Sans CJK KR" w:hAnsi="Noto Sans CJK KR" w:eastAsia="Noto Sans CJK KR" w:cs="Noto Sans CJK KR"/>
+          <w:b/>
+          <w:color w:val="000000"/>
+          <w:sz w:val="30"/>
+        </w:rPr>
+        <w:t>Policies</w:t>
+      </w:r>
+    </w:p>
+    <w:p>
+      <w:pPr>
+        <w:spacing w:after="80"/>
+      </w:pPr>
+      <w:r>
+        <w:rPr>
+          <w:rFonts w:ascii="Noto Sans CJK KR" w:hAnsi="Noto Sans CJK KR" w:eastAsia="Noto Sans CJK KR" w:cs="Noto Sans CJK KR"/>
           <w:b/>
           <w:color w:val="246BCE"/>
           <w:sz w:val="21"/>
@@ -3357,11 +4108,11 @@
       </w:r>
       <w:r>
         <w:rPr>
-          <w:rFonts w:ascii="AppleGothic" w:hAnsi="AppleGothic" w:eastAsia="AppleGothic" w:cs="AppleGothic"/>
+          <w:rFonts w:ascii="Noto Sans CJK KR" w:hAnsi="Noto Sans CJK KR" w:eastAsia="Noto Sans CJK KR" w:cs="Noto Sans CJK KR"/>
           <w:color w:val="182433"/>
           <w:sz w:val="21"/>
         </w:rPr>
-        <w:t>관련 Kubernetes 리소스를 애플리케이션 관점으로 묶어 상태와 제한된 운영 조치를 제공합니다.</w:t>
+        <w:t>Kubernetes Spec과 Snapshot을 규칙으로 평가해 구성 위험을 찾습니다.</w:t>
       </w:r>
     </w:p>
     <w:p>
@@ -3370,7 +4121,7 @@
       </w:pPr>
       <w:r>
         <w:rPr>
-          <w:rFonts w:ascii="AppleGothic" w:hAnsi="AppleGothic" w:eastAsia="AppleGothic" w:cs="AppleGothic"/>
+          <w:rFonts w:ascii="Noto Sans CJK KR" w:hAnsi="Noto Sans CJK KR" w:eastAsia="Noto Sans CJK KR" w:cs="Noto Sans CJK KR"/>
           <w:b/>
           <w:color w:val="14866D"/>
           <w:sz w:val="21"/>
@@ -3379,11 +4130,11 @@
       </w:r>
       <w:r>
         <w:rPr>
-          <w:rFonts w:ascii="AppleGothic" w:hAnsi="AppleGothic" w:eastAsia="AppleGothic" w:cs="AppleGothic"/>
+          <w:rFonts w:ascii="Noto Sans CJK KR" w:hAnsi="Noto Sans CJK KR" w:eastAsia="Noto Sans CJK KR" w:cs="Noto Sans CJK KR"/>
           <w:color w:val="182433"/>
           <w:sz w:val="21"/>
         </w:rPr>
-        <w:t>개별 Pod보다 서비스 단위로 상태, 분석, Restart와 Rollback을 확인할 때 사용합니다.</w:t>
+        <w:t>배포 전후 구성 점검, 반복 장애의 예방 기준 확인 시 사용합니다.</w:t>
       </w:r>
     </w:p>
     <w:p>
@@ -3393,11 +4144,11 @@
       </w:pPr>
       <w:r>
         <w:rPr>
-          <w:rFonts w:ascii="AppleGothic" w:hAnsi="AppleGothic" w:eastAsia="AppleGothic" w:cs="AppleGothic"/>
+          <w:rFonts w:ascii="Noto Sans CJK KR" w:hAnsi="Noto Sans CJK KR" w:eastAsia="Noto Sans CJK KR" w:cs="Noto Sans CJK KR"/>
           <w:color w:val="182433"/>
           <w:sz w:val="20"/>
         </w:rPr>
-        <w:t>AI Analysis에서 식별한 Application의 상태를 확인합니다.</w:t>
+        <w:t>Fail, Warn, Pass와 근거 부족 결과를 분리합니다.</w:t>
       </w:r>
     </w:p>
     <w:p>
@@ -3407,11 +4158,11 @@
       </w:pPr>
       <w:r>
         <w:rPr>
-          <w:rFonts w:ascii="AppleGothic" w:hAnsi="AppleGothic" w:eastAsia="AppleGothic" w:cs="AppleGothic"/>
+          <w:rFonts w:ascii="Noto Sans CJK KR" w:hAnsi="Noto Sans CJK KR" w:eastAsia="Noto Sans CJK KR" w:cs="Noto Sans CJK KR"/>
           <w:color w:val="182433"/>
           <w:sz w:val="20"/>
         </w:rPr>
-        <w:t>상태 동기화, 보호된 Restart, Rollback preview와 실행을 제공합니다.</w:t>
+        <w:t>정책을 활성화하거나 비활성화하고 변경 이력을 확인합니다.</w:t>
       </w:r>
     </w:p>
     <w:p>
@@ -3421,11 +4172,11 @@
       </w:pPr>
       <w:r>
         <w:rPr>
-          <w:rFonts w:ascii="AppleGothic" w:hAnsi="AppleGothic" w:eastAsia="AppleGothic" w:cs="AppleGothic"/>
+          <w:rFonts w:ascii="Noto Sans CJK KR" w:hAnsi="Noto Sans CJK KR" w:eastAsia="Noto Sans CJK KR" w:cs="Noto Sans CJK KR"/>
           <w:color w:val="182433"/>
           <w:sz w:val="20"/>
         </w:rPr>
-        <w:t>Application 범위 AI Analysis와 최근 운영 작업으로 연결합니다.</w:t>
+        <w:t>Secret 원문이 아닌 안전한 Summary와 Hash만 비교합니다.</w:t>
       </w:r>
     </w:p>
     <w:p>
@@ -3435,7 +4186,7 @@
       </w:pPr>
       <w:r>
         <w:rPr>
-          <w:rFonts w:ascii="AppleGothic" w:hAnsi="AppleGothic" w:eastAsia="AppleGothic" w:cs="AppleGothic"/>
+          <w:rFonts w:ascii="Noto Sans CJK KR" w:hAnsi="Noto Sans CJK KR" w:eastAsia="Noto Sans CJK KR" w:cs="Noto Sans CJK KR"/>
           <w:b/>
           <w:color w:val="A56A00"/>
           <w:sz w:val="19"/>
@@ -3444,21 +4195,337 @@
       </w:r>
       <w:r>
         <w:rPr>
-          <w:rFonts w:ascii="AppleGothic" w:hAnsi="AppleGothic" w:eastAsia="AppleGothic" w:cs="AppleGothic"/>
+          <w:rFonts w:ascii="Noto Sans CJK KR" w:hAnsi="Noto Sans CJK KR" w:eastAsia="Noto Sans CJK KR" w:cs="Noto Sans CJK KR"/>
           <w:color w:val="5E7084"/>
           <w:sz w:val="19"/>
         </w:rPr>
-        <w:t>현재는 애플리케이션 운영 화면이며 완성된 Docker 또는 Helm 배포 플랫폼이 아닙니다.</w:t>
+        <w:t>Fail 항목의 권장 확인과 대상 리소스를 먼저 확인하고 YAML로 검증합니다.</w:t>
       </w:r>
     </w:p>
     <w:p>
       <w:pPr>
+        <w:pStyle w:val="Heading2"/>
+        <w:spacing w:before="180"/>
+        <w:keepNext/>
+      </w:pPr>
+      <w:r>
+        <w:rPr>
+          <w:rFonts w:ascii="Noto Sans CJK KR" w:hAnsi="Noto Sans CJK KR" w:eastAsia="Noto Sans CJK KR" w:cs="Noto Sans CJK KR"/>
+          <w:b/>
+          <w:color w:val="000000"/>
+          <w:sz w:val="30"/>
+        </w:rPr>
+        <w:t>Audit</w:t>
+      </w:r>
+    </w:p>
+    <w:p>
+      <w:pPr>
+        <w:spacing w:after="80"/>
+      </w:pPr>
+      <w:r>
+        <w:rPr>
+          <w:rFonts w:ascii="Noto Sans CJK KR" w:hAnsi="Noto Sans CJK KR" w:eastAsia="Noto Sans CJK KR" w:cs="Noto Sans CJK KR"/>
+          <w:b/>
+          <w:color w:val="246BCE"/>
+          <w:sz w:val="21"/>
+        </w:rPr>
+        <w:t xml:space="preserve">목적  </w:t>
+      </w:r>
+      <w:r>
+        <w:rPr>
+          <w:rFonts w:ascii="Noto Sans CJK KR" w:hAnsi="Noto Sans CJK KR" w:eastAsia="Noto Sans CJK KR" w:cs="Noto Sans CJK KR"/>
+          <w:color w:val="182433"/>
+          <w:sz w:val="21"/>
+        </w:rPr>
+        <w:t>분석, 조치, 설정 변경과 권한 작업을 추적합니다.</w:t>
+      </w:r>
+    </w:p>
+    <w:p>
+      <w:pPr>
+        <w:spacing w:after="80"/>
+      </w:pPr>
+      <w:r>
+        <w:rPr>
+          <w:rFonts w:ascii="Noto Sans CJK KR" w:hAnsi="Noto Sans CJK KR" w:eastAsia="Noto Sans CJK KR" w:cs="Noto Sans CJK KR"/>
+          <w:b/>
+          <w:color w:val="14866D"/>
+          <w:sz w:val="21"/>
+        </w:rPr>
+        <w:t xml:space="preserve">사용 시점  </w:t>
+      </w:r>
+      <w:r>
+        <w:rPr>
+          <w:rFonts w:ascii="Noto Sans CJK KR" w:hAnsi="Noto Sans CJK KR" w:eastAsia="Noto Sans CJK KR" w:cs="Noto Sans CJK KR"/>
+          <w:color w:val="182433"/>
+          <w:sz w:val="21"/>
+        </w:rPr>
+        <w:t>장애 조사, 보안 검토, 변경 책임과 API 요청을 확인할 때 사용합니다.</w:t>
+      </w:r>
+    </w:p>
+    <w:p>
+      <w:pPr>
+        <w:pStyle w:val="ListBullet"/>
+        <w:spacing w:after="60"/>
+      </w:pPr>
+      <w:r>
+        <w:rPr>
+          <w:rFonts w:ascii="Noto Sans CJK KR" w:hAnsi="Noto Sans CJK KR" w:eastAsia="Noto Sans CJK KR" w:cs="Noto Sans CJK KR"/>
+          <w:color w:val="182433"/>
+          <w:sz w:val="20"/>
+        </w:rPr>
+        <w:t>Actor, Action, Target과 Request ID로 검색합니다.</w:t>
+      </w:r>
+    </w:p>
+    <w:p>
+      <w:pPr>
+        <w:pStyle w:val="ListBullet"/>
+        <w:spacing w:after="60"/>
+      </w:pPr>
+      <w:r>
+        <w:rPr>
+          <w:rFonts w:ascii="Noto Sans CJK KR" w:hAnsi="Noto Sans CJK KR" w:eastAsia="Noto Sans CJK KR" w:cs="Noto Sans CJK KR"/>
+          <w:color w:val="182433"/>
+          <w:sz w:val="20"/>
+        </w:rPr>
+        <w:t>Cluster, Analysis, Incident, Policy, Settings, Application 작업을 추적합니다.</w:t>
+      </w:r>
+    </w:p>
+    <w:p>
+      <w:pPr>
+        <w:pStyle w:val="ListBullet"/>
+        <w:spacing w:after="60"/>
+      </w:pPr>
+      <w:r>
+        <w:rPr>
+          <w:rFonts w:ascii="Noto Sans CJK KR" w:hAnsi="Noto Sans CJK KR" w:eastAsia="Noto Sans CJK KR" w:cs="Noto Sans CJK KR"/>
+          <w:color w:val="182433"/>
+          <w:sz w:val="20"/>
+        </w:rPr>
+        <w:t>실패한 작업은 동일 Request ID로 서버 오류와 연결해 확인합니다.</w:t>
+      </w:r>
+    </w:p>
+    <w:p>
+      <w:pPr>
+        <w:spacing w:before="60" w:after="100"/>
+        <w:ind w:left="198"/>
+      </w:pPr>
+      <w:r>
+        <w:rPr>
+          <w:rFonts w:ascii="Noto Sans CJK KR" w:hAnsi="Noto Sans CJK KR" w:eastAsia="Noto Sans CJK KR" w:cs="Noto Sans CJK KR"/>
+          <w:b/>
+          <w:color w:val="A56A00"/>
+          <w:sz w:val="19"/>
+        </w:rPr>
+        <w:t xml:space="preserve">처음 사용할 때  </w:t>
+      </w:r>
+      <w:r>
+        <w:rPr>
+          <w:rFonts w:ascii="Noto Sans CJK KR" w:hAnsi="Noto Sans CJK KR" w:eastAsia="Noto Sans CJK KR" w:cs="Noto Sans CJK KR"/>
+          <w:color w:val="5E7084"/>
+          <w:sz w:val="19"/>
+        </w:rPr>
+        <w:t>문제 화면에서 확인한 Request ID를 그대로 검색하는 것이 가장 빠릅니다.</w:t>
+      </w:r>
+    </w:p>
+    <w:p>
+      <w:pPr>
+        <w:pStyle w:val="Heading1"/>
+        <w:keepNext/>
+        <w:pageBreakBefore/>
+        <w:spacing w:before="240"/>
+      </w:pPr>
+      <w:r>
+        <w:rPr>
+          <w:rFonts w:ascii="Noto Sans CJK KR" w:hAnsi="Noto Sans CJK KR" w:eastAsia="Noto Sans CJK KR" w:cs="Noto Sans CJK KR"/>
+          <w:b/>
+          <w:color w:val="000000"/>
+          <w:sz w:val="40"/>
+        </w:rPr>
+        <w:t>8 AI 메뉴 1</w:t>
+      </w:r>
+    </w:p>
+    <w:p>
+      <w:pPr>
+        <w:pStyle w:val="Heading2"/>
+        <w:spacing w:before="180"/>
+        <w:keepNext/>
+      </w:pPr>
+      <w:r>
+        <w:rPr>
+          <w:rFonts w:ascii="Noto Sans CJK KR" w:hAnsi="Noto Sans CJK KR" w:eastAsia="Noto Sans CJK KR" w:cs="Noto Sans CJK KR"/>
+          <w:b/>
+          <w:color w:val="000000"/>
+          <w:sz w:val="30"/>
+        </w:rPr>
+        <w:t>AI Analysis</w:t>
+      </w:r>
+    </w:p>
+    <w:p>
+      <w:pPr>
+        <w:spacing w:after="80"/>
+      </w:pPr>
+      <w:r>
+        <w:rPr>
+          <w:rFonts w:ascii="Noto Sans CJK KR" w:hAnsi="Noto Sans CJK KR" w:eastAsia="Noto Sans CJK KR" w:cs="Noto Sans CJK KR"/>
+          <w:b/>
+          <w:color w:val="246BCE"/>
+          <w:sz w:val="21"/>
+        </w:rPr>
+        <w:t xml:space="preserve">목적  </w:t>
+      </w:r>
+      <w:r>
+        <w:rPr>
+          <w:rFonts w:ascii="Noto Sans CJK KR" w:hAnsi="Noto Sans CJK KR" w:eastAsia="Noto Sans CJK KR" w:cs="Noto Sans CJK KR"/>
+          <w:color w:val="182433"/>
+          <w:sz w:val="21"/>
+        </w:rPr>
+        <w:t>Kubernetes 상태, Event와 Log를 근거로 원인, 위험, 조치와 검증 방법을 분석합니다.</w:t>
+      </w:r>
+    </w:p>
+    <w:p>
+      <w:pPr>
+        <w:spacing w:after="80"/>
+      </w:pPr>
+      <w:r>
+        <w:rPr>
+          <w:rFonts w:ascii="Noto Sans CJK KR" w:hAnsi="Noto Sans CJK KR" w:eastAsia="Noto Sans CJK KR" w:cs="Noto Sans CJK KR"/>
+          <w:b/>
+          <w:color w:val="14866D"/>
+          <w:sz w:val="21"/>
+        </w:rPr>
+        <w:t xml:space="preserve">사용 시점  </w:t>
+      </w:r>
+      <w:r>
+        <w:rPr>
+          <w:rFonts w:ascii="Noto Sans CJK KR" w:hAnsi="Noto Sans CJK KR" w:eastAsia="Noto Sans CJK KR" w:cs="Noto Sans CJK KR"/>
+          <w:color w:val="182433"/>
+          <w:sz w:val="21"/>
+        </w:rPr>
+        <w:t>Namespace 또는 Cluster 장애의 원인과 운영 방향을 종합적으로 판단할 때 사용합니다.</w:t>
+      </w:r>
+    </w:p>
+    <w:p>
+      <w:pPr>
+        <w:pStyle w:val="ListBullet"/>
+        <w:spacing w:after="60"/>
+      </w:pPr>
+      <w:r>
+        <w:rPr>
+          <w:rFonts w:ascii="Noto Sans CJK KR" w:hAnsi="Noto Sans CJK KR" w:eastAsia="Noto Sans CJK KR" w:cs="Noto Sans CJK KR"/>
+          <w:color w:val="182433"/>
+          <w:sz w:val="20"/>
+        </w:rPr>
+        <w:t>Cluster, Namespace와 Application 범위 분석을 제공합니다.</w:t>
+      </w:r>
+    </w:p>
+    <w:p>
+      <w:pPr>
+        <w:pStyle w:val="ListBullet"/>
+        <w:spacing w:after="60"/>
+      </w:pPr>
+      <w:r>
+        <w:rPr>
+          <w:rFonts w:ascii="Noto Sans CJK KR" w:hAnsi="Noto Sans CJK KR" w:eastAsia="Noto Sans CJK KR" w:cs="Noto Sans CJK KR"/>
+          <w:color w:val="182433"/>
+          <w:sz w:val="20"/>
+        </w:rPr>
+        <w:t>Root Cause, Log, Performance Scaling, Risk Timeline과 Runbook을 관심사별로 분석합니다.</w:t>
+      </w:r>
+    </w:p>
+    <w:p>
+      <w:pPr>
+        <w:pStyle w:val="ListBullet"/>
+        <w:spacing w:after="60"/>
+      </w:pPr>
+      <w:r>
+        <w:rPr>
+          <w:rFonts w:ascii="Noto Sans CJK KR" w:hAnsi="Noto Sans CJK KR" w:eastAsia="Noto Sans CJK KR" w:cs="Noto Sans CJK KR"/>
+          <w:color w:val="182433"/>
+          <w:sz w:val="20"/>
+        </w:rPr>
+        <w:t>Evidence Ledger, Confidence, Runtime과 deterministic fallback을 표시합니다.</w:t>
+      </w:r>
+    </w:p>
+    <w:p>
+      <w:pPr>
+        <w:pStyle w:val="ListBullet"/>
+      </w:pPr>
+      <w:r>
+        <w:rPr>
+          <w:rFonts w:ascii="Noto Sans CJK KR" w:hAnsi="Noto Sans CJK KR" w:eastAsia="Noto Sans CJK KR" w:cs="Noto Sans CJK KR"/>
+        </w:rPr>
+        <w:t>Analysis Runtime의 Kubernetes 정보 수집에서 COMPLETE 또는 PARTIAL 상태와 source별 성공, 실패, 건너뜀, 지연을 확인합니다. PARTIAL이면 실패 source를 확인하고 credential, API 연결 또는 권한을 복구한 뒤 같은 범위를 재분석합니다.</w:t>
+      </w:r>
+    </w:p>
+    <CT_P>
+      <w:pPr>
+        <w:pStyle w:val="ListBullet"/>
+      </w:pPr>
+      <w:r>
+        <w:t>Analysis Runtime의 Kubernetes 정보 수집에서 COMPLETE 또는 PARTIAL 상태와 source별 성공, 실패, 건너뜀, 지연을 확인합니다. PARTIAL이면 실패 source를 확인하고 credential, API 연결 또는 권한을 복구한 뒤 같은 범위를 재분석합니다.</w:t>
+      </w:r>
+    </CT_P>
+    <CT_P>
+      <w:pPr>
+        <w:pStyle w:val="ListBullet"/>
+      </w:pPr>
+      <w:r>
+        <w:t>Analysis Runtime의 Kubernetes 정보 수집에서 COMPLETE 또는 PARTIAL 상태와 source별 성공, 실패, 건너뜀, 지연을 확인합니다. PARTIAL이면 실패 source를 확인하고 credential, API 연결 또는 권한을 복구한 뒤 같은 범위를 재분석합니다.</w:t>
+      </w:r>
+    </CT_P>
+    <CT_P>
+      <w:pPr>
+        <w:pStyle w:val="ListBullet"/>
+      </w:pPr>
+      <w:r>
+        <w:t>Analysis Runtime의 Kubernetes 정보 수집에서 COMPLETE 또는 PARTIAL 상태와 source별 성공, 실패, 건너뜀, 지연을 확인합니다. PARTIAL이면 실패 source를 확인하고 credential, API 연결 또는 권한을 복구한 뒤 같은 범위를 재분석합니다.</w:t>
+      </w:r>
+    </CT_P>
+    <w:p>
+      <w:pPr>
+        <w:pStyle w:val="ListBullet"/>
+        <w:spacing w:after="60"/>
+      </w:pPr>
+      <w:r>
+        <w:rPr>
+          <w:rFonts w:ascii="Noto Sans CJK KR" w:hAnsi="Noto Sans CJK KR" w:eastAsia="Noto Sans CJK KR" w:cs="Noto Sans CJK KR"/>
+          <w:color w:val="182433"/>
+          <w:sz w:val="20"/>
+        </w:rPr>
+        <w:t>문제 리소스 상세, 관련 로그, 안전 명령, 조치 후 재분석을 제공합니다.</w:t>
+      </w:r>
+    </w:p>
+    <w:p>
+      <w:pPr>
+        <w:spacing w:before="60" w:after="100"/>
+        <w:ind w:left="198"/>
+      </w:pPr>
+      <w:r>
+        <w:rPr>
+          <w:rFonts w:ascii="Noto Sans CJK KR" w:hAnsi="Noto Sans CJK KR" w:eastAsia="Noto Sans CJK KR" w:cs="Noto Sans CJK KR"/>
+          <w:b/>
+          <w:color w:val="A56A00"/>
+          <w:sz w:val="19"/>
+        </w:rPr>
+        <w:t xml:space="preserve">처음 사용할 때  </w:t>
+      </w:r>
+      <w:r>
+        <w:rPr>
+          <w:rFonts w:ascii="Noto Sans CJK KR" w:hAnsi="Noto Sans CJK KR" w:eastAsia="Noto Sans CJK KR" w:cs="Noto Sans CJK KR"/>
+          <w:color w:val="5E7084"/>
+          <w:sz w:val="19"/>
+        </w:rPr>
+        <w:t>초보자 모드에서 가장 위험한 항목과 Next Action부터 확인합니다.</w:t>
+      </w:r>
+    </w:p>
+    <w:p>
+      <w:pPr>
         <w:spacing w:after="120"/>
         <w:ind w:left="198"/>
       </w:pPr>
       <w:r>
         <w:rPr>
-          <w:rFonts w:ascii="AppleGothic" w:hAnsi="AppleGothic" w:eastAsia="AppleGothic" w:cs="AppleGothic"/>
+          <w:rFonts w:ascii="Noto Sans CJK KR" w:hAnsi="Noto Sans CJK KR" w:eastAsia="Noto Sans CJK KR" w:cs="Noto Sans CJK KR"/>
           <w:b/>
           <w:color w:val="B42318"/>
           <w:sz w:val="19"/>
@@ -3467,11 +4534,11 @@
       </w:r>
       <w:r>
         <w:rPr>
-          <w:rFonts w:ascii="AppleGothic" w:hAnsi="AppleGothic" w:eastAsia="AppleGothic" w:cs="AppleGothic"/>
+          <w:rFonts w:ascii="Noto Sans CJK KR" w:hAnsi="Noto Sans CJK KR" w:eastAsia="Noto Sans CJK KR" w:cs="Noto Sans CJK KR"/>
           <w:color w:val="5E7084"/>
           <w:sz w:val="19"/>
         </w:rPr>
-        <w:t>미구현 배포 API를 상용 배포 기능으로 해석하면 안 됩니다. GitOps 연동은 후속 범위입니다.</w:t>
+        <w:t>AI의 문장만 믿지 말고 FACT 근거, 검증 명령과 실제 리소스 상태를 함께 확인합니다.</w:t>
       </w:r>
     </w:p>
     <w:p>
@@ -3482,12 +4549,12 @@
       </w:pPr>
       <w:r>
         <w:rPr>
-          <w:rFonts w:ascii="AppleGothic" w:hAnsi="AppleGothic" w:eastAsia="AppleGothic" w:cs="AppleGothic"/>
+          <w:rFonts w:ascii="Noto Sans CJK KR" w:hAnsi="Noto Sans CJK KR" w:eastAsia="Noto Sans CJK KR" w:cs="Noto Sans CJK KR"/>
           <w:b/>
           <w:color w:val="000000"/>
           <w:sz w:val="30"/>
         </w:rPr>
-        <w:t>Policies</w:t>
+        <w:t>AI Chat</w:t>
       </w:r>
     </w:p>
     <w:p>
@@ -3496,7 +4563,7 @@
       </w:pPr>
       <w:r>
         <w:rPr>
-          <w:rFonts w:ascii="AppleGothic" w:hAnsi="AppleGothic" w:eastAsia="AppleGothic" w:cs="AppleGothic"/>
+          <w:rFonts w:ascii="Noto Sans CJK KR" w:hAnsi="Noto Sans CJK KR" w:eastAsia="Noto Sans CJK KR" w:cs="Noto Sans CJK KR"/>
           <w:b/>
           <w:color w:val="246BCE"/>
           <w:sz w:val="21"/>
@@ -3505,11 +4572,11 @@
       </w:r>
       <w:r>
         <w:rPr>
-          <w:rFonts w:ascii="AppleGothic" w:hAnsi="AppleGothic" w:eastAsia="AppleGothic" w:cs="AppleGothic"/>
+          <w:rFonts w:ascii="Noto Sans CJK KR" w:hAnsi="Noto Sans CJK KR" w:eastAsia="Noto Sans CJK KR" w:cs="Noto Sans CJK KR"/>
           <w:color w:val="182433"/>
           <w:sz w:val="21"/>
         </w:rPr>
-        <w:t>Kubernetes Spec과 Snapshot을 규칙으로 평가해 구성 위험을 찾습니다.</w:t>
+        <w:t>범용 질문과 선택한 Kubernetes 범위의 운영 상담을 스트리밍으로 제공합니다.</w:t>
       </w:r>
     </w:p>
     <w:p>
@@ -3518,7 +4585,7 @@
       </w:pPr>
       <w:r>
         <w:rPr>
-          <w:rFonts w:ascii="AppleGothic" w:hAnsi="AppleGothic" w:eastAsia="AppleGothic" w:cs="AppleGothic"/>
+          <w:rFonts w:ascii="Noto Sans CJK KR" w:hAnsi="Noto Sans CJK KR" w:eastAsia="Noto Sans CJK KR" w:cs="Noto Sans CJK KR"/>
           <w:b/>
           <w:color w:val="14866D"/>
           <w:sz w:val="21"/>
@@ -3527,11 +4594,11 @@
       </w:r>
       <w:r>
         <w:rPr>
-          <w:rFonts w:ascii="AppleGothic" w:hAnsi="AppleGothic" w:eastAsia="AppleGothic" w:cs="AppleGothic"/>
+          <w:rFonts w:ascii="Noto Sans CJK KR" w:hAnsi="Noto Sans CJK KR" w:eastAsia="Noto Sans CJK KR" w:cs="Noto Sans CJK KR"/>
           <w:color w:val="182433"/>
           <w:sz w:val="21"/>
         </w:rPr>
-        <w:t>배포 전후 구성 점검, 반복 장애의 예방 기준 확인 시 사용합니다.</w:t>
+        <w:t>분석 결과 해석, 명령 의미, 특정 클러스터나 Namespace 질문 시 사용합니다.</w:t>
       </w:r>
     </w:p>
     <w:p>
@@ -3541,11 +4608,11 @@
       </w:pPr>
       <w:r>
         <w:rPr>
-          <w:rFonts w:ascii="AppleGothic" w:hAnsi="AppleGothic" w:eastAsia="AppleGothic" w:cs="AppleGothic"/>
+          <w:rFonts w:ascii="Noto Sans CJK KR" w:hAnsi="Noto Sans CJK KR" w:eastAsia="Noto Sans CJK KR" w:cs="Noto Sans CJK KR"/>
           <w:color w:val="182433"/>
           <w:sz w:val="20"/>
         </w:rPr>
-        <w:t>Fail, Warn, Pass와 근거 부족 결과를 분리합니다.</w:t>
+        <w:t>일반 상담과 Kubernetes 운영 상담 모드를 선택합니다.</w:t>
       </w:r>
     </w:p>
     <w:p>
@@ -3555,11 +4622,11 @@
       </w:pPr>
       <w:r>
         <w:rPr>
-          <w:rFonts w:ascii="AppleGothic" w:hAnsi="AppleGothic" w:eastAsia="AppleGothic" w:cs="AppleGothic"/>
+          <w:rFonts w:ascii="Noto Sans CJK KR" w:hAnsi="Noto Sans CJK KR" w:eastAsia="Noto Sans CJK KR" w:cs="Noto Sans CJK KR"/>
           <w:color w:val="182433"/>
           <w:sz w:val="20"/>
         </w:rPr>
-        <w:t>정책을 활성화하거나 비활성화하고 변경 이력을 확인합니다.</w:t>
+        <w:t>Cluster, Namespace와 최근 Event를 질문 Context로 첨부합니다.</w:t>
       </w:r>
     </w:p>
     <w:p>
@@ -3569,11 +4636,11 @@
       </w:pPr>
       <w:r>
         <w:rPr>
-          <w:rFonts w:ascii="AppleGothic" w:hAnsi="AppleGothic" w:eastAsia="AppleGothic" w:cs="AppleGothic"/>
+          <w:rFonts w:ascii="Noto Sans CJK KR" w:hAnsi="Noto Sans CJK KR" w:eastAsia="Noto Sans CJK KR" w:cs="Noto Sans CJK KR"/>
           <w:color w:val="182433"/>
           <w:sz w:val="20"/>
         </w:rPr>
-        <w:t>Secret 원문이 아닌 안전한 Summary와 Hash만 비교합니다.</w:t>
+        <w:t>대화를 이름 변경, 즐겨찾기, 보관 또는 삭제할 수 있습니다.</w:t>
       </w:r>
     </w:p>
     <w:p>
@@ -3583,7 +4650,7 @@
       </w:pPr>
       <w:r>
         <w:rPr>
-          <w:rFonts w:ascii="AppleGothic" w:hAnsi="AppleGothic" w:eastAsia="AppleGothic" w:cs="AppleGothic"/>
+          <w:rFonts w:ascii="Noto Sans CJK KR" w:hAnsi="Noto Sans CJK KR" w:eastAsia="Noto Sans CJK KR" w:cs="Noto Sans CJK KR"/>
           <w:b/>
           <w:color w:val="A56A00"/>
           <w:sz w:val="19"/>
@@ -3592,27 +4659,67 @@
       </w:r>
       <w:r>
         <w:rPr>
-          <w:rFonts w:ascii="AppleGothic" w:hAnsi="AppleGothic" w:eastAsia="AppleGothic" w:cs="AppleGothic"/>
+          <w:rFonts w:ascii="Noto Sans CJK KR" w:hAnsi="Noto Sans CJK KR" w:eastAsia="Noto Sans CJK KR" w:cs="Noto Sans CJK KR"/>
           <w:color w:val="5E7084"/>
           <w:sz w:val="19"/>
         </w:rPr>
-        <w:t>Fail 항목의 권장 확인과 대상 리소스를 먼저 확인하고 YAML로 검증합니다.</w:t>
+        <w:t>운영 질문에서는 반드시 Cluster와 Namespace가 올바르게 선택됐는지 확인합니다.</w:t>
       </w:r>
     </w:p>
     <w:p>
       <w:pPr>
+        <w:spacing w:after="120"/>
+        <w:ind w:left="198"/>
+      </w:pPr>
+      <w:r>
+        <w:rPr>
+          <w:rFonts w:ascii="Noto Sans CJK KR" w:hAnsi="Noto Sans CJK KR" w:eastAsia="Noto Sans CJK KR" w:cs="Noto Sans CJK KR"/>
+          <w:b/>
+          <w:color w:val="B42318"/>
+          <w:sz w:val="19"/>
+        </w:rPr>
+        <w:t xml:space="preserve">주의  </w:t>
+      </w:r>
+      <w:r>
+        <w:rPr>
+          <w:rFonts w:ascii="Noto Sans CJK KR" w:hAnsi="Noto Sans CJK KR" w:eastAsia="Noto Sans CJK KR" w:cs="Noto Sans CJK KR"/>
+          <w:color w:val="5E7084"/>
+          <w:sz w:val="19"/>
+        </w:rPr>
+        <w:t>채팅은 분석 결과와 다릅니다. 변경 조치는 Analysis와 Runbook의 검증 흐름을 사용합니다.</w:t>
+      </w:r>
+    </w:p>
+    <w:p>
+      <w:pPr>
+        <w:pStyle w:val="Heading1"/>
+        <w:keepNext/>
+        <w:pageBreakBefore/>
+        <w:spacing w:before="240"/>
+      </w:pPr>
+      <w:r>
+        <w:rPr>
+          <w:rFonts w:ascii="Noto Sans CJK KR" w:hAnsi="Noto Sans CJK KR" w:eastAsia="Noto Sans CJK KR" w:cs="Noto Sans CJK KR"/>
+          <w:b/>
+          <w:color w:val="000000"/>
+          <w:sz w:val="40"/>
+        </w:rPr>
+        <w:t>9 AI 메뉴 2</w:t>
+      </w:r>
+    </w:p>
+    <w:p>
+      <w:pPr>
         <w:pStyle w:val="Heading2"/>
         <w:spacing w:before="180"/>
         <w:keepNext/>
       </w:pPr>
       <w:r>
         <w:rPr>
-          <w:rFonts w:ascii="AppleGothic" w:hAnsi="AppleGothic" w:eastAsia="AppleGothic" w:cs="AppleGothic"/>
+          <w:rFonts w:ascii="Noto Sans CJK KR" w:hAnsi="Noto Sans CJK KR" w:eastAsia="Noto Sans CJK KR" w:cs="Noto Sans CJK KR"/>
           <w:b/>
           <w:color w:val="000000"/>
           <w:sz w:val="30"/>
         </w:rPr>
-        <w:t>Audit</w:t>
+        <w:t>Runbooks</w:t>
       </w:r>
     </w:p>
     <w:p>
@@ -3621,7 +4728,7 @@
       </w:pPr>
       <w:r>
         <w:rPr>
-          <w:rFonts w:ascii="AppleGothic" w:hAnsi="AppleGothic" w:eastAsia="AppleGothic" w:cs="AppleGothic"/>
+          <w:rFonts w:ascii="Noto Sans CJK KR" w:hAnsi="Noto Sans CJK KR" w:eastAsia="Noto Sans CJK KR" w:cs="Noto Sans CJK KR"/>
           <w:b/>
           <w:color w:val="246BCE"/>
           <w:sz w:val="21"/>
@@ -3630,11 +4737,11 @@
       </w:r>
       <w:r>
         <w:rPr>
-          <w:rFonts w:ascii="AppleGothic" w:hAnsi="AppleGothic" w:eastAsia="AppleGothic" w:cs="AppleGothic"/>
+          <w:rFonts w:ascii="Noto Sans CJK KR" w:hAnsi="Noto Sans CJK KR" w:eastAsia="Noto Sans CJK KR" w:cs="Noto Sans CJK KR"/>
           <w:color w:val="182433"/>
           <w:sz w:val="21"/>
         </w:rPr>
-        <w:t>분석, 조치, 설정 변경과 권한 작업을 추적합니다.</w:t>
+        <w:t>AI 자유 생성보다 먼저 사용하는 검증된 Kubernetes 진단 절차를 제공합니다.</w:t>
       </w:r>
     </w:p>
     <w:p>
@@ -3643,7 +4750,7 @@
       </w:pPr>
       <w:r>
         <w:rPr>
-          <w:rFonts w:ascii="AppleGothic" w:hAnsi="AppleGothic" w:eastAsia="AppleGothic" w:cs="AppleGothic"/>
+          <w:rFonts w:ascii="Noto Sans CJK KR" w:hAnsi="Noto Sans CJK KR" w:eastAsia="Noto Sans CJK KR" w:cs="Noto Sans CJK KR"/>
           <w:b/>
           <w:color w:val="14866D"/>
           <w:sz w:val="21"/>
@@ -3652,11 +4759,11 @@
       </w:r>
       <w:r>
         <w:rPr>
-          <w:rFonts w:ascii="AppleGothic" w:hAnsi="AppleGothic" w:eastAsia="AppleGothic" w:cs="AppleGothic"/>
+          <w:rFonts w:ascii="Noto Sans CJK KR" w:hAnsi="Noto Sans CJK KR" w:eastAsia="Noto Sans CJK KR" w:cs="Noto Sans CJK KR"/>
           <w:color w:val="182433"/>
           <w:sz w:val="21"/>
         </w:rPr>
-        <w:t>장애 조사, 보안 검토, 변경 책임과 API 요청을 확인할 때 사용합니다.</w:t>
+        <w:t>원인이 의심되지만 어떤 순서로 명령을 실행할지 모를 때 사용합니다.</w:t>
       </w:r>
     </w:p>
     <w:p>
@@ -3666,11 +4773,11 @@
       </w:pPr>
       <w:r>
         <w:rPr>
-          <w:rFonts w:ascii="AppleGothic" w:hAnsi="AppleGothic" w:eastAsia="AppleGothic" w:cs="AppleGothic"/>
+          <w:rFonts w:ascii="Noto Sans CJK KR" w:hAnsi="Noto Sans CJK KR" w:eastAsia="Noto Sans CJK KR" w:cs="Noto Sans CJK KR"/>
           <w:color w:val="182433"/>
           <w:sz w:val="20"/>
         </w:rPr>
-        <w:t>Actor, Action, Target과 Request ID로 검색합니다.</w:t>
+        <w:t>Signal과 Category로 절차를 검색합니다.</w:t>
       </w:r>
     </w:p>
     <w:p>
@@ -3680,11 +4787,11 @@
       </w:pPr>
       <w:r>
         <w:rPr>
-          <w:rFonts w:ascii="AppleGothic" w:hAnsi="AppleGothic" w:eastAsia="AppleGothic" w:cs="AppleGothic"/>
+          <w:rFonts w:ascii="Noto Sans CJK KR" w:hAnsi="Noto Sans CJK KR" w:eastAsia="Noto Sans CJK KR" w:cs="Noto Sans CJK KR"/>
           <w:color w:val="182433"/>
           <w:sz w:val="20"/>
         </w:rPr>
-        <w:t>Cluster, Analysis, Incident, Policy, Settings, Application 작업을 추적합니다.</w:t>
+        <w:t>원인 확인, 안전 조치, 조치 후 검증 순서로 제공합니다.</w:t>
       </w:r>
     </w:p>
     <w:p>
@@ -3694,21 +4801,63 @@
       </w:pPr>
       <w:r>
         <w:rPr>
-          <w:rFonts w:ascii="AppleGothic" w:hAnsi="AppleGothic" w:eastAsia="AppleGothic" w:cs="AppleGothic"/>
+          <w:rFonts w:ascii="Noto Sans CJK KR" w:hAnsi="Noto Sans CJK KR" w:eastAsia="Noto Sans CJK KR" w:cs="Noto Sans CJK KR"/>
           <w:color w:val="182433"/>
           <w:sz w:val="20"/>
         </w:rPr>
-        <w:t>실패한 작업은 동일 Request ID로 서버 오류와 연결해 확인합니다.</w:t>
+        <w:t>System Runbook을 복제해 사용자 Runbook을 만들고 수정, 활성화, 삭제합니다.</w:t>
       </w:r>
     </w:p>
     <w:p>
       <w:pPr>
+        <w:pStyle w:val="ListBullet"/>
+        <w:spacing w:after="60"/>
+      </w:pPr>
+      <w:r>
+        <w:rPr>
+          <w:rFonts w:ascii="Noto Sans CJK KR" w:hAnsi="Noto Sans CJK KR" w:eastAsia="Noto Sans CJK KR" w:cs="Noto Sans CJK KR"/>
+          <w:color w:val="182433"/>
+          <w:sz w:val="20"/>
+        </w:rPr>
+        <w:t>버전별 변경 사유와 작성자를 확인하고 필요한 버전으로 복원합니다.</w:t>
+      </w:r>
+    </w:p>
+    <w:p>
+      <w:pPr>
+        <w:pStyle w:val="ListBullet"/>
+        <w:spacing w:after="60"/>
+      </w:pPr>
+      <w:r>
+        <w:rPr>
+          <w:rFonts w:ascii="Noto Sans CJK KR" w:hAnsi="Noto Sans CJK KR" w:eastAsia="Noto Sans CJK KR" w:cs="Noto Sans CJK KR"/>
+          <w:color w:val="182433"/>
+          <w:sz w:val="20"/>
+        </w:rPr>
+        <w:t>초보자와 숙련자 보기를 지원하고 검증 명령 복사를 제공합니다.</w:t>
+      </w:r>
+    </w:p>
+    <w:p>
+      <w:pPr>
+        <w:pStyle w:val="ListBullet"/>
+        <w:spacing w:after="60"/>
+      </w:pPr>
+      <w:r>
+        <w:rPr>
+          <w:rFonts w:ascii="Noto Sans CJK KR" w:hAnsi="Noto Sans CJK KR" w:eastAsia="Noto Sans CJK KR" w:cs="Noto Sans CJK KR"/>
+          <w:color w:val="182433"/>
+          <w:sz w:val="20"/>
+        </w:rPr>
+        <w:t>Rollback 기준과 명령 안전 수준을 표시합니다.</w:t>
+      </w:r>
+    </w:p>
+    <w:p>
+      <w:pPr>
         <w:spacing w:before="60" w:after="100"/>
         <w:ind w:left="198"/>
       </w:pPr>
       <w:r>
         <w:rPr>
-          <w:rFonts w:ascii="AppleGothic" w:hAnsi="AppleGothic" w:eastAsia="AppleGothic" w:cs="AppleGothic"/>
+          <w:rFonts w:ascii="Noto Sans CJK KR" w:hAnsi="Noto Sans CJK KR" w:eastAsia="Noto Sans CJK KR" w:cs="Noto Sans CJK KR"/>
           <w:b/>
           <w:color w:val="A56A00"/>
           <w:sz w:val="19"/>
@@ -3717,27 +4866,34 @@
       </w:r>
       <w:r>
         <w:rPr>
-          <w:rFonts w:ascii="AppleGothic" w:hAnsi="AppleGothic" w:eastAsia="AppleGothic" w:cs="AppleGothic"/>
+          <w:rFonts w:ascii="Noto Sans CJK KR" w:hAnsi="Noto Sans CJK KR" w:eastAsia="Noto Sans CJK KR" w:cs="Noto Sans CJK KR"/>
           <w:color w:val="5E7084"/>
           <w:sz w:val="19"/>
         </w:rPr>
-        <w:t>문제 화면에서 확인한 Request ID를 그대로 검색하는 것이 가장 빠릅니다.</w:t>
+        <w:t>읽기 전용 명령부터 실행하고 예상 결과와 실제 결과를 비교합니다.</w:t>
       </w:r>
     </w:p>
     <w:p>
       <w:pPr>
-        <w:pStyle w:val="Heading1"/>
-        <w:keepNext/>
-        <w:pageBreakBefore/>
+        <w:spacing w:after="120"/>
+        <w:ind w:left="198"/>
       </w:pPr>
       <w:r>
         <w:rPr>
-          <w:rFonts w:ascii="AppleGothic" w:hAnsi="AppleGothic" w:eastAsia="AppleGothic" w:cs="AppleGothic"/>
+          <w:rFonts w:ascii="Noto Sans CJK KR" w:hAnsi="Noto Sans CJK KR" w:eastAsia="Noto Sans CJK KR" w:cs="Noto Sans CJK KR"/>
           <w:b/>
-          <w:color w:val="000000"/>
-          <w:sz w:val="40"/>
+          <w:color w:val="B42318"/>
+          <w:sz w:val="19"/>
         </w:rPr>
-        <w:t>8 AI 메뉴 1</w:t>
+        <w:t xml:space="preserve">주의  </w:t>
+      </w:r>
+      <w:r>
+        <w:rPr>
+          <w:rFonts w:ascii="Noto Sans CJK KR" w:hAnsi="Noto Sans CJK KR" w:eastAsia="Noto Sans CJK KR" w:cs="Noto Sans CJK KR"/>
+          <w:color w:val="5E7084"/>
+          <w:sz w:val="19"/>
+        </w:rPr>
+        <w:t>System Runbook은 직접 수정할 수 없고, READ_ONLY Runbook에는 변경 명령을 저장할 수 없습니다.</w:t>
       </w:r>
     </w:p>
     <w:p>
@@ -3748,12 +4904,12 @@
       </w:pPr>
       <w:r>
         <w:rPr>
-          <w:rFonts w:ascii="AppleGothic" w:hAnsi="AppleGothic" w:eastAsia="AppleGothic" w:cs="AppleGothic"/>
+          <w:rFonts w:ascii="Noto Sans CJK KR" w:hAnsi="Noto Sans CJK KR" w:eastAsia="Noto Sans CJK KR" w:cs="Noto Sans CJK KR"/>
           <w:b/>
           <w:color w:val="000000"/>
           <w:sz w:val="30"/>
         </w:rPr>
-        <w:t>AI Analysis</w:t>
+        <w:t>AI 신뢰 센터</w:t>
       </w:r>
     </w:p>
     <w:p>
@@ -3762,7 +4918,7 @@
       </w:pPr>
       <w:r>
         <w:rPr>
-          <w:rFonts w:ascii="AppleGothic" w:hAnsi="AppleGothic" w:eastAsia="AppleGothic" w:cs="AppleGothic"/>
+          <w:rFonts w:ascii="Noto Sans CJK KR" w:hAnsi="Noto Sans CJK KR" w:eastAsia="Noto Sans CJK KR" w:cs="Noto Sans CJK KR"/>
           <w:b/>
           <w:color w:val="246BCE"/>
           <w:sz w:val="21"/>
@@ -3771,11 +4927,11 @@
       </w:r>
       <w:r>
         <w:rPr>
-          <w:rFonts w:ascii="AppleGothic" w:hAnsi="AppleGothic" w:eastAsia="AppleGothic" w:cs="AppleGothic"/>
+          <w:rFonts w:ascii="Noto Sans CJK KR" w:hAnsi="Noto Sans CJK KR" w:eastAsia="Noto Sans CJK KR" w:cs="Noto Sans CJK KR"/>
           <w:color w:val="182433"/>
           <w:sz w:val="21"/>
         </w:rPr>
-        <w:t>Kubernetes 상태, Event와 Log를 근거로 원인, 위험, 조치와 검증 방법을 분석합니다.</w:t>
+        <w:t>AI 결과를 모델의 자체 확신이 아닌 측정과 운영자 검증으로 평가합니다.</w:t>
       </w:r>
     </w:p>
     <w:p>
@@ -3784,7 +4940,7 @@
       </w:pPr>
       <w:r>
         <w:rPr>
-          <w:rFonts w:ascii="AppleGothic" w:hAnsi="AppleGothic" w:eastAsia="AppleGothic" w:cs="AppleGothic"/>
+          <w:rFonts w:ascii="Noto Sans CJK KR" w:hAnsi="Noto Sans CJK KR" w:eastAsia="Noto Sans CJK KR" w:cs="Noto Sans CJK KR"/>
           <w:b/>
           <w:color w:val="14866D"/>
           <w:sz w:val="21"/>
@@ -3793,11 +4949,11 @@
       </w:r>
       <w:r>
         <w:rPr>
-          <w:rFonts w:ascii="AppleGothic" w:hAnsi="AppleGothic" w:eastAsia="AppleGothic" w:cs="AppleGothic"/>
+          <w:rFonts w:ascii="Noto Sans CJK KR" w:hAnsi="Noto Sans CJK KR" w:eastAsia="Noto Sans CJK KR" w:cs="Noto Sans CJK KR"/>
           <w:color w:val="182433"/>
           <w:sz w:val="21"/>
         </w:rPr>
-        <w:t>Namespace 또는 Cluster 장애의 원인과 운영 방향을 종합적으로 판단할 때 사용합니다.</w:t>
+        <w:t>모델이나 Prompt 변경, 릴리스 승인, 분석 신뢰도 점검 시 사용합니다.</w:t>
       </w:r>
     </w:p>
     <w:p>
@@ -3807,11 +4963,11 @@
       </w:pPr>
       <w:r>
         <w:rPr>
-          <w:rFonts w:ascii="AppleGothic" w:hAnsi="AppleGothic" w:eastAsia="AppleGothic" w:cs="AppleGothic"/>
+          <w:rFonts w:ascii="Noto Sans CJK KR" w:hAnsi="Noto Sans CJK KR" w:eastAsia="Noto Sans CJK KR" w:cs="Noto Sans CJK KR"/>
           <w:color w:val="182433"/>
           <w:sz w:val="20"/>
         </w:rPr>
-        <w:t>Cluster, Namespace와 Application 범위 분석을 제공합니다.</w:t>
+        <w:t>운영자 검증 정확도, 분석 성공률과 명령 안전성을 표시합니다.</w:t>
       </w:r>
     </w:p>
     <w:p>
@@ -3821,11 +4977,11 @@
       </w:pPr>
       <w:r>
         <w:rPr>
-          <w:rFonts w:ascii="AppleGothic" w:hAnsi="AppleGothic" w:eastAsia="AppleGothic" w:cs="AppleGothic"/>
+          <w:rFonts w:ascii="Noto Sans CJK KR" w:hAnsi="Noto Sans CJK KR" w:eastAsia="Noto Sans CJK KR" w:cs="Noto Sans CJK KR"/>
           <w:color w:val="182433"/>
           <w:sz w:val="20"/>
         </w:rPr>
-        <w:t>Root Cause, Log, Performance Scaling, Risk Timeline과 Runbook을 관심사별로 분석합니다.</w:t>
+        <w:t>모델과 Prompt 버전별 Calibration 결과를 비교합니다.</w:t>
       </w:r>
     </w:p>
     <w:p>
@@ -3835,70 +4991,21 @@
       </w:pPr>
       <w:r>
         <w:rPr>
-          <w:rFonts w:ascii="AppleGothic" w:hAnsi="AppleGothic" w:eastAsia="AppleGothic" w:cs="AppleGothic"/>
+          <w:rFonts w:ascii="Noto Sans CJK KR" w:hAnsi="Noto Sans CJK KR" w:eastAsia="Noto Sans CJK KR" w:cs="Noto Sans CJK KR"/>
           <w:color w:val="182433"/>
           <w:sz w:val="20"/>
         </w:rPr>
-        <w:t>Evidence Ledger, Confidence, Runtime과 deterministic fallback을 표시합니다.</w:t>
+        <w:t>Benchmark, 회귀 테스트, Contract Corpus와 Release Gate를 확인합니다.</w:t>
       </w:r>
     </w:p>
     <w:p>
       <w:pPr>
-        <w:pStyle w:val="ListBullet"/>
+        <w:spacing w:before="60" w:after="100"/>
+        <w:ind w:left="198"/>
       </w:pPr>
       <w:r>
         <w:rPr>
-          <w:rFonts w:ascii="AppleGothic" w:hAnsi="AppleGothic" w:eastAsia="AppleGothic" w:cs="AppleGothic"/>
-        </w:rPr>
-        <w:t>Analysis Runtime의 Kubernetes 정보 수집에서 COMPLETE 또는 PARTIAL 상태와 source별 성공, 실패, 건너뜀, 지연을 확인합니다. PARTIAL이면 실패 source를 확인하고 credential, API 연결 또는 권한을 복구한 뒤 같은 범위를 재분석합니다.</w:t>
-      </w:r>
-    </w:p>
-    <CT_P>
-      <w:pPr>
-        <w:pStyle w:val="ListBullet"/>
-      </w:pPr>
-      <w:r>
-        <w:t>Analysis Runtime의 Kubernetes 정보 수집에서 COMPLETE 또는 PARTIAL 상태와 source별 성공, 실패, 건너뜀, 지연을 확인합니다. PARTIAL이면 실패 source를 확인하고 credential, API 연결 또는 권한을 복구한 뒤 같은 범위를 재분석합니다.</w:t>
-      </w:r>
-    </CT_P>
-    <CT_P>
-      <w:pPr>
-        <w:pStyle w:val="ListBullet"/>
-      </w:pPr>
-      <w:r>
-        <w:t>Analysis Runtime의 Kubernetes 정보 수집에서 COMPLETE 또는 PARTIAL 상태와 source별 성공, 실패, 건너뜀, 지연을 확인합니다. PARTIAL이면 실패 source를 확인하고 credential, API 연결 또는 권한을 복구한 뒤 같은 범위를 재분석합니다.</w:t>
-      </w:r>
-    </CT_P>
-    <CT_P>
-      <w:pPr>
-        <w:pStyle w:val="ListBullet"/>
-      </w:pPr>
-      <w:r>
-        <w:t>Analysis Runtime의 Kubernetes 정보 수집에서 COMPLETE 또는 PARTIAL 상태와 source별 성공, 실패, 건너뜀, 지연을 확인합니다. PARTIAL이면 실패 source를 확인하고 credential, API 연결 또는 권한을 복구한 뒤 같은 범위를 재분석합니다.</w:t>
-      </w:r>
-    </CT_P>
-    <w:p>
-      <w:pPr>
-        <w:pStyle w:val="ListBullet"/>
-        <w:spacing w:after="60"/>
-      </w:pPr>
-      <w:r>
-        <w:rPr>
-          <w:rFonts w:ascii="AppleGothic" w:hAnsi="AppleGothic" w:eastAsia="AppleGothic" w:cs="AppleGothic"/>
-          <w:color w:val="182433"/>
-          <w:sz w:val="20"/>
-        </w:rPr>
-        <w:t>문제 리소스 상세, 관련 로그, 안전 명령, 조치 후 재분석을 제공합니다.</w:t>
-      </w:r>
-    </w:p>
-    <w:p>
-      <w:pPr>
-        <w:spacing w:before="60" w:after="100"/>
-        <w:ind w:left="198"/>
-      </w:pPr>
-      <w:r>
-        <w:rPr>
-          <w:rFonts w:ascii="AppleGothic" w:hAnsi="AppleGothic" w:eastAsia="AppleGothic" w:cs="AppleGothic"/>
+          <w:rFonts w:ascii="Noto Sans CJK KR" w:hAnsi="Noto Sans CJK KR" w:eastAsia="Noto Sans CJK KR" w:cs="Noto Sans CJK KR"/>
           <w:b/>
           <w:color w:val="A56A00"/>
           <w:sz w:val="19"/>
@@ -3907,21 +5014,313 @@
       </w:r>
       <w:r>
         <w:rPr>
-          <w:rFonts w:ascii="AppleGothic" w:hAnsi="AppleGothic" w:eastAsia="AppleGothic" w:cs="AppleGothic"/>
+          <w:rFonts w:ascii="Noto Sans CJK KR" w:hAnsi="Noto Sans CJK KR" w:eastAsia="Noto Sans CJK KR" w:cs="Noto Sans CJK KR"/>
           <w:color w:val="5E7084"/>
           <w:sz w:val="19"/>
         </w:rPr>
-        <w:t>초보자 모드에서 가장 위험한 항목과 Next Action부터 확인합니다.</w:t>
+        <w:t>TRUSTED 표시뿐 아니라 최근 측정 시각과 검증 표본 수를 함께 확인합니다.</w:t>
       </w:r>
     </w:p>
     <w:p>
       <w:pPr>
+        <w:pStyle w:val="Heading1"/>
+        <w:keepNext/>
+        <w:pageBreakBefore/>
+        <w:spacing w:before="240"/>
+      </w:pPr>
+      <w:r>
+        <w:rPr>
+          <w:rFonts w:ascii="Noto Sans CJK KR" w:hAnsi="Noto Sans CJK KR" w:eastAsia="Noto Sans CJK KR" w:cs="Noto Sans CJK KR"/>
+          <w:b/>
+          <w:color w:val="000000"/>
+          <w:sz w:val="40"/>
+        </w:rPr>
+        <w:t>10 설정 메뉴 1</w:t>
+      </w:r>
+    </w:p>
+    <w:p>
+      <w:pPr>
+        <w:pStyle w:val="Heading2"/>
+        <w:spacing w:before="180"/>
+        <w:keepNext/>
+      </w:pPr>
+      <w:r>
+        <w:rPr>
+          <w:rFonts w:ascii="Noto Sans CJK KR" w:hAnsi="Noto Sans CJK KR" w:eastAsia="Noto Sans CJK KR" w:cs="Noto Sans CJK KR"/>
+          <w:b/>
+          <w:color w:val="000000"/>
+          <w:sz w:val="30"/>
+        </w:rPr>
+        <w:t>사용자 설정</w:t>
+      </w:r>
+    </w:p>
+    <w:p>
+      <w:pPr>
+        <w:spacing w:after="80"/>
+      </w:pPr>
+      <w:r>
+        <w:rPr>
+          <w:rFonts w:ascii="Noto Sans CJK KR" w:hAnsi="Noto Sans CJK KR" w:eastAsia="Noto Sans CJK KR" w:cs="Noto Sans CJK KR"/>
+          <w:b/>
+          <w:color w:val="246BCE"/>
+          <w:sz w:val="21"/>
+        </w:rPr>
+        <w:t xml:space="preserve">목적  </w:t>
+      </w:r>
+      <w:r>
+        <w:rPr>
+          <w:rFonts w:ascii="Noto Sans CJK KR" w:hAnsi="Noto Sans CJK KR" w:eastAsia="Noto Sans CJK KR" w:cs="Noto Sans CJK KR"/>
+          <w:color w:val="182433"/>
+          <w:sz w:val="21"/>
+        </w:rPr>
+        <w:t>사용자 개인의 표시 언어와 UI 선호를 설정합니다.</w:t>
+      </w:r>
+    </w:p>
+    <w:p>
+      <w:pPr>
+        <w:spacing w:after="80"/>
+      </w:pPr>
+      <w:r>
+        <w:rPr>
+          <w:rFonts w:ascii="Noto Sans CJK KR" w:hAnsi="Noto Sans CJK KR" w:eastAsia="Noto Sans CJK KR" w:cs="Noto Sans CJK KR"/>
+          <w:b/>
+          <w:color w:val="14866D"/>
+          <w:sz w:val="21"/>
+        </w:rPr>
+        <w:t xml:space="preserve">사용 시점  </w:t>
+      </w:r>
+      <w:r>
+        <w:rPr>
+          <w:rFonts w:ascii="Noto Sans CJK KR" w:hAnsi="Noto Sans CJK KR" w:eastAsia="Noto Sans CJK KR" w:cs="Noto Sans CJK KR"/>
+          <w:color w:val="182433"/>
+          <w:sz w:val="21"/>
+        </w:rPr>
+        <w:t>한국어와 영어를 전환하거나 현재 개인 설정을 확인할 때 사용합니다.</w:t>
+      </w:r>
+    </w:p>
+    <w:p>
+      <w:pPr>
+        <w:pStyle w:val="ListBullet"/>
+        <w:spacing w:after="60"/>
+      </w:pPr>
+      <w:r>
+        <w:rPr>
+          <w:rFonts w:ascii="Noto Sans CJK KR" w:hAnsi="Noto Sans CJK KR" w:eastAsia="Noto Sans CJK KR" w:cs="Noto Sans CJK KR"/>
+          <w:color w:val="182433"/>
+          <w:sz w:val="20"/>
+        </w:rPr>
+        <w:t>한국어와 영어를 즉시 전환합니다.</w:t>
+      </w:r>
+    </w:p>
+    <w:p>
+      <w:pPr>
+        <w:pStyle w:val="ListBullet"/>
+        <w:spacing w:after="60"/>
+      </w:pPr>
+      <w:r>
+        <w:rPr>
+          <w:rFonts w:ascii="Noto Sans CJK KR" w:hAnsi="Noto Sans CJK KR" w:eastAsia="Noto Sans CJK KR" w:cs="Noto Sans CJK KR"/>
+          <w:color w:val="182433"/>
+          <w:sz w:val="20"/>
+        </w:rPr>
+        <w:t>Kubernetes 고유 명칭, 리소스 이름과 명령은 번역하지 않습니다.</w:t>
+      </w:r>
+    </w:p>
+    <w:p>
+      <w:pPr>
+        <w:pStyle w:val="ListBullet"/>
+        <w:spacing w:after="60"/>
+      </w:pPr>
+      <w:r>
+        <w:rPr>
+          <w:rFonts w:ascii="Noto Sans CJK KR" w:hAnsi="Noto Sans CJK KR" w:eastAsia="Noto Sans CJK KR" w:cs="Noto Sans CJK KR"/>
+          <w:color w:val="182433"/>
+          <w:sz w:val="20"/>
+        </w:rPr>
+        <w:t>보안 정책과 AI 시스템 Prompt는 개인 언어 설정으로 변경되지 않습니다.</w:t>
+      </w:r>
+    </w:p>
+    <w:p>
+      <w:pPr>
+        <w:spacing w:before="60" w:after="100"/>
+        <w:ind w:left="198"/>
+      </w:pPr>
+      <w:r>
+        <w:rPr>
+          <w:rFonts w:ascii="Noto Sans CJK KR" w:hAnsi="Noto Sans CJK KR" w:eastAsia="Noto Sans CJK KR" w:cs="Noto Sans CJK KR"/>
+          <w:b/>
+          <w:color w:val="A56A00"/>
+          <w:sz w:val="19"/>
+        </w:rPr>
+        <w:t xml:space="preserve">처음 사용할 때  </w:t>
+      </w:r>
+      <w:r>
+        <w:rPr>
+          <w:rFonts w:ascii="Noto Sans CJK KR" w:hAnsi="Noto Sans CJK KR" w:eastAsia="Noto Sans CJK KR" w:cs="Noto Sans CJK KR"/>
+          <w:color w:val="5E7084"/>
+          <w:sz w:val="19"/>
+        </w:rPr>
+        <w:t>언어 전환 후 현재 화면의 제목과 설명이 바뀌었는지 확인합니다.</w:t>
+      </w:r>
+    </w:p>
+    <w:p>
+      <w:pPr>
+        <w:pStyle w:val="Heading2"/>
+        <w:spacing w:before="180"/>
+        <w:keepNext/>
+      </w:pPr>
+      <w:r>
+        <w:rPr>
+          <w:rFonts w:ascii="Noto Sans CJK KR" w:hAnsi="Noto Sans CJK KR" w:eastAsia="Noto Sans CJK KR" w:cs="Noto Sans CJK KR"/>
+          <w:b/>
+          <w:color w:val="000000"/>
+          <w:sz w:val="30"/>
+        </w:rPr>
+        <w:t>Data and Runtime</w:t>
+      </w:r>
+    </w:p>
+    <w:p>
+      <w:pPr>
+        <w:spacing w:after="80"/>
+      </w:pPr>
+      <w:r>
+        <w:rPr>
+          <w:rFonts w:ascii="Noto Sans CJK KR" w:hAnsi="Noto Sans CJK KR" w:eastAsia="Noto Sans CJK KR" w:cs="Noto Sans CJK KR"/>
+          <w:b/>
+          <w:color w:val="246BCE"/>
+          <w:sz w:val="21"/>
+        </w:rPr>
+        <w:t xml:space="preserve">목적  </w:t>
+      </w:r>
+      <w:r>
+        <w:rPr>
+          <w:rFonts w:ascii="Noto Sans CJK KR" w:hAnsi="Noto Sans CJK KR" w:eastAsia="Noto Sans CJK KR" w:cs="Noto Sans CJK KR"/>
+          <w:color w:val="182433"/>
+          <w:sz w:val="21"/>
+        </w:rPr>
+        <w:t>운영 데이터 보관, 이상 판단 기준, Watch와 AI 회귀 인증을 관리합니다.</w:t>
+      </w:r>
+    </w:p>
+    <w:p>
+      <w:pPr>
+        <w:spacing w:after="80"/>
+      </w:pPr>
+      <w:r>
+        <w:rPr>
+          <w:rFonts w:ascii="Noto Sans CJK KR" w:hAnsi="Noto Sans CJK KR" w:eastAsia="Noto Sans CJK KR" w:cs="Noto Sans CJK KR"/>
+          <w:b/>
+          <w:color w:val="14866D"/>
+          <w:sz w:val="21"/>
+        </w:rPr>
+        <w:t xml:space="preserve">사용 시점  </w:t>
+      </w:r>
+      <w:r>
+        <w:rPr>
+          <w:rFonts w:ascii="Noto Sans CJK KR" w:hAnsi="Noto Sans CJK KR" w:eastAsia="Noto Sans CJK KR" w:cs="Noto Sans CJK KR"/>
+          <w:color w:val="182433"/>
+          <w:sz w:val="21"/>
+        </w:rPr>
+        <w:t>플랫폼 데이터 수명과 Runtime 동작을 관리자 수준에서 조정할 때 사용합니다.</w:t>
+      </w:r>
+    </w:p>
+    <w:p>
+      <w:pPr>
+        <w:pStyle w:val="ListBullet"/>
+        <w:spacing w:after="60"/>
+      </w:pPr>
+      <w:r>
+        <w:rPr>
+          <w:rFonts w:ascii="Noto Sans CJK KR" w:hAnsi="Noto Sans CJK KR" w:eastAsia="Noto Sans CJK KR" w:cs="Noto Sans CJK KR"/>
+          <w:color w:val="182433"/>
+          <w:sz w:val="20"/>
+        </w:rPr>
+        <w:t>Event, Analysis, Job, Notification, Incident와 Change 보관 기간을 설정합니다.</w:t>
+      </w:r>
+    </w:p>
+    <w:p>
+      <w:pPr>
+        <w:pStyle w:val="ListBullet"/>
+      </w:pPr>
+      <w:r>
+        <w:rPr>
+          <w:rFonts w:ascii="Noto Sans CJK KR" w:hAnsi="Noto Sans CJK KR" w:eastAsia="Noto Sans CJK KR" w:cs="Noto Sans CJK KR"/>
+        </w:rPr>
+        <w:t>Audit log와 완료된 Command execution 보관 기간도 설정할 수 있습니다. 미리보기에서 삭제 건수를 확인한 뒤 정리를 실행하며, 실행 중인 명령과 Kubernetes 실제 리소스는 삭제하지 않습니다.</w:t>
+      </w:r>
+    </w:p>
+    <w:p>
+      <w:pPr>
+        <w:pStyle w:val="ListBullet"/>
+        <w:spacing w:after="60"/>
+      </w:pPr>
+      <w:r>
+        <w:rPr>
+          <w:rFonts w:ascii="Noto Sans CJK KR" w:hAnsi="Noto Sans CJK KR" w:eastAsia="Noto Sans CJK KR" w:cs="Noto Sans CJK KR"/>
+          <w:color w:val="182433"/>
+          <w:sz w:val="20"/>
+        </w:rPr>
+        <w:t>알림 억제, Sync 지연, 장시간 Job 기준을 설정합니다.</w:t>
+      </w:r>
+    </w:p>
+    <w:p>
+      <w:pPr>
+        <w:pStyle w:val="ListBullet"/>
+        <w:spacing w:after="60"/>
+      </w:pPr>
+      <w:r>
+        <w:rPr>
+          <w:rFonts w:ascii="Noto Sans CJK KR" w:hAnsi="Noto Sans CJK KR" w:eastAsia="Noto Sans CJK KR" w:cs="Noto Sans CJK KR"/>
+          <w:color w:val="182433"/>
+          <w:sz w:val="20"/>
+        </w:rPr>
+        <w:t>Kubernetes Watch 상태와 AI Analysis 회귀 인증을 확인합니다.</w:t>
+      </w:r>
+    </w:p>
+    <w:p>
+      <w:pPr>
+        <w:pStyle w:val="ListBullet"/>
+        <w:spacing w:after="60"/>
+      </w:pPr>
+      <w:r>
+        <w:rPr>
+          <w:rFonts w:ascii="Noto Sans CJK KR" w:hAnsi="Noto Sans CJK KR" w:eastAsia="Noto Sans CJK KR" w:cs="Noto Sans CJK KR"/>
+          <w:color w:val="182433"/>
+          <w:sz w:val="20"/>
+        </w:rPr>
+        <w:t>삭제 대상 미리보기 후 안전 정리를 실행합니다.</w:t>
+      </w:r>
+    </w:p>
+    <w:p>
+      <w:pPr>
+        <w:spacing w:before="60" w:after="100"/>
+        <w:ind w:left="198"/>
+      </w:pPr>
+      <w:r>
+        <w:rPr>
+          <w:rFonts w:ascii="Noto Sans CJK KR" w:hAnsi="Noto Sans CJK KR" w:eastAsia="Noto Sans CJK KR" w:cs="Noto Sans CJK KR"/>
+          <w:b/>
+          <w:color w:val="A56A00"/>
+          <w:sz w:val="19"/>
+        </w:rPr>
+        <w:t xml:space="preserve">처음 사용할 때  </w:t>
+      </w:r>
+      <w:r>
+        <w:rPr>
+          <w:rFonts w:ascii="Noto Sans CJK KR" w:hAnsi="Noto Sans CJK KR" w:eastAsia="Noto Sans CJK KR" w:cs="Noto Sans CJK KR"/>
+          <w:color w:val="5E7084"/>
+          <w:sz w:val="19"/>
+        </w:rPr>
+        <w:t>설정 변경 전 현재 값과 영향 데이터의 종류를 기록합니다.</w:t>
+      </w:r>
+    </w:p>
+    <w:p>
+      <w:pPr>
         <w:spacing w:after="120"/>
         <w:ind w:left="198"/>
       </w:pPr>
       <w:r>
         <w:rPr>
-          <w:rFonts w:ascii="AppleGothic" w:hAnsi="AppleGothic" w:eastAsia="AppleGothic" w:cs="AppleGothic"/>
+          <w:rFonts w:ascii="Noto Sans CJK KR" w:hAnsi="Noto Sans CJK KR" w:eastAsia="Noto Sans CJK KR" w:cs="Noto Sans CJK KR"/>
           <w:b/>
           <w:color w:val="B42318"/>
           <w:sz w:val="19"/>
@@ -3930,11 +5329,11 @@
       </w:r>
       <w:r>
         <w:rPr>
-          <w:rFonts w:ascii="AppleGothic" w:hAnsi="AppleGothic" w:eastAsia="AppleGothic" w:cs="AppleGothic"/>
+          <w:rFonts w:ascii="Noto Sans CJK KR" w:hAnsi="Noto Sans CJK KR" w:eastAsia="Noto Sans CJK KR" w:cs="Noto Sans CJK KR"/>
           <w:color w:val="5E7084"/>
           <w:sz w:val="19"/>
         </w:rPr>
-        <w:t>AI의 문장만 믿지 말고 FACT 근거, 검증 명령과 실제 리소스 상태를 함께 확인합니다.</w:t>
+        <w:t>Platform Admin 전용이며 Audit와 Command Execution은 자동 정리 대상에서 제외됩니다.</w:t>
       </w:r>
     </w:p>
     <w:p>
@@ -3945,12 +5344,12 @@
       </w:pPr>
       <w:r>
         <w:rPr>
-          <w:rFonts w:ascii="AppleGothic" w:hAnsi="AppleGothic" w:eastAsia="AppleGothic" w:cs="AppleGothic"/>
+          <w:rFonts w:ascii="Noto Sans CJK KR" w:hAnsi="Noto Sans CJK KR" w:eastAsia="Noto Sans CJK KR" w:cs="Noto Sans CJK KR"/>
           <w:b/>
           <w:color w:val="000000"/>
           <w:sz w:val="30"/>
         </w:rPr>
-        <w:t>AI Chat</w:t>
+        <w:t>Operations Reliability</w:t>
       </w:r>
     </w:p>
     <w:p>
@@ -3959,7 +5358,7 @@
       </w:pPr>
       <w:r>
         <w:rPr>
-          <w:rFonts w:ascii="AppleGothic" w:hAnsi="AppleGothic" w:eastAsia="AppleGothic" w:cs="AppleGothic"/>
+          <w:rFonts w:ascii="Noto Sans CJK KR" w:hAnsi="Noto Sans CJK KR" w:eastAsia="Noto Sans CJK KR" w:cs="Noto Sans CJK KR"/>
           <w:b/>
           <w:color w:val="246BCE"/>
           <w:sz w:val="21"/>
@@ -3968,11 +5367,11 @@
       </w:r>
       <w:r>
         <w:rPr>
-          <w:rFonts w:ascii="AppleGothic" w:hAnsi="AppleGothic" w:eastAsia="AppleGothic" w:cs="AppleGothic"/>
+          <w:rFonts w:ascii="Noto Sans CJK KR" w:hAnsi="Noto Sans CJK KR" w:eastAsia="Noto Sans CJK KR" w:cs="Noto Sans CJK KR"/>
           <w:color w:val="182433"/>
           <w:sz w:val="21"/>
         </w:rPr>
-        <w:t>범용 질문과 선택한 Kubernetes 범위의 운영 상담을 스트리밍으로 제공합니다.</w:t>
+        <w:t>실시간 신호 수집의 연속성과 AI 품질 승격 기준을 관리합니다.</w:t>
       </w:r>
     </w:p>
     <w:p>
@@ -3981,7 +5380,7 @@
       </w:pPr>
       <w:r>
         <w:rPr>
-          <w:rFonts w:ascii="AppleGothic" w:hAnsi="AppleGothic" w:eastAsia="AppleGothic" w:cs="AppleGothic"/>
+          <w:rFonts w:ascii="Noto Sans CJK KR" w:hAnsi="Noto Sans CJK KR" w:eastAsia="Noto Sans CJK KR" w:cs="Noto Sans CJK KR"/>
           <w:b/>
           <w:color w:val="14866D"/>
           <w:sz w:val="21"/>
@@ -3990,11 +5389,11 @@
       </w:r>
       <w:r>
         <w:rPr>
-          <w:rFonts w:ascii="AppleGothic" w:hAnsi="AppleGothic" w:eastAsia="AppleGothic" w:cs="AppleGothic"/>
+          <w:rFonts w:ascii="Noto Sans CJK KR" w:hAnsi="Noto Sans CJK KR" w:eastAsia="Noto Sans CJK KR" w:cs="Noto Sans CJK KR"/>
           <w:color w:val="182433"/>
           <w:sz w:val="21"/>
         </w:rPr>
-        <w:t>분석 결과 해석, 명령 의미, 특정 클러스터나 Namespace 질문 시 사용합니다.</w:t>
+        <w:t>Watch 재연결, 유지보수 시간, 신호 노이즈와 AI Release Gate 확인 시 사용합니다.</w:t>
       </w:r>
     </w:p>
     <w:p>
@@ -4004,11 +5403,11 @@
       </w:pPr>
       <w:r>
         <w:rPr>
-          <w:rFonts w:ascii="AppleGothic" w:hAnsi="AppleGothic" w:eastAsia="AppleGothic" w:cs="AppleGothic"/>
+          <w:rFonts w:ascii="Noto Sans CJK KR" w:hAnsi="Noto Sans CJK KR" w:eastAsia="Noto Sans CJK KR" w:cs="Noto Sans CJK KR"/>
           <w:color w:val="182433"/>
           <w:sz w:val="20"/>
         </w:rPr>
-        <w:t>일반 상담과 Kubernetes 운영 상담 모드를 선택합니다.</w:t>
+        <w:t>클러스터별 Watch checkpoint와 재연결 상태를 확인합니다.</w:t>
       </w:r>
     </w:p>
     <w:p>
@@ -4018,11 +5417,11 @@
       </w:pPr>
       <w:r>
         <w:rPr>
-          <w:rFonts w:ascii="AppleGothic" w:hAnsi="AppleGothic" w:eastAsia="AppleGothic" w:cs="AppleGothic"/>
+          <w:rFonts w:ascii="Noto Sans CJK KR" w:hAnsi="Noto Sans CJK KR" w:eastAsia="Noto Sans CJK KR" w:cs="Noto Sans CJK KR"/>
           <w:color w:val="182433"/>
           <w:sz w:val="20"/>
         </w:rPr>
-        <w:t>Cluster, Namespace와 최근 Event를 질문 Context로 첨부합니다.</w:t>
+        <w:t>유지보수 및 노이즈 억제 정책을 관리합니다.</w:t>
       </w:r>
     </w:p>
     <w:p>
@@ -4032,11 +5431,11 @@
       </w:pPr>
       <w:r>
         <w:rPr>
-          <w:rFonts w:ascii="AppleGothic" w:hAnsi="AppleGothic" w:eastAsia="AppleGothic" w:cs="AppleGothic"/>
+          <w:rFonts w:ascii="Noto Sans CJK KR" w:hAnsi="Noto Sans CJK KR" w:eastAsia="Noto Sans CJK KR" w:cs="Noto Sans CJK KR"/>
           <w:color w:val="182433"/>
           <w:sz w:val="20"/>
         </w:rPr>
-        <w:t>대화를 이름 변경, 즐겨찾기, 보관 또는 삭제할 수 있습니다.</w:t>
+        <w:t>회귀 인증과 운영자 Ground Truth를 이용해 AI 후보 버전을 판정합니다.</w:t>
       </w:r>
     </w:p>
     <w:p>
@@ -4046,7 +5445,7 @@
       </w:pPr>
       <w:r>
         <w:rPr>
-          <w:rFonts w:ascii="AppleGothic" w:hAnsi="AppleGothic" w:eastAsia="AppleGothic" w:cs="AppleGothic"/>
+          <w:rFonts w:ascii="Noto Sans CJK KR" w:hAnsi="Noto Sans CJK KR" w:eastAsia="Noto Sans CJK KR" w:cs="Noto Sans CJK KR"/>
           <w:b/>
           <w:color w:val="A56A00"/>
           <w:sz w:val="19"/>
@@ -4055,21 +5454,257 @@
       </w:r>
       <w:r>
         <w:rPr>
-          <w:rFonts w:ascii="AppleGothic" w:hAnsi="AppleGothic" w:eastAsia="AppleGothic" w:cs="AppleGothic"/>
+          <w:rFonts w:ascii="Noto Sans CJK KR" w:hAnsi="Noto Sans CJK KR" w:eastAsia="Noto Sans CJK KR" w:cs="Noto Sans CJK KR"/>
           <w:color w:val="5E7084"/>
           <w:sz w:val="19"/>
         </w:rPr>
-        <w:t>운영 질문에서는 반드시 Cluster와 Namespace가 올바르게 선택됐는지 확인합니다.</w:t>
+        <w:t>신호 누락이 의심되면 Watch 연속성을 먼저 확인하고 Cluster Sync 상태와 비교합니다.</w:t>
       </w:r>
     </w:p>
     <w:p>
       <w:pPr>
+        <w:pageBreakBefore/>
+        <w:spacing w:before="0" w:after="120"/>
+      </w:pPr>
+      <w:r>
+        <w:rPr>
+          <w:sz w:val="16"/>
+        </w:rPr>
+        <w:t xml:space="preserve"> </w:t>
+      </w:r>
+    </w:p>
+    <w:p>
+      <w:pPr>
+        <w:pStyle w:val="Heading1"/>
+        <w:keepNext/>
+        <w:pageBreakBefore w:val="0"/>
+        <w:spacing w:before="240"/>
+      </w:pPr>
+      <w:r>
+        <w:rPr>
+          <w:rFonts w:ascii="Noto Sans CJK KR" w:hAnsi="Noto Sans CJK KR" w:eastAsia="Noto Sans CJK KR" w:cs="Noto Sans CJK KR"/>
+          <w:b/>
+          <w:color w:val="000000"/>
+          <w:sz w:val="40"/>
+        </w:rPr>
+        <w:t>11 설정 메뉴 2와 권한</w:t>
+      </w:r>
+    </w:p>
+    <w:p>
+      <w:pPr>
+        <w:pStyle w:val="Heading2"/>
+      </w:pPr>
+      <w:r>
+        <w:rPr>
+          <w:rFonts w:ascii="Noto Sans CJK KR" w:hAnsi="Noto Sans CJK KR" w:eastAsia="Noto Sans CJK KR" w:cs="Noto Sans CJK KR"/>
+        </w:rPr>
+        <w:t>AI Provider와 Local Models</w:t>
+      </w:r>
+    </w:p>
+    <w:p>
+      <w:pPr/>
+      <w:r>
+        <w:rPr>
+          <w:rFonts w:ascii="Noto Sans CJK KR" w:hAnsi="Noto Sans CJK KR" w:eastAsia="Noto Sans CJK KR" w:cs="Noto Sans CJK KR"/>
+        </w:rPr>
+        <w:t>목적  Local Ollama와 선택형 외부 LLM 연결, 모델과 Tenant 목적별 사용 경로를 관리합니다.</w:t>
+      </w:r>
+    </w:p>
+    <w:p>
+      <w:pPr/>
+      <w:r>
+        <w:rPr>
+          <w:rFonts w:ascii="Noto Sans CJK KR" w:hAnsi="Noto Sans CJK KR" w:eastAsia="Noto Sans CJK KR" w:cs="Noto Sans CJK KR"/>
+        </w:rPr>
+        <w:t>사용 시점  AI Analysis, AI Chat과 Helm Values 제안에 사용할 Provider나 모델을 변경할 때 사용합니다.</w:t>
+      </w:r>
+    </w:p>
+    <w:p>
+      <w:pPr>
+        <w:pStyle w:val="ListBullet"/>
+      </w:pPr>
+      <w:r>
+        <w:rPr>
+          <w:rFonts w:ascii="Noto Sans CJK KR" w:hAnsi="Noto Sans CJK KR" w:eastAsia="Noto Sans CJK KR" w:cs="Noto Sans CJK KR"/>
+        </w:rPr>
+        <w:t>Platform Manager는 Provider profile과 credential을 등록하고 연결을 검증합니다.</w:t>
+      </w:r>
+    </w:p>
+    <w:p>
+      <w:pPr>
+        <w:pStyle w:val="ListBullet"/>
+      </w:pPr>
+      <w:r>
+        <w:rPr>
+          <w:rFonts w:ascii="Noto Sans CJK KR" w:hAnsi="Noto Sans CJK KR" w:eastAsia="Noto Sans CJK KR" w:cs="Noto Sans CJK KR"/>
+        </w:rPr>
+        <w:t>Tenant 관리자는 허용된 profile/model을 목적별로 선택하고 외부 전송 여부를 명시적으로 설정합니다.</w:t>
+      </w:r>
+    </w:p>
+    <w:p>
+      <w:pPr>
+        <w:pStyle w:val="ListBullet"/>
+      </w:pPr>
+      <w:r>
+        <w:rPr>
+          <w:rFonts w:ascii="Noto Sans CJK KR" w:hAnsi="Noto Sans CJK KR" w:eastAsia="Noto Sans CJK KR" w:cs="Noto Sans CJK KR"/>
+        </w:rPr>
+        <w:t>Local Models에서는 Ollama 설치 모델을 동기화하고 승인 목록의 9B 이하 모델만 추가합니다.</w:t>
+      </w:r>
+    </w:p>
+    <w:p>
+      <w:pPr>
+        <w:pStyle w:val="ListBullet"/>
+      </w:pPr>
+      <w:r>
+        <w:rPr>
+          <w:rFonts w:ascii="Noto Sans CJK KR" w:hAnsi="Noto Sans CJK KR" w:eastAsia="Noto Sans CJK KR" w:cs="Noto Sans CJK KR"/>
+        </w:rPr>
+        <w:t>API key와 credential은 저장 후 다시 표시하지 않으며 화면과 로그에서 마스킹합니다.</w:t>
+      </w:r>
+    </w:p>
+    <w:p>
+      <w:pPr/>
+      <w:r>
+        <w:rPr>
+          <w:rFonts w:ascii="Noto Sans CJK KR" w:hAnsi="Noto Sans CJK KR" w:eastAsia="Noto Sans CJK KR" w:cs="Noto Sans CJK KR"/>
+        </w:rPr>
+        <w:t>주의  외부 Provider 사용은 Tenant 데이터 반출 결정입니다. 전송 범위와 fallback을 확인한 뒤 활성화합니다.</w:t>
+      </w:r>
+    </w:p>
+    <w:p>
+      <w:pPr>
+        <w:pStyle w:val="Heading2"/>
+        <w:spacing w:before="180"/>
+        <w:keepNext/>
+      </w:pPr>
+      <w:r>
+        <w:rPr>
+          <w:rFonts w:ascii="Noto Sans CJK KR" w:hAnsi="Noto Sans CJK KR" w:eastAsia="Noto Sans CJK KR" w:cs="Noto Sans CJK KR"/>
+          <w:b/>
+          <w:color w:val="000000"/>
+          <w:sz w:val="30"/>
+        </w:rPr>
+        <w:t>계정 및 권한</w:t>
+      </w:r>
+    </w:p>
+    <w:p>
+      <w:pPr>
+        <w:spacing w:after="80"/>
+      </w:pPr>
+      <w:r>
+        <w:rPr>
+          <w:rFonts w:ascii="Noto Sans CJK KR" w:hAnsi="Noto Sans CJK KR" w:eastAsia="Noto Sans CJK KR" w:cs="Noto Sans CJK KR"/>
+          <w:b/>
+          <w:color w:val="246BCE"/>
+          <w:sz w:val="21"/>
+        </w:rPr>
+        <w:t xml:space="preserve">목적  </w:t>
+      </w:r>
+      <w:r>
+        <w:rPr>
+          <w:rFonts w:ascii="Noto Sans CJK KR" w:hAnsi="Noto Sans CJK KR" w:eastAsia="Noto Sans CJK KR" w:cs="Noto Sans CJK KR"/>
+          <w:color w:val="182433"/>
+          <w:sz w:val="21"/>
+        </w:rPr>
+        <w:t>OIDC 사용자와 Group에 역할을 할당하고 접근 범위를 관리합니다.</w:t>
+      </w:r>
+    </w:p>
+    <w:p>
+      <w:pPr>
+        <w:spacing w:after="80"/>
+      </w:pPr>
+      <w:r>
+        <w:rPr>
+          <w:rFonts w:ascii="Noto Sans CJK KR" w:hAnsi="Noto Sans CJK KR" w:eastAsia="Noto Sans CJK KR" w:cs="Noto Sans CJK KR"/>
+          <w:b/>
+          <w:color w:val="14866D"/>
+          <w:sz w:val="21"/>
+        </w:rPr>
+        <w:t xml:space="preserve">사용 시점  </w:t>
+      </w:r>
+      <w:r>
+        <w:rPr>
+          <w:rFonts w:ascii="Noto Sans CJK KR" w:hAnsi="Noto Sans CJK KR" w:eastAsia="Noto Sans CJK KR" w:cs="Noto Sans CJK KR"/>
+          <w:color w:val="182433"/>
+          <w:sz w:val="21"/>
+        </w:rPr>
+        <w:t>사용자 활성화, Tenant·Workspace·Cluster·Namespace 권한을 부여할 때 사용합니다.</w:t>
+      </w:r>
+    </w:p>
+    <w:p>
+      <w:pPr>
+        <w:pStyle w:val="ListBullet"/>
+        <w:spacing w:after="60"/>
+      </w:pPr>
+      <w:r>
+        <w:rPr>
+          <w:rFonts w:ascii="Noto Sans CJK KR" w:hAnsi="Noto Sans CJK KR" w:eastAsia="Noto Sans CJK KR" w:cs="Noto Sans CJK KR"/>
+          <w:color w:val="182433"/>
+          <w:sz w:val="20"/>
+        </w:rPr>
+        <w:t>사용자 활성 상태를 확인하고 비활성화할 수 있습니다.</w:t>
+      </w:r>
+    </w:p>
+    <w:p>
+      <w:pPr>
+        <w:pStyle w:val="ListBullet"/>
+        <w:spacing w:after="60"/>
+      </w:pPr>
+      <w:r>
+        <w:rPr>
+          <w:rFonts w:ascii="Noto Sans CJK KR" w:hAnsi="Noto Sans CJK KR" w:eastAsia="Noto Sans CJK KR" w:cs="Noto Sans CJK KR"/>
+          <w:color w:val="182433"/>
+          <w:sz w:val="20"/>
+        </w:rPr>
+        <w:t>Viewer, Operator, Cluster Admin과 Platform Admin 역할을 할당합니다.</w:t>
+      </w:r>
+    </w:p>
+    <w:p>
+      <w:pPr>
+        <w:pStyle w:val="ListBullet"/>
+        <w:spacing w:after="60"/>
+      </w:pPr>
+      <w:r>
+        <w:rPr>
+          <w:rFonts w:ascii="Noto Sans CJK KR" w:hAnsi="Noto Sans CJK KR" w:eastAsia="Noto Sans CJK KR" w:cs="Noto Sans CJK KR"/>
+          <w:color w:val="182433"/>
+          <w:sz w:val="20"/>
+        </w:rPr>
+        <w:t>Platform부터 Namespace까지 역할 Scope를 제한합니다.</w:t>
+      </w:r>
+    </w:p>
+    <w:p>
+      <w:pPr>
+        <w:spacing w:before="60" w:after="100"/>
+        <w:ind w:left="198"/>
+      </w:pPr>
+      <w:r>
+        <w:rPr>
+          <w:rFonts w:ascii="Noto Sans CJK KR" w:hAnsi="Noto Sans CJK KR" w:eastAsia="Noto Sans CJK KR" w:cs="Noto Sans CJK KR"/>
+          <w:b/>
+          <w:color w:val="A56A00"/>
+          <w:sz w:val="19"/>
+        </w:rPr>
+        <w:t xml:space="preserve">처음 사용할 때  </w:t>
+      </w:r>
+      <w:r>
+        <w:rPr>
+          <w:rFonts w:ascii="Noto Sans CJK KR" w:hAnsi="Noto Sans CJK KR" w:eastAsia="Noto Sans CJK KR" w:cs="Noto Sans CJK KR"/>
+          <w:color w:val="5E7084"/>
+          <w:sz w:val="19"/>
+        </w:rPr>
+        <w:t>최소 권한 원칙으로 필요한 가장 좁은 Scope부터 부여합니다.</w:t>
+      </w:r>
+    </w:p>
+    <w:p>
+      <w:pPr>
         <w:spacing w:after="120"/>
         <w:ind w:left="198"/>
       </w:pPr>
       <w:r>
         <w:rPr>
-          <w:rFonts w:ascii="AppleGothic" w:hAnsi="AppleGothic" w:eastAsia="AppleGothic" w:cs="AppleGothic"/>
+          <w:rFonts w:ascii="Noto Sans CJK KR" w:hAnsi="Noto Sans CJK KR" w:eastAsia="Noto Sans CJK KR" w:cs="Noto Sans CJK KR"/>
           <w:b/>
           <w:color w:val="B42318"/>
           <w:sz w:val="19"/>
@@ -4078,43 +5713,27 @@
       </w:r>
       <w:r>
         <w:rPr>
-          <w:rFonts w:ascii="AppleGothic" w:hAnsi="AppleGothic" w:eastAsia="AppleGothic" w:cs="AppleGothic"/>
+          <w:rFonts w:ascii="Noto Sans CJK KR" w:hAnsi="Noto Sans CJK KR" w:eastAsia="Noto Sans CJK KR" w:cs="Noto Sans CJK KR"/>
           <w:color w:val="5E7084"/>
           <w:sz w:val="19"/>
         </w:rPr>
-        <w:t>채팅은 분석 결과와 다릅니다. 변경 조치는 Analysis와 Runbook의 검증 흐름을 사용합니다.</w:t>
+        <w:t>Local Development 모드에서는 이 메뉴가 표시되지 않을 수 있습니다.</w:t>
       </w:r>
     </w:p>
     <w:p>
       <w:pPr>
-        <w:pStyle w:val="Heading1"/>
-        <w:keepNext/>
-        <w:pageBreakBefore/>
-      </w:pPr>
-      <w:r>
-        <w:rPr>
-          <w:rFonts w:ascii="AppleGothic" w:hAnsi="AppleGothic" w:eastAsia="AppleGothic" w:cs="AppleGothic"/>
-          <w:b/>
-          <w:color w:val="000000"/>
-          <w:sz w:val="40"/>
-        </w:rPr>
-        <w:t>9 AI 메뉴 2</w:t>
-      </w:r>
-    </w:p>
-    <w:p>
-      <w:pPr>
         <w:pStyle w:val="Heading2"/>
         <w:spacing w:before="180"/>
         <w:keepNext/>
       </w:pPr>
       <w:r>
         <w:rPr>
-          <w:rFonts w:ascii="AppleGothic" w:hAnsi="AppleGothic" w:eastAsia="AppleGothic" w:cs="AppleGothic"/>
+          <w:rFonts w:ascii="Noto Sans CJK KR" w:hAnsi="Noto Sans CJK KR" w:eastAsia="Noto Sans CJK KR" w:cs="Noto Sans CJK KR"/>
           <w:b/>
           <w:color w:val="000000"/>
           <w:sz w:val="30"/>
         </w:rPr>
-        <w:t>Runbooks</w:t>
+        <w:t>Tenant 관리</w:t>
       </w:r>
     </w:p>
     <w:p>
@@ -4123,7 +5742,7 @@
       </w:pPr>
       <w:r>
         <w:rPr>
-          <w:rFonts w:ascii="AppleGothic" w:hAnsi="AppleGothic" w:eastAsia="AppleGothic" w:cs="AppleGothic"/>
+          <w:rFonts w:ascii="Noto Sans CJK KR" w:hAnsi="Noto Sans CJK KR" w:eastAsia="Noto Sans CJK KR" w:cs="Noto Sans CJK KR"/>
           <w:b/>
           <w:color w:val="246BCE"/>
           <w:sz w:val="21"/>
@@ -4132,11 +5751,11 @@
       </w:r>
       <w:r>
         <w:rPr>
-          <w:rFonts w:ascii="AppleGothic" w:hAnsi="AppleGothic" w:eastAsia="AppleGothic" w:cs="AppleGothic"/>
+          <w:rFonts w:ascii="Noto Sans CJK KR" w:hAnsi="Noto Sans CJK KR" w:eastAsia="Noto Sans CJK KR" w:cs="Noto Sans CJK KR"/>
           <w:color w:val="182433"/>
           <w:sz w:val="21"/>
         </w:rPr>
-        <w:t>AI 자유 생성보다 먼저 사용하는 검증된 Kubernetes 진단 절차를 제공합니다.</w:t>
+        <w:t>회사나 고객 단위 Tenant와 내부 업무 그룹 Workspace를 관리합니다.</w:t>
       </w:r>
     </w:p>
     <w:p>
@@ -4145,7 +5764,7 @@
       </w:pPr>
       <w:r>
         <w:rPr>
-          <w:rFonts w:ascii="AppleGothic" w:hAnsi="AppleGothic" w:eastAsia="AppleGothic" w:cs="AppleGothic"/>
+          <w:rFonts w:ascii="Noto Sans CJK KR" w:hAnsi="Noto Sans CJK KR" w:eastAsia="Noto Sans CJK KR" w:cs="Noto Sans CJK KR"/>
           <w:b/>
           <w:color w:val="14866D"/>
           <w:sz w:val="21"/>
@@ -4154,11 +5773,11 @@
       </w:r>
       <w:r>
         <w:rPr>
-          <w:rFonts w:ascii="AppleGothic" w:hAnsi="AppleGothic" w:eastAsia="AppleGothic" w:cs="AppleGothic"/>
+          <w:rFonts w:ascii="Noto Sans CJK KR" w:hAnsi="Noto Sans CJK KR" w:eastAsia="Noto Sans CJK KR" w:cs="Noto Sans CJK KR"/>
           <w:color w:val="182433"/>
           <w:sz w:val="21"/>
         </w:rPr>
-        <w:t>원인이 의심되지만 어떤 순서로 명령을 실행할지 모를 때 사용합니다.</w:t>
+        <w:t>새 조직, 고객, 운영팀 또는 서비스 범위를 추가할 때 사용합니다.</w:t>
       </w:r>
     </w:p>
     <w:p>
@@ -4168,11 +5787,11 @@
       </w:pPr>
       <w:r>
         <w:rPr>
-          <w:rFonts w:ascii="AppleGothic" w:hAnsi="AppleGothic" w:eastAsia="AppleGothic" w:cs="AppleGothic"/>
+          <w:rFonts w:ascii="Noto Sans CJK KR" w:hAnsi="Noto Sans CJK KR" w:eastAsia="Noto Sans CJK KR" w:cs="Noto Sans CJK KR"/>
           <w:color w:val="182433"/>
           <w:sz w:val="20"/>
         </w:rPr>
-        <w:t>Signal과 Category로 절차를 검색합니다.</w:t>
+        <w:t>Tenant와 Workspace를 생성합니다.</w:t>
       </w:r>
     </w:p>
     <w:p>
@@ -4182,11 +5801,11 @@
       </w:pPr>
       <w:r>
         <w:rPr>
-          <w:rFonts w:ascii="AppleGothic" w:hAnsi="AppleGothic" w:eastAsia="AppleGothic" w:cs="AppleGothic"/>
+          <w:rFonts w:ascii="Noto Sans CJK KR" w:hAnsi="Noto Sans CJK KR" w:eastAsia="Noto Sans CJK KR" w:cs="Noto Sans CJK KR"/>
           <w:color w:val="182433"/>
           <w:sz w:val="20"/>
         </w:rPr>
-        <w:t>원인 확인, 안전 조치, 조치 후 검증 순서로 제공합니다.</w:t>
+        <w:t>현재 선택된 업무 범위와 코드, 표시 이름을 확인합니다.</w:t>
       </w:r>
     </w:p>
     <w:p>
@@ -4196,63 +5815,21 @@
       </w:pPr>
       <w:r>
         <w:rPr>
-          <w:rFonts w:ascii="AppleGothic" w:hAnsi="AppleGothic" w:eastAsia="AppleGothic" w:cs="AppleGothic"/>
+          <w:rFonts w:ascii="Noto Sans CJK KR" w:hAnsi="Noto Sans CJK KR" w:eastAsia="Noto Sans CJK KR" w:cs="Noto Sans CJK KR"/>
           <w:color w:val="182433"/>
           <w:sz w:val="20"/>
         </w:rPr>
-        <w:t>System Runbook을 복제해 사용자 Runbook을 만들고 수정, 활성화, 삭제합니다.</w:t>
+        <w:t>등록 Cluster와 운영 데이터의 격리 기준을 제공합니다.</w:t>
       </w:r>
     </w:p>
     <w:p>
       <w:pPr>
-        <w:pStyle w:val="ListBullet"/>
-        <w:spacing w:after="60"/>
+        <w:spacing w:before="60" w:after="100"/>
+        <w:ind w:left="198"/>
       </w:pPr>
       <w:r>
         <w:rPr>
-          <w:rFonts w:ascii="AppleGothic" w:hAnsi="AppleGothic" w:eastAsia="AppleGothic" w:cs="AppleGothic"/>
-          <w:color w:val="182433"/>
-          <w:sz w:val="20"/>
-        </w:rPr>
-        <w:t>버전별 변경 사유와 작성자를 확인하고 필요한 버전으로 복원합니다.</w:t>
-      </w:r>
-    </w:p>
-    <w:p>
-      <w:pPr>
-        <w:pStyle w:val="ListBullet"/>
-        <w:spacing w:after="60"/>
-      </w:pPr>
-      <w:r>
-        <w:rPr>
-          <w:rFonts w:ascii="AppleGothic" w:hAnsi="AppleGothic" w:eastAsia="AppleGothic" w:cs="AppleGothic"/>
-          <w:color w:val="182433"/>
-          <w:sz w:val="20"/>
-        </w:rPr>
-        <w:t>초보자와 숙련자 보기를 지원하고 검증 명령 복사를 제공합니다.</w:t>
-      </w:r>
-    </w:p>
-    <w:p>
-      <w:pPr>
-        <w:pStyle w:val="ListBullet"/>
-        <w:spacing w:after="60"/>
-      </w:pPr>
-      <w:r>
-        <w:rPr>
-          <w:rFonts w:ascii="AppleGothic" w:hAnsi="AppleGothic" w:eastAsia="AppleGothic" w:cs="AppleGothic"/>
-          <w:color w:val="182433"/>
-          <w:sz w:val="20"/>
-        </w:rPr>
-        <w:t>Rollback 기준과 명령 안전 수준을 표시합니다.</w:t>
-      </w:r>
-    </w:p>
-    <w:p>
-      <w:pPr>
-        <w:spacing w:before="60" w:after="100"/>
-        <w:ind w:left="198"/>
-      </w:pPr>
-      <w:r>
-        <w:rPr>
-          <w:rFonts w:ascii="AppleGothic" w:hAnsi="AppleGothic" w:eastAsia="AppleGothic" w:cs="AppleGothic"/>
+          <w:rFonts w:ascii="Noto Sans CJK KR" w:hAnsi="Noto Sans CJK KR" w:eastAsia="Noto Sans CJK KR" w:cs="Noto Sans CJK KR"/>
           <w:b/>
           <w:color w:val="A56A00"/>
           <w:sz w:val="19"/>
@@ -4261,11 +5838,11 @@
       </w:r>
       <w:r>
         <w:rPr>
-          <w:rFonts w:ascii="AppleGothic" w:hAnsi="AppleGothic" w:eastAsia="AppleGothic" w:cs="AppleGothic"/>
+          <w:rFonts w:ascii="Noto Sans CJK KR" w:hAnsi="Noto Sans CJK KR" w:eastAsia="Noto Sans CJK KR" w:cs="Noto Sans CJK KR"/>
           <w:color w:val="5E7084"/>
           <w:sz w:val="19"/>
         </w:rPr>
-        <w:t>읽기 전용 명령부터 실행하고 예상 결과와 실제 결과를 비교합니다.</w:t>
+        <w:t>Cluster 등록 전에 올바른 Tenant와 Workspace를 먼저 생성하고 선택합니다.</w:t>
       </w:r>
     </w:p>
     <w:p>
@@ -4275,7 +5852,7 @@
       </w:pPr>
       <w:r>
         <w:rPr>
-          <w:rFonts w:ascii="AppleGothic" w:hAnsi="AppleGothic" w:eastAsia="AppleGothic" w:cs="AppleGothic"/>
+          <w:rFonts w:ascii="Noto Sans CJK KR" w:hAnsi="Noto Sans CJK KR" w:eastAsia="Noto Sans CJK KR" w:cs="Noto Sans CJK KR"/>
           <w:b/>
           <w:color w:val="B42318"/>
           <w:sz w:val="19"/>
@@ -4284,883 +5861,7 @@
       </w:r>
       <w:r>
         <w:rPr>
-          <w:rFonts w:ascii="AppleGothic" w:hAnsi="AppleGothic" w:eastAsia="AppleGothic" w:cs="AppleGothic"/>
-          <w:color w:val="5E7084"/>
-          <w:sz w:val="19"/>
-        </w:rPr>
-        <w:t>System Runbook은 직접 수정할 수 없고, READ_ONLY Runbook에는 변경 명령을 저장할 수 없습니다.</w:t>
-      </w:r>
-    </w:p>
-    <w:p>
-      <w:pPr>
-        <w:pStyle w:val="Heading2"/>
-        <w:spacing w:before="180"/>
-        <w:keepNext/>
-      </w:pPr>
-      <w:r>
-        <w:rPr>
-          <w:rFonts w:ascii="AppleGothic" w:hAnsi="AppleGothic" w:eastAsia="AppleGothic" w:cs="AppleGothic"/>
-          <w:b/>
-          <w:color w:val="000000"/>
-          <w:sz w:val="30"/>
-        </w:rPr>
-        <w:t>AI 신뢰 센터</w:t>
-      </w:r>
-    </w:p>
-    <w:p>
-      <w:pPr>
-        <w:spacing w:after="80"/>
-      </w:pPr>
-      <w:r>
-        <w:rPr>
-          <w:rFonts w:ascii="AppleGothic" w:hAnsi="AppleGothic" w:eastAsia="AppleGothic" w:cs="AppleGothic"/>
-          <w:b/>
-          <w:color w:val="246BCE"/>
-          <w:sz w:val="21"/>
-        </w:rPr>
-        <w:t xml:space="preserve">목적  </w:t>
-      </w:r>
-      <w:r>
-        <w:rPr>
-          <w:rFonts w:ascii="AppleGothic" w:hAnsi="AppleGothic" w:eastAsia="AppleGothic" w:cs="AppleGothic"/>
-          <w:color w:val="182433"/>
-          <w:sz w:val="21"/>
-        </w:rPr>
-        <w:t>AI 결과를 모델의 자체 확신이 아닌 측정과 운영자 검증으로 평가합니다.</w:t>
-      </w:r>
-    </w:p>
-    <w:p>
-      <w:pPr>
-        <w:spacing w:after="80"/>
-      </w:pPr>
-      <w:r>
-        <w:rPr>
-          <w:rFonts w:ascii="AppleGothic" w:hAnsi="AppleGothic" w:eastAsia="AppleGothic" w:cs="AppleGothic"/>
-          <w:b/>
-          <w:color w:val="14866D"/>
-          <w:sz w:val="21"/>
-        </w:rPr>
-        <w:t xml:space="preserve">사용 시점  </w:t>
-      </w:r>
-      <w:r>
-        <w:rPr>
-          <w:rFonts w:ascii="AppleGothic" w:hAnsi="AppleGothic" w:eastAsia="AppleGothic" w:cs="AppleGothic"/>
-          <w:color w:val="182433"/>
-          <w:sz w:val="21"/>
-        </w:rPr>
-        <w:t>모델이나 Prompt 변경, 릴리스 승인, 분석 신뢰도 점검 시 사용합니다.</w:t>
-      </w:r>
-    </w:p>
-    <w:p>
-      <w:pPr>
-        <w:pStyle w:val="ListBullet"/>
-        <w:spacing w:after="60"/>
-      </w:pPr>
-      <w:r>
-        <w:rPr>
-          <w:rFonts w:ascii="AppleGothic" w:hAnsi="AppleGothic" w:eastAsia="AppleGothic" w:cs="AppleGothic"/>
-          <w:color w:val="182433"/>
-          <w:sz w:val="20"/>
-        </w:rPr>
-        <w:t>운영자 검증 정확도, 분석 성공률과 명령 안전성을 표시합니다.</w:t>
-      </w:r>
-    </w:p>
-    <w:p>
-      <w:pPr>
-        <w:pStyle w:val="ListBullet"/>
-        <w:spacing w:after="60"/>
-      </w:pPr>
-      <w:r>
-        <w:rPr>
-          <w:rFonts w:ascii="AppleGothic" w:hAnsi="AppleGothic" w:eastAsia="AppleGothic" w:cs="AppleGothic"/>
-          <w:color w:val="182433"/>
-          <w:sz w:val="20"/>
-        </w:rPr>
-        <w:t>모델과 Prompt 버전별 Calibration 결과를 비교합니다.</w:t>
-      </w:r>
-    </w:p>
-    <w:p>
-      <w:pPr>
-        <w:pStyle w:val="ListBullet"/>
-        <w:spacing w:after="60"/>
-      </w:pPr>
-      <w:r>
-        <w:rPr>
-          <w:rFonts w:ascii="AppleGothic" w:hAnsi="AppleGothic" w:eastAsia="AppleGothic" w:cs="AppleGothic"/>
-          <w:color w:val="182433"/>
-          <w:sz w:val="20"/>
-        </w:rPr>
-        <w:t>Benchmark, 회귀 테스트, Contract Corpus와 Release Gate를 확인합니다.</w:t>
-      </w:r>
-    </w:p>
-    <w:p>
-      <w:pPr>
-        <w:spacing w:before="60" w:after="100"/>
-        <w:ind w:left="198"/>
-      </w:pPr>
-      <w:r>
-        <w:rPr>
-          <w:rFonts w:ascii="AppleGothic" w:hAnsi="AppleGothic" w:eastAsia="AppleGothic" w:cs="AppleGothic"/>
-          <w:b/>
-          <w:color w:val="A56A00"/>
-          <w:sz w:val="19"/>
-        </w:rPr>
-        <w:t xml:space="preserve">처음 사용할 때  </w:t>
-      </w:r>
-      <w:r>
-        <w:rPr>
-          <w:rFonts w:ascii="AppleGothic" w:hAnsi="AppleGothic" w:eastAsia="AppleGothic" w:cs="AppleGothic"/>
-          <w:color w:val="5E7084"/>
-          <w:sz w:val="19"/>
-        </w:rPr>
-        <w:t>TRUSTED 표시뿐 아니라 최근 측정 시각과 검증 표본 수를 함께 확인합니다.</w:t>
-      </w:r>
-    </w:p>
-    <w:p>
-      <w:pPr>
-        <w:pStyle w:val="Heading1"/>
-        <w:keepNext/>
-        <w:pageBreakBefore/>
-      </w:pPr>
-      <w:r>
-        <w:rPr>
-          <w:rFonts w:ascii="AppleGothic" w:hAnsi="AppleGothic" w:eastAsia="AppleGothic" w:cs="AppleGothic"/>
-          <w:b/>
-          <w:color w:val="000000"/>
-          <w:sz w:val="40"/>
-        </w:rPr>
-        <w:t>10 설정 메뉴 1</w:t>
-      </w:r>
-    </w:p>
-    <w:p>
-      <w:pPr>
-        <w:pStyle w:val="Heading2"/>
-        <w:spacing w:before="180"/>
-        <w:keepNext/>
-      </w:pPr>
-      <w:r>
-        <w:rPr>
-          <w:rFonts w:ascii="AppleGothic" w:hAnsi="AppleGothic" w:eastAsia="AppleGothic" w:cs="AppleGothic"/>
-          <w:b/>
-          <w:color w:val="000000"/>
-          <w:sz w:val="30"/>
-        </w:rPr>
-        <w:t>사용자 설정</w:t>
-      </w:r>
-    </w:p>
-    <w:p>
-      <w:pPr>
-        <w:spacing w:after="80"/>
-      </w:pPr>
-      <w:r>
-        <w:rPr>
-          <w:rFonts w:ascii="AppleGothic" w:hAnsi="AppleGothic" w:eastAsia="AppleGothic" w:cs="AppleGothic"/>
-          <w:b/>
-          <w:color w:val="246BCE"/>
-          <w:sz w:val="21"/>
-        </w:rPr>
-        <w:t xml:space="preserve">목적  </w:t>
-      </w:r>
-      <w:r>
-        <w:rPr>
-          <w:rFonts w:ascii="AppleGothic" w:hAnsi="AppleGothic" w:eastAsia="AppleGothic" w:cs="AppleGothic"/>
-          <w:color w:val="182433"/>
-          <w:sz w:val="21"/>
-        </w:rPr>
-        <w:t>사용자 개인의 표시 언어와 UI 선호를 설정합니다.</w:t>
-      </w:r>
-    </w:p>
-    <w:p>
-      <w:pPr>
-        <w:spacing w:after="80"/>
-      </w:pPr>
-      <w:r>
-        <w:rPr>
-          <w:rFonts w:ascii="AppleGothic" w:hAnsi="AppleGothic" w:eastAsia="AppleGothic" w:cs="AppleGothic"/>
-          <w:b/>
-          <w:color w:val="14866D"/>
-          <w:sz w:val="21"/>
-        </w:rPr>
-        <w:t xml:space="preserve">사용 시점  </w:t>
-      </w:r>
-      <w:r>
-        <w:rPr>
-          <w:rFonts w:ascii="AppleGothic" w:hAnsi="AppleGothic" w:eastAsia="AppleGothic" w:cs="AppleGothic"/>
-          <w:color w:val="182433"/>
-          <w:sz w:val="21"/>
-        </w:rPr>
-        <w:t>한국어와 영어를 전환하거나 현재 개인 설정을 확인할 때 사용합니다.</w:t>
-      </w:r>
-    </w:p>
-    <w:p>
-      <w:pPr>
-        <w:pStyle w:val="ListBullet"/>
-        <w:spacing w:after="60"/>
-      </w:pPr>
-      <w:r>
-        <w:rPr>
-          <w:rFonts w:ascii="AppleGothic" w:hAnsi="AppleGothic" w:eastAsia="AppleGothic" w:cs="AppleGothic"/>
-          <w:color w:val="182433"/>
-          <w:sz w:val="20"/>
-        </w:rPr>
-        <w:t>한국어와 영어를 즉시 전환합니다.</w:t>
-      </w:r>
-    </w:p>
-    <w:p>
-      <w:pPr>
-        <w:pStyle w:val="ListBullet"/>
-        <w:spacing w:after="60"/>
-      </w:pPr>
-      <w:r>
-        <w:rPr>
-          <w:rFonts w:ascii="AppleGothic" w:hAnsi="AppleGothic" w:eastAsia="AppleGothic" w:cs="AppleGothic"/>
-          <w:color w:val="182433"/>
-          <w:sz w:val="20"/>
-        </w:rPr>
-        <w:t>Kubernetes 고유 명칭, 리소스 이름과 명령은 번역하지 않습니다.</w:t>
-      </w:r>
-    </w:p>
-    <w:p>
-      <w:pPr>
-        <w:pStyle w:val="ListBullet"/>
-        <w:spacing w:after="60"/>
-      </w:pPr>
-      <w:r>
-        <w:rPr>
-          <w:rFonts w:ascii="AppleGothic" w:hAnsi="AppleGothic" w:eastAsia="AppleGothic" w:cs="AppleGothic"/>
-          <w:color w:val="182433"/>
-          <w:sz w:val="20"/>
-        </w:rPr>
-        <w:t>보안 정책과 AI 시스템 Prompt는 개인 언어 설정으로 변경되지 않습니다.</w:t>
-      </w:r>
-    </w:p>
-    <w:p>
-      <w:pPr>
-        <w:spacing w:before="60" w:after="100"/>
-        <w:ind w:left="198"/>
-      </w:pPr>
-      <w:r>
-        <w:rPr>
-          <w:rFonts w:ascii="AppleGothic" w:hAnsi="AppleGothic" w:eastAsia="AppleGothic" w:cs="AppleGothic"/>
-          <w:b/>
-          <w:color w:val="A56A00"/>
-          <w:sz w:val="19"/>
-        </w:rPr>
-        <w:t xml:space="preserve">처음 사용할 때  </w:t>
-      </w:r>
-      <w:r>
-        <w:rPr>
-          <w:rFonts w:ascii="AppleGothic" w:hAnsi="AppleGothic" w:eastAsia="AppleGothic" w:cs="AppleGothic"/>
-          <w:color w:val="5E7084"/>
-          <w:sz w:val="19"/>
-        </w:rPr>
-        <w:t>언어 전환 후 현재 화면의 제목과 설명이 바뀌었는지 확인합니다.</w:t>
-      </w:r>
-    </w:p>
-    <w:p>
-      <w:pPr>
-        <w:pStyle w:val="Heading2"/>
-        <w:spacing w:before="180"/>
-        <w:keepNext/>
-      </w:pPr>
-      <w:r>
-        <w:rPr>
-          <w:rFonts w:ascii="AppleGothic" w:hAnsi="AppleGothic" w:eastAsia="AppleGothic" w:cs="AppleGothic"/>
-          <w:b/>
-          <w:color w:val="000000"/>
-          <w:sz w:val="30"/>
-        </w:rPr>
-        <w:t>Data and Runtime</w:t>
-      </w:r>
-    </w:p>
-    <w:p>
-      <w:pPr>
-        <w:spacing w:after="80"/>
-      </w:pPr>
-      <w:r>
-        <w:rPr>
-          <w:rFonts w:ascii="AppleGothic" w:hAnsi="AppleGothic" w:eastAsia="AppleGothic" w:cs="AppleGothic"/>
-          <w:b/>
-          <w:color w:val="246BCE"/>
-          <w:sz w:val="21"/>
-        </w:rPr>
-        <w:t xml:space="preserve">목적  </w:t>
-      </w:r>
-      <w:r>
-        <w:rPr>
-          <w:rFonts w:ascii="AppleGothic" w:hAnsi="AppleGothic" w:eastAsia="AppleGothic" w:cs="AppleGothic"/>
-          <w:color w:val="182433"/>
-          <w:sz w:val="21"/>
-        </w:rPr>
-        <w:t>운영 데이터 보관, 이상 판단 기준, Watch와 AI 회귀 인증을 관리합니다.</w:t>
-      </w:r>
-    </w:p>
-    <w:p>
-      <w:pPr>
-        <w:spacing w:after="80"/>
-      </w:pPr>
-      <w:r>
-        <w:rPr>
-          <w:rFonts w:ascii="AppleGothic" w:hAnsi="AppleGothic" w:eastAsia="AppleGothic" w:cs="AppleGothic"/>
-          <w:b/>
-          <w:color w:val="14866D"/>
-          <w:sz w:val="21"/>
-        </w:rPr>
-        <w:t xml:space="preserve">사용 시점  </w:t>
-      </w:r>
-      <w:r>
-        <w:rPr>
-          <w:rFonts w:ascii="AppleGothic" w:hAnsi="AppleGothic" w:eastAsia="AppleGothic" w:cs="AppleGothic"/>
-          <w:color w:val="182433"/>
-          <w:sz w:val="21"/>
-        </w:rPr>
-        <w:t>플랫폼 데이터 수명과 Runtime 동작을 관리자 수준에서 조정할 때 사용합니다.</w:t>
-      </w:r>
-    </w:p>
-    <w:p>
-      <w:pPr>
-        <w:pStyle w:val="ListBullet"/>
-        <w:spacing w:after="60"/>
-      </w:pPr>
-      <w:r>
-        <w:rPr>
-          <w:rFonts w:ascii="AppleGothic" w:hAnsi="AppleGothic" w:eastAsia="AppleGothic" w:cs="AppleGothic"/>
-          <w:color w:val="182433"/>
-          <w:sz w:val="20"/>
-        </w:rPr>
-        <w:t>Event, Analysis, Job, Notification, Incident와 Change 보관 기간을 설정합니다.</w:t>
-      </w:r>
-    </w:p>
-    <w:p>
-      <w:pPr>
-        <w:pStyle w:val="ListBullet"/>
-      </w:pPr>
-      <w:r>
-        <w:rPr>
-          <w:rFonts w:ascii="AppleGothic" w:hAnsi="AppleGothic" w:eastAsia="AppleGothic" w:cs="AppleGothic"/>
-        </w:rPr>
-        <w:t>Audit log와 완료된 Command execution 보관 기간도 설정할 수 있습니다. 미리보기에서 삭제 건수를 확인한 뒤 정리를 실행하며, 실행 중인 명령과 Kubernetes 실제 리소스는 삭제하지 않습니다.</w:t>
-      </w:r>
-    </w:p>
-    <w:p>
-      <w:pPr>
-        <w:pStyle w:val="ListBullet"/>
-        <w:spacing w:after="60"/>
-      </w:pPr>
-      <w:r>
-        <w:rPr>
-          <w:rFonts w:ascii="AppleGothic" w:hAnsi="AppleGothic" w:eastAsia="AppleGothic" w:cs="AppleGothic"/>
-          <w:color w:val="182433"/>
-          <w:sz w:val="20"/>
-        </w:rPr>
-        <w:t>알림 억제, Sync 지연, 장시간 Job 기준을 설정합니다.</w:t>
-      </w:r>
-    </w:p>
-    <w:p>
-      <w:pPr>
-        <w:pStyle w:val="ListBullet"/>
-        <w:spacing w:after="60"/>
-      </w:pPr>
-      <w:r>
-        <w:rPr>
-          <w:rFonts w:ascii="AppleGothic" w:hAnsi="AppleGothic" w:eastAsia="AppleGothic" w:cs="AppleGothic"/>
-          <w:color w:val="182433"/>
-          <w:sz w:val="20"/>
-        </w:rPr>
-        <w:t>Kubernetes Watch 상태와 AI Analysis 회귀 인증을 확인합니다.</w:t>
-      </w:r>
-    </w:p>
-    <w:p>
-      <w:pPr>
-        <w:pStyle w:val="ListBullet"/>
-        <w:spacing w:after="60"/>
-      </w:pPr>
-      <w:r>
-        <w:rPr>
-          <w:rFonts w:ascii="AppleGothic" w:hAnsi="AppleGothic" w:eastAsia="AppleGothic" w:cs="AppleGothic"/>
-          <w:color w:val="182433"/>
-          <w:sz w:val="20"/>
-        </w:rPr>
-        <w:t>삭제 대상 미리보기 후 안전 정리를 실행합니다.</w:t>
-      </w:r>
-    </w:p>
-    <w:p>
-      <w:pPr>
-        <w:spacing w:before="60" w:after="100"/>
-        <w:ind w:left="198"/>
-      </w:pPr>
-      <w:r>
-        <w:rPr>
-          <w:rFonts w:ascii="AppleGothic" w:hAnsi="AppleGothic" w:eastAsia="AppleGothic" w:cs="AppleGothic"/>
-          <w:b/>
-          <w:color w:val="A56A00"/>
-          <w:sz w:val="19"/>
-        </w:rPr>
-        <w:t xml:space="preserve">처음 사용할 때  </w:t>
-      </w:r>
-      <w:r>
-        <w:rPr>
-          <w:rFonts w:ascii="AppleGothic" w:hAnsi="AppleGothic" w:eastAsia="AppleGothic" w:cs="AppleGothic"/>
-          <w:color w:val="5E7084"/>
-          <w:sz w:val="19"/>
-        </w:rPr>
-        <w:t>설정 변경 전 현재 값과 영향 데이터의 종류를 기록합니다.</w:t>
-      </w:r>
-    </w:p>
-    <w:p>
-      <w:pPr>
-        <w:spacing w:after="120"/>
-        <w:ind w:left="198"/>
-      </w:pPr>
-      <w:r>
-        <w:rPr>
-          <w:rFonts w:ascii="AppleGothic" w:hAnsi="AppleGothic" w:eastAsia="AppleGothic" w:cs="AppleGothic"/>
-          <w:b/>
-          <w:color w:val="B42318"/>
-          <w:sz w:val="19"/>
-        </w:rPr>
-        <w:t xml:space="preserve">주의  </w:t>
-      </w:r>
-      <w:r>
-        <w:rPr>
-          <w:rFonts w:ascii="AppleGothic" w:hAnsi="AppleGothic" w:eastAsia="AppleGothic" w:cs="AppleGothic"/>
-          <w:color w:val="5E7084"/>
-          <w:sz w:val="19"/>
-        </w:rPr>
-        <w:t>Platform Admin 전용이며 Audit와 Command Execution은 자동 정리 대상에서 제외됩니다.</w:t>
-      </w:r>
-    </w:p>
-    <w:p>
-      <w:pPr>
-        <w:pStyle w:val="Heading2"/>
-        <w:spacing w:before="180"/>
-        <w:keepNext/>
-      </w:pPr>
-      <w:r>
-        <w:rPr>
-          <w:rFonts w:ascii="AppleGothic" w:hAnsi="AppleGothic" w:eastAsia="AppleGothic" w:cs="AppleGothic"/>
-          <w:b/>
-          <w:color w:val="000000"/>
-          <w:sz w:val="30"/>
-        </w:rPr>
-        <w:t>Operations Reliability</w:t>
-      </w:r>
-    </w:p>
-    <w:p>
-      <w:pPr>
-        <w:spacing w:after="80"/>
-      </w:pPr>
-      <w:r>
-        <w:rPr>
-          <w:rFonts w:ascii="AppleGothic" w:hAnsi="AppleGothic" w:eastAsia="AppleGothic" w:cs="AppleGothic"/>
-          <w:b/>
-          <w:color w:val="246BCE"/>
-          <w:sz w:val="21"/>
-        </w:rPr>
-        <w:t xml:space="preserve">목적  </w:t>
-      </w:r>
-      <w:r>
-        <w:rPr>
-          <w:rFonts w:ascii="AppleGothic" w:hAnsi="AppleGothic" w:eastAsia="AppleGothic" w:cs="AppleGothic"/>
-          <w:color w:val="182433"/>
-          <w:sz w:val="21"/>
-        </w:rPr>
-        <w:t>실시간 신호 수집의 연속성과 AI 품질 승격 기준을 관리합니다.</w:t>
-      </w:r>
-    </w:p>
-    <w:p>
-      <w:pPr>
-        <w:spacing w:after="80"/>
-      </w:pPr>
-      <w:r>
-        <w:rPr>
-          <w:rFonts w:ascii="AppleGothic" w:hAnsi="AppleGothic" w:eastAsia="AppleGothic" w:cs="AppleGothic"/>
-          <w:b/>
-          <w:color w:val="14866D"/>
-          <w:sz w:val="21"/>
-        </w:rPr>
-        <w:t xml:space="preserve">사용 시점  </w:t>
-      </w:r>
-      <w:r>
-        <w:rPr>
-          <w:rFonts w:ascii="AppleGothic" w:hAnsi="AppleGothic" w:eastAsia="AppleGothic" w:cs="AppleGothic"/>
-          <w:color w:val="182433"/>
-          <w:sz w:val="21"/>
-        </w:rPr>
-        <w:t>Watch 재연결, 유지보수 시간, 신호 노이즈와 AI Release Gate 확인 시 사용합니다.</w:t>
-      </w:r>
-    </w:p>
-    <w:p>
-      <w:pPr>
-        <w:pStyle w:val="ListBullet"/>
-        <w:spacing w:after="60"/>
-      </w:pPr>
-      <w:r>
-        <w:rPr>
-          <w:rFonts w:ascii="AppleGothic" w:hAnsi="AppleGothic" w:eastAsia="AppleGothic" w:cs="AppleGothic"/>
-          <w:color w:val="182433"/>
-          <w:sz w:val="20"/>
-        </w:rPr>
-        <w:t>클러스터별 Watch checkpoint와 재연결 상태를 확인합니다.</w:t>
-      </w:r>
-    </w:p>
-    <w:p>
-      <w:pPr>
-        <w:pStyle w:val="ListBullet"/>
-        <w:spacing w:after="60"/>
-      </w:pPr>
-      <w:r>
-        <w:rPr>
-          <w:rFonts w:ascii="AppleGothic" w:hAnsi="AppleGothic" w:eastAsia="AppleGothic" w:cs="AppleGothic"/>
-          <w:color w:val="182433"/>
-          <w:sz w:val="20"/>
-        </w:rPr>
-        <w:t>유지보수 및 노이즈 억제 정책을 관리합니다.</w:t>
-      </w:r>
-    </w:p>
-    <w:p>
-      <w:pPr>
-        <w:pStyle w:val="ListBullet"/>
-        <w:spacing w:after="60"/>
-      </w:pPr>
-      <w:r>
-        <w:rPr>
-          <w:rFonts w:ascii="AppleGothic" w:hAnsi="AppleGothic" w:eastAsia="AppleGothic" w:cs="AppleGothic"/>
-          <w:color w:val="182433"/>
-          <w:sz w:val="20"/>
-        </w:rPr>
-        <w:t>회귀 인증과 운영자 Ground Truth를 이용해 AI 후보 버전을 판정합니다.</w:t>
-      </w:r>
-    </w:p>
-    <w:p>
-      <w:pPr>
-        <w:spacing w:before="60" w:after="100"/>
-        <w:ind w:left="198"/>
-      </w:pPr>
-      <w:r>
-        <w:rPr>
-          <w:rFonts w:ascii="AppleGothic" w:hAnsi="AppleGothic" w:eastAsia="AppleGothic" w:cs="AppleGothic"/>
-          <w:b/>
-          <w:color w:val="A56A00"/>
-          <w:sz w:val="19"/>
-        </w:rPr>
-        <w:t xml:space="preserve">처음 사용할 때  </w:t>
-      </w:r>
-      <w:r>
-        <w:rPr>
-          <w:rFonts w:ascii="AppleGothic" w:hAnsi="AppleGothic" w:eastAsia="AppleGothic" w:cs="AppleGothic"/>
-          <w:color w:val="5E7084"/>
-          <w:sz w:val="19"/>
-        </w:rPr>
-        <w:t>신호 누락이 의심되면 Watch 연속성을 먼저 확인하고 Cluster Sync 상태와 비교합니다.</w:t>
-      </w:r>
-    </w:p>
-    <w:p>
-      <w:pPr>
-        <w:pStyle w:val="Heading1"/>
-        <w:keepNext/>
-        <w:pageBreakBefore/>
-      </w:pPr>
-      <w:r>
-        <w:rPr>
-          <w:rFonts w:ascii="AppleGothic" w:hAnsi="AppleGothic" w:eastAsia="AppleGothic" w:cs="AppleGothic"/>
-          <w:b/>
-          <w:color w:val="000000"/>
-          <w:sz w:val="40"/>
-        </w:rPr>
-        <w:t>11 설정 메뉴 2와 권한</w:t>
-      </w:r>
-    </w:p>
-    <w:p>
-      <w:pPr>
-        <w:pStyle w:val="Heading2"/>
-        <w:spacing w:before="180"/>
-        <w:keepNext/>
-      </w:pPr>
-      <w:r>
-        <w:rPr>
-          <w:rFonts w:ascii="AppleGothic" w:hAnsi="AppleGothic" w:eastAsia="AppleGothic" w:cs="AppleGothic"/>
-          <w:b/>
-          <w:color w:val="000000"/>
-          <w:sz w:val="30"/>
-        </w:rPr>
-        <w:t>계정 및 권한</w:t>
-      </w:r>
-    </w:p>
-    <w:p>
-      <w:pPr>
-        <w:spacing w:after="80"/>
-      </w:pPr>
-      <w:r>
-        <w:rPr>
-          <w:rFonts w:ascii="AppleGothic" w:hAnsi="AppleGothic" w:eastAsia="AppleGothic" w:cs="AppleGothic"/>
-          <w:b/>
-          <w:color w:val="246BCE"/>
-          <w:sz w:val="21"/>
-        </w:rPr>
-        <w:t xml:space="preserve">목적  </w:t>
-      </w:r>
-      <w:r>
-        <w:rPr>
-          <w:rFonts w:ascii="AppleGothic" w:hAnsi="AppleGothic" w:eastAsia="AppleGothic" w:cs="AppleGothic"/>
-          <w:color w:val="182433"/>
-          <w:sz w:val="21"/>
-        </w:rPr>
-        <w:t>OIDC 사용자와 Group에 역할을 할당하고 접근 범위를 관리합니다.</w:t>
-      </w:r>
-    </w:p>
-    <w:p>
-      <w:pPr>
-        <w:spacing w:after="80"/>
-      </w:pPr>
-      <w:r>
-        <w:rPr>
-          <w:rFonts w:ascii="AppleGothic" w:hAnsi="AppleGothic" w:eastAsia="AppleGothic" w:cs="AppleGothic"/>
-          <w:b/>
-          <w:color w:val="14866D"/>
-          <w:sz w:val="21"/>
-        </w:rPr>
-        <w:t xml:space="preserve">사용 시점  </w:t>
-      </w:r>
-      <w:r>
-        <w:rPr>
-          <w:rFonts w:ascii="AppleGothic" w:hAnsi="AppleGothic" w:eastAsia="AppleGothic" w:cs="AppleGothic"/>
-          <w:color w:val="182433"/>
-          <w:sz w:val="21"/>
-        </w:rPr>
-        <w:t>사용자 활성화, Tenant·Workspace·Cluster·Namespace 권한을 부여할 때 사용합니다.</w:t>
-      </w:r>
-    </w:p>
-    <w:p>
-      <w:pPr>
-        <w:pStyle w:val="ListBullet"/>
-        <w:spacing w:after="60"/>
-      </w:pPr>
-      <w:r>
-        <w:rPr>
-          <w:rFonts w:ascii="AppleGothic" w:hAnsi="AppleGothic" w:eastAsia="AppleGothic" w:cs="AppleGothic"/>
-          <w:color w:val="182433"/>
-          <w:sz w:val="20"/>
-        </w:rPr>
-        <w:t>사용자 활성 상태를 확인하고 비활성화할 수 있습니다.</w:t>
-      </w:r>
-    </w:p>
-    <w:p>
-      <w:pPr>
-        <w:pStyle w:val="ListBullet"/>
-        <w:spacing w:after="60"/>
-      </w:pPr>
-      <w:r>
-        <w:rPr>
-          <w:rFonts w:ascii="AppleGothic" w:hAnsi="AppleGothic" w:eastAsia="AppleGothic" w:cs="AppleGothic"/>
-          <w:color w:val="182433"/>
-          <w:sz w:val="20"/>
-        </w:rPr>
-        <w:t>Viewer, Operator, Cluster Admin과 Platform Admin 역할을 할당합니다.</w:t>
-      </w:r>
-    </w:p>
-    <w:p>
-      <w:pPr>
-        <w:pStyle w:val="ListBullet"/>
-        <w:spacing w:after="60"/>
-      </w:pPr>
-      <w:r>
-        <w:rPr>
-          <w:rFonts w:ascii="AppleGothic" w:hAnsi="AppleGothic" w:eastAsia="AppleGothic" w:cs="AppleGothic"/>
-          <w:color w:val="182433"/>
-          <w:sz w:val="20"/>
-        </w:rPr>
-        <w:t>Platform부터 Namespace까지 역할 Scope를 제한합니다.</w:t>
-      </w:r>
-    </w:p>
-    <w:p>
-      <w:pPr>
-        <w:spacing w:before="60" w:after="100"/>
-        <w:ind w:left="198"/>
-      </w:pPr>
-      <w:r>
-        <w:rPr>
-          <w:rFonts w:ascii="AppleGothic" w:hAnsi="AppleGothic" w:eastAsia="AppleGothic" w:cs="AppleGothic"/>
-          <w:b/>
-          <w:color w:val="A56A00"/>
-          <w:sz w:val="19"/>
-        </w:rPr>
-        <w:t xml:space="preserve">처음 사용할 때  </w:t>
-      </w:r>
-      <w:r>
-        <w:rPr>
-          <w:rFonts w:ascii="AppleGothic" w:hAnsi="AppleGothic" w:eastAsia="AppleGothic" w:cs="AppleGothic"/>
-          <w:color w:val="5E7084"/>
-          <w:sz w:val="19"/>
-        </w:rPr>
-        <w:t>최소 권한 원칙으로 필요한 가장 좁은 Scope부터 부여합니다.</w:t>
-      </w:r>
-    </w:p>
-    <w:p>
-      <w:pPr>
-        <w:spacing w:after="120"/>
-        <w:ind w:left="198"/>
-      </w:pPr>
-      <w:r>
-        <w:rPr>
-          <w:rFonts w:ascii="AppleGothic" w:hAnsi="AppleGothic" w:eastAsia="AppleGothic" w:cs="AppleGothic"/>
-          <w:b/>
-          <w:color w:val="B42318"/>
-          <w:sz w:val="19"/>
-        </w:rPr>
-        <w:t xml:space="preserve">주의  </w:t>
-      </w:r>
-      <w:r>
-        <w:rPr>
-          <w:rFonts w:ascii="AppleGothic" w:hAnsi="AppleGothic" w:eastAsia="AppleGothic" w:cs="AppleGothic"/>
-          <w:color w:val="5E7084"/>
-          <w:sz w:val="19"/>
-        </w:rPr>
-        <w:t>Local Development 모드에서는 이 메뉴가 표시되지 않을 수 있습니다.</w:t>
-      </w:r>
-    </w:p>
-    <w:p>
-      <w:pPr>
-        <w:pStyle w:val="Heading2"/>
-        <w:spacing w:before="180"/>
-        <w:keepNext/>
-      </w:pPr>
-      <w:r>
-        <w:rPr>
-          <w:rFonts w:ascii="AppleGothic" w:hAnsi="AppleGothic" w:eastAsia="AppleGothic" w:cs="AppleGothic"/>
-          <w:b/>
-          <w:color w:val="000000"/>
-          <w:sz w:val="30"/>
-        </w:rPr>
-        <w:t>Tenant 관리</w:t>
-      </w:r>
-    </w:p>
-    <w:p>
-      <w:pPr>
-        <w:spacing w:after="80"/>
-      </w:pPr>
-      <w:r>
-        <w:rPr>
-          <w:rFonts w:ascii="AppleGothic" w:hAnsi="AppleGothic" w:eastAsia="AppleGothic" w:cs="AppleGothic"/>
-          <w:b/>
-          <w:color w:val="246BCE"/>
-          <w:sz w:val="21"/>
-        </w:rPr>
-        <w:t xml:space="preserve">목적  </w:t>
-      </w:r>
-      <w:r>
-        <w:rPr>
-          <w:rFonts w:ascii="AppleGothic" w:hAnsi="AppleGothic" w:eastAsia="AppleGothic" w:cs="AppleGothic"/>
-          <w:color w:val="182433"/>
-          <w:sz w:val="21"/>
-        </w:rPr>
-        <w:t>회사나 고객 단위 Tenant와 내부 업무 그룹 Workspace를 관리합니다.</w:t>
-      </w:r>
-    </w:p>
-    <w:p>
-      <w:pPr>
-        <w:spacing w:after="80"/>
-      </w:pPr>
-      <w:r>
-        <w:rPr>
-          <w:rFonts w:ascii="AppleGothic" w:hAnsi="AppleGothic" w:eastAsia="AppleGothic" w:cs="AppleGothic"/>
-          <w:b/>
-          <w:color w:val="14866D"/>
-          <w:sz w:val="21"/>
-        </w:rPr>
-        <w:t xml:space="preserve">사용 시점  </w:t>
-      </w:r>
-      <w:r>
-        <w:rPr>
-          <w:rFonts w:ascii="AppleGothic" w:hAnsi="AppleGothic" w:eastAsia="AppleGothic" w:cs="AppleGothic"/>
-          <w:color w:val="182433"/>
-          <w:sz w:val="21"/>
-        </w:rPr>
-        <w:t>새 조직, 고객, 운영팀 또는 서비스 범위를 추가할 때 사용합니다.</w:t>
-      </w:r>
-    </w:p>
-    <w:p>
-      <w:pPr>
-        <w:pStyle w:val="ListBullet"/>
-        <w:spacing w:after="60"/>
-      </w:pPr>
-      <w:r>
-        <w:rPr>
-          <w:rFonts w:ascii="AppleGothic" w:hAnsi="AppleGothic" w:eastAsia="AppleGothic" w:cs="AppleGothic"/>
-          <w:color w:val="182433"/>
-          <w:sz w:val="20"/>
-        </w:rPr>
-        <w:t>Tenant와 Workspace를 생성합니다.</w:t>
-      </w:r>
-    </w:p>
-    <w:p>
-      <w:pPr>
-        <w:pStyle w:val="ListBullet"/>
-        <w:spacing w:after="60"/>
-      </w:pPr>
-      <w:r>
-        <w:rPr>
-          <w:rFonts w:ascii="AppleGothic" w:hAnsi="AppleGothic" w:eastAsia="AppleGothic" w:cs="AppleGothic"/>
-          <w:color w:val="182433"/>
-          <w:sz w:val="20"/>
-        </w:rPr>
-        <w:t>현재 선택된 업무 범위와 코드, 표시 이름을 확인합니다.</w:t>
-      </w:r>
-    </w:p>
-    <w:p>
-      <w:pPr>
-        <w:pStyle w:val="ListBullet"/>
-        <w:spacing w:after="60"/>
-      </w:pPr>
-      <w:r>
-        <w:rPr>
-          <w:rFonts w:ascii="AppleGothic" w:hAnsi="AppleGothic" w:eastAsia="AppleGothic" w:cs="AppleGothic"/>
-          <w:color w:val="182433"/>
-          <w:sz w:val="20"/>
-        </w:rPr>
-        <w:t>등록 Cluster와 운영 데이터의 격리 기준을 제공합니다.</w:t>
-      </w:r>
-    </w:p>
-    <w:p>
-      <w:pPr>
-        <w:spacing w:before="60" w:after="100"/>
-        <w:ind w:left="198"/>
-      </w:pPr>
-      <w:r>
-        <w:rPr>
-          <w:rFonts w:ascii="AppleGothic" w:hAnsi="AppleGothic" w:eastAsia="AppleGothic" w:cs="AppleGothic"/>
-          <w:b/>
-          <w:color w:val="A56A00"/>
-          <w:sz w:val="19"/>
-        </w:rPr>
-        <w:t xml:space="preserve">처음 사용할 때  </w:t>
-      </w:r>
-      <w:r>
-        <w:rPr>
-          <w:rFonts w:ascii="AppleGothic" w:hAnsi="AppleGothic" w:eastAsia="AppleGothic" w:cs="AppleGothic"/>
-          <w:color w:val="5E7084"/>
-          <w:sz w:val="19"/>
-        </w:rPr>
-        <w:t>Cluster 등록 전에 올바른 Tenant와 Workspace를 먼저 생성하고 선택합니다.</w:t>
-      </w:r>
-    </w:p>
-    <w:p>
-      <w:pPr>
-        <w:spacing w:after="120"/>
-        <w:ind w:left="198"/>
-      </w:pPr>
-      <w:r>
-        <w:rPr>
-          <w:rFonts w:ascii="AppleGothic" w:hAnsi="AppleGothic" w:eastAsia="AppleGothic" w:cs="AppleGothic"/>
-          <w:b/>
-          <w:color w:val="B42318"/>
-          <w:sz w:val="19"/>
-        </w:rPr>
-        <w:t xml:space="preserve">주의  </w:t>
-      </w:r>
-      <w:r>
-        <w:rPr>
-          <w:rFonts w:ascii="AppleGothic" w:hAnsi="AppleGothic" w:eastAsia="AppleGothic" w:cs="AppleGothic"/>
+          <w:rFonts w:ascii="Noto Sans CJK KR" w:hAnsi="Noto Sans CJK KR" w:eastAsia="Noto Sans CJK KR" w:cs="Noto Sans CJK KR"/>
           <w:color w:val="5E7084"/>
           <w:sz w:val="19"/>
         </w:rPr>
@@ -5173,7 +5874,7 @@
       </w:pPr>
       <w:r>
         <w:rPr>
-          <w:rFonts w:ascii="AppleGothic" w:hAnsi="AppleGothic" w:eastAsia="AppleGothic" w:cs="AppleGothic"/>
+          <w:rFonts w:ascii="Noto Sans CJK KR" w:hAnsi="Noto Sans CJK KR" w:eastAsia="Noto Sans CJK KR" w:cs="Noto Sans CJK KR"/>
         </w:rPr>
         <w:t>메뉴 권한 매트릭스</w:t>
       </w:r>
@@ -5222,7 +5923,7 @@
             </w:pPr>
             <w:r>
               <w:rPr>
-                <w:rFonts w:ascii="AppleGothic" w:hAnsi="AppleGothic" w:eastAsia="AppleGothic" w:cs="AppleGothic"/>
+                <w:rFonts w:ascii="Noto Sans CJK KR" w:hAnsi="Noto Sans CJK KR" w:eastAsia="Noto Sans CJK KR" w:cs="Noto Sans CJK KR"/>
                 <w:b/>
                 <w:color w:val="FFFFFF"/>
                 <w:sz w:val="17"/>
@@ -5258,7 +5959,7 @@
             </w:pPr>
             <w:r>
               <w:rPr>
-                <w:rFonts w:ascii="AppleGothic" w:hAnsi="AppleGothic" w:eastAsia="AppleGothic" w:cs="AppleGothic"/>
+                <w:rFonts w:ascii="Noto Sans CJK KR" w:hAnsi="Noto Sans CJK KR" w:eastAsia="Noto Sans CJK KR" w:cs="Noto Sans CJK KR"/>
                 <w:b/>
                 <w:color w:val="FFFFFF"/>
                 <w:sz w:val="17"/>
@@ -5294,7 +5995,7 @@
             </w:pPr>
             <w:r>
               <w:rPr>
-                <w:rFonts w:ascii="AppleGothic" w:hAnsi="AppleGothic" w:eastAsia="AppleGothic" w:cs="AppleGothic"/>
+                <w:rFonts w:ascii="Noto Sans CJK KR" w:hAnsi="Noto Sans CJK KR" w:eastAsia="Noto Sans CJK KR" w:cs="Noto Sans CJK KR"/>
                 <w:b/>
                 <w:color w:val="FFFFFF"/>
                 <w:sz w:val="17"/>
@@ -5335,7 +6036,7 @@
             </w:pPr>
             <w:r>
               <w:rPr>
-                <w:rFonts w:ascii="AppleGothic" w:hAnsi="AppleGothic" w:eastAsia="AppleGothic" w:cs="AppleGothic"/>
+                <w:rFonts w:ascii="Noto Sans CJK KR" w:hAnsi="Noto Sans CJK KR" w:eastAsia="Noto Sans CJK KR" w:cs="Noto Sans CJK KR"/>
                 <w:color w:val="182433"/>
                 <w:sz w:val="16"/>
               </w:rPr>
@@ -5370,7 +6071,7 @@
             </w:pPr>
             <w:r>
               <w:rPr>
-                <w:rFonts w:ascii="AppleGothic" w:hAnsi="AppleGothic" w:eastAsia="AppleGothic" w:cs="AppleGothic"/>
+                <w:rFonts w:ascii="Noto Sans CJK KR" w:hAnsi="Noto Sans CJK KR" w:eastAsia="Noto Sans CJK KR" w:cs="Noto Sans CJK KR"/>
                 <w:color w:val="182433"/>
                 <w:sz w:val="16"/>
               </w:rPr>
@@ -5405,7 +6106,7 @@
             </w:pPr>
             <w:r>
               <w:rPr>
-                <w:rFonts w:ascii="AppleGothic" w:hAnsi="AppleGothic" w:eastAsia="AppleGothic" w:cs="AppleGothic"/>
+                <w:rFonts w:ascii="Noto Sans CJK KR" w:hAnsi="Noto Sans CJK KR" w:eastAsia="Noto Sans CJK KR" w:cs="Noto Sans CJK KR"/>
                 <w:color w:val="182433"/>
                 <w:sz w:val="16"/>
               </w:rPr>
@@ -5445,7 +6146,7 @@
             </w:pPr>
             <w:r>
               <w:rPr>
-                <w:rFonts w:ascii="AppleGothic" w:hAnsi="AppleGothic" w:eastAsia="AppleGothic" w:cs="AppleGothic"/>
+                <w:rFonts w:ascii="Noto Sans CJK KR" w:hAnsi="Noto Sans CJK KR" w:eastAsia="Noto Sans CJK KR" w:cs="Noto Sans CJK KR"/>
                 <w:color w:val="182433"/>
                 <w:sz w:val="16"/>
               </w:rPr>
@@ -5480,7 +6181,7 @@
             </w:pPr>
             <w:r>
               <w:rPr>
-                <w:rFonts w:ascii="AppleGothic" w:hAnsi="AppleGothic" w:eastAsia="AppleGothic" w:cs="AppleGothic"/>
+                <w:rFonts w:ascii="Noto Sans CJK KR" w:hAnsi="Noto Sans CJK KR" w:eastAsia="Noto Sans CJK KR" w:cs="Noto Sans CJK KR"/>
                 <w:color w:val="182433"/>
                 <w:sz w:val="16"/>
               </w:rPr>
@@ -5515,7 +6216,7 @@
             </w:pPr>
             <w:r>
               <w:rPr>
-                <w:rFonts w:ascii="AppleGothic" w:hAnsi="AppleGothic" w:eastAsia="AppleGothic" w:cs="AppleGothic"/>
+                <w:rFonts w:ascii="Noto Sans CJK KR" w:hAnsi="Noto Sans CJK KR" w:eastAsia="Noto Sans CJK KR" w:cs="Noto Sans CJK KR"/>
                 <w:color w:val="182433"/>
                 <w:sz w:val="16"/>
               </w:rPr>
@@ -5555,7 +6256,7 @@
             </w:pPr>
             <w:r>
               <w:rPr>
-                <w:rFonts w:ascii="AppleGothic" w:hAnsi="AppleGothic" w:eastAsia="AppleGothic" w:cs="AppleGothic"/>
+                <w:rFonts w:ascii="Noto Sans CJK KR" w:hAnsi="Noto Sans CJK KR" w:eastAsia="Noto Sans CJK KR" w:cs="Noto Sans CJK KR"/>
                 <w:color w:val="182433"/>
                 <w:sz w:val="16"/>
               </w:rPr>
@@ -5590,7 +6291,7 @@
             </w:pPr>
             <w:r>
               <w:rPr>
-                <w:rFonts w:ascii="AppleGothic" w:hAnsi="AppleGothic" w:eastAsia="AppleGothic" w:cs="AppleGothic"/>
+                <w:rFonts w:ascii="Noto Sans CJK KR" w:hAnsi="Noto Sans CJK KR" w:eastAsia="Noto Sans CJK KR" w:cs="Noto Sans CJK KR"/>
                 <w:color w:val="182433"/>
                 <w:sz w:val="16"/>
               </w:rPr>
@@ -5625,7 +6326,7 @@
             </w:pPr>
             <w:r>
               <w:rPr>
-                <w:rFonts w:ascii="AppleGothic" w:hAnsi="AppleGothic" w:eastAsia="AppleGothic" w:cs="AppleGothic"/>
+                <w:rFonts w:ascii="Noto Sans CJK KR" w:hAnsi="Noto Sans CJK KR" w:eastAsia="Noto Sans CJK KR" w:cs="Noto Sans CJK KR"/>
                 <w:color w:val="182433"/>
                 <w:sz w:val="16"/>
               </w:rPr>
@@ -5665,7 +6366,7 @@
             </w:pPr>
             <w:r>
               <w:rPr>
-                <w:rFonts w:ascii="AppleGothic" w:hAnsi="AppleGothic" w:eastAsia="AppleGothic" w:cs="AppleGothic"/>
+                <w:rFonts w:ascii="Noto Sans CJK KR" w:hAnsi="Noto Sans CJK KR" w:eastAsia="Noto Sans CJK KR" w:cs="Noto Sans CJK KR"/>
                 <w:color w:val="182433"/>
                 <w:sz w:val="16"/>
               </w:rPr>
@@ -5700,7 +6401,7 @@
             </w:pPr>
             <w:r>
               <w:rPr>
-                <w:rFonts w:ascii="AppleGothic" w:hAnsi="AppleGothic" w:eastAsia="AppleGothic" w:cs="AppleGothic"/>
+                <w:rFonts w:ascii="Noto Sans CJK KR" w:hAnsi="Noto Sans CJK KR" w:eastAsia="Noto Sans CJK KR" w:cs="Noto Sans CJK KR"/>
                 <w:color w:val="182433"/>
                 <w:sz w:val="16"/>
               </w:rPr>
@@ -5735,7 +6436,7 @@
             </w:pPr>
             <w:r>
               <w:rPr>
-                <w:rFonts w:ascii="AppleGothic" w:hAnsi="AppleGothic" w:eastAsia="AppleGothic" w:cs="AppleGothic"/>
+                <w:rFonts w:ascii="Noto Sans CJK KR" w:hAnsi="Noto Sans CJK KR" w:eastAsia="Noto Sans CJK KR" w:cs="Noto Sans CJK KR"/>
                 <w:color w:val="182433"/>
                 <w:sz w:val="16"/>
               </w:rPr>
@@ -5775,7 +6476,7 @@
             </w:pPr>
             <w:r>
               <w:rPr>
-                <w:rFonts w:ascii="AppleGothic" w:hAnsi="AppleGothic" w:eastAsia="AppleGothic" w:cs="AppleGothic"/>
+                <w:rFonts w:ascii="Noto Sans CJK KR" w:hAnsi="Noto Sans CJK KR" w:eastAsia="Noto Sans CJK KR" w:cs="Noto Sans CJK KR"/>
                 <w:color w:val="182433"/>
                 <w:sz w:val="16"/>
               </w:rPr>
@@ -5810,7 +6511,7 @@
             </w:pPr>
             <w:r>
               <w:rPr>
-                <w:rFonts w:ascii="AppleGothic" w:hAnsi="AppleGothic" w:eastAsia="AppleGothic" w:cs="AppleGothic"/>
+                <w:rFonts w:ascii="Noto Sans CJK KR" w:hAnsi="Noto Sans CJK KR" w:eastAsia="Noto Sans CJK KR" w:cs="Noto Sans CJK KR"/>
                 <w:color w:val="182433"/>
                 <w:sz w:val="16"/>
               </w:rPr>
@@ -5845,7 +6546,7 @@
             </w:pPr>
             <w:r>
               <w:rPr>
-                <w:rFonts w:ascii="AppleGothic" w:hAnsi="AppleGothic" w:eastAsia="AppleGothic" w:cs="AppleGothic"/>
+                <w:rFonts w:ascii="Noto Sans CJK KR" w:hAnsi="Noto Sans CJK KR" w:eastAsia="Noto Sans CJK KR" w:cs="Noto Sans CJK KR"/>
                 <w:color w:val="182433"/>
                 <w:sz w:val="16"/>
               </w:rPr>
@@ -5885,7 +6586,7 @@
             </w:pPr>
             <w:r>
               <w:rPr>
-                <w:rFonts w:ascii="AppleGothic" w:hAnsi="AppleGothic" w:eastAsia="AppleGothic" w:cs="AppleGothic"/>
+                <w:rFonts w:ascii="Noto Sans CJK KR" w:hAnsi="Noto Sans CJK KR" w:eastAsia="Noto Sans CJK KR" w:cs="Noto Sans CJK KR"/>
                 <w:color w:val="182433"/>
                 <w:sz w:val="16"/>
               </w:rPr>
@@ -5920,7 +6621,7 @@
             </w:pPr>
             <w:r>
               <w:rPr>
-                <w:rFonts w:ascii="AppleGothic" w:hAnsi="AppleGothic" w:eastAsia="AppleGothic" w:cs="AppleGothic"/>
+                <w:rFonts w:ascii="Noto Sans CJK KR" w:hAnsi="Noto Sans CJK KR" w:eastAsia="Noto Sans CJK KR" w:cs="Noto Sans CJK KR"/>
                 <w:color w:val="182433"/>
                 <w:sz w:val="16"/>
               </w:rPr>
@@ -5955,7 +6656,7 @@
             </w:pPr>
             <w:r>
               <w:rPr>
-                <w:rFonts w:ascii="AppleGothic" w:hAnsi="AppleGothic" w:eastAsia="AppleGothic" w:cs="AppleGothic"/>
+                <w:rFonts w:ascii="Noto Sans CJK KR" w:hAnsi="Noto Sans CJK KR" w:eastAsia="Noto Sans CJK KR" w:cs="Noto Sans CJK KR"/>
                 <w:color w:val="182433"/>
                 <w:sz w:val="16"/>
               </w:rPr>
@@ -5970,91 +6671,56 @@
         <w:pStyle w:val="Heading1"/>
         <w:keepNext/>
         <w:pageBreakBefore/>
+        <w:spacing w:before="240"/>
       </w:pPr>
       <w:r>
         <w:rPr>
-          <w:rFonts w:ascii="AppleGothic" w:hAnsi="AppleGothic" w:eastAsia="AppleGothic" w:cs="AppleGothic"/>
-          <w:b/>
-          <w:color w:val="000000"/>
-          <w:sz w:val="40"/>
+          <w:rFonts w:ascii="Noto Sans CJK KR" w:hAnsi="Noto Sans CJK KR" w:eastAsia="Noto Sans CJK KR" w:cs="Noto Sans CJK KR"/>
         </w:rPr>
-        <w:t>12 Applications와 Argo CD의 향후 방향</w:t>
+        <w:t>12 Application Delivery 운영 경계</w:t>
       </w:r>
     </w:p>
     <w:p>
       <w:r>
         <w:rPr>
-          <w:rFonts w:ascii="AppleGothic" w:hAnsi="AppleGothic" w:eastAsia="AppleGothic" w:cs="AppleGothic"/>
+          <w:rFonts w:ascii="Noto Sans CJK KR" w:hAnsi="Noto Sans CJK KR" w:eastAsia="Noto Sans CJK KR" w:cs="Noto Sans CJK KR"/>
         </w:rPr>
-        <w:t>Argo CD는 후속 선택 연동으로 둡니다. 현재 AIOps는 Argo CD가 없어도 Kubernetes API, Event, Log와 Snapshot을 이용해 진단할 수 있어야 합니다. 연동된 환경에서는 배포 변경과 장애의 관계를 더 정확히 설명하고 안전한 수동 Sync를 제공할 수 있습니다.</w:t>
+        <w:t>Application Delivery는 KlueOps가 관리하는 Helm Release를 명시적으로 배포·변경·삭제합니다. Argo CD나 Flux를 설치하거나 Git 상태를 지속 동기화하지 않으며, Tenant가 별도로 운영하는 GitOps Controller와 책임을 섞지 않습니다.</w:t>
       </w:r>
     </w:p>
     <w:p>
       <w:pPr>
-        <w:spacing w:before="100" w:after="80"/>
-        <w:jc w:val="center"/>
+        <w:pStyle w:val="Heading2"/>
       </w:pPr>
       <w:r>
         <w:rPr>
-          <w:rFonts w:ascii="AppleGothic" w:hAnsi="AppleGothic" w:eastAsia="AppleGothic" w:cs="AppleGothic"/>
+          <w:rFonts w:ascii="Noto Sans CJK KR" w:hAnsi="Noto Sans CJK KR" w:eastAsia="Noto Sans CJK KR" w:cs="Noto Sans CJK KR"/>
         </w:rPr>
-        <w:drawing>
-          <wp:inline xmlns:a="http://schemas.openxmlformats.org/drawingml/2006/main" xmlns:pic="http://schemas.openxmlformats.org/drawingml/2006/picture">
-            <wp:extent cx="6400800" cy="3301465"/>
-            <wp:docPr id="4" name="Picture 4"/>
-            <wp:cNvGraphicFramePr>
-              <a:graphicFrameLocks noChangeAspect="1"/>
-            </wp:cNvGraphicFramePr>
-            <a:graphic>
-              <a:graphicData uri="http://schemas.openxmlformats.org/drawingml/2006/picture">
-                <pic:pic>
-                  <pic:nvPicPr>
-                    <pic:cNvPr id="0" name="argocd-boundary.png"/>
-                    <pic:cNvPicPr/>
-                  </pic:nvPicPr>
-                  <pic:blipFill>
-                    <a:blip r:embed="rId13"/>
-                    <a:stretch>
-                      <a:fillRect/>
-                    </a:stretch>
-                  </pic:blipFill>
-                  <pic:spPr>
-                    <a:xfrm>
-                      <a:off x="0" y="0"/>
-                      <a:ext cx="6400800" cy="3301465"/>
-                    </a:xfrm>
-                    <a:prstGeom prst="rect"/>
-                  </pic:spPr>
-                </pic:pic>
-              </a:graphicData>
-            </a:graphic>
-          </wp:inline>
-        </w:drawing>
+        <w:t>안전한 운영 순서</w:t>
       </w:r>
     </w:p>
     <w:p>
       <w:pPr>
-        <w:spacing w:after="160"/>
-        <w:jc w:val="center"/>
+        <w:spacing w:after="80"/>
+        <w:ind w:left="397" w:hanging="397"/>
       </w:pPr>
       <w:r>
         <w:rPr>
-          <w:rFonts w:ascii="AppleGothic" w:hAnsi="AppleGothic" w:eastAsia="AppleGothic" w:cs="AppleGothic"/>
-          <w:color w:val="5E7084"/>
-          <w:sz w:val="17"/>
+          <w:rFonts w:ascii="Noto Sans CJK KR" w:hAnsi="Noto Sans CJK KR" w:eastAsia="Noto Sans CJK KR" w:cs="Noto Sans CJK KR"/>
         </w:rPr>
-        <w:t>그림 4 AIOps와 Argo CD의 권장 책임 경계</w:t>
+        <w:t>1.  Tenant Library의 Chart 버전과 Values revision을 고정하고 대상 Cluster와 Namespace를 확인합니다.</w:t>
       </w:r>
     </w:p>
     <w:p>
       <w:pPr>
-        <w:pStyle w:val="Heading2"/>
+        <w:spacing w:after="80"/>
+        <w:ind w:left="397" w:hanging="397"/>
       </w:pPr>
       <w:r>
         <w:rPr>
-          <w:rFonts w:ascii="AppleGothic" w:hAnsi="AppleGothic" w:eastAsia="AppleGothic" w:cs="AppleGothic"/>
+          <w:rFonts w:ascii="Noto Sans CJK KR" w:hAnsi="Noto Sans CJK KR" w:eastAsia="Noto Sans CJK KR" w:cs="Noto Sans CJK KR"/>
         </w:rPr>
-        <w:t>단계별 연동 순서</w:t>
+        <w:t>2.  Preview에서 렌더링 결과, Secret 마스킹, Namespace와 Exposure 계획을 확인합니다.</w:t>
       </w:r>
     </w:p>
     <w:p>
@@ -6064,11 +6730,9 @@
       </w:pPr>
       <w:r>
         <w:rPr>
-          <w:rFonts w:ascii="AppleGothic" w:hAnsi="AppleGothic" w:eastAsia="AppleGothic" w:cs="AppleGothic"/>
-          <w:color w:val="182433"/>
-          <w:sz w:val="20"/>
+          <w:rFonts w:eastAsia="Noto Sans CJK KR" w:ascii="Noto Sans CJK KR" w:hAnsi="Noto Sans CJK KR" w:cs="Noto Sans CJK KR"/>
         </w:rPr>
-        <w:t>1.  읽기 전용으로 Application, Health, Sync, Drift, Git revision과 배포 이력을 수집합니다.</w:t>
+        <w:t>3.  정확한 확인 문구로 Helm 작업을 시작하고 Job Center와 Application History에서 진행 및 실패 단계를 추적합니다. Uninstall 성공 후에는 상세 metadata가 제거되므로 완료 결과는 Job Center와 Audit에서 확인합니다.</w:t>
       </w:r>
     </w:p>
     <w:p>
@@ -6078,50 +6742,21 @@
       </w:pPr>
       <w:r>
         <w:rPr>
-          <w:rFonts w:ascii="AppleGothic" w:hAnsi="AppleGothic" w:eastAsia="AppleGothic" w:cs="AppleGothic"/>
-          <w:color w:val="182433"/>
-          <w:sz w:val="20"/>
+          <w:rFonts w:ascii="Noto Sans CJK KR" w:hAnsi="Noto Sans CJK KR" w:eastAsia="Noto Sans CJK KR" w:cs="Noto Sans CJK KR"/>
         </w:rPr>
-        <w:t>2.  배포 시각과 Incident, Event, Log, Rollout 상태를 시간축으로 연결합니다.</w:t>
+        <w:t>4.  작업 후 workload/Pod, Service와 Ingress/HTTPRoute endpoint 상태를 검증하고 필요할 때 preview 후 rollback 또는 uninstall합니다.</w:t>
       </w:r>
     </w:p>
     <w:p>
       <w:pPr>
-        <w:spacing w:after="80"/>
-        <w:ind w:left="397" w:hanging="397"/>
-      </w:pPr>
-      <w:r>
-        <w:rPr>
-          <w:rFonts w:ascii="AppleGothic" w:hAnsi="AppleGothic" w:eastAsia="AppleGothic" w:cs="AppleGothic"/>
-          <w:color w:val="182433"/>
-          <w:sz w:val="20"/>
-        </w:rPr>
-        <w:t>3.  Diff와 실행 전 검증을 제공하고 RBAC와 Audit가 적용된 수동 Refresh 및 Sync를 허용합니다.</w:t>
-      </w:r>
-    </w:p>
-    <w:p>
-      <w:pPr>
-        <w:spacing w:after="80"/>
-        <w:ind w:left="397" w:hanging="397"/>
-      </w:pPr>
-      <w:r>
-        <w:rPr>
-          <w:rFonts w:ascii="AppleGothic" w:hAnsi="AppleGothic" w:eastAsia="AppleGothic" w:cs="AppleGothic"/>
-          <w:color w:val="182433"/>
-          <w:sz w:val="20"/>
-        </w:rPr>
-        <w:t>4.  자동 Prune, 강제 Sync, Application 삭제와 Git 또는 Helm values 직접 수정은 별도 승인 전까지 제외합니다.</w:t>
-      </w:r>
-    </w:p>
-    <w:p>
-      <w:pPr>
         <w:pStyle w:val="Heading1"/>
         <w:keepNext/>
         <w:pageBreakBefore/>
+        <w:spacing w:before="240"/>
       </w:pPr>
       <w:r>
         <w:rPr>
-          <w:rFonts w:ascii="AppleGothic" w:hAnsi="AppleGothic" w:eastAsia="AppleGothic" w:cs="AppleGothic"/>
+          <w:rFonts w:ascii="Noto Sans CJK KR" w:hAnsi="Noto Sans CJK KR" w:eastAsia="Noto Sans CJK KR" w:cs="Noto Sans CJK KR"/>
           <w:b/>
           <w:color w:val="000000"/>
           <w:sz w:val="40"/>
@@ -6135,7 +6770,7 @@
       </w:pPr>
       <w:r>
         <w:rPr>
-          <w:rFonts w:ascii="AppleGothic" w:hAnsi="AppleGothic" w:eastAsia="AppleGothic" w:cs="AppleGothic"/>
+          <w:rFonts w:ascii="Noto Sans CJK KR" w:hAnsi="Noto Sans CJK KR" w:eastAsia="Noto Sans CJK KR" w:cs="Noto Sans CJK KR"/>
         </w:rPr>
         <w:t>초보 운영자</w:t>
       </w:r>
@@ -6147,7 +6782,7 @@
       </w:pPr>
       <w:r>
         <w:rPr>
-          <w:rFonts w:ascii="AppleGothic" w:hAnsi="AppleGothic" w:eastAsia="AppleGothic" w:cs="AppleGothic"/>
+          <w:rFonts w:ascii="Noto Sans CJK KR" w:hAnsi="Noto Sans CJK KR" w:eastAsia="Noto Sans CJK KR" w:cs="Noto Sans CJK KR"/>
           <w:color w:val="182433"/>
           <w:sz w:val="20"/>
         </w:rPr>
@@ -6161,7 +6796,7 @@
       </w:pPr>
       <w:r>
         <w:rPr>
-          <w:rFonts w:ascii="AppleGothic" w:hAnsi="AppleGothic" w:eastAsia="AppleGothic" w:cs="AppleGothic"/>
+          <w:rFonts w:ascii="Noto Sans CJK KR" w:hAnsi="Noto Sans CJK KR" w:eastAsia="Noto Sans CJK KR" w:cs="Noto Sans CJK KR"/>
           <w:color w:val="182433"/>
           <w:sz w:val="20"/>
         </w:rPr>
@@ -6175,7 +6810,7 @@
       </w:pPr>
       <w:r>
         <w:rPr>
-          <w:rFonts w:ascii="AppleGothic" w:hAnsi="AppleGothic" w:eastAsia="AppleGothic" w:cs="AppleGothic"/>
+          <w:rFonts w:ascii="Noto Sans CJK KR" w:hAnsi="Noto Sans CJK KR" w:eastAsia="Noto Sans CJK KR" w:cs="Noto Sans CJK KR"/>
           <w:color w:val="182433"/>
           <w:sz w:val="20"/>
         </w:rPr>
@@ -6189,7 +6824,7 @@
       </w:pPr>
       <w:r>
         <w:rPr>
-          <w:rFonts w:ascii="AppleGothic" w:hAnsi="AppleGothic" w:eastAsia="AppleGothic" w:cs="AppleGothic"/>
+          <w:rFonts w:ascii="Noto Sans CJK KR" w:hAnsi="Noto Sans CJK KR" w:eastAsia="Noto Sans CJK KR" w:cs="Noto Sans CJK KR"/>
           <w:color w:val="182433"/>
           <w:sz w:val="20"/>
         </w:rPr>
@@ -6203,7 +6838,7 @@
       </w:pPr>
       <w:r>
         <w:rPr>
-          <w:rFonts w:ascii="AppleGothic" w:hAnsi="AppleGothic" w:eastAsia="AppleGothic" w:cs="AppleGothic"/>
+          <w:rFonts w:ascii="Noto Sans CJK KR" w:hAnsi="Noto Sans CJK KR" w:eastAsia="Noto Sans CJK KR" w:cs="Noto Sans CJK KR"/>
           <w:color w:val="182433"/>
           <w:sz w:val="20"/>
         </w:rPr>
@@ -6216,7 +6851,7 @@
       </w:pPr>
       <w:r>
         <w:rPr>
-          <w:rFonts w:ascii="AppleGothic" w:hAnsi="AppleGothic" w:eastAsia="AppleGothic" w:cs="AppleGothic"/>
+          <w:rFonts w:ascii="Noto Sans CJK KR" w:hAnsi="Noto Sans CJK KR" w:eastAsia="Noto Sans CJK KR" w:cs="Noto Sans CJK KR"/>
         </w:rPr>
         <w:t>숙련 운영자</w:t>
       </w:r>
@@ -6228,7 +6863,7 @@
       </w:pPr>
       <w:r>
         <w:rPr>
-          <w:rFonts w:ascii="AppleGothic" w:hAnsi="AppleGothic" w:eastAsia="AppleGothic" w:cs="AppleGothic"/>
+          <w:rFonts w:ascii="Noto Sans CJK KR" w:hAnsi="Noto Sans CJK KR" w:eastAsia="Noto Sans CJK KR" w:cs="Noto Sans CJK KR"/>
           <w:color w:val="182433"/>
           <w:sz w:val="20"/>
         </w:rPr>
@@ -6242,7 +6877,7 @@
       </w:pPr>
       <w:r>
         <w:rPr>
-          <w:rFonts w:ascii="AppleGothic" w:hAnsi="AppleGothic" w:eastAsia="AppleGothic" w:cs="AppleGothic"/>
+          <w:rFonts w:ascii="Noto Sans CJK KR" w:hAnsi="Noto Sans CJK KR" w:eastAsia="Noto Sans CJK KR" w:cs="Noto Sans CJK KR"/>
           <w:color w:val="182433"/>
           <w:sz w:val="20"/>
         </w:rPr>
@@ -6256,7 +6891,7 @@
       </w:pPr>
       <w:r>
         <w:rPr>
-          <w:rFonts w:ascii="AppleGothic" w:hAnsi="AppleGothic" w:eastAsia="AppleGothic" w:cs="AppleGothic"/>
+          <w:rFonts w:ascii="Noto Sans CJK KR" w:hAnsi="Noto Sans CJK KR" w:eastAsia="Noto Sans CJK KR" w:cs="Noto Sans CJK KR"/>
           <w:color w:val="182433"/>
           <w:sz w:val="20"/>
         </w:rPr>
@@ -6270,7 +6905,7 @@
       </w:pPr>
       <w:r>
         <w:rPr>
-          <w:rFonts w:ascii="AppleGothic" w:hAnsi="AppleGothic" w:eastAsia="AppleGothic" w:cs="AppleGothic"/>
+          <w:rFonts w:ascii="Noto Sans CJK KR" w:hAnsi="Noto Sans CJK KR" w:eastAsia="Noto Sans CJK KR" w:cs="Noto Sans CJK KR"/>
           <w:color w:val="182433"/>
           <w:sz w:val="20"/>
         </w:rPr>
@@ -6283,7 +6918,7 @@
       </w:pPr>
       <w:r>
         <w:rPr>
-          <w:rFonts w:ascii="AppleGothic" w:hAnsi="AppleGothic" w:eastAsia="AppleGothic" w:cs="AppleGothic"/>
+          <w:rFonts w:ascii="Noto Sans CJK KR" w:hAnsi="Noto Sans CJK KR" w:eastAsia="Noto Sans CJK KR" w:cs="Noto Sans CJK KR"/>
         </w:rPr>
         <w:t>플랫폼 관리자</w:t>
       </w:r>
@@ -6295,7 +6930,7 @@
       </w:pPr>
       <w:r>
         <w:rPr>
-          <w:rFonts w:ascii="AppleGothic" w:hAnsi="AppleGothic" w:eastAsia="AppleGothic" w:cs="AppleGothic"/>
+          <w:rFonts w:ascii="Noto Sans CJK KR" w:hAnsi="Noto Sans CJK KR" w:eastAsia="Noto Sans CJK KR" w:cs="Noto Sans CJK KR"/>
           <w:color w:val="182433"/>
           <w:sz w:val="20"/>
         </w:rPr>
@@ -6309,7 +6944,7 @@
       </w:pPr>
       <w:r>
         <w:rPr>
-          <w:rFonts w:ascii="AppleGothic" w:hAnsi="AppleGothic" w:eastAsia="AppleGothic" w:cs="AppleGothic"/>
+          <w:rFonts w:ascii="Noto Sans CJK KR" w:hAnsi="Noto Sans CJK KR" w:eastAsia="Noto Sans CJK KR" w:cs="Noto Sans CJK KR"/>
           <w:color w:val="182433"/>
           <w:sz w:val="20"/>
         </w:rPr>
@@ -6323,7 +6958,7 @@
       </w:pPr>
       <w:r>
         <w:rPr>
-          <w:rFonts w:ascii="AppleGothic" w:hAnsi="AppleGothic" w:eastAsia="AppleGothic" w:cs="AppleGothic"/>
+          <w:rFonts w:ascii="Noto Sans CJK KR" w:hAnsi="Noto Sans CJK KR" w:eastAsia="Noto Sans CJK KR" w:cs="Noto Sans CJK KR"/>
           <w:color w:val="182433"/>
           <w:sz w:val="20"/>
         </w:rPr>
@@ -6332,13 +6967,26 @@
     </w:p>
     <w:p>
       <w:pPr>
+        <w:pageBreakBefore/>
+        <w:spacing w:before="0" w:after="120"/>
+      </w:pPr>
+      <w:r>
+        <w:rPr>
+          <w:sz w:val="16"/>
+        </w:rPr>
+        <w:t xml:space="preserve"> </w:t>
+      </w:r>
+    </w:p>
+    <w:p>
+      <w:pPr>
         <w:pStyle w:val="Heading1"/>
         <w:keepNext/>
-        <w:pageBreakBefore/>
+        <w:pageBreakBefore w:val="0"/>
+        <w:spacing w:before="240"/>
       </w:pPr>
       <w:r>
         <w:rPr>
-          <w:rFonts w:ascii="AppleGothic" w:hAnsi="AppleGothic" w:eastAsia="AppleGothic" w:cs="AppleGothic"/>
+          <w:rFonts w:ascii="Noto Sans CJK KR" w:hAnsi="Noto Sans CJK KR" w:eastAsia="Noto Sans CJK KR" w:cs="Noto Sans CJK KR"/>
           <w:b/>
           <w:color w:val="000000"/>
           <w:sz w:val="40"/>
@@ -6388,7 +7036,7 @@
             </w:pPr>
             <w:r>
               <w:rPr>
-                <w:rFonts w:ascii="AppleGothic" w:hAnsi="AppleGothic" w:eastAsia="AppleGothic" w:cs="AppleGothic"/>
+                <w:rFonts w:ascii="Noto Sans CJK KR" w:hAnsi="Noto Sans CJK KR" w:eastAsia="Noto Sans CJK KR" w:cs="Noto Sans CJK KR"/>
                 <w:b/>
                 <w:color w:val="FFFFFF"/>
                 <w:sz w:val="19"/>
@@ -6423,7 +7071,7 @@
             </w:pPr>
             <w:r>
               <w:rPr>
-                <w:rFonts w:ascii="AppleGothic" w:hAnsi="AppleGothic" w:eastAsia="AppleGothic" w:cs="AppleGothic"/>
+                <w:rFonts w:ascii="Noto Sans CJK KR" w:hAnsi="Noto Sans CJK KR" w:eastAsia="Noto Sans CJK KR" w:cs="Noto Sans CJK KR"/>
                 <w:b/>
                 <w:color w:val="FFFFFF"/>
                 <w:sz w:val="19"/>
@@ -6458,7 +7106,7 @@
             </w:pPr>
             <w:r>
               <w:rPr>
-                <w:rFonts w:ascii="AppleGothic" w:hAnsi="AppleGothic" w:eastAsia="AppleGothic" w:cs="AppleGothic"/>
+                <w:rFonts w:ascii="Noto Sans CJK KR" w:hAnsi="Noto Sans CJK KR" w:eastAsia="Noto Sans CJK KR" w:cs="Noto Sans CJK KR"/>
                 <w:b/>
                 <w:color w:val="FFFFFF"/>
                 <w:sz w:val="19"/>
@@ -6495,7 +7143,7 @@
             </w:pPr>
             <w:r>
               <w:rPr>
-                <w:rFonts w:ascii="AppleGothic" w:hAnsi="AppleGothic" w:eastAsia="AppleGothic" w:cs="AppleGothic"/>
+                <w:rFonts w:ascii="Noto Sans CJK KR" w:hAnsi="Noto Sans CJK KR" w:eastAsia="Noto Sans CJK KR" w:cs="Noto Sans CJK KR"/>
                 <w:color w:val="182433"/>
                 <w:sz w:val="18"/>
               </w:rPr>
@@ -6529,7 +7177,7 @@
             </w:pPr>
             <w:r>
               <w:rPr>
-                <w:rFonts w:ascii="AppleGothic" w:hAnsi="AppleGothic" w:eastAsia="AppleGothic" w:cs="AppleGothic"/>
+                <w:rFonts w:ascii="Noto Sans CJK KR" w:hAnsi="Noto Sans CJK KR" w:eastAsia="Noto Sans CJK KR" w:cs="Noto Sans CJK KR"/>
                 <w:color w:val="182433"/>
                 <w:sz w:val="18"/>
               </w:rPr>
@@ -6563,7 +7211,7 @@
             </w:pPr>
             <w:r>
               <w:rPr>
-                <w:rFonts w:ascii="AppleGothic" w:hAnsi="AppleGothic" w:eastAsia="AppleGothic" w:cs="AppleGothic"/>
+                <w:rFonts w:ascii="Noto Sans CJK KR" w:hAnsi="Noto Sans CJK KR" w:eastAsia="Noto Sans CJK KR" w:cs="Noto Sans CJK KR"/>
                 <w:color w:val="182433"/>
                 <w:sz w:val="18"/>
               </w:rPr>
@@ -6599,7 +7247,7 @@
             </w:pPr>
             <w:r>
               <w:rPr>
-                <w:rFonts w:ascii="AppleGothic" w:hAnsi="AppleGothic" w:eastAsia="AppleGothic" w:cs="AppleGothic"/>
+                <w:rFonts w:ascii="Noto Sans CJK KR" w:hAnsi="Noto Sans CJK KR" w:eastAsia="Noto Sans CJK KR" w:cs="Noto Sans CJK KR"/>
                 <w:color w:val="182433"/>
                 <w:sz w:val="18"/>
               </w:rPr>
@@ -6633,7 +7281,7 @@
             </w:pPr>
             <w:r>
               <w:rPr>
-                <w:rFonts w:ascii="AppleGothic" w:hAnsi="AppleGothic" w:eastAsia="AppleGothic" w:cs="AppleGothic"/>
+                <w:rFonts w:ascii="Noto Sans CJK KR" w:hAnsi="Noto Sans CJK KR" w:eastAsia="Noto Sans CJK KR" w:cs="Noto Sans CJK KR"/>
                 <w:color w:val="182433"/>
                 <w:sz w:val="18"/>
               </w:rPr>
@@ -6667,7 +7315,7 @@
             </w:pPr>
             <w:r>
               <w:rPr>
-                <w:rFonts w:ascii="AppleGothic" w:hAnsi="AppleGothic" w:eastAsia="AppleGothic" w:cs="AppleGothic"/>
+                <w:rFonts w:ascii="Noto Sans CJK KR" w:hAnsi="Noto Sans CJK KR" w:eastAsia="Noto Sans CJK KR" w:cs="Noto Sans CJK KR"/>
                 <w:color w:val="182433"/>
                 <w:sz w:val="18"/>
               </w:rPr>
@@ -6703,7 +7351,7 @@
             </w:pPr>
             <w:r>
               <w:rPr>
-                <w:rFonts w:ascii="AppleGothic" w:hAnsi="AppleGothic" w:eastAsia="AppleGothic" w:cs="AppleGothic"/>
+                <w:rFonts w:ascii="Noto Sans CJK KR" w:hAnsi="Noto Sans CJK KR" w:eastAsia="Noto Sans CJK KR" w:cs="Noto Sans CJK KR"/>
                 <w:color w:val="182433"/>
                 <w:sz w:val="18"/>
               </w:rPr>
@@ -6737,7 +7385,7 @@
             </w:pPr>
             <w:r>
               <w:rPr>
-                <w:rFonts w:ascii="AppleGothic" w:hAnsi="AppleGothic" w:eastAsia="AppleGothic" w:cs="AppleGothic"/>
+                <w:rFonts w:ascii="Noto Sans CJK KR" w:hAnsi="Noto Sans CJK KR" w:eastAsia="Noto Sans CJK KR" w:cs="Noto Sans CJK KR"/>
                 <w:color w:val="182433"/>
                 <w:sz w:val="18"/>
               </w:rPr>
@@ -6771,7 +7419,7 @@
             </w:pPr>
             <w:r>
               <w:rPr>
-                <w:rFonts w:ascii="AppleGothic" w:hAnsi="AppleGothic" w:eastAsia="AppleGothic" w:cs="AppleGothic"/>
+                <w:rFonts w:ascii="Noto Sans CJK KR" w:hAnsi="Noto Sans CJK KR" w:eastAsia="Noto Sans CJK KR" w:cs="Noto Sans CJK KR"/>
                 <w:color w:val="182433"/>
                 <w:sz w:val="18"/>
               </w:rPr>
@@ -6807,7 +7455,7 @@
             </w:pPr>
             <w:r>
               <w:rPr>
-                <w:rFonts w:ascii="AppleGothic" w:hAnsi="AppleGothic" w:eastAsia="AppleGothic" w:cs="AppleGothic"/>
+                <w:rFonts w:ascii="Noto Sans CJK KR" w:hAnsi="Noto Sans CJK KR" w:eastAsia="Noto Sans CJK KR" w:cs="Noto Sans CJK KR"/>
                 <w:color w:val="182433"/>
                 <w:sz w:val="18"/>
               </w:rPr>
@@ -6841,7 +7489,7 @@
             </w:pPr>
             <w:r>
               <w:rPr>
-                <w:rFonts w:ascii="AppleGothic" w:hAnsi="AppleGothic" w:eastAsia="AppleGothic" w:cs="AppleGothic"/>
+                <w:rFonts w:ascii="Noto Sans CJK KR" w:hAnsi="Noto Sans CJK KR" w:eastAsia="Noto Sans CJK KR" w:cs="Noto Sans CJK KR"/>
                 <w:color w:val="182433"/>
                 <w:sz w:val="18"/>
               </w:rPr>
@@ -6875,7 +7523,7 @@
             </w:pPr>
             <w:r>
               <w:rPr>
-                <w:rFonts w:ascii="AppleGothic" w:hAnsi="AppleGothic" w:eastAsia="AppleGothic" w:cs="AppleGothic"/>
+                <w:rFonts w:ascii="Noto Sans CJK KR" w:hAnsi="Noto Sans CJK KR" w:eastAsia="Noto Sans CJK KR" w:cs="Noto Sans CJK KR"/>
                 <w:color w:val="182433"/>
                 <w:sz w:val="18"/>
               </w:rPr>
@@ -6911,7 +7559,7 @@
             </w:pPr>
             <w:r>
               <w:rPr>
-                <w:rFonts w:ascii="AppleGothic" w:hAnsi="AppleGothic" w:eastAsia="AppleGothic" w:cs="AppleGothic"/>
+                <w:rFonts w:ascii="Noto Sans CJK KR" w:hAnsi="Noto Sans CJK KR" w:eastAsia="Noto Sans CJK KR" w:cs="Noto Sans CJK KR"/>
                 <w:color w:val="182433"/>
                 <w:sz w:val="18"/>
               </w:rPr>
@@ -6945,7 +7593,7 @@
             </w:pPr>
             <w:r>
               <w:rPr>
-                <w:rFonts w:ascii="AppleGothic" w:hAnsi="AppleGothic" w:eastAsia="AppleGothic" w:cs="AppleGothic"/>
+                <w:rFonts w:ascii="Noto Sans CJK KR" w:hAnsi="Noto Sans CJK KR" w:eastAsia="Noto Sans CJK KR" w:cs="Noto Sans CJK KR"/>
                 <w:color w:val="182433"/>
                 <w:sz w:val="18"/>
               </w:rPr>
@@ -6979,7 +7627,7 @@
             </w:pPr>
             <w:r>
               <w:rPr>
-                <w:rFonts w:ascii="AppleGothic" w:hAnsi="AppleGothic" w:eastAsia="AppleGothic" w:cs="AppleGothic"/>
+                <w:rFonts w:ascii="Noto Sans CJK KR" w:hAnsi="Noto Sans CJK KR" w:eastAsia="Noto Sans CJK KR" w:cs="Noto Sans CJK KR"/>
                 <w:color w:val="182433"/>
                 <w:sz w:val="18"/>
               </w:rPr>
@@ -7015,7 +7663,7 @@
             </w:pPr>
             <w:r>
               <w:rPr>
-                <w:rFonts w:ascii="AppleGothic" w:hAnsi="AppleGothic" w:eastAsia="AppleGothic" w:cs="AppleGothic"/>
+                <w:rFonts w:ascii="Noto Sans CJK KR" w:hAnsi="Noto Sans CJK KR" w:eastAsia="Noto Sans CJK KR" w:cs="Noto Sans CJK KR"/>
                 <w:color w:val="182433"/>
                 <w:sz w:val="18"/>
               </w:rPr>
@@ -7049,7 +7697,7 @@
             </w:pPr>
             <w:r>
               <w:rPr>
-                <w:rFonts w:ascii="AppleGothic" w:hAnsi="AppleGothic" w:eastAsia="AppleGothic" w:cs="AppleGothic"/>
+                <w:rFonts w:ascii="Noto Sans CJK KR" w:hAnsi="Noto Sans CJK KR" w:eastAsia="Noto Sans CJK KR" w:cs="Noto Sans CJK KR"/>
                 <w:color w:val="182433"/>
                 <w:sz w:val="18"/>
               </w:rPr>
@@ -7083,7 +7731,7 @@
             </w:pPr>
             <w:r>
               <w:rPr>
-                <w:rFonts w:ascii="AppleGothic" w:hAnsi="AppleGothic" w:eastAsia="AppleGothic" w:cs="AppleGothic"/>
+                <w:rFonts w:ascii="Noto Sans CJK KR" w:hAnsi="Noto Sans CJK KR" w:eastAsia="Noto Sans CJK KR" w:cs="Noto Sans CJK KR"/>
                 <w:color w:val="182433"/>
                 <w:sz w:val="18"/>
               </w:rPr>
@@ -7119,7 +7767,7 @@
             </w:pPr>
             <w:r>
               <w:rPr>
-                <w:rFonts w:ascii="AppleGothic" w:hAnsi="AppleGothic" w:eastAsia="AppleGothic" w:cs="AppleGothic"/>
+                <w:rFonts w:ascii="Noto Sans CJK KR" w:hAnsi="Noto Sans CJK KR" w:eastAsia="Noto Sans CJK KR" w:cs="Noto Sans CJK KR"/>
                 <w:color w:val="182433"/>
                 <w:sz w:val="18"/>
               </w:rPr>
@@ -7153,7 +7801,7 @@
             </w:pPr>
             <w:r>
               <w:rPr>
-                <w:rFonts w:ascii="AppleGothic" w:hAnsi="AppleGothic" w:eastAsia="AppleGothic" w:cs="AppleGothic"/>
+                <w:rFonts w:ascii="Noto Sans CJK KR" w:hAnsi="Noto Sans CJK KR" w:eastAsia="Noto Sans CJK KR" w:cs="Noto Sans CJK KR"/>
                 <w:color w:val="182433"/>
                 <w:sz w:val="18"/>
               </w:rPr>
@@ -7187,7 +7835,7 @@
             </w:pPr>
             <w:r>
               <w:rPr>
-                <w:rFonts w:ascii="AppleGothic" w:hAnsi="AppleGothic" w:eastAsia="AppleGothic" w:cs="AppleGothic"/>
+                <w:rFonts w:ascii="Noto Sans CJK KR" w:hAnsi="Noto Sans CJK KR" w:eastAsia="Noto Sans CJK KR" w:cs="Noto Sans CJK KR"/>
                 <w:color w:val="182433"/>
                 <w:sz w:val="18"/>
               </w:rPr>
@@ -7223,7 +7871,7 @@
             </w:pPr>
             <w:r>
               <w:rPr>
-                <w:rFonts w:ascii="AppleGothic" w:hAnsi="AppleGothic" w:eastAsia="AppleGothic" w:cs="AppleGothic"/>
+                <w:rFonts w:ascii="Noto Sans CJK KR" w:hAnsi="Noto Sans CJK KR" w:eastAsia="Noto Sans CJK KR" w:cs="Noto Sans CJK KR"/>
                 <w:color w:val="182433"/>
                 <w:sz w:val="18"/>
               </w:rPr>
@@ -7257,7 +7905,7 @@
             </w:pPr>
             <w:r>
               <w:rPr>
-                <w:rFonts w:ascii="AppleGothic" w:hAnsi="AppleGothic" w:eastAsia="AppleGothic" w:cs="AppleGothic"/>
+                <w:rFonts w:ascii="Noto Sans CJK KR" w:hAnsi="Noto Sans CJK KR" w:eastAsia="Noto Sans CJK KR" w:cs="Noto Sans CJK KR"/>
                 <w:color w:val="182433"/>
                 <w:sz w:val="18"/>
               </w:rPr>
@@ -7291,7 +7939,7 @@
             </w:pPr>
             <w:r>
               <w:rPr>
-                <w:rFonts w:ascii="AppleGothic" w:hAnsi="AppleGothic" w:eastAsia="AppleGothic" w:cs="AppleGothic"/>
+                <w:rFonts w:ascii="Noto Sans CJK KR" w:hAnsi="Noto Sans CJK KR" w:eastAsia="Noto Sans CJK KR" w:cs="Noto Sans CJK KR"/>
                 <w:color w:val="182433"/>
                 <w:sz w:val="18"/>
               </w:rPr>
@@ -7327,7 +7975,7 @@
             </w:pPr>
             <w:r>
               <w:rPr>
-                <w:rFonts w:ascii="AppleGothic" w:hAnsi="AppleGothic" w:eastAsia="AppleGothic" w:cs="AppleGothic"/>
+                <w:rFonts w:ascii="Noto Sans CJK KR" w:hAnsi="Noto Sans CJK KR" w:eastAsia="Noto Sans CJK KR" w:cs="Noto Sans CJK KR"/>
                 <w:color w:val="182433"/>
                 <w:sz w:val="18"/>
               </w:rPr>
@@ -7361,7 +8009,7 @@
             </w:pPr>
             <w:r>
               <w:rPr>
-                <w:rFonts w:ascii="AppleGothic" w:hAnsi="AppleGothic" w:eastAsia="AppleGothic" w:cs="AppleGothic"/>
+                <w:rFonts w:ascii="Noto Sans CJK KR" w:hAnsi="Noto Sans CJK KR" w:eastAsia="Noto Sans CJK KR" w:cs="Noto Sans CJK KR"/>
                 <w:color w:val="182433"/>
                 <w:sz w:val="18"/>
               </w:rPr>
@@ -7395,7 +8043,7 @@
             </w:pPr>
             <w:r>
               <w:rPr>
-                <w:rFonts w:ascii="AppleGothic" w:hAnsi="AppleGothic" w:eastAsia="AppleGothic" w:cs="AppleGothic"/>
+                <w:rFonts w:ascii="Noto Sans CJK KR" w:hAnsi="Noto Sans CJK KR" w:eastAsia="Noto Sans CJK KR" w:cs="Noto Sans CJK KR"/>
                 <w:color w:val="182433"/>
                 <w:sz w:val="18"/>
               </w:rPr>
@@ -7431,7 +8079,7 @@
             </w:pPr>
             <w:r>
               <w:rPr>
-                <w:rFonts w:ascii="AppleGothic" w:hAnsi="AppleGothic" w:eastAsia="AppleGothic" w:cs="AppleGothic"/>
+                <w:rFonts w:ascii="Noto Sans CJK KR" w:hAnsi="Noto Sans CJK KR" w:eastAsia="Noto Sans CJK KR" w:cs="Noto Sans CJK KR"/>
                 <w:color w:val="182433"/>
                 <w:sz w:val="18"/>
               </w:rPr>
@@ -7465,7 +8113,7 @@
             </w:pPr>
             <w:r>
               <w:rPr>
-                <w:rFonts w:ascii="AppleGothic" w:hAnsi="AppleGothic" w:eastAsia="AppleGothic" w:cs="AppleGothic"/>
+                <w:rFonts w:ascii="Noto Sans CJK KR" w:hAnsi="Noto Sans CJK KR" w:eastAsia="Noto Sans CJK KR" w:cs="Noto Sans CJK KR"/>
                 <w:color w:val="182433"/>
                 <w:sz w:val="18"/>
               </w:rPr>
@@ -7499,7 +8147,7 @@
             </w:pPr>
             <w:r>
               <w:rPr>
-                <w:rFonts w:ascii="AppleGothic" w:hAnsi="AppleGothic" w:eastAsia="AppleGothic" w:cs="AppleGothic"/>
+                <w:rFonts w:ascii="Noto Sans CJK KR" w:hAnsi="Noto Sans CJK KR" w:eastAsia="Noto Sans CJK KR" w:cs="Noto Sans CJK KR"/>
                 <w:color w:val="182433"/>
                 <w:sz w:val="18"/>
               </w:rPr>
@@ -7535,7 +8183,7 @@
             </w:pPr>
             <w:r>
               <w:rPr>
-                <w:rFonts w:ascii="AppleGothic" w:hAnsi="AppleGothic" w:eastAsia="AppleGothic" w:cs="AppleGothic"/>
+                <w:rFonts w:ascii="Noto Sans CJK KR" w:hAnsi="Noto Sans CJK KR" w:eastAsia="Noto Sans CJK KR" w:cs="Noto Sans CJK KR"/>
                 <w:color w:val="182433"/>
                 <w:sz w:val="18"/>
               </w:rPr>
@@ -7569,7 +8217,7 @@
             </w:pPr>
             <w:r>
               <w:rPr>
-                <w:rFonts w:ascii="AppleGothic" w:hAnsi="AppleGothic" w:eastAsia="AppleGothic" w:cs="AppleGothic"/>
+                <w:rFonts w:ascii="Noto Sans CJK KR" w:hAnsi="Noto Sans CJK KR" w:eastAsia="Noto Sans CJK KR" w:cs="Noto Sans CJK KR"/>
                 <w:color w:val="182433"/>
                 <w:sz w:val="18"/>
               </w:rPr>
@@ -7603,7 +8251,7 @@
             </w:pPr>
             <w:r>
               <w:rPr>
-                <w:rFonts w:ascii="AppleGothic" w:hAnsi="AppleGothic" w:eastAsia="AppleGothic" w:cs="AppleGothic"/>
+                <w:rFonts w:ascii="Noto Sans CJK KR" w:hAnsi="Noto Sans CJK KR" w:eastAsia="Noto Sans CJK KR" w:cs="Noto Sans CJK KR"/>
                 <w:color w:val="182433"/>
                 <w:sz w:val="18"/>
               </w:rPr>
@@ -7639,7 +8287,7 @@
             </w:pPr>
             <w:r>
               <w:rPr>
-                <w:rFonts w:ascii="AppleGothic" w:hAnsi="AppleGothic" w:eastAsia="AppleGothic" w:cs="AppleGothic"/>
+                <w:rFonts w:ascii="Noto Sans CJK KR" w:hAnsi="Noto Sans CJK KR" w:eastAsia="Noto Sans CJK KR" w:cs="Noto Sans CJK KR"/>
                 <w:color w:val="182433"/>
                 <w:sz w:val="18"/>
               </w:rPr>
@@ -7673,7 +8321,7 @@
             </w:pPr>
             <w:r>
               <w:rPr>
-                <w:rFonts w:ascii="AppleGothic" w:hAnsi="AppleGothic" w:eastAsia="AppleGothic" w:cs="AppleGothic"/>
+                <w:rFonts w:ascii="Noto Sans CJK KR" w:hAnsi="Noto Sans CJK KR" w:eastAsia="Noto Sans CJK KR" w:cs="Noto Sans CJK KR"/>
                 <w:color w:val="182433"/>
                 <w:sz w:val="18"/>
               </w:rPr>
@@ -7707,7 +8355,7 @@
             </w:pPr>
             <w:r>
               <w:rPr>
-                <w:rFonts w:ascii="AppleGothic" w:hAnsi="AppleGothic" w:eastAsia="AppleGothic" w:cs="AppleGothic"/>
+                <w:rFonts w:ascii="Noto Sans CJK KR" w:hAnsi="Noto Sans CJK KR" w:eastAsia="Noto Sans CJK KR" w:cs="Noto Sans CJK KR"/>
                 <w:color w:val="182433"/>
                 <w:sz w:val="18"/>
               </w:rPr>
@@ -7743,7 +8391,7 @@
             </w:pPr>
             <w:r>
               <w:rPr>
-                <w:rFonts w:ascii="AppleGothic" w:hAnsi="AppleGothic" w:eastAsia="AppleGothic" w:cs="AppleGothic"/>
+                <w:rFonts w:ascii="Noto Sans CJK KR" w:hAnsi="Noto Sans CJK KR" w:eastAsia="Noto Sans CJK KR" w:cs="Noto Sans CJK KR"/>
                 <w:color w:val="182433"/>
                 <w:sz w:val="18"/>
               </w:rPr>
@@ -7777,7 +8425,7 @@
             </w:pPr>
             <w:r>
               <w:rPr>
-                <w:rFonts w:ascii="AppleGothic" w:hAnsi="AppleGothic" w:eastAsia="AppleGothic" w:cs="AppleGothic"/>
+                <w:rFonts w:ascii="Noto Sans CJK KR" w:hAnsi="Noto Sans CJK KR" w:eastAsia="Noto Sans CJK KR" w:cs="Noto Sans CJK KR"/>
                 <w:color w:val="182433"/>
                 <w:sz w:val="18"/>
               </w:rPr>
@@ -7811,7 +8459,7 @@
             </w:pPr>
             <w:r>
               <w:rPr>
-                <w:rFonts w:ascii="AppleGothic" w:hAnsi="AppleGothic" w:eastAsia="AppleGothic" w:cs="AppleGothic"/>
+                <w:rFonts w:ascii="Noto Sans CJK KR" w:hAnsi="Noto Sans CJK KR" w:eastAsia="Noto Sans CJK KR" w:cs="Noto Sans CJK KR"/>
                 <w:color w:val="182433"/>
                 <w:sz w:val="18"/>
               </w:rPr>
@@ -7847,7 +8495,7 @@
             </w:pPr>
             <w:r>
               <w:rPr>
-                <w:rFonts w:ascii="AppleGothic" w:hAnsi="AppleGothic" w:eastAsia="AppleGothic" w:cs="AppleGothic"/>
+                <w:rFonts w:ascii="Noto Sans CJK KR" w:hAnsi="Noto Sans CJK KR" w:eastAsia="Noto Sans CJK KR" w:cs="Noto Sans CJK KR"/>
                 <w:color w:val="182433"/>
                 <w:sz w:val="18"/>
               </w:rPr>
@@ -7881,7 +8529,7 @@
             </w:pPr>
             <w:r>
               <w:rPr>
-                <w:rFonts w:ascii="AppleGothic" w:hAnsi="AppleGothic" w:eastAsia="AppleGothic" w:cs="AppleGothic"/>
+                <w:rFonts w:ascii="Noto Sans CJK KR" w:hAnsi="Noto Sans CJK KR" w:eastAsia="Noto Sans CJK KR" w:cs="Noto Sans CJK KR"/>
                 <w:color w:val="182433"/>
                 <w:sz w:val="18"/>
               </w:rPr>
@@ -7915,7 +8563,7 @@
             </w:pPr>
             <w:r>
               <w:rPr>
-                <w:rFonts w:ascii="AppleGothic" w:hAnsi="AppleGothic" w:eastAsia="AppleGothic" w:cs="AppleGothic"/>
+                <w:rFonts w:ascii="Noto Sans CJK KR" w:hAnsi="Noto Sans CJK KR" w:eastAsia="Noto Sans CJK KR" w:cs="Noto Sans CJK KR"/>
                 <w:color w:val="182433"/>
                 <w:sz w:val="18"/>
               </w:rPr>
@@ -7951,7 +8599,7 @@
             </w:pPr>
             <w:r>
               <w:rPr>
-                <w:rFonts w:ascii="AppleGothic" w:hAnsi="AppleGothic" w:eastAsia="AppleGothic" w:cs="AppleGothic"/>
+                <w:rFonts w:ascii="Noto Sans CJK KR" w:hAnsi="Noto Sans CJK KR" w:eastAsia="Noto Sans CJK KR" w:cs="Noto Sans CJK KR"/>
                 <w:color w:val="182433"/>
                 <w:sz w:val="18"/>
               </w:rPr>
@@ -7985,7 +8633,7 @@
             </w:pPr>
             <w:r>
               <w:rPr>
-                <w:rFonts w:ascii="AppleGothic" w:hAnsi="AppleGothic" w:eastAsia="AppleGothic" w:cs="AppleGothic"/>
+                <w:rFonts w:ascii="Noto Sans CJK KR" w:hAnsi="Noto Sans CJK KR" w:eastAsia="Noto Sans CJK KR" w:cs="Noto Sans CJK KR"/>
                 <w:color w:val="182433"/>
                 <w:sz w:val="18"/>
               </w:rPr>
@@ -8019,7 +8667,7 @@
             </w:pPr>
             <w:r>
               <w:rPr>
-                <w:rFonts w:ascii="AppleGothic" w:hAnsi="AppleGothic" w:eastAsia="AppleGothic" w:cs="AppleGothic"/>
+                <w:rFonts w:ascii="Noto Sans CJK KR" w:hAnsi="Noto Sans CJK KR" w:eastAsia="Noto Sans CJK KR" w:cs="Noto Sans CJK KR"/>
                 <w:color w:val="182433"/>
                 <w:sz w:val="18"/>
               </w:rPr>
@@ -8055,7 +8703,7 @@
             </w:pPr>
             <w:r>
               <w:rPr>
-                <w:rFonts w:ascii="AppleGothic" w:hAnsi="AppleGothic" w:eastAsia="AppleGothic" w:cs="AppleGothic"/>
+                <w:rFonts w:ascii="Noto Sans CJK KR" w:hAnsi="Noto Sans CJK KR" w:eastAsia="Noto Sans CJK KR" w:cs="Noto Sans CJK KR"/>
                 <w:color w:val="182433"/>
                 <w:sz w:val="18"/>
               </w:rPr>
@@ -8089,7 +8737,7 @@
             </w:pPr>
             <w:r>
               <w:rPr>
-                <w:rFonts w:ascii="AppleGothic" w:hAnsi="AppleGothic" w:eastAsia="AppleGothic" w:cs="AppleGothic"/>
+                <w:rFonts w:ascii="Noto Sans CJK KR" w:hAnsi="Noto Sans CJK KR" w:eastAsia="Noto Sans CJK KR" w:cs="Noto Sans CJK KR"/>
                 <w:color w:val="182433"/>
                 <w:sz w:val="18"/>
               </w:rPr>
@@ -8123,7 +8771,7 @@
             </w:pPr>
             <w:r>
               <w:rPr>
-                <w:rFonts w:ascii="AppleGothic" w:hAnsi="AppleGothic" w:eastAsia="AppleGothic" w:cs="AppleGothic"/>
+                <w:rFonts w:ascii="Noto Sans CJK KR" w:hAnsi="Noto Sans CJK KR" w:eastAsia="Noto Sans CJK KR" w:cs="Noto Sans CJK KR"/>
                 <w:color w:val="182433"/>
                 <w:sz w:val="18"/>
               </w:rPr>
@@ -8144,7 +8792,7 @@
       </w:pPr>
       <w:r>
         <w:rPr>
-          <w:rFonts w:ascii="AppleGothic" w:hAnsi="AppleGothic" w:eastAsia="AppleGothic" w:cs="AppleGothic"/>
+          <w:rFonts w:ascii="Noto Sans CJK KR" w:hAnsi="Noto Sans CJK KR" w:eastAsia="Noto Sans CJK KR" w:cs="Noto Sans CJK KR"/>
         </w:rPr>
         <w:t>참고 자료</w:t>
       </w:r>
@@ -8156,7 +8804,7 @@
       </w:pPr>
       <w:r>
         <w:rPr>
-          <w:rFonts w:ascii="AppleGothic" w:hAnsi="AppleGothic" w:eastAsia="AppleGothic" w:cs="AppleGothic"/>
+          <w:rFonts w:ascii="Noto Sans CJK KR" w:hAnsi="Noto Sans CJK KR" w:eastAsia="Noto Sans CJK KR" w:cs="Noto Sans CJK KR"/>
           <w:color w:val="182433"/>
           <w:sz w:val="20"/>
         </w:rPr>
@@ -8170,7 +8818,7 @@
       </w:pPr>
       <w:r>
         <w:rPr>
-          <w:rFonts w:ascii="AppleGothic" w:hAnsi="AppleGothic" w:eastAsia="AppleGothic" w:cs="AppleGothic"/>
+          <w:rFonts w:ascii="Noto Sans CJK KR" w:hAnsi="Noto Sans CJK KR" w:eastAsia="Noto Sans CJK KR" w:cs="Noto Sans CJK KR"/>
           <w:color w:val="182433"/>
           <w:sz w:val="20"/>
         </w:rPr>
@@ -8184,7 +8832,7 @@
       </w:pPr>
       <w:r>
         <w:rPr>
-          <w:rFonts w:ascii="AppleGothic" w:hAnsi="AppleGothic" w:eastAsia="AppleGothic" w:cs="AppleGothic"/>
+          <w:rFonts w:ascii="Noto Sans CJK KR" w:hAnsi="Noto Sans CJK KR" w:eastAsia="Noto Sans CJK KR" w:cs="Noto Sans CJK KR"/>
           <w:color w:val="182433"/>
           <w:sz w:val="20"/>
         </w:rPr>
@@ -8198,7 +8846,7 @@
       </w:pPr>
       <w:r>
         <w:rPr>
-          <w:rFonts w:ascii="AppleGothic" w:hAnsi="AppleGothic" w:eastAsia="AppleGothic" w:cs="AppleGothic"/>
+          <w:rFonts w:ascii="Noto Sans CJK KR" w:hAnsi="Noto Sans CJK KR" w:eastAsia="Noto Sans CJK KR" w:cs="Noto Sans CJK KR"/>
           <w:color w:val="182433"/>
           <w:sz w:val="20"/>
         </w:rPr>
@@ -8212,7 +8860,7 @@
       </w:pPr>
       <w:r>
         <w:rPr>
-          <w:rFonts w:ascii="AppleGothic" w:hAnsi="AppleGothic" w:eastAsia="AppleGothic" w:cs="AppleGothic"/>
+          <w:rFonts w:ascii="Noto Sans CJK KR" w:hAnsi="Noto Sans CJK KR" w:eastAsia="Noto Sans CJK KR" w:cs="Noto Sans CJK KR"/>
           <w:color w:val="182433"/>
           <w:sz w:val="20"/>
         </w:rPr>
@@ -8221,6 +8869,7 @@
     </w:p>
     <w:sectPr>
       <w:footerReference w:type="default" r:id="rId9"/>
+      <w:headerReference w:type="default" r:id="rId14"/>
       <w:pgSz w:w="11906" w:h="16838"/>
       <w:pgMar w:top="1020" w:right="1077" w:bottom="964" w:left="1077" w:header="720" w:footer="720" w:gutter="0"/>
       <w:cols w:space="720"/>
@@ -8239,7 +8888,7 @@
     </w:pPr>
     <w:r>
       <w:rPr>
-        <w:rFonts w:ascii="Noto Sans CJK KR" w:hAnsi="Noto Sans CJK KR" w:eastAsia="Noto Sans CJK KR" w:cs="Noto Sans CJK KR"/>
+        <w:rFonts w:ascii="AppleGothic" w:hAnsi="AppleGothic" w:eastAsia="AppleGothic" w:cs="AppleGothic"/>
         <w:color w:val="5E7084"/>
         <w:sz w:val="17"/>
       </w:rPr>
@@ -8250,6 +8899,16 @@
     </w:r>
   </w:p>
 </w:ftr>
+</file>
+
+<file path=word/header1.xml><?xml version="1.0" encoding="utf-8"?>
+<w:hdr xmlns:m="http://schemas.openxmlformats.org/officeDocument/2006/math" xmlns:mc="http://schemas.openxmlformats.org/markup-compatibility/2006" xmlns:mo="http://schemas.microsoft.com/office/mac/office/2008/main" xmlns:mv="urn:schemas-microsoft-com:mac:vml" xmlns:o="urn:schemas-microsoft-com:office:office" xmlns:r="http://schemas.openxmlformats.org/officeDocument/2006/relationships" xmlns:v="urn:schemas-microsoft-com:vml" xmlns:w10="urn:schemas-microsoft-com:office:word" xmlns:w14="http://schemas.microsoft.com/office/word/2010/wordml" xmlns:w="http://schemas.openxmlformats.org/wordprocessingml/2006/main" xmlns:wne="http://schemas.microsoft.com/office/word/2006/wordml" xmlns:wp14="http://schemas.microsoft.com/office/word/2010/wordprocessingDrawing" xmlns:wp="http://schemas.openxmlformats.org/drawingml/2006/wordprocessingDrawing" xmlns:wpc="http://schemas.microsoft.com/office/word/2010/wordprocessingCanvas" xmlns:wpg="http://schemas.microsoft.com/office/word/2010/wordprocessingGroup" xmlns:wpi="http://schemas.microsoft.com/office/word/2010/wordprocessingInk" xmlns:wps="http://schemas.microsoft.com/office/word/2010/wordprocessingShape" mc:Ignorable="w14 wp14">
+  <w:p>
+    <w:pPr>
+      <w:pStyle w:val="Header"/>
+    </w:pPr>
+  </w:p>
+</w:hdr>
 </file>
 
 <file path=word/numbering.xml><?xml version="1.0" encoding="utf-8"?>
@@ -8619,7 +9278,7 @@
       <w:spacing w:after="120" w:line="278" w:lineRule="auto"/>
     </w:pPr>
     <w:rPr>
-      <w:rFonts w:ascii="AppleGothic" w:hAnsi="AppleGothic" w:eastAsia="AppleGothic" w:cs="AppleGothic"/>
+      <w:rFonts w:ascii="Noto Sans CJK KR" w:hAnsi="Noto Sans CJK KR" w:eastAsia="Noto Sans CJK KR" w:cs="Noto Sans CJK KR"/>
       <w:color w:val="182433"/>
       <w:sz w:val="20"/>
     </w:rPr>
@@ -8639,7 +9298,7 @@
       <w:spacing w:after="0" w:line="240" w:lineRule="auto"/>
     </w:pPr>
     <w:rPr>
-      <w:rFonts w:ascii="AppleGothic" w:hAnsi="AppleGothic" w:eastAsia="AppleGothic" w:cs="AppleGothic"/>
+      <w:rFonts w:ascii="Noto Sans CJK KR" w:hAnsi="Noto Sans CJK KR" w:eastAsia="Noto Sans CJK KR" w:cs="Noto Sans CJK KR"/>
     </w:rPr>
   </w:style>
   <w:style w:type="character" w:customStyle="1" w:styleId="HeaderChar">
@@ -8649,7 +9308,7 @@
     <w:uiPriority w:val="99"/>
     <w:rsid w:val="00E618BF"/>
     <w:rPr>
-      <w:rFonts w:ascii="AppleGothic" w:hAnsi="AppleGothic" w:eastAsia="AppleGothic" w:cs="AppleGothic"/>
+      <w:rFonts w:ascii="Noto Sans CJK KR" w:hAnsi="Noto Sans CJK KR" w:eastAsia="Noto Sans CJK KR" w:cs="Noto Sans CJK KR"/>
     </w:rPr>
   </w:style>
   <w:style w:type="paragraph" w:styleId="Footer">
@@ -8667,7 +9326,7 @@
       <w:spacing w:after="0" w:line="240" w:lineRule="auto"/>
     </w:pPr>
     <w:rPr>
-      <w:rFonts w:ascii="AppleGothic" w:hAnsi="AppleGothic" w:eastAsia="AppleGothic" w:cs="AppleGothic"/>
+      <w:rFonts w:ascii="Noto Sans CJK KR" w:hAnsi="Noto Sans CJK KR" w:eastAsia="Noto Sans CJK KR" w:cs="Noto Sans CJK KR"/>
     </w:rPr>
   </w:style>
   <w:style w:type="character" w:customStyle="1" w:styleId="FooterChar">
@@ -8677,7 +9336,7 @@
     <w:uiPriority w:val="99"/>
     <w:rsid w:val="00E618BF"/>
     <w:rPr>
-      <w:rFonts w:ascii="AppleGothic" w:hAnsi="AppleGothic" w:eastAsia="AppleGothic" w:cs="AppleGothic"/>
+      <w:rFonts w:ascii="Noto Sans CJK KR" w:hAnsi="Noto Sans CJK KR" w:eastAsia="Noto Sans CJK KR" w:cs="Noto Sans CJK KR"/>
     </w:rPr>
   </w:style>
   <w:style w:type="paragraph" w:styleId="Heading1">
@@ -8695,7 +9354,7 @@
       <w:outlineLvl w:val="0"/>
     </w:pPr>
     <w:rPr>
-      <w:rFonts w:asciiTheme="majorHAnsi" w:eastAsiaTheme="majorEastAsia" w:hAnsiTheme="majorHAnsi" w:cstheme="majorBidi" w:ascii="AppleGothic" w:hAnsi="AppleGothic" w:eastAsia="AppleGothic" w:cs="AppleGothic"/>
+      <w:rFonts w:ascii="Noto Sans CJK KR" w:hAnsi="Noto Sans CJK KR" w:eastAsia="Noto Sans CJK KR" w:cs="Noto Sans CJK KR"/>
       <w:b/>
       <w:bCs/>
       <w:color w:val="000000"/>
@@ -8719,7 +9378,7 @@
       <w:outlineLvl w:val="1"/>
     </w:pPr>
     <w:rPr>
-      <w:rFonts w:asciiTheme="majorHAnsi" w:eastAsiaTheme="majorEastAsia" w:hAnsiTheme="majorHAnsi" w:cstheme="majorBidi" w:ascii="AppleGothic" w:hAnsi="AppleGothic" w:eastAsia="AppleGothic" w:cs="AppleGothic"/>
+      <w:rFonts w:ascii="Noto Sans CJK KR" w:hAnsi="Noto Sans CJK KR" w:eastAsia="Noto Sans CJK KR" w:cs="Noto Sans CJK KR"/>
       <w:b/>
       <w:bCs/>
       <w:color w:val="000000"/>
@@ -8743,7 +9402,7 @@
       <w:outlineLvl w:val="2"/>
     </w:pPr>
     <w:rPr>
-      <w:rFonts w:asciiTheme="majorHAnsi" w:eastAsiaTheme="majorEastAsia" w:hAnsiTheme="majorHAnsi" w:cstheme="majorBidi" w:ascii="AppleGothic" w:hAnsi="AppleGothic" w:eastAsia="AppleGothic" w:cs="AppleGothic"/>
+      <w:rFonts w:ascii="Noto Sans CJK KR" w:hAnsi="Noto Sans CJK KR" w:eastAsia="Noto Sans CJK KR" w:cs="Noto Sans CJK KR"/>
       <w:b/>
       <w:bCs/>
       <w:color w:val="000000"/>
@@ -8767,7 +9426,7 @@
       <w:outlineLvl w:val="3"/>
     </w:pPr>
     <w:rPr>
-      <w:rFonts w:asciiTheme="majorHAnsi" w:eastAsiaTheme="majorEastAsia" w:hAnsiTheme="majorHAnsi" w:cstheme="majorBidi" w:ascii="AppleGothic" w:hAnsi="AppleGothic" w:eastAsia="AppleGothic" w:cs="AppleGothic"/>
+      <w:rFonts w:ascii="Noto Sans CJK KR" w:hAnsi="Noto Sans CJK KR" w:eastAsia="Noto Sans CJK KR" w:cs="Noto Sans CJK KR"/>
       <w:b/>
       <w:bCs/>
       <w:i/>
@@ -8792,7 +9451,7 @@
       <w:outlineLvl w:val="4"/>
     </w:pPr>
     <w:rPr>
-      <w:rFonts w:asciiTheme="majorHAnsi" w:eastAsiaTheme="majorEastAsia" w:hAnsiTheme="majorHAnsi" w:cstheme="majorBidi" w:ascii="AppleGothic" w:hAnsi="AppleGothic" w:eastAsia="AppleGothic" w:cs="AppleGothic"/>
+      <w:rFonts w:ascii="Noto Sans CJK KR" w:hAnsi="Noto Sans CJK KR" w:eastAsia="Noto Sans CJK KR" w:cs="Noto Sans CJK KR"/>
       <w:color w:val="243F60" w:themeColor="accent1" w:themeShade="7F"/>
     </w:rPr>
   </w:style>
@@ -8813,7 +9472,7 @@
       <w:outlineLvl w:val="5"/>
     </w:pPr>
     <w:rPr>
-      <w:rFonts w:asciiTheme="majorHAnsi" w:eastAsiaTheme="majorEastAsia" w:hAnsiTheme="majorHAnsi" w:cstheme="majorBidi" w:ascii="AppleGothic" w:hAnsi="AppleGothic" w:eastAsia="AppleGothic" w:cs="AppleGothic"/>
+      <w:rFonts w:ascii="Noto Sans CJK KR" w:hAnsi="Noto Sans CJK KR" w:eastAsia="Noto Sans CJK KR" w:cs="Noto Sans CJK KR"/>
       <w:i/>
       <w:iCs/>
       <w:color w:val="243F60" w:themeColor="accent1" w:themeShade="7F"/>
@@ -8836,7 +9495,7 @@
       <w:outlineLvl w:val="6"/>
     </w:pPr>
     <w:rPr>
-      <w:rFonts w:asciiTheme="majorHAnsi" w:eastAsiaTheme="majorEastAsia" w:hAnsiTheme="majorHAnsi" w:cstheme="majorBidi" w:ascii="AppleGothic" w:hAnsi="AppleGothic" w:eastAsia="AppleGothic" w:cs="AppleGothic"/>
+      <w:rFonts w:ascii="Noto Sans CJK KR" w:hAnsi="Noto Sans CJK KR" w:eastAsia="Noto Sans CJK KR" w:cs="Noto Sans CJK KR"/>
       <w:i/>
       <w:iCs/>
       <w:color w:val="404040" w:themeColor="text1" w:themeTint="BF"/>
@@ -8859,7 +9518,7 @@
       <w:outlineLvl w:val="7"/>
     </w:pPr>
     <w:rPr>
-      <w:rFonts w:asciiTheme="majorHAnsi" w:eastAsiaTheme="majorEastAsia" w:hAnsiTheme="majorHAnsi" w:cstheme="majorBidi" w:ascii="AppleGothic" w:hAnsi="AppleGothic" w:eastAsia="AppleGothic" w:cs="AppleGothic"/>
+      <w:rFonts w:ascii="Noto Sans CJK KR" w:hAnsi="Noto Sans CJK KR" w:eastAsia="Noto Sans CJK KR" w:cs="Noto Sans CJK KR"/>
       <w:color w:val="4F81BD" w:themeColor="accent1"/>
       <w:sz w:val="20"/>
       <w:szCs w:val="20"/>
@@ -8882,7 +9541,7 @@
       <w:outlineLvl w:val="8"/>
     </w:pPr>
     <w:rPr>
-      <w:rFonts w:asciiTheme="majorHAnsi" w:eastAsiaTheme="majorEastAsia" w:hAnsiTheme="majorHAnsi" w:cstheme="majorBidi" w:ascii="AppleGothic" w:hAnsi="AppleGothic" w:eastAsia="AppleGothic" w:cs="AppleGothic"/>
+      <w:rFonts w:ascii="Noto Sans CJK KR" w:hAnsi="Noto Sans CJK KR" w:eastAsia="Noto Sans CJK KR" w:cs="Noto Sans CJK KR"/>
       <w:i/>
       <w:iCs/>
       <w:color w:val="404040" w:themeColor="text1" w:themeTint="BF"/>
@@ -8896,7 +9555,7 @@
     <w:semiHidden/>
     <w:unhideWhenUsed/>
     <w:rPr>
-      <w:rFonts w:ascii="AppleGothic" w:hAnsi="AppleGothic" w:eastAsia="AppleGothic" w:cs="AppleGothic"/>
+      <w:rFonts w:ascii="Noto Sans CJK KR" w:hAnsi="Noto Sans CJK KR" w:eastAsia="Noto Sans CJK KR" w:cs="Noto Sans CJK KR"/>
     </w:rPr>
   </w:style>
   <w:style w:type="table" w:default="1" w:styleId="TableNormal">
@@ -8905,7 +9564,7 @@
     <w:semiHidden/>
     <w:unhideWhenUsed/>
     <w:rPr>
-      <w:rFonts w:ascii="AppleGothic" w:hAnsi="AppleGothic" w:eastAsia="AppleGothic" w:cs="AppleGothic"/>
+      <w:rFonts w:ascii="Noto Sans CJK KR" w:hAnsi="Noto Sans CJK KR" w:eastAsia="Noto Sans CJK KR" w:cs="Noto Sans CJK KR"/>
     </w:rPr>
     <w:tblPr>
       <w:tblInd w:w="0" w:type="dxa"/>
@@ -8932,7 +9591,7 @@
       <w:spacing w:after="0" w:line="240" w:lineRule="auto"/>
     </w:pPr>
     <w:rPr>
-      <w:rFonts w:ascii="AppleGothic" w:hAnsi="AppleGothic" w:eastAsia="AppleGothic" w:cs="AppleGothic"/>
+      <w:rFonts w:ascii="Noto Sans CJK KR" w:hAnsi="Noto Sans CJK KR" w:eastAsia="Noto Sans CJK KR" w:cs="Noto Sans CJK KR"/>
     </w:rPr>
   </w:style>
   <w:style w:type="character" w:customStyle="1" w:styleId="Heading1Char">
@@ -8942,7 +9601,7 @@
     <w:uiPriority w:val="9"/>
     <w:rsid w:val="00FC693F"/>
     <w:rPr>
-      <w:rFonts w:asciiTheme="majorHAnsi" w:eastAsiaTheme="majorEastAsia" w:hAnsiTheme="majorHAnsi" w:cstheme="majorBidi" w:ascii="AppleGothic" w:hAnsi="AppleGothic" w:eastAsia="AppleGothic" w:cs="AppleGothic"/>
+      <w:rFonts w:asciiTheme="majorHAnsi" w:eastAsiaTheme="majorEastAsia" w:hAnsiTheme="majorHAnsi" w:cstheme="majorBidi" w:ascii="Noto Sans CJK KR" w:hAnsi="Noto Sans CJK KR" w:eastAsia="Noto Sans CJK KR" w:cs="Noto Sans CJK KR"/>
       <w:b/>
       <w:bCs/>
       <w:color w:val="365F91" w:themeColor="accent1" w:themeShade="BF"/>
@@ -8957,7 +9616,7 @@
     <w:uiPriority w:val="9"/>
     <w:rsid w:val="00FC693F"/>
     <w:rPr>
-      <w:rFonts w:asciiTheme="majorHAnsi" w:eastAsiaTheme="majorEastAsia" w:hAnsiTheme="majorHAnsi" w:cstheme="majorBidi" w:ascii="AppleGothic" w:hAnsi="AppleGothic" w:eastAsia="AppleGothic" w:cs="AppleGothic"/>
+      <w:rFonts w:asciiTheme="majorHAnsi" w:eastAsiaTheme="majorEastAsia" w:hAnsiTheme="majorHAnsi" w:cstheme="majorBidi" w:ascii="Noto Sans CJK KR" w:hAnsi="Noto Sans CJK KR" w:eastAsia="Noto Sans CJK KR" w:cs="Noto Sans CJK KR"/>
       <w:b/>
       <w:bCs/>
       <w:color w:val="4F81BD" w:themeColor="accent1"/>
@@ -8972,7 +9631,7 @@
     <w:uiPriority w:val="9"/>
     <w:rsid w:val="00FC693F"/>
     <w:rPr>
-      <w:rFonts w:asciiTheme="majorHAnsi" w:eastAsiaTheme="majorEastAsia" w:hAnsiTheme="majorHAnsi" w:cstheme="majorBidi" w:ascii="AppleGothic" w:hAnsi="AppleGothic" w:eastAsia="AppleGothic" w:cs="AppleGothic"/>
+      <w:rFonts w:asciiTheme="majorHAnsi" w:eastAsiaTheme="majorEastAsia" w:hAnsiTheme="majorHAnsi" w:cstheme="majorBidi" w:ascii="Noto Sans CJK KR" w:hAnsi="Noto Sans CJK KR" w:eastAsia="Noto Sans CJK KR" w:cs="Noto Sans CJK KR"/>
       <w:b/>
       <w:bCs/>
       <w:color w:val="4F81BD" w:themeColor="accent1"/>
@@ -8991,7 +9650,7 @@
       <w:contextualSpacing/>
     </w:pPr>
     <w:rPr>
-      <w:rFonts w:asciiTheme="majorHAnsi" w:eastAsiaTheme="majorEastAsia" w:hAnsiTheme="majorHAnsi" w:cstheme="majorBidi" w:ascii="AppleGothic" w:hAnsi="AppleGothic" w:eastAsia="AppleGothic" w:cs="AppleGothic"/>
+      <w:rFonts w:ascii="Noto Sans CJK KR" w:hAnsi="Noto Sans CJK KR" w:eastAsia="Noto Sans CJK KR" w:cs="Noto Sans CJK KR"/>
       <w:b/>
       <w:color w:val="000000"/>
       <w:spacing w:val="5"/>
@@ -9007,7 +9666,7 @@
     <w:uiPriority w:val="10"/>
     <w:rsid w:val="00FC693F"/>
     <w:rPr>
-      <w:rFonts w:asciiTheme="majorHAnsi" w:eastAsiaTheme="majorEastAsia" w:hAnsiTheme="majorHAnsi" w:cstheme="majorBidi" w:ascii="AppleGothic" w:hAnsi="AppleGothic" w:eastAsia="AppleGothic" w:cs="AppleGothic"/>
+      <w:rFonts w:asciiTheme="majorHAnsi" w:eastAsiaTheme="majorEastAsia" w:hAnsiTheme="majorHAnsi" w:cstheme="majorBidi" w:ascii="Noto Sans CJK KR" w:hAnsi="Noto Sans CJK KR" w:eastAsia="Noto Sans CJK KR" w:cs="Noto Sans CJK KR"/>
       <w:color w:val="17365D" w:themeColor="text2" w:themeShade="BF"/>
       <w:spacing w:val="5"/>
       <w:kern w:val="28"/>
@@ -9029,7 +9688,7 @@
       </w:numPr>
     </w:pPr>
     <w:rPr>
-      <w:rFonts w:asciiTheme="majorHAnsi" w:eastAsiaTheme="majorEastAsia" w:hAnsiTheme="majorHAnsi" w:cstheme="majorBidi" w:ascii="AppleGothic" w:hAnsi="AppleGothic" w:eastAsia="AppleGothic" w:cs="AppleGothic"/>
+      <w:rFonts w:ascii="Noto Sans CJK KR" w:hAnsi="Noto Sans CJK KR" w:eastAsia="Noto Sans CJK KR" w:cs="Noto Sans CJK KR"/>
       <w:i/>
       <w:iCs/>
       <w:color w:val="4F81BD" w:themeColor="accent1"/>
@@ -9045,7 +9704,7 @@
     <w:uiPriority w:val="11"/>
     <w:rsid w:val="00FC693F"/>
     <w:rPr>
-      <w:rFonts w:asciiTheme="majorHAnsi" w:eastAsiaTheme="majorEastAsia" w:hAnsiTheme="majorHAnsi" w:cstheme="majorBidi" w:ascii="AppleGothic" w:hAnsi="AppleGothic" w:eastAsia="AppleGothic" w:cs="AppleGothic"/>
+      <w:rFonts w:asciiTheme="majorHAnsi" w:eastAsiaTheme="majorEastAsia" w:hAnsiTheme="majorHAnsi" w:cstheme="majorBidi" w:ascii="Noto Sans CJK KR" w:hAnsi="Noto Sans CJK KR" w:eastAsia="Noto Sans CJK KR" w:cs="Noto Sans CJK KR"/>
       <w:i/>
       <w:iCs/>
       <w:color w:val="4F81BD" w:themeColor="accent1"/>
@@ -9065,7 +9724,7 @@
       <w:contextualSpacing/>
     </w:pPr>
     <w:rPr>
-      <w:rFonts w:ascii="AppleGothic" w:hAnsi="AppleGothic" w:eastAsia="AppleGothic" w:cs="AppleGothic"/>
+      <w:rFonts w:ascii="Noto Sans CJK KR" w:hAnsi="Noto Sans CJK KR" w:eastAsia="Noto Sans CJK KR" w:cs="Noto Sans CJK KR"/>
     </w:rPr>
   </w:style>
   <w:style w:type="paragraph" w:styleId="BodyText">
@@ -9079,7 +9738,7 @@
       <w:spacing w:after="120"/>
     </w:pPr>
     <w:rPr>
-      <w:rFonts w:ascii="AppleGothic" w:hAnsi="AppleGothic" w:eastAsia="AppleGothic" w:cs="AppleGothic"/>
+      <w:rFonts w:ascii="Noto Sans CJK KR" w:hAnsi="Noto Sans CJK KR" w:eastAsia="Noto Sans CJK KR" w:cs="Noto Sans CJK KR"/>
     </w:rPr>
   </w:style>
   <w:style w:type="character" w:customStyle="1" w:styleId="BodyTextChar">
@@ -9089,7 +9748,7 @@
     <w:uiPriority w:val="99"/>
     <w:rsid w:val="00AA1D8D"/>
     <w:rPr>
-      <w:rFonts w:ascii="AppleGothic" w:hAnsi="AppleGothic" w:eastAsia="AppleGothic" w:cs="AppleGothic"/>
+      <w:rFonts w:ascii="Noto Sans CJK KR" w:hAnsi="Noto Sans CJK KR" w:eastAsia="Noto Sans CJK KR" w:cs="Noto Sans CJK KR"/>
     </w:rPr>
   </w:style>
   <w:style w:type="paragraph" w:styleId="BodyText2">
@@ -9103,7 +9762,7 @@
       <w:spacing w:after="120" w:line="480" w:lineRule="auto"/>
     </w:pPr>
     <w:rPr>
-      <w:rFonts w:ascii="AppleGothic" w:hAnsi="AppleGothic" w:eastAsia="AppleGothic" w:cs="AppleGothic"/>
+      <w:rFonts w:ascii="Noto Sans CJK KR" w:hAnsi="Noto Sans CJK KR" w:eastAsia="Noto Sans CJK KR" w:cs="Noto Sans CJK KR"/>
     </w:rPr>
   </w:style>
   <w:style w:type="character" w:customStyle="1" w:styleId="BodyText2Char">
@@ -9113,7 +9772,7 @@
     <w:uiPriority w:val="99"/>
     <w:rsid w:val="00AA1D8D"/>
     <w:rPr>
-      <w:rFonts w:ascii="AppleGothic" w:hAnsi="AppleGothic" w:eastAsia="AppleGothic" w:cs="AppleGothic"/>
+      <w:rFonts w:ascii="Noto Sans CJK KR" w:hAnsi="Noto Sans CJK KR" w:eastAsia="Noto Sans CJK KR" w:cs="Noto Sans CJK KR"/>
     </w:rPr>
   </w:style>
   <w:style w:type="paragraph" w:styleId="BodyText3">
@@ -9127,7 +9786,7 @@
       <w:spacing w:after="120"/>
     </w:pPr>
     <w:rPr>
-      <w:rFonts w:ascii="AppleGothic" w:hAnsi="AppleGothic" w:eastAsia="AppleGothic" w:cs="AppleGothic"/>
+      <w:rFonts w:ascii="Noto Sans CJK KR" w:hAnsi="Noto Sans CJK KR" w:eastAsia="Noto Sans CJK KR" w:cs="Noto Sans CJK KR"/>
       <w:sz w:val="16"/>
       <w:szCs w:val="16"/>
     </w:rPr>
@@ -9139,7 +9798,7 @@
     <w:uiPriority w:val="99"/>
     <w:rsid w:val="00AA1D8D"/>
     <w:rPr>
-      <w:rFonts w:ascii="AppleGothic" w:hAnsi="AppleGothic" w:eastAsia="AppleGothic" w:cs="AppleGothic"/>
+      <w:rFonts w:ascii="Noto Sans CJK KR" w:hAnsi="Noto Sans CJK KR" w:eastAsia="Noto Sans CJK KR" w:cs="Noto Sans CJK KR"/>
       <w:sz w:val="16"/>
       <w:szCs w:val="16"/>
     </w:rPr>
@@ -9155,7 +9814,7 @@
       <w:contextualSpacing/>
     </w:pPr>
     <w:rPr>
-      <w:rFonts w:ascii="AppleGothic" w:hAnsi="AppleGothic" w:eastAsia="AppleGothic" w:cs="AppleGothic"/>
+      <w:rFonts w:ascii="Noto Sans CJK KR" w:hAnsi="Noto Sans CJK KR" w:eastAsia="Noto Sans CJK KR" w:cs="Noto Sans CJK KR"/>
     </w:rPr>
   </w:style>
   <w:style w:type="paragraph" w:styleId="List2">
@@ -9169,7 +9828,7 @@
       <w:contextualSpacing/>
     </w:pPr>
     <w:rPr>
-      <w:rFonts w:ascii="AppleGothic" w:hAnsi="AppleGothic" w:eastAsia="AppleGothic" w:cs="AppleGothic"/>
+      <w:rFonts w:ascii="Noto Sans CJK KR" w:hAnsi="Noto Sans CJK KR" w:eastAsia="Noto Sans CJK KR" w:cs="Noto Sans CJK KR"/>
     </w:rPr>
   </w:style>
   <w:style w:type="paragraph" w:styleId="List3">
@@ -9183,7 +9842,7 @@
       <w:contextualSpacing/>
     </w:pPr>
     <w:rPr>
-      <w:rFonts w:ascii="AppleGothic" w:hAnsi="AppleGothic" w:eastAsia="AppleGothic" w:cs="AppleGothic"/>
+      <w:rFonts w:ascii="Noto Sans CJK KR" w:hAnsi="Noto Sans CJK KR" w:eastAsia="Noto Sans CJK KR" w:cs="Noto Sans CJK KR"/>
     </w:rPr>
   </w:style>
   <w:style w:type="paragraph" w:styleId="ListBullet">
@@ -9199,7 +9858,7 @@
       <w:contextualSpacing/>
     </w:pPr>
     <w:rPr>
-      <w:rFonts w:ascii="AppleGothic" w:hAnsi="AppleGothic" w:eastAsia="AppleGothic" w:cs="AppleGothic"/>
+      <w:rFonts w:ascii="Noto Sans CJK KR" w:hAnsi="Noto Sans CJK KR" w:eastAsia="Noto Sans CJK KR" w:cs="Noto Sans CJK KR"/>
     </w:rPr>
   </w:style>
   <w:style w:type="paragraph" w:styleId="ListBullet2">
@@ -9215,7 +9874,7 @@
       <w:contextualSpacing/>
     </w:pPr>
     <w:rPr>
-      <w:rFonts w:ascii="AppleGothic" w:hAnsi="AppleGothic" w:eastAsia="AppleGothic" w:cs="AppleGothic"/>
+      <w:rFonts w:ascii="Noto Sans CJK KR" w:hAnsi="Noto Sans CJK KR" w:eastAsia="Noto Sans CJK KR" w:cs="Noto Sans CJK KR"/>
     </w:rPr>
   </w:style>
   <w:style w:type="paragraph" w:styleId="ListBullet3">
@@ -9231,7 +9890,7 @@
       <w:contextualSpacing/>
     </w:pPr>
     <w:rPr>
-      <w:rFonts w:ascii="AppleGothic" w:hAnsi="AppleGothic" w:eastAsia="AppleGothic" w:cs="AppleGothic"/>
+      <w:rFonts w:ascii="Noto Sans CJK KR" w:hAnsi="Noto Sans CJK KR" w:eastAsia="Noto Sans CJK KR" w:cs="Noto Sans CJK KR"/>
     </w:rPr>
   </w:style>
   <w:style w:type="paragraph" w:styleId="ListNumber">
@@ -9247,7 +9906,7 @@
       <w:contextualSpacing/>
     </w:pPr>
     <w:rPr>
-      <w:rFonts w:ascii="AppleGothic" w:hAnsi="AppleGothic" w:eastAsia="AppleGothic" w:cs="AppleGothic"/>
+      <w:rFonts w:ascii="Noto Sans CJK KR" w:hAnsi="Noto Sans CJK KR" w:eastAsia="Noto Sans CJK KR" w:cs="Noto Sans CJK KR"/>
     </w:rPr>
   </w:style>
   <w:style w:type="paragraph" w:styleId="ListNumber2">
@@ -9263,7 +9922,7 @@
       <w:contextualSpacing/>
     </w:pPr>
     <w:rPr>
-      <w:rFonts w:ascii="AppleGothic" w:hAnsi="AppleGothic" w:eastAsia="AppleGothic" w:cs="AppleGothic"/>
+      <w:rFonts w:ascii="Noto Sans CJK KR" w:hAnsi="Noto Sans CJK KR" w:eastAsia="Noto Sans CJK KR" w:cs="Noto Sans CJK KR"/>
     </w:rPr>
   </w:style>
   <w:style w:type="paragraph" w:styleId="ListNumber3">
@@ -9279,7 +9938,7 @@
       <w:contextualSpacing/>
     </w:pPr>
     <w:rPr>
-      <w:rFonts w:ascii="AppleGothic" w:hAnsi="AppleGothic" w:eastAsia="AppleGothic" w:cs="AppleGothic"/>
+      <w:rFonts w:ascii="Noto Sans CJK KR" w:hAnsi="Noto Sans CJK KR" w:eastAsia="Noto Sans CJK KR" w:cs="Noto Sans CJK KR"/>
     </w:rPr>
   </w:style>
   <w:style w:type="paragraph" w:styleId="ListContinue">
@@ -9294,7 +9953,7 @@
       <w:contextualSpacing/>
     </w:pPr>
     <w:rPr>
-      <w:rFonts w:ascii="AppleGothic" w:hAnsi="AppleGothic" w:eastAsia="AppleGothic" w:cs="AppleGothic"/>
+      <w:rFonts w:ascii="Noto Sans CJK KR" w:hAnsi="Noto Sans CJK KR" w:eastAsia="Noto Sans CJK KR" w:cs="Noto Sans CJK KR"/>
     </w:rPr>
   </w:style>
   <w:style w:type="paragraph" w:styleId="ListContinue2">
@@ -9309,7 +9968,7 @@
       <w:contextualSpacing/>
     </w:pPr>
     <w:rPr>
-      <w:rFonts w:ascii="AppleGothic" w:hAnsi="AppleGothic" w:eastAsia="AppleGothic" w:cs="AppleGothic"/>
+      <w:rFonts w:ascii="Noto Sans CJK KR" w:hAnsi="Noto Sans CJK KR" w:eastAsia="Noto Sans CJK KR" w:cs="Noto Sans CJK KR"/>
     </w:rPr>
   </w:style>
   <w:style w:type="paragraph" w:styleId="ListContinue3">
@@ -9324,7 +9983,7 @@
       <w:contextualSpacing/>
     </w:pPr>
     <w:rPr>
-      <w:rFonts w:ascii="AppleGothic" w:hAnsi="AppleGothic" w:eastAsia="AppleGothic" w:cs="AppleGothic"/>
+      <w:rFonts w:ascii="Noto Sans CJK KR" w:hAnsi="Noto Sans CJK KR" w:eastAsia="Noto Sans CJK KR" w:cs="Noto Sans CJK KR"/>
     </w:rPr>
   </w:style>
   <w:style w:type="paragraph" w:styleId="MacroText">
@@ -9345,7 +10004,7 @@
       </w:tabs>
     </w:pPr>
     <w:rPr>
-      <w:rFonts w:ascii="AppleGothic" w:hAnsi="AppleGothic" w:eastAsia="AppleGothic" w:cs="AppleGothic"/>
+      <w:rFonts w:ascii="Noto Sans CJK KR" w:hAnsi="Noto Sans CJK KR" w:eastAsia="Noto Sans CJK KR" w:cs="Noto Sans CJK KR"/>
       <w:sz w:val="20"/>
       <w:szCs w:val="20"/>
     </w:rPr>
@@ -9357,7 +10016,7 @@
     <w:uiPriority w:val="99"/>
     <w:rsid w:val="0029639D"/>
     <w:rPr>
-      <w:rFonts w:ascii="AppleGothic" w:hAnsi="AppleGothic" w:eastAsia="AppleGothic" w:cs="AppleGothic"/>
+      <w:rFonts w:ascii="Noto Sans CJK KR" w:hAnsi="Noto Sans CJK KR" w:eastAsia="Noto Sans CJK KR" w:cs="Noto Sans CJK KR"/>
       <w:sz w:val="20"/>
       <w:szCs w:val="20"/>
     </w:rPr>
@@ -9371,7 +10030,7 @@
     <w:qFormat/>
     <w:rsid w:val="00FC693F"/>
     <w:rPr>
-      <w:rFonts w:ascii="AppleGothic" w:hAnsi="AppleGothic" w:eastAsia="AppleGothic" w:cs="AppleGothic"/>
+      <w:rFonts w:ascii="Noto Sans CJK KR" w:hAnsi="Noto Sans CJK KR" w:eastAsia="Noto Sans CJK KR" w:cs="Noto Sans CJK KR"/>
       <w:i/>
       <w:iCs/>
       <w:color w:val="000000" w:themeColor="text1"/>
@@ -9384,7 +10043,7 @@
     <w:uiPriority w:val="29"/>
     <w:rsid w:val="00FC693F"/>
     <w:rPr>
-      <w:rFonts w:ascii="AppleGothic" w:hAnsi="AppleGothic" w:eastAsia="AppleGothic" w:cs="AppleGothic"/>
+      <w:rFonts w:ascii="Noto Sans CJK KR" w:hAnsi="Noto Sans CJK KR" w:eastAsia="Noto Sans CJK KR" w:cs="Noto Sans CJK KR"/>
       <w:i/>
       <w:iCs/>
       <w:color w:val="000000" w:themeColor="text1"/>
@@ -9398,7 +10057,7 @@
     <w:semiHidden/>
     <w:rsid w:val="00FC693F"/>
     <w:rPr>
-      <w:rFonts w:asciiTheme="majorHAnsi" w:eastAsiaTheme="majorEastAsia" w:hAnsiTheme="majorHAnsi" w:cstheme="majorBidi" w:ascii="AppleGothic" w:hAnsi="AppleGothic" w:eastAsia="AppleGothic" w:cs="AppleGothic"/>
+      <w:rFonts w:asciiTheme="majorHAnsi" w:eastAsiaTheme="majorEastAsia" w:hAnsiTheme="majorHAnsi" w:cstheme="majorBidi" w:ascii="Noto Sans CJK KR" w:hAnsi="Noto Sans CJK KR" w:eastAsia="Noto Sans CJK KR" w:cs="Noto Sans CJK KR"/>
       <w:b/>
       <w:bCs/>
       <w:i/>
@@ -9414,7 +10073,7 @@
     <w:semiHidden/>
     <w:rsid w:val="00FC693F"/>
     <w:rPr>
-      <w:rFonts w:asciiTheme="majorHAnsi" w:eastAsiaTheme="majorEastAsia" w:hAnsiTheme="majorHAnsi" w:cstheme="majorBidi" w:ascii="AppleGothic" w:hAnsi="AppleGothic" w:eastAsia="AppleGothic" w:cs="AppleGothic"/>
+      <w:rFonts w:asciiTheme="majorHAnsi" w:eastAsiaTheme="majorEastAsia" w:hAnsiTheme="majorHAnsi" w:cstheme="majorBidi" w:ascii="Noto Sans CJK KR" w:hAnsi="Noto Sans CJK KR" w:eastAsia="Noto Sans CJK KR" w:cs="Noto Sans CJK KR"/>
       <w:color w:val="243F60" w:themeColor="accent1" w:themeShade="7F"/>
     </w:rPr>
   </w:style>
@@ -9426,7 +10085,7 @@
     <w:semiHidden/>
     <w:rsid w:val="00FC693F"/>
     <w:rPr>
-      <w:rFonts w:asciiTheme="majorHAnsi" w:eastAsiaTheme="majorEastAsia" w:hAnsiTheme="majorHAnsi" w:cstheme="majorBidi" w:ascii="AppleGothic" w:hAnsi="AppleGothic" w:eastAsia="AppleGothic" w:cs="AppleGothic"/>
+      <w:rFonts w:asciiTheme="majorHAnsi" w:eastAsiaTheme="majorEastAsia" w:hAnsiTheme="majorHAnsi" w:cstheme="majorBidi" w:ascii="Noto Sans CJK KR" w:hAnsi="Noto Sans CJK KR" w:eastAsia="Noto Sans CJK KR" w:cs="Noto Sans CJK KR"/>
       <w:i/>
       <w:iCs/>
       <w:color w:val="243F60" w:themeColor="accent1" w:themeShade="7F"/>
@@ -9440,7 +10099,7 @@
     <w:semiHidden/>
     <w:rsid w:val="00FC693F"/>
     <w:rPr>
-      <w:rFonts w:asciiTheme="majorHAnsi" w:eastAsiaTheme="majorEastAsia" w:hAnsiTheme="majorHAnsi" w:cstheme="majorBidi" w:ascii="AppleGothic" w:hAnsi="AppleGothic" w:eastAsia="AppleGothic" w:cs="AppleGothic"/>
+      <w:rFonts w:asciiTheme="majorHAnsi" w:eastAsiaTheme="majorEastAsia" w:hAnsiTheme="majorHAnsi" w:cstheme="majorBidi" w:ascii="Noto Sans CJK KR" w:hAnsi="Noto Sans CJK KR" w:eastAsia="Noto Sans CJK KR" w:cs="Noto Sans CJK KR"/>
       <w:i/>
       <w:iCs/>
       <w:color w:val="404040" w:themeColor="text1" w:themeTint="BF"/>
@@ -9454,7 +10113,7 @@
     <w:semiHidden/>
     <w:rsid w:val="00FC693F"/>
     <w:rPr>
-      <w:rFonts w:asciiTheme="majorHAnsi" w:eastAsiaTheme="majorEastAsia" w:hAnsiTheme="majorHAnsi" w:cstheme="majorBidi" w:ascii="AppleGothic" w:hAnsi="AppleGothic" w:eastAsia="AppleGothic" w:cs="AppleGothic"/>
+      <w:rFonts w:asciiTheme="majorHAnsi" w:eastAsiaTheme="majorEastAsia" w:hAnsiTheme="majorHAnsi" w:cstheme="majorBidi" w:ascii="Noto Sans CJK KR" w:hAnsi="Noto Sans CJK KR" w:eastAsia="Noto Sans CJK KR" w:cs="Noto Sans CJK KR"/>
       <w:color w:val="4F81BD" w:themeColor="accent1"/>
       <w:sz w:val="20"/>
       <w:szCs w:val="20"/>
@@ -9468,7 +10127,7 @@
     <w:semiHidden/>
     <w:rsid w:val="00FC693F"/>
     <w:rPr>
-      <w:rFonts w:asciiTheme="majorHAnsi" w:eastAsiaTheme="majorEastAsia" w:hAnsiTheme="majorHAnsi" w:cstheme="majorBidi" w:ascii="AppleGothic" w:hAnsi="AppleGothic" w:eastAsia="AppleGothic" w:cs="AppleGothic"/>
+      <w:rFonts w:asciiTheme="majorHAnsi" w:eastAsiaTheme="majorEastAsia" w:hAnsiTheme="majorHAnsi" w:cstheme="majorBidi" w:ascii="Noto Sans CJK KR" w:hAnsi="Noto Sans CJK KR" w:eastAsia="Noto Sans CJK KR" w:cs="Noto Sans CJK KR"/>
       <w:i/>
       <w:iCs/>
       <w:color w:val="404040" w:themeColor="text1" w:themeTint="BF"/>
@@ -9489,7 +10148,7 @@
       <w:spacing w:line="240" w:lineRule="auto"/>
     </w:pPr>
     <w:rPr>
-      <w:rFonts w:ascii="AppleGothic" w:hAnsi="AppleGothic" w:eastAsia="AppleGothic" w:cs="AppleGothic"/>
+      <w:rFonts w:ascii="Noto Sans CJK KR" w:hAnsi="Noto Sans CJK KR" w:eastAsia="Noto Sans CJK KR" w:cs="Noto Sans CJK KR"/>
       <w:b/>
       <w:bCs/>
       <w:color w:val="4F81BD" w:themeColor="accent1"/>
@@ -9504,7 +10163,7 @@
     <w:qFormat/>
     <w:rsid w:val="00FC693F"/>
     <w:rPr>
-      <w:rFonts w:ascii="AppleGothic" w:hAnsi="AppleGothic" w:eastAsia="AppleGothic" w:cs="AppleGothic"/>
+      <w:rFonts w:ascii="Noto Sans CJK KR" w:hAnsi="Noto Sans CJK KR" w:eastAsia="Noto Sans CJK KR" w:cs="Noto Sans CJK KR"/>
       <w:b/>
       <w:bCs/>
     </w:rPr>
@@ -9516,7 +10175,7 @@
     <w:qFormat/>
     <w:rsid w:val="00FC693F"/>
     <w:rPr>
-      <w:rFonts w:ascii="AppleGothic" w:hAnsi="AppleGothic" w:eastAsia="AppleGothic" w:cs="AppleGothic"/>
+      <w:rFonts w:ascii="Noto Sans CJK KR" w:hAnsi="Noto Sans CJK KR" w:eastAsia="Noto Sans CJK KR" w:cs="Noto Sans CJK KR"/>
       <w:i/>
       <w:iCs/>
     </w:rPr>
@@ -9537,7 +10196,7 @@
       <w:ind w:left="936" w:right="936"/>
     </w:pPr>
     <w:rPr>
-      <w:rFonts w:ascii="AppleGothic" w:hAnsi="AppleGothic" w:eastAsia="AppleGothic" w:cs="AppleGothic"/>
+      <w:rFonts w:ascii="Noto Sans CJK KR" w:hAnsi="Noto Sans CJK KR" w:eastAsia="Noto Sans CJK KR" w:cs="Noto Sans CJK KR"/>
       <w:b/>
       <w:bCs/>
       <w:i/>
@@ -9552,7 +10211,7 @@
     <w:uiPriority w:val="30"/>
     <w:rsid w:val="00FC693F"/>
     <w:rPr>
-      <w:rFonts w:ascii="AppleGothic" w:hAnsi="AppleGothic" w:eastAsia="AppleGothic" w:cs="AppleGothic"/>
+      <w:rFonts w:ascii="Noto Sans CJK KR" w:hAnsi="Noto Sans CJK KR" w:eastAsia="Noto Sans CJK KR" w:cs="Noto Sans CJK KR"/>
       <w:b/>
       <w:bCs/>
       <w:i/>
@@ -9567,7 +10226,7 @@
     <w:qFormat/>
     <w:rsid w:val="00FC693F"/>
     <w:rPr>
-      <w:rFonts w:ascii="AppleGothic" w:hAnsi="AppleGothic" w:eastAsia="AppleGothic" w:cs="AppleGothic"/>
+      <w:rFonts w:ascii="Noto Sans CJK KR" w:hAnsi="Noto Sans CJK KR" w:eastAsia="Noto Sans CJK KR" w:cs="Noto Sans CJK KR"/>
       <w:i/>
       <w:iCs/>
       <w:color w:val="808080" w:themeColor="text1" w:themeTint="7F"/>
@@ -9580,7 +10239,7 @@
     <w:qFormat/>
     <w:rsid w:val="00FC693F"/>
     <w:rPr>
-      <w:rFonts w:ascii="AppleGothic" w:hAnsi="AppleGothic" w:eastAsia="AppleGothic" w:cs="AppleGothic"/>
+      <w:rFonts w:ascii="Noto Sans CJK KR" w:hAnsi="Noto Sans CJK KR" w:eastAsia="Noto Sans CJK KR" w:cs="Noto Sans CJK KR"/>
       <w:b/>
       <w:bCs/>
       <w:i/>
@@ -9595,7 +10254,7 @@
     <w:qFormat/>
     <w:rsid w:val="00FC693F"/>
     <w:rPr>
-      <w:rFonts w:ascii="AppleGothic" w:hAnsi="AppleGothic" w:eastAsia="AppleGothic" w:cs="AppleGothic"/>
+      <w:rFonts w:ascii="Noto Sans CJK KR" w:hAnsi="Noto Sans CJK KR" w:eastAsia="Noto Sans CJK KR" w:cs="Noto Sans CJK KR"/>
       <w:smallCaps/>
       <w:color w:val="C0504D" w:themeColor="accent2"/>
       <w:u w:val="single"/>
@@ -9608,7 +10267,7 @@
     <w:qFormat/>
     <w:rsid w:val="00FC693F"/>
     <w:rPr>
-      <w:rFonts w:ascii="AppleGothic" w:hAnsi="AppleGothic" w:eastAsia="AppleGothic" w:cs="AppleGothic"/>
+      <w:rFonts w:ascii="Noto Sans CJK KR" w:hAnsi="Noto Sans CJK KR" w:eastAsia="Noto Sans CJK KR" w:cs="Noto Sans CJK KR"/>
       <w:b/>
       <w:bCs/>
       <w:smallCaps/>
@@ -9624,7 +10283,7 @@
     <w:qFormat/>
     <w:rsid w:val="00FC693F"/>
     <w:rPr>
-      <w:rFonts w:ascii="AppleGothic" w:hAnsi="AppleGothic" w:eastAsia="AppleGothic" w:cs="AppleGothic"/>
+      <w:rFonts w:ascii="Noto Sans CJK KR" w:hAnsi="Noto Sans CJK KR" w:eastAsia="Noto Sans CJK KR" w:cs="Noto Sans CJK KR"/>
       <w:b/>
       <w:bCs/>
       <w:smallCaps/>
@@ -9644,7 +10303,7 @@
       <w:outlineLvl w:val="9"/>
     </w:pPr>
     <w:rPr>
-      <w:rFonts w:ascii="AppleGothic" w:hAnsi="AppleGothic" w:eastAsia="AppleGothic" w:cs="AppleGothic"/>
+      <w:rFonts w:ascii="Noto Sans CJK KR" w:hAnsi="Noto Sans CJK KR" w:eastAsia="Noto Sans CJK KR" w:cs="Noto Sans CJK KR"/>
     </w:rPr>
   </w:style>
   <w:style w:type="table" w:styleId="TableGrid">
@@ -9656,7 +10315,7 @@
       <w:spacing w:after="0" w:line="240" w:lineRule="auto"/>
     </w:pPr>
     <w:rPr>
-      <w:rFonts w:ascii="AppleGothic" w:hAnsi="AppleGothic" w:eastAsia="AppleGothic" w:cs="AppleGothic"/>
+      <w:rFonts w:ascii="Noto Sans CJK KR" w:hAnsi="Noto Sans CJK KR" w:eastAsia="Noto Sans CJK KR" w:cs="Noto Sans CJK KR"/>
     </w:rPr>
     <w:tblPr>
       <w:tblInd w:w="0" w:type="dxa"/>
@@ -9685,7 +10344,7 @@
       <w:spacing w:after="0" w:line="240" w:lineRule="auto"/>
     </w:pPr>
     <w:rPr>
-      <w:rFonts w:ascii="AppleGothic" w:hAnsi="AppleGothic" w:eastAsia="AppleGothic" w:cs="AppleGothic"/>
+      <w:rFonts w:ascii="Noto Sans CJK KR" w:hAnsi="Noto Sans CJK KR" w:eastAsia="Noto Sans CJK KR" w:cs="Noto Sans CJK KR"/>
       <w:color w:val="000000" w:themeColor="text1" w:themeShade="BF"/>
     </w:rPr>
     <w:tblPr>
@@ -9789,7 +10448,7 @@
       <w:spacing w:after="0" w:line="240" w:lineRule="auto"/>
     </w:pPr>
     <w:rPr>
-      <w:rFonts w:ascii="AppleGothic" w:hAnsi="AppleGothic" w:eastAsia="AppleGothic" w:cs="AppleGothic"/>
+      <w:rFonts w:ascii="Noto Sans CJK KR" w:hAnsi="Noto Sans CJK KR" w:eastAsia="Noto Sans CJK KR" w:cs="Noto Sans CJK KR"/>
       <w:color w:val="365F91" w:themeColor="accent1" w:themeShade="BF"/>
     </w:rPr>
     <w:tblPr>
@@ -9893,7 +10552,7 @@
       <w:spacing w:after="0" w:line="240" w:lineRule="auto"/>
     </w:pPr>
     <w:rPr>
-      <w:rFonts w:ascii="AppleGothic" w:hAnsi="AppleGothic" w:eastAsia="AppleGothic" w:cs="AppleGothic"/>
+      <w:rFonts w:ascii="Noto Sans CJK KR" w:hAnsi="Noto Sans CJK KR" w:eastAsia="Noto Sans CJK KR" w:cs="Noto Sans CJK KR"/>
       <w:color w:val="943634" w:themeColor="accent2" w:themeShade="BF"/>
     </w:rPr>
     <w:tblPr>
@@ -9997,7 +10656,7 @@
       <w:spacing w:after="0" w:line="240" w:lineRule="auto"/>
     </w:pPr>
     <w:rPr>
-      <w:rFonts w:ascii="AppleGothic" w:hAnsi="AppleGothic" w:eastAsia="AppleGothic" w:cs="AppleGothic"/>
+      <w:rFonts w:ascii="Noto Sans CJK KR" w:hAnsi="Noto Sans CJK KR" w:eastAsia="Noto Sans CJK KR" w:cs="Noto Sans CJK KR"/>
       <w:color w:val="76923C" w:themeColor="accent3" w:themeShade="BF"/>
     </w:rPr>
     <w:tblPr>
@@ -10101,7 +10760,7 @@
       <w:spacing w:after="0" w:line="240" w:lineRule="auto"/>
     </w:pPr>
     <w:rPr>
-      <w:rFonts w:ascii="AppleGothic" w:hAnsi="AppleGothic" w:eastAsia="AppleGothic" w:cs="AppleGothic"/>
+      <w:rFonts w:ascii="Noto Sans CJK KR" w:hAnsi="Noto Sans CJK KR" w:eastAsia="Noto Sans CJK KR" w:cs="Noto Sans CJK KR"/>
       <w:color w:val="5F497A" w:themeColor="accent4" w:themeShade="BF"/>
     </w:rPr>
     <w:tblPr>
@@ -10205,7 +10864,7 @@
       <w:spacing w:after="0" w:line="240" w:lineRule="auto"/>
     </w:pPr>
     <w:rPr>
-      <w:rFonts w:ascii="AppleGothic" w:hAnsi="AppleGothic" w:eastAsia="AppleGothic" w:cs="AppleGothic"/>
+      <w:rFonts w:ascii="Noto Sans CJK KR" w:hAnsi="Noto Sans CJK KR" w:eastAsia="Noto Sans CJK KR" w:cs="Noto Sans CJK KR"/>
       <w:color w:val="31849B" w:themeColor="accent5" w:themeShade="BF"/>
     </w:rPr>
     <w:tblPr>
@@ -10309,7 +10968,7 @@
       <w:spacing w:after="0" w:line="240" w:lineRule="auto"/>
     </w:pPr>
     <w:rPr>
-      <w:rFonts w:ascii="AppleGothic" w:hAnsi="AppleGothic" w:eastAsia="AppleGothic" w:cs="AppleGothic"/>
+      <w:rFonts w:ascii="Noto Sans CJK KR" w:hAnsi="Noto Sans CJK KR" w:eastAsia="Noto Sans CJK KR" w:cs="Noto Sans CJK KR"/>
       <w:color w:val="E36C0A" w:themeColor="accent6" w:themeShade="BF"/>
     </w:rPr>
     <w:tblPr>
@@ -10413,7 +11072,7 @@
       <w:spacing w:after="0" w:line="240" w:lineRule="auto"/>
     </w:pPr>
     <w:rPr>
-      <w:rFonts w:ascii="AppleGothic" w:hAnsi="AppleGothic" w:eastAsia="AppleGothic" w:cs="AppleGothic"/>
+      <w:rFonts w:ascii="Noto Sans CJK KR" w:hAnsi="Noto Sans CJK KR" w:eastAsia="Noto Sans CJK KR" w:cs="Noto Sans CJK KR"/>
     </w:rPr>
     <w:tblPr>
       <w:tblStyleRowBandSize w:val="1"/>
@@ -10508,7 +11167,7 @@
       <w:spacing w:after="0" w:line="240" w:lineRule="auto"/>
     </w:pPr>
     <w:rPr>
-      <w:rFonts w:ascii="AppleGothic" w:hAnsi="AppleGothic" w:eastAsia="AppleGothic" w:cs="AppleGothic"/>
+      <w:rFonts w:ascii="Noto Sans CJK KR" w:hAnsi="Noto Sans CJK KR" w:eastAsia="Noto Sans CJK KR" w:cs="Noto Sans CJK KR"/>
     </w:rPr>
     <w:tblPr>
       <w:tblStyleRowBandSize w:val="1"/>
@@ -10603,7 +11262,7 @@
       <w:spacing w:after="0" w:line="240" w:lineRule="auto"/>
     </w:pPr>
     <w:rPr>
-      <w:rFonts w:ascii="AppleGothic" w:hAnsi="AppleGothic" w:eastAsia="AppleGothic" w:cs="AppleGothic"/>
+      <w:rFonts w:ascii="Noto Sans CJK KR" w:hAnsi="Noto Sans CJK KR" w:eastAsia="Noto Sans CJK KR" w:cs="Noto Sans CJK KR"/>
     </w:rPr>
     <w:tblPr>
       <w:tblStyleRowBandSize w:val="1"/>
@@ -10698,7 +11357,7 @@
       <w:spacing w:after="0" w:line="240" w:lineRule="auto"/>
     </w:pPr>
     <w:rPr>
-      <w:rFonts w:ascii="AppleGothic" w:hAnsi="AppleGothic" w:eastAsia="AppleGothic" w:cs="AppleGothic"/>
+      <w:rFonts w:ascii="Noto Sans CJK KR" w:hAnsi="Noto Sans CJK KR" w:eastAsia="Noto Sans CJK KR" w:cs="Noto Sans CJK KR"/>
     </w:rPr>
     <w:tblPr>
       <w:tblStyleRowBandSize w:val="1"/>
@@ -10793,7 +11452,7 @@
       <w:spacing w:after="0" w:line="240" w:lineRule="auto"/>
     </w:pPr>
     <w:rPr>
-      <w:rFonts w:ascii="AppleGothic" w:hAnsi="AppleGothic" w:eastAsia="AppleGothic" w:cs="AppleGothic"/>
+      <w:rFonts w:ascii="Noto Sans CJK KR" w:hAnsi="Noto Sans CJK KR" w:eastAsia="Noto Sans CJK KR" w:cs="Noto Sans CJK KR"/>
     </w:rPr>
     <w:tblPr>
       <w:tblStyleRowBandSize w:val="1"/>
@@ -10888,7 +11547,7 @@
       <w:spacing w:after="0" w:line="240" w:lineRule="auto"/>
     </w:pPr>
     <w:rPr>
-      <w:rFonts w:ascii="AppleGothic" w:hAnsi="AppleGothic" w:eastAsia="AppleGothic" w:cs="AppleGothic"/>
+      <w:rFonts w:ascii="Noto Sans CJK KR" w:hAnsi="Noto Sans CJK KR" w:eastAsia="Noto Sans CJK KR" w:cs="Noto Sans CJK KR"/>
     </w:rPr>
     <w:tblPr>
       <w:tblStyleRowBandSize w:val="1"/>
@@ -10983,7 +11642,7 @@
       <w:spacing w:after="0" w:line="240" w:lineRule="auto"/>
     </w:pPr>
     <w:rPr>
-      <w:rFonts w:ascii="AppleGothic" w:hAnsi="AppleGothic" w:eastAsia="AppleGothic" w:cs="AppleGothic"/>
+      <w:rFonts w:ascii="Noto Sans CJK KR" w:hAnsi="Noto Sans CJK KR" w:eastAsia="Noto Sans CJK KR" w:cs="Noto Sans CJK KR"/>
     </w:rPr>
     <w:tblPr>
       <w:tblStyleRowBandSize w:val="1"/>
@@ -11078,7 +11737,7 @@
       <w:spacing w:after="0" w:line="240" w:lineRule="auto"/>
     </w:pPr>
     <w:rPr>
-      <w:rFonts w:ascii="AppleGothic" w:hAnsi="AppleGothic" w:eastAsia="AppleGothic" w:cs="AppleGothic"/>
+      <w:rFonts w:ascii="Noto Sans CJK KR" w:hAnsi="Noto Sans CJK KR" w:eastAsia="Noto Sans CJK KR" w:cs="Noto Sans CJK KR"/>
     </w:rPr>
     <w:tblPr>
       <w:tblStyleRowBandSize w:val="1"/>
@@ -11211,7 +11870,7 @@
       <w:spacing w:after="0" w:line="240" w:lineRule="auto"/>
     </w:pPr>
     <w:rPr>
-      <w:rFonts w:ascii="AppleGothic" w:hAnsi="AppleGothic" w:eastAsia="AppleGothic" w:cs="AppleGothic"/>
+      <w:rFonts w:ascii="Noto Sans CJK KR" w:hAnsi="Noto Sans CJK KR" w:eastAsia="Noto Sans CJK KR" w:cs="Noto Sans CJK KR"/>
     </w:rPr>
     <w:tblPr>
       <w:tblStyleRowBandSize w:val="1"/>
@@ -11344,7 +12003,7 @@
       <w:spacing w:after="0" w:line="240" w:lineRule="auto"/>
     </w:pPr>
     <w:rPr>
-      <w:rFonts w:ascii="AppleGothic" w:hAnsi="AppleGothic" w:eastAsia="AppleGothic" w:cs="AppleGothic"/>
+      <w:rFonts w:ascii="Noto Sans CJK KR" w:hAnsi="Noto Sans CJK KR" w:eastAsia="Noto Sans CJK KR" w:cs="Noto Sans CJK KR"/>
     </w:rPr>
     <w:tblPr>
       <w:tblStyleRowBandSize w:val="1"/>
@@ -11477,7 +12136,7 @@
       <w:spacing w:after="0" w:line="240" w:lineRule="auto"/>
     </w:pPr>
     <w:rPr>
-      <w:rFonts w:ascii="AppleGothic" w:hAnsi="AppleGothic" w:eastAsia="AppleGothic" w:cs="AppleGothic"/>
+      <w:rFonts w:ascii="Noto Sans CJK KR" w:hAnsi="Noto Sans CJK KR" w:eastAsia="Noto Sans CJK KR" w:cs="Noto Sans CJK KR"/>
     </w:rPr>
     <w:tblPr>
       <w:tblStyleRowBandSize w:val="1"/>
@@ -11610,7 +12269,7 @@
       <w:spacing w:after="0" w:line="240" w:lineRule="auto"/>
     </w:pPr>
     <w:rPr>
-      <w:rFonts w:ascii="AppleGothic" w:hAnsi="AppleGothic" w:eastAsia="AppleGothic" w:cs="AppleGothic"/>
+      <w:rFonts w:ascii="Noto Sans CJK KR" w:hAnsi="Noto Sans CJK KR" w:eastAsia="Noto Sans CJK KR" w:cs="Noto Sans CJK KR"/>
     </w:rPr>
     <w:tblPr>
       <w:tblStyleRowBandSize w:val="1"/>
@@ -11743,7 +12402,7 @@
       <w:spacing w:after="0" w:line="240" w:lineRule="auto"/>
     </w:pPr>
     <w:rPr>
-      <w:rFonts w:ascii="AppleGothic" w:hAnsi="AppleGothic" w:eastAsia="AppleGothic" w:cs="AppleGothic"/>
+      <w:rFonts w:ascii="Noto Sans CJK KR" w:hAnsi="Noto Sans CJK KR" w:eastAsia="Noto Sans CJK KR" w:cs="Noto Sans CJK KR"/>
     </w:rPr>
     <w:tblPr>
       <w:tblStyleRowBandSize w:val="1"/>
@@ -11876,7 +12535,7 @@
       <w:spacing w:after="0" w:line="240" w:lineRule="auto"/>
     </w:pPr>
     <w:rPr>
-      <w:rFonts w:ascii="AppleGothic" w:hAnsi="AppleGothic" w:eastAsia="AppleGothic" w:cs="AppleGothic"/>
+      <w:rFonts w:ascii="Noto Sans CJK KR" w:hAnsi="Noto Sans CJK KR" w:eastAsia="Noto Sans CJK KR" w:cs="Noto Sans CJK KR"/>
     </w:rPr>
     <w:tblPr>
       <w:tblStyleRowBandSize w:val="1"/>
@@ -12009,7 +12668,7 @@
       <w:spacing w:after="0" w:line="240" w:lineRule="auto"/>
     </w:pPr>
     <w:rPr>
-      <w:rFonts w:ascii="AppleGothic" w:hAnsi="AppleGothic" w:eastAsia="AppleGothic" w:cs="AppleGothic"/>
+      <w:rFonts w:ascii="Noto Sans CJK KR" w:hAnsi="Noto Sans CJK KR" w:eastAsia="Noto Sans CJK KR" w:cs="Noto Sans CJK KR"/>
     </w:rPr>
     <w:tblPr>
       <w:tblStyleRowBandSize w:val="1"/>
@@ -12118,7 +12777,7 @@
       <w:spacing w:after="0" w:line="240" w:lineRule="auto"/>
     </w:pPr>
     <w:rPr>
-      <w:rFonts w:ascii="AppleGothic" w:hAnsi="AppleGothic" w:eastAsia="AppleGothic" w:cs="AppleGothic"/>
+      <w:rFonts w:ascii="Noto Sans CJK KR" w:hAnsi="Noto Sans CJK KR" w:eastAsia="Noto Sans CJK KR" w:cs="Noto Sans CJK KR"/>
     </w:rPr>
     <w:tblPr>
       <w:tblStyleRowBandSize w:val="1"/>
@@ -12227,7 +12886,7 @@
       <w:spacing w:after="0" w:line="240" w:lineRule="auto"/>
     </w:pPr>
     <w:rPr>
-      <w:rFonts w:ascii="AppleGothic" w:hAnsi="AppleGothic" w:eastAsia="AppleGothic" w:cs="AppleGothic"/>
+      <w:rFonts w:ascii="Noto Sans CJK KR" w:hAnsi="Noto Sans CJK KR" w:eastAsia="Noto Sans CJK KR" w:cs="Noto Sans CJK KR"/>
     </w:rPr>
     <w:tblPr>
       <w:tblStyleRowBandSize w:val="1"/>
@@ -12336,7 +12995,7 @@
       <w:spacing w:after="0" w:line="240" w:lineRule="auto"/>
     </w:pPr>
     <w:rPr>
-      <w:rFonts w:ascii="AppleGothic" w:hAnsi="AppleGothic" w:eastAsia="AppleGothic" w:cs="AppleGothic"/>
+      <w:rFonts w:ascii="Noto Sans CJK KR" w:hAnsi="Noto Sans CJK KR" w:eastAsia="Noto Sans CJK KR" w:cs="Noto Sans CJK KR"/>
     </w:rPr>
     <w:tblPr>
       <w:tblStyleRowBandSize w:val="1"/>
@@ -12445,7 +13104,7 @@
       <w:spacing w:after="0" w:line="240" w:lineRule="auto"/>
     </w:pPr>
     <w:rPr>
-      <w:rFonts w:ascii="AppleGothic" w:hAnsi="AppleGothic" w:eastAsia="AppleGothic" w:cs="AppleGothic"/>
+      <w:rFonts w:ascii="Noto Sans CJK KR" w:hAnsi="Noto Sans CJK KR" w:eastAsia="Noto Sans CJK KR" w:cs="Noto Sans CJK KR"/>
     </w:rPr>
     <w:tblPr>
       <w:tblStyleRowBandSize w:val="1"/>
@@ -12554,7 +13213,7 @@
       <w:spacing w:after="0" w:line="240" w:lineRule="auto"/>
     </w:pPr>
     <w:rPr>
-      <w:rFonts w:ascii="AppleGothic" w:hAnsi="AppleGothic" w:eastAsia="AppleGothic" w:cs="AppleGothic"/>
+      <w:rFonts w:ascii="Noto Sans CJK KR" w:hAnsi="Noto Sans CJK KR" w:eastAsia="Noto Sans CJK KR" w:cs="Noto Sans CJK KR"/>
     </w:rPr>
     <w:tblPr>
       <w:tblStyleRowBandSize w:val="1"/>
@@ -12663,7 +13322,7 @@
       <w:spacing w:after="0" w:line="240" w:lineRule="auto"/>
     </w:pPr>
     <w:rPr>
-      <w:rFonts w:ascii="AppleGothic" w:hAnsi="AppleGothic" w:eastAsia="AppleGothic" w:cs="AppleGothic"/>
+      <w:rFonts w:ascii="Noto Sans CJK KR" w:hAnsi="Noto Sans CJK KR" w:eastAsia="Noto Sans CJK KR" w:cs="Noto Sans CJK KR"/>
     </w:rPr>
     <w:tblPr>
       <w:tblStyleRowBandSize w:val="1"/>
@@ -12772,7 +13431,7 @@
       <w:spacing w:after="0" w:line="240" w:lineRule="auto"/>
     </w:pPr>
     <w:rPr>
-      <w:rFonts w:ascii="AppleGothic" w:hAnsi="AppleGothic" w:eastAsia="AppleGothic" w:cs="AppleGothic"/>
+      <w:rFonts w:ascii="Noto Sans CJK KR" w:hAnsi="Noto Sans CJK KR" w:eastAsia="Noto Sans CJK KR" w:cs="Noto Sans CJK KR"/>
     </w:rPr>
     <w:tblPr>
       <w:tblStyleRowBandSize w:val="1"/>
@@ -12924,7 +13583,7 @@
       <w:spacing w:after="0" w:line="240" w:lineRule="auto"/>
     </w:pPr>
     <w:rPr>
-      <w:rFonts w:ascii="AppleGothic" w:hAnsi="AppleGothic" w:eastAsia="AppleGothic" w:cs="AppleGothic"/>
+      <w:rFonts w:ascii="Noto Sans CJK KR" w:hAnsi="Noto Sans CJK KR" w:eastAsia="Noto Sans CJK KR" w:cs="Noto Sans CJK KR"/>
     </w:rPr>
     <w:tblPr>
       <w:tblStyleRowBandSize w:val="1"/>
@@ -13076,7 +13735,7 @@
       <w:spacing w:after="0" w:line="240" w:lineRule="auto"/>
     </w:pPr>
     <w:rPr>
-      <w:rFonts w:ascii="AppleGothic" w:hAnsi="AppleGothic" w:eastAsia="AppleGothic" w:cs="AppleGothic"/>
+      <w:rFonts w:ascii="Noto Sans CJK KR" w:hAnsi="Noto Sans CJK KR" w:eastAsia="Noto Sans CJK KR" w:cs="Noto Sans CJK KR"/>
     </w:rPr>
     <w:tblPr>
       <w:tblStyleRowBandSize w:val="1"/>
@@ -13228,7 +13887,7 @@
       <w:spacing w:after="0" w:line="240" w:lineRule="auto"/>
     </w:pPr>
     <w:rPr>
-      <w:rFonts w:ascii="AppleGothic" w:hAnsi="AppleGothic" w:eastAsia="AppleGothic" w:cs="AppleGothic"/>
+      <w:rFonts w:ascii="Noto Sans CJK KR" w:hAnsi="Noto Sans CJK KR" w:eastAsia="Noto Sans CJK KR" w:cs="Noto Sans CJK KR"/>
     </w:rPr>
     <w:tblPr>
       <w:tblStyleRowBandSize w:val="1"/>
@@ -13380,7 +14039,7 @@
       <w:spacing w:after="0" w:line="240" w:lineRule="auto"/>
     </w:pPr>
     <w:rPr>
-      <w:rFonts w:ascii="AppleGothic" w:hAnsi="AppleGothic" w:eastAsia="AppleGothic" w:cs="AppleGothic"/>
+      <w:rFonts w:ascii="Noto Sans CJK KR" w:hAnsi="Noto Sans CJK KR" w:eastAsia="Noto Sans CJK KR" w:cs="Noto Sans CJK KR"/>
     </w:rPr>
     <w:tblPr>
       <w:tblStyleRowBandSize w:val="1"/>
@@ -13532,7 +14191,7 @@
       <w:spacing w:after="0" w:line="240" w:lineRule="auto"/>
     </w:pPr>
     <w:rPr>
-      <w:rFonts w:ascii="AppleGothic" w:hAnsi="AppleGothic" w:eastAsia="AppleGothic" w:cs="AppleGothic"/>
+      <w:rFonts w:ascii="Noto Sans CJK KR" w:hAnsi="Noto Sans CJK KR" w:eastAsia="Noto Sans CJK KR" w:cs="Noto Sans CJK KR"/>
     </w:rPr>
     <w:tblPr>
       <w:tblStyleRowBandSize w:val="1"/>
@@ -13684,7 +14343,7 @@
       <w:spacing w:after="0" w:line="240" w:lineRule="auto"/>
     </w:pPr>
     <w:rPr>
-      <w:rFonts w:ascii="AppleGothic" w:hAnsi="AppleGothic" w:eastAsia="AppleGothic" w:cs="AppleGothic"/>
+      <w:rFonts w:ascii="Noto Sans CJK KR" w:hAnsi="Noto Sans CJK KR" w:eastAsia="Noto Sans CJK KR" w:cs="Noto Sans CJK KR"/>
     </w:rPr>
     <w:tblPr>
       <w:tblStyleRowBandSize w:val="1"/>
@@ -13836,7 +14495,7 @@
       <w:spacing w:after="0" w:line="240" w:lineRule="auto"/>
     </w:pPr>
     <w:rPr>
-      <w:rFonts w:ascii="AppleGothic" w:hAnsi="AppleGothic" w:eastAsia="AppleGothic" w:cs="AppleGothic"/>
+      <w:rFonts w:ascii="Noto Sans CJK KR" w:hAnsi="Noto Sans CJK KR" w:eastAsia="Noto Sans CJK KR" w:cs="Noto Sans CJK KR"/>
       <w:color w:val="000000" w:themeColor="text1"/>
     </w:rPr>
     <w:tblPr>
@@ -13921,7 +14580,7 @@
       <w:spacing w:after="0" w:line="240" w:lineRule="auto"/>
     </w:pPr>
     <w:rPr>
-      <w:rFonts w:ascii="AppleGothic" w:hAnsi="AppleGothic" w:eastAsia="AppleGothic" w:cs="AppleGothic"/>
+      <w:rFonts w:ascii="Noto Sans CJK KR" w:hAnsi="Noto Sans CJK KR" w:eastAsia="Noto Sans CJK KR" w:cs="Noto Sans CJK KR"/>
       <w:color w:val="000000" w:themeColor="text1"/>
     </w:rPr>
     <w:tblPr>
@@ -14006,7 +14665,7 @@
       <w:spacing w:after="0" w:line="240" w:lineRule="auto"/>
     </w:pPr>
     <w:rPr>
-      <w:rFonts w:ascii="AppleGothic" w:hAnsi="AppleGothic" w:eastAsia="AppleGothic" w:cs="AppleGothic"/>
+      <w:rFonts w:ascii="Noto Sans CJK KR" w:hAnsi="Noto Sans CJK KR" w:eastAsia="Noto Sans CJK KR" w:cs="Noto Sans CJK KR"/>
       <w:color w:val="000000" w:themeColor="text1"/>
     </w:rPr>
     <w:tblPr>
@@ -14091,7 +14750,7 @@
       <w:spacing w:after="0" w:line="240" w:lineRule="auto"/>
     </w:pPr>
     <w:rPr>
-      <w:rFonts w:ascii="AppleGothic" w:hAnsi="AppleGothic" w:eastAsia="AppleGothic" w:cs="AppleGothic"/>
+      <w:rFonts w:ascii="Noto Sans CJK KR" w:hAnsi="Noto Sans CJK KR" w:eastAsia="Noto Sans CJK KR" w:cs="Noto Sans CJK KR"/>
       <w:color w:val="000000" w:themeColor="text1"/>
     </w:rPr>
     <w:tblPr>
@@ -14176,7 +14835,7 @@
       <w:spacing w:after="0" w:line="240" w:lineRule="auto"/>
     </w:pPr>
     <w:rPr>
-      <w:rFonts w:ascii="AppleGothic" w:hAnsi="AppleGothic" w:eastAsia="AppleGothic" w:cs="AppleGothic"/>
+      <w:rFonts w:ascii="Noto Sans CJK KR" w:hAnsi="Noto Sans CJK KR" w:eastAsia="Noto Sans CJK KR" w:cs="Noto Sans CJK KR"/>
       <w:color w:val="000000" w:themeColor="text1"/>
     </w:rPr>
     <w:tblPr>
@@ -14261,7 +14920,7 @@
       <w:spacing w:after="0" w:line="240" w:lineRule="auto"/>
     </w:pPr>
     <w:rPr>
-      <w:rFonts w:ascii="AppleGothic" w:hAnsi="AppleGothic" w:eastAsia="AppleGothic" w:cs="AppleGothic"/>
+      <w:rFonts w:ascii="Noto Sans CJK KR" w:hAnsi="Noto Sans CJK KR" w:eastAsia="Noto Sans CJK KR" w:cs="Noto Sans CJK KR"/>
       <w:color w:val="000000" w:themeColor="text1"/>
     </w:rPr>
     <w:tblPr>
@@ -14346,7 +15005,7 @@
       <w:spacing w:after="0" w:line="240" w:lineRule="auto"/>
     </w:pPr>
     <w:rPr>
-      <w:rFonts w:ascii="AppleGothic" w:hAnsi="AppleGothic" w:eastAsia="AppleGothic" w:cs="AppleGothic"/>
+      <w:rFonts w:ascii="Noto Sans CJK KR" w:hAnsi="Noto Sans CJK KR" w:eastAsia="Noto Sans CJK KR" w:cs="Noto Sans CJK KR"/>
       <w:color w:val="000000" w:themeColor="text1"/>
     </w:rPr>
     <w:tblPr>
@@ -14431,7 +15090,7 @@
       <w:spacing w:after="0" w:line="240" w:lineRule="auto"/>
     </w:pPr>
     <w:rPr>
-      <w:rFonts w:asciiTheme="majorHAnsi" w:eastAsiaTheme="majorEastAsia" w:hAnsiTheme="majorHAnsi" w:cstheme="majorBidi" w:ascii="AppleGothic" w:hAnsi="AppleGothic" w:eastAsia="AppleGothic" w:cs="AppleGothic"/>
+      <w:rFonts w:asciiTheme="majorHAnsi" w:eastAsiaTheme="majorEastAsia" w:hAnsiTheme="majorHAnsi" w:cstheme="majorBidi" w:ascii="Noto Sans CJK KR" w:hAnsi="Noto Sans CJK KR" w:eastAsia="Noto Sans CJK KR" w:cs="Noto Sans CJK KR"/>
       <w:color w:val="000000" w:themeColor="text1"/>
     </w:rPr>
     <w:tblPr>
@@ -14559,7 +15218,7 @@
       <w:spacing w:after="0" w:line="240" w:lineRule="auto"/>
     </w:pPr>
     <w:rPr>
-      <w:rFonts w:asciiTheme="majorHAnsi" w:eastAsiaTheme="majorEastAsia" w:hAnsiTheme="majorHAnsi" w:cstheme="majorBidi" w:ascii="AppleGothic" w:hAnsi="AppleGothic" w:eastAsia="AppleGothic" w:cs="AppleGothic"/>
+      <w:rFonts w:asciiTheme="majorHAnsi" w:eastAsiaTheme="majorEastAsia" w:hAnsiTheme="majorHAnsi" w:cstheme="majorBidi" w:ascii="Noto Sans CJK KR" w:hAnsi="Noto Sans CJK KR" w:eastAsia="Noto Sans CJK KR" w:cs="Noto Sans CJK KR"/>
       <w:color w:val="000000" w:themeColor="text1"/>
     </w:rPr>
     <w:tblPr>
@@ -14687,7 +15346,7 @@
       <w:spacing w:after="0" w:line="240" w:lineRule="auto"/>
     </w:pPr>
     <w:rPr>
-      <w:rFonts w:asciiTheme="majorHAnsi" w:eastAsiaTheme="majorEastAsia" w:hAnsiTheme="majorHAnsi" w:cstheme="majorBidi" w:ascii="AppleGothic" w:hAnsi="AppleGothic" w:eastAsia="AppleGothic" w:cs="AppleGothic"/>
+      <w:rFonts w:asciiTheme="majorHAnsi" w:eastAsiaTheme="majorEastAsia" w:hAnsiTheme="majorHAnsi" w:cstheme="majorBidi" w:ascii="Noto Sans CJK KR" w:hAnsi="Noto Sans CJK KR" w:eastAsia="Noto Sans CJK KR" w:cs="Noto Sans CJK KR"/>
       <w:color w:val="000000" w:themeColor="text1"/>
     </w:rPr>
     <w:tblPr>
@@ -14815,7 +15474,7 @@
       <w:spacing w:after="0" w:line="240" w:lineRule="auto"/>
     </w:pPr>
     <w:rPr>
-      <w:rFonts w:asciiTheme="majorHAnsi" w:eastAsiaTheme="majorEastAsia" w:hAnsiTheme="majorHAnsi" w:cstheme="majorBidi" w:ascii="AppleGothic" w:hAnsi="AppleGothic" w:eastAsia="AppleGothic" w:cs="AppleGothic"/>
+      <w:rFonts w:asciiTheme="majorHAnsi" w:eastAsiaTheme="majorEastAsia" w:hAnsiTheme="majorHAnsi" w:cstheme="majorBidi" w:ascii="Noto Sans CJK KR" w:hAnsi="Noto Sans CJK KR" w:eastAsia="Noto Sans CJK KR" w:cs="Noto Sans CJK KR"/>
       <w:color w:val="000000" w:themeColor="text1"/>
     </w:rPr>
     <w:tblPr>
@@ -14943,7 +15602,7 @@
       <w:spacing w:after="0" w:line="240" w:lineRule="auto"/>
     </w:pPr>
     <w:rPr>
-      <w:rFonts w:asciiTheme="majorHAnsi" w:eastAsiaTheme="majorEastAsia" w:hAnsiTheme="majorHAnsi" w:cstheme="majorBidi" w:ascii="AppleGothic" w:hAnsi="AppleGothic" w:eastAsia="AppleGothic" w:cs="AppleGothic"/>
+      <w:rFonts w:asciiTheme="majorHAnsi" w:eastAsiaTheme="majorEastAsia" w:hAnsiTheme="majorHAnsi" w:cstheme="majorBidi" w:ascii="Noto Sans CJK KR" w:hAnsi="Noto Sans CJK KR" w:eastAsia="Noto Sans CJK KR" w:cs="Noto Sans CJK KR"/>
       <w:color w:val="000000" w:themeColor="text1"/>
     </w:rPr>
     <w:tblPr>
@@ -15071,7 +15730,7 @@
       <w:spacing w:after="0" w:line="240" w:lineRule="auto"/>
     </w:pPr>
     <w:rPr>
-      <w:rFonts w:asciiTheme="majorHAnsi" w:eastAsiaTheme="majorEastAsia" w:hAnsiTheme="majorHAnsi" w:cstheme="majorBidi" w:ascii="AppleGothic" w:hAnsi="AppleGothic" w:eastAsia="AppleGothic" w:cs="AppleGothic"/>
+      <w:rFonts w:asciiTheme="majorHAnsi" w:eastAsiaTheme="majorEastAsia" w:hAnsiTheme="majorHAnsi" w:cstheme="majorBidi" w:ascii="Noto Sans CJK KR" w:hAnsi="Noto Sans CJK KR" w:eastAsia="Noto Sans CJK KR" w:cs="Noto Sans CJK KR"/>
       <w:color w:val="000000" w:themeColor="text1"/>
     </w:rPr>
     <w:tblPr>
@@ -15199,7 +15858,7 @@
       <w:spacing w:after="0" w:line="240" w:lineRule="auto"/>
     </w:pPr>
     <w:rPr>
-      <w:rFonts w:asciiTheme="majorHAnsi" w:eastAsiaTheme="majorEastAsia" w:hAnsiTheme="majorHAnsi" w:cstheme="majorBidi" w:ascii="AppleGothic" w:hAnsi="AppleGothic" w:eastAsia="AppleGothic" w:cs="AppleGothic"/>
+      <w:rFonts w:asciiTheme="majorHAnsi" w:eastAsiaTheme="majorEastAsia" w:hAnsiTheme="majorHAnsi" w:cstheme="majorBidi" w:ascii="Noto Sans CJK KR" w:hAnsi="Noto Sans CJK KR" w:eastAsia="Noto Sans CJK KR" w:cs="Noto Sans CJK KR"/>
       <w:color w:val="000000" w:themeColor="text1"/>
     </w:rPr>
     <w:tblPr>
@@ -15327,7 +15986,7 @@
       <w:spacing w:after="0" w:line="240" w:lineRule="auto"/>
     </w:pPr>
     <w:rPr>
-      <w:rFonts w:ascii="AppleGothic" w:hAnsi="AppleGothic" w:eastAsia="AppleGothic" w:cs="AppleGothic"/>
+      <w:rFonts w:ascii="Noto Sans CJK KR" w:hAnsi="Noto Sans CJK KR" w:eastAsia="Noto Sans CJK KR" w:cs="Noto Sans CJK KR"/>
     </w:rPr>
     <w:tblPr>
       <w:tblStyleRowBandSize w:val="1"/>
@@ -15403,7 +16062,7 @@
       <w:spacing w:after="0" w:line="240" w:lineRule="auto"/>
     </w:pPr>
     <w:rPr>
-      <w:rFonts w:ascii="AppleGothic" w:hAnsi="AppleGothic" w:eastAsia="AppleGothic" w:cs="AppleGothic"/>
+      <w:rFonts w:ascii="Noto Sans CJK KR" w:hAnsi="Noto Sans CJK KR" w:eastAsia="Noto Sans CJK KR" w:cs="Noto Sans CJK KR"/>
     </w:rPr>
     <w:tblPr>
       <w:tblStyleRowBandSize w:val="1"/>
@@ -15479,7 +16138,7 @@
       <w:spacing w:after="0" w:line="240" w:lineRule="auto"/>
     </w:pPr>
     <w:rPr>
-      <w:rFonts w:ascii="AppleGothic" w:hAnsi="AppleGothic" w:eastAsia="AppleGothic" w:cs="AppleGothic"/>
+      <w:rFonts w:ascii="Noto Sans CJK KR" w:hAnsi="Noto Sans CJK KR" w:eastAsia="Noto Sans CJK KR" w:cs="Noto Sans CJK KR"/>
     </w:rPr>
     <w:tblPr>
       <w:tblStyleRowBandSize w:val="1"/>
@@ -15555,7 +16214,7 @@
       <w:spacing w:after="0" w:line="240" w:lineRule="auto"/>
     </w:pPr>
     <w:rPr>
-      <w:rFonts w:ascii="AppleGothic" w:hAnsi="AppleGothic" w:eastAsia="AppleGothic" w:cs="AppleGothic"/>
+      <w:rFonts w:ascii="Noto Sans CJK KR" w:hAnsi="Noto Sans CJK KR" w:eastAsia="Noto Sans CJK KR" w:cs="Noto Sans CJK KR"/>
     </w:rPr>
     <w:tblPr>
       <w:tblStyleRowBandSize w:val="1"/>
@@ -15631,7 +16290,7 @@
       <w:spacing w:after="0" w:line="240" w:lineRule="auto"/>
     </w:pPr>
     <w:rPr>
-      <w:rFonts w:ascii="AppleGothic" w:hAnsi="AppleGothic" w:eastAsia="AppleGothic" w:cs="AppleGothic"/>
+      <w:rFonts w:ascii="Noto Sans CJK KR" w:hAnsi="Noto Sans CJK KR" w:eastAsia="Noto Sans CJK KR" w:cs="Noto Sans CJK KR"/>
     </w:rPr>
     <w:tblPr>
       <w:tblStyleRowBandSize w:val="1"/>
@@ -15707,7 +16366,7 @@
       <w:spacing w:after="0" w:line="240" w:lineRule="auto"/>
     </w:pPr>
     <w:rPr>
-      <w:rFonts w:ascii="AppleGothic" w:hAnsi="AppleGothic" w:eastAsia="AppleGothic" w:cs="AppleGothic"/>
+      <w:rFonts w:ascii="Noto Sans CJK KR" w:hAnsi="Noto Sans CJK KR" w:eastAsia="Noto Sans CJK KR" w:cs="Noto Sans CJK KR"/>
     </w:rPr>
     <w:tblPr>
       <w:tblStyleRowBandSize w:val="1"/>
@@ -15783,7 +16442,7 @@
       <w:spacing w:after="0" w:line="240" w:lineRule="auto"/>
     </w:pPr>
     <w:rPr>
-      <w:rFonts w:ascii="AppleGothic" w:hAnsi="AppleGothic" w:eastAsia="AppleGothic" w:cs="AppleGothic"/>
+      <w:rFonts w:ascii="Noto Sans CJK KR" w:hAnsi="Noto Sans CJK KR" w:eastAsia="Noto Sans CJK KR" w:cs="Noto Sans CJK KR"/>
     </w:rPr>
     <w:tblPr>
       <w:tblStyleRowBandSize w:val="1"/>
@@ -15859,7 +16518,7 @@
       <w:spacing w:after="0" w:line="240" w:lineRule="auto"/>
     </w:pPr>
     <w:rPr>
-      <w:rFonts w:asciiTheme="majorHAnsi" w:eastAsiaTheme="majorEastAsia" w:hAnsiTheme="majorHAnsi" w:cstheme="majorBidi" w:ascii="AppleGothic" w:hAnsi="AppleGothic" w:eastAsia="AppleGothic" w:cs="AppleGothic"/>
+      <w:rFonts w:asciiTheme="majorHAnsi" w:eastAsiaTheme="majorEastAsia" w:hAnsiTheme="majorHAnsi" w:cstheme="majorBidi" w:ascii="Noto Sans CJK KR" w:hAnsi="Noto Sans CJK KR" w:eastAsia="Noto Sans CJK KR" w:cs="Noto Sans CJK KR"/>
       <w:color w:val="000000" w:themeColor="text1"/>
     </w:rPr>
     <w:tblPr>
@@ -15984,7 +16643,7 @@
       <w:spacing w:after="0" w:line="240" w:lineRule="auto"/>
     </w:pPr>
     <w:rPr>
-      <w:rFonts w:asciiTheme="majorHAnsi" w:eastAsiaTheme="majorEastAsia" w:hAnsiTheme="majorHAnsi" w:cstheme="majorBidi" w:ascii="AppleGothic" w:hAnsi="AppleGothic" w:eastAsia="AppleGothic" w:cs="AppleGothic"/>
+      <w:rFonts w:asciiTheme="majorHAnsi" w:eastAsiaTheme="majorEastAsia" w:hAnsiTheme="majorHAnsi" w:cstheme="majorBidi" w:ascii="Noto Sans CJK KR" w:hAnsi="Noto Sans CJK KR" w:eastAsia="Noto Sans CJK KR" w:cs="Noto Sans CJK KR"/>
       <w:color w:val="000000" w:themeColor="text1"/>
     </w:rPr>
     <w:tblPr>
@@ -16109,7 +16768,7 @@
       <w:spacing w:after="0" w:line="240" w:lineRule="auto"/>
     </w:pPr>
     <w:rPr>
-      <w:rFonts w:asciiTheme="majorHAnsi" w:eastAsiaTheme="majorEastAsia" w:hAnsiTheme="majorHAnsi" w:cstheme="majorBidi" w:ascii="AppleGothic" w:hAnsi="AppleGothic" w:eastAsia="AppleGothic" w:cs="AppleGothic"/>
+      <w:rFonts w:asciiTheme="majorHAnsi" w:eastAsiaTheme="majorEastAsia" w:hAnsiTheme="majorHAnsi" w:cstheme="majorBidi" w:ascii="Noto Sans CJK KR" w:hAnsi="Noto Sans CJK KR" w:eastAsia="Noto Sans CJK KR" w:cs="Noto Sans CJK KR"/>
       <w:color w:val="000000" w:themeColor="text1"/>
     </w:rPr>
     <w:tblPr>
@@ -16234,7 +16893,7 @@
       <w:spacing w:after="0" w:line="240" w:lineRule="auto"/>
     </w:pPr>
     <w:rPr>
-      <w:rFonts w:asciiTheme="majorHAnsi" w:eastAsiaTheme="majorEastAsia" w:hAnsiTheme="majorHAnsi" w:cstheme="majorBidi" w:ascii="AppleGothic" w:hAnsi="AppleGothic" w:eastAsia="AppleGothic" w:cs="AppleGothic"/>
+      <w:rFonts w:asciiTheme="majorHAnsi" w:eastAsiaTheme="majorEastAsia" w:hAnsiTheme="majorHAnsi" w:cstheme="majorBidi" w:ascii="Noto Sans CJK KR" w:hAnsi="Noto Sans CJK KR" w:eastAsia="Noto Sans CJK KR" w:cs="Noto Sans CJK KR"/>
       <w:color w:val="000000" w:themeColor="text1"/>
     </w:rPr>
     <w:tblPr>
@@ -16359,7 +17018,7 @@
       <w:spacing w:after="0" w:line="240" w:lineRule="auto"/>
     </w:pPr>
     <w:rPr>
-      <w:rFonts w:asciiTheme="majorHAnsi" w:eastAsiaTheme="majorEastAsia" w:hAnsiTheme="majorHAnsi" w:cstheme="majorBidi" w:ascii="AppleGothic" w:hAnsi="AppleGothic" w:eastAsia="AppleGothic" w:cs="AppleGothic"/>
+      <w:rFonts w:asciiTheme="majorHAnsi" w:eastAsiaTheme="majorEastAsia" w:hAnsiTheme="majorHAnsi" w:cstheme="majorBidi" w:ascii="Noto Sans CJK KR" w:hAnsi="Noto Sans CJK KR" w:eastAsia="Noto Sans CJK KR" w:cs="Noto Sans CJK KR"/>
       <w:color w:val="000000" w:themeColor="text1"/>
     </w:rPr>
     <w:tblPr>
@@ -16484,7 +17143,7 @@
       <w:spacing w:after="0" w:line="240" w:lineRule="auto"/>
     </w:pPr>
     <w:rPr>
-      <w:rFonts w:asciiTheme="majorHAnsi" w:eastAsiaTheme="majorEastAsia" w:hAnsiTheme="majorHAnsi" w:cstheme="majorBidi" w:ascii="AppleGothic" w:hAnsi="AppleGothic" w:eastAsia="AppleGothic" w:cs="AppleGothic"/>
+      <w:rFonts w:asciiTheme="majorHAnsi" w:eastAsiaTheme="majorEastAsia" w:hAnsiTheme="majorHAnsi" w:cstheme="majorBidi" w:ascii="Noto Sans CJK KR" w:hAnsi="Noto Sans CJK KR" w:eastAsia="Noto Sans CJK KR" w:cs="Noto Sans CJK KR"/>
       <w:color w:val="000000" w:themeColor="text1"/>
     </w:rPr>
     <w:tblPr>
@@ -16609,7 +17268,7 @@
       <w:spacing w:after="0" w:line="240" w:lineRule="auto"/>
     </w:pPr>
     <w:rPr>
-      <w:rFonts w:asciiTheme="majorHAnsi" w:eastAsiaTheme="majorEastAsia" w:hAnsiTheme="majorHAnsi" w:cstheme="majorBidi" w:ascii="AppleGothic" w:hAnsi="AppleGothic" w:eastAsia="AppleGothic" w:cs="AppleGothic"/>
+      <w:rFonts w:asciiTheme="majorHAnsi" w:eastAsiaTheme="majorEastAsia" w:hAnsiTheme="majorHAnsi" w:cstheme="majorBidi" w:ascii="Noto Sans CJK KR" w:hAnsi="Noto Sans CJK KR" w:eastAsia="Noto Sans CJK KR" w:cs="Noto Sans CJK KR"/>
       <w:color w:val="000000" w:themeColor="text1"/>
     </w:rPr>
     <w:tblPr>
@@ -16734,7 +17393,7 @@
       <w:spacing w:after="0" w:line="240" w:lineRule="auto"/>
     </w:pPr>
     <w:rPr>
-      <w:rFonts w:ascii="AppleGothic" w:hAnsi="AppleGothic" w:eastAsia="AppleGothic" w:cs="AppleGothic"/>
+      <w:rFonts w:ascii="Noto Sans CJK KR" w:hAnsi="Noto Sans CJK KR" w:eastAsia="Noto Sans CJK KR" w:cs="Noto Sans CJK KR"/>
     </w:rPr>
     <w:tblPr>
       <w:tblStyleRowBandSize w:val="1"/>
@@ -16878,7 +17537,7 @@
       <w:spacing w:after="0" w:line="240" w:lineRule="auto"/>
     </w:pPr>
     <w:rPr>
-      <w:rFonts w:ascii="AppleGothic" w:hAnsi="AppleGothic" w:eastAsia="AppleGothic" w:cs="AppleGothic"/>
+      <w:rFonts w:ascii="Noto Sans CJK KR" w:hAnsi="Noto Sans CJK KR" w:eastAsia="Noto Sans CJK KR" w:cs="Noto Sans CJK KR"/>
     </w:rPr>
     <w:tblPr>
       <w:tblStyleRowBandSize w:val="1"/>
@@ -17022,7 +17681,7 @@
       <w:spacing w:after="0" w:line="240" w:lineRule="auto"/>
     </w:pPr>
     <w:rPr>
-      <w:rFonts w:ascii="AppleGothic" w:hAnsi="AppleGothic" w:eastAsia="AppleGothic" w:cs="AppleGothic"/>
+      <w:rFonts w:ascii="Noto Sans CJK KR" w:hAnsi="Noto Sans CJK KR" w:eastAsia="Noto Sans CJK KR" w:cs="Noto Sans CJK KR"/>
     </w:rPr>
     <w:tblPr>
       <w:tblStyleRowBandSize w:val="1"/>
@@ -17166,7 +17825,7 @@
       <w:spacing w:after="0" w:line="240" w:lineRule="auto"/>
     </w:pPr>
     <w:rPr>
-      <w:rFonts w:ascii="AppleGothic" w:hAnsi="AppleGothic" w:eastAsia="AppleGothic" w:cs="AppleGothic"/>
+      <w:rFonts w:ascii="Noto Sans CJK KR" w:hAnsi="Noto Sans CJK KR" w:eastAsia="Noto Sans CJK KR" w:cs="Noto Sans CJK KR"/>
     </w:rPr>
     <w:tblPr>
       <w:tblStyleRowBandSize w:val="1"/>
@@ -17310,7 +17969,7 @@
       <w:spacing w:after="0" w:line="240" w:lineRule="auto"/>
     </w:pPr>
     <w:rPr>
-      <w:rFonts w:ascii="AppleGothic" w:hAnsi="AppleGothic" w:eastAsia="AppleGothic" w:cs="AppleGothic"/>
+      <w:rFonts w:ascii="Noto Sans CJK KR" w:hAnsi="Noto Sans CJK KR" w:eastAsia="Noto Sans CJK KR" w:cs="Noto Sans CJK KR"/>
     </w:rPr>
     <w:tblPr>
       <w:tblStyleRowBandSize w:val="1"/>
@@ -17454,7 +18113,7 @@
       <w:spacing w:after="0" w:line="240" w:lineRule="auto"/>
     </w:pPr>
     <w:rPr>
-      <w:rFonts w:ascii="AppleGothic" w:hAnsi="AppleGothic" w:eastAsia="AppleGothic" w:cs="AppleGothic"/>
+      <w:rFonts w:ascii="Noto Sans CJK KR" w:hAnsi="Noto Sans CJK KR" w:eastAsia="Noto Sans CJK KR" w:cs="Noto Sans CJK KR"/>
     </w:rPr>
     <w:tblPr>
       <w:tblStyleRowBandSize w:val="1"/>
@@ -17598,7 +18257,7 @@
       <w:spacing w:after="0" w:line="240" w:lineRule="auto"/>
     </w:pPr>
     <w:rPr>
-      <w:rFonts w:ascii="AppleGothic" w:hAnsi="AppleGothic" w:eastAsia="AppleGothic" w:cs="AppleGothic"/>
+      <w:rFonts w:ascii="Noto Sans CJK KR" w:hAnsi="Noto Sans CJK KR" w:eastAsia="Noto Sans CJK KR" w:cs="Noto Sans CJK KR"/>
     </w:rPr>
     <w:tblPr>
       <w:tblStyleRowBandSize w:val="1"/>
@@ -17742,7 +18401,7 @@
       <w:spacing w:after="0" w:line="240" w:lineRule="auto"/>
     </w:pPr>
     <w:rPr>
-      <w:rFonts w:ascii="AppleGothic" w:hAnsi="AppleGothic" w:eastAsia="AppleGothic" w:cs="AppleGothic"/>
+      <w:rFonts w:ascii="Noto Sans CJK KR" w:hAnsi="Noto Sans CJK KR" w:eastAsia="Noto Sans CJK KR" w:cs="Noto Sans CJK KR"/>
       <w:color w:val="FFFFFF" w:themeColor="background1"/>
     </w:rPr>
     <w:tblPr>
@@ -17857,7 +18516,7 @@
       <w:spacing w:after="0" w:line="240" w:lineRule="auto"/>
     </w:pPr>
     <w:rPr>
-      <w:rFonts w:ascii="AppleGothic" w:hAnsi="AppleGothic" w:eastAsia="AppleGothic" w:cs="AppleGothic"/>
+      <w:rFonts w:ascii="Noto Sans CJK KR" w:hAnsi="Noto Sans CJK KR" w:eastAsia="Noto Sans CJK KR" w:cs="Noto Sans CJK KR"/>
       <w:color w:val="FFFFFF" w:themeColor="background1"/>
     </w:rPr>
     <w:tblPr>
@@ -17972,7 +18631,7 @@
       <w:spacing w:after="0" w:line="240" w:lineRule="auto"/>
     </w:pPr>
     <w:rPr>
-      <w:rFonts w:ascii="AppleGothic" w:hAnsi="AppleGothic" w:eastAsia="AppleGothic" w:cs="AppleGothic"/>
+      <w:rFonts w:ascii="Noto Sans CJK KR" w:hAnsi="Noto Sans CJK KR" w:eastAsia="Noto Sans CJK KR" w:cs="Noto Sans CJK KR"/>
       <w:color w:val="FFFFFF" w:themeColor="background1"/>
     </w:rPr>
     <w:tblPr>
@@ -18087,7 +18746,7 @@
       <w:spacing w:after="0" w:line="240" w:lineRule="auto"/>
     </w:pPr>
     <w:rPr>
-      <w:rFonts w:ascii="AppleGothic" w:hAnsi="AppleGothic" w:eastAsia="AppleGothic" w:cs="AppleGothic"/>
+      <w:rFonts w:ascii="Noto Sans CJK KR" w:hAnsi="Noto Sans CJK KR" w:eastAsia="Noto Sans CJK KR" w:cs="Noto Sans CJK KR"/>
       <w:color w:val="FFFFFF" w:themeColor="background1"/>
     </w:rPr>
     <w:tblPr>
@@ -18202,7 +18861,7 @@
       <w:spacing w:after="0" w:line="240" w:lineRule="auto"/>
     </w:pPr>
     <w:rPr>
-      <w:rFonts w:ascii="AppleGothic" w:hAnsi="AppleGothic" w:eastAsia="AppleGothic" w:cs="AppleGothic"/>
+      <w:rFonts w:ascii="Noto Sans CJK KR" w:hAnsi="Noto Sans CJK KR" w:eastAsia="Noto Sans CJK KR" w:cs="Noto Sans CJK KR"/>
       <w:color w:val="FFFFFF" w:themeColor="background1"/>
     </w:rPr>
     <w:tblPr>
@@ -18317,7 +18976,7 @@
       <w:spacing w:after="0" w:line="240" w:lineRule="auto"/>
     </w:pPr>
     <w:rPr>
-      <w:rFonts w:ascii="AppleGothic" w:hAnsi="AppleGothic" w:eastAsia="AppleGothic" w:cs="AppleGothic"/>
+      <w:rFonts w:ascii="Noto Sans CJK KR" w:hAnsi="Noto Sans CJK KR" w:eastAsia="Noto Sans CJK KR" w:cs="Noto Sans CJK KR"/>
       <w:color w:val="FFFFFF" w:themeColor="background1"/>
     </w:rPr>
     <w:tblPr>
@@ -18432,7 +19091,7 @@
       <w:spacing w:after="0" w:line="240" w:lineRule="auto"/>
     </w:pPr>
     <w:rPr>
-      <w:rFonts w:ascii="AppleGothic" w:hAnsi="AppleGothic" w:eastAsia="AppleGothic" w:cs="AppleGothic"/>
+      <w:rFonts w:ascii="Noto Sans CJK KR" w:hAnsi="Noto Sans CJK KR" w:eastAsia="Noto Sans CJK KR" w:cs="Noto Sans CJK KR"/>
       <w:color w:val="FFFFFF" w:themeColor="background1"/>
     </w:rPr>
     <w:tblPr>
@@ -18547,7 +19206,7 @@
       <w:spacing w:after="0" w:line="240" w:lineRule="auto"/>
     </w:pPr>
     <w:rPr>
-      <w:rFonts w:ascii="AppleGothic" w:hAnsi="AppleGothic" w:eastAsia="AppleGothic" w:cs="AppleGothic"/>
+      <w:rFonts w:ascii="Noto Sans CJK KR" w:hAnsi="Noto Sans CJK KR" w:eastAsia="Noto Sans CJK KR" w:cs="Noto Sans CJK KR"/>
       <w:color w:val="000000" w:themeColor="text1"/>
     </w:rPr>
     <w:tblPr>
@@ -18670,7 +19329,7 @@
       <w:spacing w:after="0" w:line="240" w:lineRule="auto"/>
     </w:pPr>
     <w:rPr>
-      <w:rFonts w:ascii="AppleGothic" w:hAnsi="AppleGothic" w:eastAsia="AppleGothic" w:cs="AppleGothic"/>
+      <w:rFonts w:ascii="Noto Sans CJK KR" w:hAnsi="Noto Sans CJK KR" w:eastAsia="Noto Sans CJK KR" w:cs="Noto Sans CJK KR"/>
       <w:color w:val="000000" w:themeColor="text1"/>
     </w:rPr>
     <w:tblPr>
@@ -18793,7 +19452,7 @@
       <w:spacing w:after="0" w:line="240" w:lineRule="auto"/>
     </w:pPr>
     <w:rPr>
-      <w:rFonts w:ascii="AppleGothic" w:hAnsi="AppleGothic" w:eastAsia="AppleGothic" w:cs="AppleGothic"/>
+      <w:rFonts w:ascii="Noto Sans CJK KR" w:hAnsi="Noto Sans CJK KR" w:eastAsia="Noto Sans CJK KR" w:cs="Noto Sans CJK KR"/>
       <w:color w:val="000000" w:themeColor="text1"/>
     </w:rPr>
     <w:tblPr>
@@ -18916,7 +19575,7 @@
       <w:spacing w:after="0" w:line="240" w:lineRule="auto"/>
     </w:pPr>
     <w:rPr>
-      <w:rFonts w:ascii="AppleGothic" w:hAnsi="AppleGothic" w:eastAsia="AppleGothic" w:cs="AppleGothic"/>
+      <w:rFonts w:ascii="Noto Sans CJK KR" w:hAnsi="Noto Sans CJK KR" w:eastAsia="Noto Sans CJK KR" w:cs="Noto Sans CJK KR"/>
       <w:color w:val="000000" w:themeColor="text1"/>
     </w:rPr>
     <w:tblPr>
@@ -19029,7 +19688,7 @@
       <w:spacing w:after="0" w:line="240" w:lineRule="auto"/>
     </w:pPr>
     <w:rPr>
-      <w:rFonts w:ascii="AppleGothic" w:hAnsi="AppleGothic" w:eastAsia="AppleGothic" w:cs="AppleGothic"/>
+      <w:rFonts w:ascii="Noto Sans CJK KR" w:hAnsi="Noto Sans CJK KR" w:eastAsia="Noto Sans CJK KR" w:cs="Noto Sans CJK KR"/>
       <w:color w:val="000000" w:themeColor="text1"/>
     </w:rPr>
     <w:tblPr>
@@ -19152,7 +19811,7 @@
       <w:spacing w:after="0" w:line="240" w:lineRule="auto"/>
     </w:pPr>
     <w:rPr>
-      <w:rFonts w:ascii="AppleGothic" w:hAnsi="AppleGothic" w:eastAsia="AppleGothic" w:cs="AppleGothic"/>
+      <w:rFonts w:ascii="Noto Sans CJK KR" w:hAnsi="Noto Sans CJK KR" w:eastAsia="Noto Sans CJK KR" w:cs="Noto Sans CJK KR"/>
       <w:color w:val="000000" w:themeColor="text1"/>
     </w:rPr>
     <w:tblPr>
@@ -19275,7 +19934,7 @@
       <w:spacing w:after="0" w:line="240" w:lineRule="auto"/>
     </w:pPr>
     <w:rPr>
-      <w:rFonts w:ascii="AppleGothic" w:hAnsi="AppleGothic" w:eastAsia="AppleGothic" w:cs="AppleGothic"/>
+      <w:rFonts w:ascii="Noto Sans CJK KR" w:hAnsi="Noto Sans CJK KR" w:eastAsia="Noto Sans CJK KR" w:cs="Noto Sans CJK KR"/>
       <w:color w:val="000000" w:themeColor="text1"/>
     </w:rPr>
     <w:tblPr>
@@ -19398,7 +20057,7 @@
       <w:spacing w:after="0" w:line="240" w:lineRule="auto"/>
     </w:pPr>
     <w:rPr>
-      <w:rFonts w:ascii="AppleGothic" w:hAnsi="AppleGothic" w:eastAsia="AppleGothic" w:cs="AppleGothic"/>
+      <w:rFonts w:ascii="Noto Sans CJK KR" w:hAnsi="Noto Sans CJK KR" w:eastAsia="Noto Sans CJK KR" w:cs="Noto Sans CJK KR"/>
       <w:color w:val="000000" w:themeColor="text1"/>
     </w:rPr>
     <w:tblPr>
@@ -19485,7 +20144,7 @@
       <w:spacing w:after="0" w:line="240" w:lineRule="auto"/>
     </w:pPr>
     <w:rPr>
-      <w:rFonts w:ascii="AppleGothic" w:hAnsi="AppleGothic" w:eastAsia="AppleGothic" w:cs="AppleGothic"/>
+      <w:rFonts w:ascii="Noto Sans CJK KR" w:hAnsi="Noto Sans CJK KR" w:eastAsia="Noto Sans CJK KR" w:cs="Noto Sans CJK KR"/>
       <w:color w:val="000000" w:themeColor="text1"/>
     </w:rPr>
     <w:tblPr>
@@ -19572,7 +20231,7 @@
       <w:spacing w:after="0" w:line="240" w:lineRule="auto"/>
     </w:pPr>
     <w:rPr>
-      <w:rFonts w:ascii="AppleGothic" w:hAnsi="AppleGothic" w:eastAsia="AppleGothic" w:cs="AppleGothic"/>
+      <w:rFonts w:ascii="Noto Sans CJK KR" w:hAnsi="Noto Sans CJK KR" w:eastAsia="Noto Sans CJK KR" w:cs="Noto Sans CJK KR"/>
       <w:color w:val="000000" w:themeColor="text1"/>
     </w:rPr>
     <w:tblPr>
@@ -19659,7 +20318,7 @@
       <w:spacing w:after="0" w:line="240" w:lineRule="auto"/>
     </w:pPr>
     <w:rPr>
-      <w:rFonts w:ascii="AppleGothic" w:hAnsi="AppleGothic" w:eastAsia="AppleGothic" w:cs="AppleGothic"/>
+      <w:rFonts w:ascii="Noto Sans CJK KR" w:hAnsi="Noto Sans CJK KR" w:eastAsia="Noto Sans CJK KR" w:cs="Noto Sans CJK KR"/>
       <w:color w:val="000000" w:themeColor="text1"/>
     </w:rPr>
     <w:tblPr>
@@ -19746,7 +20405,7 @@
       <w:spacing w:after="0" w:line="240" w:lineRule="auto"/>
     </w:pPr>
     <w:rPr>
-      <w:rFonts w:ascii="AppleGothic" w:hAnsi="AppleGothic" w:eastAsia="AppleGothic" w:cs="AppleGothic"/>
+      <w:rFonts w:ascii="Noto Sans CJK KR" w:hAnsi="Noto Sans CJK KR" w:eastAsia="Noto Sans CJK KR" w:cs="Noto Sans CJK KR"/>
       <w:color w:val="000000" w:themeColor="text1"/>
     </w:rPr>
     <w:tblPr>
@@ -19833,7 +20492,7 @@
       <w:spacing w:after="0" w:line="240" w:lineRule="auto"/>
     </w:pPr>
     <w:rPr>
-      <w:rFonts w:ascii="AppleGothic" w:hAnsi="AppleGothic" w:eastAsia="AppleGothic" w:cs="AppleGothic"/>
+      <w:rFonts w:ascii="Noto Sans CJK KR" w:hAnsi="Noto Sans CJK KR" w:eastAsia="Noto Sans CJK KR" w:cs="Noto Sans CJK KR"/>
       <w:color w:val="000000" w:themeColor="text1"/>
     </w:rPr>
     <w:tblPr>
@@ -19920,7 +20579,7 @@
       <w:spacing w:after="0" w:line="240" w:lineRule="auto"/>
     </w:pPr>
     <w:rPr>
-      <w:rFonts w:ascii="AppleGothic" w:hAnsi="AppleGothic" w:eastAsia="AppleGothic" w:cs="AppleGothic"/>
+      <w:rFonts w:ascii="Noto Sans CJK KR" w:hAnsi="Noto Sans CJK KR" w:eastAsia="Noto Sans CJK KR" w:cs="Noto Sans CJK KR"/>
       <w:color w:val="000000" w:themeColor="text1"/>
     </w:rPr>
     <w:tblPr>
@@ -20007,7 +20666,7 @@
       <w:spacing w:after="0" w:line="240" w:lineRule="auto"/>
     </w:pPr>
     <w:rPr>
-      <w:rFonts w:ascii="AppleGothic" w:hAnsi="AppleGothic" w:eastAsia="AppleGothic" w:cs="AppleGothic"/>
+      <w:rFonts w:ascii="Noto Sans CJK KR" w:hAnsi="Noto Sans CJK KR" w:eastAsia="Noto Sans CJK KR" w:cs="Noto Sans CJK KR"/>
       <w:color w:val="000000" w:themeColor="text1"/>
     </w:rPr>
     <w:tblPr>
@@ -20088,7 +20747,7 @@
       <w:spacing w:after="0" w:line="240" w:lineRule="auto"/>
     </w:pPr>
     <w:rPr>
-      <w:rFonts w:ascii="AppleGothic" w:hAnsi="AppleGothic" w:eastAsia="AppleGothic" w:cs="AppleGothic"/>
+      <w:rFonts w:ascii="Noto Sans CJK KR" w:hAnsi="Noto Sans CJK KR" w:eastAsia="Noto Sans CJK KR" w:cs="Noto Sans CJK KR"/>
       <w:color w:val="000000" w:themeColor="text1"/>
     </w:rPr>
     <w:tblPr>
@@ -20169,7 +20828,7 @@
       <w:spacing w:after="0" w:line="240" w:lineRule="auto"/>
     </w:pPr>
     <w:rPr>
-      <w:rFonts w:ascii="AppleGothic" w:hAnsi="AppleGothic" w:eastAsia="AppleGothic" w:cs="AppleGothic"/>
+      <w:rFonts w:ascii="Noto Sans CJK KR" w:hAnsi="Noto Sans CJK KR" w:eastAsia="Noto Sans CJK KR" w:cs="Noto Sans CJK KR"/>
       <w:color w:val="000000" w:themeColor="text1"/>
     </w:rPr>
     <w:tblPr>
@@ -20250,7 +20909,7 @@
       <w:spacing w:after="0" w:line="240" w:lineRule="auto"/>
     </w:pPr>
     <w:rPr>
-      <w:rFonts w:ascii="AppleGothic" w:hAnsi="AppleGothic" w:eastAsia="AppleGothic" w:cs="AppleGothic"/>
+      <w:rFonts w:ascii="Noto Sans CJK KR" w:hAnsi="Noto Sans CJK KR" w:eastAsia="Noto Sans CJK KR" w:cs="Noto Sans CJK KR"/>
       <w:color w:val="000000" w:themeColor="text1"/>
     </w:rPr>
     <w:tblPr>
@@ -20331,7 +20990,7 @@
       <w:spacing w:after="0" w:line="240" w:lineRule="auto"/>
     </w:pPr>
     <w:rPr>
-      <w:rFonts w:ascii="AppleGothic" w:hAnsi="AppleGothic" w:eastAsia="AppleGothic" w:cs="AppleGothic"/>
+      <w:rFonts w:ascii="Noto Sans CJK KR" w:hAnsi="Noto Sans CJK KR" w:eastAsia="Noto Sans CJK KR" w:cs="Noto Sans CJK KR"/>
       <w:color w:val="000000" w:themeColor="text1"/>
     </w:rPr>
     <w:tblPr>
@@ -20412,7 +21071,7 @@
       <w:spacing w:after="0" w:line="240" w:lineRule="auto"/>
     </w:pPr>
     <w:rPr>
-      <w:rFonts w:ascii="AppleGothic" w:hAnsi="AppleGothic" w:eastAsia="AppleGothic" w:cs="AppleGothic"/>
+      <w:rFonts w:ascii="Noto Sans CJK KR" w:hAnsi="Noto Sans CJK KR" w:eastAsia="Noto Sans CJK KR" w:cs="Noto Sans CJK KR"/>
       <w:color w:val="000000" w:themeColor="text1"/>
     </w:rPr>
     <w:tblPr>
@@ -20493,7 +21152,7 @@
       <w:spacing w:after="0" w:line="240" w:lineRule="auto"/>
     </w:pPr>
     <w:rPr>
-      <w:rFonts w:ascii="AppleGothic" w:hAnsi="AppleGothic" w:eastAsia="AppleGothic" w:cs="AppleGothic"/>
+      <w:rFonts w:ascii="Noto Sans CJK KR" w:hAnsi="Noto Sans CJK KR" w:eastAsia="Noto Sans CJK KR" w:cs="Noto Sans CJK KR"/>
       <w:color w:val="000000" w:themeColor="text1"/>
     </w:rPr>
     <w:tblPr>
